--- a/2025 게임 개발 계획서v0.1.docx
+++ b/2025 게임 개발 계획서v0.1.docx
@@ -5716,11 +5716,11 @@
         <w:gridCol w:w="621"/>
         <w:gridCol w:w="2721"/>
         <w:gridCol w:w="930"/>
-        <w:gridCol w:w="933"/>
+        <w:gridCol w:w="934"/>
         <w:gridCol w:w="930"/>
         <w:gridCol w:w="930"/>
         <w:gridCol w:w="929"/>
-        <w:gridCol w:w="2204"/>
+        <w:gridCol w:w="2203"/>
       </w:tblGrid>
       <w:tr>
         <w:trPr/>
@@ -5813,7 +5813,7 @@
         </w:tc>
         <w:tc>
           <w:tcPr>
-            <w:tcW w:w="933" w:type="dxa"/>
+            <w:tcW w:w="934" w:type="dxa"/>
             <w:tcBorders>
               <w:top w:val="single" w:sz="4" w:space="0" w:color="000000"/>
               <w:left w:val="single" w:sz="4" w:space="0" w:color="000000"/>
@@ -5929,7 +5929,7 @@
         </w:tc>
         <w:tc>
           <w:tcPr>
-            <w:tcW w:w="2204" w:type="dxa"/>
+            <w:tcW w:w="2203" w:type="dxa"/>
             <w:tcBorders>
               <w:top w:val="single" w:sz="4" w:space="0" w:color="000000"/>
               <w:left w:val="single" w:sz="4" w:space="0" w:color="000000"/>
@@ -6065,7 +6065,7 @@
         </w:tc>
         <w:tc>
           <w:tcPr>
-            <w:tcW w:w="933" w:type="dxa"/>
+            <w:tcW w:w="934" w:type="dxa"/>
             <w:tcBorders>
               <w:left w:val="single" w:sz="4" w:space="0" w:color="000000"/>
               <w:bottom w:val="single" w:sz="4" w:space="0" w:color="000000"/>
@@ -6366,7 +6366,7 @@
         </w:tc>
         <w:tc>
           <w:tcPr>
-            <w:tcW w:w="2204" w:type="dxa"/>
+            <w:tcW w:w="2203" w:type="dxa"/>
             <w:tcBorders>
               <w:left w:val="single" w:sz="4" w:space="0" w:color="000000"/>
               <w:bottom w:val="single" w:sz="4" w:space="0" w:color="000000"/>
@@ -7935,10 +7935,10 @@
         <w:gridCol w:w="2721"/>
         <w:gridCol w:w="931"/>
         <w:gridCol w:w="934"/>
-        <w:gridCol w:w="923"/>
+        <w:gridCol w:w="924"/>
         <w:gridCol w:w="931"/>
         <w:gridCol w:w="933"/>
-        <w:gridCol w:w="2438"/>
+        <w:gridCol w:w="2437"/>
       </w:tblGrid>
       <w:tr>
         <w:trPr/>
@@ -8060,7 +8060,7 @@
         </w:tc>
         <w:tc>
           <w:tcPr>
-            <w:tcW w:w="923" w:type="dxa"/>
+            <w:tcW w:w="924" w:type="dxa"/>
             <w:tcBorders>
               <w:top w:val="single" w:sz="4" w:space="0" w:color="000000"/>
               <w:left w:val="single" w:sz="4" w:space="0" w:color="000000"/>
@@ -8147,7 +8147,7 @@
         </w:tc>
         <w:tc>
           <w:tcPr>
-            <w:tcW w:w="2438" w:type="dxa"/>
+            <w:tcW w:w="2437" w:type="dxa"/>
             <w:tcBorders>
               <w:top w:val="single" w:sz="4" w:space="0" w:color="000000"/>
               <w:left w:val="single" w:sz="4" w:space="0" w:color="000000"/>
@@ -8292,7 +8292,7 @@
         </w:tc>
         <w:tc>
           <w:tcPr>
-            <w:tcW w:w="923" w:type="dxa"/>
+            <w:tcW w:w="924" w:type="dxa"/>
             <w:tcBorders>
               <w:left w:val="single" w:sz="4" w:space="0" w:color="000000"/>
               <w:bottom w:val="single" w:sz="4" w:space="0" w:color="000000"/>
@@ -8376,7 +8376,7 @@
         </w:tc>
         <w:tc>
           <w:tcPr>
-            <w:tcW w:w="2438" w:type="dxa"/>
+            <w:tcW w:w="2437" w:type="dxa"/>
             <w:tcBorders>
               <w:left w:val="single" w:sz="4" w:space="0" w:color="000000"/>
               <w:bottom w:val="single" w:sz="4" w:space="0" w:color="000000"/>
@@ -8520,7 +8520,7 @@
         </w:tc>
         <w:tc>
           <w:tcPr>
-            <w:tcW w:w="923" w:type="dxa"/>
+            <w:tcW w:w="924" w:type="dxa"/>
             <w:tcBorders>
               <w:left w:val="single" w:sz="4" w:space="0" w:color="000000"/>
               <w:bottom w:val="single" w:sz="4" w:space="0" w:color="000000"/>
@@ -8604,7 +8604,7 @@
         </w:tc>
         <w:tc>
           <w:tcPr>
-            <w:tcW w:w="2438" w:type="dxa"/>
+            <w:tcW w:w="2437" w:type="dxa"/>
             <w:tcBorders>
               <w:left w:val="single" w:sz="4" w:space="0" w:color="000000"/>
               <w:bottom w:val="single" w:sz="4" w:space="0" w:color="000000"/>
@@ -8748,7 +8748,7 @@
         </w:tc>
         <w:tc>
           <w:tcPr>
-            <w:tcW w:w="923" w:type="dxa"/>
+            <w:tcW w:w="924" w:type="dxa"/>
             <w:tcBorders>
               <w:left w:val="single" w:sz="4" w:space="0" w:color="000000"/>
               <w:bottom w:val="single" w:sz="4" w:space="0" w:color="000000"/>
@@ -8832,7 +8832,7 @@
         </w:tc>
         <w:tc>
           <w:tcPr>
-            <w:tcW w:w="2438" w:type="dxa"/>
+            <w:tcW w:w="2437" w:type="dxa"/>
             <w:tcBorders>
               <w:left w:val="single" w:sz="4" w:space="0" w:color="000000"/>
               <w:bottom w:val="single" w:sz="4" w:space="0" w:color="000000"/>
@@ -8976,7 +8976,7 @@
         </w:tc>
         <w:tc>
           <w:tcPr>
-            <w:tcW w:w="923" w:type="dxa"/>
+            <w:tcW w:w="924" w:type="dxa"/>
             <w:tcBorders>
               <w:left w:val="single" w:sz="4" w:space="0" w:color="000000"/>
               <w:bottom w:val="single" w:sz="4" w:space="0" w:color="000000"/>
@@ -9060,7 +9060,7 @@
         </w:tc>
         <w:tc>
           <w:tcPr>
-            <w:tcW w:w="2438" w:type="dxa"/>
+            <w:tcW w:w="2437" w:type="dxa"/>
             <w:tcBorders>
               <w:left w:val="single" w:sz="4" w:space="0" w:color="000000"/>
               <w:bottom w:val="single" w:sz="4" w:space="0" w:color="000000"/>
@@ -9203,7 +9203,7 @@
         </w:tc>
         <w:tc>
           <w:tcPr>
-            <w:tcW w:w="923" w:type="dxa"/>
+            <w:tcW w:w="924" w:type="dxa"/>
             <w:tcBorders>
               <w:left w:val="single" w:sz="4" w:space="0" w:color="000000"/>
               <w:bottom w:val="single" w:sz="4" w:space="0" w:color="000000"/>
@@ -9287,7 +9287,7 @@
         </w:tc>
         <w:tc>
           <w:tcPr>
-            <w:tcW w:w="2438" w:type="dxa"/>
+            <w:tcW w:w="2437" w:type="dxa"/>
             <w:tcBorders>
               <w:left w:val="single" w:sz="4" w:space="0" w:color="000000"/>
               <w:bottom w:val="single" w:sz="4" w:space="0" w:color="000000"/>
@@ -9431,7 +9431,7 @@
         </w:tc>
         <w:tc>
           <w:tcPr>
-            <w:tcW w:w="923" w:type="dxa"/>
+            <w:tcW w:w="924" w:type="dxa"/>
             <w:tcBorders>
               <w:left w:val="single" w:sz="4" w:space="0" w:color="000000"/>
               <w:bottom w:val="single" w:sz="4" w:space="0" w:color="000000"/>
@@ -9515,7 +9515,7 @@
         </w:tc>
         <w:tc>
           <w:tcPr>
-            <w:tcW w:w="2438" w:type="dxa"/>
+            <w:tcW w:w="2437" w:type="dxa"/>
             <w:tcBorders>
               <w:left w:val="single" w:sz="4" w:space="0" w:color="000000"/>
               <w:bottom w:val="single" w:sz="4" w:space="0" w:color="000000"/>
@@ -9659,7 +9659,7 @@
         </w:tc>
         <w:tc>
           <w:tcPr>
-            <w:tcW w:w="923" w:type="dxa"/>
+            <w:tcW w:w="924" w:type="dxa"/>
             <w:tcBorders>
               <w:left w:val="single" w:sz="4" w:space="0" w:color="000000"/>
               <w:bottom w:val="single" w:sz="4" w:space="0" w:color="000000"/>
@@ -9743,7 +9743,7 @@
         </w:tc>
         <w:tc>
           <w:tcPr>
-            <w:tcW w:w="2438" w:type="dxa"/>
+            <w:tcW w:w="2437" w:type="dxa"/>
             <w:tcBorders>
               <w:left w:val="single" w:sz="4" w:space="0" w:color="000000"/>
               <w:bottom w:val="single" w:sz="4" w:space="0" w:color="000000"/>
@@ -9887,7 +9887,7 @@
         </w:tc>
         <w:tc>
           <w:tcPr>
-            <w:tcW w:w="923" w:type="dxa"/>
+            <w:tcW w:w="924" w:type="dxa"/>
             <w:tcBorders>
               <w:left w:val="single" w:sz="4" w:space="0" w:color="000000"/>
               <w:bottom w:val="single" w:sz="4" w:space="0" w:color="000000"/>
@@ -9971,7 +9971,7 @@
         </w:tc>
         <w:tc>
           <w:tcPr>
-            <w:tcW w:w="2438" w:type="dxa"/>
+            <w:tcW w:w="2437" w:type="dxa"/>
             <w:tcBorders>
               <w:left w:val="single" w:sz="4" w:space="0" w:color="000000"/>
               <w:bottom w:val="single" w:sz="4" w:space="0" w:color="000000"/>
@@ -10115,7 +10115,7 @@
         </w:tc>
         <w:tc>
           <w:tcPr>
-            <w:tcW w:w="923" w:type="dxa"/>
+            <w:tcW w:w="924" w:type="dxa"/>
             <w:tcBorders>
               <w:left w:val="single" w:sz="4" w:space="0" w:color="000000"/>
               <w:bottom w:val="single" w:sz="4" w:space="0" w:color="000000"/>
@@ -10199,7 +10199,7 @@
         </w:tc>
         <w:tc>
           <w:tcPr>
-            <w:tcW w:w="2438" w:type="dxa"/>
+            <w:tcW w:w="2437" w:type="dxa"/>
             <w:tcBorders>
               <w:left w:val="single" w:sz="4" w:space="0" w:color="000000"/>
               <w:bottom w:val="single" w:sz="4" w:space="0" w:color="000000"/>
@@ -10352,7 +10352,7 @@
         </w:tc>
         <w:tc>
           <w:tcPr>
-            <w:tcW w:w="923" w:type="dxa"/>
+            <w:tcW w:w="924" w:type="dxa"/>
             <w:tcBorders>
               <w:left w:val="single" w:sz="4" w:space="0" w:color="000000"/>
               <w:bottom w:val="single" w:sz="4" w:space="0" w:color="000000"/>
@@ -10436,7 +10436,7 @@
         </w:tc>
         <w:tc>
           <w:tcPr>
-            <w:tcW w:w="2438" w:type="dxa"/>
+            <w:tcW w:w="2437" w:type="dxa"/>
             <w:tcBorders>
               <w:left w:val="single" w:sz="4" w:space="0" w:color="000000"/>
               <w:bottom w:val="single" w:sz="4" w:space="0" w:color="000000"/>
@@ -10589,7 +10589,7 @@
         </w:tc>
         <w:tc>
           <w:tcPr>
-            <w:tcW w:w="923" w:type="dxa"/>
+            <w:tcW w:w="924" w:type="dxa"/>
             <w:tcBorders>
               <w:left w:val="single" w:sz="4" w:space="0" w:color="000000"/>
               <w:bottom w:val="single" w:sz="4" w:space="0" w:color="000000"/>
@@ -10673,7 +10673,7 @@
         </w:tc>
         <w:tc>
           <w:tcPr>
-            <w:tcW w:w="2438" w:type="dxa"/>
+            <w:tcW w:w="2437" w:type="dxa"/>
             <w:tcBorders>
               <w:left w:val="single" w:sz="4" w:space="0" w:color="000000"/>
               <w:bottom w:val="single" w:sz="4" w:space="0" w:color="000000"/>
@@ -10826,7 +10826,7 @@
         </w:tc>
         <w:tc>
           <w:tcPr>
-            <w:tcW w:w="923" w:type="dxa"/>
+            <w:tcW w:w="924" w:type="dxa"/>
             <w:tcBorders>
               <w:left w:val="single" w:sz="4" w:space="0" w:color="000000"/>
               <w:bottom w:val="single" w:sz="4" w:space="0" w:color="000000"/>
@@ -10910,7 +10910,7 @@
         </w:tc>
         <w:tc>
           <w:tcPr>
-            <w:tcW w:w="2438" w:type="dxa"/>
+            <w:tcW w:w="2437" w:type="dxa"/>
             <w:tcBorders>
               <w:left w:val="single" w:sz="4" w:space="0" w:color="000000"/>
               <w:bottom w:val="single" w:sz="4" w:space="0" w:color="000000"/>
@@ -11285,10 +11285,10 @@
         <w:gridCol w:w="2721"/>
         <w:gridCol w:w="931"/>
         <w:gridCol w:w="934"/>
-        <w:gridCol w:w="923"/>
+        <w:gridCol w:w="924"/>
         <w:gridCol w:w="931"/>
         <w:gridCol w:w="933"/>
-        <w:gridCol w:w="2438"/>
+        <w:gridCol w:w="2437"/>
       </w:tblGrid>
       <w:tr>
         <w:trPr/>
@@ -11410,7 +11410,7 @@
         </w:tc>
         <w:tc>
           <w:tcPr>
-            <w:tcW w:w="923" w:type="dxa"/>
+            <w:tcW w:w="924" w:type="dxa"/>
             <w:tcBorders>
               <w:top w:val="single" w:sz="4" w:space="0" w:color="000000"/>
               <w:left w:val="single" w:sz="4" w:space="0" w:color="000000"/>
@@ -11497,7 +11497,7 @@
         </w:tc>
         <w:tc>
           <w:tcPr>
-            <w:tcW w:w="2438" w:type="dxa"/>
+            <w:tcW w:w="2437" w:type="dxa"/>
             <w:tcBorders>
               <w:top w:val="single" w:sz="4" w:space="0" w:color="000000"/>
               <w:left w:val="single" w:sz="4" w:space="0" w:color="000000"/>
@@ -11642,7 +11642,7 @@
         </w:tc>
         <w:tc>
           <w:tcPr>
-            <w:tcW w:w="923" w:type="dxa"/>
+            <w:tcW w:w="924" w:type="dxa"/>
             <w:tcBorders>
               <w:left w:val="single" w:sz="4" w:space="0" w:color="000000"/>
               <w:bottom w:val="single" w:sz="4" w:space="0" w:color="000000"/>
@@ -11726,7 +11726,7 @@
         </w:tc>
         <w:tc>
           <w:tcPr>
-            <w:tcW w:w="2438" w:type="dxa"/>
+            <w:tcW w:w="2437" w:type="dxa"/>
             <w:tcBorders>
               <w:left w:val="single" w:sz="4" w:space="0" w:color="000000"/>
               <w:bottom w:val="single" w:sz="4" w:space="0" w:color="000000"/>
@@ -11870,7 +11870,7 @@
         </w:tc>
         <w:tc>
           <w:tcPr>
-            <w:tcW w:w="923" w:type="dxa"/>
+            <w:tcW w:w="924" w:type="dxa"/>
             <w:tcBorders>
               <w:left w:val="single" w:sz="4" w:space="0" w:color="000000"/>
               <w:bottom w:val="single" w:sz="4" w:space="0" w:color="000000"/>
@@ -11954,7 +11954,7 @@
         </w:tc>
         <w:tc>
           <w:tcPr>
-            <w:tcW w:w="2438" w:type="dxa"/>
+            <w:tcW w:w="2437" w:type="dxa"/>
             <w:tcBorders>
               <w:left w:val="single" w:sz="4" w:space="0" w:color="000000"/>
               <w:bottom w:val="single" w:sz="4" w:space="0" w:color="000000"/>
@@ -12098,7 +12098,7 @@
         </w:tc>
         <w:tc>
           <w:tcPr>
-            <w:tcW w:w="923" w:type="dxa"/>
+            <w:tcW w:w="924" w:type="dxa"/>
             <w:tcBorders>
               <w:left w:val="single" w:sz="4" w:space="0" w:color="000000"/>
               <w:bottom w:val="single" w:sz="4" w:space="0" w:color="000000"/>
@@ -12182,7 +12182,7 @@
         </w:tc>
         <w:tc>
           <w:tcPr>
-            <w:tcW w:w="2438" w:type="dxa"/>
+            <w:tcW w:w="2437" w:type="dxa"/>
             <w:tcBorders>
               <w:left w:val="single" w:sz="4" w:space="0" w:color="000000"/>
               <w:bottom w:val="single" w:sz="4" w:space="0" w:color="000000"/>
@@ -12326,7 +12326,7 @@
         </w:tc>
         <w:tc>
           <w:tcPr>
-            <w:tcW w:w="923" w:type="dxa"/>
+            <w:tcW w:w="924" w:type="dxa"/>
             <w:tcBorders>
               <w:left w:val="single" w:sz="4" w:space="0" w:color="000000"/>
               <w:bottom w:val="single" w:sz="4" w:space="0" w:color="000000"/>
@@ -12410,7 +12410,7 @@
         </w:tc>
         <w:tc>
           <w:tcPr>
-            <w:tcW w:w="2438" w:type="dxa"/>
+            <w:tcW w:w="2437" w:type="dxa"/>
             <w:tcBorders>
               <w:left w:val="single" w:sz="4" w:space="0" w:color="000000"/>
               <w:bottom w:val="single" w:sz="4" w:space="0" w:color="000000"/>
@@ -12554,7 +12554,7 @@
         </w:tc>
         <w:tc>
           <w:tcPr>
-            <w:tcW w:w="923" w:type="dxa"/>
+            <w:tcW w:w="924" w:type="dxa"/>
             <w:tcBorders>
               <w:left w:val="single" w:sz="4" w:space="0" w:color="000000"/>
               <w:bottom w:val="single" w:sz="4" w:space="0" w:color="000000"/>
@@ -12638,7 +12638,7 @@
         </w:tc>
         <w:tc>
           <w:tcPr>
-            <w:tcW w:w="2438" w:type="dxa"/>
+            <w:tcW w:w="2437" w:type="dxa"/>
             <w:tcBorders>
               <w:left w:val="single" w:sz="4" w:space="0" w:color="000000"/>
               <w:bottom w:val="single" w:sz="4" w:space="0" w:color="000000"/>
@@ -12789,7 +12789,7 @@
         </w:tc>
         <w:tc>
           <w:tcPr>
-            <w:tcW w:w="923" w:type="dxa"/>
+            <w:tcW w:w="924" w:type="dxa"/>
             <w:tcBorders>
               <w:left w:val="single" w:sz="4" w:space="0" w:color="000000"/>
               <w:bottom w:val="single" w:sz="4" w:space="0" w:color="000000"/>
@@ -12873,7 +12873,7 @@
         </w:tc>
         <w:tc>
           <w:tcPr>
-            <w:tcW w:w="2438" w:type="dxa"/>
+            <w:tcW w:w="2437" w:type="dxa"/>
             <w:tcBorders>
               <w:left w:val="single" w:sz="4" w:space="0" w:color="000000"/>
               <w:bottom w:val="single" w:sz="4" w:space="0" w:color="000000"/>
@@ -13017,7 +13017,7 @@
         </w:tc>
         <w:tc>
           <w:tcPr>
-            <w:tcW w:w="923" w:type="dxa"/>
+            <w:tcW w:w="924" w:type="dxa"/>
             <w:tcBorders>
               <w:left w:val="single" w:sz="4" w:space="0" w:color="000000"/>
               <w:bottom w:val="single" w:sz="4" w:space="0" w:color="000000"/>
@@ -13101,7 +13101,7 @@
         </w:tc>
         <w:tc>
           <w:tcPr>
-            <w:tcW w:w="2438" w:type="dxa"/>
+            <w:tcW w:w="2437" w:type="dxa"/>
             <w:tcBorders>
               <w:left w:val="single" w:sz="4" w:space="0" w:color="000000"/>
               <w:bottom w:val="single" w:sz="4" w:space="0" w:color="000000"/>
@@ -13245,7 +13245,7 @@
         </w:tc>
         <w:tc>
           <w:tcPr>
-            <w:tcW w:w="923" w:type="dxa"/>
+            <w:tcW w:w="924" w:type="dxa"/>
             <w:tcBorders>
               <w:left w:val="single" w:sz="4" w:space="0" w:color="000000"/>
               <w:bottom w:val="single" w:sz="4" w:space="0" w:color="000000"/>
@@ -13329,7 +13329,7 @@
         </w:tc>
         <w:tc>
           <w:tcPr>
-            <w:tcW w:w="2438" w:type="dxa"/>
+            <w:tcW w:w="2437" w:type="dxa"/>
             <w:tcBorders>
               <w:left w:val="single" w:sz="4" w:space="0" w:color="000000"/>
               <w:bottom w:val="single" w:sz="4" w:space="0" w:color="000000"/>
@@ -13480,7 +13480,7 @@
         </w:tc>
         <w:tc>
           <w:tcPr>
-            <w:tcW w:w="923" w:type="dxa"/>
+            <w:tcW w:w="924" w:type="dxa"/>
             <w:tcBorders>
               <w:left w:val="single" w:sz="4" w:space="0" w:color="000000"/>
               <w:bottom w:val="single" w:sz="4" w:space="0" w:color="000000"/>
@@ -13564,7 +13564,7 @@
         </w:tc>
         <w:tc>
           <w:tcPr>
-            <w:tcW w:w="2438" w:type="dxa"/>
+            <w:tcW w:w="2437" w:type="dxa"/>
             <w:tcBorders>
               <w:left w:val="single" w:sz="4" w:space="0" w:color="000000"/>
               <w:bottom w:val="single" w:sz="4" w:space="0" w:color="000000"/>
@@ -13715,7 +13715,7 @@
         </w:tc>
         <w:tc>
           <w:tcPr>
-            <w:tcW w:w="923" w:type="dxa"/>
+            <w:tcW w:w="924" w:type="dxa"/>
             <w:tcBorders>
               <w:left w:val="single" w:sz="4" w:space="0" w:color="000000"/>
               <w:bottom w:val="single" w:sz="4" w:space="0" w:color="000000"/>
@@ -13799,7 +13799,7 @@
         </w:tc>
         <w:tc>
           <w:tcPr>
-            <w:tcW w:w="2438" w:type="dxa"/>
+            <w:tcW w:w="2437" w:type="dxa"/>
             <w:tcBorders>
               <w:left w:val="single" w:sz="4" w:space="0" w:color="000000"/>
               <w:bottom w:val="single" w:sz="4" w:space="0" w:color="000000"/>
@@ -13950,7 +13950,7 @@
         </w:tc>
         <w:tc>
           <w:tcPr>
-            <w:tcW w:w="923" w:type="dxa"/>
+            <w:tcW w:w="924" w:type="dxa"/>
             <w:tcBorders>
               <w:left w:val="single" w:sz="4" w:space="0" w:color="000000"/>
               <w:bottom w:val="single" w:sz="4" w:space="0" w:color="000000"/>
@@ -14034,7 +14034,7 @@
         </w:tc>
         <w:tc>
           <w:tcPr>
-            <w:tcW w:w="2438" w:type="dxa"/>
+            <w:tcW w:w="2437" w:type="dxa"/>
             <w:tcBorders>
               <w:left w:val="single" w:sz="4" w:space="0" w:color="000000"/>
               <w:bottom w:val="single" w:sz="4" w:space="0" w:color="000000"/>
@@ -14185,7 +14185,7 @@
         </w:tc>
         <w:tc>
           <w:tcPr>
-            <w:tcW w:w="923" w:type="dxa"/>
+            <w:tcW w:w="924" w:type="dxa"/>
             <w:tcBorders>
               <w:left w:val="single" w:sz="4" w:space="0" w:color="000000"/>
               <w:bottom w:val="single" w:sz="4" w:space="0" w:color="000000"/>
@@ -14269,7 +14269,7 @@
         </w:tc>
         <w:tc>
           <w:tcPr>
-            <w:tcW w:w="2438" w:type="dxa"/>
+            <w:tcW w:w="2437" w:type="dxa"/>
             <w:tcBorders>
               <w:left w:val="single" w:sz="4" w:space="0" w:color="000000"/>
               <w:bottom w:val="single" w:sz="4" w:space="0" w:color="000000"/>
@@ -15007,10 +15007,10 @@
         <w:gridCol w:w="2721"/>
         <w:gridCol w:w="931"/>
         <w:gridCol w:w="934"/>
-        <w:gridCol w:w="923"/>
+        <w:gridCol w:w="924"/>
         <w:gridCol w:w="931"/>
         <w:gridCol w:w="933"/>
-        <w:gridCol w:w="2438"/>
+        <w:gridCol w:w="2437"/>
       </w:tblGrid>
       <w:tr>
         <w:trPr/>
@@ -15128,7 +15128,7 @@
         </w:tc>
         <w:tc>
           <w:tcPr>
-            <w:tcW w:w="923" w:type="dxa"/>
+            <w:tcW w:w="924" w:type="dxa"/>
             <w:tcBorders>
               <w:top w:val="single" w:sz="4" w:space="0" w:color="000000"/>
               <w:left w:val="single" w:sz="4" w:space="0" w:color="000000"/>
@@ -15211,7 +15211,7 @@
         </w:tc>
         <w:tc>
           <w:tcPr>
-            <w:tcW w:w="2438" w:type="dxa"/>
+            <w:tcW w:w="2437" w:type="dxa"/>
             <w:tcBorders>
               <w:top w:val="single" w:sz="4" w:space="0" w:color="000000"/>
               <w:left w:val="single" w:sz="4" w:space="0" w:color="000000"/>
@@ -15351,7 +15351,7 @@
         </w:tc>
         <w:tc>
           <w:tcPr>
-            <w:tcW w:w="923" w:type="dxa"/>
+            <w:tcW w:w="924" w:type="dxa"/>
             <w:tcBorders>
               <w:left w:val="single" w:sz="4" w:space="0" w:color="000000"/>
             </w:tcBorders>
@@ -15431,7 +15431,7 @@
         </w:tc>
         <w:tc>
           <w:tcPr>
-            <w:tcW w:w="2438" w:type="dxa"/>
+            <w:tcW w:w="2437" w:type="dxa"/>
             <w:tcBorders>
               <w:left w:val="single" w:sz="4" w:space="0" w:color="000000"/>
               <w:right w:val="single" w:sz="4" w:space="0" w:color="000000"/>
@@ -15569,7 +15569,7 @@
         </w:tc>
         <w:tc>
           <w:tcPr>
-            <w:tcW w:w="923" w:type="dxa"/>
+            <w:tcW w:w="924" w:type="dxa"/>
             <w:tcBorders>
               <w:left w:val="single" w:sz="4" w:space="0" w:color="000000"/>
             </w:tcBorders>
@@ -15649,7 +15649,7 @@
         </w:tc>
         <w:tc>
           <w:tcPr>
-            <w:tcW w:w="2438" w:type="dxa"/>
+            <w:tcW w:w="2437" w:type="dxa"/>
             <w:tcBorders>
               <w:left w:val="single" w:sz="4" w:space="0" w:color="000000"/>
               <w:right w:val="single" w:sz="4" w:space="0" w:color="000000"/>
@@ -15787,7 +15787,7 @@
         </w:tc>
         <w:tc>
           <w:tcPr>
-            <w:tcW w:w="923" w:type="dxa"/>
+            <w:tcW w:w="924" w:type="dxa"/>
             <w:tcBorders>
               <w:left w:val="single" w:sz="4" w:space="0" w:color="000000"/>
             </w:tcBorders>
@@ -15867,7 +15867,7 @@
         </w:tc>
         <w:tc>
           <w:tcPr>
-            <w:tcW w:w="2438" w:type="dxa"/>
+            <w:tcW w:w="2437" w:type="dxa"/>
             <w:tcBorders>
               <w:left w:val="single" w:sz="4" w:space="0" w:color="000000"/>
               <w:right w:val="single" w:sz="4" w:space="0" w:color="000000"/>
@@ -16005,7 +16005,7 @@
         </w:tc>
         <w:tc>
           <w:tcPr>
-            <w:tcW w:w="923" w:type="dxa"/>
+            <w:tcW w:w="924" w:type="dxa"/>
             <w:tcBorders>
               <w:left w:val="single" w:sz="4" w:space="0" w:color="000000"/>
             </w:tcBorders>
@@ -16085,7 +16085,7 @@
         </w:tc>
         <w:tc>
           <w:tcPr>
-            <w:tcW w:w="2438" w:type="dxa"/>
+            <w:tcW w:w="2437" w:type="dxa"/>
             <w:tcBorders>
               <w:left w:val="single" w:sz="4" w:space="0" w:color="000000"/>
               <w:right w:val="single" w:sz="4" w:space="0" w:color="000000"/>
@@ -16224,7 +16224,7 @@
         </w:tc>
         <w:tc>
           <w:tcPr>
-            <w:tcW w:w="923" w:type="dxa"/>
+            <w:tcW w:w="924" w:type="dxa"/>
             <w:tcBorders>
               <w:left w:val="single" w:sz="4" w:space="0" w:color="000000"/>
             </w:tcBorders>
@@ -16304,7 +16304,7 @@
         </w:tc>
         <w:tc>
           <w:tcPr>
-            <w:tcW w:w="2438" w:type="dxa"/>
+            <w:tcW w:w="2437" w:type="dxa"/>
             <w:tcBorders>
               <w:left w:val="single" w:sz="4" w:space="0" w:color="000000"/>
               <w:right w:val="single" w:sz="4" w:space="0" w:color="000000"/>
@@ -16443,7 +16443,7 @@
         </w:tc>
         <w:tc>
           <w:tcPr>
-            <w:tcW w:w="923" w:type="dxa"/>
+            <w:tcW w:w="924" w:type="dxa"/>
             <w:tcBorders>
               <w:left w:val="single" w:sz="4" w:space="0" w:color="000000"/>
             </w:tcBorders>
@@ -16523,7 +16523,7 @@
         </w:tc>
         <w:tc>
           <w:tcPr>
-            <w:tcW w:w="2438" w:type="dxa"/>
+            <w:tcW w:w="2437" w:type="dxa"/>
             <w:tcBorders>
               <w:left w:val="single" w:sz="4" w:space="0" w:color="000000"/>
               <w:right w:val="single" w:sz="4" w:space="0" w:color="000000"/>
@@ -16662,7 +16662,7 @@
         </w:tc>
         <w:tc>
           <w:tcPr>
-            <w:tcW w:w="923" w:type="dxa"/>
+            <w:tcW w:w="924" w:type="dxa"/>
             <w:tcBorders>
               <w:left w:val="single" w:sz="4" w:space="0" w:color="000000"/>
             </w:tcBorders>
@@ -16742,7 +16742,7 @@
         </w:tc>
         <w:tc>
           <w:tcPr>
-            <w:tcW w:w="2438" w:type="dxa"/>
+            <w:tcW w:w="2437" w:type="dxa"/>
             <w:tcBorders>
               <w:left w:val="single" w:sz="4" w:space="0" w:color="000000"/>
               <w:right w:val="single" w:sz="4" w:space="0" w:color="000000"/>
@@ -16881,7 +16881,7 @@
         </w:tc>
         <w:tc>
           <w:tcPr>
-            <w:tcW w:w="923" w:type="dxa"/>
+            <w:tcW w:w="924" w:type="dxa"/>
             <w:tcBorders>
               <w:left w:val="single" w:sz="4" w:space="0" w:color="000000"/>
             </w:tcBorders>
@@ -16960,7 +16960,7 @@
         </w:tc>
         <w:tc>
           <w:tcPr>
-            <w:tcW w:w="2438" w:type="dxa"/>
+            <w:tcW w:w="2437" w:type="dxa"/>
             <w:tcBorders>
               <w:left w:val="single" w:sz="4" w:space="0" w:color="000000"/>
               <w:right w:val="single" w:sz="4" w:space="0" w:color="000000"/>
@@ -17098,7 +17098,7 @@
         </w:tc>
         <w:tc>
           <w:tcPr>
-            <w:tcW w:w="923" w:type="dxa"/>
+            <w:tcW w:w="924" w:type="dxa"/>
             <w:tcBorders>
               <w:left w:val="single" w:sz="4" w:space="0" w:color="000000"/>
             </w:tcBorders>
@@ -17177,7 +17177,7 @@
         </w:tc>
         <w:tc>
           <w:tcPr>
-            <w:tcW w:w="2438" w:type="dxa"/>
+            <w:tcW w:w="2437" w:type="dxa"/>
             <w:tcBorders>
               <w:left w:val="single" w:sz="4" w:space="0" w:color="000000"/>
               <w:right w:val="single" w:sz="4" w:space="0" w:color="000000"/>
@@ -17315,7 +17315,7 @@
         </w:tc>
         <w:tc>
           <w:tcPr>
-            <w:tcW w:w="923" w:type="dxa"/>
+            <w:tcW w:w="924" w:type="dxa"/>
             <w:tcBorders>
               <w:left w:val="single" w:sz="4" w:space="0" w:color="000000"/>
             </w:tcBorders>
@@ -17394,7 +17394,7 @@
         </w:tc>
         <w:tc>
           <w:tcPr>
-            <w:tcW w:w="2438" w:type="dxa"/>
+            <w:tcW w:w="2437" w:type="dxa"/>
             <w:tcBorders>
               <w:left w:val="single" w:sz="4" w:space="0" w:color="000000"/>
               <w:right w:val="single" w:sz="4" w:space="0" w:color="000000"/>
@@ -17536,7 +17536,7 @@
         </w:tc>
         <w:tc>
           <w:tcPr>
-            <w:tcW w:w="923" w:type="dxa"/>
+            <w:tcW w:w="924" w:type="dxa"/>
             <w:tcBorders>
               <w:left w:val="single" w:sz="4" w:space="0" w:color="000000"/>
               <w:bottom w:val="single" w:sz="4" w:space="0" w:color="000000"/>
@@ -17618,7 +17618,7 @@
         </w:tc>
         <w:tc>
           <w:tcPr>
-            <w:tcW w:w="2438" w:type="dxa"/>
+            <w:tcW w:w="2437" w:type="dxa"/>
             <w:tcBorders>
               <w:left w:val="single" w:sz="4" w:space="0" w:color="000000"/>
               <w:bottom w:val="single" w:sz="4" w:space="0" w:color="000000"/>
@@ -17952,10 +17952,10 @@
         <w:gridCol w:w="2721"/>
         <w:gridCol w:w="931"/>
         <w:gridCol w:w="934"/>
-        <w:gridCol w:w="923"/>
+        <w:gridCol w:w="924"/>
         <w:gridCol w:w="931"/>
         <w:gridCol w:w="933"/>
-        <w:gridCol w:w="2438"/>
+        <w:gridCol w:w="2437"/>
       </w:tblGrid>
       <w:tr>
         <w:trPr/>
@@ -18073,7 +18073,7 @@
         </w:tc>
         <w:tc>
           <w:tcPr>
-            <w:tcW w:w="923" w:type="dxa"/>
+            <w:tcW w:w="924" w:type="dxa"/>
             <w:tcBorders>
               <w:top w:val="single" w:sz="4" w:space="0" w:color="000000"/>
               <w:left w:val="single" w:sz="4" w:space="0" w:color="000000"/>
@@ -18155,7 +18155,7 @@
         </w:tc>
         <w:tc>
           <w:tcPr>
-            <w:tcW w:w="2438" w:type="dxa"/>
+            <w:tcW w:w="2437" w:type="dxa"/>
             <w:tcBorders>
               <w:top w:val="single" w:sz="4" w:space="0" w:color="000000"/>
               <w:left w:val="single" w:sz="4" w:space="0" w:color="000000"/>
@@ -18295,7 +18295,7 @@
         </w:tc>
         <w:tc>
           <w:tcPr>
-            <w:tcW w:w="923" w:type="dxa"/>
+            <w:tcW w:w="924" w:type="dxa"/>
             <w:tcBorders>
               <w:left w:val="single" w:sz="4" w:space="0" w:color="000000"/>
             </w:tcBorders>
@@ -18374,7 +18374,7 @@
         </w:tc>
         <w:tc>
           <w:tcPr>
-            <w:tcW w:w="2438" w:type="dxa"/>
+            <w:tcW w:w="2437" w:type="dxa"/>
             <w:tcBorders>
               <w:left w:val="single" w:sz="4" w:space="0" w:color="000000"/>
               <w:right w:val="single" w:sz="4" w:space="0" w:color="000000"/>
@@ -18512,7 +18512,7 @@
         </w:tc>
         <w:tc>
           <w:tcPr>
-            <w:tcW w:w="923" w:type="dxa"/>
+            <w:tcW w:w="924" w:type="dxa"/>
             <w:tcBorders>
               <w:left w:val="single" w:sz="4" w:space="0" w:color="000000"/>
             </w:tcBorders>
@@ -18591,7 +18591,7 @@
         </w:tc>
         <w:tc>
           <w:tcPr>
-            <w:tcW w:w="2438" w:type="dxa"/>
+            <w:tcW w:w="2437" w:type="dxa"/>
             <w:tcBorders>
               <w:left w:val="single" w:sz="4" w:space="0" w:color="000000"/>
               <w:right w:val="single" w:sz="4" w:space="0" w:color="000000"/>
@@ -18755,7 +18755,7 @@
         </w:tc>
         <w:tc>
           <w:tcPr>
-            <w:tcW w:w="923" w:type="dxa"/>
+            <w:tcW w:w="924" w:type="dxa"/>
             <w:tcBorders>
               <w:left w:val="single" w:sz="4" w:space="0" w:color="000000"/>
             </w:tcBorders>
@@ -18834,7 +18834,7 @@
         </w:tc>
         <w:tc>
           <w:tcPr>
-            <w:tcW w:w="2438" w:type="dxa"/>
+            <w:tcW w:w="2437" w:type="dxa"/>
             <w:tcBorders>
               <w:left w:val="single" w:sz="4" w:space="0" w:color="000000"/>
               <w:right w:val="single" w:sz="4" w:space="0" w:color="000000"/>
@@ -18972,7 +18972,7 @@
         </w:tc>
         <w:tc>
           <w:tcPr>
-            <w:tcW w:w="923" w:type="dxa"/>
+            <w:tcW w:w="924" w:type="dxa"/>
             <w:tcBorders>
               <w:left w:val="single" w:sz="4" w:space="0" w:color="000000"/>
             </w:tcBorders>
@@ -19051,7 +19051,7 @@
         </w:tc>
         <w:tc>
           <w:tcPr>
-            <w:tcW w:w="2438" w:type="dxa"/>
+            <w:tcW w:w="2437" w:type="dxa"/>
             <w:tcBorders>
               <w:left w:val="single" w:sz="4" w:space="0" w:color="000000"/>
               <w:right w:val="single" w:sz="4" w:space="0" w:color="000000"/>
@@ -19227,7 +19227,7 @@
         </w:tc>
         <w:tc>
           <w:tcPr>
-            <w:tcW w:w="923" w:type="dxa"/>
+            <w:tcW w:w="924" w:type="dxa"/>
             <w:tcBorders>
               <w:left w:val="single" w:sz="4" w:space="0" w:color="000000"/>
             </w:tcBorders>
@@ -19306,7 +19306,7 @@
         </w:tc>
         <w:tc>
           <w:tcPr>
-            <w:tcW w:w="2438" w:type="dxa"/>
+            <w:tcW w:w="2437" w:type="dxa"/>
             <w:tcBorders>
               <w:left w:val="single" w:sz="4" w:space="0" w:color="000000"/>
               <w:right w:val="single" w:sz="4" w:space="0" w:color="000000"/>
@@ -19448,7 +19448,7 @@
         </w:tc>
         <w:tc>
           <w:tcPr>
-            <w:tcW w:w="923" w:type="dxa"/>
+            <w:tcW w:w="924" w:type="dxa"/>
             <w:tcBorders>
               <w:left w:val="single" w:sz="4" w:space="0" w:color="000000"/>
               <w:bottom w:val="single" w:sz="4" w:space="0" w:color="000000"/>
@@ -19530,7 +19530,7 @@
         </w:tc>
         <w:tc>
           <w:tcPr>
-            <w:tcW w:w="2438" w:type="dxa"/>
+            <w:tcW w:w="2437" w:type="dxa"/>
             <w:tcBorders>
               <w:left w:val="single" w:sz="4" w:space="0" w:color="000000"/>
               <w:bottom w:val="single" w:sz="4" w:space="0" w:color="000000"/>
@@ -25605,25 +25605,25 @@
         <w:bidi w:val="0"/>
         <w:jc w:val="left"/>
         <w:rPr>
-          <w:sz w:val="40"/>
-          <w:szCs w:val="40"/>
-        </w:rPr>
-      </w:pPr>
-      <w:r>
-        <w:rPr>
-          <w:sz w:val="40"/>
-          <w:szCs w:val="40"/>
-        </w:rPr>
-      </w:r>
-    </w:p>
-    <w:p>
-      <w:pPr>
-        <w:pStyle w:val="Normal"/>
-        <w:bidi w:val="0"/>
-        <w:jc w:val="left"/>
-        <w:rPr>
-          <w:sz w:val="40"/>
-          <w:szCs w:val="40"/>
+          <w:sz w:val="20"/>
+          <w:szCs w:val="20"/>
+        </w:rPr>
+      </w:pPr>
+      <w:r>
+        <w:rPr>
+          <w:sz w:val="20"/>
+          <w:szCs w:val="20"/>
+        </w:rPr>
+      </w:r>
+    </w:p>
+    <w:p>
+      <w:pPr>
+        <w:pStyle w:val="Normal"/>
+        <w:bidi w:val="0"/>
+        <w:jc w:val="left"/>
+        <w:rPr>
+          <w:sz w:val="20"/>
+          <w:szCs w:val="20"/>
         </w:rPr>
       </w:pPr>
       <w:r>
@@ -25631,143 +25631,6711 @@
           <w:rFonts w:ascii="바탕" w:hAnsi="바탕" w:cs="Arial Unicode MS"/>
           <w:color w:val="auto"/>
           <w:kern w:val="2"/>
+          <w:sz w:val="20"/>
+          <w:szCs w:val="20"/>
+          <w:lang w:val="en-US" w:eastAsia="ko-KR" w:bidi="hi-IN"/>
+        </w:rPr>
+        <w:t>최우선 구현 요쇼</w:t>
+      </w:r>
+    </w:p>
+    <w:p>
+      <w:pPr>
+        <w:pStyle w:val="Normal"/>
+        <w:bidi w:val="0"/>
+        <w:jc w:val="left"/>
+        <w:rPr>
+          <w:sz w:val="20"/>
+          <w:szCs w:val="20"/>
+        </w:rPr>
+      </w:pPr>
+      <w:r>
+        <w:rPr>
+          <w:rFonts w:eastAsia="맑은 고딕" w:cs="Arial Unicode MS"/>
+          <w:color w:val="auto"/>
+          <w:kern w:val="2"/>
+          <w:sz w:val="20"/>
+          <w:szCs w:val="20"/>
+          <w:lang w:val="en-US" w:eastAsia="ko-KR" w:bidi="hi-IN"/>
+        </w:rPr>
+        <w:t>1.</w:t>
+      </w:r>
+      <w:r>
+        <w:rPr>
+          <w:rFonts w:ascii="바탕" w:hAnsi="바탕" w:cs="Arial Unicode MS"/>
+          <w:color w:val="auto"/>
+          <w:kern w:val="2"/>
+          <w:sz w:val="20"/>
+          <w:szCs w:val="20"/>
+          <w:lang w:val="en-US" w:eastAsia="ko-KR" w:bidi="hi-IN"/>
+        </w:rPr>
+        <w:t>에셋 활용 레벨 디자인 → 완벽하진 않더라도 약간의 맵구성</w:t>
+      </w:r>
+    </w:p>
+    <w:p>
+      <w:pPr>
+        <w:pStyle w:val="Normal"/>
+        <w:bidi w:val="0"/>
+        <w:jc w:val="left"/>
+        <w:rPr>
+          <w:sz w:val="20"/>
+          <w:szCs w:val="20"/>
+        </w:rPr>
+      </w:pPr>
+      <w:r>
+        <w:rPr>
+          <w:rFonts w:ascii="바탕" w:hAnsi="바탕" w:cs="Arial Unicode MS"/>
+          <w:color w:val="auto"/>
+          <w:kern w:val="2"/>
+          <w:sz w:val="20"/>
+          <w:szCs w:val="20"/>
+          <w:lang w:val="en-US" w:eastAsia="ko-KR" w:bidi="hi-IN"/>
+        </w:rPr>
+        <w:t xml:space="preserve">사용중 에셋 → </w:t>
+      </w:r>
+      <w:r>
+        <w:rPr>
+          <w:rFonts w:eastAsia="맑은 고딕" w:cs="Arial Unicode MS"/>
+          <w:color w:val="auto"/>
+          <w:kern w:val="2"/>
+          <w:sz w:val="20"/>
+          <w:szCs w:val="20"/>
+          <w:lang w:val="en-US" w:eastAsia="ko-KR" w:bidi="hi-IN"/>
+        </w:rPr>
+        <w:t xml:space="preserve">Medieval Dungeon ← </w:t>
+      </w:r>
+      <w:r>
+        <w:rPr>
+          <w:rFonts w:ascii="바탕" w:hAnsi="바탕" w:cs="Arial Unicode MS"/>
+          <w:color w:val="auto"/>
+          <w:kern w:val="2"/>
+          <w:sz w:val="20"/>
+          <w:szCs w:val="20"/>
+          <w:lang w:val="en-US" w:eastAsia="ko-KR" w:bidi="hi-IN"/>
+        </w:rPr>
+        <w:t xml:space="preserve">어울리는 </w:t>
+      </w:r>
+      <w:r>
+        <w:rPr>
+          <w:rFonts w:eastAsia="맑은 고딕" w:cs="Arial Unicode MS"/>
+          <w:color w:val="auto"/>
+          <w:kern w:val="2"/>
+          <w:sz w:val="20"/>
+          <w:szCs w:val="20"/>
+          <w:lang w:val="en-US" w:eastAsia="ko-KR" w:bidi="hi-IN"/>
+        </w:rPr>
+        <w:t xml:space="preserve">enviorment </w:t>
+      </w:r>
+      <w:r>
+        <w:rPr>
+          <w:rFonts w:ascii="바탕" w:hAnsi="바탕" w:cs="Arial Unicode MS"/>
+          <w:color w:val="auto"/>
+          <w:kern w:val="2"/>
+          <w:sz w:val="20"/>
+          <w:szCs w:val="20"/>
+          <w:lang w:val="en-US" w:eastAsia="ko-KR" w:bidi="hi-IN"/>
+        </w:rPr>
+        <w:t>에셋 필요</w:t>
+      </w:r>
+    </w:p>
+    <w:p>
+      <w:pPr>
+        <w:pStyle w:val="Normal"/>
+        <w:bidi w:val="0"/>
+        <w:jc w:val="left"/>
+        <w:rPr>
+          <w:sz w:val="20"/>
+          <w:szCs w:val="20"/>
+        </w:rPr>
+      </w:pPr>
+      <w:r>
+        <w:rPr>
+          <w:sz w:val="20"/>
+          <w:szCs w:val="20"/>
+        </w:rPr>
+      </w:r>
+    </w:p>
+    <w:p>
+      <w:pPr>
+        <w:pStyle w:val="Normal"/>
+        <w:bidi w:val="0"/>
+        <w:jc w:val="left"/>
+        <w:rPr>
+          <w:sz w:val="20"/>
+          <w:szCs w:val="20"/>
+        </w:rPr>
+      </w:pPr>
+      <w:r>
+        <w:rPr>
+          <w:sz w:val="20"/>
+          <w:szCs w:val="20"/>
+        </w:rPr>
+      </w:r>
+    </w:p>
+    <w:p>
+      <w:pPr>
+        <w:pStyle w:val="Normal"/>
+        <w:bidi w:val="0"/>
+        <w:jc w:val="left"/>
+        <w:rPr>
+          <w:sz w:val="20"/>
+          <w:szCs w:val="20"/>
+        </w:rPr>
+      </w:pPr>
+      <w:r>
+        <w:rPr>
+          <w:rFonts w:eastAsia="맑은 고딕" w:cs="Arial Unicode MS"/>
+          <w:color w:val="auto"/>
+          <w:kern w:val="2"/>
+          <w:sz w:val="20"/>
+          <w:szCs w:val="20"/>
+          <w:lang w:val="en-US" w:eastAsia="ko-KR" w:bidi="hi-IN"/>
+        </w:rPr>
+        <w:t>2.</w:t>
+      </w:r>
+      <w:r>
+        <w:rPr>
+          <w:rFonts w:ascii="바탕" w:hAnsi="바탕" w:cs="Arial Unicode MS"/>
+          <w:color w:val="auto"/>
+          <w:kern w:val="2"/>
+          <w:sz w:val="20"/>
+          <w:szCs w:val="20"/>
+          <w:lang w:val="en-US" w:eastAsia="ko-KR" w:bidi="hi-IN"/>
+        </w:rPr>
+        <w:t>전투 시스템 구현 → 계획서 전체를 구현하는것이 아닌 기본적인 공격 방어 이동 시스템</w:t>
+      </w:r>
+    </w:p>
+    <w:p>
+      <w:pPr>
+        <w:pStyle w:val="Normal"/>
+        <w:bidi w:val="0"/>
+        <w:jc w:val="left"/>
+        <w:rPr>
+          <w:sz w:val="20"/>
+          <w:szCs w:val="20"/>
+        </w:rPr>
+      </w:pPr>
+      <w:r>
+        <w:rPr>
+          <w:rFonts w:cs="Arial Unicode MS"/>
+          <w:color w:val="auto"/>
+          <w:kern w:val="2"/>
+          <w:sz w:val="20"/>
+          <w:szCs w:val="20"/>
+          <w:lang w:val="en-US" w:eastAsia="ko-KR" w:bidi="hi-IN"/>
+        </w:rPr>
+        <w:t xml:space="preserve">npc </w:t>
+      </w:r>
+      <w:r>
+        <w:rPr>
+          <w:rFonts w:ascii="바탕" w:hAnsi="바탕" w:cs="Arial Unicode MS"/>
+          <w:color w:val="auto"/>
+          <w:kern w:val="2"/>
+          <w:sz w:val="20"/>
+          <w:szCs w:val="20"/>
+          <w:lang w:val="en-US" w:eastAsia="ko-KR" w:bidi="hi-IN"/>
+        </w:rPr>
+        <w:t xml:space="preserve">전투 기능은 </w:t>
+      </w:r>
+      <w:r>
+        <w:rPr>
+          <w:rFonts w:cs="Arial Unicode MS"/>
+          <w:color w:val="auto"/>
+          <w:kern w:val="2"/>
+          <w:sz w:val="20"/>
+          <w:szCs w:val="20"/>
+          <w:lang w:val="en-US" w:eastAsia="ko-KR" w:bidi="hi-IN"/>
+        </w:rPr>
+        <w:t>ai</w:t>
+      </w:r>
+      <w:r>
+        <w:rPr>
+          <w:rFonts w:ascii="바탕" w:hAnsi="바탕" w:cs="Arial Unicode MS"/>
+          <w:color w:val="auto"/>
+          <w:kern w:val="2"/>
+          <w:sz w:val="20"/>
+          <w:szCs w:val="20"/>
+          <w:lang w:val="en-US" w:eastAsia="ko-KR" w:bidi="hi-IN"/>
+        </w:rPr>
+        <w:t xml:space="preserve">와 함께 구현 </w:t>
+      </w:r>
+    </w:p>
+    <w:p>
+      <w:pPr>
+        <w:pStyle w:val="Normal"/>
+        <w:bidi w:val="0"/>
+        <w:jc w:val="left"/>
+        <w:rPr>
+          <w:rFonts w:ascii="바탕" w:hAnsi="바탕" w:eastAsia="맑은 고딕" w:cs="Arial Unicode MS"/>
+          <w:color w:val="auto"/>
+          <w:kern w:val="2"/>
+          <w:lang w:val="en-US" w:eastAsia="ko-KR" w:bidi="hi-IN"/>
+        </w:rPr>
+      </w:pPr>
+      <w:r>
+        <w:rPr>
+          <w:sz w:val="20"/>
+          <w:szCs w:val="20"/>
+        </w:rPr>
+      </w:r>
+    </w:p>
+    <w:p>
+      <w:pPr>
+        <w:pStyle w:val="Normal"/>
+        <w:bidi w:val="0"/>
+        <w:jc w:val="left"/>
+        <w:rPr>
+          <w:sz w:val="20"/>
+          <w:szCs w:val="20"/>
+        </w:rPr>
+      </w:pPr>
+      <w:r>
+        <w:rPr>
+          <w:rFonts w:ascii="바탕" w:hAnsi="바탕" w:cs="Arial Unicode MS"/>
+          <w:color w:val="auto"/>
+          <w:kern w:val="2"/>
+          <w:sz w:val="20"/>
+          <w:szCs w:val="20"/>
+          <w:lang w:val="en-US" w:eastAsia="ko-KR" w:bidi="hi-IN"/>
+        </w:rPr>
+        <w:t>플레이어는 일단 양손검</w:t>
+      </w:r>
+      <w:r>
+        <w:rPr>
+          <w:rFonts w:eastAsia="맑은 고딕" w:cs="Arial Unicode MS"/>
+          <w:color w:val="auto"/>
+          <w:kern w:val="2"/>
+          <w:sz w:val="20"/>
+          <w:szCs w:val="20"/>
+          <w:lang w:val="en-US" w:eastAsia="ko-KR" w:bidi="hi-IN"/>
+        </w:rPr>
+        <w:t xml:space="preserve">, </w:t>
+      </w:r>
+      <w:r>
+        <w:rPr>
+          <w:rFonts w:ascii="바탕" w:hAnsi="바탕" w:cs="Arial Unicode MS"/>
+          <w:color w:val="auto"/>
+          <w:kern w:val="2"/>
+          <w:sz w:val="20"/>
+          <w:szCs w:val="20"/>
+          <w:lang w:val="en-US" w:eastAsia="ko-KR" w:bidi="hi-IN"/>
+        </w:rPr>
+        <w:t>갑옷 정도만 착용하는것</w:t>
+      </w:r>
+    </w:p>
+    <w:p>
+      <w:pPr>
+        <w:pStyle w:val="Normal"/>
+        <w:bidi w:val="0"/>
+        <w:jc w:val="left"/>
+        <w:rPr>
+          <w:sz w:val="20"/>
+          <w:szCs w:val="20"/>
+        </w:rPr>
+      </w:pPr>
+      <w:r>
+        <w:rPr>
+          <w:sz w:val="20"/>
+          <w:szCs w:val="20"/>
+        </w:rPr>
+      </w:r>
+    </w:p>
+    <w:p>
+      <w:pPr>
+        <w:pStyle w:val="Normal"/>
+        <w:bidi w:val="0"/>
+        <w:jc w:val="left"/>
+        <w:rPr>
+          <w:sz w:val="20"/>
+          <w:szCs w:val="20"/>
+        </w:rPr>
+      </w:pPr>
+      <w:r>
+        <w:rPr>
+          <w:rFonts w:eastAsia="맑은 고딕" w:cs="Arial Unicode MS"/>
+          <w:color w:val="auto"/>
+          <w:kern w:val="2"/>
+          <w:sz w:val="20"/>
+          <w:szCs w:val="20"/>
+          <w:lang w:val="en-US" w:eastAsia="ko-KR" w:bidi="hi-IN"/>
+        </w:rPr>
+        <w:t>3.NPC AI → NPC</w:t>
+      </w:r>
+      <w:r>
+        <w:rPr>
+          <w:rFonts w:ascii="바탕" w:hAnsi="바탕" w:cs="Arial Unicode MS"/>
+          <w:color w:val="auto"/>
+          <w:kern w:val="2"/>
+          <w:sz w:val="20"/>
+          <w:szCs w:val="20"/>
+          <w:lang w:val="en-US" w:eastAsia="ko-KR" w:bidi="hi-IN"/>
+        </w:rPr>
+        <w:t>가 플레이어를 공격하는 수준이면 충분</w:t>
+      </w:r>
+    </w:p>
+    <w:p>
+      <w:pPr>
+        <w:pStyle w:val="Normal"/>
+        <w:bidi w:val="0"/>
+        <w:jc w:val="left"/>
+        <w:rPr>
+          <w:rFonts w:ascii="바탕" w:hAnsi="바탕" w:cs="Arial Unicode MS"/>
+          <w:color w:val="auto"/>
+          <w:kern w:val="2"/>
+          <w:lang w:val="en-US" w:eastAsia="ko-KR" w:bidi="hi-IN"/>
+        </w:rPr>
+      </w:pPr>
+      <w:r>
+        <w:rPr>
+          <w:sz w:val="20"/>
+          <w:szCs w:val="20"/>
+        </w:rPr>
+      </w:r>
+    </w:p>
+    <w:p>
+      <w:pPr>
+        <w:pStyle w:val="Normal"/>
+        <w:bidi w:val="0"/>
+        <w:jc w:val="left"/>
+        <w:rPr>
+          <w:sz w:val="20"/>
+          <w:szCs w:val="20"/>
+        </w:rPr>
+      </w:pPr>
+      <w:r>
+        <w:rPr>
+          <w:rFonts w:eastAsia="맑은 고딕" w:cs="Arial Unicode MS"/>
+          <w:color w:val="auto"/>
+          <w:kern w:val="2"/>
+          <w:sz w:val="20"/>
+          <w:szCs w:val="20"/>
+          <w:lang w:val="en-US" w:eastAsia="ko-KR" w:bidi="hi-IN"/>
+        </w:rPr>
+        <w:t>4.</w:t>
+      </w:r>
+      <w:r>
+        <w:rPr>
+          <w:rFonts w:ascii="바탕" w:hAnsi="바탕" w:cs="Arial Unicode MS"/>
+          <w:color w:val="auto"/>
+          <w:kern w:val="2"/>
+          <w:sz w:val="20"/>
+          <w:szCs w:val="20"/>
+          <w:lang w:val="en-US" w:eastAsia="ko-KR" w:bidi="hi-IN"/>
+        </w:rPr>
+        <w:t>게임 사이클 → 저장 기능은 나중에 해도 되니 일단 한 던전을 만드는것이 목표</w:t>
+      </w:r>
+    </w:p>
+    <w:p>
+      <w:pPr>
+        <w:pStyle w:val="Normal"/>
+        <w:bidi w:val="0"/>
+        <w:jc w:val="left"/>
+        <w:rPr>
+          <w:rFonts w:ascii="바탕" w:hAnsi="바탕" w:eastAsia="맑은 고딕" w:cs="Arial Unicode MS"/>
+          <w:color w:val="auto"/>
+          <w:kern w:val="2"/>
+          <w:lang w:val="en-US" w:eastAsia="ko-KR" w:bidi="hi-IN"/>
+        </w:rPr>
+      </w:pPr>
+      <w:r>
+        <w:rPr>
+          <w:sz w:val="20"/>
+          <w:szCs w:val="20"/>
+        </w:rPr>
+      </w:r>
+    </w:p>
+    <w:p>
+      <w:pPr>
+        <w:pStyle w:val="Normal"/>
+        <w:bidi w:val="0"/>
+        <w:jc w:val="left"/>
+        <w:rPr>
+          <w:rFonts w:ascii="바탕" w:hAnsi="바탕" w:eastAsia="맑은 고딕" w:cs="Arial Unicode MS"/>
+          <w:color w:val="auto"/>
+          <w:kern w:val="2"/>
+          <w:lang w:val="en-US" w:eastAsia="ko-KR" w:bidi="hi-IN"/>
+        </w:rPr>
+      </w:pPr>
+      <w:r>
+        <w:rPr>
+          <w:sz w:val="20"/>
+          <w:szCs w:val="20"/>
+        </w:rPr>
+      </w:r>
+    </w:p>
+    <w:p>
+      <w:pPr>
+        <w:pStyle w:val="Normal"/>
+        <w:bidi w:val="0"/>
+        <w:jc w:val="left"/>
+        <w:rPr>
+          <w:rFonts w:ascii="바탕" w:hAnsi="바탕" w:eastAsia="맑은 고딕" w:cs="Arial Unicode MS"/>
+          <w:color w:val="auto"/>
+          <w:kern w:val="2"/>
+          <w:lang w:val="en-US" w:eastAsia="ko-KR" w:bidi="hi-IN"/>
+        </w:rPr>
+      </w:pPr>
+      <w:r>
+        <w:rPr>
+          <w:sz w:val="20"/>
+          <w:szCs w:val="20"/>
+        </w:rPr>
+      </w:r>
+    </w:p>
+    <w:p>
+      <w:pPr>
+        <w:pStyle w:val="Normal"/>
+        <w:bidi w:val="0"/>
+        <w:jc w:val="left"/>
+        <w:rPr>
+          <w:rFonts w:ascii="바탕" w:hAnsi="바탕" w:eastAsia="맑은 고딕" w:cs="Arial Unicode MS"/>
+          <w:color w:val="auto"/>
+          <w:kern w:val="2"/>
+          <w:lang w:val="en-US" w:eastAsia="ko-KR" w:bidi="hi-IN"/>
+        </w:rPr>
+      </w:pPr>
+      <w:r>
+        <w:rPr>
+          <w:sz w:val="20"/>
+          <w:szCs w:val="20"/>
+        </w:rPr>
+      </w:r>
+    </w:p>
+    <w:p>
+      <w:pPr>
+        <w:pStyle w:val="Normal"/>
+        <w:bidi w:val="0"/>
+        <w:jc w:val="left"/>
+        <w:rPr>
+          <w:rFonts w:ascii="바탕" w:hAnsi="바탕" w:eastAsia="맑은 고딕" w:cs="Arial Unicode MS"/>
+          <w:color w:val="auto"/>
+          <w:kern w:val="2"/>
+          <w:lang w:val="en-US" w:eastAsia="ko-KR" w:bidi="hi-IN"/>
+        </w:rPr>
+      </w:pPr>
+      <w:r>
+        <w:rPr>
+          <w:sz w:val="20"/>
+          <w:szCs w:val="20"/>
+        </w:rPr>
+      </w:r>
+    </w:p>
+    <w:p>
+      <w:pPr>
+        <w:pStyle w:val="Normal"/>
+        <w:bidi w:val="0"/>
+        <w:jc w:val="left"/>
+        <w:rPr>
+          <w:rFonts w:ascii="바탕" w:hAnsi="바탕" w:eastAsia="맑은 고딕" w:cs="Arial Unicode MS"/>
+          <w:color w:val="auto"/>
+          <w:kern w:val="2"/>
+          <w:lang w:val="en-US" w:eastAsia="ko-KR" w:bidi="hi-IN"/>
+        </w:rPr>
+      </w:pPr>
+      <w:r>
+        <w:rPr>
+          <w:sz w:val="20"/>
+          <w:szCs w:val="20"/>
+        </w:rPr>
+      </w:r>
+    </w:p>
+    <w:p>
+      <w:pPr>
+        <w:pStyle w:val="Normal"/>
+        <w:bidi w:val="0"/>
+        <w:jc w:val="left"/>
+        <w:rPr>
+          <w:rFonts w:ascii="바탕" w:hAnsi="바탕" w:eastAsia="맑은 고딕" w:cs="Arial Unicode MS"/>
+          <w:color w:val="auto"/>
+          <w:kern w:val="2"/>
+          <w:lang w:val="en-US" w:eastAsia="ko-KR" w:bidi="hi-IN"/>
+        </w:rPr>
+      </w:pPr>
+      <w:r>
+        <w:rPr>
+          <w:sz w:val="20"/>
+          <w:szCs w:val="20"/>
+        </w:rPr>
+      </w:r>
+    </w:p>
+    <w:p>
+      <w:pPr>
+        <w:pStyle w:val="Normal"/>
+        <w:bidi w:val="0"/>
+        <w:jc w:val="left"/>
+        <w:rPr>
+          <w:rFonts w:ascii="바탕" w:hAnsi="바탕" w:eastAsia="맑은 고딕" w:cs="Arial Unicode MS"/>
+          <w:color w:val="auto"/>
+          <w:kern w:val="2"/>
+          <w:lang w:val="en-US" w:eastAsia="ko-KR" w:bidi="hi-IN"/>
+        </w:rPr>
+      </w:pPr>
+      <w:r>
+        <w:rPr>
+          <w:sz w:val="20"/>
+          <w:szCs w:val="20"/>
+        </w:rPr>
+      </w:r>
+    </w:p>
+    <w:p>
+      <w:pPr>
+        <w:pStyle w:val="Normal"/>
+        <w:bidi w:val="0"/>
+        <w:jc w:val="left"/>
+        <w:rPr>
+          <w:rFonts w:ascii="바탕" w:hAnsi="바탕" w:eastAsia="맑은 고딕" w:cs="Arial Unicode MS"/>
+          <w:color w:val="auto"/>
+          <w:kern w:val="2"/>
+          <w:lang w:val="en-US" w:eastAsia="ko-KR" w:bidi="hi-IN"/>
+        </w:rPr>
+      </w:pPr>
+      <w:r>
+        <w:rPr>
+          <w:sz w:val="20"/>
+          <w:szCs w:val="20"/>
+        </w:rPr>
+      </w:r>
+    </w:p>
+    <w:p>
+      <w:pPr>
+        <w:pStyle w:val="Normal"/>
+        <w:bidi w:val="0"/>
+        <w:jc w:val="left"/>
+        <w:rPr>
+          <w:rFonts w:ascii="바탕" w:hAnsi="바탕" w:eastAsia="맑은 고딕" w:cs="Arial Unicode MS"/>
+          <w:color w:val="auto"/>
+          <w:kern w:val="2"/>
+          <w:lang w:val="en-US" w:eastAsia="ko-KR" w:bidi="hi-IN"/>
+        </w:rPr>
+      </w:pPr>
+      <w:r>
+        <w:rPr>
+          <w:sz w:val="20"/>
+          <w:szCs w:val="20"/>
+        </w:rPr>
+      </w:r>
+    </w:p>
+    <w:p>
+      <w:pPr>
+        <w:pStyle w:val="Normal"/>
+        <w:bidi w:val="0"/>
+        <w:jc w:val="left"/>
+        <w:rPr>
+          <w:rFonts w:ascii="바탕" w:hAnsi="바탕" w:eastAsia="맑은 고딕" w:cs="Arial Unicode MS"/>
+          <w:color w:val="auto"/>
+          <w:kern w:val="2"/>
+          <w:lang w:val="en-US" w:eastAsia="ko-KR" w:bidi="hi-IN"/>
+        </w:rPr>
+      </w:pPr>
+      <w:r>
+        <w:rPr>
+          <w:sz w:val="20"/>
+          <w:szCs w:val="20"/>
+        </w:rPr>
+      </w:r>
+    </w:p>
+    <w:p>
+      <w:pPr>
+        <w:pStyle w:val="Normal"/>
+        <w:bidi w:val="0"/>
+        <w:jc w:val="left"/>
+        <w:rPr>
+          <w:rFonts w:ascii="바탕" w:hAnsi="바탕" w:eastAsia="맑은 고딕" w:cs="Arial Unicode MS"/>
+          <w:color w:val="auto"/>
+          <w:kern w:val="2"/>
+          <w:lang w:val="en-US" w:eastAsia="ko-KR" w:bidi="hi-IN"/>
+        </w:rPr>
+      </w:pPr>
+      <w:r>
+        <w:rPr>
+          <w:sz w:val="20"/>
+          <w:szCs w:val="20"/>
+        </w:rPr>
+      </w:r>
+    </w:p>
+    <w:p>
+      <w:pPr>
+        <w:pStyle w:val="Normal"/>
+        <w:bidi w:val="0"/>
+        <w:jc w:val="left"/>
+        <w:rPr>
+          <w:rFonts w:ascii="바탕" w:hAnsi="바탕" w:eastAsia="맑은 고딕" w:cs="Arial Unicode MS"/>
+          <w:color w:val="auto"/>
+          <w:kern w:val="2"/>
+          <w:lang w:val="en-US" w:eastAsia="ko-KR" w:bidi="hi-IN"/>
+        </w:rPr>
+      </w:pPr>
+      <w:r>
+        <w:rPr>
+          <w:sz w:val="20"/>
+          <w:szCs w:val="20"/>
+        </w:rPr>
+      </w:r>
+    </w:p>
+    <w:p>
+      <w:pPr>
+        <w:pStyle w:val="Normal"/>
+        <w:bidi w:val="0"/>
+        <w:jc w:val="left"/>
+        <w:rPr>
+          <w:rFonts w:ascii="바탕" w:hAnsi="바탕" w:eastAsia="맑은 고딕" w:cs="Arial Unicode MS"/>
+          <w:color w:val="auto"/>
+          <w:kern w:val="2"/>
+          <w:lang w:val="en-US" w:eastAsia="ko-KR" w:bidi="hi-IN"/>
+        </w:rPr>
+      </w:pPr>
+      <w:r>
+        <w:rPr>
+          <w:sz w:val="20"/>
+          <w:szCs w:val="20"/>
+        </w:rPr>
+      </w:r>
+    </w:p>
+    <w:p>
+      <w:pPr>
+        <w:pStyle w:val="Normal"/>
+        <w:bidi w:val="0"/>
+        <w:jc w:val="left"/>
+        <w:rPr>
+          <w:sz w:val="20"/>
+          <w:szCs w:val="20"/>
+        </w:rPr>
+      </w:pPr>
+      <w:r>
+        <w:rPr>
+          <w:rFonts w:ascii="바탕" w:hAnsi="바탕" w:cs="Arial Unicode MS"/>
+          <w:color w:val="auto"/>
+          <w:kern w:val="2"/>
+          <w:sz w:val="20"/>
+          <w:szCs w:val="20"/>
+          <w:lang w:val="en-US" w:eastAsia="ko-KR" w:bidi="hi-IN"/>
+        </w:rPr>
+        <w:t>게임 사이클 구현에 필수적인 것들</w:t>
+      </w:r>
+    </w:p>
+    <w:p>
+      <w:pPr>
+        <w:pStyle w:val="Normal"/>
+        <w:bidi w:val="0"/>
+        <w:jc w:val="left"/>
+        <w:rPr>
+          <w:rFonts w:ascii="바탕" w:hAnsi="바탕" w:eastAsia="맑은 고딕" w:cs="Arial Unicode MS"/>
+          <w:color w:val="auto"/>
+          <w:kern w:val="2"/>
+          <w:lang w:val="en-US" w:eastAsia="ko-KR" w:bidi="hi-IN"/>
+        </w:rPr>
+      </w:pPr>
+      <w:r>
+        <w:rPr>
+          <w:sz w:val="20"/>
+          <w:szCs w:val="20"/>
+        </w:rPr>
+      </w:r>
+    </w:p>
+    <w:p>
+      <w:pPr>
+        <w:pStyle w:val="Normal"/>
+        <w:bidi w:val="0"/>
+        <w:jc w:val="left"/>
+        <w:rPr>
+          <w:rFonts w:ascii="바탕" w:hAnsi="바탕" w:eastAsia="맑은 고딕" w:cs="Arial Unicode MS"/>
+          <w:color w:val="auto"/>
+          <w:kern w:val="2"/>
+          <w:lang w:val="en-US" w:eastAsia="ko-KR" w:bidi="hi-IN"/>
+        </w:rPr>
+      </w:pPr>
+      <w:r>
+        <w:rPr>
+          <w:sz w:val="20"/>
+          <w:szCs w:val="20"/>
+        </w:rPr>
+      </w:r>
+    </w:p>
+    <w:p>
+      <w:pPr>
+        <w:pStyle w:val="Normal"/>
+        <w:bidi w:val="0"/>
+        <w:jc w:val="left"/>
+        <w:rPr>
+          <w:sz w:val="20"/>
+          <w:szCs w:val="20"/>
+        </w:rPr>
+      </w:pPr>
+      <w:r>
+        <w:rPr>
+          <w:rFonts w:ascii="바탕" w:hAnsi="바탕" w:cs="Arial Unicode MS"/>
+          <w:color w:val="auto"/>
+          <w:kern w:val="2"/>
+          <w:sz w:val="20"/>
+          <w:szCs w:val="20"/>
+          <w:lang w:val="en-US" w:eastAsia="ko-KR" w:bidi="hi-IN"/>
+        </w:rPr>
+        <w:t>맵</w:t>
+      </w:r>
+      <w:r>
+        <w:rPr>
+          <w:rFonts w:eastAsia="맑은 고딕" w:cs="Arial Unicode MS"/>
+          <w:color w:val="auto"/>
+          <w:kern w:val="2"/>
+          <w:sz w:val="20"/>
+          <w:szCs w:val="20"/>
+          <w:lang w:val="en-US" w:eastAsia="ko-KR" w:bidi="hi-IN"/>
+        </w:rPr>
+        <w:t>(</w:t>
+      </w:r>
+      <w:r>
+        <w:rPr>
+          <w:rFonts w:ascii="바탕" w:hAnsi="바탕" w:cs="Arial Unicode MS"/>
+          <w:color w:val="auto"/>
+          <w:kern w:val="2"/>
+          <w:sz w:val="20"/>
+          <w:szCs w:val="20"/>
+          <w:lang w:val="en-US" w:eastAsia="ko-KR" w:bidi="hi-IN"/>
+        </w:rPr>
+        <w:t>기본 던전</w:t>
+      </w:r>
+      <w:r>
+        <w:rPr>
+          <w:rFonts w:eastAsia="맑은 고딕" w:cs="Arial Unicode MS"/>
+          <w:color w:val="auto"/>
+          <w:kern w:val="2"/>
+          <w:sz w:val="20"/>
+          <w:szCs w:val="20"/>
+          <w:lang w:val="en-US" w:eastAsia="ko-KR" w:bidi="hi-IN"/>
+        </w:rPr>
+        <w:t>-&gt;</w:t>
+      </w:r>
+      <w:r>
+        <w:rPr>
+          <w:rFonts w:ascii="바탕" w:hAnsi="바탕" w:cs="Arial Unicode MS"/>
+          <w:color w:val="auto"/>
+          <w:kern w:val="2"/>
+          <w:sz w:val="20"/>
+          <w:szCs w:val="20"/>
+          <w:lang w:val="en-US" w:eastAsia="ko-KR" w:bidi="hi-IN"/>
+        </w:rPr>
+        <w:t xml:space="preserve">보스방 </w:t>
+      </w:r>
+      <w:r>
+        <w:rPr>
+          <w:rFonts w:eastAsia="맑은 고딕" w:cs="Arial Unicode MS"/>
+          <w:color w:val="auto"/>
+          <w:kern w:val="2"/>
+          <w:sz w:val="20"/>
+          <w:szCs w:val="20"/>
+          <w:lang w:val="en-US" w:eastAsia="ko-KR" w:bidi="hi-IN"/>
+        </w:rPr>
+        <w:t>2</w:t>
+      </w:r>
+      <w:r>
+        <w:rPr>
+          <w:rFonts w:ascii="바탕" w:hAnsi="바탕" w:cs="Arial Unicode MS"/>
+          <w:color w:val="auto"/>
+          <w:kern w:val="2"/>
+          <w:sz w:val="20"/>
+          <w:szCs w:val="20"/>
+          <w:lang w:val="en-US" w:eastAsia="ko-KR" w:bidi="hi-IN"/>
+        </w:rPr>
+        <w:t>개 정도</w:t>
+      </w:r>
+      <w:r>
+        <w:rPr>
+          <w:rFonts w:eastAsia="맑은 고딕" w:cs="Arial Unicode MS"/>
+          <w:color w:val="auto"/>
+          <w:kern w:val="2"/>
+          <w:sz w:val="20"/>
+          <w:szCs w:val="20"/>
+          <w:lang w:val="en-US" w:eastAsia="ko-KR" w:bidi="hi-IN"/>
+        </w:rPr>
+        <w:t>)</w:t>
+      </w:r>
+      <w:r>
+        <w:rPr>
+          <w:rFonts w:eastAsia="맑은 고딕" w:cs="Arial Unicode MS"/>
+          <w:color w:val="auto"/>
+          <w:kern w:val="2"/>
+          <w:sz w:val="20"/>
+          <w:szCs w:val="20"/>
+          <w:lang w:val="en-US" w:eastAsia="ko-KR" w:bidi="hi-IN"/>
+        </w:rPr>
+        <w:t xml:space="preserve">, </w:t>
+      </w:r>
+      <w:r>
+        <w:rPr>
+          <w:rFonts w:ascii="바탕" w:hAnsi="바탕" w:cs="Arial Unicode MS"/>
+          <w:color w:val="auto"/>
+          <w:kern w:val="2"/>
+          <w:sz w:val="20"/>
+          <w:szCs w:val="20"/>
+          <w:lang w:val="en-US" w:eastAsia="ko-KR" w:bidi="hi-IN"/>
+        </w:rPr>
+        <w:t>플레이어</w:t>
+      </w:r>
+      <w:r>
+        <w:rPr>
+          <w:rFonts w:eastAsia="맑은 고딕" w:cs="Arial Unicode MS"/>
+          <w:color w:val="auto"/>
+          <w:kern w:val="2"/>
+          <w:sz w:val="20"/>
+          <w:szCs w:val="20"/>
+          <w:lang w:val="en-US" w:eastAsia="ko-KR" w:bidi="hi-IN"/>
+        </w:rPr>
+        <w:t xml:space="preserve">, </w:t>
+      </w:r>
+      <w:r>
+        <w:rPr>
+          <w:rFonts w:eastAsia="맑은 고딕" w:cs="Arial Unicode MS"/>
+          <w:color w:val="auto"/>
+          <w:kern w:val="2"/>
+          <w:sz w:val="20"/>
+          <w:szCs w:val="20"/>
+          <w:lang w:val="en-US" w:eastAsia="ko-KR" w:bidi="hi-IN"/>
+        </w:rPr>
+        <w:t>npc(</w:t>
+      </w:r>
+      <w:r>
+        <w:rPr>
+          <w:rFonts w:ascii="바탕" w:hAnsi="바탕" w:cs="Arial Unicode MS"/>
+          <w:color w:val="auto"/>
+          <w:kern w:val="2"/>
+          <w:sz w:val="20"/>
+          <w:szCs w:val="20"/>
+          <w:lang w:val="en-US" w:eastAsia="ko-KR" w:bidi="hi-IN"/>
+        </w:rPr>
+        <w:t xml:space="preserve">보스포함 </w:t>
+      </w:r>
+      <w:r>
+        <w:rPr>
+          <w:rFonts w:eastAsia="맑은 고딕" w:cs="Arial Unicode MS"/>
+          <w:color w:val="auto"/>
+          <w:kern w:val="2"/>
+          <w:sz w:val="20"/>
+          <w:szCs w:val="20"/>
+          <w:lang w:val="en-US" w:eastAsia="ko-KR" w:bidi="hi-IN"/>
+        </w:rPr>
+        <w:t>3</w:t>
+      </w:r>
+      <w:r>
+        <w:rPr>
+          <w:rFonts w:ascii="바탕" w:hAnsi="바탕" w:cs="Arial Unicode MS"/>
+          <w:color w:val="auto"/>
+          <w:kern w:val="2"/>
+          <w:sz w:val="20"/>
+          <w:szCs w:val="20"/>
+          <w:lang w:val="en-US" w:eastAsia="ko-KR" w:bidi="hi-IN"/>
+        </w:rPr>
+        <w:t>종류정도만</w:t>
+      </w:r>
+      <w:r>
+        <w:rPr>
+          <w:rFonts w:eastAsia="맑은 고딕" w:cs="Arial Unicode MS"/>
+          <w:color w:val="auto"/>
+          <w:kern w:val="2"/>
+          <w:sz w:val="20"/>
+          <w:szCs w:val="20"/>
+          <w:lang w:val="en-US" w:eastAsia="ko-KR" w:bidi="hi-IN"/>
+        </w:rPr>
+        <w:t xml:space="preserve">), </w:t>
+      </w:r>
+      <w:r>
+        <w:rPr>
+          <w:rFonts w:ascii="바탕" w:hAnsi="바탕" w:cs="Arial Unicode MS"/>
+          <w:color w:val="auto"/>
+          <w:kern w:val="2"/>
+          <w:sz w:val="20"/>
+          <w:szCs w:val="20"/>
+          <w:lang w:val="en-US" w:eastAsia="ko-KR" w:bidi="hi-IN"/>
+        </w:rPr>
+        <w:t>아이템</w:t>
+      </w:r>
+      <w:r>
+        <w:rPr>
+          <w:rFonts w:eastAsia="맑은 고딕" w:cs="Arial Unicode MS"/>
+          <w:color w:val="auto"/>
+          <w:kern w:val="2"/>
+          <w:sz w:val="20"/>
+          <w:szCs w:val="20"/>
+          <w:lang w:val="en-US" w:eastAsia="ko-KR" w:bidi="hi-IN"/>
+        </w:rPr>
+        <w:t xml:space="preserve">, </w:t>
+      </w:r>
+      <w:r>
+        <w:rPr>
+          <w:rFonts w:ascii="바탕" w:hAnsi="바탕" w:cs="Arial Unicode MS"/>
+          <w:color w:val="auto"/>
+          <w:kern w:val="2"/>
+          <w:sz w:val="20"/>
+          <w:szCs w:val="20"/>
+          <w:lang w:val="en-US" w:eastAsia="ko-KR" w:bidi="hi-IN"/>
+        </w:rPr>
+        <w:t>인벤토리</w:t>
+      </w:r>
+      <w:r>
+        <w:rPr>
+          <w:rFonts w:eastAsia="맑은 고딕" w:cs="Arial Unicode MS"/>
+          <w:color w:val="auto"/>
+          <w:kern w:val="2"/>
+          <w:sz w:val="20"/>
+          <w:szCs w:val="20"/>
+          <w:lang w:val="en-US" w:eastAsia="ko-KR" w:bidi="hi-IN"/>
+        </w:rPr>
+        <w:t xml:space="preserve">, </w:t>
+      </w:r>
+      <w:r>
+        <w:rPr>
+          <w:rFonts w:ascii="바탕" w:hAnsi="바탕" w:cs="Arial Unicode MS"/>
+          <w:color w:val="auto"/>
+          <w:kern w:val="2"/>
+          <w:sz w:val="20"/>
+          <w:szCs w:val="20"/>
+          <w:lang w:val="en-US" w:eastAsia="ko-KR" w:bidi="hi-IN"/>
+        </w:rPr>
+        <w:t>버프 효과</w:t>
+      </w:r>
+    </w:p>
+    <w:p>
+      <w:pPr>
+        <w:pStyle w:val="Normal"/>
+        <w:bidi w:val="0"/>
+        <w:jc w:val="left"/>
+        <w:rPr>
+          <w:sz w:val="20"/>
+          <w:szCs w:val="20"/>
+        </w:rPr>
+      </w:pPr>
+      <w:r>
+        <w:rPr>
+          <w:rFonts w:ascii="바탕" w:hAnsi="바탕" w:cs="Arial Unicode MS"/>
+          <w:color w:val="auto"/>
+          <w:kern w:val="2"/>
+          <w:sz w:val="20"/>
+          <w:szCs w:val="20"/>
+          <w:lang w:val="en-US" w:eastAsia="ko-KR" w:bidi="hi-IN"/>
+        </w:rPr>
+        <w:t>필요한 로직 → 플레이어</w:t>
+      </w:r>
+      <w:r>
+        <w:rPr>
+          <w:rFonts w:eastAsia="맑은 고딕" w:cs="Arial Unicode MS"/>
+          <w:color w:val="auto"/>
+          <w:kern w:val="2"/>
+          <w:sz w:val="20"/>
+          <w:szCs w:val="20"/>
+          <w:lang w:val="en-US" w:eastAsia="ko-KR" w:bidi="hi-IN"/>
+        </w:rPr>
+        <w:t>,npc,</w:t>
+      </w:r>
+      <w:r>
+        <w:rPr>
+          <w:rFonts w:ascii="바탕" w:hAnsi="바탕" w:cs="Arial Unicode MS"/>
+          <w:color w:val="auto"/>
+          <w:kern w:val="2"/>
+          <w:sz w:val="20"/>
+          <w:szCs w:val="20"/>
+          <w:lang w:val="en-US" w:eastAsia="ko-KR" w:bidi="hi-IN"/>
+        </w:rPr>
+        <w:t>아이템 액터 구현</w:t>
+      </w:r>
+    </w:p>
+    <w:p>
+      <w:pPr>
+        <w:pStyle w:val="Normal"/>
+        <w:bidi w:val="0"/>
+        <w:jc w:val="left"/>
+        <w:rPr>
+          <w:rFonts w:ascii="바탕" w:hAnsi="바탕" w:eastAsia="맑은 고딕" w:cs="Arial Unicode MS"/>
+          <w:color w:val="auto"/>
+          <w:kern w:val="2"/>
+          <w:lang w:val="en-US" w:eastAsia="ko-KR" w:bidi="hi-IN"/>
+        </w:rPr>
+      </w:pPr>
+      <w:r>
+        <w:rPr>
+          <w:sz w:val="20"/>
+          <w:szCs w:val="20"/>
+        </w:rPr>
+      </w:r>
+    </w:p>
+    <w:p>
+      <w:pPr>
+        <w:pStyle w:val="Normal"/>
+        <w:bidi w:val="0"/>
+        <w:jc w:val="left"/>
+        <w:rPr>
+          <w:b/>
+          <w:b/>
+          <w:bCs/>
           <w:sz w:val="24"/>
           <w:szCs w:val="24"/>
-          <w:lang w:val="en-US" w:eastAsia="ko-KR" w:bidi="hi-IN"/>
-        </w:rPr>
-        <w:t>최우선 구현 요쇼</w:t>
-      </w:r>
-    </w:p>
-    <w:p>
-      <w:pPr>
-        <w:pStyle w:val="Normal"/>
-        <w:bidi w:val="0"/>
-        <w:jc w:val="left"/>
-        <w:rPr>
-          <w:sz w:val="40"/>
-          <w:szCs w:val="40"/>
-        </w:rPr>
-      </w:pPr>
-      <w:r>
-        <w:rPr>
-          <w:rFonts w:eastAsia="맑은 고딕" w:cs="Arial Unicode MS"/>
+        </w:rPr>
+      </w:pPr>
+      <w:r>
+        <w:rPr>
+          <w:rFonts w:ascii="바탕" w:hAnsi="바탕" w:cs="Arial Unicode MS"/>
+          <w:b/>
+          <w:bCs/>
           <w:color w:val="auto"/>
           <w:kern w:val="2"/>
           <w:sz w:val="24"/>
           <w:szCs w:val="24"/>
           <w:lang w:val="en-US" w:eastAsia="ko-KR" w:bidi="hi-IN"/>
         </w:rPr>
-        <w:t>1.</w:t>
-      </w:r>
-      <w:r>
-        <w:rPr>
-          <w:rFonts w:ascii="바탕" w:hAnsi="바탕" w:cs="Arial Unicode MS"/>
+        <w:t>맵</w:t>
+      </w:r>
+      <w:r>
+        <w:rPr>
+          <w:rFonts w:eastAsia="맑은 고딕" w:cs="Arial Unicode MS"/>
+          <w:b/>
+          <w:bCs/>
           <w:color w:val="auto"/>
           <w:kern w:val="2"/>
           <w:sz w:val="24"/>
           <w:szCs w:val="24"/>
           <w:lang w:val="en-US" w:eastAsia="ko-KR" w:bidi="hi-IN"/>
         </w:rPr>
-        <w:t>에셋 활용 레벨 디자인 → 완벽하진 않더라도 약간의 맵구성</w:t>
-      </w:r>
-    </w:p>
-    <w:p>
-      <w:pPr>
-        <w:pStyle w:val="Normal"/>
-        <w:bidi w:val="0"/>
-        <w:jc w:val="left"/>
-        <w:rPr>
-          <w:sz w:val="40"/>
-          <w:szCs w:val="40"/>
-        </w:rPr>
-      </w:pPr>
-      <w:r>
-        <w:rPr>
-          <w:rFonts w:eastAsia="맑은 고딕" w:cs="Arial Unicode MS"/>
+        <w:t>(</w:t>
+      </w:r>
+      <w:r>
+        <w:rPr>
+          <w:rFonts w:ascii="바탕" w:hAnsi="바탕" w:cs="Arial Unicode MS"/>
+          <w:b/>
+          <w:bCs/>
           <w:color w:val="auto"/>
           <w:kern w:val="2"/>
           <w:sz w:val="24"/>
           <w:szCs w:val="24"/>
           <w:lang w:val="en-US" w:eastAsia="ko-KR" w:bidi="hi-IN"/>
         </w:rPr>
-        <w:t>2.</w:t>
-      </w:r>
-      <w:r>
-        <w:rPr>
-          <w:rFonts w:ascii="바탕" w:hAnsi="바탕" w:cs="Arial Unicode MS"/>
+        <w:t xml:space="preserve">시작 지점→ </w:t>
+      </w:r>
+      <w:r>
+        <w:rPr>
+          <w:rFonts w:eastAsia="맑은 고딕" w:cs="Arial Unicode MS"/>
+          <w:b/>
+          <w:bCs/>
           <w:color w:val="auto"/>
           <w:kern w:val="2"/>
           <w:sz w:val="24"/>
           <w:szCs w:val="24"/>
           <w:lang w:val="en-US" w:eastAsia="ko-KR" w:bidi="hi-IN"/>
         </w:rPr>
-        <w:t>전투 시스템 구현 → 계획서 전체를 구현하는것이 아닌 기본적인 공격 방어 이동 시스템</w:t>
-      </w:r>
-    </w:p>
-    <w:p>
-      <w:pPr>
-        <w:pStyle w:val="Normal"/>
-        <w:bidi w:val="0"/>
-        <w:jc w:val="left"/>
-        <w:rPr>
-          <w:sz w:val="40"/>
-          <w:szCs w:val="40"/>
-        </w:rPr>
-      </w:pPr>
-      <w:r>
-        <w:rPr>
-          <w:rFonts w:eastAsia="맑은 고딕" w:cs="Arial Unicode MS"/>
+        <w:t>1</w:t>
+      </w:r>
+      <w:r>
+        <w:rPr>
+          <w:rFonts w:ascii="바탕" w:hAnsi="바탕" w:cs="Arial Unicode MS"/>
+          <w:b/>
+          <w:bCs/>
           <w:color w:val="auto"/>
           <w:kern w:val="2"/>
           <w:sz w:val="24"/>
           <w:szCs w:val="24"/>
           <w:lang w:val="en-US" w:eastAsia="ko-KR" w:bidi="hi-IN"/>
         </w:rPr>
-        <w:t>3.NPC AI → NPC</w:t>
-      </w:r>
-      <w:r>
-        <w:rPr>
-          <w:rFonts w:ascii="바탕" w:hAnsi="바탕" w:cs="Arial Unicode MS"/>
+        <w:t>단계 방 → 보스로 구성</w:t>
+      </w:r>
+      <w:r>
+        <w:rPr>
+          <w:rFonts w:eastAsia="맑은 고딕" w:cs="Arial Unicode MS"/>
+          <w:b/>
+          <w:bCs/>
           <w:color w:val="auto"/>
           <w:kern w:val="2"/>
           <w:sz w:val="24"/>
           <w:szCs w:val="24"/>
           <w:lang w:val="en-US" w:eastAsia="ko-KR" w:bidi="hi-IN"/>
         </w:rPr>
-        <w:t>가 플레이어를 공격하는 수준이면 충분</w:t>
-      </w:r>
-    </w:p>
-    <w:p>
-      <w:pPr>
-        <w:pStyle w:val="Normal"/>
-        <w:bidi w:val="0"/>
-        <w:jc w:val="left"/>
-        <w:rPr>
-          <w:sz w:val="40"/>
-          <w:szCs w:val="40"/>
-        </w:rPr>
-      </w:pPr>
+        <w:t>)</w:t>
+      </w:r>
+    </w:p>
+    <w:p>
+      <w:pPr>
+        <w:pStyle w:val="Normal"/>
+        <w:bidi w:val="0"/>
+        <w:jc w:val="left"/>
+        <w:rPr>
+          <w:sz w:val="20"/>
+          <w:szCs w:val="20"/>
+        </w:rPr>
+      </w:pPr>
+      <w:r>
+        <w:rPr>
+          <w:rFonts w:ascii="바탕" w:hAnsi="바탕" w:cs="Arial Unicode MS"/>
+          <w:color w:val="auto"/>
+          <w:kern w:val="2"/>
+          <w:sz w:val="20"/>
+          <w:szCs w:val="20"/>
+          <w:lang w:val="en-US" w:eastAsia="ko-KR" w:bidi="hi-IN"/>
+        </w:rPr>
+        <w:t>맵 추가 로직</w:t>
+      </w:r>
       <w:r>
         <w:rPr>
           <w:rFonts w:eastAsia="맑은 고딕" w:cs="Arial Unicode MS"/>
           <w:color w:val="auto"/>
           <w:kern w:val="2"/>
+          <w:sz w:val="20"/>
+          <w:szCs w:val="20"/>
+          <w:lang w:val="en-US" w:eastAsia="ko-KR" w:bidi="hi-IN"/>
+        </w:rPr>
+        <w:t xml:space="preserve">(NPC </w:t>
+      </w:r>
+      <w:r>
+        <w:rPr>
+          <w:rFonts w:ascii="바탕" w:hAnsi="바탕" w:cs="Arial Unicode MS"/>
+          <w:color w:val="auto"/>
+          <w:kern w:val="2"/>
+          <w:sz w:val="20"/>
+          <w:szCs w:val="20"/>
+          <w:lang w:val="en-US" w:eastAsia="ko-KR" w:bidi="hi-IN"/>
+        </w:rPr>
+        <w:t>생성 방식</w:t>
+      </w:r>
+      <w:r>
+        <w:rPr>
+          <w:rFonts w:eastAsia="맑은 고딕" w:cs="Arial Unicode MS"/>
+          <w:color w:val="auto"/>
+          <w:kern w:val="2"/>
+          <w:sz w:val="20"/>
+          <w:szCs w:val="20"/>
+          <w:lang w:val="en-US" w:eastAsia="ko-KR" w:bidi="hi-IN"/>
+        </w:rPr>
+        <w:t xml:space="preserve">, </w:t>
+      </w:r>
+      <w:r>
+        <w:rPr>
+          <w:rFonts w:ascii="바탕" w:hAnsi="바탕" w:cs="Arial Unicode MS"/>
+          <w:color w:val="auto"/>
+          <w:kern w:val="2"/>
+          <w:sz w:val="20"/>
+          <w:szCs w:val="20"/>
+          <w:lang w:val="en-US" w:eastAsia="ko-KR" w:bidi="hi-IN"/>
+        </w:rPr>
+        <w:t>다음 지역 이동 방식</w:t>
+      </w:r>
+      <w:r>
+        <w:rPr>
+          <w:rFonts w:eastAsia="맑은 고딕" w:cs="Arial Unicode MS"/>
+          <w:color w:val="auto"/>
+          <w:kern w:val="2"/>
+          <w:sz w:val="20"/>
+          <w:szCs w:val="20"/>
+          <w:lang w:val="en-US" w:eastAsia="ko-KR" w:bidi="hi-IN"/>
+        </w:rPr>
+        <w:t xml:space="preserve">, </w:t>
+      </w:r>
+      <w:r>
+        <w:rPr>
+          <w:rFonts w:ascii="바탕" w:hAnsi="바탕" w:cs="Arial Unicode MS"/>
+          <w:color w:val="auto"/>
+          <w:kern w:val="2"/>
+          <w:sz w:val="20"/>
+          <w:szCs w:val="20"/>
+          <w:lang w:val="en-US" w:eastAsia="ko-KR" w:bidi="hi-IN"/>
+        </w:rPr>
+        <w:t>시작및 종료 지점 정의</w:t>
+      </w:r>
+      <w:r>
+        <w:rPr>
+          <w:rFonts w:eastAsia="맑은 고딕" w:cs="Arial Unicode MS"/>
+          <w:color w:val="auto"/>
+          <w:kern w:val="2"/>
+          <w:sz w:val="20"/>
+          <w:szCs w:val="20"/>
+          <w:lang w:val="en-US" w:eastAsia="ko-KR" w:bidi="hi-IN"/>
+        </w:rPr>
+        <w:t>)</w:t>
+      </w:r>
+    </w:p>
+    <w:p>
+      <w:pPr>
+        <w:pStyle w:val="Normal"/>
+        <w:bidi w:val="0"/>
+        <w:jc w:val="left"/>
+        <w:rPr>
+          <w:rFonts w:ascii="바탕" w:hAnsi="바탕" w:eastAsia="맑은 고딕" w:cs="Arial Unicode MS"/>
+          <w:color w:val="auto"/>
+          <w:kern w:val="2"/>
+          <w:lang w:val="en-US" w:eastAsia="ko-KR" w:bidi="hi-IN"/>
+        </w:rPr>
+      </w:pPr>
+      <w:r>
+        <w:rPr>
+          <w:sz w:val="20"/>
+          <w:szCs w:val="20"/>
+        </w:rPr>
+      </w:r>
+    </w:p>
+    <w:p>
+      <w:pPr>
+        <w:pStyle w:val="Normal"/>
+        <w:bidi w:val="0"/>
+        <w:jc w:val="left"/>
+        <w:rPr>
+          <w:sz w:val="20"/>
+          <w:szCs w:val="20"/>
+        </w:rPr>
+      </w:pPr>
+      <w:r>
+        <w:rPr>
+          <w:rFonts w:eastAsia="맑은 고딕" w:cs="Arial Unicode MS"/>
+          <w:color w:val="auto"/>
+          <w:kern w:val="2"/>
+          <w:sz w:val="20"/>
+          <w:szCs w:val="20"/>
+          <w:lang w:val="en-US" w:eastAsia="ko-KR" w:bidi="hi-IN"/>
+        </w:rPr>
+        <w:t xml:space="preserve">npc </w:t>
+      </w:r>
+      <w:r>
+        <w:rPr>
+          <w:rFonts w:ascii="바탕" w:hAnsi="바탕" w:cs="Arial Unicode MS"/>
+          <w:color w:val="auto"/>
+          <w:kern w:val="2"/>
+          <w:sz w:val="20"/>
+          <w:szCs w:val="20"/>
+          <w:lang w:val="en-US" w:eastAsia="ko-KR" w:bidi="hi-IN"/>
+        </w:rPr>
+        <w:t>생성 방식</w:t>
+      </w:r>
+      <w:r>
+        <w:rPr>
+          <w:rFonts w:eastAsia="맑은 고딕" w:cs="Arial Unicode MS"/>
+          <w:color w:val="auto"/>
+          <w:kern w:val="2"/>
+          <w:sz w:val="20"/>
+          <w:szCs w:val="20"/>
+          <w:lang w:val="en-US" w:eastAsia="ko-KR" w:bidi="hi-IN"/>
+        </w:rPr>
+        <w:t xml:space="preserve">: </w:t>
+      </w:r>
+      <w:r>
+        <w:rPr>
+          <w:rFonts w:ascii="바탕" w:hAnsi="바탕" w:cs="Arial Unicode MS"/>
+          <w:color w:val="auto"/>
+          <w:kern w:val="2"/>
+          <w:sz w:val="20"/>
+          <w:szCs w:val="20"/>
+          <w:lang w:val="en-US" w:eastAsia="ko-KR" w:bidi="hi-IN"/>
+        </w:rPr>
+        <w:t xml:space="preserve">기본적으로 특정 위치에서 생성 </w:t>
+      </w:r>
+      <w:r>
+        <w:rPr>
+          <w:rFonts w:eastAsia="맑은 고딕" w:cs="Arial Unicode MS"/>
+          <w:color w:val="auto"/>
+          <w:kern w:val="2"/>
+          <w:sz w:val="20"/>
+          <w:szCs w:val="20"/>
+          <w:lang w:val="en-US" w:eastAsia="ko-KR" w:bidi="hi-IN"/>
+        </w:rPr>
+        <w:t>(</w:t>
+      </w:r>
+      <w:r>
+        <w:rPr>
+          <w:rFonts w:ascii="바탕" w:hAnsi="바탕" w:cs="Arial Unicode MS"/>
+          <w:color w:val="auto"/>
+          <w:kern w:val="2"/>
+          <w:sz w:val="20"/>
+          <w:szCs w:val="20"/>
+          <w:lang w:val="en-US" w:eastAsia="ko-KR" w:bidi="hi-IN"/>
+        </w:rPr>
+        <w:t>의자나 테이블등 지정된 오브젝트 근처</w:t>
+      </w:r>
+      <w:r>
+        <w:rPr>
+          <w:rFonts w:eastAsia="맑은 고딕" w:cs="Arial Unicode MS"/>
+          <w:color w:val="auto"/>
+          <w:kern w:val="2"/>
+          <w:sz w:val="20"/>
+          <w:szCs w:val="20"/>
+          <w:lang w:val="en-US" w:eastAsia="ko-KR" w:bidi="hi-IN"/>
+        </w:rPr>
+        <w:t>)</w:t>
+      </w:r>
+    </w:p>
+    <w:p>
+      <w:pPr>
+        <w:pStyle w:val="Normal"/>
+        <w:bidi w:val="0"/>
+        <w:jc w:val="left"/>
+        <w:rPr>
+          <w:sz w:val="20"/>
+          <w:szCs w:val="20"/>
+        </w:rPr>
+      </w:pPr>
+      <w:r>
+        <w:rPr>
+          <w:rFonts w:ascii="바탕" w:hAnsi="바탕" w:cs="Arial Unicode MS"/>
+          <w:color w:val="auto"/>
+          <w:kern w:val="2"/>
+          <w:sz w:val="20"/>
+          <w:szCs w:val="20"/>
+          <w:lang w:val="en-US" w:eastAsia="ko-KR" w:bidi="hi-IN"/>
+        </w:rPr>
+        <w:t xml:space="preserve">오브젝트를 </w:t>
+      </w:r>
+      <w:r>
+        <w:rPr>
+          <w:rFonts w:eastAsia="맑은 고딕" w:cs="Arial Unicode MS"/>
+          <w:color w:val="auto"/>
+          <w:kern w:val="2"/>
+          <w:sz w:val="20"/>
+          <w:szCs w:val="20"/>
+          <w:lang w:val="en-US" w:eastAsia="ko-KR" w:bidi="hi-IN"/>
+        </w:rPr>
+        <w:t>5~6</w:t>
+      </w:r>
+      <w:r>
+        <w:rPr>
+          <w:rFonts w:ascii="바탕" w:hAnsi="바탕" w:cs="Arial Unicode MS"/>
+          <w:color w:val="auto"/>
+          <w:kern w:val="2"/>
+          <w:sz w:val="20"/>
+          <w:szCs w:val="20"/>
+          <w:lang w:val="en-US" w:eastAsia="ko-KR" w:bidi="hi-IN"/>
+        </w:rPr>
+        <w:t xml:space="preserve">개 설치해서 그중 랜덤한 </w:t>
+      </w:r>
+      <w:r>
+        <w:rPr>
+          <w:rFonts w:eastAsia="맑은 고딕" w:cs="Arial Unicode MS"/>
+          <w:color w:val="auto"/>
+          <w:kern w:val="2"/>
+          <w:sz w:val="20"/>
+          <w:szCs w:val="20"/>
+          <w:lang w:val="en-US" w:eastAsia="ko-KR" w:bidi="hi-IN"/>
+        </w:rPr>
+        <w:t>2~3</w:t>
+      </w:r>
+      <w:r>
+        <w:rPr>
+          <w:rFonts w:ascii="바탕" w:hAnsi="바탕" w:cs="Arial Unicode MS"/>
+          <w:color w:val="auto"/>
+          <w:kern w:val="2"/>
+          <w:sz w:val="20"/>
+          <w:szCs w:val="20"/>
+          <w:lang w:val="en-US" w:eastAsia="ko-KR" w:bidi="hi-IN"/>
+        </w:rPr>
+        <w:t>곳에서 생성되게</w:t>
+      </w:r>
+    </w:p>
+    <w:p>
+      <w:pPr>
+        <w:pStyle w:val="Normal"/>
+        <w:bidi w:val="0"/>
+        <w:jc w:val="left"/>
+        <w:rPr>
+          <w:sz w:val="20"/>
+          <w:szCs w:val="20"/>
+        </w:rPr>
+      </w:pPr>
+      <w:r>
+        <w:rPr>
+          <w:rFonts w:ascii="바탕" w:hAnsi="바탕" w:cs="Arial Unicode MS"/>
+          <w:color w:val="auto"/>
+          <w:kern w:val="2"/>
+          <w:sz w:val="20"/>
+          <w:szCs w:val="20"/>
+          <w:lang w:val="en-US" w:eastAsia="ko-KR" w:bidi="hi-IN"/>
+        </w:rPr>
+        <w:t>보스는 고정 생성</w:t>
+      </w:r>
+    </w:p>
+    <w:p>
+      <w:pPr>
+        <w:pStyle w:val="Normal"/>
+        <w:bidi w:val="0"/>
+        <w:jc w:val="left"/>
+        <w:rPr>
+          <w:rFonts w:ascii="바탕" w:hAnsi="바탕" w:eastAsia="맑은 고딕" w:cs="Arial Unicode MS"/>
+          <w:color w:val="auto"/>
+          <w:kern w:val="2"/>
+          <w:lang w:val="en-US" w:eastAsia="ko-KR" w:bidi="hi-IN"/>
+        </w:rPr>
+      </w:pPr>
+      <w:r>
+        <w:rPr>
+          <w:sz w:val="20"/>
+          <w:szCs w:val="20"/>
+        </w:rPr>
+      </w:r>
+    </w:p>
+    <w:p>
+      <w:pPr>
+        <w:pStyle w:val="Normal"/>
+        <w:bidi w:val="0"/>
+        <w:jc w:val="left"/>
+        <w:rPr>
+          <w:sz w:val="20"/>
+          <w:szCs w:val="20"/>
+        </w:rPr>
+      </w:pPr>
+      <w:r>
+        <w:rPr>
+          <w:rFonts w:ascii="바탕" w:hAnsi="바탕" w:cs="Arial Unicode MS"/>
+          <w:color w:val="auto"/>
+          <w:kern w:val="2"/>
+          <w:sz w:val="20"/>
+          <w:szCs w:val="20"/>
+          <w:lang w:val="en-US" w:eastAsia="ko-KR" w:bidi="hi-IN"/>
+        </w:rPr>
+        <w:t>다음 지역 이동 방식</w:t>
+      </w:r>
+      <w:r>
+        <w:rPr>
+          <w:rFonts w:eastAsia="맑은 고딕" w:cs="Arial Unicode MS"/>
+          <w:color w:val="auto"/>
+          <w:kern w:val="2"/>
+          <w:sz w:val="20"/>
+          <w:szCs w:val="20"/>
+          <w:lang w:val="en-US" w:eastAsia="ko-KR" w:bidi="hi-IN"/>
+        </w:rPr>
+        <w:t xml:space="preserve">: </w:t>
+      </w:r>
+      <w:r>
+        <w:rPr>
+          <w:rFonts w:ascii="바탕" w:hAnsi="바탕" w:cs="Arial Unicode MS"/>
+          <w:color w:val="auto"/>
+          <w:kern w:val="2"/>
+          <w:sz w:val="20"/>
+          <w:szCs w:val="20"/>
+          <w:lang w:val="en-US" w:eastAsia="ko-KR" w:bidi="hi-IN"/>
+        </w:rPr>
+        <w:t>다음 지역을 미리 구현 해두되</w:t>
+      </w:r>
+      <w:r>
+        <w:rPr>
+          <w:rFonts w:eastAsia="맑은 고딕" w:cs="Arial Unicode MS"/>
+          <w:color w:val="auto"/>
+          <w:kern w:val="2"/>
+          <w:sz w:val="20"/>
+          <w:szCs w:val="20"/>
+          <w:lang w:val="en-US" w:eastAsia="ko-KR" w:bidi="hi-IN"/>
+        </w:rPr>
+        <w:t xml:space="preserve">, </w:t>
+      </w:r>
+      <w:r>
+        <w:rPr>
+          <w:rFonts w:ascii="바탕" w:hAnsi="바탕" w:cs="Arial Unicode MS"/>
+          <w:color w:val="auto"/>
+          <w:kern w:val="2"/>
+          <w:sz w:val="20"/>
+          <w:szCs w:val="20"/>
+          <w:lang w:val="en-US" w:eastAsia="ko-KR" w:bidi="hi-IN"/>
+        </w:rPr>
+        <w:t>그 지역은 상호작용이 불가능한 상태로 두기</w:t>
+      </w:r>
+    </w:p>
+    <w:p>
+      <w:pPr>
+        <w:pStyle w:val="Normal"/>
+        <w:bidi w:val="0"/>
+        <w:jc w:val="left"/>
+        <w:rPr>
+          <w:sz w:val="20"/>
+          <w:szCs w:val="20"/>
+        </w:rPr>
+      </w:pPr>
+      <w:r>
+        <w:rPr>
+          <w:rFonts w:ascii="바탕" w:hAnsi="바탕" w:cs="Arial Unicode MS"/>
+          <w:color w:val="auto"/>
+          <w:kern w:val="2"/>
+          <w:sz w:val="20"/>
+          <w:szCs w:val="20"/>
+          <w:lang w:val="en-US" w:eastAsia="ko-KR" w:bidi="hi-IN"/>
+        </w:rPr>
+        <w:t>특정 위치</w:t>
+      </w:r>
+      <w:r>
+        <w:rPr>
+          <w:rFonts w:eastAsia="맑은 고딕" w:cs="Arial Unicode MS"/>
+          <w:color w:val="auto"/>
+          <w:kern w:val="2"/>
+          <w:sz w:val="20"/>
+          <w:szCs w:val="20"/>
+          <w:lang w:val="en-US" w:eastAsia="ko-KR" w:bidi="hi-IN"/>
+        </w:rPr>
+        <w:t>(</w:t>
+      </w:r>
+      <w:r>
+        <w:rPr>
+          <w:rFonts w:ascii="바탕" w:hAnsi="바탕" w:cs="Arial Unicode MS"/>
+          <w:color w:val="auto"/>
+          <w:kern w:val="2"/>
+          <w:sz w:val="20"/>
+          <w:szCs w:val="20"/>
+          <w:lang w:val="en-US" w:eastAsia="ko-KR" w:bidi="hi-IN"/>
+        </w:rPr>
+        <w:t>문이나 포탈등</w:t>
+      </w:r>
+      <w:r>
+        <w:rPr>
+          <w:rFonts w:eastAsia="맑은 고딕" w:cs="Arial Unicode MS"/>
+          <w:color w:val="auto"/>
+          <w:kern w:val="2"/>
+          <w:sz w:val="20"/>
+          <w:szCs w:val="20"/>
+          <w:lang w:val="en-US" w:eastAsia="ko-KR" w:bidi="hi-IN"/>
+        </w:rPr>
+        <w:t xml:space="preserve">) </w:t>
+      </w:r>
+      <w:r>
+        <w:rPr>
+          <w:rFonts w:ascii="바탕" w:hAnsi="바탕" w:cs="Arial Unicode MS"/>
+          <w:color w:val="auto"/>
+          <w:kern w:val="2"/>
+          <w:sz w:val="20"/>
+          <w:szCs w:val="20"/>
+          <w:lang w:val="en-US" w:eastAsia="ko-KR" w:bidi="hi-IN"/>
+        </w:rPr>
+        <w:t>에 도달시 상호작용 시작</w:t>
+      </w:r>
+    </w:p>
+    <w:p>
+      <w:pPr>
+        <w:pStyle w:val="Normal"/>
+        <w:bidi w:val="0"/>
+        <w:jc w:val="left"/>
+        <w:rPr>
+          <w:rFonts w:ascii="바탕" w:hAnsi="바탕" w:eastAsia="맑은 고딕" w:cs="Arial Unicode MS"/>
+          <w:color w:val="auto"/>
+          <w:kern w:val="2"/>
+          <w:lang w:val="en-US" w:eastAsia="ko-KR" w:bidi="hi-IN"/>
+        </w:rPr>
+      </w:pPr>
+      <w:r>
+        <w:rPr>
+          <w:sz w:val="20"/>
+          <w:szCs w:val="20"/>
+        </w:rPr>
+      </w:r>
+    </w:p>
+    <w:p>
+      <w:pPr>
+        <w:pStyle w:val="Normal"/>
+        <w:bidi w:val="0"/>
+        <w:jc w:val="left"/>
+        <w:rPr>
+          <w:sz w:val="20"/>
+          <w:szCs w:val="20"/>
+        </w:rPr>
+      </w:pPr>
+      <w:r>
+        <w:rPr>
+          <w:rFonts w:ascii="바탕" w:hAnsi="바탕" w:cs="Arial Unicode MS"/>
+          <w:color w:val="auto"/>
+          <w:kern w:val="2"/>
+          <w:sz w:val="20"/>
+          <w:szCs w:val="20"/>
+          <w:lang w:val="en-US" w:eastAsia="ko-KR" w:bidi="hi-IN"/>
+        </w:rPr>
+        <w:t>다음 지역은 이전 지역에서 미리 구현되지만 다다음 지역은 랜덤하게 구성하기 위해 미리 구현되지 않음</w:t>
+      </w:r>
+    </w:p>
+    <w:p>
+      <w:pPr>
+        <w:pStyle w:val="Normal"/>
+        <w:bidi w:val="0"/>
+        <w:jc w:val="left"/>
+        <w:rPr>
+          <w:sz w:val="20"/>
+          <w:szCs w:val="20"/>
+        </w:rPr>
+      </w:pPr>
+      <w:r>
+        <w:rPr>
+          <w:rFonts w:ascii="바탕" w:hAnsi="바탕" w:cs="Arial Unicode MS"/>
+          <w:color w:val="auto"/>
+          <w:kern w:val="2"/>
+          <w:sz w:val="20"/>
+          <w:szCs w:val="20"/>
+          <w:lang w:val="en-US" w:eastAsia="ko-KR" w:bidi="hi-IN"/>
+        </w:rPr>
+        <w:t xml:space="preserve">그러니까 </w:t>
+      </w:r>
+      <w:r>
+        <w:rPr>
+          <w:rFonts w:eastAsia="맑은 고딕" w:cs="Arial Unicode MS"/>
+          <w:color w:val="auto"/>
+          <w:kern w:val="2"/>
+          <w:sz w:val="20"/>
+          <w:szCs w:val="20"/>
+          <w:lang w:val="en-US" w:eastAsia="ko-KR" w:bidi="hi-IN"/>
+        </w:rPr>
+        <w:t>1-2-3</w:t>
+      </w:r>
+      <w:r>
+        <w:rPr>
+          <w:rFonts w:ascii="바탕" w:hAnsi="바탕" w:cs="Arial Unicode MS"/>
+          <w:color w:val="auto"/>
+          <w:kern w:val="2"/>
+          <w:sz w:val="20"/>
+          <w:szCs w:val="20"/>
+          <w:lang w:val="en-US" w:eastAsia="ko-KR" w:bidi="hi-IN"/>
+        </w:rPr>
+        <w:t xml:space="preserve">방의 구조 일때 </w:t>
+      </w:r>
+      <w:r>
+        <w:rPr>
+          <w:rFonts w:eastAsia="맑은 고딕" w:cs="Arial Unicode MS"/>
+          <w:color w:val="auto"/>
+          <w:kern w:val="2"/>
+          <w:sz w:val="20"/>
+          <w:szCs w:val="20"/>
+          <w:lang w:val="en-US" w:eastAsia="ko-KR" w:bidi="hi-IN"/>
+        </w:rPr>
+        <w:t>1</w:t>
+      </w:r>
+      <w:r>
+        <w:rPr>
+          <w:rFonts w:ascii="바탕" w:hAnsi="바탕" w:cs="Arial Unicode MS"/>
+          <w:color w:val="auto"/>
+          <w:kern w:val="2"/>
+          <w:sz w:val="20"/>
+          <w:szCs w:val="20"/>
+          <w:lang w:val="en-US" w:eastAsia="ko-KR" w:bidi="hi-IN"/>
+        </w:rPr>
+        <w:t xml:space="preserve">에 진입시 </w:t>
+      </w:r>
+      <w:r>
+        <w:rPr>
+          <w:rFonts w:eastAsia="맑은 고딕" w:cs="Arial Unicode MS"/>
+          <w:color w:val="auto"/>
+          <w:kern w:val="2"/>
+          <w:sz w:val="20"/>
+          <w:szCs w:val="20"/>
+          <w:lang w:val="en-US" w:eastAsia="ko-KR" w:bidi="hi-IN"/>
+        </w:rPr>
+        <w:t>2</w:t>
+      </w:r>
+      <w:r>
+        <w:rPr>
+          <w:rFonts w:ascii="바탕" w:hAnsi="바탕" w:cs="Arial Unicode MS"/>
+          <w:color w:val="auto"/>
+          <w:kern w:val="2"/>
+          <w:sz w:val="20"/>
+          <w:szCs w:val="20"/>
+          <w:lang w:val="en-US" w:eastAsia="ko-KR" w:bidi="hi-IN"/>
+        </w:rPr>
+        <w:t>는 구현</w:t>
+      </w:r>
+      <w:r>
+        <w:rPr>
+          <w:rFonts w:eastAsia="맑은 고딕" w:cs="Arial Unicode MS"/>
+          <w:color w:val="auto"/>
+          <w:kern w:val="2"/>
+          <w:sz w:val="20"/>
+          <w:szCs w:val="20"/>
+          <w:lang w:val="en-US" w:eastAsia="ko-KR" w:bidi="hi-IN"/>
+        </w:rPr>
+        <w:t xml:space="preserve">, </w:t>
+      </w:r>
+      <w:r>
+        <w:rPr>
+          <w:rFonts w:ascii="바탕" w:hAnsi="바탕" w:cs="Arial Unicode MS"/>
+          <w:color w:val="auto"/>
+          <w:kern w:val="2"/>
+          <w:sz w:val="20"/>
+          <w:szCs w:val="20"/>
+          <w:lang w:val="en-US" w:eastAsia="ko-KR" w:bidi="hi-IN"/>
+        </w:rPr>
+        <w:t xml:space="preserve">하지만 </w:t>
+      </w:r>
+      <w:r>
+        <w:rPr>
+          <w:rFonts w:eastAsia="맑은 고딕" w:cs="Arial Unicode MS"/>
+          <w:color w:val="auto"/>
+          <w:kern w:val="2"/>
+          <w:sz w:val="20"/>
+          <w:szCs w:val="20"/>
+          <w:lang w:val="en-US" w:eastAsia="ko-KR" w:bidi="hi-IN"/>
+        </w:rPr>
+        <w:t>3</w:t>
+      </w:r>
+      <w:r>
+        <w:rPr>
+          <w:rFonts w:ascii="바탕" w:hAnsi="바탕" w:cs="Arial Unicode MS"/>
+          <w:color w:val="auto"/>
+          <w:kern w:val="2"/>
+          <w:sz w:val="20"/>
+          <w:szCs w:val="20"/>
+          <w:lang w:val="en-US" w:eastAsia="ko-KR" w:bidi="hi-IN"/>
+        </w:rPr>
+        <w:t>은 구현되지 않은 상태고</w:t>
+      </w:r>
+    </w:p>
+    <w:p>
+      <w:pPr>
+        <w:pStyle w:val="Normal"/>
+        <w:bidi w:val="0"/>
+        <w:jc w:val="left"/>
+        <w:rPr>
+          <w:sz w:val="20"/>
+          <w:szCs w:val="20"/>
+        </w:rPr>
+      </w:pPr>
+      <w:r>
+        <w:rPr>
+          <w:rFonts w:eastAsia="맑은 고딕" w:cs="Arial Unicode MS"/>
+          <w:color w:val="auto"/>
+          <w:kern w:val="2"/>
+          <w:sz w:val="20"/>
+          <w:szCs w:val="20"/>
+          <w:lang w:val="en-US" w:eastAsia="ko-KR" w:bidi="hi-IN"/>
+        </w:rPr>
+        <w:t>2</w:t>
+      </w:r>
+      <w:r>
+        <w:rPr>
+          <w:rFonts w:ascii="바탕" w:hAnsi="바탕" w:cs="Arial Unicode MS"/>
+          <w:color w:val="auto"/>
+          <w:kern w:val="2"/>
+          <w:sz w:val="20"/>
+          <w:szCs w:val="20"/>
+          <w:lang w:val="en-US" w:eastAsia="ko-KR" w:bidi="hi-IN"/>
+        </w:rPr>
+        <w:t xml:space="preserve">에 진입시 </w:t>
+      </w:r>
+      <w:r>
+        <w:rPr>
+          <w:rFonts w:eastAsia="맑은 고딕" w:cs="Arial Unicode MS"/>
+          <w:color w:val="auto"/>
+          <w:kern w:val="2"/>
+          <w:sz w:val="20"/>
+          <w:szCs w:val="20"/>
+          <w:lang w:val="en-US" w:eastAsia="ko-KR" w:bidi="hi-IN"/>
+        </w:rPr>
+        <w:t>3</w:t>
+      </w:r>
+      <w:r>
+        <w:rPr>
+          <w:rFonts w:ascii="바탕" w:hAnsi="바탕" w:cs="Arial Unicode MS"/>
+          <w:color w:val="auto"/>
+          <w:kern w:val="2"/>
+          <w:sz w:val="20"/>
+          <w:szCs w:val="20"/>
+          <w:lang w:val="en-US" w:eastAsia="ko-KR" w:bidi="hi-IN"/>
+        </w:rPr>
+        <w:t>이 구현 되는 순차 구조</w:t>
+      </w:r>
+    </w:p>
+    <w:p>
+      <w:pPr>
+        <w:pStyle w:val="Normal"/>
+        <w:bidi w:val="0"/>
+        <w:jc w:val="left"/>
+        <w:rPr>
+          <w:rFonts w:ascii="바탕" w:hAnsi="바탕" w:eastAsia="맑은 고딕" w:cs="Arial Unicode MS"/>
+          <w:color w:val="auto"/>
+          <w:kern w:val="2"/>
+          <w:lang w:val="en-US" w:eastAsia="ko-KR" w:bidi="hi-IN"/>
+        </w:rPr>
+      </w:pPr>
+      <w:r>
+        <w:rPr>
+          <w:sz w:val="20"/>
+          <w:szCs w:val="20"/>
+        </w:rPr>
+      </w:r>
+    </w:p>
+    <w:p>
+      <w:pPr>
+        <w:pStyle w:val="Normal"/>
+        <w:bidi w:val="0"/>
+        <w:jc w:val="left"/>
+        <w:rPr>
+          <w:sz w:val="20"/>
+          <w:szCs w:val="20"/>
+        </w:rPr>
+      </w:pPr>
+      <w:r>
+        <w:rPr>
+          <w:rFonts w:ascii="바탕" w:hAnsi="바탕" w:cs="Arial Unicode MS"/>
+          <w:color w:val="auto"/>
+          <w:kern w:val="2"/>
+          <w:sz w:val="20"/>
+          <w:szCs w:val="20"/>
+          <w:lang w:val="en-US" w:eastAsia="ko-KR" w:bidi="hi-IN"/>
+        </w:rPr>
+        <w:t xml:space="preserve">다만 지금 제작하려는 데모에서는 어차피 방은 </w:t>
+      </w:r>
+      <w:r>
+        <w:rPr>
+          <w:rFonts w:eastAsia="맑은 고딕" w:cs="Arial Unicode MS"/>
+          <w:color w:val="auto"/>
+          <w:kern w:val="2"/>
+          <w:sz w:val="20"/>
+          <w:szCs w:val="20"/>
+          <w:lang w:val="en-US" w:eastAsia="ko-KR" w:bidi="hi-IN"/>
+        </w:rPr>
+        <w:t>2</w:t>
+      </w:r>
+      <w:r>
+        <w:rPr>
+          <w:rFonts w:ascii="바탕" w:hAnsi="바탕" w:cs="Arial Unicode MS"/>
+          <w:color w:val="auto"/>
+          <w:kern w:val="2"/>
+          <w:sz w:val="20"/>
+          <w:szCs w:val="20"/>
+          <w:lang w:val="en-US" w:eastAsia="ko-KR" w:bidi="hi-IN"/>
+        </w:rPr>
+        <w:t>개이므로 굳이 구현할 필요는 없음</w:t>
+      </w:r>
+    </w:p>
+    <w:p>
+      <w:pPr>
+        <w:pStyle w:val="Normal"/>
+        <w:bidi w:val="0"/>
+        <w:jc w:val="left"/>
+        <w:rPr>
+          <w:rFonts w:ascii="바탕" w:hAnsi="바탕" w:eastAsia="맑은 고딕" w:cs="Arial Unicode MS"/>
+          <w:color w:val="auto"/>
+          <w:kern w:val="2"/>
+          <w:lang w:val="en-US" w:eastAsia="ko-KR" w:bidi="hi-IN"/>
+        </w:rPr>
+      </w:pPr>
+      <w:r>
+        <w:rPr>
+          <w:sz w:val="20"/>
+          <w:szCs w:val="20"/>
+        </w:rPr>
+      </w:r>
+    </w:p>
+    <w:p>
+      <w:pPr>
+        <w:pStyle w:val="Normal"/>
+        <w:bidi w:val="0"/>
+        <w:jc w:val="left"/>
+        <w:rPr>
+          <w:rFonts w:ascii="바탕" w:hAnsi="바탕" w:eastAsia="맑은 고딕" w:cs="Arial Unicode MS"/>
+          <w:color w:val="auto"/>
+          <w:kern w:val="2"/>
+          <w:lang w:val="en-US" w:eastAsia="ko-KR" w:bidi="hi-IN"/>
+        </w:rPr>
+      </w:pPr>
+      <w:r>
+        <w:rPr>
+          <w:sz w:val="20"/>
+          <w:szCs w:val="20"/>
+        </w:rPr>
+      </w:r>
+    </w:p>
+    <w:p>
+      <w:pPr>
+        <w:pStyle w:val="Normal"/>
+        <w:bidi w:val="0"/>
+        <w:jc w:val="left"/>
+        <w:rPr>
+          <w:b/>
+          <w:b/>
+          <w:bCs/>
           <w:sz w:val="24"/>
           <w:szCs w:val="24"/>
-          <w:lang w:val="en-US" w:eastAsia="ko-KR" w:bidi="hi-IN"/>
-        </w:rPr>
-        <w:t>4.</w:t>
-      </w:r>
+        </w:rPr>
+      </w:pPr>
       <w:r>
         <w:rPr>
           <w:rFonts w:ascii="바탕" w:hAnsi="바탕" w:cs="Arial Unicode MS"/>
+          <w:b/>
+          <w:bCs/>
           <w:color w:val="auto"/>
           <w:kern w:val="2"/>
           <w:sz w:val="24"/>
           <w:szCs w:val="24"/>
           <w:lang w:val="en-US" w:eastAsia="ko-KR" w:bidi="hi-IN"/>
         </w:rPr>
-        <w:t>게임 사이클 → 저장 기능은 나중에 해도 되니 일단 한 던전을 만드는것이 목표</w:t>
+        <w:t>플레이어</w:t>
+      </w:r>
+      <w:r>
+        <w:rPr>
+          <w:rFonts w:eastAsia="맑은 고딕" w:cs="Arial Unicode MS"/>
+          <w:b/>
+          <w:bCs/>
+          <w:color w:val="auto"/>
+          <w:kern w:val="2"/>
+          <w:sz w:val="24"/>
+          <w:szCs w:val="24"/>
+          <w:lang w:val="en-US" w:eastAsia="ko-KR" w:bidi="hi-IN"/>
+        </w:rPr>
+        <w:t>(</w:t>
+      </w:r>
+      <w:r>
+        <w:rPr>
+          <w:rFonts w:ascii="바탕" w:hAnsi="바탕" w:cs="Arial Unicode MS"/>
+          <w:b/>
+          <w:bCs/>
+          <w:color w:val="auto"/>
+          <w:kern w:val="2"/>
+          <w:sz w:val="24"/>
+          <w:szCs w:val="24"/>
+          <w:lang w:val="en-US" w:eastAsia="ko-KR" w:bidi="hi-IN"/>
+        </w:rPr>
+        <w:t>입력</w:t>
+      </w:r>
+      <w:r>
+        <w:rPr>
+          <w:rFonts w:eastAsia="맑은 고딕" w:cs="Arial Unicode MS"/>
+          <w:b/>
+          <w:bCs/>
+          <w:color w:val="auto"/>
+          <w:kern w:val="2"/>
+          <w:sz w:val="24"/>
+          <w:szCs w:val="24"/>
+          <w:lang w:val="en-US" w:eastAsia="ko-KR" w:bidi="hi-IN"/>
+        </w:rPr>
+        <w:t xml:space="preserve">, </w:t>
+      </w:r>
+      <w:r>
+        <w:rPr>
+          <w:rFonts w:ascii="바탕" w:hAnsi="바탕" w:cs="Arial Unicode MS"/>
+          <w:b/>
+          <w:bCs/>
+          <w:color w:val="auto"/>
+          <w:kern w:val="2"/>
+          <w:sz w:val="24"/>
+          <w:szCs w:val="24"/>
+          <w:lang w:val="en-US" w:eastAsia="ko-KR" w:bidi="hi-IN"/>
+        </w:rPr>
+        <w:t>이동</w:t>
+      </w:r>
+      <w:r>
+        <w:rPr>
+          <w:rFonts w:eastAsia="맑은 고딕" w:cs="Arial Unicode MS"/>
+          <w:b/>
+          <w:bCs/>
+          <w:color w:val="auto"/>
+          <w:kern w:val="2"/>
+          <w:sz w:val="24"/>
+          <w:szCs w:val="24"/>
+          <w:lang w:val="en-US" w:eastAsia="ko-KR" w:bidi="hi-IN"/>
+        </w:rPr>
+        <w:t xml:space="preserve">, </w:t>
+      </w:r>
+      <w:r>
+        <w:rPr>
+          <w:rFonts w:ascii="바탕" w:hAnsi="바탕" w:cs="Arial Unicode MS"/>
+          <w:b/>
+          <w:bCs/>
+          <w:color w:val="auto"/>
+          <w:kern w:val="2"/>
+          <w:sz w:val="24"/>
+          <w:szCs w:val="24"/>
+          <w:lang w:val="en-US" w:eastAsia="ko-KR" w:bidi="hi-IN"/>
+        </w:rPr>
+        <w:t>공격</w:t>
+      </w:r>
+      <w:r>
+        <w:rPr>
+          <w:rFonts w:eastAsia="맑은 고딕" w:cs="Arial Unicode MS"/>
+          <w:b/>
+          <w:bCs/>
+          <w:color w:val="auto"/>
+          <w:kern w:val="2"/>
+          <w:sz w:val="24"/>
+          <w:szCs w:val="24"/>
+          <w:lang w:val="en-US" w:eastAsia="ko-KR" w:bidi="hi-IN"/>
+        </w:rPr>
+        <w:t xml:space="preserve">, </w:t>
+      </w:r>
+      <w:r>
+        <w:rPr>
+          <w:rFonts w:ascii="바탕" w:hAnsi="바탕" w:cs="Arial Unicode MS"/>
+          <w:b/>
+          <w:bCs/>
+          <w:color w:val="auto"/>
+          <w:kern w:val="2"/>
+          <w:sz w:val="24"/>
+          <w:szCs w:val="24"/>
+          <w:lang w:val="en-US" w:eastAsia="ko-KR" w:bidi="hi-IN"/>
+        </w:rPr>
+        <w:t>방어</w:t>
+      </w:r>
+      <w:r>
+        <w:rPr>
+          <w:rFonts w:eastAsia="맑은 고딕" w:cs="Arial Unicode MS"/>
+          <w:b/>
+          <w:bCs/>
+          <w:color w:val="auto"/>
+          <w:kern w:val="2"/>
+          <w:sz w:val="24"/>
+          <w:szCs w:val="24"/>
+          <w:lang w:val="en-US" w:eastAsia="ko-KR" w:bidi="hi-IN"/>
+        </w:rPr>
+        <w:t xml:space="preserve">, </w:t>
+      </w:r>
+      <w:r>
+        <w:rPr>
+          <w:rFonts w:ascii="바탕" w:hAnsi="바탕" w:cs="Arial Unicode MS"/>
+          <w:b/>
+          <w:bCs/>
+          <w:color w:val="auto"/>
+          <w:kern w:val="2"/>
+          <w:sz w:val="24"/>
+          <w:szCs w:val="24"/>
+          <w:lang w:val="en-US" w:eastAsia="ko-KR" w:bidi="hi-IN"/>
+        </w:rPr>
+        <w:t>아이템 줍기</w:t>
+      </w:r>
+      <w:r>
+        <w:rPr>
+          <w:rFonts w:eastAsia="맑은 고딕" w:cs="Arial Unicode MS"/>
+          <w:b/>
+          <w:bCs/>
+          <w:color w:val="auto"/>
+          <w:kern w:val="2"/>
+          <w:sz w:val="24"/>
+          <w:szCs w:val="24"/>
+          <w:lang w:val="en-US" w:eastAsia="ko-KR" w:bidi="hi-IN"/>
+        </w:rPr>
+        <w:t xml:space="preserve">, </w:t>
+      </w:r>
+      <w:r>
+        <w:rPr>
+          <w:rFonts w:ascii="바탕" w:hAnsi="바탕" w:cs="Arial Unicode MS"/>
+          <w:b/>
+          <w:bCs/>
+          <w:color w:val="auto"/>
+          <w:kern w:val="2"/>
+          <w:sz w:val="24"/>
+          <w:szCs w:val="24"/>
+          <w:lang w:val="en-US" w:eastAsia="ko-KR" w:bidi="hi-IN"/>
+        </w:rPr>
+        <w:t>아이템 장착</w:t>
+      </w:r>
+      <w:r>
+        <w:rPr>
+          <w:rFonts w:eastAsia="맑은 고딕" w:cs="Arial Unicode MS"/>
+          <w:b/>
+          <w:bCs/>
+          <w:color w:val="auto"/>
+          <w:kern w:val="2"/>
+          <w:sz w:val="24"/>
+          <w:szCs w:val="24"/>
+          <w:lang w:val="en-US" w:eastAsia="ko-KR" w:bidi="hi-IN"/>
+        </w:rPr>
+        <w:t xml:space="preserve">, </w:t>
+      </w:r>
+      <w:r>
+        <w:rPr>
+          <w:rFonts w:ascii="바탕" w:hAnsi="바탕" w:cs="Arial Unicode MS"/>
+          <w:b/>
+          <w:bCs/>
+          <w:color w:val="auto"/>
+          <w:kern w:val="2"/>
+          <w:sz w:val="24"/>
+          <w:szCs w:val="24"/>
+          <w:lang w:val="en-US" w:eastAsia="ko-KR" w:bidi="hi-IN"/>
+        </w:rPr>
+        <w:t>버프 및 아이템 특수효과 적용</w:t>
+      </w:r>
+      <w:r>
+        <w:rPr>
+          <w:rFonts w:eastAsia="맑은 고딕" w:cs="Arial Unicode MS"/>
+          <w:b/>
+          <w:bCs/>
+          <w:color w:val="auto"/>
+          <w:kern w:val="2"/>
+          <w:sz w:val="24"/>
+          <w:szCs w:val="24"/>
+          <w:lang w:val="en-US" w:eastAsia="ko-KR" w:bidi="hi-IN"/>
+        </w:rPr>
+        <w:t xml:space="preserve">, </w:t>
+      </w:r>
+      <w:r>
+        <w:rPr>
+          <w:rFonts w:ascii="바탕" w:hAnsi="바탕" w:cs="Arial Unicode MS"/>
+          <w:b/>
+          <w:bCs/>
+          <w:color w:val="auto"/>
+          <w:kern w:val="2"/>
+          <w:sz w:val="24"/>
+          <w:szCs w:val="24"/>
+          <w:lang w:val="en-US" w:eastAsia="ko-KR" w:bidi="hi-IN"/>
+        </w:rPr>
+        <w:t>사망 처리</w:t>
+      </w:r>
+      <w:r>
+        <w:rPr>
+          <w:rFonts w:eastAsia="맑은 고딕" w:cs="Arial Unicode MS"/>
+          <w:b/>
+          <w:bCs/>
+          <w:color w:val="auto"/>
+          <w:kern w:val="2"/>
+          <w:sz w:val="24"/>
+          <w:szCs w:val="24"/>
+          <w:lang w:val="en-US" w:eastAsia="ko-KR" w:bidi="hi-IN"/>
+        </w:rPr>
+        <w:t>, )</w:t>
+      </w:r>
+    </w:p>
+    <w:p>
+      <w:pPr>
+        <w:pStyle w:val="Normal"/>
+        <w:bidi w:val="0"/>
+        <w:jc w:val="left"/>
+        <w:rPr>
+          <w:rFonts w:ascii="바탕" w:hAnsi="바탕" w:eastAsia="맑은 고딕" w:cs="Arial Unicode MS"/>
+          <w:color w:val="auto"/>
+          <w:kern w:val="2"/>
+          <w:lang w:val="en-US" w:eastAsia="ko-KR" w:bidi="hi-IN"/>
+        </w:rPr>
+      </w:pPr>
+      <w:r>
+        <w:rPr>
+          <w:sz w:val="20"/>
+          <w:szCs w:val="20"/>
+        </w:rPr>
+      </w:r>
+    </w:p>
+    <w:p>
+      <w:pPr>
+        <w:pStyle w:val="Normal"/>
+        <w:bidi w:val="0"/>
+        <w:jc w:val="left"/>
+        <w:rPr>
+          <w:sz w:val="20"/>
+          <w:szCs w:val="20"/>
+        </w:rPr>
+      </w:pPr>
+      <w:r>
+        <w:rPr>
+          <w:rFonts w:ascii="바탕" w:hAnsi="바탕" w:cs="Arial Unicode MS"/>
+          <w:color w:val="auto"/>
+          <w:kern w:val="2"/>
+          <w:sz w:val="20"/>
+          <w:szCs w:val="20"/>
+          <w:lang w:val="en-US" w:eastAsia="ko-KR" w:bidi="hi-IN"/>
+        </w:rPr>
+        <w:t xml:space="preserve">입력 </w:t>
+      </w:r>
+      <w:r>
+        <w:rPr>
+          <w:rFonts w:eastAsia="맑은 고딕" w:cs="Arial Unicode MS"/>
+          <w:color w:val="auto"/>
+          <w:kern w:val="2"/>
+          <w:sz w:val="20"/>
+          <w:szCs w:val="20"/>
+          <w:lang w:val="en-US" w:eastAsia="ko-KR" w:bidi="hi-IN"/>
+        </w:rPr>
+        <w:t xml:space="preserve">: </w:t>
+      </w:r>
+      <w:r>
+        <w:rPr>
+          <w:rFonts w:ascii="바탕" w:hAnsi="바탕" w:cs="Arial Unicode MS"/>
+          <w:color w:val="auto"/>
+          <w:kern w:val="2"/>
+          <w:sz w:val="20"/>
+          <w:szCs w:val="20"/>
+          <w:lang w:val="en-US" w:eastAsia="ko-KR" w:bidi="hi-IN"/>
+        </w:rPr>
+        <w:t>향상된 입력 시스템 활용하여 이동</w:t>
+      </w:r>
+      <w:r>
+        <w:rPr>
+          <w:rFonts w:eastAsia="맑은 고딕" w:cs="Arial Unicode MS"/>
+          <w:color w:val="auto"/>
+          <w:kern w:val="2"/>
+          <w:sz w:val="20"/>
+          <w:szCs w:val="20"/>
+          <w:lang w:val="en-US" w:eastAsia="ko-KR" w:bidi="hi-IN"/>
+        </w:rPr>
+        <w:t xml:space="preserve">, </w:t>
+      </w:r>
+      <w:r>
+        <w:rPr>
+          <w:rFonts w:ascii="바탕" w:hAnsi="바탕" w:cs="Arial Unicode MS"/>
+          <w:color w:val="auto"/>
+          <w:kern w:val="2"/>
+          <w:sz w:val="20"/>
+          <w:szCs w:val="20"/>
+          <w:lang w:val="en-US" w:eastAsia="ko-KR" w:bidi="hi-IN"/>
+        </w:rPr>
+        <w:t>공격</w:t>
+      </w:r>
+      <w:r>
+        <w:rPr>
+          <w:rFonts w:eastAsia="맑은 고딕" w:cs="Arial Unicode MS"/>
+          <w:color w:val="auto"/>
+          <w:kern w:val="2"/>
+          <w:sz w:val="20"/>
+          <w:szCs w:val="20"/>
+          <w:lang w:val="en-US" w:eastAsia="ko-KR" w:bidi="hi-IN"/>
+        </w:rPr>
+        <w:t xml:space="preserve">, </w:t>
+      </w:r>
+      <w:r>
+        <w:rPr>
+          <w:rFonts w:ascii="바탕" w:hAnsi="바탕" w:cs="Arial Unicode MS"/>
+          <w:color w:val="auto"/>
+          <w:kern w:val="2"/>
+          <w:sz w:val="20"/>
+          <w:szCs w:val="20"/>
+          <w:lang w:val="en-US" w:eastAsia="ko-KR" w:bidi="hi-IN"/>
+        </w:rPr>
+        <w:t>방어 애니메이션 활용</w:t>
+      </w:r>
+    </w:p>
+    <w:p>
+      <w:pPr>
+        <w:pStyle w:val="Normal"/>
+        <w:bidi w:val="0"/>
+        <w:jc w:val="left"/>
+        <w:rPr>
+          <w:sz w:val="20"/>
+          <w:szCs w:val="20"/>
+        </w:rPr>
+      </w:pPr>
+      <w:r>
+        <w:rPr>
+          <w:rFonts w:ascii="바탕" w:hAnsi="바탕" w:cs="Arial Unicode MS"/>
+          <w:color w:val="auto"/>
+          <w:kern w:val="2"/>
+          <w:sz w:val="20"/>
+          <w:szCs w:val="20"/>
+          <w:lang w:val="en-US" w:eastAsia="ko-KR" w:bidi="hi-IN"/>
+        </w:rPr>
+        <w:t xml:space="preserve">아이템 줍기 </w:t>
+      </w:r>
+      <w:r>
+        <w:rPr>
+          <w:rFonts w:eastAsia="맑은 고딕" w:cs="Arial Unicode MS"/>
+          <w:color w:val="auto"/>
+          <w:kern w:val="2"/>
+          <w:sz w:val="20"/>
+          <w:szCs w:val="20"/>
+          <w:lang w:val="en-US" w:eastAsia="ko-KR" w:bidi="hi-IN"/>
+        </w:rPr>
+        <w:t xml:space="preserve">: </w:t>
+      </w:r>
+      <w:r>
+        <w:rPr>
+          <w:rFonts w:ascii="바탕" w:hAnsi="바탕" w:cs="Arial Unicode MS"/>
+          <w:color w:val="auto"/>
+          <w:kern w:val="2"/>
+          <w:sz w:val="20"/>
+          <w:szCs w:val="20"/>
+          <w:lang w:val="en-US" w:eastAsia="ko-KR" w:bidi="hi-IN"/>
+        </w:rPr>
+        <w:t>라인트레이스로 줍기 ←  인벤토리 에셋 구조에 맞게 구현</w:t>
+      </w:r>
+    </w:p>
+    <w:p>
+      <w:pPr>
+        <w:pStyle w:val="Normal"/>
+        <w:bidi w:val="0"/>
+        <w:jc w:val="left"/>
+        <w:rPr>
+          <w:sz w:val="20"/>
+          <w:szCs w:val="20"/>
+        </w:rPr>
+      </w:pPr>
+      <w:r>
+        <w:rPr>
+          <w:rFonts w:ascii="바탕" w:hAnsi="바탕" w:cs="Arial Unicode MS"/>
+          <w:color w:val="auto"/>
+          <w:kern w:val="2"/>
+          <w:sz w:val="20"/>
+          <w:szCs w:val="20"/>
+          <w:lang w:val="en-US" w:eastAsia="ko-KR" w:bidi="hi-IN"/>
+        </w:rPr>
+        <w:t xml:space="preserve">장착 </w:t>
+      </w:r>
+      <w:r>
+        <w:rPr>
+          <w:rFonts w:eastAsia="맑은 고딕" w:cs="Arial Unicode MS"/>
+          <w:color w:val="auto"/>
+          <w:kern w:val="2"/>
+          <w:sz w:val="20"/>
+          <w:szCs w:val="20"/>
+          <w:lang w:val="en-US" w:eastAsia="ko-KR" w:bidi="hi-IN"/>
+        </w:rPr>
+        <w:t xml:space="preserve">: </w:t>
+      </w:r>
+      <w:r>
+        <w:rPr>
+          <w:rFonts w:ascii="바탕" w:hAnsi="바탕" w:cs="Arial Unicode MS"/>
+          <w:color w:val="auto"/>
+          <w:kern w:val="2"/>
+          <w:sz w:val="20"/>
+          <w:szCs w:val="20"/>
+          <w:lang w:val="en-US" w:eastAsia="ko-KR" w:bidi="hi-IN"/>
+        </w:rPr>
+        <w:t>인벤토리에서 더블클릭← 인벤토리 에셋 구조에 맞게 구현</w:t>
+      </w:r>
+    </w:p>
+    <w:p>
+      <w:pPr>
+        <w:pStyle w:val="Normal"/>
+        <w:bidi w:val="0"/>
+        <w:jc w:val="left"/>
+        <w:rPr>
+          <w:sz w:val="20"/>
+          <w:szCs w:val="20"/>
+        </w:rPr>
+      </w:pPr>
+      <w:r>
+        <w:rPr>
+          <w:rFonts w:ascii="바탕" w:hAnsi="바탕" w:cs="Arial Unicode MS"/>
+          <w:color w:val="auto"/>
+          <w:kern w:val="2"/>
+          <w:sz w:val="20"/>
+          <w:szCs w:val="20"/>
+          <w:lang w:val="en-US" w:eastAsia="ko-KR" w:bidi="hi-IN"/>
+        </w:rPr>
+        <w:t xml:space="preserve">버프 </w:t>
+      </w:r>
+      <w:r>
+        <w:rPr>
+          <w:rFonts w:eastAsia="맑은 고딕" w:cs="Arial Unicode MS"/>
+          <w:color w:val="auto"/>
+          <w:kern w:val="2"/>
+          <w:sz w:val="20"/>
+          <w:szCs w:val="20"/>
+          <w:lang w:val="en-US" w:eastAsia="ko-KR" w:bidi="hi-IN"/>
+        </w:rPr>
+        <w:t xml:space="preserve">: </w:t>
+      </w:r>
+      <w:r>
+        <w:rPr>
+          <w:rFonts w:ascii="바탕" w:hAnsi="바탕" w:cs="Arial Unicode MS"/>
+          <w:color w:val="auto"/>
+          <w:kern w:val="2"/>
+          <w:sz w:val="20"/>
+          <w:szCs w:val="20"/>
+          <w:lang w:val="en-US" w:eastAsia="ko-KR" w:bidi="hi-IN"/>
+        </w:rPr>
+        <w:t>버프 상호작용시 즉시 적용시작 ← 배열로 플레이어 내부에 변수저장</w:t>
+      </w:r>
+    </w:p>
+    <w:p>
+      <w:pPr>
+        <w:pStyle w:val="Normal"/>
+        <w:bidi w:val="0"/>
+        <w:jc w:val="left"/>
+        <w:rPr>
+          <w:rFonts w:ascii="바탕" w:hAnsi="바탕" w:eastAsia="맑은 고딕" w:cs="Arial Unicode MS"/>
+          <w:color w:val="auto"/>
+          <w:kern w:val="2"/>
+          <w:lang w:val="en-US" w:eastAsia="ko-KR" w:bidi="hi-IN"/>
+        </w:rPr>
+      </w:pPr>
+      <w:r>
+        <w:rPr>
+          <w:sz w:val="20"/>
+          <w:szCs w:val="20"/>
+        </w:rPr>
+      </w:r>
+    </w:p>
+    <w:p>
+      <w:pPr>
+        <w:pStyle w:val="Normal"/>
+        <w:bidi w:val="0"/>
+        <w:jc w:val="left"/>
+        <w:rPr>
+          <w:rFonts w:ascii="바탕" w:hAnsi="바탕" w:eastAsia="맑은 고딕" w:cs="Arial Unicode MS"/>
+          <w:color w:val="auto"/>
+          <w:kern w:val="2"/>
+          <w:lang w:val="en-US" w:eastAsia="ko-KR" w:bidi="hi-IN"/>
+        </w:rPr>
+      </w:pPr>
+      <w:r>
+        <w:rPr>
+          <w:sz w:val="20"/>
+          <w:szCs w:val="20"/>
+        </w:rPr>
+      </w:r>
+    </w:p>
+    <w:p>
+      <w:pPr>
+        <w:pStyle w:val="Normal"/>
+        <w:bidi w:val="0"/>
+        <w:jc w:val="left"/>
+        <w:rPr>
+          <w:b/>
+          <w:b/>
+          <w:bCs/>
+          <w:sz w:val="24"/>
+          <w:szCs w:val="24"/>
+        </w:rPr>
+      </w:pPr>
+      <w:r>
+        <w:rPr>
+          <w:rFonts w:eastAsia="맑은 고딕" w:cs="Arial Unicode MS"/>
+          <w:b/>
+          <w:bCs/>
+          <w:color w:val="auto"/>
+          <w:kern w:val="2"/>
+          <w:sz w:val="24"/>
+          <w:szCs w:val="24"/>
+          <w:lang w:val="en-US" w:eastAsia="ko-KR" w:bidi="hi-IN"/>
+        </w:rPr>
+        <w:t>NPC(</w:t>
+      </w:r>
+      <w:r>
+        <w:rPr>
+          <w:rFonts w:ascii="바탕" w:hAnsi="바탕" w:cs="Arial Unicode MS"/>
+          <w:b/>
+          <w:bCs/>
+          <w:color w:val="auto"/>
+          <w:kern w:val="2"/>
+          <w:sz w:val="24"/>
+          <w:szCs w:val="24"/>
+          <w:lang w:val="en-US" w:eastAsia="ko-KR" w:bidi="hi-IN"/>
+        </w:rPr>
+        <w:t xml:space="preserve">플레이어 추적 </w:t>
+      </w:r>
+      <w:r>
+        <w:rPr>
+          <w:rFonts w:eastAsia="맑은 고딕" w:cs="Arial Unicode MS"/>
+          <w:b/>
+          <w:bCs/>
+          <w:color w:val="auto"/>
+          <w:kern w:val="2"/>
+          <w:sz w:val="24"/>
+          <w:szCs w:val="24"/>
+          <w:lang w:val="en-US" w:eastAsia="ko-KR" w:bidi="hi-IN"/>
+        </w:rPr>
+        <w:t xml:space="preserve">AI, </w:t>
+      </w:r>
+      <w:r>
+        <w:rPr>
+          <w:rFonts w:ascii="바탕" w:hAnsi="바탕" w:cs="Arial Unicode MS"/>
+          <w:b/>
+          <w:bCs/>
+          <w:color w:val="auto"/>
+          <w:kern w:val="2"/>
+          <w:sz w:val="24"/>
+          <w:szCs w:val="24"/>
+          <w:lang w:val="en-US" w:eastAsia="ko-KR" w:bidi="hi-IN"/>
+        </w:rPr>
+        <w:t xml:space="preserve">길찾기 </w:t>
+      </w:r>
+      <w:r>
+        <w:rPr>
+          <w:rFonts w:eastAsia="맑은 고딕" w:cs="Arial Unicode MS"/>
+          <w:b/>
+          <w:bCs/>
+          <w:color w:val="auto"/>
+          <w:kern w:val="2"/>
+          <w:sz w:val="24"/>
+          <w:szCs w:val="24"/>
+          <w:lang w:val="en-US" w:eastAsia="ko-KR" w:bidi="hi-IN"/>
+        </w:rPr>
+        <w:t xml:space="preserve">AI, </w:t>
+      </w:r>
+      <w:r>
+        <w:rPr>
+          <w:rFonts w:ascii="바탕" w:hAnsi="바탕" w:cs="Arial Unicode MS"/>
+          <w:b/>
+          <w:bCs/>
+          <w:color w:val="auto"/>
+          <w:kern w:val="2"/>
+          <w:sz w:val="24"/>
+          <w:szCs w:val="24"/>
+          <w:lang w:val="en-US" w:eastAsia="ko-KR" w:bidi="hi-IN"/>
+        </w:rPr>
+        <w:t>애니메이션</w:t>
+      </w:r>
+      <w:r>
+        <w:rPr>
+          <w:rFonts w:eastAsia="맑은 고딕" w:cs="Arial Unicode MS"/>
+          <w:b/>
+          <w:bCs/>
+          <w:color w:val="auto"/>
+          <w:kern w:val="2"/>
+          <w:sz w:val="24"/>
+          <w:szCs w:val="24"/>
+          <w:lang w:val="en-US" w:eastAsia="ko-KR" w:bidi="hi-IN"/>
+        </w:rPr>
+        <w:t>[</w:t>
+      </w:r>
+      <w:r>
+        <w:rPr>
+          <w:rFonts w:ascii="바탕" w:hAnsi="바탕" w:cs="Arial Unicode MS"/>
+          <w:b/>
+          <w:bCs/>
+          <w:color w:val="auto"/>
+          <w:kern w:val="2"/>
+          <w:sz w:val="24"/>
+          <w:szCs w:val="24"/>
+          <w:lang w:val="en-US" w:eastAsia="ko-KR" w:bidi="hi-IN"/>
+        </w:rPr>
+        <w:t>공격</w:t>
+      </w:r>
+      <w:r>
+        <w:rPr>
+          <w:rFonts w:eastAsia="맑은 고딕" w:cs="Arial Unicode MS"/>
+          <w:b/>
+          <w:bCs/>
+          <w:color w:val="auto"/>
+          <w:kern w:val="2"/>
+          <w:sz w:val="24"/>
+          <w:szCs w:val="24"/>
+          <w:lang w:val="en-US" w:eastAsia="ko-KR" w:bidi="hi-IN"/>
+        </w:rPr>
+        <w:t xml:space="preserve">, </w:t>
+      </w:r>
+      <w:r>
+        <w:rPr>
+          <w:rFonts w:ascii="바탕" w:hAnsi="바탕" w:cs="Arial Unicode MS"/>
+          <w:b/>
+          <w:bCs/>
+          <w:color w:val="auto"/>
+          <w:kern w:val="2"/>
+          <w:sz w:val="24"/>
+          <w:szCs w:val="24"/>
+          <w:lang w:val="en-US" w:eastAsia="ko-KR" w:bidi="hi-IN"/>
+        </w:rPr>
+        <w:t>이동</w:t>
+      </w:r>
+      <w:r>
+        <w:rPr>
+          <w:rFonts w:eastAsia="맑은 고딕" w:cs="Arial Unicode MS"/>
+          <w:b/>
+          <w:bCs/>
+          <w:color w:val="auto"/>
+          <w:kern w:val="2"/>
+          <w:sz w:val="24"/>
+          <w:szCs w:val="24"/>
+          <w:lang w:val="en-US" w:eastAsia="ko-KR" w:bidi="hi-IN"/>
+        </w:rPr>
+        <w:t xml:space="preserve">, </w:t>
+      </w:r>
+      <w:r>
+        <w:rPr>
+          <w:rFonts w:ascii="바탕" w:hAnsi="바탕" w:cs="Arial Unicode MS"/>
+          <w:b/>
+          <w:bCs/>
+          <w:color w:val="auto"/>
+          <w:kern w:val="2"/>
+          <w:sz w:val="24"/>
+          <w:szCs w:val="24"/>
+          <w:lang w:val="en-US" w:eastAsia="ko-KR" w:bidi="hi-IN"/>
+        </w:rPr>
+        <w:t>방어 정도</w:t>
+      </w:r>
+      <w:r>
+        <w:rPr>
+          <w:rFonts w:eastAsia="맑은 고딕" w:cs="Arial Unicode MS"/>
+          <w:b/>
+          <w:bCs/>
+          <w:color w:val="auto"/>
+          <w:kern w:val="2"/>
+          <w:sz w:val="24"/>
+          <w:szCs w:val="24"/>
+          <w:lang w:val="en-US" w:eastAsia="ko-KR" w:bidi="hi-IN"/>
+        </w:rPr>
+        <w:t xml:space="preserve">], </w:t>
+      </w:r>
+      <w:r>
+        <w:rPr>
+          <w:rFonts w:ascii="바탕" w:hAnsi="바탕" w:cs="Arial Unicode MS"/>
+          <w:b/>
+          <w:bCs/>
+          <w:color w:val="auto"/>
+          <w:kern w:val="2"/>
+          <w:sz w:val="24"/>
+          <w:szCs w:val="24"/>
+          <w:lang w:val="en-US" w:eastAsia="ko-KR" w:bidi="hi-IN"/>
+        </w:rPr>
+        <w:t>생성 방식</w:t>
+      </w:r>
+      <w:r>
+        <w:rPr>
+          <w:rFonts w:eastAsia="맑은 고딕" w:cs="Arial Unicode MS"/>
+          <w:b/>
+          <w:bCs/>
+          <w:color w:val="auto"/>
+          <w:kern w:val="2"/>
+          <w:sz w:val="24"/>
+          <w:szCs w:val="24"/>
+          <w:lang w:val="en-US" w:eastAsia="ko-KR" w:bidi="hi-IN"/>
+        </w:rPr>
+        <w:t xml:space="preserve">, </w:t>
+      </w:r>
+      <w:r>
+        <w:rPr>
+          <w:rFonts w:ascii="바탕" w:hAnsi="바탕" w:cs="Arial Unicode MS"/>
+          <w:b/>
+          <w:bCs/>
+          <w:color w:val="auto"/>
+          <w:kern w:val="2"/>
+          <w:sz w:val="24"/>
+          <w:szCs w:val="24"/>
+          <w:lang w:val="en-US" w:eastAsia="ko-KR" w:bidi="hi-IN"/>
+        </w:rPr>
+        <w:t>아이템 드랍 테이블</w:t>
+      </w:r>
+      <w:r>
+        <w:rPr>
+          <w:rFonts w:eastAsia="맑은 고딕" w:cs="Arial Unicode MS"/>
+          <w:b/>
+          <w:bCs/>
+          <w:color w:val="auto"/>
+          <w:kern w:val="2"/>
+          <w:sz w:val="24"/>
+          <w:szCs w:val="24"/>
+          <w:lang w:val="en-US" w:eastAsia="ko-KR" w:bidi="hi-IN"/>
+        </w:rPr>
+        <w:t xml:space="preserve">, </w:t>
+      </w:r>
+      <w:r>
+        <w:rPr>
+          <w:rFonts w:ascii="바탕" w:hAnsi="바탕" w:cs="Arial Unicode MS"/>
+          <w:b/>
+          <w:bCs/>
+          <w:color w:val="auto"/>
+          <w:kern w:val="2"/>
+          <w:sz w:val="24"/>
+          <w:szCs w:val="24"/>
+          <w:lang w:val="en-US" w:eastAsia="ko-KR" w:bidi="hi-IN"/>
+        </w:rPr>
+        <w:t>사망처리</w:t>
+      </w:r>
+      <w:r>
+        <w:rPr>
+          <w:rFonts w:eastAsia="맑은 고딕" w:cs="Arial Unicode MS"/>
+          <w:b/>
+          <w:bCs/>
+          <w:color w:val="auto"/>
+          <w:kern w:val="2"/>
+          <w:sz w:val="24"/>
+          <w:szCs w:val="24"/>
+          <w:lang w:val="en-US" w:eastAsia="ko-KR" w:bidi="hi-IN"/>
+        </w:rPr>
+        <w:t>)</w:t>
+      </w:r>
+    </w:p>
+    <w:p>
+      <w:pPr>
+        <w:pStyle w:val="Normal"/>
+        <w:bidi w:val="0"/>
+        <w:jc w:val="left"/>
+        <w:rPr>
+          <w:rFonts w:ascii="바탕" w:hAnsi="바탕" w:eastAsia="맑은 고딕" w:cs="Arial Unicode MS"/>
+          <w:color w:val="auto"/>
+          <w:kern w:val="2"/>
+          <w:lang w:val="en-US" w:eastAsia="ko-KR" w:bidi="hi-IN"/>
+        </w:rPr>
+      </w:pPr>
+      <w:r>
+        <w:rPr>
+          <w:sz w:val="20"/>
+          <w:szCs w:val="20"/>
+        </w:rPr>
+      </w:r>
+    </w:p>
+    <w:p>
+      <w:pPr>
+        <w:pStyle w:val="Normal"/>
+        <w:bidi w:val="0"/>
+        <w:jc w:val="left"/>
+        <w:rPr>
+          <w:sz w:val="20"/>
+          <w:szCs w:val="20"/>
+        </w:rPr>
+      </w:pPr>
+      <w:r>
+        <w:rPr>
+          <w:rFonts w:ascii="바탕" w:hAnsi="바탕" w:cs="Arial Unicode MS"/>
+          <w:color w:val="auto"/>
+          <w:kern w:val="2"/>
+          <w:sz w:val="20"/>
+          <w:szCs w:val="20"/>
+          <w:lang w:val="en-US" w:eastAsia="ko-KR" w:bidi="hi-IN"/>
+        </w:rPr>
+        <w:t>플레이어 추적</w:t>
+      </w:r>
+      <w:r>
+        <w:rPr>
+          <w:rFonts w:eastAsia="맑은 고딕" w:cs="Arial Unicode MS"/>
+          <w:color w:val="auto"/>
+          <w:kern w:val="2"/>
+          <w:sz w:val="20"/>
+          <w:szCs w:val="20"/>
+          <w:lang w:val="en-US" w:eastAsia="ko-KR" w:bidi="hi-IN"/>
+        </w:rPr>
+        <w:t>:</w:t>
+      </w:r>
+    </w:p>
+    <w:p>
+      <w:pPr>
+        <w:pStyle w:val="Normal"/>
+        <w:bidi w:val="0"/>
+        <w:jc w:val="left"/>
+        <w:rPr>
+          <w:sz w:val="20"/>
+          <w:szCs w:val="20"/>
+        </w:rPr>
+      </w:pPr>
+      <w:r>
+        <w:rPr>
+          <w:rFonts w:ascii="바탕" w:hAnsi="바탕" w:cs="Arial Unicode MS"/>
+          <w:color w:val="auto"/>
+          <w:kern w:val="2"/>
+          <w:sz w:val="20"/>
+          <w:szCs w:val="20"/>
+          <w:lang w:val="en-US" w:eastAsia="ko-KR" w:bidi="hi-IN"/>
+        </w:rPr>
+        <w:t>길찾기</w:t>
+      </w:r>
+      <w:r>
+        <w:rPr>
+          <w:rFonts w:eastAsia="맑은 고딕" w:cs="Arial Unicode MS"/>
+          <w:color w:val="auto"/>
+          <w:kern w:val="2"/>
+          <w:sz w:val="20"/>
+          <w:szCs w:val="20"/>
+          <w:lang w:val="en-US" w:eastAsia="ko-KR" w:bidi="hi-IN"/>
+        </w:rPr>
+        <w:t>:</w:t>
+      </w:r>
+    </w:p>
+    <w:p>
+      <w:pPr>
+        <w:pStyle w:val="Normal"/>
+        <w:bidi w:val="0"/>
+        <w:jc w:val="left"/>
+        <w:rPr>
+          <w:sz w:val="20"/>
+          <w:szCs w:val="20"/>
+        </w:rPr>
+      </w:pPr>
+      <w:r>
+        <w:rPr>
+          <w:rFonts w:ascii="바탕" w:hAnsi="바탕" w:cs="Arial Unicode MS"/>
+          <w:color w:val="auto"/>
+          <w:kern w:val="2"/>
+          <w:sz w:val="20"/>
+          <w:szCs w:val="20"/>
+          <w:lang w:val="en-US" w:eastAsia="ko-KR" w:bidi="hi-IN"/>
+        </w:rPr>
+        <w:t>애니메이션</w:t>
+      </w:r>
+      <w:r>
+        <w:rPr>
+          <w:rFonts w:eastAsia="맑은 고딕" w:cs="Arial Unicode MS"/>
+          <w:color w:val="auto"/>
+          <w:kern w:val="2"/>
+          <w:sz w:val="20"/>
+          <w:szCs w:val="20"/>
+          <w:lang w:val="en-US" w:eastAsia="ko-KR" w:bidi="hi-IN"/>
+        </w:rPr>
+        <w:t>:</w:t>
+      </w:r>
+      <w:r>
+        <w:rPr>
+          <w:rFonts w:ascii="바탕" w:hAnsi="바탕" w:cs="Arial Unicode MS"/>
+          <w:color w:val="auto"/>
+          <w:kern w:val="2"/>
+          <w:sz w:val="20"/>
+          <w:szCs w:val="20"/>
+          <w:lang w:val="en-US" w:eastAsia="ko-KR" w:bidi="hi-IN"/>
+        </w:rPr>
+        <w:t xml:space="preserve">플레이어와 동일 ← 근데 플레이어는 </w:t>
+      </w:r>
+      <w:r>
+        <w:rPr>
+          <w:rFonts w:eastAsia="맑은 고딕" w:cs="Arial Unicode MS"/>
+          <w:color w:val="auto"/>
+          <w:kern w:val="2"/>
+          <w:sz w:val="20"/>
+          <w:szCs w:val="20"/>
+          <w:lang w:val="en-US" w:eastAsia="ko-KR" w:bidi="hi-IN"/>
+        </w:rPr>
+        <w:t>1</w:t>
+      </w:r>
+      <w:r>
+        <w:rPr>
+          <w:rFonts w:ascii="바탕" w:hAnsi="바탕" w:cs="Arial Unicode MS"/>
+          <w:color w:val="auto"/>
+          <w:kern w:val="2"/>
+          <w:sz w:val="20"/>
+          <w:szCs w:val="20"/>
+          <w:lang w:val="en-US" w:eastAsia="ko-KR" w:bidi="hi-IN"/>
+        </w:rPr>
+        <w:t>인칭이라 조금 다르게 보일수도 있을듯</w:t>
+      </w:r>
+    </w:p>
+    <w:p>
+      <w:pPr>
+        <w:pStyle w:val="Normal"/>
+        <w:bidi w:val="0"/>
+        <w:jc w:val="left"/>
+        <w:rPr>
+          <w:sz w:val="20"/>
+          <w:szCs w:val="20"/>
+        </w:rPr>
+      </w:pPr>
+      <w:r>
+        <w:rPr>
+          <w:rFonts w:ascii="바탕" w:hAnsi="바탕" w:cs="Arial Unicode MS"/>
+          <w:color w:val="auto"/>
+          <w:kern w:val="2"/>
+          <w:sz w:val="20"/>
+          <w:szCs w:val="20"/>
+          <w:lang w:val="en-US" w:eastAsia="ko-KR" w:bidi="hi-IN"/>
+        </w:rPr>
+        <w:t>드랍 테이블</w:t>
+      </w:r>
+      <w:r>
+        <w:rPr>
+          <w:rFonts w:eastAsia="맑은 고딕" w:cs="Arial Unicode MS"/>
+          <w:color w:val="auto"/>
+          <w:kern w:val="2"/>
+          <w:sz w:val="20"/>
+          <w:szCs w:val="20"/>
+          <w:lang w:val="en-US" w:eastAsia="ko-KR" w:bidi="hi-IN"/>
+        </w:rPr>
+        <w:t xml:space="preserve">:npc </w:t>
+      </w:r>
+      <w:r>
+        <w:rPr>
+          <w:rFonts w:ascii="바탕" w:hAnsi="바탕" w:cs="Arial Unicode MS"/>
+          <w:color w:val="auto"/>
+          <w:kern w:val="2"/>
+          <w:sz w:val="20"/>
+          <w:szCs w:val="20"/>
+          <w:lang w:val="en-US" w:eastAsia="ko-KR" w:bidi="hi-IN"/>
+        </w:rPr>
+        <w:t>내부에 아이템 드랍 테이블</w:t>
+      </w:r>
+      <w:r>
+        <w:rPr>
+          <w:rFonts w:eastAsia="맑은 고딕" w:cs="Arial Unicode MS"/>
+          <w:color w:val="auto"/>
+          <w:kern w:val="2"/>
+          <w:sz w:val="20"/>
+          <w:szCs w:val="20"/>
+          <w:lang w:val="en-US" w:eastAsia="ko-KR" w:bidi="hi-IN"/>
+        </w:rPr>
+        <w:t>(</w:t>
+      </w:r>
+      <w:r>
+        <w:rPr>
+          <w:rFonts w:ascii="바탕" w:hAnsi="바탕" w:cs="Arial Unicode MS"/>
+          <w:color w:val="auto"/>
+          <w:kern w:val="2"/>
+          <w:sz w:val="20"/>
+          <w:szCs w:val="20"/>
+          <w:lang w:val="en-US" w:eastAsia="ko-KR" w:bidi="hi-IN"/>
+        </w:rPr>
+        <w:t xml:space="preserve">데모니까 한 </w:t>
+      </w:r>
+      <w:r>
+        <w:rPr>
+          <w:rFonts w:eastAsia="맑은 고딕" w:cs="Arial Unicode MS"/>
+          <w:color w:val="auto"/>
+          <w:kern w:val="2"/>
+          <w:sz w:val="20"/>
+          <w:szCs w:val="20"/>
+          <w:lang w:val="en-US" w:eastAsia="ko-KR" w:bidi="hi-IN"/>
+        </w:rPr>
+        <w:t>3</w:t>
+      </w:r>
+      <w:r>
+        <w:rPr>
+          <w:rFonts w:ascii="바탕" w:hAnsi="바탕" w:cs="Arial Unicode MS"/>
+          <w:color w:val="auto"/>
+          <w:kern w:val="2"/>
+          <w:sz w:val="20"/>
+          <w:szCs w:val="20"/>
+          <w:lang w:val="en-US" w:eastAsia="ko-KR" w:bidi="hi-IN"/>
+        </w:rPr>
+        <w:t>종류 정도</w:t>
+      </w:r>
+      <w:r>
+        <w:rPr>
+          <w:rFonts w:eastAsia="맑은 고딕" w:cs="Arial Unicode MS"/>
+          <w:color w:val="auto"/>
+          <w:kern w:val="2"/>
+          <w:sz w:val="20"/>
+          <w:szCs w:val="20"/>
+          <w:lang w:val="en-US" w:eastAsia="ko-KR" w:bidi="hi-IN"/>
+        </w:rPr>
+        <w:t xml:space="preserve">) </w:t>
+      </w:r>
+      <w:r>
+        <w:rPr>
+          <w:rFonts w:ascii="바탕" w:hAnsi="바탕" w:cs="Arial Unicode MS"/>
+          <w:color w:val="auto"/>
+          <w:kern w:val="2"/>
+          <w:sz w:val="20"/>
+          <w:szCs w:val="20"/>
+          <w:lang w:val="en-US" w:eastAsia="ko-KR" w:bidi="hi-IN"/>
+        </w:rPr>
+        <w:t xml:space="preserve">구현한뒤 랜덤하게 </w:t>
+      </w:r>
+      <w:r>
+        <w:rPr>
+          <w:rFonts w:eastAsia="맑은 고딕" w:cs="Arial Unicode MS"/>
+          <w:color w:val="auto"/>
+          <w:kern w:val="2"/>
+          <w:sz w:val="20"/>
+          <w:szCs w:val="20"/>
+          <w:lang w:val="en-US" w:eastAsia="ko-KR" w:bidi="hi-IN"/>
+        </w:rPr>
+        <w:t>1</w:t>
+      </w:r>
+      <w:r>
+        <w:rPr>
+          <w:rFonts w:ascii="바탕" w:hAnsi="바탕" w:cs="Arial Unicode MS"/>
+          <w:color w:val="auto"/>
+          <w:kern w:val="2"/>
+          <w:sz w:val="20"/>
+          <w:szCs w:val="20"/>
+          <w:lang w:val="en-US" w:eastAsia="ko-KR" w:bidi="hi-IN"/>
+        </w:rPr>
+        <w:t>개만 드랍</w:t>
+      </w:r>
+    </w:p>
+    <w:p>
+      <w:pPr>
+        <w:pStyle w:val="Normal"/>
+        <w:bidi w:val="0"/>
+        <w:jc w:val="left"/>
+        <w:rPr>
+          <w:rFonts w:ascii="바탕" w:hAnsi="바탕" w:eastAsia="맑은 고딕" w:cs="Arial Unicode MS"/>
+          <w:color w:val="auto"/>
+          <w:kern w:val="2"/>
+          <w:lang w:val="en-US" w:eastAsia="ko-KR" w:bidi="hi-IN"/>
+        </w:rPr>
+      </w:pPr>
+      <w:r>
+        <w:rPr>
+          <w:sz w:val="20"/>
+          <w:szCs w:val="20"/>
+        </w:rPr>
+      </w:r>
+    </w:p>
+    <w:p>
+      <w:pPr>
+        <w:pStyle w:val="Normal"/>
+        <w:bidi w:val="0"/>
+        <w:jc w:val="left"/>
+        <w:rPr>
+          <w:b/>
+          <w:b/>
+          <w:bCs/>
+          <w:sz w:val="24"/>
+          <w:szCs w:val="24"/>
+        </w:rPr>
+      </w:pPr>
+      <w:r>
+        <w:rPr>
+          <w:rFonts w:ascii="바탕" w:hAnsi="바탕" w:cs="Arial Unicode MS"/>
+          <w:b/>
+          <w:bCs/>
+          <w:color w:val="auto"/>
+          <w:kern w:val="2"/>
+          <w:sz w:val="24"/>
+          <w:szCs w:val="24"/>
+          <w:lang w:val="en-US" w:eastAsia="ko-KR" w:bidi="hi-IN"/>
+        </w:rPr>
+        <w:t>아이템</w:t>
+      </w:r>
+      <w:r>
+        <w:rPr>
+          <w:rFonts w:eastAsia="맑은 고딕" w:cs="Arial Unicode MS"/>
+          <w:b/>
+          <w:bCs/>
+          <w:color w:val="auto"/>
+          <w:kern w:val="2"/>
+          <w:sz w:val="24"/>
+          <w:szCs w:val="24"/>
+          <w:lang w:val="en-US" w:eastAsia="ko-KR" w:bidi="hi-IN"/>
+        </w:rPr>
+        <w:t>(</w:t>
+      </w:r>
+      <w:r>
+        <w:rPr>
+          <w:rFonts w:ascii="바탕" w:hAnsi="바탕" w:cs="Arial Unicode MS"/>
+          <w:b/>
+          <w:bCs/>
+          <w:color w:val="auto"/>
+          <w:kern w:val="2"/>
+          <w:sz w:val="24"/>
+          <w:szCs w:val="24"/>
+          <w:lang w:val="en-US" w:eastAsia="ko-KR" w:bidi="hi-IN"/>
+        </w:rPr>
+        <w:t>아이템 정보</w:t>
+      </w:r>
+      <w:r>
+        <w:rPr>
+          <w:rFonts w:eastAsia="맑은 고딕" w:cs="Arial Unicode MS"/>
+          <w:b/>
+          <w:bCs/>
+          <w:color w:val="auto"/>
+          <w:kern w:val="2"/>
+          <w:sz w:val="24"/>
+          <w:szCs w:val="24"/>
+          <w:lang w:val="en-US" w:eastAsia="ko-KR" w:bidi="hi-IN"/>
+        </w:rPr>
+        <w:t xml:space="preserve">, </w:t>
+      </w:r>
+      <w:r>
+        <w:rPr>
+          <w:rFonts w:ascii="바탕" w:hAnsi="바탕" w:cs="Arial Unicode MS"/>
+          <w:b/>
+          <w:bCs/>
+          <w:color w:val="auto"/>
+          <w:kern w:val="2"/>
+          <w:sz w:val="24"/>
+          <w:szCs w:val="24"/>
+          <w:lang w:val="en-US" w:eastAsia="ko-KR" w:bidi="hi-IN"/>
+        </w:rPr>
+        <w:t>특수 효과 적용</w:t>
+      </w:r>
+      <w:r>
+        <w:rPr>
+          <w:rFonts w:eastAsia="맑은 고딕" w:cs="Arial Unicode MS"/>
+          <w:b/>
+          <w:bCs/>
+          <w:color w:val="auto"/>
+          <w:kern w:val="2"/>
+          <w:sz w:val="24"/>
+          <w:szCs w:val="24"/>
+          <w:lang w:val="en-US" w:eastAsia="ko-KR" w:bidi="hi-IN"/>
+        </w:rPr>
+        <w:t xml:space="preserve">) → </w:t>
+      </w:r>
+      <w:r>
+        <w:rPr>
+          <w:rFonts w:ascii="바탕" w:hAnsi="바탕" w:cs="Arial Unicode MS"/>
+          <w:b/>
+          <w:bCs/>
+          <w:color w:val="auto"/>
+          <w:kern w:val="2"/>
+          <w:sz w:val="24"/>
+          <w:szCs w:val="24"/>
+          <w:lang w:val="en-US" w:eastAsia="ko-KR" w:bidi="hi-IN"/>
+        </w:rPr>
+        <w:t xml:space="preserve">아이템은 한 </w:t>
+      </w:r>
+      <w:r>
+        <w:rPr>
+          <w:rFonts w:eastAsia="맑은 고딕" w:cs="Arial Unicode MS"/>
+          <w:b/>
+          <w:bCs/>
+          <w:color w:val="auto"/>
+          <w:kern w:val="2"/>
+          <w:sz w:val="24"/>
+          <w:szCs w:val="24"/>
+          <w:lang w:val="en-US" w:eastAsia="ko-KR" w:bidi="hi-IN"/>
+        </w:rPr>
+        <w:t>6~7</w:t>
+      </w:r>
+      <w:r>
+        <w:rPr>
+          <w:rFonts w:ascii="바탕" w:hAnsi="바탕" w:cs="Arial Unicode MS"/>
+          <w:b/>
+          <w:bCs/>
+          <w:color w:val="auto"/>
+          <w:kern w:val="2"/>
+          <w:sz w:val="24"/>
+          <w:szCs w:val="24"/>
+          <w:lang w:val="en-US" w:eastAsia="ko-KR" w:bidi="hi-IN"/>
+        </w:rPr>
+        <w:t>개정도 일단 구현</w:t>
+      </w:r>
+    </w:p>
+    <w:p>
+      <w:pPr>
+        <w:pStyle w:val="Normal"/>
+        <w:bidi w:val="0"/>
+        <w:jc w:val="left"/>
+        <w:rPr>
+          <w:rFonts w:ascii="바탕" w:hAnsi="바탕" w:eastAsia="맑은 고딕" w:cs="Arial Unicode MS"/>
+          <w:color w:val="auto"/>
+          <w:kern w:val="2"/>
+          <w:lang w:val="en-US" w:eastAsia="ko-KR" w:bidi="hi-IN"/>
+        </w:rPr>
+      </w:pPr>
+      <w:r>
+        <w:rPr>
+          <w:sz w:val="20"/>
+          <w:szCs w:val="20"/>
+        </w:rPr>
+      </w:r>
+    </w:p>
+    <w:p>
+      <w:pPr>
+        <w:pStyle w:val="Normal"/>
+        <w:bidi w:val="0"/>
+        <w:jc w:val="left"/>
+        <w:rPr>
+          <w:b/>
+          <w:b/>
+          <w:bCs/>
+          <w:sz w:val="24"/>
+          <w:szCs w:val="24"/>
+        </w:rPr>
+      </w:pPr>
+      <w:r>
+        <w:rPr>
+          <w:rFonts w:ascii="바탕" w:hAnsi="바탕" w:cs="Arial Unicode MS"/>
+          <w:b/>
+          <w:bCs/>
+          <w:color w:val="auto"/>
+          <w:kern w:val="2"/>
+          <w:sz w:val="24"/>
+          <w:szCs w:val="24"/>
+          <w:lang w:val="en-US" w:eastAsia="ko-KR" w:bidi="hi-IN"/>
+        </w:rPr>
+        <w:t>버프</w:t>
+      </w:r>
+      <w:r>
+        <w:rPr>
+          <w:rFonts w:eastAsia="맑은 고딕" w:cs="Arial Unicode MS"/>
+          <w:b/>
+          <w:bCs/>
+          <w:color w:val="auto"/>
+          <w:kern w:val="2"/>
+          <w:sz w:val="24"/>
+          <w:szCs w:val="24"/>
+          <w:lang w:val="en-US" w:eastAsia="ko-KR" w:bidi="hi-IN"/>
+        </w:rPr>
+        <w:t>(</w:t>
+      </w:r>
+      <w:r>
+        <w:rPr>
+          <w:rFonts w:ascii="바탕" w:hAnsi="바탕" w:cs="Arial Unicode MS"/>
+          <w:b/>
+          <w:bCs/>
+          <w:color w:val="auto"/>
+          <w:kern w:val="2"/>
+          <w:sz w:val="24"/>
+          <w:szCs w:val="24"/>
+          <w:lang w:val="en-US" w:eastAsia="ko-KR" w:bidi="hi-IN"/>
+        </w:rPr>
+        <w:t>방 클리어 이후 버프 드랍</w:t>
+      </w:r>
+      <w:r>
+        <w:rPr>
+          <w:rFonts w:eastAsia="맑은 고딕" w:cs="Arial Unicode MS"/>
+          <w:b/>
+          <w:bCs/>
+          <w:color w:val="auto"/>
+          <w:kern w:val="2"/>
+          <w:sz w:val="24"/>
+          <w:szCs w:val="24"/>
+          <w:lang w:val="en-US" w:eastAsia="ko-KR" w:bidi="hi-IN"/>
+        </w:rPr>
+        <w:t xml:space="preserve">, </w:t>
+      </w:r>
+      <w:r>
+        <w:rPr>
+          <w:rFonts w:ascii="바탕" w:hAnsi="바탕" w:cs="Arial Unicode MS"/>
+          <w:b/>
+          <w:bCs/>
+          <w:color w:val="auto"/>
+          <w:kern w:val="2"/>
+          <w:sz w:val="24"/>
+          <w:szCs w:val="24"/>
+          <w:lang w:val="en-US" w:eastAsia="ko-KR" w:bidi="hi-IN"/>
+        </w:rPr>
+        <w:t>버프 사용 효과 적용</w:t>
+      </w:r>
+      <w:r>
+        <w:rPr>
+          <w:rFonts w:eastAsia="맑은 고딕" w:cs="Arial Unicode MS"/>
+          <w:b/>
+          <w:bCs/>
+          <w:color w:val="auto"/>
+          <w:kern w:val="2"/>
+          <w:sz w:val="24"/>
+          <w:szCs w:val="24"/>
+          <w:lang w:val="en-US" w:eastAsia="ko-KR" w:bidi="hi-IN"/>
+        </w:rPr>
+        <w:t xml:space="preserve">, </w:t>
+      </w:r>
+      <w:r>
+        <w:rPr>
+          <w:rFonts w:ascii="바탕" w:hAnsi="바탕" w:cs="Arial Unicode MS"/>
+          <w:b/>
+          <w:bCs/>
+          <w:color w:val="auto"/>
+          <w:kern w:val="2"/>
+          <w:sz w:val="24"/>
+          <w:szCs w:val="24"/>
+          <w:lang w:val="en-US" w:eastAsia="ko-KR" w:bidi="hi-IN"/>
+        </w:rPr>
+        <w:t>버프 초기화</w:t>
+      </w:r>
+      <w:r>
+        <w:rPr>
+          <w:rFonts w:eastAsia="맑은 고딕" w:cs="Arial Unicode MS"/>
+          <w:b/>
+          <w:bCs/>
+          <w:color w:val="auto"/>
+          <w:kern w:val="2"/>
+          <w:sz w:val="24"/>
+          <w:szCs w:val="24"/>
+          <w:lang w:val="en-US" w:eastAsia="ko-KR" w:bidi="hi-IN"/>
+        </w:rPr>
+        <w:t xml:space="preserve">) → </w:t>
+      </w:r>
+      <w:r>
+        <w:rPr>
+          <w:rFonts w:ascii="바탕" w:hAnsi="바탕" w:cs="Arial Unicode MS"/>
+          <w:b/>
+          <w:bCs/>
+          <w:color w:val="auto"/>
+          <w:kern w:val="2"/>
+          <w:sz w:val="24"/>
+          <w:szCs w:val="24"/>
+          <w:lang w:val="en-US" w:eastAsia="ko-KR" w:bidi="hi-IN"/>
+        </w:rPr>
+        <w:t xml:space="preserve">버프는 </w:t>
+      </w:r>
+      <w:r>
+        <w:rPr>
+          <w:rFonts w:eastAsia="맑은 고딕" w:cs="Arial Unicode MS"/>
+          <w:b/>
+          <w:bCs/>
+          <w:color w:val="auto"/>
+          <w:kern w:val="2"/>
+          <w:sz w:val="24"/>
+          <w:szCs w:val="24"/>
+          <w:lang w:val="en-US" w:eastAsia="ko-KR" w:bidi="hi-IN"/>
+        </w:rPr>
+        <w:t>3</w:t>
+      </w:r>
+      <w:r>
+        <w:rPr>
+          <w:rFonts w:ascii="바탕" w:hAnsi="바탕" w:cs="Arial Unicode MS"/>
+          <w:b/>
+          <w:bCs/>
+          <w:color w:val="auto"/>
+          <w:kern w:val="2"/>
+          <w:sz w:val="24"/>
+          <w:szCs w:val="24"/>
+          <w:lang w:val="en-US" w:eastAsia="ko-KR" w:bidi="hi-IN"/>
+        </w:rPr>
+        <w:t>개정도만 구현</w:t>
+      </w:r>
+    </w:p>
+    <w:p>
+      <w:pPr>
+        <w:pStyle w:val="Normal"/>
+        <w:bidi w:val="0"/>
+        <w:jc w:val="left"/>
+        <w:rPr>
+          <w:sz w:val="20"/>
+          <w:szCs w:val="20"/>
+        </w:rPr>
+      </w:pPr>
+      <w:r>
+        <w:rPr>
+          <w:rFonts w:ascii="바탕" w:hAnsi="바탕" w:cs="Arial Unicode MS"/>
+          <w:color w:val="auto"/>
+          <w:kern w:val="2"/>
+          <w:sz w:val="20"/>
+          <w:szCs w:val="20"/>
+          <w:lang w:val="en-US" w:eastAsia="ko-KR" w:bidi="hi-IN"/>
+        </w:rPr>
+        <w:t>구현방식</w:t>
+      </w:r>
+      <w:r>
+        <w:rPr>
+          <w:rFonts w:eastAsia="맑은 고딕" w:cs="Arial Unicode MS"/>
+          <w:color w:val="auto"/>
+          <w:kern w:val="2"/>
+          <w:sz w:val="20"/>
+          <w:szCs w:val="20"/>
+          <w:lang w:val="en-US" w:eastAsia="ko-KR" w:bidi="hi-IN"/>
+        </w:rPr>
+        <w:t>:</w:t>
+      </w:r>
+      <w:r>
+        <w:rPr>
+          <w:rFonts w:ascii="바탕" w:hAnsi="바탕" w:cs="Arial Unicode MS"/>
+          <w:color w:val="auto"/>
+          <w:kern w:val="2"/>
+          <w:sz w:val="20"/>
+          <w:szCs w:val="20"/>
+          <w:lang w:val="en-US" w:eastAsia="ko-KR" w:bidi="hi-IN"/>
+        </w:rPr>
+        <w:t>버프를 구조체로 구현한 뒤 플레이어가 사용</w:t>
+      </w:r>
+    </w:p>
+    <w:p>
+      <w:pPr>
+        <w:pStyle w:val="Normal"/>
+        <w:bidi w:val="0"/>
+        <w:jc w:val="left"/>
+        <w:rPr>
+          <w:rFonts w:ascii="바탕" w:hAnsi="바탕" w:eastAsia="맑은 고딕" w:cs="Arial Unicode MS"/>
+          <w:color w:val="auto"/>
+          <w:kern w:val="2"/>
+          <w:lang w:val="en-US" w:eastAsia="ko-KR" w:bidi="hi-IN"/>
+        </w:rPr>
+      </w:pPr>
+      <w:r>
+        <w:rPr>
+          <w:sz w:val="20"/>
+          <w:szCs w:val="20"/>
+        </w:rPr>
+      </w:r>
+    </w:p>
+    <w:p>
+      <w:pPr>
+        <w:pStyle w:val="Normal"/>
+        <w:bidi w:val="0"/>
+        <w:jc w:val="left"/>
+        <w:rPr>
+          <w:b/>
+          <w:b/>
+          <w:bCs/>
+          <w:sz w:val="24"/>
+          <w:szCs w:val="24"/>
+        </w:rPr>
+      </w:pPr>
+      <w:r>
+        <w:rPr>
+          <w:rFonts w:eastAsia="맑은 고딕" w:cs="Arial Unicode MS"/>
+          <w:b/>
+          <w:bCs/>
+          <w:color w:val="auto"/>
+          <w:kern w:val="2"/>
+          <w:sz w:val="24"/>
+          <w:szCs w:val="24"/>
+          <w:lang w:val="en-US" w:eastAsia="ko-KR" w:bidi="hi-IN"/>
+        </w:rPr>
+        <w:t>UI/UX(</w:t>
+      </w:r>
+      <w:r>
+        <w:rPr>
+          <w:rFonts w:ascii="바탕" w:hAnsi="바탕" w:cs="Arial Unicode MS"/>
+          <w:b/>
+          <w:bCs/>
+          <w:color w:val="auto"/>
+          <w:kern w:val="2"/>
+          <w:sz w:val="24"/>
+          <w:szCs w:val="24"/>
+          <w:lang w:val="en-US" w:eastAsia="ko-KR" w:bidi="hi-IN"/>
+        </w:rPr>
+        <w:t>인벤토리</w:t>
+      </w:r>
+      <w:r>
+        <w:rPr>
+          <w:rFonts w:eastAsia="맑은 고딕" w:cs="Arial Unicode MS"/>
+          <w:b/>
+          <w:bCs/>
+          <w:color w:val="auto"/>
+          <w:kern w:val="2"/>
+          <w:sz w:val="24"/>
+          <w:szCs w:val="24"/>
+          <w:lang w:val="en-US" w:eastAsia="ko-KR" w:bidi="hi-IN"/>
+        </w:rPr>
+        <w:t xml:space="preserve">, </w:t>
+      </w:r>
+      <w:r>
+        <w:rPr>
+          <w:rFonts w:ascii="바탕" w:hAnsi="바탕" w:cs="Arial Unicode MS"/>
+          <w:b/>
+          <w:bCs/>
+          <w:color w:val="auto"/>
+          <w:kern w:val="2"/>
+          <w:sz w:val="24"/>
+          <w:szCs w:val="24"/>
+          <w:lang w:val="en-US" w:eastAsia="ko-KR" w:bidi="hi-IN"/>
+        </w:rPr>
+        <w:t xml:space="preserve">버프 </w:t>
+      </w:r>
+      <w:r>
+        <w:rPr>
+          <w:rFonts w:eastAsia="맑은 고딕" w:cs="Arial Unicode MS"/>
+          <w:b/>
+          <w:bCs/>
+          <w:color w:val="auto"/>
+          <w:kern w:val="2"/>
+          <w:sz w:val="24"/>
+          <w:szCs w:val="24"/>
+          <w:lang w:val="en-US" w:eastAsia="ko-KR" w:bidi="hi-IN"/>
+        </w:rPr>
+        <w:t>UI, HUD[</w:t>
+      </w:r>
+      <w:r>
+        <w:rPr>
+          <w:rFonts w:ascii="바탕" w:hAnsi="바탕" w:cs="Arial Unicode MS"/>
+          <w:b/>
+          <w:bCs/>
+          <w:color w:val="auto"/>
+          <w:kern w:val="2"/>
+          <w:sz w:val="24"/>
+          <w:szCs w:val="24"/>
+          <w:lang w:val="en-US" w:eastAsia="ko-KR" w:bidi="hi-IN"/>
+        </w:rPr>
+        <w:t>체력</w:t>
+      </w:r>
+      <w:r>
+        <w:rPr>
+          <w:rFonts w:eastAsia="맑은 고딕" w:cs="Arial Unicode MS"/>
+          <w:b/>
+          <w:bCs/>
+          <w:color w:val="auto"/>
+          <w:kern w:val="2"/>
+          <w:sz w:val="24"/>
+          <w:szCs w:val="24"/>
+          <w:lang w:val="en-US" w:eastAsia="ko-KR" w:bidi="hi-IN"/>
+        </w:rPr>
+        <w:t xml:space="preserve">, </w:t>
+      </w:r>
+      <w:r>
+        <w:rPr>
+          <w:rFonts w:ascii="바탕" w:hAnsi="바탕" w:cs="Arial Unicode MS"/>
+          <w:b/>
+          <w:bCs/>
+          <w:color w:val="auto"/>
+          <w:kern w:val="2"/>
+          <w:sz w:val="24"/>
+          <w:szCs w:val="24"/>
+          <w:lang w:val="en-US" w:eastAsia="ko-KR" w:bidi="hi-IN"/>
+        </w:rPr>
+        <w:t>지구력</w:t>
+      </w:r>
+      <w:r>
+        <w:rPr>
+          <w:rFonts w:eastAsia="맑은 고딕" w:cs="Arial Unicode MS"/>
+          <w:b/>
+          <w:bCs/>
+          <w:color w:val="auto"/>
+          <w:kern w:val="2"/>
+          <w:sz w:val="24"/>
+          <w:szCs w:val="24"/>
+          <w:lang w:val="en-US" w:eastAsia="ko-KR" w:bidi="hi-IN"/>
+        </w:rPr>
+        <w:t xml:space="preserve">, </w:t>
+      </w:r>
+      <w:r>
+        <w:rPr>
+          <w:rFonts w:ascii="바탕" w:hAnsi="바탕" w:cs="Arial Unicode MS"/>
+          <w:b/>
+          <w:bCs/>
+          <w:color w:val="auto"/>
+          <w:kern w:val="2"/>
+          <w:sz w:val="24"/>
+          <w:szCs w:val="24"/>
+          <w:lang w:val="en-US" w:eastAsia="ko-KR" w:bidi="hi-IN"/>
+        </w:rPr>
+        <w:t>아이템 이름표</w:t>
+      </w:r>
+      <w:r>
+        <w:rPr>
+          <w:rFonts w:eastAsia="맑은 고딕" w:cs="Arial Unicode MS"/>
+          <w:b/>
+          <w:bCs/>
+          <w:color w:val="auto"/>
+          <w:kern w:val="2"/>
+          <w:sz w:val="24"/>
+          <w:szCs w:val="24"/>
+          <w:lang w:val="en-US" w:eastAsia="ko-KR" w:bidi="hi-IN"/>
+        </w:rPr>
+        <w:t xml:space="preserve">], </w:t>
+      </w:r>
+      <w:r>
+        <w:rPr>
+          <w:rFonts w:ascii="바탕" w:hAnsi="바탕" w:cs="Arial Unicode MS"/>
+          <w:b/>
+          <w:bCs/>
+          <w:color w:val="auto"/>
+          <w:kern w:val="2"/>
+          <w:sz w:val="24"/>
+          <w:szCs w:val="24"/>
+          <w:lang w:val="en-US" w:eastAsia="ko-KR" w:bidi="hi-IN"/>
+        </w:rPr>
+        <w:t>지역 지도</w:t>
+      </w:r>
+      <w:r>
+        <w:rPr>
+          <w:rFonts w:eastAsia="맑은 고딕" w:cs="Arial Unicode MS"/>
+          <w:b/>
+          <w:bCs/>
+          <w:color w:val="auto"/>
+          <w:kern w:val="2"/>
+          <w:sz w:val="24"/>
+          <w:szCs w:val="24"/>
+          <w:lang w:val="en-US" w:eastAsia="ko-KR" w:bidi="hi-IN"/>
+        </w:rPr>
+        <w:t>[</w:t>
+      </w:r>
+      <w:r>
+        <w:rPr>
+          <w:rFonts w:ascii="바탕" w:hAnsi="바탕" w:cs="Arial Unicode MS"/>
+          <w:b/>
+          <w:bCs/>
+          <w:color w:val="auto"/>
+          <w:kern w:val="2"/>
+          <w:sz w:val="24"/>
+          <w:szCs w:val="24"/>
+          <w:lang w:val="en-US" w:eastAsia="ko-KR" w:bidi="hi-IN"/>
+        </w:rPr>
+        <w:t>맵의 구조가 아닌 던전의 진행방향을 위한 지도</w:t>
+      </w:r>
+      <w:r>
+        <w:rPr>
+          <w:rFonts w:eastAsia="맑은 고딕" w:cs="Arial Unicode MS"/>
+          <w:b/>
+          <w:bCs/>
+          <w:color w:val="auto"/>
+          <w:kern w:val="2"/>
+          <w:sz w:val="24"/>
+          <w:szCs w:val="24"/>
+          <w:lang w:val="en-US" w:eastAsia="ko-KR" w:bidi="hi-IN"/>
+        </w:rPr>
+        <w:t xml:space="preserve">], </w:t>
+      </w:r>
+      <w:r>
+        <w:rPr>
+          <w:rFonts w:ascii="바탕" w:hAnsi="바탕" w:cs="Arial Unicode MS"/>
+          <w:b/>
+          <w:bCs/>
+          <w:color w:val="auto"/>
+          <w:kern w:val="2"/>
+          <w:sz w:val="24"/>
+          <w:szCs w:val="24"/>
+          <w:lang w:val="en-US" w:eastAsia="ko-KR" w:bidi="hi-IN"/>
+        </w:rPr>
+        <w:t>메인메뉴</w:t>
+      </w:r>
+      <w:r>
+        <w:rPr>
+          <w:rFonts w:eastAsia="맑은 고딕" w:cs="Arial Unicode MS"/>
+          <w:b/>
+          <w:bCs/>
+          <w:color w:val="auto"/>
+          <w:kern w:val="2"/>
+          <w:sz w:val="24"/>
+          <w:szCs w:val="24"/>
+          <w:lang w:val="en-US" w:eastAsia="ko-KR" w:bidi="hi-IN"/>
+        </w:rPr>
+        <w:t>[</w:t>
+      </w:r>
+      <w:r>
+        <w:rPr>
+          <w:rFonts w:ascii="바탕" w:hAnsi="바탕" w:cs="Arial Unicode MS"/>
+          <w:b/>
+          <w:bCs/>
+          <w:color w:val="auto"/>
+          <w:kern w:val="2"/>
+          <w:sz w:val="24"/>
+          <w:szCs w:val="24"/>
+          <w:lang w:val="en-US" w:eastAsia="ko-KR" w:bidi="hi-IN"/>
+        </w:rPr>
+        <w:t>플레이시작</w:t>
+      </w:r>
+      <w:r>
+        <w:rPr>
+          <w:rFonts w:eastAsia="맑은 고딕" w:cs="Arial Unicode MS"/>
+          <w:b/>
+          <w:bCs/>
+          <w:color w:val="auto"/>
+          <w:kern w:val="2"/>
+          <w:sz w:val="24"/>
+          <w:szCs w:val="24"/>
+          <w:lang w:val="en-US" w:eastAsia="ko-KR" w:bidi="hi-IN"/>
+        </w:rPr>
+        <w:t>/</w:t>
+      </w:r>
+      <w:r>
+        <w:rPr>
+          <w:rFonts w:ascii="바탕" w:hAnsi="바탕" w:cs="Arial Unicode MS"/>
+          <w:b/>
+          <w:bCs/>
+          <w:color w:val="auto"/>
+          <w:kern w:val="2"/>
+          <w:sz w:val="24"/>
+          <w:szCs w:val="24"/>
+          <w:lang w:val="en-US" w:eastAsia="ko-KR" w:bidi="hi-IN"/>
+        </w:rPr>
+        <w:t>재개</w:t>
+      </w:r>
+      <w:r>
+        <w:rPr>
+          <w:rFonts w:eastAsia="맑은 고딕" w:cs="Arial Unicode MS"/>
+          <w:b/>
+          <w:bCs/>
+          <w:color w:val="auto"/>
+          <w:kern w:val="2"/>
+          <w:sz w:val="24"/>
+          <w:szCs w:val="24"/>
+          <w:lang w:val="en-US" w:eastAsia="ko-KR" w:bidi="hi-IN"/>
+        </w:rPr>
+        <w:t xml:space="preserve">, </w:t>
+      </w:r>
+      <w:r>
+        <w:rPr>
+          <w:rFonts w:ascii="바탕" w:hAnsi="바탕" w:cs="Arial Unicode MS"/>
+          <w:b/>
+          <w:bCs/>
+          <w:color w:val="auto"/>
+          <w:kern w:val="2"/>
+          <w:sz w:val="24"/>
+          <w:szCs w:val="24"/>
+          <w:lang w:val="en-US" w:eastAsia="ko-KR" w:bidi="hi-IN"/>
+        </w:rPr>
+        <w:t>옵션</w:t>
+      </w:r>
+      <w:r>
+        <w:rPr>
+          <w:rFonts w:eastAsia="맑은 고딕" w:cs="Arial Unicode MS"/>
+          <w:b/>
+          <w:bCs/>
+          <w:color w:val="auto"/>
+          <w:kern w:val="2"/>
+          <w:sz w:val="24"/>
+          <w:szCs w:val="24"/>
+          <w:lang w:val="en-US" w:eastAsia="ko-KR" w:bidi="hi-IN"/>
+        </w:rPr>
+        <w:t xml:space="preserve">, </w:t>
+      </w:r>
+      <w:r>
+        <w:rPr>
+          <w:rFonts w:ascii="바탕" w:hAnsi="바탕" w:cs="Arial Unicode MS"/>
+          <w:b/>
+          <w:bCs/>
+          <w:color w:val="auto"/>
+          <w:kern w:val="2"/>
+          <w:sz w:val="24"/>
+          <w:szCs w:val="24"/>
+          <w:lang w:val="en-US" w:eastAsia="ko-KR" w:bidi="hi-IN"/>
+        </w:rPr>
+        <w:t>튜토리얼</w:t>
+      </w:r>
+      <w:r>
+        <w:rPr>
+          <w:rFonts w:eastAsia="맑은 고딕" w:cs="Arial Unicode MS"/>
+          <w:b/>
+          <w:bCs/>
+          <w:color w:val="auto"/>
+          <w:kern w:val="2"/>
+          <w:sz w:val="24"/>
+          <w:szCs w:val="24"/>
+          <w:lang w:val="en-US" w:eastAsia="ko-KR" w:bidi="hi-IN"/>
+        </w:rPr>
+        <w:t xml:space="preserve">, </w:t>
+      </w:r>
+      <w:r>
+        <w:rPr>
+          <w:rFonts w:ascii="바탕" w:hAnsi="바탕" w:cs="Arial Unicode MS"/>
+          <w:b/>
+          <w:bCs/>
+          <w:color w:val="auto"/>
+          <w:kern w:val="2"/>
+          <w:sz w:val="24"/>
+          <w:szCs w:val="24"/>
+          <w:lang w:val="en-US" w:eastAsia="ko-KR" w:bidi="hi-IN"/>
+        </w:rPr>
+        <w:t>게임 종료</w:t>
+      </w:r>
+      <w:r>
+        <w:rPr>
+          <w:rFonts w:eastAsia="맑은 고딕" w:cs="Arial Unicode MS"/>
+          <w:b/>
+          <w:bCs/>
+          <w:color w:val="auto"/>
+          <w:kern w:val="2"/>
+          <w:sz w:val="24"/>
+          <w:szCs w:val="24"/>
+          <w:lang w:val="en-US" w:eastAsia="ko-KR" w:bidi="hi-IN"/>
+        </w:rPr>
+        <w:t>])</w:t>
+      </w:r>
+    </w:p>
+    <w:p>
+      <w:pPr>
+        <w:pStyle w:val="Normal"/>
+        <w:bidi w:val="0"/>
+        <w:jc w:val="left"/>
+        <w:rPr>
+          <w:rFonts w:ascii="바탕" w:hAnsi="바탕" w:eastAsia="맑은 고딕" w:cs="Arial Unicode MS"/>
+          <w:color w:val="auto"/>
+          <w:kern w:val="2"/>
+          <w:lang w:val="en-US" w:eastAsia="ko-KR" w:bidi="hi-IN"/>
+        </w:rPr>
+      </w:pPr>
+      <w:r>
+        <w:rPr>
+          <w:b/>
+          <w:bCs/>
+          <w:sz w:val="24"/>
+          <w:szCs w:val="24"/>
+        </w:rPr>
+      </w:r>
+    </w:p>
+    <w:p>
+      <w:pPr>
+        <w:pStyle w:val="Normal"/>
+        <w:bidi w:val="0"/>
+        <w:jc w:val="left"/>
+        <w:rPr>
+          <w:rFonts w:ascii="바탕" w:hAnsi="바탕" w:eastAsia="맑은 고딕" w:cs="Arial Unicode MS"/>
+          <w:color w:val="auto"/>
+          <w:kern w:val="2"/>
+          <w:lang w:val="en-US" w:eastAsia="ko-KR" w:bidi="hi-IN"/>
+        </w:rPr>
+      </w:pPr>
+      <w:r>
+        <w:rPr>
+          <w:b/>
+          <w:bCs/>
+          <w:sz w:val="24"/>
+          <w:szCs w:val="24"/>
+        </w:rPr>
+      </w:r>
+    </w:p>
+    <w:p>
+      <w:pPr>
+        <w:pStyle w:val="Normal"/>
+        <w:bidi w:val="0"/>
+        <w:jc w:val="left"/>
+        <w:rPr>
+          <w:rFonts w:ascii="바탕" w:hAnsi="바탕" w:eastAsia="맑은 고딕" w:cs="Arial Unicode MS"/>
+          <w:color w:val="auto"/>
+          <w:kern w:val="2"/>
+          <w:lang w:val="en-US" w:eastAsia="ko-KR" w:bidi="hi-IN"/>
+        </w:rPr>
+      </w:pPr>
+      <w:r>
+        <w:rPr>
+          <w:b/>
+          <w:bCs/>
+          <w:sz w:val="24"/>
+          <w:szCs w:val="24"/>
+        </w:rPr>
+      </w:r>
+    </w:p>
+    <w:p>
+      <w:pPr>
+        <w:pStyle w:val="Normal"/>
+        <w:bidi w:val="0"/>
+        <w:jc w:val="left"/>
+        <w:rPr>
+          <w:rFonts w:ascii="바탕" w:hAnsi="바탕" w:eastAsia="맑은 고딕" w:cs="Arial Unicode MS"/>
+          <w:color w:val="auto"/>
+          <w:kern w:val="2"/>
+          <w:lang w:val="en-US" w:eastAsia="ko-KR" w:bidi="hi-IN"/>
+        </w:rPr>
+      </w:pPr>
+      <w:r>
+        <w:rPr>
+          <w:b/>
+          <w:bCs/>
+          <w:sz w:val="24"/>
+          <w:szCs w:val="24"/>
+        </w:rPr>
+      </w:r>
+    </w:p>
+    <w:p>
+      <w:pPr>
+        <w:pStyle w:val="Normal"/>
+        <w:bidi w:val="0"/>
+        <w:jc w:val="left"/>
+        <w:rPr>
+          <w:rFonts w:ascii="바탕" w:hAnsi="바탕" w:eastAsia="맑은 고딕" w:cs="Arial Unicode MS"/>
+          <w:color w:val="auto"/>
+          <w:kern w:val="2"/>
+          <w:lang w:val="en-US" w:eastAsia="ko-KR" w:bidi="hi-IN"/>
+        </w:rPr>
+      </w:pPr>
+      <w:r>
+        <w:rPr>
+          <w:b/>
+          <w:bCs/>
+          <w:sz w:val="24"/>
+          <w:szCs w:val="24"/>
+        </w:rPr>
+      </w:r>
+    </w:p>
+    <w:p>
+      <w:pPr>
+        <w:pStyle w:val="Normal"/>
+        <w:bidi w:val="0"/>
+        <w:jc w:val="left"/>
+        <w:rPr>
+          <w:rFonts w:ascii="바탕" w:hAnsi="바탕" w:eastAsia="맑은 고딕" w:cs="Arial Unicode MS"/>
+          <w:color w:val="auto"/>
+          <w:kern w:val="2"/>
+          <w:lang w:val="en-US" w:eastAsia="ko-KR" w:bidi="hi-IN"/>
+        </w:rPr>
+      </w:pPr>
+      <w:r>
+        <w:rPr>
+          <w:b/>
+          <w:bCs/>
+          <w:sz w:val="24"/>
+          <w:szCs w:val="24"/>
+        </w:rPr>
+      </w:r>
+    </w:p>
+    <w:p>
+      <w:pPr>
+        <w:pStyle w:val="Normal"/>
+        <w:bidi w:val="0"/>
+        <w:jc w:val="left"/>
+        <w:rPr>
+          <w:b/>
+          <w:b/>
+          <w:bCs/>
+          <w:sz w:val="24"/>
+          <w:szCs w:val="24"/>
+        </w:rPr>
+      </w:pPr>
+      <w:r>
+        <w:rPr>
+          <w:rFonts w:eastAsia="맑은 고딕" w:cs="Arial Unicode MS"/>
+          <w:b/>
+          <w:bCs/>
+          <w:color w:val="auto"/>
+          <w:kern w:val="2"/>
+          <w:sz w:val="24"/>
+          <w:szCs w:val="24"/>
+          <w:lang w:val="en-US" w:eastAsia="ko-KR" w:bidi="hi-IN"/>
+        </w:rPr>
+        <w:t>GPT</w:t>
+      </w:r>
+      <w:r>
+        <w:rPr>
+          <w:rFonts w:ascii="바탕" w:hAnsi="바탕" w:cs="Arial Unicode MS"/>
+          <w:b/>
+          <w:bCs/>
+          <w:color w:val="auto"/>
+          <w:kern w:val="2"/>
+          <w:sz w:val="24"/>
+          <w:szCs w:val="24"/>
+          <w:lang w:val="en-US" w:eastAsia="ko-KR" w:bidi="hi-IN"/>
+        </w:rPr>
+        <w:t>로 정리</w:t>
+      </w:r>
+    </w:p>
+    <w:p>
+      <w:pPr>
+        <w:pStyle w:val="Normal"/>
+        <w:bidi w:val="0"/>
+        <w:jc w:val="left"/>
+        <w:rPr>
+          <w:rFonts w:ascii="바탕" w:hAnsi="바탕" w:eastAsia="맑은 고딕" w:cs="Arial Unicode MS"/>
+          <w:color w:val="auto"/>
+          <w:kern w:val="2"/>
+          <w:lang w:val="en-US" w:eastAsia="ko-KR" w:bidi="hi-IN"/>
+        </w:rPr>
+      </w:pPr>
+      <w:r>
+        <w:rPr>
+          <w:b/>
+          <w:bCs/>
+          <w:sz w:val="24"/>
+          <w:szCs w:val="24"/>
+        </w:rPr>
+      </w:r>
+    </w:p>
+    <w:p>
+      <w:pPr>
+        <w:pStyle w:val="Normal"/>
+        <w:bidi w:val="0"/>
+        <w:jc w:val="left"/>
+        <w:rPr>
+          <w:rFonts w:ascii="바탕" w:hAnsi="바탕" w:eastAsia="맑은 고딕" w:cs="Arial Unicode MS"/>
+          <w:color w:val="auto"/>
+          <w:kern w:val="2"/>
+          <w:lang w:val="en-US" w:eastAsia="ko-KR" w:bidi="hi-IN"/>
+        </w:rPr>
+      </w:pPr>
+      <w:r>
+        <w:rPr>
+          <w:b/>
+          <w:bCs/>
+          <w:sz w:val="24"/>
+          <w:szCs w:val="24"/>
+        </w:rPr>
+      </w:r>
+    </w:p>
+    <w:p>
+      <w:pPr>
+        <w:pStyle w:val="2"/>
+        <w:bidi w:val="0"/>
+        <w:jc w:val="left"/>
+        <w:rPr>
+          <w:b/>
+          <w:b/>
+          <w:bCs/>
+          <w:sz w:val="24"/>
+          <w:szCs w:val="24"/>
+        </w:rPr>
+      </w:pPr>
+      <w:r>
+        <w:rPr>
+          <w:rFonts w:ascii="바탕" w:hAnsi="바탕" w:cs="Arial Unicode MS"/>
+          <w:b/>
+          <w:bCs/>
+          <w:color w:val="auto"/>
+          <w:kern w:val="2"/>
+          <w:sz w:val="24"/>
+          <w:szCs w:val="24"/>
+          <w:lang w:val="en-US" w:eastAsia="ko-KR" w:bidi="hi-IN"/>
+        </w:rPr>
+        <w:t xml:space="preserve">✅ </w:t>
+      </w:r>
+      <w:r>
+        <w:rPr>
+          <w:rStyle w:val="Style13"/>
+          <w:rFonts w:ascii="바탕" w:hAnsi="바탕" w:cs="Arial Unicode MS"/>
+          <w:color w:val="auto"/>
+          <w:kern w:val="2"/>
+          <w:sz w:val="24"/>
+          <w:szCs w:val="24"/>
+          <w:lang w:val="en-US" w:eastAsia="ko-KR" w:bidi="hi-IN"/>
+        </w:rPr>
+        <w:t xml:space="preserve">추가 고려할 점 </w:t>
+      </w:r>
+      <w:r>
+        <w:rPr>
+          <w:rStyle w:val="Style13"/>
+          <w:rFonts w:eastAsia="맑은 고딕" w:cs="Arial Unicode MS" w:ascii="바탕" w:hAnsi="바탕"/>
+          <w:b/>
+          <w:color w:val="auto"/>
+          <w:kern w:val="2"/>
+          <w:sz w:val="24"/>
+          <w:szCs w:val="24"/>
+          <w:lang w:val="en-US" w:eastAsia="ko-KR" w:bidi="hi-IN"/>
+        </w:rPr>
+        <w:t xml:space="preserve">&amp; </w:t>
+      </w:r>
+      <w:r>
+        <w:rPr>
+          <w:rStyle w:val="Style13"/>
+          <w:rFonts w:ascii="바탕" w:hAnsi="바탕" w:cs="Arial Unicode MS"/>
+          <w:color w:val="auto"/>
+          <w:kern w:val="2"/>
+          <w:sz w:val="24"/>
+          <w:szCs w:val="24"/>
+          <w:lang w:val="en-US" w:eastAsia="ko-KR" w:bidi="hi-IN"/>
+        </w:rPr>
+        <w:t>최적화 팁</w:t>
+      </w:r>
+    </w:p>
+    <w:p>
+      <w:pPr>
+        <w:pStyle w:val="3"/>
+        <w:rPr/>
+      </w:pPr>
+      <w:r>
+        <w:rPr/>
+        <w:t xml:space="preserve">🔹 </w:t>
+      </w:r>
+      <w:r>
+        <w:rPr>
+          <w:rStyle w:val="Style13"/>
+        </w:rPr>
+        <w:t xml:space="preserve">맵 로직 </w:t>
+      </w:r>
+      <w:r>
+        <w:rPr>
+          <w:rStyle w:val="Style13"/>
+          <w:b/>
+        </w:rPr>
+        <w:t>(</w:t>
+      </w:r>
+      <w:r>
+        <w:rPr>
+          <w:rStyle w:val="Style13"/>
+        </w:rPr>
+        <w:t xml:space="preserve">던전 구조 </w:t>
+      </w:r>
+      <w:r>
+        <w:rPr>
+          <w:rStyle w:val="Style13"/>
+          <w:b/>
+        </w:rPr>
+        <w:t xml:space="preserve">&amp; </w:t>
+      </w:r>
+      <w:r>
+        <w:rPr>
+          <w:rStyle w:val="Style13"/>
+        </w:rPr>
+        <w:t>이동 방식</w:t>
+      </w:r>
+      <w:r>
+        <w:rPr>
+          <w:rStyle w:val="Style13"/>
+          <w:b/>
+        </w:rPr>
+        <w:t>)</w:t>
+      </w:r>
+    </w:p>
+    <w:p>
+      <w:pPr>
+        <w:pStyle w:val="Style16"/>
+        <w:numPr>
+          <w:ilvl w:val="0"/>
+          <w:numId w:val="1"/>
+        </w:numPr>
+        <w:tabs>
+          <w:tab w:val="clear" w:pos="709"/>
+          <w:tab w:val="left" w:pos="0" w:leader="none"/>
+        </w:tabs>
+        <w:ind w:left="709" w:hanging="283"/>
+        <w:rPr/>
+      </w:pPr>
+      <w:r>
+        <w:rPr>
+          <w:rStyle w:val="Style13"/>
+        </w:rPr>
+        <w:t xml:space="preserve">순차적 지역 생성 방식 </w:t>
+      </w:r>
+      <w:r>
+        <w:rPr>
+          <w:rStyle w:val="Style13"/>
+        </w:rPr>
+        <w:t xml:space="preserve">(1-2 </w:t>
+      </w:r>
+      <w:r>
+        <w:rPr>
+          <w:rStyle w:val="Style13"/>
+        </w:rPr>
+        <w:t>구조</w:t>
+      </w:r>
+      <w:r>
+        <w:rPr>
+          <w:rStyle w:val="Style13"/>
+        </w:rPr>
+        <w:t>)</w:t>
+      </w:r>
+      <w:r>
+        <w:rPr/>
+        <w:br/>
+        <w:t xml:space="preserve">→ </w:t>
+      </w:r>
+      <w:r>
+        <w:rPr/>
+        <w:t>이미 잘 정리됐고</w:t>
+      </w:r>
+      <w:r>
+        <w:rPr/>
+        <w:t xml:space="preserve">, </w:t>
+      </w:r>
+      <w:r>
+        <w:rPr/>
+        <w:t xml:space="preserve">지금은 </w:t>
+      </w:r>
+      <w:r>
+        <w:rPr/>
+        <w:t>2</w:t>
+      </w:r>
+      <w:r>
+        <w:rPr/>
+        <w:t xml:space="preserve">개 방이므로 </w:t>
+      </w:r>
+      <w:r>
+        <w:rPr>
+          <w:rStyle w:val="Style13"/>
+        </w:rPr>
+        <w:t>순차적 로딩 방식까지 구현할 필요 없음</w:t>
+      </w:r>
+      <w:r>
+        <w:rPr/>
+        <w:t>.</w:t>
+        <w:br/>
+        <w:t xml:space="preserve">→ </w:t>
+      </w:r>
+      <w:r>
+        <w:rPr/>
+        <w:t xml:space="preserve">하지만 나중에 확장할 계획이라면 </w:t>
+      </w:r>
+      <w:r>
+        <w:rPr>
+          <w:rStyle w:val="Style13"/>
+        </w:rPr>
+        <w:t>맵 풀링 시스템</w:t>
+      </w:r>
+      <w:r>
+        <w:rPr>
+          <w:rStyle w:val="Style13"/>
+        </w:rPr>
+        <w:t>(</w:t>
+      </w:r>
+      <w:r>
+        <w:rPr>
+          <w:rStyle w:val="Style13"/>
+        </w:rPr>
+        <w:t>오브젝트 재사용</w:t>
+      </w:r>
+      <w:r>
+        <w:rPr>
+          <w:rStyle w:val="Style13"/>
+        </w:rPr>
+        <w:t>)</w:t>
+      </w:r>
+      <w:r>
+        <w:rPr/>
+        <w:t xml:space="preserve"> </w:t>
+      </w:r>
+      <w:r>
+        <w:rPr/>
+        <w:t>도 고려하면 좋을 듯</w:t>
+      </w:r>
+      <w:r>
+        <w:rPr/>
+        <w:t>.</w:t>
+      </w:r>
+    </w:p>
+    <w:p>
+      <w:pPr>
+        <w:pStyle w:val="Style16"/>
+        <w:numPr>
+          <w:ilvl w:val="0"/>
+          <w:numId w:val="1"/>
+        </w:numPr>
+        <w:tabs>
+          <w:tab w:val="clear" w:pos="709"/>
+          <w:tab w:val="left" w:pos="0" w:leader="none"/>
+        </w:tabs>
+        <w:ind w:left="709" w:hanging="283"/>
+        <w:rPr/>
+      </w:pPr>
+      <w:r>
+        <w:rPr>
+          <w:rStyle w:val="Style13"/>
+        </w:rPr>
+        <w:t xml:space="preserve">포탈 </w:t>
+      </w:r>
+      <w:r>
+        <w:rPr>
+          <w:rStyle w:val="Style13"/>
+        </w:rPr>
+        <w:t xml:space="preserve">or </w:t>
+      </w:r>
+      <w:r>
+        <w:rPr>
+          <w:rStyle w:val="Style13"/>
+        </w:rPr>
+        <w:t>문 상호작용 방식</w:t>
+      </w:r>
+      <w:r>
+        <w:rPr/>
+        <w:br/>
+        <w:t xml:space="preserve">→ </w:t>
+      </w:r>
+      <w:r>
+        <w:rPr/>
+        <w:t>F</w:t>
+      </w:r>
+      <w:r>
+        <w:rPr>
+          <w:rFonts w:ascii="바탕" w:hAnsi="바탕" w:cs="Arial Unicode MS"/>
+          <w:color w:val="auto"/>
+          <w:kern w:val="2"/>
+          <w:sz w:val="24"/>
+          <w:szCs w:val="24"/>
+          <w:lang w:val="en-US" w:eastAsia="ko-KR" w:bidi="hi-IN"/>
+        </w:rPr>
+        <w:t>키로</w:t>
+      </w:r>
+      <w:r>
+        <w:rPr/>
+        <w:t xml:space="preserve"> 상호작용 가능하도록 트리거 설정</w:t>
+      </w:r>
+      <w:r>
+        <w:rPr/>
+        <w:br/>
+        <w:t xml:space="preserve">→ </w:t>
+      </w:r>
+      <w:r>
+        <w:rPr/>
+        <w:t>한 번 열린 지역은 계속 유지되도록 설정</w:t>
+      </w:r>
+    </w:p>
+    <w:p>
+      <w:pPr>
+        <w:pStyle w:val="3"/>
+        <w:rPr/>
+      </w:pPr>
+      <w:r>
+        <w:rPr/>
+        <w:t xml:space="preserve">🔹 </w:t>
+      </w:r>
+      <w:r>
+        <w:rPr>
+          <w:rStyle w:val="Style13"/>
+          <w:b/>
+        </w:rPr>
+        <w:t xml:space="preserve">NPC </w:t>
+      </w:r>
+      <w:r>
+        <w:rPr>
+          <w:rStyle w:val="Style13"/>
+        </w:rPr>
+        <w:t xml:space="preserve">생성 방식 </w:t>
+      </w:r>
+      <w:r>
+        <w:rPr>
+          <w:rStyle w:val="Style13"/>
+          <w:b/>
+        </w:rPr>
+        <w:t>(</w:t>
+      </w:r>
+      <w:r>
+        <w:rPr>
+          <w:rStyle w:val="Style13"/>
+        </w:rPr>
+        <w:t>랜덤 위치</w:t>
+      </w:r>
+      <w:r>
+        <w:rPr>
+          <w:rStyle w:val="Style13"/>
+          <w:b/>
+        </w:rPr>
+        <w:t>)</w:t>
+      </w:r>
+    </w:p>
+    <w:p>
+      <w:pPr>
+        <w:pStyle w:val="Style16"/>
+        <w:numPr>
+          <w:ilvl w:val="0"/>
+          <w:numId w:val="2"/>
+        </w:numPr>
+        <w:tabs>
+          <w:tab w:val="clear" w:pos="709"/>
+          <w:tab w:val="left" w:pos="0" w:leader="none"/>
+        </w:tabs>
+        <w:ind w:left="709" w:hanging="283"/>
+        <w:rPr/>
+      </w:pPr>
+      <w:r>
+        <w:rPr>
+          <w:rStyle w:val="Style13"/>
+        </w:rPr>
+        <w:t>지정된 오브젝트</w:t>
+      </w:r>
+      <w:r>
+        <w:rPr>
+          <w:rStyle w:val="Style13"/>
+        </w:rPr>
+        <w:t>(</w:t>
+      </w:r>
+      <w:r>
+        <w:rPr>
+          <w:rStyle w:val="Style13"/>
+        </w:rPr>
+        <w:t>의자</w:t>
+      </w:r>
+      <w:r>
+        <w:rPr>
+          <w:rStyle w:val="Style13"/>
+        </w:rPr>
+        <w:t xml:space="preserve">, </w:t>
+      </w:r>
+      <w:r>
+        <w:rPr>
+          <w:rStyle w:val="Style13"/>
+        </w:rPr>
+        <w:t>테이블 등</w:t>
+      </w:r>
+      <w:r>
+        <w:rPr>
+          <w:rStyle w:val="Style13"/>
+        </w:rPr>
+        <w:t xml:space="preserve">) </w:t>
+      </w:r>
+      <w:r>
+        <w:rPr>
+          <w:rStyle w:val="Style13"/>
+        </w:rPr>
+        <w:t>근처에 스폰</w:t>
+      </w:r>
+      <w:r>
+        <w:rPr/>
+        <w:br/>
+        <w:t xml:space="preserve">→ </w:t>
+      </w:r>
+      <w:r>
+        <w:rPr/>
+        <w:t xml:space="preserve">스폰 가능한 </w:t>
+      </w:r>
+      <w:r>
+        <w:rPr>
+          <w:rStyle w:val="Style13"/>
+        </w:rPr>
+        <w:t xml:space="preserve">오브젝트 </w:t>
+      </w:r>
+      <w:r>
+        <w:rPr>
+          <w:rStyle w:val="Style13"/>
+        </w:rPr>
+        <w:t>5~6</w:t>
+      </w:r>
+      <w:r>
+        <w:rPr>
+          <w:rStyle w:val="Style13"/>
+        </w:rPr>
+        <w:t>개를 설정</w:t>
+      </w:r>
+      <w:r>
+        <w:rPr/>
+        <w:br/>
+        <w:t xml:space="preserve">→ </w:t>
+      </w:r>
+      <w:r>
+        <w:rPr/>
+        <w:t xml:space="preserve">해당 위치 중 </w:t>
+      </w:r>
+      <w:r>
+        <w:rPr>
+          <w:rStyle w:val="Style13"/>
+        </w:rPr>
+        <w:t xml:space="preserve">랜덤하게 </w:t>
+      </w:r>
+      <w:r>
+        <w:rPr>
+          <w:rStyle w:val="Style13"/>
+        </w:rPr>
+        <w:t>2~3</w:t>
+      </w:r>
+      <w:r>
+        <w:rPr>
+          <w:rStyle w:val="Style13"/>
+        </w:rPr>
+        <w:t>곳에서 생성</w:t>
+      </w:r>
+      <w:r>
+        <w:rPr/>
+        <w:br/>
+        <w:t xml:space="preserve">→ </w:t>
+      </w:r>
+      <w:r>
+        <w:rPr/>
+        <w:t xml:space="preserve">보스는 특정 위치에 고정 스폰 </w:t>
+      </w:r>
+    </w:p>
+    <w:p>
+      <w:pPr>
+        <w:pStyle w:val="Style21"/>
+        <w:rPr/>
+      </w:pPr>
+      <w:r>
+        <w:rPr/>
+        <w:t xml:space="preserve">📌 </w:t>
+      </w:r>
+      <w:r>
+        <w:rPr>
+          <w:rStyle w:val="Style13"/>
+        </w:rPr>
+        <w:t>추후 확장 고려</w:t>
+      </w:r>
+    </w:p>
+    <w:p>
+      <w:pPr>
+        <w:pStyle w:val="Style21"/>
+        <w:numPr>
+          <w:ilvl w:val="0"/>
+          <w:numId w:val="3"/>
+        </w:numPr>
+        <w:tabs>
+          <w:tab w:val="clear" w:pos="709"/>
+          <w:tab w:val="left" w:pos="0" w:leader="none"/>
+        </w:tabs>
+        <w:ind w:left="1276" w:right="567" w:hanging="283"/>
+        <w:rPr/>
+      </w:pPr>
+      <w:r>
+        <w:rPr/>
+        <w:t>현재는 단순 랜덤 스폰이지만</w:t>
+      </w:r>
+      <w:r>
+        <w:rPr/>
+        <w:t xml:space="preserve">, </w:t>
+      </w:r>
+      <w:r>
+        <w:rPr/>
+        <w:t xml:space="preserve">이후엔 </w:t>
+      </w:r>
+      <w:r>
+        <w:rPr/>
+        <w:t>AI</w:t>
+      </w:r>
+      <w:r>
+        <w:rPr/>
+        <w:t xml:space="preserve">가 </w:t>
+      </w:r>
+      <w:r>
+        <w:rPr>
+          <w:rStyle w:val="Style13"/>
+        </w:rPr>
+        <w:t>플레이어 위치를 고려한 스폰 방식</w:t>
+      </w:r>
+      <w:r>
+        <w:rPr/>
+        <w:t xml:space="preserve">도 추가 가능 </w:t>
+      </w:r>
+    </w:p>
+    <w:p>
+      <w:pPr>
+        <w:pStyle w:val="Style22"/>
+        <w:rPr/>
+      </w:pPr>
+      <w:r>
+        <w:rPr/>
+      </w:r>
+    </w:p>
+    <w:p>
+      <w:pPr>
+        <w:pStyle w:val="2"/>
+        <w:rPr/>
+      </w:pPr>
+      <w:r>
+        <w:rPr/>
+        <w:t xml:space="preserve">✅ </w:t>
+      </w:r>
+      <w:r>
+        <w:rPr>
+          <w:rStyle w:val="Style13"/>
+        </w:rPr>
+        <w:t>플레이어 시스템</w:t>
+      </w:r>
+    </w:p>
+    <w:p>
+      <w:pPr>
+        <w:pStyle w:val="3"/>
+        <w:rPr/>
+      </w:pPr>
+      <w:r>
+        <w:rPr/>
+        <w:t xml:space="preserve">🔹 </w:t>
+      </w:r>
+      <w:r>
+        <w:rPr>
+          <w:rStyle w:val="Style13"/>
+        </w:rPr>
+        <w:t>입력 시스템</w:t>
+      </w:r>
+    </w:p>
+    <w:p>
+      <w:pPr>
+        <w:pStyle w:val="Style16"/>
+        <w:numPr>
+          <w:ilvl w:val="0"/>
+          <w:numId w:val="4"/>
+        </w:numPr>
+        <w:tabs>
+          <w:tab w:val="clear" w:pos="709"/>
+          <w:tab w:val="left" w:pos="0" w:leader="none"/>
+        </w:tabs>
+        <w:ind w:left="709" w:hanging="283"/>
+        <w:rPr/>
+      </w:pPr>
+      <w:r>
+        <w:rPr>
+          <w:rStyle w:val="Style13"/>
+        </w:rPr>
+        <w:t>향상된 입력 시스템 사용</w:t>
+      </w:r>
+      <w:r>
+        <w:rPr/>
+        <w:br/>
+        <w:t xml:space="preserve">→ </w:t>
+      </w:r>
+      <w:r>
+        <w:rPr>
+          <w:rStyle w:val="Style14"/>
+        </w:rPr>
+        <w:t>Enhanced Input System</w:t>
+      </w:r>
+      <w:r>
+        <w:rPr/>
+        <w:t>으로 이동</w:t>
+      </w:r>
+      <w:r>
+        <w:rPr/>
+        <w:t xml:space="preserve">, </w:t>
+      </w:r>
+      <w:r>
+        <w:rPr/>
+        <w:t>공격</w:t>
+      </w:r>
+      <w:r>
+        <w:rPr/>
+        <w:t xml:space="preserve">, </w:t>
+      </w:r>
+      <w:r>
+        <w:rPr/>
+        <w:t>방어</w:t>
+      </w:r>
+      <w:r>
+        <w:rPr/>
+        <w:t xml:space="preserve">, </w:t>
+      </w:r>
+      <w:r>
+        <w:rPr/>
+        <w:t>아이템 줍기 등의 기능 구현</w:t>
+      </w:r>
+      <w:r>
+        <w:rPr/>
+        <w:br/>
+        <w:t xml:space="preserve">→ </w:t>
+      </w:r>
+      <w:r>
+        <w:rPr>
+          <w:rStyle w:val="Style14"/>
+        </w:rPr>
+        <w:t>Action Mapping</w:t>
+      </w:r>
+      <w:r>
+        <w:rPr/>
+        <w:t xml:space="preserve">을 활용해서 다양한 입력을 쉽게 추가 가능 </w:t>
+      </w:r>
+    </w:p>
+    <w:p>
+      <w:pPr>
+        <w:pStyle w:val="3"/>
+        <w:rPr/>
+      </w:pPr>
+      <w:r>
+        <w:rPr/>
+        <w:t xml:space="preserve">🔹 </w:t>
+      </w:r>
+      <w:r>
+        <w:rPr>
+          <w:rStyle w:val="Style13"/>
+        </w:rPr>
+        <w:t xml:space="preserve">아이템 줍기 </w:t>
+      </w:r>
+      <w:r>
+        <w:rPr>
+          <w:rStyle w:val="Style13"/>
+          <w:b/>
+        </w:rPr>
+        <w:t xml:space="preserve">&amp; </w:t>
+      </w:r>
+      <w:r>
+        <w:rPr>
+          <w:rStyle w:val="Style13"/>
+        </w:rPr>
+        <w:t>장착</w:t>
+      </w:r>
+    </w:p>
+    <w:p>
+      <w:pPr>
+        <w:pStyle w:val="Style16"/>
+        <w:numPr>
+          <w:ilvl w:val="0"/>
+          <w:numId w:val="5"/>
+        </w:numPr>
+        <w:tabs>
+          <w:tab w:val="clear" w:pos="709"/>
+          <w:tab w:val="left" w:pos="0" w:leader="none"/>
+        </w:tabs>
+        <w:ind w:left="709" w:hanging="283"/>
+        <w:rPr/>
+      </w:pPr>
+      <w:r>
+        <w:rPr>
+          <w:rStyle w:val="Style13"/>
+        </w:rPr>
+        <w:t xml:space="preserve">라인 트레이스 기반 줍기 </w:t>
+      </w:r>
+      <w:r>
+        <w:rPr>
+          <w:rStyle w:val="Style13"/>
+        </w:rPr>
+        <w:t>(</w:t>
+      </w:r>
+      <w:r>
+        <w:rPr>
+          <w:rStyle w:val="Style14"/>
+        </w:rPr>
+        <w:t>F</w:t>
+      </w:r>
+      <w:r>
+        <w:rPr>
+          <w:rStyle w:val="Style13"/>
+        </w:rPr>
+        <w:t xml:space="preserve"> </w:t>
+      </w:r>
+      <w:r>
+        <w:rPr>
+          <w:rStyle w:val="Style13"/>
+        </w:rPr>
+        <w:t>키</w:t>
+      </w:r>
+      <w:r>
+        <w:rPr>
+          <w:rStyle w:val="Style13"/>
+        </w:rPr>
+        <w:t>)</w:t>
+      </w:r>
+    </w:p>
+    <w:p>
+      <w:pPr>
+        <w:pStyle w:val="Style16"/>
+        <w:numPr>
+          <w:ilvl w:val="1"/>
+          <w:numId w:val="5"/>
+        </w:numPr>
+        <w:tabs>
+          <w:tab w:val="clear" w:pos="709"/>
+          <w:tab w:val="left" w:pos="0" w:leader="none"/>
+        </w:tabs>
+        <w:spacing w:before="0" w:after="0"/>
+        <w:ind w:left="1418" w:hanging="283"/>
+        <w:rPr/>
+      </w:pPr>
+      <w:r>
+        <w:rPr>
+          <w:rStyle w:val="Style14"/>
+        </w:rPr>
+        <w:t>라인 트레이스 → 히트된 액터가 아이템인지 체크 → 인벤토리 추가</w:t>
+      </w:r>
+      <w:r>
+        <w:rPr/>
+        <w:t xml:space="preserve"> </w:t>
+      </w:r>
+    </w:p>
+    <w:p>
+      <w:pPr>
+        <w:pStyle w:val="Style16"/>
+        <w:numPr>
+          <w:ilvl w:val="1"/>
+          <w:numId w:val="5"/>
+        </w:numPr>
+        <w:tabs>
+          <w:tab w:val="clear" w:pos="709"/>
+          <w:tab w:val="left" w:pos="0" w:leader="none"/>
+        </w:tabs>
+        <w:spacing w:before="0" w:after="0"/>
+        <w:ind w:left="1418" w:hanging="283"/>
+        <w:rPr/>
+      </w:pPr>
+      <w:r>
+        <w:rPr>
+          <w:rStyle w:val="Style14"/>
+        </w:rPr>
+        <w:t>InventoryComponent</w:t>
+      </w:r>
+      <w:r>
+        <w:rPr/>
+        <w:t xml:space="preserve">와 연결하여 저장 </w:t>
+      </w:r>
+    </w:p>
+    <w:p>
+      <w:pPr>
+        <w:pStyle w:val="Style16"/>
+        <w:numPr>
+          <w:ilvl w:val="0"/>
+          <w:numId w:val="5"/>
+        </w:numPr>
+        <w:tabs>
+          <w:tab w:val="clear" w:pos="709"/>
+          <w:tab w:val="left" w:pos="0" w:leader="none"/>
+        </w:tabs>
+        <w:ind w:left="709" w:hanging="283"/>
+        <w:rPr/>
+      </w:pPr>
+      <w:r>
+        <w:rPr>
+          <w:rStyle w:val="Style13"/>
+        </w:rPr>
+        <w:t>장착 시스템</w:t>
+      </w:r>
+    </w:p>
+    <w:p>
+      <w:pPr>
+        <w:pStyle w:val="Style16"/>
+        <w:numPr>
+          <w:ilvl w:val="1"/>
+          <w:numId w:val="5"/>
+        </w:numPr>
+        <w:tabs>
+          <w:tab w:val="clear" w:pos="709"/>
+          <w:tab w:val="left" w:pos="0" w:leader="none"/>
+        </w:tabs>
+        <w:spacing w:before="0" w:after="0"/>
+        <w:ind w:left="1418" w:hanging="283"/>
+        <w:rPr/>
+      </w:pPr>
+      <w:r>
+        <w:rPr>
+          <w:rStyle w:val="Style13"/>
+        </w:rPr>
+        <w:t>인벤토리에서 더블클릭 시 장착</w:t>
+      </w:r>
+      <w:r>
+        <w:rPr/>
+        <w:t xml:space="preserve"> </w:t>
+      </w:r>
+      <w:r>
+        <w:rPr/>
+        <w:t>(UI</w:t>
+      </w:r>
+      <w:r>
+        <w:rPr/>
+        <w:t>에서 슬롯 클릭</w:t>
+      </w:r>
+      <w:r>
+        <w:rPr/>
+        <w:t xml:space="preserve">) </w:t>
+      </w:r>
+    </w:p>
+    <w:p>
+      <w:pPr>
+        <w:pStyle w:val="Style16"/>
+        <w:numPr>
+          <w:ilvl w:val="1"/>
+          <w:numId w:val="5"/>
+        </w:numPr>
+        <w:tabs>
+          <w:tab w:val="clear" w:pos="709"/>
+          <w:tab w:val="left" w:pos="0" w:leader="none"/>
+        </w:tabs>
+        <w:ind w:left="1418" w:hanging="283"/>
+        <w:rPr/>
+      </w:pPr>
+      <w:r>
+        <w:rPr>
+          <w:rStyle w:val="Style14"/>
+        </w:rPr>
+        <w:t>현재 착용 중인 아이템 → 장착 해제 후 새 아이템 장착</w:t>
+      </w:r>
+      <w:r>
+        <w:rPr/>
+        <w:t xml:space="preserve"> </w:t>
+      </w:r>
+    </w:p>
+    <w:p>
+      <w:pPr>
+        <w:pStyle w:val="3"/>
+        <w:rPr/>
+      </w:pPr>
+      <w:r>
+        <w:rPr/>
+        <w:t xml:space="preserve">🔹 </w:t>
+      </w:r>
+      <w:r>
+        <w:rPr>
+          <w:rStyle w:val="Style13"/>
+        </w:rPr>
+        <w:t>버프 시스템</w:t>
+      </w:r>
+    </w:p>
+    <w:p>
+      <w:pPr>
+        <w:pStyle w:val="Style16"/>
+        <w:numPr>
+          <w:ilvl w:val="0"/>
+          <w:numId w:val="6"/>
+        </w:numPr>
+        <w:tabs>
+          <w:tab w:val="clear" w:pos="709"/>
+          <w:tab w:val="left" w:pos="0" w:leader="none"/>
+        </w:tabs>
+        <w:spacing w:before="0" w:after="0"/>
+        <w:ind w:left="709" w:hanging="283"/>
+        <w:rPr/>
+      </w:pPr>
+      <w:r>
+        <w:rPr>
+          <w:rStyle w:val="Style13"/>
+        </w:rPr>
+        <w:t xml:space="preserve">버프 데이터 구조체 </w:t>
+      </w:r>
+      <w:r>
+        <w:rPr>
+          <w:rStyle w:val="Style13"/>
+        </w:rPr>
+        <w:t>(</w:t>
+      </w:r>
+      <w:r>
+        <w:rPr>
+          <w:rStyle w:val="Style14"/>
+        </w:rPr>
+        <w:t>FStruct BuffData</w:t>
+      </w:r>
+      <w:r>
+        <w:rPr>
+          <w:rStyle w:val="Style13"/>
+        </w:rPr>
+        <w:t xml:space="preserve"> </w:t>
+      </w:r>
+      <w:r>
+        <w:rPr>
+          <w:rStyle w:val="Style13"/>
+        </w:rPr>
+        <w:t>등</w:t>
+      </w:r>
+      <w:r>
+        <w:rPr>
+          <w:rStyle w:val="Style13"/>
+        </w:rPr>
+        <w:t xml:space="preserve">) </w:t>
+      </w:r>
+      <w:r>
+        <w:rPr>
+          <w:rStyle w:val="Style13"/>
+        </w:rPr>
+        <w:t>활용</w:t>
+      </w:r>
+      <w:r>
+        <w:rPr/>
+        <w:t xml:space="preserve"> </w:t>
+      </w:r>
+    </w:p>
+    <w:p>
+      <w:pPr>
+        <w:pStyle w:val="Style16"/>
+        <w:numPr>
+          <w:ilvl w:val="1"/>
+          <w:numId w:val="6"/>
+        </w:numPr>
+        <w:tabs>
+          <w:tab w:val="clear" w:pos="709"/>
+          <w:tab w:val="left" w:pos="0" w:leader="none"/>
+        </w:tabs>
+        <w:spacing w:before="0" w:after="0"/>
+        <w:ind w:left="1418" w:hanging="283"/>
+        <w:rPr/>
+      </w:pPr>
+      <w:r>
+        <w:rPr>
+          <w:rStyle w:val="Style14"/>
+        </w:rPr>
+        <w:t>BuffName</w:t>
+      </w:r>
+      <w:r>
+        <w:rPr/>
+        <w:t xml:space="preserve">, </w:t>
+      </w:r>
+      <w:r>
+        <w:rPr>
+          <w:rStyle w:val="Style14"/>
+        </w:rPr>
+        <w:t>Effect</w:t>
+      </w:r>
+      <w:r>
+        <w:rPr/>
+        <w:t xml:space="preserve">, </w:t>
+      </w:r>
+      <w:r>
+        <w:rPr>
+          <w:rStyle w:val="Style14"/>
+        </w:rPr>
+        <w:t>Duration</w:t>
+      </w:r>
+      <w:r>
+        <w:rPr/>
+        <w:t xml:space="preserve"> </w:t>
+      </w:r>
+      <w:r>
+        <w:rPr/>
+        <w:t xml:space="preserve">등의 변수 포함 </w:t>
+      </w:r>
+    </w:p>
+    <w:p>
+      <w:pPr>
+        <w:pStyle w:val="Style16"/>
+        <w:numPr>
+          <w:ilvl w:val="1"/>
+          <w:numId w:val="6"/>
+        </w:numPr>
+        <w:tabs>
+          <w:tab w:val="clear" w:pos="709"/>
+          <w:tab w:val="left" w:pos="0" w:leader="none"/>
+        </w:tabs>
+        <w:ind w:left="1418" w:hanging="283"/>
+        <w:rPr/>
+      </w:pPr>
+      <w:r>
+        <w:rPr/>
+        <w:t>플레이어 내부 배열에 저장 후</w:t>
+      </w:r>
+      <w:r>
+        <w:rPr/>
+        <w:t xml:space="preserve">, </w:t>
+      </w:r>
+      <w:r>
+        <w:rPr/>
+        <w:t xml:space="preserve">타이머로 지속시간 관리 </w:t>
+      </w:r>
+    </w:p>
+    <w:p>
+      <w:pPr>
+        <w:pStyle w:val="Style22"/>
+        <w:rPr/>
+      </w:pPr>
+      <w:r>
+        <w:rPr/>
+      </w:r>
+    </w:p>
+    <w:p>
+      <w:pPr>
+        <w:pStyle w:val="2"/>
+        <w:rPr/>
+      </w:pPr>
+      <w:r>
+        <w:rPr/>
+        <w:t xml:space="preserve">✅ </w:t>
+      </w:r>
+      <w:r>
+        <w:rPr>
+          <w:rStyle w:val="Style13"/>
+          <w:b/>
+        </w:rPr>
+        <w:t>NPC AI</w:t>
+      </w:r>
+    </w:p>
+    <w:p>
+      <w:pPr>
+        <w:pStyle w:val="3"/>
+        <w:rPr/>
+      </w:pPr>
+      <w:r>
+        <w:rPr/>
+        <w:t xml:space="preserve">🔹 </w:t>
+      </w:r>
+      <w:r>
+        <w:rPr>
+          <w:rStyle w:val="Style13"/>
+        </w:rPr>
+        <w:t xml:space="preserve">기본 </w:t>
+      </w:r>
+      <w:r>
+        <w:rPr>
+          <w:rStyle w:val="Style13"/>
+          <w:b/>
+        </w:rPr>
+        <w:t xml:space="preserve">AI </w:t>
+      </w:r>
+      <w:r>
+        <w:rPr>
+          <w:rStyle w:val="Style13"/>
+        </w:rPr>
+        <w:t>동작</w:t>
+      </w:r>
+    </w:p>
+    <w:p>
+      <w:pPr>
+        <w:pStyle w:val="Style16"/>
+        <w:numPr>
+          <w:ilvl w:val="0"/>
+          <w:numId w:val="7"/>
+        </w:numPr>
+        <w:tabs>
+          <w:tab w:val="clear" w:pos="709"/>
+          <w:tab w:val="left" w:pos="0" w:leader="none"/>
+        </w:tabs>
+        <w:ind w:left="709" w:hanging="283"/>
+        <w:rPr/>
+      </w:pPr>
+      <w:r>
+        <w:rPr>
+          <w:rStyle w:val="Style13"/>
+        </w:rPr>
+        <w:t>플레이어 추적</w:t>
+      </w:r>
+      <w:r>
+        <w:rPr/>
+        <w:t>:</w:t>
+      </w:r>
+    </w:p>
+    <w:p>
+      <w:pPr>
+        <w:pStyle w:val="Style16"/>
+        <w:numPr>
+          <w:ilvl w:val="1"/>
+          <w:numId w:val="7"/>
+        </w:numPr>
+        <w:tabs>
+          <w:tab w:val="clear" w:pos="709"/>
+          <w:tab w:val="left" w:pos="0" w:leader="none"/>
+        </w:tabs>
+        <w:spacing w:before="0" w:after="0"/>
+        <w:ind w:left="1418" w:hanging="283"/>
+        <w:rPr/>
+      </w:pPr>
+      <w:r>
+        <w:rPr>
+          <w:rStyle w:val="Style14"/>
+        </w:rPr>
+        <w:t>PawnSensingComponent</w:t>
+      </w:r>
+      <w:r>
+        <w:rPr/>
+        <w:t xml:space="preserve"> </w:t>
+      </w:r>
+      <w:r>
+        <w:rPr/>
+        <w:t xml:space="preserve">사용하여 감지 </w:t>
+      </w:r>
+    </w:p>
+    <w:p>
+      <w:pPr>
+        <w:pStyle w:val="Style16"/>
+        <w:numPr>
+          <w:ilvl w:val="1"/>
+          <w:numId w:val="7"/>
+        </w:numPr>
+        <w:tabs>
+          <w:tab w:val="clear" w:pos="709"/>
+          <w:tab w:val="left" w:pos="0" w:leader="none"/>
+        </w:tabs>
+        <w:spacing w:before="0" w:after="0"/>
+        <w:ind w:left="1418" w:hanging="283"/>
+        <w:rPr/>
+      </w:pPr>
+      <w:r>
+        <w:rPr>
+          <w:rStyle w:val="Style14"/>
+        </w:rPr>
+        <w:t>AIController</w:t>
+      </w:r>
+      <w:r>
+        <w:rPr/>
+        <w:t xml:space="preserve">에서 </w:t>
+      </w:r>
+      <w:r>
+        <w:rPr>
+          <w:rStyle w:val="Style14"/>
+        </w:rPr>
+        <w:t>MoveTo</w:t>
+      </w:r>
+      <w:r>
+        <w:rPr/>
+        <w:t xml:space="preserve"> </w:t>
+      </w:r>
+      <w:r>
+        <w:rPr/>
+        <w:t xml:space="preserve">사용하여 추적 </w:t>
+      </w:r>
+    </w:p>
+    <w:p>
+      <w:pPr>
+        <w:pStyle w:val="Style16"/>
+        <w:numPr>
+          <w:ilvl w:val="0"/>
+          <w:numId w:val="7"/>
+        </w:numPr>
+        <w:tabs>
+          <w:tab w:val="clear" w:pos="709"/>
+          <w:tab w:val="left" w:pos="0" w:leader="none"/>
+        </w:tabs>
+        <w:ind w:left="709" w:hanging="283"/>
+        <w:rPr/>
+      </w:pPr>
+      <w:r>
+        <w:rPr>
+          <w:rStyle w:val="Style13"/>
+        </w:rPr>
+        <w:t xml:space="preserve">길찾기 </w:t>
+      </w:r>
+      <w:r>
+        <w:rPr>
+          <w:rStyle w:val="Style13"/>
+        </w:rPr>
+        <w:t>AI</w:t>
+      </w:r>
+      <w:r>
+        <w:rPr/>
+        <w:t>:</w:t>
+      </w:r>
+    </w:p>
+    <w:p>
+      <w:pPr>
+        <w:pStyle w:val="Style16"/>
+        <w:numPr>
+          <w:ilvl w:val="1"/>
+          <w:numId w:val="7"/>
+        </w:numPr>
+        <w:tabs>
+          <w:tab w:val="clear" w:pos="709"/>
+          <w:tab w:val="left" w:pos="0" w:leader="none"/>
+        </w:tabs>
+        <w:spacing w:before="0" w:after="0"/>
+        <w:ind w:left="1418" w:hanging="283"/>
+        <w:rPr/>
+      </w:pPr>
+      <w:r>
+        <w:rPr>
+          <w:rStyle w:val="Style14"/>
+        </w:rPr>
+        <w:t>NavMeshBoundsVolume</w:t>
+      </w:r>
+      <w:r>
+        <w:rPr/>
+        <w:t xml:space="preserve"> </w:t>
+      </w:r>
+      <w:r>
+        <w:rPr/>
+        <w:t xml:space="preserve">추가 </w:t>
+      </w:r>
+    </w:p>
+    <w:p>
+      <w:pPr>
+        <w:pStyle w:val="Style16"/>
+        <w:numPr>
+          <w:ilvl w:val="1"/>
+          <w:numId w:val="7"/>
+        </w:numPr>
+        <w:tabs>
+          <w:tab w:val="clear" w:pos="709"/>
+          <w:tab w:val="left" w:pos="0" w:leader="none"/>
+        </w:tabs>
+        <w:ind w:left="1418" w:hanging="283"/>
+        <w:rPr/>
+      </w:pPr>
+      <w:r>
+        <w:rPr>
+          <w:rStyle w:val="Style14"/>
+        </w:rPr>
+        <w:t>MoveToLocation</w:t>
+      </w:r>
+      <w:r>
+        <w:rPr/>
+        <w:t xml:space="preserve"> </w:t>
+      </w:r>
+      <w:r>
+        <w:rPr/>
+        <w:t xml:space="preserve">사용하여 이동 </w:t>
+      </w:r>
+    </w:p>
+    <w:p>
+      <w:pPr>
+        <w:pStyle w:val="3"/>
+        <w:rPr/>
+      </w:pPr>
+      <w:r>
+        <w:rPr/>
+        <w:t xml:space="preserve">🔹 </w:t>
+      </w:r>
+      <w:r>
+        <w:rPr>
+          <w:rStyle w:val="Style13"/>
+        </w:rPr>
+        <w:t>애니메이션 시스템</w:t>
+      </w:r>
+    </w:p>
+    <w:p>
+      <w:pPr>
+        <w:pStyle w:val="Style16"/>
+        <w:numPr>
+          <w:ilvl w:val="0"/>
+          <w:numId w:val="8"/>
+        </w:numPr>
+        <w:tabs>
+          <w:tab w:val="clear" w:pos="709"/>
+          <w:tab w:val="left" w:pos="0" w:leader="none"/>
+        </w:tabs>
+        <w:spacing w:before="0" w:after="0"/>
+        <w:ind w:left="709" w:hanging="283"/>
+        <w:rPr/>
+      </w:pPr>
+      <w:r>
+        <w:rPr>
+          <w:rStyle w:val="Style13"/>
+        </w:rPr>
+        <w:t>애니메이션 블루프린트 활용</w:t>
+      </w:r>
+      <w:r>
+        <w:rPr/>
+        <w:t xml:space="preserve"> </w:t>
+      </w:r>
+    </w:p>
+    <w:p>
+      <w:pPr>
+        <w:pStyle w:val="Style16"/>
+        <w:numPr>
+          <w:ilvl w:val="1"/>
+          <w:numId w:val="8"/>
+        </w:numPr>
+        <w:tabs>
+          <w:tab w:val="clear" w:pos="709"/>
+          <w:tab w:val="left" w:pos="0" w:leader="none"/>
+        </w:tabs>
+        <w:spacing w:before="0" w:after="0"/>
+        <w:ind w:left="1418" w:hanging="283"/>
+        <w:rPr/>
+      </w:pPr>
+      <w:r>
+        <w:rPr>
+          <w:rStyle w:val="Style14"/>
+        </w:rPr>
+        <w:t>Idle</w:t>
+      </w:r>
+      <w:r>
+        <w:rPr/>
+        <w:t xml:space="preserve">, </w:t>
+      </w:r>
+      <w:r>
+        <w:rPr>
+          <w:rStyle w:val="Style14"/>
+        </w:rPr>
+        <w:t>Run</w:t>
+      </w:r>
+      <w:r>
+        <w:rPr/>
+        <w:t xml:space="preserve">, </w:t>
+      </w:r>
+      <w:r>
+        <w:rPr>
+          <w:rStyle w:val="Style14"/>
+        </w:rPr>
+        <w:t>Attack</w:t>
+      </w:r>
+      <w:r>
+        <w:rPr/>
+        <w:t xml:space="preserve">, </w:t>
+      </w:r>
+      <w:r>
+        <w:rPr>
+          <w:rStyle w:val="Style14"/>
+        </w:rPr>
+        <w:t>Death</w:t>
+      </w:r>
+      <w:r>
+        <w:rPr/>
+        <w:t xml:space="preserve"> </w:t>
+      </w:r>
+      <w:r>
+        <w:rPr/>
+        <w:t xml:space="preserve">애니메이션 구현 </w:t>
+      </w:r>
+    </w:p>
+    <w:p>
+      <w:pPr>
+        <w:pStyle w:val="Style16"/>
+        <w:numPr>
+          <w:ilvl w:val="1"/>
+          <w:numId w:val="8"/>
+        </w:numPr>
+        <w:tabs>
+          <w:tab w:val="clear" w:pos="709"/>
+          <w:tab w:val="left" w:pos="0" w:leader="none"/>
+        </w:tabs>
+        <w:ind w:left="1418" w:hanging="283"/>
+        <w:rPr/>
+      </w:pPr>
+      <w:r>
+        <w:rPr/>
+        <w:t>NPC</w:t>
+      </w:r>
+      <w:r>
+        <w:rPr/>
+        <w:t>는 플레이어와 동일한 애니메이션을 사용하지만</w:t>
+      </w:r>
+      <w:r>
+        <w:rPr/>
+        <w:t xml:space="preserve">, </w:t>
+      </w:r>
+      <w:r>
+        <w:rPr>
+          <w:rStyle w:val="Style13"/>
+        </w:rPr>
+        <w:t>1</w:t>
+      </w:r>
+      <w:r>
+        <w:rPr>
+          <w:rStyle w:val="Style13"/>
+        </w:rPr>
+        <w:t>인칭</w:t>
+      </w:r>
+      <w:r>
+        <w:rPr>
+          <w:rStyle w:val="Style13"/>
+        </w:rPr>
+        <w:t>/3</w:t>
+      </w:r>
+      <w:r>
+        <w:rPr>
+          <w:rStyle w:val="Style13"/>
+        </w:rPr>
+        <w:t>인칭 차이 고려</w:t>
+      </w:r>
+      <w:r>
+        <w:rPr/>
+        <w:t xml:space="preserve"> </w:t>
+      </w:r>
+    </w:p>
+    <w:p>
+      <w:pPr>
+        <w:pStyle w:val="3"/>
+        <w:rPr/>
+      </w:pPr>
+      <w:r>
+        <w:rPr/>
+        <w:t xml:space="preserve">🔹 </w:t>
+      </w:r>
+      <w:r>
+        <w:rPr>
+          <w:rStyle w:val="Style13"/>
+        </w:rPr>
+        <w:t xml:space="preserve">드랍 테이블 </w:t>
+      </w:r>
+      <w:r>
+        <w:rPr>
+          <w:rStyle w:val="Style13"/>
+          <w:b/>
+        </w:rPr>
+        <w:t>(</w:t>
+      </w:r>
+      <w:r>
+        <w:rPr>
+          <w:rStyle w:val="Style13"/>
+        </w:rPr>
+        <w:t>랜덤 드랍</w:t>
+      </w:r>
+      <w:r>
+        <w:rPr>
+          <w:rStyle w:val="Style13"/>
+          <w:b/>
+        </w:rPr>
+        <w:t>)</w:t>
+      </w:r>
+    </w:p>
+    <w:p>
+      <w:pPr>
+        <w:pStyle w:val="Style16"/>
+        <w:numPr>
+          <w:ilvl w:val="0"/>
+          <w:numId w:val="9"/>
+        </w:numPr>
+        <w:tabs>
+          <w:tab w:val="clear" w:pos="709"/>
+          <w:tab w:val="left" w:pos="0" w:leader="none"/>
+        </w:tabs>
+        <w:spacing w:before="0" w:after="0"/>
+        <w:ind w:left="709" w:hanging="283"/>
+        <w:rPr/>
+      </w:pPr>
+      <w:r>
+        <w:rPr>
+          <w:rStyle w:val="Style13"/>
+        </w:rPr>
+        <w:t xml:space="preserve">NPC </w:t>
+      </w:r>
+      <w:r>
+        <w:rPr>
+          <w:rStyle w:val="Style13"/>
+        </w:rPr>
+        <w:t xml:space="preserve">내부에 </w:t>
+      </w:r>
+      <w:r>
+        <w:rPr>
+          <w:rStyle w:val="Style14"/>
+        </w:rPr>
+        <w:t>TArray&lt;FItemData&gt;</w:t>
+      </w:r>
+      <w:r>
+        <w:rPr>
+          <w:rStyle w:val="Style13"/>
+        </w:rPr>
+        <w:t xml:space="preserve"> </w:t>
+      </w:r>
+      <w:r>
+        <w:rPr>
+          <w:rStyle w:val="Style13"/>
+        </w:rPr>
+        <w:t>형태로 드랍 테이블 저장</w:t>
+      </w:r>
+      <w:r>
+        <w:rPr/>
+        <w:t xml:space="preserve"> </w:t>
+      </w:r>
+    </w:p>
+    <w:p>
+      <w:pPr>
+        <w:pStyle w:val="Style16"/>
+        <w:numPr>
+          <w:ilvl w:val="0"/>
+          <w:numId w:val="9"/>
+        </w:numPr>
+        <w:tabs>
+          <w:tab w:val="clear" w:pos="709"/>
+          <w:tab w:val="left" w:pos="0" w:leader="none"/>
+        </w:tabs>
+        <w:spacing w:before="0" w:after="0"/>
+        <w:ind w:left="709" w:hanging="283"/>
+        <w:rPr/>
+      </w:pPr>
+      <w:r>
+        <w:rPr>
+          <w:rStyle w:val="Style13"/>
+        </w:rPr>
+        <w:t xml:space="preserve">랜덤 확률로 </w:t>
+      </w:r>
+      <w:r>
+        <w:rPr>
+          <w:rStyle w:val="Style13"/>
+        </w:rPr>
+        <w:t>1</w:t>
+      </w:r>
+      <w:r>
+        <w:rPr>
+          <w:rStyle w:val="Style13"/>
+        </w:rPr>
+        <w:t>개만 드랍</w:t>
+      </w:r>
+      <w:r>
+        <w:rPr/>
+        <w:t xml:space="preserve"> </w:t>
+      </w:r>
+    </w:p>
+    <w:p>
+      <w:pPr>
+        <w:pStyle w:val="Style16"/>
+        <w:numPr>
+          <w:ilvl w:val="1"/>
+          <w:numId w:val="9"/>
+        </w:numPr>
+        <w:tabs>
+          <w:tab w:val="clear" w:pos="709"/>
+          <w:tab w:val="left" w:pos="0" w:leader="none"/>
+        </w:tabs>
+        <w:ind w:left="1418" w:hanging="283"/>
+        <w:rPr/>
+      </w:pPr>
+      <w:r>
+        <w:rPr/>
+        <w:t xml:space="preserve">ex) </w:t>
+      </w:r>
+      <w:r>
+        <w:rPr>
+          <w:rStyle w:val="Style14"/>
+        </w:rPr>
+        <w:t>Sword 40% / Potion 30% / Shield 30%</w:t>
+      </w:r>
+      <w:r>
+        <w:rPr/>
+        <w:t xml:space="preserve"> </w:t>
+      </w:r>
+    </w:p>
+    <w:p>
+      <w:pPr>
+        <w:pStyle w:val="Style22"/>
+        <w:rPr/>
+      </w:pPr>
+      <w:r>
+        <w:rPr/>
+      </w:r>
+    </w:p>
+    <w:p>
+      <w:pPr>
+        <w:pStyle w:val="2"/>
+        <w:rPr/>
+      </w:pPr>
+      <w:r>
+        <w:rPr/>
+        <w:t xml:space="preserve">✅ </w:t>
+      </w:r>
+      <w:r>
+        <w:rPr>
+          <w:rStyle w:val="Style13"/>
+        </w:rPr>
+        <w:t xml:space="preserve">아이템 </w:t>
+      </w:r>
+      <w:r>
+        <w:rPr>
+          <w:rStyle w:val="Style13"/>
+          <w:b/>
+        </w:rPr>
+        <w:t xml:space="preserve">&amp; </w:t>
+      </w:r>
+      <w:r>
+        <w:rPr>
+          <w:rStyle w:val="Style13"/>
+        </w:rPr>
+        <w:t>버프</w:t>
+      </w:r>
+    </w:p>
+    <w:p>
+      <w:pPr>
+        <w:pStyle w:val="Style16"/>
+        <w:numPr>
+          <w:ilvl w:val="0"/>
+          <w:numId w:val="10"/>
+        </w:numPr>
+        <w:tabs>
+          <w:tab w:val="clear" w:pos="709"/>
+          <w:tab w:val="left" w:pos="0" w:leader="none"/>
+        </w:tabs>
+        <w:ind w:left="709" w:hanging="283"/>
+        <w:rPr/>
+      </w:pPr>
+      <w:r>
+        <w:rPr>
+          <w:rStyle w:val="Style13"/>
+        </w:rPr>
+        <w:t xml:space="preserve">아이템 </w:t>
+      </w:r>
+      <w:r>
+        <w:rPr>
+          <w:rStyle w:val="Style13"/>
+        </w:rPr>
+        <w:t>6~7</w:t>
+      </w:r>
+      <w:r>
+        <w:rPr>
+          <w:rStyle w:val="Style13"/>
+        </w:rPr>
+        <w:t>개 구현</w:t>
+      </w:r>
+    </w:p>
+    <w:p>
+      <w:pPr>
+        <w:pStyle w:val="Style16"/>
+        <w:numPr>
+          <w:ilvl w:val="1"/>
+          <w:numId w:val="10"/>
+        </w:numPr>
+        <w:tabs>
+          <w:tab w:val="clear" w:pos="709"/>
+          <w:tab w:val="left" w:pos="0" w:leader="none"/>
+        </w:tabs>
+        <w:spacing w:before="0" w:after="0"/>
+        <w:ind w:left="1418" w:hanging="283"/>
+        <w:rPr/>
+      </w:pPr>
+      <w:r>
+        <w:rPr/>
+        <w:t xml:space="preserve">무기 </w:t>
+      </w:r>
+      <w:r>
+        <w:rPr/>
+        <w:t>2</w:t>
+      </w:r>
+      <w:r>
+        <w:rPr/>
+        <w:t>종</w:t>
+      </w:r>
+      <w:r>
+        <w:rPr/>
+        <w:t xml:space="preserve">, </w:t>
+      </w:r>
+      <w:r>
+        <w:rPr/>
+        <w:t xml:space="preserve">방어구 </w:t>
+      </w:r>
+      <w:r>
+        <w:rPr/>
+        <w:t>2</w:t>
+      </w:r>
+      <w:r>
+        <w:rPr/>
+        <w:t>종</w:t>
+      </w:r>
+      <w:r>
+        <w:rPr/>
+        <w:t xml:space="preserve">, </w:t>
+      </w:r>
+      <w:r>
+        <w:rPr/>
+        <w:t>소비형 아이템</w:t>
+      </w:r>
+      <w:r>
+        <w:rPr/>
+        <w:t>(</w:t>
+      </w:r>
+      <w:r>
+        <w:rPr/>
+        <w:t>포션 등</w:t>
+      </w:r>
+      <w:r>
+        <w:rPr/>
+        <w:t>) 2</w:t>
+      </w:r>
+      <w:r>
+        <w:rPr/>
+        <w:t xml:space="preserve">종 </w:t>
+      </w:r>
+    </w:p>
+    <w:p>
+      <w:pPr>
+        <w:pStyle w:val="Style16"/>
+        <w:numPr>
+          <w:ilvl w:val="0"/>
+          <w:numId w:val="10"/>
+        </w:numPr>
+        <w:tabs>
+          <w:tab w:val="clear" w:pos="709"/>
+          <w:tab w:val="left" w:pos="0" w:leader="none"/>
+        </w:tabs>
+        <w:ind w:left="709" w:hanging="283"/>
+        <w:rPr/>
+      </w:pPr>
+      <w:r>
+        <w:rPr>
+          <w:rStyle w:val="Style13"/>
+        </w:rPr>
+        <w:t xml:space="preserve">버프 </w:t>
+      </w:r>
+      <w:r>
+        <w:rPr>
+          <w:rStyle w:val="Style13"/>
+        </w:rPr>
+        <w:t>3</w:t>
+      </w:r>
+      <w:r>
+        <w:rPr>
+          <w:rStyle w:val="Style13"/>
+        </w:rPr>
+        <w:t>개 구현</w:t>
+      </w:r>
+    </w:p>
+    <w:p>
+      <w:pPr>
+        <w:pStyle w:val="Style16"/>
+        <w:numPr>
+          <w:ilvl w:val="1"/>
+          <w:numId w:val="10"/>
+        </w:numPr>
+        <w:tabs>
+          <w:tab w:val="clear" w:pos="709"/>
+          <w:tab w:val="left" w:pos="0" w:leader="none"/>
+        </w:tabs>
+        <w:spacing w:before="0" w:after="0"/>
+        <w:ind w:left="1418" w:hanging="283"/>
+        <w:rPr/>
+      </w:pPr>
+      <w:r>
+        <w:rPr/>
+        <w:t xml:space="preserve">방 클리어 시 랜덤 버프 지급 </w:t>
+      </w:r>
+    </w:p>
+    <w:p>
+      <w:pPr>
+        <w:pStyle w:val="Style16"/>
+        <w:numPr>
+          <w:ilvl w:val="1"/>
+          <w:numId w:val="10"/>
+        </w:numPr>
+        <w:tabs>
+          <w:tab w:val="clear" w:pos="709"/>
+          <w:tab w:val="left" w:pos="0" w:leader="none"/>
+        </w:tabs>
+        <w:spacing w:before="0" w:after="0"/>
+        <w:ind w:left="1418" w:hanging="283"/>
+        <w:rPr/>
+      </w:pPr>
+      <w:r>
+        <w:rPr/>
+        <w:t xml:space="preserve">ex) </w:t>
+      </w:r>
+      <w:r>
+        <w:rPr>
+          <w:rStyle w:val="Style14"/>
+        </w:rPr>
+        <w:t>공격력 증가</w:t>
+      </w:r>
+      <w:r>
+        <w:rPr/>
+        <w:t xml:space="preserve">, </w:t>
+      </w:r>
+      <w:r>
+        <w:rPr>
+          <w:rStyle w:val="Style14"/>
+        </w:rPr>
+        <w:t>방어력 증가</w:t>
+      </w:r>
+      <w:r>
+        <w:rPr/>
+        <w:t xml:space="preserve">, </w:t>
+      </w:r>
+      <w:r>
+        <w:rPr>
+          <w:rStyle w:val="Style14"/>
+        </w:rPr>
+        <w:t>이동속도 증가</w:t>
+      </w:r>
+      <w:r>
+        <w:rPr/>
+        <w:t xml:space="preserve"> </w:t>
+      </w:r>
+    </w:p>
+    <w:p>
+      <w:pPr>
+        <w:pStyle w:val="Style16"/>
+        <w:numPr>
+          <w:ilvl w:val="0"/>
+          <w:numId w:val="10"/>
+        </w:numPr>
+        <w:tabs>
+          <w:tab w:val="clear" w:pos="709"/>
+          <w:tab w:val="left" w:pos="0" w:leader="none"/>
+        </w:tabs>
+        <w:ind w:left="709" w:hanging="283"/>
+        <w:rPr/>
+      </w:pPr>
+      <w:r>
+        <w:rPr>
+          <w:rStyle w:val="Style13"/>
+        </w:rPr>
+        <w:t>버프 적용 방식</w:t>
+      </w:r>
+    </w:p>
+    <w:p>
+      <w:pPr>
+        <w:pStyle w:val="Style16"/>
+        <w:numPr>
+          <w:ilvl w:val="1"/>
+          <w:numId w:val="10"/>
+        </w:numPr>
+        <w:tabs>
+          <w:tab w:val="clear" w:pos="709"/>
+          <w:tab w:val="left" w:pos="0" w:leader="none"/>
+        </w:tabs>
+        <w:ind w:left="1418" w:hanging="283"/>
+        <w:rPr/>
+      </w:pPr>
+      <w:r>
+        <w:rPr>
+          <w:rStyle w:val="Style14"/>
+        </w:rPr>
+        <w:t>ApplyBuff(BuffData)</w:t>
+      </w:r>
+      <w:r>
+        <w:rPr/>
+        <w:t xml:space="preserve"> </w:t>
+      </w:r>
+      <w:r>
+        <w:rPr/>
+        <w:t>함수를 만들어</w:t>
+      </w:r>
+      <w:r>
+        <w:rPr/>
+        <w:t xml:space="preserve">, </w:t>
+      </w:r>
+      <w:r>
+        <w:rPr/>
+        <w:t xml:space="preserve">지속시간 체크 및 효과 적용 </w:t>
+      </w:r>
+    </w:p>
+    <w:p>
+      <w:pPr>
+        <w:pStyle w:val="Style22"/>
+        <w:rPr/>
+      </w:pPr>
+      <w:r>
+        <w:rPr/>
+      </w:r>
+    </w:p>
+    <w:p>
+      <w:pPr>
+        <w:pStyle w:val="2"/>
+        <w:rPr/>
+      </w:pPr>
+      <w:r>
+        <w:rPr/>
+        <w:t xml:space="preserve">✅ </w:t>
+      </w:r>
+      <w:r>
+        <w:rPr>
+          <w:rStyle w:val="Style13"/>
+          <w:b/>
+        </w:rPr>
+        <w:t>UI/UX</w:t>
+      </w:r>
+    </w:p>
+    <w:p>
+      <w:pPr>
+        <w:pStyle w:val="Style16"/>
+        <w:numPr>
+          <w:ilvl w:val="0"/>
+          <w:numId w:val="11"/>
+        </w:numPr>
+        <w:tabs>
+          <w:tab w:val="clear" w:pos="709"/>
+          <w:tab w:val="left" w:pos="0" w:leader="none"/>
+        </w:tabs>
+        <w:ind w:left="709" w:hanging="283"/>
+        <w:rPr/>
+      </w:pPr>
+      <w:r>
+        <w:rPr>
+          <w:rStyle w:val="Style13"/>
+        </w:rPr>
+        <w:t xml:space="preserve">인벤토리 </w:t>
+      </w:r>
+      <w:r>
+        <w:rPr>
+          <w:rStyle w:val="Style13"/>
+        </w:rPr>
+        <w:t>UI</w:t>
+      </w:r>
+    </w:p>
+    <w:p>
+      <w:pPr>
+        <w:pStyle w:val="Style16"/>
+        <w:numPr>
+          <w:ilvl w:val="1"/>
+          <w:numId w:val="11"/>
+        </w:numPr>
+        <w:tabs>
+          <w:tab w:val="clear" w:pos="709"/>
+          <w:tab w:val="left" w:pos="0" w:leader="none"/>
+        </w:tabs>
+        <w:spacing w:before="0" w:after="0"/>
+        <w:ind w:left="1418" w:hanging="283"/>
+        <w:rPr/>
+      </w:pPr>
+      <w:r>
+        <w:rPr>
+          <w:rStyle w:val="Style14"/>
+        </w:rPr>
+        <w:t>Grid Panel</w:t>
+      </w:r>
+      <w:r>
+        <w:rPr/>
+        <w:t xml:space="preserve"> </w:t>
+      </w:r>
+      <w:r>
+        <w:rPr/>
+        <w:t xml:space="preserve">방식으로 아이템 정렬 </w:t>
+      </w:r>
+    </w:p>
+    <w:p>
+      <w:pPr>
+        <w:pStyle w:val="Style16"/>
+        <w:numPr>
+          <w:ilvl w:val="1"/>
+          <w:numId w:val="11"/>
+        </w:numPr>
+        <w:tabs>
+          <w:tab w:val="clear" w:pos="709"/>
+          <w:tab w:val="left" w:pos="0" w:leader="none"/>
+        </w:tabs>
+        <w:spacing w:before="0" w:after="0"/>
+        <w:ind w:left="1418" w:hanging="283"/>
+        <w:rPr/>
+      </w:pPr>
+      <w:r>
+        <w:rPr/>
+        <w:t xml:space="preserve">더블클릭 시 장착 </w:t>
+      </w:r>
+    </w:p>
+    <w:p>
+      <w:pPr>
+        <w:pStyle w:val="Style16"/>
+        <w:numPr>
+          <w:ilvl w:val="0"/>
+          <w:numId w:val="11"/>
+        </w:numPr>
+        <w:tabs>
+          <w:tab w:val="clear" w:pos="709"/>
+          <w:tab w:val="left" w:pos="0" w:leader="none"/>
+        </w:tabs>
+        <w:ind w:left="709" w:hanging="283"/>
+        <w:rPr/>
+      </w:pPr>
+      <w:r>
+        <w:rPr>
+          <w:rStyle w:val="Style13"/>
+        </w:rPr>
+        <w:t xml:space="preserve">HUD </w:t>
+      </w:r>
+      <w:r>
+        <w:rPr>
+          <w:rStyle w:val="Style13"/>
+        </w:rPr>
+        <w:t>구성</w:t>
+      </w:r>
+    </w:p>
+    <w:p>
+      <w:pPr>
+        <w:pStyle w:val="Style16"/>
+        <w:numPr>
+          <w:ilvl w:val="1"/>
+          <w:numId w:val="11"/>
+        </w:numPr>
+        <w:tabs>
+          <w:tab w:val="clear" w:pos="709"/>
+          <w:tab w:val="left" w:pos="0" w:leader="none"/>
+        </w:tabs>
+        <w:spacing w:before="0" w:after="0"/>
+        <w:ind w:left="1418" w:hanging="283"/>
+        <w:rPr/>
+      </w:pPr>
+      <w:r>
+        <w:rPr/>
+        <w:t xml:space="preserve">체력 </w:t>
+      </w:r>
+      <w:r>
+        <w:rPr/>
+        <w:t xml:space="preserve">/ </w:t>
+      </w:r>
+      <w:r>
+        <w:rPr/>
+        <w:t>스태미나</w:t>
+      </w:r>
+      <w:r>
+        <w:rPr/>
+        <w:t>(</w:t>
+      </w:r>
+      <w:r>
+        <w:rPr/>
+        <w:t>지구력</w:t>
+      </w:r>
+      <w:r>
+        <w:rPr/>
+        <w:t xml:space="preserve">) / </w:t>
+      </w:r>
+      <w:r>
+        <w:rPr/>
+        <w:t xml:space="preserve">아이템 표시 </w:t>
+      </w:r>
+    </w:p>
+    <w:p>
+      <w:pPr>
+        <w:pStyle w:val="Style16"/>
+        <w:numPr>
+          <w:ilvl w:val="1"/>
+          <w:numId w:val="11"/>
+        </w:numPr>
+        <w:tabs>
+          <w:tab w:val="clear" w:pos="709"/>
+          <w:tab w:val="left" w:pos="0" w:leader="none"/>
+        </w:tabs>
+        <w:spacing w:before="0" w:after="0"/>
+        <w:ind w:left="1418" w:hanging="283"/>
+        <w:rPr/>
+      </w:pPr>
+      <w:r>
+        <w:rPr>
+          <w:rStyle w:val="Style14"/>
+        </w:rPr>
+        <w:t>아이템 이름표</w:t>
+      </w:r>
+      <w:r>
+        <w:rPr/>
+        <w:t xml:space="preserve"> → 플레이어가 줍기 가능할 때 표시 </w:t>
+      </w:r>
+    </w:p>
+    <w:p>
+      <w:pPr>
+        <w:pStyle w:val="Style16"/>
+        <w:numPr>
+          <w:ilvl w:val="0"/>
+          <w:numId w:val="11"/>
+        </w:numPr>
+        <w:tabs>
+          <w:tab w:val="clear" w:pos="709"/>
+          <w:tab w:val="left" w:pos="0" w:leader="none"/>
+        </w:tabs>
+        <w:ind w:left="709" w:hanging="283"/>
+        <w:rPr/>
+      </w:pPr>
+      <w:r>
+        <w:rPr>
+          <w:rStyle w:val="Style13"/>
+        </w:rPr>
+        <w:t>지역 지도</w:t>
+      </w:r>
+    </w:p>
+    <w:p>
+      <w:pPr>
+        <w:pStyle w:val="Style16"/>
+        <w:numPr>
+          <w:ilvl w:val="1"/>
+          <w:numId w:val="11"/>
+        </w:numPr>
+        <w:tabs>
+          <w:tab w:val="clear" w:pos="709"/>
+          <w:tab w:val="left" w:pos="0" w:leader="none"/>
+        </w:tabs>
+        <w:spacing w:before="0" w:after="0"/>
+        <w:ind w:left="1418" w:hanging="283"/>
+        <w:rPr/>
+      </w:pPr>
+      <w:r>
+        <w:rPr/>
+        <w:t xml:space="preserve">던전 진행 방향을 보여주는 간단한 미니맵 </w:t>
+      </w:r>
+    </w:p>
+    <w:p>
+      <w:pPr>
+        <w:pStyle w:val="Style16"/>
+        <w:numPr>
+          <w:ilvl w:val="0"/>
+          <w:numId w:val="11"/>
+        </w:numPr>
+        <w:tabs>
+          <w:tab w:val="clear" w:pos="709"/>
+          <w:tab w:val="left" w:pos="0" w:leader="none"/>
+        </w:tabs>
+        <w:ind w:left="709" w:hanging="283"/>
+        <w:rPr/>
+      </w:pPr>
+      <w:r>
+        <w:rPr>
+          <w:rStyle w:val="Style13"/>
+        </w:rPr>
+        <w:t>메인 메뉴</w:t>
+      </w:r>
+    </w:p>
+    <w:p>
+      <w:pPr>
+        <w:pStyle w:val="Style16"/>
+        <w:numPr>
+          <w:ilvl w:val="1"/>
+          <w:numId w:val="11"/>
+        </w:numPr>
+        <w:tabs>
+          <w:tab w:val="clear" w:pos="709"/>
+          <w:tab w:val="left" w:pos="0" w:leader="none"/>
+        </w:tabs>
+        <w:ind w:left="1418" w:hanging="283"/>
+        <w:rPr/>
+      </w:pPr>
+      <w:r>
+        <w:rPr>
+          <w:rStyle w:val="Style14"/>
+        </w:rPr>
+        <w:t xml:space="preserve">플레이 </w:t>
+      </w:r>
+      <w:r>
+        <w:rPr>
+          <w:rStyle w:val="Style14"/>
+        </w:rPr>
+        <w:t xml:space="preserve">/ </w:t>
+      </w:r>
+      <w:r>
+        <w:rPr>
+          <w:rStyle w:val="Style14"/>
+        </w:rPr>
+        <w:t xml:space="preserve">옵션 </w:t>
+      </w:r>
+      <w:r>
+        <w:rPr>
+          <w:rStyle w:val="Style14"/>
+        </w:rPr>
+        <w:t xml:space="preserve">/ </w:t>
+      </w:r>
+      <w:r>
+        <w:rPr>
+          <w:rStyle w:val="Style14"/>
+        </w:rPr>
+        <w:t xml:space="preserve">튜토리얼 </w:t>
+      </w:r>
+      <w:r>
+        <w:rPr>
+          <w:rStyle w:val="Style14"/>
+        </w:rPr>
+        <w:t xml:space="preserve">/ </w:t>
+      </w:r>
+      <w:r>
+        <w:rPr>
+          <w:rStyle w:val="Style14"/>
+        </w:rPr>
+        <w:t>종료</w:t>
+      </w:r>
+      <w:r>
+        <w:rPr/>
+        <w:t xml:space="preserve"> 메뉴 포함 </w:t>
+      </w:r>
+    </w:p>
+    <w:p>
+      <w:pPr>
+        <w:pStyle w:val="Normal"/>
+        <w:bidi w:val="0"/>
+        <w:jc w:val="left"/>
+        <w:rPr>
+          <w:rFonts w:ascii="바탕" w:hAnsi="바탕" w:eastAsia="맑은 고딕" w:cs="Arial Unicode MS"/>
+          <w:color w:val="auto"/>
+          <w:kern w:val="2"/>
+          <w:lang w:val="en-US" w:eastAsia="ko-KR" w:bidi="hi-IN"/>
+        </w:rPr>
+      </w:pPr>
+      <w:r>
+        <w:rPr>
+          <w:rStyle w:val="Style13"/>
+          <w:rFonts w:ascii="바탕" w:hAnsi="바탕" w:cs="Arial Unicode MS"/>
+          <w:color w:val="auto"/>
+          <w:kern w:val="2"/>
+          <w:sz w:val="24"/>
+          <w:szCs w:val="24"/>
+          <w:lang w:val="en-US" w:eastAsia="ko-KR" w:bidi="hi-IN"/>
+        </w:rPr>
+        <w:t xml:space="preserve">🔹 </w:t>
+      </w:r>
+      <w:r>
+        <w:rPr>
+          <w:rStyle w:val="Style13"/>
+          <w:rFonts w:eastAsia="맑은 고딕" w:cs="Arial Unicode MS"/>
+          <w:color w:val="auto"/>
+          <w:kern w:val="2"/>
+          <w:sz w:val="24"/>
+          <w:szCs w:val="24"/>
+          <w:lang w:val="en-US" w:eastAsia="ko-KR" w:bidi="hi-IN"/>
+        </w:rPr>
+        <w:t>1</w:t>
+      </w:r>
+      <w:r>
+        <w:rPr>
+          <w:rStyle w:val="Style13"/>
+          <w:rFonts w:ascii="바탕" w:hAnsi="바탕" w:cs="Arial Unicode MS"/>
+          <w:color w:val="auto"/>
+          <w:kern w:val="2"/>
+          <w:sz w:val="24"/>
+          <w:szCs w:val="24"/>
+          <w:lang w:val="en-US" w:eastAsia="ko-KR" w:bidi="hi-IN"/>
+        </w:rPr>
+        <w:t>단계</w:t>
+      </w:r>
+      <w:r>
+        <w:rPr>
+          <w:rStyle w:val="Style13"/>
+          <w:rFonts w:eastAsia="맑은 고딕" w:cs="Arial Unicode MS"/>
+          <w:color w:val="auto"/>
+          <w:kern w:val="2"/>
+          <w:sz w:val="24"/>
+          <w:szCs w:val="24"/>
+          <w:lang w:val="en-US" w:eastAsia="ko-KR" w:bidi="hi-IN"/>
+        </w:rPr>
+        <w:t>:</w:t>
+      </w:r>
+      <w:r>
+        <w:rPr>
+          <w:rFonts w:eastAsia="맑은 고딕" w:cs="Arial Unicode MS"/>
+          <w:b/>
+          <w:bCs/>
+          <w:color w:val="auto"/>
+          <w:kern w:val="2"/>
+          <w:sz w:val="24"/>
+          <w:szCs w:val="24"/>
+          <w:lang w:val="en-US" w:eastAsia="ko-KR" w:bidi="hi-IN"/>
+        </w:rPr>
+        <w:t xml:space="preserve"> </w:t>
+      </w:r>
+      <w:r>
+        <w:rPr>
+          <w:rFonts w:ascii="바탕" w:hAnsi="바탕" w:cs="Arial Unicode MS"/>
+          <w:b/>
+          <w:bCs/>
+          <w:color w:val="auto"/>
+          <w:kern w:val="2"/>
+          <w:sz w:val="24"/>
+          <w:szCs w:val="24"/>
+          <w:lang w:val="en-US" w:eastAsia="ko-KR" w:bidi="hi-IN"/>
+        </w:rPr>
+        <w:t xml:space="preserve">맵 </w:t>
+      </w:r>
+      <w:r>
+        <w:rPr>
+          <w:rFonts w:eastAsia="맑은 고딕" w:cs="Arial Unicode MS"/>
+          <w:b/>
+          <w:bCs/>
+          <w:color w:val="auto"/>
+          <w:kern w:val="2"/>
+          <w:sz w:val="24"/>
+          <w:szCs w:val="24"/>
+          <w:lang w:val="en-US" w:eastAsia="ko-KR" w:bidi="hi-IN"/>
+        </w:rPr>
+        <w:t xml:space="preserve">&amp; </w:t>
+      </w:r>
+      <w:r>
+        <w:rPr>
+          <w:rFonts w:ascii="바탕" w:hAnsi="바탕" w:cs="Arial Unicode MS"/>
+          <w:b/>
+          <w:bCs/>
+          <w:color w:val="auto"/>
+          <w:kern w:val="2"/>
+          <w:sz w:val="24"/>
+          <w:szCs w:val="24"/>
+          <w:lang w:val="en-US" w:eastAsia="ko-KR" w:bidi="hi-IN"/>
+        </w:rPr>
+        <w:t>이동 구현</w:t>
+      </w:r>
+      <w:r>
+        <w:rPr>
+          <w:rFonts w:eastAsia="맑은 고딕" w:cs="Arial Unicode MS"/>
+          <w:b/>
+          <w:bCs/>
+          <w:color w:val="auto"/>
+          <w:kern w:val="2"/>
+          <w:sz w:val="24"/>
+          <w:szCs w:val="24"/>
+          <w:lang w:val="en-US" w:eastAsia="ko-KR" w:bidi="hi-IN"/>
+        </w:rPr>
+        <w:br/>
+      </w:r>
+      <w:r>
+        <w:rPr>
+          <w:rStyle w:val="Style13"/>
+          <w:rFonts w:eastAsia="맑은 고딕" w:cs="Arial Unicode MS"/>
+          <w:color w:val="auto"/>
+          <w:kern w:val="2"/>
+          <w:sz w:val="24"/>
+          <w:szCs w:val="24"/>
+          <w:lang w:val="en-US" w:eastAsia="ko-KR" w:bidi="hi-IN"/>
+        </w:rPr>
+        <w:t>🔹 2</w:t>
+      </w:r>
+      <w:r>
+        <w:rPr>
+          <w:rStyle w:val="Style13"/>
+          <w:rFonts w:ascii="바탕" w:hAnsi="바탕" w:cs="Arial Unicode MS"/>
+          <w:color w:val="auto"/>
+          <w:kern w:val="2"/>
+          <w:sz w:val="24"/>
+          <w:szCs w:val="24"/>
+          <w:lang w:val="en-US" w:eastAsia="ko-KR" w:bidi="hi-IN"/>
+        </w:rPr>
+        <w:t>단계</w:t>
+      </w:r>
+      <w:r>
+        <w:rPr>
+          <w:rStyle w:val="Style13"/>
+          <w:rFonts w:eastAsia="맑은 고딕" w:cs="Arial Unicode MS"/>
+          <w:color w:val="auto"/>
+          <w:kern w:val="2"/>
+          <w:sz w:val="24"/>
+          <w:szCs w:val="24"/>
+          <w:lang w:val="en-US" w:eastAsia="ko-KR" w:bidi="hi-IN"/>
+        </w:rPr>
+        <w:t>:</w:t>
+      </w:r>
+      <w:r>
+        <w:rPr>
+          <w:rFonts w:eastAsia="맑은 고딕" w:cs="Arial Unicode MS"/>
+          <w:b/>
+          <w:bCs/>
+          <w:color w:val="auto"/>
+          <w:kern w:val="2"/>
+          <w:sz w:val="24"/>
+          <w:szCs w:val="24"/>
+          <w:lang w:val="en-US" w:eastAsia="ko-KR" w:bidi="hi-IN"/>
+        </w:rPr>
+        <w:t xml:space="preserve"> </w:t>
+      </w:r>
+      <w:r>
+        <w:rPr>
+          <w:rFonts w:ascii="바탕" w:hAnsi="바탕" w:cs="Arial Unicode MS"/>
+          <w:b/>
+          <w:bCs/>
+          <w:color w:val="auto"/>
+          <w:kern w:val="2"/>
+          <w:sz w:val="24"/>
+          <w:szCs w:val="24"/>
+          <w:lang w:val="en-US" w:eastAsia="ko-KR" w:bidi="hi-IN"/>
+        </w:rPr>
+        <w:t xml:space="preserve">플레이어 조작 </w:t>
+      </w:r>
+      <w:r>
+        <w:rPr>
+          <w:rFonts w:eastAsia="맑은 고딕" w:cs="Arial Unicode MS"/>
+          <w:b/>
+          <w:bCs/>
+          <w:color w:val="auto"/>
+          <w:kern w:val="2"/>
+          <w:sz w:val="24"/>
+          <w:szCs w:val="24"/>
+          <w:lang w:val="en-US" w:eastAsia="ko-KR" w:bidi="hi-IN"/>
+        </w:rPr>
+        <w:t>(</w:t>
+      </w:r>
+      <w:r>
+        <w:rPr>
+          <w:rFonts w:ascii="바탕" w:hAnsi="바탕" w:cs="Arial Unicode MS"/>
+          <w:b/>
+          <w:bCs/>
+          <w:color w:val="auto"/>
+          <w:kern w:val="2"/>
+          <w:sz w:val="24"/>
+          <w:szCs w:val="24"/>
+          <w:lang w:val="en-US" w:eastAsia="ko-KR" w:bidi="hi-IN"/>
+        </w:rPr>
+        <w:t>이동</w:t>
+      </w:r>
+      <w:r>
+        <w:rPr>
+          <w:rFonts w:eastAsia="맑은 고딕" w:cs="Arial Unicode MS"/>
+          <w:b/>
+          <w:bCs/>
+          <w:color w:val="auto"/>
+          <w:kern w:val="2"/>
+          <w:sz w:val="24"/>
+          <w:szCs w:val="24"/>
+          <w:lang w:val="en-US" w:eastAsia="ko-KR" w:bidi="hi-IN"/>
+        </w:rPr>
+        <w:t xml:space="preserve">, </w:t>
+      </w:r>
+      <w:r>
+        <w:rPr>
+          <w:rFonts w:ascii="바탕" w:hAnsi="바탕" w:cs="Arial Unicode MS"/>
+          <w:b/>
+          <w:bCs/>
+          <w:color w:val="auto"/>
+          <w:kern w:val="2"/>
+          <w:sz w:val="24"/>
+          <w:szCs w:val="24"/>
+          <w:lang w:val="en-US" w:eastAsia="ko-KR" w:bidi="hi-IN"/>
+        </w:rPr>
+        <w:t>공격</w:t>
+      </w:r>
+      <w:r>
+        <w:rPr>
+          <w:rFonts w:eastAsia="맑은 고딕" w:cs="Arial Unicode MS"/>
+          <w:b/>
+          <w:bCs/>
+          <w:color w:val="auto"/>
+          <w:kern w:val="2"/>
+          <w:sz w:val="24"/>
+          <w:szCs w:val="24"/>
+          <w:lang w:val="en-US" w:eastAsia="ko-KR" w:bidi="hi-IN"/>
+        </w:rPr>
+        <w:t xml:space="preserve">, </w:t>
+      </w:r>
+      <w:r>
+        <w:rPr>
+          <w:rFonts w:ascii="바탕" w:hAnsi="바탕" w:cs="Arial Unicode MS"/>
+          <w:b/>
+          <w:bCs/>
+          <w:color w:val="auto"/>
+          <w:kern w:val="2"/>
+          <w:sz w:val="24"/>
+          <w:szCs w:val="24"/>
+          <w:lang w:val="en-US" w:eastAsia="ko-KR" w:bidi="hi-IN"/>
+        </w:rPr>
+        <w:t>방어</w:t>
+      </w:r>
+      <w:r>
+        <w:rPr>
+          <w:rFonts w:eastAsia="맑은 고딕" w:cs="Arial Unicode MS"/>
+          <w:b/>
+          <w:bCs/>
+          <w:color w:val="auto"/>
+          <w:kern w:val="2"/>
+          <w:sz w:val="24"/>
+          <w:szCs w:val="24"/>
+          <w:lang w:val="en-US" w:eastAsia="ko-KR" w:bidi="hi-IN"/>
+        </w:rPr>
+        <w:t xml:space="preserve">, </w:t>
+      </w:r>
+      <w:r>
+        <w:rPr>
+          <w:rFonts w:ascii="바탕" w:hAnsi="바탕" w:cs="Arial Unicode MS"/>
+          <w:b/>
+          <w:bCs/>
+          <w:color w:val="auto"/>
+          <w:kern w:val="2"/>
+          <w:sz w:val="24"/>
+          <w:szCs w:val="24"/>
+          <w:lang w:val="en-US" w:eastAsia="ko-KR" w:bidi="hi-IN"/>
+        </w:rPr>
+        <w:t>아이템 줍기</w:t>
+      </w:r>
+      <w:r>
+        <w:rPr>
+          <w:rFonts w:eastAsia="맑은 고딕" w:cs="Arial Unicode MS"/>
+          <w:b/>
+          <w:bCs/>
+          <w:color w:val="auto"/>
+          <w:kern w:val="2"/>
+          <w:sz w:val="24"/>
+          <w:szCs w:val="24"/>
+          <w:lang w:val="en-US" w:eastAsia="ko-KR" w:bidi="hi-IN"/>
+        </w:rPr>
+        <w:t>)</w:t>
+        <w:br/>
+      </w:r>
+      <w:r>
+        <w:rPr>
+          <w:rStyle w:val="Style13"/>
+          <w:rFonts w:eastAsia="맑은 고딕" w:cs="Arial Unicode MS"/>
+          <w:color w:val="auto"/>
+          <w:kern w:val="2"/>
+          <w:sz w:val="24"/>
+          <w:szCs w:val="24"/>
+          <w:lang w:val="en-US" w:eastAsia="ko-KR" w:bidi="hi-IN"/>
+        </w:rPr>
+        <w:t>🔹 3</w:t>
+      </w:r>
+      <w:r>
+        <w:rPr>
+          <w:rStyle w:val="Style13"/>
+          <w:rFonts w:ascii="바탕" w:hAnsi="바탕" w:cs="Arial Unicode MS"/>
+          <w:color w:val="auto"/>
+          <w:kern w:val="2"/>
+          <w:sz w:val="24"/>
+          <w:szCs w:val="24"/>
+          <w:lang w:val="en-US" w:eastAsia="ko-KR" w:bidi="hi-IN"/>
+        </w:rPr>
+        <w:t>단계</w:t>
+      </w:r>
+      <w:r>
+        <w:rPr>
+          <w:rStyle w:val="Style13"/>
+          <w:rFonts w:eastAsia="맑은 고딕" w:cs="Arial Unicode MS"/>
+          <w:color w:val="auto"/>
+          <w:kern w:val="2"/>
+          <w:sz w:val="24"/>
+          <w:szCs w:val="24"/>
+          <w:lang w:val="en-US" w:eastAsia="ko-KR" w:bidi="hi-IN"/>
+        </w:rPr>
+        <w:t>:</w:t>
+      </w:r>
+      <w:r>
+        <w:rPr>
+          <w:rFonts w:eastAsia="맑은 고딕" w:cs="Arial Unicode MS"/>
+          <w:b/>
+          <w:bCs/>
+          <w:color w:val="auto"/>
+          <w:kern w:val="2"/>
+          <w:sz w:val="24"/>
+          <w:szCs w:val="24"/>
+          <w:lang w:val="en-US" w:eastAsia="ko-KR" w:bidi="hi-IN"/>
+        </w:rPr>
+        <w:t xml:space="preserve"> NPC AI (</w:t>
+      </w:r>
+      <w:r>
+        <w:rPr>
+          <w:rFonts w:ascii="바탕" w:hAnsi="바탕" w:cs="Arial Unicode MS"/>
+          <w:b/>
+          <w:bCs/>
+          <w:color w:val="auto"/>
+          <w:kern w:val="2"/>
+          <w:sz w:val="24"/>
+          <w:szCs w:val="24"/>
+          <w:lang w:val="en-US" w:eastAsia="ko-KR" w:bidi="hi-IN"/>
+        </w:rPr>
+        <w:t>기본 추적 및 공격</w:t>
+      </w:r>
+      <w:r>
+        <w:rPr>
+          <w:rFonts w:eastAsia="맑은 고딕" w:cs="Arial Unicode MS"/>
+          <w:b/>
+          <w:bCs/>
+          <w:color w:val="auto"/>
+          <w:kern w:val="2"/>
+          <w:sz w:val="24"/>
+          <w:szCs w:val="24"/>
+          <w:lang w:val="en-US" w:eastAsia="ko-KR" w:bidi="hi-IN"/>
+        </w:rPr>
+        <w:t>)</w:t>
+        <w:br/>
+      </w:r>
+      <w:r>
+        <w:rPr>
+          <w:rStyle w:val="Style13"/>
+          <w:rFonts w:eastAsia="맑은 고딕" w:cs="Arial Unicode MS"/>
+          <w:color w:val="auto"/>
+          <w:kern w:val="2"/>
+          <w:sz w:val="24"/>
+          <w:szCs w:val="24"/>
+          <w:lang w:val="en-US" w:eastAsia="ko-KR" w:bidi="hi-IN"/>
+        </w:rPr>
+        <w:t>🔹 4</w:t>
+      </w:r>
+      <w:r>
+        <w:rPr>
+          <w:rStyle w:val="Style13"/>
+          <w:rFonts w:ascii="바탕" w:hAnsi="바탕" w:cs="Arial Unicode MS"/>
+          <w:color w:val="auto"/>
+          <w:kern w:val="2"/>
+          <w:sz w:val="24"/>
+          <w:szCs w:val="24"/>
+          <w:lang w:val="en-US" w:eastAsia="ko-KR" w:bidi="hi-IN"/>
+        </w:rPr>
+        <w:t>단계</w:t>
+      </w:r>
+      <w:r>
+        <w:rPr>
+          <w:rStyle w:val="Style13"/>
+          <w:rFonts w:eastAsia="맑은 고딕" w:cs="Arial Unicode MS"/>
+          <w:color w:val="auto"/>
+          <w:kern w:val="2"/>
+          <w:sz w:val="24"/>
+          <w:szCs w:val="24"/>
+          <w:lang w:val="en-US" w:eastAsia="ko-KR" w:bidi="hi-IN"/>
+        </w:rPr>
+        <w:t>:</w:t>
+      </w:r>
+      <w:r>
+        <w:rPr>
+          <w:rFonts w:eastAsia="맑은 고딕" w:cs="Arial Unicode MS"/>
+          <w:b/>
+          <w:bCs/>
+          <w:color w:val="auto"/>
+          <w:kern w:val="2"/>
+          <w:sz w:val="24"/>
+          <w:szCs w:val="24"/>
+          <w:lang w:val="en-US" w:eastAsia="ko-KR" w:bidi="hi-IN"/>
+        </w:rPr>
+        <w:t xml:space="preserve"> </w:t>
+      </w:r>
+      <w:r>
+        <w:rPr>
+          <w:rFonts w:ascii="바탕" w:hAnsi="바탕" w:cs="Arial Unicode MS"/>
+          <w:b/>
+          <w:bCs/>
+          <w:color w:val="auto"/>
+          <w:kern w:val="2"/>
+          <w:sz w:val="24"/>
+          <w:szCs w:val="24"/>
+          <w:lang w:val="en-US" w:eastAsia="ko-KR" w:bidi="hi-IN"/>
+        </w:rPr>
+        <w:t xml:space="preserve">아이템 </w:t>
+      </w:r>
+      <w:r>
+        <w:rPr>
+          <w:rFonts w:eastAsia="맑은 고딕" w:cs="Arial Unicode MS"/>
+          <w:b/>
+          <w:bCs/>
+          <w:color w:val="auto"/>
+          <w:kern w:val="2"/>
+          <w:sz w:val="24"/>
+          <w:szCs w:val="24"/>
+          <w:lang w:val="en-US" w:eastAsia="ko-KR" w:bidi="hi-IN"/>
+        </w:rPr>
+        <w:t xml:space="preserve">&amp; </w:t>
+      </w:r>
+      <w:r>
+        <w:rPr>
+          <w:rFonts w:ascii="바탕" w:hAnsi="바탕" w:cs="Arial Unicode MS"/>
+          <w:b/>
+          <w:bCs/>
+          <w:color w:val="auto"/>
+          <w:kern w:val="2"/>
+          <w:sz w:val="24"/>
+          <w:szCs w:val="24"/>
+          <w:lang w:val="en-US" w:eastAsia="ko-KR" w:bidi="hi-IN"/>
+        </w:rPr>
+        <w:t>인벤토리</w:t>
+      </w:r>
+      <w:r>
+        <w:rPr>
+          <w:rFonts w:eastAsia="맑은 고딕" w:cs="Arial Unicode MS"/>
+          <w:b/>
+          <w:bCs/>
+          <w:color w:val="auto"/>
+          <w:kern w:val="2"/>
+          <w:sz w:val="24"/>
+          <w:szCs w:val="24"/>
+          <w:lang w:val="en-US" w:eastAsia="ko-KR" w:bidi="hi-IN"/>
+        </w:rPr>
+        <w:br/>
+      </w:r>
+      <w:r>
+        <w:rPr>
+          <w:rStyle w:val="Style13"/>
+          <w:rFonts w:eastAsia="맑은 고딕" w:cs="Arial Unicode MS"/>
+          <w:color w:val="auto"/>
+          <w:kern w:val="2"/>
+          <w:sz w:val="24"/>
+          <w:szCs w:val="24"/>
+          <w:lang w:val="en-US" w:eastAsia="ko-KR" w:bidi="hi-IN"/>
+        </w:rPr>
+        <w:t>🔹 5</w:t>
+      </w:r>
+      <w:r>
+        <w:rPr>
+          <w:rStyle w:val="Style13"/>
+          <w:rFonts w:ascii="바탕" w:hAnsi="바탕" w:cs="Arial Unicode MS"/>
+          <w:color w:val="auto"/>
+          <w:kern w:val="2"/>
+          <w:sz w:val="24"/>
+          <w:szCs w:val="24"/>
+          <w:lang w:val="en-US" w:eastAsia="ko-KR" w:bidi="hi-IN"/>
+        </w:rPr>
+        <w:t>단계</w:t>
+      </w:r>
+      <w:r>
+        <w:rPr>
+          <w:rStyle w:val="Style13"/>
+          <w:rFonts w:eastAsia="맑은 고딕" w:cs="Arial Unicode MS"/>
+          <w:color w:val="auto"/>
+          <w:kern w:val="2"/>
+          <w:sz w:val="24"/>
+          <w:szCs w:val="24"/>
+          <w:lang w:val="en-US" w:eastAsia="ko-KR" w:bidi="hi-IN"/>
+        </w:rPr>
+        <w:t>:</w:t>
+      </w:r>
+      <w:r>
+        <w:rPr>
+          <w:rFonts w:eastAsia="맑은 고딕" w:cs="Arial Unicode MS"/>
+          <w:b/>
+          <w:bCs/>
+          <w:color w:val="auto"/>
+          <w:kern w:val="2"/>
+          <w:sz w:val="24"/>
+          <w:szCs w:val="24"/>
+          <w:lang w:val="en-US" w:eastAsia="ko-KR" w:bidi="hi-IN"/>
+        </w:rPr>
+        <w:t xml:space="preserve"> </w:t>
+      </w:r>
+      <w:r>
+        <w:rPr>
+          <w:rFonts w:ascii="바탕" w:hAnsi="바탕" w:cs="Arial Unicode MS"/>
+          <w:b/>
+          <w:bCs/>
+          <w:color w:val="auto"/>
+          <w:kern w:val="2"/>
+          <w:sz w:val="24"/>
+          <w:szCs w:val="24"/>
+          <w:lang w:val="en-US" w:eastAsia="ko-KR" w:bidi="hi-IN"/>
+        </w:rPr>
+        <w:t>버프 시스템</w:t>
+      </w:r>
+      <w:r>
+        <w:rPr>
+          <w:rFonts w:eastAsia="맑은 고딕" w:cs="Arial Unicode MS"/>
+          <w:b/>
+          <w:bCs/>
+          <w:color w:val="auto"/>
+          <w:kern w:val="2"/>
+          <w:sz w:val="24"/>
+          <w:szCs w:val="24"/>
+          <w:lang w:val="en-US" w:eastAsia="ko-KR" w:bidi="hi-IN"/>
+        </w:rPr>
+        <w:br/>
+      </w:r>
+      <w:r>
+        <w:rPr>
+          <w:rStyle w:val="Style13"/>
+          <w:rFonts w:eastAsia="맑은 고딕" w:cs="Arial Unicode MS"/>
+          <w:color w:val="auto"/>
+          <w:kern w:val="2"/>
+          <w:sz w:val="24"/>
+          <w:szCs w:val="24"/>
+          <w:lang w:val="en-US" w:eastAsia="ko-KR" w:bidi="hi-IN"/>
+        </w:rPr>
+        <w:t>🔹 6</w:t>
+      </w:r>
+      <w:r>
+        <w:rPr>
+          <w:rStyle w:val="Style13"/>
+          <w:rFonts w:ascii="바탕" w:hAnsi="바탕" w:cs="Arial Unicode MS"/>
+          <w:color w:val="auto"/>
+          <w:kern w:val="2"/>
+          <w:sz w:val="24"/>
+          <w:szCs w:val="24"/>
+          <w:lang w:val="en-US" w:eastAsia="ko-KR" w:bidi="hi-IN"/>
+        </w:rPr>
+        <w:t>단계</w:t>
+      </w:r>
+      <w:r>
+        <w:rPr>
+          <w:rStyle w:val="Style13"/>
+          <w:rFonts w:eastAsia="맑은 고딕" w:cs="Arial Unicode MS"/>
+          <w:color w:val="auto"/>
+          <w:kern w:val="2"/>
+          <w:sz w:val="24"/>
+          <w:szCs w:val="24"/>
+          <w:lang w:val="en-US" w:eastAsia="ko-KR" w:bidi="hi-IN"/>
+        </w:rPr>
+        <w:t>:</w:t>
+      </w:r>
+      <w:r>
+        <w:rPr>
+          <w:rFonts w:eastAsia="맑은 고딕" w:cs="Arial Unicode MS"/>
+          <w:b/>
+          <w:bCs/>
+          <w:color w:val="auto"/>
+          <w:kern w:val="2"/>
+          <w:sz w:val="24"/>
+          <w:szCs w:val="24"/>
+          <w:lang w:val="en-US" w:eastAsia="ko-KR" w:bidi="hi-IN"/>
+        </w:rPr>
+        <w:t xml:space="preserve"> UI &amp; HUD </w:t>
       </w:r>
     </w:p>
     <w:sectPr>
@@ -25781,6 +32349,1675 @@
     </w:sectPr>
   </w:body>
 </w:document>
+</file>
+
+<file path=word/numbering.xml><?xml version="1.0" encoding="utf-8"?>
+<w:numbering xmlns:w="http://schemas.openxmlformats.org/wordprocessingml/2006/main" xmlns:o="urn:schemas-microsoft-com:office:office" xmlns:r="http://schemas.openxmlformats.org/officeDocument/2006/relationships" xmlns:v="urn:schemas-microsoft-com:vml" xmlns:mc="http://schemas.openxmlformats.org/markup-compatibility/2006" xmlns:w14="http://schemas.microsoft.com/office/word/2010/wordml" mc:Ignorable="w14">
+  <w:abstractNum w:abstractNumId="1">
+    <w:lvl w:ilvl="0">
+      <w:start w:val="1"/>
+      <w:numFmt w:val="bullet"/>
+      <w:lvlText w:val=""/>
+      <w:lvlJc w:val="left"/>
+      <w:pPr>
+        <w:tabs>
+          <w:tab w:val="num" w:pos="709"/>
+        </w:tabs>
+        <w:ind w:left="709" w:hanging="283"/>
+      </w:pPr>
+      <w:rPr>
+        <w:rFonts w:ascii="Symbol" w:hAnsi="Symbol" w:cs="Symbol" w:hint="default"/>
+      </w:rPr>
+    </w:lvl>
+    <w:lvl w:ilvl="1">
+      <w:start w:val="1"/>
+      <w:numFmt w:val="bullet"/>
+      <w:lvlText w:val=""/>
+      <w:lvlJc w:val="left"/>
+      <w:pPr>
+        <w:tabs>
+          <w:tab w:val="num" w:pos="1418"/>
+        </w:tabs>
+        <w:ind w:left="1418" w:hanging="283"/>
+      </w:pPr>
+      <w:rPr>
+        <w:rFonts w:ascii="Symbol" w:hAnsi="Symbol" w:cs="Symbol" w:hint="default"/>
+      </w:rPr>
+    </w:lvl>
+    <w:lvl w:ilvl="2">
+      <w:start w:val="1"/>
+      <w:numFmt w:val="bullet"/>
+      <w:lvlText w:val=""/>
+      <w:lvlJc w:val="left"/>
+      <w:pPr>
+        <w:tabs>
+          <w:tab w:val="num" w:pos="2127"/>
+        </w:tabs>
+        <w:ind w:left="2127" w:hanging="283"/>
+      </w:pPr>
+      <w:rPr>
+        <w:rFonts w:ascii="Symbol" w:hAnsi="Symbol" w:cs="Symbol" w:hint="default"/>
+      </w:rPr>
+    </w:lvl>
+    <w:lvl w:ilvl="3">
+      <w:start w:val="1"/>
+      <w:numFmt w:val="bullet"/>
+      <w:lvlText w:val=""/>
+      <w:lvlJc w:val="left"/>
+      <w:pPr>
+        <w:tabs>
+          <w:tab w:val="num" w:pos="2836"/>
+        </w:tabs>
+        <w:ind w:left="2836" w:hanging="283"/>
+      </w:pPr>
+      <w:rPr>
+        <w:rFonts w:ascii="Symbol" w:hAnsi="Symbol" w:cs="Symbol" w:hint="default"/>
+      </w:rPr>
+    </w:lvl>
+    <w:lvl w:ilvl="4">
+      <w:start w:val="1"/>
+      <w:numFmt w:val="bullet"/>
+      <w:lvlText w:val=""/>
+      <w:lvlJc w:val="left"/>
+      <w:pPr>
+        <w:tabs>
+          <w:tab w:val="num" w:pos="3545"/>
+        </w:tabs>
+        <w:ind w:left="3545" w:hanging="283"/>
+      </w:pPr>
+      <w:rPr>
+        <w:rFonts w:ascii="Symbol" w:hAnsi="Symbol" w:cs="Symbol" w:hint="default"/>
+      </w:rPr>
+    </w:lvl>
+    <w:lvl w:ilvl="5">
+      <w:start w:val="1"/>
+      <w:numFmt w:val="bullet"/>
+      <w:lvlText w:val=""/>
+      <w:lvlJc w:val="left"/>
+      <w:pPr>
+        <w:tabs>
+          <w:tab w:val="num" w:pos="4254"/>
+        </w:tabs>
+        <w:ind w:left="4254" w:hanging="283"/>
+      </w:pPr>
+      <w:rPr>
+        <w:rFonts w:ascii="Symbol" w:hAnsi="Symbol" w:cs="Symbol" w:hint="default"/>
+      </w:rPr>
+    </w:lvl>
+    <w:lvl w:ilvl="6">
+      <w:start w:val="1"/>
+      <w:numFmt w:val="bullet"/>
+      <w:lvlText w:val=""/>
+      <w:lvlJc w:val="left"/>
+      <w:pPr>
+        <w:tabs>
+          <w:tab w:val="num" w:pos="4963"/>
+        </w:tabs>
+        <w:ind w:left="4963" w:hanging="283"/>
+      </w:pPr>
+      <w:rPr>
+        <w:rFonts w:ascii="Symbol" w:hAnsi="Symbol" w:cs="Symbol" w:hint="default"/>
+      </w:rPr>
+    </w:lvl>
+    <w:lvl w:ilvl="7">
+      <w:start w:val="1"/>
+      <w:numFmt w:val="bullet"/>
+      <w:lvlText w:val=""/>
+      <w:lvlJc w:val="left"/>
+      <w:pPr>
+        <w:tabs>
+          <w:tab w:val="num" w:pos="5672"/>
+        </w:tabs>
+        <w:ind w:left="5672" w:hanging="283"/>
+      </w:pPr>
+      <w:rPr>
+        <w:rFonts w:ascii="Symbol" w:hAnsi="Symbol" w:cs="Symbol" w:hint="default"/>
+      </w:rPr>
+    </w:lvl>
+    <w:lvl w:ilvl="8">
+      <w:start w:val="1"/>
+      <w:numFmt w:val="bullet"/>
+      <w:lvlText w:val=""/>
+      <w:lvlJc w:val="left"/>
+      <w:pPr>
+        <w:tabs>
+          <w:tab w:val="num" w:pos="6381"/>
+        </w:tabs>
+        <w:ind w:left="6381" w:hanging="283"/>
+      </w:pPr>
+      <w:rPr>
+        <w:rFonts w:ascii="Symbol" w:hAnsi="Symbol" w:cs="Symbol" w:hint="default"/>
+      </w:rPr>
+    </w:lvl>
+  </w:abstractNum>
+  <w:abstractNum w:abstractNumId="2">
+    <w:lvl w:ilvl="0">
+      <w:start w:val="1"/>
+      <w:numFmt w:val="bullet"/>
+      <w:lvlText w:val=""/>
+      <w:lvlJc w:val="left"/>
+      <w:pPr>
+        <w:tabs>
+          <w:tab w:val="num" w:pos="709"/>
+        </w:tabs>
+        <w:ind w:left="709" w:hanging="283"/>
+      </w:pPr>
+      <w:rPr>
+        <w:rFonts w:ascii="Symbol" w:hAnsi="Symbol" w:cs="Symbol" w:hint="default"/>
+      </w:rPr>
+    </w:lvl>
+    <w:lvl w:ilvl="1">
+      <w:start w:val="1"/>
+      <w:numFmt w:val="bullet"/>
+      <w:lvlText w:val=""/>
+      <w:lvlJc w:val="left"/>
+      <w:pPr>
+        <w:tabs>
+          <w:tab w:val="num" w:pos="1418"/>
+        </w:tabs>
+        <w:ind w:left="1418" w:hanging="283"/>
+      </w:pPr>
+      <w:rPr>
+        <w:rFonts w:ascii="Symbol" w:hAnsi="Symbol" w:cs="Symbol" w:hint="default"/>
+      </w:rPr>
+    </w:lvl>
+    <w:lvl w:ilvl="2">
+      <w:start w:val="1"/>
+      <w:numFmt w:val="bullet"/>
+      <w:lvlText w:val=""/>
+      <w:lvlJc w:val="left"/>
+      <w:pPr>
+        <w:tabs>
+          <w:tab w:val="num" w:pos="2127"/>
+        </w:tabs>
+        <w:ind w:left="2127" w:hanging="283"/>
+      </w:pPr>
+      <w:rPr>
+        <w:rFonts w:ascii="Symbol" w:hAnsi="Symbol" w:cs="Symbol" w:hint="default"/>
+      </w:rPr>
+    </w:lvl>
+    <w:lvl w:ilvl="3">
+      <w:start w:val="1"/>
+      <w:numFmt w:val="bullet"/>
+      <w:lvlText w:val=""/>
+      <w:lvlJc w:val="left"/>
+      <w:pPr>
+        <w:tabs>
+          <w:tab w:val="num" w:pos="2836"/>
+        </w:tabs>
+        <w:ind w:left="2836" w:hanging="283"/>
+      </w:pPr>
+      <w:rPr>
+        <w:rFonts w:ascii="Symbol" w:hAnsi="Symbol" w:cs="Symbol" w:hint="default"/>
+      </w:rPr>
+    </w:lvl>
+    <w:lvl w:ilvl="4">
+      <w:start w:val="1"/>
+      <w:numFmt w:val="bullet"/>
+      <w:lvlText w:val=""/>
+      <w:lvlJc w:val="left"/>
+      <w:pPr>
+        <w:tabs>
+          <w:tab w:val="num" w:pos="3545"/>
+        </w:tabs>
+        <w:ind w:left="3545" w:hanging="283"/>
+      </w:pPr>
+      <w:rPr>
+        <w:rFonts w:ascii="Symbol" w:hAnsi="Symbol" w:cs="Symbol" w:hint="default"/>
+      </w:rPr>
+    </w:lvl>
+    <w:lvl w:ilvl="5">
+      <w:start w:val="1"/>
+      <w:numFmt w:val="bullet"/>
+      <w:lvlText w:val=""/>
+      <w:lvlJc w:val="left"/>
+      <w:pPr>
+        <w:tabs>
+          <w:tab w:val="num" w:pos="4254"/>
+        </w:tabs>
+        <w:ind w:left="4254" w:hanging="283"/>
+      </w:pPr>
+      <w:rPr>
+        <w:rFonts w:ascii="Symbol" w:hAnsi="Symbol" w:cs="Symbol" w:hint="default"/>
+      </w:rPr>
+    </w:lvl>
+    <w:lvl w:ilvl="6">
+      <w:start w:val="1"/>
+      <w:numFmt w:val="bullet"/>
+      <w:lvlText w:val=""/>
+      <w:lvlJc w:val="left"/>
+      <w:pPr>
+        <w:tabs>
+          <w:tab w:val="num" w:pos="4963"/>
+        </w:tabs>
+        <w:ind w:left="4963" w:hanging="283"/>
+      </w:pPr>
+      <w:rPr>
+        <w:rFonts w:ascii="Symbol" w:hAnsi="Symbol" w:cs="Symbol" w:hint="default"/>
+      </w:rPr>
+    </w:lvl>
+    <w:lvl w:ilvl="7">
+      <w:start w:val="1"/>
+      <w:numFmt w:val="bullet"/>
+      <w:lvlText w:val=""/>
+      <w:lvlJc w:val="left"/>
+      <w:pPr>
+        <w:tabs>
+          <w:tab w:val="num" w:pos="5672"/>
+        </w:tabs>
+        <w:ind w:left="5672" w:hanging="283"/>
+      </w:pPr>
+      <w:rPr>
+        <w:rFonts w:ascii="Symbol" w:hAnsi="Symbol" w:cs="Symbol" w:hint="default"/>
+      </w:rPr>
+    </w:lvl>
+    <w:lvl w:ilvl="8">
+      <w:start w:val="1"/>
+      <w:numFmt w:val="bullet"/>
+      <w:lvlText w:val=""/>
+      <w:lvlJc w:val="left"/>
+      <w:pPr>
+        <w:tabs>
+          <w:tab w:val="num" w:pos="6381"/>
+        </w:tabs>
+        <w:ind w:left="6381" w:hanging="283"/>
+      </w:pPr>
+      <w:rPr>
+        <w:rFonts w:ascii="Symbol" w:hAnsi="Symbol" w:cs="Symbol" w:hint="default"/>
+      </w:rPr>
+    </w:lvl>
+  </w:abstractNum>
+  <w:abstractNum w:abstractNumId="3">
+    <w:lvl w:ilvl="0">
+      <w:start w:val="1"/>
+      <w:numFmt w:val="bullet"/>
+      <w:lvlText w:val=""/>
+      <w:lvlJc w:val="left"/>
+      <w:pPr>
+        <w:tabs>
+          <w:tab w:val="num" w:pos="709"/>
+        </w:tabs>
+        <w:ind w:left="709" w:hanging="283"/>
+      </w:pPr>
+      <w:rPr>
+        <w:rFonts w:ascii="Symbol" w:hAnsi="Symbol" w:cs="Symbol" w:hint="default"/>
+      </w:rPr>
+    </w:lvl>
+    <w:lvl w:ilvl="1">
+      <w:start w:val="1"/>
+      <w:numFmt w:val="bullet"/>
+      <w:lvlText w:val=""/>
+      <w:lvlJc w:val="left"/>
+      <w:pPr>
+        <w:tabs>
+          <w:tab w:val="num" w:pos="1418"/>
+        </w:tabs>
+        <w:ind w:left="1418" w:hanging="283"/>
+      </w:pPr>
+      <w:rPr>
+        <w:rFonts w:ascii="Symbol" w:hAnsi="Symbol" w:cs="Symbol" w:hint="default"/>
+      </w:rPr>
+    </w:lvl>
+    <w:lvl w:ilvl="2">
+      <w:start w:val="1"/>
+      <w:numFmt w:val="bullet"/>
+      <w:lvlText w:val=""/>
+      <w:lvlJc w:val="left"/>
+      <w:pPr>
+        <w:tabs>
+          <w:tab w:val="num" w:pos="2127"/>
+        </w:tabs>
+        <w:ind w:left="2127" w:hanging="283"/>
+      </w:pPr>
+      <w:rPr>
+        <w:rFonts w:ascii="Symbol" w:hAnsi="Symbol" w:cs="Symbol" w:hint="default"/>
+      </w:rPr>
+    </w:lvl>
+    <w:lvl w:ilvl="3">
+      <w:start w:val="1"/>
+      <w:numFmt w:val="bullet"/>
+      <w:lvlText w:val=""/>
+      <w:lvlJc w:val="left"/>
+      <w:pPr>
+        <w:tabs>
+          <w:tab w:val="num" w:pos="2836"/>
+        </w:tabs>
+        <w:ind w:left="2836" w:hanging="283"/>
+      </w:pPr>
+      <w:rPr>
+        <w:rFonts w:ascii="Symbol" w:hAnsi="Symbol" w:cs="Symbol" w:hint="default"/>
+      </w:rPr>
+    </w:lvl>
+    <w:lvl w:ilvl="4">
+      <w:start w:val="1"/>
+      <w:numFmt w:val="bullet"/>
+      <w:lvlText w:val=""/>
+      <w:lvlJc w:val="left"/>
+      <w:pPr>
+        <w:tabs>
+          <w:tab w:val="num" w:pos="3545"/>
+        </w:tabs>
+        <w:ind w:left="3545" w:hanging="283"/>
+      </w:pPr>
+      <w:rPr>
+        <w:rFonts w:ascii="Symbol" w:hAnsi="Symbol" w:cs="Symbol" w:hint="default"/>
+      </w:rPr>
+    </w:lvl>
+    <w:lvl w:ilvl="5">
+      <w:start w:val="1"/>
+      <w:numFmt w:val="bullet"/>
+      <w:lvlText w:val=""/>
+      <w:lvlJc w:val="left"/>
+      <w:pPr>
+        <w:tabs>
+          <w:tab w:val="num" w:pos="4254"/>
+        </w:tabs>
+        <w:ind w:left="4254" w:hanging="283"/>
+      </w:pPr>
+      <w:rPr>
+        <w:rFonts w:ascii="Symbol" w:hAnsi="Symbol" w:cs="Symbol" w:hint="default"/>
+      </w:rPr>
+    </w:lvl>
+    <w:lvl w:ilvl="6">
+      <w:start w:val="1"/>
+      <w:numFmt w:val="bullet"/>
+      <w:lvlText w:val=""/>
+      <w:lvlJc w:val="left"/>
+      <w:pPr>
+        <w:tabs>
+          <w:tab w:val="num" w:pos="4963"/>
+        </w:tabs>
+        <w:ind w:left="4963" w:hanging="283"/>
+      </w:pPr>
+      <w:rPr>
+        <w:rFonts w:ascii="Symbol" w:hAnsi="Symbol" w:cs="Symbol" w:hint="default"/>
+      </w:rPr>
+    </w:lvl>
+    <w:lvl w:ilvl="7">
+      <w:start w:val="1"/>
+      <w:numFmt w:val="bullet"/>
+      <w:lvlText w:val=""/>
+      <w:lvlJc w:val="left"/>
+      <w:pPr>
+        <w:tabs>
+          <w:tab w:val="num" w:pos="5672"/>
+        </w:tabs>
+        <w:ind w:left="5672" w:hanging="283"/>
+      </w:pPr>
+      <w:rPr>
+        <w:rFonts w:ascii="Symbol" w:hAnsi="Symbol" w:cs="Symbol" w:hint="default"/>
+      </w:rPr>
+    </w:lvl>
+    <w:lvl w:ilvl="8">
+      <w:start w:val="1"/>
+      <w:numFmt w:val="bullet"/>
+      <w:lvlText w:val=""/>
+      <w:lvlJc w:val="left"/>
+      <w:pPr>
+        <w:tabs>
+          <w:tab w:val="num" w:pos="6381"/>
+        </w:tabs>
+        <w:ind w:left="6381" w:hanging="283"/>
+      </w:pPr>
+      <w:rPr>
+        <w:rFonts w:ascii="Symbol" w:hAnsi="Symbol" w:cs="Symbol" w:hint="default"/>
+      </w:rPr>
+    </w:lvl>
+  </w:abstractNum>
+  <w:abstractNum w:abstractNumId="4">
+    <w:lvl w:ilvl="0">
+      <w:start w:val="1"/>
+      <w:numFmt w:val="bullet"/>
+      <w:lvlText w:val=""/>
+      <w:lvlJc w:val="left"/>
+      <w:pPr>
+        <w:tabs>
+          <w:tab w:val="num" w:pos="709"/>
+        </w:tabs>
+        <w:ind w:left="709" w:hanging="283"/>
+      </w:pPr>
+      <w:rPr>
+        <w:rFonts w:ascii="Symbol" w:hAnsi="Symbol" w:cs="Symbol" w:hint="default"/>
+      </w:rPr>
+    </w:lvl>
+    <w:lvl w:ilvl="1">
+      <w:start w:val="1"/>
+      <w:numFmt w:val="bullet"/>
+      <w:lvlText w:val=""/>
+      <w:lvlJc w:val="left"/>
+      <w:pPr>
+        <w:tabs>
+          <w:tab w:val="num" w:pos="1418"/>
+        </w:tabs>
+        <w:ind w:left="1418" w:hanging="283"/>
+      </w:pPr>
+      <w:rPr>
+        <w:rFonts w:ascii="Symbol" w:hAnsi="Symbol" w:cs="Symbol" w:hint="default"/>
+      </w:rPr>
+    </w:lvl>
+    <w:lvl w:ilvl="2">
+      <w:start w:val="1"/>
+      <w:numFmt w:val="bullet"/>
+      <w:lvlText w:val=""/>
+      <w:lvlJc w:val="left"/>
+      <w:pPr>
+        <w:tabs>
+          <w:tab w:val="num" w:pos="2127"/>
+        </w:tabs>
+        <w:ind w:left="2127" w:hanging="283"/>
+      </w:pPr>
+      <w:rPr>
+        <w:rFonts w:ascii="Symbol" w:hAnsi="Symbol" w:cs="Symbol" w:hint="default"/>
+      </w:rPr>
+    </w:lvl>
+    <w:lvl w:ilvl="3">
+      <w:start w:val="1"/>
+      <w:numFmt w:val="bullet"/>
+      <w:lvlText w:val=""/>
+      <w:lvlJc w:val="left"/>
+      <w:pPr>
+        <w:tabs>
+          <w:tab w:val="num" w:pos="2836"/>
+        </w:tabs>
+        <w:ind w:left="2836" w:hanging="283"/>
+      </w:pPr>
+      <w:rPr>
+        <w:rFonts w:ascii="Symbol" w:hAnsi="Symbol" w:cs="Symbol" w:hint="default"/>
+      </w:rPr>
+    </w:lvl>
+    <w:lvl w:ilvl="4">
+      <w:start w:val="1"/>
+      <w:numFmt w:val="bullet"/>
+      <w:lvlText w:val=""/>
+      <w:lvlJc w:val="left"/>
+      <w:pPr>
+        <w:tabs>
+          <w:tab w:val="num" w:pos="3545"/>
+        </w:tabs>
+        <w:ind w:left="3545" w:hanging="283"/>
+      </w:pPr>
+      <w:rPr>
+        <w:rFonts w:ascii="Symbol" w:hAnsi="Symbol" w:cs="Symbol" w:hint="default"/>
+      </w:rPr>
+    </w:lvl>
+    <w:lvl w:ilvl="5">
+      <w:start w:val="1"/>
+      <w:numFmt w:val="bullet"/>
+      <w:lvlText w:val=""/>
+      <w:lvlJc w:val="left"/>
+      <w:pPr>
+        <w:tabs>
+          <w:tab w:val="num" w:pos="4254"/>
+        </w:tabs>
+        <w:ind w:left="4254" w:hanging="283"/>
+      </w:pPr>
+      <w:rPr>
+        <w:rFonts w:ascii="Symbol" w:hAnsi="Symbol" w:cs="Symbol" w:hint="default"/>
+      </w:rPr>
+    </w:lvl>
+    <w:lvl w:ilvl="6">
+      <w:start w:val="1"/>
+      <w:numFmt w:val="bullet"/>
+      <w:lvlText w:val=""/>
+      <w:lvlJc w:val="left"/>
+      <w:pPr>
+        <w:tabs>
+          <w:tab w:val="num" w:pos="4963"/>
+        </w:tabs>
+        <w:ind w:left="4963" w:hanging="283"/>
+      </w:pPr>
+      <w:rPr>
+        <w:rFonts w:ascii="Symbol" w:hAnsi="Symbol" w:cs="Symbol" w:hint="default"/>
+      </w:rPr>
+    </w:lvl>
+    <w:lvl w:ilvl="7">
+      <w:start w:val="1"/>
+      <w:numFmt w:val="bullet"/>
+      <w:lvlText w:val=""/>
+      <w:lvlJc w:val="left"/>
+      <w:pPr>
+        <w:tabs>
+          <w:tab w:val="num" w:pos="5672"/>
+        </w:tabs>
+        <w:ind w:left="5672" w:hanging="283"/>
+      </w:pPr>
+      <w:rPr>
+        <w:rFonts w:ascii="Symbol" w:hAnsi="Symbol" w:cs="Symbol" w:hint="default"/>
+      </w:rPr>
+    </w:lvl>
+    <w:lvl w:ilvl="8">
+      <w:start w:val="1"/>
+      <w:numFmt w:val="bullet"/>
+      <w:lvlText w:val=""/>
+      <w:lvlJc w:val="left"/>
+      <w:pPr>
+        <w:tabs>
+          <w:tab w:val="num" w:pos="6381"/>
+        </w:tabs>
+        <w:ind w:left="6381" w:hanging="283"/>
+      </w:pPr>
+      <w:rPr>
+        <w:rFonts w:ascii="Symbol" w:hAnsi="Symbol" w:cs="Symbol" w:hint="default"/>
+      </w:rPr>
+    </w:lvl>
+  </w:abstractNum>
+  <w:abstractNum w:abstractNumId="5">
+    <w:lvl w:ilvl="0">
+      <w:start w:val="1"/>
+      <w:numFmt w:val="bullet"/>
+      <w:lvlText w:val=""/>
+      <w:lvlJc w:val="left"/>
+      <w:pPr>
+        <w:tabs>
+          <w:tab w:val="num" w:pos="709"/>
+        </w:tabs>
+        <w:ind w:left="709" w:hanging="283"/>
+      </w:pPr>
+      <w:rPr>
+        <w:rFonts w:ascii="Symbol" w:hAnsi="Symbol" w:cs="Symbol" w:hint="default"/>
+      </w:rPr>
+    </w:lvl>
+    <w:lvl w:ilvl="1">
+      <w:start w:val="1"/>
+      <w:numFmt w:val="bullet"/>
+      <w:lvlText w:val=""/>
+      <w:lvlJc w:val="left"/>
+      <w:pPr>
+        <w:tabs>
+          <w:tab w:val="num" w:pos="1418"/>
+        </w:tabs>
+        <w:ind w:left="1418" w:hanging="283"/>
+      </w:pPr>
+      <w:rPr>
+        <w:rFonts w:ascii="Symbol" w:hAnsi="Symbol" w:cs="Symbol" w:hint="default"/>
+      </w:rPr>
+    </w:lvl>
+    <w:lvl w:ilvl="2">
+      <w:start w:val="1"/>
+      <w:numFmt w:val="bullet"/>
+      <w:lvlText w:val=""/>
+      <w:lvlJc w:val="left"/>
+      <w:pPr>
+        <w:tabs>
+          <w:tab w:val="num" w:pos="2127"/>
+        </w:tabs>
+        <w:ind w:left="2127" w:hanging="283"/>
+      </w:pPr>
+      <w:rPr>
+        <w:rFonts w:ascii="Symbol" w:hAnsi="Symbol" w:cs="Symbol" w:hint="default"/>
+      </w:rPr>
+    </w:lvl>
+    <w:lvl w:ilvl="3">
+      <w:start w:val="1"/>
+      <w:numFmt w:val="bullet"/>
+      <w:lvlText w:val=""/>
+      <w:lvlJc w:val="left"/>
+      <w:pPr>
+        <w:tabs>
+          <w:tab w:val="num" w:pos="2836"/>
+        </w:tabs>
+        <w:ind w:left="2836" w:hanging="283"/>
+      </w:pPr>
+      <w:rPr>
+        <w:rFonts w:ascii="Symbol" w:hAnsi="Symbol" w:cs="Symbol" w:hint="default"/>
+      </w:rPr>
+    </w:lvl>
+    <w:lvl w:ilvl="4">
+      <w:start w:val="1"/>
+      <w:numFmt w:val="bullet"/>
+      <w:lvlText w:val=""/>
+      <w:lvlJc w:val="left"/>
+      <w:pPr>
+        <w:tabs>
+          <w:tab w:val="num" w:pos="3545"/>
+        </w:tabs>
+        <w:ind w:left="3545" w:hanging="283"/>
+      </w:pPr>
+      <w:rPr>
+        <w:rFonts w:ascii="Symbol" w:hAnsi="Symbol" w:cs="Symbol" w:hint="default"/>
+      </w:rPr>
+    </w:lvl>
+    <w:lvl w:ilvl="5">
+      <w:start w:val="1"/>
+      <w:numFmt w:val="bullet"/>
+      <w:lvlText w:val=""/>
+      <w:lvlJc w:val="left"/>
+      <w:pPr>
+        <w:tabs>
+          <w:tab w:val="num" w:pos="4254"/>
+        </w:tabs>
+        <w:ind w:left="4254" w:hanging="283"/>
+      </w:pPr>
+      <w:rPr>
+        <w:rFonts w:ascii="Symbol" w:hAnsi="Symbol" w:cs="Symbol" w:hint="default"/>
+      </w:rPr>
+    </w:lvl>
+    <w:lvl w:ilvl="6">
+      <w:start w:val="1"/>
+      <w:numFmt w:val="bullet"/>
+      <w:lvlText w:val=""/>
+      <w:lvlJc w:val="left"/>
+      <w:pPr>
+        <w:tabs>
+          <w:tab w:val="num" w:pos="4963"/>
+        </w:tabs>
+        <w:ind w:left="4963" w:hanging="283"/>
+      </w:pPr>
+      <w:rPr>
+        <w:rFonts w:ascii="Symbol" w:hAnsi="Symbol" w:cs="Symbol" w:hint="default"/>
+      </w:rPr>
+    </w:lvl>
+    <w:lvl w:ilvl="7">
+      <w:start w:val="1"/>
+      <w:numFmt w:val="bullet"/>
+      <w:lvlText w:val=""/>
+      <w:lvlJc w:val="left"/>
+      <w:pPr>
+        <w:tabs>
+          <w:tab w:val="num" w:pos="5672"/>
+        </w:tabs>
+        <w:ind w:left="5672" w:hanging="283"/>
+      </w:pPr>
+      <w:rPr>
+        <w:rFonts w:ascii="Symbol" w:hAnsi="Symbol" w:cs="Symbol" w:hint="default"/>
+      </w:rPr>
+    </w:lvl>
+    <w:lvl w:ilvl="8">
+      <w:start w:val="1"/>
+      <w:numFmt w:val="bullet"/>
+      <w:lvlText w:val=""/>
+      <w:lvlJc w:val="left"/>
+      <w:pPr>
+        <w:tabs>
+          <w:tab w:val="num" w:pos="6381"/>
+        </w:tabs>
+        <w:ind w:left="6381" w:hanging="283"/>
+      </w:pPr>
+      <w:rPr>
+        <w:rFonts w:ascii="Symbol" w:hAnsi="Symbol" w:cs="Symbol" w:hint="default"/>
+      </w:rPr>
+    </w:lvl>
+  </w:abstractNum>
+  <w:abstractNum w:abstractNumId="6">
+    <w:lvl w:ilvl="0">
+      <w:start w:val="1"/>
+      <w:numFmt w:val="bullet"/>
+      <w:lvlText w:val=""/>
+      <w:lvlJc w:val="left"/>
+      <w:pPr>
+        <w:tabs>
+          <w:tab w:val="num" w:pos="709"/>
+        </w:tabs>
+        <w:ind w:left="709" w:hanging="283"/>
+      </w:pPr>
+      <w:rPr>
+        <w:rFonts w:ascii="Symbol" w:hAnsi="Symbol" w:cs="Symbol" w:hint="default"/>
+      </w:rPr>
+    </w:lvl>
+    <w:lvl w:ilvl="1">
+      <w:start w:val="1"/>
+      <w:numFmt w:val="bullet"/>
+      <w:lvlText w:val=""/>
+      <w:lvlJc w:val="left"/>
+      <w:pPr>
+        <w:tabs>
+          <w:tab w:val="num" w:pos="1418"/>
+        </w:tabs>
+        <w:ind w:left="1418" w:hanging="283"/>
+      </w:pPr>
+      <w:rPr>
+        <w:rFonts w:ascii="Symbol" w:hAnsi="Symbol" w:cs="Symbol" w:hint="default"/>
+      </w:rPr>
+    </w:lvl>
+    <w:lvl w:ilvl="2">
+      <w:start w:val="1"/>
+      <w:numFmt w:val="bullet"/>
+      <w:lvlText w:val=""/>
+      <w:lvlJc w:val="left"/>
+      <w:pPr>
+        <w:tabs>
+          <w:tab w:val="num" w:pos="2127"/>
+        </w:tabs>
+        <w:ind w:left="2127" w:hanging="283"/>
+      </w:pPr>
+      <w:rPr>
+        <w:rFonts w:ascii="Symbol" w:hAnsi="Symbol" w:cs="Symbol" w:hint="default"/>
+      </w:rPr>
+    </w:lvl>
+    <w:lvl w:ilvl="3">
+      <w:start w:val="1"/>
+      <w:numFmt w:val="bullet"/>
+      <w:lvlText w:val=""/>
+      <w:lvlJc w:val="left"/>
+      <w:pPr>
+        <w:tabs>
+          <w:tab w:val="num" w:pos="2836"/>
+        </w:tabs>
+        <w:ind w:left="2836" w:hanging="283"/>
+      </w:pPr>
+      <w:rPr>
+        <w:rFonts w:ascii="Symbol" w:hAnsi="Symbol" w:cs="Symbol" w:hint="default"/>
+      </w:rPr>
+    </w:lvl>
+    <w:lvl w:ilvl="4">
+      <w:start w:val="1"/>
+      <w:numFmt w:val="bullet"/>
+      <w:lvlText w:val=""/>
+      <w:lvlJc w:val="left"/>
+      <w:pPr>
+        <w:tabs>
+          <w:tab w:val="num" w:pos="3545"/>
+        </w:tabs>
+        <w:ind w:left="3545" w:hanging="283"/>
+      </w:pPr>
+      <w:rPr>
+        <w:rFonts w:ascii="Symbol" w:hAnsi="Symbol" w:cs="Symbol" w:hint="default"/>
+      </w:rPr>
+    </w:lvl>
+    <w:lvl w:ilvl="5">
+      <w:start w:val="1"/>
+      <w:numFmt w:val="bullet"/>
+      <w:lvlText w:val=""/>
+      <w:lvlJc w:val="left"/>
+      <w:pPr>
+        <w:tabs>
+          <w:tab w:val="num" w:pos="4254"/>
+        </w:tabs>
+        <w:ind w:left="4254" w:hanging="283"/>
+      </w:pPr>
+      <w:rPr>
+        <w:rFonts w:ascii="Symbol" w:hAnsi="Symbol" w:cs="Symbol" w:hint="default"/>
+      </w:rPr>
+    </w:lvl>
+    <w:lvl w:ilvl="6">
+      <w:start w:val="1"/>
+      <w:numFmt w:val="bullet"/>
+      <w:lvlText w:val=""/>
+      <w:lvlJc w:val="left"/>
+      <w:pPr>
+        <w:tabs>
+          <w:tab w:val="num" w:pos="4963"/>
+        </w:tabs>
+        <w:ind w:left="4963" w:hanging="283"/>
+      </w:pPr>
+      <w:rPr>
+        <w:rFonts w:ascii="Symbol" w:hAnsi="Symbol" w:cs="Symbol" w:hint="default"/>
+      </w:rPr>
+    </w:lvl>
+    <w:lvl w:ilvl="7">
+      <w:start w:val="1"/>
+      <w:numFmt w:val="bullet"/>
+      <w:lvlText w:val=""/>
+      <w:lvlJc w:val="left"/>
+      <w:pPr>
+        <w:tabs>
+          <w:tab w:val="num" w:pos="5672"/>
+        </w:tabs>
+        <w:ind w:left="5672" w:hanging="283"/>
+      </w:pPr>
+      <w:rPr>
+        <w:rFonts w:ascii="Symbol" w:hAnsi="Symbol" w:cs="Symbol" w:hint="default"/>
+      </w:rPr>
+    </w:lvl>
+    <w:lvl w:ilvl="8">
+      <w:start w:val="1"/>
+      <w:numFmt w:val="bullet"/>
+      <w:lvlText w:val=""/>
+      <w:lvlJc w:val="left"/>
+      <w:pPr>
+        <w:tabs>
+          <w:tab w:val="num" w:pos="6381"/>
+        </w:tabs>
+        <w:ind w:left="6381" w:hanging="283"/>
+      </w:pPr>
+      <w:rPr>
+        <w:rFonts w:ascii="Symbol" w:hAnsi="Symbol" w:cs="Symbol" w:hint="default"/>
+      </w:rPr>
+    </w:lvl>
+  </w:abstractNum>
+  <w:abstractNum w:abstractNumId="7">
+    <w:lvl w:ilvl="0">
+      <w:start w:val="1"/>
+      <w:numFmt w:val="bullet"/>
+      <w:lvlText w:val=""/>
+      <w:lvlJc w:val="left"/>
+      <w:pPr>
+        <w:tabs>
+          <w:tab w:val="num" w:pos="709"/>
+        </w:tabs>
+        <w:ind w:left="709" w:hanging="283"/>
+      </w:pPr>
+      <w:rPr>
+        <w:rFonts w:ascii="Symbol" w:hAnsi="Symbol" w:cs="Symbol" w:hint="default"/>
+      </w:rPr>
+    </w:lvl>
+    <w:lvl w:ilvl="1">
+      <w:start w:val="1"/>
+      <w:numFmt w:val="bullet"/>
+      <w:lvlText w:val=""/>
+      <w:lvlJc w:val="left"/>
+      <w:pPr>
+        <w:tabs>
+          <w:tab w:val="num" w:pos="1418"/>
+        </w:tabs>
+        <w:ind w:left="1418" w:hanging="283"/>
+      </w:pPr>
+      <w:rPr>
+        <w:rFonts w:ascii="Symbol" w:hAnsi="Symbol" w:cs="Symbol" w:hint="default"/>
+      </w:rPr>
+    </w:lvl>
+    <w:lvl w:ilvl="2">
+      <w:start w:val="1"/>
+      <w:numFmt w:val="bullet"/>
+      <w:lvlText w:val=""/>
+      <w:lvlJc w:val="left"/>
+      <w:pPr>
+        <w:tabs>
+          <w:tab w:val="num" w:pos="2127"/>
+        </w:tabs>
+        <w:ind w:left="2127" w:hanging="283"/>
+      </w:pPr>
+      <w:rPr>
+        <w:rFonts w:ascii="Symbol" w:hAnsi="Symbol" w:cs="Symbol" w:hint="default"/>
+      </w:rPr>
+    </w:lvl>
+    <w:lvl w:ilvl="3">
+      <w:start w:val="1"/>
+      <w:numFmt w:val="bullet"/>
+      <w:lvlText w:val=""/>
+      <w:lvlJc w:val="left"/>
+      <w:pPr>
+        <w:tabs>
+          <w:tab w:val="num" w:pos="2836"/>
+        </w:tabs>
+        <w:ind w:left="2836" w:hanging="283"/>
+      </w:pPr>
+      <w:rPr>
+        <w:rFonts w:ascii="Symbol" w:hAnsi="Symbol" w:cs="Symbol" w:hint="default"/>
+      </w:rPr>
+    </w:lvl>
+    <w:lvl w:ilvl="4">
+      <w:start w:val="1"/>
+      <w:numFmt w:val="bullet"/>
+      <w:lvlText w:val=""/>
+      <w:lvlJc w:val="left"/>
+      <w:pPr>
+        <w:tabs>
+          <w:tab w:val="num" w:pos="3545"/>
+        </w:tabs>
+        <w:ind w:left="3545" w:hanging="283"/>
+      </w:pPr>
+      <w:rPr>
+        <w:rFonts w:ascii="Symbol" w:hAnsi="Symbol" w:cs="Symbol" w:hint="default"/>
+      </w:rPr>
+    </w:lvl>
+    <w:lvl w:ilvl="5">
+      <w:start w:val="1"/>
+      <w:numFmt w:val="bullet"/>
+      <w:lvlText w:val=""/>
+      <w:lvlJc w:val="left"/>
+      <w:pPr>
+        <w:tabs>
+          <w:tab w:val="num" w:pos="4254"/>
+        </w:tabs>
+        <w:ind w:left="4254" w:hanging="283"/>
+      </w:pPr>
+      <w:rPr>
+        <w:rFonts w:ascii="Symbol" w:hAnsi="Symbol" w:cs="Symbol" w:hint="default"/>
+      </w:rPr>
+    </w:lvl>
+    <w:lvl w:ilvl="6">
+      <w:start w:val="1"/>
+      <w:numFmt w:val="bullet"/>
+      <w:lvlText w:val=""/>
+      <w:lvlJc w:val="left"/>
+      <w:pPr>
+        <w:tabs>
+          <w:tab w:val="num" w:pos="4963"/>
+        </w:tabs>
+        <w:ind w:left="4963" w:hanging="283"/>
+      </w:pPr>
+      <w:rPr>
+        <w:rFonts w:ascii="Symbol" w:hAnsi="Symbol" w:cs="Symbol" w:hint="default"/>
+      </w:rPr>
+    </w:lvl>
+    <w:lvl w:ilvl="7">
+      <w:start w:val="1"/>
+      <w:numFmt w:val="bullet"/>
+      <w:lvlText w:val=""/>
+      <w:lvlJc w:val="left"/>
+      <w:pPr>
+        <w:tabs>
+          <w:tab w:val="num" w:pos="5672"/>
+        </w:tabs>
+        <w:ind w:left="5672" w:hanging="283"/>
+      </w:pPr>
+      <w:rPr>
+        <w:rFonts w:ascii="Symbol" w:hAnsi="Symbol" w:cs="Symbol" w:hint="default"/>
+      </w:rPr>
+    </w:lvl>
+    <w:lvl w:ilvl="8">
+      <w:start w:val="1"/>
+      <w:numFmt w:val="bullet"/>
+      <w:lvlText w:val=""/>
+      <w:lvlJc w:val="left"/>
+      <w:pPr>
+        <w:tabs>
+          <w:tab w:val="num" w:pos="6381"/>
+        </w:tabs>
+        <w:ind w:left="6381" w:hanging="283"/>
+      </w:pPr>
+      <w:rPr>
+        <w:rFonts w:ascii="Symbol" w:hAnsi="Symbol" w:cs="Symbol" w:hint="default"/>
+      </w:rPr>
+    </w:lvl>
+  </w:abstractNum>
+  <w:abstractNum w:abstractNumId="8">
+    <w:lvl w:ilvl="0">
+      <w:start w:val="1"/>
+      <w:numFmt w:val="bullet"/>
+      <w:lvlText w:val=""/>
+      <w:lvlJc w:val="left"/>
+      <w:pPr>
+        <w:tabs>
+          <w:tab w:val="num" w:pos="709"/>
+        </w:tabs>
+        <w:ind w:left="709" w:hanging="283"/>
+      </w:pPr>
+      <w:rPr>
+        <w:rFonts w:ascii="Symbol" w:hAnsi="Symbol" w:cs="Symbol" w:hint="default"/>
+      </w:rPr>
+    </w:lvl>
+    <w:lvl w:ilvl="1">
+      <w:start w:val="1"/>
+      <w:numFmt w:val="bullet"/>
+      <w:lvlText w:val=""/>
+      <w:lvlJc w:val="left"/>
+      <w:pPr>
+        <w:tabs>
+          <w:tab w:val="num" w:pos="1418"/>
+        </w:tabs>
+        <w:ind w:left="1418" w:hanging="283"/>
+      </w:pPr>
+      <w:rPr>
+        <w:rFonts w:ascii="Symbol" w:hAnsi="Symbol" w:cs="Symbol" w:hint="default"/>
+      </w:rPr>
+    </w:lvl>
+    <w:lvl w:ilvl="2">
+      <w:start w:val="1"/>
+      <w:numFmt w:val="bullet"/>
+      <w:lvlText w:val=""/>
+      <w:lvlJc w:val="left"/>
+      <w:pPr>
+        <w:tabs>
+          <w:tab w:val="num" w:pos="2127"/>
+        </w:tabs>
+        <w:ind w:left="2127" w:hanging="283"/>
+      </w:pPr>
+      <w:rPr>
+        <w:rFonts w:ascii="Symbol" w:hAnsi="Symbol" w:cs="Symbol" w:hint="default"/>
+      </w:rPr>
+    </w:lvl>
+    <w:lvl w:ilvl="3">
+      <w:start w:val="1"/>
+      <w:numFmt w:val="bullet"/>
+      <w:lvlText w:val=""/>
+      <w:lvlJc w:val="left"/>
+      <w:pPr>
+        <w:tabs>
+          <w:tab w:val="num" w:pos="2836"/>
+        </w:tabs>
+        <w:ind w:left="2836" w:hanging="283"/>
+      </w:pPr>
+      <w:rPr>
+        <w:rFonts w:ascii="Symbol" w:hAnsi="Symbol" w:cs="Symbol" w:hint="default"/>
+      </w:rPr>
+    </w:lvl>
+    <w:lvl w:ilvl="4">
+      <w:start w:val="1"/>
+      <w:numFmt w:val="bullet"/>
+      <w:lvlText w:val=""/>
+      <w:lvlJc w:val="left"/>
+      <w:pPr>
+        <w:tabs>
+          <w:tab w:val="num" w:pos="3545"/>
+        </w:tabs>
+        <w:ind w:left="3545" w:hanging="283"/>
+      </w:pPr>
+      <w:rPr>
+        <w:rFonts w:ascii="Symbol" w:hAnsi="Symbol" w:cs="Symbol" w:hint="default"/>
+      </w:rPr>
+    </w:lvl>
+    <w:lvl w:ilvl="5">
+      <w:start w:val="1"/>
+      <w:numFmt w:val="bullet"/>
+      <w:lvlText w:val=""/>
+      <w:lvlJc w:val="left"/>
+      <w:pPr>
+        <w:tabs>
+          <w:tab w:val="num" w:pos="4254"/>
+        </w:tabs>
+        <w:ind w:left="4254" w:hanging="283"/>
+      </w:pPr>
+      <w:rPr>
+        <w:rFonts w:ascii="Symbol" w:hAnsi="Symbol" w:cs="Symbol" w:hint="default"/>
+      </w:rPr>
+    </w:lvl>
+    <w:lvl w:ilvl="6">
+      <w:start w:val="1"/>
+      <w:numFmt w:val="bullet"/>
+      <w:lvlText w:val=""/>
+      <w:lvlJc w:val="left"/>
+      <w:pPr>
+        <w:tabs>
+          <w:tab w:val="num" w:pos="4963"/>
+        </w:tabs>
+        <w:ind w:left="4963" w:hanging="283"/>
+      </w:pPr>
+      <w:rPr>
+        <w:rFonts w:ascii="Symbol" w:hAnsi="Symbol" w:cs="Symbol" w:hint="default"/>
+      </w:rPr>
+    </w:lvl>
+    <w:lvl w:ilvl="7">
+      <w:start w:val="1"/>
+      <w:numFmt w:val="bullet"/>
+      <w:lvlText w:val=""/>
+      <w:lvlJc w:val="left"/>
+      <w:pPr>
+        <w:tabs>
+          <w:tab w:val="num" w:pos="5672"/>
+        </w:tabs>
+        <w:ind w:left="5672" w:hanging="283"/>
+      </w:pPr>
+      <w:rPr>
+        <w:rFonts w:ascii="Symbol" w:hAnsi="Symbol" w:cs="Symbol" w:hint="default"/>
+      </w:rPr>
+    </w:lvl>
+    <w:lvl w:ilvl="8">
+      <w:start w:val="1"/>
+      <w:numFmt w:val="bullet"/>
+      <w:lvlText w:val=""/>
+      <w:lvlJc w:val="left"/>
+      <w:pPr>
+        <w:tabs>
+          <w:tab w:val="num" w:pos="6381"/>
+        </w:tabs>
+        <w:ind w:left="6381" w:hanging="283"/>
+      </w:pPr>
+      <w:rPr>
+        <w:rFonts w:ascii="Symbol" w:hAnsi="Symbol" w:cs="Symbol" w:hint="default"/>
+      </w:rPr>
+    </w:lvl>
+  </w:abstractNum>
+  <w:abstractNum w:abstractNumId="9">
+    <w:lvl w:ilvl="0">
+      <w:start w:val="1"/>
+      <w:numFmt w:val="bullet"/>
+      <w:lvlText w:val=""/>
+      <w:lvlJc w:val="left"/>
+      <w:pPr>
+        <w:tabs>
+          <w:tab w:val="num" w:pos="709"/>
+        </w:tabs>
+        <w:ind w:left="709" w:hanging="283"/>
+      </w:pPr>
+      <w:rPr>
+        <w:rFonts w:ascii="Symbol" w:hAnsi="Symbol" w:cs="Symbol" w:hint="default"/>
+      </w:rPr>
+    </w:lvl>
+    <w:lvl w:ilvl="1">
+      <w:start w:val="1"/>
+      <w:numFmt w:val="bullet"/>
+      <w:lvlText w:val=""/>
+      <w:lvlJc w:val="left"/>
+      <w:pPr>
+        <w:tabs>
+          <w:tab w:val="num" w:pos="1418"/>
+        </w:tabs>
+        <w:ind w:left="1418" w:hanging="283"/>
+      </w:pPr>
+      <w:rPr>
+        <w:rFonts w:ascii="Symbol" w:hAnsi="Symbol" w:cs="Symbol" w:hint="default"/>
+      </w:rPr>
+    </w:lvl>
+    <w:lvl w:ilvl="2">
+      <w:start w:val="1"/>
+      <w:numFmt w:val="bullet"/>
+      <w:lvlText w:val=""/>
+      <w:lvlJc w:val="left"/>
+      <w:pPr>
+        <w:tabs>
+          <w:tab w:val="num" w:pos="2127"/>
+        </w:tabs>
+        <w:ind w:left="2127" w:hanging="283"/>
+      </w:pPr>
+      <w:rPr>
+        <w:rFonts w:ascii="Symbol" w:hAnsi="Symbol" w:cs="Symbol" w:hint="default"/>
+      </w:rPr>
+    </w:lvl>
+    <w:lvl w:ilvl="3">
+      <w:start w:val="1"/>
+      <w:numFmt w:val="bullet"/>
+      <w:lvlText w:val=""/>
+      <w:lvlJc w:val="left"/>
+      <w:pPr>
+        <w:tabs>
+          <w:tab w:val="num" w:pos="2836"/>
+        </w:tabs>
+        <w:ind w:left="2836" w:hanging="283"/>
+      </w:pPr>
+      <w:rPr>
+        <w:rFonts w:ascii="Symbol" w:hAnsi="Symbol" w:cs="Symbol" w:hint="default"/>
+      </w:rPr>
+    </w:lvl>
+    <w:lvl w:ilvl="4">
+      <w:start w:val="1"/>
+      <w:numFmt w:val="bullet"/>
+      <w:lvlText w:val=""/>
+      <w:lvlJc w:val="left"/>
+      <w:pPr>
+        <w:tabs>
+          <w:tab w:val="num" w:pos="3545"/>
+        </w:tabs>
+        <w:ind w:left="3545" w:hanging="283"/>
+      </w:pPr>
+      <w:rPr>
+        <w:rFonts w:ascii="Symbol" w:hAnsi="Symbol" w:cs="Symbol" w:hint="default"/>
+      </w:rPr>
+    </w:lvl>
+    <w:lvl w:ilvl="5">
+      <w:start w:val="1"/>
+      <w:numFmt w:val="bullet"/>
+      <w:lvlText w:val=""/>
+      <w:lvlJc w:val="left"/>
+      <w:pPr>
+        <w:tabs>
+          <w:tab w:val="num" w:pos="4254"/>
+        </w:tabs>
+        <w:ind w:left="4254" w:hanging="283"/>
+      </w:pPr>
+      <w:rPr>
+        <w:rFonts w:ascii="Symbol" w:hAnsi="Symbol" w:cs="Symbol" w:hint="default"/>
+      </w:rPr>
+    </w:lvl>
+    <w:lvl w:ilvl="6">
+      <w:start w:val="1"/>
+      <w:numFmt w:val="bullet"/>
+      <w:lvlText w:val=""/>
+      <w:lvlJc w:val="left"/>
+      <w:pPr>
+        <w:tabs>
+          <w:tab w:val="num" w:pos="4963"/>
+        </w:tabs>
+        <w:ind w:left="4963" w:hanging="283"/>
+      </w:pPr>
+      <w:rPr>
+        <w:rFonts w:ascii="Symbol" w:hAnsi="Symbol" w:cs="Symbol" w:hint="default"/>
+      </w:rPr>
+    </w:lvl>
+    <w:lvl w:ilvl="7">
+      <w:start w:val="1"/>
+      <w:numFmt w:val="bullet"/>
+      <w:lvlText w:val=""/>
+      <w:lvlJc w:val="left"/>
+      <w:pPr>
+        <w:tabs>
+          <w:tab w:val="num" w:pos="5672"/>
+        </w:tabs>
+        <w:ind w:left="5672" w:hanging="283"/>
+      </w:pPr>
+      <w:rPr>
+        <w:rFonts w:ascii="Symbol" w:hAnsi="Symbol" w:cs="Symbol" w:hint="default"/>
+      </w:rPr>
+    </w:lvl>
+    <w:lvl w:ilvl="8">
+      <w:start w:val="1"/>
+      <w:numFmt w:val="bullet"/>
+      <w:lvlText w:val=""/>
+      <w:lvlJc w:val="left"/>
+      <w:pPr>
+        <w:tabs>
+          <w:tab w:val="num" w:pos="6381"/>
+        </w:tabs>
+        <w:ind w:left="6381" w:hanging="283"/>
+      </w:pPr>
+      <w:rPr>
+        <w:rFonts w:ascii="Symbol" w:hAnsi="Symbol" w:cs="Symbol" w:hint="default"/>
+      </w:rPr>
+    </w:lvl>
+  </w:abstractNum>
+  <w:abstractNum w:abstractNumId="10">
+    <w:lvl w:ilvl="0">
+      <w:start w:val="1"/>
+      <w:numFmt w:val="bullet"/>
+      <w:lvlText w:val=""/>
+      <w:lvlJc w:val="left"/>
+      <w:pPr>
+        <w:tabs>
+          <w:tab w:val="num" w:pos="709"/>
+        </w:tabs>
+        <w:ind w:left="709" w:hanging="283"/>
+      </w:pPr>
+      <w:rPr>
+        <w:rFonts w:ascii="Symbol" w:hAnsi="Symbol" w:cs="Symbol" w:hint="default"/>
+      </w:rPr>
+    </w:lvl>
+    <w:lvl w:ilvl="1">
+      <w:start w:val="1"/>
+      <w:numFmt w:val="bullet"/>
+      <w:lvlText w:val=""/>
+      <w:lvlJc w:val="left"/>
+      <w:pPr>
+        <w:tabs>
+          <w:tab w:val="num" w:pos="1418"/>
+        </w:tabs>
+        <w:ind w:left="1418" w:hanging="283"/>
+      </w:pPr>
+      <w:rPr>
+        <w:rFonts w:ascii="Symbol" w:hAnsi="Symbol" w:cs="Symbol" w:hint="default"/>
+      </w:rPr>
+    </w:lvl>
+    <w:lvl w:ilvl="2">
+      <w:start w:val="1"/>
+      <w:numFmt w:val="bullet"/>
+      <w:lvlText w:val=""/>
+      <w:lvlJc w:val="left"/>
+      <w:pPr>
+        <w:tabs>
+          <w:tab w:val="num" w:pos="2127"/>
+        </w:tabs>
+        <w:ind w:left="2127" w:hanging="283"/>
+      </w:pPr>
+      <w:rPr>
+        <w:rFonts w:ascii="Symbol" w:hAnsi="Symbol" w:cs="Symbol" w:hint="default"/>
+      </w:rPr>
+    </w:lvl>
+    <w:lvl w:ilvl="3">
+      <w:start w:val="1"/>
+      <w:numFmt w:val="bullet"/>
+      <w:lvlText w:val=""/>
+      <w:lvlJc w:val="left"/>
+      <w:pPr>
+        <w:tabs>
+          <w:tab w:val="num" w:pos="2836"/>
+        </w:tabs>
+        <w:ind w:left="2836" w:hanging="283"/>
+      </w:pPr>
+      <w:rPr>
+        <w:rFonts w:ascii="Symbol" w:hAnsi="Symbol" w:cs="Symbol" w:hint="default"/>
+      </w:rPr>
+    </w:lvl>
+    <w:lvl w:ilvl="4">
+      <w:start w:val="1"/>
+      <w:numFmt w:val="bullet"/>
+      <w:lvlText w:val=""/>
+      <w:lvlJc w:val="left"/>
+      <w:pPr>
+        <w:tabs>
+          <w:tab w:val="num" w:pos="3545"/>
+        </w:tabs>
+        <w:ind w:left="3545" w:hanging="283"/>
+      </w:pPr>
+      <w:rPr>
+        <w:rFonts w:ascii="Symbol" w:hAnsi="Symbol" w:cs="Symbol" w:hint="default"/>
+      </w:rPr>
+    </w:lvl>
+    <w:lvl w:ilvl="5">
+      <w:start w:val="1"/>
+      <w:numFmt w:val="bullet"/>
+      <w:lvlText w:val=""/>
+      <w:lvlJc w:val="left"/>
+      <w:pPr>
+        <w:tabs>
+          <w:tab w:val="num" w:pos="4254"/>
+        </w:tabs>
+        <w:ind w:left="4254" w:hanging="283"/>
+      </w:pPr>
+      <w:rPr>
+        <w:rFonts w:ascii="Symbol" w:hAnsi="Symbol" w:cs="Symbol" w:hint="default"/>
+      </w:rPr>
+    </w:lvl>
+    <w:lvl w:ilvl="6">
+      <w:start w:val="1"/>
+      <w:numFmt w:val="bullet"/>
+      <w:lvlText w:val=""/>
+      <w:lvlJc w:val="left"/>
+      <w:pPr>
+        <w:tabs>
+          <w:tab w:val="num" w:pos="4963"/>
+        </w:tabs>
+        <w:ind w:left="4963" w:hanging="283"/>
+      </w:pPr>
+      <w:rPr>
+        <w:rFonts w:ascii="Symbol" w:hAnsi="Symbol" w:cs="Symbol" w:hint="default"/>
+      </w:rPr>
+    </w:lvl>
+    <w:lvl w:ilvl="7">
+      <w:start w:val="1"/>
+      <w:numFmt w:val="bullet"/>
+      <w:lvlText w:val=""/>
+      <w:lvlJc w:val="left"/>
+      <w:pPr>
+        <w:tabs>
+          <w:tab w:val="num" w:pos="5672"/>
+        </w:tabs>
+        <w:ind w:left="5672" w:hanging="283"/>
+      </w:pPr>
+      <w:rPr>
+        <w:rFonts w:ascii="Symbol" w:hAnsi="Symbol" w:cs="Symbol" w:hint="default"/>
+      </w:rPr>
+    </w:lvl>
+    <w:lvl w:ilvl="8">
+      <w:start w:val="1"/>
+      <w:numFmt w:val="bullet"/>
+      <w:lvlText w:val=""/>
+      <w:lvlJc w:val="left"/>
+      <w:pPr>
+        <w:tabs>
+          <w:tab w:val="num" w:pos="6381"/>
+        </w:tabs>
+        <w:ind w:left="6381" w:hanging="283"/>
+      </w:pPr>
+      <w:rPr>
+        <w:rFonts w:ascii="Symbol" w:hAnsi="Symbol" w:cs="Symbol" w:hint="default"/>
+      </w:rPr>
+    </w:lvl>
+  </w:abstractNum>
+  <w:abstractNum w:abstractNumId="11">
+    <w:lvl w:ilvl="0">
+      <w:start w:val="1"/>
+      <w:numFmt w:val="bullet"/>
+      <w:lvlText w:val=""/>
+      <w:lvlJc w:val="left"/>
+      <w:pPr>
+        <w:tabs>
+          <w:tab w:val="num" w:pos="709"/>
+        </w:tabs>
+        <w:ind w:left="709" w:hanging="283"/>
+      </w:pPr>
+      <w:rPr>
+        <w:rFonts w:ascii="Symbol" w:hAnsi="Symbol" w:cs="Symbol" w:hint="default"/>
+      </w:rPr>
+    </w:lvl>
+    <w:lvl w:ilvl="1">
+      <w:start w:val="1"/>
+      <w:numFmt w:val="bullet"/>
+      <w:lvlText w:val=""/>
+      <w:lvlJc w:val="left"/>
+      <w:pPr>
+        <w:tabs>
+          <w:tab w:val="num" w:pos="1418"/>
+        </w:tabs>
+        <w:ind w:left="1418" w:hanging="283"/>
+      </w:pPr>
+      <w:rPr>
+        <w:rFonts w:ascii="Symbol" w:hAnsi="Symbol" w:cs="Symbol" w:hint="default"/>
+      </w:rPr>
+    </w:lvl>
+    <w:lvl w:ilvl="2">
+      <w:start w:val="1"/>
+      <w:numFmt w:val="bullet"/>
+      <w:lvlText w:val=""/>
+      <w:lvlJc w:val="left"/>
+      <w:pPr>
+        <w:tabs>
+          <w:tab w:val="num" w:pos="2127"/>
+        </w:tabs>
+        <w:ind w:left="2127" w:hanging="283"/>
+      </w:pPr>
+      <w:rPr>
+        <w:rFonts w:ascii="Symbol" w:hAnsi="Symbol" w:cs="Symbol" w:hint="default"/>
+      </w:rPr>
+    </w:lvl>
+    <w:lvl w:ilvl="3">
+      <w:start w:val="1"/>
+      <w:numFmt w:val="bullet"/>
+      <w:lvlText w:val=""/>
+      <w:lvlJc w:val="left"/>
+      <w:pPr>
+        <w:tabs>
+          <w:tab w:val="num" w:pos="2836"/>
+        </w:tabs>
+        <w:ind w:left="2836" w:hanging="283"/>
+      </w:pPr>
+      <w:rPr>
+        <w:rFonts w:ascii="Symbol" w:hAnsi="Symbol" w:cs="Symbol" w:hint="default"/>
+      </w:rPr>
+    </w:lvl>
+    <w:lvl w:ilvl="4">
+      <w:start w:val="1"/>
+      <w:numFmt w:val="bullet"/>
+      <w:lvlText w:val=""/>
+      <w:lvlJc w:val="left"/>
+      <w:pPr>
+        <w:tabs>
+          <w:tab w:val="num" w:pos="3545"/>
+        </w:tabs>
+        <w:ind w:left="3545" w:hanging="283"/>
+      </w:pPr>
+      <w:rPr>
+        <w:rFonts w:ascii="Symbol" w:hAnsi="Symbol" w:cs="Symbol" w:hint="default"/>
+      </w:rPr>
+    </w:lvl>
+    <w:lvl w:ilvl="5">
+      <w:start w:val="1"/>
+      <w:numFmt w:val="bullet"/>
+      <w:lvlText w:val=""/>
+      <w:lvlJc w:val="left"/>
+      <w:pPr>
+        <w:tabs>
+          <w:tab w:val="num" w:pos="4254"/>
+        </w:tabs>
+        <w:ind w:left="4254" w:hanging="283"/>
+      </w:pPr>
+      <w:rPr>
+        <w:rFonts w:ascii="Symbol" w:hAnsi="Symbol" w:cs="Symbol" w:hint="default"/>
+      </w:rPr>
+    </w:lvl>
+    <w:lvl w:ilvl="6">
+      <w:start w:val="1"/>
+      <w:numFmt w:val="bullet"/>
+      <w:lvlText w:val=""/>
+      <w:lvlJc w:val="left"/>
+      <w:pPr>
+        <w:tabs>
+          <w:tab w:val="num" w:pos="4963"/>
+        </w:tabs>
+        <w:ind w:left="4963" w:hanging="283"/>
+      </w:pPr>
+      <w:rPr>
+        <w:rFonts w:ascii="Symbol" w:hAnsi="Symbol" w:cs="Symbol" w:hint="default"/>
+      </w:rPr>
+    </w:lvl>
+    <w:lvl w:ilvl="7">
+      <w:start w:val="1"/>
+      <w:numFmt w:val="bullet"/>
+      <w:lvlText w:val=""/>
+      <w:lvlJc w:val="left"/>
+      <w:pPr>
+        <w:tabs>
+          <w:tab w:val="num" w:pos="5672"/>
+        </w:tabs>
+        <w:ind w:left="5672" w:hanging="283"/>
+      </w:pPr>
+      <w:rPr>
+        <w:rFonts w:ascii="Symbol" w:hAnsi="Symbol" w:cs="Symbol" w:hint="default"/>
+      </w:rPr>
+    </w:lvl>
+    <w:lvl w:ilvl="8">
+      <w:start w:val="1"/>
+      <w:numFmt w:val="bullet"/>
+      <w:lvlText w:val=""/>
+      <w:lvlJc w:val="left"/>
+      <w:pPr>
+        <w:tabs>
+          <w:tab w:val="num" w:pos="6381"/>
+        </w:tabs>
+        <w:ind w:left="6381" w:hanging="283"/>
+      </w:pPr>
+      <w:rPr>
+        <w:rFonts w:ascii="Symbol" w:hAnsi="Symbol" w:cs="Symbol" w:hint="default"/>
+      </w:rPr>
+    </w:lvl>
+  </w:abstractNum>
+  <w:abstractNum w:abstractNumId="12">
+    <w:lvl w:ilvl="0">
+      <w:start w:val="1"/>
+      <w:numFmt w:val="none"/>
+      <w:suff w:val="nothing"/>
+      <w:lvlText w:val=""/>
+      <w:lvlJc w:val="left"/>
+      <w:pPr>
+        <w:tabs>
+          <w:tab w:val="num" w:pos="0"/>
+        </w:tabs>
+        <w:ind w:left="0" w:hanging="0"/>
+      </w:pPr>
+    </w:lvl>
+    <w:lvl w:ilvl="1">
+      <w:start w:val="1"/>
+      <w:pStyle w:val="2"/>
+      <w:numFmt w:val="none"/>
+      <w:suff w:val="nothing"/>
+      <w:lvlText w:val=""/>
+      <w:lvlJc w:val="left"/>
+      <w:pPr>
+        <w:tabs>
+          <w:tab w:val="num" w:pos="0"/>
+        </w:tabs>
+        <w:ind w:left="0" w:hanging="0"/>
+      </w:pPr>
+    </w:lvl>
+    <w:lvl w:ilvl="2">
+      <w:start w:val="1"/>
+      <w:pStyle w:val="3"/>
+      <w:numFmt w:val="none"/>
+      <w:suff w:val="nothing"/>
+      <w:lvlText w:val=""/>
+      <w:lvlJc w:val="left"/>
+      <w:pPr>
+        <w:tabs>
+          <w:tab w:val="num" w:pos="0"/>
+        </w:tabs>
+        <w:ind w:left="0" w:hanging="0"/>
+      </w:pPr>
+    </w:lvl>
+    <w:lvl w:ilvl="3">
+      <w:start w:val="1"/>
+      <w:numFmt w:val="none"/>
+      <w:suff w:val="nothing"/>
+      <w:lvlText w:val=""/>
+      <w:lvlJc w:val="left"/>
+      <w:pPr>
+        <w:tabs>
+          <w:tab w:val="num" w:pos="0"/>
+        </w:tabs>
+        <w:ind w:left="0" w:hanging="0"/>
+      </w:pPr>
+    </w:lvl>
+    <w:lvl w:ilvl="4">
+      <w:start w:val="1"/>
+      <w:numFmt w:val="none"/>
+      <w:suff w:val="nothing"/>
+      <w:lvlText w:val=""/>
+      <w:lvlJc w:val="left"/>
+      <w:pPr>
+        <w:tabs>
+          <w:tab w:val="num" w:pos="0"/>
+        </w:tabs>
+        <w:ind w:left="0" w:hanging="0"/>
+      </w:pPr>
+    </w:lvl>
+    <w:lvl w:ilvl="5">
+      <w:start w:val="1"/>
+      <w:numFmt w:val="none"/>
+      <w:suff w:val="nothing"/>
+      <w:lvlText w:val=""/>
+      <w:lvlJc w:val="left"/>
+      <w:pPr>
+        <w:tabs>
+          <w:tab w:val="num" w:pos="0"/>
+        </w:tabs>
+        <w:ind w:left="0" w:hanging="0"/>
+      </w:pPr>
+    </w:lvl>
+    <w:lvl w:ilvl="6">
+      <w:start w:val="1"/>
+      <w:numFmt w:val="none"/>
+      <w:suff w:val="nothing"/>
+      <w:lvlText w:val=""/>
+      <w:lvlJc w:val="left"/>
+      <w:pPr>
+        <w:tabs>
+          <w:tab w:val="num" w:pos="0"/>
+        </w:tabs>
+        <w:ind w:left="0" w:hanging="0"/>
+      </w:pPr>
+    </w:lvl>
+    <w:lvl w:ilvl="7">
+      <w:start w:val="1"/>
+      <w:numFmt w:val="none"/>
+      <w:suff w:val="nothing"/>
+      <w:lvlText w:val=""/>
+      <w:lvlJc w:val="left"/>
+      <w:pPr>
+        <w:tabs>
+          <w:tab w:val="num" w:pos="0"/>
+        </w:tabs>
+        <w:ind w:left="0" w:hanging="0"/>
+      </w:pPr>
+    </w:lvl>
+    <w:lvl w:ilvl="8">
+      <w:start w:val="1"/>
+      <w:numFmt w:val="none"/>
+      <w:suff w:val="nothing"/>
+      <w:lvlText w:val=""/>
+      <w:lvlJc w:val="left"/>
+      <w:pPr>
+        <w:tabs>
+          <w:tab w:val="num" w:pos="0"/>
+        </w:tabs>
+        <w:ind w:left="0" w:hanging="0"/>
+      </w:pPr>
+    </w:lvl>
+  </w:abstractNum>
+  <w:num w:numId="1">
+    <w:abstractNumId w:val="1"/>
+  </w:num>
+  <w:num w:numId="2">
+    <w:abstractNumId w:val="2"/>
+  </w:num>
+  <w:num w:numId="3">
+    <w:abstractNumId w:val="3"/>
+  </w:num>
+  <w:num w:numId="4">
+    <w:abstractNumId w:val="4"/>
+  </w:num>
+  <w:num w:numId="5">
+    <w:abstractNumId w:val="5"/>
+  </w:num>
+  <w:num w:numId="6">
+    <w:abstractNumId w:val="6"/>
+  </w:num>
+  <w:num w:numId="7">
+    <w:abstractNumId w:val="7"/>
+  </w:num>
+  <w:num w:numId="8">
+    <w:abstractNumId w:val="8"/>
+  </w:num>
+  <w:num w:numId="9">
+    <w:abstractNumId w:val="9"/>
+  </w:num>
+  <w:num w:numId="10">
+    <w:abstractNumId w:val="10"/>
+  </w:num>
+  <w:num w:numId="11">
+    <w:abstractNumId w:val="11"/>
+  </w:num>
+  <w:num w:numId="12">
+    <w:abstractNumId w:val="12"/>
+  </w:num>
+</w:numbering>
 </file>
 
 <file path=word/styles.xml><?xml version="1.0" encoding="utf-8"?>
@@ -25807,7 +34044,7 @@
     <w:pPr>
       <w:widowControl/>
       <w:suppressAutoHyphens w:val="true"/>
-      <w:overflowPunct w:val="false"/>
+      <w:overflowPunct w:val="true"/>
       <w:bidi w:val="0"/>
       <w:spacing w:before="0" w:after="0"/>
       <w:jc w:val="left"/>
@@ -25821,10 +34058,66 @@
       <w:lang w:val="en-US" w:eastAsia="ko-KR" w:bidi="hi-IN"/>
     </w:rPr>
   </w:style>
-  <w:style w:type="character" w:styleId="Style14">
+  <w:style w:type="paragraph" w:styleId="2">
+    <w:name w:val="Heading 2"/>
+    <w:basedOn w:val="Style15"/>
+    <w:next w:val="Style16"/>
+    <w:qFormat/>
+    <w:pPr>
+      <w:spacing w:before="200" w:after="120"/>
+      <w:outlineLvl w:val="1"/>
+    </w:pPr>
+    <w:rPr>
+      <w:rFonts w:ascii="Liberation Serif" w:hAnsi="Liberation Serif" w:eastAsia="맑은 고딕" w:cs="Arial Unicode MS"/>
+      <w:b/>
+      <w:bCs/>
+      <w:sz w:val="36"/>
+      <w:szCs w:val="36"/>
+    </w:rPr>
+  </w:style>
+  <w:style w:type="paragraph" w:styleId="3">
+    <w:name w:val="Heading 3"/>
+    <w:basedOn w:val="Style15"/>
+    <w:next w:val="Style16"/>
+    <w:qFormat/>
+    <w:pPr>
+      <w:spacing w:before="140" w:after="120"/>
+      <w:outlineLvl w:val="2"/>
+    </w:pPr>
+    <w:rPr>
+      <w:rFonts w:ascii="Liberation Serif" w:hAnsi="Liberation Serif" w:eastAsia="맑은 고딕" w:cs="Arial Unicode MS"/>
+      <w:b/>
+      <w:bCs/>
+      <w:sz w:val="28"/>
+      <w:szCs w:val="28"/>
+    </w:rPr>
+  </w:style>
+  <w:style w:type="character" w:styleId="Style12">
     <w:name w:val="번호 매기기 기호"/>
     <w:qFormat/>
     <w:rPr/>
+  </w:style>
+  <w:style w:type="character" w:styleId="Style13">
+    <w:name w:val="강한 강조"/>
+    <w:qFormat/>
+    <w:rPr>
+      <w:b/>
+      <w:bCs/>
+    </w:rPr>
+  </w:style>
+  <w:style w:type="character" w:styleId="Bullets">
+    <w:name w:val="Bullets"/>
+    <w:qFormat/>
+    <w:rPr>
+      <w:rFonts w:ascii="OpenSymbol" w:hAnsi="OpenSymbol" w:eastAsia="OpenSymbol" w:cs="OpenSymbol"/>
+    </w:rPr>
+  </w:style>
+  <w:style w:type="character" w:styleId="Style14">
+    <w:name w:val="원본 텍스트"/>
+    <w:qFormat/>
+    <w:rPr>
+      <w:rFonts w:ascii="Liberation Mono" w:hAnsi="Liberation Mono" w:eastAsia="맑은 고딕" w:cs="Liberation Mono"/>
+    </w:rPr>
   </w:style>
   <w:style w:type="paragraph" w:styleId="Style15">
     <w:name w:val="제목"/>
@@ -25908,5 +34201,32 @@
       <w:bCs/>
     </w:rPr>
   </w:style>
+  <w:style w:type="paragraph" w:styleId="Style21">
+    <w:name w:val="인용"/>
+    <w:basedOn w:val="Normal"/>
+    <w:qFormat/>
+    <w:pPr>
+      <w:spacing w:before="0" w:after="283"/>
+      <w:ind w:left="567" w:right="567" w:hanging="0"/>
+    </w:pPr>
+    <w:rPr/>
+  </w:style>
+  <w:style w:type="paragraph" w:styleId="Style22">
+    <w:name w:val="수평 선"/>
+    <w:basedOn w:val="Normal"/>
+    <w:next w:val="Style16"/>
+    <w:qFormat/>
+    <w:pPr>
+      <w:suppressLineNumbers/>
+      <w:pBdr>
+        <w:bottom w:val="double" w:sz="2" w:space="0" w:color="808080"/>
+      </w:pBdr>
+      <w:spacing w:before="0" w:after="283"/>
+    </w:pPr>
+    <w:rPr>
+      <w:sz w:val="12"/>
+      <w:szCs w:val="12"/>
+    </w:rPr>
+  </w:style>
 </w:styles>
 </file>
--- a/2025 게임 개발 계획서v0.1.docx
+++ b/2025 게임 개발 계획서v0.1.docx
@@ -5716,11 +5716,11 @@
         <w:gridCol w:w="621"/>
         <w:gridCol w:w="2721"/>
         <w:gridCol w:w="930"/>
-        <w:gridCol w:w="934"/>
+        <w:gridCol w:w="935"/>
         <w:gridCol w:w="930"/>
         <w:gridCol w:w="930"/>
         <w:gridCol w:w="929"/>
-        <w:gridCol w:w="2203"/>
+        <w:gridCol w:w="2202"/>
       </w:tblGrid>
       <w:tr>
         <w:trPr/>
@@ -5813,7 +5813,7 @@
         </w:tc>
         <w:tc>
           <w:tcPr>
-            <w:tcW w:w="934" w:type="dxa"/>
+            <w:tcW w:w="935" w:type="dxa"/>
             <w:tcBorders>
               <w:top w:val="single" w:sz="4" w:space="0" w:color="000000"/>
               <w:left w:val="single" w:sz="4" w:space="0" w:color="000000"/>
@@ -5929,7 +5929,7 @@
         </w:tc>
         <w:tc>
           <w:tcPr>
-            <w:tcW w:w="2203" w:type="dxa"/>
+            <w:tcW w:w="2202" w:type="dxa"/>
             <w:tcBorders>
               <w:top w:val="single" w:sz="4" w:space="0" w:color="000000"/>
               <w:left w:val="single" w:sz="4" w:space="0" w:color="000000"/>
@@ -6065,7 +6065,7 @@
         </w:tc>
         <w:tc>
           <w:tcPr>
-            <w:tcW w:w="934" w:type="dxa"/>
+            <w:tcW w:w="935" w:type="dxa"/>
             <w:tcBorders>
               <w:left w:val="single" w:sz="4" w:space="0" w:color="000000"/>
               <w:bottom w:val="single" w:sz="4" w:space="0" w:color="000000"/>
@@ -6366,7 +6366,7 @@
         </w:tc>
         <w:tc>
           <w:tcPr>
-            <w:tcW w:w="2203" w:type="dxa"/>
+            <w:tcW w:w="2202" w:type="dxa"/>
             <w:tcBorders>
               <w:left w:val="single" w:sz="4" w:space="0" w:color="000000"/>
               <w:bottom w:val="single" w:sz="4" w:space="0" w:color="000000"/>
@@ -7860,7 +7860,34 @@
           <w:sz w:val="20"/>
           <w:szCs w:val="20"/>
         </w:rPr>
-        <w:t>쌍수무기는 무기당 절반 적용</w:t>
+        <w:t xml:space="preserve">쌍수무기는 무기당 </w:t>
+      </w:r>
+      <w:r>
+        <w:rPr>
+          <w:b w:val="false"/>
+          <w:bCs w:val="false"/>
+          <w:sz w:val="20"/>
+          <w:szCs w:val="20"/>
+        </w:rPr>
+        <w:t>2/3</w:t>
+      </w:r>
+      <w:r>
+        <w:rPr>
+          <w:b w:val="false"/>
+          <w:bCs w:val="false"/>
+          <w:sz w:val="20"/>
+          <w:szCs w:val="20"/>
+        </w:rPr>
+        <w:t xml:space="preserve"> </w:t>
+      </w:r>
+      <w:r>
+        <w:rPr>
+          <w:b w:val="false"/>
+          <w:bCs w:val="false"/>
+          <w:sz w:val="20"/>
+          <w:szCs w:val="20"/>
+        </w:rPr>
+        <w:t>적용</w:t>
       </w:r>
     </w:p>
     <w:p>
@@ -7935,10 +7962,10 @@
         <w:gridCol w:w="2721"/>
         <w:gridCol w:w="931"/>
         <w:gridCol w:w="934"/>
-        <w:gridCol w:w="924"/>
-        <w:gridCol w:w="931"/>
-        <w:gridCol w:w="933"/>
-        <w:gridCol w:w="2437"/>
+        <w:gridCol w:w="925"/>
+        <w:gridCol w:w="930"/>
+        <w:gridCol w:w="934"/>
+        <w:gridCol w:w="2436"/>
       </w:tblGrid>
       <w:tr>
         <w:trPr/>
@@ -8060,7 +8087,7 @@
         </w:tc>
         <w:tc>
           <w:tcPr>
-            <w:tcW w:w="924" w:type="dxa"/>
+            <w:tcW w:w="925" w:type="dxa"/>
             <w:tcBorders>
               <w:top w:val="single" w:sz="4" w:space="0" w:color="000000"/>
               <w:left w:val="single" w:sz="4" w:space="0" w:color="000000"/>
@@ -8089,7 +8116,7 @@
         </w:tc>
         <w:tc>
           <w:tcPr>
-            <w:tcW w:w="931" w:type="dxa"/>
+            <w:tcW w:w="930" w:type="dxa"/>
             <w:tcBorders>
               <w:top w:val="single" w:sz="4" w:space="0" w:color="000000"/>
               <w:left w:val="single" w:sz="4" w:space="0" w:color="000000"/>
@@ -8118,7 +8145,7 @@
         </w:tc>
         <w:tc>
           <w:tcPr>
-            <w:tcW w:w="933" w:type="dxa"/>
+            <w:tcW w:w="934" w:type="dxa"/>
             <w:tcBorders>
               <w:top w:val="single" w:sz="4" w:space="0" w:color="000000"/>
               <w:left w:val="single" w:sz="4" w:space="0" w:color="000000"/>
@@ -8147,7 +8174,7 @@
         </w:tc>
         <w:tc>
           <w:tcPr>
-            <w:tcW w:w="2437" w:type="dxa"/>
+            <w:tcW w:w="2436" w:type="dxa"/>
             <w:tcBorders>
               <w:top w:val="single" w:sz="4" w:space="0" w:color="000000"/>
               <w:left w:val="single" w:sz="4" w:space="0" w:color="000000"/>
@@ -8292,7 +8319,7 @@
         </w:tc>
         <w:tc>
           <w:tcPr>
-            <w:tcW w:w="924" w:type="dxa"/>
+            <w:tcW w:w="925" w:type="dxa"/>
             <w:tcBorders>
               <w:left w:val="single" w:sz="4" w:space="0" w:color="000000"/>
               <w:bottom w:val="single" w:sz="4" w:space="0" w:color="000000"/>
@@ -8320,7 +8347,7 @@
         </w:tc>
         <w:tc>
           <w:tcPr>
-            <w:tcW w:w="931" w:type="dxa"/>
+            <w:tcW w:w="930" w:type="dxa"/>
             <w:tcBorders>
               <w:left w:val="single" w:sz="4" w:space="0" w:color="000000"/>
               <w:bottom w:val="single" w:sz="4" w:space="0" w:color="000000"/>
@@ -8348,7 +8375,7 @@
         </w:tc>
         <w:tc>
           <w:tcPr>
-            <w:tcW w:w="933" w:type="dxa"/>
+            <w:tcW w:w="934" w:type="dxa"/>
             <w:tcBorders>
               <w:left w:val="single" w:sz="4" w:space="0" w:color="000000"/>
               <w:bottom w:val="single" w:sz="4" w:space="0" w:color="000000"/>
@@ -8376,7 +8403,7 @@
         </w:tc>
         <w:tc>
           <w:tcPr>
-            <w:tcW w:w="2437" w:type="dxa"/>
+            <w:tcW w:w="2436" w:type="dxa"/>
             <w:tcBorders>
               <w:left w:val="single" w:sz="4" w:space="0" w:color="000000"/>
               <w:bottom w:val="single" w:sz="4" w:space="0" w:color="000000"/>
@@ -8520,7 +8547,7 @@
         </w:tc>
         <w:tc>
           <w:tcPr>
-            <w:tcW w:w="924" w:type="dxa"/>
+            <w:tcW w:w="925" w:type="dxa"/>
             <w:tcBorders>
               <w:left w:val="single" w:sz="4" w:space="0" w:color="000000"/>
               <w:bottom w:val="single" w:sz="4" w:space="0" w:color="000000"/>
@@ -8548,7 +8575,7 @@
         </w:tc>
         <w:tc>
           <w:tcPr>
-            <w:tcW w:w="931" w:type="dxa"/>
+            <w:tcW w:w="930" w:type="dxa"/>
             <w:tcBorders>
               <w:left w:val="single" w:sz="4" w:space="0" w:color="000000"/>
               <w:bottom w:val="single" w:sz="4" w:space="0" w:color="000000"/>
@@ -8576,7 +8603,7 @@
         </w:tc>
         <w:tc>
           <w:tcPr>
-            <w:tcW w:w="933" w:type="dxa"/>
+            <w:tcW w:w="934" w:type="dxa"/>
             <w:tcBorders>
               <w:left w:val="single" w:sz="4" w:space="0" w:color="000000"/>
               <w:bottom w:val="single" w:sz="4" w:space="0" w:color="000000"/>
@@ -8604,7 +8631,7 @@
         </w:tc>
         <w:tc>
           <w:tcPr>
-            <w:tcW w:w="2437" w:type="dxa"/>
+            <w:tcW w:w="2436" w:type="dxa"/>
             <w:tcBorders>
               <w:left w:val="single" w:sz="4" w:space="0" w:color="000000"/>
               <w:bottom w:val="single" w:sz="4" w:space="0" w:color="000000"/>
@@ -8748,7 +8775,7 @@
         </w:tc>
         <w:tc>
           <w:tcPr>
-            <w:tcW w:w="924" w:type="dxa"/>
+            <w:tcW w:w="925" w:type="dxa"/>
             <w:tcBorders>
               <w:left w:val="single" w:sz="4" w:space="0" w:color="000000"/>
               <w:bottom w:val="single" w:sz="4" w:space="0" w:color="000000"/>
@@ -8776,7 +8803,7 @@
         </w:tc>
         <w:tc>
           <w:tcPr>
-            <w:tcW w:w="931" w:type="dxa"/>
+            <w:tcW w:w="930" w:type="dxa"/>
             <w:tcBorders>
               <w:left w:val="single" w:sz="4" w:space="0" w:color="000000"/>
               <w:bottom w:val="single" w:sz="4" w:space="0" w:color="000000"/>
@@ -8804,7 +8831,7 @@
         </w:tc>
         <w:tc>
           <w:tcPr>
-            <w:tcW w:w="933" w:type="dxa"/>
+            <w:tcW w:w="934" w:type="dxa"/>
             <w:tcBorders>
               <w:left w:val="single" w:sz="4" w:space="0" w:color="000000"/>
               <w:bottom w:val="single" w:sz="4" w:space="0" w:color="000000"/>
@@ -8832,7 +8859,7 @@
         </w:tc>
         <w:tc>
           <w:tcPr>
-            <w:tcW w:w="2437" w:type="dxa"/>
+            <w:tcW w:w="2436" w:type="dxa"/>
             <w:tcBorders>
               <w:left w:val="single" w:sz="4" w:space="0" w:color="000000"/>
               <w:bottom w:val="single" w:sz="4" w:space="0" w:color="000000"/>
@@ -8976,7 +9003,7 @@
         </w:tc>
         <w:tc>
           <w:tcPr>
-            <w:tcW w:w="924" w:type="dxa"/>
+            <w:tcW w:w="925" w:type="dxa"/>
             <w:tcBorders>
               <w:left w:val="single" w:sz="4" w:space="0" w:color="000000"/>
               <w:bottom w:val="single" w:sz="4" w:space="0" w:color="000000"/>
@@ -9004,7 +9031,7 @@
         </w:tc>
         <w:tc>
           <w:tcPr>
-            <w:tcW w:w="931" w:type="dxa"/>
+            <w:tcW w:w="930" w:type="dxa"/>
             <w:tcBorders>
               <w:left w:val="single" w:sz="4" w:space="0" w:color="000000"/>
               <w:bottom w:val="single" w:sz="4" w:space="0" w:color="000000"/>
@@ -9032,7 +9059,7 @@
         </w:tc>
         <w:tc>
           <w:tcPr>
-            <w:tcW w:w="933" w:type="dxa"/>
+            <w:tcW w:w="934" w:type="dxa"/>
             <w:tcBorders>
               <w:left w:val="single" w:sz="4" w:space="0" w:color="000000"/>
               <w:bottom w:val="single" w:sz="4" w:space="0" w:color="000000"/>
@@ -9060,7 +9087,7 @@
         </w:tc>
         <w:tc>
           <w:tcPr>
-            <w:tcW w:w="2437" w:type="dxa"/>
+            <w:tcW w:w="2436" w:type="dxa"/>
             <w:tcBorders>
               <w:left w:val="single" w:sz="4" w:space="0" w:color="000000"/>
               <w:bottom w:val="single" w:sz="4" w:space="0" w:color="000000"/>
@@ -9203,7 +9230,7 @@
         </w:tc>
         <w:tc>
           <w:tcPr>
-            <w:tcW w:w="924" w:type="dxa"/>
+            <w:tcW w:w="925" w:type="dxa"/>
             <w:tcBorders>
               <w:left w:val="single" w:sz="4" w:space="0" w:color="000000"/>
               <w:bottom w:val="single" w:sz="4" w:space="0" w:color="000000"/>
@@ -9231,7 +9258,7 @@
         </w:tc>
         <w:tc>
           <w:tcPr>
-            <w:tcW w:w="931" w:type="dxa"/>
+            <w:tcW w:w="930" w:type="dxa"/>
             <w:tcBorders>
               <w:left w:val="single" w:sz="4" w:space="0" w:color="000000"/>
               <w:bottom w:val="single" w:sz="4" w:space="0" w:color="000000"/>
@@ -9259,7 +9286,7 @@
         </w:tc>
         <w:tc>
           <w:tcPr>
-            <w:tcW w:w="933" w:type="dxa"/>
+            <w:tcW w:w="934" w:type="dxa"/>
             <w:tcBorders>
               <w:left w:val="single" w:sz="4" w:space="0" w:color="000000"/>
               <w:bottom w:val="single" w:sz="4" w:space="0" w:color="000000"/>
@@ -9287,7 +9314,7 @@
         </w:tc>
         <w:tc>
           <w:tcPr>
-            <w:tcW w:w="2437" w:type="dxa"/>
+            <w:tcW w:w="2436" w:type="dxa"/>
             <w:tcBorders>
               <w:left w:val="single" w:sz="4" w:space="0" w:color="000000"/>
               <w:bottom w:val="single" w:sz="4" w:space="0" w:color="000000"/>
@@ -9431,7 +9458,7 @@
         </w:tc>
         <w:tc>
           <w:tcPr>
-            <w:tcW w:w="924" w:type="dxa"/>
+            <w:tcW w:w="925" w:type="dxa"/>
             <w:tcBorders>
               <w:left w:val="single" w:sz="4" w:space="0" w:color="000000"/>
               <w:bottom w:val="single" w:sz="4" w:space="0" w:color="000000"/>
@@ -9459,7 +9486,7 @@
         </w:tc>
         <w:tc>
           <w:tcPr>
-            <w:tcW w:w="931" w:type="dxa"/>
+            <w:tcW w:w="930" w:type="dxa"/>
             <w:tcBorders>
               <w:left w:val="single" w:sz="4" w:space="0" w:color="000000"/>
               <w:bottom w:val="single" w:sz="4" w:space="0" w:color="000000"/>
@@ -9487,7 +9514,7 @@
         </w:tc>
         <w:tc>
           <w:tcPr>
-            <w:tcW w:w="933" w:type="dxa"/>
+            <w:tcW w:w="934" w:type="dxa"/>
             <w:tcBorders>
               <w:left w:val="single" w:sz="4" w:space="0" w:color="000000"/>
               <w:bottom w:val="single" w:sz="4" w:space="0" w:color="000000"/>
@@ -9515,7 +9542,7 @@
         </w:tc>
         <w:tc>
           <w:tcPr>
-            <w:tcW w:w="2437" w:type="dxa"/>
+            <w:tcW w:w="2436" w:type="dxa"/>
             <w:tcBorders>
               <w:left w:val="single" w:sz="4" w:space="0" w:color="000000"/>
               <w:bottom w:val="single" w:sz="4" w:space="0" w:color="000000"/>
@@ -9659,7 +9686,7 @@
         </w:tc>
         <w:tc>
           <w:tcPr>
-            <w:tcW w:w="924" w:type="dxa"/>
+            <w:tcW w:w="925" w:type="dxa"/>
             <w:tcBorders>
               <w:left w:val="single" w:sz="4" w:space="0" w:color="000000"/>
               <w:bottom w:val="single" w:sz="4" w:space="0" w:color="000000"/>
@@ -9687,7 +9714,7 @@
         </w:tc>
         <w:tc>
           <w:tcPr>
-            <w:tcW w:w="931" w:type="dxa"/>
+            <w:tcW w:w="930" w:type="dxa"/>
             <w:tcBorders>
               <w:left w:val="single" w:sz="4" w:space="0" w:color="000000"/>
               <w:bottom w:val="single" w:sz="4" w:space="0" w:color="000000"/>
@@ -9715,7 +9742,7 @@
         </w:tc>
         <w:tc>
           <w:tcPr>
-            <w:tcW w:w="933" w:type="dxa"/>
+            <w:tcW w:w="934" w:type="dxa"/>
             <w:tcBorders>
               <w:left w:val="single" w:sz="4" w:space="0" w:color="000000"/>
               <w:bottom w:val="single" w:sz="4" w:space="0" w:color="000000"/>
@@ -9743,7 +9770,7 @@
         </w:tc>
         <w:tc>
           <w:tcPr>
-            <w:tcW w:w="2437" w:type="dxa"/>
+            <w:tcW w:w="2436" w:type="dxa"/>
             <w:tcBorders>
               <w:left w:val="single" w:sz="4" w:space="0" w:color="000000"/>
               <w:bottom w:val="single" w:sz="4" w:space="0" w:color="000000"/>
@@ -9887,7 +9914,7 @@
         </w:tc>
         <w:tc>
           <w:tcPr>
-            <w:tcW w:w="924" w:type="dxa"/>
+            <w:tcW w:w="925" w:type="dxa"/>
             <w:tcBorders>
               <w:left w:val="single" w:sz="4" w:space="0" w:color="000000"/>
               <w:bottom w:val="single" w:sz="4" w:space="0" w:color="000000"/>
@@ -9915,7 +9942,7 @@
         </w:tc>
         <w:tc>
           <w:tcPr>
-            <w:tcW w:w="931" w:type="dxa"/>
+            <w:tcW w:w="930" w:type="dxa"/>
             <w:tcBorders>
               <w:left w:val="single" w:sz="4" w:space="0" w:color="000000"/>
               <w:bottom w:val="single" w:sz="4" w:space="0" w:color="000000"/>
@@ -9943,7 +9970,7 @@
         </w:tc>
         <w:tc>
           <w:tcPr>
-            <w:tcW w:w="933" w:type="dxa"/>
+            <w:tcW w:w="934" w:type="dxa"/>
             <w:tcBorders>
               <w:left w:val="single" w:sz="4" w:space="0" w:color="000000"/>
               <w:bottom w:val="single" w:sz="4" w:space="0" w:color="000000"/>
@@ -9971,7 +9998,7 @@
         </w:tc>
         <w:tc>
           <w:tcPr>
-            <w:tcW w:w="2437" w:type="dxa"/>
+            <w:tcW w:w="2436" w:type="dxa"/>
             <w:tcBorders>
               <w:left w:val="single" w:sz="4" w:space="0" w:color="000000"/>
               <w:bottom w:val="single" w:sz="4" w:space="0" w:color="000000"/>
@@ -10053,7 +10080,7 @@
                 <w:sz w:val="16"/>
                 <w:szCs w:val="16"/>
               </w:rPr>
-              <w:t>장대무기중 가벼워 한손으로 들수 있으며 사거리가 조금 더 길다</w:t>
+              <w:t>장대무기중 가벼워 한손으로 들수 있으며 사거리가 길다</w:t>
             </w:r>
           </w:p>
         </w:tc>
@@ -10115,7 +10142,7 @@
         </w:tc>
         <w:tc>
           <w:tcPr>
-            <w:tcW w:w="924" w:type="dxa"/>
+            <w:tcW w:w="925" w:type="dxa"/>
             <w:tcBorders>
               <w:left w:val="single" w:sz="4" w:space="0" w:color="000000"/>
               <w:bottom w:val="single" w:sz="4" w:space="0" w:color="000000"/>
@@ -10143,7 +10170,7 @@
         </w:tc>
         <w:tc>
           <w:tcPr>
-            <w:tcW w:w="931" w:type="dxa"/>
+            <w:tcW w:w="930" w:type="dxa"/>
             <w:tcBorders>
               <w:left w:val="single" w:sz="4" w:space="0" w:color="000000"/>
               <w:bottom w:val="single" w:sz="4" w:space="0" w:color="000000"/>
@@ -10171,7 +10198,7 @@
         </w:tc>
         <w:tc>
           <w:tcPr>
-            <w:tcW w:w="933" w:type="dxa"/>
+            <w:tcW w:w="934" w:type="dxa"/>
             <w:tcBorders>
               <w:left w:val="single" w:sz="4" w:space="0" w:color="000000"/>
               <w:bottom w:val="single" w:sz="4" w:space="0" w:color="000000"/>
@@ -10199,7 +10226,7 @@
         </w:tc>
         <w:tc>
           <w:tcPr>
-            <w:tcW w:w="2437" w:type="dxa"/>
+            <w:tcW w:w="2436" w:type="dxa"/>
             <w:tcBorders>
               <w:left w:val="single" w:sz="4" w:space="0" w:color="000000"/>
               <w:bottom w:val="single" w:sz="4" w:space="0" w:color="000000"/>
@@ -10352,7 +10379,7 @@
         </w:tc>
         <w:tc>
           <w:tcPr>
-            <w:tcW w:w="924" w:type="dxa"/>
+            <w:tcW w:w="925" w:type="dxa"/>
             <w:tcBorders>
               <w:left w:val="single" w:sz="4" w:space="0" w:color="000000"/>
               <w:bottom w:val="single" w:sz="4" w:space="0" w:color="000000"/>
@@ -10380,7 +10407,7 @@
         </w:tc>
         <w:tc>
           <w:tcPr>
-            <w:tcW w:w="931" w:type="dxa"/>
+            <w:tcW w:w="930" w:type="dxa"/>
             <w:tcBorders>
               <w:left w:val="single" w:sz="4" w:space="0" w:color="000000"/>
               <w:bottom w:val="single" w:sz="4" w:space="0" w:color="000000"/>
@@ -10408,7 +10435,7 @@
         </w:tc>
         <w:tc>
           <w:tcPr>
-            <w:tcW w:w="933" w:type="dxa"/>
+            <w:tcW w:w="934" w:type="dxa"/>
             <w:tcBorders>
               <w:left w:val="single" w:sz="4" w:space="0" w:color="000000"/>
               <w:bottom w:val="single" w:sz="4" w:space="0" w:color="000000"/>
@@ -10436,7 +10463,7 @@
         </w:tc>
         <w:tc>
           <w:tcPr>
-            <w:tcW w:w="2437" w:type="dxa"/>
+            <w:tcW w:w="2436" w:type="dxa"/>
             <w:tcBorders>
               <w:left w:val="single" w:sz="4" w:space="0" w:color="000000"/>
               <w:bottom w:val="single" w:sz="4" w:space="0" w:color="000000"/>
@@ -10589,7 +10616,7 @@
         </w:tc>
         <w:tc>
           <w:tcPr>
-            <w:tcW w:w="924" w:type="dxa"/>
+            <w:tcW w:w="925" w:type="dxa"/>
             <w:tcBorders>
               <w:left w:val="single" w:sz="4" w:space="0" w:color="000000"/>
               <w:bottom w:val="single" w:sz="4" w:space="0" w:color="000000"/>
@@ -10617,7 +10644,7 @@
         </w:tc>
         <w:tc>
           <w:tcPr>
-            <w:tcW w:w="931" w:type="dxa"/>
+            <w:tcW w:w="930" w:type="dxa"/>
             <w:tcBorders>
               <w:left w:val="single" w:sz="4" w:space="0" w:color="000000"/>
               <w:bottom w:val="single" w:sz="4" w:space="0" w:color="000000"/>
@@ -10645,7 +10672,7 @@
         </w:tc>
         <w:tc>
           <w:tcPr>
-            <w:tcW w:w="933" w:type="dxa"/>
+            <w:tcW w:w="934" w:type="dxa"/>
             <w:tcBorders>
               <w:left w:val="single" w:sz="4" w:space="0" w:color="000000"/>
               <w:bottom w:val="single" w:sz="4" w:space="0" w:color="000000"/>
@@ -10673,7 +10700,7 @@
         </w:tc>
         <w:tc>
           <w:tcPr>
-            <w:tcW w:w="2437" w:type="dxa"/>
+            <w:tcW w:w="2436" w:type="dxa"/>
             <w:tcBorders>
               <w:left w:val="single" w:sz="4" w:space="0" w:color="000000"/>
               <w:bottom w:val="single" w:sz="4" w:space="0" w:color="000000"/>
@@ -10826,7 +10853,7 @@
         </w:tc>
         <w:tc>
           <w:tcPr>
-            <w:tcW w:w="924" w:type="dxa"/>
+            <w:tcW w:w="925" w:type="dxa"/>
             <w:tcBorders>
               <w:left w:val="single" w:sz="4" w:space="0" w:color="000000"/>
               <w:bottom w:val="single" w:sz="4" w:space="0" w:color="000000"/>
@@ -10854,7 +10881,7 @@
         </w:tc>
         <w:tc>
           <w:tcPr>
-            <w:tcW w:w="931" w:type="dxa"/>
+            <w:tcW w:w="930" w:type="dxa"/>
             <w:tcBorders>
               <w:left w:val="single" w:sz="4" w:space="0" w:color="000000"/>
               <w:bottom w:val="single" w:sz="4" w:space="0" w:color="000000"/>
@@ -10882,7 +10909,7 @@
         </w:tc>
         <w:tc>
           <w:tcPr>
-            <w:tcW w:w="933" w:type="dxa"/>
+            <w:tcW w:w="934" w:type="dxa"/>
             <w:tcBorders>
               <w:left w:val="single" w:sz="4" w:space="0" w:color="000000"/>
               <w:bottom w:val="single" w:sz="4" w:space="0" w:color="000000"/>
@@ -10910,7 +10937,7 @@
         </w:tc>
         <w:tc>
           <w:tcPr>
-            <w:tcW w:w="2437" w:type="dxa"/>
+            <w:tcW w:w="2436" w:type="dxa"/>
             <w:tcBorders>
               <w:left w:val="single" w:sz="4" w:space="0" w:color="000000"/>
               <w:bottom w:val="single" w:sz="4" w:space="0" w:color="000000"/>
@@ -11285,10 +11312,10 @@
         <w:gridCol w:w="2721"/>
         <w:gridCol w:w="931"/>
         <w:gridCol w:w="934"/>
-        <w:gridCol w:w="924"/>
-        <w:gridCol w:w="931"/>
-        <w:gridCol w:w="933"/>
-        <w:gridCol w:w="2437"/>
+        <w:gridCol w:w="925"/>
+        <w:gridCol w:w="930"/>
+        <w:gridCol w:w="934"/>
+        <w:gridCol w:w="2436"/>
       </w:tblGrid>
       <w:tr>
         <w:trPr/>
@@ -11410,7 +11437,7 @@
         </w:tc>
         <w:tc>
           <w:tcPr>
-            <w:tcW w:w="924" w:type="dxa"/>
+            <w:tcW w:w="925" w:type="dxa"/>
             <w:tcBorders>
               <w:top w:val="single" w:sz="4" w:space="0" w:color="000000"/>
               <w:left w:val="single" w:sz="4" w:space="0" w:color="000000"/>
@@ -11439,7 +11466,7 @@
         </w:tc>
         <w:tc>
           <w:tcPr>
-            <w:tcW w:w="931" w:type="dxa"/>
+            <w:tcW w:w="930" w:type="dxa"/>
             <w:tcBorders>
               <w:top w:val="single" w:sz="4" w:space="0" w:color="000000"/>
               <w:left w:val="single" w:sz="4" w:space="0" w:color="000000"/>
@@ -11468,7 +11495,7 @@
         </w:tc>
         <w:tc>
           <w:tcPr>
-            <w:tcW w:w="933" w:type="dxa"/>
+            <w:tcW w:w="934" w:type="dxa"/>
             <w:tcBorders>
               <w:top w:val="single" w:sz="4" w:space="0" w:color="000000"/>
               <w:left w:val="single" w:sz="4" w:space="0" w:color="000000"/>
@@ -11497,7 +11524,7 @@
         </w:tc>
         <w:tc>
           <w:tcPr>
-            <w:tcW w:w="2437" w:type="dxa"/>
+            <w:tcW w:w="2436" w:type="dxa"/>
             <w:tcBorders>
               <w:top w:val="single" w:sz="4" w:space="0" w:color="000000"/>
               <w:left w:val="single" w:sz="4" w:space="0" w:color="000000"/>
@@ -11642,7 +11669,7 @@
         </w:tc>
         <w:tc>
           <w:tcPr>
-            <w:tcW w:w="924" w:type="dxa"/>
+            <w:tcW w:w="925" w:type="dxa"/>
             <w:tcBorders>
               <w:left w:val="single" w:sz="4" w:space="0" w:color="000000"/>
               <w:bottom w:val="single" w:sz="4" w:space="0" w:color="000000"/>
@@ -11670,7 +11697,7 @@
         </w:tc>
         <w:tc>
           <w:tcPr>
-            <w:tcW w:w="931" w:type="dxa"/>
+            <w:tcW w:w="930" w:type="dxa"/>
             <w:tcBorders>
               <w:left w:val="single" w:sz="4" w:space="0" w:color="000000"/>
               <w:bottom w:val="single" w:sz="4" w:space="0" w:color="000000"/>
@@ -11698,7 +11725,7 @@
         </w:tc>
         <w:tc>
           <w:tcPr>
-            <w:tcW w:w="933" w:type="dxa"/>
+            <w:tcW w:w="934" w:type="dxa"/>
             <w:tcBorders>
               <w:left w:val="single" w:sz="4" w:space="0" w:color="000000"/>
               <w:bottom w:val="single" w:sz="4" w:space="0" w:color="000000"/>
@@ -11726,7 +11753,7 @@
         </w:tc>
         <w:tc>
           <w:tcPr>
-            <w:tcW w:w="2437" w:type="dxa"/>
+            <w:tcW w:w="2436" w:type="dxa"/>
             <w:tcBorders>
               <w:left w:val="single" w:sz="4" w:space="0" w:color="000000"/>
               <w:bottom w:val="single" w:sz="4" w:space="0" w:color="000000"/>
@@ -11870,7 +11897,7 @@
         </w:tc>
         <w:tc>
           <w:tcPr>
-            <w:tcW w:w="924" w:type="dxa"/>
+            <w:tcW w:w="925" w:type="dxa"/>
             <w:tcBorders>
               <w:left w:val="single" w:sz="4" w:space="0" w:color="000000"/>
               <w:bottom w:val="single" w:sz="4" w:space="0" w:color="000000"/>
@@ -11898,7 +11925,7 @@
         </w:tc>
         <w:tc>
           <w:tcPr>
-            <w:tcW w:w="931" w:type="dxa"/>
+            <w:tcW w:w="930" w:type="dxa"/>
             <w:tcBorders>
               <w:left w:val="single" w:sz="4" w:space="0" w:color="000000"/>
               <w:bottom w:val="single" w:sz="4" w:space="0" w:color="000000"/>
@@ -11920,13 +11947,20 @@
                 <w:sz w:val="16"/>
                 <w:szCs w:val="16"/>
               </w:rPr>
-              <w:t>40</w:t>
-            </w:r>
-          </w:p>
-        </w:tc>
-        <w:tc>
-          <w:tcPr>
-            <w:tcW w:w="933" w:type="dxa"/>
+              <w:t>3</w:t>
+            </w:r>
+            <w:r>
+              <w:rPr>
+                <w:sz w:val="16"/>
+                <w:szCs w:val="16"/>
+              </w:rPr>
+              <w:t>0</w:t>
+            </w:r>
+          </w:p>
+        </w:tc>
+        <w:tc>
+          <w:tcPr>
+            <w:tcW w:w="934" w:type="dxa"/>
             <w:tcBorders>
               <w:left w:val="single" w:sz="4" w:space="0" w:color="000000"/>
               <w:bottom w:val="single" w:sz="4" w:space="0" w:color="000000"/>
@@ -11945,16 +11979,20 @@
             </w:pPr>
             <w:r>
               <w:rPr>
-                <w:sz w:val="16"/>
-                <w:szCs w:val="16"/>
-              </w:rPr>
-              <w:t>상</w:t>
-            </w:r>
-          </w:p>
-        </w:tc>
-        <w:tc>
-          <w:tcPr>
-            <w:tcW w:w="2437" w:type="dxa"/>
+                <w:rFonts w:ascii="바탕" w:hAnsi="바탕" w:cs="Arial Unicode MS"/>
+                <w:color w:val="auto"/>
+                <w:kern w:val="2"/>
+                <w:sz w:val="16"/>
+                <w:szCs w:val="16"/>
+                <w:lang w:val="en-US" w:eastAsia="ko-KR" w:bidi="hi-IN"/>
+              </w:rPr>
+              <w:t>중</w:t>
+            </w:r>
+          </w:p>
+        </w:tc>
+        <w:tc>
+          <w:tcPr>
+            <w:tcW w:w="2436" w:type="dxa"/>
             <w:tcBorders>
               <w:left w:val="single" w:sz="4" w:space="0" w:color="000000"/>
               <w:bottom w:val="single" w:sz="4" w:space="0" w:color="000000"/>
@@ -12098,7 +12136,7 @@
         </w:tc>
         <w:tc>
           <w:tcPr>
-            <w:tcW w:w="924" w:type="dxa"/>
+            <w:tcW w:w="925" w:type="dxa"/>
             <w:tcBorders>
               <w:left w:val="single" w:sz="4" w:space="0" w:color="000000"/>
               <w:bottom w:val="single" w:sz="4" w:space="0" w:color="000000"/>
@@ -12126,7 +12164,7 @@
         </w:tc>
         <w:tc>
           <w:tcPr>
-            <w:tcW w:w="931" w:type="dxa"/>
+            <w:tcW w:w="930" w:type="dxa"/>
             <w:tcBorders>
               <w:left w:val="single" w:sz="4" w:space="0" w:color="000000"/>
               <w:bottom w:val="single" w:sz="4" w:space="0" w:color="000000"/>
@@ -12154,7 +12192,7 @@
         </w:tc>
         <w:tc>
           <w:tcPr>
-            <w:tcW w:w="933" w:type="dxa"/>
+            <w:tcW w:w="934" w:type="dxa"/>
             <w:tcBorders>
               <w:left w:val="single" w:sz="4" w:space="0" w:color="000000"/>
               <w:bottom w:val="single" w:sz="4" w:space="0" w:color="000000"/>
@@ -12182,7 +12220,7 @@
         </w:tc>
         <w:tc>
           <w:tcPr>
-            <w:tcW w:w="2437" w:type="dxa"/>
+            <w:tcW w:w="2436" w:type="dxa"/>
             <w:tcBorders>
               <w:left w:val="single" w:sz="4" w:space="0" w:color="000000"/>
               <w:bottom w:val="single" w:sz="4" w:space="0" w:color="000000"/>
@@ -12326,7 +12364,7 @@
         </w:tc>
         <w:tc>
           <w:tcPr>
-            <w:tcW w:w="924" w:type="dxa"/>
+            <w:tcW w:w="925" w:type="dxa"/>
             <w:tcBorders>
               <w:left w:val="single" w:sz="4" w:space="0" w:color="000000"/>
               <w:bottom w:val="single" w:sz="4" w:space="0" w:color="000000"/>
@@ -12354,7 +12392,7 @@
         </w:tc>
         <w:tc>
           <w:tcPr>
-            <w:tcW w:w="931" w:type="dxa"/>
+            <w:tcW w:w="930" w:type="dxa"/>
             <w:tcBorders>
               <w:left w:val="single" w:sz="4" w:space="0" w:color="000000"/>
               <w:bottom w:val="single" w:sz="4" w:space="0" w:color="000000"/>
@@ -12382,7 +12420,7 @@
         </w:tc>
         <w:tc>
           <w:tcPr>
-            <w:tcW w:w="933" w:type="dxa"/>
+            <w:tcW w:w="934" w:type="dxa"/>
             <w:tcBorders>
               <w:left w:val="single" w:sz="4" w:space="0" w:color="000000"/>
               <w:bottom w:val="single" w:sz="4" w:space="0" w:color="000000"/>
@@ -12410,7 +12448,7 @@
         </w:tc>
         <w:tc>
           <w:tcPr>
-            <w:tcW w:w="2437" w:type="dxa"/>
+            <w:tcW w:w="2436" w:type="dxa"/>
             <w:tcBorders>
               <w:left w:val="single" w:sz="4" w:space="0" w:color="000000"/>
               <w:bottom w:val="single" w:sz="4" w:space="0" w:color="000000"/>
@@ -12554,7 +12592,7 @@
         </w:tc>
         <w:tc>
           <w:tcPr>
-            <w:tcW w:w="924" w:type="dxa"/>
+            <w:tcW w:w="925" w:type="dxa"/>
             <w:tcBorders>
               <w:left w:val="single" w:sz="4" w:space="0" w:color="000000"/>
               <w:bottom w:val="single" w:sz="4" w:space="0" w:color="000000"/>
@@ -12582,7 +12620,7 @@
         </w:tc>
         <w:tc>
           <w:tcPr>
-            <w:tcW w:w="931" w:type="dxa"/>
+            <w:tcW w:w="930" w:type="dxa"/>
             <w:tcBorders>
               <w:left w:val="single" w:sz="4" w:space="0" w:color="000000"/>
               <w:bottom w:val="single" w:sz="4" w:space="0" w:color="000000"/>
@@ -12610,7 +12648,7 @@
         </w:tc>
         <w:tc>
           <w:tcPr>
-            <w:tcW w:w="933" w:type="dxa"/>
+            <w:tcW w:w="934" w:type="dxa"/>
             <w:tcBorders>
               <w:left w:val="single" w:sz="4" w:space="0" w:color="000000"/>
               <w:bottom w:val="single" w:sz="4" w:space="0" w:color="000000"/>
@@ -12638,7 +12676,7 @@
         </w:tc>
         <w:tc>
           <w:tcPr>
-            <w:tcW w:w="2437" w:type="dxa"/>
+            <w:tcW w:w="2436" w:type="dxa"/>
             <w:tcBorders>
               <w:left w:val="single" w:sz="4" w:space="0" w:color="000000"/>
               <w:bottom w:val="single" w:sz="4" w:space="0" w:color="000000"/>
@@ -12789,7 +12827,7 @@
         </w:tc>
         <w:tc>
           <w:tcPr>
-            <w:tcW w:w="924" w:type="dxa"/>
+            <w:tcW w:w="925" w:type="dxa"/>
             <w:tcBorders>
               <w:left w:val="single" w:sz="4" w:space="0" w:color="000000"/>
               <w:bottom w:val="single" w:sz="4" w:space="0" w:color="000000"/>
@@ -12817,7 +12855,7 @@
         </w:tc>
         <w:tc>
           <w:tcPr>
-            <w:tcW w:w="931" w:type="dxa"/>
+            <w:tcW w:w="930" w:type="dxa"/>
             <w:tcBorders>
               <w:left w:val="single" w:sz="4" w:space="0" w:color="000000"/>
               <w:bottom w:val="single" w:sz="4" w:space="0" w:color="000000"/>
@@ -12845,7 +12883,7 @@
         </w:tc>
         <w:tc>
           <w:tcPr>
-            <w:tcW w:w="933" w:type="dxa"/>
+            <w:tcW w:w="934" w:type="dxa"/>
             <w:tcBorders>
               <w:left w:val="single" w:sz="4" w:space="0" w:color="000000"/>
               <w:bottom w:val="single" w:sz="4" w:space="0" w:color="000000"/>
@@ -12873,7 +12911,7 @@
         </w:tc>
         <w:tc>
           <w:tcPr>
-            <w:tcW w:w="2437" w:type="dxa"/>
+            <w:tcW w:w="2436" w:type="dxa"/>
             <w:tcBorders>
               <w:left w:val="single" w:sz="4" w:space="0" w:color="000000"/>
               <w:bottom w:val="single" w:sz="4" w:space="0" w:color="000000"/>
@@ -13017,7 +13055,7 @@
         </w:tc>
         <w:tc>
           <w:tcPr>
-            <w:tcW w:w="924" w:type="dxa"/>
+            <w:tcW w:w="925" w:type="dxa"/>
             <w:tcBorders>
               <w:left w:val="single" w:sz="4" w:space="0" w:color="000000"/>
               <w:bottom w:val="single" w:sz="4" w:space="0" w:color="000000"/>
@@ -13045,7 +13083,7 @@
         </w:tc>
         <w:tc>
           <w:tcPr>
-            <w:tcW w:w="931" w:type="dxa"/>
+            <w:tcW w:w="930" w:type="dxa"/>
             <w:tcBorders>
               <w:left w:val="single" w:sz="4" w:space="0" w:color="000000"/>
               <w:bottom w:val="single" w:sz="4" w:space="0" w:color="000000"/>
@@ -13073,7 +13111,7 @@
         </w:tc>
         <w:tc>
           <w:tcPr>
-            <w:tcW w:w="933" w:type="dxa"/>
+            <w:tcW w:w="934" w:type="dxa"/>
             <w:tcBorders>
               <w:left w:val="single" w:sz="4" w:space="0" w:color="000000"/>
               <w:bottom w:val="single" w:sz="4" w:space="0" w:color="000000"/>
@@ -13101,7 +13139,7 @@
         </w:tc>
         <w:tc>
           <w:tcPr>
-            <w:tcW w:w="2437" w:type="dxa"/>
+            <w:tcW w:w="2436" w:type="dxa"/>
             <w:tcBorders>
               <w:left w:val="single" w:sz="4" w:space="0" w:color="000000"/>
               <w:bottom w:val="single" w:sz="4" w:space="0" w:color="000000"/>
@@ -13245,7 +13283,7 @@
         </w:tc>
         <w:tc>
           <w:tcPr>
-            <w:tcW w:w="924" w:type="dxa"/>
+            <w:tcW w:w="925" w:type="dxa"/>
             <w:tcBorders>
               <w:left w:val="single" w:sz="4" w:space="0" w:color="000000"/>
               <w:bottom w:val="single" w:sz="4" w:space="0" w:color="000000"/>
@@ -13273,7 +13311,7 @@
         </w:tc>
         <w:tc>
           <w:tcPr>
-            <w:tcW w:w="931" w:type="dxa"/>
+            <w:tcW w:w="930" w:type="dxa"/>
             <w:tcBorders>
               <w:left w:val="single" w:sz="4" w:space="0" w:color="000000"/>
               <w:bottom w:val="single" w:sz="4" w:space="0" w:color="000000"/>
@@ -13301,7 +13339,7 @@
         </w:tc>
         <w:tc>
           <w:tcPr>
-            <w:tcW w:w="933" w:type="dxa"/>
+            <w:tcW w:w="934" w:type="dxa"/>
             <w:tcBorders>
               <w:left w:val="single" w:sz="4" w:space="0" w:color="000000"/>
               <w:bottom w:val="single" w:sz="4" w:space="0" w:color="000000"/>
@@ -13329,7 +13367,7 @@
         </w:tc>
         <w:tc>
           <w:tcPr>
-            <w:tcW w:w="2437" w:type="dxa"/>
+            <w:tcW w:w="2436" w:type="dxa"/>
             <w:tcBorders>
               <w:left w:val="single" w:sz="4" w:space="0" w:color="000000"/>
               <w:bottom w:val="single" w:sz="4" w:space="0" w:color="000000"/>
@@ -13480,7 +13518,7 @@
         </w:tc>
         <w:tc>
           <w:tcPr>
-            <w:tcW w:w="924" w:type="dxa"/>
+            <w:tcW w:w="925" w:type="dxa"/>
             <w:tcBorders>
               <w:left w:val="single" w:sz="4" w:space="0" w:color="000000"/>
               <w:bottom w:val="single" w:sz="4" w:space="0" w:color="000000"/>
@@ -13508,7 +13546,7 @@
         </w:tc>
         <w:tc>
           <w:tcPr>
-            <w:tcW w:w="931" w:type="dxa"/>
+            <w:tcW w:w="930" w:type="dxa"/>
             <w:tcBorders>
               <w:left w:val="single" w:sz="4" w:space="0" w:color="000000"/>
               <w:bottom w:val="single" w:sz="4" w:space="0" w:color="000000"/>
@@ -13536,7 +13574,7 @@
         </w:tc>
         <w:tc>
           <w:tcPr>
-            <w:tcW w:w="933" w:type="dxa"/>
+            <w:tcW w:w="934" w:type="dxa"/>
             <w:tcBorders>
               <w:left w:val="single" w:sz="4" w:space="0" w:color="000000"/>
               <w:bottom w:val="single" w:sz="4" w:space="0" w:color="000000"/>
@@ -13564,7 +13602,7 @@
         </w:tc>
         <w:tc>
           <w:tcPr>
-            <w:tcW w:w="2437" w:type="dxa"/>
+            <w:tcW w:w="2436" w:type="dxa"/>
             <w:tcBorders>
               <w:left w:val="single" w:sz="4" w:space="0" w:color="000000"/>
               <w:bottom w:val="single" w:sz="4" w:space="0" w:color="000000"/>
@@ -13715,7 +13753,7 @@
         </w:tc>
         <w:tc>
           <w:tcPr>
-            <w:tcW w:w="924" w:type="dxa"/>
+            <w:tcW w:w="925" w:type="dxa"/>
             <w:tcBorders>
               <w:left w:val="single" w:sz="4" w:space="0" w:color="000000"/>
               <w:bottom w:val="single" w:sz="4" w:space="0" w:color="000000"/>
@@ -13743,7 +13781,7 @@
         </w:tc>
         <w:tc>
           <w:tcPr>
-            <w:tcW w:w="931" w:type="dxa"/>
+            <w:tcW w:w="930" w:type="dxa"/>
             <w:tcBorders>
               <w:left w:val="single" w:sz="4" w:space="0" w:color="000000"/>
               <w:bottom w:val="single" w:sz="4" w:space="0" w:color="000000"/>
@@ -13771,7 +13809,7 @@
         </w:tc>
         <w:tc>
           <w:tcPr>
-            <w:tcW w:w="933" w:type="dxa"/>
+            <w:tcW w:w="934" w:type="dxa"/>
             <w:tcBorders>
               <w:left w:val="single" w:sz="4" w:space="0" w:color="000000"/>
               <w:bottom w:val="single" w:sz="4" w:space="0" w:color="000000"/>
@@ -13799,7 +13837,7 @@
         </w:tc>
         <w:tc>
           <w:tcPr>
-            <w:tcW w:w="2437" w:type="dxa"/>
+            <w:tcW w:w="2436" w:type="dxa"/>
             <w:tcBorders>
               <w:left w:val="single" w:sz="4" w:space="0" w:color="000000"/>
               <w:bottom w:val="single" w:sz="4" w:space="0" w:color="000000"/>
@@ -13950,7 +13988,7 @@
         </w:tc>
         <w:tc>
           <w:tcPr>
-            <w:tcW w:w="924" w:type="dxa"/>
+            <w:tcW w:w="925" w:type="dxa"/>
             <w:tcBorders>
               <w:left w:val="single" w:sz="4" w:space="0" w:color="000000"/>
               <w:bottom w:val="single" w:sz="4" w:space="0" w:color="000000"/>
@@ -13978,7 +14016,7 @@
         </w:tc>
         <w:tc>
           <w:tcPr>
-            <w:tcW w:w="931" w:type="dxa"/>
+            <w:tcW w:w="930" w:type="dxa"/>
             <w:tcBorders>
               <w:left w:val="single" w:sz="4" w:space="0" w:color="000000"/>
               <w:bottom w:val="single" w:sz="4" w:space="0" w:color="000000"/>
@@ -14006,7 +14044,7 @@
         </w:tc>
         <w:tc>
           <w:tcPr>
-            <w:tcW w:w="933" w:type="dxa"/>
+            <w:tcW w:w="934" w:type="dxa"/>
             <w:tcBorders>
               <w:left w:val="single" w:sz="4" w:space="0" w:color="000000"/>
               <w:bottom w:val="single" w:sz="4" w:space="0" w:color="000000"/>
@@ -14034,7 +14072,7 @@
         </w:tc>
         <w:tc>
           <w:tcPr>
-            <w:tcW w:w="2437" w:type="dxa"/>
+            <w:tcW w:w="2436" w:type="dxa"/>
             <w:tcBorders>
               <w:left w:val="single" w:sz="4" w:space="0" w:color="000000"/>
               <w:bottom w:val="single" w:sz="4" w:space="0" w:color="000000"/>
@@ -14185,7 +14223,7 @@
         </w:tc>
         <w:tc>
           <w:tcPr>
-            <w:tcW w:w="924" w:type="dxa"/>
+            <w:tcW w:w="925" w:type="dxa"/>
             <w:tcBorders>
               <w:left w:val="single" w:sz="4" w:space="0" w:color="000000"/>
               <w:bottom w:val="single" w:sz="4" w:space="0" w:color="000000"/>
@@ -14213,7 +14251,7 @@
         </w:tc>
         <w:tc>
           <w:tcPr>
-            <w:tcW w:w="931" w:type="dxa"/>
+            <w:tcW w:w="930" w:type="dxa"/>
             <w:tcBorders>
               <w:left w:val="single" w:sz="4" w:space="0" w:color="000000"/>
               <w:bottom w:val="single" w:sz="4" w:space="0" w:color="000000"/>
@@ -14241,7 +14279,7 @@
         </w:tc>
         <w:tc>
           <w:tcPr>
-            <w:tcW w:w="933" w:type="dxa"/>
+            <w:tcW w:w="934" w:type="dxa"/>
             <w:tcBorders>
               <w:left w:val="single" w:sz="4" w:space="0" w:color="000000"/>
               <w:bottom w:val="single" w:sz="4" w:space="0" w:color="000000"/>
@@ -14269,7 +14307,7 @@
         </w:tc>
         <w:tc>
           <w:tcPr>
-            <w:tcW w:w="2437" w:type="dxa"/>
+            <w:tcW w:w="2436" w:type="dxa"/>
             <w:tcBorders>
               <w:left w:val="single" w:sz="4" w:space="0" w:color="000000"/>
               <w:bottom w:val="single" w:sz="4" w:space="0" w:color="000000"/>
@@ -15007,10 +15045,10 @@
         <w:gridCol w:w="2721"/>
         <w:gridCol w:w="931"/>
         <w:gridCol w:w="934"/>
-        <w:gridCol w:w="924"/>
-        <w:gridCol w:w="931"/>
-        <w:gridCol w:w="933"/>
-        <w:gridCol w:w="2437"/>
+        <w:gridCol w:w="925"/>
+        <w:gridCol w:w="930"/>
+        <w:gridCol w:w="934"/>
+        <w:gridCol w:w="2436"/>
       </w:tblGrid>
       <w:tr>
         <w:trPr/>
@@ -15128,7 +15166,7 @@
         </w:tc>
         <w:tc>
           <w:tcPr>
-            <w:tcW w:w="924" w:type="dxa"/>
+            <w:tcW w:w="925" w:type="dxa"/>
             <w:tcBorders>
               <w:top w:val="single" w:sz="4" w:space="0" w:color="000000"/>
               <w:left w:val="single" w:sz="4" w:space="0" w:color="000000"/>
@@ -15156,7 +15194,7 @@
         </w:tc>
         <w:tc>
           <w:tcPr>
-            <w:tcW w:w="931" w:type="dxa"/>
+            <w:tcW w:w="930" w:type="dxa"/>
             <w:tcBorders>
               <w:top w:val="single" w:sz="4" w:space="0" w:color="000000"/>
               <w:left w:val="single" w:sz="4" w:space="0" w:color="000000"/>
@@ -15183,7 +15221,7 @@
         </w:tc>
         <w:tc>
           <w:tcPr>
-            <w:tcW w:w="933" w:type="dxa"/>
+            <w:tcW w:w="934" w:type="dxa"/>
             <w:tcBorders>
               <w:top w:val="single" w:sz="4" w:space="0" w:color="000000"/>
               <w:left w:val="single" w:sz="4" w:space="0" w:color="000000"/>
@@ -15211,7 +15249,7 @@
         </w:tc>
         <w:tc>
           <w:tcPr>
-            <w:tcW w:w="2437" w:type="dxa"/>
+            <w:tcW w:w="2436" w:type="dxa"/>
             <w:tcBorders>
               <w:top w:val="single" w:sz="4" w:space="0" w:color="000000"/>
               <w:left w:val="single" w:sz="4" w:space="0" w:color="000000"/>
@@ -15351,7 +15389,7 @@
         </w:tc>
         <w:tc>
           <w:tcPr>
-            <w:tcW w:w="924" w:type="dxa"/>
+            <w:tcW w:w="925" w:type="dxa"/>
             <w:tcBorders>
               <w:left w:val="single" w:sz="4" w:space="0" w:color="000000"/>
             </w:tcBorders>
@@ -15378,33 +15416,33 @@
         </w:tc>
         <w:tc>
           <w:tcPr>
-            <w:tcW w:w="931" w:type="dxa"/>
-            <w:tcBorders>
-              <w:left w:val="single" w:sz="4" w:space="0" w:color="000000"/>
-            </w:tcBorders>
-          </w:tcPr>
-          <w:p>
-            <w:pPr>
-              <w:pStyle w:val="Style19"/>
-              <w:widowControl w:val="false"/>
-              <w:bidi w:val="0"/>
-              <w:jc w:val="center"/>
-              <w:rPr>
-                <w:sz w:val="16"/>
-                <w:szCs w:val="16"/>
-              </w:rPr>
-            </w:pPr>
-            <w:r>
-              <w:rPr>
-                <w:sz w:val="16"/>
-                <w:szCs w:val="16"/>
-              </w:rPr>
-            </w:r>
-          </w:p>
-        </w:tc>
-        <w:tc>
-          <w:tcPr>
-            <w:tcW w:w="933" w:type="dxa"/>
+            <w:tcW w:w="930" w:type="dxa"/>
+            <w:tcBorders>
+              <w:left w:val="single" w:sz="4" w:space="0" w:color="000000"/>
+            </w:tcBorders>
+          </w:tcPr>
+          <w:p>
+            <w:pPr>
+              <w:pStyle w:val="Style19"/>
+              <w:widowControl w:val="false"/>
+              <w:bidi w:val="0"/>
+              <w:jc w:val="center"/>
+              <w:rPr>
+                <w:sz w:val="16"/>
+                <w:szCs w:val="16"/>
+              </w:rPr>
+            </w:pPr>
+            <w:r>
+              <w:rPr>
+                <w:sz w:val="16"/>
+                <w:szCs w:val="16"/>
+              </w:rPr>
+            </w:r>
+          </w:p>
+        </w:tc>
+        <w:tc>
+          <w:tcPr>
+            <w:tcW w:w="934" w:type="dxa"/>
             <w:tcBorders>
               <w:left w:val="single" w:sz="4" w:space="0" w:color="000000"/>
             </w:tcBorders>
@@ -15431,7 +15469,7 @@
         </w:tc>
         <w:tc>
           <w:tcPr>
-            <w:tcW w:w="2437" w:type="dxa"/>
+            <w:tcW w:w="2436" w:type="dxa"/>
             <w:tcBorders>
               <w:left w:val="single" w:sz="4" w:space="0" w:color="000000"/>
               <w:right w:val="single" w:sz="4" w:space="0" w:color="000000"/>
@@ -15569,7 +15607,7 @@
         </w:tc>
         <w:tc>
           <w:tcPr>
-            <w:tcW w:w="924" w:type="dxa"/>
+            <w:tcW w:w="925" w:type="dxa"/>
             <w:tcBorders>
               <w:left w:val="single" w:sz="4" w:space="0" w:color="000000"/>
             </w:tcBorders>
@@ -15596,33 +15634,33 @@
         </w:tc>
         <w:tc>
           <w:tcPr>
-            <w:tcW w:w="931" w:type="dxa"/>
-            <w:tcBorders>
-              <w:left w:val="single" w:sz="4" w:space="0" w:color="000000"/>
-            </w:tcBorders>
-          </w:tcPr>
-          <w:p>
-            <w:pPr>
-              <w:pStyle w:val="Style19"/>
-              <w:widowControl w:val="false"/>
-              <w:bidi w:val="0"/>
-              <w:jc w:val="center"/>
-              <w:rPr>
-                <w:sz w:val="16"/>
-                <w:szCs w:val="16"/>
-              </w:rPr>
-            </w:pPr>
-            <w:r>
-              <w:rPr>
-                <w:sz w:val="16"/>
-                <w:szCs w:val="16"/>
-              </w:rPr>
-            </w:r>
-          </w:p>
-        </w:tc>
-        <w:tc>
-          <w:tcPr>
-            <w:tcW w:w="933" w:type="dxa"/>
+            <w:tcW w:w="930" w:type="dxa"/>
+            <w:tcBorders>
+              <w:left w:val="single" w:sz="4" w:space="0" w:color="000000"/>
+            </w:tcBorders>
+          </w:tcPr>
+          <w:p>
+            <w:pPr>
+              <w:pStyle w:val="Style19"/>
+              <w:widowControl w:val="false"/>
+              <w:bidi w:val="0"/>
+              <w:jc w:val="center"/>
+              <w:rPr>
+                <w:sz w:val="16"/>
+                <w:szCs w:val="16"/>
+              </w:rPr>
+            </w:pPr>
+            <w:r>
+              <w:rPr>
+                <w:sz w:val="16"/>
+                <w:szCs w:val="16"/>
+              </w:rPr>
+            </w:r>
+          </w:p>
+        </w:tc>
+        <w:tc>
+          <w:tcPr>
+            <w:tcW w:w="934" w:type="dxa"/>
             <w:tcBorders>
               <w:left w:val="single" w:sz="4" w:space="0" w:color="000000"/>
             </w:tcBorders>
@@ -15649,7 +15687,7 @@
         </w:tc>
         <w:tc>
           <w:tcPr>
-            <w:tcW w:w="2437" w:type="dxa"/>
+            <w:tcW w:w="2436" w:type="dxa"/>
             <w:tcBorders>
               <w:left w:val="single" w:sz="4" w:space="0" w:color="000000"/>
               <w:right w:val="single" w:sz="4" w:space="0" w:color="000000"/>
@@ -15787,7 +15825,7 @@
         </w:tc>
         <w:tc>
           <w:tcPr>
-            <w:tcW w:w="924" w:type="dxa"/>
+            <w:tcW w:w="925" w:type="dxa"/>
             <w:tcBorders>
               <w:left w:val="single" w:sz="4" w:space="0" w:color="000000"/>
             </w:tcBorders>
@@ -15814,33 +15852,33 @@
         </w:tc>
         <w:tc>
           <w:tcPr>
-            <w:tcW w:w="931" w:type="dxa"/>
-            <w:tcBorders>
-              <w:left w:val="single" w:sz="4" w:space="0" w:color="000000"/>
-            </w:tcBorders>
-          </w:tcPr>
-          <w:p>
-            <w:pPr>
-              <w:pStyle w:val="Style19"/>
-              <w:widowControl w:val="false"/>
-              <w:bidi w:val="0"/>
-              <w:jc w:val="center"/>
-              <w:rPr>
-                <w:sz w:val="16"/>
-                <w:szCs w:val="16"/>
-              </w:rPr>
-            </w:pPr>
-            <w:r>
-              <w:rPr>
-                <w:sz w:val="16"/>
-                <w:szCs w:val="16"/>
-              </w:rPr>
-            </w:r>
-          </w:p>
-        </w:tc>
-        <w:tc>
-          <w:tcPr>
-            <w:tcW w:w="933" w:type="dxa"/>
+            <w:tcW w:w="930" w:type="dxa"/>
+            <w:tcBorders>
+              <w:left w:val="single" w:sz="4" w:space="0" w:color="000000"/>
+            </w:tcBorders>
+          </w:tcPr>
+          <w:p>
+            <w:pPr>
+              <w:pStyle w:val="Style19"/>
+              <w:widowControl w:val="false"/>
+              <w:bidi w:val="0"/>
+              <w:jc w:val="center"/>
+              <w:rPr>
+                <w:sz w:val="16"/>
+                <w:szCs w:val="16"/>
+              </w:rPr>
+            </w:pPr>
+            <w:r>
+              <w:rPr>
+                <w:sz w:val="16"/>
+                <w:szCs w:val="16"/>
+              </w:rPr>
+            </w:r>
+          </w:p>
+        </w:tc>
+        <w:tc>
+          <w:tcPr>
+            <w:tcW w:w="934" w:type="dxa"/>
             <w:tcBorders>
               <w:left w:val="single" w:sz="4" w:space="0" w:color="000000"/>
             </w:tcBorders>
@@ -15867,7 +15905,7 @@
         </w:tc>
         <w:tc>
           <w:tcPr>
-            <w:tcW w:w="2437" w:type="dxa"/>
+            <w:tcW w:w="2436" w:type="dxa"/>
             <w:tcBorders>
               <w:left w:val="single" w:sz="4" w:space="0" w:color="000000"/>
               <w:right w:val="single" w:sz="4" w:space="0" w:color="000000"/>
@@ -16005,7 +16043,7 @@
         </w:tc>
         <w:tc>
           <w:tcPr>
-            <w:tcW w:w="924" w:type="dxa"/>
+            <w:tcW w:w="925" w:type="dxa"/>
             <w:tcBorders>
               <w:left w:val="single" w:sz="4" w:space="0" w:color="000000"/>
             </w:tcBorders>
@@ -16032,33 +16070,33 @@
         </w:tc>
         <w:tc>
           <w:tcPr>
-            <w:tcW w:w="931" w:type="dxa"/>
-            <w:tcBorders>
-              <w:left w:val="single" w:sz="4" w:space="0" w:color="000000"/>
-            </w:tcBorders>
-          </w:tcPr>
-          <w:p>
-            <w:pPr>
-              <w:pStyle w:val="Style19"/>
-              <w:widowControl w:val="false"/>
-              <w:bidi w:val="0"/>
-              <w:jc w:val="center"/>
-              <w:rPr>
-                <w:sz w:val="16"/>
-                <w:szCs w:val="16"/>
-              </w:rPr>
-            </w:pPr>
-            <w:r>
-              <w:rPr>
-                <w:sz w:val="16"/>
-                <w:szCs w:val="16"/>
-              </w:rPr>
-            </w:r>
-          </w:p>
-        </w:tc>
-        <w:tc>
-          <w:tcPr>
-            <w:tcW w:w="933" w:type="dxa"/>
+            <w:tcW w:w="930" w:type="dxa"/>
+            <w:tcBorders>
+              <w:left w:val="single" w:sz="4" w:space="0" w:color="000000"/>
+            </w:tcBorders>
+          </w:tcPr>
+          <w:p>
+            <w:pPr>
+              <w:pStyle w:val="Style19"/>
+              <w:widowControl w:val="false"/>
+              <w:bidi w:val="0"/>
+              <w:jc w:val="center"/>
+              <w:rPr>
+                <w:sz w:val="16"/>
+                <w:szCs w:val="16"/>
+              </w:rPr>
+            </w:pPr>
+            <w:r>
+              <w:rPr>
+                <w:sz w:val="16"/>
+                <w:szCs w:val="16"/>
+              </w:rPr>
+            </w:r>
+          </w:p>
+        </w:tc>
+        <w:tc>
+          <w:tcPr>
+            <w:tcW w:w="934" w:type="dxa"/>
             <w:tcBorders>
               <w:left w:val="single" w:sz="4" w:space="0" w:color="000000"/>
             </w:tcBorders>
@@ -16085,7 +16123,7 @@
         </w:tc>
         <w:tc>
           <w:tcPr>
-            <w:tcW w:w="2437" w:type="dxa"/>
+            <w:tcW w:w="2436" w:type="dxa"/>
             <w:tcBorders>
               <w:left w:val="single" w:sz="4" w:space="0" w:color="000000"/>
               <w:right w:val="single" w:sz="4" w:space="0" w:color="000000"/>
@@ -16224,7 +16262,7 @@
         </w:tc>
         <w:tc>
           <w:tcPr>
-            <w:tcW w:w="924" w:type="dxa"/>
+            <w:tcW w:w="925" w:type="dxa"/>
             <w:tcBorders>
               <w:left w:val="single" w:sz="4" w:space="0" w:color="000000"/>
             </w:tcBorders>
@@ -16251,33 +16289,33 @@
         </w:tc>
         <w:tc>
           <w:tcPr>
-            <w:tcW w:w="931" w:type="dxa"/>
-            <w:tcBorders>
-              <w:left w:val="single" w:sz="4" w:space="0" w:color="000000"/>
-            </w:tcBorders>
-          </w:tcPr>
-          <w:p>
-            <w:pPr>
-              <w:pStyle w:val="Style19"/>
-              <w:widowControl w:val="false"/>
-              <w:bidi w:val="0"/>
-              <w:jc w:val="center"/>
-              <w:rPr>
-                <w:sz w:val="16"/>
-                <w:szCs w:val="16"/>
-              </w:rPr>
-            </w:pPr>
-            <w:r>
-              <w:rPr>
-                <w:sz w:val="16"/>
-                <w:szCs w:val="16"/>
-              </w:rPr>
-            </w:r>
-          </w:p>
-        </w:tc>
-        <w:tc>
-          <w:tcPr>
-            <w:tcW w:w="933" w:type="dxa"/>
+            <w:tcW w:w="930" w:type="dxa"/>
+            <w:tcBorders>
+              <w:left w:val="single" w:sz="4" w:space="0" w:color="000000"/>
+            </w:tcBorders>
+          </w:tcPr>
+          <w:p>
+            <w:pPr>
+              <w:pStyle w:val="Style19"/>
+              <w:widowControl w:val="false"/>
+              <w:bidi w:val="0"/>
+              <w:jc w:val="center"/>
+              <w:rPr>
+                <w:sz w:val="16"/>
+                <w:szCs w:val="16"/>
+              </w:rPr>
+            </w:pPr>
+            <w:r>
+              <w:rPr>
+                <w:sz w:val="16"/>
+                <w:szCs w:val="16"/>
+              </w:rPr>
+            </w:r>
+          </w:p>
+        </w:tc>
+        <w:tc>
+          <w:tcPr>
+            <w:tcW w:w="934" w:type="dxa"/>
             <w:tcBorders>
               <w:left w:val="single" w:sz="4" w:space="0" w:color="000000"/>
             </w:tcBorders>
@@ -16304,7 +16342,7 @@
         </w:tc>
         <w:tc>
           <w:tcPr>
-            <w:tcW w:w="2437" w:type="dxa"/>
+            <w:tcW w:w="2436" w:type="dxa"/>
             <w:tcBorders>
               <w:left w:val="single" w:sz="4" w:space="0" w:color="000000"/>
               <w:right w:val="single" w:sz="4" w:space="0" w:color="000000"/>
@@ -16443,7 +16481,7 @@
         </w:tc>
         <w:tc>
           <w:tcPr>
-            <w:tcW w:w="924" w:type="dxa"/>
+            <w:tcW w:w="925" w:type="dxa"/>
             <w:tcBorders>
               <w:left w:val="single" w:sz="4" w:space="0" w:color="000000"/>
             </w:tcBorders>
@@ -16470,33 +16508,33 @@
         </w:tc>
         <w:tc>
           <w:tcPr>
-            <w:tcW w:w="931" w:type="dxa"/>
-            <w:tcBorders>
-              <w:left w:val="single" w:sz="4" w:space="0" w:color="000000"/>
-            </w:tcBorders>
-          </w:tcPr>
-          <w:p>
-            <w:pPr>
-              <w:pStyle w:val="Style19"/>
-              <w:widowControl w:val="false"/>
-              <w:bidi w:val="0"/>
-              <w:jc w:val="center"/>
-              <w:rPr>
-                <w:sz w:val="16"/>
-                <w:szCs w:val="16"/>
-              </w:rPr>
-            </w:pPr>
-            <w:r>
-              <w:rPr>
-                <w:sz w:val="16"/>
-                <w:szCs w:val="16"/>
-              </w:rPr>
-            </w:r>
-          </w:p>
-        </w:tc>
-        <w:tc>
-          <w:tcPr>
-            <w:tcW w:w="933" w:type="dxa"/>
+            <w:tcW w:w="930" w:type="dxa"/>
+            <w:tcBorders>
+              <w:left w:val="single" w:sz="4" w:space="0" w:color="000000"/>
+            </w:tcBorders>
+          </w:tcPr>
+          <w:p>
+            <w:pPr>
+              <w:pStyle w:val="Style19"/>
+              <w:widowControl w:val="false"/>
+              <w:bidi w:val="0"/>
+              <w:jc w:val="center"/>
+              <w:rPr>
+                <w:sz w:val="16"/>
+                <w:szCs w:val="16"/>
+              </w:rPr>
+            </w:pPr>
+            <w:r>
+              <w:rPr>
+                <w:sz w:val="16"/>
+                <w:szCs w:val="16"/>
+              </w:rPr>
+            </w:r>
+          </w:p>
+        </w:tc>
+        <w:tc>
+          <w:tcPr>
+            <w:tcW w:w="934" w:type="dxa"/>
             <w:tcBorders>
               <w:left w:val="single" w:sz="4" w:space="0" w:color="000000"/>
             </w:tcBorders>
@@ -16523,7 +16561,7 @@
         </w:tc>
         <w:tc>
           <w:tcPr>
-            <w:tcW w:w="2437" w:type="dxa"/>
+            <w:tcW w:w="2436" w:type="dxa"/>
             <w:tcBorders>
               <w:left w:val="single" w:sz="4" w:space="0" w:color="000000"/>
               <w:right w:val="single" w:sz="4" w:space="0" w:color="000000"/>
@@ -16662,7 +16700,7 @@
         </w:tc>
         <w:tc>
           <w:tcPr>
-            <w:tcW w:w="924" w:type="dxa"/>
+            <w:tcW w:w="925" w:type="dxa"/>
             <w:tcBorders>
               <w:left w:val="single" w:sz="4" w:space="0" w:color="000000"/>
             </w:tcBorders>
@@ -16689,33 +16727,33 @@
         </w:tc>
         <w:tc>
           <w:tcPr>
-            <w:tcW w:w="931" w:type="dxa"/>
-            <w:tcBorders>
-              <w:left w:val="single" w:sz="4" w:space="0" w:color="000000"/>
-            </w:tcBorders>
-          </w:tcPr>
-          <w:p>
-            <w:pPr>
-              <w:pStyle w:val="Style19"/>
-              <w:widowControl w:val="false"/>
-              <w:bidi w:val="0"/>
-              <w:jc w:val="center"/>
-              <w:rPr>
-                <w:sz w:val="16"/>
-                <w:szCs w:val="16"/>
-              </w:rPr>
-            </w:pPr>
-            <w:r>
-              <w:rPr>
-                <w:sz w:val="16"/>
-                <w:szCs w:val="16"/>
-              </w:rPr>
-            </w:r>
-          </w:p>
-        </w:tc>
-        <w:tc>
-          <w:tcPr>
-            <w:tcW w:w="933" w:type="dxa"/>
+            <w:tcW w:w="930" w:type="dxa"/>
+            <w:tcBorders>
+              <w:left w:val="single" w:sz="4" w:space="0" w:color="000000"/>
+            </w:tcBorders>
+          </w:tcPr>
+          <w:p>
+            <w:pPr>
+              <w:pStyle w:val="Style19"/>
+              <w:widowControl w:val="false"/>
+              <w:bidi w:val="0"/>
+              <w:jc w:val="center"/>
+              <w:rPr>
+                <w:sz w:val="16"/>
+                <w:szCs w:val="16"/>
+              </w:rPr>
+            </w:pPr>
+            <w:r>
+              <w:rPr>
+                <w:sz w:val="16"/>
+                <w:szCs w:val="16"/>
+              </w:rPr>
+            </w:r>
+          </w:p>
+        </w:tc>
+        <w:tc>
+          <w:tcPr>
+            <w:tcW w:w="934" w:type="dxa"/>
             <w:tcBorders>
               <w:left w:val="single" w:sz="4" w:space="0" w:color="000000"/>
             </w:tcBorders>
@@ -16742,7 +16780,7 @@
         </w:tc>
         <w:tc>
           <w:tcPr>
-            <w:tcW w:w="2437" w:type="dxa"/>
+            <w:tcW w:w="2436" w:type="dxa"/>
             <w:tcBorders>
               <w:left w:val="single" w:sz="4" w:space="0" w:color="000000"/>
               <w:right w:val="single" w:sz="4" w:space="0" w:color="000000"/>
@@ -16881,59 +16919,59 @@
         </w:tc>
         <w:tc>
           <w:tcPr>
-            <w:tcW w:w="924" w:type="dxa"/>
-            <w:tcBorders>
-              <w:left w:val="single" w:sz="4" w:space="0" w:color="000000"/>
-            </w:tcBorders>
-          </w:tcPr>
-          <w:p>
-            <w:pPr>
-              <w:pStyle w:val="Style19"/>
-              <w:widowControl w:val="false"/>
-              <w:bidi w:val="0"/>
-              <w:jc w:val="center"/>
-              <w:rPr>
-                <w:sz w:val="16"/>
-                <w:szCs w:val="16"/>
-              </w:rPr>
-            </w:pPr>
-            <w:r>
-              <w:rPr>
-                <w:sz w:val="16"/>
-                <w:szCs w:val="16"/>
-              </w:rPr>
-            </w:r>
-          </w:p>
-        </w:tc>
-        <w:tc>
-          <w:tcPr>
-            <w:tcW w:w="931" w:type="dxa"/>
-            <w:tcBorders>
-              <w:left w:val="single" w:sz="4" w:space="0" w:color="000000"/>
-            </w:tcBorders>
-          </w:tcPr>
-          <w:p>
-            <w:pPr>
-              <w:pStyle w:val="Style19"/>
-              <w:widowControl w:val="false"/>
-              <w:bidi w:val="0"/>
-              <w:jc w:val="center"/>
-              <w:rPr>
-                <w:sz w:val="16"/>
-                <w:szCs w:val="16"/>
-              </w:rPr>
-            </w:pPr>
-            <w:r>
-              <w:rPr>
-                <w:sz w:val="16"/>
-                <w:szCs w:val="16"/>
-              </w:rPr>
-            </w:r>
-          </w:p>
-        </w:tc>
-        <w:tc>
-          <w:tcPr>
-            <w:tcW w:w="933" w:type="dxa"/>
+            <w:tcW w:w="925" w:type="dxa"/>
+            <w:tcBorders>
+              <w:left w:val="single" w:sz="4" w:space="0" w:color="000000"/>
+            </w:tcBorders>
+          </w:tcPr>
+          <w:p>
+            <w:pPr>
+              <w:pStyle w:val="Style19"/>
+              <w:widowControl w:val="false"/>
+              <w:bidi w:val="0"/>
+              <w:jc w:val="center"/>
+              <w:rPr>
+                <w:sz w:val="16"/>
+                <w:szCs w:val="16"/>
+              </w:rPr>
+            </w:pPr>
+            <w:r>
+              <w:rPr>
+                <w:sz w:val="16"/>
+                <w:szCs w:val="16"/>
+              </w:rPr>
+            </w:r>
+          </w:p>
+        </w:tc>
+        <w:tc>
+          <w:tcPr>
+            <w:tcW w:w="930" w:type="dxa"/>
+            <w:tcBorders>
+              <w:left w:val="single" w:sz="4" w:space="0" w:color="000000"/>
+            </w:tcBorders>
+          </w:tcPr>
+          <w:p>
+            <w:pPr>
+              <w:pStyle w:val="Style19"/>
+              <w:widowControl w:val="false"/>
+              <w:bidi w:val="0"/>
+              <w:jc w:val="center"/>
+              <w:rPr>
+                <w:sz w:val="16"/>
+                <w:szCs w:val="16"/>
+              </w:rPr>
+            </w:pPr>
+            <w:r>
+              <w:rPr>
+                <w:sz w:val="16"/>
+                <w:szCs w:val="16"/>
+              </w:rPr>
+            </w:r>
+          </w:p>
+        </w:tc>
+        <w:tc>
+          <w:tcPr>
+            <w:tcW w:w="934" w:type="dxa"/>
             <w:tcBorders>
               <w:left w:val="single" w:sz="4" w:space="0" w:color="000000"/>
             </w:tcBorders>
@@ -16960,7 +16998,7 @@
         </w:tc>
         <w:tc>
           <w:tcPr>
-            <w:tcW w:w="2437" w:type="dxa"/>
+            <w:tcW w:w="2436" w:type="dxa"/>
             <w:tcBorders>
               <w:left w:val="single" w:sz="4" w:space="0" w:color="000000"/>
               <w:right w:val="single" w:sz="4" w:space="0" w:color="000000"/>
@@ -17098,59 +17136,59 @@
         </w:tc>
         <w:tc>
           <w:tcPr>
-            <w:tcW w:w="924" w:type="dxa"/>
-            <w:tcBorders>
-              <w:left w:val="single" w:sz="4" w:space="0" w:color="000000"/>
-            </w:tcBorders>
-          </w:tcPr>
-          <w:p>
-            <w:pPr>
-              <w:pStyle w:val="Style19"/>
-              <w:widowControl w:val="false"/>
-              <w:bidi w:val="0"/>
-              <w:jc w:val="center"/>
-              <w:rPr>
-                <w:sz w:val="16"/>
-                <w:szCs w:val="16"/>
-              </w:rPr>
-            </w:pPr>
-            <w:r>
-              <w:rPr>
-                <w:sz w:val="16"/>
-                <w:szCs w:val="16"/>
-              </w:rPr>
-            </w:r>
-          </w:p>
-        </w:tc>
-        <w:tc>
-          <w:tcPr>
-            <w:tcW w:w="931" w:type="dxa"/>
-            <w:tcBorders>
-              <w:left w:val="single" w:sz="4" w:space="0" w:color="000000"/>
-            </w:tcBorders>
-          </w:tcPr>
-          <w:p>
-            <w:pPr>
-              <w:pStyle w:val="Style19"/>
-              <w:widowControl w:val="false"/>
-              <w:bidi w:val="0"/>
-              <w:jc w:val="center"/>
-              <w:rPr>
-                <w:sz w:val="16"/>
-                <w:szCs w:val="16"/>
-              </w:rPr>
-            </w:pPr>
-            <w:r>
-              <w:rPr>
-                <w:sz w:val="16"/>
-                <w:szCs w:val="16"/>
-              </w:rPr>
-            </w:r>
-          </w:p>
-        </w:tc>
-        <w:tc>
-          <w:tcPr>
-            <w:tcW w:w="933" w:type="dxa"/>
+            <w:tcW w:w="925" w:type="dxa"/>
+            <w:tcBorders>
+              <w:left w:val="single" w:sz="4" w:space="0" w:color="000000"/>
+            </w:tcBorders>
+          </w:tcPr>
+          <w:p>
+            <w:pPr>
+              <w:pStyle w:val="Style19"/>
+              <w:widowControl w:val="false"/>
+              <w:bidi w:val="0"/>
+              <w:jc w:val="center"/>
+              <w:rPr>
+                <w:sz w:val="16"/>
+                <w:szCs w:val="16"/>
+              </w:rPr>
+            </w:pPr>
+            <w:r>
+              <w:rPr>
+                <w:sz w:val="16"/>
+                <w:szCs w:val="16"/>
+              </w:rPr>
+            </w:r>
+          </w:p>
+        </w:tc>
+        <w:tc>
+          <w:tcPr>
+            <w:tcW w:w="930" w:type="dxa"/>
+            <w:tcBorders>
+              <w:left w:val="single" w:sz="4" w:space="0" w:color="000000"/>
+            </w:tcBorders>
+          </w:tcPr>
+          <w:p>
+            <w:pPr>
+              <w:pStyle w:val="Style19"/>
+              <w:widowControl w:val="false"/>
+              <w:bidi w:val="0"/>
+              <w:jc w:val="center"/>
+              <w:rPr>
+                <w:sz w:val="16"/>
+                <w:szCs w:val="16"/>
+              </w:rPr>
+            </w:pPr>
+            <w:r>
+              <w:rPr>
+                <w:sz w:val="16"/>
+                <w:szCs w:val="16"/>
+              </w:rPr>
+            </w:r>
+          </w:p>
+        </w:tc>
+        <w:tc>
+          <w:tcPr>
+            <w:tcW w:w="934" w:type="dxa"/>
             <w:tcBorders>
               <w:left w:val="single" w:sz="4" w:space="0" w:color="000000"/>
             </w:tcBorders>
@@ -17177,7 +17215,7 @@
         </w:tc>
         <w:tc>
           <w:tcPr>
-            <w:tcW w:w="2437" w:type="dxa"/>
+            <w:tcW w:w="2436" w:type="dxa"/>
             <w:tcBorders>
               <w:left w:val="single" w:sz="4" w:space="0" w:color="000000"/>
               <w:right w:val="single" w:sz="4" w:space="0" w:color="000000"/>
@@ -17315,59 +17353,59 @@
         </w:tc>
         <w:tc>
           <w:tcPr>
-            <w:tcW w:w="924" w:type="dxa"/>
-            <w:tcBorders>
-              <w:left w:val="single" w:sz="4" w:space="0" w:color="000000"/>
-            </w:tcBorders>
-          </w:tcPr>
-          <w:p>
-            <w:pPr>
-              <w:pStyle w:val="Style19"/>
-              <w:widowControl w:val="false"/>
-              <w:bidi w:val="0"/>
-              <w:jc w:val="center"/>
-              <w:rPr>
-                <w:sz w:val="16"/>
-                <w:szCs w:val="16"/>
-              </w:rPr>
-            </w:pPr>
-            <w:r>
-              <w:rPr>
-                <w:sz w:val="16"/>
-                <w:szCs w:val="16"/>
-              </w:rPr>
-            </w:r>
-          </w:p>
-        </w:tc>
-        <w:tc>
-          <w:tcPr>
-            <w:tcW w:w="931" w:type="dxa"/>
-            <w:tcBorders>
-              <w:left w:val="single" w:sz="4" w:space="0" w:color="000000"/>
-            </w:tcBorders>
-          </w:tcPr>
-          <w:p>
-            <w:pPr>
-              <w:pStyle w:val="Style19"/>
-              <w:widowControl w:val="false"/>
-              <w:bidi w:val="0"/>
-              <w:jc w:val="center"/>
-              <w:rPr>
-                <w:sz w:val="16"/>
-                <w:szCs w:val="16"/>
-              </w:rPr>
-            </w:pPr>
-            <w:r>
-              <w:rPr>
-                <w:sz w:val="16"/>
-                <w:szCs w:val="16"/>
-              </w:rPr>
-            </w:r>
-          </w:p>
-        </w:tc>
-        <w:tc>
-          <w:tcPr>
-            <w:tcW w:w="933" w:type="dxa"/>
+            <w:tcW w:w="925" w:type="dxa"/>
+            <w:tcBorders>
+              <w:left w:val="single" w:sz="4" w:space="0" w:color="000000"/>
+            </w:tcBorders>
+          </w:tcPr>
+          <w:p>
+            <w:pPr>
+              <w:pStyle w:val="Style19"/>
+              <w:widowControl w:val="false"/>
+              <w:bidi w:val="0"/>
+              <w:jc w:val="center"/>
+              <w:rPr>
+                <w:sz w:val="16"/>
+                <w:szCs w:val="16"/>
+              </w:rPr>
+            </w:pPr>
+            <w:r>
+              <w:rPr>
+                <w:sz w:val="16"/>
+                <w:szCs w:val="16"/>
+              </w:rPr>
+            </w:r>
+          </w:p>
+        </w:tc>
+        <w:tc>
+          <w:tcPr>
+            <w:tcW w:w="930" w:type="dxa"/>
+            <w:tcBorders>
+              <w:left w:val="single" w:sz="4" w:space="0" w:color="000000"/>
+            </w:tcBorders>
+          </w:tcPr>
+          <w:p>
+            <w:pPr>
+              <w:pStyle w:val="Style19"/>
+              <w:widowControl w:val="false"/>
+              <w:bidi w:val="0"/>
+              <w:jc w:val="center"/>
+              <w:rPr>
+                <w:sz w:val="16"/>
+                <w:szCs w:val="16"/>
+              </w:rPr>
+            </w:pPr>
+            <w:r>
+              <w:rPr>
+                <w:sz w:val="16"/>
+                <w:szCs w:val="16"/>
+              </w:rPr>
+            </w:r>
+          </w:p>
+        </w:tc>
+        <w:tc>
+          <w:tcPr>
+            <w:tcW w:w="934" w:type="dxa"/>
             <w:tcBorders>
               <w:left w:val="single" w:sz="4" w:space="0" w:color="000000"/>
             </w:tcBorders>
@@ -17394,7 +17432,7 @@
         </w:tc>
         <w:tc>
           <w:tcPr>
-            <w:tcW w:w="2437" w:type="dxa"/>
+            <w:tcW w:w="2436" w:type="dxa"/>
             <w:tcBorders>
               <w:left w:val="single" w:sz="4" w:space="0" w:color="000000"/>
               <w:right w:val="single" w:sz="4" w:space="0" w:color="000000"/>
@@ -17536,7 +17574,7 @@
         </w:tc>
         <w:tc>
           <w:tcPr>
-            <w:tcW w:w="924" w:type="dxa"/>
+            <w:tcW w:w="925" w:type="dxa"/>
             <w:tcBorders>
               <w:left w:val="single" w:sz="4" w:space="0" w:color="000000"/>
               <w:bottom w:val="single" w:sz="4" w:space="0" w:color="000000"/>
@@ -17563,7 +17601,7 @@
         </w:tc>
         <w:tc>
           <w:tcPr>
-            <w:tcW w:w="931" w:type="dxa"/>
+            <w:tcW w:w="930" w:type="dxa"/>
             <w:tcBorders>
               <w:left w:val="single" w:sz="4" w:space="0" w:color="000000"/>
               <w:bottom w:val="single" w:sz="4" w:space="0" w:color="000000"/>
@@ -17590,7 +17628,7 @@
         </w:tc>
         <w:tc>
           <w:tcPr>
-            <w:tcW w:w="933" w:type="dxa"/>
+            <w:tcW w:w="934" w:type="dxa"/>
             <w:tcBorders>
               <w:left w:val="single" w:sz="4" w:space="0" w:color="000000"/>
               <w:bottom w:val="single" w:sz="4" w:space="0" w:color="000000"/>
@@ -17618,7 +17656,7 @@
         </w:tc>
         <w:tc>
           <w:tcPr>
-            <w:tcW w:w="2437" w:type="dxa"/>
+            <w:tcW w:w="2436" w:type="dxa"/>
             <w:tcBorders>
               <w:left w:val="single" w:sz="4" w:space="0" w:color="000000"/>
               <w:bottom w:val="single" w:sz="4" w:space="0" w:color="000000"/>
@@ -17952,10 +17990,10 @@
         <w:gridCol w:w="2721"/>
         <w:gridCol w:w="931"/>
         <w:gridCol w:w="934"/>
-        <w:gridCol w:w="924"/>
-        <w:gridCol w:w="931"/>
-        <w:gridCol w:w="933"/>
-        <w:gridCol w:w="2437"/>
+        <w:gridCol w:w="925"/>
+        <w:gridCol w:w="930"/>
+        <w:gridCol w:w="934"/>
+        <w:gridCol w:w="2436"/>
       </w:tblGrid>
       <w:tr>
         <w:trPr/>
@@ -18073,7 +18111,7 @@
         </w:tc>
         <w:tc>
           <w:tcPr>
-            <w:tcW w:w="924" w:type="dxa"/>
+            <w:tcW w:w="925" w:type="dxa"/>
             <w:tcBorders>
               <w:top w:val="single" w:sz="4" w:space="0" w:color="000000"/>
               <w:left w:val="single" w:sz="4" w:space="0" w:color="000000"/>
@@ -18101,7 +18139,7 @@
         </w:tc>
         <w:tc>
           <w:tcPr>
-            <w:tcW w:w="931" w:type="dxa"/>
+            <w:tcW w:w="930" w:type="dxa"/>
             <w:tcBorders>
               <w:top w:val="single" w:sz="4" w:space="0" w:color="000000"/>
               <w:left w:val="single" w:sz="4" w:space="0" w:color="000000"/>
@@ -18128,7 +18166,7 @@
         </w:tc>
         <w:tc>
           <w:tcPr>
-            <w:tcW w:w="933" w:type="dxa"/>
+            <w:tcW w:w="934" w:type="dxa"/>
             <w:tcBorders>
               <w:top w:val="single" w:sz="4" w:space="0" w:color="000000"/>
               <w:left w:val="single" w:sz="4" w:space="0" w:color="000000"/>
@@ -18155,7 +18193,7 @@
         </w:tc>
         <w:tc>
           <w:tcPr>
-            <w:tcW w:w="2437" w:type="dxa"/>
+            <w:tcW w:w="2436" w:type="dxa"/>
             <w:tcBorders>
               <w:top w:val="single" w:sz="4" w:space="0" w:color="000000"/>
               <w:left w:val="single" w:sz="4" w:space="0" w:color="000000"/>
@@ -18295,7 +18333,7 @@
         </w:tc>
         <w:tc>
           <w:tcPr>
-            <w:tcW w:w="924" w:type="dxa"/>
+            <w:tcW w:w="925" w:type="dxa"/>
             <w:tcBorders>
               <w:left w:val="single" w:sz="4" w:space="0" w:color="000000"/>
             </w:tcBorders>
@@ -18322,59 +18360,59 @@
         </w:tc>
         <w:tc>
           <w:tcPr>
-            <w:tcW w:w="931" w:type="dxa"/>
-            <w:tcBorders>
-              <w:left w:val="single" w:sz="4" w:space="0" w:color="000000"/>
-            </w:tcBorders>
-          </w:tcPr>
-          <w:p>
-            <w:pPr>
-              <w:pStyle w:val="Style19"/>
-              <w:widowControl w:val="false"/>
-              <w:bidi w:val="0"/>
-              <w:jc w:val="center"/>
-              <w:rPr>
-                <w:sz w:val="16"/>
-                <w:szCs w:val="16"/>
-              </w:rPr>
-            </w:pPr>
-            <w:r>
-              <w:rPr>
-                <w:sz w:val="16"/>
-                <w:szCs w:val="16"/>
-              </w:rPr>
-            </w:r>
-          </w:p>
-        </w:tc>
-        <w:tc>
-          <w:tcPr>
-            <w:tcW w:w="933" w:type="dxa"/>
-            <w:tcBorders>
-              <w:left w:val="single" w:sz="4" w:space="0" w:color="000000"/>
-            </w:tcBorders>
-          </w:tcPr>
-          <w:p>
-            <w:pPr>
-              <w:pStyle w:val="Style19"/>
-              <w:widowControl w:val="false"/>
-              <w:bidi w:val="0"/>
-              <w:jc w:val="center"/>
-              <w:rPr>
-                <w:sz w:val="16"/>
-                <w:szCs w:val="16"/>
-              </w:rPr>
-            </w:pPr>
-            <w:r>
-              <w:rPr>
-                <w:sz w:val="16"/>
-                <w:szCs w:val="16"/>
-              </w:rPr>
-            </w:r>
-          </w:p>
-        </w:tc>
-        <w:tc>
-          <w:tcPr>
-            <w:tcW w:w="2437" w:type="dxa"/>
+            <w:tcW w:w="930" w:type="dxa"/>
+            <w:tcBorders>
+              <w:left w:val="single" w:sz="4" w:space="0" w:color="000000"/>
+            </w:tcBorders>
+          </w:tcPr>
+          <w:p>
+            <w:pPr>
+              <w:pStyle w:val="Style19"/>
+              <w:widowControl w:val="false"/>
+              <w:bidi w:val="0"/>
+              <w:jc w:val="center"/>
+              <w:rPr>
+                <w:sz w:val="16"/>
+                <w:szCs w:val="16"/>
+              </w:rPr>
+            </w:pPr>
+            <w:r>
+              <w:rPr>
+                <w:sz w:val="16"/>
+                <w:szCs w:val="16"/>
+              </w:rPr>
+            </w:r>
+          </w:p>
+        </w:tc>
+        <w:tc>
+          <w:tcPr>
+            <w:tcW w:w="934" w:type="dxa"/>
+            <w:tcBorders>
+              <w:left w:val="single" w:sz="4" w:space="0" w:color="000000"/>
+            </w:tcBorders>
+          </w:tcPr>
+          <w:p>
+            <w:pPr>
+              <w:pStyle w:val="Style19"/>
+              <w:widowControl w:val="false"/>
+              <w:bidi w:val="0"/>
+              <w:jc w:val="center"/>
+              <w:rPr>
+                <w:sz w:val="16"/>
+                <w:szCs w:val="16"/>
+              </w:rPr>
+            </w:pPr>
+            <w:r>
+              <w:rPr>
+                <w:sz w:val="16"/>
+                <w:szCs w:val="16"/>
+              </w:rPr>
+            </w:r>
+          </w:p>
+        </w:tc>
+        <w:tc>
+          <w:tcPr>
+            <w:tcW w:w="2436" w:type="dxa"/>
             <w:tcBorders>
               <w:left w:val="single" w:sz="4" w:space="0" w:color="000000"/>
               <w:right w:val="single" w:sz="4" w:space="0" w:color="000000"/>
@@ -18512,7 +18550,7 @@
         </w:tc>
         <w:tc>
           <w:tcPr>
-            <w:tcW w:w="924" w:type="dxa"/>
+            <w:tcW w:w="925" w:type="dxa"/>
             <w:tcBorders>
               <w:left w:val="single" w:sz="4" w:space="0" w:color="000000"/>
             </w:tcBorders>
@@ -18539,59 +18577,59 @@
         </w:tc>
         <w:tc>
           <w:tcPr>
-            <w:tcW w:w="931" w:type="dxa"/>
-            <w:tcBorders>
-              <w:left w:val="single" w:sz="4" w:space="0" w:color="000000"/>
-            </w:tcBorders>
-          </w:tcPr>
-          <w:p>
-            <w:pPr>
-              <w:pStyle w:val="Style19"/>
-              <w:widowControl w:val="false"/>
-              <w:bidi w:val="0"/>
-              <w:jc w:val="center"/>
-              <w:rPr>
-                <w:sz w:val="16"/>
-                <w:szCs w:val="16"/>
-              </w:rPr>
-            </w:pPr>
-            <w:r>
-              <w:rPr>
-                <w:sz w:val="16"/>
-                <w:szCs w:val="16"/>
-              </w:rPr>
-            </w:r>
-          </w:p>
-        </w:tc>
-        <w:tc>
-          <w:tcPr>
-            <w:tcW w:w="933" w:type="dxa"/>
-            <w:tcBorders>
-              <w:left w:val="single" w:sz="4" w:space="0" w:color="000000"/>
-            </w:tcBorders>
-          </w:tcPr>
-          <w:p>
-            <w:pPr>
-              <w:pStyle w:val="Style19"/>
-              <w:widowControl w:val="false"/>
-              <w:bidi w:val="0"/>
-              <w:jc w:val="center"/>
-              <w:rPr>
-                <w:sz w:val="16"/>
-                <w:szCs w:val="16"/>
-              </w:rPr>
-            </w:pPr>
-            <w:r>
-              <w:rPr>
-                <w:sz w:val="16"/>
-                <w:szCs w:val="16"/>
-              </w:rPr>
-            </w:r>
-          </w:p>
-        </w:tc>
-        <w:tc>
-          <w:tcPr>
-            <w:tcW w:w="2437" w:type="dxa"/>
+            <w:tcW w:w="930" w:type="dxa"/>
+            <w:tcBorders>
+              <w:left w:val="single" w:sz="4" w:space="0" w:color="000000"/>
+            </w:tcBorders>
+          </w:tcPr>
+          <w:p>
+            <w:pPr>
+              <w:pStyle w:val="Style19"/>
+              <w:widowControl w:val="false"/>
+              <w:bidi w:val="0"/>
+              <w:jc w:val="center"/>
+              <w:rPr>
+                <w:sz w:val="16"/>
+                <w:szCs w:val="16"/>
+              </w:rPr>
+            </w:pPr>
+            <w:r>
+              <w:rPr>
+                <w:sz w:val="16"/>
+                <w:szCs w:val="16"/>
+              </w:rPr>
+            </w:r>
+          </w:p>
+        </w:tc>
+        <w:tc>
+          <w:tcPr>
+            <w:tcW w:w="934" w:type="dxa"/>
+            <w:tcBorders>
+              <w:left w:val="single" w:sz="4" w:space="0" w:color="000000"/>
+            </w:tcBorders>
+          </w:tcPr>
+          <w:p>
+            <w:pPr>
+              <w:pStyle w:val="Style19"/>
+              <w:widowControl w:val="false"/>
+              <w:bidi w:val="0"/>
+              <w:jc w:val="center"/>
+              <w:rPr>
+                <w:sz w:val="16"/>
+                <w:szCs w:val="16"/>
+              </w:rPr>
+            </w:pPr>
+            <w:r>
+              <w:rPr>
+                <w:sz w:val="16"/>
+                <w:szCs w:val="16"/>
+              </w:rPr>
+            </w:r>
+          </w:p>
+        </w:tc>
+        <w:tc>
+          <w:tcPr>
+            <w:tcW w:w="2436" w:type="dxa"/>
             <w:tcBorders>
               <w:left w:val="single" w:sz="4" w:space="0" w:color="000000"/>
               <w:right w:val="single" w:sz="4" w:space="0" w:color="000000"/>
@@ -18755,7 +18793,7 @@
         </w:tc>
         <w:tc>
           <w:tcPr>
-            <w:tcW w:w="924" w:type="dxa"/>
+            <w:tcW w:w="925" w:type="dxa"/>
             <w:tcBorders>
               <w:left w:val="single" w:sz="4" w:space="0" w:color="000000"/>
             </w:tcBorders>
@@ -18782,59 +18820,59 @@
         </w:tc>
         <w:tc>
           <w:tcPr>
-            <w:tcW w:w="931" w:type="dxa"/>
-            <w:tcBorders>
-              <w:left w:val="single" w:sz="4" w:space="0" w:color="000000"/>
-            </w:tcBorders>
-          </w:tcPr>
-          <w:p>
-            <w:pPr>
-              <w:pStyle w:val="Style19"/>
-              <w:widowControl w:val="false"/>
-              <w:bidi w:val="0"/>
-              <w:jc w:val="center"/>
-              <w:rPr>
-                <w:sz w:val="16"/>
-                <w:szCs w:val="16"/>
-              </w:rPr>
-            </w:pPr>
-            <w:r>
-              <w:rPr>
-                <w:sz w:val="16"/>
-                <w:szCs w:val="16"/>
-              </w:rPr>
-            </w:r>
-          </w:p>
-        </w:tc>
-        <w:tc>
-          <w:tcPr>
-            <w:tcW w:w="933" w:type="dxa"/>
-            <w:tcBorders>
-              <w:left w:val="single" w:sz="4" w:space="0" w:color="000000"/>
-            </w:tcBorders>
-          </w:tcPr>
-          <w:p>
-            <w:pPr>
-              <w:pStyle w:val="Style19"/>
-              <w:widowControl w:val="false"/>
-              <w:bidi w:val="0"/>
-              <w:jc w:val="center"/>
-              <w:rPr>
-                <w:sz w:val="16"/>
-                <w:szCs w:val="16"/>
-              </w:rPr>
-            </w:pPr>
-            <w:r>
-              <w:rPr>
-                <w:sz w:val="16"/>
-                <w:szCs w:val="16"/>
-              </w:rPr>
-            </w:r>
-          </w:p>
-        </w:tc>
-        <w:tc>
-          <w:tcPr>
-            <w:tcW w:w="2437" w:type="dxa"/>
+            <w:tcW w:w="930" w:type="dxa"/>
+            <w:tcBorders>
+              <w:left w:val="single" w:sz="4" w:space="0" w:color="000000"/>
+            </w:tcBorders>
+          </w:tcPr>
+          <w:p>
+            <w:pPr>
+              <w:pStyle w:val="Style19"/>
+              <w:widowControl w:val="false"/>
+              <w:bidi w:val="0"/>
+              <w:jc w:val="center"/>
+              <w:rPr>
+                <w:sz w:val="16"/>
+                <w:szCs w:val="16"/>
+              </w:rPr>
+            </w:pPr>
+            <w:r>
+              <w:rPr>
+                <w:sz w:val="16"/>
+                <w:szCs w:val="16"/>
+              </w:rPr>
+            </w:r>
+          </w:p>
+        </w:tc>
+        <w:tc>
+          <w:tcPr>
+            <w:tcW w:w="934" w:type="dxa"/>
+            <w:tcBorders>
+              <w:left w:val="single" w:sz="4" w:space="0" w:color="000000"/>
+            </w:tcBorders>
+          </w:tcPr>
+          <w:p>
+            <w:pPr>
+              <w:pStyle w:val="Style19"/>
+              <w:widowControl w:val="false"/>
+              <w:bidi w:val="0"/>
+              <w:jc w:val="center"/>
+              <w:rPr>
+                <w:sz w:val="16"/>
+                <w:szCs w:val="16"/>
+              </w:rPr>
+            </w:pPr>
+            <w:r>
+              <w:rPr>
+                <w:sz w:val="16"/>
+                <w:szCs w:val="16"/>
+              </w:rPr>
+            </w:r>
+          </w:p>
+        </w:tc>
+        <w:tc>
+          <w:tcPr>
+            <w:tcW w:w="2436" w:type="dxa"/>
             <w:tcBorders>
               <w:left w:val="single" w:sz="4" w:space="0" w:color="000000"/>
               <w:right w:val="single" w:sz="4" w:space="0" w:color="000000"/>
@@ -18972,7 +19010,7 @@
         </w:tc>
         <w:tc>
           <w:tcPr>
-            <w:tcW w:w="924" w:type="dxa"/>
+            <w:tcW w:w="925" w:type="dxa"/>
             <w:tcBorders>
               <w:left w:val="single" w:sz="4" w:space="0" w:color="000000"/>
             </w:tcBorders>
@@ -18999,59 +19037,59 @@
         </w:tc>
         <w:tc>
           <w:tcPr>
-            <w:tcW w:w="931" w:type="dxa"/>
-            <w:tcBorders>
-              <w:left w:val="single" w:sz="4" w:space="0" w:color="000000"/>
-            </w:tcBorders>
-          </w:tcPr>
-          <w:p>
-            <w:pPr>
-              <w:pStyle w:val="Style19"/>
-              <w:widowControl w:val="false"/>
-              <w:bidi w:val="0"/>
-              <w:jc w:val="center"/>
-              <w:rPr>
-                <w:sz w:val="16"/>
-                <w:szCs w:val="16"/>
-              </w:rPr>
-            </w:pPr>
-            <w:r>
-              <w:rPr>
-                <w:sz w:val="16"/>
-                <w:szCs w:val="16"/>
-              </w:rPr>
-            </w:r>
-          </w:p>
-        </w:tc>
-        <w:tc>
-          <w:tcPr>
-            <w:tcW w:w="933" w:type="dxa"/>
-            <w:tcBorders>
-              <w:left w:val="single" w:sz="4" w:space="0" w:color="000000"/>
-            </w:tcBorders>
-          </w:tcPr>
-          <w:p>
-            <w:pPr>
-              <w:pStyle w:val="Style19"/>
-              <w:widowControl w:val="false"/>
-              <w:bidi w:val="0"/>
-              <w:jc w:val="center"/>
-              <w:rPr>
-                <w:sz w:val="16"/>
-                <w:szCs w:val="16"/>
-              </w:rPr>
-            </w:pPr>
-            <w:r>
-              <w:rPr>
-                <w:sz w:val="16"/>
-                <w:szCs w:val="16"/>
-              </w:rPr>
-            </w:r>
-          </w:p>
-        </w:tc>
-        <w:tc>
-          <w:tcPr>
-            <w:tcW w:w="2437" w:type="dxa"/>
+            <w:tcW w:w="930" w:type="dxa"/>
+            <w:tcBorders>
+              <w:left w:val="single" w:sz="4" w:space="0" w:color="000000"/>
+            </w:tcBorders>
+          </w:tcPr>
+          <w:p>
+            <w:pPr>
+              <w:pStyle w:val="Style19"/>
+              <w:widowControl w:val="false"/>
+              <w:bidi w:val="0"/>
+              <w:jc w:val="center"/>
+              <w:rPr>
+                <w:sz w:val="16"/>
+                <w:szCs w:val="16"/>
+              </w:rPr>
+            </w:pPr>
+            <w:r>
+              <w:rPr>
+                <w:sz w:val="16"/>
+                <w:szCs w:val="16"/>
+              </w:rPr>
+            </w:r>
+          </w:p>
+        </w:tc>
+        <w:tc>
+          <w:tcPr>
+            <w:tcW w:w="934" w:type="dxa"/>
+            <w:tcBorders>
+              <w:left w:val="single" w:sz="4" w:space="0" w:color="000000"/>
+            </w:tcBorders>
+          </w:tcPr>
+          <w:p>
+            <w:pPr>
+              <w:pStyle w:val="Style19"/>
+              <w:widowControl w:val="false"/>
+              <w:bidi w:val="0"/>
+              <w:jc w:val="center"/>
+              <w:rPr>
+                <w:sz w:val="16"/>
+                <w:szCs w:val="16"/>
+              </w:rPr>
+            </w:pPr>
+            <w:r>
+              <w:rPr>
+                <w:sz w:val="16"/>
+                <w:szCs w:val="16"/>
+              </w:rPr>
+            </w:r>
+          </w:p>
+        </w:tc>
+        <w:tc>
+          <w:tcPr>
+            <w:tcW w:w="2436" w:type="dxa"/>
             <w:tcBorders>
               <w:left w:val="single" w:sz="4" w:space="0" w:color="000000"/>
               <w:right w:val="single" w:sz="4" w:space="0" w:color="000000"/>
@@ -19227,7 +19265,7 @@
         </w:tc>
         <w:tc>
           <w:tcPr>
-            <w:tcW w:w="924" w:type="dxa"/>
+            <w:tcW w:w="925" w:type="dxa"/>
             <w:tcBorders>
               <w:left w:val="single" w:sz="4" w:space="0" w:color="000000"/>
             </w:tcBorders>
@@ -19254,59 +19292,59 @@
         </w:tc>
         <w:tc>
           <w:tcPr>
-            <w:tcW w:w="931" w:type="dxa"/>
-            <w:tcBorders>
-              <w:left w:val="single" w:sz="4" w:space="0" w:color="000000"/>
-            </w:tcBorders>
-          </w:tcPr>
-          <w:p>
-            <w:pPr>
-              <w:pStyle w:val="Style19"/>
-              <w:widowControl w:val="false"/>
-              <w:bidi w:val="0"/>
-              <w:jc w:val="center"/>
-              <w:rPr>
-                <w:sz w:val="16"/>
-                <w:szCs w:val="16"/>
-              </w:rPr>
-            </w:pPr>
-            <w:r>
-              <w:rPr>
-                <w:sz w:val="16"/>
-                <w:szCs w:val="16"/>
-              </w:rPr>
-            </w:r>
-          </w:p>
-        </w:tc>
-        <w:tc>
-          <w:tcPr>
-            <w:tcW w:w="933" w:type="dxa"/>
-            <w:tcBorders>
-              <w:left w:val="single" w:sz="4" w:space="0" w:color="000000"/>
-            </w:tcBorders>
-          </w:tcPr>
-          <w:p>
-            <w:pPr>
-              <w:pStyle w:val="Style19"/>
-              <w:widowControl w:val="false"/>
-              <w:bidi w:val="0"/>
-              <w:jc w:val="center"/>
-              <w:rPr>
-                <w:sz w:val="16"/>
-                <w:szCs w:val="16"/>
-              </w:rPr>
-            </w:pPr>
-            <w:r>
-              <w:rPr>
-                <w:sz w:val="16"/>
-                <w:szCs w:val="16"/>
-              </w:rPr>
-            </w:r>
-          </w:p>
-        </w:tc>
-        <w:tc>
-          <w:tcPr>
-            <w:tcW w:w="2437" w:type="dxa"/>
+            <w:tcW w:w="930" w:type="dxa"/>
+            <w:tcBorders>
+              <w:left w:val="single" w:sz="4" w:space="0" w:color="000000"/>
+            </w:tcBorders>
+          </w:tcPr>
+          <w:p>
+            <w:pPr>
+              <w:pStyle w:val="Style19"/>
+              <w:widowControl w:val="false"/>
+              <w:bidi w:val="0"/>
+              <w:jc w:val="center"/>
+              <w:rPr>
+                <w:sz w:val="16"/>
+                <w:szCs w:val="16"/>
+              </w:rPr>
+            </w:pPr>
+            <w:r>
+              <w:rPr>
+                <w:sz w:val="16"/>
+                <w:szCs w:val="16"/>
+              </w:rPr>
+            </w:r>
+          </w:p>
+        </w:tc>
+        <w:tc>
+          <w:tcPr>
+            <w:tcW w:w="934" w:type="dxa"/>
+            <w:tcBorders>
+              <w:left w:val="single" w:sz="4" w:space="0" w:color="000000"/>
+            </w:tcBorders>
+          </w:tcPr>
+          <w:p>
+            <w:pPr>
+              <w:pStyle w:val="Style19"/>
+              <w:widowControl w:val="false"/>
+              <w:bidi w:val="0"/>
+              <w:jc w:val="center"/>
+              <w:rPr>
+                <w:sz w:val="16"/>
+                <w:szCs w:val="16"/>
+              </w:rPr>
+            </w:pPr>
+            <w:r>
+              <w:rPr>
+                <w:sz w:val="16"/>
+                <w:szCs w:val="16"/>
+              </w:rPr>
+            </w:r>
+          </w:p>
+        </w:tc>
+        <w:tc>
+          <w:tcPr>
+            <w:tcW w:w="2436" w:type="dxa"/>
             <w:tcBorders>
               <w:left w:val="single" w:sz="4" w:space="0" w:color="000000"/>
               <w:right w:val="single" w:sz="4" w:space="0" w:color="000000"/>
@@ -19448,7 +19486,7 @@
         </w:tc>
         <w:tc>
           <w:tcPr>
-            <w:tcW w:w="924" w:type="dxa"/>
+            <w:tcW w:w="925" w:type="dxa"/>
             <w:tcBorders>
               <w:left w:val="single" w:sz="4" w:space="0" w:color="000000"/>
               <w:bottom w:val="single" w:sz="4" w:space="0" w:color="000000"/>
@@ -19476,7 +19514,7 @@
         </w:tc>
         <w:tc>
           <w:tcPr>
-            <w:tcW w:w="931" w:type="dxa"/>
+            <w:tcW w:w="930" w:type="dxa"/>
             <w:tcBorders>
               <w:left w:val="single" w:sz="4" w:space="0" w:color="000000"/>
               <w:bottom w:val="single" w:sz="4" w:space="0" w:color="000000"/>
@@ -19503,7 +19541,7 @@
         </w:tc>
         <w:tc>
           <w:tcPr>
-            <w:tcW w:w="933" w:type="dxa"/>
+            <w:tcW w:w="934" w:type="dxa"/>
             <w:tcBorders>
               <w:left w:val="single" w:sz="4" w:space="0" w:color="000000"/>
               <w:bottom w:val="single" w:sz="4" w:space="0" w:color="000000"/>
@@ -19530,7 +19568,7 @@
         </w:tc>
         <w:tc>
           <w:tcPr>
-            <w:tcW w:w="2437" w:type="dxa"/>
+            <w:tcW w:w="2436" w:type="dxa"/>
             <w:tcBorders>
               <w:left w:val="single" w:sz="4" w:space="0" w:color="000000"/>
               <w:bottom w:val="single" w:sz="4" w:space="0" w:color="000000"/>
@@ -24562,7 +24600,33 @@
           <w:szCs w:val="20"/>
           <w:lang w:val="en-US" w:eastAsia="ko-KR" w:bidi="hi-IN"/>
         </w:rPr>
-        <w:t xml:space="preserve">효과 발동 → 지구력을 </w:t>
+        <w:t xml:space="preserve">효과 </w:t>
+      </w:r>
+      <w:r>
+        <w:rPr>
+          <w:rFonts w:ascii="바탕" w:hAnsi="바탕" w:cs="Arial Unicode MS"/>
+          <w:b w:val="false"/>
+          <w:bCs w:val="false"/>
+          <w:color w:val="000000"/>
+          <w:kern w:val="2"/>
+          <w:sz w:val="20"/>
+          <w:szCs w:val="20"/>
+          <w:lang w:val="en-US" w:eastAsia="ko-KR" w:bidi="hi-IN"/>
+        </w:rPr>
+        <w:t>유발</w:t>
+      </w:r>
+      <w:r>
+        <w:rPr>
+          <w:rFonts w:ascii="바탕" w:hAnsi="바탕" w:cs="Arial Unicode MS"/>
+          <w:b w:val="false"/>
+          <w:bCs w:val="false"/>
+          <w:color w:val="000000"/>
+          <w:kern w:val="2"/>
+          <w:sz w:val="20"/>
+          <w:szCs w:val="20"/>
+          <w:lang w:val="en-US" w:eastAsia="ko-KR" w:bidi="hi-IN"/>
+        </w:rPr>
+        <w:t xml:space="preserve"> → 지구력을 </w:t>
       </w:r>
       <w:r>
         <w:rPr>
@@ -25101,18 +25165,64 @@
         </w:rPr>
       </w:pPr>
       <w:r>
+        <w:rPr/>
+      </w:r>
+    </w:p>
+    <w:p>
+      <w:pPr>
+        <w:pStyle w:val="Normal"/>
+        <w:bidi w:val="0"/>
+        <w:jc w:val="left"/>
         <w:rPr>
           <w:sz w:val="34"/>
           <w:szCs w:val="34"/>
         </w:rPr>
+      </w:pPr>
+      <w:r>
+        <w:rPr/>
+      </w:r>
+    </w:p>
+    <w:p>
+      <w:pPr>
+        <w:pStyle w:val="Normal"/>
+        <w:bidi w:val="0"/>
+        <w:jc w:val="left"/>
+        <w:rPr>
+          <w:sz w:val="34"/>
+          <w:szCs w:val="34"/>
+        </w:rPr>
+      </w:pPr>
+      <w:r>
+        <w:rPr/>
+      </w:r>
+    </w:p>
+    <w:p>
+      <w:pPr>
+        <w:pStyle w:val="Normal"/>
+        <w:bidi w:val="0"/>
+        <w:jc w:val="left"/>
+        <w:rPr>
+          <w:sz w:val="34"/>
+          <w:szCs w:val="34"/>
+        </w:rPr>
+      </w:pPr>
+      <w:r>
+        <w:rPr>
+          <w:sz w:val="34"/>
+          <w:szCs w:val="34"/>
+        </w:rPr>
         <w:t xml:space="preserve">*  </w:t>
       </w:r>
       <w:r>
         <w:rPr>
+          <w:rFonts w:ascii="바탕" w:hAnsi="바탕" w:cs="Arial Unicode MS"/>
+          <w:color w:val="auto"/>
+          <w:kern w:val="2"/>
           <w:sz w:val="30"/>
           <w:szCs w:val="34"/>
-        </w:rPr>
-        <w:t>스킬</w:t>
+          <w:lang w:val="en-US" w:eastAsia="ko-KR" w:bidi="hi-IN"/>
+        </w:rPr>
+        <w:t>주문</w:t>
       </w:r>
       <w:r>
         <w:rPr>
@@ -25164,6 +25274,4924 @@
         </w:rPr>
         <w:t>1.</w:t>
       </w:r>
+      <w:r>
+        <w:rPr>
+          <w:rFonts w:ascii="바탕" w:hAnsi="바탕" w:cs="Arial Unicode MS"/>
+          <w:color w:val="auto"/>
+          <w:kern w:val="2"/>
+          <w:sz w:val="20"/>
+          <w:szCs w:val="20"/>
+          <w:lang w:val="en-US" w:eastAsia="ko-KR" w:bidi="hi-IN"/>
+        </w:rPr>
+        <w:t xml:space="preserve">주문은 </w:t>
+      </w:r>
+      <w:r>
+        <w:rPr>
+          <w:rFonts w:eastAsia="맑은 고딕" w:cs="Arial Unicode MS"/>
+          <w:color w:val="auto"/>
+          <w:kern w:val="2"/>
+          <w:sz w:val="20"/>
+          <w:szCs w:val="20"/>
+          <w:lang w:val="en-US" w:eastAsia="ko-KR" w:bidi="hi-IN"/>
+        </w:rPr>
+        <w:t>Z</w:t>
+      </w:r>
+      <w:r>
+        <w:rPr>
+          <w:rFonts w:ascii="바탕" w:hAnsi="바탕" w:cs="Arial Unicode MS"/>
+          <w:color w:val="auto"/>
+          <w:kern w:val="2"/>
+          <w:sz w:val="20"/>
+          <w:szCs w:val="20"/>
+          <w:lang w:val="en-US" w:eastAsia="ko-KR" w:bidi="hi-IN"/>
+        </w:rPr>
+        <w:t>키를 이용해 사용</w:t>
+      </w:r>
+    </w:p>
+    <w:p>
+      <w:pPr>
+        <w:pStyle w:val="Normal"/>
+        <w:bidi w:val="0"/>
+        <w:jc w:val="left"/>
+        <w:rPr>
+          <w:sz w:val="20"/>
+          <w:szCs w:val="20"/>
+        </w:rPr>
+      </w:pPr>
+      <w:r>
+        <w:rPr/>
+      </w:r>
+    </w:p>
+    <w:p>
+      <w:pPr>
+        <w:pStyle w:val="Normal"/>
+        <w:bidi w:val="0"/>
+        <w:jc w:val="left"/>
+        <w:rPr>
+          <w:sz w:val="20"/>
+          <w:szCs w:val="20"/>
+        </w:rPr>
+      </w:pPr>
+      <w:r>
+        <w:rPr>
+          <w:rFonts w:eastAsia="맑은 고딕" w:cs="Arial Unicode MS"/>
+          <w:color w:val="auto"/>
+          <w:kern w:val="2"/>
+          <w:sz w:val="20"/>
+          <w:szCs w:val="20"/>
+          <w:lang w:val="en-US" w:eastAsia="ko-KR" w:bidi="hi-IN"/>
+        </w:rPr>
+        <w:t>2.</w:t>
+      </w:r>
+      <w:r>
+        <w:rPr>
+          <w:rFonts w:ascii="바탕" w:hAnsi="바탕" w:cs="Arial Unicode MS"/>
+          <w:color w:val="auto"/>
+          <w:kern w:val="2"/>
+          <w:sz w:val="20"/>
+          <w:szCs w:val="20"/>
+          <w:lang w:val="en-US" w:eastAsia="ko-KR" w:bidi="hi-IN"/>
+        </w:rPr>
+        <w:t xml:space="preserve">일반적으로 무기를 들고 있으면 효율 감소 </w:t>
+      </w:r>
+      <w:r>
+        <w:rPr>
+          <w:rFonts w:eastAsia="맑은 고딕" w:cs="Arial Unicode MS"/>
+          <w:color w:val="auto"/>
+          <w:kern w:val="2"/>
+          <w:sz w:val="20"/>
+          <w:szCs w:val="20"/>
+          <w:lang w:val="en-US" w:eastAsia="ko-KR" w:bidi="hi-IN"/>
+        </w:rPr>
+        <w:t xml:space="preserve">or </w:t>
+      </w:r>
+      <w:r>
+        <w:rPr>
+          <w:rFonts w:ascii="바탕" w:hAnsi="바탕" w:cs="Arial Unicode MS"/>
+          <w:color w:val="auto"/>
+          <w:kern w:val="2"/>
+          <w:sz w:val="20"/>
+          <w:szCs w:val="20"/>
+          <w:lang w:val="en-US" w:eastAsia="ko-KR" w:bidi="hi-IN"/>
+        </w:rPr>
+        <w:t>주문을 외우기 위해 무기 집어넣어야 함</w:t>
+      </w:r>
+    </w:p>
+    <w:p>
+      <w:pPr>
+        <w:pStyle w:val="Normal"/>
+        <w:bidi w:val="0"/>
+        <w:jc w:val="left"/>
+        <w:rPr>
+          <w:sz w:val="20"/>
+          <w:szCs w:val="20"/>
+        </w:rPr>
+      </w:pPr>
+      <w:r>
+        <w:rPr/>
+      </w:r>
+    </w:p>
+    <w:p>
+      <w:pPr>
+        <w:pStyle w:val="Normal"/>
+        <w:bidi w:val="0"/>
+        <w:jc w:val="left"/>
+        <w:rPr>
+          <w:sz w:val="20"/>
+          <w:szCs w:val="20"/>
+        </w:rPr>
+      </w:pPr>
+      <w:r>
+        <w:rPr>
+          <w:rFonts w:eastAsia="맑은 고딕" w:cs="Arial Unicode MS"/>
+          <w:color w:val="auto"/>
+          <w:kern w:val="2"/>
+          <w:sz w:val="20"/>
+          <w:szCs w:val="20"/>
+          <w:lang w:val="en-US" w:eastAsia="ko-KR" w:bidi="hi-IN"/>
+        </w:rPr>
+        <w:t>3.</w:t>
+      </w:r>
+      <w:r>
+        <w:rPr>
+          <w:rFonts w:ascii="바탕" w:hAnsi="바탕" w:cs="Arial Unicode MS"/>
+          <w:color w:val="auto"/>
+          <w:kern w:val="2"/>
+          <w:sz w:val="20"/>
+          <w:szCs w:val="20"/>
+          <w:lang w:val="en-US" w:eastAsia="ko-KR" w:bidi="hi-IN"/>
+        </w:rPr>
+        <w:t xml:space="preserve">단 주문책을 무기로 장착중이거나 지팡이 등의 마법 무기를 장착시 상관 </w:t>
+      </w:r>
+      <w:r>
+        <w:rPr>
+          <w:rFonts w:eastAsia="맑은 고딕" w:cs="Arial Unicode MS"/>
+          <w:color w:val="auto"/>
+          <w:kern w:val="2"/>
+          <w:sz w:val="20"/>
+          <w:szCs w:val="20"/>
+          <w:lang w:val="en-US" w:eastAsia="ko-KR" w:bidi="hi-IN"/>
+        </w:rPr>
+        <w:t>X</w:t>
+      </w:r>
+    </w:p>
+    <w:p>
+      <w:pPr>
+        <w:pStyle w:val="Normal"/>
+        <w:bidi w:val="0"/>
+        <w:jc w:val="left"/>
+        <w:rPr>
+          <w:sz w:val="20"/>
+          <w:szCs w:val="20"/>
+        </w:rPr>
+      </w:pPr>
+      <w:r>
+        <w:rPr/>
+      </w:r>
+    </w:p>
+    <w:p>
+      <w:pPr>
+        <w:pStyle w:val="Normal"/>
+        <w:bidi w:val="0"/>
+        <w:jc w:val="left"/>
+        <w:rPr>
+          <w:sz w:val="20"/>
+          <w:szCs w:val="20"/>
+        </w:rPr>
+      </w:pPr>
+      <w:r>
+        <w:rPr>
+          <w:rFonts w:eastAsia="맑은 고딕" w:cs="Arial Unicode MS"/>
+          <w:color w:val="auto"/>
+          <w:kern w:val="2"/>
+          <w:sz w:val="20"/>
+          <w:szCs w:val="20"/>
+          <w:lang w:val="en-US" w:eastAsia="ko-KR" w:bidi="hi-IN"/>
+        </w:rPr>
+        <w:t>4.</w:t>
+      </w:r>
+      <w:r>
+        <w:rPr>
+          <w:rFonts w:ascii="바탕" w:hAnsi="바탕" w:cs="Arial Unicode MS"/>
+          <w:color w:val="auto"/>
+          <w:kern w:val="2"/>
+          <w:sz w:val="20"/>
+          <w:szCs w:val="20"/>
+          <w:lang w:val="en-US" w:eastAsia="ko-KR" w:bidi="hi-IN"/>
+        </w:rPr>
+        <w:t>주문책은 주문의 효율증가</w:t>
+      </w:r>
+      <w:r>
+        <w:rPr>
+          <w:rFonts w:eastAsia="맑은 고딕" w:cs="Arial Unicode MS"/>
+          <w:color w:val="auto"/>
+          <w:kern w:val="2"/>
+          <w:sz w:val="20"/>
+          <w:szCs w:val="20"/>
+          <w:lang w:val="en-US" w:eastAsia="ko-KR" w:bidi="hi-IN"/>
+        </w:rPr>
+        <w:t xml:space="preserve">, </w:t>
+      </w:r>
+      <w:r>
+        <w:rPr>
+          <w:rFonts w:ascii="바탕" w:hAnsi="바탕" w:cs="Arial Unicode MS"/>
+          <w:color w:val="auto"/>
+          <w:kern w:val="2"/>
+          <w:sz w:val="20"/>
+          <w:szCs w:val="20"/>
+          <w:lang w:val="en-US" w:eastAsia="ko-KR" w:bidi="hi-IN"/>
+        </w:rPr>
+        <w:t>무기 해제 딜레이 없이 주문 즉시 시전 가능 단</w:t>
+      </w:r>
+      <w:r>
+        <w:rPr>
+          <w:rFonts w:eastAsia="맑은 고딕" w:cs="Arial Unicode MS"/>
+          <w:color w:val="auto"/>
+          <w:kern w:val="2"/>
+          <w:sz w:val="20"/>
+          <w:szCs w:val="20"/>
+          <w:lang w:val="en-US" w:eastAsia="ko-KR" w:bidi="hi-IN"/>
+        </w:rPr>
+        <w:t xml:space="preserve">, </w:t>
+      </w:r>
+      <w:r>
+        <w:rPr>
+          <w:rFonts w:ascii="바탕" w:hAnsi="바탕" w:cs="Arial Unicode MS"/>
+          <w:color w:val="auto"/>
+          <w:kern w:val="2"/>
+          <w:sz w:val="20"/>
+          <w:szCs w:val="20"/>
+          <w:lang w:val="en-US" w:eastAsia="ko-KR" w:bidi="hi-IN"/>
+        </w:rPr>
+        <w:t>캐릭터의 마법 숙련도와 사전에 알고 있는 주문만 시전 가능 → 왼손에 주문책</w:t>
+      </w:r>
+      <w:r>
+        <w:rPr>
+          <w:rFonts w:eastAsia="맑은 고딕" w:cs="Arial Unicode MS"/>
+          <w:color w:val="auto"/>
+          <w:kern w:val="2"/>
+          <w:sz w:val="20"/>
+          <w:szCs w:val="20"/>
+          <w:lang w:val="en-US" w:eastAsia="ko-KR" w:bidi="hi-IN"/>
+        </w:rPr>
+        <w:t xml:space="preserve">, </w:t>
+      </w:r>
+      <w:r>
+        <w:rPr>
+          <w:rFonts w:ascii="바탕" w:hAnsi="바탕" w:cs="Arial Unicode MS"/>
+          <w:color w:val="auto"/>
+          <w:kern w:val="2"/>
+          <w:sz w:val="20"/>
+          <w:szCs w:val="20"/>
+          <w:lang w:val="en-US" w:eastAsia="ko-KR" w:bidi="hi-IN"/>
+        </w:rPr>
+        <w:t>오른손에 무기를 장착하는 형태로 무기를 들고 있는 상태에서 주문을 빠르게 시전하게 도와줌</w:t>
+      </w:r>
+    </w:p>
+    <w:p>
+      <w:pPr>
+        <w:pStyle w:val="Normal"/>
+        <w:bidi w:val="0"/>
+        <w:jc w:val="left"/>
+        <w:rPr>
+          <w:sz w:val="20"/>
+          <w:szCs w:val="20"/>
+        </w:rPr>
+      </w:pPr>
+      <w:r>
+        <w:rPr/>
+      </w:r>
+    </w:p>
+    <w:p>
+      <w:pPr>
+        <w:pStyle w:val="Normal"/>
+        <w:bidi w:val="0"/>
+        <w:jc w:val="left"/>
+        <w:rPr>
+          <w:sz w:val="20"/>
+          <w:szCs w:val="20"/>
+        </w:rPr>
+      </w:pPr>
+      <w:r>
+        <w:rPr>
+          <w:rFonts w:eastAsia="맑은 고딕" w:cs="Arial Unicode MS"/>
+          <w:color w:val="auto"/>
+          <w:kern w:val="2"/>
+          <w:sz w:val="20"/>
+          <w:szCs w:val="20"/>
+          <w:lang w:val="en-US" w:eastAsia="ko-KR" w:bidi="hi-IN"/>
+        </w:rPr>
+        <w:t>5.</w:t>
+      </w:r>
+      <w:r>
+        <w:rPr>
+          <w:rFonts w:ascii="바탕" w:hAnsi="바탕" w:cs="Arial Unicode MS"/>
+          <w:color w:val="auto"/>
+          <w:kern w:val="2"/>
+          <w:sz w:val="20"/>
+          <w:szCs w:val="20"/>
+          <w:lang w:val="en-US" w:eastAsia="ko-KR" w:bidi="hi-IN"/>
+        </w:rPr>
+        <w:t>마법 무기는 한가지 마법만 사용가능하지만 마나 소모가 적음</w:t>
+      </w:r>
+    </w:p>
+    <w:p>
+      <w:pPr>
+        <w:pStyle w:val="Normal"/>
+        <w:bidi w:val="0"/>
+        <w:jc w:val="left"/>
+        <w:rPr>
+          <w:sz w:val="20"/>
+          <w:szCs w:val="20"/>
+        </w:rPr>
+      </w:pPr>
+      <w:r>
+        <w:rPr/>
+      </w:r>
+    </w:p>
+    <w:tbl>
+      <w:tblPr>
+        <w:tblW w:w="11024" w:type="dxa"/>
+        <w:jc w:val="left"/>
+        <w:tblInd w:w="-593" w:type="dxa"/>
+        <w:tblLayout w:type="fixed"/>
+        <w:tblCellMar>
+          <w:top w:w="55" w:type="dxa"/>
+          <w:left w:w="55" w:type="dxa"/>
+          <w:bottom w:w="55" w:type="dxa"/>
+          <w:right w:w="55" w:type="dxa"/>
+        </w:tblCellMar>
+      </w:tblPr>
+      <w:tblGrid>
+        <w:gridCol w:w="1243"/>
+        <w:gridCol w:w="2561"/>
+        <w:gridCol w:w="3964"/>
+        <w:gridCol w:w="3256"/>
+      </w:tblGrid>
+      <w:tr>
+        <w:trPr/>
+        <w:tc>
+          <w:tcPr>
+            <w:tcW w:w="1243" w:type="dxa"/>
+            <w:tcBorders>
+              <w:left w:val="single" w:sz="4" w:space="0" w:color="000000"/>
+            </w:tcBorders>
+          </w:tcPr>
+          <w:p>
+            <w:pPr>
+              <w:pStyle w:val="Style19"/>
+              <w:widowControl w:val="false"/>
+              <w:bidi w:val="0"/>
+              <w:jc w:val="center"/>
+              <w:rPr>
+                <w:b/>
+                <w:b/>
+                <w:bCs/>
+                <w:sz w:val="20"/>
+                <w:szCs w:val="20"/>
+              </w:rPr>
+            </w:pPr>
+            <w:r>
+              <w:rPr>
+                <w:rFonts w:ascii="바탕" w:hAnsi="바탕" w:cs="Arial Unicode MS"/>
+                <w:b/>
+                <w:bCs/>
+                <w:color w:val="auto"/>
+                <w:kern w:val="2"/>
+                <w:sz w:val="20"/>
+                <w:szCs w:val="20"/>
+                <w:lang w:val="en-US" w:eastAsia="ko-KR" w:bidi="hi-IN"/>
+              </w:rPr>
+              <w:t>주문</w:t>
+            </w:r>
+          </w:p>
+        </w:tc>
+        <w:tc>
+          <w:tcPr>
+            <w:tcW w:w="2561" w:type="dxa"/>
+            <w:tcBorders>
+              <w:left w:val="single" w:sz="4" w:space="0" w:color="000000"/>
+            </w:tcBorders>
+          </w:tcPr>
+          <w:p>
+            <w:pPr>
+              <w:pStyle w:val="Style19"/>
+              <w:widowControl w:val="false"/>
+              <w:bidi w:val="0"/>
+              <w:jc w:val="center"/>
+              <w:rPr>
+                <w:b/>
+                <w:b/>
+                <w:bCs/>
+                <w:sz w:val="20"/>
+                <w:szCs w:val="20"/>
+              </w:rPr>
+            </w:pPr>
+            <w:r>
+              <w:rPr>
+                <w:rFonts w:ascii="바탕" w:hAnsi="바탕" w:cs="Arial Unicode MS"/>
+                <w:b/>
+                <w:bCs/>
+                <w:color w:val="auto"/>
+                <w:kern w:val="2"/>
+                <w:sz w:val="20"/>
+                <w:szCs w:val="20"/>
+                <w:lang w:val="en-US" w:eastAsia="ko-KR" w:bidi="hi-IN"/>
+              </w:rPr>
+              <w:t>효과</w:t>
+            </w:r>
+          </w:p>
+        </w:tc>
+        <w:tc>
+          <w:tcPr>
+            <w:tcW w:w="3964" w:type="dxa"/>
+            <w:tcBorders>
+              <w:left w:val="single" w:sz="4" w:space="0" w:color="000000"/>
+            </w:tcBorders>
+          </w:tcPr>
+          <w:p>
+            <w:pPr>
+              <w:pStyle w:val="Style19"/>
+              <w:widowControl w:val="false"/>
+              <w:bidi w:val="0"/>
+              <w:jc w:val="center"/>
+              <w:rPr>
+                <w:b/>
+                <w:b/>
+                <w:bCs/>
+                <w:sz w:val="20"/>
+                <w:szCs w:val="20"/>
+              </w:rPr>
+            </w:pPr>
+            <w:r>
+              <w:rPr>
+                <w:rFonts w:ascii="바탕" w:hAnsi="바탕" w:cs="Arial Unicode MS"/>
+                <w:b/>
+                <w:bCs/>
+                <w:color w:val="auto"/>
+                <w:kern w:val="2"/>
+                <w:sz w:val="20"/>
+                <w:szCs w:val="20"/>
+                <w:lang w:val="en-US" w:eastAsia="ko-KR" w:bidi="hi-IN"/>
+              </w:rPr>
+              <w:t>기타</w:t>
+            </w:r>
+          </w:p>
+        </w:tc>
+        <w:tc>
+          <w:tcPr>
+            <w:tcW w:w="3256" w:type="dxa"/>
+            <w:tcBorders>
+              <w:left w:val="single" w:sz="4" w:space="0" w:color="000000"/>
+              <w:right w:val="single" w:sz="4" w:space="0" w:color="000000"/>
+            </w:tcBorders>
+          </w:tcPr>
+          <w:p>
+            <w:pPr>
+              <w:pStyle w:val="Style19"/>
+              <w:widowControl w:val="false"/>
+              <w:bidi w:val="0"/>
+              <w:jc w:val="center"/>
+              <w:rPr>
+                <w:b/>
+                <w:b/>
+                <w:bCs/>
+                <w:sz w:val="20"/>
+                <w:szCs w:val="20"/>
+              </w:rPr>
+            </w:pPr>
+            <w:r>
+              <w:rPr>
+                <w:rFonts w:ascii="바탕" w:hAnsi="바탕" w:cs="Arial Unicode MS"/>
+                <w:b/>
+                <w:bCs/>
+                <w:color w:val="auto"/>
+                <w:kern w:val="2"/>
+                <w:sz w:val="20"/>
+                <w:szCs w:val="20"/>
+                <w:lang w:val="en-US" w:eastAsia="ko-KR" w:bidi="hi-IN"/>
+              </w:rPr>
+              <w:t>비고</w:t>
+            </w:r>
+          </w:p>
+        </w:tc>
+      </w:tr>
+      <w:tr>
+        <w:trPr/>
+        <w:tc>
+          <w:tcPr>
+            <w:tcW w:w="1243" w:type="dxa"/>
+            <w:tcBorders>
+              <w:left w:val="single" w:sz="4" w:space="0" w:color="000000"/>
+            </w:tcBorders>
+          </w:tcPr>
+          <w:p>
+            <w:pPr>
+              <w:pStyle w:val="Style19"/>
+              <w:widowControl w:val="false"/>
+              <w:bidi w:val="0"/>
+              <w:jc w:val="center"/>
+              <w:rPr>
+                <w:sz w:val="20"/>
+                <w:szCs w:val="20"/>
+              </w:rPr>
+            </w:pPr>
+            <w:r>
+              <w:rPr>
+                <w:rFonts w:ascii="바탕" w:hAnsi="바탕" w:cs="Arial Unicode MS"/>
+                <w:color w:val="auto"/>
+                <w:kern w:val="2"/>
+                <w:sz w:val="20"/>
+                <w:szCs w:val="20"/>
+                <w:lang w:val="en-US" w:eastAsia="ko-KR" w:bidi="hi-IN"/>
+              </w:rPr>
+              <w:t>화염구</w:t>
+            </w:r>
+          </w:p>
+        </w:tc>
+        <w:tc>
+          <w:tcPr>
+            <w:tcW w:w="2561" w:type="dxa"/>
+            <w:tcBorders>
+              <w:left w:val="single" w:sz="4" w:space="0" w:color="000000"/>
+            </w:tcBorders>
+          </w:tcPr>
+          <w:p>
+            <w:pPr>
+              <w:pStyle w:val="Style19"/>
+              <w:widowControl w:val="false"/>
+              <w:bidi w:val="0"/>
+              <w:jc w:val="center"/>
+              <w:rPr>
+                <w:sz w:val="20"/>
+                <w:szCs w:val="20"/>
+              </w:rPr>
+            </w:pPr>
+            <w:r>
+              <w:rPr>
+                <w:rFonts w:ascii="바탕" w:hAnsi="바탕" w:cs="Arial Unicode MS"/>
+                <w:color w:val="auto"/>
+                <w:kern w:val="2"/>
+                <w:sz w:val="20"/>
+                <w:szCs w:val="20"/>
+                <w:lang w:val="en-US" w:eastAsia="ko-KR" w:bidi="hi-IN"/>
+              </w:rPr>
+              <w:t>작은 불덩이를 발사</w:t>
+            </w:r>
+          </w:p>
+        </w:tc>
+        <w:tc>
+          <w:tcPr>
+            <w:tcW w:w="3964" w:type="dxa"/>
+            <w:tcBorders>
+              <w:left w:val="single" w:sz="4" w:space="0" w:color="000000"/>
+            </w:tcBorders>
+          </w:tcPr>
+          <w:p>
+            <w:pPr>
+              <w:pStyle w:val="Style19"/>
+              <w:widowControl w:val="false"/>
+              <w:bidi w:val="0"/>
+              <w:jc w:val="center"/>
+              <w:rPr>
+                <w:sz w:val="20"/>
+                <w:szCs w:val="20"/>
+              </w:rPr>
+            </w:pPr>
+            <w:r>
+              <w:rPr>
+                <w:rFonts w:ascii="바탕" w:hAnsi="바탕" w:cs="Arial Unicode MS"/>
+                <w:color w:val="auto"/>
+                <w:kern w:val="2"/>
+                <w:sz w:val="20"/>
+                <w:szCs w:val="20"/>
+                <w:lang w:val="en-US" w:eastAsia="ko-KR" w:bidi="hi-IN"/>
+              </w:rPr>
+              <w:t>마법</w:t>
+            </w:r>
+            <w:r>
+              <w:rPr>
+                <w:rFonts w:eastAsia="맑은 고딕" w:cs="Arial Unicode MS"/>
+                <w:color w:val="auto"/>
+                <w:kern w:val="2"/>
+                <w:sz w:val="20"/>
+                <w:szCs w:val="20"/>
+                <w:lang w:val="en-US" w:eastAsia="ko-KR" w:bidi="hi-IN"/>
+              </w:rPr>
+              <w:t>(</w:t>
+            </w:r>
+            <w:r>
+              <w:rPr>
+                <w:rFonts w:ascii="바탕" w:hAnsi="바탕" w:cs="Arial Unicode MS"/>
+                <w:b/>
+                <w:bCs/>
+                <w:color w:val="C9211E"/>
+                <w:kern w:val="2"/>
+                <w:sz w:val="20"/>
+                <w:szCs w:val="20"/>
+                <w:lang w:val="en-US" w:eastAsia="ko-KR" w:bidi="hi-IN"/>
+              </w:rPr>
+              <w:t>불</w:t>
+            </w:r>
+            <w:r>
+              <w:rPr>
+                <w:rFonts w:eastAsia="맑은 고딕" w:cs="Arial Unicode MS"/>
+                <w:color w:val="auto"/>
+                <w:kern w:val="2"/>
+                <w:sz w:val="20"/>
+                <w:szCs w:val="20"/>
+                <w:lang w:val="en-US" w:eastAsia="ko-KR" w:bidi="hi-IN"/>
+              </w:rPr>
+              <w:t>)</w:t>
+            </w:r>
+          </w:p>
+        </w:tc>
+        <w:tc>
+          <w:tcPr>
+            <w:tcW w:w="3256" w:type="dxa"/>
+            <w:vMerge w:val="restart"/>
+            <w:tcBorders>
+              <w:left w:val="single" w:sz="4" w:space="0" w:color="000000"/>
+              <w:right w:val="single" w:sz="4" w:space="0" w:color="000000"/>
+            </w:tcBorders>
+          </w:tcPr>
+          <w:p>
+            <w:pPr>
+              <w:pStyle w:val="Style19"/>
+              <w:widowControl w:val="false"/>
+              <w:bidi w:val="0"/>
+              <w:jc w:val="center"/>
+              <w:rPr>
+                <w:sz w:val="20"/>
+                <w:szCs w:val="20"/>
+              </w:rPr>
+            </w:pPr>
+            <w:r>
+              <w:rPr>
+                <w:rFonts w:ascii="바탕" w:hAnsi="바탕" w:cs="Arial Unicode MS"/>
+                <w:color w:val="auto"/>
+                <w:kern w:val="2"/>
+                <w:sz w:val="20"/>
+                <w:szCs w:val="20"/>
+                <w:lang w:val="en-US" w:eastAsia="ko-KR" w:bidi="hi-IN"/>
+              </w:rPr>
+              <w:t>기본 발사체 마법 공격</w:t>
+            </w:r>
+          </w:p>
+          <w:p>
+            <w:pPr>
+              <w:pStyle w:val="Style19"/>
+              <w:widowControl w:val="false"/>
+              <w:bidi w:val="0"/>
+              <w:jc w:val="center"/>
+              <w:rPr>
+                <w:rFonts w:ascii="바탕" w:hAnsi="바탕" w:eastAsia="맑은 고딕" w:cs="Arial Unicode MS"/>
+                <w:color w:val="auto"/>
+                <w:kern w:val="2"/>
+                <w:lang w:val="en-US" w:eastAsia="ko-KR" w:bidi="hi-IN"/>
+              </w:rPr>
+            </w:pPr>
+            <w:r>
+              <w:rPr>
+                <w:sz w:val="20"/>
+                <w:szCs w:val="20"/>
+              </w:rPr>
+            </w:r>
+          </w:p>
+        </w:tc>
+      </w:tr>
+      <w:tr>
+        <w:trPr/>
+        <w:tc>
+          <w:tcPr>
+            <w:tcW w:w="1243" w:type="dxa"/>
+            <w:tcBorders>
+              <w:left w:val="single" w:sz="4" w:space="0" w:color="000000"/>
+            </w:tcBorders>
+          </w:tcPr>
+          <w:p>
+            <w:pPr>
+              <w:pStyle w:val="Style19"/>
+              <w:widowControl w:val="false"/>
+              <w:bidi w:val="0"/>
+              <w:jc w:val="center"/>
+              <w:rPr>
+                <w:sz w:val="20"/>
+                <w:szCs w:val="20"/>
+              </w:rPr>
+            </w:pPr>
+            <w:r>
+              <w:rPr>
+                <w:rFonts w:ascii="바탕" w:hAnsi="바탕" w:cs="Arial Unicode MS"/>
+                <w:color w:val="auto"/>
+                <w:kern w:val="2"/>
+                <w:sz w:val="20"/>
+                <w:szCs w:val="20"/>
+                <w:lang w:val="en-US" w:eastAsia="ko-KR" w:bidi="hi-IN"/>
+              </w:rPr>
+              <w:t>전격</w:t>
+            </w:r>
+          </w:p>
+        </w:tc>
+        <w:tc>
+          <w:tcPr>
+            <w:tcW w:w="2561" w:type="dxa"/>
+            <w:tcBorders>
+              <w:left w:val="single" w:sz="4" w:space="0" w:color="000000"/>
+            </w:tcBorders>
+          </w:tcPr>
+          <w:p>
+            <w:pPr>
+              <w:pStyle w:val="Style19"/>
+              <w:widowControl w:val="false"/>
+              <w:bidi w:val="0"/>
+              <w:jc w:val="center"/>
+              <w:rPr>
+                <w:sz w:val="20"/>
+                <w:szCs w:val="20"/>
+              </w:rPr>
+            </w:pPr>
+            <w:r>
+              <w:rPr>
+                <w:rFonts w:ascii="바탕" w:hAnsi="바탕" w:cs="Arial Unicode MS"/>
+                <w:color w:val="auto"/>
+                <w:kern w:val="2"/>
+                <w:sz w:val="20"/>
+                <w:szCs w:val="20"/>
+                <w:lang w:val="en-US" w:eastAsia="ko-KR" w:bidi="hi-IN"/>
+              </w:rPr>
+              <w:t>전기장을 발사</w:t>
+            </w:r>
+          </w:p>
+        </w:tc>
+        <w:tc>
+          <w:tcPr>
+            <w:tcW w:w="3964" w:type="dxa"/>
+            <w:tcBorders>
+              <w:left w:val="single" w:sz="4" w:space="0" w:color="000000"/>
+            </w:tcBorders>
+          </w:tcPr>
+          <w:p>
+            <w:pPr>
+              <w:pStyle w:val="Style19"/>
+              <w:widowControl w:val="false"/>
+              <w:bidi w:val="0"/>
+              <w:jc w:val="center"/>
+              <w:rPr>
+                <w:sz w:val="20"/>
+                <w:szCs w:val="20"/>
+              </w:rPr>
+            </w:pPr>
+            <w:r>
+              <w:rPr>
+                <w:rFonts w:ascii="바탕" w:hAnsi="바탕" w:cs="Arial Unicode MS"/>
+                <w:color w:val="auto"/>
+                <w:kern w:val="2"/>
+                <w:sz w:val="20"/>
+                <w:szCs w:val="20"/>
+                <w:lang w:val="en-US" w:eastAsia="ko-KR" w:bidi="hi-IN"/>
+              </w:rPr>
+              <w:t>마법</w:t>
+            </w:r>
+            <w:r>
+              <w:rPr>
+                <w:rFonts w:eastAsia="맑은 고딕" w:cs="Arial Unicode MS"/>
+                <w:color w:val="auto"/>
+                <w:kern w:val="2"/>
+                <w:sz w:val="20"/>
+                <w:szCs w:val="20"/>
+                <w:lang w:val="en-US" w:eastAsia="ko-KR" w:bidi="hi-IN"/>
+              </w:rPr>
+              <w:t>(</w:t>
+            </w:r>
+            <w:r>
+              <w:rPr>
+                <w:rFonts w:ascii="바탕" w:hAnsi="바탕" w:cs="Arial Unicode MS"/>
+                <w:b/>
+                <w:bCs/>
+                <w:color w:val="000000"/>
+                <w:kern w:val="2"/>
+                <w:sz w:val="20"/>
+                <w:szCs w:val="20"/>
+                <w:shd w:fill="FFFF00" w:val="clear"/>
+                <w:lang w:val="en-US" w:eastAsia="ko-KR" w:bidi="hi-IN"/>
+              </w:rPr>
+              <w:t>전기</w:t>
+            </w:r>
+            <w:r>
+              <w:rPr>
+                <w:rFonts w:eastAsia="맑은 고딕" w:cs="Arial Unicode MS"/>
+                <w:color w:val="auto"/>
+                <w:kern w:val="2"/>
+                <w:sz w:val="20"/>
+                <w:szCs w:val="20"/>
+                <w:lang w:val="en-US" w:eastAsia="ko-KR" w:bidi="hi-IN"/>
+              </w:rPr>
+              <w:t>)</w:t>
+            </w:r>
+          </w:p>
+        </w:tc>
+        <w:tc>
+          <w:tcPr>
+            <w:tcW w:w="3256" w:type="dxa"/>
+            <w:vMerge w:val="continue"/>
+            <w:tcBorders>
+              <w:left w:val="single" w:sz="4" w:space="0" w:color="000000"/>
+              <w:right w:val="single" w:sz="4" w:space="0" w:color="000000"/>
+            </w:tcBorders>
+          </w:tcPr>
+          <w:p>
+            <w:pPr>
+              <w:pStyle w:val="Style19"/>
+              <w:widowControl w:val="false"/>
+              <w:bidi w:val="0"/>
+              <w:jc w:val="center"/>
+              <w:rPr>
+                <w:sz w:val="20"/>
+                <w:szCs w:val="20"/>
+              </w:rPr>
+            </w:pPr>
+            <w:r>
+              <w:rPr>
+                <w:sz w:val="20"/>
+                <w:szCs w:val="20"/>
+              </w:rPr>
+            </w:r>
+          </w:p>
+        </w:tc>
+      </w:tr>
+      <w:tr>
+        <w:trPr/>
+        <w:tc>
+          <w:tcPr>
+            <w:tcW w:w="1243" w:type="dxa"/>
+            <w:tcBorders>
+              <w:left w:val="single" w:sz="4" w:space="0" w:color="000000"/>
+            </w:tcBorders>
+          </w:tcPr>
+          <w:p>
+            <w:pPr>
+              <w:pStyle w:val="Style19"/>
+              <w:widowControl w:val="false"/>
+              <w:bidi w:val="0"/>
+              <w:jc w:val="center"/>
+              <w:rPr>
+                <w:sz w:val="20"/>
+                <w:szCs w:val="20"/>
+              </w:rPr>
+            </w:pPr>
+            <w:r>
+              <w:rPr>
+                <w:rFonts w:ascii="바탕" w:hAnsi="바탕" w:cs="Arial Unicode MS"/>
+                <w:color w:val="auto"/>
+                <w:kern w:val="2"/>
+                <w:sz w:val="20"/>
+                <w:szCs w:val="20"/>
+                <w:lang w:val="en-US" w:eastAsia="ko-KR" w:bidi="hi-IN"/>
+              </w:rPr>
+              <w:t>맹독탄</w:t>
+            </w:r>
+          </w:p>
+        </w:tc>
+        <w:tc>
+          <w:tcPr>
+            <w:tcW w:w="2561" w:type="dxa"/>
+            <w:tcBorders>
+              <w:left w:val="single" w:sz="4" w:space="0" w:color="000000"/>
+            </w:tcBorders>
+          </w:tcPr>
+          <w:p>
+            <w:pPr>
+              <w:pStyle w:val="Style19"/>
+              <w:widowControl w:val="false"/>
+              <w:bidi w:val="0"/>
+              <w:jc w:val="center"/>
+              <w:rPr>
+                <w:sz w:val="20"/>
+                <w:szCs w:val="20"/>
+              </w:rPr>
+            </w:pPr>
+            <w:r>
+              <w:rPr>
+                <w:rFonts w:ascii="바탕" w:hAnsi="바탕" w:cs="Arial Unicode MS"/>
+                <w:color w:val="auto"/>
+                <w:kern w:val="2"/>
+                <w:sz w:val="20"/>
+                <w:szCs w:val="20"/>
+                <w:lang w:val="en-US" w:eastAsia="ko-KR" w:bidi="hi-IN"/>
+              </w:rPr>
+              <w:t>맹독을 발사</w:t>
+            </w:r>
+          </w:p>
+        </w:tc>
+        <w:tc>
+          <w:tcPr>
+            <w:tcW w:w="3964" w:type="dxa"/>
+            <w:tcBorders>
+              <w:left w:val="single" w:sz="4" w:space="0" w:color="000000"/>
+            </w:tcBorders>
+          </w:tcPr>
+          <w:p>
+            <w:pPr>
+              <w:pStyle w:val="Style19"/>
+              <w:widowControl w:val="false"/>
+              <w:bidi w:val="0"/>
+              <w:jc w:val="center"/>
+              <w:rPr>
+                <w:sz w:val="20"/>
+                <w:szCs w:val="20"/>
+              </w:rPr>
+            </w:pPr>
+            <w:r>
+              <w:rPr>
+                <w:rFonts w:ascii="바탕" w:hAnsi="바탕" w:cs="Arial Unicode MS"/>
+                <w:color w:val="auto"/>
+                <w:kern w:val="2"/>
+                <w:sz w:val="20"/>
+                <w:szCs w:val="20"/>
+                <w:lang w:val="en-US" w:eastAsia="ko-KR" w:bidi="hi-IN"/>
+              </w:rPr>
+              <w:t>마법</w:t>
+            </w:r>
+            <w:r>
+              <w:rPr>
+                <w:rFonts w:eastAsia="맑은 고딕" w:cs="Arial Unicode MS"/>
+                <w:color w:val="auto"/>
+                <w:kern w:val="2"/>
+                <w:sz w:val="20"/>
+                <w:szCs w:val="20"/>
+                <w:lang w:val="en-US" w:eastAsia="ko-KR" w:bidi="hi-IN"/>
+              </w:rPr>
+              <w:t>(</w:t>
+            </w:r>
+            <w:r>
+              <w:rPr>
+                <w:rFonts w:ascii="바탕" w:hAnsi="바탕" w:cs="Arial Unicode MS"/>
+                <w:b/>
+                <w:bCs/>
+                <w:color w:val="55308D"/>
+                <w:kern w:val="2"/>
+                <w:sz w:val="20"/>
+                <w:szCs w:val="20"/>
+                <w:shd w:fill="00A933" w:val="clear"/>
+                <w:lang w:val="en-US" w:eastAsia="ko-KR" w:bidi="hi-IN"/>
+              </w:rPr>
+              <w:t>독</w:t>
+            </w:r>
+            <w:r>
+              <w:rPr>
+                <w:rFonts w:eastAsia="맑은 고딕" w:cs="Arial Unicode MS"/>
+                <w:color w:val="auto"/>
+                <w:kern w:val="2"/>
+                <w:sz w:val="20"/>
+                <w:szCs w:val="20"/>
+                <w:lang w:val="en-US" w:eastAsia="ko-KR" w:bidi="hi-IN"/>
+              </w:rPr>
+              <w:t>)</w:t>
+            </w:r>
+          </w:p>
+        </w:tc>
+        <w:tc>
+          <w:tcPr>
+            <w:tcW w:w="3256" w:type="dxa"/>
+            <w:vMerge w:val="continue"/>
+            <w:tcBorders>
+              <w:left w:val="single" w:sz="4" w:space="0" w:color="000000"/>
+              <w:right w:val="single" w:sz="4" w:space="0" w:color="000000"/>
+            </w:tcBorders>
+          </w:tcPr>
+          <w:p>
+            <w:pPr>
+              <w:pStyle w:val="Style19"/>
+              <w:widowControl w:val="false"/>
+              <w:bidi w:val="0"/>
+              <w:jc w:val="center"/>
+              <w:rPr>
+                <w:sz w:val="20"/>
+                <w:szCs w:val="20"/>
+              </w:rPr>
+            </w:pPr>
+            <w:r>
+              <w:rPr>
+                <w:sz w:val="20"/>
+                <w:szCs w:val="20"/>
+              </w:rPr>
+            </w:r>
+          </w:p>
+        </w:tc>
+      </w:tr>
+      <w:tr>
+        <w:trPr/>
+        <w:tc>
+          <w:tcPr>
+            <w:tcW w:w="1243" w:type="dxa"/>
+            <w:tcBorders>
+              <w:left w:val="single" w:sz="4" w:space="0" w:color="000000"/>
+            </w:tcBorders>
+          </w:tcPr>
+          <w:p>
+            <w:pPr>
+              <w:pStyle w:val="Style19"/>
+              <w:widowControl w:val="false"/>
+              <w:bidi w:val="0"/>
+              <w:jc w:val="center"/>
+              <w:rPr>
+                <w:sz w:val="20"/>
+                <w:szCs w:val="20"/>
+              </w:rPr>
+            </w:pPr>
+            <w:r>
+              <w:rPr>
+                <w:rFonts w:ascii="바탕" w:hAnsi="바탕" w:cs="Arial Unicode MS"/>
+                <w:color w:val="auto"/>
+                <w:kern w:val="2"/>
+                <w:sz w:val="20"/>
+                <w:szCs w:val="20"/>
+                <w:lang w:val="en-US" w:eastAsia="ko-KR" w:bidi="hi-IN"/>
+              </w:rPr>
+              <w:t>공기포</w:t>
+            </w:r>
+          </w:p>
+        </w:tc>
+        <w:tc>
+          <w:tcPr>
+            <w:tcW w:w="2561" w:type="dxa"/>
+            <w:tcBorders>
+              <w:left w:val="single" w:sz="4" w:space="0" w:color="000000"/>
+            </w:tcBorders>
+          </w:tcPr>
+          <w:p>
+            <w:pPr>
+              <w:pStyle w:val="Style19"/>
+              <w:widowControl w:val="false"/>
+              <w:bidi w:val="0"/>
+              <w:jc w:val="center"/>
+              <w:rPr>
+                <w:sz w:val="20"/>
+                <w:szCs w:val="20"/>
+              </w:rPr>
+            </w:pPr>
+            <w:r>
+              <w:rPr>
+                <w:rFonts w:ascii="바탕" w:hAnsi="바탕" w:cs="Arial Unicode MS"/>
+                <w:color w:val="auto"/>
+                <w:kern w:val="2"/>
+                <w:sz w:val="20"/>
+                <w:szCs w:val="20"/>
+                <w:lang w:val="en-US" w:eastAsia="ko-KR" w:bidi="hi-IN"/>
+              </w:rPr>
+              <w:t>공기로 타격</w:t>
+            </w:r>
+          </w:p>
+        </w:tc>
+        <w:tc>
+          <w:tcPr>
+            <w:tcW w:w="3964" w:type="dxa"/>
+            <w:tcBorders>
+              <w:left w:val="single" w:sz="4" w:space="0" w:color="000000"/>
+            </w:tcBorders>
+          </w:tcPr>
+          <w:p>
+            <w:pPr>
+              <w:pStyle w:val="Style19"/>
+              <w:widowControl w:val="false"/>
+              <w:bidi w:val="0"/>
+              <w:jc w:val="center"/>
+              <w:rPr>
+                <w:sz w:val="20"/>
+                <w:szCs w:val="20"/>
+              </w:rPr>
+            </w:pPr>
+            <w:r>
+              <w:rPr>
+                <w:rFonts w:ascii="바탕" w:hAnsi="바탕" w:cs="Arial Unicode MS"/>
+                <w:b/>
+                <w:bCs/>
+                <w:color w:val="2A6099"/>
+                <w:kern w:val="2"/>
+                <w:sz w:val="20"/>
+                <w:szCs w:val="20"/>
+                <w:shd w:fill="000000" w:val="clear"/>
+                <w:lang w:val="en-US" w:eastAsia="ko-KR" w:bidi="hi-IN"/>
+              </w:rPr>
+              <w:t>타격</w:t>
+            </w:r>
+            <w:r>
+              <w:rPr>
+                <w:rFonts w:ascii="바탕" w:hAnsi="바탕" w:cs="Arial Unicode MS"/>
+                <w:color w:val="auto"/>
+                <w:kern w:val="2"/>
+                <w:sz w:val="20"/>
+                <w:szCs w:val="20"/>
+                <w:lang w:val="en-US" w:eastAsia="ko-KR" w:bidi="hi-IN"/>
+              </w:rPr>
+              <w:t xml:space="preserve"> </w:t>
+            </w:r>
+            <w:r>
+              <w:rPr>
+                <w:rFonts w:eastAsia="맑은 고딕" w:cs="Arial Unicode MS"/>
+                <w:color w:val="auto"/>
+                <w:kern w:val="2"/>
+                <w:sz w:val="20"/>
+                <w:szCs w:val="20"/>
+                <w:lang w:val="en-US" w:eastAsia="ko-KR" w:bidi="hi-IN"/>
+              </w:rPr>
+              <w:t>/</w:t>
+            </w:r>
+            <w:r>
+              <w:rPr>
+                <w:rFonts w:ascii="바탕" w:hAnsi="바탕" w:cs="Arial Unicode MS"/>
+                <w:b w:val="false"/>
+                <w:bCs w:val="false"/>
+                <w:color w:val="FFFFFF"/>
+                <w:kern w:val="2"/>
+                <w:sz w:val="20"/>
+                <w:szCs w:val="20"/>
+                <w:shd w:fill="DEE6EF" w:val="clear"/>
+                <w:lang w:val="en-US" w:eastAsia="ko-KR" w:bidi="hi-IN"/>
+              </w:rPr>
+              <w:t>충격</w:t>
+            </w:r>
+            <w:r>
+              <w:rPr>
+                <w:rFonts w:ascii="바탕" w:hAnsi="바탕" w:cs="Arial Unicode MS"/>
+                <w:b/>
+                <w:bCs/>
+                <w:color w:val="000000"/>
+                <w:kern w:val="2"/>
+                <w:sz w:val="20"/>
+                <w:szCs w:val="20"/>
+                <w:shd w:fill="auto" w:val="clear"/>
+                <w:lang w:val="en-US" w:eastAsia="ko-KR" w:bidi="hi-IN"/>
+              </w:rPr>
+              <w:t xml:space="preserve"> </w:t>
+            </w:r>
+            <w:r>
+              <w:rPr>
+                <w:rFonts w:ascii="바탕" w:hAnsi="바탕" w:cs="Arial Unicode MS"/>
+                <w:b w:val="false"/>
+                <w:bCs w:val="false"/>
+                <w:color w:val="000000"/>
+                <w:kern w:val="2"/>
+                <w:sz w:val="20"/>
+                <w:szCs w:val="20"/>
+                <w:shd w:fill="auto" w:val="clear"/>
+                <w:lang w:val="en-US" w:eastAsia="ko-KR" w:bidi="hi-IN"/>
+              </w:rPr>
+              <w:t>효과 유발</w:t>
+            </w:r>
+          </w:p>
+        </w:tc>
+        <w:tc>
+          <w:tcPr>
+            <w:tcW w:w="3256" w:type="dxa"/>
+            <w:vMerge w:val="restart"/>
+            <w:tcBorders>
+              <w:left w:val="single" w:sz="4" w:space="0" w:color="000000"/>
+              <w:right w:val="single" w:sz="4" w:space="0" w:color="000000"/>
+            </w:tcBorders>
+          </w:tcPr>
+          <w:p>
+            <w:pPr>
+              <w:pStyle w:val="Style19"/>
+              <w:widowControl w:val="false"/>
+              <w:bidi w:val="0"/>
+              <w:jc w:val="center"/>
+              <w:rPr>
+                <w:sz w:val="20"/>
+                <w:szCs w:val="20"/>
+              </w:rPr>
+            </w:pPr>
+            <w:r>
+              <w:rPr>
+                <w:rFonts w:ascii="바탕" w:hAnsi="바탕" w:cs="Arial Unicode MS"/>
+                <w:color w:val="auto"/>
+                <w:kern w:val="2"/>
+                <w:sz w:val="20"/>
+                <w:szCs w:val="20"/>
+                <w:lang w:val="en-US" w:eastAsia="ko-KR" w:bidi="hi-IN"/>
+              </w:rPr>
+              <w:t xml:space="preserve">기본 발사체 마법 공격 </w:t>
+            </w:r>
+            <w:r>
+              <w:rPr>
+                <w:rFonts w:eastAsia="맑은 고딕" w:cs="Arial Unicode MS"/>
+                <w:color w:val="auto"/>
+                <w:kern w:val="2"/>
+                <w:sz w:val="20"/>
+                <w:szCs w:val="20"/>
+                <w:lang w:val="en-US" w:eastAsia="ko-KR" w:bidi="hi-IN"/>
+              </w:rPr>
+              <w:t>2</w:t>
+            </w:r>
+          </w:p>
+          <w:p>
+            <w:pPr>
+              <w:pStyle w:val="Style19"/>
+              <w:widowControl w:val="false"/>
+              <w:bidi w:val="0"/>
+              <w:jc w:val="center"/>
+              <w:rPr>
+                <w:sz w:val="20"/>
+                <w:szCs w:val="20"/>
+              </w:rPr>
+            </w:pPr>
+            <w:r>
+              <w:rPr>
+                <w:rFonts w:ascii="바탕" w:hAnsi="바탕" w:cs="Arial Unicode MS"/>
+                <w:color w:val="auto"/>
+                <w:kern w:val="2"/>
+                <w:sz w:val="20"/>
+                <w:szCs w:val="20"/>
+                <w:lang w:val="en-US" w:eastAsia="ko-KR" w:bidi="hi-IN"/>
+              </w:rPr>
+              <w:t>물리 피해를 주지만 속성 효과를 유발 함</w:t>
+            </w:r>
+          </w:p>
+        </w:tc>
+      </w:tr>
+      <w:tr>
+        <w:trPr/>
+        <w:tc>
+          <w:tcPr>
+            <w:tcW w:w="1243" w:type="dxa"/>
+            <w:tcBorders>
+              <w:left w:val="single" w:sz="4" w:space="0" w:color="000000"/>
+            </w:tcBorders>
+          </w:tcPr>
+          <w:p>
+            <w:pPr>
+              <w:pStyle w:val="Style19"/>
+              <w:widowControl w:val="false"/>
+              <w:bidi w:val="0"/>
+              <w:jc w:val="center"/>
+              <w:rPr>
+                <w:sz w:val="20"/>
+                <w:szCs w:val="20"/>
+              </w:rPr>
+            </w:pPr>
+            <w:r>
+              <w:rPr>
+                <w:rFonts w:ascii="바탕" w:hAnsi="바탕" w:cs="Arial Unicode MS"/>
+                <w:color w:val="auto"/>
+                <w:kern w:val="2"/>
+                <w:sz w:val="20"/>
+                <w:szCs w:val="20"/>
+                <w:lang w:val="en-US" w:eastAsia="ko-KR" w:bidi="hi-IN"/>
+              </w:rPr>
+              <w:t>돌화살</w:t>
+            </w:r>
+          </w:p>
+        </w:tc>
+        <w:tc>
+          <w:tcPr>
+            <w:tcW w:w="2561" w:type="dxa"/>
+            <w:tcBorders>
+              <w:left w:val="single" w:sz="4" w:space="0" w:color="000000"/>
+            </w:tcBorders>
+          </w:tcPr>
+          <w:p>
+            <w:pPr>
+              <w:pStyle w:val="Style19"/>
+              <w:widowControl w:val="false"/>
+              <w:bidi w:val="0"/>
+              <w:jc w:val="center"/>
+              <w:rPr>
+                <w:sz w:val="20"/>
+                <w:szCs w:val="20"/>
+              </w:rPr>
+            </w:pPr>
+            <w:r>
+              <w:rPr>
+                <w:rFonts w:ascii="바탕" w:hAnsi="바탕" w:cs="Arial Unicode MS"/>
+                <w:color w:val="auto"/>
+                <w:kern w:val="2"/>
+                <w:sz w:val="20"/>
+                <w:szCs w:val="20"/>
+                <w:lang w:val="en-US" w:eastAsia="ko-KR" w:bidi="hi-IN"/>
+              </w:rPr>
+              <w:t>날카로운 돌을 던짐</w:t>
+            </w:r>
+          </w:p>
+        </w:tc>
+        <w:tc>
+          <w:tcPr>
+            <w:tcW w:w="3964" w:type="dxa"/>
+            <w:tcBorders>
+              <w:left w:val="single" w:sz="4" w:space="0" w:color="000000"/>
+            </w:tcBorders>
+          </w:tcPr>
+          <w:p>
+            <w:pPr>
+              <w:pStyle w:val="Style19"/>
+              <w:widowControl w:val="false"/>
+              <w:bidi w:val="0"/>
+              <w:jc w:val="center"/>
+              <w:rPr>
+                <w:sz w:val="20"/>
+                <w:szCs w:val="20"/>
+              </w:rPr>
+            </w:pPr>
+            <w:r>
+              <w:rPr>
+                <w:rFonts w:ascii="바탕" w:hAnsi="바탕" w:cs="Arial Unicode MS"/>
+                <w:b/>
+                <w:bCs/>
+                <w:color w:val="2A6099"/>
+                <w:kern w:val="2"/>
+                <w:sz w:val="20"/>
+                <w:szCs w:val="20"/>
+                <w:shd w:fill="000000" w:val="clear"/>
+                <w:lang w:val="en-US" w:eastAsia="ko-KR" w:bidi="hi-IN"/>
+              </w:rPr>
+              <w:t>타격</w:t>
+            </w:r>
+            <w:r>
+              <w:rPr>
+                <w:rFonts w:ascii="바탕" w:hAnsi="바탕" w:cs="Arial Unicode MS"/>
+                <w:color w:val="auto"/>
+                <w:kern w:val="2"/>
+                <w:sz w:val="20"/>
+                <w:szCs w:val="20"/>
+                <w:lang w:val="en-US" w:eastAsia="ko-KR" w:bidi="hi-IN"/>
+              </w:rPr>
+              <w:t xml:space="preserve"> </w:t>
+            </w:r>
+            <w:r>
+              <w:rPr>
+                <w:rFonts w:eastAsia="맑은 고딕" w:cs="Arial Unicode MS"/>
+                <w:color w:val="auto"/>
+                <w:kern w:val="2"/>
+                <w:sz w:val="20"/>
+                <w:szCs w:val="20"/>
+                <w:lang w:val="en-US" w:eastAsia="ko-KR" w:bidi="hi-IN"/>
+              </w:rPr>
+              <w:t>/</w:t>
+            </w:r>
+            <w:r>
+              <w:rPr>
+                <w:rFonts w:ascii="바탕" w:hAnsi="바탕" w:cs="Arial Unicode MS"/>
+                <w:b w:val="false"/>
+                <w:bCs w:val="false"/>
+                <w:color w:val="784B04"/>
+                <w:kern w:val="2"/>
+                <w:sz w:val="20"/>
+                <w:szCs w:val="20"/>
+                <w:lang w:val="en-US" w:eastAsia="ko-KR" w:bidi="hi-IN"/>
+              </w:rPr>
+              <w:t>강타</w:t>
+            </w:r>
+            <w:r>
+              <w:rPr>
+                <w:rFonts w:ascii="바탕" w:hAnsi="바탕" w:cs="Arial Unicode MS"/>
+                <w:b/>
+                <w:bCs/>
+                <w:color w:val="784B04"/>
+                <w:kern w:val="2"/>
+                <w:sz w:val="20"/>
+                <w:szCs w:val="20"/>
+                <w:lang w:val="en-US" w:eastAsia="ko-KR" w:bidi="hi-IN"/>
+              </w:rPr>
+              <w:t xml:space="preserve"> </w:t>
+            </w:r>
+            <w:r>
+              <w:rPr>
+                <w:rFonts w:ascii="바탕" w:hAnsi="바탕" w:cs="Arial Unicode MS"/>
+                <w:b w:val="false"/>
+                <w:bCs w:val="false"/>
+                <w:color w:val="000000"/>
+                <w:kern w:val="2"/>
+                <w:sz w:val="20"/>
+                <w:szCs w:val="20"/>
+                <w:lang w:val="en-US" w:eastAsia="ko-KR" w:bidi="hi-IN"/>
+              </w:rPr>
+              <w:t>효과 유발</w:t>
+            </w:r>
+          </w:p>
+        </w:tc>
+        <w:tc>
+          <w:tcPr>
+            <w:tcW w:w="3256" w:type="dxa"/>
+            <w:vMerge w:val="continue"/>
+            <w:tcBorders>
+              <w:left w:val="single" w:sz="4" w:space="0" w:color="000000"/>
+              <w:right w:val="single" w:sz="4" w:space="0" w:color="000000"/>
+            </w:tcBorders>
+          </w:tcPr>
+          <w:p>
+            <w:pPr>
+              <w:pStyle w:val="Style19"/>
+              <w:widowControl w:val="false"/>
+              <w:bidi w:val="0"/>
+              <w:jc w:val="center"/>
+              <w:rPr>
+                <w:sz w:val="20"/>
+                <w:szCs w:val="20"/>
+              </w:rPr>
+            </w:pPr>
+            <w:r>
+              <w:rPr>
+                <w:sz w:val="20"/>
+                <w:szCs w:val="20"/>
+              </w:rPr>
+            </w:r>
+          </w:p>
+        </w:tc>
+      </w:tr>
+      <w:tr>
+        <w:trPr/>
+        <w:tc>
+          <w:tcPr>
+            <w:tcW w:w="1243" w:type="dxa"/>
+            <w:tcBorders>
+              <w:left w:val="single" w:sz="4" w:space="0" w:color="000000"/>
+            </w:tcBorders>
+          </w:tcPr>
+          <w:p>
+            <w:pPr>
+              <w:pStyle w:val="Style19"/>
+              <w:widowControl w:val="false"/>
+              <w:bidi w:val="0"/>
+              <w:jc w:val="center"/>
+              <w:rPr>
+                <w:sz w:val="20"/>
+                <w:szCs w:val="20"/>
+              </w:rPr>
+            </w:pPr>
+            <w:r>
+              <w:rPr>
+                <w:rFonts w:ascii="바탕" w:hAnsi="바탕" w:cs="Arial Unicode MS"/>
+                <w:color w:val="auto"/>
+                <w:kern w:val="2"/>
+                <w:sz w:val="20"/>
+                <w:szCs w:val="20"/>
+                <w:lang w:val="en-US" w:eastAsia="ko-KR" w:bidi="hi-IN"/>
+              </w:rPr>
+              <w:t>물방울</w:t>
+            </w:r>
+          </w:p>
+        </w:tc>
+        <w:tc>
+          <w:tcPr>
+            <w:tcW w:w="2561" w:type="dxa"/>
+            <w:tcBorders>
+              <w:left w:val="single" w:sz="4" w:space="0" w:color="000000"/>
+            </w:tcBorders>
+          </w:tcPr>
+          <w:p>
+            <w:pPr>
+              <w:pStyle w:val="Style19"/>
+              <w:widowControl w:val="false"/>
+              <w:bidi w:val="0"/>
+              <w:jc w:val="center"/>
+              <w:rPr>
+                <w:sz w:val="20"/>
+                <w:szCs w:val="20"/>
+              </w:rPr>
+            </w:pPr>
+            <w:r>
+              <w:rPr>
+                <w:rFonts w:ascii="바탕" w:hAnsi="바탕" w:cs="Arial Unicode MS"/>
+                <w:color w:val="auto"/>
+                <w:kern w:val="2"/>
+                <w:sz w:val="20"/>
+                <w:szCs w:val="20"/>
+                <w:lang w:val="en-US" w:eastAsia="ko-KR" w:bidi="hi-IN"/>
+              </w:rPr>
+              <w:t>응축된 물로 타격</w:t>
+            </w:r>
+          </w:p>
+        </w:tc>
+        <w:tc>
+          <w:tcPr>
+            <w:tcW w:w="3964" w:type="dxa"/>
+            <w:tcBorders>
+              <w:left w:val="single" w:sz="4" w:space="0" w:color="000000"/>
+            </w:tcBorders>
+          </w:tcPr>
+          <w:p>
+            <w:pPr>
+              <w:pStyle w:val="Style19"/>
+              <w:widowControl w:val="false"/>
+              <w:bidi w:val="0"/>
+              <w:jc w:val="center"/>
+              <w:rPr>
+                <w:sz w:val="20"/>
+                <w:szCs w:val="20"/>
+              </w:rPr>
+            </w:pPr>
+            <w:r>
+              <w:rPr>
+                <w:rFonts w:ascii="바탕" w:hAnsi="바탕" w:cs="Arial Unicode MS"/>
+                <w:b/>
+                <w:bCs/>
+                <w:color w:val="2A6099"/>
+                <w:kern w:val="2"/>
+                <w:sz w:val="20"/>
+                <w:szCs w:val="20"/>
+                <w:shd w:fill="000000" w:val="clear"/>
+                <w:lang w:val="en-US" w:eastAsia="ko-KR" w:bidi="hi-IN"/>
+              </w:rPr>
+              <w:t>타격</w:t>
+            </w:r>
+            <w:r>
+              <w:rPr>
+                <w:rFonts w:ascii="바탕" w:hAnsi="바탕" w:cs="Arial Unicode MS"/>
+                <w:color w:val="auto"/>
+                <w:kern w:val="2"/>
+                <w:sz w:val="20"/>
+                <w:szCs w:val="20"/>
+                <w:lang w:val="en-US" w:eastAsia="ko-KR" w:bidi="hi-IN"/>
+              </w:rPr>
+              <w:t xml:space="preserve"> </w:t>
+            </w:r>
+            <w:r>
+              <w:rPr>
+                <w:rFonts w:eastAsia="맑은 고딕" w:cs="Arial Unicode MS"/>
+                <w:color w:val="auto"/>
+                <w:kern w:val="2"/>
+                <w:sz w:val="20"/>
+                <w:szCs w:val="20"/>
+                <w:lang w:val="en-US" w:eastAsia="ko-KR" w:bidi="hi-IN"/>
+              </w:rPr>
+              <w:t>/</w:t>
+            </w:r>
+            <w:r>
+              <w:rPr>
+                <w:rFonts w:ascii="바탕" w:hAnsi="바탕" w:cs="Arial Unicode MS"/>
+                <w:color w:val="2A6099"/>
+                <w:kern w:val="2"/>
+                <w:sz w:val="20"/>
+                <w:szCs w:val="20"/>
+                <w:lang w:val="en-US" w:eastAsia="ko-KR" w:bidi="hi-IN"/>
+              </w:rPr>
+              <w:t>익사</w:t>
+            </w:r>
+            <w:r>
+              <w:rPr>
+                <w:rFonts w:ascii="바탕" w:hAnsi="바탕" w:cs="Arial Unicode MS"/>
+                <w:color w:val="auto"/>
+                <w:kern w:val="2"/>
+                <w:sz w:val="20"/>
+                <w:szCs w:val="20"/>
+                <w:lang w:val="en-US" w:eastAsia="ko-KR" w:bidi="hi-IN"/>
+              </w:rPr>
+              <w:t xml:space="preserve"> 효과 유발</w:t>
+            </w:r>
+          </w:p>
+        </w:tc>
+        <w:tc>
+          <w:tcPr>
+            <w:tcW w:w="3256" w:type="dxa"/>
+            <w:vMerge w:val="continue"/>
+            <w:tcBorders>
+              <w:left w:val="single" w:sz="4" w:space="0" w:color="000000"/>
+              <w:right w:val="single" w:sz="4" w:space="0" w:color="000000"/>
+            </w:tcBorders>
+          </w:tcPr>
+          <w:p>
+            <w:pPr>
+              <w:pStyle w:val="Style19"/>
+              <w:widowControl w:val="false"/>
+              <w:bidi w:val="0"/>
+              <w:jc w:val="center"/>
+              <w:rPr>
+                <w:sz w:val="20"/>
+                <w:szCs w:val="20"/>
+              </w:rPr>
+            </w:pPr>
+            <w:r>
+              <w:rPr>
+                <w:sz w:val="20"/>
+                <w:szCs w:val="20"/>
+              </w:rPr>
+            </w:r>
+          </w:p>
+        </w:tc>
+      </w:tr>
+      <w:tr>
+        <w:trPr/>
+        <w:tc>
+          <w:tcPr>
+            <w:tcW w:w="1243" w:type="dxa"/>
+            <w:tcBorders>
+              <w:left w:val="single" w:sz="4" w:space="0" w:color="000000"/>
+            </w:tcBorders>
+          </w:tcPr>
+          <w:p>
+            <w:pPr>
+              <w:pStyle w:val="Style19"/>
+              <w:widowControl w:val="false"/>
+              <w:bidi w:val="0"/>
+              <w:jc w:val="center"/>
+              <w:rPr>
+                <w:sz w:val="20"/>
+                <w:szCs w:val="20"/>
+              </w:rPr>
+            </w:pPr>
+            <w:r>
+              <w:rPr>
+                <w:rFonts w:ascii="바탕" w:hAnsi="바탕" w:cs="Arial Unicode MS"/>
+                <w:color w:val="auto"/>
+                <w:kern w:val="2"/>
+                <w:sz w:val="20"/>
+                <w:szCs w:val="20"/>
+                <w:lang w:val="en-US" w:eastAsia="ko-KR" w:bidi="hi-IN"/>
+              </w:rPr>
+              <w:t>고드름</w:t>
+            </w:r>
+          </w:p>
+        </w:tc>
+        <w:tc>
+          <w:tcPr>
+            <w:tcW w:w="2561" w:type="dxa"/>
+            <w:tcBorders>
+              <w:left w:val="single" w:sz="4" w:space="0" w:color="000000"/>
+            </w:tcBorders>
+          </w:tcPr>
+          <w:p>
+            <w:pPr>
+              <w:pStyle w:val="Style19"/>
+              <w:widowControl w:val="false"/>
+              <w:bidi w:val="0"/>
+              <w:jc w:val="center"/>
+              <w:rPr>
+                <w:sz w:val="20"/>
+                <w:szCs w:val="20"/>
+              </w:rPr>
+            </w:pPr>
+            <w:r>
+              <w:rPr>
+                <w:rFonts w:ascii="바탕" w:hAnsi="바탕" w:cs="Arial Unicode MS"/>
+                <w:color w:val="auto"/>
+                <w:kern w:val="2"/>
+                <w:sz w:val="20"/>
+                <w:szCs w:val="20"/>
+                <w:lang w:val="en-US" w:eastAsia="ko-KR" w:bidi="hi-IN"/>
+              </w:rPr>
+              <w:t>날카로운 고드름을 발사</w:t>
+            </w:r>
+          </w:p>
+        </w:tc>
+        <w:tc>
+          <w:tcPr>
+            <w:tcW w:w="3964" w:type="dxa"/>
+            <w:tcBorders>
+              <w:left w:val="single" w:sz="4" w:space="0" w:color="000000"/>
+            </w:tcBorders>
+          </w:tcPr>
+          <w:p>
+            <w:pPr>
+              <w:pStyle w:val="Style19"/>
+              <w:widowControl w:val="false"/>
+              <w:bidi w:val="0"/>
+              <w:jc w:val="center"/>
+              <w:rPr>
+                <w:sz w:val="20"/>
+                <w:szCs w:val="20"/>
+              </w:rPr>
+            </w:pPr>
+            <w:r>
+              <w:rPr>
+                <w:rFonts w:ascii="바탕" w:hAnsi="바탕" w:cs="Arial Unicode MS"/>
+                <w:b/>
+                <w:bCs/>
+                <w:color w:val="00A933"/>
+                <w:kern w:val="2"/>
+                <w:sz w:val="20"/>
+                <w:szCs w:val="20"/>
+                <w:shd w:fill="000000" w:val="clear"/>
+                <w:lang w:val="en-US" w:eastAsia="ko-KR" w:bidi="hi-IN"/>
+              </w:rPr>
+              <w:t>찌르기</w:t>
+            </w:r>
+            <w:r>
+              <w:rPr>
+                <w:rFonts w:ascii="바탕" w:hAnsi="바탕" w:cs="Arial Unicode MS"/>
+                <w:color w:val="auto"/>
+                <w:kern w:val="2"/>
+                <w:sz w:val="20"/>
+                <w:szCs w:val="20"/>
+                <w:lang w:val="en-US" w:eastAsia="ko-KR" w:bidi="hi-IN"/>
+              </w:rPr>
+              <w:t xml:space="preserve"> </w:t>
+            </w:r>
+            <w:r>
+              <w:rPr>
+                <w:rFonts w:eastAsia="맑은 고딕" w:cs="Arial Unicode MS"/>
+                <w:color w:val="auto"/>
+                <w:kern w:val="2"/>
+                <w:sz w:val="20"/>
+                <w:szCs w:val="20"/>
+                <w:lang w:val="en-US" w:eastAsia="ko-KR" w:bidi="hi-IN"/>
+              </w:rPr>
+              <w:t>/</w:t>
+            </w:r>
+            <w:r>
+              <w:rPr>
+                <w:rFonts w:ascii="바탕" w:hAnsi="바탕" w:cs="Arial Unicode MS"/>
+                <w:color w:val="355269"/>
+                <w:kern w:val="2"/>
+                <w:sz w:val="20"/>
+                <w:szCs w:val="20"/>
+                <w:shd w:fill="729FCF" w:val="clear"/>
+                <w:lang w:val="en-US" w:eastAsia="ko-KR" w:bidi="hi-IN"/>
+              </w:rPr>
+              <w:t>빙결</w:t>
+            </w:r>
+            <w:r>
+              <w:rPr>
+                <w:rFonts w:ascii="바탕" w:hAnsi="바탕" w:cs="Arial Unicode MS"/>
+                <w:color w:val="auto"/>
+                <w:kern w:val="2"/>
+                <w:sz w:val="20"/>
+                <w:szCs w:val="20"/>
+                <w:lang w:val="en-US" w:eastAsia="ko-KR" w:bidi="hi-IN"/>
+              </w:rPr>
+              <w:t xml:space="preserve"> 효과 유발</w:t>
+            </w:r>
+          </w:p>
+        </w:tc>
+        <w:tc>
+          <w:tcPr>
+            <w:tcW w:w="3256" w:type="dxa"/>
+            <w:vMerge w:val="continue"/>
+            <w:tcBorders>
+              <w:left w:val="single" w:sz="4" w:space="0" w:color="000000"/>
+              <w:right w:val="single" w:sz="4" w:space="0" w:color="000000"/>
+            </w:tcBorders>
+          </w:tcPr>
+          <w:p>
+            <w:pPr>
+              <w:pStyle w:val="Style19"/>
+              <w:widowControl w:val="false"/>
+              <w:bidi w:val="0"/>
+              <w:jc w:val="center"/>
+              <w:rPr>
+                <w:sz w:val="20"/>
+                <w:szCs w:val="20"/>
+              </w:rPr>
+            </w:pPr>
+            <w:r>
+              <w:rPr>
+                <w:sz w:val="20"/>
+                <w:szCs w:val="20"/>
+              </w:rPr>
+            </w:r>
+          </w:p>
+        </w:tc>
+      </w:tr>
+      <w:tr>
+        <w:trPr/>
+        <w:tc>
+          <w:tcPr>
+            <w:tcW w:w="1243" w:type="dxa"/>
+            <w:tcBorders>
+              <w:left w:val="single" w:sz="4" w:space="0" w:color="000000"/>
+            </w:tcBorders>
+          </w:tcPr>
+          <w:p>
+            <w:pPr>
+              <w:pStyle w:val="Style19"/>
+              <w:widowControl w:val="false"/>
+              <w:bidi w:val="0"/>
+              <w:jc w:val="center"/>
+              <w:rPr>
+                <w:sz w:val="20"/>
+                <w:szCs w:val="20"/>
+              </w:rPr>
+            </w:pPr>
+            <w:r>
+              <w:rPr>
+                <w:sz w:val="20"/>
+                <w:szCs w:val="20"/>
+              </w:rPr>
+            </w:r>
+          </w:p>
+        </w:tc>
+        <w:tc>
+          <w:tcPr>
+            <w:tcW w:w="2561" w:type="dxa"/>
+            <w:tcBorders>
+              <w:left w:val="single" w:sz="4" w:space="0" w:color="000000"/>
+            </w:tcBorders>
+          </w:tcPr>
+          <w:p>
+            <w:pPr>
+              <w:pStyle w:val="Style19"/>
+              <w:widowControl w:val="false"/>
+              <w:bidi w:val="0"/>
+              <w:jc w:val="center"/>
+              <w:rPr>
+                <w:sz w:val="20"/>
+                <w:szCs w:val="20"/>
+              </w:rPr>
+            </w:pPr>
+            <w:r>
+              <w:rPr>
+                <w:sz w:val="20"/>
+                <w:szCs w:val="20"/>
+              </w:rPr>
+            </w:r>
+          </w:p>
+        </w:tc>
+        <w:tc>
+          <w:tcPr>
+            <w:tcW w:w="3964" w:type="dxa"/>
+            <w:tcBorders>
+              <w:left w:val="single" w:sz="4" w:space="0" w:color="000000"/>
+            </w:tcBorders>
+          </w:tcPr>
+          <w:p>
+            <w:pPr>
+              <w:pStyle w:val="Style19"/>
+              <w:widowControl w:val="false"/>
+              <w:bidi w:val="0"/>
+              <w:jc w:val="center"/>
+              <w:rPr>
+                <w:sz w:val="20"/>
+                <w:szCs w:val="20"/>
+              </w:rPr>
+            </w:pPr>
+            <w:r>
+              <w:rPr>
+                <w:sz w:val="20"/>
+                <w:szCs w:val="20"/>
+              </w:rPr>
+            </w:r>
+          </w:p>
+        </w:tc>
+        <w:tc>
+          <w:tcPr>
+            <w:tcW w:w="3256" w:type="dxa"/>
+            <w:tcBorders>
+              <w:left w:val="single" w:sz="4" w:space="0" w:color="000000"/>
+              <w:right w:val="single" w:sz="4" w:space="0" w:color="000000"/>
+            </w:tcBorders>
+          </w:tcPr>
+          <w:p>
+            <w:pPr>
+              <w:pStyle w:val="Style19"/>
+              <w:widowControl w:val="false"/>
+              <w:bidi w:val="0"/>
+              <w:jc w:val="center"/>
+              <w:rPr>
+                <w:sz w:val="20"/>
+                <w:szCs w:val="20"/>
+              </w:rPr>
+            </w:pPr>
+            <w:r>
+              <w:rPr>
+                <w:sz w:val="20"/>
+                <w:szCs w:val="20"/>
+              </w:rPr>
+            </w:r>
+          </w:p>
+        </w:tc>
+      </w:tr>
+      <w:tr>
+        <w:trPr/>
+        <w:tc>
+          <w:tcPr>
+            <w:tcW w:w="1243" w:type="dxa"/>
+            <w:tcBorders>
+              <w:left w:val="single" w:sz="4" w:space="0" w:color="000000"/>
+            </w:tcBorders>
+          </w:tcPr>
+          <w:p>
+            <w:pPr>
+              <w:pStyle w:val="Style19"/>
+              <w:widowControl w:val="false"/>
+              <w:bidi w:val="0"/>
+              <w:jc w:val="center"/>
+              <w:rPr>
+                <w:sz w:val="20"/>
+                <w:szCs w:val="20"/>
+              </w:rPr>
+            </w:pPr>
+            <w:r>
+              <w:rPr>
+                <w:rFonts w:ascii="바탕" w:hAnsi="바탕" w:cs="Arial Unicode MS"/>
+                <w:color w:val="auto"/>
+                <w:kern w:val="2"/>
+                <w:sz w:val="20"/>
+                <w:szCs w:val="20"/>
+                <w:lang w:val="en-US" w:eastAsia="ko-KR" w:bidi="hi-IN"/>
+              </w:rPr>
+              <w:t>화염탄</w:t>
+            </w:r>
+          </w:p>
+        </w:tc>
+        <w:tc>
+          <w:tcPr>
+            <w:tcW w:w="2561" w:type="dxa"/>
+            <w:tcBorders>
+              <w:left w:val="single" w:sz="4" w:space="0" w:color="000000"/>
+            </w:tcBorders>
+          </w:tcPr>
+          <w:p>
+            <w:pPr>
+              <w:pStyle w:val="Style19"/>
+              <w:widowControl w:val="false"/>
+              <w:bidi w:val="0"/>
+              <w:jc w:val="center"/>
+              <w:rPr>
+                <w:sz w:val="20"/>
+                <w:szCs w:val="20"/>
+              </w:rPr>
+            </w:pPr>
+            <w:r>
+              <w:rPr>
+                <w:rFonts w:ascii="바탕" w:hAnsi="바탕" w:cs="Arial Unicode MS"/>
+                <w:color w:val="auto"/>
+                <w:kern w:val="2"/>
+                <w:sz w:val="20"/>
+                <w:szCs w:val="20"/>
+                <w:lang w:val="en-US" w:eastAsia="ko-KR" w:bidi="hi-IN"/>
+              </w:rPr>
+              <w:t>폭발하는 불덩이를 발사해 범위  피해를 줌</w:t>
+            </w:r>
+          </w:p>
+        </w:tc>
+        <w:tc>
+          <w:tcPr>
+            <w:tcW w:w="3964" w:type="dxa"/>
+            <w:tcBorders>
+              <w:left w:val="single" w:sz="4" w:space="0" w:color="000000"/>
+            </w:tcBorders>
+          </w:tcPr>
+          <w:p>
+            <w:pPr>
+              <w:pStyle w:val="Style19"/>
+              <w:widowControl w:val="false"/>
+              <w:bidi w:val="0"/>
+              <w:jc w:val="center"/>
+              <w:rPr>
+                <w:sz w:val="20"/>
+                <w:szCs w:val="20"/>
+              </w:rPr>
+            </w:pPr>
+            <w:r>
+              <w:rPr>
+                <w:rFonts w:ascii="바탕" w:hAnsi="바탕" w:cs="Arial Unicode MS"/>
+                <w:color w:val="auto"/>
+                <w:kern w:val="2"/>
+                <w:sz w:val="20"/>
+                <w:szCs w:val="20"/>
+                <w:lang w:val="en-US" w:eastAsia="ko-KR" w:bidi="hi-IN"/>
+              </w:rPr>
+              <w:t>마법</w:t>
+            </w:r>
+            <w:r>
+              <w:rPr>
+                <w:rFonts w:eastAsia="맑은 고딕" w:cs="Arial Unicode MS"/>
+                <w:color w:val="auto"/>
+                <w:kern w:val="2"/>
+                <w:sz w:val="20"/>
+                <w:szCs w:val="20"/>
+                <w:lang w:val="en-US" w:eastAsia="ko-KR" w:bidi="hi-IN"/>
+              </w:rPr>
+              <w:t>(</w:t>
+            </w:r>
+            <w:r>
+              <w:rPr>
+                <w:rFonts w:ascii="바탕" w:hAnsi="바탕" w:cs="Arial Unicode MS"/>
+                <w:b/>
+                <w:bCs/>
+                <w:color w:val="C9211E"/>
+                <w:kern w:val="2"/>
+                <w:sz w:val="20"/>
+                <w:szCs w:val="20"/>
+                <w:lang w:val="en-US" w:eastAsia="ko-KR" w:bidi="hi-IN"/>
+              </w:rPr>
+              <w:t>불</w:t>
+            </w:r>
+            <w:r>
+              <w:rPr>
+                <w:rFonts w:eastAsia="맑은 고딕" w:cs="Arial Unicode MS"/>
+                <w:color w:val="auto"/>
+                <w:kern w:val="2"/>
+                <w:sz w:val="20"/>
+                <w:szCs w:val="20"/>
+                <w:lang w:val="en-US" w:eastAsia="ko-KR" w:bidi="hi-IN"/>
+              </w:rPr>
+              <w:t>)</w:t>
+            </w:r>
+          </w:p>
+        </w:tc>
+        <w:tc>
+          <w:tcPr>
+            <w:tcW w:w="3256" w:type="dxa"/>
+            <w:vMerge w:val="restart"/>
+            <w:tcBorders>
+              <w:left w:val="single" w:sz="4" w:space="0" w:color="000000"/>
+              <w:right w:val="single" w:sz="4" w:space="0" w:color="000000"/>
+            </w:tcBorders>
+          </w:tcPr>
+          <w:p>
+            <w:pPr>
+              <w:pStyle w:val="Style19"/>
+              <w:widowControl w:val="false"/>
+              <w:bidi w:val="0"/>
+              <w:jc w:val="center"/>
+              <w:rPr>
+                <w:sz w:val="20"/>
+                <w:szCs w:val="20"/>
+              </w:rPr>
+            </w:pPr>
+            <w:r>
+              <w:rPr>
+                <w:rFonts w:ascii="바탕" w:hAnsi="바탕" w:cs="Arial Unicode MS"/>
+                <w:color w:val="auto"/>
+                <w:kern w:val="2"/>
+                <w:sz w:val="20"/>
+                <w:szCs w:val="20"/>
+                <w:lang w:val="en-US" w:eastAsia="ko-KR" w:bidi="hi-IN"/>
+              </w:rPr>
+              <w:t>광역 피해를 입히는 마법 공격들</w:t>
+            </w:r>
+          </w:p>
+        </w:tc>
+      </w:tr>
+      <w:tr>
+        <w:trPr/>
+        <w:tc>
+          <w:tcPr>
+            <w:tcW w:w="1243" w:type="dxa"/>
+            <w:tcBorders>
+              <w:left w:val="single" w:sz="4" w:space="0" w:color="000000"/>
+            </w:tcBorders>
+          </w:tcPr>
+          <w:p>
+            <w:pPr>
+              <w:pStyle w:val="Style19"/>
+              <w:widowControl w:val="false"/>
+              <w:bidi w:val="0"/>
+              <w:jc w:val="center"/>
+              <w:rPr>
+                <w:sz w:val="20"/>
+                <w:szCs w:val="20"/>
+              </w:rPr>
+            </w:pPr>
+            <w:r>
+              <w:rPr>
+                <w:rFonts w:ascii="바탕" w:hAnsi="바탕" w:cs="Arial Unicode MS"/>
+                <w:color w:val="auto"/>
+                <w:kern w:val="2"/>
+                <w:sz w:val="20"/>
+                <w:szCs w:val="20"/>
+                <w:lang w:val="en-US" w:eastAsia="ko-KR" w:bidi="hi-IN"/>
+              </w:rPr>
+              <w:t>전기광선</w:t>
+            </w:r>
+          </w:p>
+        </w:tc>
+        <w:tc>
+          <w:tcPr>
+            <w:tcW w:w="2561" w:type="dxa"/>
+            <w:tcBorders>
+              <w:left w:val="single" w:sz="4" w:space="0" w:color="000000"/>
+            </w:tcBorders>
+          </w:tcPr>
+          <w:p>
+            <w:pPr>
+              <w:pStyle w:val="Style19"/>
+              <w:widowControl w:val="false"/>
+              <w:bidi w:val="0"/>
+              <w:jc w:val="center"/>
+              <w:rPr>
+                <w:sz w:val="20"/>
+                <w:szCs w:val="20"/>
+              </w:rPr>
+            </w:pPr>
+            <w:r>
+              <w:rPr>
+                <w:rFonts w:ascii="바탕" w:hAnsi="바탕" w:cs="Arial Unicode MS"/>
+                <w:color w:val="auto"/>
+                <w:kern w:val="2"/>
+                <w:sz w:val="20"/>
+                <w:szCs w:val="20"/>
+                <w:lang w:val="en-US" w:eastAsia="ko-KR" w:bidi="hi-IN"/>
+              </w:rPr>
+              <w:t>전방의 직선으로 전격파를 발사함</w:t>
+            </w:r>
+          </w:p>
+        </w:tc>
+        <w:tc>
+          <w:tcPr>
+            <w:tcW w:w="3964" w:type="dxa"/>
+            <w:tcBorders>
+              <w:left w:val="single" w:sz="4" w:space="0" w:color="000000"/>
+            </w:tcBorders>
+          </w:tcPr>
+          <w:p>
+            <w:pPr>
+              <w:pStyle w:val="Style19"/>
+              <w:widowControl w:val="false"/>
+              <w:bidi w:val="0"/>
+              <w:jc w:val="center"/>
+              <w:rPr>
+                <w:sz w:val="20"/>
+                <w:szCs w:val="20"/>
+              </w:rPr>
+            </w:pPr>
+            <w:r>
+              <w:rPr>
+                <w:rFonts w:ascii="바탕" w:hAnsi="바탕" w:cs="Arial Unicode MS"/>
+                <w:color w:val="auto"/>
+                <w:kern w:val="2"/>
+                <w:sz w:val="20"/>
+                <w:szCs w:val="20"/>
+                <w:lang w:val="en-US" w:eastAsia="ko-KR" w:bidi="hi-IN"/>
+              </w:rPr>
+              <w:t>마법</w:t>
+            </w:r>
+            <w:r>
+              <w:rPr>
+                <w:rFonts w:eastAsia="맑은 고딕" w:cs="Arial Unicode MS"/>
+                <w:color w:val="auto"/>
+                <w:kern w:val="2"/>
+                <w:sz w:val="20"/>
+                <w:szCs w:val="20"/>
+                <w:lang w:val="en-US" w:eastAsia="ko-KR" w:bidi="hi-IN"/>
+              </w:rPr>
+              <w:t>(</w:t>
+            </w:r>
+            <w:r>
+              <w:rPr>
+                <w:rFonts w:ascii="바탕" w:hAnsi="바탕" w:cs="Arial Unicode MS"/>
+                <w:b/>
+                <w:bCs/>
+                <w:color w:val="000000"/>
+                <w:kern w:val="2"/>
+                <w:sz w:val="20"/>
+                <w:szCs w:val="20"/>
+                <w:shd w:fill="FFFF00" w:val="clear"/>
+                <w:lang w:val="en-US" w:eastAsia="ko-KR" w:bidi="hi-IN"/>
+              </w:rPr>
+              <w:t>전기</w:t>
+            </w:r>
+            <w:r>
+              <w:rPr>
+                <w:rFonts w:eastAsia="맑은 고딕" w:cs="Arial Unicode MS"/>
+                <w:color w:val="auto"/>
+                <w:kern w:val="2"/>
+                <w:sz w:val="20"/>
+                <w:szCs w:val="20"/>
+                <w:lang w:val="en-US" w:eastAsia="ko-KR" w:bidi="hi-IN"/>
+              </w:rPr>
+              <w:t>)</w:t>
+            </w:r>
+          </w:p>
+        </w:tc>
+        <w:tc>
+          <w:tcPr>
+            <w:tcW w:w="3256" w:type="dxa"/>
+            <w:vMerge w:val="continue"/>
+            <w:tcBorders>
+              <w:left w:val="single" w:sz="4" w:space="0" w:color="000000"/>
+              <w:right w:val="single" w:sz="4" w:space="0" w:color="000000"/>
+            </w:tcBorders>
+          </w:tcPr>
+          <w:p>
+            <w:pPr>
+              <w:pStyle w:val="Style19"/>
+              <w:widowControl w:val="false"/>
+              <w:bidi w:val="0"/>
+              <w:jc w:val="center"/>
+              <w:rPr>
+                <w:sz w:val="20"/>
+                <w:szCs w:val="20"/>
+              </w:rPr>
+            </w:pPr>
+            <w:r>
+              <w:rPr>
+                <w:sz w:val="20"/>
+                <w:szCs w:val="20"/>
+              </w:rPr>
+            </w:r>
+          </w:p>
+        </w:tc>
+      </w:tr>
+      <w:tr>
+        <w:trPr/>
+        <w:tc>
+          <w:tcPr>
+            <w:tcW w:w="1243" w:type="dxa"/>
+            <w:tcBorders>
+              <w:left w:val="single" w:sz="4" w:space="0" w:color="000000"/>
+            </w:tcBorders>
+          </w:tcPr>
+          <w:p>
+            <w:pPr>
+              <w:pStyle w:val="Style19"/>
+              <w:widowControl w:val="false"/>
+              <w:bidi w:val="0"/>
+              <w:jc w:val="center"/>
+              <w:rPr>
+                <w:sz w:val="20"/>
+                <w:szCs w:val="20"/>
+              </w:rPr>
+            </w:pPr>
+            <w:r>
+              <w:rPr>
+                <w:rFonts w:ascii="바탕" w:hAnsi="바탕" w:cs="Arial Unicode MS"/>
+                <w:color w:val="auto"/>
+                <w:kern w:val="2"/>
+                <w:sz w:val="20"/>
+                <w:szCs w:val="20"/>
+                <w:lang w:val="en-US" w:eastAsia="ko-KR" w:bidi="hi-IN"/>
+              </w:rPr>
+              <w:t>독안개</w:t>
+            </w:r>
+          </w:p>
+        </w:tc>
+        <w:tc>
+          <w:tcPr>
+            <w:tcW w:w="2561" w:type="dxa"/>
+            <w:tcBorders>
+              <w:left w:val="single" w:sz="4" w:space="0" w:color="000000"/>
+            </w:tcBorders>
+          </w:tcPr>
+          <w:p>
+            <w:pPr>
+              <w:pStyle w:val="Style19"/>
+              <w:widowControl w:val="false"/>
+              <w:bidi w:val="0"/>
+              <w:jc w:val="center"/>
+              <w:rPr>
+                <w:sz w:val="20"/>
+                <w:szCs w:val="20"/>
+              </w:rPr>
+            </w:pPr>
+            <w:r>
+              <w:rPr>
+                <w:rFonts w:ascii="바탕" w:hAnsi="바탕" w:cs="Arial Unicode MS"/>
+                <w:color w:val="auto"/>
+                <w:kern w:val="2"/>
+                <w:sz w:val="20"/>
+                <w:szCs w:val="20"/>
+                <w:lang w:val="en-US" w:eastAsia="ko-KR" w:bidi="hi-IN"/>
+              </w:rPr>
+              <w:t>지속적인 피해를 입히는 안개 생성</w:t>
+            </w:r>
+          </w:p>
+        </w:tc>
+        <w:tc>
+          <w:tcPr>
+            <w:tcW w:w="3964" w:type="dxa"/>
+            <w:tcBorders>
+              <w:left w:val="single" w:sz="4" w:space="0" w:color="000000"/>
+            </w:tcBorders>
+          </w:tcPr>
+          <w:p>
+            <w:pPr>
+              <w:pStyle w:val="Style19"/>
+              <w:widowControl w:val="false"/>
+              <w:bidi w:val="0"/>
+              <w:jc w:val="center"/>
+              <w:rPr>
+                <w:sz w:val="20"/>
+                <w:szCs w:val="20"/>
+              </w:rPr>
+            </w:pPr>
+            <w:r>
+              <w:rPr>
+                <w:rFonts w:ascii="바탕" w:hAnsi="바탕" w:cs="Arial Unicode MS"/>
+                <w:color w:val="auto"/>
+                <w:kern w:val="2"/>
+                <w:sz w:val="20"/>
+                <w:szCs w:val="20"/>
+                <w:lang w:val="en-US" w:eastAsia="ko-KR" w:bidi="hi-IN"/>
+              </w:rPr>
+              <w:t>마법</w:t>
+            </w:r>
+            <w:r>
+              <w:rPr>
+                <w:rFonts w:eastAsia="맑은 고딕" w:cs="Arial Unicode MS"/>
+                <w:color w:val="auto"/>
+                <w:kern w:val="2"/>
+                <w:sz w:val="20"/>
+                <w:szCs w:val="20"/>
+                <w:lang w:val="en-US" w:eastAsia="ko-KR" w:bidi="hi-IN"/>
+              </w:rPr>
+              <w:t>(</w:t>
+            </w:r>
+            <w:r>
+              <w:rPr>
+                <w:rFonts w:ascii="바탕" w:hAnsi="바탕" w:cs="Arial Unicode MS"/>
+                <w:b/>
+                <w:bCs/>
+                <w:color w:val="55308D"/>
+                <w:kern w:val="2"/>
+                <w:sz w:val="20"/>
+                <w:szCs w:val="20"/>
+                <w:shd w:fill="00A933" w:val="clear"/>
+                <w:lang w:val="en-US" w:eastAsia="ko-KR" w:bidi="hi-IN"/>
+              </w:rPr>
+              <w:t>독</w:t>
+            </w:r>
+            <w:r>
+              <w:rPr>
+                <w:rFonts w:eastAsia="맑은 고딕" w:cs="Arial Unicode MS"/>
+                <w:color w:val="auto"/>
+                <w:kern w:val="2"/>
+                <w:sz w:val="20"/>
+                <w:szCs w:val="20"/>
+                <w:lang w:val="en-US" w:eastAsia="ko-KR" w:bidi="hi-IN"/>
+              </w:rPr>
+              <w:t>)</w:t>
+            </w:r>
+          </w:p>
+        </w:tc>
+        <w:tc>
+          <w:tcPr>
+            <w:tcW w:w="3256" w:type="dxa"/>
+            <w:vMerge w:val="continue"/>
+            <w:tcBorders>
+              <w:left w:val="single" w:sz="4" w:space="0" w:color="000000"/>
+              <w:right w:val="single" w:sz="4" w:space="0" w:color="000000"/>
+            </w:tcBorders>
+          </w:tcPr>
+          <w:p>
+            <w:pPr>
+              <w:pStyle w:val="Style19"/>
+              <w:widowControl w:val="false"/>
+              <w:bidi w:val="0"/>
+              <w:jc w:val="center"/>
+              <w:rPr>
+                <w:sz w:val="20"/>
+                <w:szCs w:val="20"/>
+              </w:rPr>
+            </w:pPr>
+            <w:r>
+              <w:rPr>
+                <w:sz w:val="20"/>
+                <w:szCs w:val="20"/>
+              </w:rPr>
+            </w:r>
+          </w:p>
+        </w:tc>
+      </w:tr>
+      <w:tr>
+        <w:trPr/>
+        <w:tc>
+          <w:tcPr>
+            <w:tcW w:w="1243" w:type="dxa"/>
+            <w:tcBorders>
+              <w:left w:val="single" w:sz="4" w:space="0" w:color="000000"/>
+            </w:tcBorders>
+          </w:tcPr>
+          <w:p>
+            <w:pPr>
+              <w:pStyle w:val="Style19"/>
+              <w:widowControl w:val="false"/>
+              <w:bidi w:val="0"/>
+              <w:jc w:val="center"/>
+              <w:rPr>
+                <w:sz w:val="20"/>
+                <w:szCs w:val="20"/>
+              </w:rPr>
+            </w:pPr>
+            <w:r>
+              <w:rPr>
+                <w:rFonts w:ascii="바탕" w:hAnsi="바탕" w:cs="Arial Unicode MS"/>
+                <w:color w:val="auto"/>
+                <w:kern w:val="2"/>
+                <w:sz w:val="20"/>
+                <w:szCs w:val="20"/>
+                <w:lang w:val="en-US" w:eastAsia="ko-KR" w:bidi="hi-IN"/>
+              </w:rPr>
+              <w:t>강풍</w:t>
+            </w:r>
+          </w:p>
+        </w:tc>
+        <w:tc>
+          <w:tcPr>
+            <w:tcW w:w="2561" w:type="dxa"/>
+            <w:tcBorders>
+              <w:left w:val="single" w:sz="4" w:space="0" w:color="000000"/>
+            </w:tcBorders>
+          </w:tcPr>
+          <w:p>
+            <w:pPr>
+              <w:pStyle w:val="Style19"/>
+              <w:widowControl w:val="false"/>
+              <w:bidi w:val="0"/>
+              <w:jc w:val="center"/>
+              <w:rPr>
+                <w:sz w:val="20"/>
+                <w:szCs w:val="20"/>
+              </w:rPr>
+            </w:pPr>
+            <w:r>
+              <w:rPr>
+                <w:rFonts w:ascii="바탕" w:hAnsi="바탕" w:cs="Arial Unicode MS"/>
+                <w:color w:val="auto"/>
+                <w:kern w:val="2"/>
+                <w:sz w:val="20"/>
+                <w:szCs w:val="20"/>
+                <w:lang w:val="en-US" w:eastAsia="ko-KR" w:bidi="hi-IN"/>
+              </w:rPr>
+              <w:t>적을 밀쳐내는 바람 일으키기</w:t>
+            </w:r>
+          </w:p>
+        </w:tc>
+        <w:tc>
+          <w:tcPr>
+            <w:tcW w:w="3964" w:type="dxa"/>
+            <w:tcBorders>
+              <w:left w:val="single" w:sz="4" w:space="0" w:color="000000"/>
+            </w:tcBorders>
+          </w:tcPr>
+          <w:p>
+            <w:pPr>
+              <w:pStyle w:val="Style19"/>
+              <w:widowControl w:val="false"/>
+              <w:bidi w:val="0"/>
+              <w:jc w:val="center"/>
+              <w:rPr>
+                <w:sz w:val="20"/>
+                <w:szCs w:val="20"/>
+              </w:rPr>
+            </w:pPr>
+            <w:r>
+              <w:rPr>
+                <w:rFonts w:ascii="바탕" w:hAnsi="바탕" w:cs="Arial Unicode MS"/>
+                <w:color w:val="auto"/>
+                <w:kern w:val="2"/>
+                <w:sz w:val="20"/>
+                <w:szCs w:val="20"/>
+                <w:lang w:val="en-US" w:eastAsia="ko-KR" w:bidi="hi-IN"/>
+              </w:rPr>
+              <w:t>마법</w:t>
+            </w:r>
+            <w:r>
+              <w:rPr>
+                <w:rFonts w:eastAsia="맑은 고딕" w:cs="Arial Unicode MS"/>
+                <w:color w:val="auto"/>
+                <w:kern w:val="2"/>
+                <w:sz w:val="20"/>
+                <w:szCs w:val="20"/>
+                <w:lang w:val="en-US" w:eastAsia="ko-KR" w:bidi="hi-IN"/>
+              </w:rPr>
+              <w:t>(</w:t>
+            </w:r>
+            <w:r>
+              <w:rPr>
+                <w:rFonts w:ascii="바탕" w:hAnsi="바탕" w:cs="Arial Unicode MS"/>
+                <w:b/>
+                <w:bCs/>
+                <w:color w:val="FFFFFF"/>
+                <w:kern w:val="2"/>
+                <w:sz w:val="20"/>
+                <w:szCs w:val="20"/>
+                <w:shd w:fill="DEE6EF" w:val="clear"/>
+                <w:lang w:val="en-US" w:eastAsia="ko-KR" w:bidi="hi-IN"/>
+              </w:rPr>
+              <w:t>공기</w:t>
+            </w:r>
+            <w:r>
+              <w:rPr>
+                <w:rFonts w:eastAsia="맑은 고딕" w:cs="Arial Unicode MS"/>
+                <w:color w:val="auto"/>
+                <w:kern w:val="2"/>
+                <w:sz w:val="20"/>
+                <w:szCs w:val="20"/>
+                <w:lang w:val="en-US" w:eastAsia="ko-KR" w:bidi="hi-IN"/>
+              </w:rPr>
+              <w:t>)</w:t>
+            </w:r>
+          </w:p>
+        </w:tc>
+        <w:tc>
+          <w:tcPr>
+            <w:tcW w:w="3256" w:type="dxa"/>
+            <w:vMerge w:val="continue"/>
+            <w:tcBorders>
+              <w:left w:val="single" w:sz="4" w:space="0" w:color="000000"/>
+              <w:right w:val="single" w:sz="4" w:space="0" w:color="000000"/>
+            </w:tcBorders>
+          </w:tcPr>
+          <w:p>
+            <w:pPr>
+              <w:pStyle w:val="Style19"/>
+              <w:widowControl w:val="false"/>
+              <w:bidi w:val="0"/>
+              <w:jc w:val="center"/>
+              <w:rPr>
+                <w:sz w:val="20"/>
+                <w:szCs w:val="20"/>
+              </w:rPr>
+            </w:pPr>
+            <w:r>
+              <w:rPr>
+                <w:sz w:val="20"/>
+                <w:szCs w:val="20"/>
+              </w:rPr>
+            </w:r>
+          </w:p>
+        </w:tc>
+      </w:tr>
+      <w:tr>
+        <w:trPr/>
+        <w:tc>
+          <w:tcPr>
+            <w:tcW w:w="1243" w:type="dxa"/>
+            <w:tcBorders>
+              <w:left w:val="single" w:sz="4" w:space="0" w:color="000000"/>
+            </w:tcBorders>
+          </w:tcPr>
+          <w:p>
+            <w:pPr>
+              <w:pStyle w:val="Style19"/>
+              <w:widowControl w:val="false"/>
+              <w:bidi w:val="0"/>
+              <w:jc w:val="center"/>
+              <w:rPr>
+                <w:sz w:val="20"/>
+                <w:szCs w:val="20"/>
+              </w:rPr>
+            </w:pPr>
+            <w:r>
+              <w:rPr>
+                <w:rFonts w:ascii="바탕" w:hAnsi="바탕" w:cs="Arial Unicode MS"/>
+                <w:color w:val="auto"/>
+                <w:kern w:val="2"/>
+                <w:sz w:val="20"/>
+                <w:szCs w:val="20"/>
+                <w:lang w:val="en-US" w:eastAsia="ko-KR" w:bidi="hi-IN"/>
+              </w:rPr>
+              <w:t>바위강타</w:t>
+            </w:r>
+          </w:p>
+        </w:tc>
+        <w:tc>
+          <w:tcPr>
+            <w:tcW w:w="2561" w:type="dxa"/>
+            <w:tcBorders>
+              <w:left w:val="single" w:sz="4" w:space="0" w:color="000000"/>
+            </w:tcBorders>
+          </w:tcPr>
+          <w:p>
+            <w:pPr>
+              <w:pStyle w:val="Style19"/>
+              <w:widowControl w:val="false"/>
+              <w:bidi w:val="0"/>
+              <w:jc w:val="center"/>
+              <w:rPr>
+                <w:sz w:val="20"/>
+                <w:szCs w:val="20"/>
+              </w:rPr>
+            </w:pPr>
+            <w:r>
+              <w:rPr>
+                <w:rFonts w:ascii="바탕" w:hAnsi="바탕" w:cs="Arial Unicode MS"/>
+                <w:color w:val="auto"/>
+                <w:kern w:val="2"/>
+                <w:sz w:val="20"/>
+                <w:szCs w:val="20"/>
+                <w:lang w:val="en-US" w:eastAsia="ko-KR" w:bidi="hi-IN"/>
+              </w:rPr>
+              <w:t>거대한 바위를 던져 범위 피해를 줌</w:t>
+            </w:r>
+          </w:p>
+        </w:tc>
+        <w:tc>
+          <w:tcPr>
+            <w:tcW w:w="3964" w:type="dxa"/>
+            <w:tcBorders>
+              <w:left w:val="single" w:sz="4" w:space="0" w:color="000000"/>
+            </w:tcBorders>
+          </w:tcPr>
+          <w:p>
+            <w:pPr>
+              <w:pStyle w:val="Style19"/>
+              <w:widowControl w:val="false"/>
+              <w:bidi w:val="0"/>
+              <w:jc w:val="center"/>
+              <w:rPr>
+                <w:sz w:val="20"/>
+                <w:szCs w:val="20"/>
+              </w:rPr>
+            </w:pPr>
+            <w:r>
+              <w:rPr>
+                <w:rFonts w:ascii="바탕" w:hAnsi="바탕" w:cs="Arial Unicode MS"/>
+                <w:b/>
+                <w:bCs/>
+                <w:color w:val="2A6099"/>
+                <w:kern w:val="2"/>
+                <w:sz w:val="20"/>
+                <w:szCs w:val="20"/>
+                <w:shd w:fill="000000" w:val="clear"/>
+                <w:lang w:val="en-US" w:eastAsia="ko-KR" w:bidi="hi-IN"/>
+              </w:rPr>
+              <w:t>타격</w:t>
+            </w:r>
+            <w:r>
+              <w:rPr>
+                <w:rFonts w:ascii="바탕" w:hAnsi="바탕" w:cs="Arial Unicode MS"/>
+                <w:color w:val="auto"/>
+                <w:kern w:val="2"/>
+                <w:sz w:val="20"/>
+                <w:szCs w:val="20"/>
+                <w:lang w:val="en-US" w:eastAsia="ko-KR" w:bidi="hi-IN"/>
+              </w:rPr>
+              <w:t xml:space="preserve"> </w:t>
+            </w:r>
+            <w:r>
+              <w:rPr>
+                <w:rFonts w:eastAsia="맑은 고딕" w:cs="Arial Unicode MS"/>
+                <w:color w:val="auto"/>
+                <w:kern w:val="2"/>
+                <w:sz w:val="20"/>
+                <w:szCs w:val="20"/>
+                <w:lang w:val="en-US" w:eastAsia="ko-KR" w:bidi="hi-IN"/>
+              </w:rPr>
+              <w:t>/</w:t>
+            </w:r>
+            <w:r>
+              <w:rPr>
+                <w:rFonts w:ascii="바탕" w:hAnsi="바탕" w:cs="Arial Unicode MS"/>
+                <w:b w:val="false"/>
+                <w:bCs w:val="false"/>
+                <w:color w:val="784B04"/>
+                <w:kern w:val="2"/>
+                <w:sz w:val="20"/>
+                <w:szCs w:val="20"/>
+                <w:lang w:val="en-US" w:eastAsia="ko-KR" w:bidi="hi-IN"/>
+              </w:rPr>
+              <w:t>강타</w:t>
+            </w:r>
+            <w:r>
+              <w:rPr>
+                <w:rFonts w:ascii="바탕" w:hAnsi="바탕" w:cs="Arial Unicode MS"/>
+                <w:b/>
+                <w:bCs/>
+                <w:color w:val="784B04"/>
+                <w:kern w:val="2"/>
+                <w:sz w:val="20"/>
+                <w:szCs w:val="20"/>
+                <w:lang w:val="en-US" w:eastAsia="ko-KR" w:bidi="hi-IN"/>
+              </w:rPr>
+              <w:t xml:space="preserve"> </w:t>
+            </w:r>
+            <w:r>
+              <w:rPr>
+                <w:rFonts w:ascii="바탕" w:hAnsi="바탕" w:cs="Arial Unicode MS"/>
+                <w:b w:val="false"/>
+                <w:bCs w:val="false"/>
+                <w:color w:val="000000"/>
+                <w:kern w:val="2"/>
+                <w:sz w:val="20"/>
+                <w:szCs w:val="20"/>
+                <w:lang w:val="en-US" w:eastAsia="ko-KR" w:bidi="hi-IN"/>
+              </w:rPr>
+              <w:t>효과 유발</w:t>
+            </w:r>
+          </w:p>
+        </w:tc>
+        <w:tc>
+          <w:tcPr>
+            <w:tcW w:w="3256" w:type="dxa"/>
+            <w:vMerge w:val="continue"/>
+            <w:tcBorders>
+              <w:left w:val="single" w:sz="4" w:space="0" w:color="000000"/>
+              <w:right w:val="single" w:sz="4" w:space="0" w:color="000000"/>
+            </w:tcBorders>
+          </w:tcPr>
+          <w:p>
+            <w:pPr>
+              <w:pStyle w:val="Style19"/>
+              <w:widowControl w:val="false"/>
+              <w:bidi w:val="0"/>
+              <w:jc w:val="center"/>
+              <w:rPr>
+                <w:sz w:val="20"/>
+                <w:szCs w:val="20"/>
+              </w:rPr>
+            </w:pPr>
+            <w:r>
+              <w:rPr>
+                <w:sz w:val="20"/>
+                <w:szCs w:val="20"/>
+              </w:rPr>
+            </w:r>
+          </w:p>
+        </w:tc>
+      </w:tr>
+      <w:tr>
+        <w:trPr/>
+        <w:tc>
+          <w:tcPr>
+            <w:tcW w:w="1243" w:type="dxa"/>
+            <w:tcBorders>
+              <w:left w:val="single" w:sz="4" w:space="0" w:color="000000"/>
+            </w:tcBorders>
+          </w:tcPr>
+          <w:p>
+            <w:pPr>
+              <w:pStyle w:val="Style19"/>
+              <w:widowControl w:val="false"/>
+              <w:bidi w:val="0"/>
+              <w:jc w:val="center"/>
+              <w:rPr>
+                <w:sz w:val="20"/>
+                <w:szCs w:val="20"/>
+              </w:rPr>
+            </w:pPr>
+            <w:r>
+              <w:rPr>
+                <w:rFonts w:ascii="바탕" w:hAnsi="바탕" w:cs="Arial Unicode MS"/>
+                <w:color w:val="auto"/>
+                <w:kern w:val="2"/>
+                <w:sz w:val="20"/>
+                <w:szCs w:val="20"/>
+                <w:lang w:val="en-US" w:eastAsia="ko-KR" w:bidi="hi-IN"/>
+              </w:rPr>
+              <w:t>파도</w:t>
+            </w:r>
+          </w:p>
+        </w:tc>
+        <w:tc>
+          <w:tcPr>
+            <w:tcW w:w="2561" w:type="dxa"/>
+            <w:tcBorders>
+              <w:left w:val="single" w:sz="4" w:space="0" w:color="000000"/>
+            </w:tcBorders>
+          </w:tcPr>
+          <w:p>
+            <w:pPr>
+              <w:pStyle w:val="Style19"/>
+              <w:widowControl w:val="false"/>
+              <w:bidi w:val="0"/>
+              <w:jc w:val="center"/>
+              <w:rPr>
+                <w:sz w:val="20"/>
+                <w:szCs w:val="20"/>
+              </w:rPr>
+            </w:pPr>
+            <w:r>
+              <w:rPr>
+                <w:rFonts w:ascii="바탕" w:hAnsi="바탕" w:cs="Arial Unicode MS"/>
+                <w:color w:val="auto"/>
+                <w:kern w:val="2"/>
+                <w:sz w:val="20"/>
+                <w:szCs w:val="20"/>
+                <w:lang w:val="en-US" w:eastAsia="ko-KR" w:bidi="hi-IN"/>
+              </w:rPr>
+              <w:t>넓은 범위의 적을 밀쳐내는 파도로 피해를 줌</w:t>
+            </w:r>
+          </w:p>
+        </w:tc>
+        <w:tc>
+          <w:tcPr>
+            <w:tcW w:w="3964" w:type="dxa"/>
+            <w:tcBorders>
+              <w:left w:val="single" w:sz="4" w:space="0" w:color="000000"/>
+            </w:tcBorders>
+          </w:tcPr>
+          <w:p>
+            <w:pPr>
+              <w:pStyle w:val="Style19"/>
+              <w:widowControl w:val="false"/>
+              <w:bidi w:val="0"/>
+              <w:jc w:val="center"/>
+              <w:rPr>
+                <w:sz w:val="20"/>
+                <w:szCs w:val="20"/>
+              </w:rPr>
+            </w:pPr>
+            <w:r>
+              <w:rPr>
+                <w:rFonts w:ascii="바탕" w:hAnsi="바탕" w:cs="Arial Unicode MS"/>
+                <w:color w:val="auto"/>
+                <w:kern w:val="2"/>
+                <w:sz w:val="20"/>
+                <w:szCs w:val="20"/>
+                <w:lang w:val="en-US" w:eastAsia="ko-KR" w:bidi="hi-IN"/>
+              </w:rPr>
+              <w:t>마법</w:t>
+            </w:r>
+            <w:r>
+              <w:rPr>
+                <w:rFonts w:eastAsia="맑은 고딕" w:cs="Arial Unicode MS"/>
+                <w:color w:val="auto"/>
+                <w:kern w:val="2"/>
+                <w:sz w:val="20"/>
+                <w:szCs w:val="20"/>
+                <w:lang w:val="en-US" w:eastAsia="ko-KR" w:bidi="hi-IN"/>
+              </w:rPr>
+              <w:t>(</w:t>
+            </w:r>
+            <w:r>
+              <w:rPr>
+                <w:rFonts w:ascii="바탕" w:hAnsi="바탕" w:cs="Arial Unicode MS"/>
+                <w:b/>
+                <w:bCs/>
+                <w:color w:val="2A6099"/>
+                <w:kern w:val="2"/>
+                <w:sz w:val="20"/>
+                <w:szCs w:val="20"/>
+                <w:lang w:val="en-US" w:eastAsia="ko-KR" w:bidi="hi-IN"/>
+              </w:rPr>
+              <w:t>물</w:t>
+            </w:r>
+            <w:r>
+              <w:rPr>
+                <w:rFonts w:eastAsia="맑은 고딕" w:cs="Arial Unicode MS"/>
+                <w:color w:val="auto"/>
+                <w:kern w:val="2"/>
+                <w:sz w:val="20"/>
+                <w:szCs w:val="20"/>
+                <w:lang w:val="en-US" w:eastAsia="ko-KR" w:bidi="hi-IN"/>
+              </w:rPr>
+              <w:t>)</w:t>
+            </w:r>
+          </w:p>
+        </w:tc>
+        <w:tc>
+          <w:tcPr>
+            <w:tcW w:w="3256" w:type="dxa"/>
+            <w:vMerge w:val="continue"/>
+            <w:tcBorders>
+              <w:left w:val="single" w:sz="4" w:space="0" w:color="000000"/>
+              <w:right w:val="single" w:sz="4" w:space="0" w:color="000000"/>
+            </w:tcBorders>
+          </w:tcPr>
+          <w:p>
+            <w:pPr>
+              <w:pStyle w:val="Style19"/>
+              <w:widowControl w:val="false"/>
+              <w:bidi w:val="0"/>
+              <w:jc w:val="center"/>
+              <w:rPr>
+                <w:sz w:val="20"/>
+                <w:szCs w:val="20"/>
+              </w:rPr>
+            </w:pPr>
+            <w:r>
+              <w:rPr>
+                <w:sz w:val="20"/>
+                <w:szCs w:val="20"/>
+              </w:rPr>
+            </w:r>
+          </w:p>
+        </w:tc>
+      </w:tr>
+      <w:tr>
+        <w:trPr/>
+        <w:tc>
+          <w:tcPr>
+            <w:tcW w:w="1243" w:type="dxa"/>
+            <w:tcBorders>
+              <w:left w:val="single" w:sz="4" w:space="0" w:color="000000"/>
+            </w:tcBorders>
+          </w:tcPr>
+          <w:p>
+            <w:pPr>
+              <w:pStyle w:val="Style19"/>
+              <w:widowControl w:val="false"/>
+              <w:bidi w:val="0"/>
+              <w:jc w:val="center"/>
+              <w:rPr>
+                <w:sz w:val="20"/>
+                <w:szCs w:val="20"/>
+              </w:rPr>
+            </w:pPr>
+            <w:r>
+              <w:rPr>
+                <w:rFonts w:ascii="바탕" w:hAnsi="바탕" w:cs="Arial Unicode MS"/>
+                <w:color w:val="auto"/>
+                <w:kern w:val="2"/>
+                <w:sz w:val="20"/>
+                <w:szCs w:val="20"/>
+                <w:lang w:val="en-US" w:eastAsia="ko-KR" w:bidi="hi-IN"/>
+              </w:rPr>
+              <w:t>눈보라</w:t>
+            </w:r>
+          </w:p>
+        </w:tc>
+        <w:tc>
+          <w:tcPr>
+            <w:tcW w:w="2561" w:type="dxa"/>
+            <w:tcBorders>
+              <w:left w:val="single" w:sz="4" w:space="0" w:color="000000"/>
+            </w:tcBorders>
+          </w:tcPr>
+          <w:p>
+            <w:pPr>
+              <w:pStyle w:val="Style19"/>
+              <w:widowControl w:val="false"/>
+              <w:bidi w:val="0"/>
+              <w:jc w:val="center"/>
+              <w:rPr>
+                <w:sz w:val="20"/>
+                <w:szCs w:val="20"/>
+              </w:rPr>
+            </w:pPr>
+            <w:r>
+              <w:rPr>
+                <w:rFonts w:ascii="바탕" w:hAnsi="바탕" w:cs="Arial Unicode MS"/>
+                <w:color w:val="auto"/>
+                <w:kern w:val="2"/>
+                <w:sz w:val="20"/>
+                <w:szCs w:val="20"/>
+                <w:lang w:val="en-US" w:eastAsia="ko-KR" w:bidi="hi-IN"/>
+              </w:rPr>
+              <w:t>범위의 적을 얼리는 눈보라를 일으킴</w:t>
+            </w:r>
+          </w:p>
+        </w:tc>
+        <w:tc>
+          <w:tcPr>
+            <w:tcW w:w="3964" w:type="dxa"/>
+            <w:tcBorders>
+              <w:left w:val="single" w:sz="4" w:space="0" w:color="000000"/>
+            </w:tcBorders>
+          </w:tcPr>
+          <w:p>
+            <w:pPr>
+              <w:pStyle w:val="Style19"/>
+              <w:widowControl w:val="false"/>
+              <w:bidi w:val="0"/>
+              <w:jc w:val="center"/>
+              <w:rPr>
+                <w:sz w:val="20"/>
+                <w:szCs w:val="20"/>
+              </w:rPr>
+            </w:pPr>
+            <w:r>
+              <w:rPr>
+                <w:rFonts w:ascii="바탕" w:hAnsi="바탕" w:cs="Arial Unicode MS"/>
+                <w:color w:val="auto"/>
+                <w:kern w:val="2"/>
+                <w:sz w:val="20"/>
+                <w:szCs w:val="20"/>
+                <w:lang w:val="en-US" w:eastAsia="ko-KR" w:bidi="hi-IN"/>
+              </w:rPr>
+              <w:t>마법</w:t>
+            </w:r>
+            <w:r>
+              <w:rPr>
+                <w:rFonts w:eastAsia="맑은 고딕" w:cs="Arial Unicode MS"/>
+                <w:color w:val="auto"/>
+                <w:kern w:val="2"/>
+                <w:sz w:val="20"/>
+                <w:szCs w:val="20"/>
+                <w:lang w:val="en-US" w:eastAsia="ko-KR" w:bidi="hi-IN"/>
+              </w:rPr>
+              <w:t>(</w:t>
+            </w:r>
+            <w:r>
+              <w:rPr>
+                <w:rFonts w:ascii="바탕" w:hAnsi="바탕" w:cs="Arial Unicode MS"/>
+                <w:b/>
+                <w:bCs/>
+                <w:color w:val="355269"/>
+                <w:kern w:val="2"/>
+                <w:sz w:val="20"/>
+                <w:szCs w:val="20"/>
+                <w:shd w:fill="729FCF" w:val="clear"/>
+                <w:lang w:val="en-US" w:eastAsia="ko-KR" w:bidi="hi-IN"/>
+              </w:rPr>
+              <w:t>얼음</w:t>
+            </w:r>
+            <w:r>
+              <w:rPr>
+                <w:rFonts w:eastAsia="맑은 고딕" w:cs="Arial Unicode MS"/>
+                <w:color w:val="auto"/>
+                <w:kern w:val="2"/>
+                <w:sz w:val="20"/>
+                <w:szCs w:val="20"/>
+                <w:lang w:val="en-US" w:eastAsia="ko-KR" w:bidi="hi-IN"/>
+              </w:rPr>
+              <w:t>)</w:t>
+            </w:r>
+          </w:p>
+        </w:tc>
+        <w:tc>
+          <w:tcPr>
+            <w:tcW w:w="3256" w:type="dxa"/>
+            <w:vMerge w:val="continue"/>
+            <w:tcBorders>
+              <w:left w:val="single" w:sz="4" w:space="0" w:color="000000"/>
+              <w:right w:val="single" w:sz="4" w:space="0" w:color="000000"/>
+            </w:tcBorders>
+          </w:tcPr>
+          <w:p>
+            <w:pPr>
+              <w:pStyle w:val="Style19"/>
+              <w:widowControl w:val="false"/>
+              <w:bidi w:val="0"/>
+              <w:jc w:val="center"/>
+              <w:rPr>
+                <w:sz w:val="20"/>
+                <w:szCs w:val="20"/>
+              </w:rPr>
+            </w:pPr>
+            <w:r>
+              <w:rPr>
+                <w:sz w:val="20"/>
+                <w:szCs w:val="20"/>
+              </w:rPr>
+            </w:r>
+          </w:p>
+        </w:tc>
+      </w:tr>
+      <w:tr>
+        <w:trPr/>
+        <w:tc>
+          <w:tcPr>
+            <w:tcW w:w="1243" w:type="dxa"/>
+            <w:tcBorders>
+              <w:left w:val="single" w:sz="4" w:space="0" w:color="000000"/>
+            </w:tcBorders>
+          </w:tcPr>
+          <w:p>
+            <w:pPr>
+              <w:pStyle w:val="Style19"/>
+              <w:widowControl w:val="false"/>
+              <w:bidi w:val="0"/>
+              <w:jc w:val="center"/>
+              <w:rPr>
+                <w:sz w:val="20"/>
+                <w:szCs w:val="20"/>
+              </w:rPr>
+            </w:pPr>
+            <w:r>
+              <w:rPr>
+                <w:sz w:val="20"/>
+                <w:szCs w:val="20"/>
+              </w:rPr>
+            </w:r>
+          </w:p>
+        </w:tc>
+        <w:tc>
+          <w:tcPr>
+            <w:tcW w:w="2561" w:type="dxa"/>
+            <w:tcBorders>
+              <w:left w:val="single" w:sz="4" w:space="0" w:color="000000"/>
+            </w:tcBorders>
+          </w:tcPr>
+          <w:p>
+            <w:pPr>
+              <w:pStyle w:val="Style19"/>
+              <w:widowControl w:val="false"/>
+              <w:bidi w:val="0"/>
+              <w:jc w:val="center"/>
+              <w:rPr>
+                <w:sz w:val="20"/>
+                <w:szCs w:val="20"/>
+              </w:rPr>
+            </w:pPr>
+            <w:r>
+              <w:rPr>
+                <w:sz w:val="20"/>
+                <w:szCs w:val="20"/>
+              </w:rPr>
+            </w:r>
+          </w:p>
+        </w:tc>
+        <w:tc>
+          <w:tcPr>
+            <w:tcW w:w="3964" w:type="dxa"/>
+            <w:tcBorders>
+              <w:left w:val="single" w:sz="4" w:space="0" w:color="000000"/>
+            </w:tcBorders>
+          </w:tcPr>
+          <w:p>
+            <w:pPr>
+              <w:pStyle w:val="Style19"/>
+              <w:widowControl w:val="false"/>
+              <w:bidi w:val="0"/>
+              <w:jc w:val="center"/>
+              <w:rPr>
+                <w:sz w:val="20"/>
+                <w:szCs w:val="20"/>
+              </w:rPr>
+            </w:pPr>
+            <w:r>
+              <w:rPr>
+                <w:sz w:val="20"/>
+                <w:szCs w:val="20"/>
+              </w:rPr>
+            </w:r>
+          </w:p>
+        </w:tc>
+        <w:tc>
+          <w:tcPr>
+            <w:tcW w:w="3256" w:type="dxa"/>
+            <w:tcBorders>
+              <w:left w:val="single" w:sz="4" w:space="0" w:color="000000"/>
+              <w:right w:val="single" w:sz="4" w:space="0" w:color="000000"/>
+            </w:tcBorders>
+          </w:tcPr>
+          <w:p>
+            <w:pPr>
+              <w:pStyle w:val="Style19"/>
+              <w:widowControl w:val="false"/>
+              <w:bidi w:val="0"/>
+              <w:jc w:val="center"/>
+              <w:rPr>
+                <w:sz w:val="20"/>
+                <w:szCs w:val="20"/>
+              </w:rPr>
+            </w:pPr>
+            <w:r>
+              <w:rPr>
+                <w:sz w:val="20"/>
+                <w:szCs w:val="20"/>
+              </w:rPr>
+            </w:r>
+          </w:p>
+        </w:tc>
+      </w:tr>
+      <w:tr>
+        <w:trPr/>
+        <w:tc>
+          <w:tcPr>
+            <w:tcW w:w="1243" w:type="dxa"/>
+            <w:tcBorders>
+              <w:left w:val="single" w:sz="4" w:space="0" w:color="000000"/>
+            </w:tcBorders>
+          </w:tcPr>
+          <w:p>
+            <w:pPr>
+              <w:pStyle w:val="Style19"/>
+              <w:widowControl w:val="false"/>
+              <w:bidi w:val="0"/>
+              <w:jc w:val="center"/>
+              <w:rPr>
+                <w:sz w:val="20"/>
+                <w:szCs w:val="20"/>
+              </w:rPr>
+            </w:pPr>
+            <w:r>
+              <w:rPr>
+                <w:rFonts w:ascii="바탕" w:hAnsi="바탕" w:cs="Arial Unicode MS"/>
+                <w:color w:val="auto"/>
+                <w:kern w:val="2"/>
+                <w:sz w:val="20"/>
+                <w:szCs w:val="20"/>
+                <w:lang w:val="en-US" w:eastAsia="ko-KR" w:bidi="hi-IN"/>
+              </w:rPr>
+              <w:t>소각</w:t>
+            </w:r>
+          </w:p>
+        </w:tc>
+        <w:tc>
+          <w:tcPr>
+            <w:tcW w:w="2561" w:type="dxa"/>
+            <w:tcBorders>
+              <w:left w:val="single" w:sz="4" w:space="0" w:color="000000"/>
+            </w:tcBorders>
+          </w:tcPr>
+          <w:p>
+            <w:pPr>
+              <w:pStyle w:val="Style19"/>
+              <w:widowControl w:val="false"/>
+              <w:bidi w:val="0"/>
+              <w:jc w:val="center"/>
+              <w:rPr>
+                <w:sz w:val="20"/>
+                <w:szCs w:val="20"/>
+              </w:rPr>
+            </w:pPr>
+            <w:r>
+              <w:rPr>
+                <w:sz w:val="20"/>
+                <w:szCs w:val="20"/>
+              </w:rPr>
+            </w:r>
+          </w:p>
+        </w:tc>
+        <w:tc>
+          <w:tcPr>
+            <w:tcW w:w="3964" w:type="dxa"/>
+            <w:tcBorders>
+              <w:left w:val="single" w:sz="4" w:space="0" w:color="000000"/>
+            </w:tcBorders>
+          </w:tcPr>
+          <w:p>
+            <w:pPr>
+              <w:pStyle w:val="Style19"/>
+              <w:widowControl w:val="false"/>
+              <w:bidi w:val="0"/>
+              <w:jc w:val="center"/>
+              <w:rPr>
+                <w:sz w:val="20"/>
+                <w:szCs w:val="20"/>
+              </w:rPr>
+            </w:pPr>
+            <w:r>
+              <w:rPr>
+                <w:rFonts w:ascii="바탕" w:hAnsi="바탕" w:cs="Arial Unicode MS"/>
+                <w:color w:val="auto"/>
+                <w:kern w:val="2"/>
+                <w:sz w:val="20"/>
+                <w:szCs w:val="20"/>
+                <w:lang w:val="en-US" w:eastAsia="ko-KR" w:bidi="hi-IN"/>
+              </w:rPr>
+              <w:t>마법</w:t>
+            </w:r>
+            <w:r>
+              <w:rPr>
+                <w:rFonts w:eastAsia="맑은 고딕" w:cs="Arial Unicode MS"/>
+                <w:color w:val="auto"/>
+                <w:kern w:val="2"/>
+                <w:sz w:val="20"/>
+                <w:szCs w:val="20"/>
+                <w:lang w:val="en-US" w:eastAsia="ko-KR" w:bidi="hi-IN"/>
+              </w:rPr>
+              <w:t>(</w:t>
+            </w:r>
+            <w:r>
+              <w:rPr>
+                <w:rFonts w:ascii="바탕" w:hAnsi="바탕" w:cs="Arial Unicode MS"/>
+                <w:b/>
+                <w:bCs/>
+                <w:color w:val="C9211E"/>
+                <w:kern w:val="2"/>
+                <w:sz w:val="20"/>
+                <w:szCs w:val="20"/>
+                <w:lang w:val="en-US" w:eastAsia="ko-KR" w:bidi="hi-IN"/>
+              </w:rPr>
+              <w:t>불</w:t>
+            </w:r>
+            <w:r>
+              <w:rPr>
+                <w:rFonts w:eastAsia="맑은 고딕" w:cs="Arial Unicode MS"/>
+                <w:color w:val="auto"/>
+                <w:kern w:val="2"/>
+                <w:sz w:val="20"/>
+                <w:szCs w:val="20"/>
+                <w:lang w:val="en-US" w:eastAsia="ko-KR" w:bidi="hi-IN"/>
+              </w:rPr>
+              <w:t>)</w:t>
+            </w:r>
+          </w:p>
+        </w:tc>
+        <w:tc>
+          <w:tcPr>
+            <w:tcW w:w="3256" w:type="dxa"/>
+            <w:vMerge w:val="restart"/>
+            <w:tcBorders>
+              <w:left w:val="single" w:sz="4" w:space="0" w:color="000000"/>
+              <w:right w:val="single" w:sz="4" w:space="0" w:color="000000"/>
+            </w:tcBorders>
+          </w:tcPr>
+          <w:p>
+            <w:pPr>
+              <w:pStyle w:val="Style19"/>
+              <w:widowControl w:val="false"/>
+              <w:bidi w:val="0"/>
+              <w:jc w:val="center"/>
+              <w:rPr>
+                <w:sz w:val="20"/>
+                <w:szCs w:val="20"/>
+              </w:rPr>
+            </w:pPr>
+            <w:r>
+              <w:rPr>
+                <w:rFonts w:ascii="바탕" w:hAnsi="바탕" w:cs="Arial Unicode MS"/>
+                <w:color w:val="auto"/>
+                <w:kern w:val="2"/>
+                <w:sz w:val="20"/>
+                <w:szCs w:val="20"/>
+                <w:lang w:val="en-US" w:eastAsia="ko-KR" w:bidi="hi-IN"/>
+              </w:rPr>
+              <w:t xml:space="preserve">속성효과에 보너스를 주는 단일 대상 마법 공격 </w:t>
+            </w:r>
+          </w:p>
+          <w:p>
+            <w:pPr>
+              <w:pStyle w:val="Style19"/>
+              <w:widowControl w:val="false"/>
+              <w:bidi w:val="0"/>
+              <w:jc w:val="center"/>
+              <w:rPr>
+                <w:sz w:val="20"/>
+                <w:szCs w:val="20"/>
+              </w:rPr>
+            </w:pPr>
+            <w:r>
+              <w:rPr>
+                <w:rFonts w:ascii="바탕" w:hAnsi="바탕" w:cs="Arial Unicode MS"/>
+                <w:color w:val="auto"/>
+                <w:kern w:val="2"/>
+                <w:sz w:val="20"/>
+                <w:szCs w:val="20"/>
+                <w:lang w:val="en-US" w:eastAsia="ko-KR" w:bidi="hi-IN"/>
+              </w:rPr>
+              <w:t xml:space="preserve">속성효과 확률 </w:t>
+            </w:r>
+            <w:r>
+              <w:rPr>
+                <w:rFonts w:eastAsia="맑은 고딕" w:cs="Arial Unicode MS"/>
+                <w:color w:val="auto"/>
+                <w:kern w:val="2"/>
+                <w:sz w:val="20"/>
+                <w:szCs w:val="20"/>
+                <w:lang w:val="en-US" w:eastAsia="ko-KR" w:bidi="hi-IN"/>
+              </w:rPr>
+              <w:t>4</w:t>
+            </w:r>
+            <w:r>
+              <w:rPr>
+                <w:rFonts w:ascii="바탕" w:hAnsi="바탕" w:cs="Arial Unicode MS"/>
+                <w:color w:val="auto"/>
+                <w:kern w:val="2"/>
+                <w:sz w:val="20"/>
+                <w:szCs w:val="20"/>
+                <w:lang w:val="en-US" w:eastAsia="ko-KR" w:bidi="hi-IN"/>
+              </w:rPr>
+              <w:t>배</w:t>
+            </w:r>
+          </w:p>
+        </w:tc>
+      </w:tr>
+      <w:tr>
+        <w:trPr/>
+        <w:tc>
+          <w:tcPr>
+            <w:tcW w:w="1243" w:type="dxa"/>
+            <w:tcBorders>
+              <w:left w:val="single" w:sz="4" w:space="0" w:color="000000"/>
+            </w:tcBorders>
+          </w:tcPr>
+          <w:p>
+            <w:pPr>
+              <w:pStyle w:val="Style19"/>
+              <w:widowControl w:val="false"/>
+              <w:bidi w:val="0"/>
+              <w:jc w:val="center"/>
+              <w:rPr>
+                <w:sz w:val="20"/>
+                <w:szCs w:val="20"/>
+              </w:rPr>
+            </w:pPr>
+            <w:r>
+              <w:rPr>
+                <w:rFonts w:ascii="바탕" w:hAnsi="바탕" w:cs="Arial Unicode MS"/>
+                <w:color w:val="auto"/>
+                <w:kern w:val="2"/>
+                <w:sz w:val="20"/>
+                <w:szCs w:val="20"/>
+                <w:lang w:val="en-US" w:eastAsia="ko-KR" w:bidi="hi-IN"/>
+              </w:rPr>
+              <w:t>벼락</w:t>
+            </w:r>
+          </w:p>
+        </w:tc>
+        <w:tc>
+          <w:tcPr>
+            <w:tcW w:w="2561" w:type="dxa"/>
+            <w:tcBorders>
+              <w:left w:val="single" w:sz="4" w:space="0" w:color="000000"/>
+            </w:tcBorders>
+          </w:tcPr>
+          <w:p>
+            <w:pPr>
+              <w:pStyle w:val="Style19"/>
+              <w:widowControl w:val="false"/>
+              <w:bidi w:val="0"/>
+              <w:jc w:val="center"/>
+              <w:rPr>
+                <w:sz w:val="20"/>
+                <w:szCs w:val="20"/>
+              </w:rPr>
+            </w:pPr>
+            <w:r>
+              <w:rPr>
+                <w:sz w:val="20"/>
+                <w:szCs w:val="20"/>
+              </w:rPr>
+            </w:r>
+          </w:p>
+        </w:tc>
+        <w:tc>
+          <w:tcPr>
+            <w:tcW w:w="3964" w:type="dxa"/>
+            <w:tcBorders>
+              <w:left w:val="single" w:sz="4" w:space="0" w:color="000000"/>
+            </w:tcBorders>
+          </w:tcPr>
+          <w:p>
+            <w:pPr>
+              <w:pStyle w:val="Style19"/>
+              <w:widowControl w:val="false"/>
+              <w:bidi w:val="0"/>
+              <w:jc w:val="center"/>
+              <w:rPr>
+                <w:sz w:val="20"/>
+                <w:szCs w:val="20"/>
+              </w:rPr>
+            </w:pPr>
+            <w:r>
+              <w:rPr>
+                <w:rFonts w:ascii="바탕" w:hAnsi="바탕" w:cs="Arial Unicode MS"/>
+                <w:color w:val="auto"/>
+                <w:kern w:val="2"/>
+                <w:sz w:val="20"/>
+                <w:szCs w:val="20"/>
+                <w:lang w:val="en-US" w:eastAsia="ko-KR" w:bidi="hi-IN"/>
+              </w:rPr>
+              <w:t>마법</w:t>
+            </w:r>
+            <w:r>
+              <w:rPr>
+                <w:rFonts w:eastAsia="맑은 고딕" w:cs="Arial Unicode MS"/>
+                <w:color w:val="auto"/>
+                <w:kern w:val="2"/>
+                <w:sz w:val="20"/>
+                <w:szCs w:val="20"/>
+                <w:lang w:val="en-US" w:eastAsia="ko-KR" w:bidi="hi-IN"/>
+              </w:rPr>
+              <w:t>(</w:t>
+            </w:r>
+            <w:r>
+              <w:rPr>
+                <w:rFonts w:ascii="바탕" w:hAnsi="바탕" w:cs="Arial Unicode MS"/>
+                <w:b/>
+                <w:bCs/>
+                <w:color w:val="000000"/>
+                <w:kern w:val="2"/>
+                <w:sz w:val="20"/>
+                <w:szCs w:val="20"/>
+                <w:shd w:fill="FFFF00" w:val="clear"/>
+                <w:lang w:val="en-US" w:eastAsia="ko-KR" w:bidi="hi-IN"/>
+              </w:rPr>
+              <w:t>전기</w:t>
+            </w:r>
+            <w:r>
+              <w:rPr>
+                <w:rFonts w:eastAsia="맑은 고딕" w:cs="Arial Unicode MS"/>
+                <w:color w:val="auto"/>
+                <w:kern w:val="2"/>
+                <w:sz w:val="20"/>
+                <w:szCs w:val="20"/>
+                <w:lang w:val="en-US" w:eastAsia="ko-KR" w:bidi="hi-IN"/>
+              </w:rPr>
+              <w:t>)</w:t>
+            </w:r>
+          </w:p>
+        </w:tc>
+        <w:tc>
+          <w:tcPr>
+            <w:tcW w:w="3256" w:type="dxa"/>
+            <w:vMerge w:val="continue"/>
+            <w:tcBorders>
+              <w:left w:val="single" w:sz="4" w:space="0" w:color="000000"/>
+              <w:right w:val="single" w:sz="4" w:space="0" w:color="000000"/>
+            </w:tcBorders>
+          </w:tcPr>
+          <w:p>
+            <w:pPr>
+              <w:pStyle w:val="Style19"/>
+              <w:widowControl w:val="false"/>
+              <w:bidi w:val="0"/>
+              <w:jc w:val="center"/>
+              <w:rPr>
+                <w:sz w:val="20"/>
+                <w:szCs w:val="20"/>
+              </w:rPr>
+            </w:pPr>
+            <w:r>
+              <w:rPr>
+                <w:sz w:val="20"/>
+                <w:szCs w:val="20"/>
+              </w:rPr>
+            </w:r>
+          </w:p>
+        </w:tc>
+      </w:tr>
+      <w:tr>
+        <w:trPr/>
+        <w:tc>
+          <w:tcPr>
+            <w:tcW w:w="1243" w:type="dxa"/>
+            <w:tcBorders>
+              <w:left w:val="single" w:sz="4" w:space="0" w:color="000000"/>
+            </w:tcBorders>
+          </w:tcPr>
+          <w:p>
+            <w:pPr>
+              <w:pStyle w:val="Style19"/>
+              <w:widowControl w:val="false"/>
+              <w:bidi w:val="0"/>
+              <w:jc w:val="center"/>
+              <w:rPr>
+                <w:sz w:val="20"/>
+                <w:szCs w:val="20"/>
+              </w:rPr>
+            </w:pPr>
+            <w:r>
+              <w:rPr>
+                <w:rFonts w:ascii="바탕" w:hAnsi="바탕" w:cs="Arial Unicode MS"/>
+                <w:color w:val="auto"/>
+                <w:kern w:val="2"/>
+                <w:sz w:val="20"/>
+                <w:szCs w:val="20"/>
+                <w:lang w:val="en-US" w:eastAsia="ko-KR" w:bidi="hi-IN"/>
+              </w:rPr>
+              <w:t>맹독</w:t>
+            </w:r>
+          </w:p>
+        </w:tc>
+        <w:tc>
+          <w:tcPr>
+            <w:tcW w:w="2561" w:type="dxa"/>
+            <w:tcBorders>
+              <w:left w:val="single" w:sz="4" w:space="0" w:color="000000"/>
+            </w:tcBorders>
+          </w:tcPr>
+          <w:p>
+            <w:pPr>
+              <w:pStyle w:val="Style19"/>
+              <w:widowControl w:val="false"/>
+              <w:bidi w:val="0"/>
+              <w:jc w:val="center"/>
+              <w:rPr>
+                <w:sz w:val="20"/>
+                <w:szCs w:val="20"/>
+              </w:rPr>
+            </w:pPr>
+            <w:r>
+              <w:rPr>
+                <w:sz w:val="20"/>
+                <w:szCs w:val="20"/>
+              </w:rPr>
+            </w:r>
+          </w:p>
+        </w:tc>
+        <w:tc>
+          <w:tcPr>
+            <w:tcW w:w="3964" w:type="dxa"/>
+            <w:tcBorders>
+              <w:left w:val="single" w:sz="4" w:space="0" w:color="000000"/>
+            </w:tcBorders>
+          </w:tcPr>
+          <w:p>
+            <w:pPr>
+              <w:pStyle w:val="Style19"/>
+              <w:widowControl w:val="false"/>
+              <w:bidi w:val="0"/>
+              <w:jc w:val="center"/>
+              <w:rPr>
+                <w:sz w:val="20"/>
+                <w:szCs w:val="20"/>
+              </w:rPr>
+            </w:pPr>
+            <w:r>
+              <w:rPr>
+                <w:rFonts w:ascii="바탕" w:hAnsi="바탕" w:cs="Arial Unicode MS"/>
+                <w:color w:val="auto"/>
+                <w:kern w:val="2"/>
+                <w:sz w:val="20"/>
+                <w:szCs w:val="20"/>
+                <w:lang w:val="en-US" w:eastAsia="ko-KR" w:bidi="hi-IN"/>
+              </w:rPr>
+              <w:t>마법</w:t>
+            </w:r>
+            <w:r>
+              <w:rPr>
+                <w:rFonts w:eastAsia="맑은 고딕" w:cs="Arial Unicode MS"/>
+                <w:color w:val="auto"/>
+                <w:kern w:val="2"/>
+                <w:sz w:val="20"/>
+                <w:szCs w:val="20"/>
+                <w:lang w:val="en-US" w:eastAsia="ko-KR" w:bidi="hi-IN"/>
+              </w:rPr>
+              <w:t>(</w:t>
+            </w:r>
+            <w:r>
+              <w:rPr>
+                <w:rFonts w:ascii="바탕" w:hAnsi="바탕" w:cs="Arial Unicode MS"/>
+                <w:b/>
+                <w:bCs/>
+                <w:color w:val="55308D"/>
+                <w:kern w:val="2"/>
+                <w:sz w:val="20"/>
+                <w:szCs w:val="20"/>
+                <w:shd w:fill="00A933" w:val="clear"/>
+                <w:lang w:val="en-US" w:eastAsia="ko-KR" w:bidi="hi-IN"/>
+              </w:rPr>
+              <w:t>독</w:t>
+            </w:r>
+            <w:r>
+              <w:rPr>
+                <w:rFonts w:eastAsia="맑은 고딕" w:cs="Arial Unicode MS"/>
+                <w:color w:val="auto"/>
+                <w:kern w:val="2"/>
+                <w:sz w:val="20"/>
+                <w:szCs w:val="20"/>
+                <w:lang w:val="en-US" w:eastAsia="ko-KR" w:bidi="hi-IN"/>
+              </w:rPr>
+              <w:t>)</w:t>
+            </w:r>
+          </w:p>
+        </w:tc>
+        <w:tc>
+          <w:tcPr>
+            <w:tcW w:w="3256" w:type="dxa"/>
+            <w:vMerge w:val="continue"/>
+            <w:tcBorders>
+              <w:left w:val="single" w:sz="4" w:space="0" w:color="000000"/>
+              <w:right w:val="single" w:sz="4" w:space="0" w:color="000000"/>
+            </w:tcBorders>
+          </w:tcPr>
+          <w:p>
+            <w:pPr>
+              <w:pStyle w:val="Style19"/>
+              <w:widowControl w:val="false"/>
+              <w:bidi w:val="0"/>
+              <w:jc w:val="center"/>
+              <w:rPr>
+                <w:sz w:val="20"/>
+                <w:szCs w:val="20"/>
+              </w:rPr>
+            </w:pPr>
+            <w:r>
+              <w:rPr>
+                <w:sz w:val="20"/>
+                <w:szCs w:val="20"/>
+              </w:rPr>
+            </w:r>
+          </w:p>
+        </w:tc>
+      </w:tr>
+      <w:tr>
+        <w:trPr/>
+        <w:tc>
+          <w:tcPr>
+            <w:tcW w:w="1243" w:type="dxa"/>
+            <w:tcBorders>
+              <w:left w:val="single" w:sz="4" w:space="0" w:color="000000"/>
+            </w:tcBorders>
+          </w:tcPr>
+          <w:p>
+            <w:pPr>
+              <w:pStyle w:val="Style19"/>
+              <w:widowControl w:val="false"/>
+              <w:bidi w:val="0"/>
+              <w:jc w:val="center"/>
+              <w:rPr>
+                <w:sz w:val="20"/>
+                <w:szCs w:val="20"/>
+              </w:rPr>
+            </w:pPr>
+            <w:r>
+              <w:rPr>
+                <w:rFonts w:ascii="바탕" w:hAnsi="바탕" w:cs="Arial Unicode MS"/>
+                <w:color w:val="auto"/>
+                <w:kern w:val="2"/>
+                <w:sz w:val="20"/>
+                <w:szCs w:val="20"/>
+                <w:lang w:val="en-US" w:eastAsia="ko-KR" w:bidi="hi-IN"/>
+              </w:rPr>
+              <w:t>강풍</w:t>
+            </w:r>
+          </w:p>
+        </w:tc>
+        <w:tc>
+          <w:tcPr>
+            <w:tcW w:w="2561" w:type="dxa"/>
+            <w:tcBorders>
+              <w:left w:val="single" w:sz="4" w:space="0" w:color="000000"/>
+            </w:tcBorders>
+          </w:tcPr>
+          <w:p>
+            <w:pPr>
+              <w:pStyle w:val="Style19"/>
+              <w:widowControl w:val="false"/>
+              <w:bidi w:val="0"/>
+              <w:jc w:val="center"/>
+              <w:rPr>
+                <w:sz w:val="20"/>
+                <w:szCs w:val="20"/>
+              </w:rPr>
+            </w:pPr>
+            <w:r>
+              <w:rPr>
+                <w:sz w:val="20"/>
+                <w:szCs w:val="20"/>
+              </w:rPr>
+            </w:r>
+          </w:p>
+        </w:tc>
+        <w:tc>
+          <w:tcPr>
+            <w:tcW w:w="3964" w:type="dxa"/>
+            <w:tcBorders>
+              <w:left w:val="single" w:sz="4" w:space="0" w:color="000000"/>
+            </w:tcBorders>
+          </w:tcPr>
+          <w:p>
+            <w:pPr>
+              <w:pStyle w:val="Style19"/>
+              <w:widowControl w:val="false"/>
+              <w:bidi w:val="0"/>
+              <w:jc w:val="center"/>
+              <w:rPr>
+                <w:sz w:val="20"/>
+                <w:szCs w:val="20"/>
+              </w:rPr>
+            </w:pPr>
+            <w:r>
+              <w:rPr>
+                <w:rFonts w:ascii="바탕" w:hAnsi="바탕" w:cs="Arial Unicode MS"/>
+                <w:color w:val="auto"/>
+                <w:kern w:val="2"/>
+                <w:sz w:val="20"/>
+                <w:szCs w:val="20"/>
+                <w:lang w:val="en-US" w:eastAsia="ko-KR" w:bidi="hi-IN"/>
+              </w:rPr>
+              <w:t>마법</w:t>
+            </w:r>
+            <w:r>
+              <w:rPr>
+                <w:rFonts w:eastAsia="맑은 고딕" w:cs="Arial Unicode MS"/>
+                <w:color w:val="auto"/>
+                <w:kern w:val="2"/>
+                <w:sz w:val="20"/>
+                <w:szCs w:val="20"/>
+                <w:lang w:val="en-US" w:eastAsia="ko-KR" w:bidi="hi-IN"/>
+              </w:rPr>
+              <w:t>(</w:t>
+            </w:r>
+            <w:r>
+              <w:rPr>
+                <w:rFonts w:ascii="바탕" w:hAnsi="바탕" w:cs="Arial Unicode MS"/>
+                <w:b/>
+                <w:bCs/>
+                <w:color w:val="FFFFFF"/>
+                <w:kern w:val="2"/>
+                <w:sz w:val="20"/>
+                <w:szCs w:val="20"/>
+                <w:shd w:fill="DEE6EF" w:val="clear"/>
+                <w:lang w:val="en-US" w:eastAsia="ko-KR" w:bidi="hi-IN"/>
+              </w:rPr>
+              <w:t>공기</w:t>
+            </w:r>
+            <w:r>
+              <w:rPr>
+                <w:rFonts w:eastAsia="맑은 고딕" w:cs="Arial Unicode MS"/>
+                <w:color w:val="auto"/>
+                <w:kern w:val="2"/>
+                <w:sz w:val="20"/>
+                <w:szCs w:val="20"/>
+                <w:lang w:val="en-US" w:eastAsia="ko-KR" w:bidi="hi-IN"/>
+              </w:rPr>
+              <w:t>)</w:t>
+            </w:r>
+          </w:p>
+        </w:tc>
+        <w:tc>
+          <w:tcPr>
+            <w:tcW w:w="3256" w:type="dxa"/>
+            <w:vMerge w:val="continue"/>
+            <w:tcBorders>
+              <w:left w:val="single" w:sz="4" w:space="0" w:color="000000"/>
+              <w:right w:val="single" w:sz="4" w:space="0" w:color="000000"/>
+            </w:tcBorders>
+          </w:tcPr>
+          <w:p>
+            <w:pPr>
+              <w:pStyle w:val="Style19"/>
+              <w:widowControl w:val="false"/>
+              <w:bidi w:val="0"/>
+              <w:jc w:val="center"/>
+              <w:rPr>
+                <w:sz w:val="20"/>
+                <w:szCs w:val="20"/>
+              </w:rPr>
+            </w:pPr>
+            <w:r>
+              <w:rPr>
+                <w:sz w:val="20"/>
+                <w:szCs w:val="20"/>
+              </w:rPr>
+            </w:r>
+          </w:p>
+        </w:tc>
+      </w:tr>
+      <w:tr>
+        <w:trPr/>
+        <w:tc>
+          <w:tcPr>
+            <w:tcW w:w="1243" w:type="dxa"/>
+            <w:tcBorders>
+              <w:left w:val="single" w:sz="4" w:space="0" w:color="000000"/>
+            </w:tcBorders>
+          </w:tcPr>
+          <w:p>
+            <w:pPr>
+              <w:pStyle w:val="Style19"/>
+              <w:widowControl w:val="false"/>
+              <w:bidi w:val="0"/>
+              <w:jc w:val="center"/>
+              <w:rPr>
+                <w:sz w:val="20"/>
+                <w:szCs w:val="20"/>
+              </w:rPr>
+            </w:pPr>
+            <w:r>
+              <w:rPr>
+                <w:rFonts w:ascii="바탕" w:hAnsi="바탕" w:cs="Arial Unicode MS"/>
+                <w:color w:val="auto"/>
+                <w:kern w:val="2"/>
+                <w:sz w:val="20"/>
+                <w:szCs w:val="20"/>
+                <w:lang w:val="en-US" w:eastAsia="ko-KR" w:bidi="hi-IN"/>
+              </w:rPr>
+              <w:t>진흙탄</w:t>
+            </w:r>
+          </w:p>
+        </w:tc>
+        <w:tc>
+          <w:tcPr>
+            <w:tcW w:w="2561" w:type="dxa"/>
+            <w:tcBorders>
+              <w:left w:val="single" w:sz="4" w:space="0" w:color="000000"/>
+            </w:tcBorders>
+          </w:tcPr>
+          <w:p>
+            <w:pPr>
+              <w:pStyle w:val="Style19"/>
+              <w:widowControl w:val="false"/>
+              <w:bidi w:val="0"/>
+              <w:jc w:val="center"/>
+              <w:rPr>
+                <w:sz w:val="20"/>
+                <w:szCs w:val="20"/>
+              </w:rPr>
+            </w:pPr>
+            <w:r>
+              <w:rPr>
+                <w:sz w:val="20"/>
+                <w:szCs w:val="20"/>
+              </w:rPr>
+            </w:r>
+          </w:p>
+        </w:tc>
+        <w:tc>
+          <w:tcPr>
+            <w:tcW w:w="3964" w:type="dxa"/>
+            <w:tcBorders>
+              <w:left w:val="single" w:sz="4" w:space="0" w:color="000000"/>
+            </w:tcBorders>
+          </w:tcPr>
+          <w:p>
+            <w:pPr>
+              <w:pStyle w:val="Style19"/>
+              <w:widowControl w:val="false"/>
+              <w:bidi w:val="0"/>
+              <w:jc w:val="center"/>
+              <w:rPr>
+                <w:sz w:val="20"/>
+                <w:szCs w:val="20"/>
+              </w:rPr>
+            </w:pPr>
+            <w:r>
+              <w:rPr>
+                <w:rFonts w:ascii="바탕" w:hAnsi="바탕" w:cs="Arial Unicode MS"/>
+                <w:color w:val="auto"/>
+                <w:kern w:val="2"/>
+                <w:sz w:val="20"/>
+                <w:szCs w:val="20"/>
+                <w:lang w:val="en-US" w:eastAsia="ko-KR" w:bidi="hi-IN"/>
+              </w:rPr>
+              <w:t>마법</w:t>
+            </w:r>
+            <w:r>
+              <w:rPr>
+                <w:rFonts w:eastAsia="맑은 고딕" w:cs="Arial Unicode MS"/>
+                <w:color w:val="auto"/>
+                <w:kern w:val="2"/>
+                <w:sz w:val="20"/>
+                <w:szCs w:val="20"/>
+                <w:lang w:val="en-US" w:eastAsia="ko-KR" w:bidi="hi-IN"/>
+              </w:rPr>
+              <w:t>(</w:t>
+            </w:r>
+            <w:r>
+              <w:rPr>
+                <w:rFonts w:ascii="바탕" w:hAnsi="바탕" w:cs="Arial Unicode MS"/>
+                <w:b/>
+                <w:bCs/>
+                <w:color w:val="784B04"/>
+                <w:kern w:val="2"/>
+                <w:sz w:val="20"/>
+                <w:szCs w:val="20"/>
+                <w:lang w:val="en-US" w:eastAsia="ko-KR" w:bidi="hi-IN"/>
+              </w:rPr>
+              <w:t>흙</w:t>
+            </w:r>
+            <w:r>
+              <w:rPr>
+                <w:rFonts w:eastAsia="맑은 고딕" w:cs="Arial Unicode MS"/>
+                <w:color w:val="auto"/>
+                <w:kern w:val="2"/>
+                <w:sz w:val="20"/>
+                <w:szCs w:val="20"/>
+                <w:lang w:val="en-US" w:eastAsia="ko-KR" w:bidi="hi-IN"/>
+              </w:rPr>
+              <w:t>)</w:t>
+            </w:r>
+          </w:p>
+        </w:tc>
+        <w:tc>
+          <w:tcPr>
+            <w:tcW w:w="3256" w:type="dxa"/>
+            <w:vMerge w:val="continue"/>
+            <w:tcBorders>
+              <w:left w:val="single" w:sz="4" w:space="0" w:color="000000"/>
+              <w:right w:val="single" w:sz="4" w:space="0" w:color="000000"/>
+            </w:tcBorders>
+          </w:tcPr>
+          <w:p>
+            <w:pPr>
+              <w:pStyle w:val="Style19"/>
+              <w:widowControl w:val="false"/>
+              <w:bidi w:val="0"/>
+              <w:jc w:val="center"/>
+              <w:rPr>
+                <w:sz w:val="20"/>
+                <w:szCs w:val="20"/>
+              </w:rPr>
+            </w:pPr>
+            <w:r>
+              <w:rPr>
+                <w:sz w:val="20"/>
+                <w:szCs w:val="20"/>
+              </w:rPr>
+            </w:r>
+          </w:p>
+        </w:tc>
+      </w:tr>
+      <w:tr>
+        <w:trPr/>
+        <w:tc>
+          <w:tcPr>
+            <w:tcW w:w="1243" w:type="dxa"/>
+            <w:tcBorders>
+              <w:left w:val="single" w:sz="4" w:space="0" w:color="000000"/>
+            </w:tcBorders>
+          </w:tcPr>
+          <w:p>
+            <w:pPr>
+              <w:pStyle w:val="Style19"/>
+              <w:widowControl w:val="false"/>
+              <w:bidi w:val="0"/>
+              <w:jc w:val="center"/>
+              <w:rPr>
+                <w:sz w:val="20"/>
+                <w:szCs w:val="20"/>
+              </w:rPr>
+            </w:pPr>
+            <w:r>
+              <w:rPr>
+                <w:rFonts w:ascii="바탕" w:hAnsi="바탕" w:cs="Arial Unicode MS"/>
+                <w:color w:val="auto"/>
+                <w:kern w:val="2"/>
+                <w:sz w:val="20"/>
+                <w:szCs w:val="20"/>
+                <w:lang w:val="en-US" w:eastAsia="ko-KR" w:bidi="hi-IN"/>
+              </w:rPr>
+              <w:t>물폭탄</w:t>
+            </w:r>
+          </w:p>
+        </w:tc>
+        <w:tc>
+          <w:tcPr>
+            <w:tcW w:w="2561" w:type="dxa"/>
+            <w:tcBorders>
+              <w:left w:val="single" w:sz="4" w:space="0" w:color="000000"/>
+            </w:tcBorders>
+          </w:tcPr>
+          <w:p>
+            <w:pPr>
+              <w:pStyle w:val="Style19"/>
+              <w:widowControl w:val="false"/>
+              <w:bidi w:val="0"/>
+              <w:jc w:val="center"/>
+              <w:rPr>
+                <w:sz w:val="20"/>
+                <w:szCs w:val="20"/>
+              </w:rPr>
+            </w:pPr>
+            <w:r>
+              <w:rPr>
+                <w:sz w:val="20"/>
+                <w:szCs w:val="20"/>
+              </w:rPr>
+            </w:r>
+          </w:p>
+        </w:tc>
+        <w:tc>
+          <w:tcPr>
+            <w:tcW w:w="3964" w:type="dxa"/>
+            <w:tcBorders>
+              <w:left w:val="single" w:sz="4" w:space="0" w:color="000000"/>
+            </w:tcBorders>
+          </w:tcPr>
+          <w:p>
+            <w:pPr>
+              <w:pStyle w:val="Style19"/>
+              <w:widowControl w:val="false"/>
+              <w:bidi w:val="0"/>
+              <w:jc w:val="center"/>
+              <w:rPr>
+                <w:sz w:val="20"/>
+                <w:szCs w:val="20"/>
+              </w:rPr>
+            </w:pPr>
+            <w:r>
+              <w:rPr>
+                <w:rFonts w:ascii="바탕" w:hAnsi="바탕" w:cs="Arial Unicode MS"/>
+                <w:color w:val="auto"/>
+                <w:kern w:val="2"/>
+                <w:sz w:val="20"/>
+                <w:szCs w:val="20"/>
+                <w:lang w:val="en-US" w:eastAsia="ko-KR" w:bidi="hi-IN"/>
+              </w:rPr>
+              <w:t>마법</w:t>
+            </w:r>
+            <w:r>
+              <w:rPr>
+                <w:rFonts w:eastAsia="맑은 고딕" w:cs="Arial Unicode MS"/>
+                <w:color w:val="auto"/>
+                <w:kern w:val="2"/>
+                <w:sz w:val="20"/>
+                <w:szCs w:val="20"/>
+                <w:lang w:val="en-US" w:eastAsia="ko-KR" w:bidi="hi-IN"/>
+              </w:rPr>
+              <w:t>(</w:t>
+            </w:r>
+            <w:r>
+              <w:rPr>
+                <w:rFonts w:ascii="바탕" w:hAnsi="바탕" w:cs="Arial Unicode MS"/>
+                <w:b/>
+                <w:bCs/>
+                <w:color w:val="2A6099"/>
+                <w:kern w:val="2"/>
+                <w:sz w:val="20"/>
+                <w:szCs w:val="20"/>
+                <w:lang w:val="en-US" w:eastAsia="ko-KR" w:bidi="hi-IN"/>
+              </w:rPr>
+              <w:t>물</w:t>
+            </w:r>
+            <w:r>
+              <w:rPr>
+                <w:rFonts w:eastAsia="맑은 고딕" w:cs="Arial Unicode MS"/>
+                <w:color w:val="auto"/>
+                <w:kern w:val="2"/>
+                <w:sz w:val="20"/>
+                <w:szCs w:val="20"/>
+                <w:lang w:val="en-US" w:eastAsia="ko-KR" w:bidi="hi-IN"/>
+              </w:rPr>
+              <w:t>)</w:t>
+            </w:r>
+          </w:p>
+        </w:tc>
+        <w:tc>
+          <w:tcPr>
+            <w:tcW w:w="3256" w:type="dxa"/>
+            <w:vMerge w:val="continue"/>
+            <w:tcBorders>
+              <w:left w:val="single" w:sz="4" w:space="0" w:color="000000"/>
+              <w:right w:val="single" w:sz="4" w:space="0" w:color="000000"/>
+            </w:tcBorders>
+          </w:tcPr>
+          <w:p>
+            <w:pPr>
+              <w:pStyle w:val="Style19"/>
+              <w:widowControl w:val="false"/>
+              <w:bidi w:val="0"/>
+              <w:jc w:val="center"/>
+              <w:rPr>
+                <w:sz w:val="20"/>
+                <w:szCs w:val="20"/>
+              </w:rPr>
+            </w:pPr>
+            <w:r>
+              <w:rPr>
+                <w:sz w:val="20"/>
+                <w:szCs w:val="20"/>
+              </w:rPr>
+            </w:r>
+          </w:p>
+        </w:tc>
+      </w:tr>
+      <w:tr>
+        <w:trPr/>
+        <w:tc>
+          <w:tcPr>
+            <w:tcW w:w="1243" w:type="dxa"/>
+            <w:tcBorders>
+              <w:left w:val="single" w:sz="4" w:space="0" w:color="000000"/>
+            </w:tcBorders>
+          </w:tcPr>
+          <w:p>
+            <w:pPr>
+              <w:pStyle w:val="Style19"/>
+              <w:widowControl w:val="false"/>
+              <w:bidi w:val="0"/>
+              <w:jc w:val="center"/>
+              <w:rPr>
+                <w:sz w:val="20"/>
+                <w:szCs w:val="20"/>
+              </w:rPr>
+            </w:pPr>
+            <w:r>
+              <w:rPr>
+                <w:rFonts w:ascii="바탕" w:hAnsi="바탕" w:cs="Arial Unicode MS"/>
+                <w:color w:val="auto"/>
+                <w:kern w:val="2"/>
+                <w:sz w:val="20"/>
+                <w:szCs w:val="20"/>
+                <w:lang w:val="en-US" w:eastAsia="ko-KR" w:bidi="hi-IN"/>
+              </w:rPr>
+              <w:t>얼음창</w:t>
+            </w:r>
+          </w:p>
+        </w:tc>
+        <w:tc>
+          <w:tcPr>
+            <w:tcW w:w="2561" w:type="dxa"/>
+            <w:tcBorders>
+              <w:left w:val="single" w:sz="4" w:space="0" w:color="000000"/>
+            </w:tcBorders>
+          </w:tcPr>
+          <w:p>
+            <w:pPr>
+              <w:pStyle w:val="Style19"/>
+              <w:widowControl w:val="false"/>
+              <w:bidi w:val="0"/>
+              <w:jc w:val="center"/>
+              <w:rPr>
+                <w:sz w:val="20"/>
+                <w:szCs w:val="20"/>
+              </w:rPr>
+            </w:pPr>
+            <w:r>
+              <w:rPr>
+                <w:sz w:val="20"/>
+                <w:szCs w:val="20"/>
+              </w:rPr>
+            </w:r>
+          </w:p>
+        </w:tc>
+        <w:tc>
+          <w:tcPr>
+            <w:tcW w:w="3964" w:type="dxa"/>
+            <w:tcBorders>
+              <w:left w:val="single" w:sz="4" w:space="0" w:color="000000"/>
+            </w:tcBorders>
+          </w:tcPr>
+          <w:p>
+            <w:pPr>
+              <w:pStyle w:val="Style19"/>
+              <w:widowControl w:val="false"/>
+              <w:bidi w:val="0"/>
+              <w:jc w:val="center"/>
+              <w:rPr>
+                <w:sz w:val="20"/>
+                <w:szCs w:val="20"/>
+              </w:rPr>
+            </w:pPr>
+            <w:r>
+              <w:rPr>
+                <w:rFonts w:ascii="바탕" w:hAnsi="바탕" w:cs="Arial Unicode MS"/>
+                <w:color w:val="auto"/>
+                <w:kern w:val="2"/>
+                <w:sz w:val="20"/>
+                <w:szCs w:val="20"/>
+                <w:lang w:val="en-US" w:eastAsia="ko-KR" w:bidi="hi-IN"/>
+              </w:rPr>
+              <w:t>마법</w:t>
+            </w:r>
+            <w:r>
+              <w:rPr>
+                <w:rFonts w:eastAsia="맑은 고딕" w:cs="Arial Unicode MS"/>
+                <w:color w:val="auto"/>
+                <w:kern w:val="2"/>
+                <w:sz w:val="20"/>
+                <w:szCs w:val="20"/>
+                <w:lang w:val="en-US" w:eastAsia="ko-KR" w:bidi="hi-IN"/>
+              </w:rPr>
+              <w:t>(</w:t>
+            </w:r>
+            <w:r>
+              <w:rPr>
+                <w:rFonts w:ascii="바탕" w:hAnsi="바탕" w:cs="Arial Unicode MS"/>
+                <w:b/>
+                <w:bCs/>
+                <w:color w:val="355269"/>
+                <w:kern w:val="2"/>
+                <w:sz w:val="20"/>
+                <w:szCs w:val="20"/>
+                <w:shd w:fill="729FCF" w:val="clear"/>
+                <w:lang w:val="en-US" w:eastAsia="ko-KR" w:bidi="hi-IN"/>
+              </w:rPr>
+              <w:t>얼음</w:t>
+            </w:r>
+            <w:r>
+              <w:rPr>
+                <w:rFonts w:eastAsia="맑은 고딕" w:cs="Arial Unicode MS"/>
+                <w:color w:val="auto"/>
+                <w:kern w:val="2"/>
+                <w:sz w:val="20"/>
+                <w:szCs w:val="20"/>
+                <w:lang w:val="en-US" w:eastAsia="ko-KR" w:bidi="hi-IN"/>
+              </w:rPr>
+              <w:t>)</w:t>
+            </w:r>
+          </w:p>
+        </w:tc>
+        <w:tc>
+          <w:tcPr>
+            <w:tcW w:w="3256" w:type="dxa"/>
+            <w:vMerge w:val="continue"/>
+            <w:tcBorders>
+              <w:left w:val="single" w:sz="4" w:space="0" w:color="000000"/>
+              <w:right w:val="single" w:sz="4" w:space="0" w:color="000000"/>
+            </w:tcBorders>
+          </w:tcPr>
+          <w:p>
+            <w:pPr>
+              <w:pStyle w:val="Style19"/>
+              <w:widowControl w:val="false"/>
+              <w:bidi w:val="0"/>
+              <w:jc w:val="center"/>
+              <w:rPr>
+                <w:sz w:val="20"/>
+                <w:szCs w:val="20"/>
+              </w:rPr>
+            </w:pPr>
+            <w:r>
+              <w:rPr>
+                <w:sz w:val="20"/>
+                <w:szCs w:val="20"/>
+              </w:rPr>
+            </w:r>
+          </w:p>
+        </w:tc>
+      </w:tr>
+      <w:tr>
+        <w:trPr/>
+        <w:tc>
+          <w:tcPr>
+            <w:tcW w:w="1243" w:type="dxa"/>
+            <w:tcBorders>
+              <w:left w:val="single" w:sz="4" w:space="0" w:color="000000"/>
+            </w:tcBorders>
+          </w:tcPr>
+          <w:p>
+            <w:pPr>
+              <w:pStyle w:val="Style19"/>
+              <w:widowControl w:val="false"/>
+              <w:bidi w:val="0"/>
+              <w:jc w:val="center"/>
+              <w:rPr>
+                <w:sz w:val="20"/>
+                <w:szCs w:val="20"/>
+              </w:rPr>
+            </w:pPr>
+            <w:r>
+              <w:rPr>
+                <w:sz w:val="20"/>
+                <w:szCs w:val="20"/>
+              </w:rPr>
+            </w:r>
+          </w:p>
+        </w:tc>
+        <w:tc>
+          <w:tcPr>
+            <w:tcW w:w="2561" w:type="dxa"/>
+            <w:tcBorders>
+              <w:left w:val="single" w:sz="4" w:space="0" w:color="000000"/>
+            </w:tcBorders>
+          </w:tcPr>
+          <w:p>
+            <w:pPr>
+              <w:pStyle w:val="Style19"/>
+              <w:widowControl w:val="false"/>
+              <w:bidi w:val="0"/>
+              <w:jc w:val="center"/>
+              <w:rPr>
+                <w:sz w:val="20"/>
+                <w:szCs w:val="20"/>
+              </w:rPr>
+            </w:pPr>
+            <w:r>
+              <w:rPr>
+                <w:sz w:val="20"/>
+                <w:szCs w:val="20"/>
+              </w:rPr>
+            </w:r>
+          </w:p>
+        </w:tc>
+        <w:tc>
+          <w:tcPr>
+            <w:tcW w:w="3964" w:type="dxa"/>
+            <w:tcBorders>
+              <w:left w:val="single" w:sz="4" w:space="0" w:color="000000"/>
+            </w:tcBorders>
+          </w:tcPr>
+          <w:p>
+            <w:pPr>
+              <w:pStyle w:val="Style19"/>
+              <w:widowControl w:val="false"/>
+              <w:bidi w:val="0"/>
+              <w:jc w:val="center"/>
+              <w:rPr>
+                <w:sz w:val="20"/>
+                <w:szCs w:val="20"/>
+              </w:rPr>
+            </w:pPr>
+            <w:r>
+              <w:rPr>
+                <w:sz w:val="20"/>
+                <w:szCs w:val="20"/>
+              </w:rPr>
+            </w:r>
+          </w:p>
+        </w:tc>
+        <w:tc>
+          <w:tcPr>
+            <w:tcW w:w="3256" w:type="dxa"/>
+            <w:tcBorders>
+              <w:left w:val="single" w:sz="4" w:space="0" w:color="000000"/>
+              <w:right w:val="single" w:sz="4" w:space="0" w:color="000000"/>
+            </w:tcBorders>
+          </w:tcPr>
+          <w:p>
+            <w:pPr>
+              <w:pStyle w:val="Style19"/>
+              <w:widowControl w:val="false"/>
+              <w:bidi w:val="0"/>
+              <w:jc w:val="center"/>
+              <w:rPr>
+                <w:sz w:val="20"/>
+                <w:szCs w:val="20"/>
+              </w:rPr>
+            </w:pPr>
+            <w:r>
+              <w:rPr>
+                <w:sz w:val="20"/>
+                <w:szCs w:val="20"/>
+              </w:rPr>
+            </w:r>
+          </w:p>
+        </w:tc>
+      </w:tr>
+      <w:tr>
+        <w:trPr/>
+        <w:tc>
+          <w:tcPr>
+            <w:tcW w:w="1243" w:type="dxa"/>
+            <w:tcBorders>
+              <w:left w:val="single" w:sz="4" w:space="0" w:color="000000"/>
+            </w:tcBorders>
+          </w:tcPr>
+          <w:p>
+            <w:pPr>
+              <w:pStyle w:val="Style19"/>
+              <w:widowControl w:val="false"/>
+              <w:bidi w:val="0"/>
+              <w:jc w:val="center"/>
+              <w:rPr>
+                <w:sz w:val="20"/>
+                <w:szCs w:val="20"/>
+              </w:rPr>
+            </w:pPr>
+            <w:r>
+              <w:rPr>
+                <w:sz w:val="20"/>
+                <w:szCs w:val="20"/>
+              </w:rPr>
+            </w:r>
+          </w:p>
+        </w:tc>
+        <w:tc>
+          <w:tcPr>
+            <w:tcW w:w="2561" w:type="dxa"/>
+            <w:tcBorders>
+              <w:left w:val="single" w:sz="4" w:space="0" w:color="000000"/>
+            </w:tcBorders>
+          </w:tcPr>
+          <w:p>
+            <w:pPr>
+              <w:pStyle w:val="Style19"/>
+              <w:widowControl w:val="false"/>
+              <w:bidi w:val="0"/>
+              <w:jc w:val="center"/>
+              <w:rPr>
+                <w:sz w:val="20"/>
+                <w:szCs w:val="20"/>
+              </w:rPr>
+            </w:pPr>
+            <w:r>
+              <w:rPr>
+                <w:sz w:val="20"/>
+                <w:szCs w:val="20"/>
+              </w:rPr>
+            </w:r>
+          </w:p>
+        </w:tc>
+        <w:tc>
+          <w:tcPr>
+            <w:tcW w:w="3964" w:type="dxa"/>
+            <w:tcBorders>
+              <w:left w:val="single" w:sz="4" w:space="0" w:color="000000"/>
+            </w:tcBorders>
+          </w:tcPr>
+          <w:p>
+            <w:pPr>
+              <w:pStyle w:val="Style19"/>
+              <w:widowControl w:val="false"/>
+              <w:bidi w:val="0"/>
+              <w:jc w:val="center"/>
+              <w:rPr>
+                <w:sz w:val="20"/>
+                <w:szCs w:val="20"/>
+              </w:rPr>
+            </w:pPr>
+            <w:r>
+              <w:rPr>
+                <w:sz w:val="20"/>
+                <w:szCs w:val="20"/>
+              </w:rPr>
+            </w:r>
+          </w:p>
+        </w:tc>
+        <w:tc>
+          <w:tcPr>
+            <w:tcW w:w="3256" w:type="dxa"/>
+            <w:tcBorders>
+              <w:left w:val="single" w:sz="4" w:space="0" w:color="000000"/>
+              <w:right w:val="single" w:sz="4" w:space="0" w:color="000000"/>
+            </w:tcBorders>
+          </w:tcPr>
+          <w:p>
+            <w:pPr>
+              <w:pStyle w:val="Style19"/>
+              <w:widowControl w:val="false"/>
+              <w:bidi w:val="0"/>
+              <w:jc w:val="center"/>
+              <w:rPr>
+                <w:sz w:val="20"/>
+                <w:szCs w:val="20"/>
+              </w:rPr>
+            </w:pPr>
+            <w:r>
+              <w:rPr>
+                <w:sz w:val="20"/>
+                <w:szCs w:val="20"/>
+              </w:rPr>
+            </w:r>
+          </w:p>
+        </w:tc>
+      </w:tr>
+      <w:tr>
+        <w:trPr/>
+        <w:tc>
+          <w:tcPr>
+            <w:tcW w:w="1243" w:type="dxa"/>
+            <w:tcBorders>
+              <w:left w:val="single" w:sz="4" w:space="0" w:color="000000"/>
+            </w:tcBorders>
+          </w:tcPr>
+          <w:p>
+            <w:pPr>
+              <w:pStyle w:val="Style19"/>
+              <w:widowControl w:val="false"/>
+              <w:bidi w:val="0"/>
+              <w:jc w:val="center"/>
+              <w:rPr>
+                <w:sz w:val="20"/>
+                <w:szCs w:val="20"/>
+              </w:rPr>
+            </w:pPr>
+            <w:r>
+              <w:rPr>
+                <w:sz w:val="20"/>
+                <w:szCs w:val="20"/>
+              </w:rPr>
+            </w:r>
+          </w:p>
+        </w:tc>
+        <w:tc>
+          <w:tcPr>
+            <w:tcW w:w="2561" w:type="dxa"/>
+            <w:tcBorders>
+              <w:left w:val="single" w:sz="4" w:space="0" w:color="000000"/>
+            </w:tcBorders>
+          </w:tcPr>
+          <w:p>
+            <w:pPr>
+              <w:pStyle w:val="Style19"/>
+              <w:widowControl w:val="false"/>
+              <w:bidi w:val="0"/>
+              <w:jc w:val="center"/>
+              <w:rPr>
+                <w:sz w:val="20"/>
+                <w:szCs w:val="20"/>
+              </w:rPr>
+            </w:pPr>
+            <w:r>
+              <w:rPr>
+                <w:sz w:val="20"/>
+                <w:szCs w:val="20"/>
+              </w:rPr>
+            </w:r>
+          </w:p>
+        </w:tc>
+        <w:tc>
+          <w:tcPr>
+            <w:tcW w:w="3964" w:type="dxa"/>
+            <w:tcBorders>
+              <w:left w:val="single" w:sz="4" w:space="0" w:color="000000"/>
+            </w:tcBorders>
+          </w:tcPr>
+          <w:p>
+            <w:pPr>
+              <w:pStyle w:val="Style19"/>
+              <w:widowControl w:val="false"/>
+              <w:bidi w:val="0"/>
+              <w:jc w:val="center"/>
+              <w:rPr>
+                <w:sz w:val="20"/>
+                <w:szCs w:val="20"/>
+              </w:rPr>
+            </w:pPr>
+            <w:r>
+              <w:rPr>
+                <w:sz w:val="20"/>
+                <w:szCs w:val="20"/>
+              </w:rPr>
+            </w:r>
+          </w:p>
+        </w:tc>
+        <w:tc>
+          <w:tcPr>
+            <w:tcW w:w="3256" w:type="dxa"/>
+            <w:tcBorders>
+              <w:left w:val="single" w:sz="4" w:space="0" w:color="000000"/>
+              <w:right w:val="single" w:sz="4" w:space="0" w:color="000000"/>
+            </w:tcBorders>
+          </w:tcPr>
+          <w:p>
+            <w:pPr>
+              <w:pStyle w:val="Style19"/>
+              <w:widowControl w:val="false"/>
+              <w:bidi w:val="0"/>
+              <w:jc w:val="center"/>
+              <w:rPr>
+                <w:sz w:val="20"/>
+                <w:szCs w:val="20"/>
+              </w:rPr>
+            </w:pPr>
+            <w:r>
+              <w:rPr>
+                <w:sz w:val="20"/>
+                <w:szCs w:val="20"/>
+              </w:rPr>
+            </w:r>
+          </w:p>
+        </w:tc>
+      </w:tr>
+      <w:tr>
+        <w:trPr/>
+        <w:tc>
+          <w:tcPr>
+            <w:tcW w:w="1243" w:type="dxa"/>
+            <w:tcBorders>
+              <w:left w:val="single" w:sz="4" w:space="0" w:color="000000"/>
+            </w:tcBorders>
+          </w:tcPr>
+          <w:p>
+            <w:pPr>
+              <w:pStyle w:val="Style19"/>
+              <w:widowControl w:val="false"/>
+              <w:bidi w:val="0"/>
+              <w:jc w:val="center"/>
+              <w:rPr>
+                <w:sz w:val="20"/>
+                <w:szCs w:val="20"/>
+              </w:rPr>
+            </w:pPr>
+            <w:r>
+              <w:rPr>
+                <w:sz w:val="20"/>
+                <w:szCs w:val="20"/>
+              </w:rPr>
+            </w:r>
+          </w:p>
+        </w:tc>
+        <w:tc>
+          <w:tcPr>
+            <w:tcW w:w="2561" w:type="dxa"/>
+            <w:tcBorders>
+              <w:left w:val="single" w:sz="4" w:space="0" w:color="000000"/>
+            </w:tcBorders>
+          </w:tcPr>
+          <w:p>
+            <w:pPr>
+              <w:pStyle w:val="Style19"/>
+              <w:widowControl w:val="false"/>
+              <w:bidi w:val="0"/>
+              <w:jc w:val="center"/>
+              <w:rPr>
+                <w:sz w:val="20"/>
+                <w:szCs w:val="20"/>
+              </w:rPr>
+            </w:pPr>
+            <w:r>
+              <w:rPr>
+                <w:sz w:val="20"/>
+                <w:szCs w:val="20"/>
+              </w:rPr>
+            </w:r>
+          </w:p>
+        </w:tc>
+        <w:tc>
+          <w:tcPr>
+            <w:tcW w:w="3964" w:type="dxa"/>
+            <w:tcBorders>
+              <w:left w:val="single" w:sz="4" w:space="0" w:color="000000"/>
+            </w:tcBorders>
+          </w:tcPr>
+          <w:p>
+            <w:pPr>
+              <w:pStyle w:val="Style19"/>
+              <w:widowControl w:val="false"/>
+              <w:bidi w:val="0"/>
+              <w:jc w:val="center"/>
+              <w:rPr>
+                <w:sz w:val="20"/>
+                <w:szCs w:val="20"/>
+              </w:rPr>
+            </w:pPr>
+            <w:r>
+              <w:rPr>
+                <w:sz w:val="20"/>
+                <w:szCs w:val="20"/>
+              </w:rPr>
+            </w:r>
+          </w:p>
+        </w:tc>
+        <w:tc>
+          <w:tcPr>
+            <w:tcW w:w="3256" w:type="dxa"/>
+            <w:tcBorders>
+              <w:left w:val="single" w:sz="4" w:space="0" w:color="000000"/>
+              <w:right w:val="single" w:sz="4" w:space="0" w:color="000000"/>
+            </w:tcBorders>
+          </w:tcPr>
+          <w:p>
+            <w:pPr>
+              <w:pStyle w:val="Style19"/>
+              <w:widowControl w:val="false"/>
+              <w:bidi w:val="0"/>
+              <w:jc w:val="center"/>
+              <w:rPr>
+                <w:sz w:val="20"/>
+                <w:szCs w:val="20"/>
+              </w:rPr>
+            </w:pPr>
+            <w:r>
+              <w:rPr>
+                <w:sz w:val="20"/>
+                <w:szCs w:val="20"/>
+              </w:rPr>
+            </w:r>
+          </w:p>
+        </w:tc>
+      </w:tr>
+      <w:tr>
+        <w:trPr/>
+        <w:tc>
+          <w:tcPr>
+            <w:tcW w:w="1243" w:type="dxa"/>
+            <w:tcBorders>
+              <w:left w:val="single" w:sz="4" w:space="0" w:color="000000"/>
+            </w:tcBorders>
+          </w:tcPr>
+          <w:p>
+            <w:pPr>
+              <w:pStyle w:val="Style19"/>
+              <w:widowControl w:val="false"/>
+              <w:bidi w:val="0"/>
+              <w:jc w:val="center"/>
+              <w:rPr>
+                <w:sz w:val="20"/>
+                <w:szCs w:val="20"/>
+              </w:rPr>
+            </w:pPr>
+            <w:r>
+              <w:rPr>
+                <w:sz w:val="20"/>
+                <w:szCs w:val="20"/>
+              </w:rPr>
+            </w:r>
+          </w:p>
+        </w:tc>
+        <w:tc>
+          <w:tcPr>
+            <w:tcW w:w="2561" w:type="dxa"/>
+            <w:tcBorders>
+              <w:left w:val="single" w:sz="4" w:space="0" w:color="000000"/>
+            </w:tcBorders>
+          </w:tcPr>
+          <w:p>
+            <w:pPr>
+              <w:pStyle w:val="Style19"/>
+              <w:widowControl w:val="false"/>
+              <w:bidi w:val="0"/>
+              <w:jc w:val="center"/>
+              <w:rPr>
+                <w:sz w:val="20"/>
+                <w:szCs w:val="20"/>
+              </w:rPr>
+            </w:pPr>
+            <w:r>
+              <w:rPr>
+                <w:sz w:val="20"/>
+                <w:szCs w:val="20"/>
+              </w:rPr>
+            </w:r>
+          </w:p>
+        </w:tc>
+        <w:tc>
+          <w:tcPr>
+            <w:tcW w:w="3964" w:type="dxa"/>
+            <w:tcBorders>
+              <w:left w:val="single" w:sz="4" w:space="0" w:color="000000"/>
+            </w:tcBorders>
+          </w:tcPr>
+          <w:p>
+            <w:pPr>
+              <w:pStyle w:val="Style19"/>
+              <w:widowControl w:val="false"/>
+              <w:bidi w:val="0"/>
+              <w:jc w:val="center"/>
+              <w:rPr>
+                <w:sz w:val="20"/>
+                <w:szCs w:val="20"/>
+              </w:rPr>
+            </w:pPr>
+            <w:r>
+              <w:rPr>
+                <w:sz w:val="20"/>
+                <w:szCs w:val="20"/>
+              </w:rPr>
+            </w:r>
+          </w:p>
+        </w:tc>
+        <w:tc>
+          <w:tcPr>
+            <w:tcW w:w="3256" w:type="dxa"/>
+            <w:tcBorders>
+              <w:left w:val="single" w:sz="4" w:space="0" w:color="000000"/>
+              <w:right w:val="single" w:sz="4" w:space="0" w:color="000000"/>
+            </w:tcBorders>
+          </w:tcPr>
+          <w:p>
+            <w:pPr>
+              <w:pStyle w:val="Style19"/>
+              <w:widowControl w:val="false"/>
+              <w:bidi w:val="0"/>
+              <w:jc w:val="center"/>
+              <w:rPr>
+                <w:sz w:val="20"/>
+                <w:szCs w:val="20"/>
+              </w:rPr>
+            </w:pPr>
+            <w:r>
+              <w:rPr>
+                <w:sz w:val="20"/>
+                <w:szCs w:val="20"/>
+              </w:rPr>
+            </w:r>
+          </w:p>
+        </w:tc>
+      </w:tr>
+    </w:tbl>
+    <w:p>
+      <w:pPr>
+        <w:pStyle w:val="Normal"/>
+        <w:bidi w:val="0"/>
+        <w:jc w:val="left"/>
+        <w:rPr>
+          <w:sz w:val="20"/>
+          <w:szCs w:val="20"/>
+        </w:rPr>
+      </w:pPr>
+      <w:r>
+        <w:rPr/>
+      </w:r>
+    </w:p>
+    <w:p>
+      <w:pPr>
+        <w:pStyle w:val="Normal"/>
+        <w:bidi w:val="0"/>
+        <w:jc w:val="left"/>
+        <w:rPr>
+          <w:sz w:val="20"/>
+          <w:szCs w:val="20"/>
+        </w:rPr>
+      </w:pPr>
+      <w:r>
+        <w:rPr/>
+      </w:r>
+    </w:p>
+    <w:p>
+      <w:pPr>
+        <w:pStyle w:val="Normal"/>
+        <w:bidi w:val="0"/>
+        <w:jc w:val="left"/>
+        <w:rPr>
+          <w:sz w:val="20"/>
+          <w:szCs w:val="20"/>
+        </w:rPr>
+      </w:pPr>
+      <w:r>
+        <w:rPr/>
+      </w:r>
+    </w:p>
+    <w:p>
+      <w:pPr>
+        <w:pStyle w:val="Normal"/>
+        <w:bidi w:val="0"/>
+        <w:jc w:val="left"/>
+        <w:rPr>
+          <w:sz w:val="20"/>
+          <w:szCs w:val="20"/>
+        </w:rPr>
+      </w:pPr>
+      <w:r>
+        <w:rPr/>
+      </w:r>
+    </w:p>
+    <w:p>
+      <w:pPr>
+        <w:pStyle w:val="Normal"/>
+        <w:bidi w:val="0"/>
+        <w:jc w:val="left"/>
+        <w:rPr>
+          <w:sz w:val="20"/>
+          <w:szCs w:val="20"/>
+        </w:rPr>
+      </w:pPr>
+      <w:r>
+        <w:rPr/>
+      </w:r>
+    </w:p>
+    <w:p>
+      <w:pPr>
+        <w:pStyle w:val="Normal"/>
+        <w:bidi w:val="0"/>
+        <w:jc w:val="left"/>
+        <w:rPr>
+          <w:sz w:val="20"/>
+          <w:szCs w:val="20"/>
+        </w:rPr>
+      </w:pPr>
+      <w:r>
+        <w:rPr/>
+      </w:r>
+    </w:p>
+    <w:p>
+      <w:pPr>
+        <w:pStyle w:val="Normal"/>
+        <w:bidi w:val="0"/>
+        <w:jc w:val="left"/>
+        <w:rPr>
+          <w:sz w:val="20"/>
+          <w:szCs w:val="20"/>
+        </w:rPr>
+      </w:pPr>
+      <w:r>
+        <w:rPr/>
+      </w:r>
+    </w:p>
+    <w:p>
+      <w:pPr>
+        <w:pStyle w:val="Normal"/>
+        <w:bidi w:val="0"/>
+        <w:jc w:val="left"/>
+        <w:rPr>
+          <w:sz w:val="20"/>
+          <w:szCs w:val="20"/>
+        </w:rPr>
+      </w:pPr>
+      <w:r>
+        <w:rPr/>
+      </w:r>
     </w:p>
     <w:p>
       <w:pPr>
@@ -25873,8 +30901,10 @@
       </w:pPr>
       <w:r>
         <w:rPr>
-          <w:sz w:val="20"/>
-          <w:szCs w:val="20"/>
+          <w:rFonts w:eastAsia="맑은 고딕" w:cs="Arial Unicode MS"/>
+          <w:color w:val="auto"/>
+          <w:kern w:val="2"/>
+          <w:lang w:val="en-US" w:eastAsia="ko-KR" w:bidi="hi-IN"/>
         </w:rPr>
       </w:r>
     </w:p>
@@ -25986,8 +31016,10 @@
       </w:pPr>
       <w:r>
         <w:rPr>
-          <w:sz w:val="20"/>
-          <w:szCs w:val="20"/>
+          <w:rFonts w:cs="Arial Unicode MS"/>
+          <w:color w:val="auto"/>
+          <w:kern w:val="2"/>
+          <w:lang w:val="en-US" w:eastAsia="ko-KR" w:bidi="hi-IN"/>
         </w:rPr>
       </w:r>
     </w:p>
@@ -26038,8 +31070,10 @@
       </w:pPr>
       <w:r>
         <w:rPr>
-          <w:sz w:val="20"/>
-          <w:szCs w:val="20"/>
+          <w:rFonts w:eastAsia="맑은 고딕" w:cs="Arial Unicode MS"/>
+          <w:color w:val="auto"/>
+          <w:kern w:val="2"/>
+          <w:lang w:val="en-US" w:eastAsia="ko-KR" w:bidi="hi-IN"/>
         </w:rPr>
       </w:r>
     </w:p>
@@ -26057,8 +31091,10 @@
       </w:pPr>
       <w:r>
         <w:rPr>
-          <w:sz w:val="20"/>
-          <w:szCs w:val="20"/>
+          <w:rFonts w:eastAsia="맑은 고딕" w:cs="Arial Unicode MS"/>
+          <w:color w:val="auto"/>
+          <w:kern w:val="2"/>
+          <w:lang w:val="en-US" w:eastAsia="ko-KR" w:bidi="hi-IN"/>
         </w:rPr>
       </w:r>
     </w:p>
@@ -26076,8 +31112,10 @@
       </w:pPr>
       <w:r>
         <w:rPr>
-          <w:sz w:val="20"/>
-          <w:szCs w:val="20"/>
+          <w:rFonts w:eastAsia="맑은 고딕" w:cs="Arial Unicode MS"/>
+          <w:color w:val="auto"/>
+          <w:kern w:val="2"/>
+          <w:lang w:val="en-US" w:eastAsia="ko-KR" w:bidi="hi-IN"/>
         </w:rPr>
       </w:r>
     </w:p>
@@ -26095,8 +31133,10 @@
       </w:pPr>
       <w:r>
         <w:rPr>
-          <w:sz w:val="20"/>
-          <w:szCs w:val="20"/>
+          <w:rFonts w:eastAsia="맑은 고딕" w:cs="Arial Unicode MS"/>
+          <w:color w:val="auto"/>
+          <w:kern w:val="2"/>
+          <w:lang w:val="en-US" w:eastAsia="ko-KR" w:bidi="hi-IN"/>
         </w:rPr>
       </w:r>
     </w:p>
@@ -26114,8 +31154,10 @@
       </w:pPr>
       <w:r>
         <w:rPr>
-          <w:sz w:val="20"/>
-          <w:szCs w:val="20"/>
+          <w:rFonts w:eastAsia="맑은 고딕" w:cs="Arial Unicode MS"/>
+          <w:color w:val="auto"/>
+          <w:kern w:val="2"/>
+          <w:lang w:val="en-US" w:eastAsia="ko-KR" w:bidi="hi-IN"/>
         </w:rPr>
       </w:r>
     </w:p>
@@ -26133,8 +31175,10 @@
       </w:pPr>
       <w:r>
         <w:rPr>
-          <w:sz w:val="20"/>
-          <w:szCs w:val="20"/>
+          <w:rFonts w:eastAsia="맑은 고딕" w:cs="Arial Unicode MS"/>
+          <w:color w:val="auto"/>
+          <w:kern w:val="2"/>
+          <w:lang w:val="en-US" w:eastAsia="ko-KR" w:bidi="hi-IN"/>
         </w:rPr>
       </w:r>
     </w:p>
@@ -26152,8 +31196,10 @@
       </w:pPr>
       <w:r>
         <w:rPr>
-          <w:sz w:val="20"/>
-          <w:szCs w:val="20"/>
+          <w:rFonts w:eastAsia="맑은 고딕" w:cs="Arial Unicode MS"/>
+          <w:color w:val="auto"/>
+          <w:kern w:val="2"/>
+          <w:lang w:val="en-US" w:eastAsia="ko-KR" w:bidi="hi-IN"/>
         </w:rPr>
       </w:r>
     </w:p>
@@ -26171,8 +31217,10 @@
       </w:pPr>
       <w:r>
         <w:rPr>
-          <w:sz w:val="20"/>
-          <w:szCs w:val="20"/>
+          <w:rFonts w:eastAsia="맑은 고딕" w:cs="Arial Unicode MS"/>
+          <w:color w:val="auto"/>
+          <w:kern w:val="2"/>
+          <w:lang w:val="en-US" w:eastAsia="ko-KR" w:bidi="hi-IN"/>
         </w:rPr>
       </w:r>
     </w:p>
@@ -26190,8 +31238,10 @@
       </w:pPr>
       <w:r>
         <w:rPr>
-          <w:sz w:val="20"/>
-          <w:szCs w:val="20"/>
+          <w:rFonts w:eastAsia="맑은 고딕" w:cs="Arial Unicode MS"/>
+          <w:color w:val="auto"/>
+          <w:kern w:val="2"/>
+          <w:lang w:val="en-US" w:eastAsia="ko-KR" w:bidi="hi-IN"/>
         </w:rPr>
       </w:r>
     </w:p>
@@ -26209,8 +31259,10 @@
       </w:pPr>
       <w:r>
         <w:rPr>
-          <w:sz w:val="20"/>
-          <w:szCs w:val="20"/>
+          <w:rFonts w:eastAsia="맑은 고딕" w:cs="Arial Unicode MS"/>
+          <w:color w:val="auto"/>
+          <w:kern w:val="2"/>
+          <w:lang w:val="en-US" w:eastAsia="ko-KR" w:bidi="hi-IN"/>
         </w:rPr>
       </w:r>
     </w:p>
@@ -26228,8 +31280,10 @@
       </w:pPr>
       <w:r>
         <w:rPr>
-          <w:sz w:val="20"/>
-          <w:szCs w:val="20"/>
+          <w:rFonts w:eastAsia="맑은 고딕" w:cs="Arial Unicode MS"/>
+          <w:color w:val="auto"/>
+          <w:kern w:val="2"/>
+          <w:lang w:val="en-US" w:eastAsia="ko-KR" w:bidi="hi-IN"/>
         </w:rPr>
       </w:r>
     </w:p>
@@ -26247,8 +31301,10 @@
       </w:pPr>
       <w:r>
         <w:rPr>
-          <w:sz w:val="20"/>
-          <w:szCs w:val="20"/>
+          <w:rFonts w:eastAsia="맑은 고딕" w:cs="Arial Unicode MS"/>
+          <w:color w:val="auto"/>
+          <w:kern w:val="2"/>
+          <w:lang w:val="en-US" w:eastAsia="ko-KR" w:bidi="hi-IN"/>
         </w:rPr>
       </w:r>
     </w:p>
@@ -26266,8 +31322,10 @@
       </w:pPr>
       <w:r>
         <w:rPr>
-          <w:sz w:val="20"/>
-          <w:szCs w:val="20"/>
+          <w:rFonts w:eastAsia="맑은 고딕" w:cs="Arial Unicode MS"/>
+          <w:color w:val="auto"/>
+          <w:kern w:val="2"/>
+          <w:lang w:val="en-US" w:eastAsia="ko-KR" w:bidi="hi-IN"/>
         </w:rPr>
       </w:r>
     </w:p>
@@ -26285,8 +31343,10 @@
       </w:pPr>
       <w:r>
         <w:rPr>
-          <w:sz w:val="20"/>
-          <w:szCs w:val="20"/>
+          <w:rFonts w:eastAsia="맑은 고딕" w:cs="Arial Unicode MS"/>
+          <w:color w:val="auto"/>
+          <w:kern w:val="2"/>
+          <w:lang w:val="en-US" w:eastAsia="ko-KR" w:bidi="hi-IN"/>
         </w:rPr>
       </w:r>
     </w:p>
@@ -26326,8 +31386,10 @@
       </w:pPr>
       <w:r>
         <w:rPr>
-          <w:sz w:val="20"/>
-          <w:szCs w:val="20"/>
+          <w:rFonts w:eastAsia="맑은 고딕" w:cs="Arial Unicode MS"/>
+          <w:color w:val="auto"/>
+          <w:kern w:val="2"/>
+          <w:lang w:val="en-US" w:eastAsia="ko-KR" w:bidi="hi-IN"/>
         </w:rPr>
       </w:r>
     </w:p>
@@ -26345,8 +31407,10 @@
       </w:pPr>
       <w:r>
         <w:rPr>
-          <w:sz w:val="20"/>
-          <w:szCs w:val="20"/>
+          <w:rFonts w:eastAsia="맑은 고딕" w:cs="Arial Unicode MS"/>
+          <w:color w:val="auto"/>
+          <w:kern w:val="2"/>
+          <w:lang w:val="en-US" w:eastAsia="ko-KR" w:bidi="hi-IN"/>
         </w:rPr>
       </w:r>
     </w:p>
@@ -26446,7 +31510,18 @@
           <w:szCs w:val="20"/>
           <w:lang w:val="en-US" w:eastAsia="ko-KR" w:bidi="hi-IN"/>
         </w:rPr>
-        <w:t>)</w:t>
+        <w:t xml:space="preserve">), </w:t>
+      </w:r>
+      <w:r>
+        <w:rPr>
+          <w:rFonts w:ascii="바탕" w:hAnsi="바탕" w:cs="Arial Unicode MS"/>
+          <w:color w:val="auto"/>
+          <w:kern w:val="2"/>
+          <w:sz w:val="20"/>
+          <w:szCs w:val="20"/>
+          <w:lang w:val="en-US" w:eastAsia="ko-KR" w:bidi="hi-IN"/>
+        </w:rPr>
+        <w:t>플레이어</w:t>
       </w:r>
       <w:r>
         <w:rPr>
@@ -26457,6 +31532,72 @@
           <w:szCs w:val="20"/>
           <w:lang w:val="en-US" w:eastAsia="ko-KR" w:bidi="hi-IN"/>
         </w:rPr>
+        <w:t>, npc(</w:t>
+      </w:r>
+      <w:r>
+        <w:rPr>
+          <w:rFonts w:ascii="바탕" w:hAnsi="바탕" w:cs="Arial Unicode MS"/>
+          <w:color w:val="auto"/>
+          <w:kern w:val="2"/>
+          <w:sz w:val="20"/>
+          <w:szCs w:val="20"/>
+          <w:lang w:val="en-US" w:eastAsia="ko-KR" w:bidi="hi-IN"/>
+        </w:rPr>
+        <w:t xml:space="preserve">보스포함 </w:t>
+      </w:r>
+      <w:r>
+        <w:rPr>
+          <w:rFonts w:eastAsia="맑은 고딕" w:cs="Arial Unicode MS"/>
+          <w:color w:val="auto"/>
+          <w:kern w:val="2"/>
+          <w:sz w:val="20"/>
+          <w:szCs w:val="20"/>
+          <w:lang w:val="en-US" w:eastAsia="ko-KR" w:bidi="hi-IN"/>
+        </w:rPr>
+        <w:t>3</w:t>
+      </w:r>
+      <w:r>
+        <w:rPr>
+          <w:rFonts w:ascii="바탕" w:hAnsi="바탕" w:cs="Arial Unicode MS"/>
+          <w:color w:val="auto"/>
+          <w:kern w:val="2"/>
+          <w:sz w:val="20"/>
+          <w:szCs w:val="20"/>
+          <w:lang w:val="en-US" w:eastAsia="ko-KR" w:bidi="hi-IN"/>
+        </w:rPr>
+        <w:t>종류정도만</w:t>
+      </w:r>
+      <w:r>
+        <w:rPr>
+          <w:rFonts w:eastAsia="맑은 고딕" w:cs="Arial Unicode MS"/>
+          <w:color w:val="auto"/>
+          <w:kern w:val="2"/>
+          <w:sz w:val="20"/>
+          <w:szCs w:val="20"/>
+          <w:lang w:val="en-US" w:eastAsia="ko-KR" w:bidi="hi-IN"/>
+        </w:rPr>
+        <w:t xml:space="preserve">), </w:t>
+      </w:r>
+      <w:r>
+        <w:rPr>
+          <w:rFonts w:ascii="바탕" w:hAnsi="바탕" w:cs="Arial Unicode MS"/>
+          <w:color w:val="auto"/>
+          <w:kern w:val="2"/>
+          <w:sz w:val="20"/>
+          <w:szCs w:val="20"/>
+          <w:lang w:val="en-US" w:eastAsia="ko-KR" w:bidi="hi-IN"/>
+        </w:rPr>
+        <w:t>아이템</w:t>
+      </w:r>
+      <w:r>
+        <w:rPr>
+          <w:rFonts w:eastAsia="맑은 고딕" w:cs="Arial Unicode MS"/>
+          <w:color w:val="auto"/>
+          <w:kern w:val="2"/>
+          <w:sz w:val="20"/>
+          <w:szCs w:val="20"/>
+          <w:lang w:val="en-US" w:eastAsia="ko-KR" w:bidi="hi-IN"/>
+        </w:rPr>
         <w:t xml:space="preserve">, </w:t>
       </w:r>
       <w:r>
@@ -26468,7 +31609,7 @@
           <w:szCs w:val="20"/>
           <w:lang w:val="en-US" w:eastAsia="ko-KR" w:bidi="hi-IN"/>
         </w:rPr>
-        <w:t>플레이어</w:t>
+        <w:t>인벤토리</w:t>
       </w:r>
       <w:r>
         <w:rPr>
@@ -26483,6 +31624,39 @@
       </w:r>
       <w:r>
         <w:rPr>
+          <w:rFonts w:ascii="바탕" w:hAnsi="바탕" w:cs="Arial Unicode MS"/>
+          <w:color w:val="auto"/>
+          <w:kern w:val="2"/>
+          <w:sz w:val="20"/>
+          <w:szCs w:val="20"/>
+          <w:lang w:val="en-US" w:eastAsia="ko-KR" w:bidi="hi-IN"/>
+        </w:rPr>
+        <w:t>버프 효과</w:t>
+      </w:r>
+    </w:p>
+    <w:p>
+      <w:pPr>
+        <w:pStyle w:val="Normal"/>
+        <w:bidi w:val="0"/>
+        <w:jc w:val="left"/>
+        <w:rPr>
+          <w:sz w:val="20"/>
+          <w:szCs w:val="20"/>
+        </w:rPr>
+      </w:pPr>
+      <w:r>
+        <w:rPr>
+          <w:rFonts w:ascii="바탕" w:hAnsi="바탕" w:cs="Arial Unicode MS"/>
+          <w:color w:val="auto"/>
+          <w:kern w:val="2"/>
+          <w:sz w:val="20"/>
+          <w:szCs w:val="20"/>
+          <w:lang w:val="en-US" w:eastAsia="ko-KR" w:bidi="hi-IN"/>
+        </w:rPr>
+        <w:t>필요한 로직 → 플레이어</w:t>
+      </w:r>
+      <w:r>
+        <w:rPr>
           <w:rFonts w:eastAsia="맑은 고딕" w:cs="Arial Unicode MS"/>
           <w:color w:val="auto"/>
           <w:kern w:val="2"/>
@@ -26490,7 +31664,7 @@
           <w:szCs w:val="20"/>
           <w:lang w:val="en-US" w:eastAsia="ko-KR" w:bidi="hi-IN"/>
         </w:rPr>
-        <w:t>npc(</w:t>
+        <w:t>,npc,</w:t>
       </w:r>
       <w:r>
         <w:rPr>
@@ -26501,157 +31675,27 @@
           <w:szCs w:val="20"/>
           <w:lang w:val="en-US" w:eastAsia="ko-KR" w:bidi="hi-IN"/>
         </w:rPr>
-        <w:t xml:space="preserve">보스포함 </w:t>
-      </w:r>
+        <w:t>아이템 액터 구현</w:t>
+      </w:r>
+    </w:p>
+    <w:p>
+      <w:pPr>
+        <w:pStyle w:val="Normal"/>
+        <w:bidi w:val="0"/>
+        <w:jc w:val="left"/>
+        <w:rPr>
+          <w:rFonts w:ascii="바탕" w:hAnsi="바탕" w:eastAsia="맑은 고딕" w:cs="Arial Unicode MS"/>
+          <w:color w:val="auto"/>
+          <w:kern w:val="2"/>
+          <w:lang w:val="en-US" w:eastAsia="ko-KR" w:bidi="hi-IN"/>
+        </w:rPr>
+      </w:pPr>
       <w:r>
         <w:rPr>
           <w:rFonts w:eastAsia="맑은 고딕" w:cs="Arial Unicode MS"/>
           <w:color w:val="auto"/>
           <w:kern w:val="2"/>
-          <w:sz w:val="20"/>
-          <w:szCs w:val="20"/>
-          <w:lang w:val="en-US" w:eastAsia="ko-KR" w:bidi="hi-IN"/>
-        </w:rPr>
-        <w:t>3</w:t>
-      </w:r>
-      <w:r>
-        <w:rPr>
-          <w:rFonts w:ascii="바탕" w:hAnsi="바탕" w:cs="Arial Unicode MS"/>
-          <w:color w:val="auto"/>
-          <w:kern w:val="2"/>
-          <w:sz w:val="20"/>
-          <w:szCs w:val="20"/>
-          <w:lang w:val="en-US" w:eastAsia="ko-KR" w:bidi="hi-IN"/>
-        </w:rPr>
-        <w:t>종류정도만</w:t>
-      </w:r>
-      <w:r>
-        <w:rPr>
-          <w:rFonts w:eastAsia="맑은 고딕" w:cs="Arial Unicode MS"/>
-          <w:color w:val="auto"/>
-          <w:kern w:val="2"/>
-          <w:sz w:val="20"/>
-          <w:szCs w:val="20"/>
-          <w:lang w:val="en-US" w:eastAsia="ko-KR" w:bidi="hi-IN"/>
-        </w:rPr>
-        <w:t xml:space="preserve">), </w:t>
-      </w:r>
-      <w:r>
-        <w:rPr>
-          <w:rFonts w:ascii="바탕" w:hAnsi="바탕" w:cs="Arial Unicode MS"/>
-          <w:color w:val="auto"/>
-          <w:kern w:val="2"/>
-          <w:sz w:val="20"/>
-          <w:szCs w:val="20"/>
-          <w:lang w:val="en-US" w:eastAsia="ko-KR" w:bidi="hi-IN"/>
-        </w:rPr>
-        <w:t>아이템</w:t>
-      </w:r>
-      <w:r>
-        <w:rPr>
-          <w:rFonts w:eastAsia="맑은 고딕" w:cs="Arial Unicode MS"/>
-          <w:color w:val="auto"/>
-          <w:kern w:val="2"/>
-          <w:sz w:val="20"/>
-          <w:szCs w:val="20"/>
-          <w:lang w:val="en-US" w:eastAsia="ko-KR" w:bidi="hi-IN"/>
-        </w:rPr>
-        <w:t xml:space="preserve">, </w:t>
-      </w:r>
-      <w:r>
-        <w:rPr>
-          <w:rFonts w:ascii="바탕" w:hAnsi="바탕" w:cs="Arial Unicode MS"/>
-          <w:color w:val="auto"/>
-          <w:kern w:val="2"/>
-          <w:sz w:val="20"/>
-          <w:szCs w:val="20"/>
-          <w:lang w:val="en-US" w:eastAsia="ko-KR" w:bidi="hi-IN"/>
-        </w:rPr>
-        <w:t>인벤토리</w:t>
-      </w:r>
-      <w:r>
-        <w:rPr>
-          <w:rFonts w:eastAsia="맑은 고딕" w:cs="Arial Unicode MS"/>
-          <w:color w:val="auto"/>
-          <w:kern w:val="2"/>
-          <w:sz w:val="20"/>
-          <w:szCs w:val="20"/>
-          <w:lang w:val="en-US" w:eastAsia="ko-KR" w:bidi="hi-IN"/>
-        </w:rPr>
-        <w:t xml:space="preserve">, </w:t>
-      </w:r>
-      <w:r>
-        <w:rPr>
-          <w:rFonts w:ascii="바탕" w:hAnsi="바탕" w:cs="Arial Unicode MS"/>
-          <w:color w:val="auto"/>
-          <w:kern w:val="2"/>
-          <w:sz w:val="20"/>
-          <w:szCs w:val="20"/>
-          <w:lang w:val="en-US" w:eastAsia="ko-KR" w:bidi="hi-IN"/>
-        </w:rPr>
-        <w:t>버프 효과</w:t>
-      </w:r>
-    </w:p>
-    <w:p>
-      <w:pPr>
-        <w:pStyle w:val="Normal"/>
-        <w:bidi w:val="0"/>
-        <w:jc w:val="left"/>
-        <w:rPr>
-          <w:sz w:val="20"/>
-          <w:szCs w:val="20"/>
-        </w:rPr>
-      </w:pPr>
-      <w:r>
-        <w:rPr>
-          <w:rFonts w:ascii="바탕" w:hAnsi="바탕" w:cs="Arial Unicode MS"/>
-          <w:color w:val="auto"/>
-          <w:kern w:val="2"/>
-          <w:sz w:val="20"/>
-          <w:szCs w:val="20"/>
-          <w:lang w:val="en-US" w:eastAsia="ko-KR" w:bidi="hi-IN"/>
-        </w:rPr>
-        <w:t>필요한 로직 → 플레이어</w:t>
-      </w:r>
-      <w:r>
-        <w:rPr>
-          <w:rFonts w:eastAsia="맑은 고딕" w:cs="Arial Unicode MS"/>
-          <w:color w:val="auto"/>
-          <w:kern w:val="2"/>
-          <w:sz w:val="20"/>
-          <w:szCs w:val="20"/>
-          <w:lang w:val="en-US" w:eastAsia="ko-KR" w:bidi="hi-IN"/>
-        </w:rPr>
-        <w:t>,npc,</w:t>
-      </w:r>
-      <w:r>
-        <w:rPr>
-          <w:rFonts w:ascii="바탕" w:hAnsi="바탕" w:cs="Arial Unicode MS"/>
-          <w:color w:val="auto"/>
-          <w:kern w:val="2"/>
-          <w:sz w:val="20"/>
-          <w:szCs w:val="20"/>
-          <w:lang w:val="en-US" w:eastAsia="ko-KR" w:bidi="hi-IN"/>
-        </w:rPr>
-        <w:t>아이템 액터 구현</w:t>
-      </w:r>
-    </w:p>
-    <w:p>
-      <w:pPr>
-        <w:pStyle w:val="Normal"/>
-        <w:bidi w:val="0"/>
-        <w:jc w:val="left"/>
-        <w:rPr>
-          <w:rFonts w:ascii="바탕" w:hAnsi="바탕" w:eastAsia="맑은 고딕" w:cs="Arial Unicode MS"/>
-          <w:color w:val="auto"/>
-          <w:kern w:val="2"/>
-          <w:lang w:val="en-US" w:eastAsia="ko-KR" w:bidi="hi-IN"/>
-        </w:rPr>
-      </w:pPr>
-      <w:r>
-        <w:rPr>
-          <w:sz w:val="20"/>
-          <w:szCs w:val="20"/>
+          <w:lang w:val="en-US" w:eastAsia="ko-KR" w:bidi="hi-IN"/>
         </w:rPr>
       </w:r>
     </w:p>
@@ -26860,26 +31904,28 @@
       </w:pPr>
       <w:r>
         <w:rPr>
-          <w:sz w:val="20"/>
-          <w:szCs w:val="20"/>
-        </w:rPr>
-      </w:r>
-    </w:p>
-    <w:p>
-      <w:pPr>
-        <w:pStyle w:val="Normal"/>
-        <w:bidi w:val="0"/>
-        <w:jc w:val="left"/>
-        <w:rPr>
-          <w:sz w:val="20"/>
-          <w:szCs w:val="20"/>
-        </w:rPr>
-      </w:pPr>
-      <w:r>
-        <w:rPr>
           <w:rFonts w:eastAsia="맑은 고딕" w:cs="Arial Unicode MS"/>
           <w:color w:val="auto"/>
           <w:kern w:val="2"/>
+          <w:lang w:val="en-US" w:eastAsia="ko-KR" w:bidi="hi-IN"/>
+        </w:rPr>
+      </w:r>
+    </w:p>
+    <w:p>
+      <w:pPr>
+        <w:pStyle w:val="Normal"/>
+        <w:bidi w:val="0"/>
+        <w:jc w:val="left"/>
+        <w:rPr>
+          <w:sz w:val="20"/>
+          <w:szCs w:val="20"/>
+        </w:rPr>
+      </w:pPr>
+      <w:r>
+        <w:rPr>
+          <w:rFonts w:eastAsia="맑은 고딕" w:cs="Arial Unicode MS"/>
+          <w:color w:val="auto"/>
+          <w:kern w:val="2"/>
           <w:sz w:val="20"/>
           <w:szCs w:val="20"/>
           <w:lang w:val="en-US" w:eastAsia="ko-KR" w:bidi="hi-IN"/>
@@ -27055,8 +32101,10 @@
       </w:pPr>
       <w:r>
         <w:rPr>
-          <w:sz w:val="20"/>
-          <w:szCs w:val="20"/>
+          <w:rFonts w:eastAsia="맑은 고딕" w:cs="Arial Unicode MS"/>
+          <w:color w:val="auto"/>
+          <w:kern w:val="2"/>
+          <w:lang w:val="en-US" w:eastAsia="ko-KR" w:bidi="hi-IN"/>
         </w:rPr>
       </w:r>
     </w:p>
@@ -27206,8 +32254,10 @@
       </w:pPr>
       <w:r>
         <w:rPr>
-          <w:sz w:val="20"/>
-          <w:szCs w:val="20"/>
+          <w:rFonts w:eastAsia="맑은 고딕" w:cs="Arial Unicode MS"/>
+          <w:color w:val="auto"/>
+          <w:kern w:val="2"/>
+          <w:lang w:val="en-US" w:eastAsia="ko-KR" w:bidi="hi-IN"/>
         </w:rPr>
       </w:r>
     </w:p>
@@ -27434,8 +32484,10 @@
       </w:pPr>
       <w:r>
         <w:rPr>
-          <w:sz w:val="20"/>
-          <w:szCs w:val="20"/>
+          <w:rFonts w:eastAsia="맑은 고딕" w:cs="Arial Unicode MS"/>
+          <w:color w:val="auto"/>
+          <w:kern w:val="2"/>
+          <w:lang w:val="en-US" w:eastAsia="ko-KR" w:bidi="hi-IN"/>
         </w:rPr>
       </w:r>
     </w:p>
@@ -27497,8 +32549,10 @@
       </w:pPr>
       <w:r>
         <w:rPr>
-          <w:sz w:val="20"/>
-          <w:szCs w:val="20"/>
+          <w:rFonts w:eastAsia="맑은 고딕" w:cs="Arial Unicode MS"/>
+          <w:color w:val="auto"/>
+          <w:kern w:val="2"/>
+          <w:lang w:val="en-US" w:eastAsia="ko-KR" w:bidi="hi-IN"/>
         </w:rPr>
       </w:r>
     </w:p>
@@ -27516,8 +32570,10 @@
       </w:pPr>
       <w:r>
         <w:rPr>
-          <w:sz w:val="20"/>
-          <w:szCs w:val="20"/>
+          <w:rFonts w:eastAsia="맑은 고딕" w:cs="Arial Unicode MS"/>
+          <w:color w:val="auto"/>
+          <w:kern w:val="2"/>
+          <w:lang w:val="en-US" w:eastAsia="ko-KR" w:bidi="hi-IN"/>
         </w:rPr>
       </w:r>
     </w:p>
@@ -27783,21 +32839,34 @@
       </w:pPr>
       <w:r>
         <w:rPr>
-          <w:sz w:val="20"/>
-          <w:szCs w:val="20"/>
-        </w:rPr>
-      </w:r>
-    </w:p>
-    <w:p>
-      <w:pPr>
-        <w:pStyle w:val="Normal"/>
-        <w:bidi w:val="0"/>
-        <w:jc w:val="left"/>
-        <w:rPr>
-          <w:sz w:val="20"/>
-          <w:szCs w:val="20"/>
-        </w:rPr>
-      </w:pPr>
+          <w:rFonts w:eastAsia="맑은 고딕" w:cs="Arial Unicode MS"/>
+          <w:color w:val="auto"/>
+          <w:kern w:val="2"/>
+          <w:lang w:val="en-US" w:eastAsia="ko-KR" w:bidi="hi-IN"/>
+        </w:rPr>
+      </w:r>
+    </w:p>
+    <w:p>
+      <w:pPr>
+        <w:pStyle w:val="Normal"/>
+        <w:bidi w:val="0"/>
+        <w:jc w:val="left"/>
+        <w:rPr>
+          <w:sz w:val="20"/>
+          <w:szCs w:val="20"/>
+        </w:rPr>
+      </w:pPr>
+      <w:r>
+        <w:rPr>
+          <w:rFonts w:cs="Arial Unicode MS"/>
+          <w:color w:val="auto"/>
+          <w:kern w:val="2"/>
+          <w:sz w:val="20"/>
+          <w:szCs w:val="20"/>
+          <w:lang w:val="en-US" w:eastAsia="ko-KR" w:bidi="hi-IN"/>
+        </w:rPr>
+        <w:t>**</w:t>
+      </w:r>
       <w:r>
         <w:rPr>
           <w:rFonts w:ascii="바탕" w:hAnsi="바탕" w:cs="Arial Unicode MS"/>
@@ -27888,6 +32957,17 @@
       </w:pPr>
       <w:r>
         <w:rPr>
+          <w:rFonts w:cs="Arial Unicode MS"/>
+          <w:color w:val="auto"/>
+          <w:kern w:val="2"/>
+          <w:sz w:val="20"/>
+          <w:szCs w:val="20"/>
+          <w:lang w:val="en-US" w:eastAsia="ko-KR" w:bidi="hi-IN"/>
+        </w:rPr>
+        <w:t>**</w:t>
+      </w:r>
+      <w:r>
+        <w:rPr>
           <w:rFonts w:ascii="바탕" w:hAnsi="바탕" w:cs="Arial Unicode MS"/>
           <w:color w:val="auto"/>
           <w:kern w:val="2"/>
@@ -27932,6 +33012,17 @@
       </w:pPr>
       <w:r>
         <w:rPr>
+          <w:rFonts w:cs="Arial Unicode MS"/>
+          <w:color w:val="auto"/>
+          <w:kern w:val="2"/>
+          <w:sz w:val="20"/>
+          <w:szCs w:val="20"/>
+          <w:lang w:val="en-US" w:eastAsia="ko-KR" w:bidi="hi-IN"/>
+        </w:rPr>
+        <w:t>**</w:t>
+      </w:r>
+      <w:r>
+        <w:rPr>
           <w:rFonts w:ascii="바탕" w:hAnsi="바탕" w:cs="Arial Unicode MS"/>
           <w:color w:val="auto"/>
           <w:kern w:val="2"/>
@@ -28022,8 +33113,10 @@
       </w:pPr>
       <w:r>
         <w:rPr>
-          <w:sz w:val="20"/>
-          <w:szCs w:val="20"/>
+          <w:rFonts w:eastAsia="맑은 고딕" w:cs="Arial Unicode MS"/>
+          <w:color w:val="auto"/>
+          <w:kern w:val="2"/>
+          <w:lang w:val="en-US" w:eastAsia="ko-KR" w:bidi="hi-IN"/>
         </w:rPr>
       </w:r>
     </w:p>
@@ -28041,8 +33134,10 @@
       </w:pPr>
       <w:r>
         <w:rPr>
-          <w:sz w:val="20"/>
-          <w:szCs w:val="20"/>
+          <w:rFonts w:eastAsia="맑은 고딕" w:cs="Arial Unicode MS"/>
+          <w:color w:val="auto"/>
+          <w:kern w:val="2"/>
+          <w:lang w:val="en-US" w:eastAsia="ko-KR" w:bidi="hi-IN"/>
         </w:rPr>
       </w:r>
     </w:p>
@@ -28321,8 +33416,10 @@
       </w:pPr>
       <w:r>
         <w:rPr>
-          <w:sz w:val="20"/>
-          <w:szCs w:val="20"/>
+          <w:rFonts w:eastAsia="맑은 고딕" w:cs="Arial Unicode MS"/>
+          <w:color w:val="auto"/>
+          <w:kern w:val="2"/>
+          <w:lang w:val="en-US" w:eastAsia="ko-KR" w:bidi="hi-IN"/>
         </w:rPr>
       </w:r>
     </w:p>
@@ -28604,8 +33701,10 @@
       </w:pPr>
       <w:r>
         <w:rPr>
-          <w:sz w:val="20"/>
-          <w:szCs w:val="20"/>
+          <w:rFonts w:eastAsia="맑은 고딕" w:cs="Arial Unicode MS"/>
+          <w:color w:val="auto"/>
+          <w:kern w:val="2"/>
+          <w:lang w:val="en-US" w:eastAsia="ko-KR" w:bidi="hi-IN"/>
         </w:rPr>
       </w:r>
     </w:p>
@@ -28754,8 +33853,10 @@
       </w:pPr>
       <w:r>
         <w:rPr>
-          <w:sz w:val="20"/>
-          <w:szCs w:val="20"/>
+          <w:rFonts w:eastAsia="맑은 고딕" w:cs="Arial Unicode MS"/>
+          <w:color w:val="auto"/>
+          <w:kern w:val="2"/>
+          <w:lang w:val="en-US" w:eastAsia="ko-KR" w:bidi="hi-IN"/>
         </w:rPr>
       </w:r>
     </w:p>
@@ -28974,8 +34075,10 @@
       </w:pPr>
       <w:r>
         <w:rPr>
-          <w:sz w:val="20"/>
-          <w:szCs w:val="20"/>
+          <w:rFonts w:eastAsia="맑은 고딕" w:cs="Arial Unicode MS"/>
+          <w:color w:val="auto"/>
+          <w:kern w:val="2"/>
+          <w:lang w:val="en-US" w:eastAsia="ko-KR" w:bidi="hi-IN"/>
         </w:rPr>
       </w:r>
     </w:p>
@@ -29358,10 +34461,10 @@
       </w:pPr>
       <w:r>
         <w:rPr>
-          <w:b/>
-          <w:bCs/>
-          <w:sz w:val="24"/>
-          <w:szCs w:val="24"/>
+          <w:rFonts w:eastAsia="맑은 고딕" w:cs="Arial Unicode MS"/>
+          <w:color w:val="auto"/>
+          <w:kern w:val="2"/>
+          <w:lang w:val="en-US" w:eastAsia="ko-KR" w:bidi="hi-IN"/>
         </w:rPr>
       </w:r>
     </w:p>
@@ -29379,10 +34482,10 @@
       </w:pPr>
       <w:r>
         <w:rPr>
-          <w:b/>
-          <w:bCs/>
-          <w:sz w:val="24"/>
-          <w:szCs w:val="24"/>
+          <w:rFonts w:eastAsia="맑은 고딕" w:cs="Arial Unicode MS"/>
+          <w:color w:val="auto"/>
+          <w:kern w:val="2"/>
+          <w:lang w:val="en-US" w:eastAsia="ko-KR" w:bidi="hi-IN"/>
         </w:rPr>
       </w:r>
     </w:p>
@@ -29400,10 +34503,10 @@
       </w:pPr>
       <w:r>
         <w:rPr>
-          <w:b/>
-          <w:bCs/>
-          <w:sz w:val="24"/>
-          <w:szCs w:val="24"/>
+          <w:rFonts w:eastAsia="맑은 고딕" w:cs="Arial Unicode MS"/>
+          <w:color w:val="auto"/>
+          <w:kern w:val="2"/>
+          <w:lang w:val="en-US" w:eastAsia="ko-KR" w:bidi="hi-IN"/>
         </w:rPr>
       </w:r>
     </w:p>
@@ -29421,10 +34524,10 @@
       </w:pPr>
       <w:r>
         <w:rPr>
-          <w:b/>
-          <w:bCs/>
-          <w:sz w:val="24"/>
-          <w:szCs w:val="24"/>
+          <w:rFonts w:eastAsia="맑은 고딕" w:cs="Arial Unicode MS"/>
+          <w:color w:val="auto"/>
+          <w:kern w:val="2"/>
+          <w:lang w:val="en-US" w:eastAsia="ko-KR" w:bidi="hi-IN"/>
         </w:rPr>
       </w:r>
     </w:p>
@@ -29442,10 +34545,10 @@
       </w:pPr>
       <w:r>
         <w:rPr>
-          <w:b/>
-          <w:bCs/>
-          <w:sz w:val="24"/>
-          <w:szCs w:val="24"/>
+          <w:rFonts w:eastAsia="맑은 고딕" w:cs="Arial Unicode MS"/>
+          <w:color w:val="auto"/>
+          <w:kern w:val="2"/>
+          <w:lang w:val="en-US" w:eastAsia="ko-KR" w:bidi="hi-IN"/>
         </w:rPr>
       </w:r>
     </w:p>
@@ -29463,10 +34566,10 @@
       </w:pPr>
       <w:r>
         <w:rPr>
-          <w:b/>
-          <w:bCs/>
-          <w:sz w:val="24"/>
-          <w:szCs w:val="24"/>
+          <w:rFonts w:eastAsia="맑은 고딕" w:cs="Arial Unicode MS"/>
+          <w:color w:val="auto"/>
+          <w:kern w:val="2"/>
+          <w:lang w:val="en-US" w:eastAsia="ko-KR" w:bidi="hi-IN"/>
         </w:rPr>
       </w:r>
     </w:p>
@@ -29524,10 +34627,10 @@
       </w:pPr>
       <w:r>
         <w:rPr>
-          <w:b/>
-          <w:bCs/>
-          <w:sz w:val="24"/>
-          <w:szCs w:val="24"/>
+          <w:rFonts w:eastAsia="맑은 고딕" w:cs="Arial Unicode MS"/>
+          <w:color w:val="auto"/>
+          <w:kern w:val="2"/>
+          <w:lang w:val="en-US" w:eastAsia="ko-KR" w:bidi="hi-IN"/>
         </w:rPr>
       </w:r>
     </w:p>
@@ -29545,10 +34648,10 @@
       </w:pPr>
       <w:r>
         <w:rPr>
-          <w:b/>
-          <w:bCs/>
-          <w:sz w:val="24"/>
-          <w:szCs w:val="24"/>
+          <w:rFonts w:eastAsia="맑은 고딕" w:cs="Arial Unicode MS"/>
+          <w:color w:val="auto"/>
+          <w:kern w:val="2"/>
+          <w:lang w:val="en-US" w:eastAsia="ko-KR" w:bidi="hi-IN"/>
         </w:rPr>
       </w:r>
     </w:p>
@@ -29816,11 +34919,7 @@
       <w:r>
         <w:rPr/>
         <w:br/>
-        <w:t xml:space="preserve">→ </w:t>
-      </w:r>
-      <w:r>
-        <w:rPr/>
-        <w:t>F</w:t>
+        <w:t>→ F</w:t>
       </w:r>
       <w:r>
         <w:rPr>
@@ -33876,7 +38975,6 @@
     </w:lvl>
     <w:lvl w:ilvl="1">
       <w:start w:val="1"/>
-      <w:pStyle w:val="2"/>
       <w:numFmt w:val="none"/>
       <w:suff w:val="nothing"/>
       <w:lvlText w:val=""/>
@@ -33890,7 +38988,6 @@
     </w:lvl>
     <w:lvl w:ilvl="2">
       <w:start w:val="1"/>
-      <w:pStyle w:val="3"/>
       <w:numFmt w:val="none"/>
       <w:suff w:val="nothing"/>
       <w:lvlText w:val=""/>
@@ -34044,7 +39141,7 @@
     <w:pPr>
       <w:widowControl/>
       <w:suppressAutoHyphens w:val="true"/>
-      <w:overflowPunct w:val="true"/>
+      <w:overflowPunct w:val="false"/>
       <w:bidi w:val="0"/>
       <w:spacing w:before="0" w:after="0"/>
       <w:jc w:val="left"/>

--- a/2025 게임 개발 계획서v0.1.docx
+++ b/2025 게임 개발 계획서v0.1.docx
@@ -5716,11 +5716,11 @@
         <w:gridCol w:w="621"/>
         <w:gridCol w:w="2721"/>
         <w:gridCol w:w="930"/>
-        <w:gridCol w:w="935"/>
+        <w:gridCol w:w="936"/>
         <w:gridCol w:w="930"/>
         <w:gridCol w:w="930"/>
         <w:gridCol w:w="929"/>
-        <w:gridCol w:w="2202"/>
+        <w:gridCol w:w="2201"/>
       </w:tblGrid>
       <w:tr>
         <w:trPr/>
@@ -5813,7 +5813,7 @@
         </w:tc>
         <w:tc>
           <w:tcPr>
-            <w:tcW w:w="935" w:type="dxa"/>
+            <w:tcW w:w="936" w:type="dxa"/>
             <w:tcBorders>
               <w:top w:val="single" w:sz="4" w:space="0" w:color="000000"/>
               <w:left w:val="single" w:sz="4" w:space="0" w:color="000000"/>
@@ -5929,7 +5929,7 @@
         </w:tc>
         <w:tc>
           <w:tcPr>
-            <w:tcW w:w="2202" w:type="dxa"/>
+            <w:tcW w:w="2201" w:type="dxa"/>
             <w:tcBorders>
               <w:top w:val="single" w:sz="4" w:space="0" w:color="000000"/>
               <w:left w:val="single" w:sz="4" w:space="0" w:color="000000"/>
@@ -6065,7 +6065,7 @@
         </w:tc>
         <w:tc>
           <w:tcPr>
-            <w:tcW w:w="935" w:type="dxa"/>
+            <w:tcW w:w="936" w:type="dxa"/>
             <w:tcBorders>
               <w:left w:val="single" w:sz="4" w:space="0" w:color="000000"/>
               <w:bottom w:val="single" w:sz="4" w:space="0" w:color="000000"/>
@@ -6366,7 +6366,7 @@
         </w:tc>
         <w:tc>
           <w:tcPr>
-            <w:tcW w:w="2202" w:type="dxa"/>
+            <w:tcW w:w="2201" w:type="dxa"/>
             <w:tcBorders>
               <w:left w:val="single" w:sz="4" w:space="0" w:color="000000"/>
               <w:bottom w:val="single" w:sz="4" w:space="0" w:color="000000"/>
@@ -7839,6 +7839,54 @@
         </w:rPr>
         <w:t>만큼 감소</w:t>
       </w:r>
+      <w:r>
+        <w:rPr>
+          <w:b w:val="false"/>
+          <w:bCs w:val="false"/>
+          <w:sz w:val="20"/>
+          <w:szCs w:val="20"/>
+        </w:rPr>
+        <w:t xml:space="preserve">, </w:t>
+      </w:r>
+      <w:r>
+        <w:rPr>
+          <w:rFonts w:ascii="바탕" w:hAnsi="바탕" w:cs="Arial Unicode MS"/>
+          <w:b w:val="false"/>
+          <w:bCs w:val="false"/>
+          <w:color w:val="auto"/>
+          <w:kern w:val="2"/>
+          <w:sz w:val="20"/>
+          <w:szCs w:val="20"/>
+          <w:lang w:val="en-US" w:eastAsia="ko-KR" w:bidi="hi-IN"/>
+        </w:rPr>
+        <w:t xml:space="preserve">무게를 꺼낼때 무게 </w:t>
+      </w:r>
+      <w:r>
+        <w:rPr>
+          <w:rFonts w:eastAsia="맑은 고딕" w:cs="Arial Unicode MS"/>
+          <w:b w:val="false"/>
+          <w:bCs w:val="false"/>
+          <w:color w:val="auto"/>
+          <w:kern w:val="2"/>
+          <w:sz w:val="20"/>
+          <w:szCs w:val="20"/>
+          <w:lang w:val="en-US" w:eastAsia="ko-KR" w:bidi="hi-IN"/>
+        </w:rPr>
+        <w:t>* 0.1</w:t>
+      </w:r>
+      <w:r>
+        <w:rPr>
+          <w:rFonts w:ascii="바탕" w:hAnsi="바탕" w:cs="Arial Unicode MS"/>
+          <w:b w:val="false"/>
+          <w:bCs w:val="false"/>
+          <w:color w:val="auto"/>
+          <w:kern w:val="2"/>
+          <w:sz w:val="20"/>
+          <w:szCs w:val="20"/>
+          <w:lang w:val="en-US" w:eastAsia="ko-KR" w:bidi="hi-IN"/>
+        </w:rPr>
+        <w:t>초만큼의 시간 소요</w:t>
+      </w:r>
     </w:p>
     <w:p>
       <w:pPr>
@@ -7869,16 +7917,7 @@
           <w:sz w:val="20"/>
           <w:szCs w:val="20"/>
         </w:rPr>
-        <w:t>2/3</w:t>
-      </w:r>
-      <w:r>
-        <w:rPr>
-          <w:b w:val="false"/>
-          <w:bCs w:val="false"/>
-          <w:sz w:val="20"/>
-          <w:szCs w:val="20"/>
-        </w:rPr>
-        <w:t xml:space="preserve"> </w:t>
+        <w:t xml:space="preserve">2/3 </w:t>
       </w:r>
       <w:r>
         <w:rPr>
@@ -7962,10 +8001,10 @@
         <w:gridCol w:w="2721"/>
         <w:gridCol w:w="931"/>
         <w:gridCol w:w="934"/>
-        <w:gridCol w:w="925"/>
-        <w:gridCol w:w="930"/>
-        <w:gridCol w:w="934"/>
-        <w:gridCol w:w="2436"/>
+        <w:gridCol w:w="926"/>
+        <w:gridCol w:w="929"/>
+        <w:gridCol w:w="935"/>
+        <w:gridCol w:w="2435"/>
       </w:tblGrid>
       <w:tr>
         <w:trPr/>
@@ -8087,7 +8126,7 @@
         </w:tc>
         <w:tc>
           <w:tcPr>
-            <w:tcW w:w="925" w:type="dxa"/>
+            <w:tcW w:w="926" w:type="dxa"/>
             <w:tcBorders>
               <w:top w:val="single" w:sz="4" w:space="0" w:color="000000"/>
               <w:left w:val="single" w:sz="4" w:space="0" w:color="000000"/>
@@ -8116,7 +8155,7 @@
         </w:tc>
         <w:tc>
           <w:tcPr>
-            <w:tcW w:w="930" w:type="dxa"/>
+            <w:tcW w:w="929" w:type="dxa"/>
             <w:tcBorders>
               <w:top w:val="single" w:sz="4" w:space="0" w:color="000000"/>
               <w:left w:val="single" w:sz="4" w:space="0" w:color="000000"/>
@@ -8145,7 +8184,7 @@
         </w:tc>
         <w:tc>
           <w:tcPr>
-            <w:tcW w:w="934" w:type="dxa"/>
+            <w:tcW w:w="935" w:type="dxa"/>
             <w:tcBorders>
               <w:top w:val="single" w:sz="4" w:space="0" w:color="000000"/>
               <w:left w:val="single" w:sz="4" w:space="0" w:color="000000"/>
@@ -8174,7 +8213,7 @@
         </w:tc>
         <w:tc>
           <w:tcPr>
-            <w:tcW w:w="2436" w:type="dxa"/>
+            <w:tcW w:w="2435" w:type="dxa"/>
             <w:tcBorders>
               <w:top w:val="single" w:sz="4" w:space="0" w:color="000000"/>
               <w:left w:val="single" w:sz="4" w:space="0" w:color="000000"/>
@@ -8319,7 +8358,7 @@
         </w:tc>
         <w:tc>
           <w:tcPr>
-            <w:tcW w:w="925" w:type="dxa"/>
+            <w:tcW w:w="926" w:type="dxa"/>
             <w:tcBorders>
               <w:left w:val="single" w:sz="4" w:space="0" w:color="000000"/>
               <w:bottom w:val="single" w:sz="4" w:space="0" w:color="000000"/>
@@ -8347,7 +8386,7 @@
         </w:tc>
         <w:tc>
           <w:tcPr>
-            <w:tcW w:w="930" w:type="dxa"/>
+            <w:tcW w:w="929" w:type="dxa"/>
             <w:tcBorders>
               <w:left w:val="single" w:sz="4" w:space="0" w:color="000000"/>
               <w:bottom w:val="single" w:sz="4" w:space="0" w:color="000000"/>
@@ -8375,7 +8414,7 @@
         </w:tc>
         <w:tc>
           <w:tcPr>
-            <w:tcW w:w="934" w:type="dxa"/>
+            <w:tcW w:w="935" w:type="dxa"/>
             <w:tcBorders>
               <w:left w:val="single" w:sz="4" w:space="0" w:color="000000"/>
               <w:bottom w:val="single" w:sz="4" w:space="0" w:color="000000"/>
@@ -8403,7 +8442,7 @@
         </w:tc>
         <w:tc>
           <w:tcPr>
-            <w:tcW w:w="2436" w:type="dxa"/>
+            <w:tcW w:w="2435" w:type="dxa"/>
             <w:tcBorders>
               <w:left w:val="single" w:sz="4" w:space="0" w:color="000000"/>
               <w:bottom w:val="single" w:sz="4" w:space="0" w:color="000000"/>
@@ -8547,7 +8586,7 @@
         </w:tc>
         <w:tc>
           <w:tcPr>
-            <w:tcW w:w="925" w:type="dxa"/>
+            <w:tcW w:w="926" w:type="dxa"/>
             <w:tcBorders>
               <w:left w:val="single" w:sz="4" w:space="0" w:color="000000"/>
               <w:bottom w:val="single" w:sz="4" w:space="0" w:color="000000"/>
@@ -8575,7 +8614,7 @@
         </w:tc>
         <w:tc>
           <w:tcPr>
-            <w:tcW w:w="930" w:type="dxa"/>
+            <w:tcW w:w="929" w:type="dxa"/>
             <w:tcBorders>
               <w:left w:val="single" w:sz="4" w:space="0" w:color="000000"/>
               <w:bottom w:val="single" w:sz="4" w:space="0" w:color="000000"/>
@@ -8603,7 +8642,7 @@
         </w:tc>
         <w:tc>
           <w:tcPr>
-            <w:tcW w:w="934" w:type="dxa"/>
+            <w:tcW w:w="935" w:type="dxa"/>
             <w:tcBorders>
               <w:left w:val="single" w:sz="4" w:space="0" w:color="000000"/>
               <w:bottom w:val="single" w:sz="4" w:space="0" w:color="000000"/>
@@ -8631,7 +8670,7 @@
         </w:tc>
         <w:tc>
           <w:tcPr>
-            <w:tcW w:w="2436" w:type="dxa"/>
+            <w:tcW w:w="2435" w:type="dxa"/>
             <w:tcBorders>
               <w:left w:val="single" w:sz="4" w:space="0" w:color="000000"/>
               <w:bottom w:val="single" w:sz="4" w:space="0" w:color="000000"/>
@@ -8775,7 +8814,7 @@
         </w:tc>
         <w:tc>
           <w:tcPr>
-            <w:tcW w:w="925" w:type="dxa"/>
+            <w:tcW w:w="926" w:type="dxa"/>
             <w:tcBorders>
               <w:left w:val="single" w:sz="4" w:space="0" w:color="000000"/>
               <w:bottom w:val="single" w:sz="4" w:space="0" w:color="000000"/>
@@ -8803,7 +8842,7 @@
         </w:tc>
         <w:tc>
           <w:tcPr>
-            <w:tcW w:w="930" w:type="dxa"/>
+            <w:tcW w:w="929" w:type="dxa"/>
             <w:tcBorders>
               <w:left w:val="single" w:sz="4" w:space="0" w:color="000000"/>
               <w:bottom w:val="single" w:sz="4" w:space="0" w:color="000000"/>
@@ -8831,7 +8870,7 @@
         </w:tc>
         <w:tc>
           <w:tcPr>
-            <w:tcW w:w="934" w:type="dxa"/>
+            <w:tcW w:w="935" w:type="dxa"/>
             <w:tcBorders>
               <w:left w:val="single" w:sz="4" w:space="0" w:color="000000"/>
               <w:bottom w:val="single" w:sz="4" w:space="0" w:color="000000"/>
@@ -8859,7 +8898,7 @@
         </w:tc>
         <w:tc>
           <w:tcPr>
-            <w:tcW w:w="2436" w:type="dxa"/>
+            <w:tcW w:w="2435" w:type="dxa"/>
             <w:tcBorders>
               <w:left w:val="single" w:sz="4" w:space="0" w:color="000000"/>
               <w:bottom w:val="single" w:sz="4" w:space="0" w:color="000000"/>
@@ -9003,7 +9042,7 @@
         </w:tc>
         <w:tc>
           <w:tcPr>
-            <w:tcW w:w="925" w:type="dxa"/>
+            <w:tcW w:w="926" w:type="dxa"/>
             <w:tcBorders>
               <w:left w:val="single" w:sz="4" w:space="0" w:color="000000"/>
               <w:bottom w:val="single" w:sz="4" w:space="0" w:color="000000"/>
@@ -9031,7 +9070,7 @@
         </w:tc>
         <w:tc>
           <w:tcPr>
-            <w:tcW w:w="930" w:type="dxa"/>
+            <w:tcW w:w="929" w:type="dxa"/>
             <w:tcBorders>
               <w:left w:val="single" w:sz="4" w:space="0" w:color="000000"/>
               <w:bottom w:val="single" w:sz="4" w:space="0" w:color="000000"/>
@@ -9059,7 +9098,7 @@
         </w:tc>
         <w:tc>
           <w:tcPr>
-            <w:tcW w:w="934" w:type="dxa"/>
+            <w:tcW w:w="935" w:type="dxa"/>
             <w:tcBorders>
               <w:left w:val="single" w:sz="4" w:space="0" w:color="000000"/>
               <w:bottom w:val="single" w:sz="4" w:space="0" w:color="000000"/>
@@ -9087,7 +9126,7 @@
         </w:tc>
         <w:tc>
           <w:tcPr>
-            <w:tcW w:w="2436" w:type="dxa"/>
+            <w:tcW w:w="2435" w:type="dxa"/>
             <w:tcBorders>
               <w:left w:val="single" w:sz="4" w:space="0" w:color="000000"/>
               <w:bottom w:val="single" w:sz="4" w:space="0" w:color="000000"/>
@@ -9230,7 +9269,7 @@
         </w:tc>
         <w:tc>
           <w:tcPr>
-            <w:tcW w:w="925" w:type="dxa"/>
+            <w:tcW w:w="926" w:type="dxa"/>
             <w:tcBorders>
               <w:left w:val="single" w:sz="4" w:space="0" w:color="000000"/>
               <w:bottom w:val="single" w:sz="4" w:space="0" w:color="000000"/>
@@ -9258,7 +9297,7 @@
         </w:tc>
         <w:tc>
           <w:tcPr>
-            <w:tcW w:w="930" w:type="dxa"/>
+            <w:tcW w:w="929" w:type="dxa"/>
             <w:tcBorders>
               <w:left w:val="single" w:sz="4" w:space="0" w:color="000000"/>
               <w:bottom w:val="single" w:sz="4" w:space="0" w:color="000000"/>
@@ -9286,7 +9325,7 @@
         </w:tc>
         <w:tc>
           <w:tcPr>
-            <w:tcW w:w="934" w:type="dxa"/>
+            <w:tcW w:w="935" w:type="dxa"/>
             <w:tcBorders>
               <w:left w:val="single" w:sz="4" w:space="0" w:color="000000"/>
               <w:bottom w:val="single" w:sz="4" w:space="0" w:color="000000"/>
@@ -9314,7 +9353,7 @@
         </w:tc>
         <w:tc>
           <w:tcPr>
-            <w:tcW w:w="2436" w:type="dxa"/>
+            <w:tcW w:w="2435" w:type="dxa"/>
             <w:tcBorders>
               <w:left w:val="single" w:sz="4" w:space="0" w:color="000000"/>
               <w:bottom w:val="single" w:sz="4" w:space="0" w:color="000000"/>
@@ -9458,7 +9497,7 @@
         </w:tc>
         <w:tc>
           <w:tcPr>
-            <w:tcW w:w="925" w:type="dxa"/>
+            <w:tcW w:w="926" w:type="dxa"/>
             <w:tcBorders>
               <w:left w:val="single" w:sz="4" w:space="0" w:color="000000"/>
               <w:bottom w:val="single" w:sz="4" w:space="0" w:color="000000"/>
@@ -9486,7 +9525,7 @@
         </w:tc>
         <w:tc>
           <w:tcPr>
-            <w:tcW w:w="930" w:type="dxa"/>
+            <w:tcW w:w="929" w:type="dxa"/>
             <w:tcBorders>
               <w:left w:val="single" w:sz="4" w:space="0" w:color="000000"/>
               <w:bottom w:val="single" w:sz="4" w:space="0" w:color="000000"/>
@@ -9514,7 +9553,7 @@
         </w:tc>
         <w:tc>
           <w:tcPr>
-            <w:tcW w:w="934" w:type="dxa"/>
+            <w:tcW w:w="935" w:type="dxa"/>
             <w:tcBorders>
               <w:left w:val="single" w:sz="4" w:space="0" w:color="000000"/>
               <w:bottom w:val="single" w:sz="4" w:space="0" w:color="000000"/>
@@ -9542,7 +9581,7 @@
         </w:tc>
         <w:tc>
           <w:tcPr>
-            <w:tcW w:w="2436" w:type="dxa"/>
+            <w:tcW w:w="2435" w:type="dxa"/>
             <w:tcBorders>
               <w:left w:val="single" w:sz="4" w:space="0" w:color="000000"/>
               <w:bottom w:val="single" w:sz="4" w:space="0" w:color="000000"/>
@@ -9686,7 +9725,7 @@
         </w:tc>
         <w:tc>
           <w:tcPr>
-            <w:tcW w:w="925" w:type="dxa"/>
+            <w:tcW w:w="926" w:type="dxa"/>
             <w:tcBorders>
               <w:left w:val="single" w:sz="4" w:space="0" w:color="000000"/>
               <w:bottom w:val="single" w:sz="4" w:space="0" w:color="000000"/>
@@ -9714,7 +9753,7 @@
         </w:tc>
         <w:tc>
           <w:tcPr>
-            <w:tcW w:w="930" w:type="dxa"/>
+            <w:tcW w:w="929" w:type="dxa"/>
             <w:tcBorders>
               <w:left w:val="single" w:sz="4" w:space="0" w:color="000000"/>
               <w:bottom w:val="single" w:sz="4" w:space="0" w:color="000000"/>
@@ -9742,7 +9781,7 @@
         </w:tc>
         <w:tc>
           <w:tcPr>
-            <w:tcW w:w="934" w:type="dxa"/>
+            <w:tcW w:w="935" w:type="dxa"/>
             <w:tcBorders>
               <w:left w:val="single" w:sz="4" w:space="0" w:color="000000"/>
               <w:bottom w:val="single" w:sz="4" w:space="0" w:color="000000"/>
@@ -9770,7 +9809,7 @@
         </w:tc>
         <w:tc>
           <w:tcPr>
-            <w:tcW w:w="2436" w:type="dxa"/>
+            <w:tcW w:w="2435" w:type="dxa"/>
             <w:tcBorders>
               <w:left w:val="single" w:sz="4" w:space="0" w:color="000000"/>
               <w:bottom w:val="single" w:sz="4" w:space="0" w:color="000000"/>
@@ -9914,7 +9953,7 @@
         </w:tc>
         <w:tc>
           <w:tcPr>
-            <w:tcW w:w="925" w:type="dxa"/>
+            <w:tcW w:w="926" w:type="dxa"/>
             <w:tcBorders>
               <w:left w:val="single" w:sz="4" w:space="0" w:color="000000"/>
               <w:bottom w:val="single" w:sz="4" w:space="0" w:color="000000"/>
@@ -9942,7 +9981,7 @@
         </w:tc>
         <w:tc>
           <w:tcPr>
-            <w:tcW w:w="930" w:type="dxa"/>
+            <w:tcW w:w="929" w:type="dxa"/>
             <w:tcBorders>
               <w:left w:val="single" w:sz="4" w:space="0" w:color="000000"/>
               <w:bottom w:val="single" w:sz="4" w:space="0" w:color="000000"/>
@@ -9970,7 +10009,7 @@
         </w:tc>
         <w:tc>
           <w:tcPr>
-            <w:tcW w:w="934" w:type="dxa"/>
+            <w:tcW w:w="935" w:type="dxa"/>
             <w:tcBorders>
               <w:left w:val="single" w:sz="4" w:space="0" w:color="000000"/>
               <w:bottom w:val="single" w:sz="4" w:space="0" w:color="000000"/>
@@ -9998,7 +10037,7 @@
         </w:tc>
         <w:tc>
           <w:tcPr>
-            <w:tcW w:w="2436" w:type="dxa"/>
+            <w:tcW w:w="2435" w:type="dxa"/>
             <w:tcBorders>
               <w:left w:val="single" w:sz="4" w:space="0" w:color="000000"/>
               <w:bottom w:val="single" w:sz="4" w:space="0" w:color="000000"/>
@@ -10142,7 +10181,7 @@
         </w:tc>
         <w:tc>
           <w:tcPr>
-            <w:tcW w:w="925" w:type="dxa"/>
+            <w:tcW w:w="926" w:type="dxa"/>
             <w:tcBorders>
               <w:left w:val="single" w:sz="4" w:space="0" w:color="000000"/>
               <w:bottom w:val="single" w:sz="4" w:space="0" w:color="000000"/>
@@ -10170,7 +10209,7 @@
         </w:tc>
         <w:tc>
           <w:tcPr>
-            <w:tcW w:w="930" w:type="dxa"/>
+            <w:tcW w:w="929" w:type="dxa"/>
             <w:tcBorders>
               <w:left w:val="single" w:sz="4" w:space="0" w:color="000000"/>
               <w:bottom w:val="single" w:sz="4" w:space="0" w:color="000000"/>
@@ -10198,7 +10237,7 @@
         </w:tc>
         <w:tc>
           <w:tcPr>
-            <w:tcW w:w="934" w:type="dxa"/>
+            <w:tcW w:w="935" w:type="dxa"/>
             <w:tcBorders>
               <w:left w:val="single" w:sz="4" w:space="0" w:color="000000"/>
               <w:bottom w:val="single" w:sz="4" w:space="0" w:color="000000"/>
@@ -10226,7 +10265,7 @@
         </w:tc>
         <w:tc>
           <w:tcPr>
-            <w:tcW w:w="2436" w:type="dxa"/>
+            <w:tcW w:w="2435" w:type="dxa"/>
             <w:tcBorders>
               <w:left w:val="single" w:sz="4" w:space="0" w:color="000000"/>
               <w:bottom w:val="single" w:sz="4" w:space="0" w:color="000000"/>
@@ -10379,7 +10418,7 @@
         </w:tc>
         <w:tc>
           <w:tcPr>
-            <w:tcW w:w="925" w:type="dxa"/>
+            <w:tcW w:w="926" w:type="dxa"/>
             <w:tcBorders>
               <w:left w:val="single" w:sz="4" w:space="0" w:color="000000"/>
               <w:bottom w:val="single" w:sz="4" w:space="0" w:color="000000"/>
@@ -10407,7 +10446,7 @@
         </w:tc>
         <w:tc>
           <w:tcPr>
-            <w:tcW w:w="930" w:type="dxa"/>
+            <w:tcW w:w="929" w:type="dxa"/>
             <w:tcBorders>
               <w:left w:val="single" w:sz="4" w:space="0" w:color="000000"/>
               <w:bottom w:val="single" w:sz="4" w:space="0" w:color="000000"/>
@@ -10435,7 +10474,7 @@
         </w:tc>
         <w:tc>
           <w:tcPr>
-            <w:tcW w:w="934" w:type="dxa"/>
+            <w:tcW w:w="935" w:type="dxa"/>
             <w:tcBorders>
               <w:left w:val="single" w:sz="4" w:space="0" w:color="000000"/>
               <w:bottom w:val="single" w:sz="4" w:space="0" w:color="000000"/>
@@ -10463,7 +10502,7 @@
         </w:tc>
         <w:tc>
           <w:tcPr>
-            <w:tcW w:w="2436" w:type="dxa"/>
+            <w:tcW w:w="2435" w:type="dxa"/>
             <w:tcBorders>
               <w:left w:val="single" w:sz="4" w:space="0" w:color="000000"/>
               <w:bottom w:val="single" w:sz="4" w:space="0" w:color="000000"/>
@@ -10616,7 +10655,7 @@
         </w:tc>
         <w:tc>
           <w:tcPr>
-            <w:tcW w:w="925" w:type="dxa"/>
+            <w:tcW w:w="926" w:type="dxa"/>
             <w:tcBorders>
               <w:left w:val="single" w:sz="4" w:space="0" w:color="000000"/>
               <w:bottom w:val="single" w:sz="4" w:space="0" w:color="000000"/>
@@ -10644,7 +10683,7 @@
         </w:tc>
         <w:tc>
           <w:tcPr>
-            <w:tcW w:w="930" w:type="dxa"/>
+            <w:tcW w:w="929" w:type="dxa"/>
             <w:tcBorders>
               <w:left w:val="single" w:sz="4" w:space="0" w:color="000000"/>
               <w:bottom w:val="single" w:sz="4" w:space="0" w:color="000000"/>
@@ -10672,7 +10711,7 @@
         </w:tc>
         <w:tc>
           <w:tcPr>
-            <w:tcW w:w="934" w:type="dxa"/>
+            <w:tcW w:w="935" w:type="dxa"/>
             <w:tcBorders>
               <w:left w:val="single" w:sz="4" w:space="0" w:color="000000"/>
               <w:bottom w:val="single" w:sz="4" w:space="0" w:color="000000"/>
@@ -10700,7 +10739,7 @@
         </w:tc>
         <w:tc>
           <w:tcPr>
-            <w:tcW w:w="2436" w:type="dxa"/>
+            <w:tcW w:w="2435" w:type="dxa"/>
             <w:tcBorders>
               <w:left w:val="single" w:sz="4" w:space="0" w:color="000000"/>
               <w:bottom w:val="single" w:sz="4" w:space="0" w:color="000000"/>
@@ -10853,7 +10892,7 @@
         </w:tc>
         <w:tc>
           <w:tcPr>
-            <w:tcW w:w="925" w:type="dxa"/>
+            <w:tcW w:w="926" w:type="dxa"/>
             <w:tcBorders>
               <w:left w:val="single" w:sz="4" w:space="0" w:color="000000"/>
               <w:bottom w:val="single" w:sz="4" w:space="0" w:color="000000"/>
@@ -10881,7 +10920,7 @@
         </w:tc>
         <w:tc>
           <w:tcPr>
-            <w:tcW w:w="930" w:type="dxa"/>
+            <w:tcW w:w="929" w:type="dxa"/>
             <w:tcBorders>
               <w:left w:val="single" w:sz="4" w:space="0" w:color="000000"/>
               <w:bottom w:val="single" w:sz="4" w:space="0" w:color="000000"/>
@@ -10909,7 +10948,7 @@
         </w:tc>
         <w:tc>
           <w:tcPr>
-            <w:tcW w:w="934" w:type="dxa"/>
+            <w:tcW w:w="935" w:type="dxa"/>
             <w:tcBorders>
               <w:left w:val="single" w:sz="4" w:space="0" w:color="000000"/>
               <w:bottom w:val="single" w:sz="4" w:space="0" w:color="000000"/>
@@ -10937,7 +10976,7 @@
         </w:tc>
         <w:tc>
           <w:tcPr>
-            <w:tcW w:w="2436" w:type="dxa"/>
+            <w:tcW w:w="2435" w:type="dxa"/>
             <w:tcBorders>
               <w:left w:val="single" w:sz="4" w:space="0" w:color="000000"/>
               <w:bottom w:val="single" w:sz="4" w:space="0" w:color="000000"/>
@@ -11312,10 +11351,10 @@
         <w:gridCol w:w="2721"/>
         <w:gridCol w:w="931"/>
         <w:gridCol w:w="934"/>
-        <w:gridCol w:w="925"/>
-        <w:gridCol w:w="930"/>
-        <w:gridCol w:w="934"/>
-        <w:gridCol w:w="2436"/>
+        <w:gridCol w:w="926"/>
+        <w:gridCol w:w="929"/>
+        <w:gridCol w:w="935"/>
+        <w:gridCol w:w="2435"/>
       </w:tblGrid>
       <w:tr>
         <w:trPr/>
@@ -11437,7 +11476,7 @@
         </w:tc>
         <w:tc>
           <w:tcPr>
-            <w:tcW w:w="925" w:type="dxa"/>
+            <w:tcW w:w="926" w:type="dxa"/>
             <w:tcBorders>
               <w:top w:val="single" w:sz="4" w:space="0" w:color="000000"/>
               <w:left w:val="single" w:sz="4" w:space="0" w:color="000000"/>
@@ -11466,7 +11505,7 @@
         </w:tc>
         <w:tc>
           <w:tcPr>
-            <w:tcW w:w="930" w:type="dxa"/>
+            <w:tcW w:w="929" w:type="dxa"/>
             <w:tcBorders>
               <w:top w:val="single" w:sz="4" w:space="0" w:color="000000"/>
               <w:left w:val="single" w:sz="4" w:space="0" w:color="000000"/>
@@ -11495,7 +11534,7 @@
         </w:tc>
         <w:tc>
           <w:tcPr>
-            <w:tcW w:w="934" w:type="dxa"/>
+            <w:tcW w:w="935" w:type="dxa"/>
             <w:tcBorders>
               <w:top w:val="single" w:sz="4" w:space="0" w:color="000000"/>
               <w:left w:val="single" w:sz="4" w:space="0" w:color="000000"/>
@@ -11524,7 +11563,7 @@
         </w:tc>
         <w:tc>
           <w:tcPr>
-            <w:tcW w:w="2436" w:type="dxa"/>
+            <w:tcW w:w="2435" w:type="dxa"/>
             <w:tcBorders>
               <w:top w:val="single" w:sz="4" w:space="0" w:color="000000"/>
               <w:left w:val="single" w:sz="4" w:space="0" w:color="000000"/>
@@ -11669,7 +11708,7 @@
         </w:tc>
         <w:tc>
           <w:tcPr>
-            <w:tcW w:w="925" w:type="dxa"/>
+            <w:tcW w:w="926" w:type="dxa"/>
             <w:tcBorders>
               <w:left w:val="single" w:sz="4" w:space="0" w:color="000000"/>
               <w:bottom w:val="single" w:sz="4" w:space="0" w:color="000000"/>
@@ -11697,7 +11736,7 @@
         </w:tc>
         <w:tc>
           <w:tcPr>
-            <w:tcW w:w="930" w:type="dxa"/>
+            <w:tcW w:w="929" w:type="dxa"/>
             <w:tcBorders>
               <w:left w:val="single" w:sz="4" w:space="0" w:color="000000"/>
               <w:bottom w:val="single" w:sz="4" w:space="0" w:color="000000"/>
@@ -11725,7 +11764,7 @@
         </w:tc>
         <w:tc>
           <w:tcPr>
-            <w:tcW w:w="934" w:type="dxa"/>
+            <w:tcW w:w="935" w:type="dxa"/>
             <w:tcBorders>
               <w:left w:val="single" w:sz="4" w:space="0" w:color="000000"/>
               <w:bottom w:val="single" w:sz="4" w:space="0" w:color="000000"/>
@@ -11753,7 +11792,7 @@
         </w:tc>
         <w:tc>
           <w:tcPr>
-            <w:tcW w:w="2436" w:type="dxa"/>
+            <w:tcW w:w="2435" w:type="dxa"/>
             <w:tcBorders>
               <w:left w:val="single" w:sz="4" w:space="0" w:color="000000"/>
               <w:bottom w:val="single" w:sz="4" w:space="0" w:color="000000"/>
@@ -11897,7 +11936,7 @@
         </w:tc>
         <w:tc>
           <w:tcPr>
-            <w:tcW w:w="925" w:type="dxa"/>
+            <w:tcW w:w="926" w:type="dxa"/>
             <w:tcBorders>
               <w:left w:val="single" w:sz="4" w:space="0" w:color="000000"/>
               <w:bottom w:val="single" w:sz="4" w:space="0" w:color="000000"/>
@@ -11925,7 +11964,7 @@
         </w:tc>
         <w:tc>
           <w:tcPr>
-            <w:tcW w:w="930" w:type="dxa"/>
+            <w:tcW w:w="929" w:type="dxa"/>
             <w:tcBorders>
               <w:left w:val="single" w:sz="4" w:space="0" w:color="000000"/>
               <w:bottom w:val="single" w:sz="4" w:space="0" w:color="000000"/>
@@ -11947,20 +11986,13 @@
                 <w:sz w:val="16"/>
                 <w:szCs w:val="16"/>
               </w:rPr>
-              <w:t>3</w:t>
-            </w:r>
-            <w:r>
-              <w:rPr>
-                <w:sz w:val="16"/>
-                <w:szCs w:val="16"/>
-              </w:rPr>
-              <w:t>0</w:t>
-            </w:r>
-          </w:p>
-        </w:tc>
-        <w:tc>
-          <w:tcPr>
-            <w:tcW w:w="934" w:type="dxa"/>
+              <w:t>30</w:t>
+            </w:r>
+          </w:p>
+        </w:tc>
+        <w:tc>
+          <w:tcPr>
+            <w:tcW w:w="935" w:type="dxa"/>
             <w:tcBorders>
               <w:left w:val="single" w:sz="4" w:space="0" w:color="000000"/>
               <w:bottom w:val="single" w:sz="4" w:space="0" w:color="000000"/>
@@ -11992,7 +12024,7 @@
         </w:tc>
         <w:tc>
           <w:tcPr>
-            <w:tcW w:w="2436" w:type="dxa"/>
+            <w:tcW w:w="2435" w:type="dxa"/>
             <w:tcBorders>
               <w:left w:val="single" w:sz="4" w:space="0" w:color="000000"/>
               <w:bottom w:val="single" w:sz="4" w:space="0" w:color="000000"/>
@@ -12136,7 +12168,7 @@
         </w:tc>
         <w:tc>
           <w:tcPr>
-            <w:tcW w:w="925" w:type="dxa"/>
+            <w:tcW w:w="926" w:type="dxa"/>
             <w:tcBorders>
               <w:left w:val="single" w:sz="4" w:space="0" w:color="000000"/>
               <w:bottom w:val="single" w:sz="4" w:space="0" w:color="000000"/>
@@ -12164,7 +12196,7 @@
         </w:tc>
         <w:tc>
           <w:tcPr>
-            <w:tcW w:w="930" w:type="dxa"/>
+            <w:tcW w:w="929" w:type="dxa"/>
             <w:tcBorders>
               <w:left w:val="single" w:sz="4" w:space="0" w:color="000000"/>
               <w:bottom w:val="single" w:sz="4" w:space="0" w:color="000000"/>
@@ -12192,7 +12224,7 @@
         </w:tc>
         <w:tc>
           <w:tcPr>
-            <w:tcW w:w="934" w:type="dxa"/>
+            <w:tcW w:w="935" w:type="dxa"/>
             <w:tcBorders>
               <w:left w:val="single" w:sz="4" w:space="0" w:color="000000"/>
               <w:bottom w:val="single" w:sz="4" w:space="0" w:color="000000"/>
@@ -12220,7 +12252,7 @@
         </w:tc>
         <w:tc>
           <w:tcPr>
-            <w:tcW w:w="2436" w:type="dxa"/>
+            <w:tcW w:w="2435" w:type="dxa"/>
             <w:tcBorders>
               <w:left w:val="single" w:sz="4" w:space="0" w:color="000000"/>
               <w:bottom w:val="single" w:sz="4" w:space="0" w:color="000000"/>
@@ -12364,7 +12396,7 @@
         </w:tc>
         <w:tc>
           <w:tcPr>
-            <w:tcW w:w="925" w:type="dxa"/>
+            <w:tcW w:w="926" w:type="dxa"/>
             <w:tcBorders>
               <w:left w:val="single" w:sz="4" w:space="0" w:color="000000"/>
               <w:bottom w:val="single" w:sz="4" w:space="0" w:color="000000"/>
@@ -12392,7 +12424,7 @@
         </w:tc>
         <w:tc>
           <w:tcPr>
-            <w:tcW w:w="930" w:type="dxa"/>
+            <w:tcW w:w="929" w:type="dxa"/>
             <w:tcBorders>
               <w:left w:val="single" w:sz="4" w:space="0" w:color="000000"/>
               <w:bottom w:val="single" w:sz="4" w:space="0" w:color="000000"/>
@@ -12420,7 +12452,7 @@
         </w:tc>
         <w:tc>
           <w:tcPr>
-            <w:tcW w:w="934" w:type="dxa"/>
+            <w:tcW w:w="935" w:type="dxa"/>
             <w:tcBorders>
               <w:left w:val="single" w:sz="4" w:space="0" w:color="000000"/>
               <w:bottom w:val="single" w:sz="4" w:space="0" w:color="000000"/>
@@ -12448,7 +12480,7 @@
         </w:tc>
         <w:tc>
           <w:tcPr>
-            <w:tcW w:w="2436" w:type="dxa"/>
+            <w:tcW w:w="2435" w:type="dxa"/>
             <w:tcBorders>
               <w:left w:val="single" w:sz="4" w:space="0" w:color="000000"/>
               <w:bottom w:val="single" w:sz="4" w:space="0" w:color="000000"/>
@@ -12592,7 +12624,7 @@
         </w:tc>
         <w:tc>
           <w:tcPr>
-            <w:tcW w:w="925" w:type="dxa"/>
+            <w:tcW w:w="926" w:type="dxa"/>
             <w:tcBorders>
               <w:left w:val="single" w:sz="4" w:space="0" w:color="000000"/>
               <w:bottom w:val="single" w:sz="4" w:space="0" w:color="000000"/>
@@ -12620,7 +12652,7 @@
         </w:tc>
         <w:tc>
           <w:tcPr>
-            <w:tcW w:w="930" w:type="dxa"/>
+            <w:tcW w:w="929" w:type="dxa"/>
             <w:tcBorders>
               <w:left w:val="single" w:sz="4" w:space="0" w:color="000000"/>
               <w:bottom w:val="single" w:sz="4" w:space="0" w:color="000000"/>
@@ -12648,7 +12680,7 @@
         </w:tc>
         <w:tc>
           <w:tcPr>
-            <w:tcW w:w="934" w:type="dxa"/>
+            <w:tcW w:w="935" w:type="dxa"/>
             <w:tcBorders>
               <w:left w:val="single" w:sz="4" w:space="0" w:color="000000"/>
               <w:bottom w:val="single" w:sz="4" w:space="0" w:color="000000"/>
@@ -12676,7 +12708,7 @@
         </w:tc>
         <w:tc>
           <w:tcPr>
-            <w:tcW w:w="2436" w:type="dxa"/>
+            <w:tcW w:w="2435" w:type="dxa"/>
             <w:tcBorders>
               <w:left w:val="single" w:sz="4" w:space="0" w:color="000000"/>
               <w:bottom w:val="single" w:sz="4" w:space="0" w:color="000000"/>
@@ -12827,7 +12859,7 @@
         </w:tc>
         <w:tc>
           <w:tcPr>
-            <w:tcW w:w="925" w:type="dxa"/>
+            <w:tcW w:w="926" w:type="dxa"/>
             <w:tcBorders>
               <w:left w:val="single" w:sz="4" w:space="0" w:color="000000"/>
               <w:bottom w:val="single" w:sz="4" w:space="0" w:color="000000"/>
@@ -12855,7 +12887,7 @@
         </w:tc>
         <w:tc>
           <w:tcPr>
-            <w:tcW w:w="930" w:type="dxa"/>
+            <w:tcW w:w="929" w:type="dxa"/>
             <w:tcBorders>
               <w:left w:val="single" w:sz="4" w:space="0" w:color="000000"/>
               <w:bottom w:val="single" w:sz="4" w:space="0" w:color="000000"/>
@@ -12883,7 +12915,7 @@
         </w:tc>
         <w:tc>
           <w:tcPr>
-            <w:tcW w:w="934" w:type="dxa"/>
+            <w:tcW w:w="935" w:type="dxa"/>
             <w:tcBorders>
               <w:left w:val="single" w:sz="4" w:space="0" w:color="000000"/>
               <w:bottom w:val="single" w:sz="4" w:space="0" w:color="000000"/>
@@ -12911,7 +12943,7 @@
         </w:tc>
         <w:tc>
           <w:tcPr>
-            <w:tcW w:w="2436" w:type="dxa"/>
+            <w:tcW w:w="2435" w:type="dxa"/>
             <w:tcBorders>
               <w:left w:val="single" w:sz="4" w:space="0" w:color="000000"/>
               <w:bottom w:val="single" w:sz="4" w:space="0" w:color="000000"/>
@@ -13055,7 +13087,7 @@
         </w:tc>
         <w:tc>
           <w:tcPr>
-            <w:tcW w:w="925" w:type="dxa"/>
+            <w:tcW w:w="926" w:type="dxa"/>
             <w:tcBorders>
               <w:left w:val="single" w:sz="4" w:space="0" w:color="000000"/>
               <w:bottom w:val="single" w:sz="4" w:space="0" w:color="000000"/>
@@ -13083,7 +13115,7 @@
         </w:tc>
         <w:tc>
           <w:tcPr>
-            <w:tcW w:w="930" w:type="dxa"/>
+            <w:tcW w:w="929" w:type="dxa"/>
             <w:tcBorders>
               <w:left w:val="single" w:sz="4" w:space="0" w:color="000000"/>
               <w:bottom w:val="single" w:sz="4" w:space="0" w:color="000000"/>
@@ -13111,7 +13143,7 @@
         </w:tc>
         <w:tc>
           <w:tcPr>
-            <w:tcW w:w="934" w:type="dxa"/>
+            <w:tcW w:w="935" w:type="dxa"/>
             <w:tcBorders>
               <w:left w:val="single" w:sz="4" w:space="0" w:color="000000"/>
               <w:bottom w:val="single" w:sz="4" w:space="0" w:color="000000"/>
@@ -13139,7 +13171,7 @@
         </w:tc>
         <w:tc>
           <w:tcPr>
-            <w:tcW w:w="2436" w:type="dxa"/>
+            <w:tcW w:w="2435" w:type="dxa"/>
             <w:tcBorders>
               <w:left w:val="single" w:sz="4" w:space="0" w:color="000000"/>
               <w:bottom w:val="single" w:sz="4" w:space="0" w:color="000000"/>
@@ -13283,7 +13315,7 @@
         </w:tc>
         <w:tc>
           <w:tcPr>
-            <w:tcW w:w="925" w:type="dxa"/>
+            <w:tcW w:w="926" w:type="dxa"/>
             <w:tcBorders>
               <w:left w:val="single" w:sz="4" w:space="0" w:color="000000"/>
               <w:bottom w:val="single" w:sz="4" w:space="0" w:color="000000"/>
@@ -13311,7 +13343,7 @@
         </w:tc>
         <w:tc>
           <w:tcPr>
-            <w:tcW w:w="930" w:type="dxa"/>
+            <w:tcW w:w="929" w:type="dxa"/>
             <w:tcBorders>
               <w:left w:val="single" w:sz="4" w:space="0" w:color="000000"/>
               <w:bottom w:val="single" w:sz="4" w:space="0" w:color="000000"/>
@@ -13339,7 +13371,7 @@
         </w:tc>
         <w:tc>
           <w:tcPr>
-            <w:tcW w:w="934" w:type="dxa"/>
+            <w:tcW w:w="935" w:type="dxa"/>
             <w:tcBorders>
               <w:left w:val="single" w:sz="4" w:space="0" w:color="000000"/>
               <w:bottom w:val="single" w:sz="4" w:space="0" w:color="000000"/>
@@ -13367,7 +13399,7 @@
         </w:tc>
         <w:tc>
           <w:tcPr>
-            <w:tcW w:w="2436" w:type="dxa"/>
+            <w:tcW w:w="2435" w:type="dxa"/>
             <w:tcBorders>
               <w:left w:val="single" w:sz="4" w:space="0" w:color="000000"/>
               <w:bottom w:val="single" w:sz="4" w:space="0" w:color="000000"/>
@@ -13518,7 +13550,7 @@
         </w:tc>
         <w:tc>
           <w:tcPr>
-            <w:tcW w:w="925" w:type="dxa"/>
+            <w:tcW w:w="926" w:type="dxa"/>
             <w:tcBorders>
               <w:left w:val="single" w:sz="4" w:space="0" w:color="000000"/>
               <w:bottom w:val="single" w:sz="4" w:space="0" w:color="000000"/>
@@ -13546,7 +13578,7 @@
         </w:tc>
         <w:tc>
           <w:tcPr>
-            <w:tcW w:w="930" w:type="dxa"/>
+            <w:tcW w:w="929" w:type="dxa"/>
             <w:tcBorders>
               <w:left w:val="single" w:sz="4" w:space="0" w:color="000000"/>
               <w:bottom w:val="single" w:sz="4" w:space="0" w:color="000000"/>
@@ -13574,7 +13606,7 @@
         </w:tc>
         <w:tc>
           <w:tcPr>
-            <w:tcW w:w="934" w:type="dxa"/>
+            <w:tcW w:w="935" w:type="dxa"/>
             <w:tcBorders>
               <w:left w:val="single" w:sz="4" w:space="0" w:color="000000"/>
               <w:bottom w:val="single" w:sz="4" w:space="0" w:color="000000"/>
@@ -13602,7 +13634,7 @@
         </w:tc>
         <w:tc>
           <w:tcPr>
-            <w:tcW w:w="2436" w:type="dxa"/>
+            <w:tcW w:w="2435" w:type="dxa"/>
             <w:tcBorders>
               <w:left w:val="single" w:sz="4" w:space="0" w:color="000000"/>
               <w:bottom w:val="single" w:sz="4" w:space="0" w:color="000000"/>
@@ -13753,7 +13785,7 @@
         </w:tc>
         <w:tc>
           <w:tcPr>
-            <w:tcW w:w="925" w:type="dxa"/>
+            <w:tcW w:w="926" w:type="dxa"/>
             <w:tcBorders>
               <w:left w:val="single" w:sz="4" w:space="0" w:color="000000"/>
               <w:bottom w:val="single" w:sz="4" w:space="0" w:color="000000"/>
@@ -13781,7 +13813,7 @@
         </w:tc>
         <w:tc>
           <w:tcPr>
-            <w:tcW w:w="930" w:type="dxa"/>
+            <w:tcW w:w="929" w:type="dxa"/>
             <w:tcBorders>
               <w:left w:val="single" w:sz="4" w:space="0" w:color="000000"/>
               <w:bottom w:val="single" w:sz="4" w:space="0" w:color="000000"/>
@@ -13809,7 +13841,7 @@
         </w:tc>
         <w:tc>
           <w:tcPr>
-            <w:tcW w:w="934" w:type="dxa"/>
+            <w:tcW w:w="935" w:type="dxa"/>
             <w:tcBorders>
               <w:left w:val="single" w:sz="4" w:space="0" w:color="000000"/>
               <w:bottom w:val="single" w:sz="4" w:space="0" w:color="000000"/>
@@ -13837,7 +13869,7 @@
         </w:tc>
         <w:tc>
           <w:tcPr>
-            <w:tcW w:w="2436" w:type="dxa"/>
+            <w:tcW w:w="2435" w:type="dxa"/>
             <w:tcBorders>
               <w:left w:val="single" w:sz="4" w:space="0" w:color="000000"/>
               <w:bottom w:val="single" w:sz="4" w:space="0" w:color="000000"/>
@@ -13988,7 +14020,7 @@
         </w:tc>
         <w:tc>
           <w:tcPr>
-            <w:tcW w:w="925" w:type="dxa"/>
+            <w:tcW w:w="926" w:type="dxa"/>
             <w:tcBorders>
               <w:left w:val="single" w:sz="4" w:space="0" w:color="000000"/>
               <w:bottom w:val="single" w:sz="4" w:space="0" w:color="000000"/>
@@ -14016,7 +14048,7 @@
         </w:tc>
         <w:tc>
           <w:tcPr>
-            <w:tcW w:w="930" w:type="dxa"/>
+            <w:tcW w:w="929" w:type="dxa"/>
             <w:tcBorders>
               <w:left w:val="single" w:sz="4" w:space="0" w:color="000000"/>
               <w:bottom w:val="single" w:sz="4" w:space="0" w:color="000000"/>
@@ -14044,7 +14076,7 @@
         </w:tc>
         <w:tc>
           <w:tcPr>
-            <w:tcW w:w="934" w:type="dxa"/>
+            <w:tcW w:w="935" w:type="dxa"/>
             <w:tcBorders>
               <w:left w:val="single" w:sz="4" w:space="0" w:color="000000"/>
               <w:bottom w:val="single" w:sz="4" w:space="0" w:color="000000"/>
@@ -14072,7 +14104,7 @@
         </w:tc>
         <w:tc>
           <w:tcPr>
-            <w:tcW w:w="2436" w:type="dxa"/>
+            <w:tcW w:w="2435" w:type="dxa"/>
             <w:tcBorders>
               <w:left w:val="single" w:sz="4" w:space="0" w:color="000000"/>
               <w:bottom w:val="single" w:sz="4" w:space="0" w:color="000000"/>
@@ -14223,7 +14255,7 @@
         </w:tc>
         <w:tc>
           <w:tcPr>
-            <w:tcW w:w="925" w:type="dxa"/>
+            <w:tcW w:w="926" w:type="dxa"/>
             <w:tcBorders>
               <w:left w:val="single" w:sz="4" w:space="0" w:color="000000"/>
               <w:bottom w:val="single" w:sz="4" w:space="0" w:color="000000"/>
@@ -14251,7 +14283,7 @@
         </w:tc>
         <w:tc>
           <w:tcPr>
-            <w:tcW w:w="930" w:type="dxa"/>
+            <w:tcW w:w="929" w:type="dxa"/>
             <w:tcBorders>
               <w:left w:val="single" w:sz="4" w:space="0" w:color="000000"/>
               <w:bottom w:val="single" w:sz="4" w:space="0" w:color="000000"/>
@@ -14279,7 +14311,7 @@
         </w:tc>
         <w:tc>
           <w:tcPr>
-            <w:tcW w:w="934" w:type="dxa"/>
+            <w:tcW w:w="935" w:type="dxa"/>
             <w:tcBorders>
               <w:left w:val="single" w:sz="4" w:space="0" w:color="000000"/>
               <w:bottom w:val="single" w:sz="4" w:space="0" w:color="000000"/>
@@ -14307,7 +14339,7 @@
         </w:tc>
         <w:tc>
           <w:tcPr>
-            <w:tcW w:w="2436" w:type="dxa"/>
+            <w:tcW w:w="2435" w:type="dxa"/>
             <w:tcBorders>
               <w:left w:val="single" w:sz="4" w:space="0" w:color="000000"/>
               <w:bottom w:val="single" w:sz="4" w:space="0" w:color="000000"/>
@@ -15045,10 +15077,10 @@
         <w:gridCol w:w="2721"/>
         <w:gridCol w:w="931"/>
         <w:gridCol w:w="934"/>
-        <w:gridCol w:w="925"/>
-        <w:gridCol w:w="930"/>
-        <w:gridCol w:w="934"/>
-        <w:gridCol w:w="2436"/>
+        <w:gridCol w:w="926"/>
+        <w:gridCol w:w="929"/>
+        <w:gridCol w:w="935"/>
+        <w:gridCol w:w="2435"/>
       </w:tblGrid>
       <w:tr>
         <w:trPr/>
@@ -15166,7 +15198,7 @@
         </w:tc>
         <w:tc>
           <w:tcPr>
-            <w:tcW w:w="925" w:type="dxa"/>
+            <w:tcW w:w="926" w:type="dxa"/>
             <w:tcBorders>
               <w:top w:val="single" w:sz="4" w:space="0" w:color="000000"/>
               <w:left w:val="single" w:sz="4" w:space="0" w:color="000000"/>
@@ -15194,7 +15226,7 @@
         </w:tc>
         <w:tc>
           <w:tcPr>
-            <w:tcW w:w="930" w:type="dxa"/>
+            <w:tcW w:w="929" w:type="dxa"/>
             <w:tcBorders>
               <w:top w:val="single" w:sz="4" w:space="0" w:color="000000"/>
               <w:left w:val="single" w:sz="4" w:space="0" w:color="000000"/>
@@ -15221,7 +15253,7 @@
         </w:tc>
         <w:tc>
           <w:tcPr>
-            <w:tcW w:w="934" w:type="dxa"/>
+            <w:tcW w:w="935" w:type="dxa"/>
             <w:tcBorders>
               <w:top w:val="single" w:sz="4" w:space="0" w:color="000000"/>
               <w:left w:val="single" w:sz="4" w:space="0" w:color="000000"/>
@@ -15249,7 +15281,7 @@
         </w:tc>
         <w:tc>
           <w:tcPr>
-            <w:tcW w:w="2436" w:type="dxa"/>
+            <w:tcW w:w="2435" w:type="dxa"/>
             <w:tcBorders>
               <w:top w:val="single" w:sz="4" w:space="0" w:color="000000"/>
               <w:left w:val="single" w:sz="4" w:space="0" w:color="000000"/>
@@ -15389,7 +15421,7 @@
         </w:tc>
         <w:tc>
           <w:tcPr>
-            <w:tcW w:w="925" w:type="dxa"/>
+            <w:tcW w:w="926" w:type="dxa"/>
             <w:tcBorders>
               <w:left w:val="single" w:sz="4" w:space="0" w:color="000000"/>
             </w:tcBorders>
@@ -15416,33 +15448,33 @@
         </w:tc>
         <w:tc>
           <w:tcPr>
-            <w:tcW w:w="930" w:type="dxa"/>
-            <w:tcBorders>
-              <w:left w:val="single" w:sz="4" w:space="0" w:color="000000"/>
-            </w:tcBorders>
-          </w:tcPr>
-          <w:p>
-            <w:pPr>
-              <w:pStyle w:val="Style19"/>
-              <w:widowControl w:val="false"/>
-              <w:bidi w:val="0"/>
-              <w:jc w:val="center"/>
-              <w:rPr>
-                <w:sz w:val="16"/>
-                <w:szCs w:val="16"/>
-              </w:rPr>
-            </w:pPr>
-            <w:r>
-              <w:rPr>
-                <w:sz w:val="16"/>
-                <w:szCs w:val="16"/>
-              </w:rPr>
-            </w:r>
-          </w:p>
-        </w:tc>
-        <w:tc>
-          <w:tcPr>
-            <w:tcW w:w="934" w:type="dxa"/>
+            <w:tcW w:w="929" w:type="dxa"/>
+            <w:tcBorders>
+              <w:left w:val="single" w:sz="4" w:space="0" w:color="000000"/>
+            </w:tcBorders>
+          </w:tcPr>
+          <w:p>
+            <w:pPr>
+              <w:pStyle w:val="Style19"/>
+              <w:widowControl w:val="false"/>
+              <w:bidi w:val="0"/>
+              <w:jc w:val="center"/>
+              <w:rPr>
+                <w:sz w:val="16"/>
+                <w:szCs w:val="16"/>
+              </w:rPr>
+            </w:pPr>
+            <w:r>
+              <w:rPr>
+                <w:sz w:val="16"/>
+                <w:szCs w:val="16"/>
+              </w:rPr>
+            </w:r>
+          </w:p>
+        </w:tc>
+        <w:tc>
+          <w:tcPr>
+            <w:tcW w:w="935" w:type="dxa"/>
             <w:tcBorders>
               <w:left w:val="single" w:sz="4" w:space="0" w:color="000000"/>
             </w:tcBorders>
@@ -15469,7 +15501,7 @@
         </w:tc>
         <w:tc>
           <w:tcPr>
-            <w:tcW w:w="2436" w:type="dxa"/>
+            <w:tcW w:w="2435" w:type="dxa"/>
             <w:tcBorders>
               <w:left w:val="single" w:sz="4" w:space="0" w:color="000000"/>
               <w:right w:val="single" w:sz="4" w:space="0" w:color="000000"/>
@@ -15607,7 +15639,7 @@
         </w:tc>
         <w:tc>
           <w:tcPr>
-            <w:tcW w:w="925" w:type="dxa"/>
+            <w:tcW w:w="926" w:type="dxa"/>
             <w:tcBorders>
               <w:left w:val="single" w:sz="4" w:space="0" w:color="000000"/>
             </w:tcBorders>
@@ -15634,33 +15666,33 @@
         </w:tc>
         <w:tc>
           <w:tcPr>
-            <w:tcW w:w="930" w:type="dxa"/>
-            <w:tcBorders>
-              <w:left w:val="single" w:sz="4" w:space="0" w:color="000000"/>
-            </w:tcBorders>
-          </w:tcPr>
-          <w:p>
-            <w:pPr>
-              <w:pStyle w:val="Style19"/>
-              <w:widowControl w:val="false"/>
-              <w:bidi w:val="0"/>
-              <w:jc w:val="center"/>
-              <w:rPr>
-                <w:sz w:val="16"/>
-                <w:szCs w:val="16"/>
-              </w:rPr>
-            </w:pPr>
-            <w:r>
-              <w:rPr>
-                <w:sz w:val="16"/>
-                <w:szCs w:val="16"/>
-              </w:rPr>
-            </w:r>
-          </w:p>
-        </w:tc>
-        <w:tc>
-          <w:tcPr>
-            <w:tcW w:w="934" w:type="dxa"/>
+            <w:tcW w:w="929" w:type="dxa"/>
+            <w:tcBorders>
+              <w:left w:val="single" w:sz="4" w:space="0" w:color="000000"/>
+            </w:tcBorders>
+          </w:tcPr>
+          <w:p>
+            <w:pPr>
+              <w:pStyle w:val="Style19"/>
+              <w:widowControl w:val="false"/>
+              <w:bidi w:val="0"/>
+              <w:jc w:val="center"/>
+              <w:rPr>
+                <w:sz w:val="16"/>
+                <w:szCs w:val="16"/>
+              </w:rPr>
+            </w:pPr>
+            <w:r>
+              <w:rPr>
+                <w:sz w:val="16"/>
+                <w:szCs w:val="16"/>
+              </w:rPr>
+            </w:r>
+          </w:p>
+        </w:tc>
+        <w:tc>
+          <w:tcPr>
+            <w:tcW w:w="935" w:type="dxa"/>
             <w:tcBorders>
               <w:left w:val="single" w:sz="4" w:space="0" w:color="000000"/>
             </w:tcBorders>
@@ -15687,7 +15719,7 @@
         </w:tc>
         <w:tc>
           <w:tcPr>
-            <w:tcW w:w="2436" w:type="dxa"/>
+            <w:tcW w:w="2435" w:type="dxa"/>
             <w:tcBorders>
               <w:left w:val="single" w:sz="4" w:space="0" w:color="000000"/>
               <w:right w:val="single" w:sz="4" w:space="0" w:color="000000"/>
@@ -15825,7 +15857,7 @@
         </w:tc>
         <w:tc>
           <w:tcPr>
-            <w:tcW w:w="925" w:type="dxa"/>
+            <w:tcW w:w="926" w:type="dxa"/>
             <w:tcBorders>
               <w:left w:val="single" w:sz="4" w:space="0" w:color="000000"/>
             </w:tcBorders>
@@ -15852,33 +15884,33 @@
         </w:tc>
         <w:tc>
           <w:tcPr>
-            <w:tcW w:w="930" w:type="dxa"/>
-            <w:tcBorders>
-              <w:left w:val="single" w:sz="4" w:space="0" w:color="000000"/>
-            </w:tcBorders>
-          </w:tcPr>
-          <w:p>
-            <w:pPr>
-              <w:pStyle w:val="Style19"/>
-              <w:widowControl w:val="false"/>
-              <w:bidi w:val="0"/>
-              <w:jc w:val="center"/>
-              <w:rPr>
-                <w:sz w:val="16"/>
-                <w:szCs w:val="16"/>
-              </w:rPr>
-            </w:pPr>
-            <w:r>
-              <w:rPr>
-                <w:sz w:val="16"/>
-                <w:szCs w:val="16"/>
-              </w:rPr>
-            </w:r>
-          </w:p>
-        </w:tc>
-        <w:tc>
-          <w:tcPr>
-            <w:tcW w:w="934" w:type="dxa"/>
+            <w:tcW w:w="929" w:type="dxa"/>
+            <w:tcBorders>
+              <w:left w:val="single" w:sz="4" w:space="0" w:color="000000"/>
+            </w:tcBorders>
+          </w:tcPr>
+          <w:p>
+            <w:pPr>
+              <w:pStyle w:val="Style19"/>
+              <w:widowControl w:val="false"/>
+              <w:bidi w:val="0"/>
+              <w:jc w:val="center"/>
+              <w:rPr>
+                <w:sz w:val="16"/>
+                <w:szCs w:val="16"/>
+              </w:rPr>
+            </w:pPr>
+            <w:r>
+              <w:rPr>
+                <w:sz w:val="16"/>
+                <w:szCs w:val="16"/>
+              </w:rPr>
+            </w:r>
+          </w:p>
+        </w:tc>
+        <w:tc>
+          <w:tcPr>
+            <w:tcW w:w="935" w:type="dxa"/>
             <w:tcBorders>
               <w:left w:val="single" w:sz="4" w:space="0" w:color="000000"/>
             </w:tcBorders>
@@ -15905,7 +15937,7 @@
         </w:tc>
         <w:tc>
           <w:tcPr>
-            <w:tcW w:w="2436" w:type="dxa"/>
+            <w:tcW w:w="2435" w:type="dxa"/>
             <w:tcBorders>
               <w:left w:val="single" w:sz="4" w:space="0" w:color="000000"/>
               <w:right w:val="single" w:sz="4" w:space="0" w:color="000000"/>
@@ -16043,7 +16075,7 @@
         </w:tc>
         <w:tc>
           <w:tcPr>
-            <w:tcW w:w="925" w:type="dxa"/>
+            <w:tcW w:w="926" w:type="dxa"/>
             <w:tcBorders>
               <w:left w:val="single" w:sz="4" w:space="0" w:color="000000"/>
             </w:tcBorders>
@@ -16070,33 +16102,33 @@
         </w:tc>
         <w:tc>
           <w:tcPr>
-            <w:tcW w:w="930" w:type="dxa"/>
-            <w:tcBorders>
-              <w:left w:val="single" w:sz="4" w:space="0" w:color="000000"/>
-            </w:tcBorders>
-          </w:tcPr>
-          <w:p>
-            <w:pPr>
-              <w:pStyle w:val="Style19"/>
-              <w:widowControl w:val="false"/>
-              <w:bidi w:val="0"/>
-              <w:jc w:val="center"/>
-              <w:rPr>
-                <w:sz w:val="16"/>
-                <w:szCs w:val="16"/>
-              </w:rPr>
-            </w:pPr>
-            <w:r>
-              <w:rPr>
-                <w:sz w:val="16"/>
-                <w:szCs w:val="16"/>
-              </w:rPr>
-            </w:r>
-          </w:p>
-        </w:tc>
-        <w:tc>
-          <w:tcPr>
-            <w:tcW w:w="934" w:type="dxa"/>
+            <w:tcW w:w="929" w:type="dxa"/>
+            <w:tcBorders>
+              <w:left w:val="single" w:sz="4" w:space="0" w:color="000000"/>
+            </w:tcBorders>
+          </w:tcPr>
+          <w:p>
+            <w:pPr>
+              <w:pStyle w:val="Style19"/>
+              <w:widowControl w:val="false"/>
+              <w:bidi w:val="0"/>
+              <w:jc w:val="center"/>
+              <w:rPr>
+                <w:sz w:val="16"/>
+                <w:szCs w:val="16"/>
+              </w:rPr>
+            </w:pPr>
+            <w:r>
+              <w:rPr>
+                <w:sz w:val="16"/>
+                <w:szCs w:val="16"/>
+              </w:rPr>
+            </w:r>
+          </w:p>
+        </w:tc>
+        <w:tc>
+          <w:tcPr>
+            <w:tcW w:w="935" w:type="dxa"/>
             <w:tcBorders>
               <w:left w:val="single" w:sz="4" w:space="0" w:color="000000"/>
             </w:tcBorders>
@@ -16123,7 +16155,7 @@
         </w:tc>
         <w:tc>
           <w:tcPr>
-            <w:tcW w:w="2436" w:type="dxa"/>
+            <w:tcW w:w="2435" w:type="dxa"/>
             <w:tcBorders>
               <w:left w:val="single" w:sz="4" w:space="0" w:color="000000"/>
               <w:right w:val="single" w:sz="4" w:space="0" w:color="000000"/>
@@ -16262,7 +16294,7 @@
         </w:tc>
         <w:tc>
           <w:tcPr>
-            <w:tcW w:w="925" w:type="dxa"/>
+            <w:tcW w:w="926" w:type="dxa"/>
             <w:tcBorders>
               <w:left w:val="single" w:sz="4" w:space="0" w:color="000000"/>
             </w:tcBorders>
@@ -16289,33 +16321,33 @@
         </w:tc>
         <w:tc>
           <w:tcPr>
-            <w:tcW w:w="930" w:type="dxa"/>
-            <w:tcBorders>
-              <w:left w:val="single" w:sz="4" w:space="0" w:color="000000"/>
-            </w:tcBorders>
-          </w:tcPr>
-          <w:p>
-            <w:pPr>
-              <w:pStyle w:val="Style19"/>
-              <w:widowControl w:val="false"/>
-              <w:bidi w:val="0"/>
-              <w:jc w:val="center"/>
-              <w:rPr>
-                <w:sz w:val="16"/>
-                <w:szCs w:val="16"/>
-              </w:rPr>
-            </w:pPr>
-            <w:r>
-              <w:rPr>
-                <w:sz w:val="16"/>
-                <w:szCs w:val="16"/>
-              </w:rPr>
-            </w:r>
-          </w:p>
-        </w:tc>
-        <w:tc>
-          <w:tcPr>
-            <w:tcW w:w="934" w:type="dxa"/>
+            <w:tcW w:w="929" w:type="dxa"/>
+            <w:tcBorders>
+              <w:left w:val="single" w:sz="4" w:space="0" w:color="000000"/>
+            </w:tcBorders>
+          </w:tcPr>
+          <w:p>
+            <w:pPr>
+              <w:pStyle w:val="Style19"/>
+              <w:widowControl w:val="false"/>
+              <w:bidi w:val="0"/>
+              <w:jc w:val="center"/>
+              <w:rPr>
+                <w:sz w:val="16"/>
+                <w:szCs w:val="16"/>
+              </w:rPr>
+            </w:pPr>
+            <w:r>
+              <w:rPr>
+                <w:sz w:val="16"/>
+                <w:szCs w:val="16"/>
+              </w:rPr>
+            </w:r>
+          </w:p>
+        </w:tc>
+        <w:tc>
+          <w:tcPr>
+            <w:tcW w:w="935" w:type="dxa"/>
             <w:tcBorders>
               <w:left w:val="single" w:sz="4" w:space="0" w:color="000000"/>
             </w:tcBorders>
@@ -16342,7 +16374,7 @@
         </w:tc>
         <w:tc>
           <w:tcPr>
-            <w:tcW w:w="2436" w:type="dxa"/>
+            <w:tcW w:w="2435" w:type="dxa"/>
             <w:tcBorders>
               <w:left w:val="single" w:sz="4" w:space="0" w:color="000000"/>
               <w:right w:val="single" w:sz="4" w:space="0" w:color="000000"/>
@@ -16481,7 +16513,7 @@
         </w:tc>
         <w:tc>
           <w:tcPr>
-            <w:tcW w:w="925" w:type="dxa"/>
+            <w:tcW w:w="926" w:type="dxa"/>
             <w:tcBorders>
               <w:left w:val="single" w:sz="4" w:space="0" w:color="000000"/>
             </w:tcBorders>
@@ -16508,33 +16540,33 @@
         </w:tc>
         <w:tc>
           <w:tcPr>
-            <w:tcW w:w="930" w:type="dxa"/>
-            <w:tcBorders>
-              <w:left w:val="single" w:sz="4" w:space="0" w:color="000000"/>
-            </w:tcBorders>
-          </w:tcPr>
-          <w:p>
-            <w:pPr>
-              <w:pStyle w:val="Style19"/>
-              <w:widowControl w:val="false"/>
-              <w:bidi w:val="0"/>
-              <w:jc w:val="center"/>
-              <w:rPr>
-                <w:sz w:val="16"/>
-                <w:szCs w:val="16"/>
-              </w:rPr>
-            </w:pPr>
-            <w:r>
-              <w:rPr>
-                <w:sz w:val="16"/>
-                <w:szCs w:val="16"/>
-              </w:rPr>
-            </w:r>
-          </w:p>
-        </w:tc>
-        <w:tc>
-          <w:tcPr>
-            <w:tcW w:w="934" w:type="dxa"/>
+            <w:tcW w:w="929" w:type="dxa"/>
+            <w:tcBorders>
+              <w:left w:val="single" w:sz="4" w:space="0" w:color="000000"/>
+            </w:tcBorders>
+          </w:tcPr>
+          <w:p>
+            <w:pPr>
+              <w:pStyle w:val="Style19"/>
+              <w:widowControl w:val="false"/>
+              <w:bidi w:val="0"/>
+              <w:jc w:val="center"/>
+              <w:rPr>
+                <w:sz w:val="16"/>
+                <w:szCs w:val="16"/>
+              </w:rPr>
+            </w:pPr>
+            <w:r>
+              <w:rPr>
+                <w:sz w:val="16"/>
+                <w:szCs w:val="16"/>
+              </w:rPr>
+            </w:r>
+          </w:p>
+        </w:tc>
+        <w:tc>
+          <w:tcPr>
+            <w:tcW w:w="935" w:type="dxa"/>
             <w:tcBorders>
               <w:left w:val="single" w:sz="4" w:space="0" w:color="000000"/>
             </w:tcBorders>
@@ -16561,7 +16593,7 @@
         </w:tc>
         <w:tc>
           <w:tcPr>
-            <w:tcW w:w="2436" w:type="dxa"/>
+            <w:tcW w:w="2435" w:type="dxa"/>
             <w:tcBorders>
               <w:left w:val="single" w:sz="4" w:space="0" w:color="000000"/>
               <w:right w:val="single" w:sz="4" w:space="0" w:color="000000"/>
@@ -16700,7 +16732,7 @@
         </w:tc>
         <w:tc>
           <w:tcPr>
-            <w:tcW w:w="925" w:type="dxa"/>
+            <w:tcW w:w="926" w:type="dxa"/>
             <w:tcBorders>
               <w:left w:val="single" w:sz="4" w:space="0" w:color="000000"/>
             </w:tcBorders>
@@ -16727,33 +16759,33 @@
         </w:tc>
         <w:tc>
           <w:tcPr>
-            <w:tcW w:w="930" w:type="dxa"/>
-            <w:tcBorders>
-              <w:left w:val="single" w:sz="4" w:space="0" w:color="000000"/>
-            </w:tcBorders>
-          </w:tcPr>
-          <w:p>
-            <w:pPr>
-              <w:pStyle w:val="Style19"/>
-              <w:widowControl w:val="false"/>
-              <w:bidi w:val="0"/>
-              <w:jc w:val="center"/>
-              <w:rPr>
-                <w:sz w:val="16"/>
-                <w:szCs w:val="16"/>
-              </w:rPr>
-            </w:pPr>
-            <w:r>
-              <w:rPr>
-                <w:sz w:val="16"/>
-                <w:szCs w:val="16"/>
-              </w:rPr>
-            </w:r>
-          </w:p>
-        </w:tc>
-        <w:tc>
-          <w:tcPr>
-            <w:tcW w:w="934" w:type="dxa"/>
+            <w:tcW w:w="929" w:type="dxa"/>
+            <w:tcBorders>
+              <w:left w:val="single" w:sz="4" w:space="0" w:color="000000"/>
+            </w:tcBorders>
+          </w:tcPr>
+          <w:p>
+            <w:pPr>
+              <w:pStyle w:val="Style19"/>
+              <w:widowControl w:val="false"/>
+              <w:bidi w:val="0"/>
+              <w:jc w:val="center"/>
+              <w:rPr>
+                <w:sz w:val="16"/>
+                <w:szCs w:val="16"/>
+              </w:rPr>
+            </w:pPr>
+            <w:r>
+              <w:rPr>
+                <w:sz w:val="16"/>
+                <w:szCs w:val="16"/>
+              </w:rPr>
+            </w:r>
+          </w:p>
+        </w:tc>
+        <w:tc>
+          <w:tcPr>
+            <w:tcW w:w="935" w:type="dxa"/>
             <w:tcBorders>
               <w:left w:val="single" w:sz="4" w:space="0" w:color="000000"/>
             </w:tcBorders>
@@ -16780,7 +16812,7 @@
         </w:tc>
         <w:tc>
           <w:tcPr>
-            <w:tcW w:w="2436" w:type="dxa"/>
+            <w:tcW w:w="2435" w:type="dxa"/>
             <w:tcBorders>
               <w:left w:val="single" w:sz="4" w:space="0" w:color="000000"/>
               <w:right w:val="single" w:sz="4" w:space="0" w:color="000000"/>
@@ -16919,59 +16951,59 @@
         </w:tc>
         <w:tc>
           <w:tcPr>
-            <w:tcW w:w="925" w:type="dxa"/>
-            <w:tcBorders>
-              <w:left w:val="single" w:sz="4" w:space="0" w:color="000000"/>
-            </w:tcBorders>
-          </w:tcPr>
-          <w:p>
-            <w:pPr>
-              <w:pStyle w:val="Style19"/>
-              <w:widowControl w:val="false"/>
-              <w:bidi w:val="0"/>
-              <w:jc w:val="center"/>
-              <w:rPr>
-                <w:sz w:val="16"/>
-                <w:szCs w:val="16"/>
-              </w:rPr>
-            </w:pPr>
-            <w:r>
-              <w:rPr>
-                <w:sz w:val="16"/>
-                <w:szCs w:val="16"/>
-              </w:rPr>
-            </w:r>
-          </w:p>
-        </w:tc>
-        <w:tc>
-          <w:tcPr>
-            <w:tcW w:w="930" w:type="dxa"/>
-            <w:tcBorders>
-              <w:left w:val="single" w:sz="4" w:space="0" w:color="000000"/>
-            </w:tcBorders>
-          </w:tcPr>
-          <w:p>
-            <w:pPr>
-              <w:pStyle w:val="Style19"/>
-              <w:widowControl w:val="false"/>
-              <w:bidi w:val="0"/>
-              <w:jc w:val="center"/>
-              <w:rPr>
-                <w:sz w:val="16"/>
-                <w:szCs w:val="16"/>
-              </w:rPr>
-            </w:pPr>
-            <w:r>
-              <w:rPr>
-                <w:sz w:val="16"/>
-                <w:szCs w:val="16"/>
-              </w:rPr>
-            </w:r>
-          </w:p>
-        </w:tc>
-        <w:tc>
-          <w:tcPr>
-            <w:tcW w:w="934" w:type="dxa"/>
+            <w:tcW w:w="926" w:type="dxa"/>
+            <w:tcBorders>
+              <w:left w:val="single" w:sz="4" w:space="0" w:color="000000"/>
+            </w:tcBorders>
+          </w:tcPr>
+          <w:p>
+            <w:pPr>
+              <w:pStyle w:val="Style19"/>
+              <w:widowControl w:val="false"/>
+              <w:bidi w:val="0"/>
+              <w:jc w:val="center"/>
+              <w:rPr>
+                <w:sz w:val="16"/>
+                <w:szCs w:val="16"/>
+              </w:rPr>
+            </w:pPr>
+            <w:r>
+              <w:rPr>
+                <w:sz w:val="16"/>
+                <w:szCs w:val="16"/>
+              </w:rPr>
+            </w:r>
+          </w:p>
+        </w:tc>
+        <w:tc>
+          <w:tcPr>
+            <w:tcW w:w="929" w:type="dxa"/>
+            <w:tcBorders>
+              <w:left w:val="single" w:sz="4" w:space="0" w:color="000000"/>
+            </w:tcBorders>
+          </w:tcPr>
+          <w:p>
+            <w:pPr>
+              <w:pStyle w:val="Style19"/>
+              <w:widowControl w:val="false"/>
+              <w:bidi w:val="0"/>
+              <w:jc w:val="center"/>
+              <w:rPr>
+                <w:sz w:val="16"/>
+                <w:szCs w:val="16"/>
+              </w:rPr>
+            </w:pPr>
+            <w:r>
+              <w:rPr>
+                <w:sz w:val="16"/>
+                <w:szCs w:val="16"/>
+              </w:rPr>
+            </w:r>
+          </w:p>
+        </w:tc>
+        <w:tc>
+          <w:tcPr>
+            <w:tcW w:w="935" w:type="dxa"/>
             <w:tcBorders>
               <w:left w:val="single" w:sz="4" w:space="0" w:color="000000"/>
             </w:tcBorders>
@@ -16998,7 +17030,7 @@
         </w:tc>
         <w:tc>
           <w:tcPr>
-            <w:tcW w:w="2436" w:type="dxa"/>
+            <w:tcW w:w="2435" w:type="dxa"/>
             <w:tcBorders>
               <w:left w:val="single" w:sz="4" w:space="0" w:color="000000"/>
               <w:right w:val="single" w:sz="4" w:space="0" w:color="000000"/>
@@ -17136,59 +17168,59 @@
         </w:tc>
         <w:tc>
           <w:tcPr>
-            <w:tcW w:w="925" w:type="dxa"/>
-            <w:tcBorders>
-              <w:left w:val="single" w:sz="4" w:space="0" w:color="000000"/>
-            </w:tcBorders>
-          </w:tcPr>
-          <w:p>
-            <w:pPr>
-              <w:pStyle w:val="Style19"/>
-              <w:widowControl w:val="false"/>
-              <w:bidi w:val="0"/>
-              <w:jc w:val="center"/>
-              <w:rPr>
-                <w:sz w:val="16"/>
-                <w:szCs w:val="16"/>
-              </w:rPr>
-            </w:pPr>
-            <w:r>
-              <w:rPr>
-                <w:sz w:val="16"/>
-                <w:szCs w:val="16"/>
-              </w:rPr>
-            </w:r>
-          </w:p>
-        </w:tc>
-        <w:tc>
-          <w:tcPr>
-            <w:tcW w:w="930" w:type="dxa"/>
-            <w:tcBorders>
-              <w:left w:val="single" w:sz="4" w:space="0" w:color="000000"/>
-            </w:tcBorders>
-          </w:tcPr>
-          <w:p>
-            <w:pPr>
-              <w:pStyle w:val="Style19"/>
-              <w:widowControl w:val="false"/>
-              <w:bidi w:val="0"/>
-              <w:jc w:val="center"/>
-              <w:rPr>
-                <w:sz w:val="16"/>
-                <w:szCs w:val="16"/>
-              </w:rPr>
-            </w:pPr>
-            <w:r>
-              <w:rPr>
-                <w:sz w:val="16"/>
-                <w:szCs w:val="16"/>
-              </w:rPr>
-            </w:r>
-          </w:p>
-        </w:tc>
-        <w:tc>
-          <w:tcPr>
-            <w:tcW w:w="934" w:type="dxa"/>
+            <w:tcW w:w="926" w:type="dxa"/>
+            <w:tcBorders>
+              <w:left w:val="single" w:sz="4" w:space="0" w:color="000000"/>
+            </w:tcBorders>
+          </w:tcPr>
+          <w:p>
+            <w:pPr>
+              <w:pStyle w:val="Style19"/>
+              <w:widowControl w:val="false"/>
+              <w:bidi w:val="0"/>
+              <w:jc w:val="center"/>
+              <w:rPr>
+                <w:sz w:val="16"/>
+                <w:szCs w:val="16"/>
+              </w:rPr>
+            </w:pPr>
+            <w:r>
+              <w:rPr>
+                <w:sz w:val="16"/>
+                <w:szCs w:val="16"/>
+              </w:rPr>
+            </w:r>
+          </w:p>
+        </w:tc>
+        <w:tc>
+          <w:tcPr>
+            <w:tcW w:w="929" w:type="dxa"/>
+            <w:tcBorders>
+              <w:left w:val="single" w:sz="4" w:space="0" w:color="000000"/>
+            </w:tcBorders>
+          </w:tcPr>
+          <w:p>
+            <w:pPr>
+              <w:pStyle w:val="Style19"/>
+              <w:widowControl w:val="false"/>
+              <w:bidi w:val="0"/>
+              <w:jc w:val="center"/>
+              <w:rPr>
+                <w:sz w:val="16"/>
+                <w:szCs w:val="16"/>
+              </w:rPr>
+            </w:pPr>
+            <w:r>
+              <w:rPr>
+                <w:sz w:val="16"/>
+                <w:szCs w:val="16"/>
+              </w:rPr>
+            </w:r>
+          </w:p>
+        </w:tc>
+        <w:tc>
+          <w:tcPr>
+            <w:tcW w:w="935" w:type="dxa"/>
             <w:tcBorders>
               <w:left w:val="single" w:sz="4" w:space="0" w:color="000000"/>
             </w:tcBorders>
@@ -17215,7 +17247,7 @@
         </w:tc>
         <w:tc>
           <w:tcPr>
-            <w:tcW w:w="2436" w:type="dxa"/>
+            <w:tcW w:w="2435" w:type="dxa"/>
             <w:tcBorders>
               <w:left w:val="single" w:sz="4" w:space="0" w:color="000000"/>
               <w:right w:val="single" w:sz="4" w:space="0" w:color="000000"/>
@@ -17353,59 +17385,59 @@
         </w:tc>
         <w:tc>
           <w:tcPr>
-            <w:tcW w:w="925" w:type="dxa"/>
-            <w:tcBorders>
-              <w:left w:val="single" w:sz="4" w:space="0" w:color="000000"/>
-            </w:tcBorders>
-          </w:tcPr>
-          <w:p>
-            <w:pPr>
-              <w:pStyle w:val="Style19"/>
-              <w:widowControl w:val="false"/>
-              <w:bidi w:val="0"/>
-              <w:jc w:val="center"/>
-              <w:rPr>
-                <w:sz w:val="16"/>
-                <w:szCs w:val="16"/>
-              </w:rPr>
-            </w:pPr>
-            <w:r>
-              <w:rPr>
-                <w:sz w:val="16"/>
-                <w:szCs w:val="16"/>
-              </w:rPr>
-            </w:r>
-          </w:p>
-        </w:tc>
-        <w:tc>
-          <w:tcPr>
-            <w:tcW w:w="930" w:type="dxa"/>
-            <w:tcBorders>
-              <w:left w:val="single" w:sz="4" w:space="0" w:color="000000"/>
-            </w:tcBorders>
-          </w:tcPr>
-          <w:p>
-            <w:pPr>
-              <w:pStyle w:val="Style19"/>
-              <w:widowControl w:val="false"/>
-              <w:bidi w:val="0"/>
-              <w:jc w:val="center"/>
-              <w:rPr>
-                <w:sz w:val="16"/>
-                <w:szCs w:val="16"/>
-              </w:rPr>
-            </w:pPr>
-            <w:r>
-              <w:rPr>
-                <w:sz w:val="16"/>
-                <w:szCs w:val="16"/>
-              </w:rPr>
-            </w:r>
-          </w:p>
-        </w:tc>
-        <w:tc>
-          <w:tcPr>
-            <w:tcW w:w="934" w:type="dxa"/>
+            <w:tcW w:w="926" w:type="dxa"/>
+            <w:tcBorders>
+              <w:left w:val="single" w:sz="4" w:space="0" w:color="000000"/>
+            </w:tcBorders>
+          </w:tcPr>
+          <w:p>
+            <w:pPr>
+              <w:pStyle w:val="Style19"/>
+              <w:widowControl w:val="false"/>
+              <w:bidi w:val="0"/>
+              <w:jc w:val="center"/>
+              <w:rPr>
+                <w:sz w:val="16"/>
+                <w:szCs w:val="16"/>
+              </w:rPr>
+            </w:pPr>
+            <w:r>
+              <w:rPr>
+                <w:sz w:val="16"/>
+                <w:szCs w:val="16"/>
+              </w:rPr>
+            </w:r>
+          </w:p>
+        </w:tc>
+        <w:tc>
+          <w:tcPr>
+            <w:tcW w:w="929" w:type="dxa"/>
+            <w:tcBorders>
+              <w:left w:val="single" w:sz="4" w:space="0" w:color="000000"/>
+            </w:tcBorders>
+          </w:tcPr>
+          <w:p>
+            <w:pPr>
+              <w:pStyle w:val="Style19"/>
+              <w:widowControl w:val="false"/>
+              <w:bidi w:val="0"/>
+              <w:jc w:val="center"/>
+              <w:rPr>
+                <w:sz w:val="16"/>
+                <w:szCs w:val="16"/>
+              </w:rPr>
+            </w:pPr>
+            <w:r>
+              <w:rPr>
+                <w:sz w:val="16"/>
+                <w:szCs w:val="16"/>
+              </w:rPr>
+            </w:r>
+          </w:p>
+        </w:tc>
+        <w:tc>
+          <w:tcPr>
+            <w:tcW w:w="935" w:type="dxa"/>
             <w:tcBorders>
               <w:left w:val="single" w:sz="4" w:space="0" w:color="000000"/>
             </w:tcBorders>
@@ -17432,7 +17464,7 @@
         </w:tc>
         <w:tc>
           <w:tcPr>
-            <w:tcW w:w="2436" w:type="dxa"/>
+            <w:tcW w:w="2435" w:type="dxa"/>
             <w:tcBorders>
               <w:left w:val="single" w:sz="4" w:space="0" w:color="000000"/>
               <w:right w:val="single" w:sz="4" w:space="0" w:color="000000"/>
@@ -17574,7 +17606,7 @@
         </w:tc>
         <w:tc>
           <w:tcPr>
-            <w:tcW w:w="925" w:type="dxa"/>
+            <w:tcW w:w="926" w:type="dxa"/>
             <w:tcBorders>
               <w:left w:val="single" w:sz="4" w:space="0" w:color="000000"/>
               <w:bottom w:val="single" w:sz="4" w:space="0" w:color="000000"/>
@@ -17601,7 +17633,7 @@
         </w:tc>
         <w:tc>
           <w:tcPr>
-            <w:tcW w:w="930" w:type="dxa"/>
+            <w:tcW w:w="929" w:type="dxa"/>
             <w:tcBorders>
               <w:left w:val="single" w:sz="4" w:space="0" w:color="000000"/>
               <w:bottom w:val="single" w:sz="4" w:space="0" w:color="000000"/>
@@ -17628,7 +17660,7 @@
         </w:tc>
         <w:tc>
           <w:tcPr>
-            <w:tcW w:w="934" w:type="dxa"/>
+            <w:tcW w:w="935" w:type="dxa"/>
             <w:tcBorders>
               <w:left w:val="single" w:sz="4" w:space="0" w:color="000000"/>
               <w:bottom w:val="single" w:sz="4" w:space="0" w:color="000000"/>
@@ -17656,7 +17688,7 @@
         </w:tc>
         <w:tc>
           <w:tcPr>
-            <w:tcW w:w="2436" w:type="dxa"/>
+            <w:tcW w:w="2435" w:type="dxa"/>
             <w:tcBorders>
               <w:left w:val="single" w:sz="4" w:space="0" w:color="000000"/>
               <w:bottom w:val="single" w:sz="4" w:space="0" w:color="000000"/>
@@ -17990,10 +18022,10 @@
         <w:gridCol w:w="2721"/>
         <w:gridCol w:w="931"/>
         <w:gridCol w:w="934"/>
-        <w:gridCol w:w="925"/>
-        <w:gridCol w:w="930"/>
-        <w:gridCol w:w="934"/>
-        <w:gridCol w:w="2436"/>
+        <w:gridCol w:w="926"/>
+        <w:gridCol w:w="929"/>
+        <w:gridCol w:w="935"/>
+        <w:gridCol w:w="2435"/>
       </w:tblGrid>
       <w:tr>
         <w:trPr/>
@@ -18111,7 +18143,7 @@
         </w:tc>
         <w:tc>
           <w:tcPr>
-            <w:tcW w:w="925" w:type="dxa"/>
+            <w:tcW w:w="926" w:type="dxa"/>
             <w:tcBorders>
               <w:top w:val="single" w:sz="4" w:space="0" w:color="000000"/>
               <w:left w:val="single" w:sz="4" w:space="0" w:color="000000"/>
@@ -18139,7 +18171,7 @@
         </w:tc>
         <w:tc>
           <w:tcPr>
-            <w:tcW w:w="930" w:type="dxa"/>
+            <w:tcW w:w="929" w:type="dxa"/>
             <w:tcBorders>
               <w:top w:val="single" w:sz="4" w:space="0" w:color="000000"/>
               <w:left w:val="single" w:sz="4" w:space="0" w:color="000000"/>
@@ -18166,7 +18198,7 @@
         </w:tc>
         <w:tc>
           <w:tcPr>
-            <w:tcW w:w="934" w:type="dxa"/>
+            <w:tcW w:w="935" w:type="dxa"/>
             <w:tcBorders>
               <w:top w:val="single" w:sz="4" w:space="0" w:color="000000"/>
               <w:left w:val="single" w:sz="4" w:space="0" w:color="000000"/>
@@ -18193,7 +18225,7 @@
         </w:tc>
         <w:tc>
           <w:tcPr>
-            <w:tcW w:w="2436" w:type="dxa"/>
+            <w:tcW w:w="2435" w:type="dxa"/>
             <w:tcBorders>
               <w:top w:val="single" w:sz="4" w:space="0" w:color="000000"/>
               <w:left w:val="single" w:sz="4" w:space="0" w:color="000000"/>
@@ -18333,7 +18365,7 @@
         </w:tc>
         <w:tc>
           <w:tcPr>
-            <w:tcW w:w="925" w:type="dxa"/>
+            <w:tcW w:w="926" w:type="dxa"/>
             <w:tcBorders>
               <w:left w:val="single" w:sz="4" w:space="0" w:color="000000"/>
             </w:tcBorders>
@@ -18360,59 +18392,59 @@
         </w:tc>
         <w:tc>
           <w:tcPr>
-            <w:tcW w:w="930" w:type="dxa"/>
-            <w:tcBorders>
-              <w:left w:val="single" w:sz="4" w:space="0" w:color="000000"/>
-            </w:tcBorders>
-          </w:tcPr>
-          <w:p>
-            <w:pPr>
-              <w:pStyle w:val="Style19"/>
-              <w:widowControl w:val="false"/>
-              <w:bidi w:val="0"/>
-              <w:jc w:val="center"/>
-              <w:rPr>
-                <w:sz w:val="16"/>
-                <w:szCs w:val="16"/>
-              </w:rPr>
-            </w:pPr>
-            <w:r>
-              <w:rPr>
-                <w:sz w:val="16"/>
-                <w:szCs w:val="16"/>
-              </w:rPr>
-            </w:r>
-          </w:p>
-        </w:tc>
-        <w:tc>
-          <w:tcPr>
-            <w:tcW w:w="934" w:type="dxa"/>
-            <w:tcBorders>
-              <w:left w:val="single" w:sz="4" w:space="0" w:color="000000"/>
-            </w:tcBorders>
-          </w:tcPr>
-          <w:p>
-            <w:pPr>
-              <w:pStyle w:val="Style19"/>
-              <w:widowControl w:val="false"/>
-              <w:bidi w:val="0"/>
-              <w:jc w:val="center"/>
-              <w:rPr>
-                <w:sz w:val="16"/>
-                <w:szCs w:val="16"/>
-              </w:rPr>
-            </w:pPr>
-            <w:r>
-              <w:rPr>
-                <w:sz w:val="16"/>
-                <w:szCs w:val="16"/>
-              </w:rPr>
-            </w:r>
-          </w:p>
-        </w:tc>
-        <w:tc>
-          <w:tcPr>
-            <w:tcW w:w="2436" w:type="dxa"/>
+            <w:tcW w:w="929" w:type="dxa"/>
+            <w:tcBorders>
+              <w:left w:val="single" w:sz="4" w:space="0" w:color="000000"/>
+            </w:tcBorders>
+          </w:tcPr>
+          <w:p>
+            <w:pPr>
+              <w:pStyle w:val="Style19"/>
+              <w:widowControl w:val="false"/>
+              <w:bidi w:val="0"/>
+              <w:jc w:val="center"/>
+              <w:rPr>
+                <w:sz w:val="16"/>
+                <w:szCs w:val="16"/>
+              </w:rPr>
+            </w:pPr>
+            <w:r>
+              <w:rPr>
+                <w:sz w:val="16"/>
+                <w:szCs w:val="16"/>
+              </w:rPr>
+            </w:r>
+          </w:p>
+        </w:tc>
+        <w:tc>
+          <w:tcPr>
+            <w:tcW w:w="935" w:type="dxa"/>
+            <w:tcBorders>
+              <w:left w:val="single" w:sz="4" w:space="0" w:color="000000"/>
+            </w:tcBorders>
+          </w:tcPr>
+          <w:p>
+            <w:pPr>
+              <w:pStyle w:val="Style19"/>
+              <w:widowControl w:val="false"/>
+              <w:bidi w:val="0"/>
+              <w:jc w:val="center"/>
+              <w:rPr>
+                <w:sz w:val="16"/>
+                <w:szCs w:val="16"/>
+              </w:rPr>
+            </w:pPr>
+            <w:r>
+              <w:rPr>
+                <w:sz w:val="16"/>
+                <w:szCs w:val="16"/>
+              </w:rPr>
+            </w:r>
+          </w:p>
+        </w:tc>
+        <w:tc>
+          <w:tcPr>
+            <w:tcW w:w="2435" w:type="dxa"/>
             <w:tcBorders>
               <w:left w:val="single" w:sz="4" w:space="0" w:color="000000"/>
               <w:right w:val="single" w:sz="4" w:space="0" w:color="000000"/>
@@ -18550,7 +18582,7 @@
         </w:tc>
         <w:tc>
           <w:tcPr>
-            <w:tcW w:w="925" w:type="dxa"/>
+            <w:tcW w:w="926" w:type="dxa"/>
             <w:tcBorders>
               <w:left w:val="single" w:sz="4" w:space="0" w:color="000000"/>
             </w:tcBorders>
@@ -18577,59 +18609,59 @@
         </w:tc>
         <w:tc>
           <w:tcPr>
-            <w:tcW w:w="930" w:type="dxa"/>
-            <w:tcBorders>
-              <w:left w:val="single" w:sz="4" w:space="0" w:color="000000"/>
-            </w:tcBorders>
-          </w:tcPr>
-          <w:p>
-            <w:pPr>
-              <w:pStyle w:val="Style19"/>
-              <w:widowControl w:val="false"/>
-              <w:bidi w:val="0"/>
-              <w:jc w:val="center"/>
-              <w:rPr>
-                <w:sz w:val="16"/>
-                <w:szCs w:val="16"/>
-              </w:rPr>
-            </w:pPr>
-            <w:r>
-              <w:rPr>
-                <w:sz w:val="16"/>
-                <w:szCs w:val="16"/>
-              </w:rPr>
-            </w:r>
-          </w:p>
-        </w:tc>
-        <w:tc>
-          <w:tcPr>
-            <w:tcW w:w="934" w:type="dxa"/>
-            <w:tcBorders>
-              <w:left w:val="single" w:sz="4" w:space="0" w:color="000000"/>
-            </w:tcBorders>
-          </w:tcPr>
-          <w:p>
-            <w:pPr>
-              <w:pStyle w:val="Style19"/>
-              <w:widowControl w:val="false"/>
-              <w:bidi w:val="0"/>
-              <w:jc w:val="center"/>
-              <w:rPr>
-                <w:sz w:val="16"/>
-                <w:szCs w:val="16"/>
-              </w:rPr>
-            </w:pPr>
-            <w:r>
-              <w:rPr>
-                <w:sz w:val="16"/>
-                <w:szCs w:val="16"/>
-              </w:rPr>
-            </w:r>
-          </w:p>
-        </w:tc>
-        <w:tc>
-          <w:tcPr>
-            <w:tcW w:w="2436" w:type="dxa"/>
+            <w:tcW w:w="929" w:type="dxa"/>
+            <w:tcBorders>
+              <w:left w:val="single" w:sz="4" w:space="0" w:color="000000"/>
+            </w:tcBorders>
+          </w:tcPr>
+          <w:p>
+            <w:pPr>
+              <w:pStyle w:val="Style19"/>
+              <w:widowControl w:val="false"/>
+              <w:bidi w:val="0"/>
+              <w:jc w:val="center"/>
+              <w:rPr>
+                <w:sz w:val="16"/>
+                <w:szCs w:val="16"/>
+              </w:rPr>
+            </w:pPr>
+            <w:r>
+              <w:rPr>
+                <w:sz w:val="16"/>
+                <w:szCs w:val="16"/>
+              </w:rPr>
+            </w:r>
+          </w:p>
+        </w:tc>
+        <w:tc>
+          <w:tcPr>
+            <w:tcW w:w="935" w:type="dxa"/>
+            <w:tcBorders>
+              <w:left w:val="single" w:sz="4" w:space="0" w:color="000000"/>
+            </w:tcBorders>
+          </w:tcPr>
+          <w:p>
+            <w:pPr>
+              <w:pStyle w:val="Style19"/>
+              <w:widowControl w:val="false"/>
+              <w:bidi w:val="0"/>
+              <w:jc w:val="center"/>
+              <w:rPr>
+                <w:sz w:val="16"/>
+                <w:szCs w:val="16"/>
+              </w:rPr>
+            </w:pPr>
+            <w:r>
+              <w:rPr>
+                <w:sz w:val="16"/>
+                <w:szCs w:val="16"/>
+              </w:rPr>
+            </w:r>
+          </w:p>
+        </w:tc>
+        <w:tc>
+          <w:tcPr>
+            <w:tcW w:w="2435" w:type="dxa"/>
             <w:tcBorders>
               <w:left w:val="single" w:sz="4" w:space="0" w:color="000000"/>
               <w:right w:val="single" w:sz="4" w:space="0" w:color="000000"/>
@@ -18793,7 +18825,7 @@
         </w:tc>
         <w:tc>
           <w:tcPr>
-            <w:tcW w:w="925" w:type="dxa"/>
+            <w:tcW w:w="926" w:type="dxa"/>
             <w:tcBorders>
               <w:left w:val="single" w:sz="4" w:space="0" w:color="000000"/>
             </w:tcBorders>
@@ -18820,59 +18852,59 @@
         </w:tc>
         <w:tc>
           <w:tcPr>
-            <w:tcW w:w="930" w:type="dxa"/>
-            <w:tcBorders>
-              <w:left w:val="single" w:sz="4" w:space="0" w:color="000000"/>
-            </w:tcBorders>
-          </w:tcPr>
-          <w:p>
-            <w:pPr>
-              <w:pStyle w:val="Style19"/>
-              <w:widowControl w:val="false"/>
-              <w:bidi w:val="0"/>
-              <w:jc w:val="center"/>
-              <w:rPr>
-                <w:sz w:val="16"/>
-                <w:szCs w:val="16"/>
-              </w:rPr>
-            </w:pPr>
-            <w:r>
-              <w:rPr>
-                <w:sz w:val="16"/>
-                <w:szCs w:val="16"/>
-              </w:rPr>
-            </w:r>
-          </w:p>
-        </w:tc>
-        <w:tc>
-          <w:tcPr>
-            <w:tcW w:w="934" w:type="dxa"/>
-            <w:tcBorders>
-              <w:left w:val="single" w:sz="4" w:space="0" w:color="000000"/>
-            </w:tcBorders>
-          </w:tcPr>
-          <w:p>
-            <w:pPr>
-              <w:pStyle w:val="Style19"/>
-              <w:widowControl w:val="false"/>
-              <w:bidi w:val="0"/>
-              <w:jc w:val="center"/>
-              <w:rPr>
-                <w:sz w:val="16"/>
-                <w:szCs w:val="16"/>
-              </w:rPr>
-            </w:pPr>
-            <w:r>
-              <w:rPr>
-                <w:sz w:val="16"/>
-                <w:szCs w:val="16"/>
-              </w:rPr>
-            </w:r>
-          </w:p>
-        </w:tc>
-        <w:tc>
-          <w:tcPr>
-            <w:tcW w:w="2436" w:type="dxa"/>
+            <w:tcW w:w="929" w:type="dxa"/>
+            <w:tcBorders>
+              <w:left w:val="single" w:sz="4" w:space="0" w:color="000000"/>
+            </w:tcBorders>
+          </w:tcPr>
+          <w:p>
+            <w:pPr>
+              <w:pStyle w:val="Style19"/>
+              <w:widowControl w:val="false"/>
+              <w:bidi w:val="0"/>
+              <w:jc w:val="center"/>
+              <w:rPr>
+                <w:sz w:val="16"/>
+                <w:szCs w:val="16"/>
+              </w:rPr>
+            </w:pPr>
+            <w:r>
+              <w:rPr>
+                <w:sz w:val="16"/>
+                <w:szCs w:val="16"/>
+              </w:rPr>
+            </w:r>
+          </w:p>
+        </w:tc>
+        <w:tc>
+          <w:tcPr>
+            <w:tcW w:w="935" w:type="dxa"/>
+            <w:tcBorders>
+              <w:left w:val="single" w:sz="4" w:space="0" w:color="000000"/>
+            </w:tcBorders>
+          </w:tcPr>
+          <w:p>
+            <w:pPr>
+              <w:pStyle w:val="Style19"/>
+              <w:widowControl w:val="false"/>
+              <w:bidi w:val="0"/>
+              <w:jc w:val="center"/>
+              <w:rPr>
+                <w:sz w:val="16"/>
+                <w:szCs w:val="16"/>
+              </w:rPr>
+            </w:pPr>
+            <w:r>
+              <w:rPr>
+                <w:sz w:val="16"/>
+                <w:szCs w:val="16"/>
+              </w:rPr>
+            </w:r>
+          </w:p>
+        </w:tc>
+        <w:tc>
+          <w:tcPr>
+            <w:tcW w:w="2435" w:type="dxa"/>
             <w:tcBorders>
               <w:left w:val="single" w:sz="4" w:space="0" w:color="000000"/>
               <w:right w:val="single" w:sz="4" w:space="0" w:color="000000"/>
@@ -19010,7 +19042,7 @@
         </w:tc>
         <w:tc>
           <w:tcPr>
-            <w:tcW w:w="925" w:type="dxa"/>
+            <w:tcW w:w="926" w:type="dxa"/>
             <w:tcBorders>
               <w:left w:val="single" w:sz="4" w:space="0" w:color="000000"/>
             </w:tcBorders>
@@ -19037,59 +19069,59 @@
         </w:tc>
         <w:tc>
           <w:tcPr>
-            <w:tcW w:w="930" w:type="dxa"/>
-            <w:tcBorders>
-              <w:left w:val="single" w:sz="4" w:space="0" w:color="000000"/>
-            </w:tcBorders>
-          </w:tcPr>
-          <w:p>
-            <w:pPr>
-              <w:pStyle w:val="Style19"/>
-              <w:widowControl w:val="false"/>
-              <w:bidi w:val="0"/>
-              <w:jc w:val="center"/>
-              <w:rPr>
-                <w:sz w:val="16"/>
-                <w:szCs w:val="16"/>
-              </w:rPr>
-            </w:pPr>
-            <w:r>
-              <w:rPr>
-                <w:sz w:val="16"/>
-                <w:szCs w:val="16"/>
-              </w:rPr>
-            </w:r>
-          </w:p>
-        </w:tc>
-        <w:tc>
-          <w:tcPr>
-            <w:tcW w:w="934" w:type="dxa"/>
-            <w:tcBorders>
-              <w:left w:val="single" w:sz="4" w:space="0" w:color="000000"/>
-            </w:tcBorders>
-          </w:tcPr>
-          <w:p>
-            <w:pPr>
-              <w:pStyle w:val="Style19"/>
-              <w:widowControl w:val="false"/>
-              <w:bidi w:val="0"/>
-              <w:jc w:val="center"/>
-              <w:rPr>
-                <w:sz w:val="16"/>
-                <w:szCs w:val="16"/>
-              </w:rPr>
-            </w:pPr>
-            <w:r>
-              <w:rPr>
-                <w:sz w:val="16"/>
-                <w:szCs w:val="16"/>
-              </w:rPr>
-            </w:r>
-          </w:p>
-        </w:tc>
-        <w:tc>
-          <w:tcPr>
-            <w:tcW w:w="2436" w:type="dxa"/>
+            <w:tcW w:w="929" w:type="dxa"/>
+            <w:tcBorders>
+              <w:left w:val="single" w:sz="4" w:space="0" w:color="000000"/>
+            </w:tcBorders>
+          </w:tcPr>
+          <w:p>
+            <w:pPr>
+              <w:pStyle w:val="Style19"/>
+              <w:widowControl w:val="false"/>
+              <w:bidi w:val="0"/>
+              <w:jc w:val="center"/>
+              <w:rPr>
+                <w:sz w:val="16"/>
+                <w:szCs w:val="16"/>
+              </w:rPr>
+            </w:pPr>
+            <w:r>
+              <w:rPr>
+                <w:sz w:val="16"/>
+                <w:szCs w:val="16"/>
+              </w:rPr>
+            </w:r>
+          </w:p>
+        </w:tc>
+        <w:tc>
+          <w:tcPr>
+            <w:tcW w:w="935" w:type="dxa"/>
+            <w:tcBorders>
+              <w:left w:val="single" w:sz="4" w:space="0" w:color="000000"/>
+            </w:tcBorders>
+          </w:tcPr>
+          <w:p>
+            <w:pPr>
+              <w:pStyle w:val="Style19"/>
+              <w:widowControl w:val="false"/>
+              <w:bidi w:val="0"/>
+              <w:jc w:val="center"/>
+              <w:rPr>
+                <w:sz w:val="16"/>
+                <w:szCs w:val="16"/>
+              </w:rPr>
+            </w:pPr>
+            <w:r>
+              <w:rPr>
+                <w:sz w:val="16"/>
+                <w:szCs w:val="16"/>
+              </w:rPr>
+            </w:r>
+          </w:p>
+        </w:tc>
+        <w:tc>
+          <w:tcPr>
+            <w:tcW w:w="2435" w:type="dxa"/>
             <w:tcBorders>
               <w:left w:val="single" w:sz="4" w:space="0" w:color="000000"/>
               <w:right w:val="single" w:sz="4" w:space="0" w:color="000000"/>
@@ -19265,7 +19297,7 @@
         </w:tc>
         <w:tc>
           <w:tcPr>
-            <w:tcW w:w="925" w:type="dxa"/>
+            <w:tcW w:w="926" w:type="dxa"/>
             <w:tcBorders>
               <w:left w:val="single" w:sz="4" w:space="0" w:color="000000"/>
             </w:tcBorders>
@@ -19292,59 +19324,59 @@
         </w:tc>
         <w:tc>
           <w:tcPr>
-            <w:tcW w:w="930" w:type="dxa"/>
-            <w:tcBorders>
-              <w:left w:val="single" w:sz="4" w:space="0" w:color="000000"/>
-            </w:tcBorders>
-          </w:tcPr>
-          <w:p>
-            <w:pPr>
-              <w:pStyle w:val="Style19"/>
-              <w:widowControl w:val="false"/>
-              <w:bidi w:val="0"/>
-              <w:jc w:val="center"/>
-              <w:rPr>
-                <w:sz w:val="16"/>
-                <w:szCs w:val="16"/>
-              </w:rPr>
-            </w:pPr>
-            <w:r>
-              <w:rPr>
-                <w:sz w:val="16"/>
-                <w:szCs w:val="16"/>
-              </w:rPr>
-            </w:r>
-          </w:p>
-        </w:tc>
-        <w:tc>
-          <w:tcPr>
-            <w:tcW w:w="934" w:type="dxa"/>
-            <w:tcBorders>
-              <w:left w:val="single" w:sz="4" w:space="0" w:color="000000"/>
-            </w:tcBorders>
-          </w:tcPr>
-          <w:p>
-            <w:pPr>
-              <w:pStyle w:val="Style19"/>
-              <w:widowControl w:val="false"/>
-              <w:bidi w:val="0"/>
-              <w:jc w:val="center"/>
-              <w:rPr>
-                <w:sz w:val="16"/>
-                <w:szCs w:val="16"/>
-              </w:rPr>
-            </w:pPr>
-            <w:r>
-              <w:rPr>
-                <w:sz w:val="16"/>
-                <w:szCs w:val="16"/>
-              </w:rPr>
-            </w:r>
-          </w:p>
-        </w:tc>
-        <w:tc>
-          <w:tcPr>
-            <w:tcW w:w="2436" w:type="dxa"/>
+            <w:tcW w:w="929" w:type="dxa"/>
+            <w:tcBorders>
+              <w:left w:val="single" w:sz="4" w:space="0" w:color="000000"/>
+            </w:tcBorders>
+          </w:tcPr>
+          <w:p>
+            <w:pPr>
+              <w:pStyle w:val="Style19"/>
+              <w:widowControl w:val="false"/>
+              <w:bidi w:val="0"/>
+              <w:jc w:val="center"/>
+              <w:rPr>
+                <w:sz w:val="16"/>
+                <w:szCs w:val="16"/>
+              </w:rPr>
+            </w:pPr>
+            <w:r>
+              <w:rPr>
+                <w:sz w:val="16"/>
+                <w:szCs w:val="16"/>
+              </w:rPr>
+            </w:r>
+          </w:p>
+        </w:tc>
+        <w:tc>
+          <w:tcPr>
+            <w:tcW w:w="935" w:type="dxa"/>
+            <w:tcBorders>
+              <w:left w:val="single" w:sz="4" w:space="0" w:color="000000"/>
+            </w:tcBorders>
+          </w:tcPr>
+          <w:p>
+            <w:pPr>
+              <w:pStyle w:val="Style19"/>
+              <w:widowControl w:val="false"/>
+              <w:bidi w:val="0"/>
+              <w:jc w:val="center"/>
+              <w:rPr>
+                <w:sz w:val="16"/>
+                <w:szCs w:val="16"/>
+              </w:rPr>
+            </w:pPr>
+            <w:r>
+              <w:rPr>
+                <w:sz w:val="16"/>
+                <w:szCs w:val="16"/>
+              </w:rPr>
+            </w:r>
+          </w:p>
+        </w:tc>
+        <w:tc>
+          <w:tcPr>
+            <w:tcW w:w="2435" w:type="dxa"/>
             <w:tcBorders>
               <w:left w:val="single" w:sz="4" w:space="0" w:color="000000"/>
               <w:right w:val="single" w:sz="4" w:space="0" w:color="000000"/>
@@ -19486,7 +19518,7 @@
         </w:tc>
         <w:tc>
           <w:tcPr>
-            <w:tcW w:w="925" w:type="dxa"/>
+            <w:tcW w:w="926" w:type="dxa"/>
             <w:tcBorders>
               <w:left w:val="single" w:sz="4" w:space="0" w:color="000000"/>
               <w:bottom w:val="single" w:sz="4" w:space="0" w:color="000000"/>
@@ -19514,7 +19546,7 @@
         </w:tc>
         <w:tc>
           <w:tcPr>
-            <w:tcW w:w="930" w:type="dxa"/>
+            <w:tcW w:w="929" w:type="dxa"/>
             <w:tcBorders>
               <w:left w:val="single" w:sz="4" w:space="0" w:color="000000"/>
               <w:bottom w:val="single" w:sz="4" w:space="0" w:color="000000"/>
@@ -19541,7 +19573,7 @@
         </w:tc>
         <w:tc>
           <w:tcPr>
-            <w:tcW w:w="934" w:type="dxa"/>
+            <w:tcW w:w="935" w:type="dxa"/>
             <w:tcBorders>
               <w:left w:val="single" w:sz="4" w:space="0" w:color="000000"/>
               <w:bottom w:val="single" w:sz="4" w:space="0" w:color="000000"/>
@@ -19568,7 +19600,7 @@
         </w:tc>
         <w:tc>
           <w:tcPr>
-            <w:tcW w:w="2436" w:type="dxa"/>
+            <w:tcW w:w="2435" w:type="dxa"/>
             <w:tcBorders>
               <w:left w:val="single" w:sz="4" w:space="0" w:color="000000"/>
               <w:bottom w:val="single" w:sz="4" w:space="0" w:color="000000"/>
@@ -24600,7 +24632,20 @@
           <w:szCs w:val="20"/>
           <w:lang w:val="en-US" w:eastAsia="ko-KR" w:bidi="hi-IN"/>
         </w:rPr>
-        <w:t xml:space="preserve">효과 </w:t>
+        <w:t xml:space="preserve">효과 유발 → 지구력을 </w:t>
+      </w:r>
+      <w:r>
+        <w:rPr>
+          <w:rFonts w:eastAsia="맑은 고딕" w:cs="Arial Unicode MS"/>
+          <w:b w:val="false"/>
+          <w:bCs w:val="false"/>
+          <w:color w:val="000000"/>
+          <w:kern w:val="2"/>
+          <w:sz w:val="20"/>
+          <w:szCs w:val="20"/>
+          <w:lang w:val="en-US" w:eastAsia="ko-KR" w:bidi="hi-IN"/>
+        </w:rPr>
+        <w:t xml:space="preserve">(20) </w:t>
       </w:r>
       <w:r>
         <w:rPr>
@@ -24613,7 +24658,20 @@
           <w:szCs w:val="20"/>
           <w:lang w:val="en-US" w:eastAsia="ko-KR" w:bidi="hi-IN"/>
         </w:rPr>
-        <w:t>유발</w:t>
+        <w:t xml:space="preserve">감소시키며 </w:t>
+      </w:r>
+      <w:r>
+        <w:rPr>
+          <w:rFonts w:eastAsia="맑은 고딕" w:cs="Arial Unicode MS"/>
+          <w:b w:val="false"/>
+          <w:bCs w:val="false"/>
+          <w:color w:val="000000"/>
+          <w:kern w:val="2"/>
+          <w:sz w:val="20"/>
+          <w:szCs w:val="20"/>
+          <w:lang w:val="en-US" w:eastAsia="ko-KR" w:bidi="hi-IN"/>
+        </w:rPr>
+        <w:t>5</w:t>
       </w:r>
       <w:r>
         <w:rPr>
@@ -24626,7 +24684,7 @@
           <w:szCs w:val="20"/>
           <w:lang w:val="en-US" w:eastAsia="ko-KR" w:bidi="hi-IN"/>
         </w:rPr>
-        <w:t xml:space="preserve"> → 지구력을 </w:t>
+        <w:t xml:space="preserve">초간 방어력을 </w:t>
       </w:r>
       <w:r>
         <w:rPr>
@@ -24639,7 +24697,7 @@
           <w:szCs w:val="20"/>
           <w:lang w:val="en-US" w:eastAsia="ko-KR" w:bidi="hi-IN"/>
         </w:rPr>
-        <w:t xml:space="preserve">(20) </w:t>
+        <w:t xml:space="preserve">(5) </w:t>
       </w:r>
       <w:r>
         <w:rPr>
@@ -24652,7 +24710,409 @@
           <w:szCs w:val="20"/>
           <w:lang w:val="en-US" w:eastAsia="ko-KR" w:bidi="hi-IN"/>
         </w:rPr>
-        <w:t xml:space="preserve">감소시키며 </w:t>
+        <w:t>감소시킴</w:t>
+      </w:r>
+    </w:p>
+    <w:p>
+      <w:pPr>
+        <w:pStyle w:val="Normal"/>
+        <w:bidi w:val="0"/>
+        <w:jc w:val="left"/>
+        <w:rPr>
+          <w:sz w:val="20"/>
+          <w:szCs w:val="20"/>
+        </w:rPr>
+      </w:pPr>
+      <w:r>
+        <w:rPr>
+          <w:sz w:val="20"/>
+          <w:szCs w:val="20"/>
+        </w:rPr>
+      </w:r>
+    </w:p>
+    <w:p>
+      <w:pPr>
+        <w:pStyle w:val="Normal"/>
+        <w:bidi w:val="0"/>
+        <w:jc w:val="left"/>
+        <w:rPr>
+          <w:sz w:val="20"/>
+          <w:szCs w:val="20"/>
+        </w:rPr>
+      </w:pPr>
+      <w:r>
+        <w:rPr>
+          <w:b/>
+          <w:bCs/>
+          <w:color w:val="000000"/>
+          <w:sz w:val="20"/>
+          <w:szCs w:val="20"/>
+          <w:shd w:fill="FFFF00" w:val="clear"/>
+        </w:rPr>
+        <w:t>전기</w:t>
+      </w:r>
+      <w:r>
+        <w:rPr>
+          <w:sz w:val="20"/>
+          <w:szCs w:val="20"/>
+        </w:rPr>
+        <w:t>:</w:t>
+      </w:r>
+      <w:r>
+        <w:rPr>
+          <w:rFonts w:ascii="바탕" w:hAnsi="바탕" w:cs="Arial Unicode MS"/>
+          <w:color w:val="000000"/>
+          <w:kern w:val="2"/>
+          <w:sz w:val="20"/>
+          <w:szCs w:val="20"/>
+          <w:shd w:fill="FFFF00" w:val="clear"/>
+          <w:lang w:val="en-US" w:eastAsia="ko-KR" w:bidi="hi-IN"/>
+        </w:rPr>
+        <w:t>섬광</w:t>
+      </w:r>
+      <w:r>
+        <w:rPr>
+          <w:sz w:val="20"/>
+          <w:szCs w:val="20"/>
+        </w:rPr>
+        <w:t xml:space="preserve"> 효과 유발 → </w:t>
+      </w:r>
+      <w:r>
+        <w:rPr>
+          <w:sz w:val="20"/>
+          <w:szCs w:val="20"/>
+        </w:rPr>
+        <w:t>0.5</w:t>
+      </w:r>
+      <w:r>
+        <w:rPr>
+          <w:sz w:val="20"/>
+          <w:szCs w:val="20"/>
+        </w:rPr>
+        <w:t>초간 행동을 못하게 하고 높은량의 피해</w:t>
+      </w:r>
+      <w:r>
+        <w:rPr>
+          <w:sz w:val="20"/>
+          <w:szCs w:val="20"/>
+        </w:rPr>
+        <w:t>(15)</w:t>
+      </w:r>
+      <w:r>
+        <w:rPr>
+          <w:sz w:val="20"/>
+          <w:szCs w:val="20"/>
+        </w:rPr>
+        <w:t>를 즉시 줌</w:t>
+      </w:r>
+    </w:p>
+    <w:p>
+      <w:pPr>
+        <w:pStyle w:val="Normal"/>
+        <w:bidi w:val="0"/>
+        <w:jc w:val="left"/>
+        <w:rPr>
+          <w:sz w:val="20"/>
+          <w:szCs w:val="20"/>
+        </w:rPr>
+      </w:pPr>
+      <w:r>
+        <w:rPr>
+          <w:sz w:val="20"/>
+          <w:szCs w:val="20"/>
+        </w:rPr>
+      </w:r>
+    </w:p>
+    <w:p>
+      <w:pPr>
+        <w:pStyle w:val="Normal"/>
+        <w:bidi w:val="0"/>
+        <w:jc w:val="left"/>
+        <w:rPr>
+          <w:sz w:val="20"/>
+          <w:szCs w:val="20"/>
+        </w:rPr>
+      </w:pPr>
+      <w:r>
+        <w:rPr>
+          <w:b/>
+          <w:bCs/>
+          <w:color w:val="55308D"/>
+          <w:sz w:val="20"/>
+          <w:szCs w:val="20"/>
+          <w:shd w:fill="00A933" w:val="clear"/>
+        </w:rPr>
+        <w:t>독</w:t>
+      </w:r>
+      <w:r>
+        <w:rPr>
+          <w:sz w:val="20"/>
+          <w:szCs w:val="20"/>
+        </w:rPr>
+        <w:t>:</w:t>
+      </w:r>
+      <w:r>
+        <w:rPr>
+          <w:color w:val="55308D"/>
+          <w:sz w:val="20"/>
+          <w:szCs w:val="20"/>
+          <w:shd w:fill="00A933" w:val="clear"/>
+        </w:rPr>
+        <w:t>중독</w:t>
+      </w:r>
+      <w:r>
+        <w:rPr>
+          <w:sz w:val="20"/>
+          <w:szCs w:val="20"/>
+        </w:rPr>
+        <w:t xml:space="preserve"> 효과 유발 → 처음에는 </w:t>
+      </w:r>
+      <w:r>
+        <w:rPr>
+          <w:sz w:val="20"/>
+          <w:szCs w:val="20"/>
+        </w:rPr>
+        <w:t>2</w:t>
+      </w:r>
+      <w:r>
+        <w:rPr>
+          <w:sz w:val="20"/>
+          <w:szCs w:val="20"/>
+        </w:rPr>
+        <w:t xml:space="preserve">씩 피해를 주지만 </w:t>
+      </w:r>
+      <w:r>
+        <w:rPr>
+          <w:sz w:val="20"/>
+          <w:szCs w:val="20"/>
+        </w:rPr>
+        <w:t>2</w:t>
+      </w:r>
+      <w:r>
+        <w:rPr>
+          <w:sz w:val="20"/>
+          <w:szCs w:val="20"/>
+        </w:rPr>
+        <w:t xml:space="preserve">초당 데미지가 </w:t>
+      </w:r>
+      <w:r>
+        <w:rPr>
+          <w:sz w:val="20"/>
+          <w:szCs w:val="20"/>
+        </w:rPr>
+        <w:t>(1)</w:t>
+      </w:r>
+      <w:r>
+        <w:rPr>
+          <w:sz w:val="20"/>
+          <w:szCs w:val="20"/>
+        </w:rPr>
+        <w:t>씩 증가하는 독피해를 지속해서 줌</w:t>
+      </w:r>
+    </w:p>
+    <w:p>
+      <w:pPr>
+        <w:pStyle w:val="Normal"/>
+        <w:bidi w:val="0"/>
+        <w:jc w:val="left"/>
+        <w:rPr>
+          <w:sz w:val="20"/>
+          <w:szCs w:val="20"/>
+        </w:rPr>
+      </w:pPr>
+      <w:r>
+        <w:rPr>
+          <w:sz w:val="20"/>
+          <w:szCs w:val="20"/>
+        </w:rPr>
+      </w:r>
+    </w:p>
+    <w:p>
+      <w:pPr>
+        <w:pStyle w:val="Normal"/>
+        <w:bidi w:val="0"/>
+        <w:jc w:val="left"/>
+        <w:rPr>
+          <w:sz w:val="20"/>
+          <w:szCs w:val="20"/>
+        </w:rPr>
+      </w:pPr>
+      <w:r>
+        <w:rPr>
+          <w:b/>
+          <w:bCs/>
+          <w:color w:val="355269"/>
+          <w:sz w:val="20"/>
+          <w:szCs w:val="20"/>
+          <w:shd w:fill="729FCF" w:val="clear"/>
+        </w:rPr>
+        <w:t>얼음</w:t>
+      </w:r>
+      <w:r>
+        <w:rPr>
+          <w:sz w:val="20"/>
+          <w:szCs w:val="20"/>
+        </w:rPr>
+        <w:t>:</w:t>
+      </w:r>
+      <w:r>
+        <w:rPr>
+          <w:color w:val="355269"/>
+          <w:sz w:val="20"/>
+          <w:szCs w:val="20"/>
+          <w:shd w:fill="729FCF" w:val="clear"/>
+        </w:rPr>
+        <w:t>빙결</w:t>
+      </w:r>
+      <w:r>
+        <w:rPr>
+          <w:sz w:val="20"/>
+          <w:szCs w:val="20"/>
+        </w:rPr>
+        <w:t xml:space="preserve"> 효과 유발 → </w:t>
+      </w:r>
+      <w:r>
+        <w:rPr>
+          <w:sz w:val="20"/>
+          <w:szCs w:val="20"/>
+        </w:rPr>
+        <w:t>3</w:t>
+      </w:r>
+      <w:r>
+        <w:rPr>
+          <w:sz w:val="20"/>
+          <w:szCs w:val="20"/>
+        </w:rPr>
+        <w:t xml:space="preserve">초간 행동을 못하게 하고 </w:t>
+      </w:r>
+      <w:r>
+        <w:rPr>
+          <w:sz w:val="20"/>
+          <w:szCs w:val="20"/>
+        </w:rPr>
+        <w:t>3</w:t>
+      </w:r>
+      <w:r>
+        <w:rPr>
+          <w:sz w:val="20"/>
+          <w:szCs w:val="20"/>
+        </w:rPr>
+        <w:t xml:space="preserve">초간 이동속도 </w:t>
+      </w:r>
+      <w:r>
+        <w:rPr>
+          <w:sz w:val="20"/>
+          <w:szCs w:val="20"/>
+        </w:rPr>
+        <w:t xml:space="preserve">(50%) </w:t>
+      </w:r>
+      <w:r>
+        <w:rPr>
+          <w:sz w:val="20"/>
+          <w:szCs w:val="20"/>
+        </w:rPr>
+        <w:t>감소</w:t>
+      </w:r>
+    </w:p>
+    <w:p>
+      <w:pPr>
+        <w:pStyle w:val="Normal"/>
+        <w:bidi w:val="0"/>
+        <w:jc w:val="left"/>
+        <w:rPr>
+          <w:sz w:val="20"/>
+          <w:szCs w:val="20"/>
+        </w:rPr>
+      </w:pPr>
+      <w:r>
+        <w:rPr>
+          <w:sz w:val="20"/>
+          <w:szCs w:val="20"/>
+        </w:rPr>
+      </w:r>
+    </w:p>
+    <w:p>
+      <w:pPr>
+        <w:pStyle w:val="Normal"/>
+        <w:bidi w:val="0"/>
+        <w:jc w:val="left"/>
+        <w:rPr>
+          <w:color w:val="FFFFFF"/>
+          <w:sz w:val="20"/>
+          <w:szCs w:val="20"/>
+          <w:highlight w:val="none"/>
+          <w:shd w:fill="DDDDDD" w:val="clear"/>
+        </w:rPr>
+      </w:pPr>
+      <w:r>
+        <w:rPr>
+          <w:rFonts w:ascii="바탕" w:hAnsi="바탕" w:cs="Arial Unicode MS"/>
+          <w:b/>
+          <w:bCs/>
+          <w:color w:val="FFFFFF"/>
+          <w:kern w:val="2"/>
+          <w:sz w:val="20"/>
+          <w:szCs w:val="20"/>
+          <w:shd w:fill="DEE6EF" w:val="clear"/>
+          <w:lang w:val="en-US" w:eastAsia="ko-KR" w:bidi="hi-IN"/>
+        </w:rPr>
+        <w:t>공기</w:t>
+      </w:r>
+      <w:r>
+        <w:rPr>
+          <w:rFonts w:eastAsia="맑은 고딕" w:cs="Arial Unicode MS"/>
+          <w:b/>
+          <w:bCs/>
+          <w:color w:val="000000"/>
+          <w:kern w:val="2"/>
+          <w:sz w:val="20"/>
+          <w:szCs w:val="20"/>
+          <w:shd w:fill="auto" w:val="clear"/>
+          <w:lang w:val="en-US" w:eastAsia="ko-KR" w:bidi="hi-IN"/>
+        </w:rPr>
+        <w:t>:</w:t>
+      </w:r>
+      <w:r>
+        <w:rPr>
+          <w:rFonts w:ascii="바탕" w:hAnsi="바탕" w:cs="Arial Unicode MS"/>
+          <w:b w:val="false"/>
+          <w:bCs w:val="false"/>
+          <w:color w:val="FFFFFF"/>
+          <w:kern w:val="2"/>
+          <w:sz w:val="20"/>
+          <w:szCs w:val="20"/>
+          <w:shd w:fill="DEE6EF" w:val="clear"/>
+          <w:lang w:val="en-US" w:eastAsia="ko-KR" w:bidi="hi-IN"/>
+        </w:rPr>
+        <w:t>충격</w:t>
+      </w:r>
+      <w:r>
+        <w:rPr>
+          <w:rFonts w:ascii="바탕" w:hAnsi="바탕" w:cs="Arial Unicode MS"/>
+          <w:b/>
+          <w:bCs/>
+          <w:color w:val="000000"/>
+          <w:kern w:val="2"/>
+          <w:sz w:val="20"/>
+          <w:szCs w:val="20"/>
+          <w:shd w:fill="auto" w:val="clear"/>
+          <w:lang w:val="en-US" w:eastAsia="ko-KR" w:bidi="hi-IN"/>
+        </w:rPr>
+        <w:t xml:space="preserve"> </w:t>
+      </w:r>
+      <w:r>
+        <w:rPr>
+          <w:rFonts w:ascii="바탕" w:hAnsi="바탕" w:cs="Arial Unicode MS"/>
+          <w:b w:val="false"/>
+          <w:bCs w:val="false"/>
+          <w:color w:val="000000"/>
+          <w:kern w:val="2"/>
+          <w:sz w:val="20"/>
+          <w:szCs w:val="20"/>
+          <w:shd w:fill="auto" w:val="clear"/>
+          <w:lang w:val="en-US" w:eastAsia="ko-KR" w:bidi="hi-IN"/>
+        </w:rPr>
+        <w:t xml:space="preserve">효과유발 → 대상을 </w:t>
       </w:r>
       <w:r>
         <w:rPr>
@@ -24663,9 +25123,10 @@
           <w:kern w:val="2"/>
           <w:sz w:val="20"/>
           <w:szCs w:val="20"/>
-          <w:lang w:val="en-US" w:eastAsia="ko-KR" w:bidi="hi-IN"/>
-        </w:rPr>
-        <w:t>5</w:t>
+          <w:shd w:fill="auto" w:val="clear"/>
+          <w:lang w:val="en-US" w:eastAsia="ko-KR" w:bidi="hi-IN"/>
+        </w:rPr>
+        <w:t>(5m)</w:t>
       </w:r>
       <w:r>
         <w:rPr>
@@ -24676,461 +25137,6 @@
           <w:kern w:val="2"/>
           <w:sz w:val="20"/>
           <w:szCs w:val="20"/>
-          <w:lang w:val="en-US" w:eastAsia="ko-KR" w:bidi="hi-IN"/>
-        </w:rPr>
-        <w:t xml:space="preserve">초간 방어력을 </w:t>
-      </w:r>
-      <w:r>
-        <w:rPr>
-          <w:rFonts w:eastAsia="맑은 고딕" w:cs="Arial Unicode MS"/>
-          <w:b w:val="false"/>
-          <w:bCs w:val="false"/>
-          <w:color w:val="000000"/>
-          <w:kern w:val="2"/>
-          <w:sz w:val="20"/>
-          <w:szCs w:val="20"/>
-          <w:lang w:val="en-US" w:eastAsia="ko-KR" w:bidi="hi-IN"/>
-        </w:rPr>
-        <w:t xml:space="preserve">(5) </w:t>
-      </w:r>
-      <w:r>
-        <w:rPr>
-          <w:rFonts w:ascii="바탕" w:hAnsi="바탕" w:cs="Arial Unicode MS"/>
-          <w:b w:val="false"/>
-          <w:bCs w:val="false"/>
-          <w:color w:val="000000"/>
-          <w:kern w:val="2"/>
-          <w:sz w:val="20"/>
-          <w:szCs w:val="20"/>
-          <w:lang w:val="en-US" w:eastAsia="ko-KR" w:bidi="hi-IN"/>
-        </w:rPr>
-        <w:t>감소시킴</w:t>
-      </w:r>
-    </w:p>
-    <w:p>
-      <w:pPr>
-        <w:pStyle w:val="Normal"/>
-        <w:bidi w:val="0"/>
-        <w:jc w:val="left"/>
-        <w:rPr>
-          <w:sz w:val="20"/>
-          <w:szCs w:val="20"/>
-        </w:rPr>
-      </w:pPr>
-      <w:r>
-        <w:rPr>
-          <w:sz w:val="20"/>
-          <w:szCs w:val="20"/>
-        </w:rPr>
-      </w:r>
-    </w:p>
-    <w:p>
-      <w:pPr>
-        <w:pStyle w:val="Normal"/>
-        <w:bidi w:val="0"/>
-        <w:jc w:val="left"/>
-        <w:rPr>
-          <w:sz w:val="20"/>
-          <w:szCs w:val="20"/>
-        </w:rPr>
-      </w:pPr>
-      <w:r>
-        <w:rPr>
-          <w:b/>
-          <w:bCs/>
-          <w:color w:val="000000"/>
-          <w:sz w:val="20"/>
-          <w:szCs w:val="20"/>
-          <w:shd w:fill="FFFF00" w:val="clear"/>
-        </w:rPr>
-        <w:t>전기</w:t>
-      </w:r>
-      <w:r>
-        <w:rPr>
-          <w:sz w:val="20"/>
-          <w:szCs w:val="20"/>
-        </w:rPr>
-        <w:t>:</w:t>
-      </w:r>
-      <w:r>
-        <w:rPr>
-          <w:rFonts w:ascii="바탕" w:hAnsi="바탕" w:cs="Arial Unicode MS"/>
-          <w:color w:val="000000"/>
-          <w:kern w:val="2"/>
-          <w:sz w:val="20"/>
-          <w:szCs w:val="20"/>
-          <w:shd w:fill="FFFF00" w:val="clear"/>
-          <w:lang w:val="en-US" w:eastAsia="ko-KR" w:bidi="hi-IN"/>
-        </w:rPr>
-        <w:t>섬광</w:t>
-      </w:r>
-      <w:r>
-        <w:rPr>
-          <w:sz w:val="20"/>
-          <w:szCs w:val="20"/>
-        </w:rPr>
-        <w:t xml:space="preserve"> 효과 유발 → </w:t>
-      </w:r>
-      <w:r>
-        <w:rPr>
-          <w:sz w:val="20"/>
-          <w:szCs w:val="20"/>
-        </w:rPr>
-        <w:t>0.5</w:t>
-      </w:r>
-      <w:r>
-        <w:rPr>
-          <w:sz w:val="20"/>
-          <w:szCs w:val="20"/>
-        </w:rPr>
-        <w:t>초간 행동을 못하게 하고 높은량의 피해</w:t>
-      </w:r>
-      <w:r>
-        <w:rPr>
-          <w:sz w:val="20"/>
-          <w:szCs w:val="20"/>
-        </w:rPr>
-        <w:t>(15)</w:t>
-      </w:r>
-      <w:r>
-        <w:rPr>
-          <w:sz w:val="20"/>
-          <w:szCs w:val="20"/>
-        </w:rPr>
-        <w:t>를 즉시 줌</w:t>
-      </w:r>
-    </w:p>
-    <w:p>
-      <w:pPr>
-        <w:pStyle w:val="Normal"/>
-        <w:bidi w:val="0"/>
-        <w:jc w:val="left"/>
-        <w:rPr>
-          <w:sz w:val="20"/>
-          <w:szCs w:val="20"/>
-        </w:rPr>
-      </w:pPr>
-      <w:r>
-        <w:rPr>
-          <w:sz w:val="20"/>
-          <w:szCs w:val="20"/>
-        </w:rPr>
-      </w:r>
-    </w:p>
-    <w:p>
-      <w:pPr>
-        <w:pStyle w:val="Normal"/>
-        <w:bidi w:val="0"/>
-        <w:jc w:val="left"/>
-        <w:rPr>
-          <w:sz w:val="20"/>
-          <w:szCs w:val="20"/>
-        </w:rPr>
-      </w:pPr>
-      <w:r>
-        <w:rPr>
-          <w:b/>
-          <w:bCs/>
-          <w:color w:val="55308D"/>
-          <w:sz w:val="20"/>
-          <w:szCs w:val="20"/>
-          <w:shd w:fill="00A933" w:val="clear"/>
-        </w:rPr>
-        <w:t>독</w:t>
-      </w:r>
-      <w:r>
-        <w:rPr>
-          <w:sz w:val="20"/>
-          <w:szCs w:val="20"/>
-        </w:rPr>
-        <w:t>:</w:t>
-      </w:r>
-      <w:r>
-        <w:rPr>
-          <w:color w:val="55308D"/>
-          <w:sz w:val="20"/>
-          <w:szCs w:val="20"/>
-          <w:shd w:fill="00A933" w:val="clear"/>
-        </w:rPr>
-        <w:t>중독</w:t>
-      </w:r>
-      <w:r>
-        <w:rPr>
-          <w:sz w:val="20"/>
-          <w:szCs w:val="20"/>
-        </w:rPr>
-        <w:t xml:space="preserve"> 효과 유발 → 처음에는 </w:t>
-      </w:r>
-      <w:r>
-        <w:rPr>
-          <w:sz w:val="20"/>
-          <w:szCs w:val="20"/>
-        </w:rPr>
-        <w:t>2</w:t>
-      </w:r>
-      <w:r>
-        <w:rPr>
-          <w:sz w:val="20"/>
-          <w:szCs w:val="20"/>
-        </w:rPr>
-        <w:t xml:space="preserve">씩 피해를 주지만 </w:t>
-      </w:r>
-      <w:r>
-        <w:rPr>
-          <w:sz w:val="20"/>
-          <w:szCs w:val="20"/>
-        </w:rPr>
-        <w:t>2</w:t>
-      </w:r>
-      <w:r>
-        <w:rPr>
-          <w:sz w:val="20"/>
-          <w:szCs w:val="20"/>
-        </w:rPr>
-        <w:t xml:space="preserve">초당 데미지가 </w:t>
-      </w:r>
-      <w:r>
-        <w:rPr>
-          <w:sz w:val="20"/>
-          <w:szCs w:val="20"/>
-        </w:rPr>
-        <w:t>(1)</w:t>
-      </w:r>
-      <w:r>
-        <w:rPr>
-          <w:sz w:val="20"/>
-          <w:szCs w:val="20"/>
-        </w:rPr>
-        <w:t>씩 증가하는 독피해를 지속해서 줌</w:t>
-      </w:r>
-    </w:p>
-    <w:p>
-      <w:pPr>
-        <w:pStyle w:val="Normal"/>
-        <w:bidi w:val="0"/>
-        <w:jc w:val="left"/>
-        <w:rPr>
-          <w:sz w:val="20"/>
-          <w:szCs w:val="20"/>
-        </w:rPr>
-      </w:pPr>
-      <w:r>
-        <w:rPr>
-          <w:sz w:val="20"/>
-          <w:szCs w:val="20"/>
-        </w:rPr>
-      </w:r>
-    </w:p>
-    <w:p>
-      <w:pPr>
-        <w:pStyle w:val="Normal"/>
-        <w:bidi w:val="0"/>
-        <w:jc w:val="left"/>
-        <w:rPr>
-          <w:sz w:val="20"/>
-          <w:szCs w:val="20"/>
-        </w:rPr>
-      </w:pPr>
-      <w:r>
-        <w:rPr>
-          <w:b/>
-          <w:bCs/>
-          <w:color w:val="355269"/>
-          <w:sz w:val="20"/>
-          <w:szCs w:val="20"/>
-          <w:shd w:fill="729FCF" w:val="clear"/>
-        </w:rPr>
-        <w:t>얼음</w:t>
-      </w:r>
-      <w:r>
-        <w:rPr>
-          <w:sz w:val="20"/>
-          <w:szCs w:val="20"/>
-        </w:rPr>
-        <w:t>:</w:t>
-      </w:r>
-      <w:r>
-        <w:rPr>
-          <w:color w:val="355269"/>
-          <w:sz w:val="20"/>
-          <w:szCs w:val="20"/>
-          <w:shd w:fill="729FCF" w:val="clear"/>
-        </w:rPr>
-        <w:t>빙결</w:t>
-      </w:r>
-      <w:r>
-        <w:rPr>
-          <w:sz w:val="20"/>
-          <w:szCs w:val="20"/>
-        </w:rPr>
-        <w:t xml:space="preserve"> 효과 유발 → </w:t>
-      </w:r>
-      <w:r>
-        <w:rPr>
-          <w:sz w:val="20"/>
-          <w:szCs w:val="20"/>
-        </w:rPr>
-        <w:t>3</w:t>
-      </w:r>
-      <w:r>
-        <w:rPr>
-          <w:sz w:val="20"/>
-          <w:szCs w:val="20"/>
-        </w:rPr>
-        <w:t xml:space="preserve">초간 행동을 못하게 하고 </w:t>
-      </w:r>
-      <w:r>
-        <w:rPr>
-          <w:sz w:val="20"/>
-          <w:szCs w:val="20"/>
-        </w:rPr>
-        <w:t>3</w:t>
-      </w:r>
-      <w:r>
-        <w:rPr>
-          <w:sz w:val="20"/>
-          <w:szCs w:val="20"/>
-        </w:rPr>
-        <w:t xml:space="preserve">초간 이동속도 </w:t>
-      </w:r>
-      <w:r>
-        <w:rPr>
-          <w:sz w:val="20"/>
-          <w:szCs w:val="20"/>
-        </w:rPr>
-        <w:t xml:space="preserve">(50%) </w:t>
-      </w:r>
-      <w:r>
-        <w:rPr>
-          <w:sz w:val="20"/>
-          <w:szCs w:val="20"/>
-        </w:rPr>
-        <w:t>감소</w:t>
-      </w:r>
-    </w:p>
-    <w:p>
-      <w:pPr>
-        <w:pStyle w:val="Normal"/>
-        <w:bidi w:val="0"/>
-        <w:jc w:val="left"/>
-        <w:rPr>
-          <w:sz w:val="20"/>
-          <w:szCs w:val="20"/>
-        </w:rPr>
-      </w:pPr>
-      <w:r>
-        <w:rPr>
-          <w:sz w:val="20"/>
-          <w:szCs w:val="20"/>
-        </w:rPr>
-      </w:r>
-    </w:p>
-    <w:p>
-      <w:pPr>
-        <w:pStyle w:val="Normal"/>
-        <w:bidi w:val="0"/>
-        <w:jc w:val="left"/>
-        <w:rPr>
-          <w:color w:val="FFFFFF"/>
-          <w:sz w:val="20"/>
-          <w:szCs w:val="20"/>
-          <w:highlight w:val="none"/>
-          <w:shd w:fill="DDDDDD" w:val="clear"/>
-        </w:rPr>
-      </w:pPr>
-      <w:r>
-        <w:rPr>
-          <w:rFonts w:ascii="바탕" w:hAnsi="바탕" w:cs="Arial Unicode MS"/>
-          <w:b/>
-          <w:bCs/>
-          <w:color w:val="FFFFFF"/>
-          <w:kern w:val="2"/>
-          <w:sz w:val="20"/>
-          <w:szCs w:val="20"/>
-          <w:shd w:fill="DEE6EF" w:val="clear"/>
-          <w:lang w:val="en-US" w:eastAsia="ko-KR" w:bidi="hi-IN"/>
-        </w:rPr>
-        <w:t>공기</w:t>
-      </w:r>
-      <w:r>
-        <w:rPr>
-          <w:rFonts w:eastAsia="맑은 고딕" w:cs="Arial Unicode MS"/>
-          <w:b/>
-          <w:bCs/>
-          <w:color w:val="000000"/>
-          <w:kern w:val="2"/>
-          <w:sz w:val="20"/>
-          <w:szCs w:val="20"/>
-          <w:shd w:fill="auto" w:val="clear"/>
-          <w:lang w:val="en-US" w:eastAsia="ko-KR" w:bidi="hi-IN"/>
-        </w:rPr>
-        <w:t>:</w:t>
-      </w:r>
-      <w:r>
-        <w:rPr>
-          <w:rFonts w:ascii="바탕" w:hAnsi="바탕" w:cs="Arial Unicode MS"/>
-          <w:b w:val="false"/>
-          <w:bCs w:val="false"/>
-          <w:color w:val="FFFFFF"/>
-          <w:kern w:val="2"/>
-          <w:sz w:val="20"/>
-          <w:szCs w:val="20"/>
-          <w:shd w:fill="DEE6EF" w:val="clear"/>
-          <w:lang w:val="en-US" w:eastAsia="ko-KR" w:bidi="hi-IN"/>
-        </w:rPr>
-        <w:t>충격</w:t>
-      </w:r>
-      <w:r>
-        <w:rPr>
-          <w:rFonts w:ascii="바탕" w:hAnsi="바탕" w:cs="Arial Unicode MS"/>
-          <w:b/>
-          <w:bCs/>
-          <w:color w:val="000000"/>
-          <w:kern w:val="2"/>
-          <w:sz w:val="20"/>
-          <w:szCs w:val="20"/>
-          <w:shd w:fill="auto" w:val="clear"/>
-          <w:lang w:val="en-US" w:eastAsia="ko-KR" w:bidi="hi-IN"/>
-        </w:rPr>
-        <w:t xml:space="preserve"> </w:t>
-      </w:r>
-      <w:r>
-        <w:rPr>
-          <w:rFonts w:ascii="바탕" w:hAnsi="바탕" w:cs="Arial Unicode MS"/>
-          <w:b w:val="false"/>
-          <w:bCs w:val="false"/>
-          <w:color w:val="000000"/>
-          <w:kern w:val="2"/>
-          <w:sz w:val="20"/>
-          <w:szCs w:val="20"/>
-          <w:shd w:fill="auto" w:val="clear"/>
-          <w:lang w:val="en-US" w:eastAsia="ko-KR" w:bidi="hi-IN"/>
-        </w:rPr>
-        <w:t xml:space="preserve">효과유발 → 대상을 </w:t>
-      </w:r>
-      <w:r>
-        <w:rPr>
-          <w:rFonts w:eastAsia="맑은 고딕" w:cs="Arial Unicode MS"/>
-          <w:b w:val="false"/>
-          <w:bCs w:val="false"/>
-          <w:color w:val="000000"/>
-          <w:kern w:val="2"/>
-          <w:sz w:val="20"/>
-          <w:szCs w:val="20"/>
-          <w:shd w:fill="auto" w:val="clear"/>
-          <w:lang w:val="en-US" w:eastAsia="ko-KR" w:bidi="hi-IN"/>
-        </w:rPr>
-        <w:t>(5m)</w:t>
-      </w:r>
-      <w:r>
-        <w:rPr>
-          <w:rFonts w:ascii="바탕" w:hAnsi="바탕" w:cs="Arial Unicode MS"/>
-          <w:b w:val="false"/>
-          <w:bCs w:val="false"/>
-          <w:color w:val="000000"/>
-          <w:kern w:val="2"/>
-          <w:sz w:val="20"/>
-          <w:szCs w:val="20"/>
           <w:shd w:fill="auto" w:val="clear"/>
           <w:lang w:val="en-US" w:eastAsia="ko-KR" w:bidi="hi-IN"/>
         </w:rPr>
@@ -25165,21 +25171,10 @@
         </w:rPr>
       </w:pPr>
       <w:r>
-        <w:rPr/>
-      </w:r>
-    </w:p>
-    <w:p>
-      <w:pPr>
-        <w:pStyle w:val="Normal"/>
-        <w:bidi w:val="0"/>
-        <w:jc w:val="left"/>
         <w:rPr>
           <w:sz w:val="34"/>
           <w:szCs w:val="34"/>
         </w:rPr>
-      </w:pPr>
-      <w:r>
-        <w:rPr/>
       </w:r>
     </w:p>
     <w:p>
@@ -25193,24 +25188,44 @@
         </w:rPr>
       </w:pPr>
       <w:r>
-        <w:rPr/>
-      </w:r>
-    </w:p>
-    <w:p>
-      <w:pPr>
-        <w:pStyle w:val="Normal"/>
-        <w:bidi w:val="0"/>
-        <w:jc w:val="left"/>
         <w:rPr>
           <w:sz w:val="34"/>
           <w:szCs w:val="34"/>
         </w:rPr>
-      </w:pPr>
-      <w:r>
+      </w:r>
+    </w:p>
+    <w:p>
+      <w:pPr>
+        <w:pStyle w:val="Normal"/>
+        <w:bidi w:val="0"/>
+        <w:jc w:val="left"/>
         <w:rPr>
           <w:sz w:val="34"/>
           <w:szCs w:val="34"/>
         </w:rPr>
+      </w:pPr>
+      <w:r>
+        <w:rPr>
+          <w:sz w:val="34"/>
+          <w:szCs w:val="34"/>
+        </w:rPr>
+      </w:r>
+    </w:p>
+    <w:p>
+      <w:pPr>
+        <w:pStyle w:val="Normal"/>
+        <w:bidi w:val="0"/>
+        <w:jc w:val="left"/>
+        <w:rPr>
+          <w:sz w:val="34"/>
+          <w:szCs w:val="34"/>
+        </w:rPr>
+      </w:pPr>
+      <w:r>
+        <w:rPr>
+          <w:sz w:val="34"/>
+          <w:szCs w:val="34"/>
+        </w:rPr>
         <w:t xml:space="preserve">*  </w:t>
       </w:r>
       <w:r>
@@ -25319,7 +25334,10 @@
         </w:rPr>
       </w:pPr>
       <w:r>
-        <w:rPr/>
+        <w:rPr>
+          <w:sz w:val="20"/>
+          <w:szCs w:val="20"/>
+        </w:rPr>
       </w:r>
     </w:p>
     <w:p>
@@ -25388,7 +25406,10 @@
         </w:rPr>
       </w:pPr>
       <w:r>
-        <w:rPr/>
+        <w:rPr>
+          <w:sz w:val="20"/>
+          <w:szCs w:val="20"/>
+        </w:rPr>
       </w:r>
     </w:p>
     <w:p>
@@ -25446,7 +25467,10 @@
         </w:rPr>
       </w:pPr>
       <w:r>
-        <w:rPr/>
+        <w:rPr>
+          <w:sz w:val="20"/>
+          <w:szCs w:val="20"/>
+        </w:rPr>
       </w:r>
     </w:p>
     <w:p>
@@ -25559,7 +25583,10 @@
         </w:rPr>
       </w:pPr>
       <w:r>
-        <w:rPr/>
+        <w:rPr>
+          <w:sz w:val="20"/>
+          <w:szCs w:val="20"/>
+        </w:rPr>
       </w:r>
     </w:p>
     <w:p>
@@ -25606,7 +25633,10 @@
         </w:rPr>
       </w:pPr>
       <w:r>
-        <w:rPr/>
+        <w:rPr>
+          <w:sz w:val="20"/>
+          <w:szCs w:val="20"/>
+        </w:rPr>
       </w:r>
     </w:p>
     <w:tbl>
@@ -25625,7 +25655,7 @@
       <w:tblGrid>
         <w:gridCol w:w="1243"/>
         <w:gridCol w:w="2561"/>
-        <w:gridCol w:w="3964"/>
+        <w:gridCol w:w="3963"/>
         <w:gridCol w:w="3256"/>
       </w:tblGrid>
       <w:tr>
@@ -25704,7 +25734,7 @@
         </w:tc>
         <w:tc>
           <w:tcPr>
-            <w:tcW w:w="3964" w:type="dxa"/>
+            <w:tcW w:w="3963" w:type="dxa"/>
             <w:tcBorders>
               <w:left w:val="single" w:sz="4" w:space="0" w:color="000000"/>
             </w:tcBorders>
@@ -25842,7 +25872,7 @@
         </w:tc>
         <w:tc>
           <w:tcPr>
-            <w:tcW w:w="3964" w:type="dxa"/>
+            <w:tcW w:w="3963" w:type="dxa"/>
             <w:tcBorders>
               <w:left w:val="single" w:sz="4" w:space="0" w:color="000000"/>
             </w:tcBorders>
@@ -25953,8 +25983,10 @@
             </w:pPr>
             <w:r>
               <w:rPr>
-                <w:sz w:val="20"/>
-                <w:szCs w:val="20"/>
+                <w:rFonts w:eastAsia="맑은 고딕" w:cs="Arial Unicode MS"/>
+                <w:color w:val="auto"/>
+                <w:kern w:val="2"/>
+                <w:lang w:val="en-US" w:eastAsia="ko-KR" w:bidi="hi-IN"/>
               </w:rPr>
             </w:r>
           </w:p>
@@ -26026,7 +26058,7 @@
         </w:tc>
         <w:tc>
           <w:tcPr>
-            <w:tcW w:w="3964" w:type="dxa"/>
+            <w:tcW w:w="3963" w:type="dxa"/>
             <w:tcBorders>
               <w:left w:val="single" w:sz="4" w:space="0" w:color="000000"/>
             </w:tcBorders>
@@ -26186,7 +26218,7 @@
         </w:tc>
         <w:tc>
           <w:tcPr>
-            <w:tcW w:w="3964" w:type="dxa"/>
+            <w:tcW w:w="3963" w:type="dxa"/>
             <w:tcBorders>
               <w:left w:val="single" w:sz="4" w:space="0" w:color="000000"/>
             </w:tcBorders>
@@ -26346,7 +26378,7 @@
         </w:tc>
         <w:tc>
           <w:tcPr>
-            <w:tcW w:w="3964" w:type="dxa"/>
+            <w:tcW w:w="3963" w:type="dxa"/>
             <w:tcBorders>
               <w:left w:val="single" w:sz="4" w:space="0" w:color="000000"/>
             </w:tcBorders>
@@ -26576,7 +26608,7 @@
         </w:tc>
         <w:tc>
           <w:tcPr>
-            <w:tcW w:w="3964" w:type="dxa"/>
+            <w:tcW w:w="3963" w:type="dxa"/>
             <w:tcBorders>
               <w:left w:val="single" w:sz="4" w:space="0" w:color="000000"/>
             </w:tcBorders>
@@ -26764,7 +26796,7 @@
         </w:tc>
         <w:tc>
           <w:tcPr>
-            <w:tcW w:w="3964" w:type="dxa"/>
+            <w:tcW w:w="3963" w:type="dxa"/>
             <w:tcBorders>
               <w:left w:val="single" w:sz="4" w:space="0" w:color="000000"/>
             </w:tcBorders>
@@ -26935,7 +26967,7 @@
         </w:tc>
         <w:tc>
           <w:tcPr>
-            <w:tcW w:w="3964" w:type="dxa"/>
+            <w:tcW w:w="3963" w:type="dxa"/>
             <w:tcBorders>
               <w:left w:val="single" w:sz="4" w:space="0" w:color="000000"/>
             </w:tcBorders>
@@ -27097,7 +27129,7 @@
         </w:tc>
         <w:tc>
           <w:tcPr>
-            <w:tcW w:w="3964" w:type="dxa"/>
+            <w:tcW w:w="3963" w:type="dxa"/>
             <w:tcBorders>
               <w:left w:val="single" w:sz="4" w:space="0" w:color="000000"/>
             </w:tcBorders>
@@ -27215,7 +27247,7 @@
         </w:tc>
         <w:tc>
           <w:tcPr>
-            <w:tcW w:w="3964" w:type="dxa"/>
+            <w:tcW w:w="3963" w:type="dxa"/>
             <w:tcBorders>
               <w:left w:val="single" w:sz="4" w:space="0" w:color="000000"/>
             </w:tcBorders>
@@ -27379,7 +27411,7 @@
         </w:tc>
         <w:tc>
           <w:tcPr>
-            <w:tcW w:w="3964" w:type="dxa"/>
+            <w:tcW w:w="3963" w:type="dxa"/>
             <w:tcBorders>
               <w:left w:val="single" w:sz="4" w:space="0" w:color="000000"/>
             </w:tcBorders>
@@ -27539,7 +27571,7 @@
         </w:tc>
         <w:tc>
           <w:tcPr>
-            <w:tcW w:w="3964" w:type="dxa"/>
+            <w:tcW w:w="3963" w:type="dxa"/>
             <w:tcBorders>
               <w:left w:val="single" w:sz="4" w:space="0" w:color="000000"/>
             </w:tcBorders>
@@ -27699,7 +27731,7 @@
         </w:tc>
         <w:tc>
           <w:tcPr>
-            <w:tcW w:w="3964" w:type="dxa"/>
+            <w:tcW w:w="3963" w:type="dxa"/>
             <w:tcBorders>
               <w:left w:val="single" w:sz="4" w:space="0" w:color="000000"/>
             </w:tcBorders>
@@ -27859,7 +27891,7 @@
         </w:tc>
         <w:tc>
           <w:tcPr>
-            <w:tcW w:w="3964" w:type="dxa"/>
+            <w:tcW w:w="3963" w:type="dxa"/>
             <w:tcBorders>
               <w:left w:val="single" w:sz="4" w:space="0" w:color="000000"/>
             </w:tcBorders>
@@ -28047,7 +28079,7 @@
         </w:tc>
         <w:tc>
           <w:tcPr>
-            <w:tcW w:w="3964" w:type="dxa"/>
+            <w:tcW w:w="3963" w:type="dxa"/>
             <w:tcBorders>
               <w:left w:val="single" w:sz="4" w:space="0" w:color="000000"/>
             </w:tcBorders>
@@ -28206,7 +28238,7 @@
         </w:tc>
         <w:tc>
           <w:tcPr>
-            <w:tcW w:w="3964" w:type="dxa"/>
+            <w:tcW w:w="3963" w:type="dxa"/>
             <w:tcBorders>
               <w:left w:val="single" w:sz="4" w:space="0" w:color="000000"/>
             </w:tcBorders>
@@ -28356,7 +28388,7 @@
         </w:tc>
         <w:tc>
           <w:tcPr>
-            <w:tcW w:w="3964" w:type="dxa"/>
+            <w:tcW w:w="3963" w:type="dxa"/>
             <w:tcBorders>
               <w:left w:val="single" w:sz="4" w:space="0" w:color="000000"/>
             </w:tcBorders>
@@ -28469,7 +28501,7 @@
         </w:tc>
         <w:tc>
           <w:tcPr>
-            <w:tcW w:w="3964" w:type="dxa"/>
+            <w:tcW w:w="3963" w:type="dxa"/>
             <w:tcBorders>
               <w:left w:val="single" w:sz="4" w:space="0" w:color="000000"/>
             </w:tcBorders>
@@ -28673,7 +28705,7 @@
         </w:tc>
         <w:tc>
           <w:tcPr>
-            <w:tcW w:w="3964" w:type="dxa"/>
+            <w:tcW w:w="3963" w:type="dxa"/>
             <w:tcBorders>
               <w:left w:val="single" w:sz="4" w:space="0" w:color="000000"/>
             </w:tcBorders>
@@ -28828,7 +28860,7 @@
         </w:tc>
         <w:tc>
           <w:tcPr>
-            <w:tcW w:w="3964" w:type="dxa"/>
+            <w:tcW w:w="3963" w:type="dxa"/>
             <w:tcBorders>
               <w:left w:val="single" w:sz="4" w:space="0" w:color="000000"/>
             </w:tcBorders>
@@ -28983,7 +29015,7 @@
         </w:tc>
         <w:tc>
           <w:tcPr>
-            <w:tcW w:w="3964" w:type="dxa"/>
+            <w:tcW w:w="3963" w:type="dxa"/>
             <w:tcBorders>
               <w:left w:val="single" w:sz="4" w:space="0" w:color="000000"/>
             </w:tcBorders>
@@ -29138,7 +29170,7 @@
         </w:tc>
         <w:tc>
           <w:tcPr>
-            <w:tcW w:w="3964" w:type="dxa"/>
+            <w:tcW w:w="3963" w:type="dxa"/>
             <w:tcBorders>
               <w:left w:val="single" w:sz="4" w:space="0" w:color="000000"/>
             </w:tcBorders>
@@ -29292,7 +29324,7 @@
         </w:tc>
         <w:tc>
           <w:tcPr>
-            <w:tcW w:w="3964" w:type="dxa"/>
+            <w:tcW w:w="3963" w:type="dxa"/>
             <w:tcBorders>
               <w:left w:val="single" w:sz="4" w:space="0" w:color="000000"/>
             </w:tcBorders>
@@ -29446,7 +29478,7 @@
         </w:tc>
         <w:tc>
           <w:tcPr>
-            <w:tcW w:w="3964" w:type="dxa"/>
+            <w:tcW w:w="3963" w:type="dxa"/>
             <w:tcBorders>
               <w:left w:val="single" w:sz="4" w:space="0" w:color="000000"/>
             </w:tcBorders>
@@ -29596,7 +29628,7 @@
         </w:tc>
         <w:tc>
           <w:tcPr>
-            <w:tcW w:w="3964" w:type="dxa"/>
+            <w:tcW w:w="3963" w:type="dxa"/>
             <w:tcBorders>
               <w:left w:val="single" w:sz="4" w:space="0" w:color="000000"/>
             </w:tcBorders>
@@ -29704,7 +29736,7 @@
         </w:tc>
         <w:tc>
           <w:tcPr>
-            <w:tcW w:w="3964" w:type="dxa"/>
+            <w:tcW w:w="3963" w:type="dxa"/>
             <w:tcBorders>
               <w:left w:val="single" w:sz="4" w:space="0" w:color="000000"/>
             </w:tcBorders>
@@ -29812,7 +29844,7 @@
         </w:tc>
         <w:tc>
           <w:tcPr>
-            <w:tcW w:w="3964" w:type="dxa"/>
+            <w:tcW w:w="3963" w:type="dxa"/>
             <w:tcBorders>
               <w:left w:val="single" w:sz="4" w:space="0" w:color="000000"/>
             </w:tcBorders>
@@ -29920,7 +29952,7 @@
         </w:tc>
         <w:tc>
           <w:tcPr>
-            <w:tcW w:w="3964" w:type="dxa"/>
+            <w:tcW w:w="3963" w:type="dxa"/>
             <w:tcBorders>
               <w:left w:val="single" w:sz="4" w:space="0" w:color="000000"/>
             </w:tcBorders>
@@ -30028,7 +30060,7 @@
         </w:tc>
         <w:tc>
           <w:tcPr>
-            <w:tcW w:w="3964" w:type="dxa"/>
+            <w:tcW w:w="3963" w:type="dxa"/>
             <w:tcBorders>
               <w:left w:val="single" w:sz="4" w:space="0" w:color="000000"/>
             </w:tcBorders>
@@ -30092,105 +30124,129 @@
         </w:rPr>
       </w:pPr>
       <w:r>
-        <w:rPr/>
-      </w:r>
-    </w:p>
-    <w:p>
-      <w:pPr>
-        <w:pStyle w:val="Normal"/>
-        <w:bidi w:val="0"/>
-        <w:jc w:val="left"/>
-        <w:rPr>
-          <w:sz w:val="20"/>
-          <w:szCs w:val="20"/>
-        </w:rPr>
-      </w:pPr>
-      <w:r>
-        <w:rPr/>
-      </w:r>
-    </w:p>
-    <w:p>
-      <w:pPr>
-        <w:pStyle w:val="Normal"/>
-        <w:bidi w:val="0"/>
-        <w:jc w:val="left"/>
-        <w:rPr>
-          <w:sz w:val="20"/>
-          <w:szCs w:val="20"/>
-        </w:rPr>
-      </w:pPr>
-      <w:r>
-        <w:rPr/>
-      </w:r>
-    </w:p>
-    <w:p>
-      <w:pPr>
-        <w:pStyle w:val="Normal"/>
-        <w:bidi w:val="0"/>
-        <w:jc w:val="left"/>
-        <w:rPr>
-          <w:sz w:val="20"/>
-          <w:szCs w:val="20"/>
-        </w:rPr>
-      </w:pPr>
-      <w:r>
-        <w:rPr/>
-      </w:r>
-    </w:p>
-    <w:p>
-      <w:pPr>
-        <w:pStyle w:val="Normal"/>
-        <w:bidi w:val="0"/>
-        <w:jc w:val="left"/>
-        <w:rPr>
-          <w:sz w:val="20"/>
-          <w:szCs w:val="20"/>
-        </w:rPr>
-      </w:pPr>
-      <w:r>
-        <w:rPr/>
-      </w:r>
-    </w:p>
-    <w:p>
-      <w:pPr>
-        <w:pStyle w:val="Normal"/>
-        <w:bidi w:val="0"/>
-        <w:jc w:val="left"/>
-        <w:rPr>
-          <w:sz w:val="20"/>
-          <w:szCs w:val="20"/>
-        </w:rPr>
-      </w:pPr>
-      <w:r>
-        <w:rPr/>
-      </w:r>
-    </w:p>
-    <w:p>
-      <w:pPr>
-        <w:pStyle w:val="Normal"/>
-        <w:bidi w:val="0"/>
-        <w:jc w:val="left"/>
-        <w:rPr>
-          <w:sz w:val="20"/>
-          <w:szCs w:val="20"/>
-        </w:rPr>
-      </w:pPr>
-      <w:r>
-        <w:rPr/>
-      </w:r>
-    </w:p>
-    <w:p>
-      <w:pPr>
-        <w:pStyle w:val="Normal"/>
-        <w:bidi w:val="0"/>
-        <w:jc w:val="left"/>
-        <w:rPr>
-          <w:sz w:val="20"/>
-          <w:szCs w:val="20"/>
-        </w:rPr>
-      </w:pPr>
-      <w:r>
-        <w:rPr/>
+        <w:rPr>
+          <w:sz w:val="20"/>
+          <w:szCs w:val="20"/>
+        </w:rPr>
+      </w:r>
+    </w:p>
+    <w:p>
+      <w:pPr>
+        <w:pStyle w:val="Normal"/>
+        <w:bidi w:val="0"/>
+        <w:jc w:val="left"/>
+        <w:rPr>
+          <w:sz w:val="20"/>
+          <w:szCs w:val="20"/>
+        </w:rPr>
+      </w:pPr>
+      <w:r>
+        <w:rPr>
+          <w:sz w:val="20"/>
+          <w:szCs w:val="20"/>
+        </w:rPr>
+      </w:r>
+    </w:p>
+    <w:p>
+      <w:pPr>
+        <w:pStyle w:val="Normal"/>
+        <w:bidi w:val="0"/>
+        <w:jc w:val="left"/>
+        <w:rPr>
+          <w:sz w:val="20"/>
+          <w:szCs w:val="20"/>
+        </w:rPr>
+      </w:pPr>
+      <w:r>
+        <w:rPr>
+          <w:sz w:val="20"/>
+          <w:szCs w:val="20"/>
+        </w:rPr>
+      </w:r>
+    </w:p>
+    <w:p>
+      <w:pPr>
+        <w:pStyle w:val="Normal"/>
+        <w:bidi w:val="0"/>
+        <w:jc w:val="left"/>
+        <w:rPr>
+          <w:sz w:val="20"/>
+          <w:szCs w:val="20"/>
+        </w:rPr>
+      </w:pPr>
+      <w:r>
+        <w:rPr>
+          <w:sz w:val="20"/>
+          <w:szCs w:val="20"/>
+        </w:rPr>
+      </w:r>
+    </w:p>
+    <w:p>
+      <w:pPr>
+        <w:pStyle w:val="Normal"/>
+        <w:bidi w:val="0"/>
+        <w:jc w:val="left"/>
+        <w:rPr>
+          <w:sz w:val="20"/>
+          <w:szCs w:val="20"/>
+        </w:rPr>
+      </w:pPr>
+      <w:r>
+        <w:rPr>
+          <w:sz w:val="20"/>
+          <w:szCs w:val="20"/>
+        </w:rPr>
+      </w:r>
+    </w:p>
+    <w:p>
+      <w:pPr>
+        <w:pStyle w:val="Normal"/>
+        <w:bidi w:val="0"/>
+        <w:jc w:val="left"/>
+        <w:rPr>
+          <w:sz w:val="20"/>
+          <w:szCs w:val="20"/>
+        </w:rPr>
+      </w:pPr>
+      <w:r>
+        <w:rPr>
+          <w:sz w:val="20"/>
+          <w:szCs w:val="20"/>
+        </w:rPr>
+      </w:r>
+    </w:p>
+    <w:p>
+      <w:pPr>
+        <w:pStyle w:val="Normal"/>
+        <w:bidi w:val="0"/>
+        <w:jc w:val="left"/>
+        <w:rPr>
+          <w:sz w:val="20"/>
+          <w:szCs w:val="20"/>
+        </w:rPr>
+      </w:pPr>
+      <w:r>
+        <w:rPr>
+          <w:sz w:val="20"/>
+          <w:szCs w:val="20"/>
+        </w:rPr>
+      </w:r>
+    </w:p>
+    <w:p>
+      <w:pPr>
+        <w:pStyle w:val="Normal"/>
+        <w:bidi w:val="0"/>
+        <w:jc w:val="left"/>
+        <w:rPr>
+          <w:sz w:val="20"/>
+          <w:szCs w:val="20"/>
+        </w:rPr>
+      </w:pPr>
+      <w:r>
+        <w:rPr>
+          <w:sz w:val="20"/>
+          <w:szCs w:val="20"/>
+        </w:rPr>
       </w:r>
     </w:p>
     <w:p>
@@ -39141,7 +39197,7 @@
     <w:pPr>
       <w:widowControl/>
       <w:suppressAutoHyphens w:val="true"/>
-      <w:overflowPunct w:val="false"/>
+      <w:overflowPunct w:val="true"/>
       <w:bidi w:val="0"/>
       <w:spacing w:before="0" w:after="0"/>
       <w:jc w:val="left"/>

--- a/2025 게임 개발 계획서v0.1.docx
+++ b/2025 게임 개발 계획서v0.1.docx
@@ -5716,11 +5716,11 @@
         <w:gridCol w:w="621"/>
         <w:gridCol w:w="2721"/>
         <w:gridCol w:w="930"/>
-        <w:gridCol w:w="936"/>
+        <w:gridCol w:w="937"/>
         <w:gridCol w:w="930"/>
         <w:gridCol w:w="930"/>
         <w:gridCol w:w="929"/>
-        <w:gridCol w:w="2201"/>
+        <w:gridCol w:w="2200"/>
       </w:tblGrid>
       <w:tr>
         <w:trPr/>
@@ -5813,7 +5813,7 @@
         </w:tc>
         <w:tc>
           <w:tcPr>
-            <w:tcW w:w="936" w:type="dxa"/>
+            <w:tcW w:w="937" w:type="dxa"/>
             <w:tcBorders>
               <w:top w:val="single" w:sz="4" w:space="0" w:color="000000"/>
               <w:left w:val="single" w:sz="4" w:space="0" w:color="000000"/>
@@ -5929,7 +5929,7 @@
         </w:tc>
         <w:tc>
           <w:tcPr>
-            <w:tcW w:w="2201" w:type="dxa"/>
+            <w:tcW w:w="2200" w:type="dxa"/>
             <w:tcBorders>
               <w:top w:val="single" w:sz="4" w:space="0" w:color="000000"/>
               <w:left w:val="single" w:sz="4" w:space="0" w:color="000000"/>
@@ -6065,7 +6065,7 @@
         </w:tc>
         <w:tc>
           <w:tcPr>
-            <w:tcW w:w="936" w:type="dxa"/>
+            <w:tcW w:w="937" w:type="dxa"/>
             <w:tcBorders>
               <w:left w:val="single" w:sz="4" w:space="0" w:color="000000"/>
               <w:bottom w:val="single" w:sz="4" w:space="0" w:color="000000"/>
@@ -6366,7 +6366,7 @@
         </w:tc>
         <w:tc>
           <w:tcPr>
-            <w:tcW w:w="2201" w:type="dxa"/>
+            <w:tcW w:w="2200" w:type="dxa"/>
             <w:tcBorders>
               <w:left w:val="single" w:sz="4" w:space="0" w:color="000000"/>
               <w:bottom w:val="single" w:sz="4" w:space="0" w:color="000000"/>
@@ -8001,10 +8001,10 @@
         <w:gridCol w:w="2721"/>
         <w:gridCol w:w="931"/>
         <w:gridCol w:w="934"/>
-        <w:gridCol w:w="926"/>
-        <w:gridCol w:w="929"/>
-        <w:gridCol w:w="935"/>
-        <w:gridCol w:w="2435"/>
+        <w:gridCol w:w="927"/>
+        <w:gridCol w:w="928"/>
+        <w:gridCol w:w="936"/>
+        <w:gridCol w:w="2434"/>
       </w:tblGrid>
       <w:tr>
         <w:trPr/>
@@ -8126,7 +8126,7 @@
         </w:tc>
         <w:tc>
           <w:tcPr>
-            <w:tcW w:w="926" w:type="dxa"/>
+            <w:tcW w:w="927" w:type="dxa"/>
             <w:tcBorders>
               <w:top w:val="single" w:sz="4" w:space="0" w:color="000000"/>
               <w:left w:val="single" w:sz="4" w:space="0" w:color="000000"/>
@@ -8155,7 +8155,7 @@
         </w:tc>
         <w:tc>
           <w:tcPr>
-            <w:tcW w:w="929" w:type="dxa"/>
+            <w:tcW w:w="928" w:type="dxa"/>
             <w:tcBorders>
               <w:top w:val="single" w:sz="4" w:space="0" w:color="000000"/>
               <w:left w:val="single" w:sz="4" w:space="0" w:color="000000"/>
@@ -8184,7 +8184,7 @@
         </w:tc>
         <w:tc>
           <w:tcPr>
-            <w:tcW w:w="935" w:type="dxa"/>
+            <w:tcW w:w="936" w:type="dxa"/>
             <w:tcBorders>
               <w:top w:val="single" w:sz="4" w:space="0" w:color="000000"/>
               <w:left w:val="single" w:sz="4" w:space="0" w:color="000000"/>
@@ -8213,7 +8213,7 @@
         </w:tc>
         <w:tc>
           <w:tcPr>
-            <w:tcW w:w="2435" w:type="dxa"/>
+            <w:tcW w:w="2434" w:type="dxa"/>
             <w:tcBorders>
               <w:top w:val="single" w:sz="4" w:space="0" w:color="000000"/>
               <w:left w:val="single" w:sz="4" w:space="0" w:color="000000"/>
@@ -8358,7 +8358,7 @@
         </w:tc>
         <w:tc>
           <w:tcPr>
-            <w:tcW w:w="926" w:type="dxa"/>
+            <w:tcW w:w="927" w:type="dxa"/>
             <w:tcBorders>
               <w:left w:val="single" w:sz="4" w:space="0" w:color="000000"/>
               <w:bottom w:val="single" w:sz="4" w:space="0" w:color="000000"/>
@@ -8386,7 +8386,7 @@
         </w:tc>
         <w:tc>
           <w:tcPr>
-            <w:tcW w:w="929" w:type="dxa"/>
+            <w:tcW w:w="928" w:type="dxa"/>
             <w:tcBorders>
               <w:left w:val="single" w:sz="4" w:space="0" w:color="000000"/>
               <w:bottom w:val="single" w:sz="4" w:space="0" w:color="000000"/>
@@ -8414,7 +8414,7 @@
         </w:tc>
         <w:tc>
           <w:tcPr>
-            <w:tcW w:w="935" w:type="dxa"/>
+            <w:tcW w:w="936" w:type="dxa"/>
             <w:tcBorders>
               <w:left w:val="single" w:sz="4" w:space="0" w:color="000000"/>
               <w:bottom w:val="single" w:sz="4" w:space="0" w:color="000000"/>
@@ -8442,7 +8442,7 @@
         </w:tc>
         <w:tc>
           <w:tcPr>
-            <w:tcW w:w="2435" w:type="dxa"/>
+            <w:tcW w:w="2434" w:type="dxa"/>
             <w:tcBorders>
               <w:left w:val="single" w:sz="4" w:space="0" w:color="000000"/>
               <w:bottom w:val="single" w:sz="4" w:space="0" w:color="000000"/>
@@ -8586,7 +8586,7 @@
         </w:tc>
         <w:tc>
           <w:tcPr>
-            <w:tcW w:w="926" w:type="dxa"/>
+            <w:tcW w:w="927" w:type="dxa"/>
             <w:tcBorders>
               <w:left w:val="single" w:sz="4" w:space="0" w:color="000000"/>
               <w:bottom w:val="single" w:sz="4" w:space="0" w:color="000000"/>
@@ -8614,7 +8614,7 @@
         </w:tc>
         <w:tc>
           <w:tcPr>
-            <w:tcW w:w="929" w:type="dxa"/>
+            <w:tcW w:w="928" w:type="dxa"/>
             <w:tcBorders>
               <w:left w:val="single" w:sz="4" w:space="0" w:color="000000"/>
               <w:bottom w:val="single" w:sz="4" w:space="0" w:color="000000"/>
@@ -8642,7 +8642,7 @@
         </w:tc>
         <w:tc>
           <w:tcPr>
-            <w:tcW w:w="935" w:type="dxa"/>
+            <w:tcW w:w="936" w:type="dxa"/>
             <w:tcBorders>
               <w:left w:val="single" w:sz="4" w:space="0" w:color="000000"/>
               <w:bottom w:val="single" w:sz="4" w:space="0" w:color="000000"/>
@@ -8670,7 +8670,7 @@
         </w:tc>
         <w:tc>
           <w:tcPr>
-            <w:tcW w:w="2435" w:type="dxa"/>
+            <w:tcW w:w="2434" w:type="dxa"/>
             <w:tcBorders>
               <w:left w:val="single" w:sz="4" w:space="0" w:color="000000"/>
               <w:bottom w:val="single" w:sz="4" w:space="0" w:color="000000"/>
@@ -8814,7 +8814,7 @@
         </w:tc>
         <w:tc>
           <w:tcPr>
-            <w:tcW w:w="926" w:type="dxa"/>
+            <w:tcW w:w="927" w:type="dxa"/>
             <w:tcBorders>
               <w:left w:val="single" w:sz="4" w:space="0" w:color="000000"/>
               <w:bottom w:val="single" w:sz="4" w:space="0" w:color="000000"/>
@@ -8842,7 +8842,7 @@
         </w:tc>
         <w:tc>
           <w:tcPr>
-            <w:tcW w:w="929" w:type="dxa"/>
+            <w:tcW w:w="928" w:type="dxa"/>
             <w:tcBorders>
               <w:left w:val="single" w:sz="4" w:space="0" w:color="000000"/>
               <w:bottom w:val="single" w:sz="4" w:space="0" w:color="000000"/>
@@ -8870,7 +8870,7 @@
         </w:tc>
         <w:tc>
           <w:tcPr>
-            <w:tcW w:w="935" w:type="dxa"/>
+            <w:tcW w:w="936" w:type="dxa"/>
             <w:tcBorders>
               <w:left w:val="single" w:sz="4" w:space="0" w:color="000000"/>
               <w:bottom w:val="single" w:sz="4" w:space="0" w:color="000000"/>
@@ -8898,7 +8898,7 @@
         </w:tc>
         <w:tc>
           <w:tcPr>
-            <w:tcW w:w="2435" w:type="dxa"/>
+            <w:tcW w:w="2434" w:type="dxa"/>
             <w:tcBorders>
               <w:left w:val="single" w:sz="4" w:space="0" w:color="000000"/>
               <w:bottom w:val="single" w:sz="4" w:space="0" w:color="000000"/>
@@ -9042,7 +9042,7 @@
         </w:tc>
         <w:tc>
           <w:tcPr>
-            <w:tcW w:w="926" w:type="dxa"/>
+            <w:tcW w:w="927" w:type="dxa"/>
             <w:tcBorders>
               <w:left w:val="single" w:sz="4" w:space="0" w:color="000000"/>
               <w:bottom w:val="single" w:sz="4" w:space="0" w:color="000000"/>
@@ -9070,7 +9070,7 @@
         </w:tc>
         <w:tc>
           <w:tcPr>
-            <w:tcW w:w="929" w:type="dxa"/>
+            <w:tcW w:w="928" w:type="dxa"/>
             <w:tcBorders>
               <w:left w:val="single" w:sz="4" w:space="0" w:color="000000"/>
               <w:bottom w:val="single" w:sz="4" w:space="0" w:color="000000"/>
@@ -9098,7 +9098,7 @@
         </w:tc>
         <w:tc>
           <w:tcPr>
-            <w:tcW w:w="935" w:type="dxa"/>
+            <w:tcW w:w="936" w:type="dxa"/>
             <w:tcBorders>
               <w:left w:val="single" w:sz="4" w:space="0" w:color="000000"/>
               <w:bottom w:val="single" w:sz="4" w:space="0" w:color="000000"/>
@@ -9126,7 +9126,7 @@
         </w:tc>
         <w:tc>
           <w:tcPr>
-            <w:tcW w:w="2435" w:type="dxa"/>
+            <w:tcW w:w="2434" w:type="dxa"/>
             <w:tcBorders>
               <w:left w:val="single" w:sz="4" w:space="0" w:color="000000"/>
               <w:bottom w:val="single" w:sz="4" w:space="0" w:color="000000"/>
@@ -9269,7 +9269,7 @@
         </w:tc>
         <w:tc>
           <w:tcPr>
-            <w:tcW w:w="926" w:type="dxa"/>
+            <w:tcW w:w="927" w:type="dxa"/>
             <w:tcBorders>
               <w:left w:val="single" w:sz="4" w:space="0" w:color="000000"/>
               <w:bottom w:val="single" w:sz="4" w:space="0" w:color="000000"/>
@@ -9297,7 +9297,7 @@
         </w:tc>
         <w:tc>
           <w:tcPr>
-            <w:tcW w:w="929" w:type="dxa"/>
+            <w:tcW w:w="928" w:type="dxa"/>
             <w:tcBorders>
               <w:left w:val="single" w:sz="4" w:space="0" w:color="000000"/>
               <w:bottom w:val="single" w:sz="4" w:space="0" w:color="000000"/>
@@ -9325,7 +9325,7 @@
         </w:tc>
         <w:tc>
           <w:tcPr>
-            <w:tcW w:w="935" w:type="dxa"/>
+            <w:tcW w:w="936" w:type="dxa"/>
             <w:tcBorders>
               <w:left w:val="single" w:sz="4" w:space="0" w:color="000000"/>
               <w:bottom w:val="single" w:sz="4" w:space="0" w:color="000000"/>
@@ -9353,7 +9353,7 @@
         </w:tc>
         <w:tc>
           <w:tcPr>
-            <w:tcW w:w="2435" w:type="dxa"/>
+            <w:tcW w:w="2434" w:type="dxa"/>
             <w:tcBorders>
               <w:left w:val="single" w:sz="4" w:space="0" w:color="000000"/>
               <w:bottom w:val="single" w:sz="4" w:space="0" w:color="000000"/>
@@ -9497,7 +9497,7 @@
         </w:tc>
         <w:tc>
           <w:tcPr>
-            <w:tcW w:w="926" w:type="dxa"/>
+            <w:tcW w:w="927" w:type="dxa"/>
             <w:tcBorders>
               <w:left w:val="single" w:sz="4" w:space="0" w:color="000000"/>
               <w:bottom w:val="single" w:sz="4" w:space="0" w:color="000000"/>
@@ -9525,7 +9525,7 @@
         </w:tc>
         <w:tc>
           <w:tcPr>
-            <w:tcW w:w="929" w:type="dxa"/>
+            <w:tcW w:w="928" w:type="dxa"/>
             <w:tcBorders>
               <w:left w:val="single" w:sz="4" w:space="0" w:color="000000"/>
               <w:bottom w:val="single" w:sz="4" w:space="0" w:color="000000"/>
@@ -9553,7 +9553,7 @@
         </w:tc>
         <w:tc>
           <w:tcPr>
-            <w:tcW w:w="935" w:type="dxa"/>
+            <w:tcW w:w="936" w:type="dxa"/>
             <w:tcBorders>
               <w:left w:val="single" w:sz="4" w:space="0" w:color="000000"/>
               <w:bottom w:val="single" w:sz="4" w:space="0" w:color="000000"/>
@@ -9581,7 +9581,7 @@
         </w:tc>
         <w:tc>
           <w:tcPr>
-            <w:tcW w:w="2435" w:type="dxa"/>
+            <w:tcW w:w="2434" w:type="dxa"/>
             <w:tcBorders>
               <w:left w:val="single" w:sz="4" w:space="0" w:color="000000"/>
               <w:bottom w:val="single" w:sz="4" w:space="0" w:color="000000"/>
@@ -9725,7 +9725,7 @@
         </w:tc>
         <w:tc>
           <w:tcPr>
-            <w:tcW w:w="926" w:type="dxa"/>
+            <w:tcW w:w="927" w:type="dxa"/>
             <w:tcBorders>
               <w:left w:val="single" w:sz="4" w:space="0" w:color="000000"/>
               <w:bottom w:val="single" w:sz="4" w:space="0" w:color="000000"/>
@@ -9753,7 +9753,7 @@
         </w:tc>
         <w:tc>
           <w:tcPr>
-            <w:tcW w:w="929" w:type="dxa"/>
+            <w:tcW w:w="928" w:type="dxa"/>
             <w:tcBorders>
               <w:left w:val="single" w:sz="4" w:space="0" w:color="000000"/>
               <w:bottom w:val="single" w:sz="4" w:space="0" w:color="000000"/>
@@ -9781,7 +9781,7 @@
         </w:tc>
         <w:tc>
           <w:tcPr>
-            <w:tcW w:w="935" w:type="dxa"/>
+            <w:tcW w:w="936" w:type="dxa"/>
             <w:tcBorders>
               <w:left w:val="single" w:sz="4" w:space="0" w:color="000000"/>
               <w:bottom w:val="single" w:sz="4" w:space="0" w:color="000000"/>
@@ -9809,7 +9809,7 @@
         </w:tc>
         <w:tc>
           <w:tcPr>
-            <w:tcW w:w="2435" w:type="dxa"/>
+            <w:tcW w:w="2434" w:type="dxa"/>
             <w:tcBorders>
               <w:left w:val="single" w:sz="4" w:space="0" w:color="000000"/>
               <w:bottom w:val="single" w:sz="4" w:space="0" w:color="000000"/>
@@ -9953,7 +9953,7 @@
         </w:tc>
         <w:tc>
           <w:tcPr>
-            <w:tcW w:w="926" w:type="dxa"/>
+            <w:tcW w:w="927" w:type="dxa"/>
             <w:tcBorders>
               <w:left w:val="single" w:sz="4" w:space="0" w:color="000000"/>
               <w:bottom w:val="single" w:sz="4" w:space="0" w:color="000000"/>
@@ -9981,7 +9981,7 @@
         </w:tc>
         <w:tc>
           <w:tcPr>
-            <w:tcW w:w="929" w:type="dxa"/>
+            <w:tcW w:w="928" w:type="dxa"/>
             <w:tcBorders>
               <w:left w:val="single" w:sz="4" w:space="0" w:color="000000"/>
               <w:bottom w:val="single" w:sz="4" w:space="0" w:color="000000"/>
@@ -10009,7 +10009,7 @@
         </w:tc>
         <w:tc>
           <w:tcPr>
-            <w:tcW w:w="935" w:type="dxa"/>
+            <w:tcW w:w="936" w:type="dxa"/>
             <w:tcBorders>
               <w:left w:val="single" w:sz="4" w:space="0" w:color="000000"/>
               <w:bottom w:val="single" w:sz="4" w:space="0" w:color="000000"/>
@@ -10037,7 +10037,7 @@
         </w:tc>
         <w:tc>
           <w:tcPr>
-            <w:tcW w:w="2435" w:type="dxa"/>
+            <w:tcW w:w="2434" w:type="dxa"/>
             <w:tcBorders>
               <w:left w:val="single" w:sz="4" w:space="0" w:color="000000"/>
               <w:bottom w:val="single" w:sz="4" w:space="0" w:color="000000"/>
@@ -10181,7 +10181,7 @@
         </w:tc>
         <w:tc>
           <w:tcPr>
-            <w:tcW w:w="926" w:type="dxa"/>
+            <w:tcW w:w="927" w:type="dxa"/>
             <w:tcBorders>
               <w:left w:val="single" w:sz="4" w:space="0" w:color="000000"/>
               <w:bottom w:val="single" w:sz="4" w:space="0" w:color="000000"/>
@@ -10209,7 +10209,7 @@
         </w:tc>
         <w:tc>
           <w:tcPr>
-            <w:tcW w:w="929" w:type="dxa"/>
+            <w:tcW w:w="928" w:type="dxa"/>
             <w:tcBorders>
               <w:left w:val="single" w:sz="4" w:space="0" w:color="000000"/>
               <w:bottom w:val="single" w:sz="4" w:space="0" w:color="000000"/>
@@ -10237,7 +10237,7 @@
         </w:tc>
         <w:tc>
           <w:tcPr>
-            <w:tcW w:w="935" w:type="dxa"/>
+            <w:tcW w:w="936" w:type="dxa"/>
             <w:tcBorders>
               <w:left w:val="single" w:sz="4" w:space="0" w:color="000000"/>
               <w:bottom w:val="single" w:sz="4" w:space="0" w:color="000000"/>
@@ -10265,7 +10265,7 @@
         </w:tc>
         <w:tc>
           <w:tcPr>
-            <w:tcW w:w="2435" w:type="dxa"/>
+            <w:tcW w:w="2434" w:type="dxa"/>
             <w:tcBorders>
               <w:left w:val="single" w:sz="4" w:space="0" w:color="000000"/>
               <w:bottom w:val="single" w:sz="4" w:space="0" w:color="000000"/>
@@ -10418,7 +10418,7 @@
         </w:tc>
         <w:tc>
           <w:tcPr>
-            <w:tcW w:w="926" w:type="dxa"/>
+            <w:tcW w:w="927" w:type="dxa"/>
             <w:tcBorders>
               <w:left w:val="single" w:sz="4" w:space="0" w:color="000000"/>
               <w:bottom w:val="single" w:sz="4" w:space="0" w:color="000000"/>
@@ -10446,7 +10446,7 @@
         </w:tc>
         <w:tc>
           <w:tcPr>
-            <w:tcW w:w="929" w:type="dxa"/>
+            <w:tcW w:w="928" w:type="dxa"/>
             <w:tcBorders>
               <w:left w:val="single" w:sz="4" w:space="0" w:color="000000"/>
               <w:bottom w:val="single" w:sz="4" w:space="0" w:color="000000"/>
@@ -10474,7 +10474,7 @@
         </w:tc>
         <w:tc>
           <w:tcPr>
-            <w:tcW w:w="935" w:type="dxa"/>
+            <w:tcW w:w="936" w:type="dxa"/>
             <w:tcBorders>
               <w:left w:val="single" w:sz="4" w:space="0" w:color="000000"/>
               <w:bottom w:val="single" w:sz="4" w:space="0" w:color="000000"/>
@@ -10502,7 +10502,7 @@
         </w:tc>
         <w:tc>
           <w:tcPr>
-            <w:tcW w:w="2435" w:type="dxa"/>
+            <w:tcW w:w="2434" w:type="dxa"/>
             <w:tcBorders>
               <w:left w:val="single" w:sz="4" w:space="0" w:color="000000"/>
               <w:bottom w:val="single" w:sz="4" w:space="0" w:color="000000"/>
@@ -10655,7 +10655,7 @@
         </w:tc>
         <w:tc>
           <w:tcPr>
-            <w:tcW w:w="926" w:type="dxa"/>
+            <w:tcW w:w="927" w:type="dxa"/>
             <w:tcBorders>
               <w:left w:val="single" w:sz="4" w:space="0" w:color="000000"/>
               <w:bottom w:val="single" w:sz="4" w:space="0" w:color="000000"/>
@@ -10683,7 +10683,7 @@
         </w:tc>
         <w:tc>
           <w:tcPr>
-            <w:tcW w:w="929" w:type="dxa"/>
+            <w:tcW w:w="928" w:type="dxa"/>
             <w:tcBorders>
               <w:left w:val="single" w:sz="4" w:space="0" w:color="000000"/>
               <w:bottom w:val="single" w:sz="4" w:space="0" w:color="000000"/>
@@ -10711,7 +10711,7 @@
         </w:tc>
         <w:tc>
           <w:tcPr>
-            <w:tcW w:w="935" w:type="dxa"/>
+            <w:tcW w:w="936" w:type="dxa"/>
             <w:tcBorders>
               <w:left w:val="single" w:sz="4" w:space="0" w:color="000000"/>
               <w:bottom w:val="single" w:sz="4" w:space="0" w:color="000000"/>
@@ -10739,7 +10739,7 @@
         </w:tc>
         <w:tc>
           <w:tcPr>
-            <w:tcW w:w="2435" w:type="dxa"/>
+            <w:tcW w:w="2434" w:type="dxa"/>
             <w:tcBorders>
               <w:left w:val="single" w:sz="4" w:space="0" w:color="000000"/>
               <w:bottom w:val="single" w:sz="4" w:space="0" w:color="000000"/>
@@ -10892,7 +10892,7 @@
         </w:tc>
         <w:tc>
           <w:tcPr>
-            <w:tcW w:w="926" w:type="dxa"/>
+            <w:tcW w:w="927" w:type="dxa"/>
             <w:tcBorders>
               <w:left w:val="single" w:sz="4" w:space="0" w:color="000000"/>
               <w:bottom w:val="single" w:sz="4" w:space="0" w:color="000000"/>
@@ -10920,7 +10920,7 @@
         </w:tc>
         <w:tc>
           <w:tcPr>
-            <w:tcW w:w="929" w:type="dxa"/>
+            <w:tcW w:w="928" w:type="dxa"/>
             <w:tcBorders>
               <w:left w:val="single" w:sz="4" w:space="0" w:color="000000"/>
               <w:bottom w:val="single" w:sz="4" w:space="0" w:color="000000"/>
@@ -10948,7 +10948,7 @@
         </w:tc>
         <w:tc>
           <w:tcPr>
-            <w:tcW w:w="935" w:type="dxa"/>
+            <w:tcW w:w="936" w:type="dxa"/>
             <w:tcBorders>
               <w:left w:val="single" w:sz="4" w:space="0" w:color="000000"/>
               <w:bottom w:val="single" w:sz="4" w:space="0" w:color="000000"/>
@@ -10976,7 +10976,7 @@
         </w:tc>
         <w:tc>
           <w:tcPr>
-            <w:tcW w:w="2435" w:type="dxa"/>
+            <w:tcW w:w="2434" w:type="dxa"/>
             <w:tcBorders>
               <w:left w:val="single" w:sz="4" w:space="0" w:color="000000"/>
               <w:bottom w:val="single" w:sz="4" w:space="0" w:color="000000"/>
@@ -11351,10 +11351,10 @@
         <w:gridCol w:w="2721"/>
         <w:gridCol w:w="931"/>
         <w:gridCol w:w="934"/>
-        <w:gridCol w:w="926"/>
-        <w:gridCol w:w="929"/>
-        <w:gridCol w:w="935"/>
-        <w:gridCol w:w="2435"/>
+        <w:gridCol w:w="927"/>
+        <w:gridCol w:w="928"/>
+        <w:gridCol w:w="936"/>
+        <w:gridCol w:w="2434"/>
       </w:tblGrid>
       <w:tr>
         <w:trPr/>
@@ -11476,7 +11476,7 @@
         </w:tc>
         <w:tc>
           <w:tcPr>
-            <w:tcW w:w="926" w:type="dxa"/>
+            <w:tcW w:w="927" w:type="dxa"/>
             <w:tcBorders>
               <w:top w:val="single" w:sz="4" w:space="0" w:color="000000"/>
               <w:left w:val="single" w:sz="4" w:space="0" w:color="000000"/>
@@ -11505,7 +11505,7 @@
         </w:tc>
         <w:tc>
           <w:tcPr>
-            <w:tcW w:w="929" w:type="dxa"/>
+            <w:tcW w:w="928" w:type="dxa"/>
             <w:tcBorders>
               <w:top w:val="single" w:sz="4" w:space="0" w:color="000000"/>
               <w:left w:val="single" w:sz="4" w:space="0" w:color="000000"/>
@@ -11534,7 +11534,7 @@
         </w:tc>
         <w:tc>
           <w:tcPr>
-            <w:tcW w:w="935" w:type="dxa"/>
+            <w:tcW w:w="936" w:type="dxa"/>
             <w:tcBorders>
               <w:top w:val="single" w:sz="4" w:space="0" w:color="000000"/>
               <w:left w:val="single" w:sz="4" w:space="0" w:color="000000"/>
@@ -11563,7 +11563,7 @@
         </w:tc>
         <w:tc>
           <w:tcPr>
-            <w:tcW w:w="2435" w:type="dxa"/>
+            <w:tcW w:w="2434" w:type="dxa"/>
             <w:tcBorders>
               <w:top w:val="single" w:sz="4" w:space="0" w:color="000000"/>
               <w:left w:val="single" w:sz="4" w:space="0" w:color="000000"/>
@@ -11708,7 +11708,7 @@
         </w:tc>
         <w:tc>
           <w:tcPr>
-            <w:tcW w:w="926" w:type="dxa"/>
+            <w:tcW w:w="927" w:type="dxa"/>
             <w:tcBorders>
               <w:left w:val="single" w:sz="4" w:space="0" w:color="000000"/>
               <w:bottom w:val="single" w:sz="4" w:space="0" w:color="000000"/>
@@ -11736,7 +11736,7 @@
         </w:tc>
         <w:tc>
           <w:tcPr>
-            <w:tcW w:w="929" w:type="dxa"/>
+            <w:tcW w:w="928" w:type="dxa"/>
             <w:tcBorders>
               <w:left w:val="single" w:sz="4" w:space="0" w:color="000000"/>
               <w:bottom w:val="single" w:sz="4" w:space="0" w:color="000000"/>
@@ -11764,7 +11764,7 @@
         </w:tc>
         <w:tc>
           <w:tcPr>
-            <w:tcW w:w="935" w:type="dxa"/>
+            <w:tcW w:w="936" w:type="dxa"/>
             <w:tcBorders>
               <w:left w:val="single" w:sz="4" w:space="0" w:color="000000"/>
               <w:bottom w:val="single" w:sz="4" w:space="0" w:color="000000"/>
@@ -11792,7 +11792,7 @@
         </w:tc>
         <w:tc>
           <w:tcPr>
-            <w:tcW w:w="2435" w:type="dxa"/>
+            <w:tcW w:w="2434" w:type="dxa"/>
             <w:tcBorders>
               <w:left w:val="single" w:sz="4" w:space="0" w:color="000000"/>
               <w:bottom w:val="single" w:sz="4" w:space="0" w:color="000000"/>
@@ -11936,7 +11936,7 @@
         </w:tc>
         <w:tc>
           <w:tcPr>
-            <w:tcW w:w="926" w:type="dxa"/>
+            <w:tcW w:w="927" w:type="dxa"/>
             <w:tcBorders>
               <w:left w:val="single" w:sz="4" w:space="0" w:color="000000"/>
               <w:bottom w:val="single" w:sz="4" w:space="0" w:color="000000"/>
@@ -11964,7 +11964,7 @@
         </w:tc>
         <w:tc>
           <w:tcPr>
-            <w:tcW w:w="929" w:type="dxa"/>
+            <w:tcW w:w="928" w:type="dxa"/>
             <w:tcBorders>
               <w:left w:val="single" w:sz="4" w:space="0" w:color="000000"/>
               <w:bottom w:val="single" w:sz="4" w:space="0" w:color="000000"/>
@@ -11992,7 +11992,7 @@
         </w:tc>
         <w:tc>
           <w:tcPr>
-            <w:tcW w:w="935" w:type="dxa"/>
+            <w:tcW w:w="936" w:type="dxa"/>
             <w:tcBorders>
               <w:left w:val="single" w:sz="4" w:space="0" w:color="000000"/>
               <w:bottom w:val="single" w:sz="4" w:space="0" w:color="000000"/>
@@ -12024,7 +12024,7 @@
         </w:tc>
         <w:tc>
           <w:tcPr>
-            <w:tcW w:w="2435" w:type="dxa"/>
+            <w:tcW w:w="2434" w:type="dxa"/>
             <w:tcBorders>
               <w:left w:val="single" w:sz="4" w:space="0" w:color="000000"/>
               <w:bottom w:val="single" w:sz="4" w:space="0" w:color="000000"/>
@@ -12168,7 +12168,7 @@
         </w:tc>
         <w:tc>
           <w:tcPr>
-            <w:tcW w:w="926" w:type="dxa"/>
+            <w:tcW w:w="927" w:type="dxa"/>
             <w:tcBorders>
               <w:left w:val="single" w:sz="4" w:space="0" w:color="000000"/>
               <w:bottom w:val="single" w:sz="4" w:space="0" w:color="000000"/>
@@ -12196,7 +12196,7 @@
         </w:tc>
         <w:tc>
           <w:tcPr>
-            <w:tcW w:w="929" w:type="dxa"/>
+            <w:tcW w:w="928" w:type="dxa"/>
             <w:tcBorders>
               <w:left w:val="single" w:sz="4" w:space="0" w:color="000000"/>
               <w:bottom w:val="single" w:sz="4" w:space="0" w:color="000000"/>
@@ -12224,7 +12224,7 @@
         </w:tc>
         <w:tc>
           <w:tcPr>
-            <w:tcW w:w="935" w:type="dxa"/>
+            <w:tcW w:w="936" w:type="dxa"/>
             <w:tcBorders>
               <w:left w:val="single" w:sz="4" w:space="0" w:color="000000"/>
               <w:bottom w:val="single" w:sz="4" w:space="0" w:color="000000"/>
@@ -12252,7 +12252,7 @@
         </w:tc>
         <w:tc>
           <w:tcPr>
-            <w:tcW w:w="2435" w:type="dxa"/>
+            <w:tcW w:w="2434" w:type="dxa"/>
             <w:tcBorders>
               <w:left w:val="single" w:sz="4" w:space="0" w:color="000000"/>
               <w:bottom w:val="single" w:sz="4" w:space="0" w:color="000000"/>
@@ -12396,7 +12396,7 @@
         </w:tc>
         <w:tc>
           <w:tcPr>
-            <w:tcW w:w="926" w:type="dxa"/>
+            <w:tcW w:w="927" w:type="dxa"/>
             <w:tcBorders>
               <w:left w:val="single" w:sz="4" w:space="0" w:color="000000"/>
               <w:bottom w:val="single" w:sz="4" w:space="0" w:color="000000"/>
@@ -12424,7 +12424,7 @@
         </w:tc>
         <w:tc>
           <w:tcPr>
-            <w:tcW w:w="929" w:type="dxa"/>
+            <w:tcW w:w="928" w:type="dxa"/>
             <w:tcBorders>
               <w:left w:val="single" w:sz="4" w:space="0" w:color="000000"/>
               <w:bottom w:val="single" w:sz="4" w:space="0" w:color="000000"/>
@@ -12452,7 +12452,7 @@
         </w:tc>
         <w:tc>
           <w:tcPr>
-            <w:tcW w:w="935" w:type="dxa"/>
+            <w:tcW w:w="936" w:type="dxa"/>
             <w:tcBorders>
               <w:left w:val="single" w:sz="4" w:space="0" w:color="000000"/>
               <w:bottom w:val="single" w:sz="4" w:space="0" w:color="000000"/>
@@ -12480,7 +12480,7 @@
         </w:tc>
         <w:tc>
           <w:tcPr>
-            <w:tcW w:w="2435" w:type="dxa"/>
+            <w:tcW w:w="2434" w:type="dxa"/>
             <w:tcBorders>
               <w:left w:val="single" w:sz="4" w:space="0" w:color="000000"/>
               <w:bottom w:val="single" w:sz="4" w:space="0" w:color="000000"/>
@@ -12624,7 +12624,7 @@
         </w:tc>
         <w:tc>
           <w:tcPr>
-            <w:tcW w:w="926" w:type="dxa"/>
+            <w:tcW w:w="927" w:type="dxa"/>
             <w:tcBorders>
               <w:left w:val="single" w:sz="4" w:space="0" w:color="000000"/>
               <w:bottom w:val="single" w:sz="4" w:space="0" w:color="000000"/>
@@ -12652,7 +12652,7 @@
         </w:tc>
         <w:tc>
           <w:tcPr>
-            <w:tcW w:w="929" w:type="dxa"/>
+            <w:tcW w:w="928" w:type="dxa"/>
             <w:tcBorders>
               <w:left w:val="single" w:sz="4" w:space="0" w:color="000000"/>
               <w:bottom w:val="single" w:sz="4" w:space="0" w:color="000000"/>
@@ -12680,7 +12680,7 @@
         </w:tc>
         <w:tc>
           <w:tcPr>
-            <w:tcW w:w="935" w:type="dxa"/>
+            <w:tcW w:w="936" w:type="dxa"/>
             <w:tcBorders>
               <w:left w:val="single" w:sz="4" w:space="0" w:color="000000"/>
               <w:bottom w:val="single" w:sz="4" w:space="0" w:color="000000"/>
@@ -12708,7 +12708,7 @@
         </w:tc>
         <w:tc>
           <w:tcPr>
-            <w:tcW w:w="2435" w:type="dxa"/>
+            <w:tcW w:w="2434" w:type="dxa"/>
             <w:tcBorders>
               <w:left w:val="single" w:sz="4" w:space="0" w:color="000000"/>
               <w:bottom w:val="single" w:sz="4" w:space="0" w:color="000000"/>
@@ -12859,7 +12859,7 @@
         </w:tc>
         <w:tc>
           <w:tcPr>
-            <w:tcW w:w="926" w:type="dxa"/>
+            <w:tcW w:w="927" w:type="dxa"/>
             <w:tcBorders>
               <w:left w:val="single" w:sz="4" w:space="0" w:color="000000"/>
               <w:bottom w:val="single" w:sz="4" w:space="0" w:color="000000"/>
@@ -12887,7 +12887,7 @@
         </w:tc>
         <w:tc>
           <w:tcPr>
-            <w:tcW w:w="929" w:type="dxa"/>
+            <w:tcW w:w="928" w:type="dxa"/>
             <w:tcBorders>
               <w:left w:val="single" w:sz="4" w:space="0" w:color="000000"/>
               <w:bottom w:val="single" w:sz="4" w:space="0" w:color="000000"/>
@@ -12915,7 +12915,7 @@
         </w:tc>
         <w:tc>
           <w:tcPr>
-            <w:tcW w:w="935" w:type="dxa"/>
+            <w:tcW w:w="936" w:type="dxa"/>
             <w:tcBorders>
               <w:left w:val="single" w:sz="4" w:space="0" w:color="000000"/>
               <w:bottom w:val="single" w:sz="4" w:space="0" w:color="000000"/>
@@ -12943,7 +12943,7 @@
         </w:tc>
         <w:tc>
           <w:tcPr>
-            <w:tcW w:w="2435" w:type="dxa"/>
+            <w:tcW w:w="2434" w:type="dxa"/>
             <w:tcBorders>
               <w:left w:val="single" w:sz="4" w:space="0" w:color="000000"/>
               <w:bottom w:val="single" w:sz="4" w:space="0" w:color="000000"/>
@@ -13087,7 +13087,7 @@
         </w:tc>
         <w:tc>
           <w:tcPr>
-            <w:tcW w:w="926" w:type="dxa"/>
+            <w:tcW w:w="927" w:type="dxa"/>
             <w:tcBorders>
               <w:left w:val="single" w:sz="4" w:space="0" w:color="000000"/>
               <w:bottom w:val="single" w:sz="4" w:space="0" w:color="000000"/>
@@ -13115,7 +13115,7 @@
         </w:tc>
         <w:tc>
           <w:tcPr>
-            <w:tcW w:w="929" w:type="dxa"/>
+            <w:tcW w:w="928" w:type="dxa"/>
             <w:tcBorders>
               <w:left w:val="single" w:sz="4" w:space="0" w:color="000000"/>
               <w:bottom w:val="single" w:sz="4" w:space="0" w:color="000000"/>
@@ -13143,7 +13143,7 @@
         </w:tc>
         <w:tc>
           <w:tcPr>
-            <w:tcW w:w="935" w:type="dxa"/>
+            <w:tcW w:w="936" w:type="dxa"/>
             <w:tcBorders>
               <w:left w:val="single" w:sz="4" w:space="0" w:color="000000"/>
               <w:bottom w:val="single" w:sz="4" w:space="0" w:color="000000"/>
@@ -13171,7 +13171,7 @@
         </w:tc>
         <w:tc>
           <w:tcPr>
-            <w:tcW w:w="2435" w:type="dxa"/>
+            <w:tcW w:w="2434" w:type="dxa"/>
             <w:tcBorders>
               <w:left w:val="single" w:sz="4" w:space="0" w:color="000000"/>
               <w:bottom w:val="single" w:sz="4" w:space="0" w:color="000000"/>
@@ -13315,7 +13315,7 @@
         </w:tc>
         <w:tc>
           <w:tcPr>
-            <w:tcW w:w="926" w:type="dxa"/>
+            <w:tcW w:w="927" w:type="dxa"/>
             <w:tcBorders>
               <w:left w:val="single" w:sz="4" w:space="0" w:color="000000"/>
               <w:bottom w:val="single" w:sz="4" w:space="0" w:color="000000"/>
@@ -13343,7 +13343,7 @@
         </w:tc>
         <w:tc>
           <w:tcPr>
-            <w:tcW w:w="929" w:type="dxa"/>
+            <w:tcW w:w="928" w:type="dxa"/>
             <w:tcBorders>
               <w:left w:val="single" w:sz="4" w:space="0" w:color="000000"/>
               <w:bottom w:val="single" w:sz="4" w:space="0" w:color="000000"/>
@@ -13371,7 +13371,7 @@
         </w:tc>
         <w:tc>
           <w:tcPr>
-            <w:tcW w:w="935" w:type="dxa"/>
+            <w:tcW w:w="936" w:type="dxa"/>
             <w:tcBorders>
               <w:left w:val="single" w:sz="4" w:space="0" w:color="000000"/>
               <w:bottom w:val="single" w:sz="4" w:space="0" w:color="000000"/>
@@ -13399,7 +13399,7 @@
         </w:tc>
         <w:tc>
           <w:tcPr>
-            <w:tcW w:w="2435" w:type="dxa"/>
+            <w:tcW w:w="2434" w:type="dxa"/>
             <w:tcBorders>
               <w:left w:val="single" w:sz="4" w:space="0" w:color="000000"/>
               <w:bottom w:val="single" w:sz="4" w:space="0" w:color="000000"/>
@@ -13550,7 +13550,7 @@
         </w:tc>
         <w:tc>
           <w:tcPr>
-            <w:tcW w:w="926" w:type="dxa"/>
+            <w:tcW w:w="927" w:type="dxa"/>
             <w:tcBorders>
               <w:left w:val="single" w:sz="4" w:space="0" w:color="000000"/>
               <w:bottom w:val="single" w:sz="4" w:space="0" w:color="000000"/>
@@ -13578,7 +13578,7 @@
         </w:tc>
         <w:tc>
           <w:tcPr>
-            <w:tcW w:w="929" w:type="dxa"/>
+            <w:tcW w:w="928" w:type="dxa"/>
             <w:tcBorders>
               <w:left w:val="single" w:sz="4" w:space="0" w:color="000000"/>
               <w:bottom w:val="single" w:sz="4" w:space="0" w:color="000000"/>
@@ -13606,7 +13606,7 @@
         </w:tc>
         <w:tc>
           <w:tcPr>
-            <w:tcW w:w="935" w:type="dxa"/>
+            <w:tcW w:w="936" w:type="dxa"/>
             <w:tcBorders>
               <w:left w:val="single" w:sz="4" w:space="0" w:color="000000"/>
               <w:bottom w:val="single" w:sz="4" w:space="0" w:color="000000"/>
@@ -13634,7 +13634,7 @@
         </w:tc>
         <w:tc>
           <w:tcPr>
-            <w:tcW w:w="2435" w:type="dxa"/>
+            <w:tcW w:w="2434" w:type="dxa"/>
             <w:tcBorders>
               <w:left w:val="single" w:sz="4" w:space="0" w:color="000000"/>
               <w:bottom w:val="single" w:sz="4" w:space="0" w:color="000000"/>
@@ -13785,7 +13785,7 @@
         </w:tc>
         <w:tc>
           <w:tcPr>
-            <w:tcW w:w="926" w:type="dxa"/>
+            <w:tcW w:w="927" w:type="dxa"/>
             <w:tcBorders>
               <w:left w:val="single" w:sz="4" w:space="0" w:color="000000"/>
               <w:bottom w:val="single" w:sz="4" w:space="0" w:color="000000"/>
@@ -13813,7 +13813,7 @@
         </w:tc>
         <w:tc>
           <w:tcPr>
-            <w:tcW w:w="929" w:type="dxa"/>
+            <w:tcW w:w="928" w:type="dxa"/>
             <w:tcBorders>
               <w:left w:val="single" w:sz="4" w:space="0" w:color="000000"/>
               <w:bottom w:val="single" w:sz="4" w:space="0" w:color="000000"/>
@@ -13841,7 +13841,7 @@
         </w:tc>
         <w:tc>
           <w:tcPr>
-            <w:tcW w:w="935" w:type="dxa"/>
+            <w:tcW w:w="936" w:type="dxa"/>
             <w:tcBorders>
               <w:left w:val="single" w:sz="4" w:space="0" w:color="000000"/>
               <w:bottom w:val="single" w:sz="4" w:space="0" w:color="000000"/>
@@ -13869,7 +13869,7 @@
         </w:tc>
         <w:tc>
           <w:tcPr>
-            <w:tcW w:w="2435" w:type="dxa"/>
+            <w:tcW w:w="2434" w:type="dxa"/>
             <w:tcBorders>
               <w:left w:val="single" w:sz="4" w:space="0" w:color="000000"/>
               <w:bottom w:val="single" w:sz="4" w:space="0" w:color="000000"/>
@@ -14020,7 +14020,7 @@
         </w:tc>
         <w:tc>
           <w:tcPr>
-            <w:tcW w:w="926" w:type="dxa"/>
+            <w:tcW w:w="927" w:type="dxa"/>
             <w:tcBorders>
               <w:left w:val="single" w:sz="4" w:space="0" w:color="000000"/>
               <w:bottom w:val="single" w:sz="4" w:space="0" w:color="000000"/>
@@ -14048,7 +14048,7 @@
         </w:tc>
         <w:tc>
           <w:tcPr>
-            <w:tcW w:w="929" w:type="dxa"/>
+            <w:tcW w:w="928" w:type="dxa"/>
             <w:tcBorders>
               <w:left w:val="single" w:sz="4" w:space="0" w:color="000000"/>
               <w:bottom w:val="single" w:sz="4" w:space="0" w:color="000000"/>
@@ -14076,7 +14076,7 @@
         </w:tc>
         <w:tc>
           <w:tcPr>
-            <w:tcW w:w="935" w:type="dxa"/>
+            <w:tcW w:w="936" w:type="dxa"/>
             <w:tcBorders>
               <w:left w:val="single" w:sz="4" w:space="0" w:color="000000"/>
               <w:bottom w:val="single" w:sz="4" w:space="0" w:color="000000"/>
@@ -14104,7 +14104,7 @@
         </w:tc>
         <w:tc>
           <w:tcPr>
-            <w:tcW w:w="2435" w:type="dxa"/>
+            <w:tcW w:w="2434" w:type="dxa"/>
             <w:tcBorders>
               <w:left w:val="single" w:sz="4" w:space="0" w:color="000000"/>
               <w:bottom w:val="single" w:sz="4" w:space="0" w:color="000000"/>
@@ -14255,7 +14255,7 @@
         </w:tc>
         <w:tc>
           <w:tcPr>
-            <w:tcW w:w="926" w:type="dxa"/>
+            <w:tcW w:w="927" w:type="dxa"/>
             <w:tcBorders>
               <w:left w:val="single" w:sz="4" w:space="0" w:color="000000"/>
               <w:bottom w:val="single" w:sz="4" w:space="0" w:color="000000"/>
@@ -14283,7 +14283,7 @@
         </w:tc>
         <w:tc>
           <w:tcPr>
-            <w:tcW w:w="929" w:type="dxa"/>
+            <w:tcW w:w="928" w:type="dxa"/>
             <w:tcBorders>
               <w:left w:val="single" w:sz="4" w:space="0" w:color="000000"/>
               <w:bottom w:val="single" w:sz="4" w:space="0" w:color="000000"/>
@@ -14311,7 +14311,7 @@
         </w:tc>
         <w:tc>
           <w:tcPr>
-            <w:tcW w:w="935" w:type="dxa"/>
+            <w:tcW w:w="936" w:type="dxa"/>
             <w:tcBorders>
               <w:left w:val="single" w:sz="4" w:space="0" w:color="000000"/>
               <w:bottom w:val="single" w:sz="4" w:space="0" w:color="000000"/>
@@ -14339,7 +14339,7 @@
         </w:tc>
         <w:tc>
           <w:tcPr>
-            <w:tcW w:w="2435" w:type="dxa"/>
+            <w:tcW w:w="2434" w:type="dxa"/>
             <w:tcBorders>
               <w:left w:val="single" w:sz="4" w:space="0" w:color="000000"/>
               <w:bottom w:val="single" w:sz="4" w:space="0" w:color="000000"/>
@@ -15077,10 +15077,10 @@
         <w:gridCol w:w="2721"/>
         <w:gridCol w:w="931"/>
         <w:gridCol w:w="934"/>
-        <w:gridCol w:w="926"/>
-        <w:gridCol w:w="929"/>
-        <w:gridCol w:w="935"/>
-        <w:gridCol w:w="2435"/>
+        <w:gridCol w:w="927"/>
+        <w:gridCol w:w="928"/>
+        <w:gridCol w:w="936"/>
+        <w:gridCol w:w="2434"/>
       </w:tblGrid>
       <w:tr>
         <w:trPr/>
@@ -15198,7 +15198,7 @@
         </w:tc>
         <w:tc>
           <w:tcPr>
-            <w:tcW w:w="926" w:type="dxa"/>
+            <w:tcW w:w="927" w:type="dxa"/>
             <w:tcBorders>
               <w:top w:val="single" w:sz="4" w:space="0" w:color="000000"/>
               <w:left w:val="single" w:sz="4" w:space="0" w:color="000000"/>
@@ -15226,7 +15226,7 @@
         </w:tc>
         <w:tc>
           <w:tcPr>
-            <w:tcW w:w="929" w:type="dxa"/>
+            <w:tcW w:w="928" w:type="dxa"/>
             <w:tcBorders>
               <w:top w:val="single" w:sz="4" w:space="0" w:color="000000"/>
               <w:left w:val="single" w:sz="4" w:space="0" w:color="000000"/>
@@ -15253,7 +15253,7 @@
         </w:tc>
         <w:tc>
           <w:tcPr>
-            <w:tcW w:w="935" w:type="dxa"/>
+            <w:tcW w:w="936" w:type="dxa"/>
             <w:tcBorders>
               <w:top w:val="single" w:sz="4" w:space="0" w:color="000000"/>
               <w:left w:val="single" w:sz="4" w:space="0" w:color="000000"/>
@@ -15281,7 +15281,7 @@
         </w:tc>
         <w:tc>
           <w:tcPr>
-            <w:tcW w:w="2435" w:type="dxa"/>
+            <w:tcW w:w="2434" w:type="dxa"/>
             <w:tcBorders>
               <w:top w:val="single" w:sz="4" w:space="0" w:color="000000"/>
               <w:left w:val="single" w:sz="4" w:space="0" w:color="000000"/>
@@ -15421,7 +15421,7 @@
         </w:tc>
         <w:tc>
           <w:tcPr>
-            <w:tcW w:w="926" w:type="dxa"/>
+            <w:tcW w:w="927" w:type="dxa"/>
             <w:tcBorders>
               <w:left w:val="single" w:sz="4" w:space="0" w:color="000000"/>
             </w:tcBorders>
@@ -15448,33 +15448,33 @@
         </w:tc>
         <w:tc>
           <w:tcPr>
-            <w:tcW w:w="929" w:type="dxa"/>
-            <w:tcBorders>
-              <w:left w:val="single" w:sz="4" w:space="0" w:color="000000"/>
-            </w:tcBorders>
-          </w:tcPr>
-          <w:p>
-            <w:pPr>
-              <w:pStyle w:val="Style19"/>
-              <w:widowControl w:val="false"/>
-              <w:bidi w:val="0"/>
-              <w:jc w:val="center"/>
-              <w:rPr>
-                <w:sz w:val="16"/>
-                <w:szCs w:val="16"/>
-              </w:rPr>
-            </w:pPr>
-            <w:r>
-              <w:rPr>
-                <w:sz w:val="16"/>
-                <w:szCs w:val="16"/>
-              </w:rPr>
-            </w:r>
-          </w:p>
-        </w:tc>
-        <w:tc>
-          <w:tcPr>
-            <w:tcW w:w="935" w:type="dxa"/>
+            <w:tcW w:w="928" w:type="dxa"/>
+            <w:tcBorders>
+              <w:left w:val="single" w:sz="4" w:space="0" w:color="000000"/>
+            </w:tcBorders>
+          </w:tcPr>
+          <w:p>
+            <w:pPr>
+              <w:pStyle w:val="Style19"/>
+              <w:widowControl w:val="false"/>
+              <w:bidi w:val="0"/>
+              <w:jc w:val="center"/>
+              <w:rPr>
+                <w:sz w:val="16"/>
+                <w:szCs w:val="16"/>
+              </w:rPr>
+            </w:pPr>
+            <w:r>
+              <w:rPr>
+                <w:sz w:val="16"/>
+                <w:szCs w:val="16"/>
+              </w:rPr>
+            </w:r>
+          </w:p>
+        </w:tc>
+        <w:tc>
+          <w:tcPr>
+            <w:tcW w:w="936" w:type="dxa"/>
             <w:tcBorders>
               <w:left w:val="single" w:sz="4" w:space="0" w:color="000000"/>
             </w:tcBorders>
@@ -15501,7 +15501,7 @@
         </w:tc>
         <w:tc>
           <w:tcPr>
-            <w:tcW w:w="2435" w:type="dxa"/>
+            <w:tcW w:w="2434" w:type="dxa"/>
             <w:tcBorders>
               <w:left w:val="single" w:sz="4" w:space="0" w:color="000000"/>
               <w:right w:val="single" w:sz="4" w:space="0" w:color="000000"/>
@@ -15639,7 +15639,7 @@
         </w:tc>
         <w:tc>
           <w:tcPr>
-            <w:tcW w:w="926" w:type="dxa"/>
+            <w:tcW w:w="927" w:type="dxa"/>
             <w:tcBorders>
               <w:left w:val="single" w:sz="4" w:space="0" w:color="000000"/>
             </w:tcBorders>
@@ -15666,33 +15666,33 @@
         </w:tc>
         <w:tc>
           <w:tcPr>
-            <w:tcW w:w="929" w:type="dxa"/>
-            <w:tcBorders>
-              <w:left w:val="single" w:sz="4" w:space="0" w:color="000000"/>
-            </w:tcBorders>
-          </w:tcPr>
-          <w:p>
-            <w:pPr>
-              <w:pStyle w:val="Style19"/>
-              <w:widowControl w:val="false"/>
-              <w:bidi w:val="0"/>
-              <w:jc w:val="center"/>
-              <w:rPr>
-                <w:sz w:val="16"/>
-                <w:szCs w:val="16"/>
-              </w:rPr>
-            </w:pPr>
-            <w:r>
-              <w:rPr>
-                <w:sz w:val="16"/>
-                <w:szCs w:val="16"/>
-              </w:rPr>
-            </w:r>
-          </w:p>
-        </w:tc>
-        <w:tc>
-          <w:tcPr>
-            <w:tcW w:w="935" w:type="dxa"/>
+            <w:tcW w:w="928" w:type="dxa"/>
+            <w:tcBorders>
+              <w:left w:val="single" w:sz="4" w:space="0" w:color="000000"/>
+            </w:tcBorders>
+          </w:tcPr>
+          <w:p>
+            <w:pPr>
+              <w:pStyle w:val="Style19"/>
+              <w:widowControl w:val="false"/>
+              <w:bidi w:val="0"/>
+              <w:jc w:val="center"/>
+              <w:rPr>
+                <w:sz w:val="16"/>
+                <w:szCs w:val="16"/>
+              </w:rPr>
+            </w:pPr>
+            <w:r>
+              <w:rPr>
+                <w:sz w:val="16"/>
+                <w:szCs w:val="16"/>
+              </w:rPr>
+            </w:r>
+          </w:p>
+        </w:tc>
+        <w:tc>
+          <w:tcPr>
+            <w:tcW w:w="936" w:type="dxa"/>
             <w:tcBorders>
               <w:left w:val="single" w:sz="4" w:space="0" w:color="000000"/>
             </w:tcBorders>
@@ -15719,7 +15719,7 @@
         </w:tc>
         <w:tc>
           <w:tcPr>
-            <w:tcW w:w="2435" w:type="dxa"/>
+            <w:tcW w:w="2434" w:type="dxa"/>
             <w:tcBorders>
               <w:left w:val="single" w:sz="4" w:space="0" w:color="000000"/>
               <w:right w:val="single" w:sz="4" w:space="0" w:color="000000"/>
@@ -15857,7 +15857,7 @@
         </w:tc>
         <w:tc>
           <w:tcPr>
-            <w:tcW w:w="926" w:type="dxa"/>
+            <w:tcW w:w="927" w:type="dxa"/>
             <w:tcBorders>
               <w:left w:val="single" w:sz="4" w:space="0" w:color="000000"/>
             </w:tcBorders>
@@ -15884,33 +15884,33 @@
         </w:tc>
         <w:tc>
           <w:tcPr>
-            <w:tcW w:w="929" w:type="dxa"/>
-            <w:tcBorders>
-              <w:left w:val="single" w:sz="4" w:space="0" w:color="000000"/>
-            </w:tcBorders>
-          </w:tcPr>
-          <w:p>
-            <w:pPr>
-              <w:pStyle w:val="Style19"/>
-              <w:widowControl w:val="false"/>
-              <w:bidi w:val="0"/>
-              <w:jc w:val="center"/>
-              <w:rPr>
-                <w:sz w:val="16"/>
-                <w:szCs w:val="16"/>
-              </w:rPr>
-            </w:pPr>
-            <w:r>
-              <w:rPr>
-                <w:sz w:val="16"/>
-                <w:szCs w:val="16"/>
-              </w:rPr>
-            </w:r>
-          </w:p>
-        </w:tc>
-        <w:tc>
-          <w:tcPr>
-            <w:tcW w:w="935" w:type="dxa"/>
+            <w:tcW w:w="928" w:type="dxa"/>
+            <w:tcBorders>
+              <w:left w:val="single" w:sz="4" w:space="0" w:color="000000"/>
+            </w:tcBorders>
+          </w:tcPr>
+          <w:p>
+            <w:pPr>
+              <w:pStyle w:val="Style19"/>
+              <w:widowControl w:val="false"/>
+              <w:bidi w:val="0"/>
+              <w:jc w:val="center"/>
+              <w:rPr>
+                <w:sz w:val="16"/>
+                <w:szCs w:val="16"/>
+              </w:rPr>
+            </w:pPr>
+            <w:r>
+              <w:rPr>
+                <w:sz w:val="16"/>
+                <w:szCs w:val="16"/>
+              </w:rPr>
+            </w:r>
+          </w:p>
+        </w:tc>
+        <w:tc>
+          <w:tcPr>
+            <w:tcW w:w="936" w:type="dxa"/>
             <w:tcBorders>
               <w:left w:val="single" w:sz="4" w:space="0" w:color="000000"/>
             </w:tcBorders>
@@ -15937,7 +15937,7 @@
         </w:tc>
         <w:tc>
           <w:tcPr>
-            <w:tcW w:w="2435" w:type="dxa"/>
+            <w:tcW w:w="2434" w:type="dxa"/>
             <w:tcBorders>
               <w:left w:val="single" w:sz="4" w:space="0" w:color="000000"/>
               <w:right w:val="single" w:sz="4" w:space="0" w:color="000000"/>
@@ -16075,7 +16075,7 @@
         </w:tc>
         <w:tc>
           <w:tcPr>
-            <w:tcW w:w="926" w:type="dxa"/>
+            <w:tcW w:w="927" w:type="dxa"/>
             <w:tcBorders>
               <w:left w:val="single" w:sz="4" w:space="0" w:color="000000"/>
             </w:tcBorders>
@@ -16102,33 +16102,33 @@
         </w:tc>
         <w:tc>
           <w:tcPr>
-            <w:tcW w:w="929" w:type="dxa"/>
-            <w:tcBorders>
-              <w:left w:val="single" w:sz="4" w:space="0" w:color="000000"/>
-            </w:tcBorders>
-          </w:tcPr>
-          <w:p>
-            <w:pPr>
-              <w:pStyle w:val="Style19"/>
-              <w:widowControl w:val="false"/>
-              <w:bidi w:val="0"/>
-              <w:jc w:val="center"/>
-              <w:rPr>
-                <w:sz w:val="16"/>
-                <w:szCs w:val="16"/>
-              </w:rPr>
-            </w:pPr>
-            <w:r>
-              <w:rPr>
-                <w:sz w:val="16"/>
-                <w:szCs w:val="16"/>
-              </w:rPr>
-            </w:r>
-          </w:p>
-        </w:tc>
-        <w:tc>
-          <w:tcPr>
-            <w:tcW w:w="935" w:type="dxa"/>
+            <w:tcW w:w="928" w:type="dxa"/>
+            <w:tcBorders>
+              <w:left w:val="single" w:sz="4" w:space="0" w:color="000000"/>
+            </w:tcBorders>
+          </w:tcPr>
+          <w:p>
+            <w:pPr>
+              <w:pStyle w:val="Style19"/>
+              <w:widowControl w:val="false"/>
+              <w:bidi w:val="0"/>
+              <w:jc w:val="center"/>
+              <w:rPr>
+                <w:sz w:val="16"/>
+                <w:szCs w:val="16"/>
+              </w:rPr>
+            </w:pPr>
+            <w:r>
+              <w:rPr>
+                <w:sz w:val="16"/>
+                <w:szCs w:val="16"/>
+              </w:rPr>
+            </w:r>
+          </w:p>
+        </w:tc>
+        <w:tc>
+          <w:tcPr>
+            <w:tcW w:w="936" w:type="dxa"/>
             <w:tcBorders>
               <w:left w:val="single" w:sz="4" w:space="0" w:color="000000"/>
             </w:tcBorders>
@@ -16155,7 +16155,7 @@
         </w:tc>
         <w:tc>
           <w:tcPr>
-            <w:tcW w:w="2435" w:type="dxa"/>
+            <w:tcW w:w="2434" w:type="dxa"/>
             <w:tcBorders>
               <w:left w:val="single" w:sz="4" w:space="0" w:color="000000"/>
               <w:right w:val="single" w:sz="4" w:space="0" w:color="000000"/>
@@ -16294,7 +16294,7 @@
         </w:tc>
         <w:tc>
           <w:tcPr>
-            <w:tcW w:w="926" w:type="dxa"/>
+            <w:tcW w:w="927" w:type="dxa"/>
             <w:tcBorders>
               <w:left w:val="single" w:sz="4" w:space="0" w:color="000000"/>
             </w:tcBorders>
@@ -16321,33 +16321,33 @@
         </w:tc>
         <w:tc>
           <w:tcPr>
-            <w:tcW w:w="929" w:type="dxa"/>
-            <w:tcBorders>
-              <w:left w:val="single" w:sz="4" w:space="0" w:color="000000"/>
-            </w:tcBorders>
-          </w:tcPr>
-          <w:p>
-            <w:pPr>
-              <w:pStyle w:val="Style19"/>
-              <w:widowControl w:val="false"/>
-              <w:bidi w:val="0"/>
-              <w:jc w:val="center"/>
-              <w:rPr>
-                <w:sz w:val="16"/>
-                <w:szCs w:val="16"/>
-              </w:rPr>
-            </w:pPr>
-            <w:r>
-              <w:rPr>
-                <w:sz w:val="16"/>
-                <w:szCs w:val="16"/>
-              </w:rPr>
-            </w:r>
-          </w:p>
-        </w:tc>
-        <w:tc>
-          <w:tcPr>
-            <w:tcW w:w="935" w:type="dxa"/>
+            <w:tcW w:w="928" w:type="dxa"/>
+            <w:tcBorders>
+              <w:left w:val="single" w:sz="4" w:space="0" w:color="000000"/>
+            </w:tcBorders>
+          </w:tcPr>
+          <w:p>
+            <w:pPr>
+              <w:pStyle w:val="Style19"/>
+              <w:widowControl w:val="false"/>
+              <w:bidi w:val="0"/>
+              <w:jc w:val="center"/>
+              <w:rPr>
+                <w:sz w:val="16"/>
+                <w:szCs w:val="16"/>
+              </w:rPr>
+            </w:pPr>
+            <w:r>
+              <w:rPr>
+                <w:sz w:val="16"/>
+                <w:szCs w:val="16"/>
+              </w:rPr>
+            </w:r>
+          </w:p>
+        </w:tc>
+        <w:tc>
+          <w:tcPr>
+            <w:tcW w:w="936" w:type="dxa"/>
             <w:tcBorders>
               <w:left w:val="single" w:sz="4" w:space="0" w:color="000000"/>
             </w:tcBorders>
@@ -16374,7 +16374,7 @@
         </w:tc>
         <w:tc>
           <w:tcPr>
-            <w:tcW w:w="2435" w:type="dxa"/>
+            <w:tcW w:w="2434" w:type="dxa"/>
             <w:tcBorders>
               <w:left w:val="single" w:sz="4" w:space="0" w:color="000000"/>
               <w:right w:val="single" w:sz="4" w:space="0" w:color="000000"/>
@@ -16513,7 +16513,7 @@
         </w:tc>
         <w:tc>
           <w:tcPr>
-            <w:tcW w:w="926" w:type="dxa"/>
+            <w:tcW w:w="927" w:type="dxa"/>
             <w:tcBorders>
               <w:left w:val="single" w:sz="4" w:space="0" w:color="000000"/>
             </w:tcBorders>
@@ -16540,33 +16540,33 @@
         </w:tc>
         <w:tc>
           <w:tcPr>
-            <w:tcW w:w="929" w:type="dxa"/>
-            <w:tcBorders>
-              <w:left w:val="single" w:sz="4" w:space="0" w:color="000000"/>
-            </w:tcBorders>
-          </w:tcPr>
-          <w:p>
-            <w:pPr>
-              <w:pStyle w:val="Style19"/>
-              <w:widowControl w:val="false"/>
-              <w:bidi w:val="0"/>
-              <w:jc w:val="center"/>
-              <w:rPr>
-                <w:sz w:val="16"/>
-                <w:szCs w:val="16"/>
-              </w:rPr>
-            </w:pPr>
-            <w:r>
-              <w:rPr>
-                <w:sz w:val="16"/>
-                <w:szCs w:val="16"/>
-              </w:rPr>
-            </w:r>
-          </w:p>
-        </w:tc>
-        <w:tc>
-          <w:tcPr>
-            <w:tcW w:w="935" w:type="dxa"/>
+            <w:tcW w:w="928" w:type="dxa"/>
+            <w:tcBorders>
+              <w:left w:val="single" w:sz="4" w:space="0" w:color="000000"/>
+            </w:tcBorders>
+          </w:tcPr>
+          <w:p>
+            <w:pPr>
+              <w:pStyle w:val="Style19"/>
+              <w:widowControl w:val="false"/>
+              <w:bidi w:val="0"/>
+              <w:jc w:val="center"/>
+              <w:rPr>
+                <w:sz w:val="16"/>
+                <w:szCs w:val="16"/>
+              </w:rPr>
+            </w:pPr>
+            <w:r>
+              <w:rPr>
+                <w:sz w:val="16"/>
+                <w:szCs w:val="16"/>
+              </w:rPr>
+            </w:r>
+          </w:p>
+        </w:tc>
+        <w:tc>
+          <w:tcPr>
+            <w:tcW w:w="936" w:type="dxa"/>
             <w:tcBorders>
               <w:left w:val="single" w:sz="4" w:space="0" w:color="000000"/>
             </w:tcBorders>
@@ -16593,7 +16593,7 @@
         </w:tc>
         <w:tc>
           <w:tcPr>
-            <w:tcW w:w="2435" w:type="dxa"/>
+            <w:tcW w:w="2434" w:type="dxa"/>
             <w:tcBorders>
               <w:left w:val="single" w:sz="4" w:space="0" w:color="000000"/>
               <w:right w:val="single" w:sz="4" w:space="0" w:color="000000"/>
@@ -16732,7 +16732,7 @@
         </w:tc>
         <w:tc>
           <w:tcPr>
-            <w:tcW w:w="926" w:type="dxa"/>
+            <w:tcW w:w="927" w:type="dxa"/>
             <w:tcBorders>
               <w:left w:val="single" w:sz="4" w:space="0" w:color="000000"/>
             </w:tcBorders>
@@ -16759,33 +16759,33 @@
         </w:tc>
         <w:tc>
           <w:tcPr>
-            <w:tcW w:w="929" w:type="dxa"/>
-            <w:tcBorders>
-              <w:left w:val="single" w:sz="4" w:space="0" w:color="000000"/>
-            </w:tcBorders>
-          </w:tcPr>
-          <w:p>
-            <w:pPr>
-              <w:pStyle w:val="Style19"/>
-              <w:widowControl w:val="false"/>
-              <w:bidi w:val="0"/>
-              <w:jc w:val="center"/>
-              <w:rPr>
-                <w:sz w:val="16"/>
-                <w:szCs w:val="16"/>
-              </w:rPr>
-            </w:pPr>
-            <w:r>
-              <w:rPr>
-                <w:sz w:val="16"/>
-                <w:szCs w:val="16"/>
-              </w:rPr>
-            </w:r>
-          </w:p>
-        </w:tc>
-        <w:tc>
-          <w:tcPr>
-            <w:tcW w:w="935" w:type="dxa"/>
+            <w:tcW w:w="928" w:type="dxa"/>
+            <w:tcBorders>
+              <w:left w:val="single" w:sz="4" w:space="0" w:color="000000"/>
+            </w:tcBorders>
+          </w:tcPr>
+          <w:p>
+            <w:pPr>
+              <w:pStyle w:val="Style19"/>
+              <w:widowControl w:val="false"/>
+              <w:bidi w:val="0"/>
+              <w:jc w:val="center"/>
+              <w:rPr>
+                <w:sz w:val="16"/>
+                <w:szCs w:val="16"/>
+              </w:rPr>
+            </w:pPr>
+            <w:r>
+              <w:rPr>
+                <w:sz w:val="16"/>
+                <w:szCs w:val="16"/>
+              </w:rPr>
+            </w:r>
+          </w:p>
+        </w:tc>
+        <w:tc>
+          <w:tcPr>
+            <w:tcW w:w="936" w:type="dxa"/>
             <w:tcBorders>
               <w:left w:val="single" w:sz="4" w:space="0" w:color="000000"/>
             </w:tcBorders>
@@ -16812,7 +16812,7 @@
         </w:tc>
         <w:tc>
           <w:tcPr>
-            <w:tcW w:w="2435" w:type="dxa"/>
+            <w:tcW w:w="2434" w:type="dxa"/>
             <w:tcBorders>
               <w:left w:val="single" w:sz="4" w:space="0" w:color="000000"/>
               <w:right w:val="single" w:sz="4" w:space="0" w:color="000000"/>
@@ -16951,59 +16951,59 @@
         </w:tc>
         <w:tc>
           <w:tcPr>
-            <w:tcW w:w="926" w:type="dxa"/>
-            <w:tcBorders>
-              <w:left w:val="single" w:sz="4" w:space="0" w:color="000000"/>
-            </w:tcBorders>
-          </w:tcPr>
-          <w:p>
-            <w:pPr>
-              <w:pStyle w:val="Style19"/>
-              <w:widowControl w:val="false"/>
-              <w:bidi w:val="0"/>
-              <w:jc w:val="center"/>
-              <w:rPr>
-                <w:sz w:val="16"/>
-                <w:szCs w:val="16"/>
-              </w:rPr>
-            </w:pPr>
-            <w:r>
-              <w:rPr>
-                <w:sz w:val="16"/>
-                <w:szCs w:val="16"/>
-              </w:rPr>
-            </w:r>
-          </w:p>
-        </w:tc>
-        <w:tc>
-          <w:tcPr>
-            <w:tcW w:w="929" w:type="dxa"/>
-            <w:tcBorders>
-              <w:left w:val="single" w:sz="4" w:space="0" w:color="000000"/>
-            </w:tcBorders>
-          </w:tcPr>
-          <w:p>
-            <w:pPr>
-              <w:pStyle w:val="Style19"/>
-              <w:widowControl w:val="false"/>
-              <w:bidi w:val="0"/>
-              <w:jc w:val="center"/>
-              <w:rPr>
-                <w:sz w:val="16"/>
-                <w:szCs w:val="16"/>
-              </w:rPr>
-            </w:pPr>
-            <w:r>
-              <w:rPr>
-                <w:sz w:val="16"/>
-                <w:szCs w:val="16"/>
-              </w:rPr>
-            </w:r>
-          </w:p>
-        </w:tc>
-        <w:tc>
-          <w:tcPr>
-            <w:tcW w:w="935" w:type="dxa"/>
+            <w:tcW w:w="927" w:type="dxa"/>
+            <w:tcBorders>
+              <w:left w:val="single" w:sz="4" w:space="0" w:color="000000"/>
+            </w:tcBorders>
+          </w:tcPr>
+          <w:p>
+            <w:pPr>
+              <w:pStyle w:val="Style19"/>
+              <w:widowControl w:val="false"/>
+              <w:bidi w:val="0"/>
+              <w:jc w:val="center"/>
+              <w:rPr>
+                <w:sz w:val="16"/>
+                <w:szCs w:val="16"/>
+              </w:rPr>
+            </w:pPr>
+            <w:r>
+              <w:rPr>
+                <w:sz w:val="16"/>
+                <w:szCs w:val="16"/>
+              </w:rPr>
+            </w:r>
+          </w:p>
+        </w:tc>
+        <w:tc>
+          <w:tcPr>
+            <w:tcW w:w="928" w:type="dxa"/>
+            <w:tcBorders>
+              <w:left w:val="single" w:sz="4" w:space="0" w:color="000000"/>
+            </w:tcBorders>
+          </w:tcPr>
+          <w:p>
+            <w:pPr>
+              <w:pStyle w:val="Style19"/>
+              <w:widowControl w:val="false"/>
+              <w:bidi w:val="0"/>
+              <w:jc w:val="center"/>
+              <w:rPr>
+                <w:sz w:val="16"/>
+                <w:szCs w:val="16"/>
+              </w:rPr>
+            </w:pPr>
+            <w:r>
+              <w:rPr>
+                <w:sz w:val="16"/>
+                <w:szCs w:val="16"/>
+              </w:rPr>
+            </w:r>
+          </w:p>
+        </w:tc>
+        <w:tc>
+          <w:tcPr>
+            <w:tcW w:w="936" w:type="dxa"/>
             <w:tcBorders>
               <w:left w:val="single" w:sz="4" w:space="0" w:color="000000"/>
             </w:tcBorders>
@@ -17030,7 +17030,7 @@
         </w:tc>
         <w:tc>
           <w:tcPr>
-            <w:tcW w:w="2435" w:type="dxa"/>
+            <w:tcW w:w="2434" w:type="dxa"/>
             <w:tcBorders>
               <w:left w:val="single" w:sz="4" w:space="0" w:color="000000"/>
               <w:right w:val="single" w:sz="4" w:space="0" w:color="000000"/>
@@ -17168,59 +17168,59 @@
         </w:tc>
         <w:tc>
           <w:tcPr>
-            <w:tcW w:w="926" w:type="dxa"/>
-            <w:tcBorders>
-              <w:left w:val="single" w:sz="4" w:space="0" w:color="000000"/>
-            </w:tcBorders>
-          </w:tcPr>
-          <w:p>
-            <w:pPr>
-              <w:pStyle w:val="Style19"/>
-              <w:widowControl w:val="false"/>
-              <w:bidi w:val="0"/>
-              <w:jc w:val="center"/>
-              <w:rPr>
-                <w:sz w:val="16"/>
-                <w:szCs w:val="16"/>
-              </w:rPr>
-            </w:pPr>
-            <w:r>
-              <w:rPr>
-                <w:sz w:val="16"/>
-                <w:szCs w:val="16"/>
-              </w:rPr>
-            </w:r>
-          </w:p>
-        </w:tc>
-        <w:tc>
-          <w:tcPr>
-            <w:tcW w:w="929" w:type="dxa"/>
-            <w:tcBorders>
-              <w:left w:val="single" w:sz="4" w:space="0" w:color="000000"/>
-            </w:tcBorders>
-          </w:tcPr>
-          <w:p>
-            <w:pPr>
-              <w:pStyle w:val="Style19"/>
-              <w:widowControl w:val="false"/>
-              <w:bidi w:val="0"/>
-              <w:jc w:val="center"/>
-              <w:rPr>
-                <w:sz w:val="16"/>
-                <w:szCs w:val="16"/>
-              </w:rPr>
-            </w:pPr>
-            <w:r>
-              <w:rPr>
-                <w:sz w:val="16"/>
-                <w:szCs w:val="16"/>
-              </w:rPr>
-            </w:r>
-          </w:p>
-        </w:tc>
-        <w:tc>
-          <w:tcPr>
-            <w:tcW w:w="935" w:type="dxa"/>
+            <w:tcW w:w="927" w:type="dxa"/>
+            <w:tcBorders>
+              <w:left w:val="single" w:sz="4" w:space="0" w:color="000000"/>
+            </w:tcBorders>
+          </w:tcPr>
+          <w:p>
+            <w:pPr>
+              <w:pStyle w:val="Style19"/>
+              <w:widowControl w:val="false"/>
+              <w:bidi w:val="0"/>
+              <w:jc w:val="center"/>
+              <w:rPr>
+                <w:sz w:val="16"/>
+                <w:szCs w:val="16"/>
+              </w:rPr>
+            </w:pPr>
+            <w:r>
+              <w:rPr>
+                <w:sz w:val="16"/>
+                <w:szCs w:val="16"/>
+              </w:rPr>
+            </w:r>
+          </w:p>
+        </w:tc>
+        <w:tc>
+          <w:tcPr>
+            <w:tcW w:w="928" w:type="dxa"/>
+            <w:tcBorders>
+              <w:left w:val="single" w:sz="4" w:space="0" w:color="000000"/>
+            </w:tcBorders>
+          </w:tcPr>
+          <w:p>
+            <w:pPr>
+              <w:pStyle w:val="Style19"/>
+              <w:widowControl w:val="false"/>
+              <w:bidi w:val="0"/>
+              <w:jc w:val="center"/>
+              <w:rPr>
+                <w:sz w:val="16"/>
+                <w:szCs w:val="16"/>
+              </w:rPr>
+            </w:pPr>
+            <w:r>
+              <w:rPr>
+                <w:sz w:val="16"/>
+                <w:szCs w:val="16"/>
+              </w:rPr>
+            </w:r>
+          </w:p>
+        </w:tc>
+        <w:tc>
+          <w:tcPr>
+            <w:tcW w:w="936" w:type="dxa"/>
             <w:tcBorders>
               <w:left w:val="single" w:sz="4" w:space="0" w:color="000000"/>
             </w:tcBorders>
@@ -17247,7 +17247,7 @@
         </w:tc>
         <w:tc>
           <w:tcPr>
-            <w:tcW w:w="2435" w:type="dxa"/>
+            <w:tcW w:w="2434" w:type="dxa"/>
             <w:tcBorders>
               <w:left w:val="single" w:sz="4" w:space="0" w:color="000000"/>
               <w:right w:val="single" w:sz="4" w:space="0" w:color="000000"/>
@@ -17385,59 +17385,59 @@
         </w:tc>
         <w:tc>
           <w:tcPr>
-            <w:tcW w:w="926" w:type="dxa"/>
-            <w:tcBorders>
-              <w:left w:val="single" w:sz="4" w:space="0" w:color="000000"/>
-            </w:tcBorders>
-          </w:tcPr>
-          <w:p>
-            <w:pPr>
-              <w:pStyle w:val="Style19"/>
-              <w:widowControl w:val="false"/>
-              <w:bidi w:val="0"/>
-              <w:jc w:val="center"/>
-              <w:rPr>
-                <w:sz w:val="16"/>
-                <w:szCs w:val="16"/>
-              </w:rPr>
-            </w:pPr>
-            <w:r>
-              <w:rPr>
-                <w:sz w:val="16"/>
-                <w:szCs w:val="16"/>
-              </w:rPr>
-            </w:r>
-          </w:p>
-        </w:tc>
-        <w:tc>
-          <w:tcPr>
-            <w:tcW w:w="929" w:type="dxa"/>
-            <w:tcBorders>
-              <w:left w:val="single" w:sz="4" w:space="0" w:color="000000"/>
-            </w:tcBorders>
-          </w:tcPr>
-          <w:p>
-            <w:pPr>
-              <w:pStyle w:val="Style19"/>
-              <w:widowControl w:val="false"/>
-              <w:bidi w:val="0"/>
-              <w:jc w:val="center"/>
-              <w:rPr>
-                <w:sz w:val="16"/>
-                <w:szCs w:val="16"/>
-              </w:rPr>
-            </w:pPr>
-            <w:r>
-              <w:rPr>
-                <w:sz w:val="16"/>
-                <w:szCs w:val="16"/>
-              </w:rPr>
-            </w:r>
-          </w:p>
-        </w:tc>
-        <w:tc>
-          <w:tcPr>
-            <w:tcW w:w="935" w:type="dxa"/>
+            <w:tcW w:w="927" w:type="dxa"/>
+            <w:tcBorders>
+              <w:left w:val="single" w:sz="4" w:space="0" w:color="000000"/>
+            </w:tcBorders>
+          </w:tcPr>
+          <w:p>
+            <w:pPr>
+              <w:pStyle w:val="Style19"/>
+              <w:widowControl w:val="false"/>
+              <w:bidi w:val="0"/>
+              <w:jc w:val="center"/>
+              <w:rPr>
+                <w:sz w:val="16"/>
+                <w:szCs w:val="16"/>
+              </w:rPr>
+            </w:pPr>
+            <w:r>
+              <w:rPr>
+                <w:sz w:val="16"/>
+                <w:szCs w:val="16"/>
+              </w:rPr>
+            </w:r>
+          </w:p>
+        </w:tc>
+        <w:tc>
+          <w:tcPr>
+            <w:tcW w:w="928" w:type="dxa"/>
+            <w:tcBorders>
+              <w:left w:val="single" w:sz="4" w:space="0" w:color="000000"/>
+            </w:tcBorders>
+          </w:tcPr>
+          <w:p>
+            <w:pPr>
+              <w:pStyle w:val="Style19"/>
+              <w:widowControl w:val="false"/>
+              <w:bidi w:val="0"/>
+              <w:jc w:val="center"/>
+              <w:rPr>
+                <w:sz w:val="16"/>
+                <w:szCs w:val="16"/>
+              </w:rPr>
+            </w:pPr>
+            <w:r>
+              <w:rPr>
+                <w:sz w:val="16"/>
+                <w:szCs w:val="16"/>
+              </w:rPr>
+            </w:r>
+          </w:p>
+        </w:tc>
+        <w:tc>
+          <w:tcPr>
+            <w:tcW w:w="936" w:type="dxa"/>
             <w:tcBorders>
               <w:left w:val="single" w:sz="4" w:space="0" w:color="000000"/>
             </w:tcBorders>
@@ -17464,7 +17464,7 @@
         </w:tc>
         <w:tc>
           <w:tcPr>
-            <w:tcW w:w="2435" w:type="dxa"/>
+            <w:tcW w:w="2434" w:type="dxa"/>
             <w:tcBorders>
               <w:left w:val="single" w:sz="4" w:space="0" w:color="000000"/>
               <w:right w:val="single" w:sz="4" w:space="0" w:color="000000"/>
@@ -17606,7 +17606,7 @@
         </w:tc>
         <w:tc>
           <w:tcPr>
-            <w:tcW w:w="926" w:type="dxa"/>
+            <w:tcW w:w="927" w:type="dxa"/>
             <w:tcBorders>
               <w:left w:val="single" w:sz="4" w:space="0" w:color="000000"/>
               <w:bottom w:val="single" w:sz="4" w:space="0" w:color="000000"/>
@@ -17633,7 +17633,7 @@
         </w:tc>
         <w:tc>
           <w:tcPr>
-            <w:tcW w:w="929" w:type="dxa"/>
+            <w:tcW w:w="928" w:type="dxa"/>
             <w:tcBorders>
               <w:left w:val="single" w:sz="4" w:space="0" w:color="000000"/>
               <w:bottom w:val="single" w:sz="4" w:space="0" w:color="000000"/>
@@ -17660,7 +17660,7 @@
         </w:tc>
         <w:tc>
           <w:tcPr>
-            <w:tcW w:w="935" w:type="dxa"/>
+            <w:tcW w:w="936" w:type="dxa"/>
             <w:tcBorders>
               <w:left w:val="single" w:sz="4" w:space="0" w:color="000000"/>
               <w:bottom w:val="single" w:sz="4" w:space="0" w:color="000000"/>
@@ -17688,7 +17688,7 @@
         </w:tc>
         <w:tc>
           <w:tcPr>
-            <w:tcW w:w="2435" w:type="dxa"/>
+            <w:tcW w:w="2434" w:type="dxa"/>
             <w:tcBorders>
               <w:left w:val="single" w:sz="4" w:space="0" w:color="000000"/>
               <w:bottom w:val="single" w:sz="4" w:space="0" w:color="000000"/>
@@ -18022,10 +18022,10 @@
         <w:gridCol w:w="2721"/>
         <w:gridCol w:w="931"/>
         <w:gridCol w:w="934"/>
-        <w:gridCol w:w="926"/>
-        <w:gridCol w:w="929"/>
-        <w:gridCol w:w="935"/>
-        <w:gridCol w:w="2435"/>
+        <w:gridCol w:w="927"/>
+        <w:gridCol w:w="928"/>
+        <w:gridCol w:w="936"/>
+        <w:gridCol w:w="2434"/>
       </w:tblGrid>
       <w:tr>
         <w:trPr/>
@@ -18143,7 +18143,7 @@
         </w:tc>
         <w:tc>
           <w:tcPr>
-            <w:tcW w:w="926" w:type="dxa"/>
+            <w:tcW w:w="927" w:type="dxa"/>
             <w:tcBorders>
               <w:top w:val="single" w:sz="4" w:space="0" w:color="000000"/>
               <w:left w:val="single" w:sz="4" w:space="0" w:color="000000"/>
@@ -18171,7 +18171,7 @@
         </w:tc>
         <w:tc>
           <w:tcPr>
-            <w:tcW w:w="929" w:type="dxa"/>
+            <w:tcW w:w="928" w:type="dxa"/>
             <w:tcBorders>
               <w:top w:val="single" w:sz="4" w:space="0" w:color="000000"/>
               <w:left w:val="single" w:sz="4" w:space="0" w:color="000000"/>
@@ -18198,7 +18198,7 @@
         </w:tc>
         <w:tc>
           <w:tcPr>
-            <w:tcW w:w="935" w:type="dxa"/>
+            <w:tcW w:w="936" w:type="dxa"/>
             <w:tcBorders>
               <w:top w:val="single" w:sz="4" w:space="0" w:color="000000"/>
               <w:left w:val="single" w:sz="4" w:space="0" w:color="000000"/>
@@ -18225,7 +18225,7 @@
         </w:tc>
         <w:tc>
           <w:tcPr>
-            <w:tcW w:w="2435" w:type="dxa"/>
+            <w:tcW w:w="2434" w:type="dxa"/>
             <w:tcBorders>
               <w:top w:val="single" w:sz="4" w:space="0" w:color="000000"/>
               <w:left w:val="single" w:sz="4" w:space="0" w:color="000000"/>
@@ -18365,7 +18365,7 @@
         </w:tc>
         <w:tc>
           <w:tcPr>
-            <w:tcW w:w="926" w:type="dxa"/>
+            <w:tcW w:w="927" w:type="dxa"/>
             <w:tcBorders>
               <w:left w:val="single" w:sz="4" w:space="0" w:color="000000"/>
             </w:tcBorders>
@@ -18392,59 +18392,59 @@
         </w:tc>
         <w:tc>
           <w:tcPr>
-            <w:tcW w:w="929" w:type="dxa"/>
-            <w:tcBorders>
-              <w:left w:val="single" w:sz="4" w:space="0" w:color="000000"/>
-            </w:tcBorders>
-          </w:tcPr>
-          <w:p>
-            <w:pPr>
-              <w:pStyle w:val="Style19"/>
-              <w:widowControl w:val="false"/>
-              <w:bidi w:val="0"/>
-              <w:jc w:val="center"/>
-              <w:rPr>
-                <w:sz w:val="16"/>
-                <w:szCs w:val="16"/>
-              </w:rPr>
-            </w:pPr>
-            <w:r>
-              <w:rPr>
-                <w:sz w:val="16"/>
-                <w:szCs w:val="16"/>
-              </w:rPr>
-            </w:r>
-          </w:p>
-        </w:tc>
-        <w:tc>
-          <w:tcPr>
-            <w:tcW w:w="935" w:type="dxa"/>
-            <w:tcBorders>
-              <w:left w:val="single" w:sz="4" w:space="0" w:color="000000"/>
-            </w:tcBorders>
-          </w:tcPr>
-          <w:p>
-            <w:pPr>
-              <w:pStyle w:val="Style19"/>
-              <w:widowControl w:val="false"/>
-              <w:bidi w:val="0"/>
-              <w:jc w:val="center"/>
-              <w:rPr>
-                <w:sz w:val="16"/>
-                <w:szCs w:val="16"/>
-              </w:rPr>
-            </w:pPr>
-            <w:r>
-              <w:rPr>
-                <w:sz w:val="16"/>
-                <w:szCs w:val="16"/>
-              </w:rPr>
-            </w:r>
-          </w:p>
-        </w:tc>
-        <w:tc>
-          <w:tcPr>
-            <w:tcW w:w="2435" w:type="dxa"/>
+            <w:tcW w:w="928" w:type="dxa"/>
+            <w:tcBorders>
+              <w:left w:val="single" w:sz="4" w:space="0" w:color="000000"/>
+            </w:tcBorders>
+          </w:tcPr>
+          <w:p>
+            <w:pPr>
+              <w:pStyle w:val="Style19"/>
+              <w:widowControl w:val="false"/>
+              <w:bidi w:val="0"/>
+              <w:jc w:val="center"/>
+              <w:rPr>
+                <w:sz w:val="16"/>
+                <w:szCs w:val="16"/>
+              </w:rPr>
+            </w:pPr>
+            <w:r>
+              <w:rPr>
+                <w:sz w:val="16"/>
+                <w:szCs w:val="16"/>
+              </w:rPr>
+            </w:r>
+          </w:p>
+        </w:tc>
+        <w:tc>
+          <w:tcPr>
+            <w:tcW w:w="936" w:type="dxa"/>
+            <w:tcBorders>
+              <w:left w:val="single" w:sz="4" w:space="0" w:color="000000"/>
+            </w:tcBorders>
+          </w:tcPr>
+          <w:p>
+            <w:pPr>
+              <w:pStyle w:val="Style19"/>
+              <w:widowControl w:val="false"/>
+              <w:bidi w:val="0"/>
+              <w:jc w:val="center"/>
+              <w:rPr>
+                <w:sz w:val="16"/>
+                <w:szCs w:val="16"/>
+              </w:rPr>
+            </w:pPr>
+            <w:r>
+              <w:rPr>
+                <w:sz w:val="16"/>
+                <w:szCs w:val="16"/>
+              </w:rPr>
+            </w:r>
+          </w:p>
+        </w:tc>
+        <w:tc>
+          <w:tcPr>
+            <w:tcW w:w="2434" w:type="dxa"/>
             <w:tcBorders>
               <w:left w:val="single" w:sz="4" w:space="0" w:color="000000"/>
               <w:right w:val="single" w:sz="4" w:space="0" w:color="000000"/>
@@ -18582,7 +18582,7 @@
         </w:tc>
         <w:tc>
           <w:tcPr>
-            <w:tcW w:w="926" w:type="dxa"/>
+            <w:tcW w:w="927" w:type="dxa"/>
             <w:tcBorders>
               <w:left w:val="single" w:sz="4" w:space="0" w:color="000000"/>
             </w:tcBorders>
@@ -18609,59 +18609,59 @@
         </w:tc>
         <w:tc>
           <w:tcPr>
-            <w:tcW w:w="929" w:type="dxa"/>
-            <w:tcBorders>
-              <w:left w:val="single" w:sz="4" w:space="0" w:color="000000"/>
-            </w:tcBorders>
-          </w:tcPr>
-          <w:p>
-            <w:pPr>
-              <w:pStyle w:val="Style19"/>
-              <w:widowControl w:val="false"/>
-              <w:bidi w:val="0"/>
-              <w:jc w:val="center"/>
-              <w:rPr>
-                <w:sz w:val="16"/>
-                <w:szCs w:val="16"/>
-              </w:rPr>
-            </w:pPr>
-            <w:r>
-              <w:rPr>
-                <w:sz w:val="16"/>
-                <w:szCs w:val="16"/>
-              </w:rPr>
-            </w:r>
-          </w:p>
-        </w:tc>
-        <w:tc>
-          <w:tcPr>
-            <w:tcW w:w="935" w:type="dxa"/>
-            <w:tcBorders>
-              <w:left w:val="single" w:sz="4" w:space="0" w:color="000000"/>
-            </w:tcBorders>
-          </w:tcPr>
-          <w:p>
-            <w:pPr>
-              <w:pStyle w:val="Style19"/>
-              <w:widowControl w:val="false"/>
-              <w:bidi w:val="0"/>
-              <w:jc w:val="center"/>
-              <w:rPr>
-                <w:sz w:val="16"/>
-                <w:szCs w:val="16"/>
-              </w:rPr>
-            </w:pPr>
-            <w:r>
-              <w:rPr>
-                <w:sz w:val="16"/>
-                <w:szCs w:val="16"/>
-              </w:rPr>
-            </w:r>
-          </w:p>
-        </w:tc>
-        <w:tc>
-          <w:tcPr>
-            <w:tcW w:w="2435" w:type="dxa"/>
+            <w:tcW w:w="928" w:type="dxa"/>
+            <w:tcBorders>
+              <w:left w:val="single" w:sz="4" w:space="0" w:color="000000"/>
+            </w:tcBorders>
+          </w:tcPr>
+          <w:p>
+            <w:pPr>
+              <w:pStyle w:val="Style19"/>
+              <w:widowControl w:val="false"/>
+              <w:bidi w:val="0"/>
+              <w:jc w:val="center"/>
+              <w:rPr>
+                <w:sz w:val="16"/>
+                <w:szCs w:val="16"/>
+              </w:rPr>
+            </w:pPr>
+            <w:r>
+              <w:rPr>
+                <w:sz w:val="16"/>
+                <w:szCs w:val="16"/>
+              </w:rPr>
+            </w:r>
+          </w:p>
+        </w:tc>
+        <w:tc>
+          <w:tcPr>
+            <w:tcW w:w="936" w:type="dxa"/>
+            <w:tcBorders>
+              <w:left w:val="single" w:sz="4" w:space="0" w:color="000000"/>
+            </w:tcBorders>
+          </w:tcPr>
+          <w:p>
+            <w:pPr>
+              <w:pStyle w:val="Style19"/>
+              <w:widowControl w:val="false"/>
+              <w:bidi w:val="0"/>
+              <w:jc w:val="center"/>
+              <w:rPr>
+                <w:sz w:val="16"/>
+                <w:szCs w:val="16"/>
+              </w:rPr>
+            </w:pPr>
+            <w:r>
+              <w:rPr>
+                <w:sz w:val="16"/>
+                <w:szCs w:val="16"/>
+              </w:rPr>
+            </w:r>
+          </w:p>
+        </w:tc>
+        <w:tc>
+          <w:tcPr>
+            <w:tcW w:w="2434" w:type="dxa"/>
             <w:tcBorders>
               <w:left w:val="single" w:sz="4" w:space="0" w:color="000000"/>
               <w:right w:val="single" w:sz="4" w:space="0" w:color="000000"/>
@@ -18825,7 +18825,7 @@
         </w:tc>
         <w:tc>
           <w:tcPr>
-            <w:tcW w:w="926" w:type="dxa"/>
+            <w:tcW w:w="927" w:type="dxa"/>
             <w:tcBorders>
               <w:left w:val="single" w:sz="4" w:space="0" w:color="000000"/>
             </w:tcBorders>
@@ -18852,59 +18852,59 @@
         </w:tc>
         <w:tc>
           <w:tcPr>
-            <w:tcW w:w="929" w:type="dxa"/>
-            <w:tcBorders>
-              <w:left w:val="single" w:sz="4" w:space="0" w:color="000000"/>
-            </w:tcBorders>
-          </w:tcPr>
-          <w:p>
-            <w:pPr>
-              <w:pStyle w:val="Style19"/>
-              <w:widowControl w:val="false"/>
-              <w:bidi w:val="0"/>
-              <w:jc w:val="center"/>
-              <w:rPr>
-                <w:sz w:val="16"/>
-                <w:szCs w:val="16"/>
-              </w:rPr>
-            </w:pPr>
-            <w:r>
-              <w:rPr>
-                <w:sz w:val="16"/>
-                <w:szCs w:val="16"/>
-              </w:rPr>
-            </w:r>
-          </w:p>
-        </w:tc>
-        <w:tc>
-          <w:tcPr>
-            <w:tcW w:w="935" w:type="dxa"/>
-            <w:tcBorders>
-              <w:left w:val="single" w:sz="4" w:space="0" w:color="000000"/>
-            </w:tcBorders>
-          </w:tcPr>
-          <w:p>
-            <w:pPr>
-              <w:pStyle w:val="Style19"/>
-              <w:widowControl w:val="false"/>
-              <w:bidi w:val="0"/>
-              <w:jc w:val="center"/>
-              <w:rPr>
-                <w:sz w:val="16"/>
-                <w:szCs w:val="16"/>
-              </w:rPr>
-            </w:pPr>
-            <w:r>
-              <w:rPr>
-                <w:sz w:val="16"/>
-                <w:szCs w:val="16"/>
-              </w:rPr>
-            </w:r>
-          </w:p>
-        </w:tc>
-        <w:tc>
-          <w:tcPr>
-            <w:tcW w:w="2435" w:type="dxa"/>
+            <w:tcW w:w="928" w:type="dxa"/>
+            <w:tcBorders>
+              <w:left w:val="single" w:sz="4" w:space="0" w:color="000000"/>
+            </w:tcBorders>
+          </w:tcPr>
+          <w:p>
+            <w:pPr>
+              <w:pStyle w:val="Style19"/>
+              <w:widowControl w:val="false"/>
+              <w:bidi w:val="0"/>
+              <w:jc w:val="center"/>
+              <w:rPr>
+                <w:sz w:val="16"/>
+                <w:szCs w:val="16"/>
+              </w:rPr>
+            </w:pPr>
+            <w:r>
+              <w:rPr>
+                <w:sz w:val="16"/>
+                <w:szCs w:val="16"/>
+              </w:rPr>
+            </w:r>
+          </w:p>
+        </w:tc>
+        <w:tc>
+          <w:tcPr>
+            <w:tcW w:w="936" w:type="dxa"/>
+            <w:tcBorders>
+              <w:left w:val="single" w:sz="4" w:space="0" w:color="000000"/>
+            </w:tcBorders>
+          </w:tcPr>
+          <w:p>
+            <w:pPr>
+              <w:pStyle w:val="Style19"/>
+              <w:widowControl w:val="false"/>
+              <w:bidi w:val="0"/>
+              <w:jc w:val="center"/>
+              <w:rPr>
+                <w:sz w:val="16"/>
+                <w:szCs w:val="16"/>
+              </w:rPr>
+            </w:pPr>
+            <w:r>
+              <w:rPr>
+                <w:sz w:val="16"/>
+                <w:szCs w:val="16"/>
+              </w:rPr>
+            </w:r>
+          </w:p>
+        </w:tc>
+        <w:tc>
+          <w:tcPr>
+            <w:tcW w:w="2434" w:type="dxa"/>
             <w:tcBorders>
               <w:left w:val="single" w:sz="4" w:space="0" w:color="000000"/>
               <w:right w:val="single" w:sz="4" w:space="0" w:color="000000"/>
@@ -19042,7 +19042,7 @@
         </w:tc>
         <w:tc>
           <w:tcPr>
-            <w:tcW w:w="926" w:type="dxa"/>
+            <w:tcW w:w="927" w:type="dxa"/>
             <w:tcBorders>
               <w:left w:val="single" w:sz="4" w:space="0" w:color="000000"/>
             </w:tcBorders>
@@ -19069,59 +19069,59 @@
         </w:tc>
         <w:tc>
           <w:tcPr>
-            <w:tcW w:w="929" w:type="dxa"/>
-            <w:tcBorders>
-              <w:left w:val="single" w:sz="4" w:space="0" w:color="000000"/>
-            </w:tcBorders>
-          </w:tcPr>
-          <w:p>
-            <w:pPr>
-              <w:pStyle w:val="Style19"/>
-              <w:widowControl w:val="false"/>
-              <w:bidi w:val="0"/>
-              <w:jc w:val="center"/>
-              <w:rPr>
-                <w:sz w:val="16"/>
-                <w:szCs w:val="16"/>
-              </w:rPr>
-            </w:pPr>
-            <w:r>
-              <w:rPr>
-                <w:sz w:val="16"/>
-                <w:szCs w:val="16"/>
-              </w:rPr>
-            </w:r>
-          </w:p>
-        </w:tc>
-        <w:tc>
-          <w:tcPr>
-            <w:tcW w:w="935" w:type="dxa"/>
-            <w:tcBorders>
-              <w:left w:val="single" w:sz="4" w:space="0" w:color="000000"/>
-            </w:tcBorders>
-          </w:tcPr>
-          <w:p>
-            <w:pPr>
-              <w:pStyle w:val="Style19"/>
-              <w:widowControl w:val="false"/>
-              <w:bidi w:val="0"/>
-              <w:jc w:val="center"/>
-              <w:rPr>
-                <w:sz w:val="16"/>
-                <w:szCs w:val="16"/>
-              </w:rPr>
-            </w:pPr>
-            <w:r>
-              <w:rPr>
-                <w:sz w:val="16"/>
-                <w:szCs w:val="16"/>
-              </w:rPr>
-            </w:r>
-          </w:p>
-        </w:tc>
-        <w:tc>
-          <w:tcPr>
-            <w:tcW w:w="2435" w:type="dxa"/>
+            <w:tcW w:w="928" w:type="dxa"/>
+            <w:tcBorders>
+              <w:left w:val="single" w:sz="4" w:space="0" w:color="000000"/>
+            </w:tcBorders>
+          </w:tcPr>
+          <w:p>
+            <w:pPr>
+              <w:pStyle w:val="Style19"/>
+              <w:widowControl w:val="false"/>
+              <w:bidi w:val="0"/>
+              <w:jc w:val="center"/>
+              <w:rPr>
+                <w:sz w:val="16"/>
+                <w:szCs w:val="16"/>
+              </w:rPr>
+            </w:pPr>
+            <w:r>
+              <w:rPr>
+                <w:sz w:val="16"/>
+                <w:szCs w:val="16"/>
+              </w:rPr>
+            </w:r>
+          </w:p>
+        </w:tc>
+        <w:tc>
+          <w:tcPr>
+            <w:tcW w:w="936" w:type="dxa"/>
+            <w:tcBorders>
+              <w:left w:val="single" w:sz="4" w:space="0" w:color="000000"/>
+            </w:tcBorders>
+          </w:tcPr>
+          <w:p>
+            <w:pPr>
+              <w:pStyle w:val="Style19"/>
+              <w:widowControl w:val="false"/>
+              <w:bidi w:val="0"/>
+              <w:jc w:val="center"/>
+              <w:rPr>
+                <w:sz w:val="16"/>
+                <w:szCs w:val="16"/>
+              </w:rPr>
+            </w:pPr>
+            <w:r>
+              <w:rPr>
+                <w:sz w:val="16"/>
+                <w:szCs w:val="16"/>
+              </w:rPr>
+            </w:r>
+          </w:p>
+        </w:tc>
+        <w:tc>
+          <w:tcPr>
+            <w:tcW w:w="2434" w:type="dxa"/>
             <w:tcBorders>
               <w:left w:val="single" w:sz="4" w:space="0" w:color="000000"/>
               <w:right w:val="single" w:sz="4" w:space="0" w:color="000000"/>
@@ -19297,7 +19297,7 @@
         </w:tc>
         <w:tc>
           <w:tcPr>
-            <w:tcW w:w="926" w:type="dxa"/>
+            <w:tcW w:w="927" w:type="dxa"/>
             <w:tcBorders>
               <w:left w:val="single" w:sz="4" w:space="0" w:color="000000"/>
             </w:tcBorders>
@@ -19324,59 +19324,59 @@
         </w:tc>
         <w:tc>
           <w:tcPr>
-            <w:tcW w:w="929" w:type="dxa"/>
-            <w:tcBorders>
-              <w:left w:val="single" w:sz="4" w:space="0" w:color="000000"/>
-            </w:tcBorders>
-          </w:tcPr>
-          <w:p>
-            <w:pPr>
-              <w:pStyle w:val="Style19"/>
-              <w:widowControl w:val="false"/>
-              <w:bidi w:val="0"/>
-              <w:jc w:val="center"/>
-              <w:rPr>
-                <w:sz w:val="16"/>
-                <w:szCs w:val="16"/>
-              </w:rPr>
-            </w:pPr>
-            <w:r>
-              <w:rPr>
-                <w:sz w:val="16"/>
-                <w:szCs w:val="16"/>
-              </w:rPr>
-            </w:r>
-          </w:p>
-        </w:tc>
-        <w:tc>
-          <w:tcPr>
-            <w:tcW w:w="935" w:type="dxa"/>
-            <w:tcBorders>
-              <w:left w:val="single" w:sz="4" w:space="0" w:color="000000"/>
-            </w:tcBorders>
-          </w:tcPr>
-          <w:p>
-            <w:pPr>
-              <w:pStyle w:val="Style19"/>
-              <w:widowControl w:val="false"/>
-              <w:bidi w:val="0"/>
-              <w:jc w:val="center"/>
-              <w:rPr>
-                <w:sz w:val="16"/>
-                <w:szCs w:val="16"/>
-              </w:rPr>
-            </w:pPr>
-            <w:r>
-              <w:rPr>
-                <w:sz w:val="16"/>
-                <w:szCs w:val="16"/>
-              </w:rPr>
-            </w:r>
-          </w:p>
-        </w:tc>
-        <w:tc>
-          <w:tcPr>
-            <w:tcW w:w="2435" w:type="dxa"/>
+            <w:tcW w:w="928" w:type="dxa"/>
+            <w:tcBorders>
+              <w:left w:val="single" w:sz="4" w:space="0" w:color="000000"/>
+            </w:tcBorders>
+          </w:tcPr>
+          <w:p>
+            <w:pPr>
+              <w:pStyle w:val="Style19"/>
+              <w:widowControl w:val="false"/>
+              <w:bidi w:val="0"/>
+              <w:jc w:val="center"/>
+              <w:rPr>
+                <w:sz w:val="16"/>
+                <w:szCs w:val="16"/>
+              </w:rPr>
+            </w:pPr>
+            <w:r>
+              <w:rPr>
+                <w:sz w:val="16"/>
+                <w:szCs w:val="16"/>
+              </w:rPr>
+            </w:r>
+          </w:p>
+        </w:tc>
+        <w:tc>
+          <w:tcPr>
+            <w:tcW w:w="936" w:type="dxa"/>
+            <w:tcBorders>
+              <w:left w:val="single" w:sz="4" w:space="0" w:color="000000"/>
+            </w:tcBorders>
+          </w:tcPr>
+          <w:p>
+            <w:pPr>
+              <w:pStyle w:val="Style19"/>
+              <w:widowControl w:val="false"/>
+              <w:bidi w:val="0"/>
+              <w:jc w:val="center"/>
+              <w:rPr>
+                <w:sz w:val="16"/>
+                <w:szCs w:val="16"/>
+              </w:rPr>
+            </w:pPr>
+            <w:r>
+              <w:rPr>
+                <w:sz w:val="16"/>
+                <w:szCs w:val="16"/>
+              </w:rPr>
+            </w:r>
+          </w:p>
+        </w:tc>
+        <w:tc>
+          <w:tcPr>
+            <w:tcW w:w="2434" w:type="dxa"/>
             <w:tcBorders>
               <w:left w:val="single" w:sz="4" w:space="0" w:color="000000"/>
               <w:right w:val="single" w:sz="4" w:space="0" w:color="000000"/>
@@ -19518,7 +19518,7 @@
         </w:tc>
         <w:tc>
           <w:tcPr>
-            <w:tcW w:w="926" w:type="dxa"/>
+            <w:tcW w:w="927" w:type="dxa"/>
             <w:tcBorders>
               <w:left w:val="single" w:sz="4" w:space="0" w:color="000000"/>
               <w:bottom w:val="single" w:sz="4" w:space="0" w:color="000000"/>
@@ -19546,7 +19546,7 @@
         </w:tc>
         <w:tc>
           <w:tcPr>
-            <w:tcW w:w="929" w:type="dxa"/>
+            <w:tcW w:w="928" w:type="dxa"/>
             <w:tcBorders>
               <w:left w:val="single" w:sz="4" w:space="0" w:color="000000"/>
               <w:bottom w:val="single" w:sz="4" w:space="0" w:color="000000"/>
@@ -19573,7 +19573,7 @@
         </w:tc>
         <w:tc>
           <w:tcPr>
-            <w:tcW w:w="935" w:type="dxa"/>
+            <w:tcW w:w="936" w:type="dxa"/>
             <w:tcBorders>
               <w:left w:val="single" w:sz="4" w:space="0" w:color="000000"/>
               <w:bottom w:val="single" w:sz="4" w:space="0" w:color="000000"/>
@@ -19600,7 +19600,7 @@
         </w:tc>
         <w:tc>
           <w:tcPr>
-            <w:tcW w:w="2435" w:type="dxa"/>
+            <w:tcW w:w="2434" w:type="dxa"/>
             <w:tcBorders>
               <w:left w:val="single" w:sz="4" w:space="0" w:color="000000"/>
               <w:bottom w:val="single" w:sz="4" w:space="0" w:color="000000"/>
@@ -37491,6 +37491,1152 @@
           <w:lang w:val="en-US" w:eastAsia="ko-KR" w:bidi="hi-IN"/>
         </w:rPr>
         <w:t xml:space="preserve"> UI &amp; HUD </w:t>
+      </w:r>
+    </w:p>
+    <w:p>
+      <w:pPr>
+        <w:pStyle w:val="Normal"/>
+        <w:bidi w:val="0"/>
+        <w:jc w:val="left"/>
+        <w:rPr>
+          <w:rFonts w:ascii="바탕" w:hAnsi="바탕" w:eastAsia="맑은 고딕" w:cs="Arial Unicode MS"/>
+          <w:color w:val="auto"/>
+          <w:kern w:val="2"/>
+          <w:lang w:val="en-US" w:eastAsia="ko-KR" w:bidi="hi-IN"/>
+        </w:rPr>
+      </w:pPr>
+      <w:r>
+        <w:rPr/>
+      </w:r>
+    </w:p>
+    <w:p>
+      <w:pPr>
+        <w:pStyle w:val="Normal"/>
+        <w:bidi w:val="0"/>
+        <w:jc w:val="left"/>
+        <w:rPr>
+          <w:rFonts w:ascii="바탕" w:hAnsi="바탕" w:eastAsia="맑은 고딕" w:cs="Arial Unicode MS"/>
+          <w:color w:val="auto"/>
+          <w:kern w:val="2"/>
+          <w:lang w:val="en-US" w:eastAsia="ko-KR" w:bidi="hi-IN"/>
+        </w:rPr>
+      </w:pPr>
+      <w:r>
+        <w:rPr/>
+      </w:r>
+    </w:p>
+    <w:p>
+      <w:pPr>
+        <w:pStyle w:val="Normal"/>
+        <w:bidi w:val="0"/>
+        <w:jc w:val="left"/>
+        <w:rPr>
+          <w:rFonts w:ascii="바탕" w:hAnsi="바탕" w:eastAsia="맑은 고딕" w:cs="Arial Unicode MS"/>
+          <w:color w:val="auto"/>
+          <w:kern w:val="2"/>
+          <w:lang w:val="en-US" w:eastAsia="ko-KR" w:bidi="hi-IN"/>
+        </w:rPr>
+      </w:pPr>
+      <w:r>
+        <w:rPr/>
+      </w:r>
+    </w:p>
+    <w:p>
+      <w:pPr>
+        <w:pStyle w:val="Normal"/>
+        <w:bidi w:val="0"/>
+        <w:jc w:val="left"/>
+        <w:rPr>
+          <w:rFonts w:ascii="바탕" w:hAnsi="바탕" w:eastAsia="맑은 고딕" w:cs="Arial Unicode MS"/>
+          <w:color w:val="auto"/>
+          <w:kern w:val="2"/>
+          <w:lang w:val="en-US" w:eastAsia="ko-KR" w:bidi="hi-IN"/>
+        </w:rPr>
+      </w:pPr>
+      <w:r>
+        <w:rPr/>
+      </w:r>
+    </w:p>
+    <w:p>
+      <w:pPr>
+        <w:pStyle w:val="Normal"/>
+        <w:bidi w:val="0"/>
+        <w:jc w:val="left"/>
+        <w:rPr>
+          <w:rFonts w:ascii="바탕" w:hAnsi="바탕" w:eastAsia="맑은 고딕" w:cs="Arial Unicode MS"/>
+          <w:color w:val="auto"/>
+          <w:kern w:val="2"/>
+          <w:lang w:val="en-US" w:eastAsia="ko-KR" w:bidi="hi-IN"/>
+        </w:rPr>
+      </w:pPr>
+      <w:r>
+        <w:rPr/>
+      </w:r>
+    </w:p>
+    <w:p>
+      <w:pPr>
+        <w:pStyle w:val="Normal"/>
+        <w:bidi w:val="0"/>
+        <w:jc w:val="left"/>
+        <w:rPr>
+          <w:rFonts w:ascii="바탕" w:hAnsi="바탕" w:eastAsia="맑은 고딕" w:cs="Arial Unicode MS"/>
+          <w:color w:val="auto"/>
+          <w:kern w:val="2"/>
+          <w:lang w:val="en-US" w:eastAsia="ko-KR" w:bidi="hi-IN"/>
+        </w:rPr>
+      </w:pPr>
+      <w:r>
+        <w:rPr/>
+      </w:r>
+    </w:p>
+    <w:p>
+      <w:pPr>
+        <w:pStyle w:val="Normal"/>
+        <w:bidi w:val="0"/>
+        <w:jc w:val="left"/>
+        <w:rPr>
+          <w:rFonts w:ascii="바탕" w:hAnsi="바탕" w:eastAsia="맑은 고딕" w:cs="Arial Unicode MS"/>
+          <w:color w:val="auto"/>
+          <w:kern w:val="2"/>
+          <w:lang w:val="en-US" w:eastAsia="ko-KR" w:bidi="hi-IN"/>
+        </w:rPr>
+      </w:pPr>
+      <w:r>
+        <w:rPr/>
+      </w:r>
+    </w:p>
+    <w:p>
+      <w:pPr>
+        <w:pStyle w:val="Normal"/>
+        <w:bidi w:val="0"/>
+        <w:jc w:val="left"/>
+        <w:rPr>
+          <w:rFonts w:ascii="바탕" w:hAnsi="바탕" w:eastAsia="맑은 고딕" w:cs="Arial Unicode MS"/>
+          <w:color w:val="auto"/>
+          <w:kern w:val="2"/>
+          <w:lang w:val="en-US" w:eastAsia="ko-KR" w:bidi="hi-IN"/>
+        </w:rPr>
+      </w:pPr>
+      <w:r>
+        <w:rPr/>
+      </w:r>
+    </w:p>
+    <w:p>
+      <w:pPr>
+        <w:pStyle w:val="Normal"/>
+        <w:bidi w:val="0"/>
+        <w:jc w:val="left"/>
+        <w:rPr>
+          <w:rFonts w:ascii="바탕" w:hAnsi="바탕" w:eastAsia="맑은 고딕" w:cs="Arial Unicode MS"/>
+          <w:color w:val="auto"/>
+          <w:kern w:val="2"/>
+          <w:lang w:val="en-US" w:eastAsia="ko-KR" w:bidi="hi-IN"/>
+        </w:rPr>
+      </w:pPr>
+      <w:r>
+        <w:rPr/>
+      </w:r>
+    </w:p>
+    <w:p>
+      <w:pPr>
+        <w:pStyle w:val="Normal"/>
+        <w:bidi w:val="0"/>
+        <w:jc w:val="left"/>
+        <w:rPr>
+          <w:rFonts w:ascii="바탕" w:hAnsi="바탕" w:eastAsia="맑은 고딕" w:cs="Arial Unicode MS"/>
+          <w:color w:val="auto"/>
+          <w:kern w:val="2"/>
+          <w:lang w:val="en-US" w:eastAsia="ko-KR" w:bidi="hi-IN"/>
+        </w:rPr>
+      </w:pPr>
+      <w:r>
+        <w:rPr/>
+      </w:r>
+    </w:p>
+    <w:p>
+      <w:pPr>
+        <w:pStyle w:val="Normal"/>
+        <w:bidi w:val="0"/>
+        <w:jc w:val="left"/>
+        <w:rPr>
+          <w:sz w:val="30"/>
+          <w:szCs w:val="30"/>
+        </w:rPr>
+      </w:pPr>
+      <w:r>
+        <w:rPr>
+          <w:rFonts w:eastAsia="맑은 고딕" w:cs="Arial Unicode MS"/>
+          <w:b/>
+          <w:bCs/>
+          <w:color w:val="auto"/>
+          <w:kern w:val="2"/>
+          <w:sz w:val="30"/>
+          <w:szCs w:val="30"/>
+          <w:lang w:val="en-US" w:eastAsia="ko-KR" w:bidi="hi-IN"/>
+        </w:rPr>
+        <w:t>2025</w:t>
+      </w:r>
+      <w:r>
+        <w:rPr>
+          <w:rFonts w:ascii="바탕" w:hAnsi="바탕" w:cs="Arial Unicode MS"/>
+          <w:b/>
+          <w:bCs/>
+          <w:color w:val="auto"/>
+          <w:kern w:val="2"/>
+          <w:sz w:val="30"/>
+          <w:szCs w:val="30"/>
+          <w:lang w:val="en-US" w:eastAsia="ko-KR" w:bidi="hi-IN"/>
+        </w:rPr>
+        <w:t>년</w:t>
+      </w:r>
+      <w:r>
+        <w:rPr>
+          <w:rFonts w:cs="Arial Unicode MS"/>
+          <w:b/>
+          <w:bCs/>
+          <w:color w:val="auto"/>
+          <w:kern w:val="2"/>
+          <w:sz w:val="30"/>
+          <w:szCs w:val="30"/>
+          <w:lang w:val="en-US" w:eastAsia="ko-KR" w:bidi="hi-IN"/>
+        </w:rPr>
+        <w:t xml:space="preserve"> </w:t>
+      </w:r>
+      <w:r>
+        <w:rPr>
+          <w:rFonts w:eastAsia="맑은 고딕" w:cs="Arial Unicode MS"/>
+          <w:b/>
+          <w:bCs/>
+          <w:color w:val="auto"/>
+          <w:kern w:val="2"/>
+          <w:sz w:val="30"/>
+          <w:szCs w:val="30"/>
+          <w:lang w:val="en-US" w:eastAsia="ko-KR" w:bidi="hi-IN"/>
+        </w:rPr>
+        <w:t>5</w:t>
+      </w:r>
+      <w:r>
+        <w:rPr>
+          <w:rFonts w:ascii="바탕" w:hAnsi="바탕" w:cs="Arial Unicode MS"/>
+          <w:b/>
+          <w:bCs/>
+          <w:color w:val="auto"/>
+          <w:kern w:val="2"/>
+          <w:sz w:val="30"/>
+          <w:szCs w:val="30"/>
+          <w:lang w:val="en-US" w:eastAsia="ko-KR" w:bidi="hi-IN"/>
+        </w:rPr>
+        <w:t xml:space="preserve">월 </w:t>
+      </w:r>
+      <w:r>
+        <w:rPr>
+          <w:rFonts w:eastAsia="맑은 고딕" w:cs="Arial Unicode MS"/>
+          <w:b/>
+          <w:bCs/>
+          <w:color w:val="auto"/>
+          <w:kern w:val="2"/>
+          <w:sz w:val="30"/>
+          <w:szCs w:val="30"/>
+          <w:lang w:val="en-US" w:eastAsia="ko-KR" w:bidi="hi-IN"/>
+        </w:rPr>
+        <w:t>1</w:t>
+      </w:r>
+      <w:r>
+        <w:rPr>
+          <w:rFonts w:ascii="바탕" w:hAnsi="바탕" w:cs="Arial Unicode MS"/>
+          <w:b/>
+          <w:bCs/>
+          <w:color w:val="auto"/>
+          <w:kern w:val="2"/>
+          <w:sz w:val="30"/>
+          <w:szCs w:val="30"/>
+          <w:lang w:val="en-US" w:eastAsia="ko-KR" w:bidi="hi-IN"/>
+        </w:rPr>
+        <w:t>주차</w:t>
+      </w:r>
+    </w:p>
+    <w:p>
+      <w:pPr>
+        <w:pStyle w:val="Normal"/>
+        <w:bidi w:val="0"/>
+        <w:jc w:val="left"/>
+        <w:rPr>
+          <w:rFonts w:ascii="바탕" w:hAnsi="바탕" w:eastAsia="맑은 고딕" w:cs="Arial Unicode MS"/>
+          <w:color w:val="auto"/>
+          <w:kern w:val="2"/>
+          <w:sz w:val="24"/>
+          <w:szCs w:val="24"/>
+          <w:lang w:val="en-US" w:eastAsia="ko-KR" w:bidi="hi-IN"/>
+        </w:rPr>
+      </w:pPr>
+      <w:r>
+        <w:rPr>
+          <w:b w:val="false"/>
+          <w:bCs w:val="false"/>
+        </w:rPr>
+      </w:r>
+    </w:p>
+    <w:p>
+      <w:pPr>
+        <w:pStyle w:val="Normal"/>
+        <w:bidi w:val="0"/>
+        <w:jc w:val="left"/>
+        <w:rPr>
+          <w:rFonts w:ascii="바탕" w:hAnsi="바탕" w:eastAsia="맑은 고딕" w:cs="Arial Unicode MS"/>
+          <w:color w:val="auto"/>
+          <w:kern w:val="2"/>
+          <w:lang w:val="en-US" w:eastAsia="ko-KR" w:bidi="hi-IN"/>
+        </w:rPr>
+      </w:pPr>
+      <w:r>
+        <w:rPr>
+          <w:b w:val="false"/>
+          <w:bCs w:val="false"/>
+          <w:sz w:val="23"/>
+          <w:szCs w:val="23"/>
+        </w:rPr>
+      </w:r>
+    </w:p>
+    <w:p>
+      <w:pPr>
+        <w:pStyle w:val="Normal"/>
+        <w:bidi w:val="0"/>
+        <w:jc w:val="left"/>
+        <w:rPr>
+          <w:b w:val="false"/>
+          <w:b w:val="false"/>
+          <w:bCs w:val="false"/>
+        </w:rPr>
+      </w:pPr>
+      <w:r>
+        <w:rPr>
+          <w:rFonts w:eastAsia="맑은 고딕" w:cs="Arial Unicode MS"/>
+          <w:b w:val="false"/>
+          <w:bCs w:val="false"/>
+          <w:color w:val="auto"/>
+          <w:kern w:val="2"/>
+          <w:sz w:val="24"/>
+          <w:szCs w:val="24"/>
+          <w:lang w:val="en-US" w:eastAsia="ko-KR" w:bidi="hi-IN"/>
+        </w:rPr>
+        <w:t>1.</w:t>
+      </w:r>
+      <w:r>
+        <w:rPr>
+          <w:rFonts w:ascii="바탕" w:hAnsi="바탕" w:cs="Arial Unicode MS"/>
+          <w:b w:val="false"/>
+          <w:bCs w:val="false"/>
+          <w:color w:val="auto"/>
+          <w:kern w:val="2"/>
+          <w:sz w:val="24"/>
+          <w:szCs w:val="24"/>
+          <w:lang w:val="en-US" w:eastAsia="ko-KR" w:bidi="hi-IN"/>
+        </w:rPr>
+        <w:t>애니메이션 분리위해 함수 추가</w:t>
+      </w:r>
+    </w:p>
+    <w:p>
+      <w:pPr>
+        <w:pStyle w:val="Normal"/>
+        <w:bidi w:val="0"/>
+        <w:jc w:val="left"/>
+        <w:rPr>
+          <w:b w:val="false"/>
+          <w:b w:val="false"/>
+          <w:bCs w:val="false"/>
+          <w:sz w:val="20"/>
+          <w:szCs w:val="20"/>
+        </w:rPr>
+      </w:pPr>
+      <w:r>
+        <w:rPr>
+          <w:b w:val="false"/>
+          <w:bCs w:val="false"/>
+          <w:sz w:val="20"/>
+          <w:szCs w:val="20"/>
+        </w:rPr>
+        <w:t>empty</w:t>
+      </w:r>
+      <w:r>
+        <w:rPr>
+          <w:b w:val="false"/>
+          <w:bCs w:val="false"/>
+          <w:sz w:val="20"/>
+          <w:szCs w:val="20"/>
+        </w:rPr>
+        <w:t>무기 설정이 잘못되어있는지 한손검으로 자동으로 바뀌</w:t>
+      </w:r>
+      <w:r>
+        <w:rPr>
+          <w:rFonts w:ascii="바탕" w:hAnsi="바탕" w:cs="Arial Unicode MS"/>
+          <w:b w:val="false"/>
+          <w:bCs w:val="false"/>
+          <w:color w:val="auto"/>
+          <w:kern w:val="2"/>
+          <w:sz w:val="20"/>
+          <w:szCs w:val="20"/>
+          <w:lang w:val="en-US" w:eastAsia="ko-KR" w:bidi="hi-IN"/>
+        </w:rPr>
+        <w:t>는것을</w:t>
+      </w:r>
+      <w:r>
+        <w:rPr>
+          <w:b w:val="false"/>
+          <w:bCs w:val="false"/>
+          <w:sz w:val="20"/>
+          <w:szCs w:val="20"/>
+        </w:rPr>
+        <w:t xml:space="preserve"> 임시로 처리</w:t>
+      </w:r>
+    </w:p>
+    <w:p>
+      <w:pPr>
+        <w:pStyle w:val="Normal"/>
+        <w:bidi w:val="0"/>
+        <w:jc w:val="left"/>
+        <w:rPr>
+          <w:b w:val="false"/>
+          <w:b w:val="false"/>
+          <w:bCs w:val="false"/>
+          <w:sz w:val="20"/>
+          <w:szCs w:val="20"/>
+        </w:rPr>
+      </w:pPr>
+      <w:r>
+        <w:rPr>
+          <w:b w:val="false"/>
+          <w:bCs w:val="false"/>
+          <w:sz w:val="20"/>
+          <w:szCs w:val="20"/>
+        </w:rPr>
+      </w:r>
+    </w:p>
+    <w:p>
+      <w:pPr>
+        <w:pStyle w:val="Normal"/>
+        <w:bidi w:val="0"/>
+        <w:jc w:val="left"/>
+        <w:rPr>
+          <w:b w:val="false"/>
+          <w:b w:val="false"/>
+          <w:bCs w:val="false"/>
+          <w:sz w:val="20"/>
+          <w:szCs w:val="20"/>
+        </w:rPr>
+      </w:pPr>
+      <w:r>
+        <w:rPr>
+          <w:rFonts w:eastAsia="맑은 고딕" w:cs="Arial Unicode MS"/>
+          <w:b w:val="false"/>
+          <w:bCs w:val="false"/>
+          <w:color w:val="auto"/>
+          <w:kern w:val="2"/>
+          <w:sz w:val="24"/>
+          <w:szCs w:val="24"/>
+          <w:lang w:val="en-US" w:eastAsia="ko-KR" w:bidi="hi-IN"/>
+        </w:rPr>
+        <w:t>2.</w:t>
+      </w:r>
+      <w:r>
+        <w:rPr>
+          <w:rFonts w:ascii="바탕" w:hAnsi="바탕" w:cs="Arial Unicode MS"/>
+          <w:b w:val="false"/>
+          <w:bCs w:val="false"/>
+          <w:color w:val="auto"/>
+          <w:kern w:val="2"/>
+          <w:sz w:val="24"/>
+          <w:szCs w:val="24"/>
+          <w:lang w:val="en-US" w:eastAsia="ko-KR" w:bidi="hi-IN"/>
+        </w:rPr>
+        <w:t>애니메이션 분리위해 함수 추가</w:t>
+      </w:r>
+    </w:p>
+    <w:p>
+      <w:pPr>
+        <w:pStyle w:val="Normal"/>
+        <w:bidi w:val="0"/>
+        <w:jc w:val="left"/>
+        <w:rPr>
+          <w:b w:val="false"/>
+          <w:b w:val="false"/>
+          <w:bCs w:val="false"/>
+          <w:sz w:val="20"/>
+          <w:szCs w:val="20"/>
+        </w:rPr>
+      </w:pPr>
+      <w:r>
+        <w:rPr>
+          <w:rFonts w:ascii="바탕" w:hAnsi="바탕" w:cs="Arial Unicode MS"/>
+          <w:b w:val="false"/>
+          <w:bCs w:val="false"/>
+          <w:color w:val="auto"/>
+          <w:kern w:val="2"/>
+          <w:sz w:val="20"/>
+          <w:szCs w:val="20"/>
+          <w:lang w:val="en-US" w:eastAsia="ko-KR" w:bidi="hi-IN"/>
+        </w:rPr>
+        <w:t xml:space="preserve">상자로 루팅 시스템 결합되어있어서 </w:t>
+      </w:r>
+      <w:r>
+        <w:rPr>
+          <w:rFonts w:eastAsia="맑은 고딕" w:cs="Arial Unicode MS"/>
+          <w:b w:val="false"/>
+          <w:bCs w:val="false"/>
+          <w:color w:val="auto"/>
+          <w:kern w:val="2"/>
+          <w:sz w:val="20"/>
+          <w:szCs w:val="20"/>
+          <w:lang w:val="en-US" w:eastAsia="ko-KR" w:bidi="hi-IN"/>
+        </w:rPr>
+        <w:t>UI</w:t>
+      </w:r>
+      <w:r>
+        <w:rPr>
+          <w:rFonts w:ascii="바탕" w:hAnsi="바탕" w:cs="Arial Unicode MS"/>
+          <w:b w:val="false"/>
+          <w:bCs w:val="false"/>
+          <w:color w:val="auto"/>
+          <w:kern w:val="2"/>
+          <w:sz w:val="20"/>
+          <w:szCs w:val="20"/>
+          <w:lang w:val="en-US" w:eastAsia="ko-KR" w:bidi="hi-IN"/>
+        </w:rPr>
+        <w:t>가 상자에만 접근가능 한데 컴포넌트로 루팅 시스템 분리하고 다른곳에서 사용할수 있게 만듦</w:t>
+      </w:r>
+    </w:p>
+    <w:p>
+      <w:pPr>
+        <w:pStyle w:val="Normal"/>
+        <w:bidi w:val="0"/>
+        <w:jc w:val="left"/>
+        <w:rPr>
+          <w:rFonts w:ascii="바탕" w:hAnsi="바탕" w:eastAsia="맑은 고딕" w:cs="Arial Unicode MS"/>
+          <w:color w:val="auto"/>
+          <w:kern w:val="2"/>
+          <w:sz w:val="24"/>
+          <w:szCs w:val="24"/>
+          <w:lang w:val="en-US" w:eastAsia="ko-KR" w:bidi="hi-IN"/>
+        </w:rPr>
+      </w:pPr>
+      <w:r>
+        <w:rPr>
+          <w:b w:val="false"/>
+          <w:bCs w:val="false"/>
+          <w:sz w:val="20"/>
+          <w:szCs w:val="20"/>
+        </w:rPr>
+      </w:r>
+    </w:p>
+    <w:p>
+      <w:pPr>
+        <w:pStyle w:val="Normal"/>
+        <w:bidi w:val="0"/>
+        <w:jc w:val="left"/>
+        <w:rPr>
+          <w:b w:val="false"/>
+          <w:b w:val="false"/>
+          <w:bCs w:val="false"/>
+          <w:sz w:val="20"/>
+          <w:szCs w:val="20"/>
+        </w:rPr>
+      </w:pPr>
+      <w:r>
+        <w:rPr>
+          <w:rFonts w:eastAsia="맑은 고딕" w:cs="Arial Unicode MS"/>
+          <w:b w:val="false"/>
+          <w:bCs w:val="false"/>
+          <w:color w:val="auto"/>
+          <w:kern w:val="2"/>
+          <w:sz w:val="20"/>
+          <w:szCs w:val="20"/>
+          <w:lang w:val="en-US" w:eastAsia="ko-KR" w:bidi="hi-IN"/>
+        </w:rPr>
+        <w:t xml:space="preserve">- </w:t>
+      </w:r>
+      <w:r>
+        <w:rPr>
+          <w:rFonts w:ascii="바탕" w:hAnsi="바탕" w:cs="Arial Unicode MS"/>
+          <w:b w:val="false"/>
+          <w:bCs w:val="false"/>
+          <w:color w:val="auto"/>
+          <w:kern w:val="2"/>
+          <w:sz w:val="20"/>
+          <w:szCs w:val="20"/>
+          <w:lang w:val="en-US" w:eastAsia="ko-KR" w:bidi="hi-IN"/>
+        </w:rPr>
+        <w:t xml:space="preserve">루팅박스 내부의 스켈레탈메시 추가 </w:t>
+      </w:r>
+      <w:r>
+        <w:rPr>
+          <w:rFonts w:eastAsia="맑은 고딕" w:cs="Arial Unicode MS"/>
+          <w:b w:val="false"/>
+          <w:bCs w:val="false"/>
+          <w:color w:val="auto"/>
+          <w:kern w:val="2"/>
+          <w:sz w:val="20"/>
+          <w:szCs w:val="20"/>
+          <w:lang w:val="en-US" w:eastAsia="ko-KR" w:bidi="hi-IN"/>
+        </w:rPr>
+        <w:t xml:space="preserve">-&gt; </w:t>
+      </w:r>
+      <w:r>
+        <w:rPr>
+          <w:rFonts w:ascii="바탕" w:hAnsi="바탕" w:cs="Arial Unicode MS"/>
+          <w:b w:val="false"/>
+          <w:bCs w:val="false"/>
+          <w:color w:val="auto"/>
+          <w:kern w:val="2"/>
+          <w:sz w:val="20"/>
+          <w:szCs w:val="20"/>
+          <w:lang w:val="en-US" w:eastAsia="ko-KR" w:bidi="hi-IN"/>
+        </w:rPr>
+        <w:t>자손에서 이용할 용도</w:t>
+      </w:r>
+      <w:r>
+        <w:rPr>
+          <w:rFonts w:eastAsia="맑은 고딕" w:cs="Arial Unicode MS"/>
+          <w:b w:val="false"/>
+          <w:bCs w:val="false"/>
+          <w:color w:val="auto"/>
+          <w:kern w:val="2"/>
+          <w:sz w:val="20"/>
+          <w:szCs w:val="20"/>
+          <w:lang w:val="en-US" w:eastAsia="ko-KR" w:bidi="hi-IN"/>
+        </w:rPr>
+        <w:t>(</w:t>
+      </w:r>
+      <w:r>
+        <w:rPr>
+          <w:rFonts w:ascii="바탕" w:hAnsi="바탕" w:cs="Arial Unicode MS"/>
+          <w:b w:val="false"/>
+          <w:bCs w:val="false"/>
+          <w:color w:val="auto"/>
+          <w:kern w:val="2"/>
+          <w:sz w:val="20"/>
+          <w:szCs w:val="20"/>
+          <w:lang w:val="en-US" w:eastAsia="ko-KR" w:bidi="hi-IN"/>
+        </w:rPr>
+        <w:t xml:space="preserve">루팅박스는 </w:t>
+      </w:r>
+      <w:r>
+        <w:rPr>
+          <w:rFonts w:eastAsia="맑은 고딕" w:cs="Arial Unicode MS"/>
+          <w:b w:val="false"/>
+          <w:bCs w:val="false"/>
+          <w:color w:val="auto"/>
+          <w:kern w:val="2"/>
+          <w:sz w:val="20"/>
+          <w:szCs w:val="20"/>
+          <w:lang w:val="en-US" w:eastAsia="ko-KR" w:bidi="hi-IN"/>
+        </w:rPr>
+        <w:t>X)</w:t>
+      </w:r>
+    </w:p>
+    <w:p>
+      <w:pPr>
+        <w:pStyle w:val="Normal"/>
+        <w:bidi w:val="0"/>
+        <w:jc w:val="left"/>
+        <w:rPr>
+          <w:b w:val="false"/>
+          <w:b w:val="false"/>
+          <w:bCs w:val="false"/>
+          <w:sz w:val="20"/>
+          <w:szCs w:val="20"/>
+        </w:rPr>
+      </w:pPr>
+      <w:r>
+        <w:rPr>
+          <w:rFonts w:eastAsia="맑은 고딕" w:cs="Arial Unicode MS"/>
+          <w:b w:val="false"/>
+          <w:bCs w:val="false"/>
+          <w:color w:val="auto"/>
+          <w:kern w:val="2"/>
+          <w:sz w:val="20"/>
+          <w:szCs w:val="20"/>
+          <w:lang w:val="en-US" w:eastAsia="ko-KR" w:bidi="hi-IN"/>
+        </w:rPr>
+        <w:t xml:space="preserve">- </w:t>
+      </w:r>
+      <w:r>
+        <w:rPr>
+          <w:rFonts w:ascii="바탕" w:hAnsi="바탕" w:cs="Arial Unicode MS"/>
+          <w:b w:val="false"/>
+          <w:bCs w:val="false"/>
+          <w:color w:val="auto"/>
+          <w:kern w:val="2"/>
+          <w:sz w:val="20"/>
+          <w:szCs w:val="20"/>
+          <w:lang w:val="en-US" w:eastAsia="ko-KR" w:bidi="hi-IN"/>
+        </w:rPr>
+        <w:t>스켈레탈 메시 내에 컴포넌트 오버랩 감지용 박스 추가</w:t>
+      </w:r>
+    </w:p>
+    <w:p>
+      <w:pPr>
+        <w:pStyle w:val="Normal"/>
+        <w:bidi w:val="0"/>
+        <w:jc w:val="left"/>
+        <w:rPr>
+          <w:b w:val="false"/>
+          <w:b w:val="false"/>
+          <w:bCs w:val="false"/>
+          <w:sz w:val="20"/>
+          <w:szCs w:val="20"/>
+        </w:rPr>
+      </w:pPr>
+      <w:r>
+        <w:rPr>
+          <w:rFonts w:eastAsia="맑은 고딕" w:cs="Arial Unicode MS"/>
+          <w:b w:val="false"/>
+          <w:bCs w:val="false"/>
+          <w:color w:val="auto"/>
+          <w:kern w:val="2"/>
+          <w:sz w:val="20"/>
+          <w:szCs w:val="20"/>
+          <w:lang w:val="en-US" w:eastAsia="ko-KR" w:bidi="hi-IN"/>
+        </w:rPr>
+        <w:t xml:space="preserve">- </w:t>
+      </w:r>
+      <w:r>
+        <w:rPr>
+          <w:rFonts w:ascii="바탕" w:hAnsi="바탕" w:cs="Arial Unicode MS"/>
+          <w:b w:val="false"/>
+          <w:bCs w:val="false"/>
+          <w:color w:val="auto"/>
+          <w:kern w:val="2"/>
+          <w:sz w:val="20"/>
+          <w:szCs w:val="20"/>
+          <w:lang w:val="en-US" w:eastAsia="ko-KR" w:bidi="hi-IN"/>
+        </w:rPr>
+        <w:t>박스를 통해 컴포넌트오버랩으로 근처에 있는지 체크하고 라인트레이스로 스켈레탈메시와 충돌하면 상호작용</w:t>
+      </w:r>
+    </w:p>
+    <w:p>
+      <w:pPr>
+        <w:pStyle w:val="Normal"/>
+        <w:bidi w:val="0"/>
+        <w:jc w:val="left"/>
+        <w:rPr>
+          <w:rFonts w:ascii="바탕" w:hAnsi="바탕" w:eastAsia="맑은 고딕" w:cs="Arial Unicode MS"/>
+          <w:color w:val="auto"/>
+          <w:kern w:val="2"/>
+          <w:sz w:val="24"/>
+          <w:szCs w:val="24"/>
+          <w:lang w:val="en-US" w:eastAsia="ko-KR" w:bidi="hi-IN"/>
+        </w:rPr>
+      </w:pPr>
+      <w:r>
+        <w:rPr>
+          <w:b w:val="false"/>
+          <w:bCs w:val="false"/>
+          <w:sz w:val="20"/>
+          <w:szCs w:val="20"/>
+        </w:rPr>
+      </w:r>
+    </w:p>
+    <w:p>
+      <w:pPr>
+        <w:pStyle w:val="Normal"/>
+        <w:bidi w:val="0"/>
+        <w:jc w:val="left"/>
+        <w:rPr>
+          <w:rFonts w:ascii="바탕" w:hAnsi="바탕" w:eastAsia="맑은 고딕" w:cs="Arial Unicode MS"/>
+          <w:color w:val="auto"/>
+          <w:kern w:val="2"/>
+          <w:sz w:val="24"/>
+          <w:szCs w:val="24"/>
+          <w:lang w:val="en-US" w:eastAsia="ko-KR" w:bidi="hi-IN"/>
+        </w:rPr>
+      </w:pPr>
+      <w:r>
+        <w:rPr>
+          <w:b w:val="false"/>
+          <w:bCs w:val="false"/>
+          <w:sz w:val="20"/>
+          <w:szCs w:val="20"/>
+        </w:rPr>
+      </w:r>
+    </w:p>
+    <w:p>
+      <w:pPr>
+        <w:pStyle w:val="Normal"/>
+        <w:bidi w:val="0"/>
+        <w:jc w:val="left"/>
+        <w:rPr>
+          <w:b w:val="false"/>
+          <w:b w:val="false"/>
+          <w:bCs w:val="false"/>
+          <w:sz w:val="20"/>
+          <w:szCs w:val="20"/>
+        </w:rPr>
+      </w:pPr>
+      <w:r>
+        <w:rPr>
+          <w:rFonts w:eastAsia="맑은 고딕" w:cs="Arial Unicode MS"/>
+          <w:b w:val="false"/>
+          <w:bCs w:val="false"/>
+          <w:color w:val="auto"/>
+          <w:kern w:val="2"/>
+          <w:sz w:val="24"/>
+          <w:szCs w:val="24"/>
+          <w:lang w:val="en-US" w:eastAsia="ko-KR" w:bidi="hi-IN"/>
+        </w:rPr>
+        <w:t>3.</w:t>
+      </w:r>
+      <w:r>
+        <w:rPr>
+          <w:rFonts w:ascii="바탕" w:hAnsi="바탕" w:cs="Arial Unicode MS"/>
+          <w:b w:val="false"/>
+          <w:bCs w:val="false"/>
+          <w:color w:val="auto"/>
+          <w:kern w:val="2"/>
+          <w:sz w:val="24"/>
+          <w:szCs w:val="24"/>
+          <w:lang w:val="en-US" w:eastAsia="ko-KR" w:bidi="hi-IN"/>
+        </w:rPr>
+        <w:t>대화 지문 시스템</w:t>
+      </w:r>
+    </w:p>
+    <w:p>
+      <w:pPr>
+        <w:pStyle w:val="Normal"/>
+        <w:bidi w:val="0"/>
+        <w:jc w:val="left"/>
+        <w:rPr>
+          <w:b w:val="false"/>
+          <w:b w:val="false"/>
+          <w:bCs w:val="false"/>
+          <w:sz w:val="20"/>
+          <w:szCs w:val="20"/>
+        </w:rPr>
+      </w:pPr>
+      <w:r>
+        <w:rPr>
+          <w:rFonts w:eastAsia="맑은 고딕" w:cs="Arial Unicode MS"/>
+          <w:b w:val="false"/>
+          <w:bCs w:val="false"/>
+          <w:color w:val="auto"/>
+          <w:kern w:val="2"/>
+          <w:sz w:val="20"/>
+          <w:szCs w:val="20"/>
+          <w:lang w:val="en-US" w:eastAsia="ko-KR" w:bidi="hi-IN"/>
+        </w:rPr>
+        <w:t xml:space="preserve">- </w:t>
+      </w:r>
+      <w:r>
+        <w:rPr>
+          <w:rFonts w:ascii="바탕" w:hAnsi="바탕" w:cs="Arial Unicode MS"/>
+          <w:b w:val="false"/>
+          <w:bCs w:val="false"/>
+          <w:color w:val="auto"/>
+          <w:kern w:val="2"/>
+          <w:sz w:val="20"/>
+          <w:szCs w:val="20"/>
+          <w:lang w:val="en-US" w:eastAsia="ko-KR" w:bidi="hi-IN"/>
+        </w:rPr>
+        <w:t>대화 지문을 기록할 데이터 테이블 ← 사전에 정의하고 향후 수정 불가능한 부분</w:t>
+      </w:r>
+    </w:p>
+    <w:p>
+      <w:pPr>
+        <w:pStyle w:val="Normal"/>
+        <w:bidi w:val="0"/>
+        <w:jc w:val="left"/>
+        <w:rPr>
+          <w:b w:val="false"/>
+          <w:b w:val="false"/>
+          <w:bCs w:val="false"/>
+          <w:sz w:val="20"/>
+          <w:szCs w:val="20"/>
+        </w:rPr>
+      </w:pPr>
+      <w:r>
+        <w:rPr>
+          <w:rFonts w:eastAsia="맑은 고딕" w:cs="Arial Unicode MS"/>
+          <w:b w:val="false"/>
+          <w:bCs w:val="false"/>
+          <w:color w:val="auto"/>
+          <w:kern w:val="2"/>
+          <w:sz w:val="20"/>
+          <w:szCs w:val="20"/>
+          <w:lang w:val="en-US" w:eastAsia="ko-KR" w:bidi="hi-IN"/>
+        </w:rPr>
+        <w:t xml:space="preserve">- </w:t>
+      </w:r>
+      <w:r>
+        <w:rPr>
+          <w:rFonts w:ascii="바탕" w:hAnsi="바탕" w:cs="Arial Unicode MS"/>
+          <w:b w:val="false"/>
+          <w:bCs w:val="false"/>
+          <w:color w:val="auto"/>
+          <w:kern w:val="2"/>
+          <w:sz w:val="20"/>
+          <w:szCs w:val="20"/>
+          <w:lang w:val="en-US" w:eastAsia="ko-KR" w:bidi="hi-IN"/>
+        </w:rPr>
+        <w:t xml:space="preserve">일단 짧은 대화지문 우선 ← 긴 대화지문은 따로 처리해야하고 짧은 대화지문은 </w:t>
+      </w:r>
+      <w:r>
+        <w:rPr>
+          <w:rFonts w:eastAsia="맑은 고딕" w:cs="Arial Unicode MS"/>
+          <w:b w:val="false"/>
+          <w:bCs w:val="false"/>
+          <w:color w:val="auto"/>
+          <w:kern w:val="2"/>
+          <w:sz w:val="20"/>
+          <w:szCs w:val="20"/>
+          <w:lang w:val="en-US" w:eastAsia="ko-KR" w:bidi="hi-IN"/>
+        </w:rPr>
+        <w:t xml:space="preserve">NPC </w:t>
+      </w:r>
+      <w:r>
+        <w:rPr>
+          <w:rFonts w:ascii="바탕" w:hAnsi="바탕" w:cs="Arial Unicode MS"/>
+          <w:b w:val="false"/>
+          <w:bCs w:val="false"/>
+          <w:color w:val="auto"/>
+          <w:kern w:val="2"/>
+          <w:sz w:val="20"/>
+          <w:szCs w:val="20"/>
+          <w:lang w:val="en-US" w:eastAsia="ko-KR" w:bidi="hi-IN"/>
+        </w:rPr>
+        <w:t>머리위에 간단하게 텍스트 출력하는 방식</w:t>
+      </w:r>
+    </w:p>
+    <w:p>
+      <w:pPr>
+        <w:pStyle w:val="Normal"/>
+        <w:bidi w:val="0"/>
+        <w:jc w:val="left"/>
+        <w:rPr>
+          <w:rFonts w:ascii="바탕" w:hAnsi="바탕" w:eastAsia="맑은 고딕" w:cs="Arial Unicode MS"/>
+          <w:color w:val="auto"/>
+          <w:kern w:val="2"/>
+          <w:sz w:val="24"/>
+          <w:szCs w:val="24"/>
+          <w:lang w:val="en-US" w:eastAsia="ko-KR" w:bidi="hi-IN"/>
+        </w:rPr>
+      </w:pPr>
+      <w:r>
+        <w:rPr>
+          <w:b w:val="false"/>
+          <w:bCs w:val="false"/>
+          <w:sz w:val="20"/>
+          <w:szCs w:val="20"/>
+        </w:rPr>
+      </w:r>
+    </w:p>
+    <w:p>
+      <w:pPr>
+        <w:pStyle w:val="Normal"/>
+        <w:bidi w:val="0"/>
+        <w:jc w:val="left"/>
+        <w:rPr>
+          <w:b w:val="false"/>
+          <w:b w:val="false"/>
+          <w:bCs w:val="false"/>
+          <w:sz w:val="20"/>
+          <w:szCs w:val="20"/>
+        </w:rPr>
+      </w:pPr>
+      <w:r>
+        <w:rPr>
+          <w:rFonts w:eastAsia="맑은 고딕" w:cs="Arial Unicode MS"/>
+          <w:b w:val="false"/>
+          <w:bCs w:val="false"/>
+          <w:color w:val="auto"/>
+          <w:kern w:val="2"/>
+          <w:sz w:val="24"/>
+          <w:szCs w:val="24"/>
+          <w:lang w:val="en-US" w:eastAsia="ko-KR" w:bidi="hi-IN"/>
+        </w:rPr>
+        <w:t>4.</w:t>
+      </w:r>
+      <w:r>
+        <w:rPr>
+          <w:rFonts w:ascii="바탕" w:hAnsi="바탕" w:cs="Arial Unicode MS"/>
+          <w:b w:val="false"/>
+          <w:bCs w:val="false"/>
+          <w:color w:val="auto"/>
+          <w:kern w:val="2"/>
+          <w:sz w:val="24"/>
+          <w:szCs w:val="24"/>
+          <w:lang w:val="en-US" w:eastAsia="ko-KR" w:bidi="hi-IN"/>
+        </w:rPr>
+        <w:t>팩션 기능</w:t>
+      </w:r>
+    </w:p>
+    <w:p>
+      <w:pPr>
+        <w:pStyle w:val="Normal"/>
+        <w:bidi w:val="0"/>
+        <w:jc w:val="left"/>
+        <w:rPr>
+          <w:b w:val="false"/>
+          <w:b w:val="false"/>
+          <w:bCs w:val="false"/>
+          <w:sz w:val="20"/>
+          <w:szCs w:val="20"/>
+        </w:rPr>
+      </w:pPr>
+      <w:r>
+        <w:rPr>
+          <w:rFonts w:eastAsia="맑은 고딕" w:cs="Arial Unicode MS"/>
+          <w:b w:val="false"/>
+          <w:bCs w:val="false"/>
+          <w:color w:val="auto"/>
+          <w:kern w:val="2"/>
+          <w:sz w:val="20"/>
+          <w:szCs w:val="20"/>
+          <w:lang w:val="en-US" w:eastAsia="ko-KR" w:bidi="hi-IN"/>
+        </w:rPr>
+        <w:t xml:space="preserve">- </w:t>
+      </w:r>
+      <w:r>
+        <w:rPr>
+          <w:rFonts w:ascii="바탕" w:hAnsi="바탕" w:cs="Arial Unicode MS"/>
+          <w:b w:val="false"/>
+          <w:bCs w:val="false"/>
+          <w:color w:val="auto"/>
+          <w:kern w:val="2"/>
+          <w:sz w:val="20"/>
+          <w:szCs w:val="20"/>
+          <w:lang w:val="en-US" w:eastAsia="ko-KR" w:bidi="hi-IN"/>
+        </w:rPr>
+        <w:t xml:space="preserve">기본적으로 </w:t>
+      </w:r>
+      <w:r>
+        <w:rPr>
+          <w:rFonts w:eastAsia="맑은 고딕" w:cs="Arial Unicode MS"/>
+          <w:b w:val="false"/>
+          <w:bCs w:val="false"/>
+          <w:color w:val="auto"/>
+          <w:kern w:val="2"/>
+          <w:sz w:val="20"/>
+          <w:szCs w:val="20"/>
+          <w:lang w:val="en-US" w:eastAsia="ko-KR" w:bidi="hi-IN"/>
+        </w:rPr>
+        <w:t xml:space="preserve">NPC </w:t>
+      </w:r>
+      <w:r>
+        <w:rPr>
+          <w:rFonts w:ascii="바탕" w:hAnsi="바탕" w:cs="Arial Unicode MS"/>
+          <w:b w:val="false"/>
+          <w:bCs w:val="false"/>
+          <w:color w:val="auto"/>
+          <w:kern w:val="2"/>
+          <w:sz w:val="20"/>
+          <w:szCs w:val="20"/>
+          <w:lang w:val="en-US" w:eastAsia="ko-KR" w:bidi="hi-IN"/>
+        </w:rPr>
+        <w:t>데이터 테이블에 기록된 팩션에 의존</w:t>
+      </w:r>
+    </w:p>
+    <w:p>
+      <w:pPr>
+        <w:pStyle w:val="Normal"/>
+        <w:bidi w:val="0"/>
+        <w:jc w:val="left"/>
+        <w:rPr>
+          <w:b w:val="false"/>
+          <w:b w:val="false"/>
+          <w:bCs w:val="false"/>
+          <w:sz w:val="20"/>
+          <w:szCs w:val="20"/>
+        </w:rPr>
+      </w:pPr>
+      <w:r>
+        <w:rPr>
+          <w:rFonts w:eastAsia="맑은 고딕" w:cs="Arial Unicode MS"/>
+          <w:b w:val="false"/>
+          <w:bCs w:val="false"/>
+          <w:color w:val="auto"/>
+          <w:kern w:val="2"/>
+          <w:sz w:val="20"/>
+          <w:szCs w:val="20"/>
+          <w:lang w:val="en-US" w:eastAsia="ko-KR" w:bidi="hi-IN"/>
+        </w:rPr>
+        <w:t xml:space="preserve">- </w:t>
+      </w:r>
+      <w:r>
+        <w:rPr>
+          <w:rFonts w:ascii="바탕" w:hAnsi="바탕" w:cs="Arial Unicode MS"/>
+          <w:b w:val="false"/>
+          <w:bCs w:val="false"/>
+          <w:color w:val="auto"/>
+          <w:kern w:val="2"/>
+          <w:sz w:val="20"/>
+          <w:szCs w:val="20"/>
+          <w:lang w:val="en-US" w:eastAsia="ko-KR" w:bidi="hi-IN"/>
+        </w:rPr>
+        <w:t>해당 팩션과 조우시 인스턴스에 기록하여 자연스럽게</w:t>
+      </w:r>
+    </w:p>
+    <w:p>
+      <w:pPr>
+        <w:pStyle w:val="Normal"/>
+        <w:bidi w:val="0"/>
+        <w:jc w:val="left"/>
+        <w:rPr>
+          <w:b w:val="false"/>
+          <w:b w:val="false"/>
+          <w:bCs w:val="false"/>
+          <w:sz w:val="20"/>
+          <w:szCs w:val="20"/>
+        </w:rPr>
+      </w:pPr>
+      <w:r>
+        <w:rPr>
+          <w:rFonts w:eastAsia="맑은 고딕" w:cs="Arial Unicode MS"/>
+          <w:b w:val="false"/>
+          <w:bCs w:val="false"/>
+          <w:color w:val="auto"/>
+          <w:kern w:val="2"/>
+          <w:sz w:val="20"/>
+          <w:szCs w:val="20"/>
+          <w:lang w:val="en-US" w:eastAsia="ko-KR" w:bidi="hi-IN"/>
+        </w:rPr>
+        <w:t xml:space="preserve">- </w:t>
+      </w:r>
+      <w:r>
+        <w:rPr>
+          <w:rFonts w:ascii="바탕" w:hAnsi="바탕" w:cs="Arial Unicode MS"/>
+          <w:b w:val="false"/>
+          <w:bCs w:val="false"/>
+          <w:color w:val="auto"/>
+          <w:kern w:val="2"/>
+          <w:sz w:val="20"/>
+          <w:szCs w:val="20"/>
+          <w:lang w:val="en-US" w:eastAsia="ko-KR" w:bidi="hi-IN"/>
+        </w:rPr>
+        <w:t xml:space="preserve">인스턴스 수정은 </w:t>
+      </w:r>
+      <w:r>
+        <w:rPr>
+          <w:rFonts w:eastAsia="맑은 고딕" w:cs="Arial Unicode MS"/>
+          <w:b w:val="false"/>
+          <w:bCs w:val="false"/>
+          <w:color w:val="auto"/>
+          <w:kern w:val="2"/>
+          <w:sz w:val="20"/>
+          <w:szCs w:val="20"/>
+          <w:lang w:val="en-US" w:eastAsia="ko-KR" w:bidi="hi-IN"/>
+        </w:rPr>
+        <w:t xml:space="preserve">NPC </w:t>
+      </w:r>
+      <w:r>
+        <w:rPr>
+          <w:rFonts w:ascii="바탕" w:hAnsi="바탕" w:cs="Arial Unicode MS"/>
+          <w:b w:val="false"/>
+          <w:bCs w:val="false"/>
+          <w:color w:val="auto"/>
+          <w:kern w:val="2"/>
+          <w:sz w:val="20"/>
+          <w:szCs w:val="20"/>
+          <w:lang w:val="en-US" w:eastAsia="ko-KR" w:bidi="hi-IN"/>
+        </w:rPr>
+        <w:t>매니저 이용</w:t>
       </w:r>
     </w:p>
     <w:sectPr>
@@ -39197,7 +40343,7 @@
     <w:pPr>
       <w:widowControl/>
       <w:suppressAutoHyphens w:val="true"/>
-      <w:overflowPunct w:val="true"/>
+      <w:overflowPunct w:val="false"/>
       <w:bidi w:val="0"/>
       <w:spacing w:before="0" w:after="0"/>
       <w:jc w:val="left"/>

--- a/2025 게임 개발 계획서v0.1.docx
+++ b/2025 게임 개발 계획서v0.1.docx
@@ -5716,11 +5716,11 @@
         <w:gridCol w:w="621"/>
         <w:gridCol w:w="2721"/>
         <w:gridCol w:w="930"/>
-        <w:gridCol w:w="937"/>
+        <w:gridCol w:w="938"/>
         <w:gridCol w:w="930"/>
         <w:gridCol w:w="930"/>
         <w:gridCol w:w="929"/>
-        <w:gridCol w:w="2200"/>
+        <w:gridCol w:w="2199"/>
       </w:tblGrid>
       <w:tr>
         <w:trPr/>
@@ -5813,7 +5813,7 @@
         </w:tc>
         <w:tc>
           <w:tcPr>
-            <w:tcW w:w="937" w:type="dxa"/>
+            <w:tcW w:w="938" w:type="dxa"/>
             <w:tcBorders>
               <w:top w:val="single" w:sz="4" w:space="0" w:color="000000"/>
               <w:left w:val="single" w:sz="4" w:space="0" w:color="000000"/>
@@ -5929,7 +5929,7 @@
         </w:tc>
         <w:tc>
           <w:tcPr>
-            <w:tcW w:w="2200" w:type="dxa"/>
+            <w:tcW w:w="2199" w:type="dxa"/>
             <w:tcBorders>
               <w:top w:val="single" w:sz="4" w:space="0" w:color="000000"/>
               <w:left w:val="single" w:sz="4" w:space="0" w:color="000000"/>
@@ -6065,7 +6065,7 @@
         </w:tc>
         <w:tc>
           <w:tcPr>
-            <w:tcW w:w="937" w:type="dxa"/>
+            <w:tcW w:w="938" w:type="dxa"/>
             <w:tcBorders>
               <w:left w:val="single" w:sz="4" w:space="0" w:color="000000"/>
               <w:bottom w:val="single" w:sz="4" w:space="0" w:color="000000"/>
@@ -6366,7 +6366,7 @@
         </w:tc>
         <w:tc>
           <w:tcPr>
-            <w:tcW w:w="2200" w:type="dxa"/>
+            <w:tcW w:w="2199" w:type="dxa"/>
             <w:tcBorders>
               <w:left w:val="single" w:sz="4" w:space="0" w:color="000000"/>
               <w:bottom w:val="single" w:sz="4" w:space="0" w:color="000000"/>
@@ -8001,10 +8001,10 @@
         <w:gridCol w:w="2721"/>
         <w:gridCol w:w="931"/>
         <w:gridCol w:w="934"/>
+        <w:gridCol w:w="928"/>
         <w:gridCol w:w="927"/>
-        <w:gridCol w:w="928"/>
-        <w:gridCol w:w="936"/>
-        <w:gridCol w:w="2434"/>
+        <w:gridCol w:w="937"/>
+        <w:gridCol w:w="2433"/>
       </w:tblGrid>
       <w:tr>
         <w:trPr/>
@@ -8126,6 +8126,35 @@
         </w:tc>
         <w:tc>
           <w:tcPr>
+            <w:tcW w:w="928" w:type="dxa"/>
+            <w:tcBorders>
+              <w:top w:val="single" w:sz="4" w:space="0" w:color="000000"/>
+              <w:left w:val="single" w:sz="4" w:space="0" w:color="000000"/>
+              <w:bottom w:val="single" w:sz="4" w:space="0" w:color="000000"/>
+            </w:tcBorders>
+          </w:tcPr>
+          <w:p>
+            <w:pPr>
+              <w:pStyle w:val="Style19"/>
+              <w:widowControl w:val="false"/>
+              <w:bidi w:val="0"/>
+              <w:jc w:val="center"/>
+              <w:rPr>
+                <w:sz w:val="20"/>
+                <w:szCs w:val="20"/>
+              </w:rPr>
+            </w:pPr>
+            <w:r>
+              <w:rPr>
+                <w:sz w:val="20"/>
+                <w:szCs w:val="20"/>
+              </w:rPr>
+              <w:t>찌르기</w:t>
+            </w:r>
+          </w:p>
+        </w:tc>
+        <w:tc>
+          <w:tcPr>
             <w:tcW w:w="927" w:type="dxa"/>
             <w:tcBorders>
               <w:top w:val="single" w:sz="4" w:space="0" w:color="000000"/>
@@ -8149,13 +8178,13 @@
                 <w:sz w:val="20"/>
                 <w:szCs w:val="20"/>
               </w:rPr>
-              <w:t>찌르기</w:t>
-            </w:r>
-          </w:p>
-        </w:tc>
-        <w:tc>
-          <w:tcPr>
-            <w:tcW w:w="928" w:type="dxa"/>
+              <w:t>무게</w:t>
+            </w:r>
+          </w:p>
+        </w:tc>
+        <w:tc>
+          <w:tcPr>
+            <w:tcW w:w="937" w:type="dxa"/>
             <w:tcBorders>
               <w:top w:val="single" w:sz="4" w:space="0" w:color="000000"/>
               <w:left w:val="single" w:sz="4" w:space="0" w:color="000000"/>
@@ -8178,42 +8207,13 @@
                 <w:sz w:val="20"/>
                 <w:szCs w:val="20"/>
               </w:rPr>
-              <w:t>무게</w:t>
-            </w:r>
-          </w:p>
-        </w:tc>
-        <w:tc>
-          <w:tcPr>
-            <w:tcW w:w="936" w:type="dxa"/>
-            <w:tcBorders>
-              <w:top w:val="single" w:sz="4" w:space="0" w:color="000000"/>
-              <w:left w:val="single" w:sz="4" w:space="0" w:color="000000"/>
-              <w:bottom w:val="single" w:sz="4" w:space="0" w:color="000000"/>
-            </w:tcBorders>
-          </w:tcPr>
-          <w:p>
-            <w:pPr>
-              <w:pStyle w:val="Style19"/>
-              <w:widowControl w:val="false"/>
-              <w:bidi w:val="0"/>
-              <w:jc w:val="center"/>
-              <w:rPr>
-                <w:sz w:val="20"/>
-                <w:szCs w:val="20"/>
-              </w:rPr>
-            </w:pPr>
-            <w:r>
-              <w:rPr>
-                <w:sz w:val="20"/>
-                <w:szCs w:val="20"/>
-              </w:rPr>
               <w:t>방어효율</w:t>
             </w:r>
           </w:p>
         </w:tc>
         <w:tc>
           <w:tcPr>
-            <w:tcW w:w="2434" w:type="dxa"/>
+            <w:tcW w:w="2433" w:type="dxa"/>
             <w:tcBorders>
               <w:top w:val="single" w:sz="4" w:space="0" w:color="000000"/>
               <w:left w:val="single" w:sz="4" w:space="0" w:color="000000"/>
@@ -8358,6 +8358,34 @@
         </w:tc>
         <w:tc>
           <w:tcPr>
+            <w:tcW w:w="928" w:type="dxa"/>
+            <w:tcBorders>
+              <w:left w:val="single" w:sz="4" w:space="0" w:color="000000"/>
+              <w:bottom w:val="single" w:sz="4" w:space="0" w:color="000000"/>
+            </w:tcBorders>
+          </w:tcPr>
+          <w:p>
+            <w:pPr>
+              <w:pStyle w:val="Style19"/>
+              <w:widowControl w:val="false"/>
+              <w:bidi w:val="0"/>
+              <w:jc w:val="center"/>
+              <w:rPr>
+                <w:sz w:val="16"/>
+                <w:szCs w:val="16"/>
+              </w:rPr>
+            </w:pPr>
+            <w:r>
+              <w:rPr>
+                <w:sz w:val="16"/>
+                <w:szCs w:val="16"/>
+              </w:rPr>
+              <w:t>10</w:t>
+            </w:r>
+          </w:p>
+        </w:tc>
+        <w:tc>
+          <w:tcPr>
             <w:tcW w:w="927" w:type="dxa"/>
             <w:tcBorders>
               <w:left w:val="single" w:sz="4" w:space="0" w:color="000000"/>
@@ -8386,7 +8414,7 @@
         </w:tc>
         <w:tc>
           <w:tcPr>
-            <w:tcW w:w="928" w:type="dxa"/>
+            <w:tcW w:w="937" w:type="dxa"/>
             <w:tcBorders>
               <w:left w:val="single" w:sz="4" w:space="0" w:color="000000"/>
               <w:bottom w:val="single" w:sz="4" w:space="0" w:color="000000"/>
@@ -8408,41 +8436,13 @@
                 <w:sz w:val="16"/>
                 <w:szCs w:val="16"/>
               </w:rPr>
-              <w:t>10</w:t>
-            </w:r>
-          </w:p>
-        </w:tc>
-        <w:tc>
-          <w:tcPr>
-            <w:tcW w:w="936" w:type="dxa"/>
-            <w:tcBorders>
-              <w:left w:val="single" w:sz="4" w:space="0" w:color="000000"/>
-              <w:bottom w:val="single" w:sz="4" w:space="0" w:color="000000"/>
-            </w:tcBorders>
-          </w:tcPr>
-          <w:p>
-            <w:pPr>
-              <w:pStyle w:val="Style19"/>
-              <w:widowControl w:val="false"/>
-              <w:bidi w:val="0"/>
-              <w:jc w:val="center"/>
-              <w:rPr>
-                <w:sz w:val="16"/>
-                <w:szCs w:val="16"/>
-              </w:rPr>
-            </w:pPr>
-            <w:r>
-              <w:rPr>
-                <w:sz w:val="16"/>
-                <w:szCs w:val="16"/>
-              </w:rPr>
               <w:t>상</w:t>
             </w:r>
           </w:p>
         </w:tc>
         <w:tc>
           <w:tcPr>
-            <w:tcW w:w="2434" w:type="dxa"/>
+            <w:tcW w:w="2433" w:type="dxa"/>
             <w:tcBorders>
               <w:left w:val="single" w:sz="4" w:space="0" w:color="000000"/>
               <w:bottom w:val="single" w:sz="4" w:space="0" w:color="000000"/>
@@ -8586,6 +8586,34 @@
         </w:tc>
         <w:tc>
           <w:tcPr>
+            <w:tcW w:w="928" w:type="dxa"/>
+            <w:tcBorders>
+              <w:left w:val="single" w:sz="4" w:space="0" w:color="000000"/>
+              <w:bottom w:val="single" w:sz="4" w:space="0" w:color="000000"/>
+            </w:tcBorders>
+          </w:tcPr>
+          <w:p>
+            <w:pPr>
+              <w:pStyle w:val="Style19"/>
+              <w:widowControl w:val="false"/>
+              <w:bidi w:val="0"/>
+              <w:jc w:val="center"/>
+              <w:rPr>
+                <w:sz w:val="16"/>
+                <w:szCs w:val="16"/>
+              </w:rPr>
+            </w:pPr>
+            <w:r>
+              <w:rPr>
+                <w:sz w:val="16"/>
+                <w:szCs w:val="16"/>
+              </w:rPr>
+              <w:t>-</w:t>
+            </w:r>
+          </w:p>
+        </w:tc>
+        <w:tc>
+          <w:tcPr>
             <w:tcW w:w="927" w:type="dxa"/>
             <w:tcBorders>
               <w:left w:val="single" w:sz="4" w:space="0" w:color="000000"/>
@@ -8608,13 +8636,13 @@
                 <w:sz w:val="16"/>
                 <w:szCs w:val="16"/>
               </w:rPr>
-              <w:t>-</w:t>
-            </w:r>
-          </w:p>
-        </w:tc>
-        <w:tc>
-          <w:tcPr>
-            <w:tcW w:w="928" w:type="dxa"/>
+              <w:t>10</w:t>
+            </w:r>
+          </w:p>
+        </w:tc>
+        <w:tc>
+          <w:tcPr>
+            <w:tcW w:w="937" w:type="dxa"/>
             <w:tcBorders>
               <w:left w:val="single" w:sz="4" w:space="0" w:color="000000"/>
               <w:bottom w:val="single" w:sz="4" w:space="0" w:color="000000"/>
@@ -8636,41 +8664,13 @@
                 <w:sz w:val="16"/>
                 <w:szCs w:val="16"/>
               </w:rPr>
-              <w:t>10</w:t>
-            </w:r>
-          </w:p>
-        </w:tc>
-        <w:tc>
-          <w:tcPr>
-            <w:tcW w:w="936" w:type="dxa"/>
-            <w:tcBorders>
-              <w:left w:val="single" w:sz="4" w:space="0" w:color="000000"/>
-              <w:bottom w:val="single" w:sz="4" w:space="0" w:color="000000"/>
-            </w:tcBorders>
-          </w:tcPr>
-          <w:p>
-            <w:pPr>
-              <w:pStyle w:val="Style19"/>
-              <w:widowControl w:val="false"/>
-              <w:bidi w:val="0"/>
-              <w:jc w:val="center"/>
-              <w:rPr>
-                <w:sz w:val="16"/>
-                <w:szCs w:val="16"/>
-              </w:rPr>
-            </w:pPr>
-            <w:r>
-              <w:rPr>
-                <w:sz w:val="16"/>
-                <w:szCs w:val="16"/>
-              </w:rPr>
               <w:t>중</w:t>
             </w:r>
           </w:p>
         </w:tc>
         <w:tc>
           <w:tcPr>
-            <w:tcW w:w="2434" w:type="dxa"/>
+            <w:tcW w:w="2433" w:type="dxa"/>
             <w:tcBorders>
               <w:left w:val="single" w:sz="4" w:space="0" w:color="000000"/>
               <w:bottom w:val="single" w:sz="4" w:space="0" w:color="000000"/>
@@ -8814,6 +8814,34 @@
         </w:tc>
         <w:tc>
           <w:tcPr>
+            <w:tcW w:w="928" w:type="dxa"/>
+            <w:tcBorders>
+              <w:left w:val="single" w:sz="4" w:space="0" w:color="000000"/>
+              <w:bottom w:val="single" w:sz="4" w:space="0" w:color="000000"/>
+            </w:tcBorders>
+          </w:tcPr>
+          <w:p>
+            <w:pPr>
+              <w:pStyle w:val="Style19"/>
+              <w:widowControl w:val="false"/>
+              <w:bidi w:val="0"/>
+              <w:jc w:val="center"/>
+              <w:rPr>
+                <w:sz w:val="16"/>
+                <w:szCs w:val="16"/>
+              </w:rPr>
+            </w:pPr>
+            <w:r>
+              <w:rPr>
+                <w:sz w:val="16"/>
+                <w:szCs w:val="16"/>
+              </w:rPr>
+              <w:t>-</w:t>
+            </w:r>
+          </w:p>
+        </w:tc>
+        <w:tc>
+          <w:tcPr>
             <w:tcW w:w="927" w:type="dxa"/>
             <w:tcBorders>
               <w:left w:val="single" w:sz="4" w:space="0" w:color="000000"/>
@@ -8836,13 +8864,13 @@
                 <w:sz w:val="16"/>
                 <w:szCs w:val="16"/>
               </w:rPr>
-              <w:t>-</w:t>
-            </w:r>
-          </w:p>
-        </w:tc>
-        <w:tc>
-          <w:tcPr>
-            <w:tcW w:w="928" w:type="dxa"/>
+              <w:t>8</w:t>
+            </w:r>
+          </w:p>
+        </w:tc>
+        <w:tc>
+          <w:tcPr>
+            <w:tcW w:w="937" w:type="dxa"/>
             <w:tcBorders>
               <w:left w:val="single" w:sz="4" w:space="0" w:color="000000"/>
               <w:bottom w:val="single" w:sz="4" w:space="0" w:color="000000"/>
@@ -8864,41 +8892,13 @@
                 <w:sz w:val="16"/>
                 <w:szCs w:val="16"/>
               </w:rPr>
-              <w:t>8</w:t>
-            </w:r>
-          </w:p>
-        </w:tc>
-        <w:tc>
-          <w:tcPr>
-            <w:tcW w:w="936" w:type="dxa"/>
-            <w:tcBorders>
-              <w:left w:val="single" w:sz="4" w:space="0" w:color="000000"/>
-              <w:bottom w:val="single" w:sz="4" w:space="0" w:color="000000"/>
-            </w:tcBorders>
-          </w:tcPr>
-          <w:p>
-            <w:pPr>
-              <w:pStyle w:val="Style19"/>
-              <w:widowControl w:val="false"/>
-              <w:bidi w:val="0"/>
-              <w:jc w:val="center"/>
-              <w:rPr>
-                <w:sz w:val="16"/>
-                <w:szCs w:val="16"/>
-              </w:rPr>
-            </w:pPr>
-            <w:r>
-              <w:rPr>
-                <w:sz w:val="16"/>
-                <w:szCs w:val="16"/>
-              </w:rPr>
               <w:t>중</w:t>
             </w:r>
           </w:p>
         </w:tc>
         <w:tc>
           <w:tcPr>
-            <w:tcW w:w="2434" w:type="dxa"/>
+            <w:tcW w:w="2433" w:type="dxa"/>
             <w:tcBorders>
               <w:left w:val="single" w:sz="4" w:space="0" w:color="000000"/>
               <w:bottom w:val="single" w:sz="4" w:space="0" w:color="000000"/>
@@ -9042,6 +9042,34 @@
         </w:tc>
         <w:tc>
           <w:tcPr>
+            <w:tcW w:w="928" w:type="dxa"/>
+            <w:tcBorders>
+              <w:left w:val="single" w:sz="4" w:space="0" w:color="000000"/>
+              <w:bottom w:val="single" w:sz="4" w:space="0" w:color="000000"/>
+            </w:tcBorders>
+          </w:tcPr>
+          <w:p>
+            <w:pPr>
+              <w:pStyle w:val="Style19"/>
+              <w:widowControl w:val="false"/>
+              <w:bidi w:val="0"/>
+              <w:jc w:val="center"/>
+              <w:rPr>
+                <w:sz w:val="16"/>
+                <w:szCs w:val="16"/>
+              </w:rPr>
+            </w:pPr>
+            <w:r>
+              <w:rPr>
+                <w:sz w:val="16"/>
+                <w:szCs w:val="16"/>
+              </w:rPr>
+              <w:t>-</w:t>
+            </w:r>
+          </w:p>
+        </w:tc>
+        <w:tc>
+          <w:tcPr>
             <w:tcW w:w="927" w:type="dxa"/>
             <w:tcBorders>
               <w:left w:val="single" w:sz="4" w:space="0" w:color="000000"/>
@@ -9064,13 +9092,13 @@
                 <w:sz w:val="16"/>
                 <w:szCs w:val="16"/>
               </w:rPr>
-              <w:t>-</w:t>
-            </w:r>
-          </w:p>
-        </w:tc>
-        <w:tc>
-          <w:tcPr>
-            <w:tcW w:w="928" w:type="dxa"/>
+              <w:t>8</w:t>
+            </w:r>
+          </w:p>
+        </w:tc>
+        <w:tc>
+          <w:tcPr>
+            <w:tcW w:w="937" w:type="dxa"/>
             <w:tcBorders>
               <w:left w:val="single" w:sz="4" w:space="0" w:color="000000"/>
               <w:bottom w:val="single" w:sz="4" w:space="0" w:color="000000"/>
@@ -9092,41 +9120,13 @@
                 <w:sz w:val="16"/>
                 <w:szCs w:val="16"/>
               </w:rPr>
-              <w:t>8</w:t>
-            </w:r>
-          </w:p>
-        </w:tc>
-        <w:tc>
-          <w:tcPr>
-            <w:tcW w:w="936" w:type="dxa"/>
-            <w:tcBorders>
-              <w:left w:val="single" w:sz="4" w:space="0" w:color="000000"/>
-              <w:bottom w:val="single" w:sz="4" w:space="0" w:color="000000"/>
-            </w:tcBorders>
-          </w:tcPr>
-          <w:p>
-            <w:pPr>
-              <w:pStyle w:val="Style19"/>
-              <w:widowControl w:val="false"/>
-              <w:bidi w:val="0"/>
-              <w:jc w:val="center"/>
-              <w:rPr>
-                <w:sz w:val="16"/>
-                <w:szCs w:val="16"/>
-              </w:rPr>
-            </w:pPr>
-            <w:r>
-              <w:rPr>
-                <w:sz w:val="16"/>
-                <w:szCs w:val="16"/>
-              </w:rPr>
               <w:t>하</w:t>
             </w:r>
           </w:p>
         </w:tc>
         <w:tc>
           <w:tcPr>
-            <w:tcW w:w="2434" w:type="dxa"/>
+            <w:tcW w:w="2433" w:type="dxa"/>
             <w:tcBorders>
               <w:left w:val="single" w:sz="4" w:space="0" w:color="000000"/>
               <w:bottom w:val="single" w:sz="4" w:space="0" w:color="000000"/>
@@ -9269,6 +9269,34 @@
         </w:tc>
         <w:tc>
           <w:tcPr>
+            <w:tcW w:w="928" w:type="dxa"/>
+            <w:tcBorders>
+              <w:left w:val="single" w:sz="4" w:space="0" w:color="000000"/>
+              <w:bottom w:val="single" w:sz="4" w:space="0" w:color="000000"/>
+            </w:tcBorders>
+          </w:tcPr>
+          <w:p>
+            <w:pPr>
+              <w:pStyle w:val="Style19"/>
+              <w:widowControl w:val="false"/>
+              <w:bidi w:val="0"/>
+              <w:jc w:val="center"/>
+              <w:rPr>
+                <w:sz w:val="16"/>
+                <w:szCs w:val="16"/>
+              </w:rPr>
+            </w:pPr>
+            <w:r>
+              <w:rPr>
+                <w:sz w:val="16"/>
+                <w:szCs w:val="16"/>
+              </w:rPr>
+              <w:t>12</w:t>
+            </w:r>
+          </w:p>
+        </w:tc>
+        <w:tc>
+          <w:tcPr>
             <w:tcW w:w="927" w:type="dxa"/>
             <w:tcBorders>
               <w:left w:val="single" w:sz="4" w:space="0" w:color="000000"/>
@@ -9291,13 +9319,13 @@
                 <w:sz w:val="16"/>
                 <w:szCs w:val="16"/>
               </w:rPr>
-              <w:t>12</w:t>
-            </w:r>
-          </w:p>
-        </w:tc>
-        <w:tc>
-          <w:tcPr>
-            <w:tcW w:w="928" w:type="dxa"/>
+              <w:t>8</w:t>
+            </w:r>
+          </w:p>
+        </w:tc>
+        <w:tc>
+          <w:tcPr>
+            <w:tcW w:w="937" w:type="dxa"/>
             <w:tcBorders>
               <w:left w:val="single" w:sz="4" w:space="0" w:color="000000"/>
               <w:bottom w:val="single" w:sz="4" w:space="0" w:color="000000"/>
@@ -9319,41 +9347,13 @@
                 <w:sz w:val="16"/>
                 <w:szCs w:val="16"/>
               </w:rPr>
-              <w:t>8</w:t>
-            </w:r>
-          </w:p>
-        </w:tc>
-        <w:tc>
-          <w:tcPr>
-            <w:tcW w:w="936" w:type="dxa"/>
-            <w:tcBorders>
-              <w:left w:val="single" w:sz="4" w:space="0" w:color="000000"/>
-              <w:bottom w:val="single" w:sz="4" w:space="0" w:color="000000"/>
-            </w:tcBorders>
-          </w:tcPr>
-          <w:p>
-            <w:pPr>
-              <w:pStyle w:val="Style19"/>
-              <w:widowControl w:val="false"/>
-              <w:bidi w:val="0"/>
-              <w:jc w:val="center"/>
-              <w:rPr>
-                <w:sz w:val="16"/>
-                <w:szCs w:val="16"/>
-              </w:rPr>
-            </w:pPr>
-            <w:r>
-              <w:rPr>
-                <w:sz w:val="16"/>
-                <w:szCs w:val="16"/>
-              </w:rPr>
               <w:t>하</w:t>
             </w:r>
           </w:p>
         </w:tc>
         <w:tc>
           <w:tcPr>
-            <w:tcW w:w="2434" w:type="dxa"/>
+            <w:tcW w:w="2433" w:type="dxa"/>
             <w:tcBorders>
               <w:left w:val="single" w:sz="4" w:space="0" w:color="000000"/>
               <w:bottom w:val="single" w:sz="4" w:space="0" w:color="000000"/>
@@ -9497,6 +9497,34 @@
         </w:tc>
         <w:tc>
           <w:tcPr>
+            <w:tcW w:w="928" w:type="dxa"/>
+            <w:tcBorders>
+              <w:left w:val="single" w:sz="4" w:space="0" w:color="000000"/>
+              <w:bottom w:val="single" w:sz="4" w:space="0" w:color="000000"/>
+            </w:tcBorders>
+          </w:tcPr>
+          <w:p>
+            <w:pPr>
+              <w:pStyle w:val="Style19"/>
+              <w:widowControl w:val="false"/>
+              <w:bidi w:val="0"/>
+              <w:jc w:val="center"/>
+              <w:rPr>
+                <w:sz w:val="16"/>
+                <w:szCs w:val="16"/>
+              </w:rPr>
+            </w:pPr>
+            <w:r>
+              <w:rPr>
+                <w:sz w:val="16"/>
+                <w:szCs w:val="16"/>
+              </w:rPr>
+              <w:t>-</w:t>
+            </w:r>
+          </w:p>
+        </w:tc>
+        <w:tc>
+          <w:tcPr>
             <w:tcW w:w="927" w:type="dxa"/>
             <w:tcBorders>
               <w:left w:val="single" w:sz="4" w:space="0" w:color="000000"/>
@@ -9519,13 +9547,13 @@
                 <w:sz w:val="16"/>
                 <w:szCs w:val="16"/>
               </w:rPr>
-              <w:t>-</w:t>
-            </w:r>
-          </w:p>
-        </w:tc>
-        <w:tc>
-          <w:tcPr>
-            <w:tcW w:w="928" w:type="dxa"/>
+              <w:t>15</w:t>
+            </w:r>
+          </w:p>
+        </w:tc>
+        <w:tc>
+          <w:tcPr>
+            <w:tcW w:w="937" w:type="dxa"/>
             <w:tcBorders>
               <w:left w:val="single" w:sz="4" w:space="0" w:color="000000"/>
               <w:bottom w:val="single" w:sz="4" w:space="0" w:color="000000"/>
@@ -9547,41 +9575,13 @@
                 <w:sz w:val="16"/>
                 <w:szCs w:val="16"/>
               </w:rPr>
-              <w:t>15</w:t>
-            </w:r>
-          </w:p>
-        </w:tc>
-        <w:tc>
-          <w:tcPr>
-            <w:tcW w:w="936" w:type="dxa"/>
-            <w:tcBorders>
-              <w:left w:val="single" w:sz="4" w:space="0" w:color="000000"/>
-              <w:bottom w:val="single" w:sz="4" w:space="0" w:color="000000"/>
-            </w:tcBorders>
-          </w:tcPr>
-          <w:p>
-            <w:pPr>
-              <w:pStyle w:val="Style19"/>
-              <w:widowControl w:val="false"/>
-              <w:bidi w:val="0"/>
-              <w:jc w:val="center"/>
-              <w:rPr>
-                <w:sz w:val="16"/>
-                <w:szCs w:val="16"/>
-              </w:rPr>
-            </w:pPr>
-            <w:r>
-              <w:rPr>
-                <w:sz w:val="16"/>
-                <w:szCs w:val="16"/>
-              </w:rPr>
               <w:t>하</w:t>
             </w:r>
           </w:p>
         </w:tc>
         <w:tc>
           <w:tcPr>
-            <w:tcW w:w="2434" w:type="dxa"/>
+            <w:tcW w:w="2433" w:type="dxa"/>
             <w:tcBorders>
               <w:left w:val="single" w:sz="4" w:space="0" w:color="000000"/>
               <w:bottom w:val="single" w:sz="4" w:space="0" w:color="000000"/>
@@ -9725,6 +9725,34 @@
         </w:tc>
         <w:tc>
           <w:tcPr>
+            <w:tcW w:w="928" w:type="dxa"/>
+            <w:tcBorders>
+              <w:left w:val="single" w:sz="4" w:space="0" w:color="000000"/>
+              <w:bottom w:val="single" w:sz="4" w:space="0" w:color="000000"/>
+            </w:tcBorders>
+          </w:tcPr>
+          <w:p>
+            <w:pPr>
+              <w:pStyle w:val="Style19"/>
+              <w:widowControl w:val="false"/>
+              <w:bidi w:val="0"/>
+              <w:jc w:val="center"/>
+              <w:rPr>
+                <w:sz w:val="16"/>
+                <w:szCs w:val="16"/>
+              </w:rPr>
+            </w:pPr>
+            <w:r>
+              <w:rPr>
+                <w:sz w:val="16"/>
+                <w:szCs w:val="16"/>
+              </w:rPr>
+              <w:t>-</w:t>
+            </w:r>
+          </w:p>
+        </w:tc>
+        <w:tc>
+          <w:tcPr>
             <w:tcW w:w="927" w:type="dxa"/>
             <w:tcBorders>
               <w:left w:val="single" w:sz="4" w:space="0" w:color="000000"/>
@@ -9747,13 +9775,13 @@
                 <w:sz w:val="16"/>
                 <w:szCs w:val="16"/>
               </w:rPr>
-              <w:t>-</w:t>
-            </w:r>
-          </w:p>
-        </w:tc>
-        <w:tc>
-          <w:tcPr>
-            <w:tcW w:w="928" w:type="dxa"/>
+              <w:t>15</w:t>
+            </w:r>
+          </w:p>
+        </w:tc>
+        <w:tc>
+          <w:tcPr>
+            <w:tcW w:w="937" w:type="dxa"/>
             <w:tcBorders>
               <w:left w:val="single" w:sz="4" w:space="0" w:color="000000"/>
               <w:bottom w:val="single" w:sz="4" w:space="0" w:color="000000"/>
@@ -9775,41 +9803,13 @@
                 <w:sz w:val="16"/>
                 <w:szCs w:val="16"/>
               </w:rPr>
-              <w:t>15</w:t>
-            </w:r>
-          </w:p>
-        </w:tc>
-        <w:tc>
-          <w:tcPr>
-            <w:tcW w:w="936" w:type="dxa"/>
-            <w:tcBorders>
-              <w:left w:val="single" w:sz="4" w:space="0" w:color="000000"/>
-              <w:bottom w:val="single" w:sz="4" w:space="0" w:color="000000"/>
-            </w:tcBorders>
-          </w:tcPr>
-          <w:p>
-            <w:pPr>
-              <w:pStyle w:val="Style19"/>
-              <w:widowControl w:val="false"/>
-              <w:bidi w:val="0"/>
-              <w:jc w:val="center"/>
-              <w:rPr>
-                <w:sz w:val="16"/>
-                <w:szCs w:val="16"/>
-              </w:rPr>
-            </w:pPr>
-            <w:r>
-              <w:rPr>
-                <w:sz w:val="16"/>
-                <w:szCs w:val="16"/>
-              </w:rPr>
               <w:t>하</w:t>
             </w:r>
           </w:p>
         </w:tc>
         <w:tc>
           <w:tcPr>
-            <w:tcW w:w="2434" w:type="dxa"/>
+            <w:tcW w:w="2433" w:type="dxa"/>
             <w:tcBorders>
               <w:left w:val="single" w:sz="4" w:space="0" w:color="000000"/>
               <w:bottom w:val="single" w:sz="4" w:space="0" w:color="000000"/>
@@ -9953,6 +9953,34 @@
         </w:tc>
         <w:tc>
           <w:tcPr>
+            <w:tcW w:w="928" w:type="dxa"/>
+            <w:tcBorders>
+              <w:left w:val="single" w:sz="4" w:space="0" w:color="000000"/>
+              <w:bottom w:val="single" w:sz="4" w:space="0" w:color="000000"/>
+            </w:tcBorders>
+          </w:tcPr>
+          <w:p>
+            <w:pPr>
+              <w:pStyle w:val="Style19"/>
+              <w:widowControl w:val="false"/>
+              <w:bidi w:val="0"/>
+              <w:jc w:val="center"/>
+              <w:rPr>
+                <w:sz w:val="16"/>
+                <w:szCs w:val="16"/>
+              </w:rPr>
+            </w:pPr>
+            <w:r>
+              <w:rPr>
+                <w:sz w:val="16"/>
+                <w:szCs w:val="16"/>
+              </w:rPr>
+              <w:t>10</w:t>
+            </w:r>
+          </w:p>
+        </w:tc>
+        <w:tc>
+          <w:tcPr>
             <w:tcW w:w="927" w:type="dxa"/>
             <w:tcBorders>
               <w:left w:val="single" w:sz="4" w:space="0" w:color="000000"/>
@@ -9981,7 +10009,7 @@
         </w:tc>
         <w:tc>
           <w:tcPr>
-            <w:tcW w:w="928" w:type="dxa"/>
+            <w:tcW w:w="937" w:type="dxa"/>
             <w:tcBorders>
               <w:left w:val="single" w:sz="4" w:space="0" w:color="000000"/>
               <w:bottom w:val="single" w:sz="4" w:space="0" w:color="000000"/>
@@ -10003,41 +10031,13 @@
                 <w:sz w:val="16"/>
                 <w:szCs w:val="16"/>
               </w:rPr>
-              <w:t>10</w:t>
-            </w:r>
-          </w:p>
-        </w:tc>
-        <w:tc>
-          <w:tcPr>
-            <w:tcW w:w="936" w:type="dxa"/>
-            <w:tcBorders>
-              <w:left w:val="single" w:sz="4" w:space="0" w:color="000000"/>
-              <w:bottom w:val="single" w:sz="4" w:space="0" w:color="000000"/>
-            </w:tcBorders>
-          </w:tcPr>
-          <w:p>
-            <w:pPr>
-              <w:pStyle w:val="Style19"/>
-              <w:widowControl w:val="false"/>
-              <w:bidi w:val="0"/>
-              <w:jc w:val="center"/>
-              <w:rPr>
-                <w:sz w:val="16"/>
-                <w:szCs w:val="16"/>
-              </w:rPr>
-            </w:pPr>
-            <w:r>
-              <w:rPr>
-                <w:sz w:val="16"/>
-                <w:szCs w:val="16"/>
-              </w:rPr>
               <w:t>하</w:t>
             </w:r>
           </w:p>
         </w:tc>
         <w:tc>
           <w:tcPr>
-            <w:tcW w:w="2434" w:type="dxa"/>
+            <w:tcW w:w="2433" w:type="dxa"/>
             <w:tcBorders>
               <w:left w:val="single" w:sz="4" w:space="0" w:color="000000"/>
               <w:bottom w:val="single" w:sz="4" w:space="0" w:color="000000"/>
@@ -10181,6 +10181,34 @@
         </w:tc>
         <w:tc>
           <w:tcPr>
+            <w:tcW w:w="928" w:type="dxa"/>
+            <w:tcBorders>
+              <w:left w:val="single" w:sz="4" w:space="0" w:color="000000"/>
+              <w:bottom w:val="single" w:sz="4" w:space="0" w:color="000000"/>
+            </w:tcBorders>
+          </w:tcPr>
+          <w:p>
+            <w:pPr>
+              <w:pStyle w:val="Style19"/>
+              <w:widowControl w:val="false"/>
+              <w:bidi w:val="0"/>
+              <w:jc w:val="center"/>
+              <w:rPr>
+                <w:sz w:val="16"/>
+                <w:szCs w:val="16"/>
+              </w:rPr>
+            </w:pPr>
+            <w:r>
+              <w:rPr>
+                <w:sz w:val="16"/>
+                <w:szCs w:val="16"/>
+              </w:rPr>
+              <w:t>10</w:t>
+            </w:r>
+          </w:p>
+        </w:tc>
+        <w:tc>
+          <w:tcPr>
             <w:tcW w:w="927" w:type="dxa"/>
             <w:tcBorders>
               <w:left w:val="single" w:sz="4" w:space="0" w:color="000000"/>
@@ -10209,7 +10237,7 @@
         </w:tc>
         <w:tc>
           <w:tcPr>
-            <w:tcW w:w="928" w:type="dxa"/>
+            <w:tcW w:w="937" w:type="dxa"/>
             <w:tcBorders>
               <w:left w:val="single" w:sz="4" w:space="0" w:color="000000"/>
               <w:bottom w:val="single" w:sz="4" w:space="0" w:color="000000"/>
@@ -10231,41 +10259,13 @@
                 <w:sz w:val="16"/>
                 <w:szCs w:val="16"/>
               </w:rPr>
-              <w:t>10</w:t>
-            </w:r>
-          </w:p>
-        </w:tc>
-        <w:tc>
-          <w:tcPr>
-            <w:tcW w:w="936" w:type="dxa"/>
-            <w:tcBorders>
-              <w:left w:val="single" w:sz="4" w:space="0" w:color="000000"/>
-              <w:bottom w:val="single" w:sz="4" w:space="0" w:color="000000"/>
-            </w:tcBorders>
-          </w:tcPr>
-          <w:p>
-            <w:pPr>
-              <w:pStyle w:val="Style19"/>
-              <w:widowControl w:val="false"/>
-              <w:bidi w:val="0"/>
-              <w:jc w:val="center"/>
-              <w:rPr>
-                <w:sz w:val="16"/>
-                <w:szCs w:val="16"/>
-              </w:rPr>
-            </w:pPr>
-            <w:r>
-              <w:rPr>
-                <w:sz w:val="16"/>
-                <w:szCs w:val="16"/>
-              </w:rPr>
               <w:t>하</w:t>
             </w:r>
           </w:p>
         </w:tc>
         <w:tc>
           <w:tcPr>
-            <w:tcW w:w="2434" w:type="dxa"/>
+            <w:tcW w:w="2433" w:type="dxa"/>
             <w:tcBorders>
               <w:left w:val="single" w:sz="4" w:space="0" w:color="000000"/>
               <w:bottom w:val="single" w:sz="4" w:space="0" w:color="000000"/>
@@ -10418,6 +10418,34 @@
         </w:tc>
         <w:tc>
           <w:tcPr>
+            <w:tcW w:w="928" w:type="dxa"/>
+            <w:tcBorders>
+              <w:left w:val="single" w:sz="4" w:space="0" w:color="000000"/>
+              <w:bottom w:val="single" w:sz="4" w:space="0" w:color="000000"/>
+            </w:tcBorders>
+          </w:tcPr>
+          <w:p>
+            <w:pPr>
+              <w:pStyle w:val="Style19"/>
+              <w:widowControl w:val="false"/>
+              <w:bidi w:val="0"/>
+              <w:jc w:val="center"/>
+              <w:rPr>
+                <w:sz w:val="16"/>
+                <w:szCs w:val="16"/>
+              </w:rPr>
+            </w:pPr>
+            <w:r>
+              <w:rPr>
+                <w:sz w:val="16"/>
+                <w:szCs w:val="16"/>
+              </w:rPr>
+              <w:t>-</w:t>
+            </w:r>
+          </w:p>
+        </w:tc>
+        <w:tc>
+          <w:tcPr>
             <w:tcW w:w="927" w:type="dxa"/>
             <w:tcBorders>
               <w:left w:val="single" w:sz="4" w:space="0" w:color="000000"/>
@@ -10440,13 +10468,13 @@
                 <w:sz w:val="16"/>
                 <w:szCs w:val="16"/>
               </w:rPr>
-              <w:t>-</w:t>
-            </w:r>
-          </w:p>
-        </w:tc>
-        <w:tc>
-          <w:tcPr>
-            <w:tcW w:w="928" w:type="dxa"/>
+              <w:t>15</w:t>
+            </w:r>
+          </w:p>
+        </w:tc>
+        <w:tc>
+          <w:tcPr>
+            <w:tcW w:w="937" w:type="dxa"/>
             <w:tcBorders>
               <w:left w:val="single" w:sz="4" w:space="0" w:color="000000"/>
               <w:bottom w:val="single" w:sz="4" w:space="0" w:color="000000"/>
@@ -10468,41 +10496,13 @@
                 <w:sz w:val="16"/>
                 <w:szCs w:val="16"/>
               </w:rPr>
-              <w:t>15</w:t>
-            </w:r>
-          </w:p>
-        </w:tc>
-        <w:tc>
-          <w:tcPr>
-            <w:tcW w:w="936" w:type="dxa"/>
-            <w:tcBorders>
-              <w:left w:val="single" w:sz="4" w:space="0" w:color="000000"/>
-              <w:bottom w:val="single" w:sz="4" w:space="0" w:color="000000"/>
-            </w:tcBorders>
-          </w:tcPr>
-          <w:p>
-            <w:pPr>
-              <w:pStyle w:val="Style19"/>
-              <w:widowControl w:val="false"/>
-              <w:bidi w:val="0"/>
-              <w:jc w:val="center"/>
-              <w:rPr>
-                <w:sz w:val="16"/>
-                <w:szCs w:val="16"/>
-              </w:rPr>
-            </w:pPr>
-            <w:r>
-              <w:rPr>
-                <w:sz w:val="16"/>
-                <w:szCs w:val="16"/>
-              </w:rPr>
               <w:t>중</w:t>
             </w:r>
           </w:p>
         </w:tc>
         <w:tc>
           <w:tcPr>
-            <w:tcW w:w="2434" w:type="dxa"/>
+            <w:tcW w:w="2433" w:type="dxa"/>
             <w:tcBorders>
               <w:left w:val="single" w:sz="4" w:space="0" w:color="000000"/>
               <w:bottom w:val="single" w:sz="4" w:space="0" w:color="000000"/>
@@ -10655,6 +10655,34 @@
         </w:tc>
         <w:tc>
           <w:tcPr>
+            <w:tcW w:w="928" w:type="dxa"/>
+            <w:tcBorders>
+              <w:left w:val="single" w:sz="4" w:space="0" w:color="000000"/>
+              <w:bottom w:val="single" w:sz="4" w:space="0" w:color="000000"/>
+            </w:tcBorders>
+          </w:tcPr>
+          <w:p>
+            <w:pPr>
+              <w:pStyle w:val="Style19"/>
+              <w:widowControl w:val="false"/>
+              <w:bidi w:val="0"/>
+              <w:jc w:val="center"/>
+              <w:rPr>
+                <w:sz w:val="16"/>
+                <w:szCs w:val="16"/>
+              </w:rPr>
+            </w:pPr>
+            <w:r>
+              <w:rPr>
+                <w:sz w:val="16"/>
+                <w:szCs w:val="16"/>
+              </w:rPr>
+              <w:t>8</w:t>
+            </w:r>
+          </w:p>
+        </w:tc>
+        <w:tc>
+          <w:tcPr>
             <w:tcW w:w="927" w:type="dxa"/>
             <w:tcBorders>
               <w:left w:val="single" w:sz="4" w:space="0" w:color="000000"/>
@@ -10677,13 +10705,13 @@
                 <w:sz w:val="16"/>
                 <w:szCs w:val="16"/>
               </w:rPr>
-              <w:t>8</w:t>
-            </w:r>
-          </w:p>
-        </w:tc>
-        <w:tc>
-          <w:tcPr>
-            <w:tcW w:w="928" w:type="dxa"/>
+              <w:t>10</w:t>
+            </w:r>
+          </w:p>
+        </w:tc>
+        <w:tc>
+          <w:tcPr>
+            <w:tcW w:w="937" w:type="dxa"/>
             <w:tcBorders>
               <w:left w:val="single" w:sz="4" w:space="0" w:color="000000"/>
               <w:bottom w:val="single" w:sz="4" w:space="0" w:color="000000"/>
@@ -10705,41 +10733,13 @@
                 <w:sz w:val="16"/>
                 <w:szCs w:val="16"/>
               </w:rPr>
-              <w:t>10</w:t>
-            </w:r>
-          </w:p>
-        </w:tc>
-        <w:tc>
-          <w:tcPr>
-            <w:tcW w:w="936" w:type="dxa"/>
-            <w:tcBorders>
-              <w:left w:val="single" w:sz="4" w:space="0" w:color="000000"/>
-              <w:bottom w:val="single" w:sz="4" w:space="0" w:color="000000"/>
-            </w:tcBorders>
-          </w:tcPr>
-          <w:p>
-            <w:pPr>
-              <w:pStyle w:val="Style19"/>
-              <w:widowControl w:val="false"/>
-              <w:bidi w:val="0"/>
-              <w:jc w:val="center"/>
-              <w:rPr>
-                <w:sz w:val="16"/>
-                <w:szCs w:val="16"/>
-              </w:rPr>
-            </w:pPr>
-            <w:r>
-              <w:rPr>
-                <w:sz w:val="16"/>
-                <w:szCs w:val="16"/>
-              </w:rPr>
               <w:t>상</w:t>
             </w:r>
           </w:p>
         </w:tc>
         <w:tc>
           <w:tcPr>
-            <w:tcW w:w="2434" w:type="dxa"/>
+            <w:tcW w:w="2433" w:type="dxa"/>
             <w:tcBorders>
               <w:left w:val="single" w:sz="4" w:space="0" w:color="000000"/>
               <w:bottom w:val="single" w:sz="4" w:space="0" w:color="000000"/>
@@ -10892,6 +10892,34 @@
         </w:tc>
         <w:tc>
           <w:tcPr>
+            <w:tcW w:w="928" w:type="dxa"/>
+            <w:tcBorders>
+              <w:left w:val="single" w:sz="4" w:space="0" w:color="000000"/>
+              <w:bottom w:val="single" w:sz="4" w:space="0" w:color="000000"/>
+            </w:tcBorders>
+          </w:tcPr>
+          <w:p>
+            <w:pPr>
+              <w:pStyle w:val="Style19"/>
+              <w:widowControl w:val="false"/>
+              <w:bidi w:val="0"/>
+              <w:jc w:val="center"/>
+              <w:rPr>
+                <w:sz w:val="16"/>
+                <w:szCs w:val="16"/>
+              </w:rPr>
+            </w:pPr>
+            <w:r>
+              <w:rPr>
+                <w:sz w:val="16"/>
+                <w:szCs w:val="16"/>
+              </w:rPr>
+              <w:t>5</w:t>
+            </w:r>
+          </w:p>
+        </w:tc>
+        <w:tc>
+          <w:tcPr>
             <w:tcW w:w="927" w:type="dxa"/>
             <w:tcBorders>
               <w:left w:val="single" w:sz="4" w:space="0" w:color="000000"/>
@@ -10920,7 +10948,7 @@
         </w:tc>
         <w:tc>
           <w:tcPr>
-            <w:tcW w:w="928" w:type="dxa"/>
+            <w:tcW w:w="937" w:type="dxa"/>
             <w:tcBorders>
               <w:left w:val="single" w:sz="4" w:space="0" w:color="000000"/>
               <w:bottom w:val="single" w:sz="4" w:space="0" w:color="000000"/>
@@ -10942,41 +10970,13 @@
                 <w:sz w:val="16"/>
                 <w:szCs w:val="16"/>
               </w:rPr>
-              <w:t>5</w:t>
-            </w:r>
-          </w:p>
-        </w:tc>
-        <w:tc>
-          <w:tcPr>
-            <w:tcW w:w="936" w:type="dxa"/>
-            <w:tcBorders>
-              <w:left w:val="single" w:sz="4" w:space="0" w:color="000000"/>
-              <w:bottom w:val="single" w:sz="4" w:space="0" w:color="000000"/>
-            </w:tcBorders>
-          </w:tcPr>
-          <w:p>
-            <w:pPr>
-              <w:pStyle w:val="Style19"/>
-              <w:widowControl w:val="false"/>
-              <w:bidi w:val="0"/>
-              <w:jc w:val="center"/>
-              <w:rPr>
-                <w:sz w:val="16"/>
-                <w:szCs w:val="16"/>
-              </w:rPr>
-            </w:pPr>
-            <w:r>
-              <w:rPr>
-                <w:sz w:val="16"/>
-                <w:szCs w:val="16"/>
-              </w:rPr>
               <w:t>중</w:t>
             </w:r>
           </w:p>
         </w:tc>
         <w:tc>
           <w:tcPr>
-            <w:tcW w:w="2434" w:type="dxa"/>
+            <w:tcW w:w="2433" w:type="dxa"/>
             <w:tcBorders>
               <w:left w:val="single" w:sz="4" w:space="0" w:color="000000"/>
               <w:bottom w:val="single" w:sz="4" w:space="0" w:color="000000"/>
@@ -11351,10 +11351,10 @@
         <w:gridCol w:w="2721"/>
         <w:gridCol w:w="931"/>
         <w:gridCol w:w="934"/>
+        <w:gridCol w:w="928"/>
         <w:gridCol w:w="927"/>
-        <w:gridCol w:w="928"/>
-        <w:gridCol w:w="936"/>
-        <w:gridCol w:w="2434"/>
+        <w:gridCol w:w="937"/>
+        <w:gridCol w:w="2433"/>
       </w:tblGrid>
       <w:tr>
         <w:trPr/>
@@ -11476,6 +11476,35 @@
         </w:tc>
         <w:tc>
           <w:tcPr>
+            <w:tcW w:w="928" w:type="dxa"/>
+            <w:tcBorders>
+              <w:top w:val="single" w:sz="4" w:space="0" w:color="000000"/>
+              <w:left w:val="single" w:sz="4" w:space="0" w:color="000000"/>
+              <w:bottom w:val="single" w:sz="4" w:space="0" w:color="000000"/>
+            </w:tcBorders>
+          </w:tcPr>
+          <w:p>
+            <w:pPr>
+              <w:pStyle w:val="Style19"/>
+              <w:widowControl w:val="false"/>
+              <w:bidi w:val="0"/>
+              <w:jc w:val="center"/>
+              <w:rPr>
+                <w:sz w:val="20"/>
+                <w:szCs w:val="20"/>
+              </w:rPr>
+            </w:pPr>
+            <w:r>
+              <w:rPr>
+                <w:sz w:val="20"/>
+                <w:szCs w:val="20"/>
+              </w:rPr>
+              <w:t>찌르기</w:t>
+            </w:r>
+          </w:p>
+        </w:tc>
+        <w:tc>
+          <w:tcPr>
             <w:tcW w:w="927" w:type="dxa"/>
             <w:tcBorders>
               <w:top w:val="single" w:sz="4" w:space="0" w:color="000000"/>
@@ -11499,13 +11528,13 @@
                 <w:sz w:val="20"/>
                 <w:szCs w:val="20"/>
               </w:rPr>
-              <w:t>찌르기</w:t>
-            </w:r>
-          </w:p>
-        </w:tc>
-        <w:tc>
-          <w:tcPr>
-            <w:tcW w:w="928" w:type="dxa"/>
+              <w:t>무게</w:t>
+            </w:r>
+          </w:p>
+        </w:tc>
+        <w:tc>
+          <w:tcPr>
+            <w:tcW w:w="937" w:type="dxa"/>
             <w:tcBorders>
               <w:top w:val="single" w:sz="4" w:space="0" w:color="000000"/>
               <w:left w:val="single" w:sz="4" w:space="0" w:color="000000"/>
@@ -11528,42 +11557,13 @@
                 <w:sz w:val="20"/>
                 <w:szCs w:val="20"/>
               </w:rPr>
-              <w:t>무게</w:t>
-            </w:r>
-          </w:p>
-        </w:tc>
-        <w:tc>
-          <w:tcPr>
-            <w:tcW w:w="936" w:type="dxa"/>
-            <w:tcBorders>
-              <w:top w:val="single" w:sz="4" w:space="0" w:color="000000"/>
-              <w:left w:val="single" w:sz="4" w:space="0" w:color="000000"/>
-              <w:bottom w:val="single" w:sz="4" w:space="0" w:color="000000"/>
-            </w:tcBorders>
-          </w:tcPr>
-          <w:p>
-            <w:pPr>
-              <w:pStyle w:val="Style19"/>
-              <w:widowControl w:val="false"/>
-              <w:bidi w:val="0"/>
-              <w:jc w:val="center"/>
-              <w:rPr>
-                <w:sz w:val="20"/>
-                <w:szCs w:val="20"/>
-              </w:rPr>
-            </w:pPr>
-            <w:r>
-              <w:rPr>
-                <w:sz w:val="20"/>
-                <w:szCs w:val="20"/>
-              </w:rPr>
               <w:t>효율</w:t>
             </w:r>
           </w:p>
         </w:tc>
         <w:tc>
           <w:tcPr>
-            <w:tcW w:w="2434" w:type="dxa"/>
+            <w:tcW w:w="2433" w:type="dxa"/>
             <w:tcBorders>
               <w:top w:val="single" w:sz="4" w:space="0" w:color="000000"/>
               <w:left w:val="single" w:sz="4" w:space="0" w:color="000000"/>
@@ -11708,6 +11708,34 @@
         </w:tc>
         <w:tc>
           <w:tcPr>
+            <w:tcW w:w="928" w:type="dxa"/>
+            <w:tcBorders>
+              <w:left w:val="single" w:sz="4" w:space="0" w:color="000000"/>
+              <w:bottom w:val="single" w:sz="4" w:space="0" w:color="000000"/>
+            </w:tcBorders>
+          </w:tcPr>
+          <w:p>
+            <w:pPr>
+              <w:pStyle w:val="Style19"/>
+              <w:widowControl w:val="false"/>
+              <w:bidi w:val="0"/>
+              <w:jc w:val="center"/>
+              <w:rPr>
+                <w:sz w:val="16"/>
+                <w:szCs w:val="16"/>
+              </w:rPr>
+            </w:pPr>
+            <w:r>
+              <w:rPr>
+                <w:sz w:val="16"/>
+                <w:szCs w:val="16"/>
+              </w:rPr>
+              <w:t>20</w:t>
+            </w:r>
+          </w:p>
+        </w:tc>
+        <w:tc>
+          <w:tcPr>
             <w:tcW w:w="927" w:type="dxa"/>
             <w:tcBorders>
               <w:left w:val="single" w:sz="4" w:space="0" w:color="000000"/>
@@ -11736,7 +11764,7 @@
         </w:tc>
         <w:tc>
           <w:tcPr>
-            <w:tcW w:w="928" w:type="dxa"/>
+            <w:tcW w:w="937" w:type="dxa"/>
             <w:tcBorders>
               <w:left w:val="single" w:sz="4" w:space="0" w:color="000000"/>
               <w:bottom w:val="single" w:sz="4" w:space="0" w:color="000000"/>
@@ -11758,41 +11786,13 @@
                 <w:sz w:val="16"/>
                 <w:szCs w:val="16"/>
               </w:rPr>
-              <w:t>20</w:t>
-            </w:r>
-          </w:p>
-        </w:tc>
-        <w:tc>
-          <w:tcPr>
-            <w:tcW w:w="936" w:type="dxa"/>
-            <w:tcBorders>
-              <w:left w:val="single" w:sz="4" w:space="0" w:color="000000"/>
-              <w:bottom w:val="single" w:sz="4" w:space="0" w:color="000000"/>
-            </w:tcBorders>
-          </w:tcPr>
-          <w:p>
-            <w:pPr>
-              <w:pStyle w:val="Style19"/>
-              <w:widowControl w:val="false"/>
-              <w:bidi w:val="0"/>
-              <w:jc w:val="center"/>
-              <w:rPr>
-                <w:sz w:val="16"/>
-                <w:szCs w:val="16"/>
-              </w:rPr>
-            </w:pPr>
-            <w:r>
-              <w:rPr>
-                <w:sz w:val="16"/>
-                <w:szCs w:val="16"/>
-              </w:rPr>
               <w:t>상</w:t>
             </w:r>
           </w:p>
         </w:tc>
         <w:tc>
           <w:tcPr>
-            <w:tcW w:w="2434" w:type="dxa"/>
+            <w:tcW w:w="2433" w:type="dxa"/>
             <w:tcBorders>
               <w:left w:val="single" w:sz="4" w:space="0" w:color="000000"/>
               <w:bottom w:val="single" w:sz="4" w:space="0" w:color="000000"/>
@@ -11936,6 +11936,34 @@
         </w:tc>
         <w:tc>
           <w:tcPr>
+            <w:tcW w:w="928" w:type="dxa"/>
+            <w:tcBorders>
+              <w:left w:val="single" w:sz="4" w:space="0" w:color="000000"/>
+              <w:bottom w:val="single" w:sz="4" w:space="0" w:color="000000"/>
+            </w:tcBorders>
+          </w:tcPr>
+          <w:p>
+            <w:pPr>
+              <w:pStyle w:val="Style19"/>
+              <w:widowControl w:val="false"/>
+              <w:bidi w:val="0"/>
+              <w:jc w:val="center"/>
+              <w:rPr>
+                <w:sz w:val="16"/>
+                <w:szCs w:val="16"/>
+              </w:rPr>
+            </w:pPr>
+            <w:r>
+              <w:rPr>
+                <w:sz w:val="16"/>
+                <w:szCs w:val="16"/>
+              </w:rPr>
+              <w:t>30</w:t>
+            </w:r>
+          </w:p>
+        </w:tc>
+        <w:tc>
+          <w:tcPr>
             <w:tcW w:w="927" w:type="dxa"/>
             <w:tcBorders>
               <w:left w:val="single" w:sz="4" w:space="0" w:color="000000"/>
@@ -11964,35 +11992,7 @@
         </w:tc>
         <w:tc>
           <w:tcPr>
-            <w:tcW w:w="928" w:type="dxa"/>
-            <w:tcBorders>
-              <w:left w:val="single" w:sz="4" w:space="0" w:color="000000"/>
-              <w:bottom w:val="single" w:sz="4" w:space="0" w:color="000000"/>
-            </w:tcBorders>
-          </w:tcPr>
-          <w:p>
-            <w:pPr>
-              <w:pStyle w:val="Style19"/>
-              <w:widowControl w:val="false"/>
-              <w:bidi w:val="0"/>
-              <w:jc w:val="center"/>
-              <w:rPr>
-                <w:sz w:val="16"/>
-                <w:szCs w:val="16"/>
-              </w:rPr>
-            </w:pPr>
-            <w:r>
-              <w:rPr>
-                <w:sz w:val="16"/>
-                <w:szCs w:val="16"/>
-              </w:rPr>
-              <w:t>30</w:t>
-            </w:r>
-          </w:p>
-        </w:tc>
-        <w:tc>
-          <w:tcPr>
-            <w:tcW w:w="936" w:type="dxa"/>
+            <w:tcW w:w="937" w:type="dxa"/>
             <w:tcBorders>
               <w:left w:val="single" w:sz="4" w:space="0" w:color="000000"/>
               <w:bottom w:val="single" w:sz="4" w:space="0" w:color="000000"/>
@@ -12024,7 +12024,7 @@
         </w:tc>
         <w:tc>
           <w:tcPr>
-            <w:tcW w:w="2434" w:type="dxa"/>
+            <w:tcW w:w="2433" w:type="dxa"/>
             <w:tcBorders>
               <w:left w:val="single" w:sz="4" w:space="0" w:color="000000"/>
               <w:bottom w:val="single" w:sz="4" w:space="0" w:color="000000"/>
@@ -12168,6 +12168,34 @@
         </w:tc>
         <w:tc>
           <w:tcPr>
+            <w:tcW w:w="928" w:type="dxa"/>
+            <w:tcBorders>
+              <w:left w:val="single" w:sz="4" w:space="0" w:color="000000"/>
+              <w:bottom w:val="single" w:sz="4" w:space="0" w:color="000000"/>
+            </w:tcBorders>
+          </w:tcPr>
+          <w:p>
+            <w:pPr>
+              <w:pStyle w:val="Style19"/>
+              <w:widowControl w:val="false"/>
+              <w:bidi w:val="0"/>
+              <w:jc w:val="center"/>
+              <w:rPr>
+                <w:sz w:val="16"/>
+                <w:szCs w:val="16"/>
+              </w:rPr>
+            </w:pPr>
+            <w:r>
+              <w:rPr>
+                <w:sz w:val="16"/>
+                <w:szCs w:val="16"/>
+              </w:rPr>
+              <w:t>-</w:t>
+            </w:r>
+          </w:p>
+        </w:tc>
+        <w:tc>
+          <w:tcPr>
             <w:tcW w:w="927" w:type="dxa"/>
             <w:tcBorders>
               <w:left w:val="single" w:sz="4" w:space="0" w:color="000000"/>
@@ -12190,13 +12218,13 @@
                 <w:sz w:val="16"/>
                 <w:szCs w:val="16"/>
               </w:rPr>
-              <w:t>-</w:t>
-            </w:r>
-          </w:p>
-        </w:tc>
-        <w:tc>
-          <w:tcPr>
-            <w:tcW w:w="928" w:type="dxa"/>
+              <w:t>15</w:t>
+            </w:r>
+          </w:p>
+        </w:tc>
+        <w:tc>
+          <w:tcPr>
+            <w:tcW w:w="937" w:type="dxa"/>
             <w:tcBorders>
               <w:left w:val="single" w:sz="4" w:space="0" w:color="000000"/>
               <w:bottom w:val="single" w:sz="4" w:space="0" w:color="000000"/>
@@ -12218,41 +12246,13 @@
                 <w:sz w:val="16"/>
                 <w:szCs w:val="16"/>
               </w:rPr>
-              <w:t>15</w:t>
-            </w:r>
-          </w:p>
-        </w:tc>
-        <w:tc>
-          <w:tcPr>
-            <w:tcW w:w="936" w:type="dxa"/>
-            <w:tcBorders>
-              <w:left w:val="single" w:sz="4" w:space="0" w:color="000000"/>
-              <w:bottom w:val="single" w:sz="4" w:space="0" w:color="000000"/>
-            </w:tcBorders>
-          </w:tcPr>
-          <w:p>
-            <w:pPr>
-              <w:pStyle w:val="Style19"/>
-              <w:widowControl w:val="false"/>
-              <w:bidi w:val="0"/>
-              <w:jc w:val="center"/>
-              <w:rPr>
-                <w:sz w:val="16"/>
-                <w:szCs w:val="16"/>
-              </w:rPr>
-            </w:pPr>
-            <w:r>
-              <w:rPr>
-                <w:sz w:val="16"/>
-                <w:szCs w:val="16"/>
-              </w:rPr>
               <w:t>중</w:t>
             </w:r>
           </w:p>
         </w:tc>
         <w:tc>
           <w:tcPr>
-            <w:tcW w:w="2434" w:type="dxa"/>
+            <w:tcW w:w="2433" w:type="dxa"/>
             <w:tcBorders>
               <w:left w:val="single" w:sz="4" w:space="0" w:color="000000"/>
               <w:bottom w:val="single" w:sz="4" w:space="0" w:color="000000"/>
@@ -12396,6 +12396,34 @@
         </w:tc>
         <w:tc>
           <w:tcPr>
+            <w:tcW w:w="928" w:type="dxa"/>
+            <w:tcBorders>
+              <w:left w:val="single" w:sz="4" w:space="0" w:color="000000"/>
+              <w:bottom w:val="single" w:sz="4" w:space="0" w:color="000000"/>
+            </w:tcBorders>
+          </w:tcPr>
+          <w:p>
+            <w:pPr>
+              <w:pStyle w:val="Style19"/>
+              <w:widowControl w:val="false"/>
+              <w:bidi w:val="0"/>
+              <w:jc w:val="center"/>
+              <w:rPr>
+                <w:sz w:val="16"/>
+                <w:szCs w:val="16"/>
+              </w:rPr>
+            </w:pPr>
+            <w:r>
+              <w:rPr>
+                <w:sz w:val="16"/>
+                <w:szCs w:val="16"/>
+              </w:rPr>
+              <w:t>40</w:t>
+            </w:r>
+          </w:p>
+        </w:tc>
+        <w:tc>
+          <w:tcPr>
             <w:tcW w:w="927" w:type="dxa"/>
             <w:tcBorders>
               <w:left w:val="single" w:sz="4" w:space="0" w:color="000000"/>
@@ -12424,7 +12452,7 @@
         </w:tc>
         <w:tc>
           <w:tcPr>
-            <w:tcW w:w="928" w:type="dxa"/>
+            <w:tcW w:w="937" w:type="dxa"/>
             <w:tcBorders>
               <w:left w:val="single" w:sz="4" w:space="0" w:color="000000"/>
               <w:bottom w:val="single" w:sz="4" w:space="0" w:color="000000"/>
@@ -12446,41 +12474,13 @@
                 <w:sz w:val="16"/>
                 <w:szCs w:val="16"/>
               </w:rPr>
-              <w:t>40</w:t>
-            </w:r>
-          </w:p>
-        </w:tc>
-        <w:tc>
-          <w:tcPr>
-            <w:tcW w:w="936" w:type="dxa"/>
-            <w:tcBorders>
-              <w:left w:val="single" w:sz="4" w:space="0" w:color="000000"/>
-              <w:bottom w:val="single" w:sz="4" w:space="0" w:color="000000"/>
-            </w:tcBorders>
-          </w:tcPr>
-          <w:p>
-            <w:pPr>
-              <w:pStyle w:val="Style19"/>
-              <w:widowControl w:val="false"/>
-              <w:bidi w:val="0"/>
-              <w:jc w:val="center"/>
-              <w:rPr>
-                <w:sz w:val="16"/>
-                <w:szCs w:val="16"/>
-              </w:rPr>
-            </w:pPr>
-            <w:r>
-              <w:rPr>
-                <w:sz w:val="16"/>
-                <w:szCs w:val="16"/>
-              </w:rPr>
               <w:t>하</w:t>
             </w:r>
           </w:p>
         </w:tc>
         <w:tc>
           <w:tcPr>
-            <w:tcW w:w="2434" w:type="dxa"/>
+            <w:tcW w:w="2433" w:type="dxa"/>
             <w:tcBorders>
               <w:left w:val="single" w:sz="4" w:space="0" w:color="000000"/>
               <w:bottom w:val="single" w:sz="4" w:space="0" w:color="000000"/>
@@ -12624,6 +12624,34 @@
         </w:tc>
         <w:tc>
           <w:tcPr>
+            <w:tcW w:w="928" w:type="dxa"/>
+            <w:tcBorders>
+              <w:left w:val="single" w:sz="4" w:space="0" w:color="000000"/>
+              <w:bottom w:val="single" w:sz="4" w:space="0" w:color="000000"/>
+            </w:tcBorders>
+          </w:tcPr>
+          <w:p>
+            <w:pPr>
+              <w:pStyle w:val="Style19"/>
+              <w:widowControl w:val="false"/>
+              <w:bidi w:val="0"/>
+              <w:jc w:val="center"/>
+              <w:rPr>
+                <w:sz w:val="16"/>
+                <w:szCs w:val="16"/>
+              </w:rPr>
+            </w:pPr>
+            <w:r>
+              <w:rPr>
+                <w:sz w:val="16"/>
+                <w:szCs w:val="16"/>
+              </w:rPr>
+              <w:t>-</w:t>
+            </w:r>
+          </w:p>
+        </w:tc>
+        <w:tc>
+          <w:tcPr>
             <w:tcW w:w="927" w:type="dxa"/>
             <w:tcBorders>
               <w:left w:val="single" w:sz="4" w:space="0" w:color="000000"/>
@@ -12646,13 +12674,13 @@
                 <w:sz w:val="16"/>
                 <w:szCs w:val="16"/>
               </w:rPr>
-              <w:t>-</w:t>
-            </w:r>
-          </w:p>
-        </w:tc>
-        <w:tc>
-          <w:tcPr>
-            <w:tcW w:w="928" w:type="dxa"/>
+              <w:t>30</w:t>
+            </w:r>
+          </w:p>
+        </w:tc>
+        <w:tc>
+          <w:tcPr>
+            <w:tcW w:w="937" w:type="dxa"/>
             <w:tcBorders>
               <w:left w:val="single" w:sz="4" w:space="0" w:color="000000"/>
               <w:bottom w:val="single" w:sz="4" w:space="0" w:color="000000"/>
@@ -12674,41 +12702,13 @@
                 <w:sz w:val="16"/>
                 <w:szCs w:val="16"/>
               </w:rPr>
-              <w:t>30</w:t>
-            </w:r>
-          </w:p>
-        </w:tc>
-        <w:tc>
-          <w:tcPr>
-            <w:tcW w:w="936" w:type="dxa"/>
-            <w:tcBorders>
-              <w:left w:val="single" w:sz="4" w:space="0" w:color="000000"/>
-              <w:bottom w:val="single" w:sz="4" w:space="0" w:color="000000"/>
-            </w:tcBorders>
-          </w:tcPr>
-          <w:p>
-            <w:pPr>
-              <w:pStyle w:val="Style19"/>
-              <w:widowControl w:val="false"/>
-              <w:bidi w:val="0"/>
-              <w:jc w:val="center"/>
-              <w:rPr>
-                <w:sz w:val="16"/>
-                <w:szCs w:val="16"/>
-              </w:rPr>
-            </w:pPr>
-            <w:r>
-              <w:rPr>
-                <w:sz w:val="16"/>
-                <w:szCs w:val="16"/>
-              </w:rPr>
               <w:t>하</w:t>
             </w:r>
           </w:p>
         </w:tc>
         <w:tc>
           <w:tcPr>
-            <w:tcW w:w="2434" w:type="dxa"/>
+            <w:tcW w:w="2433" w:type="dxa"/>
             <w:tcBorders>
               <w:left w:val="single" w:sz="4" w:space="0" w:color="000000"/>
               <w:bottom w:val="single" w:sz="4" w:space="0" w:color="000000"/>
@@ -12859,6 +12859,34 @@
         </w:tc>
         <w:tc>
           <w:tcPr>
+            <w:tcW w:w="928" w:type="dxa"/>
+            <w:tcBorders>
+              <w:left w:val="single" w:sz="4" w:space="0" w:color="000000"/>
+              <w:bottom w:val="single" w:sz="4" w:space="0" w:color="000000"/>
+            </w:tcBorders>
+          </w:tcPr>
+          <w:p>
+            <w:pPr>
+              <w:pStyle w:val="Style19"/>
+              <w:widowControl w:val="false"/>
+              <w:bidi w:val="0"/>
+              <w:jc w:val="center"/>
+              <w:rPr>
+                <w:sz w:val="16"/>
+                <w:szCs w:val="16"/>
+              </w:rPr>
+            </w:pPr>
+            <w:r>
+              <w:rPr>
+                <w:sz w:val="16"/>
+                <w:szCs w:val="16"/>
+              </w:rPr>
+              <w:t>-</w:t>
+            </w:r>
+          </w:p>
+        </w:tc>
+        <w:tc>
+          <w:tcPr>
             <w:tcW w:w="927" w:type="dxa"/>
             <w:tcBorders>
               <w:left w:val="single" w:sz="4" w:space="0" w:color="000000"/>
@@ -12881,13 +12909,13 @@
                 <w:sz w:val="16"/>
                 <w:szCs w:val="16"/>
               </w:rPr>
-              <w:t>-</w:t>
-            </w:r>
-          </w:p>
-        </w:tc>
-        <w:tc>
-          <w:tcPr>
-            <w:tcW w:w="928" w:type="dxa"/>
+              <w:t>45</w:t>
+            </w:r>
+          </w:p>
+        </w:tc>
+        <w:tc>
+          <w:tcPr>
+            <w:tcW w:w="937" w:type="dxa"/>
             <w:tcBorders>
               <w:left w:val="single" w:sz="4" w:space="0" w:color="000000"/>
               <w:bottom w:val="single" w:sz="4" w:space="0" w:color="000000"/>
@@ -12909,41 +12937,13 @@
                 <w:sz w:val="16"/>
                 <w:szCs w:val="16"/>
               </w:rPr>
-              <w:t>45</w:t>
-            </w:r>
-          </w:p>
-        </w:tc>
-        <w:tc>
-          <w:tcPr>
-            <w:tcW w:w="936" w:type="dxa"/>
-            <w:tcBorders>
-              <w:left w:val="single" w:sz="4" w:space="0" w:color="000000"/>
-              <w:bottom w:val="single" w:sz="4" w:space="0" w:color="000000"/>
-            </w:tcBorders>
-          </w:tcPr>
-          <w:p>
-            <w:pPr>
-              <w:pStyle w:val="Style19"/>
-              <w:widowControl w:val="false"/>
-              <w:bidi w:val="0"/>
-              <w:jc w:val="center"/>
-              <w:rPr>
-                <w:sz w:val="16"/>
-                <w:szCs w:val="16"/>
-              </w:rPr>
-            </w:pPr>
-            <w:r>
-              <w:rPr>
-                <w:sz w:val="16"/>
-                <w:szCs w:val="16"/>
-              </w:rPr>
               <w:t>하</w:t>
             </w:r>
           </w:p>
         </w:tc>
         <w:tc>
           <w:tcPr>
-            <w:tcW w:w="2434" w:type="dxa"/>
+            <w:tcW w:w="2433" w:type="dxa"/>
             <w:tcBorders>
               <w:left w:val="single" w:sz="4" w:space="0" w:color="000000"/>
               <w:bottom w:val="single" w:sz="4" w:space="0" w:color="000000"/>
@@ -13087,6 +13087,34 @@
         </w:tc>
         <w:tc>
           <w:tcPr>
+            <w:tcW w:w="928" w:type="dxa"/>
+            <w:tcBorders>
+              <w:left w:val="single" w:sz="4" w:space="0" w:color="000000"/>
+              <w:bottom w:val="single" w:sz="4" w:space="0" w:color="000000"/>
+            </w:tcBorders>
+          </w:tcPr>
+          <w:p>
+            <w:pPr>
+              <w:pStyle w:val="Style19"/>
+              <w:widowControl w:val="false"/>
+              <w:bidi w:val="0"/>
+              <w:jc w:val="center"/>
+              <w:rPr>
+                <w:sz w:val="16"/>
+                <w:szCs w:val="16"/>
+              </w:rPr>
+            </w:pPr>
+            <w:r>
+              <w:rPr>
+                <w:sz w:val="16"/>
+                <w:szCs w:val="16"/>
+              </w:rPr>
+              <w:t>-</w:t>
+            </w:r>
+          </w:p>
+        </w:tc>
+        <w:tc>
+          <w:tcPr>
             <w:tcW w:w="927" w:type="dxa"/>
             <w:tcBorders>
               <w:left w:val="single" w:sz="4" w:space="0" w:color="000000"/>
@@ -13109,13 +13137,13 @@
                 <w:sz w:val="16"/>
                 <w:szCs w:val="16"/>
               </w:rPr>
-              <w:t>-</w:t>
-            </w:r>
-          </w:p>
-        </w:tc>
-        <w:tc>
-          <w:tcPr>
-            <w:tcW w:w="928" w:type="dxa"/>
+              <w:t>45</w:t>
+            </w:r>
+          </w:p>
+        </w:tc>
+        <w:tc>
+          <w:tcPr>
+            <w:tcW w:w="937" w:type="dxa"/>
             <w:tcBorders>
               <w:left w:val="single" w:sz="4" w:space="0" w:color="000000"/>
               <w:bottom w:val="single" w:sz="4" w:space="0" w:color="000000"/>
@@ -13137,41 +13165,13 @@
                 <w:sz w:val="16"/>
                 <w:szCs w:val="16"/>
               </w:rPr>
-              <w:t>45</w:t>
-            </w:r>
-          </w:p>
-        </w:tc>
-        <w:tc>
-          <w:tcPr>
-            <w:tcW w:w="936" w:type="dxa"/>
-            <w:tcBorders>
-              <w:left w:val="single" w:sz="4" w:space="0" w:color="000000"/>
-              <w:bottom w:val="single" w:sz="4" w:space="0" w:color="000000"/>
-            </w:tcBorders>
-          </w:tcPr>
-          <w:p>
-            <w:pPr>
-              <w:pStyle w:val="Style19"/>
-              <w:widowControl w:val="false"/>
-              <w:bidi w:val="0"/>
-              <w:jc w:val="center"/>
-              <w:rPr>
-                <w:sz w:val="16"/>
-                <w:szCs w:val="16"/>
-              </w:rPr>
-            </w:pPr>
-            <w:r>
-              <w:rPr>
-                <w:sz w:val="16"/>
-                <w:szCs w:val="16"/>
-              </w:rPr>
               <w:t>하</w:t>
             </w:r>
           </w:p>
         </w:tc>
         <w:tc>
           <w:tcPr>
-            <w:tcW w:w="2434" w:type="dxa"/>
+            <w:tcW w:w="2433" w:type="dxa"/>
             <w:tcBorders>
               <w:left w:val="single" w:sz="4" w:space="0" w:color="000000"/>
               <w:bottom w:val="single" w:sz="4" w:space="0" w:color="000000"/>
@@ -13315,6 +13315,34 @@
         </w:tc>
         <w:tc>
           <w:tcPr>
+            <w:tcW w:w="928" w:type="dxa"/>
+            <w:tcBorders>
+              <w:left w:val="single" w:sz="4" w:space="0" w:color="000000"/>
+              <w:bottom w:val="single" w:sz="4" w:space="0" w:color="000000"/>
+            </w:tcBorders>
+          </w:tcPr>
+          <w:p>
+            <w:pPr>
+              <w:pStyle w:val="Style19"/>
+              <w:widowControl w:val="false"/>
+              <w:bidi w:val="0"/>
+              <w:jc w:val="center"/>
+              <w:rPr>
+                <w:sz w:val="16"/>
+                <w:szCs w:val="16"/>
+              </w:rPr>
+            </w:pPr>
+            <w:r>
+              <w:rPr>
+                <w:sz w:val="16"/>
+                <w:szCs w:val="16"/>
+              </w:rPr>
+              <w:t>30</w:t>
+            </w:r>
+          </w:p>
+        </w:tc>
+        <w:tc>
+          <w:tcPr>
             <w:tcW w:w="927" w:type="dxa"/>
             <w:tcBorders>
               <w:left w:val="single" w:sz="4" w:space="0" w:color="000000"/>
@@ -13343,7 +13371,7 @@
         </w:tc>
         <w:tc>
           <w:tcPr>
-            <w:tcW w:w="928" w:type="dxa"/>
+            <w:tcW w:w="937" w:type="dxa"/>
             <w:tcBorders>
               <w:left w:val="single" w:sz="4" w:space="0" w:color="000000"/>
               <w:bottom w:val="single" w:sz="4" w:space="0" w:color="000000"/>
@@ -13365,41 +13393,13 @@
                 <w:sz w:val="16"/>
                 <w:szCs w:val="16"/>
               </w:rPr>
-              <w:t>30</w:t>
-            </w:r>
-          </w:p>
-        </w:tc>
-        <w:tc>
-          <w:tcPr>
-            <w:tcW w:w="936" w:type="dxa"/>
-            <w:tcBorders>
-              <w:left w:val="single" w:sz="4" w:space="0" w:color="000000"/>
-              <w:bottom w:val="single" w:sz="4" w:space="0" w:color="000000"/>
-            </w:tcBorders>
-          </w:tcPr>
-          <w:p>
-            <w:pPr>
-              <w:pStyle w:val="Style19"/>
-              <w:widowControl w:val="false"/>
-              <w:bidi w:val="0"/>
-              <w:jc w:val="center"/>
-              <w:rPr>
-                <w:sz w:val="16"/>
-                <w:szCs w:val="16"/>
-              </w:rPr>
-            </w:pPr>
-            <w:r>
-              <w:rPr>
-                <w:sz w:val="16"/>
-                <w:szCs w:val="16"/>
-              </w:rPr>
               <w:t>하</w:t>
             </w:r>
           </w:p>
         </w:tc>
         <w:tc>
           <w:tcPr>
-            <w:tcW w:w="2434" w:type="dxa"/>
+            <w:tcW w:w="2433" w:type="dxa"/>
             <w:tcBorders>
               <w:left w:val="single" w:sz="4" w:space="0" w:color="000000"/>
               <w:bottom w:val="single" w:sz="4" w:space="0" w:color="000000"/>
@@ -13550,6 +13550,34 @@
         </w:tc>
         <w:tc>
           <w:tcPr>
+            <w:tcW w:w="928" w:type="dxa"/>
+            <w:tcBorders>
+              <w:left w:val="single" w:sz="4" w:space="0" w:color="000000"/>
+              <w:bottom w:val="single" w:sz="4" w:space="0" w:color="000000"/>
+            </w:tcBorders>
+          </w:tcPr>
+          <w:p>
+            <w:pPr>
+              <w:pStyle w:val="Style19"/>
+              <w:widowControl w:val="false"/>
+              <w:bidi w:val="0"/>
+              <w:jc w:val="center"/>
+              <w:rPr>
+                <w:sz w:val="16"/>
+                <w:szCs w:val="16"/>
+              </w:rPr>
+            </w:pPr>
+            <w:r>
+              <w:rPr>
+                <w:sz w:val="16"/>
+                <w:szCs w:val="16"/>
+              </w:rPr>
+              <w:t>-</w:t>
+            </w:r>
+          </w:p>
+        </w:tc>
+        <w:tc>
+          <w:tcPr>
             <w:tcW w:w="927" w:type="dxa"/>
             <w:tcBorders>
               <w:left w:val="single" w:sz="4" w:space="0" w:color="000000"/>
@@ -13572,13 +13600,13 @@
                 <w:sz w:val="16"/>
                 <w:szCs w:val="16"/>
               </w:rPr>
-              <w:t>-</w:t>
-            </w:r>
-          </w:p>
-        </w:tc>
-        <w:tc>
-          <w:tcPr>
-            <w:tcW w:w="928" w:type="dxa"/>
+              <w:t>30</w:t>
+            </w:r>
+          </w:p>
+        </w:tc>
+        <w:tc>
+          <w:tcPr>
+            <w:tcW w:w="937" w:type="dxa"/>
             <w:tcBorders>
               <w:left w:val="single" w:sz="4" w:space="0" w:color="000000"/>
               <w:bottom w:val="single" w:sz="4" w:space="0" w:color="000000"/>
@@ -13600,41 +13628,13 @@
                 <w:sz w:val="16"/>
                 <w:szCs w:val="16"/>
               </w:rPr>
-              <w:t>30</w:t>
-            </w:r>
-          </w:p>
-        </w:tc>
-        <w:tc>
-          <w:tcPr>
-            <w:tcW w:w="936" w:type="dxa"/>
-            <w:tcBorders>
-              <w:left w:val="single" w:sz="4" w:space="0" w:color="000000"/>
-              <w:bottom w:val="single" w:sz="4" w:space="0" w:color="000000"/>
-            </w:tcBorders>
-          </w:tcPr>
-          <w:p>
-            <w:pPr>
-              <w:pStyle w:val="Style19"/>
-              <w:widowControl w:val="false"/>
-              <w:bidi w:val="0"/>
-              <w:jc w:val="center"/>
-              <w:rPr>
-                <w:sz w:val="16"/>
-                <w:szCs w:val="16"/>
-              </w:rPr>
-            </w:pPr>
-            <w:r>
-              <w:rPr>
-                <w:sz w:val="16"/>
-                <w:szCs w:val="16"/>
-              </w:rPr>
               <w:t>중</w:t>
             </w:r>
           </w:p>
         </w:tc>
         <w:tc>
           <w:tcPr>
-            <w:tcW w:w="2434" w:type="dxa"/>
+            <w:tcW w:w="2433" w:type="dxa"/>
             <w:tcBorders>
               <w:left w:val="single" w:sz="4" w:space="0" w:color="000000"/>
               <w:bottom w:val="single" w:sz="4" w:space="0" w:color="000000"/>
@@ -13785,6 +13785,34 @@
         </w:tc>
         <w:tc>
           <w:tcPr>
+            <w:tcW w:w="928" w:type="dxa"/>
+            <w:tcBorders>
+              <w:left w:val="single" w:sz="4" w:space="0" w:color="000000"/>
+              <w:bottom w:val="single" w:sz="4" w:space="0" w:color="000000"/>
+            </w:tcBorders>
+          </w:tcPr>
+          <w:p>
+            <w:pPr>
+              <w:pStyle w:val="Style19"/>
+              <w:widowControl w:val="false"/>
+              <w:bidi w:val="0"/>
+              <w:jc w:val="center"/>
+              <w:rPr>
+                <w:sz w:val="16"/>
+                <w:szCs w:val="16"/>
+              </w:rPr>
+            </w:pPr>
+            <w:r>
+              <w:rPr>
+                <w:sz w:val="16"/>
+                <w:szCs w:val="16"/>
+              </w:rPr>
+              <w:t>-</w:t>
+            </w:r>
+          </w:p>
+        </w:tc>
+        <w:tc>
+          <w:tcPr>
             <w:tcW w:w="927" w:type="dxa"/>
             <w:tcBorders>
               <w:left w:val="single" w:sz="4" w:space="0" w:color="000000"/>
@@ -13807,13 +13835,13 @@
                 <w:sz w:val="16"/>
                 <w:szCs w:val="16"/>
               </w:rPr>
-              <w:t>-</w:t>
-            </w:r>
-          </w:p>
-        </w:tc>
-        <w:tc>
-          <w:tcPr>
-            <w:tcW w:w="928" w:type="dxa"/>
+              <w:t>25</w:t>
+            </w:r>
+          </w:p>
+        </w:tc>
+        <w:tc>
+          <w:tcPr>
+            <w:tcW w:w="937" w:type="dxa"/>
             <w:tcBorders>
               <w:left w:val="single" w:sz="4" w:space="0" w:color="000000"/>
               <w:bottom w:val="single" w:sz="4" w:space="0" w:color="000000"/>
@@ -13835,41 +13863,13 @@
                 <w:sz w:val="16"/>
                 <w:szCs w:val="16"/>
               </w:rPr>
-              <w:t>25</w:t>
-            </w:r>
-          </w:p>
-        </w:tc>
-        <w:tc>
-          <w:tcPr>
-            <w:tcW w:w="936" w:type="dxa"/>
-            <w:tcBorders>
-              <w:left w:val="single" w:sz="4" w:space="0" w:color="000000"/>
-              <w:bottom w:val="single" w:sz="4" w:space="0" w:color="000000"/>
-            </w:tcBorders>
-          </w:tcPr>
-          <w:p>
-            <w:pPr>
-              <w:pStyle w:val="Style19"/>
-              <w:widowControl w:val="false"/>
-              <w:bidi w:val="0"/>
-              <w:jc w:val="center"/>
-              <w:rPr>
-                <w:sz w:val="16"/>
-                <w:szCs w:val="16"/>
-              </w:rPr>
-            </w:pPr>
-            <w:r>
-              <w:rPr>
-                <w:sz w:val="16"/>
-                <w:szCs w:val="16"/>
-              </w:rPr>
               <w:t>하</w:t>
             </w:r>
           </w:p>
         </w:tc>
         <w:tc>
           <w:tcPr>
-            <w:tcW w:w="2434" w:type="dxa"/>
+            <w:tcW w:w="2433" w:type="dxa"/>
             <w:tcBorders>
               <w:left w:val="single" w:sz="4" w:space="0" w:color="000000"/>
               <w:bottom w:val="single" w:sz="4" w:space="0" w:color="000000"/>
@@ -14020,6 +14020,34 @@
         </w:tc>
         <w:tc>
           <w:tcPr>
+            <w:tcW w:w="928" w:type="dxa"/>
+            <w:tcBorders>
+              <w:left w:val="single" w:sz="4" w:space="0" w:color="000000"/>
+              <w:bottom w:val="single" w:sz="4" w:space="0" w:color="000000"/>
+            </w:tcBorders>
+          </w:tcPr>
+          <w:p>
+            <w:pPr>
+              <w:pStyle w:val="Style19"/>
+              <w:widowControl w:val="false"/>
+              <w:bidi w:val="0"/>
+              <w:jc w:val="center"/>
+              <w:rPr>
+                <w:sz w:val="16"/>
+                <w:szCs w:val="16"/>
+              </w:rPr>
+            </w:pPr>
+            <w:r>
+              <w:rPr>
+                <w:sz w:val="16"/>
+                <w:szCs w:val="16"/>
+              </w:rPr>
+              <w:t>-</w:t>
+            </w:r>
+          </w:p>
+        </w:tc>
+        <w:tc>
+          <w:tcPr>
             <w:tcW w:w="927" w:type="dxa"/>
             <w:tcBorders>
               <w:left w:val="single" w:sz="4" w:space="0" w:color="000000"/>
@@ -14042,13 +14070,13 @@
                 <w:sz w:val="16"/>
                 <w:szCs w:val="16"/>
               </w:rPr>
-              <w:t>-</w:t>
-            </w:r>
-          </w:p>
-        </w:tc>
-        <w:tc>
-          <w:tcPr>
-            <w:tcW w:w="928" w:type="dxa"/>
+              <w:t>45</w:t>
+            </w:r>
+          </w:p>
+        </w:tc>
+        <w:tc>
+          <w:tcPr>
+            <w:tcW w:w="937" w:type="dxa"/>
             <w:tcBorders>
               <w:left w:val="single" w:sz="4" w:space="0" w:color="000000"/>
               <w:bottom w:val="single" w:sz="4" w:space="0" w:color="000000"/>
@@ -14070,41 +14098,13 @@
                 <w:sz w:val="16"/>
                 <w:szCs w:val="16"/>
               </w:rPr>
-              <w:t>45</w:t>
-            </w:r>
-          </w:p>
-        </w:tc>
-        <w:tc>
-          <w:tcPr>
-            <w:tcW w:w="936" w:type="dxa"/>
-            <w:tcBorders>
-              <w:left w:val="single" w:sz="4" w:space="0" w:color="000000"/>
-              <w:bottom w:val="single" w:sz="4" w:space="0" w:color="000000"/>
-            </w:tcBorders>
-          </w:tcPr>
-          <w:p>
-            <w:pPr>
-              <w:pStyle w:val="Style19"/>
-              <w:widowControl w:val="false"/>
-              <w:bidi w:val="0"/>
-              <w:jc w:val="center"/>
-              <w:rPr>
-                <w:sz w:val="16"/>
-                <w:szCs w:val="16"/>
-              </w:rPr>
-            </w:pPr>
-            <w:r>
-              <w:rPr>
-                <w:sz w:val="16"/>
-                <w:szCs w:val="16"/>
-              </w:rPr>
               <w:t>하</w:t>
             </w:r>
           </w:p>
         </w:tc>
         <w:tc>
           <w:tcPr>
-            <w:tcW w:w="2434" w:type="dxa"/>
+            <w:tcW w:w="2433" w:type="dxa"/>
             <w:tcBorders>
               <w:left w:val="single" w:sz="4" w:space="0" w:color="000000"/>
               <w:bottom w:val="single" w:sz="4" w:space="0" w:color="000000"/>
@@ -14255,6 +14255,34 @@
         </w:tc>
         <w:tc>
           <w:tcPr>
+            <w:tcW w:w="928" w:type="dxa"/>
+            <w:tcBorders>
+              <w:left w:val="single" w:sz="4" w:space="0" w:color="000000"/>
+              <w:bottom w:val="single" w:sz="4" w:space="0" w:color="000000"/>
+            </w:tcBorders>
+          </w:tcPr>
+          <w:p>
+            <w:pPr>
+              <w:pStyle w:val="Style19"/>
+              <w:widowControl w:val="false"/>
+              <w:bidi w:val="0"/>
+              <w:jc w:val="center"/>
+              <w:rPr>
+                <w:sz w:val="16"/>
+                <w:szCs w:val="16"/>
+              </w:rPr>
+            </w:pPr>
+            <w:r>
+              <w:rPr>
+                <w:sz w:val="16"/>
+                <w:szCs w:val="16"/>
+              </w:rPr>
+              <w:t>-</w:t>
+            </w:r>
+          </w:p>
+        </w:tc>
+        <w:tc>
+          <w:tcPr>
             <w:tcW w:w="927" w:type="dxa"/>
             <w:tcBorders>
               <w:left w:val="single" w:sz="4" w:space="0" w:color="000000"/>
@@ -14277,13 +14305,13 @@
                 <w:sz w:val="16"/>
                 <w:szCs w:val="16"/>
               </w:rPr>
-              <w:t>-</w:t>
-            </w:r>
-          </w:p>
-        </w:tc>
-        <w:tc>
-          <w:tcPr>
-            <w:tcW w:w="928" w:type="dxa"/>
+              <w:t>30</w:t>
+            </w:r>
+          </w:p>
+        </w:tc>
+        <w:tc>
+          <w:tcPr>
+            <w:tcW w:w="937" w:type="dxa"/>
             <w:tcBorders>
               <w:left w:val="single" w:sz="4" w:space="0" w:color="000000"/>
               <w:bottom w:val="single" w:sz="4" w:space="0" w:color="000000"/>
@@ -14305,41 +14333,13 @@
                 <w:sz w:val="16"/>
                 <w:szCs w:val="16"/>
               </w:rPr>
-              <w:t>30</w:t>
-            </w:r>
-          </w:p>
-        </w:tc>
-        <w:tc>
-          <w:tcPr>
-            <w:tcW w:w="936" w:type="dxa"/>
-            <w:tcBorders>
-              <w:left w:val="single" w:sz="4" w:space="0" w:color="000000"/>
-              <w:bottom w:val="single" w:sz="4" w:space="0" w:color="000000"/>
-            </w:tcBorders>
-          </w:tcPr>
-          <w:p>
-            <w:pPr>
-              <w:pStyle w:val="Style19"/>
-              <w:widowControl w:val="false"/>
-              <w:bidi w:val="0"/>
-              <w:jc w:val="center"/>
-              <w:rPr>
-                <w:sz w:val="16"/>
-                <w:szCs w:val="16"/>
-              </w:rPr>
-            </w:pPr>
-            <w:r>
-              <w:rPr>
-                <w:sz w:val="16"/>
-                <w:szCs w:val="16"/>
-              </w:rPr>
               <w:t>하</w:t>
             </w:r>
           </w:p>
         </w:tc>
         <w:tc>
           <w:tcPr>
-            <w:tcW w:w="2434" w:type="dxa"/>
+            <w:tcW w:w="2433" w:type="dxa"/>
             <w:tcBorders>
               <w:left w:val="single" w:sz="4" w:space="0" w:color="000000"/>
               <w:bottom w:val="single" w:sz="4" w:space="0" w:color="000000"/>
@@ -15077,10 +15077,10 @@
         <w:gridCol w:w="2721"/>
         <w:gridCol w:w="931"/>
         <w:gridCol w:w="934"/>
+        <w:gridCol w:w="928"/>
         <w:gridCol w:w="927"/>
-        <w:gridCol w:w="928"/>
-        <w:gridCol w:w="936"/>
-        <w:gridCol w:w="2434"/>
+        <w:gridCol w:w="937"/>
+        <w:gridCol w:w="2433"/>
       </w:tblGrid>
       <w:tr>
         <w:trPr/>
@@ -15198,6 +15198,34 @@
         </w:tc>
         <w:tc>
           <w:tcPr>
+            <w:tcW w:w="928" w:type="dxa"/>
+            <w:tcBorders>
+              <w:top w:val="single" w:sz="4" w:space="0" w:color="000000"/>
+              <w:left w:val="single" w:sz="4" w:space="0" w:color="000000"/>
+            </w:tcBorders>
+          </w:tcPr>
+          <w:p>
+            <w:pPr>
+              <w:pStyle w:val="Style19"/>
+              <w:widowControl w:val="false"/>
+              <w:bidi w:val="0"/>
+              <w:jc w:val="center"/>
+              <w:rPr>
+                <w:sz w:val="20"/>
+                <w:szCs w:val="20"/>
+              </w:rPr>
+            </w:pPr>
+            <w:r>
+              <w:rPr>
+                <w:sz w:val="20"/>
+                <w:szCs w:val="20"/>
+              </w:rPr>
+              <w:t>장전시간</w:t>
+            </w:r>
+          </w:p>
+        </w:tc>
+        <w:tc>
+          <w:tcPr>
             <w:tcW w:w="927" w:type="dxa"/>
             <w:tcBorders>
               <w:top w:val="single" w:sz="4" w:space="0" w:color="000000"/>
@@ -15220,13 +15248,12 @@
                 <w:sz w:val="20"/>
                 <w:szCs w:val="20"/>
               </w:rPr>
-              <w:t>장전시간</w:t>
-            </w:r>
-          </w:p>
-        </w:tc>
-        <w:tc>
-          <w:tcPr>
-            <w:tcW w:w="928" w:type="dxa"/>
+            </w:r>
+          </w:p>
+        </w:tc>
+        <w:tc>
+          <w:tcPr>
+            <w:tcW w:w="937" w:type="dxa"/>
             <w:tcBorders>
               <w:top w:val="single" w:sz="4" w:space="0" w:color="000000"/>
               <w:left w:val="single" w:sz="4" w:space="0" w:color="000000"/>
@@ -15248,40 +15275,13 @@
                 <w:sz w:val="20"/>
                 <w:szCs w:val="20"/>
               </w:rPr>
-            </w:r>
-          </w:p>
-        </w:tc>
-        <w:tc>
-          <w:tcPr>
-            <w:tcW w:w="936" w:type="dxa"/>
-            <w:tcBorders>
-              <w:top w:val="single" w:sz="4" w:space="0" w:color="000000"/>
-              <w:left w:val="single" w:sz="4" w:space="0" w:color="000000"/>
-            </w:tcBorders>
-          </w:tcPr>
-          <w:p>
-            <w:pPr>
-              <w:pStyle w:val="Style19"/>
-              <w:widowControl w:val="false"/>
-              <w:bidi w:val="0"/>
-              <w:jc w:val="center"/>
-              <w:rPr>
-                <w:sz w:val="20"/>
-                <w:szCs w:val="20"/>
-              </w:rPr>
-            </w:pPr>
-            <w:r>
-              <w:rPr>
-                <w:sz w:val="20"/>
-                <w:szCs w:val="20"/>
-              </w:rPr>
               <w:t>무게</w:t>
             </w:r>
           </w:p>
         </w:tc>
         <w:tc>
           <w:tcPr>
-            <w:tcW w:w="2434" w:type="dxa"/>
+            <w:tcW w:w="2433" w:type="dxa"/>
             <w:tcBorders>
               <w:top w:val="single" w:sz="4" w:space="0" w:color="000000"/>
               <w:left w:val="single" w:sz="4" w:space="0" w:color="000000"/>
@@ -15421,6 +15421,33 @@
         </w:tc>
         <w:tc>
           <w:tcPr>
+            <w:tcW w:w="928" w:type="dxa"/>
+            <w:tcBorders>
+              <w:left w:val="single" w:sz="4" w:space="0" w:color="000000"/>
+            </w:tcBorders>
+          </w:tcPr>
+          <w:p>
+            <w:pPr>
+              <w:pStyle w:val="Style19"/>
+              <w:widowControl w:val="false"/>
+              <w:bidi w:val="0"/>
+              <w:jc w:val="center"/>
+              <w:rPr>
+                <w:sz w:val="16"/>
+                <w:szCs w:val="16"/>
+              </w:rPr>
+            </w:pPr>
+            <w:r>
+              <w:rPr>
+                <w:sz w:val="16"/>
+                <w:szCs w:val="16"/>
+              </w:rPr>
+              <w:t>0.5</w:t>
+            </w:r>
+          </w:p>
+        </w:tc>
+        <w:tc>
+          <w:tcPr>
             <w:tcW w:w="927" w:type="dxa"/>
             <w:tcBorders>
               <w:left w:val="single" w:sz="4" w:space="0" w:color="000000"/>
@@ -15442,39 +15469,12 @@
                 <w:sz w:val="16"/>
                 <w:szCs w:val="16"/>
               </w:rPr>
-              <w:t>0.5</w:t>
-            </w:r>
-          </w:p>
-        </w:tc>
-        <w:tc>
-          <w:tcPr>
-            <w:tcW w:w="928" w:type="dxa"/>
-            <w:tcBorders>
-              <w:left w:val="single" w:sz="4" w:space="0" w:color="000000"/>
-            </w:tcBorders>
-          </w:tcPr>
-          <w:p>
-            <w:pPr>
-              <w:pStyle w:val="Style19"/>
-              <w:widowControl w:val="false"/>
-              <w:bidi w:val="0"/>
-              <w:jc w:val="center"/>
-              <w:rPr>
-                <w:sz w:val="16"/>
-                <w:szCs w:val="16"/>
-              </w:rPr>
-            </w:pPr>
-            <w:r>
-              <w:rPr>
-                <w:sz w:val="16"/>
-                <w:szCs w:val="16"/>
-              </w:rPr>
-            </w:r>
-          </w:p>
-        </w:tc>
-        <w:tc>
-          <w:tcPr>
-            <w:tcW w:w="936" w:type="dxa"/>
+            </w:r>
+          </w:p>
+        </w:tc>
+        <w:tc>
+          <w:tcPr>
+            <w:tcW w:w="937" w:type="dxa"/>
             <w:tcBorders>
               <w:left w:val="single" w:sz="4" w:space="0" w:color="000000"/>
             </w:tcBorders>
@@ -15501,7 +15501,7 @@
         </w:tc>
         <w:tc>
           <w:tcPr>
-            <w:tcW w:w="2434" w:type="dxa"/>
+            <w:tcW w:w="2433" w:type="dxa"/>
             <w:tcBorders>
               <w:left w:val="single" w:sz="4" w:space="0" w:color="000000"/>
               <w:right w:val="single" w:sz="4" w:space="0" w:color="000000"/>
@@ -15639,6 +15639,33 @@
         </w:tc>
         <w:tc>
           <w:tcPr>
+            <w:tcW w:w="928" w:type="dxa"/>
+            <w:tcBorders>
+              <w:left w:val="single" w:sz="4" w:space="0" w:color="000000"/>
+            </w:tcBorders>
+          </w:tcPr>
+          <w:p>
+            <w:pPr>
+              <w:pStyle w:val="Style19"/>
+              <w:widowControl w:val="false"/>
+              <w:bidi w:val="0"/>
+              <w:jc w:val="center"/>
+              <w:rPr>
+                <w:sz w:val="16"/>
+                <w:szCs w:val="16"/>
+              </w:rPr>
+            </w:pPr>
+            <w:r>
+              <w:rPr>
+                <w:sz w:val="16"/>
+                <w:szCs w:val="16"/>
+              </w:rPr>
+              <w:t>1</w:t>
+            </w:r>
+          </w:p>
+        </w:tc>
+        <w:tc>
+          <w:tcPr>
             <w:tcW w:w="927" w:type="dxa"/>
             <w:tcBorders>
               <w:left w:val="single" w:sz="4" w:space="0" w:color="000000"/>
@@ -15660,39 +15687,12 @@
                 <w:sz w:val="16"/>
                 <w:szCs w:val="16"/>
               </w:rPr>
-              <w:t>1</w:t>
-            </w:r>
-          </w:p>
-        </w:tc>
-        <w:tc>
-          <w:tcPr>
-            <w:tcW w:w="928" w:type="dxa"/>
-            <w:tcBorders>
-              <w:left w:val="single" w:sz="4" w:space="0" w:color="000000"/>
-            </w:tcBorders>
-          </w:tcPr>
-          <w:p>
-            <w:pPr>
-              <w:pStyle w:val="Style19"/>
-              <w:widowControl w:val="false"/>
-              <w:bidi w:val="0"/>
-              <w:jc w:val="center"/>
-              <w:rPr>
-                <w:sz w:val="16"/>
-                <w:szCs w:val="16"/>
-              </w:rPr>
-            </w:pPr>
-            <w:r>
-              <w:rPr>
-                <w:sz w:val="16"/>
-                <w:szCs w:val="16"/>
-              </w:rPr>
-            </w:r>
-          </w:p>
-        </w:tc>
-        <w:tc>
-          <w:tcPr>
-            <w:tcW w:w="936" w:type="dxa"/>
+            </w:r>
+          </w:p>
+        </w:tc>
+        <w:tc>
+          <w:tcPr>
+            <w:tcW w:w="937" w:type="dxa"/>
             <w:tcBorders>
               <w:left w:val="single" w:sz="4" w:space="0" w:color="000000"/>
             </w:tcBorders>
@@ -15719,7 +15719,7 @@
         </w:tc>
         <w:tc>
           <w:tcPr>
-            <w:tcW w:w="2434" w:type="dxa"/>
+            <w:tcW w:w="2433" w:type="dxa"/>
             <w:tcBorders>
               <w:left w:val="single" w:sz="4" w:space="0" w:color="000000"/>
               <w:right w:val="single" w:sz="4" w:space="0" w:color="000000"/>
@@ -15857,6 +15857,33 @@
         </w:tc>
         <w:tc>
           <w:tcPr>
+            <w:tcW w:w="928" w:type="dxa"/>
+            <w:tcBorders>
+              <w:left w:val="single" w:sz="4" w:space="0" w:color="000000"/>
+            </w:tcBorders>
+          </w:tcPr>
+          <w:p>
+            <w:pPr>
+              <w:pStyle w:val="Style19"/>
+              <w:widowControl w:val="false"/>
+              <w:bidi w:val="0"/>
+              <w:jc w:val="center"/>
+              <w:rPr>
+                <w:sz w:val="16"/>
+                <w:szCs w:val="16"/>
+              </w:rPr>
+            </w:pPr>
+            <w:r>
+              <w:rPr>
+                <w:sz w:val="16"/>
+                <w:szCs w:val="16"/>
+              </w:rPr>
+              <w:t>0.5</w:t>
+            </w:r>
+          </w:p>
+        </w:tc>
+        <w:tc>
+          <w:tcPr>
             <w:tcW w:w="927" w:type="dxa"/>
             <w:tcBorders>
               <w:left w:val="single" w:sz="4" w:space="0" w:color="000000"/>
@@ -15878,39 +15905,12 @@
                 <w:sz w:val="16"/>
                 <w:szCs w:val="16"/>
               </w:rPr>
-              <w:t>0.5</w:t>
-            </w:r>
-          </w:p>
-        </w:tc>
-        <w:tc>
-          <w:tcPr>
-            <w:tcW w:w="928" w:type="dxa"/>
-            <w:tcBorders>
-              <w:left w:val="single" w:sz="4" w:space="0" w:color="000000"/>
-            </w:tcBorders>
-          </w:tcPr>
-          <w:p>
-            <w:pPr>
-              <w:pStyle w:val="Style19"/>
-              <w:widowControl w:val="false"/>
-              <w:bidi w:val="0"/>
-              <w:jc w:val="center"/>
-              <w:rPr>
-                <w:sz w:val="16"/>
-                <w:szCs w:val="16"/>
-              </w:rPr>
-            </w:pPr>
-            <w:r>
-              <w:rPr>
-                <w:sz w:val="16"/>
-                <w:szCs w:val="16"/>
-              </w:rPr>
-            </w:r>
-          </w:p>
-        </w:tc>
-        <w:tc>
-          <w:tcPr>
-            <w:tcW w:w="936" w:type="dxa"/>
+            </w:r>
+          </w:p>
+        </w:tc>
+        <w:tc>
+          <w:tcPr>
+            <w:tcW w:w="937" w:type="dxa"/>
             <w:tcBorders>
               <w:left w:val="single" w:sz="4" w:space="0" w:color="000000"/>
             </w:tcBorders>
@@ -15937,7 +15937,7 @@
         </w:tc>
         <w:tc>
           <w:tcPr>
-            <w:tcW w:w="2434" w:type="dxa"/>
+            <w:tcW w:w="2433" w:type="dxa"/>
             <w:tcBorders>
               <w:left w:val="single" w:sz="4" w:space="0" w:color="000000"/>
               <w:right w:val="single" w:sz="4" w:space="0" w:color="000000"/>
@@ -16075,6 +16075,33 @@
         </w:tc>
         <w:tc>
           <w:tcPr>
+            <w:tcW w:w="928" w:type="dxa"/>
+            <w:tcBorders>
+              <w:left w:val="single" w:sz="4" w:space="0" w:color="000000"/>
+            </w:tcBorders>
+          </w:tcPr>
+          <w:p>
+            <w:pPr>
+              <w:pStyle w:val="Style19"/>
+              <w:widowControl w:val="false"/>
+              <w:bidi w:val="0"/>
+              <w:jc w:val="center"/>
+              <w:rPr>
+                <w:sz w:val="16"/>
+                <w:szCs w:val="16"/>
+              </w:rPr>
+            </w:pPr>
+            <w:r>
+              <w:rPr>
+                <w:sz w:val="16"/>
+                <w:szCs w:val="16"/>
+              </w:rPr>
+              <w:t>2</w:t>
+            </w:r>
+          </w:p>
+        </w:tc>
+        <w:tc>
+          <w:tcPr>
             <w:tcW w:w="927" w:type="dxa"/>
             <w:tcBorders>
               <w:left w:val="single" w:sz="4" w:space="0" w:color="000000"/>
@@ -16096,39 +16123,12 @@
                 <w:sz w:val="16"/>
                 <w:szCs w:val="16"/>
               </w:rPr>
-              <w:t>2</w:t>
-            </w:r>
-          </w:p>
-        </w:tc>
-        <w:tc>
-          <w:tcPr>
-            <w:tcW w:w="928" w:type="dxa"/>
-            <w:tcBorders>
-              <w:left w:val="single" w:sz="4" w:space="0" w:color="000000"/>
-            </w:tcBorders>
-          </w:tcPr>
-          <w:p>
-            <w:pPr>
-              <w:pStyle w:val="Style19"/>
-              <w:widowControl w:val="false"/>
-              <w:bidi w:val="0"/>
-              <w:jc w:val="center"/>
-              <w:rPr>
-                <w:sz w:val="16"/>
-                <w:szCs w:val="16"/>
-              </w:rPr>
-            </w:pPr>
-            <w:r>
-              <w:rPr>
-                <w:sz w:val="16"/>
-                <w:szCs w:val="16"/>
-              </w:rPr>
-            </w:r>
-          </w:p>
-        </w:tc>
-        <w:tc>
-          <w:tcPr>
-            <w:tcW w:w="936" w:type="dxa"/>
+            </w:r>
+          </w:p>
+        </w:tc>
+        <w:tc>
+          <w:tcPr>
+            <w:tcW w:w="937" w:type="dxa"/>
             <w:tcBorders>
               <w:left w:val="single" w:sz="4" w:space="0" w:color="000000"/>
             </w:tcBorders>
@@ -16155,7 +16155,7 @@
         </w:tc>
         <w:tc>
           <w:tcPr>
-            <w:tcW w:w="2434" w:type="dxa"/>
+            <w:tcW w:w="2433" w:type="dxa"/>
             <w:tcBorders>
               <w:left w:val="single" w:sz="4" w:space="0" w:color="000000"/>
               <w:right w:val="single" w:sz="4" w:space="0" w:color="000000"/>
@@ -16294,6 +16294,33 @@
         </w:tc>
         <w:tc>
           <w:tcPr>
+            <w:tcW w:w="928" w:type="dxa"/>
+            <w:tcBorders>
+              <w:left w:val="single" w:sz="4" w:space="0" w:color="000000"/>
+            </w:tcBorders>
+          </w:tcPr>
+          <w:p>
+            <w:pPr>
+              <w:pStyle w:val="Style19"/>
+              <w:widowControl w:val="false"/>
+              <w:bidi w:val="0"/>
+              <w:jc w:val="center"/>
+              <w:rPr>
+                <w:sz w:val="16"/>
+                <w:szCs w:val="16"/>
+              </w:rPr>
+            </w:pPr>
+            <w:r>
+              <w:rPr>
+                <w:sz w:val="16"/>
+                <w:szCs w:val="16"/>
+              </w:rPr>
+              <w:t>0.2</w:t>
+            </w:r>
+          </w:p>
+        </w:tc>
+        <w:tc>
+          <w:tcPr>
             <w:tcW w:w="927" w:type="dxa"/>
             <w:tcBorders>
               <w:left w:val="single" w:sz="4" w:space="0" w:color="000000"/>
@@ -16315,39 +16342,12 @@
                 <w:sz w:val="16"/>
                 <w:szCs w:val="16"/>
               </w:rPr>
-              <w:t>0.2</w:t>
-            </w:r>
-          </w:p>
-        </w:tc>
-        <w:tc>
-          <w:tcPr>
-            <w:tcW w:w="928" w:type="dxa"/>
-            <w:tcBorders>
-              <w:left w:val="single" w:sz="4" w:space="0" w:color="000000"/>
-            </w:tcBorders>
-          </w:tcPr>
-          <w:p>
-            <w:pPr>
-              <w:pStyle w:val="Style19"/>
-              <w:widowControl w:val="false"/>
-              <w:bidi w:val="0"/>
-              <w:jc w:val="center"/>
-              <w:rPr>
-                <w:sz w:val="16"/>
-                <w:szCs w:val="16"/>
-              </w:rPr>
-            </w:pPr>
-            <w:r>
-              <w:rPr>
-                <w:sz w:val="16"/>
-                <w:szCs w:val="16"/>
-              </w:rPr>
-            </w:r>
-          </w:p>
-        </w:tc>
-        <w:tc>
-          <w:tcPr>
-            <w:tcW w:w="936" w:type="dxa"/>
+            </w:r>
+          </w:p>
+        </w:tc>
+        <w:tc>
+          <w:tcPr>
+            <w:tcW w:w="937" w:type="dxa"/>
             <w:tcBorders>
               <w:left w:val="single" w:sz="4" w:space="0" w:color="000000"/>
             </w:tcBorders>
@@ -16374,7 +16374,7 @@
         </w:tc>
         <w:tc>
           <w:tcPr>
-            <w:tcW w:w="2434" w:type="dxa"/>
+            <w:tcW w:w="2433" w:type="dxa"/>
             <w:tcBorders>
               <w:left w:val="single" w:sz="4" w:space="0" w:color="000000"/>
               <w:right w:val="single" w:sz="4" w:space="0" w:color="000000"/>
@@ -16513,6 +16513,33 @@
         </w:tc>
         <w:tc>
           <w:tcPr>
+            <w:tcW w:w="928" w:type="dxa"/>
+            <w:tcBorders>
+              <w:left w:val="single" w:sz="4" w:space="0" w:color="000000"/>
+            </w:tcBorders>
+          </w:tcPr>
+          <w:p>
+            <w:pPr>
+              <w:pStyle w:val="Style19"/>
+              <w:widowControl w:val="false"/>
+              <w:bidi w:val="0"/>
+              <w:jc w:val="center"/>
+              <w:rPr>
+                <w:sz w:val="16"/>
+                <w:szCs w:val="16"/>
+              </w:rPr>
+            </w:pPr>
+            <w:r>
+              <w:rPr>
+                <w:sz w:val="16"/>
+                <w:szCs w:val="16"/>
+              </w:rPr>
+              <w:t>3</w:t>
+            </w:r>
+          </w:p>
+        </w:tc>
+        <w:tc>
+          <w:tcPr>
             <w:tcW w:w="927" w:type="dxa"/>
             <w:tcBorders>
               <w:left w:val="single" w:sz="4" w:space="0" w:color="000000"/>
@@ -16534,39 +16561,12 @@
                 <w:sz w:val="16"/>
                 <w:szCs w:val="16"/>
               </w:rPr>
-              <w:t>3</w:t>
-            </w:r>
-          </w:p>
-        </w:tc>
-        <w:tc>
-          <w:tcPr>
-            <w:tcW w:w="928" w:type="dxa"/>
-            <w:tcBorders>
-              <w:left w:val="single" w:sz="4" w:space="0" w:color="000000"/>
-            </w:tcBorders>
-          </w:tcPr>
-          <w:p>
-            <w:pPr>
-              <w:pStyle w:val="Style19"/>
-              <w:widowControl w:val="false"/>
-              <w:bidi w:val="0"/>
-              <w:jc w:val="center"/>
-              <w:rPr>
-                <w:sz w:val="16"/>
-                <w:szCs w:val="16"/>
-              </w:rPr>
-            </w:pPr>
-            <w:r>
-              <w:rPr>
-                <w:sz w:val="16"/>
-                <w:szCs w:val="16"/>
-              </w:rPr>
-            </w:r>
-          </w:p>
-        </w:tc>
-        <w:tc>
-          <w:tcPr>
-            <w:tcW w:w="936" w:type="dxa"/>
+            </w:r>
+          </w:p>
+        </w:tc>
+        <w:tc>
+          <w:tcPr>
+            <w:tcW w:w="937" w:type="dxa"/>
             <w:tcBorders>
               <w:left w:val="single" w:sz="4" w:space="0" w:color="000000"/>
             </w:tcBorders>
@@ -16593,7 +16593,7 @@
         </w:tc>
         <w:tc>
           <w:tcPr>
-            <w:tcW w:w="2434" w:type="dxa"/>
+            <w:tcW w:w="2433" w:type="dxa"/>
             <w:tcBorders>
               <w:left w:val="single" w:sz="4" w:space="0" w:color="000000"/>
               <w:right w:val="single" w:sz="4" w:space="0" w:color="000000"/>
@@ -16732,6 +16732,33 @@
         </w:tc>
         <w:tc>
           <w:tcPr>
+            <w:tcW w:w="928" w:type="dxa"/>
+            <w:tcBorders>
+              <w:left w:val="single" w:sz="4" w:space="0" w:color="000000"/>
+            </w:tcBorders>
+          </w:tcPr>
+          <w:p>
+            <w:pPr>
+              <w:pStyle w:val="Style19"/>
+              <w:widowControl w:val="false"/>
+              <w:bidi w:val="0"/>
+              <w:jc w:val="center"/>
+              <w:rPr>
+                <w:sz w:val="16"/>
+                <w:szCs w:val="16"/>
+              </w:rPr>
+            </w:pPr>
+            <w:r>
+              <w:rPr>
+                <w:sz w:val="16"/>
+                <w:szCs w:val="16"/>
+              </w:rPr>
+              <w:t>5</w:t>
+            </w:r>
+          </w:p>
+        </w:tc>
+        <w:tc>
+          <w:tcPr>
             <w:tcW w:w="927" w:type="dxa"/>
             <w:tcBorders>
               <w:left w:val="single" w:sz="4" w:space="0" w:color="000000"/>
@@ -16753,39 +16780,12 @@
                 <w:sz w:val="16"/>
                 <w:szCs w:val="16"/>
               </w:rPr>
-              <w:t>5</w:t>
-            </w:r>
-          </w:p>
-        </w:tc>
-        <w:tc>
-          <w:tcPr>
-            <w:tcW w:w="928" w:type="dxa"/>
-            <w:tcBorders>
-              <w:left w:val="single" w:sz="4" w:space="0" w:color="000000"/>
-            </w:tcBorders>
-          </w:tcPr>
-          <w:p>
-            <w:pPr>
-              <w:pStyle w:val="Style19"/>
-              <w:widowControl w:val="false"/>
-              <w:bidi w:val="0"/>
-              <w:jc w:val="center"/>
-              <w:rPr>
-                <w:sz w:val="16"/>
-                <w:szCs w:val="16"/>
-              </w:rPr>
-            </w:pPr>
-            <w:r>
-              <w:rPr>
-                <w:sz w:val="16"/>
-                <w:szCs w:val="16"/>
-              </w:rPr>
-            </w:r>
-          </w:p>
-        </w:tc>
-        <w:tc>
-          <w:tcPr>
-            <w:tcW w:w="936" w:type="dxa"/>
+            </w:r>
+          </w:p>
+        </w:tc>
+        <w:tc>
+          <w:tcPr>
+            <w:tcW w:w="937" w:type="dxa"/>
             <w:tcBorders>
               <w:left w:val="single" w:sz="4" w:space="0" w:color="000000"/>
             </w:tcBorders>
@@ -16812,7 +16812,7 @@
         </w:tc>
         <w:tc>
           <w:tcPr>
-            <w:tcW w:w="2434" w:type="dxa"/>
+            <w:tcW w:w="2433" w:type="dxa"/>
             <w:tcBorders>
               <w:left w:val="single" w:sz="4" w:space="0" w:color="000000"/>
               <w:right w:val="single" w:sz="4" w:space="0" w:color="000000"/>
@@ -16951,6 +16951,32 @@
         </w:tc>
         <w:tc>
           <w:tcPr>
+            <w:tcW w:w="928" w:type="dxa"/>
+            <w:tcBorders>
+              <w:left w:val="single" w:sz="4" w:space="0" w:color="000000"/>
+            </w:tcBorders>
+          </w:tcPr>
+          <w:p>
+            <w:pPr>
+              <w:pStyle w:val="Style19"/>
+              <w:widowControl w:val="false"/>
+              <w:bidi w:val="0"/>
+              <w:jc w:val="center"/>
+              <w:rPr>
+                <w:sz w:val="16"/>
+                <w:szCs w:val="16"/>
+              </w:rPr>
+            </w:pPr>
+            <w:r>
+              <w:rPr>
+                <w:sz w:val="16"/>
+                <w:szCs w:val="16"/>
+              </w:rPr>
+            </w:r>
+          </w:p>
+        </w:tc>
+        <w:tc>
+          <w:tcPr>
             <w:tcW w:w="927" w:type="dxa"/>
             <w:tcBorders>
               <w:left w:val="single" w:sz="4" w:space="0" w:color="000000"/>
@@ -16977,33 +17003,7 @@
         </w:tc>
         <w:tc>
           <w:tcPr>
-            <w:tcW w:w="928" w:type="dxa"/>
-            <w:tcBorders>
-              <w:left w:val="single" w:sz="4" w:space="0" w:color="000000"/>
-            </w:tcBorders>
-          </w:tcPr>
-          <w:p>
-            <w:pPr>
-              <w:pStyle w:val="Style19"/>
-              <w:widowControl w:val="false"/>
-              <w:bidi w:val="0"/>
-              <w:jc w:val="center"/>
-              <w:rPr>
-                <w:sz w:val="16"/>
-                <w:szCs w:val="16"/>
-              </w:rPr>
-            </w:pPr>
-            <w:r>
-              <w:rPr>
-                <w:sz w:val="16"/>
-                <w:szCs w:val="16"/>
-              </w:rPr>
-            </w:r>
-          </w:p>
-        </w:tc>
-        <w:tc>
-          <w:tcPr>
-            <w:tcW w:w="936" w:type="dxa"/>
+            <w:tcW w:w="937" w:type="dxa"/>
             <w:tcBorders>
               <w:left w:val="single" w:sz="4" w:space="0" w:color="000000"/>
             </w:tcBorders>
@@ -17030,7 +17030,7 @@
         </w:tc>
         <w:tc>
           <w:tcPr>
-            <w:tcW w:w="2434" w:type="dxa"/>
+            <w:tcW w:w="2433" w:type="dxa"/>
             <w:tcBorders>
               <w:left w:val="single" w:sz="4" w:space="0" w:color="000000"/>
               <w:right w:val="single" w:sz="4" w:space="0" w:color="000000"/>
@@ -17168,6 +17168,32 @@
         </w:tc>
         <w:tc>
           <w:tcPr>
+            <w:tcW w:w="928" w:type="dxa"/>
+            <w:tcBorders>
+              <w:left w:val="single" w:sz="4" w:space="0" w:color="000000"/>
+            </w:tcBorders>
+          </w:tcPr>
+          <w:p>
+            <w:pPr>
+              <w:pStyle w:val="Style19"/>
+              <w:widowControl w:val="false"/>
+              <w:bidi w:val="0"/>
+              <w:jc w:val="center"/>
+              <w:rPr>
+                <w:sz w:val="16"/>
+                <w:szCs w:val="16"/>
+              </w:rPr>
+            </w:pPr>
+            <w:r>
+              <w:rPr>
+                <w:sz w:val="16"/>
+                <w:szCs w:val="16"/>
+              </w:rPr>
+            </w:r>
+          </w:p>
+        </w:tc>
+        <w:tc>
+          <w:tcPr>
             <w:tcW w:w="927" w:type="dxa"/>
             <w:tcBorders>
               <w:left w:val="single" w:sz="4" w:space="0" w:color="000000"/>
@@ -17194,33 +17220,7 @@
         </w:tc>
         <w:tc>
           <w:tcPr>
-            <w:tcW w:w="928" w:type="dxa"/>
-            <w:tcBorders>
-              <w:left w:val="single" w:sz="4" w:space="0" w:color="000000"/>
-            </w:tcBorders>
-          </w:tcPr>
-          <w:p>
-            <w:pPr>
-              <w:pStyle w:val="Style19"/>
-              <w:widowControl w:val="false"/>
-              <w:bidi w:val="0"/>
-              <w:jc w:val="center"/>
-              <w:rPr>
-                <w:sz w:val="16"/>
-                <w:szCs w:val="16"/>
-              </w:rPr>
-            </w:pPr>
-            <w:r>
-              <w:rPr>
-                <w:sz w:val="16"/>
-                <w:szCs w:val="16"/>
-              </w:rPr>
-            </w:r>
-          </w:p>
-        </w:tc>
-        <w:tc>
-          <w:tcPr>
-            <w:tcW w:w="936" w:type="dxa"/>
+            <w:tcW w:w="937" w:type="dxa"/>
             <w:tcBorders>
               <w:left w:val="single" w:sz="4" w:space="0" w:color="000000"/>
             </w:tcBorders>
@@ -17247,7 +17247,7 @@
         </w:tc>
         <w:tc>
           <w:tcPr>
-            <w:tcW w:w="2434" w:type="dxa"/>
+            <w:tcW w:w="2433" w:type="dxa"/>
             <w:tcBorders>
               <w:left w:val="single" w:sz="4" w:space="0" w:color="000000"/>
               <w:right w:val="single" w:sz="4" w:space="0" w:color="000000"/>
@@ -17385,6 +17385,32 @@
         </w:tc>
         <w:tc>
           <w:tcPr>
+            <w:tcW w:w="928" w:type="dxa"/>
+            <w:tcBorders>
+              <w:left w:val="single" w:sz="4" w:space="0" w:color="000000"/>
+            </w:tcBorders>
+          </w:tcPr>
+          <w:p>
+            <w:pPr>
+              <w:pStyle w:val="Style19"/>
+              <w:widowControl w:val="false"/>
+              <w:bidi w:val="0"/>
+              <w:jc w:val="center"/>
+              <w:rPr>
+                <w:sz w:val="16"/>
+                <w:szCs w:val="16"/>
+              </w:rPr>
+            </w:pPr>
+            <w:r>
+              <w:rPr>
+                <w:sz w:val="16"/>
+                <w:szCs w:val="16"/>
+              </w:rPr>
+            </w:r>
+          </w:p>
+        </w:tc>
+        <w:tc>
+          <w:tcPr>
             <w:tcW w:w="927" w:type="dxa"/>
             <w:tcBorders>
               <w:left w:val="single" w:sz="4" w:space="0" w:color="000000"/>
@@ -17411,33 +17437,7 @@
         </w:tc>
         <w:tc>
           <w:tcPr>
-            <w:tcW w:w="928" w:type="dxa"/>
-            <w:tcBorders>
-              <w:left w:val="single" w:sz="4" w:space="0" w:color="000000"/>
-            </w:tcBorders>
-          </w:tcPr>
-          <w:p>
-            <w:pPr>
-              <w:pStyle w:val="Style19"/>
-              <w:widowControl w:val="false"/>
-              <w:bidi w:val="0"/>
-              <w:jc w:val="center"/>
-              <w:rPr>
-                <w:sz w:val="16"/>
-                <w:szCs w:val="16"/>
-              </w:rPr>
-            </w:pPr>
-            <w:r>
-              <w:rPr>
-                <w:sz w:val="16"/>
-                <w:szCs w:val="16"/>
-              </w:rPr>
-            </w:r>
-          </w:p>
-        </w:tc>
-        <w:tc>
-          <w:tcPr>
-            <w:tcW w:w="936" w:type="dxa"/>
+            <w:tcW w:w="937" w:type="dxa"/>
             <w:tcBorders>
               <w:left w:val="single" w:sz="4" w:space="0" w:color="000000"/>
             </w:tcBorders>
@@ -17464,7 +17464,7 @@
         </w:tc>
         <w:tc>
           <w:tcPr>
-            <w:tcW w:w="2434" w:type="dxa"/>
+            <w:tcW w:w="2433" w:type="dxa"/>
             <w:tcBorders>
               <w:left w:val="single" w:sz="4" w:space="0" w:color="000000"/>
               <w:right w:val="single" w:sz="4" w:space="0" w:color="000000"/>
@@ -17606,6 +17606,33 @@
         </w:tc>
         <w:tc>
           <w:tcPr>
+            <w:tcW w:w="928" w:type="dxa"/>
+            <w:tcBorders>
+              <w:left w:val="single" w:sz="4" w:space="0" w:color="000000"/>
+              <w:bottom w:val="single" w:sz="4" w:space="0" w:color="000000"/>
+            </w:tcBorders>
+          </w:tcPr>
+          <w:p>
+            <w:pPr>
+              <w:pStyle w:val="Style19"/>
+              <w:widowControl w:val="false"/>
+              <w:bidi w:val="0"/>
+              <w:jc w:val="center"/>
+              <w:rPr>
+                <w:sz w:val="16"/>
+                <w:szCs w:val="16"/>
+              </w:rPr>
+            </w:pPr>
+            <w:r>
+              <w:rPr>
+                <w:sz w:val="16"/>
+                <w:szCs w:val="16"/>
+              </w:rPr>
+            </w:r>
+          </w:p>
+        </w:tc>
+        <w:tc>
+          <w:tcPr>
             <w:tcW w:w="927" w:type="dxa"/>
             <w:tcBorders>
               <w:left w:val="single" w:sz="4" w:space="0" w:color="000000"/>
@@ -17633,7 +17660,7 @@
         </w:tc>
         <w:tc>
           <w:tcPr>
-            <w:tcW w:w="928" w:type="dxa"/>
+            <w:tcW w:w="937" w:type="dxa"/>
             <w:tcBorders>
               <w:left w:val="single" w:sz="4" w:space="0" w:color="000000"/>
               <w:bottom w:val="single" w:sz="4" w:space="0" w:color="000000"/>
@@ -17655,40 +17682,13 @@
                 <w:sz w:val="16"/>
                 <w:szCs w:val="16"/>
               </w:rPr>
-            </w:r>
-          </w:p>
-        </w:tc>
-        <w:tc>
-          <w:tcPr>
-            <w:tcW w:w="936" w:type="dxa"/>
-            <w:tcBorders>
-              <w:left w:val="single" w:sz="4" w:space="0" w:color="000000"/>
-              <w:bottom w:val="single" w:sz="4" w:space="0" w:color="000000"/>
-            </w:tcBorders>
-          </w:tcPr>
-          <w:p>
-            <w:pPr>
-              <w:pStyle w:val="Style19"/>
-              <w:widowControl w:val="false"/>
-              <w:bidi w:val="0"/>
-              <w:jc w:val="center"/>
-              <w:rPr>
-                <w:sz w:val="16"/>
-                <w:szCs w:val="16"/>
-              </w:rPr>
-            </w:pPr>
-            <w:r>
-              <w:rPr>
-                <w:sz w:val="16"/>
-                <w:szCs w:val="16"/>
-              </w:rPr>
               <w:t>3</w:t>
             </w:r>
           </w:p>
         </w:tc>
         <w:tc>
           <w:tcPr>
-            <w:tcW w:w="2434" w:type="dxa"/>
+            <w:tcW w:w="2433" w:type="dxa"/>
             <w:tcBorders>
               <w:left w:val="single" w:sz="4" w:space="0" w:color="000000"/>
               <w:bottom w:val="single" w:sz="4" w:space="0" w:color="000000"/>
@@ -18022,10 +18022,10 @@
         <w:gridCol w:w="2721"/>
         <w:gridCol w:w="931"/>
         <w:gridCol w:w="934"/>
+        <w:gridCol w:w="928"/>
         <w:gridCol w:w="927"/>
-        <w:gridCol w:w="928"/>
-        <w:gridCol w:w="936"/>
-        <w:gridCol w:w="2434"/>
+        <w:gridCol w:w="937"/>
+        <w:gridCol w:w="2433"/>
       </w:tblGrid>
       <w:tr>
         <w:trPr/>
@@ -18143,6 +18143,34 @@
         </w:tc>
         <w:tc>
           <w:tcPr>
+            <w:tcW w:w="928" w:type="dxa"/>
+            <w:tcBorders>
+              <w:top w:val="single" w:sz="4" w:space="0" w:color="000000"/>
+              <w:left w:val="single" w:sz="4" w:space="0" w:color="000000"/>
+            </w:tcBorders>
+          </w:tcPr>
+          <w:p>
+            <w:pPr>
+              <w:pStyle w:val="Style19"/>
+              <w:widowControl w:val="false"/>
+              <w:bidi w:val="0"/>
+              <w:jc w:val="center"/>
+              <w:rPr>
+                <w:sz w:val="20"/>
+                <w:szCs w:val="20"/>
+              </w:rPr>
+            </w:pPr>
+            <w:r>
+              <w:rPr>
+                <w:sz w:val="20"/>
+                <w:szCs w:val="20"/>
+              </w:rPr>
+              <w:t>무게</w:t>
+            </w:r>
+          </w:p>
+        </w:tc>
+        <w:tc>
+          <w:tcPr>
             <w:tcW w:w="927" w:type="dxa"/>
             <w:tcBorders>
               <w:top w:val="single" w:sz="4" w:space="0" w:color="000000"/>
@@ -18165,13 +18193,12 @@
                 <w:sz w:val="20"/>
                 <w:szCs w:val="20"/>
               </w:rPr>
-              <w:t>무게</w:t>
-            </w:r>
-          </w:p>
-        </w:tc>
-        <w:tc>
-          <w:tcPr>
-            <w:tcW w:w="928" w:type="dxa"/>
+            </w:r>
+          </w:p>
+        </w:tc>
+        <w:tc>
+          <w:tcPr>
+            <w:tcW w:w="937" w:type="dxa"/>
             <w:tcBorders>
               <w:top w:val="single" w:sz="4" w:space="0" w:color="000000"/>
               <w:left w:val="single" w:sz="4" w:space="0" w:color="000000"/>
@@ -18198,34 +18225,7 @@
         </w:tc>
         <w:tc>
           <w:tcPr>
-            <w:tcW w:w="936" w:type="dxa"/>
-            <w:tcBorders>
-              <w:top w:val="single" w:sz="4" w:space="0" w:color="000000"/>
-              <w:left w:val="single" w:sz="4" w:space="0" w:color="000000"/>
-            </w:tcBorders>
-          </w:tcPr>
-          <w:p>
-            <w:pPr>
-              <w:pStyle w:val="Style19"/>
-              <w:widowControl w:val="false"/>
-              <w:bidi w:val="0"/>
-              <w:jc w:val="center"/>
-              <w:rPr>
-                <w:sz w:val="20"/>
-                <w:szCs w:val="20"/>
-              </w:rPr>
-            </w:pPr>
-            <w:r>
-              <w:rPr>
-                <w:sz w:val="20"/>
-                <w:szCs w:val="20"/>
-              </w:rPr>
-            </w:r>
-          </w:p>
-        </w:tc>
-        <w:tc>
-          <w:tcPr>
-            <w:tcW w:w="2434" w:type="dxa"/>
+            <w:tcW w:w="2433" w:type="dxa"/>
             <w:tcBorders>
               <w:top w:val="single" w:sz="4" w:space="0" w:color="000000"/>
               <w:left w:val="single" w:sz="4" w:space="0" w:color="000000"/>
@@ -18365,6 +18365,33 @@
         </w:tc>
         <w:tc>
           <w:tcPr>
+            <w:tcW w:w="928" w:type="dxa"/>
+            <w:tcBorders>
+              <w:left w:val="single" w:sz="4" w:space="0" w:color="000000"/>
+            </w:tcBorders>
+          </w:tcPr>
+          <w:p>
+            <w:pPr>
+              <w:pStyle w:val="Style19"/>
+              <w:widowControl w:val="false"/>
+              <w:bidi w:val="0"/>
+              <w:jc w:val="center"/>
+              <w:rPr>
+                <w:sz w:val="16"/>
+                <w:szCs w:val="16"/>
+              </w:rPr>
+            </w:pPr>
+            <w:r>
+              <w:rPr>
+                <w:sz w:val="16"/>
+                <w:szCs w:val="16"/>
+              </w:rPr>
+              <w:t>5</w:t>
+            </w:r>
+          </w:p>
+        </w:tc>
+        <w:tc>
+          <w:tcPr>
             <w:tcW w:w="927" w:type="dxa"/>
             <w:tcBorders>
               <w:left w:val="single" w:sz="4" w:space="0" w:color="000000"/>
@@ -18386,65 +18413,38 @@
                 <w:sz w:val="16"/>
                 <w:szCs w:val="16"/>
               </w:rPr>
-              <w:t>5</w:t>
-            </w:r>
-          </w:p>
-        </w:tc>
-        <w:tc>
-          <w:tcPr>
-            <w:tcW w:w="928" w:type="dxa"/>
-            <w:tcBorders>
-              <w:left w:val="single" w:sz="4" w:space="0" w:color="000000"/>
-            </w:tcBorders>
-          </w:tcPr>
-          <w:p>
-            <w:pPr>
-              <w:pStyle w:val="Style19"/>
-              <w:widowControl w:val="false"/>
-              <w:bidi w:val="0"/>
-              <w:jc w:val="center"/>
-              <w:rPr>
-                <w:sz w:val="16"/>
-                <w:szCs w:val="16"/>
-              </w:rPr>
-            </w:pPr>
-            <w:r>
-              <w:rPr>
-                <w:sz w:val="16"/>
-                <w:szCs w:val="16"/>
-              </w:rPr>
-            </w:r>
-          </w:p>
-        </w:tc>
-        <w:tc>
-          <w:tcPr>
-            <w:tcW w:w="936" w:type="dxa"/>
-            <w:tcBorders>
-              <w:left w:val="single" w:sz="4" w:space="0" w:color="000000"/>
-            </w:tcBorders>
-          </w:tcPr>
-          <w:p>
-            <w:pPr>
-              <w:pStyle w:val="Style19"/>
-              <w:widowControl w:val="false"/>
-              <w:bidi w:val="0"/>
-              <w:jc w:val="center"/>
-              <w:rPr>
-                <w:sz w:val="16"/>
-                <w:szCs w:val="16"/>
-              </w:rPr>
-            </w:pPr>
-            <w:r>
-              <w:rPr>
-                <w:sz w:val="16"/>
-                <w:szCs w:val="16"/>
-              </w:rPr>
-            </w:r>
-          </w:p>
-        </w:tc>
-        <w:tc>
-          <w:tcPr>
-            <w:tcW w:w="2434" w:type="dxa"/>
+            </w:r>
+          </w:p>
+        </w:tc>
+        <w:tc>
+          <w:tcPr>
+            <w:tcW w:w="937" w:type="dxa"/>
+            <w:tcBorders>
+              <w:left w:val="single" w:sz="4" w:space="0" w:color="000000"/>
+            </w:tcBorders>
+          </w:tcPr>
+          <w:p>
+            <w:pPr>
+              <w:pStyle w:val="Style19"/>
+              <w:widowControl w:val="false"/>
+              <w:bidi w:val="0"/>
+              <w:jc w:val="center"/>
+              <w:rPr>
+                <w:sz w:val="16"/>
+                <w:szCs w:val="16"/>
+              </w:rPr>
+            </w:pPr>
+            <w:r>
+              <w:rPr>
+                <w:sz w:val="16"/>
+                <w:szCs w:val="16"/>
+              </w:rPr>
+            </w:r>
+          </w:p>
+        </w:tc>
+        <w:tc>
+          <w:tcPr>
+            <w:tcW w:w="2433" w:type="dxa"/>
             <w:tcBorders>
               <w:left w:val="single" w:sz="4" w:space="0" w:color="000000"/>
               <w:right w:val="single" w:sz="4" w:space="0" w:color="000000"/>
@@ -18582,6 +18582,33 @@
         </w:tc>
         <w:tc>
           <w:tcPr>
+            <w:tcW w:w="928" w:type="dxa"/>
+            <w:tcBorders>
+              <w:left w:val="single" w:sz="4" w:space="0" w:color="000000"/>
+            </w:tcBorders>
+          </w:tcPr>
+          <w:p>
+            <w:pPr>
+              <w:pStyle w:val="Style19"/>
+              <w:widowControl w:val="false"/>
+              <w:bidi w:val="0"/>
+              <w:jc w:val="center"/>
+              <w:rPr>
+                <w:sz w:val="16"/>
+                <w:szCs w:val="16"/>
+              </w:rPr>
+            </w:pPr>
+            <w:r>
+              <w:rPr>
+                <w:sz w:val="16"/>
+                <w:szCs w:val="16"/>
+              </w:rPr>
+              <w:t>20</w:t>
+            </w:r>
+          </w:p>
+        </w:tc>
+        <w:tc>
+          <w:tcPr>
             <w:tcW w:w="927" w:type="dxa"/>
             <w:tcBorders>
               <w:left w:val="single" w:sz="4" w:space="0" w:color="000000"/>
@@ -18603,65 +18630,38 @@
                 <w:sz w:val="16"/>
                 <w:szCs w:val="16"/>
               </w:rPr>
-              <w:t>20</w:t>
-            </w:r>
-          </w:p>
-        </w:tc>
-        <w:tc>
-          <w:tcPr>
-            <w:tcW w:w="928" w:type="dxa"/>
-            <w:tcBorders>
-              <w:left w:val="single" w:sz="4" w:space="0" w:color="000000"/>
-            </w:tcBorders>
-          </w:tcPr>
-          <w:p>
-            <w:pPr>
-              <w:pStyle w:val="Style19"/>
-              <w:widowControl w:val="false"/>
-              <w:bidi w:val="0"/>
-              <w:jc w:val="center"/>
-              <w:rPr>
-                <w:sz w:val="16"/>
-                <w:szCs w:val="16"/>
-              </w:rPr>
-            </w:pPr>
-            <w:r>
-              <w:rPr>
-                <w:sz w:val="16"/>
-                <w:szCs w:val="16"/>
-              </w:rPr>
-            </w:r>
-          </w:p>
-        </w:tc>
-        <w:tc>
-          <w:tcPr>
-            <w:tcW w:w="936" w:type="dxa"/>
-            <w:tcBorders>
-              <w:left w:val="single" w:sz="4" w:space="0" w:color="000000"/>
-            </w:tcBorders>
-          </w:tcPr>
-          <w:p>
-            <w:pPr>
-              <w:pStyle w:val="Style19"/>
-              <w:widowControl w:val="false"/>
-              <w:bidi w:val="0"/>
-              <w:jc w:val="center"/>
-              <w:rPr>
-                <w:sz w:val="16"/>
-                <w:szCs w:val="16"/>
-              </w:rPr>
-            </w:pPr>
-            <w:r>
-              <w:rPr>
-                <w:sz w:val="16"/>
-                <w:szCs w:val="16"/>
-              </w:rPr>
-            </w:r>
-          </w:p>
-        </w:tc>
-        <w:tc>
-          <w:tcPr>
-            <w:tcW w:w="2434" w:type="dxa"/>
+            </w:r>
+          </w:p>
+        </w:tc>
+        <w:tc>
+          <w:tcPr>
+            <w:tcW w:w="937" w:type="dxa"/>
+            <w:tcBorders>
+              <w:left w:val="single" w:sz="4" w:space="0" w:color="000000"/>
+            </w:tcBorders>
+          </w:tcPr>
+          <w:p>
+            <w:pPr>
+              <w:pStyle w:val="Style19"/>
+              <w:widowControl w:val="false"/>
+              <w:bidi w:val="0"/>
+              <w:jc w:val="center"/>
+              <w:rPr>
+                <w:sz w:val="16"/>
+                <w:szCs w:val="16"/>
+              </w:rPr>
+            </w:pPr>
+            <w:r>
+              <w:rPr>
+                <w:sz w:val="16"/>
+                <w:szCs w:val="16"/>
+              </w:rPr>
+            </w:r>
+          </w:p>
+        </w:tc>
+        <w:tc>
+          <w:tcPr>
+            <w:tcW w:w="2433" w:type="dxa"/>
             <w:tcBorders>
               <w:left w:val="single" w:sz="4" w:space="0" w:color="000000"/>
               <w:right w:val="single" w:sz="4" w:space="0" w:color="000000"/>
@@ -18825,6 +18825,33 @@
         </w:tc>
         <w:tc>
           <w:tcPr>
+            <w:tcW w:w="928" w:type="dxa"/>
+            <w:tcBorders>
+              <w:left w:val="single" w:sz="4" w:space="0" w:color="000000"/>
+            </w:tcBorders>
+          </w:tcPr>
+          <w:p>
+            <w:pPr>
+              <w:pStyle w:val="Style19"/>
+              <w:widowControl w:val="false"/>
+              <w:bidi w:val="0"/>
+              <w:jc w:val="center"/>
+              <w:rPr>
+                <w:sz w:val="16"/>
+                <w:szCs w:val="16"/>
+              </w:rPr>
+            </w:pPr>
+            <w:r>
+              <w:rPr>
+                <w:sz w:val="16"/>
+                <w:szCs w:val="16"/>
+              </w:rPr>
+              <w:t>10</w:t>
+            </w:r>
+          </w:p>
+        </w:tc>
+        <w:tc>
+          <w:tcPr>
             <w:tcW w:w="927" w:type="dxa"/>
             <w:tcBorders>
               <w:left w:val="single" w:sz="4" w:space="0" w:color="000000"/>
@@ -18846,65 +18873,38 @@
                 <w:sz w:val="16"/>
                 <w:szCs w:val="16"/>
               </w:rPr>
-              <w:t>10</w:t>
-            </w:r>
-          </w:p>
-        </w:tc>
-        <w:tc>
-          <w:tcPr>
-            <w:tcW w:w="928" w:type="dxa"/>
-            <w:tcBorders>
-              <w:left w:val="single" w:sz="4" w:space="0" w:color="000000"/>
-            </w:tcBorders>
-          </w:tcPr>
-          <w:p>
-            <w:pPr>
-              <w:pStyle w:val="Style19"/>
-              <w:widowControl w:val="false"/>
-              <w:bidi w:val="0"/>
-              <w:jc w:val="center"/>
-              <w:rPr>
-                <w:sz w:val="16"/>
-                <w:szCs w:val="16"/>
-              </w:rPr>
-            </w:pPr>
-            <w:r>
-              <w:rPr>
-                <w:sz w:val="16"/>
-                <w:szCs w:val="16"/>
-              </w:rPr>
-            </w:r>
-          </w:p>
-        </w:tc>
-        <w:tc>
-          <w:tcPr>
-            <w:tcW w:w="936" w:type="dxa"/>
-            <w:tcBorders>
-              <w:left w:val="single" w:sz="4" w:space="0" w:color="000000"/>
-            </w:tcBorders>
-          </w:tcPr>
-          <w:p>
-            <w:pPr>
-              <w:pStyle w:val="Style19"/>
-              <w:widowControl w:val="false"/>
-              <w:bidi w:val="0"/>
-              <w:jc w:val="center"/>
-              <w:rPr>
-                <w:sz w:val="16"/>
-                <w:szCs w:val="16"/>
-              </w:rPr>
-            </w:pPr>
-            <w:r>
-              <w:rPr>
-                <w:sz w:val="16"/>
-                <w:szCs w:val="16"/>
-              </w:rPr>
-            </w:r>
-          </w:p>
-        </w:tc>
-        <w:tc>
-          <w:tcPr>
-            <w:tcW w:w="2434" w:type="dxa"/>
+            </w:r>
+          </w:p>
+        </w:tc>
+        <w:tc>
+          <w:tcPr>
+            <w:tcW w:w="937" w:type="dxa"/>
+            <w:tcBorders>
+              <w:left w:val="single" w:sz="4" w:space="0" w:color="000000"/>
+            </w:tcBorders>
+          </w:tcPr>
+          <w:p>
+            <w:pPr>
+              <w:pStyle w:val="Style19"/>
+              <w:widowControl w:val="false"/>
+              <w:bidi w:val="0"/>
+              <w:jc w:val="center"/>
+              <w:rPr>
+                <w:sz w:val="16"/>
+                <w:szCs w:val="16"/>
+              </w:rPr>
+            </w:pPr>
+            <w:r>
+              <w:rPr>
+                <w:sz w:val="16"/>
+                <w:szCs w:val="16"/>
+              </w:rPr>
+            </w:r>
+          </w:p>
+        </w:tc>
+        <w:tc>
+          <w:tcPr>
+            <w:tcW w:w="2433" w:type="dxa"/>
             <w:tcBorders>
               <w:left w:val="single" w:sz="4" w:space="0" w:color="000000"/>
               <w:right w:val="single" w:sz="4" w:space="0" w:color="000000"/>
@@ -19042,6 +19042,33 @@
         </w:tc>
         <w:tc>
           <w:tcPr>
+            <w:tcW w:w="928" w:type="dxa"/>
+            <w:tcBorders>
+              <w:left w:val="single" w:sz="4" w:space="0" w:color="000000"/>
+            </w:tcBorders>
+          </w:tcPr>
+          <w:p>
+            <w:pPr>
+              <w:pStyle w:val="Style19"/>
+              <w:widowControl w:val="false"/>
+              <w:bidi w:val="0"/>
+              <w:jc w:val="center"/>
+              <w:rPr>
+                <w:sz w:val="16"/>
+                <w:szCs w:val="16"/>
+              </w:rPr>
+            </w:pPr>
+            <w:r>
+              <w:rPr>
+                <w:sz w:val="16"/>
+                <w:szCs w:val="16"/>
+              </w:rPr>
+              <w:t>10</w:t>
+            </w:r>
+          </w:p>
+        </w:tc>
+        <w:tc>
+          <w:tcPr>
             <w:tcW w:w="927" w:type="dxa"/>
             <w:tcBorders>
               <w:left w:val="single" w:sz="4" w:space="0" w:color="000000"/>
@@ -19063,65 +19090,38 @@
                 <w:sz w:val="16"/>
                 <w:szCs w:val="16"/>
               </w:rPr>
-              <w:t>10</w:t>
-            </w:r>
-          </w:p>
-        </w:tc>
-        <w:tc>
-          <w:tcPr>
-            <w:tcW w:w="928" w:type="dxa"/>
-            <w:tcBorders>
-              <w:left w:val="single" w:sz="4" w:space="0" w:color="000000"/>
-            </w:tcBorders>
-          </w:tcPr>
-          <w:p>
-            <w:pPr>
-              <w:pStyle w:val="Style19"/>
-              <w:widowControl w:val="false"/>
-              <w:bidi w:val="0"/>
-              <w:jc w:val="center"/>
-              <w:rPr>
-                <w:sz w:val="16"/>
-                <w:szCs w:val="16"/>
-              </w:rPr>
-            </w:pPr>
-            <w:r>
-              <w:rPr>
-                <w:sz w:val="16"/>
-                <w:szCs w:val="16"/>
-              </w:rPr>
-            </w:r>
-          </w:p>
-        </w:tc>
-        <w:tc>
-          <w:tcPr>
-            <w:tcW w:w="936" w:type="dxa"/>
-            <w:tcBorders>
-              <w:left w:val="single" w:sz="4" w:space="0" w:color="000000"/>
-            </w:tcBorders>
-          </w:tcPr>
-          <w:p>
-            <w:pPr>
-              <w:pStyle w:val="Style19"/>
-              <w:widowControl w:val="false"/>
-              <w:bidi w:val="0"/>
-              <w:jc w:val="center"/>
-              <w:rPr>
-                <w:sz w:val="16"/>
-                <w:szCs w:val="16"/>
-              </w:rPr>
-            </w:pPr>
-            <w:r>
-              <w:rPr>
-                <w:sz w:val="16"/>
-                <w:szCs w:val="16"/>
-              </w:rPr>
-            </w:r>
-          </w:p>
-        </w:tc>
-        <w:tc>
-          <w:tcPr>
-            <w:tcW w:w="2434" w:type="dxa"/>
+            </w:r>
+          </w:p>
+        </w:tc>
+        <w:tc>
+          <w:tcPr>
+            <w:tcW w:w="937" w:type="dxa"/>
+            <w:tcBorders>
+              <w:left w:val="single" w:sz="4" w:space="0" w:color="000000"/>
+            </w:tcBorders>
+          </w:tcPr>
+          <w:p>
+            <w:pPr>
+              <w:pStyle w:val="Style19"/>
+              <w:widowControl w:val="false"/>
+              <w:bidi w:val="0"/>
+              <w:jc w:val="center"/>
+              <w:rPr>
+                <w:sz w:val="16"/>
+                <w:szCs w:val="16"/>
+              </w:rPr>
+            </w:pPr>
+            <w:r>
+              <w:rPr>
+                <w:sz w:val="16"/>
+                <w:szCs w:val="16"/>
+              </w:rPr>
+            </w:r>
+          </w:p>
+        </w:tc>
+        <w:tc>
+          <w:tcPr>
+            <w:tcW w:w="2433" w:type="dxa"/>
             <w:tcBorders>
               <w:left w:val="single" w:sz="4" w:space="0" w:color="000000"/>
               <w:right w:val="single" w:sz="4" w:space="0" w:color="000000"/>
@@ -19297,6 +19297,33 @@
         </w:tc>
         <w:tc>
           <w:tcPr>
+            <w:tcW w:w="928" w:type="dxa"/>
+            <w:tcBorders>
+              <w:left w:val="single" w:sz="4" w:space="0" w:color="000000"/>
+            </w:tcBorders>
+          </w:tcPr>
+          <w:p>
+            <w:pPr>
+              <w:pStyle w:val="Style19"/>
+              <w:widowControl w:val="false"/>
+              <w:bidi w:val="0"/>
+              <w:jc w:val="center"/>
+              <w:rPr>
+                <w:sz w:val="16"/>
+                <w:szCs w:val="16"/>
+              </w:rPr>
+            </w:pPr>
+            <w:r>
+              <w:rPr>
+                <w:sz w:val="16"/>
+                <w:szCs w:val="16"/>
+              </w:rPr>
+              <w:t>10</w:t>
+            </w:r>
+          </w:p>
+        </w:tc>
+        <w:tc>
+          <w:tcPr>
             <w:tcW w:w="927" w:type="dxa"/>
             <w:tcBorders>
               <w:left w:val="single" w:sz="4" w:space="0" w:color="000000"/>
@@ -19318,65 +19345,38 @@
                 <w:sz w:val="16"/>
                 <w:szCs w:val="16"/>
               </w:rPr>
-              <w:t>10</w:t>
-            </w:r>
-          </w:p>
-        </w:tc>
-        <w:tc>
-          <w:tcPr>
-            <w:tcW w:w="928" w:type="dxa"/>
-            <w:tcBorders>
-              <w:left w:val="single" w:sz="4" w:space="0" w:color="000000"/>
-            </w:tcBorders>
-          </w:tcPr>
-          <w:p>
-            <w:pPr>
-              <w:pStyle w:val="Style19"/>
-              <w:widowControl w:val="false"/>
-              <w:bidi w:val="0"/>
-              <w:jc w:val="center"/>
-              <w:rPr>
-                <w:sz w:val="16"/>
-                <w:szCs w:val="16"/>
-              </w:rPr>
-            </w:pPr>
-            <w:r>
-              <w:rPr>
-                <w:sz w:val="16"/>
-                <w:szCs w:val="16"/>
-              </w:rPr>
-            </w:r>
-          </w:p>
-        </w:tc>
-        <w:tc>
-          <w:tcPr>
-            <w:tcW w:w="936" w:type="dxa"/>
-            <w:tcBorders>
-              <w:left w:val="single" w:sz="4" w:space="0" w:color="000000"/>
-            </w:tcBorders>
-          </w:tcPr>
-          <w:p>
-            <w:pPr>
-              <w:pStyle w:val="Style19"/>
-              <w:widowControl w:val="false"/>
-              <w:bidi w:val="0"/>
-              <w:jc w:val="center"/>
-              <w:rPr>
-                <w:sz w:val="16"/>
-                <w:szCs w:val="16"/>
-              </w:rPr>
-            </w:pPr>
-            <w:r>
-              <w:rPr>
-                <w:sz w:val="16"/>
-                <w:szCs w:val="16"/>
-              </w:rPr>
-            </w:r>
-          </w:p>
-        </w:tc>
-        <w:tc>
-          <w:tcPr>
-            <w:tcW w:w="2434" w:type="dxa"/>
+            </w:r>
+          </w:p>
+        </w:tc>
+        <w:tc>
+          <w:tcPr>
+            <w:tcW w:w="937" w:type="dxa"/>
+            <w:tcBorders>
+              <w:left w:val="single" w:sz="4" w:space="0" w:color="000000"/>
+            </w:tcBorders>
+          </w:tcPr>
+          <w:p>
+            <w:pPr>
+              <w:pStyle w:val="Style19"/>
+              <w:widowControl w:val="false"/>
+              <w:bidi w:val="0"/>
+              <w:jc w:val="center"/>
+              <w:rPr>
+                <w:sz w:val="16"/>
+                <w:szCs w:val="16"/>
+              </w:rPr>
+            </w:pPr>
+            <w:r>
+              <w:rPr>
+                <w:sz w:val="16"/>
+                <w:szCs w:val="16"/>
+              </w:rPr>
+            </w:r>
+          </w:p>
+        </w:tc>
+        <w:tc>
+          <w:tcPr>
+            <w:tcW w:w="2433" w:type="dxa"/>
             <w:tcBorders>
               <w:left w:val="single" w:sz="4" w:space="0" w:color="000000"/>
               <w:right w:val="single" w:sz="4" w:space="0" w:color="000000"/>
@@ -19518,6 +19518,34 @@
         </w:tc>
         <w:tc>
           <w:tcPr>
+            <w:tcW w:w="928" w:type="dxa"/>
+            <w:tcBorders>
+              <w:left w:val="single" w:sz="4" w:space="0" w:color="000000"/>
+              <w:bottom w:val="single" w:sz="4" w:space="0" w:color="000000"/>
+            </w:tcBorders>
+          </w:tcPr>
+          <w:p>
+            <w:pPr>
+              <w:pStyle w:val="Style19"/>
+              <w:widowControl w:val="false"/>
+              <w:bidi w:val="0"/>
+              <w:jc w:val="center"/>
+              <w:rPr>
+                <w:sz w:val="16"/>
+                <w:szCs w:val="16"/>
+              </w:rPr>
+            </w:pPr>
+            <w:r>
+              <w:rPr>
+                <w:sz w:val="16"/>
+                <w:szCs w:val="16"/>
+              </w:rPr>
+              <w:t>5</w:t>
+            </w:r>
+          </w:p>
+        </w:tc>
+        <w:tc>
+          <w:tcPr>
             <w:tcW w:w="927" w:type="dxa"/>
             <w:tcBorders>
               <w:left w:val="single" w:sz="4" w:space="0" w:color="000000"/>
@@ -19540,13 +19568,12 @@
                 <w:sz w:val="16"/>
                 <w:szCs w:val="16"/>
               </w:rPr>
-              <w:t>5</w:t>
-            </w:r>
-          </w:p>
-        </w:tc>
-        <w:tc>
-          <w:tcPr>
-            <w:tcW w:w="928" w:type="dxa"/>
+            </w:r>
+          </w:p>
+        </w:tc>
+        <w:tc>
+          <w:tcPr>
+            <w:tcW w:w="937" w:type="dxa"/>
             <w:tcBorders>
               <w:left w:val="single" w:sz="4" w:space="0" w:color="000000"/>
               <w:bottom w:val="single" w:sz="4" w:space="0" w:color="000000"/>
@@ -19573,34 +19600,7 @@
         </w:tc>
         <w:tc>
           <w:tcPr>
-            <w:tcW w:w="936" w:type="dxa"/>
-            <w:tcBorders>
-              <w:left w:val="single" w:sz="4" w:space="0" w:color="000000"/>
-              <w:bottom w:val="single" w:sz="4" w:space="0" w:color="000000"/>
-            </w:tcBorders>
-          </w:tcPr>
-          <w:p>
-            <w:pPr>
-              <w:pStyle w:val="Style19"/>
-              <w:widowControl w:val="false"/>
-              <w:bidi w:val="0"/>
-              <w:jc w:val="center"/>
-              <w:rPr>
-                <w:sz w:val="16"/>
-                <w:szCs w:val="16"/>
-              </w:rPr>
-            </w:pPr>
-            <w:r>
-              <w:rPr>
-                <w:sz w:val="16"/>
-                <w:szCs w:val="16"/>
-              </w:rPr>
-            </w:r>
-          </w:p>
-        </w:tc>
-        <w:tc>
-          <w:tcPr>
-            <w:tcW w:w="2434" w:type="dxa"/>
+            <w:tcW w:w="2433" w:type="dxa"/>
             <w:tcBorders>
               <w:left w:val="single" w:sz="4" w:space="0" w:color="000000"/>
               <w:bottom w:val="single" w:sz="4" w:space="0" w:color="000000"/>
@@ -37506,7 +37506,12 @@
         </w:rPr>
       </w:pPr>
       <w:r>
-        <w:rPr/>
+        <w:rPr>
+          <w:rFonts w:eastAsia="맑은 고딕" w:cs="Arial Unicode MS"/>
+          <w:color w:val="auto"/>
+          <w:kern w:val="2"/>
+          <w:lang w:val="en-US" w:eastAsia="ko-KR" w:bidi="hi-IN"/>
+        </w:rPr>
       </w:r>
     </w:p>
     <w:p>
@@ -37522,7 +37527,12 @@
         </w:rPr>
       </w:pPr>
       <w:r>
-        <w:rPr/>
+        <w:rPr>
+          <w:rFonts w:eastAsia="맑은 고딕" w:cs="Arial Unicode MS"/>
+          <w:color w:val="auto"/>
+          <w:kern w:val="2"/>
+          <w:lang w:val="en-US" w:eastAsia="ko-KR" w:bidi="hi-IN"/>
+        </w:rPr>
       </w:r>
     </w:p>
     <w:p>
@@ -37538,7 +37548,12 @@
         </w:rPr>
       </w:pPr>
       <w:r>
-        <w:rPr/>
+        <w:rPr>
+          <w:rFonts w:eastAsia="맑은 고딕" w:cs="Arial Unicode MS"/>
+          <w:color w:val="auto"/>
+          <w:kern w:val="2"/>
+          <w:lang w:val="en-US" w:eastAsia="ko-KR" w:bidi="hi-IN"/>
+        </w:rPr>
       </w:r>
     </w:p>
     <w:p>
@@ -37554,7 +37569,12 @@
         </w:rPr>
       </w:pPr>
       <w:r>
-        <w:rPr/>
+        <w:rPr>
+          <w:rFonts w:eastAsia="맑은 고딕" w:cs="Arial Unicode MS"/>
+          <w:color w:val="auto"/>
+          <w:kern w:val="2"/>
+          <w:lang w:val="en-US" w:eastAsia="ko-KR" w:bidi="hi-IN"/>
+        </w:rPr>
       </w:r>
     </w:p>
     <w:p>
@@ -37570,7 +37590,12 @@
         </w:rPr>
       </w:pPr>
       <w:r>
-        <w:rPr/>
+        <w:rPr>
+          <w:rFonts w:eastAsia="맑은 고딕" w:cs="Arial Unicode MS"/>
+          <w:color w:val="auto"/>
+          <w:kern w:val="2"/>
+          <w:lang w:val="en-US" w:eastAsia="ko-KR" w:bidi="hi-IN"/>
+        </w:rPr>
       </w:r>
     </w:p>
     <w:p>
@@ -37586,7 +37611,12 @@
         </w:rPr>
       </w:pPr>
       <w:r>
-        <w:rPr/>
+        <w:rPr>
+          <w:rFonts w:eastAsia="맑은 고딕" w:cs="Arial Unicode MS"/>
+          <w:color w:val="auto"/>
+          <w:kern w:val="2"/>
+          <w:lang w:val="en-US" w:eastAsia="ko-KR" w:bidi="hi-IN"/>
+        </w:rPr>
       </w:r>
     </w:p>
     <w:p>
@@ -37602,7 +37632,12 @@
         </w:rPr>
       </w:pPr>
       <w:r>
-        <w:rPr/>
+        <w:rPr>
+          <w:rFonts w:eastAsia="맑은 고딕" w:cs="Arial Unicode MS"/>
+          <w:color w:val="auto"/>
+          <w:kern w:val="2"/>
+          <w:lang w:val="en-US" w:eastAsia="ko-KR" w:bidi="hi-IN"/>
+        </w:rPr>
       </w:r>
     </w:p>
     <w:p>
@@ -37618,7 +37653,12 @@
         </w:rPr>
       </w:pPr>
       <w:r>
-        <w:rPr/>
+        <w:rPr>
+          <w:rFonts w:eastAsia="맑은 고딕" w:cs="Arial Unicode MS"/>
+          <w:color w:val="auto"/>
+          <w:kern w:val="2"/>
+          <w:lang w:val="en-US" w:eastAsia="ko-KR" w:bidi="hi-IN"/>
+        </w:rPr>
       </w:r>
     </w:p>
     <w:p>
@@ -37634,7 +37674,12 @@
         </w:rPr>
       </w:pPr>
       <w:r>
-        <w:rPr/>
+        <w:rPr>
+          <w:rFonts w:eastAsia="맑은 고딕" w:cs="Arial Unicode MS"/>
+          <w:color w:val="auto"/>
+          <w:kern w:val="2"/>
+          <w:lang w:val="en-US" w:eastAsia="ko-KR" w:bidi="hi-IN"/>
+        </w:rPr>
       </w:r>
     </w:p>
     <w:p>
@@ -37650,7 +37695,12 @@
         </w:rPr>
       </w:pPr>
       <w:r>
-        <w:rPr/>
+        <w:rPr>
+          <w:rFonts w:eastAsia="맑은 고딕" w:cs="Arial Unicode MS"/>
+          <w:color w:val="auto"/>
+          <w:kern w:val="2"/>
+          <w:lang w:val="en-US" w:eastAsia="ko-KR" w:bidi="hi-IN"/>
+        </w:rPr>
       </w:r>
     </w:p>
     <w:p>
@@ -37771,59 +37821,50 @@
       </w:pPr>
       <w:r>
         <w:rPr>
-          <w:b w:val="false"/>
-          <w:bCs w:val="false"/>
-        </w:rPr>
-      </w:r>
-    </w:p>
-    <w:p>
-      <w:pPr>
-        <w:pStyle w:val="Normal"/>
-        <w:bidi w:val="0"/>
-        <w:jc w:val="left"/>
-        <w:rPr>
-          <w:rFonts w:ascii="바탕" w:hAnsi="바탕" w:eastAsia="맑은 고딕" w:cs="Arial Unicode MS"/>
-          <w:color w:val="auto"/>
-          <w:kern w:val="2"/>
-          <w:lang w:val="en-US" w:eastAsia="ko-KR" w:bidi="hi-IN"/>
-        </w:rPr>
-      </w:pPr>
-      <w:r>
-        <w:rPr>
-          <w:b w:val="false"/>
-          <w:bCs w:val="false"/>
-          <w:sz w:val="23"/>
-          <w:szCs w:val="23"/>
-        </w:rPr>
-      </w:r>
-    </w:p>
-    <w:p>
-      <w:pPr>
-        <w:pStyle w:val="Normal"/>
-        <w:bidi w:val="0"/>
-        <w:jc w:val="left"/>
-        <w:rPr>
-          <w:b w:val="false"/>
-          <w:b w:val="false"/>
-          <w:bCs w:val="false"/>
-        </w:rPr>
-      </w:pPr>
-      <w:r>
-        <w:rPr>
           <w:rFonts w:eastAsia="맑은 고딕" w:cs="Arial Unicode MS"/>
-          <w:b w:val="false"/>
-          <w:bCs w:val="false"/>
           <w:color w:val="auto"/>
           <w:kern w:val="2"/>
           <w:sz w:val="24"/>
           <w:szCs w:val="24"/>
           <w:lang w:val="en-US" w:eastAsia="ko-KR" w:bidi="hi-IN"/>
         </w:rPr>
-        <w:t>1.</w:t>
-      </w:r>
-      <w:r>
-        <w:rPr>
-          <w:rFonts w:ascii="바탕" w:hAnsi="바탕" w:cs="Arial Unicode MS"/>
+      </w:r>
+    </w:p>
+    <w:p>
+      <w:pPr>
+        <w:pStyle w:val="Normal"/>
+        <w:bidi w:val="0"/>
+        <w:jc w:val="left"/>
+        <w:rPr>
+          <w:rFonts w:ascii="바탕" w:hAnsi="바탕" w:eastAsia="맑은 고딕" w:cs="Arial Unicode MS"/>
+          <w:color w:val="auto"/>
+          <w:kern w:val="2"/>
+          <w:lang w:val="en-US" w:eastAsia="ko-KR" w:bidi="hi-IN"/>
+        </w:rPr>
+      </w:pPr>
+      <w:r>
+        <w:rPr>
+          <w:rFonts w:eastAsia="맑은 고딕" w:cs="Arial Unicode MS"/>
+          <w:color w:val="auto"/>
+          <w:kern w:val="2"/>
+          <w:lang w:val="en-US" w:eastAsia="ko-KR" w:bidi="hi-IN"/>
+        </w:rPr>
+      </w:r>
+    </w:p>
+    <w:p>
+      <w:pPr>
+        <w:pStyle w:val="Normal"/>
+        <w:bidi w:val="0"/>
+        <w:jc w:val="left"/>
+        <w:rPr>
+          <w:b w:val="false"/>
+          <w:b w:val="false"/>
+          <w:bCs w:val="false"/>
+        </w:rPr>
+      </w:pPr>
+      <w:r>
+        <w:rPr>
+          <w:rFonts w:eastAsia="맑은 고딕" w:cs="Arial Unicode MS"/>
           <w:b w:val="false"/>
           <w:bCs w:val="false"/>
           <w:color w:val="auto"/>
@@ -37832,101 +37873,11 @@
           <w:szCs w:val="24"/>
           <w:lang w:val="en-US" w:eastAsia="ko-KR" w:bidi="hi-IN"/>
         </w:rPr>
-        <w:t>애니메이션 분리위해 함수 추가</w:t>
-      </w:r>
-    </w:p>
-    <w:p>
-      <w:pPr>
-        <w:pStyle w:val="Normal"/>
-        <w:bidi w:val="0"/>
-        <w:jc w:val="left"/>
-        <w:rPr>
-          <w:b w:val="false"/>
-          <w:b w:val="false"/>
-          <w:bCs w:val="false"/>
-          <w:sz w:val="20"/>
-          <w:szCs w:val="20"/>
-        </w:rPr>
-      </w:pPr>
-      <w:r>
-        <w:rPr>
-          <w:b w:val="false"/>
-          <w:bCs w:val="false"/>
-          <w:sz w:val="20"/>
-          <w:szCs w:val="20"/>
-        </w:rPr>
-        <w:t>empty</w:t>
-      </w:r>
-      <w:r>
-        <w:rPr>
-          <w:b w:val="false"/>
-          <w:bCs w:val="false"/>
-          <w:sz w:val="20"/>
-          <w:szCs w:val="20"/>
-        </w:rPr>
-        <w:t>무기 설정이 잘못되어있는지 한손검으로 자동으로 바뀌</w:t>
+        <w:t>1.</w:t>
       </w:r>
       <w:r>
         <w:rPr>
           <w:rFonts w:ascii="바탕" w:hAnsi="바탕" w:cs="Arial Unicode MS"/>
-          <w:b w:val="false"/>
-          <w:bCs w:val="false"/>
-          <w:color w:val="auto"/>
-          <w:kern w:val="2"/>
-          <w:sz w:val="20"/>
-          <w:szCs w:val="20"/>
-          <w:lang w:val="en-US" w:eastAsia="ko-KR" w:bidi="hi-IN"/>
-        </w:rPr>
-        <w:t>는것을</w:t>
-      </w:r>
-      <w:r>
-        <w:rPr>
-          <w:b w:val="false"/>
-          <w:bCs w:val="false"/>
-          <w:sz w:val="20"/>
-          <w:szCs w:val="20"/>
-        </w:rPr>
-        <w:t xml:space="preserve"> 임시로 처리</w:t>
-      </w:r>
-    </w:p>
-    <w:p>
-      <w:pPr>
-        <w:pStyle w:val="Normal"/>
-        <w:bidi w:val="0"/>
-        <w:jc w:val="left"/>
-        <w:rPr>
-          <w:b w:val="false"/>
-          <w:b w:val="false"/>
-          <w:bCs w:val="false"/>
-          <w:sz w:val="20"/>
-          <w:szCs w:val="20"/>
-        </w:rPr>
-      </w:pPr>
-      <w:r>
-        <w:rPr>
-          <w:b w:val="false"/>
-          <w:bCs w:val="false"/>
-          <w:sz w:val="20"/>
-          <w:szCs w:val="20"/>
-        </w:rPr>
-      </w:r>
-    </w:p>
-    <w:p>
-      <w:pPr>
-        <w:pStyle w:val="Normal"/>
-        <w:bidi w:val="0"/>
-        <w:jc w:val="left"/>
-        <w:rPr>
-          <w:b w:val="false"/>
-          <w:b w:val="false"/>
-          <w:bCs w:val="false"/>
-          <w:sz w:val="20"/>
-          <w:szCs w:val="20"/>
-        </w:rPr>
-      </w:pPr>
-      <w:r>
-        <w:rPr>
-          <w:rFonts w:eastAsia="맑은 고딕" w:cs="Arial Unicode MS"/>
           <w:b w:val="false"/>
           <w:bCs w:val="false"/>
           <w:color w:val="auto"/>
@@ -37935,11 +37886,101 @@
           <w:szCs w:val="24"/>
           <w:lang w:val="en-US" w:eastAsia="ko-KR" w:bidi="hi-IN"/>
         </w:rPr>
-        <w:t>2.</w:t>
+        <w:t>애니메이션 분리위해 함수 추가</w:t>
+      </w:r>
+    </w:p>
+    <w:p>
+      <w:pPr>
+        <w:pStyle w:val="Normal"/>
+        <w:bidi w:val="0"/>
+        <w:jc w:val="left"/>
+        <w:rPr>
+          <w:b w:val="false"/>
+          <w:b w:val="false"/>
+          <w:bCs w:val="false"/>
+          <w:sz w:val="20"/>
+          <w:szCs w:val="20"/>
+        </w:rPr>
+      </w:pPr>
+      <w:r>
+        <w:rPr>
+          <w:b w:val="false"/>
+          <w:bCs w:val="false"/>
+          <w:sz w:val="20"/>
+          <w:szCs w:val="20"/>
+        </w:rPr>
+        <w:t>empty</w:t>
+      </w:r>
+      <w:r>
+        <w:rPr>
+          <w:b w:val="false"/>
+          <w:bCs w:val="false"/>
+          <w:sz w:val="20"/>
+          <w:szCs w:val="20"/>
+        </w:rPr>
+        <w:t>무기 설정이 잘못되어있는지 한손검으로 자동으로 바뀌</w:t>
       </w:r>
       <w:r>
         <w:rPr>
           <w:rFonts w:ascii="바탕" w:hAnsi="바탕" w:cs="Arial Unicode MS"/>
+          <w:b w:val="false"/>
+          <w:bCs w:val="false"/>
+          <w:color w:val="auto"/>
+          <w:kern w:val="2"/>
+          <w:sz w:val="20"/>
+          <w:szCs w:val="20"/>
+          <w:lang w:val="en-US" w:eastAsia="ko-KR" w:bidi="hi-IN"/>
+        </w:rPr>
+        <w:t>는것을</w:t>
+      </w:r>
+      <w:r>
+        <w:rPr>
+          <w:b w:val="false"/>
+          <w:bCs w:val="false"/>
+          <w:sz w:val="20"/>
+          <w:szCs w:val="20"/>
+        </w:rPr>
+        <w:t xml:space="preserve"> 임시로 처리</w:t>
+      </w:r>
+    </w:p>
+    <w:p>
+      <w:pPr>
+        <w:pStyle w:val="Normal"/>
+        <w:bidi w:val="0"/>
+        <w:jc w:val="left"/>
+        <w:rPr>
+          <w:b w:val="false"/>
+          <w:b w:val="false"/>
+          <w:bCs w:val="false"/>
+          <w:sz w:val="20"/>
+          <w:szCs w:val="20"/>
+        </w:rPr>
+      </w:pPr>
+      <w:r>
+        <w:rPr>
+          <w:b w:val="false"/>
+          <w:bCs w:val="false"/>
+          <w:sz w:val="20"/>
+          <w:szCs w:val="20"/>
+        </w:rPr>
+      </w:r>
+    </w:p>
+    <w:p>
+      <w:pPr>
+        <w:pStyle w:val="Normal"/>
+        <w:bidi w:val="0"/>
+        <w:jc w:val="left"/>
+        <w:rPr>
+          <w:b w:val="false"/>
+          <w:b w:val="false"/>
+          <w:bCs w:val="false"/>
+          <w:sz w:val="20"/>
+          <w:szCs w:val="20"/>
+        </w:rPr>
+      </w:pPr>
+      <w:r>
+        <w:rPr>
+          <w:rFonts w:eastAsia="맑은 고딕" w:cs="Arial Unicode MS"/>
           <w:b w:val="false"/>
           <w:bCs w:val="false"/>
           <w:color w:val="auto"/>
@@ -37948,98 +37989,48 @@
           <w:szCs w:val="24"/>
           <w:lang w:val="en-US" w:eastAsia="ko-KR" w:bidi="hi-IN"/>
         </w:rPr>
-        <w:t>애니메이션 분리위해 함수 추가</w:t>
-      </w:r>
-    </w:p>
-    <w:p>
-      <w:pPr>
-        <w:pStyle w:val="Normal"/>
-        <w:bidi w:val="0"/>
-        <w:jc w:val="left"/>
-        <w:rPr>
-          <w:b w:val="false"/>
+        <w:t>2.</w:t>
+      </w:r>
+      <w:r>
+        <w:rPr>
+          <w:rFonts w:ascii="바탕" w:hAnsi="바탕" w:cs="Arial Unicode MS"/>
           <w:b w:val="false"/>
           <w:bCs w:val="false"/>
-          <w:sz w:val="20"/>
-          <w:szCs w:val="20"/>
-        </w:rPr>
-      </w:pPr>
-      <w:r>
-        <w:rPr>
-          <w:rFonts w:ascii="바탕" w:hAnsi="바탕" w:cs="Arial Unicode MS"/>
-          <w:b w:val="false"/>
-          <w:bCs w:val="false"/>
-          <w:color w:val="auto"/>
-          <w:kern w:val="2"/>
-          <w:sz w:val="20"/>
-          <w:szCs w:val="20"/>
-          <w:lang w:val="en-US" w:eastAsia="ko-KR" w:bidi="hi-IN"/>
-        </w:rPr>
-        <w:t xml:space="preserve">상자로 루팅 시스템 결합되어있어서 </w:t>
-      </w:r>
-      <w:r>
-        <w:rPr>
-          <w:rFonts w:eastAsia="맑은 고딕" w:cs="Arial Unicode MS"/>
-          <w:b w:val="false"/>
-          <w:bCs w:val="false"/>
-          <w:color w:val="auto"/>
-          <w:kern w:val="2"/>
-          <w:sz w:val="20"/>
-          <w:szCs w:val="20"/>
-          <w:lang w:val="en-US" w:eastAsia="ko-KR" w:bidi="hi-IN"/>
-        </w:rPr>
-        <w:t>UI</w:t>
-      </w:r>
-      <w:r>
-        <w:rPr>
-          <w:rFonts w:ascii="바탕" w:hAnsi="바탕" w:cs="Arial Unicode MS"/>
-          <w:b w:val="false"/>
-          <w:bCs w:val="false"/>
-          <w:color w:val="auto"/>
-          <w:kern w:val="2"/>
-          <w:sz w:val="20"/>
-          <w:szCs w:val="20"/>
-          <w:lang w:val="en-US" w:eastAsia="ko-KR" w:bidi="hi-IN"/>
-        </w:rPr>
-        <w:t>가 상자에만 접근가능 한데 컴포넌트로 루팅 시스템 분리하고 다른곳에서 사용할수 있게 만듦</w:t>
-      </w:r>
-    </w:p>
-    <w:p>
-      <w:pPr>
-        <w:pStyle w:val="Normal"/>
-        <w:bidi w:val="0"/>
-        <w:jc w:val="left"/>
-        <w:rPr>
-          <w:rFonts w:ascii="바탕" w:hAnsi="바탕" w:eastAsia="맑은 고딕" w:cs="Arial Unicode MS"/>
           <w:color w:val="auto"/>
           <w:kern w:val="2"/>
           <w:sz w:val="24"/>
           <w:szCs w:val="24"/>
           <w:lang w:val="en-US" w:eastAsia="ko-KR" w:bidi="hi-IN"/>
         </w:rPr>
-      </w:pPr>
-      <w:r>
-        <w:rPr>
+        <w:t>애니메이션 분리위해 함수 추가</w:t>
+      </w:r>
+    </w:p>
+    <w:p>
+      <w:pPr>
+        <w:pStyle w:val="Normal"/>
+        <w:bidi w:val="0"/>
+        <w:jc w:val="left"/>
+        <w:rPr>
+          <w:b w:val="false"/>
           <w:b w:val="false"/>
           <w:bCs w:val="false"/>
           <w:sz w:val="20"/>
           <w:szCs w:val="20"/>
         </w:rPr>
-      </w:r>
-    </w:p>
-    <w:p>
-      <w:pPr>
-        <w:pStyle w:val="Normal"/>
-        <w:bidi w:val="0"/>
-        <w:jc w:val="left"/>
-        <w:rPr>
-          <w:b w:val="false"/>
+      </w:pPr>
+      <w:r>
+        <w:rPr>
+          <w:rFonts w:ascii="바탕" w:hAnsi="바탕" w:cs="Arial Unicode MS"/>
           <w:b w:val="false"/>
           <w:bCs w:val="false"/>
-          <w:sz w:val="20"/>
-          <w:szCs w:val="20"/>
-        </w:rPr>
-      </w:pPr>
+          <w:color w:val="auto"/>
+          <w:kern w:val="2"/>
+          <w:sz w:val="20"/>
+          <w:szCs w:val="20"/>
+          <w:lang w:val="en-US" w:eastAsia="ko-KR" w:bidi="hi-IN"/>
+        </w:rPr>
+        <w:t xml:space="preserve">상자로 루팅 시스템 결합되어있어서 </w:t>
+      </w:r>
       <w:r>
         <w:rPr>
           <w:rFonts w:eastAsia="맑은 고딕" w:cs="Arial Unicode MS"/>
@@ -38051,7 +38042,7 @@
           <w:szCs w:val="20"/>
           <w:lang w:val="en-US" w:eastAsia="ko-KR" w:bidi="hi-IN"/>
         </w:rPr>
-        <w:t xml:space="preserve">- </w:t>
+        <w:t>UI</w:t>
       </w:r>
       <w:r>
         <w:rPr>
@@ -38064,152 +38055,7 @@
           <w:szCs w:val="20"/>
           <w:lang w:val="en-US" w:eastAsia="ko-KR" w:bidi="hi-IN"/>
         </w:rPr>
-        <w:t xml:space="preserve">루팅박스 내부의 스켈레탈메시 추가 </w:t>
-      </w:r>
-      <w:r>
-        <w:rPr>
-          <w:rFonts w:eastAsia="맑은 고딕" w:cs="Arial Unicode MS"/>
-          <w:b w:val="false"/>
-          <w:bCs w:val="false"/>
-          <w:color w:val="auto"/>
-          <w:kern w:val="2"/>
-          <w:sz w:val="20"/>
-          <w:szCs w:val="20"/>
-          <w:lang w:val="en-US" w:eastAsia="ko-KR" w:bidi="hi-IN"/>
-        </w:rPr>
-        <w:t xml:space="preserve">-&gt; </w:t>
-      </w:r>
-      <w:r>
-        <w:rPr>
-          <w:rFonts w:ascii="바탕" w:hAnsi="바탕" w:cs="Arial Unicode MS"/>
-          <w:b w:val="false"/>
-          <w:bCs w:val="false"/>
-          <w:color w:val="auto"/>
-          <w:kern w:val="2"/>
-          <w:sz w:val="20"/>
-          <w:szCs w:val="20"/>
-          <w:lang w:val="en-US" w:eastAsia="ko-KR" w:bidi="hi-IN"/>
-        </w:rPr>
-        <w:t>자손에서 이용할 용도</w:t>
-      </w:r>
-      <w:r>
-        <w:rPr>
-          <w:rFonts w:eastAsia="맑은 고딕" w:cs="Arial Unicode MS"/>
-          <w:b w:val="false"/>
-          <w:bCs w:val="false"/>
-          <w:color w:val="auto"/>
-          <w:kern w:val="2"/>
-          <w:sz w:val="20"/>
-          <w:szCs w:val="20"/>
-          <w:lang w:val="en-US" w:eastAsia="ko-KR" w:bidi="hi-IN"/>
-        </w:rPr>
-        <w:t>(</w:t>
-      </w:r>
-      <w:r>
-        <w:rPr>
-          <w:rFonts w:ascii="바탕" w:hAnsi="바탕" w:cs="Arial Unicode MS"/>
-          <w:b w:val="false"/>
-          <w:bCs w:val="false"/>
-          <w:color w:val="auto"/>
-          <w:kern w:val="2"/>
-          <w:sz w:val="20"/>
-          <w:szCs w:val="20"/>
-          <w:lang w:val="en-US" w:eastAsia="ko-KR" w:bidi="hi-IN"/>
-        </w:rPr>
-        <w:t xml:space="preserve">루팅박스는 </w:t>
-      </w:r>
-      <w:r>
-        <w:rPr>
-          <w:rFonts w:eastAsia="맑은 고딕" w:cs="Arial Unicode MS"/>
-          <w:b w:val="false"/>
-          <w:bCs w:val="false"/>
-          <w:color w:val="auto"/>
-          <w:kern w:val="2"/>
-          <w:sz w:val="20"/>
-          <w:szCs w:val="20"/>
-          <w:lang w:val="en-US" w:eastAsia="ko-KR" w:bidi="hi-IN"/>
-        </w:rPr>
-        <w:t>X)</w:t>
-      </w:r>
-    </w:p>
-    <w:p>
-      <w:pPr>
-        <w:pStyle w:val="Normal"/>
-        <w:bidi w:val="0"/>
-        <w:jc w:val="left"/>
-        <w:rPr>
-          <w:b w:val="false"/>
-          <w:b w:val="false"/>
-          <w:bCs w:val="false"/>
-          <w:sz w:val="20"/>
-          <w:szCs w:val="20"/>
-        </w:rPr>
-      </w:pPr>
-      <w:r>
-        <w:rPr>
-          <w:rFonts w:eastAsia="맑은 고딕" w:cs="Arial Unicode MS"/>
-          <w:b w:val="false"/>
-          <w:bCs w:val="false"/>
-          <w:color w:val="auto"/>
-          <w:kern w:val="2"/>
-          <w:sz w:val="20"/>
-          <w:szCs w:val="20"/>
-          <w:lang w:val="en-US" w:eastAsia="ko-KR" w:bidi="hi-IN"/>
-        </w:rPr>
-        <w:t xml:space="preserve">- </w:t>
-      </w:r>
-      <w:r>
-        <w:rPr>
-          <w:rFonts w:ascii="바탕" w:hAnsi="바탕" w:cs="Arial Unicode MS"/>
-          <w:b w:val="false"/>
-          <w:bCs w:val="false"/>
-          <w:color w:val="auto"/>
-          <w:kern w:val="2"/>
-          <w:sz w:val="20"/>
-          <w:szCs w:val="20"/>
-          <w:lang w:val="en-US" w:eastAsia="ko-KR" w:bidi="hi-IN"/>
-        </w:rPr>
-        <w:t>스켈레탈 메시 내에 컴포넌트 오버랩 감지용 박스 추가</w:t>
-      </w:r>
-    </w:p>
-    <w:p>
-      <w:pPr>
-        <w:pStyle w:val="Normal"/>
-        <w:bidi w:val="0"/>
-        <w:jc w:val="left"/>
-        <w:rPr>
-          <w:b w:val="false"/>
-          <w:b w:val="false"/>
-          <w:bCs w:val="false"/>
-          <w:sz w:val="20"/>
-          <w:szCs w:val="20"/>
-        </w:rPr>
-      </w:pPr>
-      <w:r>
-        <w:rPr>
-          <w:rFonts w:eastAsia="맑은 고딕" w:cs="Arial Unicode MS"/>
-          <w:b w:val="false"/>
-          <w:bCs w:val="false"/>
-          <w:color w:val="auto"/>
-          <w:kern w:val="2"/>
-          <w:sz w:val="20"/>
-          <w:szCs w:val="20"/>
-          <w:lang w:val="en-US" w:eastAsia="ko-KR" w:bidi="hi-IN"/>
-        </w:rPr>
-        <w:t xml:space="preserve">- </w:t>
-      </w:r>
-      <w:r>
-        <w:rPr>
-          <w:rFonts w:ascii="바탕" w:hAnsi="바탕" w:cs="Arial Unicode MS"/>
-          <w:b w:val="false"/>
-          <w:bCs w:val="false"/>
-          <w:color w:val="auto"/>
-          <w:kern w:val="2"/>
-          <w:sz w:val="20"/>
-          <w:szCs w:val="20"/>
-          <w:lang w:val="en-US" w:eastAsia="ko-KR" w:bidi="hi-IN"/>
-        </w:rPr>
-        <w:t>박스를 통해 컴포넌트오버랩으로 근처에 있는지 체크하고 라인트레이스로 스켈레탈메시와 충돌하면 상호작용</w:t>
+        <w:t>가 상자에만 접근가능 한데 컴포넌트로 루팅 시스템 분리하고 다른곳에서 사용할수 있게 만듦</w:t>
       </w:r>
     </w:p>
     <w:p>
@@ -38228,180 +38074,223 @@
       </w:pPr>
       <w:r>
         <w:rPr>
-          <w:b w:val="false"/>
-          <w:bCs w:val="false"/>
-          <w:sz w:val="20"/>
-          <w:szCs w:val="20"/>
-        </w:rPr>
-      </w:r>
-    </w:p>
-    <w:p>
-      <w:pPr>
-        <w:pStyle w:val="Normal"/>
-        <w:bidi w:val="0"/>
-        <w:jc w:val="left"/>
-        <w:rPr>
-          <w:rFonts w:ascii="바탕" w:hAnsi="바탕" w:eastAsia="맑은 고딕" w:cs="Arial Unicode MS"/>
+          <w:rFonts w:eastAsia="맑은 고딕" w:cs="Arial Unicode MS"/>
           <w:color w:val="auto"/>
           <w:kern w:val="2"/>
           <w:sz w:val="24"/>
           <w:szCs w:val="24"/>
           <w:lang w:val="en-US" w:eastAsia="ko-KR" w:bidi="hi-IN"/>
         </w:rPr>
-      </w:pPr>
-      <w:r>
-        <w:rPr>
+      </w:r>
+    </w:p>
+    <w:p>
+      <w:pPr>
+        <w:pStyle w:val="Normal"/>
+        <w:bidi w:val="0"/>
+        <w:jc w:val="left"/>
+        <w:rPr>
+          <w:b w:val="false"/>
           <w:b w:val="false"/>
           <w:bCs w:val="false"/>
           <w:sz w:val="20"/>
           <w:szCs w:val="20"/>
         </w:rPr>
-      </w:r>
-    </w:p>
-    <w:p>
-      <w:pPr>
-        <w:pStyle w:val="Normal"/>
-        <w:bidi w:val="0"/>
-        <w:jc w:val="left"/>
-        <w:rPr>
-          <w:b w:val="false"/>
+      </w:pPr>
+      <w:r>
+        <w:rPr>
+          <w:rFonts w:eastAsia="맑은 고딕" w:cs="Arial Unicode MS"/>
           <w:b w:val="false"/>
           <w:bCs w:val="false"/>
-          <w:sz w:val="20"/>
-          <w:szCs w:val="20"/>
-        </w:rPr>
-      </w:pPr>
+          <w:color w:val="auto"/>
+          <w:kern w:val="2"/>
+          <w:sz w:val="20"/>
+          <w:szCs w:val="20"/>
+          <w:lang w:val="en-US" w:eastAsia="ko-KR" w:bidi="hi-IN"/>
+        </w:rPr>
+        <w:t xml:space="preserve">- </w:t>
+      </w:r>
+      <w:r>
+        <w:rPr>
+          <w:rFonts w:ascii="바탕" w:hAnsi="바탕" w:cs="Arial Unicode MS"/>
+          <w:b w:val="false"/>
+          <w:bCs w:val="false"/>
+          <w:color w:val="auto"/>
+          <w:kern w:val="2"/>
+          <w:sz w:val="20"/>
+          <w:szCs w:val="20"/>
+          <w:lang w:val="en-US" w:eastAsia="ko-KR" w:bidi="hi-IN"/>
+        </w:rPr>
+        <w:t xml:space="preserve">루팅박스 내부의 스켈레탈메시 추가 </w:t>
+      </w:r>
       <w:r>
         <w:rPr>
           <w:rFonts w:eastAsia="맑은 고딕" w:cs="Arial Unicode MS"/>
           <w:b w:val="false"/>
           <w:bCs w:val="false"/>
+          <w:color w:val="auto"/>
+          <w:kern w:val="2"/>
+          <w:sz w:val="20"/>
+          <w:szCs w:val="20"/>
+          <w:lang w:val="en-US" w:eastAsia="ko-KR" w:bidi="hi-IN"/>
+        </w:rPr>
+        <w:t xml:space="preserve">-&gt; </w:t>
+      </w:r>
+      <w:r>
+        <w:rPr>
+          <w:rFonts w:ascii="바탕" w:hAnsi="바탕" w:cs="Arial Unicode MS"/>
+          <w:b w:val="false"/>
+          <w:bCs w:val="false"/>
+          <w:color w:val="auto"/>
+          <w:kern w:val="2"/>
+          <w:sz w:val="20"/>
+          <w:szCs w:val="20"/>
+          <w:lang w:val="en-US" w:eastAsia="ko-KR" w:bidi="hi-IN"/>
+        </w:rPr>
+        <w:t>자손에서 이용할 용도</w:t>
+      </w:r>
+      <w:r>
+        <w:rPr>
+          <w:rFonts w:eastAsia="맑은 고딕" w:cs="Arial Unicode MS"/>
+          <w:b w:val="false"/>
+          <w:bCs w:val="false"/>
+          <w:color w:val="auto"/>
+          <w:kern w:val="2"/>
+          <w:sz w:val="20"/>
+          <w:szCs w:val="20"/>
+          <w:lang w:val="en-US" w:eastAsia="ko-KR" w:bidi="hi-IN"/>
+        </w:rPr>
+        <w:t>(</w:t>
+      </w:r>
+      <w:r>
+        <w:rPr>
+          <w:rFonts w:ascii="바탕" w:hAnsi="바탕" w:cs="Arial Unicode MS"/>
+          <w:b w:val="false"/>
+          <w:bCs w:val="false"/>
+          <w:color w:val="auto"/>
+          <w:kern w:val="2"/>
+          <w:sz w:val="20"/>
+          <w:szCs w:val="20"/>
+          <w:lang w:val="en-US" w:eastAsia="ko-KR" w:bidi="hi-IN"/>
+        </w:rPr>
+        <w:t xml:space="preserve">루팅박스는 </w:t>
+      </w:r>
+      <w:r>
+        <w:rPr>
+          <w:rFonts w:eastAsia="맑은 고딕" w:cs="Arial Unicode MS"/>
+          <w:b w:val="false"/>
+          <w:bCs w:val="false"/>
+          <w:color w:val="auto"/>
+          <w:kern w:val="2"/>
+          <w:sz w:val="20"/>
+          <w:szCs w:val="20"/>
+          <w:lang w:val="en-US" w:eastAsia="ko-KR" w:bidi="hi-IN"/>
+        </w:rPr>
+        <w:t>X)</w:t>
+      </w:r>
+    </w:p>
+    <w:p>
+      <w:pPr>
+        <w:pStyle w:val="Normal"/>
+        <w:bidi w:val="0"/>
+        <w:jc w:val="left"/>
+        <w:rPr>
+          <w:b w:val="false"/>
+          <w:b w:val="false"/>
+          <w:bCs w:val="false"/>
+          <w:sz w:val="20"/>
+          <w:szCs w:val="20"/>
+        </w:rPr>
+      </w:pPr>
+      <w:r>
+        <w:rPr>
+          <w:rFonts w:eastAsia="맑은 고딕" w:cs="Arial Unicode MS"/>
+          <w:b w:val="false"/>
+          <w:bCs w:val="false"/>
+          <w:color w:val="auto"/>
+          <w:kern w:val="2"/>
+          <w:sz w:val="20"/>
+          <w:szCs w:val="20"/>
+          <w:lang w:val="en-US" w:eastAsia="ko-KR" w:bidi="hi-IN"/>
+        </w:rPr>
+        <w:t xml:space="preserve">- </w:t>
+      </w:r>
+      <w:r>
+        <w:rPr>
+          <w:rFonts w:ascii="바탕" w:hAnsi="바탕" w:cs="Arial Unicode MS"/>
+          <w:b w:val="false"/>
+          <w:bCs w:val="false"/>
+          <w:color w:val="auto"/>
+          <w:kern w:val="2"/>
+          <w:sz w:val="20"/>
+          <w:szCs w:val="20"/>
+          <w:lang w:val="en-US" w:eastAsia="ko-KR" w:bidi="hi-IN"/>
+        </w:rPr>
+        <w:t>스켈레탈 메시 내에 컴포넌트 오버랩 감지용 박스 추가</w:t>
+      </w:r>
+    </w:p>
+    <w:p>
+      <w:pPr>
+        <w:pStyle w:val="Normal"/>
+        <w:bidi w:val="0"/>
+        <w:jc w:val="left"/>
+        <w:rPr>
+          <w:b w:val="false"/>
+          <w:b w:val="false"/>
+          <w:bCs w:val="false"/>
+          <w:sz w:val="20"/>
+          <w:szCs w:val="20"/>
+        </w:rPr>
+      </w:pPr>
+      <w:r>
+        <w:rPr>
+          <w:rFonts w:eastAsia="맑은 고딕" w:cs="Arial Unicode MS"/>
+          <w:b w:val="false"/>
+          <w:bCs w:val="false"/>
+          <w:color w:val="auto"/>
+          <w:kern w:val="2"/>
+          <w:sz w:val="20"/>
+          <w:szCs w:val="20"/>
+          <w:lang w:val="en-US" w:eastAsia="ko-KR" w:bidi="hi-IN"/>
+        </w:rPr>
+        <w:t xml:space="preserve">- </w:t>
+      </w:r>
+      <w:r>
+        <w:rPr>
+          <w:rFonts w:ascii="바탕" w:hAnsi="바탕" w:cs="Arial Unicode MS"/>
+          <w:b w:val="false"/>
+          <w:bCs w:val="false"/>
+          <w:color w:val="auto"/>
+          <w:kern w:val="2"/>
+          <w:sz w:val="20"/>
+          <w:szCs w:val="20"/>
+          <w:lang w:val="en-US" w:eastAsia="ko-KR" w:bidi="hi-IN"/>
+        </w:rPr>
+        <w:t>박스를 통해 컴포넌트오버랩으로 근처에 있는지 체크하고 라인트레이스로 스켈레탈메시와 충돌하면 상호작용</w:t>
+      </w:r>
+    </w:p>
+    <w:p>
+      <w:pPr>
+        <w:pStyle w:val="Normal"/>
+        <w:bidi w:val="0"/>
+        <w:jc w:val="left"/>
+        <w:rPr>
+          <w:rFonts w:ascii="바탕" w:hAnsi="바탕" w:eastAsia="맑은 고딕" w:cs="Arial Unicode MS"/>
           <w:color w:val="auto"/>
           <w:kern w:val="2"/>
           <w:sz w:val="24"/>
           <w:szCs w:val="24"/>
           <w:lang w:val="en-US" w:eastAsia="ko-KR" w:bidi="hi-IN"/>
         </w:rPr>
-        <w:t>3.</w:t>
-      </w:r>
-      <w:r>
-        <w:rPr>
-          <w:rFonts w:ascii="바탕" w:hAnsi="바탕" w:cs="Arial Unicode MS"/>
-          <w:b w:val="false"/>
-          <w:bCs w:val="false"/>
+      </w:pPr>
+      <w:r>
+        <w:rPr>
+          <w:rFonts w:eastAsia="맑은 고딕" w:cs="Arial Unicode MS"/>
           <w:color w:val="auto"/>
           <w:kern w:val="2"/>
           <w:sz w:val="24"/>
           <w:szCs w:val="24"/>
           <w:lang w:val="en-US" w:eastAsia="ko-KR" w:bidi="hi-IN"/>
         </w:rPr>
-        <w:t>대화 지문 시스템</w:t>
-      </w:r>
-    </w:p>
-    <w:p>
-      <w:pPr>
-        <w:pStyle w:val="Normal"/>
-        <w:bidi w:val="0"/>
-        <w:jc w:val="left"/>
-        <w:rPr>
-          <w:b w:val="false"/>
-          <w:b w:val="false"/>
-          <w:bCs w:val="false"/>
-          <w:sz w:val="20"/>
-          <w:szCs w:val="20"/>
-        </w:rPr>
-      </w:pPr>
-      <w:r>
-        <w:rPr>
-          <w:rFonts w:eastAsia="맑은 고딕" w:cs="Arial Unicode MS"/>
-          <w:b w:val="false"/>
-          <w:bCs w:val="false"/>
-          <w:color w:val="auto"/>
-          <w:kern w:val="2"/>
-          <w:sz w:val="20"/>
-          <w:szCs w:val="20"/>
-          <w:lang w:val="en-US" w:eastAsia="ko-KR" w:bidi="hi-IN"/>
-        </w:rPr>
-        <w:t xml:space="preserve">- </w:t>
-      </w:r>
-      <w:r>
-        <w:rPr>
-          <w:rFonts w:ascii="바탕" w:hAnsi="바탕" w:cs="Arial Unicode MS"/>
-          <w:b w:val="false"/>
-          <w:bCs w:val="false"/>
-          <w:color w:val="auto"/>
-          <w:kern w:val="2"/>
-          <w:sz w:val="20"/>
-          <w:szCs w:val="20"/>
-          <w:lang w:val="en-US" w:eastAsia="ko-KR" w:bidi="hi-IN"/>
-        </w:rPr>
-        <w:t>대화 지문을 기록할 데이터 테이블 ← 사전에 정의하고 향후 수정 불가능한 부분</w:t>
-      </w:r>
-    </w:p>
-    <w:p>
-      <w:pPr>
-        <w:pStyle w:val="Normal"/>
-        <w:bidi w:val="0"/>
-        <w:jc w:val="left"/>
-        <w:rPr>
-          <w:b w:val="false"/>
-          <w:b w:val="false"/>
-          <w:bCs w:val="false"/>
-          <w:sz w:val="20"/>
-          <w:szCs w:val="20"/>
-        </w:rPr>
-      </w:pPr>
-      <w:r>
-        <w:rPr>
-          <w:rFonts w:eastAsia="맑은 고딕" w:cs="Arial Unicode MS"/>
-          <w:b w:val="false"/>
-          <w:bCs w:val="false"/>
-          <w:color w:val="auto"/>
-          <w:kern w:val="2"/>
-          <w:sz w:val="20"/>
-          <w:szCs w:val="20"/>
-          <w:lang w:val="en-US" w:eastAsia="ko-KR" w:bidi="hi-IN"/>
-        </w:rPr>
-        <w:t xml:space="preserve">- </w:t>
-      </w:r>
-      <w:r>
-        <w:rPr>
-          <w:rFonts w:ascii="바탕" w:hAnsi="바탕" w:cs="Arial Unicode MS"/>
-          <w:b w:val="false"/>
-          <w:bCs w:val="false"/>
-          <w:color w:val="auto"/>
-          <w:kern w:val="2"/>
-          <w:sz w:val="20"/>
-          <w:szCs w:val="20"/>
-          <w:lang w:val="en-US" w:eastAsia="ko-KR" w:bidi="hi-IN"/>
-        </w:rPr>
-        <w:t xml:space="preserve">일단 짧은 대화지문 우선 ← 긴 대화지문은 따로 처리해야하고 짧은 대화지문은 </w:t>
-      </w:r>
-      <w:r>
-        <w:rPr>
-          <w:rFonts w:eastAsia="맑은 고딕" w:cs="Arial Unicode MS"/>
-          <w:b w:val="false"/>
-          <w:bCs w:val="false"/>
-          <w:color w:val="auto"/>
-          <w:kern w:val="2"/>
-          <w:sz w:val="20"/>
-          <w:szCs w:val="20"/>
-          <w:lang w:val="en-US" w:eastAsia="ko-KR" w:bidi="hi-IN"/>
-        </w:rPr>
-        <w:t xml:space="preserve">NPC </w:t>
-      </w:r>
-      <w:r>
-        <w:rPr>
-          <w:rFonts w:ascii="바탕" w:hAnsi="바탕" w:cs="Arial Unicode MS"/>
-          <w:b w:val="false"/>
-          <w:bCs w:val="false"/>
-          <w:color w:val="auto"/>
-          <w:kern w:val="2"/>
-          <w:sz w:val="20"/>
-          <w:szCs w:val="20"/>
-          <w:lang w:val="en-US" w:eastAsia="ko-KR" w:bidi="hi-IN"/>
-        </w:rPr>
-        <w:t>머리위에 간단하게 텍스트 출력하는 방식</w:t>
       </w:r>
     </w:p>
     <w:p>
@@ -38420,42 +38309,31 @@
       </w:pPr>
       <w:r>
         <w:rPr>
-          <w:b w:val="false"/>
-          <w:bCs w:val="false"/>
-          <w:sz w:val="20"/>
-          <w:szCs w:val="20"/>
-        </w:rPr>
-      </w:r>
-    </w:p>
-    <w:p>
-      <w:pPr>
-        <w:pStyle w:val="Normal"/>
-        <w:bidi w:val="0"/>
-        <w:jc w:val="left"/>
-        <w:rPr>
-          <w:b w:val="false"/>
-          <w:b w:val="false"/>
-          <w:bCs w:val="false"/>
-          <w:sz w:val="20"/>
-          <w:szCs w:val="20"/>
-        </w:rPr>
-      </w:pPr>
-      <w:r>
-        <w:rPr>
           <w:rFonts w:eastAsia="맑은 고딕" w:cs="Arial Unicode MS"/>
-          <w:b w:val="false"/>
-          <w:bCs w:val="false"/>
           <w:color w:val="auto"/>
           <w:kern w:val="2"/>
           <w:sz w:val="24"/>
           <w:szCs w:val="24"/>
           <w:lang w:val="en-US" w:eastAsia="ko-KR" w:bidi="hi-IN"/>
         </w:rPr>
-        <w:t>4.</w:t>
-      </w:r>
-      <w:r>
-        <w:rPr>
-          <w:rFonts w:ascii="바탕" w:hAnsi="바탕" w:cs="Arial Unicode MS"/>
+      </w:r>
+    </w:p>
+    <w:p>
+      <w:pPr>
+        <w:pStyle w:val="Normal"/>
+        <w:bidi w:val="0"/>
+        <w:jc w:val="left"/>
+        <w:rPr>
+          <w:b w:val="false"/>
+          <w:b w:val="false"/>
+          <w:bCs w:val="false"/>
+          <w:sz w:val="20"/>
+          <w:szCs w:val="20"/>
+        </w:rPr>
+      </w:pPr>
+      <w:r>
+        <w:rPr>
+          <w:rFonts w:eastAsia="맑은 고딕" w:cs="Arial Unicode MS"/>
           <w:b w:val="false"/>
           <w:bCs w:val="false"/>
           <w:color w:val="auto"/>
@@ -38464,6 +38342,190 @@
           <w:szCs w:val="24"/>
           <w:lang w:val="en-US" w:eastAsia="ko-KR" w:bidi="hi-IN"/>
         </w:rPr>
+        <w:t>3.</w:t>
+      </w:r>
+      <w:r>
+        <w:rPr>
+          <w:rFonts w:ascii="바탕" w:hAnsi="바탕" w:cs="Arial Unicode MS"/>
+          <w:b w:val="false"/>
+          <w:bCs w:val="false"/>
+          <w:color w:val="auto"/>
+          <w:kern w:val="2"/>
+          <w:sz w:val="24"/>
+          <w:szCs w:val="24"/>
+          <w:lang w:val="en-US" w:eastAsia="ko-KR" w:bidi="hi-IN"/>
+        </w:rPr>
+        <w:t>대화 지문 시스템</w:t>
+      </w:r>
+    </w:p>
+    <w:p>
+      <w:pPr>
+        <w:pStyle w:val="Normal"/>
+        <w:bidi w:val="0"/>
+        <w:jc w:val="left"/>
+        <w:rPr>
+          <w:b w:val="false"/>
+          <w:b w:val="false"/>
+          <w:bCs w:val="false"/>
+          <w:sz w:val="20"/>
+          <w:szCs w:val="20"/>
+        </w:rPr>
+      </w:pPr>
+      <w:r>
+        <w:rPr>
+          <w:rFonts w:eastAsia="맑은 고딕" w:cs="Arial Unicode MS"/>
+          <w:b w:val="false"/>
+          <w:bCs w:val="false"/>
+          <w:color w:val="auto"/>
+          <w:kern w:val="2"/>
+          <w:sz w:val="20"/>
+          <w:szCs w:val="20"/>
+          <w:lang w:val="en-US" w:eastAsia="ko-KR" w:bidi="hi-IN"/>
+        </w:rPr>
+        <w:t xml:space="preserve">- </w:t>
+      </w:r>
+      <w:r>
+        <w:rPr>
+          <w:rFonts w:ascii="바탕" w:hAnsi="바탕" w:cs="Arial Unicode MS"/>
+          <w:b w:val="false"/>
+          <w:bCs w:val="false"/>
+          <w:color w:val="auto"/>
+          <w:kern w:val="2"/>
+          <w:sz w:val="20"/>
+          <w:szCs w:val="20"/>
+          <w:lang w:val="en-US" w:eastAsia="ko-KR" w:bidi="hi-IN"/>
+        </w:rPr>
+        <w:t>대화 지문을 기록할 데이터 테이블 ← 사전에 정의하고 향후 수정 불가능한 부분</w:t>
+      </w:r>
+    </w:p>
+    <w:p>
+      <w:pPr>
+        <w:pStyle w:val="Normal"/>
+        <w:bidi w:val="0"/>
+        <w:jc w:val="left"/>
+        <w:rPr>
+          <w:b w:val="false"/>
+          <w:b w:val="false"/>
+          <w:bCs w:val="false"/>
+          <w:sz w:val="20"/>
+          <w:szCs w:val="20"/>
+        </w:rPr>
+      </w:pPr>
+      <w:r>
+        <w:rPr>
+          <w:rFonts w:eastAsia="맑은 고딕" w:cs="Arial Unicode MS"/>
+          <w:b w:val="false"/>
+          <w:bCs w:val="false"/>
+          <w:color w:val="auto"/>
+          <w:kern w:val="2"/>
+          <w:sz w:val="20"/>
+          <w:szCs w:val="20"/>
+          <w:lang w:val="en-US" w:eastAsia="ko-KR" w:bidi="hi-IN"/>
+        </w:rPr>
+        <w:t xml:space="preserve">- </w:t>
+      </w:r>
+      <w:r>
+        <w:rPr>
+          <w:rFonts w:ascii="바탕" w:hAnsi="바탕" w:cs="Arial Unicode MS"/>
+          <w:b w:val="false"/>
+          <w:bCs w:val="false"/>
+          <w:color w:val="auto"/>
+          <w:kern w:val="2"/>
+          <w:sz w:val="20"/>
+          <w:szCs w:val="20"/>
+          <w:lang w:val="en-US" w:eastAsia="ko-KR" w:bidi="hi-IN"/>
+        </w:rPr>
+        <w:t xml:space="preserve">일단 짧은 대화지문 우선 ← 긴 대화지문은 따로 처리해야하고 짧은 대화지문은 </w:t>
+      </w:r>
+      <w:r>
+        <w:rPr>
+          <w:rFonts w:eastAsia="맑은 고딕" w:cs="Arial Unicode MS"/>
+          <w:b w:val="false"/>
+          <w:bCs w:val="false"/>
+          <w:color w:val="auto"/>
+          <w:kern w:val="2"/>
+          <w:sz w:val="20"/>
+          <w:szCs w:val="20"/>
+          <w:lang w:val="en-US" w:eastAsia="ko-KR" w:bidi="hi-IN"/>
+        </w:rPr>
+        <w:t xml:space="preserve">NPC </w:t>
+      </w:r>
+      <w:r>
+        <w:rPr>
+          <w:rFonts w:ascii="바탕" w:hAnsi="바탕" w:cs="Arial Unicode MS"/>
+          <w:b w:val="false"/>
+          <w:bCs w:val="false"/>
+          <w:color w:val="auto"/>
+          <w:kern w:val="2"/>
+          <w:sz w:val="20"/>
+          <w:szCs w:val="20"/>
+          <w:lang w:val="en-US" w:eastAsia="ko-KR" w:bidi="hi-IN"/>
+        </w:rPr>
+        <w:t>머리위에 간단하게 텍스트 출력하는 방식</w:t>
+      </w:r>
+    </w:p>
+    <w:p>
+      <w:pPr>
+        <w:pStyle w:val="Normal"/>
+        <w:bidi w:val="0"/>
+        <w:jc w:val="left"/>
+        <w:rPr>
+          <w:rFonts w:ascii="바탕" w:hAnsi="바탕" w:eastAsia="맑은 고딕" w:cs="Arial Unicode MS"/>
+          <w:color w:val="auto"/>
+          <w:kern w:val="2"/>
+          <w:sz w:val="24"/>
+          <w:szCs w:val="24"/>
+          <w:lang w:val="en-US" w:eastAsia="ko-KR" w:bidi="hi-IN"/>
+        </w:rPr>
+      </w:pPr>
+      <w:r>
+        <w:rPr>
+          <w:rFonts w:eastAsia="맑은 고딕" w:cs="Arial Unicode MS"/>
+          <w:color w:val="auto"/>
+          <w:kern w:val="2"/>
+          <w:sz w:val="24"/>
+          <w:szCs w:val="24"/>
+          <w:lang w:val="en-US" w:eastAsia="ko-KR" w:bidi="hi-IN"/>
+        </w:rPr>
+      </w:r>
+    </w:p>
+    <w:p>
+      <w:pPr>
+        <w:pStyle w:val="Normal"/>
+        <w:bidi w:val="0"/>
+        <w:jc w:val="left"/>
+        <w:rPr>
+          <w:b w:val="false"/>
+          <w:b w:val="false"/>
+          <w:bCs w:val="false"/>
+          <w:sz w:val="20"/>
+          <w:szCs w:val="20"/>
+        </w:rPr>
+      </w:pPr>
+      <w:r>
+        <w:rPr>
+          <w:rFonts w:eastAsia="맑은 고딕" w:cs="Arial Unicode MS"/>
+          <w:b w:val="false"/>
+          <w:bCs w:val="false"/>
+          <w:color w:val="auto"/>
+          <w:kern w:val="2"/>
+          <w:sz w:val="24"/>
+          <w:szCs w:val="24"/>
+          <w:lang w:val="en-US" w:eastAsia="ko-KR" w:bidi="hi-IN"/>
+        </w:rPr>
+        <w:t>4.</w:t>
+      </w:r>
+      <w:r>
+        <w:rPr>
+          <w:rFonts w:ascii="바탕" w:hAnsi="바탕" w:cs="Arial Unicode MS"/>
+          <w:b w:val="false"/>
+          <w:bCs w:val="false"/>
+          <w:color w:val="auto"/>
+          <w:kern w:val="2"/>
+          <w:sz w:val="24"/>
+          <w:szCs w:val="24"/>
+          <w:lang w:val="en-US" w:eastAsia="ko-KR" w:bidi="hi-IN"/>
+        </w:rPr>
         <w:t>팩션 기능</w:t>
       </w:r>
     </w:p>
@@ -38637,6 +38699,1755 @@
           <w:lang w:val="en-US" w:eastAsia="ko-KR" w:bidi="hi-IN"/>
         </w:rPr>
         <w:t>매니저 이용</w:t>
+      </w:r>
+    </w:p>
+    <w:p>
+      <w:pPr>
+        <w:pStyle w:val="Normal"/>
+        <w:bidi w:val="0"/>
+        <w:jc w:val="left"/>
+        <w:rPr>
+          <w:b w:val="false"/>
+          <w:b w:val="false"/>
+          <w:bCs w:val="false"/>
+          <w:sz w:val="20"/>
+          <w:szCs w:val="20"/>
+        </w:rPr>
+      </w:pPr>
+      <w:r>
+        <w:rPr/>
+      </w:r>
+    </w:p>
+    <w:p>
+      <w:pPr>
+        <w:pStyle w:val="Normal"/>
+        <w:bidi w:val="0"/>
+        <w:jc w:val="left"/>
+        <w:rPr>
+          <w:b w:val="false"/>
+          <w:b w:val="false"/>
+          <w:bCs w:val="false"/>
+          <w:sz w:val="20"/>
+          <w:szCs w:val="20"/>
+        </w:rPr>
+      </w:pPr>
+      <w:r>
+        <w:rPr/>
+      </w:r>
+    </w:p>
+    <w:p>
+      <w:pPr>
+        <w:pStyle w:val="Normal"/>
+        <w:bidi w:val="0"/>
+        <w:jc w:val="left"/>
+        <w:rPr>
+          <w:b w:val="false"/>
+          <w:b w:val="false"/>
+          <w:bCs w:val="false"/>
+          <w:sz w:val="20"/>
+          <w:szCs w:val="20"/>
+        </w:rPr>
+      </w:pPr>
+      <w:r>
+        <w:rPr/>
+      </w:r>
+    </w:p>
+    <w:p>
+      <w:pPr>
+        <w:pStyle w:val="Normal"/>
+        <w:bidi w:val="0"/>
+        <w:jc w:val="left"/>
+        <w:rPr>
+          <w:b w:val="false"/>
+          <w:b w:val="false"/>
+          <w:bCs w:val="false"/>
+          <w:sz w:val="20"/>
+          <w:szCs w:val="20"/>
+        </w:rPr>
+      </w:pPr>
+      <w:r>
+        <w:rPr/>
+      </w:r>
+    </w:p>
+    <w:p>
+      <w:pPr>
+        <w:pStyle w:val="Normal"/>
+        <w:bidi w:val="0"/>
+        <w:jc w:val="left"/>
+        <w:rPr>
+          <w:b w:val="false"/>
+          <w:b w:val="false"/>
+          <w:bCs w:val="false"/>
+          <w:sz w:val="20"/>
+          <w:szCs w:val="20"/>
+        </w:rPr>
+      </w:pPr>
+      <w:r>
+        <w:rPr/>
+      </w:r>
+    </w:p>
+    <w:p>
+      <w:pPr>
+        <w:pStyle w:val="Normal"/>
+        <w:bidi w:val="0"/>
+        <w:jc w:val="left"/>
+        <w:rPr>
+          <w:b w:val="false"/>
+          <w:b w:val="false"/>
+          <w:bCs w:val="false"/>
+          <w:sz w:val="20"/>
+          <w:szCs w:val="20"/>
+        </w:rPr>
+      </w:pPr>
+      <w:r>
+        <w:rPr/>
+      </w:r>
+    </w:p>
+    <w:p>
+      <w:pPr>
+        <w:pStyle w:val="Normal"/>
+        <w:bidi w:val="0"/>
+        <w:jc w:val="left"/>
+        <w:rPr>
+          <w:b w:val="false"/>
+          <w:b w:val="false"/>
+          <w:bCs w:val="false"/>
+          <w:sz w:val="20"/>
+          <w:szCs w:val="20"/>
+        </w:rPr>
+      </w:pPr>
+      <w:r>
+        <w:rPr/>
+      </w:r>
+    </w:p>
+    <w:p>
+      <w:pPr>
+        <w:pStyle w:val="Normal"/>
+        <w:bidi w:val="0"/>
+        <w:jc w:val="left"/>
+        <w:rPr>
+          <w:b w:val="false"/>
+          <w:b w:val="false"/>
+          <w:bCs w:val="false"/>
+          <w:sz w:val="20"/>
+          <w:szCs w:val="20"/>
+        </w:rPr>
+      </w:pPr>
+      <w:r>
+        <w:rPr/>
+      </w:r>
+    </w:p>
+    <w:p>
+      <w:pPr>
+        <w:pStyle w:val="Normal"/>
+        <w:bidi w:val="0"/>
+        <w:jc w:val="left"/>
+        <w:rPr>
+          <w:b w:val="false"/>
+          <w:b w:val="false"/>
+          <w:bCs w:val="false"/>
+          <w:sz w:val="20"/>
+          <w:szCs w:val="20"/>
+        </w:rPr>
+      </w:pPr>
+      <w:r>
+        <w:rPr/>
+      </w:r>
+    </w:p>
+    <w:p>
+      <w:pPr>
+        <w:pStyle w:val="Normal"/>
+        <w:bidi w:val="0"/>
+        <w:jc w:val="left"/>
+        <w:rPr>
+          <w:b w:val="false"/>
+          <w:b w:val="false"/>
+          <w:bCs w:val="false"/>
+          <w:sz w:val="20"/>
+          <w:szCs w:val="20"/>
+        </w:rPr>
+      </w:pPr>
+      <w:r>
+        <w:rPr/>
+      </w:r>
+    </w:p>
+    <w:p>
+      <w:pPr>
+        <w:pStyle w:val="Normal"/>
+        <w:bidi w:val="0"/>
+        <w:jc w:val="left"/>
+        <w:rPr>
+          <w:b w:val="false"/>
+          <w:b w:val="false"/>
+          <w:bCs w:val="false"/>
+          <w:sz w:val="20"/>
+          <w:szCs w:val="20"/>
+        </w:rPr>
+      </w:pPr>
+      <w:r>
+        <w:rPr/>
+      </w:r>
+    </w:p>
+    <w:p>
+      <w:pPr>
+        <w:pStyle w:val="Normal"/>
+        <w:bidi w:val="0"/>
+        <w:jc w:val="left"/>
+        <w:rPr>
+          <w:b w:val="false"/>
+          <w:b w:val="false"/>
+          <w:bCs w:val="false"/>
+          <w:sz w:val="20"/>
+          <w:szCs w:val="20"/>
+        </w:rPr>
+      </w:pPr>
+      <w:r>
+        <w:rPr/>
+      </w:r>
+    </w:p>
+    <w:p>
+      <w:pPr>
+        <w:pStyle w:val="Normal"/>
+        <w:bidi w:val="0"/>
+        <w:jc w:val="left"/>
+        <w:rPr>
+          <w:b w:val="false"/>
+          <w:b w:val="false"/>
+          <w:bCs w:val="false"/>
+          <w:sz w:val="20"/>
+          <w:szCs w:val="20"/>
+        </w:rPr>
+      </w:pPr>
+      <w:r>
+        <w:rPr/>
+      </w:r>
+    </w:p>
+    <w:p>
+      <w:pPr>
+        <w:pStyle w:val="Normal"/>
+        <w:bidi w:val="0"/>
+        <w:jc w:val="left"/>
+        <w:rPr>
+          <w:b w:val="false"/>
+          <w:b w:val="false"/>
+          <w:bCs w:val="false"/>
+          <w:sz w:val="20"/>
+          <w:szCs w:val="20"/>
+        </w:rPr>
+      </w:pPr>
+      <w:r>
+        <w:rPr/>
+      </w:r>
+    </w:p>
+    <w:p>
+      <w:pPr>
+        <w:pStyle w:val="Normal"/>
+        <w:bidi w:val="0"/>
+        <w:jc w:val="left"/>
+        <w:rPr>
+          <w:b w:val="false"/>
+          <w:b w:val="false"/>
+          <w:bCs w:val="false"/>
+          <w:sz w:val="20"/>
+          <w:szCs w:val="20"/>
+        </w:rPr>
+      </w:pPr>
+      <w:r>
+        <w:rPr/>
+      </w:r>
+    </w:p>
+    <w:p>
+      <w:pPr>
+        <w:pStyle w:val="Normal"/>
+        <w:bidi w:val="0"/>
+        <w:jc w:val="left"/>
+        <w:rPr>
+          <w:b w:val="false"/>
+          <w:b w:val="false"/>
+          <w:bCs w:val="false"/>
+          <w:sz w:val="20"/>
+          <w:szCs w:val="20"/>
+        </w:rPr>
+      </w:pPr>
+      <w:r>
+        <w:rPr/>
+      </w:r>
+    </w:p>
+    <w:p>
+      <w:pPr>
+        <w:pStyle w:val="Normal"/>
+        <w:bidi w:val="0"/>
+        <w:jc w:val="left"/>
+        <w:rPr>
+          <w:b w:val="false"/>
+          <w:b w:val="false"/>
+          <w:bCs w:val="false"/>
+          <w:sz w:val="20"/>
+          <w:szCs w:val="20"/>
+        </w:rPr>
+      </w:pPr>
+      <w:r>
+        <w:rPr/>
+      </w:r>
+    </w:p>
+    <w:p>
+      <w:pPr>
+        <w:pStyle w:val="Normal"/>
+        <w:bidi w:val="0"/>
+        <w:jc w:val="left"/>
+        <w:rPr>
+          <w:sz w:val="30"/>
+          <w:szCs w:val="30"/>
+        </w:rPr>
+      </w:pPr>
+      <w:r>
+        <w:rPr>
+          <w:rFonts w:eastAsia="맑은 고딕" w:cs="Arial Unicode MS"/>
+          <w:b/>
+          <w:bCs/>
+          <w:color w:val="auto"/>
+          <w:kern w:val="2"/>
+          <w:sz w:val="30"/>
+          <w:szCs w:val="30"/>
+          <w:lang w:val="en-US" w:eastAsia="ko-KR" w:bidi="hi-IN"/>
+        </w:rPr>
+        <w:t>2025</w:t>
+      </w:r>
+      <w:r>
+        <w:rPr>
+          <w:rFonts w:ascii="바탕" w:hAnsi="바탕" w:cs="Arial Unicode MS"/>
+          <w:b/>
+          <w:bCs/>
+          <w:color w:val="auto"/>
+          <w:kern w:val="2"/>
+          <w:sz w:val="30"/>
+          <w:szCs w:val="30"/>
+          <w:lang w:val="en-US" w:eastAsia="ko-KR" w:bidi="hi-IN"/>
+        </w:rPr>
+        <w:t xml:space="preserve">년 </w:t>
+      </w:r>
+      <w:r>
+        <w:rPr>
+          <w:rFonts w:eastAsia="맑은 고딕" w:cs="Arial Unicode MS"/>
+          <w:b/>
+          <w:bCs/>
+          <w:color w:val="auto"/>
+          <w:kern w:val="2"/>
+          <w:sz w:val="30"/>
+          <w:szCs w:val="30"/>
+          <w:lang w:val="en-US" w:eastAsia="ko-KR" w:bidi="hi-IN"/>
+        </w:rPr>
+        <w:t>5</w:t>
+      </w:r>
+      <w:r>
+        <w:rPr>
+          <w:rFonts w:ascii="바탕" w:hAnsi="바탕" w:cs="Arial Unicode MS"/>
+          <w:b/>
+          <w:bCs/>
+          <w:color w:val="auto"/>
+          <w:kern w:val="2"/>
+          <w:sz w:val="30"/>
+          <w:szCs w:val="30"/>
+          <w:lang w:val="en-US" w:eastAsia="ko-KR" w:bidi="hi-IN"/>
+        </w:rPr>
+        <w:t xml:space="preserve">월 </w:t>
+      </w:r>
+      <w:r>
+        <w:rPr>
+          <w:rFonts w:eastAsia="맑은 고딕" w:cs="Arial Unicode MS"/>
+          <w:b/>
+          <w:bCs/>
+          <w:color w:val="auto"/>
+          <w:kern w:val="2"/>
+          <w:sz w:val="30"/>
+          <w:szCs w:val="30"/>
+          <w:lang w:val="en-US" w:eastAsia="ko-KR" w:bidi="hi-IN"/>
+        </w:rPr>
+        <w:t>3</w:t>
+      </w:r>
+      <w:r>
+        <w:rPr>
+          <w:rFonts w:ascii="바탕" w:hAnsi="바탕" w:cs="Arial Unicode MS"/>
+          <w:b/>
+          <w:bCs/>
+          <w:color w:val="auto"/>
+          <w:kern w:val="2"/>
+          <w:sz w:val="30"/>
+          <w:szCs w:val="30"/>
+          <w:lang w:val="en-US" w:eastAsia="ko-KR" w:bidi="hi-IN"/>
+        </w:rPr>
+        <w:t>주차 계획</w:t>
+      </w:r>
+    </w:p>
+    <w:p>
+      <w:pPr>
+        <w:pStyle w:val="Normal"/>
+        <w:bidi w:val="0"/>
+        <w:jc w:val="left"/>
+        <w:rPr>
+          <w:sz w:val="30"/>
+          <w:szCs w:val="30"/>
+        </w:rPr>
+      </w:pPr>
+      <w:r>
+        <w:rPr>
+          <w:rFonts w:eastAsia="맑은 고딕" w:cs="Arial Unicode MS"/>
+          <w:b/>
+          <w:bCs/>
+          <w:color w:val="auto"/>
+          <w:kern w:val="2"/>
+          <w:sz w:val="30"/>
+          <w:szCs w:val="30"/>
+          <w:lang w:val="en-US" w:eastAsia="ko-KR" w:bidi="hi-IN"/>
+        </w:rPr>
+        <w:t>1.</w:t>
+      </w:r>
+      <w:r>
+        <w:rPr>
+          <w:rFonts w:ascii="바탕" w:hAnsi="바탕" w:cs="Arial Unicode MS"/>
+          <w:b/>
+          <w:bCs/>
+          <w:color w:val="auto"/>
+          <w:kern w:val="2"/>
+          <w:sz w:val="30"/>
+          <w:szCs w:val="30"/>
+          <w:lang w:val="en-US" w:eastAsia="ko-KR" w:bidi="hi-IN"/>
+        </w:rPr>
+        <w:t>전투 시스템 구상 우선</w:t>
+      </w:r>
+    </w:p>
+    <w:p>
+      <w:pPr>
+        <w:pStyle w:val="Normal"/>
+        <w:bidi w:val="0"/>
+        <w:jc w:val="left"/>
+        <w:rPr>
+          <w:b w:val="false"/>
+          <w:b w:val="false"/>
+          <w:bCs w:val="false"/>
+          <w:sz w:val="20"/>
+          <w:szCs w:val="20"/>
+        </w:rPr>
+      </w:pPr>
+      <w:r>
+        <w:rPr>
+          <w:rFonts w:eastAsia="맑은 고딕" w:cs="Arial Unicode MS"/>
+          <w:b w:val="false"/>
+          <w:bCs w:val="false"/>
+          <w:color w:val="auto"/>
+          <w:kern w:val="2"/>
+          <w:sz w:val="20"/>
+          <w:szCs w:val="20"/>
+          <w:lang w:val="en-US" w:eastAsia="ko-KR" w:bidi="hi-IN"/>
+        </w:rPr>
+        <w:t xml:space="preserve">- </w:t>
+      </w:r>
+      <w:r>
+        <w:rPr>
+          <w:rFonts w:ascii="바탕" w:hAnsi="바탕" w:cs="Arial Unicode MS"/>
+          <w:b w:val="false"/>
+          <w:bCs w:val="false"/>
+          <w:color w:val="auto"/>
+          <w:kern w:val="2"/>
+          <w:sz w:val="20"/>
+          <w:szCs w:val="20"/>
+          <w:lang w:val="en-US" w:eastAsia="ko-KR" w:bidi="hi-IN"/>
+        </w:rPr>
+        <w:t>피드백의 결과 전투시스템 구현을 먼저 만들어야 한다는 결론 도출</w:t>
+      </w:r>
+    </w:p>
+    <w:p>
+      <w:pPr>
+        <w:pStyle w:val="Normal"/>
+        <w:bidi w:val="0"/>
+        <w:jc w:val="left"/>
+        <w:rPr>
+          <w:b w:val="false"/>
+          <w:b w:val="false"/>
+          <w:bCs w:val="false"/>
+          <w:sz w:val="20"/>
+          <w:szCs w:val="20"/>
+        </w:rPr>
+      </w:pPr>
+      <w:r>
+        <w:rPr>
+          <w:rFonts w:eastAsia="맑은 고딕" w:cs="Arial Unicode MS"/>
+          <w:b w:val="false"/>
+          <w:bCs w:val="false"/>
+          <w:color w:val="auto"/>
+          <w:kern w:val="2"/>
+          <w:sz w:val="20"/>
+          <w:szCs w:val="20"/>
+          <w:lang w:val="en-US" w:eastAsia="ko-KR" w:bidi="hi-IN"/>
+        </w:rPr>
+        <w:t>- NPC AI</w:t>
+      </w:r>
+      <w:r>
+        <w:rPr>
+          <w:rFonts w:ascii="바탕" w:hAnsi="바탕" w:cs="Arial Unicode MS"/>
+          <w:b w:val="false"/>
+          <w:bCs w:val="false"/>
+          <w:color w:val="auto"/>
+          <w:kern w:val="2"/>
+          <w:sz w:val="20"/>
+          <w:szCs w:val="20"/>
+          <w:lang w:val="en-US" w:eastAsia="ko-KR" w:bidi="hi-IN"/>
+        </w:rPr>
+        <w:t>와 공격기능을 만들어 게임 사이클이 온전히 돌아가게끔 구상</w:t>
+      </w:r>
+    </w:p>
+    <w:p>
+      <w:pPr>
+        <w:pStyle w:val="Normal"/>
+        <w:bidi w:val="0"/>
+        <w:jc w:val="left"/>
+        <w:rPr>
+          <w:b w:val="false"/>
+          <w:b w:val="false"/>
+          <w:bCs w:val="false"/>
+          <w:sz w:val="20"/>
+          <w:szCs w:val="20"/>
+        </w:rPr>
+      </w:pPr>
+      <w:r>
+        <w:rPr>
+          <w:rFonts w:eastAsia="맑은 고딕" w:cs="Arial Unicode MS"/>
+          <w:b w:val="false"/>
+          <w:bCs w:val="false"/>
+          <w:color w:val="auto"/>
+          <w:kern w:val="2"/>
+          <w:sz w:val="20"/>
+          <w:szCs w:val="20"/>
+          <w:lang w:val="en-US" w:eastAsia="ko-KR" w:bidi="hi-IN"/>
+        </w:rPr>
+        <w:t xml:space="preserve">- </w:t>
+      </w:r>
+      <w:r>
+        <w:rPr>
+          <w:rFonts w:ascii="바탕" w:hAnsi="바탕" w:cs="Arial Unicode MS"/>
+          <w:b w:val="false"/>
+          <w:bCs w:val="false"/>
+          <w:color w:val="auto"/>
+          <w:kern w:val="2"/>
+          <w:sz w:val="20"/>
+          <w:szCs w:val="20"/>
+          <w:lang w:val="en-US" w:eastAsia="ko-KR" w:bidi="hi-IN"/>
+        </w:rPr>
+        <w:t>전투 시스템에서 패링</w:t>
+      </w:r>
+      <w:r>
+        <w:rPr>
+          <w:rFonts w:eastAsia="맑은 고딕" w:cs="Arial Unicode MS"/>
+          <w:b w:val="false"/>
+          <w:bCs w:val="false"/>
+          <w:color w:val="auto"/>
+          <w:kern w:val="2"/>
+          <w:sz w:val="20"/>
+          <w:szCs w:val="20"/>
+          <w:lang w:val="en-US" w:eastAsia="ko-KR" w:bidi="hi-IN"/>
+        </w:rPr>
+        <w:t xml:space="preserve">, </w:t>
+      </w:r>
+      <w:r>
+        <w:rPr>
+          <w:rFonts w:ascii="바탕" w:hAnsi="바탕" w:cs="Arial Unicode MS"/>
+          <w:b w:val="false"/>
+          <w:bCs w:val="false"/>
+          <w:color w:val="auto"/>
+          <w:kern w:val="2"/>
+          <w:sz w:val="20"/>
+          <w:szCs w:val="20"/>
+          <w:lang w:val="en-US" w:eastAsia="ko-KR" w:bidi="hi-IN"/>
+        </w:rPr>
+        <w:t>회피</w:t>
+      </w:r>
+      <w:r>
+        <w:rPr>
+          <w:rFonts w:eastAsia="맑은 고딕" w:cs="Arial Unicode MS"/>
+          <w:b w:val="false"/>
+          <w:bCs w:val="false"/>
+          <w:color w:val="auto"/>
+          <w:kern w:val="2"/>
+          <w:sz w:val="20"/>
+          <w:szCs w:val="20"/>
+          <w:lang w:val="en-US" w:eastAsia="ko-KR" w:bidi="hi-IN"/>
+        </w:rPr>
+        <w:t xml:space="preserve">, </w:t>
+      </w:r>
+      <w:r>
+        <w:rPr>
+          <w:rFonts w:ascii="바탕" w:hAnsi="바탕" w:cs="Arial Unicode MS"/>
+          <w:b w:val="false"/>
+          <w:bCs w:val="false"/>
+          <w:color w:val="auto"/>
+          <w:kern w:val="2"/>
+          <w:sz w:val="20"/>
+          <w:szCs w:val="20"/>
+          <w:lang w:val="en-US" w:eastAsia="ko-KR" w:bidi="hi-IN"/>
+        </w:rPr>
+        <w:t xml:space="preserve">가드 시스템을 획일화 하고 </w:t>
+      </w:r>
+      <w:r>
+        <w:rPr>
+          <w:rFonts w:eastAsia="맑은 고딕" w:cs="Arial Unicode MS"/>
+          <w:b w:val="false"/>
+          <w:bCs w:val="false"/>
+          <w:color w:val="auto"/>
+          <w:kern w:val="2"/>
+          <w:sz w:val="20"/>
+          <w:szCs w:val="20"/>
+          <w:lang w:val="en-US" w:eastAsia="ko-KR" w:bidi="hi-IN"/>
+        </w:rPr>
+        <w:t>NPC</w:t>
+      </w:r>
+      <w:r>
+        <w:rPr>
+          <w:rFonts w:ascii="바탕" w:hAnsi="바탕" w:cs="Arial Unicode MS"/>
+          <w:b w:val="false"/>
+          <w:bCs w:val="false"/>
+          <w:color w:val="auto"/>
+          <w:kern w:val="2"/>
+          <w:sz w:val="20"/>
+          <w:szCs w:val="20"/>
+          <w:lang w:val="en-US" w:eastAsia="ko-KR" w:bidi="hi-IN"/>
+        </w:rPr>
+        <w:t>의 공격에 맞게 반응하도록 설계하는 것이 주요 목표</w:t>
+      </w:r>
+    </w:p>
+    <w:p>
+      <w:pPr>
+        <w:pStyle w:val="Normal"/>
+        <w:bidi w:val="0"/>
+        <w:jc w:val="left"/>
+        <w:rPr>
+          <w:b w:val="false"/>
+          <w:b w:val="false"/>
+          <w:bCs w:val="false"/>
+          <w:sz w:val="20"/>
+          <w:szCs w:val="20"/>
+        </w:rPr>
+      </w:pPr>
+      <w:r>
+        <w:rPr>
+          <w:rFonts w:eastAsia="맑은 고딕" w:cs="Arial Unicode MS"/>
+          <w:b w:val="false"/>
+          <w:bCs w:val="false"/>
+          <w:color w:val="auto"/>
+          <w:kern w:val="2"/>
+          <w:sz w:val="20"/>
+          <w:szCs w:val="20"/>
+          <w:lang w:val="en-US" w:eastAsia="ko-KR" w:bidi="hi-IN"/>
+        </w:rPr>
+        <w:t xml:space="preserve">- </w:t>
+      </w:r>
+      <w:r>
+        <w:rPr>
+          <w:rFonts w:ascii="바탕" w:hAnsi="바탕" w:cs="Arial Unicode MS"/>
+          <w:b w:val="false"/>
+          <w:bCs w:val="false"/>
+          <w:color w:val="auto"/>
+          <w:kern w:val="2"/>
+          <w:sz w:val="20"/>
+          <w:szCs w:val="20"/>
+          <w:lang w:val="en-US" w:eastAsia="ko-KR" w:bidi="hi-IN"/>
+        </w:rPr>
+        <w:t>직업 분류하기</w:t>
+      </w:r>
+    </w:p>
+    <w:p>
+      <w:pPr>
+        <w:pStyle w:val="Normal"/>
+        <w:bidi w:val="0"/>
+        <w:jc w:val="left"/>
+        <w:rPr>
+          <w:b w:val="false"/>
+          <w:b w:val="false"/>
+          <w:bCs w:val="false"/>
+          <w:sz w:val="20"/>
+          <w:szCs w:val="20"/>
+        </w:rPr>
+      </w:pPr>
+      <w:r>
+        <w:rPr>
+          <w:b w:val="false"/>
+          <w:bCs w:val="false"/>
+          <w:sz w:val="20"/>
+          <w:szCs w:val="20"/>
+        </w:rPr>
+      </w:r>
+    </w:p>
+    <w:p>
+      <w:pPr>
+        <w:pStyle w:val="Normal"/>
+        <w:bidi w:val="0"/>
+        <w:jc w:val="left"/>
+        <w:rPr>
+          <w:rFonts w:ascii="바탕" w:hAnsi="바탕" w:eastAsia="맑은 고딕" w:cs="Arial Unicode MS"/>
+          <w:b/>
+          <w:b/>
+          <w:bCs/>
+          <w:color w:val="auto"/>
+          <w:kern w:val="2"/>
+          <w:sz w:val="30"/>
+          <w:szCs w:val="30"/>
+          <w:lang w:val="en-US" w:eastAsia="ko-KR" w:bidi="hi-IN"/>
+        </w:rPr>
+      </w:pPr>
+      <w:r>
+        <w:rPr/>
+      </w:r>
+    </w:p>
+    <w:p>
+      <w:pPr>
+        <w:pStyle w:val="Normal"/>
+        <w:bidi w:val="0"/>
+        <w:jc w:val="left"/>
+        <w:rPr>
+          <w:sz w:val="30"/>
+          <w:szCs w:val="30"/>
+        </w:rPr>
+      </w:pPr>
+      <w:r>
+        <w:rPr/>
+      </w:r>
+    </w:p>
+    <w:p>
+      <w:pPr>
+        <w:pStyle w:val="Normal"/>
+        <w:bidi w:val="0"/>
+        <w:jc w:val="left"/>
+        <w:rPr>
+          <w:sz w:val="30"/>
+          <w:szCs w:val="30"/>
+        </w:rPr>
+      </w:pPr>
+      <w:r>
+        <w:rPr>
+          <w:rFonts w:eastAsia="맑은 고딕" w:cs="Arial Unicode MS"/>
+          <w:b/>
+          <w:bCs/>
+          <w:color w:val="auto"/>
+          <w:kern w:val="2"/>
+          <w:sz w:val="30"/>
+          <w:szCs w:val="30"/>
+          <w:lang w:val="en-US" w:eastAsia="ko-KR" w:bidi="hi-IN"/>
+        </w:rPr>
+        <w:t>2.</w:t>
+      </w:r>
+      <w:r>
+        <w:rPr>
+          <w:rFonts w:ascii="바탕" w:hAnsi="바탕" w:cs="Arial Unicode MS"/>
+          <w:b/>
+          <w:bCs/>
+          <w:color w:val="auto"/>
+          <w:kern w:val="2"/>
+          <w:sz w:val="30"/>
+          <w:szCs w:val="30"/>
+          <w:lang w:val="en-US" w:eastAsia="ko-KR" w:bidi="hi-IN"/>
+        </w:rPr>
+        <w:t>세부 내용 구상</w:t>
+      </w:r>
+    </w:p>
+    <w:p>
+      <w:pPr>
+        <w:pStyle w:val="Normal"/>
+        <w:bidi w:val="0"/>
+        <w:jc w:val="left"/>
+        <w:rPr>
+          <w:b w:val="false"/>
+          <w:b w:val="false"/>
+          <w:bCs w:val="false"/>
+        </w:rPr>
+      </w:pPr>
+      <w:r>
+        <w:rPr>
+          <w:b w:val="false"/>
+          <w:bCs w:val="false"/>
+        </w:rPr>
+      </w:r>
+    </w:p>
+    <w:p>
+      <w:pPr>
+        <w:pStyle w:val="Normal"/>
+        <w:bidi w:val="0"/>
+        <w:jc w:val="left"/>
+        <w:rPr>
+          <w:b w:val="false"/>
+          <w:b w:val="false"/>
+          <w:bCs w:val="false"/>
+          <w:sz w:val="20"/>
+          <w:szCs w:val="20"/>
+        </w:rPr>
+      </w:pPr>
+      <w:r>
+        <w:rPr>
+          <w:rFonts w:ascii="바탕" w:hAnsi="바탕" w:cs="Arial Unicode MS"/>
+          <w:b w:val="false"/>
+          <w:bCs w:val="false"/>
+          <w:color w:val="auto"/>
+          <w:kern w:val="2"/>
+          <w:sz w:val="20"/>
+          <w:szCs w:val="20"/>
+          <w:lang w:val="en-US" w:eastAsia="ko-KR" w:bidi="hi-IN"/>
+        </w:rPr>
+        <w:t>전투 시스템 → 방향 공격</w:t>
+      </w:r>
+      <w:r>
+        <w:rPr>
+          <w:rFonts w:eastAsia="맑은 고딕" w:cs="Arial Unicode MS"/>
+          <w:b w:val="false"/>
+          <w:bCs w:val="false"/>
+          <w:color w:val="auto"/>
+          <w:kern w:val="2"/>
+          <w:sz w:val="20"/>
+          <w:szCs w:val="20"/>
+          <w:lang w:val="en-US" w:eastAsia="ko-KR" w:bidi="hi-IN"/>
+        </w:rPr>
+        <w:t xml:space="preserve">, </w:t>
+      </w:r>
+      <w:r>
+        <w:rPr>
+          <w:rFonts w:ascii="바탕" w:hAnsi="바탕" w:cs="Arial Unicode MS"/>
+          <w:b w:val="false"/>
+          <w:bCs w:val="false"/>
+          <w:color w:val="auto"/>
+          <w:kern w:val="2"/>
+          <w:sz w:val="20"/>
+          <w:szCs w:val="20"/>
+          <w:lang w:val="en-US" w:eastAsia="ko-KR" w:bidi="hi-IN"/>
+        </w:rPr>
+        <w:t>방어 시스템</w:t>
+      </w:r>
+      <w:r>
+        <w:rPr>
+          <w:rFonts w:eastAsia="맑은 고딕" w:cs="Arial Unicode MS"/>
+          <w:b w:val="false"/>
+          <w:bCs w:val="false"/>
+          <w:color w:val="auto"/>
+          <w:kern w:val="2"/>
+          <w:sz w:val="20"/>
+          <w:szCs w:val="20"/>
+          <w:lang w:val="en-US" w:eastAsia="ko-KR" w:bidi="hi-IN"/>
+        </w:rPr>
+        <w:t xml:space="preserve">, </w:t>
+      </w:r>
+      <w:r>
+        <w:rPr>
+          <w:rFonts w:ascii="바탕" w:hAnsi="바탕" w:cs="Arial Unicode MS"/>
+          <w:b w:val="false"/>
+          <w:bCs w:val="false"/>
+          <w:color w:val="auto"/>
+          <w:kern w:val="2"/>
+          <w:sz w:val="20"/>
+          <w:szCs w:val="20"/>
+          <w:lang w:val="en-US" w:eastAsia="ko-KR" w:bidi="hi-IN"/>
+        </w:rPr>
+        <w:t>무기에 따른 특성</w:t>
+      </w:r>
+    </w:p>
+    <w:p>
+      <w:pPr>
+        <w:pStyle w:val="Normal"/>
+        <w:bidi w:val="0"/>
+        <w:jc w:val="left"/>
+        <w:rPr>
+          <w:b/>
+          <w:b/>
+          <w:bCs/>
+          <w:sz w:val="20"/>
+          <w:szCs w:val="20"/>
+        </w:rPr>
+      </w:pPr>
+      <w:r>
+        <w:rPr>
+          <w:b/>
+          <w:bCs/>
+          <w:sz w:val="20"/>
+          <w:szCs w:val="20"/>
+        </w:rPr>
+      </w:r>
+    </w:p>
+    <w:p>
+      <w:pPr>
+        <w:pStyle w:val="Normal"/>
+        <w:bidi w:val="0"/>
+        <w:jc w:val="left"/>
+        <w:rPr>
+          <w:b/>
+          <w:b/>
+          <w:bCs/>
+          <w:sz w:val="20"/>
+          <w:szCs w:val="20"/>
+        </w:rPr>
+      </w:pPr>
+      <w:r>
+        <w:rPr>
+          <w:rFonts w:ascii="바탕" w:hAnsi="바탕" w:cs="Arial Unicode MS"/>
+          <w:b/>
+          <w:bCs/>
+          <w:color w:val="auto"/>
+          <w:kern w:val="2"/>
+          <w:sz w:val="20"/>
+          <w:szCs w:val="20"/>
+          <w:lang w:val="en-US" w:eastAsia="ko-KR" w:bidi="hi-IN"/>
+        </w:rPr>
+        <w:t>방향공격</w:t>
+      </w:r>
+      <w:r>
+        <w:rPr>
+          <w:rFonts w:eastAsia="맑은 고딕" w:cs="Arial Unicode MS"/>
+          <w:b/>
+          <w:bCs/>
+          <w:color w:val="auto"/>
+          <w:kern w:val="2"/>
+          <w:sz w:val="20"/>
+          <w:szCs w:val="20"/>
+          <w:lang w:val="en-US" w:eastAsia="ko-KR" w:bidi="hi-IN"/>
+        </w:rPr>
+        <w:t>:</w:t>
+      </w:r>
+      <w:r>
+        <w:rPr>
+          <w:rFonts w:ascii="바탕" w:hAnsi="바탕" w:cs="Arial Unicode MS"/>
+          <w:b/>
+          <w:bCs/>
+          <w:color w:val="auto"/>
+          <w:kern w:val="2"/>
+          <w:sz w:val="20"/>
+          <w:szCs w:val="20"/>
+          <w:lang w:val="en-US" w:eastAsia="ko-KR" w:bidi="hi-IN"/>
+        </w:rPr>
+        <w:t>마운트앤 블레이드</w:t>
+      </w:r>
+      <w:r>
+        <w:rPr>
+          <w:rFonts w:eastAsia="맑은 고딕" w:cs="Arial Unicode MS"/>
+          <w:b/>
+          <w:bCs/>
+          <w:color w:val="auto"/>
+          <w:kern w:val="2"/>
+          <w:sz w:val="20"/>
+          <w:szCs w:val="20"/>
+          <w:lang w:val="en-US" w:eastAsia="ko-KR" w:bidi="hi-IN"/>
+        </w:rPr>
+        <w:t>/</w:t>
+      </w:r>
+      <w:r>
+        <w:rPr>
+          <w:rFonts w:ascii="바탕" w:hAnsi="바탕" w:cs="Arial Unicode MS"/>
+          <w:b/>
+          <w:bCs/>
+          <w:color w:val="auto"/>
+          <w:kern w:val="2"/>
+          <w:sz w:val="20"/>
+          <w:szCs w:val="20"/>
+          <w:lang w:val="en-US" w:eastAsia="ko-KR" w:bidi="hi-IN"/>
+        </w:rPr>
+        <w:t>킹덤컴 스타일의 십자 크로스헤어</w:t>
+      </w:r>
+    </w:p>
+    <w:p>
+      <w:pPr>
+        <w:pStyle w:val="Normal"/>
+        <w:bidi w:val="0"/>
+        <w:jc w:val="left"/>
+        <w:rPr>
+          <w:b/>
+          <w:b/>
+          <w:bCs/>
+          <w:sz w:val="20"/>
+          <w:szCs w:val="20"/>
+        </w:rPr>
+      </w:pPr>
+      <w:r>
+        <w:rPr>
+          <w:rFonts w:ascii="바탕" w:hAnsi="바탕" w:cs="Arial Unicode MS"/>
+          <w:b/>
+          <w:bCs/>
+          <w:color w:val="auto"/>
+          <w:kern w:val="2"/>
+          <w:sz w:val="20"/>
+          <w:szCs w:val="20"/>
+          <w:lang w:val="en-US" w:eastAsia="ko-KR" w:bidi="hi-IN"/>
+        </w:rPr>
+        <w:t>방향에 따른 공격 방식 변화</w:t>
+      </w:r>
+    </w:p>
+    <w:p>
+      <w:pPr>
+        <w:pStyle w:val="Normal"/>
+        <w:bidi w:val="0"/>
+        <w:jc w:val="left"/>
+        <w:rPr>
+          <w:b w:val="false"/>
+          <w:b w:val="false"/>
+          <w:bCs w:val="false"/>
+          <w:sz w:val="20"/>
+          <w:szCs w:val="20"/>
+        </w:rPr>
+      </w:pPr>
+      <w:r>
+        <w:rPr>
+          <w:b w:val="false"/>
+          <w:bCs w:val="false"/>
+          <w:sz w:val="20"/>
+          <w:szCs w:val="20"/>
+        </w:rPr>
+      </w:r>
+    </w:p>
+    <w:p>
+      <w:pPr>
+        <w:pStyle w:val="Normal"/>
+        <w:bidi w:val="0"/>
+        <w:jc w:val="left"/>
+        <w:rPr>
+          <w:b w:val="false"/>
+          <w:b w:val="false"/>
+          <w:bCs w:val="false"/>
+          <w:sz w:val="20"/>
+          <w:szCs w:val="20"/>
+        </w:rPr>
+      </w:pPr>
+      <w:r>
+        <w:rPr>
+          <w:rFonts w:ascii="바탕" w:hAnsi="바탕" w:cs="Arial Unicode MS"/>
+          <w:b w:val="false"/>
+          <w:bCs w:val="false"/>
+          <w:color w:val="auto"/>
+          <w:kern w:val="2"/>
+          <w:sz w:val="20"/>
+          <w:szCs w:val="20"/>
+          <w:lang w:val="en-US" w:eastAsia="ko-KR" w:bidi="hi-IN"/>
+        </w:rPr>
+        <w:t>상단</w:t>
+      </w:r>
+      <w:r>
+        <w:rPr>
+          <w:rFonts w:eastAsia="맑은 고딕" w:cs="Arial Unicode MS"/>
+          <w:b w:val="false"/>
+          <w:bCs w:val="false"/>
+          <w:color w:val="auto"/>
+          <w:kern w:val="2"/>
+          <w:sz w:val="20"/>
+          <w:szCs w:val="20"/>
+          <w:lang w:val="en-US" w:eastAsia="ko-KR" w:bidi="hi-IN"/>
+        </w:rPr>
+        <w:t>/</w:t>
+      </w:r>
+      <w:r>
+        <w:rPr>
+          <w:rFonts w:ascii="바탕" w:hAnsi="바탕" w:cs="Arial Unicode MS"/>
+          <w:b w:val="false"/>
+          <w:bCs w:val="false"/>
+          <w:color w:val="auto"/>
+          <w:kern w:val="2"/>
+          <w:sz w:val="20"/>
+          <w:szCs w:val="20"/>
+          <w:lang w:val="en-US" w:eastAsia="ko-KR" w:bidi="hi-IN"/>
+        </w:rPr>
+        <w:t>하단</w:t>
+      </w:r>
+      <w:r>
+        <w:rPr>
+          <w:rFonts w:eastAsia="맑은 고딕" w:cs="Arial Unicode MS"/>
+          <w:b w:val="false"/>
+          <w:bCs w:val="false"/>
+          <w:color w:val="auto"/>
+          <w:kern w:val="2"/>
+          <w:sz w:val="20"/>
+          <w:szCs w:val="20"/>
+          <w:lang w:val="en-US" w:eastAsia="ko-KR" w:bidi="hi-IN"/>
+        </w:rPr>
+        <w:t>/</w:t>
+      </w:r>
+      <w:r>
+        <w:rPr>
+          <w:rFonts w:ascii="바탕" w:hAnsi="바탕" w:cs="Arial Unicode MS"/>
+          <w:b w:val="false"/>
+          <w:bCs w:val="false"/>
+          <w:color w:val="auto"/>
+          <w:kern w:val="2"/>
+          <w:sz w:val="20"/>
+          <w:szCs w:val="20"/>
+          <w:lang w:val="en-US" w:eastAsia="ko-KR" w:bidi="hi-IN"/>
+        </w:rPr>
+        <w:t>측면</w:t>
+      </w:r>
+      <w:r>
+        <w:rPr>
+          <w:rFonts w:eastAsia="맑은 고딕" w:cs="Arial Unicode MS"/>
+          <w:b w:val="false"/>
+          <w:bCs w:val="false"/>
+          <w:color w:val="auto"/>
+          <w:kern w:val="2"/>
+          <w:sz w:val="20"/>
+          <w:szCs w:val="20"/>
+          <w:lang w:val="en-US" w:eastAsia="ko-KR" w:bidi="hi-IN"/>
+        </w:rPr>
+        <w:t>/</w:t>
+      </w:r>
+      <w:r>
+        <w:rPr>
+          <w:rFonts w:ascii="바탕" w:hAnsi="바탕" w:cs="Arial Unicode MS"/>
+          <w:b w:val="false"/>
+          <w:bCs w:val="false"/>
+          <w:color w:val="auto"/>
+          <w:kern w:val="2"/>
+          <w:sz w:val="20"/>
+          <w:szCs w:val="20"/>
+          <w:lang w:val="en-US" w:eastAsia="ko-KR" w:bidi="hi-IN"/>
+        </w:rPr>
+        <w:t>중앙 공격</w:t>
+      </w:r>
+    </w:p>
+    <w:p>
+      <w:pPr>
+        <w:pStyle w:val="Normal"/>
+        <w:bidi w:val="0"/>
+        <w:jc w:val="left"/>
+        <w:rPr>
+          <w:b w:val="false"/>
+          <w:b w:val="false"/>
+          <w:bCs w:val="false"/>
+          <w:sz w:val="20"/>
+          <w:szCs w:val="20"/>
+        </w:rPr>
+      </w:pPr>
+      <w:r>
+        <w:rPr>
+          <w:rFonts w:ascii="바탕" w:hAnsi="바탕" w:cs="Arial Unicode MS"/>
+          <w:b w:val="false"/>
+          <w:bCs w:val="false"/>
+          <w:color w:val="auto"/>
+          <w:kern w:val="2"/>
+          <w:sz w:val="20"/>
+          <w:szCs w:val="20"/>
+          <w:lang w:val="en-US" w:eastAsia="ko-KR" w:bidi="hi-IN"/>
+        </w:rPr>
+        <w:t>커서를 가두는 방식으로 구현하기</w:t>
+      </w:r>
+    </w:p>
+    <w:p>
+      <w:pPr>
+        <w:pStyle w:val="Normal"/>
+        <w:bidi w:val="0"/>
+        <w:jc w:val="left"/>
+        <w:rPr>
+          <w:b w:val="false"/>
+          <w:b w:val="false"/>
+          <w:bCs w:val="false"/>
+          <w:sz w:val="20"/>
+          <w:szCs w:val="20"/>
+        </w:rPr>
+      </w:pPr>
+      <w:r>
+        <w:rPr>
+          <w:rFonts w:ascii="바탕" w:hAnsi="바탕" w:cs="Arial Unicode MS"/>
+          <w:b w:val="false"/>
+          <w:bCs w:val="false"/>
+          <w:color w:val="auto"/>
+          <w:kern w:val="2"/>
+          <w:sz w:val="20"/>
+          <w:szCs w:val="20"/>
+          <w:lang w:val="en-US" w:eastAsia="ko-KR" w:bidi="hi-IN"/>
+        </w:rPr>
+        <w:t>무기별로 가하는 공격 스타일이 다름</w:t>
+      </w:r>
+    </w:p>
+    <w:p>
+      <w:pPr>
+        <w:pStyle w:val="Normal"/>
+        <w:bidi w:val="0"/>
+        <w:jc w:val="left"/>
+        <w:rPr>
+          <w:b w:val="false"/>
+          <w:b w:val="false"/>
+          <w:bCs w:val="false"/>
+          <w:sz w:val="20"/>
+          <w:szCs w:val="20"/>
+        </w:rPr>
+      </w:pPr>
+      <w:r>
+        <w:rPr>
+          <w:rFonts w:eastAsia="맑은 고딕" w:cs="Arial Unicode MS"/>
+          <w:b w:val="false"/>
+          <w:bCs w:val="false"/>
+          <w:color w:val="auto"/>
+          <w:kern w:val="2"/>
+          <w:sz w:val="20"/>
+          <w:szCs w:val="20"/>
+          <w:lang w:val="en-US" w:eastAsia="ko-KR" w:bidi="hi-IN"/>
+        </w:rPr>
+        <w:t>ex)</w:t>
+      </w:r>
+      <w:r>
+        <w:rPr>
+          <w:rFonts w:ascii="바탕" w:hAnsi="바탕" w:cs="Arial Unicode MS"/>
+          <w:b w:val="false"/>
+          <w:bCs w:val="false"/>
+          <w:color w:val="auto"/>
+          <w:kern w:val="2"/>
+          <w:sz w:val="20"/>
+          <w:szCs w:val="20"/>
+          <w:lang w:val="en-US" w:eastAsia="ko-KR" w:bidi="hi-IN"/>
+        </w:rPr>
+        <w:t>둔기류는 찌르기가 없으므로 중앙공격 데미지가 약함</w:t>
+      </w:r>
+      <w:r>
+        <w:rPr>
+          <w:rFonts w:ascii="바탕" w:hAnsi="바탕" w:cs="Arial Unicode MS"/>
+          <w:b w:val="false"/>
+          <w:bCs w:val="false"/>
+          <w:color w:val="auto"/>
+          <w:kern w:val="2"/>
+          <w:sz w:val="20"/>
+          <w:szCs w:val="20"/>
+          <w:lang w:val="en-US" w:eastAsia="ko-KR" w:bidi="hi-IN"/>
+        </w:rPr>
+        <w:t xml:space="preserve"> </w:t>
+      </w:r>
+    </w:p>
+    <w:p>
+      <w:pPr>
+        <w:pStyle w:val="Normal"/>
+        <w:bidi w:val="0"/>
+        <w:jc w:val="left"/>
+        <w:rPr>
+          <w:b w:val="false"/>
+          <w:b w:val="false"/>
+          <w:bCs w:val="false"/>
+          <w:sz w:val="20"/>
+          <w:szCs w:val="20"/>
+        </w:rPr>
+      </w:pPr>
+      <w:r>
+        <w:rPr>
+          <w:b w:val="false"/>
+          <w:bCs w:val="false"/>
+          <w:sz w:val="20"/>
+          <w:szCs w:val="20"/>
+        </w:rPr>
+      </w:r>
+    </w:p>
+    <w:p>
+      <w:pPr>
+        <w:pStyle w:val="Normal"/>
+        <w:bidi w:val="0"/>
+        <w:jc w:val="left"/>
+        <w:rPr>
+          <w:b/>
+          <w:b/>
+          <w:bCs/>
+          <w:sz w:val="20"/>
+          <w:szCs w:val="20"/>
+        </w:rPr>
+      </w:pPr>
+      <w:r>
+        <w:rPr>
+          <w:b/>
+          <w:bCs/>
+          <w:sz w:val="20"/>
+          <w:szCs w:val="20"/>
+        </w:rPr>
+      </w:r>
+    </w:p>
+    <w:p>
+      <w:pPr>
+        <w:pStyle w:val="Normal"/>
+        <w:bidi w:val="0"/>
+        <w:jc w:val="left"/>
+        <w:rPr>
+          <w:b/>
+          <w:b/>
+          <w:bCs/>
+          <w:sz w:val="20"/>
+          <w:szCs w:val="20"/>
+        </w:rPr>
+      </w:pPr>
+      <w:r>
+        <w:rPr>
+          <w:rFonts w:ascii="바탕" w:hAnsi="바탕" w:cs="Arial Unicode MS"/>
+          <w:b/>
+          <w:bCs/>
+          <w:color w:val="auto"/>
+          <w:kern w:val="2"/>
+          <w:sz w:val="20"/>
+          <w:szCs w:val="20"/>
+          <w:lang w:val="en-US" w:eastAsia="ko-KR" w:bidi="hi-IN"/>
+        </w:rPr>
+        <w:t>방어시스템</w:t>
+      </w:r>
+      <w:r>
+        <w:rPr>
+          <w:rFonts w:eastAsia="맑은 고딕" w:cs="Arial Unicode MS"/>
+          <w:b/>
+          <w:bCs/>
+          <w:color w:val="auto"/>
+          <w:kern w:val="2"/>
+          <w:sz w:val="20"/>
+          <w:szCs w:val="20"/>
+          <w:lang w:val="en-US" w:eastAsia="ko-KR" w:bidi="hi-IN"/>
+        </w:rPr>
+        <w:t>:</w:t>
+      </w:r>
+      <w:r>
+        <w:rPr>
+          <w:rFonts w:ascii="바탕" w:hAnsi="바탕" w:cs="Arial Unicode MS"/>
+          <w:b/>
+          <w:bCs/>
+          <w:color w:val="auto"/>
+          <w:kern w:val="2"/>
+          <w:sz w:val="20"/>
+          <w:szCs w:val="20"/>
+          <w:lang w:val="en-US" w:eastAsia="ko-KR" w:bidi="hi-IN"/>
+        </w:rPr>
+        <w:t>기본 직업별로 분리되는 스타일</w:t>
+      </w:r>
+    </w:p>
+    <w:p>
+      <w:pPr>
+        <w:pStyle w:val="Normal"/>
+        <w:bidi w:val="0"/>
+        <w:jc w:val="left"/>
+        <w:rPr>
+          <w:b/>
+          <w:b/>
+          <w:bCs/>
+          <w:sz w:val="20"/>
+          <w:szCs w:val="20"/>
+        </w:rPr>
+      </w:pPr>
+      <w:r>
+        <w:rPr>
+          <w:rFonts w:eastAsia="맑은 고딕" w:cs="Arial Unicode MS"/>
+          <w:b/>
+          <w:bCs/>
+          <w:color w:val="auto"/>
+          <w:kern w:val="2"/>
+          <w:sz w:val="20"/>
+          <w:szCs w:val="20"/>
+          <w:lang w:val="en-US" w:eastAsia="ko-KR" w:bidi="hi-IN"/>
+        </w:rPr>
+        <w:t>ex)</w:t>
+      </w:r>
+      <w:r>
+        <w:rPr>
+          <w:rFonts w:ascii="바탕" w:hAnsi="바탕" w:cs="Arial Unicode MS"/>
+          <w:b/>
+          <w:bCs/>
+          <w:color w:val="auto"/>
+          <w:kern w:val="2"/>
+          <w:sz w:val="20"/>
+          <w:szCs w:val="20"/>
+          <w:lang w:val="en-US" w:eastAsia="ko-KR" w:bidi="hi-IN"/>
+        </w:rPr>
+        <w:t>전사는 방어나 패링만 된다던가 ← 실제 직업 분류는 복잡하게 해야함</w:t>
+      </w:r>
+    </w:p>
+    <w:p>
+      <w:pPr>
+        <w:pStyle w:val="Normal"/>
+        <w:bidi w:val="0"/>
+        <w:jc w:val="left"/>
+        <w:rPr>
+          <w:b w:val="false"/>
+          <w:b w:val="false"/>
+          <w:bCs w:val="false"/>
+          <w:sz w:val="20"/>
+          <w:szCs w:val="20"/>
+        </w:rPr>
+      </w:pPr>
+      <w:r>
+        <w:rPr>
+          <w:b w:val="false"/>
+          <w:bCs w:val="false"/>
+          <w:sz w:val="20"/>
+          <w:szCs w:val="20"/>
+        </w:rPr>
+      </w:r>
+    </w:p>
+    <w:p>
+      <w:pPr>
+        <w:pStyle w:val="Normal"/>
+        <w:bidi w:val="0"/>
+        <w:jc w:val="left"/>
+        <w:rPr>
+          <w:b w:val="false"/>
+          <w:b w:val="false"/>
+          <w:bCs w:val="false"/>
+          <w:sz w:val="20"/>
+          <w:szCs w:val="20"/>
+        </w:rPr>
+      </w:pPr>
+      <w:r>
+        <w:rPr>
+          <w:rFonts w:ascii="바탕" w:hAnsi="바탕" w:cs="Arial Unicode MS"/>
+          <w:b w:val="false"/>
+          <w:bCs w:val="false"/>
+          <w:color w:val="auto"/>
+          <w:kern w:val="2"/>
+          <w:sz w:val="20"/>
+          <w:szCs w:val="20"/>
+          <w:lang w:val="en-US" w:eastAsia="ko-KR" w:bidi="hi-IN"/>
+        </w:rPr>
+        <w:t xml:space="preserve"> </w:t>
+      </w:r>
+      <w:r>
+        <w:rPr>
+          <w:rFonts w:eastAsia="맑은 고딕" w:cs="Arial Unicode MS"/>
+          <w:b w:val="false"/>
+          <w:bCs w:val="false"/>
+          <w:color w:val="auto"/>
+          <w:kern w:val="2"/>
+          <w:sz w:val="20"/>
+          <w:szCs w:val="20"/>
+          <w:lang w:val="en-US" w:eastAsia="ko-KR" w:bidi="hi-IN"/>
+        </w:rPr>
+        <w:t xml:space="preserve">* </w:t>
+      </w:r>
+      <w:r>
+        <w:rPr>
+          <w:rFonts w:ascii="바탕" w:hAnsi="바탕" w:cs="Arial Unicode MS"/>
+          <w:b w:val="false"/>
+          <w:bCs w:val="false"/>
+          <w:color w:val="auto"/>
+          <w:kern w:val="2"/>
+          <w:sz w:val="20"/>
+          <w:szCs w:val="20"/>
+          <w:lang w:val="en-US" w:eastAsia="ko-KR" w:bidi="hi-IN"/>
+        </w:rPr>
+        <w:t>방어 시스템의 종류 – 막기</w:t>
+      </w:r>
+      <w:r>
+        <w:rPr>
+          <w:rFonts w:eastAsia="맑은 고딕" w:cs="Arial Unicode MS"/>
+          <w:b w:val="false"/>
+          <w:bCs w:val="false"/>
+          <w:color w:val="auto"/>
+          <w:kern w:val="2"/>
+          <w:sz w:val="20"/>
+          <w:szCs w:val="20"/>
+          <w:lang w:val="en-US" w:eastAsia="ko-KR" w:bidi="hi-IN"/>
+        </w:rPr>
+        <w:t xml:space="preserve">, </w:t>
+      </w:r>
+      <w:r>
+        <w:rPr>
+          <w:rFonts w:ascii="바탕" w:hAnsi="바탕" w:cs="Arial Unicode MS"/>
+          <w:b w:val="false"/>
+          <w:bCs w:val="false"/>
+          <w:color w:val="auto"/>
+          <w:kern w:val="2"/>
+          <w:sz w:val="20"/>
+          <w:szCs w:val="20"/>
+          <w:lang w:val="en-US" w:eastAsia="ko-KR" w:bidi="hi-IN"/>
+        </w:rPr>
+        <w:t>패링</w:t>
+      </w:r>
+      <w:r>
+        <w:rPr>
+          <w:rFonts w:eastAsia="맑은 고딕" w:cs="Arial Unicode MS"/>
+          <w:b w:val="false"/>
+          <w:bCs w:val="false"/>
+          <w:color w:val="auto"/>
+          <w:kern w:val="2"/>
+          <w:sz w:val="20"/>
+          <w:szCs w:val="20"/>
+          <w:lang w:val="en-US" w:eastAsia="ko-KR" w:bidi="hi-IN"/>
+        </w:rPr>
+        <w:t xml:space="preserve">, </w:t>
+      </w:r>
+      <w:r>
+        <w:rPr>
+          <w:rFonts w:ascii="바탕" w:hAnsi="바탕" w:cs="Arial Unicode MS"/>
+          <w:b w:val="false"/>
+          <w:bCs w:val="false"/>
+          <w:color w:val="auto"/>
+          <w:kern w:val="2"/>
+          <w:sz w:val="20"/>
+          <w:szCs w:val="20"/>
+          <w:lang w:val="en-US" w:eastAsia="ko-KR" w:bidi="hi-IN"/>
+        </w:rPr>
+        <w:t>회피</w:t>
+      </w:r>
+      <w:r>
+        <w:rPr>
+          <w:rFonts w:eastAsia="맑은 고딕" w:cs="Arial Unicode MS"/>
+          <w:b w:val="false"/>
+          <w:bCs w:val="false"/>
+          <w:color w:val="auto"/>
+          <w:kern w:val="2"/>
+          <w:sz w:val="20"/>
+          <w:szCs w:val="20"/>
+          <w:lang w:val="en-US" w:eastAsia="ko-KR" w:bidi="hi-IN"/>
+        </w:rPr>
+        <w:t xml:space="preserve">, </w:t>
+      </w:r>
+      <w:r>
+        <w:rPr>
+          <w:rFonts w:ascii="바탕" w:hAnsi="바탕" w:cs="Arial Unicode MS"/>
+          <w:b w:val="false"/>
+          <w:bCs w:val="false"/>
+          <w:color w:val="auto"/>
+          <w:kern w:val="2"/>
+          <w:sz w:val="20"/>
+          <w:szCs w:val="20"/>
+          <w:lang w:val="en-US" w:eastAsia="ko-KR" w:bidi="hi-IN"/>
+        </w:rPr>
+        <w:t>점멸</w:t>
+      </w:r>
+    </w:p>
+    <w:p>
+      <w:pPr>
+        <w:pStyle w:val="Normal"/>
+        <w:bidi w:val="0"/>
+        <w:jc w:val="left"/>
+        <w:rPr>
+          <w:b w:val="false"/>
+          <w:b w:val="false"/>
+          <w:bCs w:val="false"/>
+          <w:sz w:val="20"/>
+          <w:szCs w:val="20"/>
+        </w:rPr>
+      </w:pPr>
+      <w:r>
+        <w:rPr>
+          <w:rFonts w:ascii="바탕" w:hAnsi="바탕" w:cs="Arial Unicode MS"/>
+          <w:b w:val="false"/>
+          <w:bCs w:val="false"/>
+          <w:color w:val="auto"/>
+          <w:kern w:val="2"/>
+          <w:sz w:val="20"/>
+          <w:szCs w:val="20"/>
+          <w:lang w:val="en-US" w:eastAsia="ko-KR" w:bidi="hi-IN"/>
+        </w:rPr>
+        <w:t xml:space="preserve">막기 </w:t>
+      </w:r>
+      <w:r>
+        <w:rPr>
+          <w:rFonts w:eastAsia="맑은 고딕" w:cs="Arial Unicode MS"/>
+          <w:b w:val="false"/>
+          <w:bCs w:val="false"/>
+          <w:color w:val="auto"/>
+          <w:kern w:val="2"/>
+          <w:sz w:val="20"/>
+          <w:szCs w:val="20"/>
+          <w:lang w:val="en-US" w:eastAsia="ko-KR" w:bidi="hi-IN"/>
+        </w:rPr>
+        <w:t xml:space="preserve">- </w:t>
+      </w:r>
+      <w:r>
+        <w:rPr>
+          <w:rFonts w:ascii="바탕" w:hAnsi="바탕" w:cs="Arial Unicode MS"/>
+          <w:b w:val="false"/>
+          <w:bCs w:val="false"/>
+          <w:color w:val="auto"/>
+          <w:kern w:val="2"/>
+          <w:sz w:val="20"/>
+          <w:szCs w:val="20"/>
+          <w:lang w:val="en-US" w:eastAsia="ko-KR" w:bidi="hi-IN"/>
+        </w:rPr>
+        <w:t>다른 게임의 저스트 가드와 가드 유지의 혼합</w:t>
+      </w:r>
+    </w:p>
+    <w:p>
+      <w:pPr>
+        <w:pStyle w:val="Normal"/>
+        <w:bidi w:val="0"/>
+        <w:jc w:val="left"/>
+        <w:rPr>
+          <w:b w:val="false"/>
+          <w:b w:val="false"/>
+          <w:bCs w:val="false"/>
+          <w:sz w:val="20"/>
+          <w:szCs w:val="20"/>
+        </w:rPr>
+      </w:pPr>
+      <w:r>
+        <w:rPr>
+          <w:rFonts w:ascii="바탕" w:hAnsi="바탕" w:cs="Arial Unicode MS"/>
+          <w:b w:val="false"/>
+          <w:bCs w:val="false"/>
+          <w:color w:val="auto"/>
+          <w:kern w:val="2"/>
+          <w:sz w:val="20"/>
+          <w:szCs w:val="20"/>
+          <w:lang w:val="en-US" w:eastAsia="ko-KR" w:bidi="hi-IN"/>
+        </w:rPr>
+        <w:t>피해를 지구력으로 전환하지만 반격 불가</w:t>
+      </w:r>
+      <w:r>
+        <w:rPr>
+          <w:rFonts w:eastAsia="맑은 고딕" w:cs="Arial Unicode MS"/>
+          <w:b w:val="false"/>
+          <w:bCs w:val="false"/>
+          <w:color w:val="auto"/>
+          <w:kern w:val="2"/>
+          <w:sz w:val="20"/>
+          <w:szCs w:val="20"/>
+          <w:lang w:val="en-US" w:eastAsia="ko-KR" w:bidi="hi-IN"/>
+        </w:rPr>
+        <w:t xml:space="preserve">, </w:t>
+      </w:r>
+      <w:r>
+        <w:rPr>
+          <w:rFonts w:ascii="바탕" w:hAnsi="바탕" w:cs="Arial Unicode MS"/>
+          <w:b w:val="false"/>
+          <w:bCs w:val="false"/>
+          <w:color w:val="auto"/>
+          <w:kern w:val="2"/>
+          <w:sz w:val="20"/>
+          <w:szCs w:val="20"/>
+          <w:lang w:val="en-US" w:eastAsia="ko-KR" w:bidi="hi-IN"/>
+        </w:rPr>
+        <w:t>저스트 가드 형식으로 타이밍 맞게 사용시 반격 ← 방패 사용시 방향키에 따른 패널티 없음</w:t>
+      </w:r>
+    </w:p>
+    <w:p>
+      <w:pPr>
+        <w:pStyle w:val="Normal"/>
+        <w:bidi w:val="0"/>
+        <w:jc w:val="left"/>
+        <w:rPr>
+          <w:b w:val="false"/>
+          <w:b w:val="false"/>
+          <w:bCs w:val="false"/>
+          <w:sz w:val="20"/>
+          <w:szCs w:val="20"/>
+        </w:rPr>
+      </w:pPr>
+      <w:r>
+        <w:rPr>
+          <w:b w:val="false"/>
+          <w:bCs w:val="false"/>
+          <w:sz w:val="20"/>
+          <w:szCs w:val="20"/>
+        </w:rPr>
+      </w:r>
+    </w:p>
+    <w:p>
+      <w:pPr>
+        <w:pStyle w:val="Normal"/>
+        <w:bidi w:val="0"/>
+        <w:jc w:val="left"/>
+        <w:rPr>
+          <w:b w:val="false"/>
+          <w:b w:val="false"/>
+          <w:bCs w:val="false"/>
+          <w:sz w:val="20"/>
+          <w:szCs w:val="20"/>
+        </w:rPr>
+      </w:pPr>
+      <w:r>
+        <w:rPr>
+          <w:rFonts w:ascii="바탕" w:hAnsi="바탕" w:cs="Arial Unicode MS"/>
+          <w:b w:val="false"/>
+          <w:bCs w:val="false"/>
+          <w:color w:val="auto"/>
+          <w:kern w:val="2"/>
+          <w:sz w:val="20"/>
+          <w:szCs w:val="20"/>
+          <w:lang w:val="en-US" w:eastAsia="ko-KR" w:bidi="hi-IN"/>
+        </w:rPr>
+        <w:t>패링 – 상대의 무기를 처내며 즉각적으로 반격하는 방식 ← 방향키에 맞게 처내야 해서 난이도는 높지만 지구력 소모가 낮고 반격 데미지는 강하게</w:t>
+      </w:r>
+    </w:p>
+    <w:p>
+      <w:pPr>
+        <w:pStyle w:val="Normal"/>
+        <w:bidi w:val="0"/>
+        <w:jc w:val="left"/>
+        <w:rPr>
+          <w:b w:val="false"/>
+          <w:b w:val="false"/>
+          <w:bCs w:val="false"/>
+          <w:sz w:val="20"/>
+          <w:szCs w:val="20"/>
+        </w:rPr>
+      </w:pPr>
+      <w:r>
+        <w:rPr>
+          <w:b w:val="false"/>
+          <w:bCs w:val="false"/>
+          <w:sz w:val="20"/>
+          <w:szCs w:val="20"/>
+        </w:rPr>
+      </w:r>
+    </w:p>
+    <w:p>
+      <w:pPr>
+        <w:pStyle w:val="Normal"/>
+        <w:bidi w:val="0"/>
+        <w:jc w:val="left"/>
+        <w:rPr>
+          <w:b w:val="false"/>
+          <w:b w:val="false"/>
+          <w:bCs w:val="false"/>
+          <w:sz w:val="20"/>
+          <w:szCs w:val="20"/>
+        </w:rPr>
+      </w:pPr>
+      <w:r>
+        <w:rPr>
+          <w:rFonts w:ascii="바탕" w:hAnsi="바탕" w:cs="Arial Unicode MS"/>
+          <w:b w:val="false"/>
+          <w:bCs w:val="false"/>
+          <w:color w:val="auto"/>
+          <w:kern w:val="2"/>
+          <w:sz w:val="20"/>
+          <w:szCs w:val="20"/>
+          <w:lang w:val="en-US" w:eastAsia="ko-KR" w:bidi="hi-IN"/>
+        </w:rPr>
+        <w:t>회피 – 구르거나 회피해서 피하는 방식 ← 안전하게 피할수 있지만 반격 데미지가 낮고 지구력 소모가 극심해서 연속으로 사용하기 어려움</w:t>
+      </w:r>
+    </w:p>
+    <w:p>
+      <w:pPr>
+        <w:pStyle w:val="Normal"/>
+        <w:bidi w:val="0"/>
+        <w:jc w:val="left"/>
+        <w:rPr>
+          <w:b w:val="false"/>
+          <w:b w:val="false"/>
+          <w:bCs w:val="false"/>
+          <w:sz w:val="20"/>
+          <w:szCs w:val="20"/>
+        </w:rPr>
+      </w:pPr>
+      <w:r>
+        <w:rPr>
+          <w:b w:val="false"/>
+          <w:bCs w:val="false"/>
+          <w:sz w:val="20"/>
+          <w:szCs w:val="20"/>
+        </w:rPr>
+      </w:r>
+    </w:p>
+    <w:p>
+      <w:pPr>
+        <w:pStyle w:val="Normal"/>
+        <w:bidi w:val="0"/>
+        <w:jc w:val="left"/>
+        <w:rPr>
+          <w:b w:val="false"/>
+          <w:b w:val="false"/>
+          <w:bCs w:val="false"/>
+          <w:sz w:val="20"/>
+          <w:szCs w:val="20"/>
+        </w:rPr>
+      </w:pPr>
+      <w:r>
+        <w:rPr>
+          <w:rFonts w:ascii="바탕" w:hAnsi="바탕" w:cs="Arial Unicode MS"/>
+          <w:b w:val="false"/>
+          <w:bCs w:val="false"/>
+          <w:color w:val="auto"/>
+          <w:kern w:val="2"/>
+          <w:sz w:val="20"/>
+          <w:szCs w:val="20"/>
+          <w:lang w:val="en-US" w:eastAsia="ko-KR" w:bidi="hi-IN"/>
+        </w:rPr>
+        <w:t>점멸 – 마법계열 직업들에게 들어가는 유사 회피 ← 지구력 대신 마나를 소모하지만 기본적으론 반격 기능 없음</w:t>
       </w:r>
     </w:p>
     <w:sectPr>
@@ -40343,7 +42154,7 @@
     <w:pPr>
       <w:widowControl/>
       <w:suppressAutoHyphens w:val="true"/>
-      <w:overflowPunct w:val="false"/>
+      <w:overflowPunct w:val="true"/>
       <w:bidi w:val="0"/>
       <w:spacing w:before="0" w:after="0"/>
       <w:jc w:val="left"/>

--- a/2025 게임 개발 계획서v0.1.docx
+++ b/2025 게임 개발 계획서v0.1.docx
@@ -5716,11 +5716,11 @@
         <w:gridCol w:w="621"/>
         <w:gridCol w:w="2721"/>
         <w:gridCol w:w="930"/>
-        <w:gridCol w:w="938"/>
+        <w:gridCol w:w="939"/>
         <w:gridCol w:w="930"/>
         <w:gridCol w:w="930"/>
         <w:gridCol w:w="929"/>
-        <w:gridCol w:w="2199"/>
+        <w:gridCol w:w="2198"/>
       </w:tblGrid>
       <w:tr>
         <w:trPr/>
@@ -5813,7 +5813,7 @@
         </w:tc>
         <w:tc>
           <w:tcPr>
-            <w:tcW w:w="938" w:type="dxa"/>
+            <w:tcW w:w="939" w:type="dxa"/>
             <w:tcBorders>
               <w:top w:val="single" w:sz="4" w:space="0" w:color="000000"/>
               <w:left w:val="single" w:sz="4" w:space="0" w:color="000000"/>
@@ -5929,7 +5929,7 @@
         </w:tc>
         <w:tc>
           <w:tcPr>
-            <w:tcW w:w="2199" w:type="dxa"/>
+            <w:tcW w:w="2198" w:type="dxa"/>
             <w:tcBorders>
               <w:top w:val="single" w:sz="4" w:space="0" w:color="000000"/>
               <w:left w:val="single" w:sz="4" w:space="0" w:color="000000"/>
@@ -6065,7 +6065,7 @@
         </w:tc>
         <w:tc>
           <w:tcPr>
-            <w:tcW w:w="938" w:type="dxa"/>
+            <w:tcW w:w="939" w:type="dxa"/>
             <w:tcBorders>
               <w:left w:val="single" w:sz="4" w:space="0" w:color="000000"/>
               <w:bottom w:val="single" w:sz="4" w:space="0" w:color="000000"/>
@@ -6366,7 +6366,7 @@
         </w:tc>
         <w:tc>
           <w:tcPr>
-            <w:tcW w:w="2199" w:type="dxa"/>
+            <w:tcW w:w="2198" w:type="dxa"/>
             <w:tcBorders>
               <w:left w:val="single" w:sz="4" w:space="0" w:color="000000"/>
               <w:bottom w:val="single" w:sz="4" w:space="0" w:color="000000"/>
@@ -8003,8 +8003,8 @@
         <w:gridCol w:w="934"/>
         <w:gridCol w:w="928"/>
         <w:gridCol w:w="927"/>
-        <w:gridCol w:w="937"/>
-        <w:gridCol w:w="2433"/>
+        <w:gridCol w:w="939"/>
+        <w:gridCol w:w="2431"/>
       </w:tblGrid>
       <w:tr>
         <w:trPr/>
@@ -8184,7 +8184,7 @@
         </w:tc>
         <w:tc>
           <w:tcPr>
-            <w:tcW w:w="937" w:type="dxa"/>
+            <w:tcW w:w="939" w:type="dxa"/>
             <w:tcBorders>
               <w:top w:val="single" w:sz="4" w:space="0" w:color="000000"/>
               <w:left w:val="single" w:sz="4" w:space="0" w:color="000000"/>
@@ -8213,7 +8213,7 @@
         </w:tc>
         <w:tc>
           <w:tcPr>
-            <w:tcW w:w="2433" w:type="dxa"/>
+            <w:tcW w:w="2431" w:type="dxa"/>
             <w:tcBorders>
               <w:top w:val="single" w:sz="4" w:space="0" w:color="000000"/>
               <w:left w:val="single" w:sz="4" w:space="0" w:color="000000"/>
@@ -8414,7 +8414,7 @@
         </w:tc>
         <w:tc>
           <w:tcPr>
-            <w:tcW w:w="937" w:type="dxa"/>
+            <w:tcW w:w="939" w:type="dxa"/>
             <w:tcBorders>
               <w:left w:val="single" w:sz="4" w:space="0" w:color="000000"/>
               <w:bottom w:val="single" w:sz="4" w:space="0" w:color="000000"/>
@@ -8442,7 +8442,7 @@
         </w:tc>
         <w:tc>
           <w:tcPr>
-            <w:tcW w:w="2433" w:type="dxa"/>
+            <w:tcW w:w="2431" w:type="dxa"/>
             <w:tcBorders>
               <w:left w:val="single" w:sz="4" w:space="0" w:color="000000"/>
               <w:bottom w:val="single" w:sz="4" w:space="0" w:color="000000"/>
@@ -8642,7 +8642,7 @@
         </w:tc>
         <w:tc>
           <w:tcPr>
-            <w:tcW w:w="937" w:type="dxa"/>
+            <w:tcW w:w="939" w:type="dxa"/>
             <w:tcBorders>
               <w:left w:val="single" w:sz="4" w:space="0" w:color="000000"/>
               <w:bottom w:val="single" w:sz="4" w:space="0" w:color="000000"/>
@@ -8670,7 +8670,7 @@
         </w:tc>
         <w:tc>
           <w:tcPr>
-            <w:tcW w:w="2433" w:type="dxa"/>
+            <w:tcW w:w="2431" w:type="dxa"/>
             <w:tcBorders>
               <w:left w:val="single" w:sz="4" w:space="0" w:color="000000"/>
               <w:bottom w:val="single" w:sz="4" w:space="0" w:color="000000"/>
@@ -8870,7 +8870,7 @@
         </w:tc>
         <w:tc>
           <w:tcPr>
-            <w:tcW w:w="937" w:type="dxa"/>
+            <w:tcW w:w="939" w:type="dxa"/>
             <w:tcBorders>
               <w:left w:val="single" w:sz="4" w:space="0" w:color="000000"/>
               <w:bottom w:val="single" w:sz="4" w:space="0" w:color="000000"/>
@@ -8898,7 +8898,7 @@
         </w:tc>
         <w:tc>
           <w:tcPr>
-            <w:tcW w:w="2433" w:type="dxa"/>
+            <w:tcW w:w="2431" w:type="dxa"/>
             <w:tcBorders>
               <w:left w:val="single" w:sz="4" w:space="0" w:color="000000"/>
               <w:bottom w:val="single" w:sz="4" w:space="0" w:color="000000"/>
@@ -9098,7 +9098,7 @@
         </w:tc>
         <w:tc>
           <w:tcPr>
-            <w:tcW w:w="937" w:type="dxa"/>
+            <w:tcW w:w="939" w:type="dxa"/>
             <w:tcBorders>
               <w:left w:val="single" w:sz="4" w:space="0" w:color="000000"/>
               <w:bottom w:val="single" w:sz="4" w:space="0" w:color="000000"/>
@@ -9126,7 +9126,7 @@
         </w:tc>
         <w:tc>
           <w:tcPr>
-            <w:tcW w:w="2433" w:type="dxa"/>
+            <w:tcW w:w="2431" w:type="dxa"/>
             <w:tcBorders>
               <w:left w:val="single" w:sz="4" w:space="0" w:color="000000"/>
               <w:bottom w:val="single" w:sz="4" w:space="0" w:color="000000"/>
@@ -9325,7 +9325,7 @@
         </w:tc>
         <w:tc>
           <w:tcPr>
-            <w:tcW w:w="937" w:type="dxa"/>
+            <w:tcW w:w="939" w:type="dxa"/>
             <w:tcBorders>
               <w:left w:val="single" w:sz="4" w:space="0" w:color="000000"/>
               <w:bottom w:val="single" w:sz="4" w:space="0" w:color="000000"/>
@@ -9353,7 +9353,7 @@
         </w:tc>
         <w:tc>
           <w:tcPr>
-            <w:tcW w:w="2433" w:type="dxa"/>
+            <w:tcW w:w="2431" w:type="dxa"/>
             <w:tcBorders>
               <w:left w:val="single" w:sz="4" w:space="0" w:color="000000"/>
               <w:bottom w:val="single" w:sz="4" w:space="0" w:color="000000"/>
@@ -9553,7 +9553,7 @@
         </w:tc>
         <w:tc>
           <w:tcPr>
-            <w:tcW w:w="937" w:type="dxa"/>
+            <w:tcW w:w="939" w:type="dxa"/>
             <w:tcBorders>
               <w:left w:val="single" w:sz="4" w:space="0" w:color="000000"/>
               <w:bottom w:val="single" w:sz="4" w:space="0" w:color="000000"/>
@@ -9581,7 +9581,7 @@
         </w:tc>
         <w:tc>
           <w:tcPr>
-            <w:tcW w:w="2433" w:type="dxa"/>
+            <w:tcW w:w="2431" w:type="dxa"/>
             <w:tcBorders>
               <w:left w:val="single" w:sz="4" w:space="0" w:color="000000"/>
               <w:bottom w:val="single" w:sz="4" w:space="0" w:color="000000"/>
@@ -9781,7 +9781,7 @@
         </w:tc>
         <w:tc>
           <w:tcPr>
-            <w:tcW w:w="937" w:type="dxa"/>
+            <w:tcW w:w="939" w:type="dxa"/>
             <w:tcBorders>
               <w:left w:val="single" w:sz="4" w:space="0" w:color="000000"/>
               <w:bottom w:val="single" w:sz="4" w:space="0" w:color="000000"/>
@@ -9809,7 +9809,7 @@
         </w:tc>
         <w:tc>
           <w:tcPr>
-            <w:tcW w:w="2433" w:type="dxa"/>
+            <w:tcW w:w="2431" w:type="dxa"/>
             <w:tcBorders>
               <w:left w:val="single" w:sz="4" w:space="0" w:color="000000"/>
               <w:bottom w:val="single" w:sz="4" w:space="0" w:color="000000"/>
@@ -10009,7 +10009,7 @@
         </w:tc>
         <w:tc>
           <w:tcPr>
-            <w:tcW w:w="937" w:type="dxa"/>
+            <w:tcW w:w="939" w:type="dxa"/>
             <w:tcBorders>
               <w:left w:val="single" w:sz="4" w:space="0" w:color="000000"/>
               <w:bottom w:val="single" w:sz="4" w:space="0" w:color="000000"/>
@@ -10037,7 +10037,7 @@
         </w:tc>
         <w:tc>
           <w:tcPr>
-            <w:tcW w:w="2433" w:type="dxa"/>
+            <w:tcW w:w="2431" w:type="dxa"/>
             <w:tcBorders>
               <w:left w:val="single" w:sz="4" w:space="0" w:color="000000"/>
               <w:bottom w:val="single" w:sz="4" w:space="0" w:color="000000"/>
@@ -10237,7 +10237,7 @@
         </w:tc>
         <w:tc>
           <w:tcPr>
-            <w:tcW w:w="937" w:type="dxa"/>
+            <w:tcW w:w="939" w:type="dxa"/>
             <w:tcBorders>
               <w:left w:val="single" w:sz="4" w:space="0" w:color="000000"/>
               <w:bottom w:val="single" w:sz="4" w:space="0" w:color="000000"/>
@@ -10265,7 +10265,7 @@
         </w:tc>
         <w:tc>
           <w:tcPr>
-            <w:tcW w:w="2433" w:type="dxa"/>
+            <w:tcW w:w="2431" w:type="dxa"/>
             <w:tcBorders>
               <w:left w:val="single" w:sz="4" w:space="0" w:color="000000"/>
               <w:bottom w:val="single" w:sz="4" w:space="0" w:color="000000"/>
@@ -10474,7 +10474,7 @@
         </w:tc>
         <w:tc>
           <w:tcPr>
-            <w:tcW w:w="937" w:type="dxa"/>
+            <w:tcW w:w="939" w:type="dxa"/>
             <w:tcBorders>
               <w:left w:val="single" w:sz="4" w:space="0" w:color="000000"/>
               <w:bottom w:val="single" w:sz="4" w:space="0" w:color="000000"/>
@@ -10502,7 +10502,7 @@
         </w:tc>
         <w:tc>
           <w:tcPr>
-            <w:tcW w:w="2433" w:type="dxa"/>
+            <w:tcW w:w="2431" w:type="dxa"/>
             <w:tcBorders>
               <w:left w:val="single" w:sz="4" w:space="0" w:color="000000"/>
               <w:bottom w:val="single" w:sz="4" w:space="0" w:color="000000"/>
@@ -10711,7 +10711,7 @@
         </w:tc>
         <w:tc>
           <w:tcPr>
-            <w:tcW w:w="937" w:type="dxa"/>
+            <w:tcW w:w="939" w:type="dxa"/>
             <w:tcBorders>
               <w:left w:val="single" w:sz="4" w:space="0" w:color="000000"/>
               <w:bottom w:val="single" w:sz="4" w:space="0" w:color="000000"/>
@@ -10739,7 +10739,7 @@
         </w:tc>
         <w:tc>
           <w:tcPr>
-            <w:tcW w:w="2433" w:type="dxa"/>
+            <w:tcW w:w="2431" w:type="dxa"/>
             <w:tcBorders>
               <w:left w:val="single" w:sz="4" w:space="0" w:color="000000"/>
               <w:bottom w:val="single" w:sz="4" w:space="0" w:color="000000"/>
@@ -10948,7 +10948,7 @@
         </w:tc>
         <w:tc>
           <w:tcPr>
-            <w:tcW w:w="937" w:type="dxa"/>
+            <w:tcW w:w="939" w:type="dxa"/>
             <w:tcBorders>
               <w:left w:val="single" w:sz="4" w:space="0" w:color="000000"/>
               <w:bottom w:val="single" w:sz="4" w:space="0" w:color="000000"/>
@@ -10976,7 +10976,7 @@
         </w:tc>
         <w:tc>
           <w:tcPr>
-            <w:tcW w:w="2433" w:type="dxa"/>
+            <w:tcW w:w="2431" w:type="dxa"/>
             <w:tcBorders>
               <w:left w:val="single" w:sz="4" w:space="0" w:color="000000"/>
               <w:bottom w:val="single" w:sz="4" w:space="0" w:color="000000"/>
@@ -11353,8 +11353,8 @@
         <w:gridCol w:w="934"/>
         <w:gridCol w:w="928"/>
         <w:gridCol w:w="927"/>
-        <w:gridCol w:w="937"/>
-        <w:gridCol w:w="2433"/>
+        <w:gridCol w:w="939"/>
+        <w:gridCol w:w="2431"/>
       </w:tblGrid>
       <w:tr>
         <w:trPr/>
@@ -11534,7 +11534,7 @@
         </w:tc>
         <w:tc>
           <w:tcPr>
-            <w:tcW w:w="937" w:type="dxa"/>
+            <w:tcW w:w="939" w:type="dxa"/>
             <w:tcBorders>
               <w:top w:val="single" w:sz="4" w:space="0" w:color="000000"/>
               <w:left w:val="single" w:sz="4" w:space="0" w:color="000000"/>
@@ -11563,7 +11563,7 @@
         </w:tc>
         <w:tc>
           <w:tcPr>
-            <w:tcW w:w="2433" w:type="dxa"/>
+            <w:tcW w:w="2431" w:type="dxa"/>
             <w:tcBorders>
               <w:top w:val="single" w:sz="4" w:space="0" w:color="000000"/>
               <w:left w:val="single" w:sz="4" w:space="0" w:color="000000"/>
@@ -11764,7 +11764,7 @@
         </w:tc>
         <w:tc>
           <w:tcPr>
-            <w:tcW w:w="937" w:type="dxa"/>
+            <w:tcW w:w="939" w:type="dxa"/>
             <w:tcBorders>
               <w:left w:val="single" w:sz="4" w:space="0" w:color="000000"/>
               <w:bottom w:val="single" w:sz="4" w:space="0" w:color="000000"/>
@@ -11792,7 +11792,7 @@
         </w:tc>
         <w:tc>
           <w:tcPr>
-            <w:tcW w:w="2433" w:type="dxa"/>
+            <w:tcW w:w="2431" w:type="dxa"/>
             <w:tcBorders>
               <w:left w:val="single" w:sz="4" w:space="0" w:color="000000"/>
               <w:bottom w:val="single" w:sz="4" w:space="0" w:color="000000"/>
@@ -11992,7 +11992,7 @@
         </w:tc>
         <w:tc>
           <w:tcPr>
-            <w:tcW w:w="937" w:type="dxa"/>
+            <w:tcW w:w="939" w:type="dxa"/>
             <w:tcBorders>
               <w:left w:val="single" w:sz="4" w:space="0" w:color="000000"/>
               <w:bottom w:val="single" w:sz="4" w:space="0" w:color="000000"/>
@@ -12024,7 +12024,7 @@
         </w:tc>
         <w:tc>
           <w:tcPr>
-            <w:tcW w:w="2433" w:type="dxa"/>
+            <w:tcW w:w="2431" w:type="dxa"/>
             <w:tcBorders>
               <w:left w:val="single" w:sz="4" w:space="0" w:color="000000"/>
               <w:bottom w:val="single" w:sz="4" w:space="0" w:color="000000"/>
@@ -12224,7 +12224,7 @@
         </w:tc>
         <w:tc>
           <w:tcPr>
-            <w:tcW w:w="937" w:type="dxa"/>
+            <w:tcW w:w="939" w:type="dxa"/>
             <w:tcBorders>
               <w:left w:val="single" w:sz="4" w:space="0" w:color="000000"/>
               <w:bottom w:val="single" w:sz="4" w:space="0" w:color="000000"/>
@@ -12252,7 +12252,7 @@
         </w:tc>
         <w:tc>
           <w:tcPr>
-            <w:tcW w:w="2433" w:type="dxa"/>
+            <w:tcW w:w="2431" w:type="dxa"/>
             <w:tcBorders>
               <w:left w:val="single" w:sz="4" w:space="0" w:color="000000"/>
               <w:bottom w:val="single" w:sz="4" w:space="0" w:color="000000"/>
@@ -12452,7 +12452,7 @@
         </w:tc>
         <w:tc>
           <w:tcPr>
-            <w:tcW w:w="937" w:type="dxa"/>
+            <w:tcW w:w="939" w:type="dxa"/>
             <w:tcBorders>
               <w:left w:val="single" w:sz="4" w:space="0" w:color="000000"/>
               <w:bottom w:val="single" w:sz="4" w:space="0" w:color="000000"/>
@@ -12480,7 +12480,7 @@
         </w:tc>
         <w:tc>
           <w:tcPr>
-            <w:tcW w:w="2433" w:type="dxa"/>
+            <w:tcW w:w="2431" w:type="dxa"/>
             <w:tcBorders>
               <w:left w:val="single" w:sz="4" w:space="0" w:color="000000"/>
               <w:bottom w:val="single" w:sz="4" w:space="0" w:color="000000"/>
@@ -12680,7 +12680,7 @@
         </w:tc>
         <w:tc>
           <w:tcPr>
-            <w:tcW w:w="937" w:type="dxa"/>
+            <w:tcW w:w="939" w:type="dxa"/>
             <w:tcBorders>
               <w:left w:val="single" w:sz="4" w:space="0" w:color="000000"/>
               <w:bottom w:val="single" w:sz="4" w:space="0" w:color="000000"/>
@@ -12708,7 +12708,7 @@
         </w:tc>
         <w:tc>
           <w:tcPr>
-            <w:tcW w:w="2433" w:type="dxa"/>
+            <w:tcW w:w="2431" w:type="dxa"/>
             <w:tcBorders>
               <w:left w:val="single" w:sz="4" w:space="0" w:color="000000"/>
               <w:bottom w:val="single" w:sz="4" w:space="0" w:color="000000"/>
@@ -12915,7 +12915,7 @@
         </w:tc>
         <w:tc>
           <w:tcPr>
-            <w:tcW w:w="937" w:type="dxa"/>
+            <w:tcW w:w="939" w:type="dxa"/>
             <w:tcBorders>
               <w:left w:val="single" w:sz="4" w:space="0" w:color="000000"/>
               <w:bottom w:val="single" w:sz="4" w:space="0" w:color="000000"/>
@@ -12943,7 +12943,7 @@
         </w:tc>
         <w:tc>
           <w:tcPr>
-            <w:tcW w:w="2433" w:type="dxa"/>
+            <w:tcW w:w="2431" w:type="dxa"/>
             <w:tcBorders>
               <w:left w:val="single" w:sz="4" w:space="0" w:color="000000"/>
               <w:bottom w:val="single" w:sz="4" w:space="0" w:color="000000"/>
@@ -13143,7 +13143,7 @@
         </w:tc>
         <w:tc>
           <w:tcPr>
-            <w:tcW w:w="937" w:type="dxa"/>
+            <w:tcW w:w="939" w:type="dxa"/>
             <w:tcBorders>
               <w:left w:val="single" w:sz="4" w:space="0" w:color="000000"/>
               <w:bottom w:val="single" w:sz="4" w:space="0" w:color="000000"/>
@@ -13171,7 +13171,7 @@
         </w:tc>
         <w:tc>
           <w:tcPr>
-            <w:tcW w:w="2433" w:type="dxa"/>
+            <w:tcW w:w="2431" w:type="dxa"/>
             <w:tcBorders>
               <w:left w:val="single" w:sz="4" w:space="0" w:color="000000"/>
               <w:bottom w:val="single" w:sz="4" w:space="0" w:color="000000"/>
@@ -13371,7 +13371,7 @@
         </w:tc>
         <w:tc>
           <w:tcPr>
-            <w:tcW w:w="937" w:type="dxa"/>
+            <w:tcW w:w="939" w:type="dxa"/>
             <w:tcBorders>
               <w:left w:val="single" w:sz="4" w:space="0" w:color="000000"/>
               <w:bottom w:val="single" w:sz="4" w:space="0" w:color="000000"/>
@@ -13399,7 +13399,7 @@
         </w:tc>
         <w:tc>
           <w:tcPr>
-            <w:tcW w:w="2433" w:type="dxa"/>
+            <w:tcW w:w="2431" w:type="dxa"/>
             <w:tcBorders>
               <w:left w:val="single" w:sz="4" w:space="0" w:color="000000"/>
               <w:bottom w:val="single" w:sz="4" w:space="0" w:color="000000"/>
@@ -13606,7 +13606,7 @@
         </w:tc>
         <w:tc>
           <w:tcPr>
-            <w:tcW w:w="937" w:type="dxa"/>
+            <w:tcW w:w="939" w:type="dxa"/>
             <w:tcBorders>
               <w:left w:val="single" w:sz="4" w:space="0" w:color="000000"/>
               <w:bottom w:val="single" w:sz="4" w:space="0" w:color="000000"/>
@@ -13634,7 +13634,7 @@
         </w:tc>
         <w:tc>
           <w:tcPr>
-            <w:tcW w:w="2433" w:type="dxa"/>
+            <w:tcW w:w="2431" w:type="dxa"/>
             <w:tcBorders>
               <w:left w:val="single" w:sz="4" w:space="0" w:color="000000"/>
               <w:bottom w:val="single" w:sz="4" w:space="0" w:color="000000"/>
@@ -13841,7 +13841,7 @@
         </w:tc>
         <w:tc>
           <w:tcPr>
-            <w:tcW w:w="937" w:type="dxa"/>
+            <w:tcW w:w="939" w:type="dxa"/>
             <w:tcBorders>
               <w:left w:val="single" w:sz="4" w:space="0" w:color="000000"/>
               <w:bottom w:val="single" w:sz="4" w:space="0" w:color="000000"/>
@@ -13869,7 +13869,7 @@
         </w:tc>
         <w:tc>
           <w:tcPr>
-            <w:tcW w:w="2433" w:type="dxa"/>
+            <w:tcW w:w="2431" w:type="dxa"/>
             <w:tcBorders>
               <w:left w:val="single" w:sz="4" w:space="0" w:color="000000"/>
               <w:bottom w:val="single" w:sz="4" w:space="0" w:color="000000"/>
@@ -14076,7 +14076,7 @@
         </w:tc>
         <w:tc>
           <w:tcPr>
-            <w:tcW w:w="937" w:type="dxa"/>
+            <w:tcW w:w="939" w:type="dxa"/>
             <w:tcBorders>
               <w:left w:val="single" w:sz="4" w:space="0" w:color="000000"/>
               <w:bottom w:val="single" w:sz="4" w:space="0" w:color="000000"/>
@@ -14104,7 +14104,7 @@
         </w:tc>
         <w:tc>
           <w:tcPr>
-            <w:tcW w:w="2433" w:type="dxa"/>
+            <w:tcW w:w="2431" w:type="dxa"/>
             <w:tcBorders>
               <w:left w:val="single" w:sz="4" w:space="0" w:color="000000"/>
               <w:bottom w:val="single" w:sz="4" w:space="0" w:color="000000"/>
@@ -14311,7 +14311,7 @@
         </w:tc>
         <w:tc>
           <w:tcPr>
-            <w:tcW w:w="937" w:type="dxa"/>
+            <w:tcW w:w="939" w:type="dxa"/>
             <w:tcBorders>
               <w:left w:val="single" w:sz="4" w:space="0" w:color="000000"/>
               <w:bottom w:val="single" w:sz="4" w:space="0" w:color="000000"/>
@@ -14339,7 +14339,7 @@
         </w:tc>
         <w:tc>
           <w:tcPr>
-            <w:tcW w:w="2433" w:type="dxa"/>
+            <w:tcW w:w="2431" w:type="dxa"/>
             <w:tcBorders>
               <w:left w:val="single" w:sz="4" w:space="0" w:color="000000"/>
               <w:bottom w:val="single" w:sz="4" w:space="0" w:color="000000"/>
@@ -15079,8 +15079,8 @@
         <w:gridCol w:w="934"/>
         <w:gridCol w:w="928"/>
         <w:gridCol w:w="927"/>
-        <w:gridCol w:w="937"/>
-        <w:gridCol w:w="2433"/>
+        <w:gridCol w:w="939"/>
+        <w:gridCol w:w="2431"/>
       </w:tblGrid>
       <w:tr>
         <w:trPr/>
@@ -15253,7 +15253,7 @@
         </w:tc>
         <w:tc>
           <w:tcPr>
-            <w:tcW w:w="937" w:type="dxa"/>
+            <w:tcW w:w="939" w:type="dxa"/>
             <w:tcBorders>
               <w:top w:val="single" w:sz="4" w:space="0" w:color="000000"/>
               <w:left w:val="single" w:sz="4" w:space="0" w:color="000000"/>
@@ -15281,7 +15281,7 @@
         </w:tc>
         <w:tc>
           <w:tcPr>
-            <w:tcW w:w="2433" w:type="dxa"/>
+            <w:tcW w:w="2431" w:type="dxa"/>
             <w:tcBorders>
               <w:top w:val="single" w:sz="4" w:space="0" w:color="000000"/>
               <w:left w:val="single" w:sz="4" w:space="0" w:color="000000"/>
@@ -15474,7 +15474,7 @@
         </w:tc>
         <w:tc>
           <w:tcPr>
-            <w:tcW w:w="937" w:type="dxa"/>
+            <w:tcW w:w="939" w:type="dxa"/>
             <w:tcBorders>
               <w:left w:val="single" w:sz="4" w:space="0" w:color="000000"/>
             </w:tcBorders>
@@ -15501,7 +15501,7 @@
         </w:tc>
         <w:tc>
           <w:tcPr>
-            <w:tcW w:w="2433" w:type="dxa"/>
+            <w:tcW w:w="2431" w:type="dxa"/>
             <w:tcBorders>
               <w:left w:val="single" w:sz="4" w:space="0" w:color="000000"/>
               <w:right w:val="single" w:sz="4" w:space="0" w:color="000000"/>
@@ -15692,7 +15692,7 @@
         </w:tc>
         <w:tc>
           <w:tcPr>
-            <w:tcW w:w="937" w:type="dxa"/>
+            <w:tcW w:w="939" w:type="dxa"/>
             <w:tcBorders>
               <w:left w:val="single" w:sz="4" w:space="0" w:color="000000"/>
             </w:tcBorders>
@@ -15719,7 +15719,7 @@
         </w:tc>
         <w:tc>
           <w:tcPr>
-            <w:tcW w:w="2433" w:type="dxa"/>
+            <w:tcW w:w="2431" w:type="dxa"/>
             <w:tcBorders>
               <w:left w:val="single" w:sz="4" w:space="0" w:color="000000"/>
               <w:right w:val="single" w:sz="4" w:space="0" w:color="000000"/>
@@ -15910,7 +15910,7 @@
         </w:tc>
         <w:tc>
           <w:tcPr>
-            <w:tcW w:w="937" w:type="dxa"/>
+            <w:tcW w:w="939" w:type="dxa"/>
             <w:tcBorders>
               <w:left w:val="single" w:sz="4" w:space="0" w:color="000000"/>
             </w:tcBorders>
@@ -15937,7 +15937,7 @@
         </w:tc>
         <w:tc>
           <w:tcPr>
-            <w:tcW w:w="2433" w:type="dxa"/>
+            <w:tcW w:w="2431" w:type="dxa"/>
             <w:tcBorders>
               <w:left w:val="single" w:sz="4" w:space="0" w:color="000000"/>
               <w:right w:val="single" w:sz="4" w:space="0" w:color="000000"/>
@@ -16128,7 +16128,7 @@
         </w:tc>
         <w:tc>
           <w:tcPr>
-            <w:tcW w:w="937" w:type="dxa"/>
+            <w:tcW w:w="939" w:type="dxa"/>
             <w:tcBorders>
               <w:left w:val="single" w:sz="4" w:space="0" w:color="000000"/>
             </w:tcBorders>
@@ -16155,7 +16155,7 @@
         </w:tc>
         <w:tc>
           <w:tcPr>
-            <w:tcW w:w="2433" w:type="dxa"/>
+            <w:tcW w:w="2431" w:type="dxa"/>
             <w:tcBorders>
               <w:left w:val="single" w:sz="4" w:space="0" w:color="000000"/>
               <w:right w:val="single" w:sz="4" w:space="0" w:color="000000"/>
@@ -16347,7 +16347,7 @@
         </w:tc>
         <w:tc>
           <w:tcPr>
-            <w:tcW w:w="937" w:type="dxa"/>
+            <w:tcW w:w="939" w:type="dxa"/>
             <w:tcBorders>
               <w:left w:val="single" w:sz="4" w:space="0" w:color="000000"/>
             </w:tcBorders>
@@ -16374,7 +16374,7 @@
         </w:tc>
         <w:tc>
           <w:tcPr>
-            <w:tcW w:w="2433" w:type="dxa"/>
+            <w:tcW w:w="2431" w:type="dxa"/>
             <w:tcBorders>
               <w:left w:val="single" w:sz="4" w:space="0" w:color="000000"/>
               <w:right w:val="single" w:sz="4" w:space="0" w:color="000000"/>
@@ -16566,7 +16566,7 @@
         </w:tc>
         <w:tc>
           <w:tcPr>
-            <w:tcW w:w="937" w:type="dxa"/>
+            <w:tcW w:w="939" w:type="dxa"/>
             <w:tcBorders>
               <w:left w:val="single" w:sz="4" w:space="0" w:color="000000"/>
             </w:tcBorders>
@@ -16593,7 +16593,7 @@
         </w:tc>
         <w:tc>
           <w:tcPr>
-            <w:tcW w:w="2433" w:type="dxa"/>
+            <w:tcW w:w="2431" w:type="dxa"/>
             <w:tcBorders>
               <w:left w:val="single" w:sz="4" w:space="0" w:color="000000"/>
               <w:right w:val="single" w:sz="4" w:space="0" w:color="000000"/>
@@ -16785,7 +16785,7 @@
         </w:tc>
         <w:tc>
           <w:tcPr>
-            <w:tcW w:w="937" w:type="dxa"/>
+            <w:tcW w:w="939" w:type="dxa"/>
             <w:tcBorders>
               <w:left w:val="single" w:sz="4" w:space="0" w:color="000000"/>
             </w:tcBorders>
@@ -16812,7 +16812,7 @@
         </w:tc>
         <w:tc>
           <w:tcPr>
-            <w:tcW w:w="2433" w:type="dxa"/>
+            <w:tcW w:w="2431" w:type="dxa"/>
             <w:tcBorders>
               <w:left w:val="single" w:sz="4" w:space="0" w:color="000000"/>
               <w:right w:val="single" w:sz="4" w:space="0" w:color="000000"/>
@@ -17003,7 +17003,7 @@
         </w:tc>
         <w:tc>
           <w:tcPr>
-            <w:tcW w:w="937" w:type="dxa"/>
+            <w:tcW w:w="939" w:type="dxa"/>
             <w:tcBorders>
               <w:left w:val="single" w:sz="4" w:space="0" w:color="000000"/>
             </w:tcBorders>
@@ -17030,7 +17030,7 @@
         </w:tc>
         <w:tc>
           <w:tcPr>
-            <w:tcW w:w="2433" w:type="dxa"/>
+            <w:tcW w:w="2431" w:type="dxa"/>
             <w:tcBorders>
               <w:left w:val="single" w:sz="4" w:space="0" w:color="000000"/>
               <w:right w:val="single" w:sz="4" w:space="0" w:color="000000"/>
@@ -17220,7 +17220,7 @@
         </w:tc>
         <w:tc>
           <w:tcPr>
-            <w:tcW w:w="937" w:type="dxa"/>
+            <w:tcW w:w="939" w:type="dxa"/>
             <w:tcBorders>
               <w:left w:val="single" w:sz="4" w:space="0" w:color="000000"/>
             </w:tcBorders>
@@ -17247,7 +17247,7 @@
         </w:tc>
         <w:tc>
           <w:tcPr>
-            <w:tcW w:w="2433" w:type="dxa"/>
+            <w:tcW w:w="2431" w:type="dxa"/>
             <w:tcBorders>
               <w:left w:val="single" w:sz="4" w:space="0" w:color="000000"/>
               <w:right w:val="single" w:sz="4" w:space="0" w:color="000000"/>
@@ -17437,7 +17437,7 @@
         </w:tc>
         <w:tc>
           <w:tcPr>
-            <w:tcW w:w="937" w:type="dxa"/>
+            <w:tcW w:w="939" w:type="dxa"/>
             <w:tcBorders>
               <w:left w:val="single" w:sz="4" w:space="0" w:color="000000"/>
             </w:tcBorders>
@@ -17464,7 +17464,7 @@
         </w:tc>
         <w:tc>
           <w:tcPr>
-            <w:tcW w:w="2433" w:type="dxa"/>
+            <w:tcW w:w="2431" w:type="dxa"/>
             <w:tcBorders>
               <w:left w:val="single" w:sz="4" w:space="0" w:color="000000"/>
               <w:right w:val="single" w:sz="4" w:space="0" w:color="000000"/>
@@ -17660,7 +17660,7 @@
         </w:tc>
         <w:tc>
           <w:tcPr>
-            <w:tcW w:w="937" w:type="dxa"/>
+            <w:tcW w:w="939" w:type="dxa"/>
             <w:tcBorders>
               <w:left w:val="single" w:sz="4" w:space="0" w:color="000000"/>
               <w:bottom w:val="single" w:sz="4" w:space="0" w:color="000000"/>
@@ -17688,7 +17688,7 @@
         </w:tc>
         <w:tc>
           <w:tcPr>
-            <w:tcW w:w="2433" w:type="dxa"/>
+            <w:tcW w:w="2431" w:type="dxa"/>
             <w:tcBorders>
               <w:left w:val="single" w:sz="4" w:space="0" w:color="000000"/>
               <w:bottom w:val="single" w:sz="4" w:space="0" w:color="000000"/>
@@ -18024,8 +18024,8 @@
         <w:gridCol w:w="934"/>
         <w:gridCol w:w="928"/>
         <w:gridCol w:w="927"/>
-        <w:gridCol w:w="937"/>
-        <w:gridCol w:w="2433"/>
+        <w:gridCol w:w="939"/>
+        <w:gridCol w:w="2431"/>
       </w:tblGrid>
       <w:tr>
         <w:trPr/>
@@ -18198,7 +18198,7 @@
         </w:tc>
         <w:tc>
           <w:tcPr>
-            <w:tcW w:w="937" w:type="dxa"/>
+            <w:tcW w:w="939" w:type="dxa"/>
             <w:tcBorders>
               <w:top w:val="single" w:sz="4" w:space="0" w:color="000000"/>
               <w:left w:val="single" w:sz="4" w:space="0" w:color="000000"/>
@@ -18225,7 +18225,7 @@
         </w:tc>
         <w:tc>
           <w:tcPr>
-            <w:tcW w:w="2433" w:type="dxa"/>
+            <w:tcW w:w="2431" w:type="dxa"/>
             <w:tcBorders>
               <w:top w:val="single" w:sz="4" w:space="0" w:color="000000"/>
               <w:left w:val="single" w:sz="4" w:space="0" w:color="000000"/>
@@ -18418,33 +18418,33 @@
         </w:tc>
         <w:tc>
           <w:tcPr>
-            <w:tcW w:w="937" w:type="dxa"/>
-            <w:tcBorders>
-              <w:left w:val="single" w:sz="4" w:space="0" w:color="000000"/>
-            </w:tcBorders>
-          </w:tcPr>
-          <w:p>
-            <w:pPr>
-              <w:pStyle w:val="Style19"/>
-              <w:widowControl w:val="false"/>
-              <w:bidi w:val="0"/>
-              <w:jc w:val="center"/>
-              <w:rPr>
-                <w:sz w:val="16"/>
-                <w:szCs w:val="16"/>
-              </w:rPr>
-            </w:pPr>
-            <w:r>
-              <w:rPr>
-                <w:sz w:val="16"/>
-                <w:szCs w:val="16"/>
-              </w:rPr>
-            </w:r>
-          </w:p>
-        </w:tc>
-        <w:tc>
-          <w:tcPr>
-            <w:tcW w:w="2433" w:type="dxa"/>
+            <w:tcW w:w="939" w:type="dxa"/>
+            <w:tcBorders>
+              <w:left w:val="single" w:sz="4" w:space="0" w:color="000000"/>
+            </w:tcBorders>
+          </w:tcPr>
+          <w:p>
+            <w:pPr>
+              <w:pStyle w:val="Style19"/>
+              <w:widowControl w:val="false"/>
+              <w:bidi w:val="0"/>
+              <w:jc w:val="center"/>
+              <w:rPr>
+                <w:sz w:val="16"/>
+                <w:szCs w:val="16"/>
+              </w:rPr>
+            </w:pPr>
+            <w:r>
+              <w:rPr>
+                <w:sz w:val="16"/>
+                <w:szCs w:val="16"/>
+              </w:rPr>
+            </w:r>
+          </w:p>
+        </w:tc>
+        <w:tc>
+          <w:tcPr>
+            <w:tcW w:w="2431" w:type="dxa"/>
             <w:tcBorders>
               <w:left w:val="single" w:sz="4" w:space="0" w:color="000000"/>
               <w:right w:val="single" w:sz="4" w:space="0" w:color="000000"/>
@@ -18635,33 +18635,33 @@
         </w:tc>
         <w:tc>
           <w:tcPr>
-            <w:tcW w:w="937" w:type="dxa"/>
-            <w:tcBorders>
-              <w:left w:val="single" w:sz="4" w:space="0" w:color="000000"/>
-            </w:tcBorders>
-          </w:tcPr>
-          <w:p>
-            <w:pPr>
-              <w:pStyle w:val="Style19"/>
-              <w:widowControl w:val="false"/>
-              <w:bidi w:val="0"/>
-              <w:jc w:val="center"/>
-              <w:rPr>
-                <w:sz w:val="16"/>
-                <w:szCs w:val="16"/>
-              </w:rPr>
-            </w:pPr>
-            <w:r>
-              <w:rPr>
-                <w:sz w:val="16"/>
-                <w:szCs w:val="16"/>
-              </w:rPr>
-            </w:r>
-          </w:p>
-        </w:tc>
-        <w:tc>
-          <w:tcPr>
-            <w:tcW w:w="2433" w:type="dxa"/>
+            <w:tcW w:w="939" w:type="dxa"/>
+            <w:tcBorders>
+              <w:left w:val="single" w:sz="4" w:space="0" w:color="000000"/>
+            </w:tcBorders>
+          </w:tcPr>
+          <w:p>
+            <w:pPr>
+              <w:pStyle w:val="Style19"/>
+              <w:widowControl w:val="false"/>
+              <w:bidi w:val="0"/>
+              <w:jc w:val="center"/>
+              <w:rPr>
+                <w:sz w:val="16"/>
+                <w:szCs w:val="16"/>
+              </w:rPr>
+            </w:pPr>
+            <w:r>
+              <w:rPr>
+                <w:sz w:val="16"/>
+                <w:szCs w:val="16"/>
+              </w:rPr>
+            </w:r>
+          </w:p>
+        </w:tc>
+        <w:tc>
+          <w:tcPr>
+            <w:tcW w:w="2431" w:type="dxa"/>
             <w:tcBorders>
               <w:left w:val="single" w:sz="4" w:space="0" w:color="000000"/>
               <w:right w:val="single" w:sz="4" w:space="0" w:color="000000"/>
@@ -18878,33 +18878,33 @@
         </w:tc>
         <w:tc>
           <w:tcPr>
-            <w:tcW w:w="937" w:type="dxa"/>
-            <w:tcBorders>
-              <w:left w:val="single" w:sz="4" w:space="0" w:color="000000"/>
-            </w:tcBorders>
-          </w:tcPr>
-          <w:p>
-            <w:pPr>
-              <w:pStyle w:val="Style19"/>
-              <w:widowControl w:val="false"/>
-              <w:bidi w:val="0"/>
-              <w:jc w:val="center"/>
-              <w:rPr>
-                <w:sz w:val="16"/>
-                <w:szCs w:val="16"/>
-              </w:rPr>
-            </w:pPr>
-            <w:r>
-              <w:rPr>
-                <w:sz w:val="16"/>
-                <w:szCs w:val="16"/>
-              </w:rPr>
-            </w:r>
-          </w:p>
-        </w:tc>
-        <w:tc>
-          <w:tcPr>
-            <w:tcW w:w="2433" w:type="dxa"/>
+            <w:tcW w:w="939" w:type="dxa"/>
+            <w:tcBorders>
+              <w:left w:val="single" w:sz="4" w:space="0" w:color="000000"/>
+            </w:tcBorders>
+          </w:tcPr>
+          <w:p>
+            <w:pPr>
+              <w:pStyle w:val="Style19"/>
+              <w:widowControl w:val="false"/>
+              <w:bidi w:val="0"/>
+              <w:jc w:val="center"/>
+              <w:rPr>
+                <w:sz w:val="16"/>
+                <w:szCs w:val="16"/>
+              </w:rPr>
+            </w:pPr>
+            <w:r>
+              <w:rPr>
+                <w:sz w:val="16"/>
+                <w:szCs w:val="16"/>
+              </w:rPr>
+            </w:r>
+          </w:p>
+        </w:tc>
+        <w:tc>
+          <w:tcPr>
+            <w:tcW w:w="2431" w:type="dxa"/>
             <w:tcBorders>
               <w:left w:val="single" w:sz="4" w:space="0" w:color="000000"/>
               <w:right w:val="single" w:sz="4" w:space="0" w:color="000000"/>
@@ -19095,33 +19095,33 @@
         </w:tc>
         <w:tc>
           <w:tcPr>
-            <w:tcW w:w="937" w:type="dxa"/>
-            <w:tcBorders>
-              <w:left w:val="single" w:sz="4" w:space="0" w:color="000000"/>
-            </w:tcBorders>
-          </w:tcPr>
-          <w:p>
-            <w:pPr>
-              <w:pStyle w:val="Style19"/>
-              <w:widowControl w:val="false"/>
-              <w:bidi w:val="0"/>
-              <w:jc w:val="center"/>
-              <w:rPr>
-                <w:sz w:val="16"/>
-                <w:szCs w:val="16"/>
-              </w:rPr>
-            </w:pPr>
-            <w:r>
-              <w:rPr>
-                <w:sz w:val="16"/>
-                <w:szCs w:val="16"/>
-              </w:rPr>
-            </w:r>
-          </w:p>
-        </w:tc>
-        <w:tc>
-          <w:tcPr>
-            <w:tcW w:w="2433" w:type="dxa"/>
+            <w:tcW w:w="939" w:type="dxa"/>
+            <w:tcBorders>
+              <w:left w:val="single" w:sz="4" w:space="0" w:color="000000"/>
+            </w:tcBorders>
+          </w:tcPr>
+          <w:p>
+            <w:pPr>
+              <w:pStyle w:val="Style19"/>
+              <w:widowControl w:val="false"/>
+              <w:bidi w:val="0"/>
+              <w:jc w:val="center"/>
+              <w:rPr>
+                <w:sz w:val="16"/>
+                <w:szCs w:val="16"/>
+              </w:rPr>
+            </w:pPr>
+            <w:r>
+              <w:rPr>
+                <w:sz w:val="16"/>
+                <w:szCs w:val="16"/>
+              </w:rPr>
+            </w:r>
+          </w:p>
+        </w:tc>
+        <w:tc>
+          <w:tcPr>
+            <w:tcW w:w="2431" w:type="dxa"/>
             <w:tcBorders>
               <w:left w:val="single" w:sz="4" w:space="0" w:color="000000"/>
               <w:right w:val="single" w:sz="4" w:space="0" w:color="000000"/>
@@ -19350,33 +19350,33 @@
         </w:tc>
         <w:tc>
           <w:tcPr>
-            <w:tcW w:w="937" w:type="dxa"/>
-            <w:tcBorders>
-              <w:left w:val="single" w:sz="4" w:space="0" w:color="000000"/>
-            </w:tcBorders>
-          </w:tcPr>
-          <w:p>
-            <w:pPr>
-              <w:pStyle w:val="Style19"/>
-              <w:widowControl w:val="false"/>
-              <w:bidi w:val="0"/>
-              <w:jc w:val="center"/>
-              <w:rPr>
-                <w:sz w:val="16"/>
-                <w:szCs w:val="16"/>
-              </w:rPr>
-            </w:pPr>
-            <w:r>
-              <w:rPr>
-                <w:sz w:val="16"/>
-                <w:szCs w:val="16"/>
-              </w:rPr>
-            </w:r>
-          </w:p>
-        </w:tc>
-        <w:tc>
-          <w:tcPr>
-            <w:tcW w:w="2433" w:type="dxa"/>
+            <w:tcW w:w="939" w:type="dxa"/>
+            <w:tcBorders>
+              <w:left w:val="single" w:sz="4" w:space="0" w:color="000000"/>
+            </w:tcBorders>
+          </w:tcPr>
+          <w:p>
+            <w:pPr>
+              <w:pStyle w:val="Style19"/>
+              <w:widowControl w:val="false"/>
+              <w:bidi w:val="0"/>
+              <w:jc w:val="center"/>
+              <w:rPr>
+                <w:sz w:val="16"/>
+                <w:szCs w:val="16"/>
+              </w:rPr>
+            </w:pPr>
+            <w:r>
+              <w:rPr>
+                <w:sz w:val="16"/>
+                <w:szCs w:val="16"/>
+              </w:rPr>
+            </w:r>
+          </w:p>
+        </w:tc>
+        <w:tc>
+          <w:tcPr>
+            <w:tcW w:w="2431" w:type="dxa"/>
             <w:tcBorders>
               <w:left w:val="single" w:sz="4" w:space="0" w:color="000000"/>
               <w:right w:val="single" w:sz="4" w:space="0" w:color="000000"/>
@@ -19573,7 +19573,7 @@
         </w:tc>
         <w:tc>
           <w:tcPr>
-            <w:tcW w:w="937" w:type="dxa"/>
+            <w:tcW w:w="939" w:type="dxa"/>
             <w:tcBorders>
               <w:left w:val="single" w:sz="4" w:space="0" w:color="000000"/>
               <w:bottom w:val="single" w:sz="4" w:space="0" w:color="000000"/>
@@ -19600,7 +19600,7 @@
         </w:tc>
         <w:tc>
           <w:tcPr>
-            <w:tcW w:w="2433" w:type="dxa"/>
+            <w:tcW w:w="2431" w:type="dxa"/>
             <w:tcBorders>
               <w:left w:val="single" w:sz="4" w:space="0" w:color="000000"/>
               <w:bottom w:val="single" w:sz="4" w:space="0" w:color="000000"/>
@@ -37520,195 +37520,6 @@
         <w:bidi w:val="0"/>
         <w:jc w:val="left"/>
         <w:rPr>
-          <w:rFonts w:ascii="바탕" w:hAnsi="바탕" w:eastAsia="맑은 고딕" w:cs="Arial Unicode MS"/>
-          <w:color w:val="auto"/>
-          <w:kern w:val="2"/>
-          <w:lang w:val="en-US" w:eastAsia="ko-KR" w:bidi="hi-IN"/>
-        </w:rPr>
-      </w:pPr>
-      <w:r>
-        <w:rPr>
-          <w:rFonts w:eastAsia="맑은 고딕" w:cs="Arial Unicode MS"/>
-          <w:color w:val="auto"/>
-          <w:kern w:val="2"/>
-          <w:lang w:val="en-US" w:eastAsia="ko-KR" w:bidi="hi-IN"/>
-        </w:rPr>
-      </w:r>
-    </w:p>
-    <w:p>
-      <w:pPr>
-        <w:pStyle w:val="Normal"/>
-        <w:bidi w:val="0"/>
-        <w:jc w:val="left"/>
-        <w:rPr>
-          <w:rFonts w:ascii="바탕" w:hAnsi="바탕" w:eastAsia="맑은 고딕" w:cs="Arial Unicode MS"/>
-          <w:color w:val="auto"/>
-          <w:kern w:val="2"/>
-          <w:lang w:val="en-US" w:eastAsia="ko-KR" w:bidi="hi-IN"/>
-        </w:rPr>
-      </w:pPr>
-      <w:r>
-        <w:rPr>
-          <w:rFonts w:eastAsia="맑은 고딕" w:cs="Arial Unicode MS"/>
-          <w:color w:val="auto"/>
-          <w:kern w:val="2"/>
-          <w:lang w:val="en-US" w:eastAsia="ko-KR" w:bidi="hi-IN"/>
-        </w:rPr>
-      </w:r>
-    </w:p>
-    <w:p>
-      <w:pPr>
-        <w:pStyle w:val="Normal"/>
-        <w:bidi w:val="0"/>
-        <w:jc w:val="left"/>
-        <w:rPr>
-          <w:rFonts w:ascii="바탕" w:hAnsi="바탕" w:eastAsia="맑은 고딕" w:cs="Arial Unicode MS"/>
-          <w:color w:val="auto"/>
-          <w:kern w:val="2"/>
-          <w:lang w:val="en-US" w:eastAsia="ko-KR" w:bidi="hi-IN"/>
-        </w:rPr>
-      </w:pPr>
-      <w:r>
-        <w:rPr>
-          <w:rFonts w:eastAsia="맑은 고딕" w:cs="Arial Unicode MS"/>
-          <w:color w:val="auto"/>
-          <w:kern w:val="2"/>
-          <w:lang w:val="en-US" w:eastAsia="ko-KR" w:bidi="hi-IN"/>
-        </w:rPr>
-      </w:r>
-    </w:p>
-    <w:p>
-      <w:pPr>
-        <w:pStyle w:val="Normal"/>
-        <w:bidi w:val="0"/>
-        <w:jc w:val="left"/>
-        <w:rPr>
-          <w:rFonts w:ascii="바탕" w:hAnsi="바탕" w:eastAsia="맑은 고딕" w:cs="Arial Unicode MS"/>
-          <w:color w:val="auto"/>
-          <w:kern w:val="2"/>
-          <w:lang w:val="en-US" w:eastAsia="ko-KR" w:bidi="hi-IN"/>
-        </w:rPr>
-      </w:pPr>
-      <w:r>
-        <w:rPr>
-          <w:rFonts w:eastAsia="맑은 고딕" w:cs="Arial Unicode MS"/>
-          <w:color w:val="auto"/>
-          <w:kern w:val="2"/>
-          <w:lang w:val="en-US" w:eastAsia="ko-KR" w:bidi="hi-IN"/>
-        </w:rPr>
-      </w:r>
-    </w:p>
-    <w:p>
-      <w:pPr>
-        <w:pStyle w:val="Normal"/>
-        <w:bidi w:val="0"/>
-        <w:jc w:val="left"/>
-        <w:rPr>
-          <w:rFonts w:ascii="바탕" w:hAnsi="바탕" w:eastAsia="맑은 고딕" w:cs="Arial Unicode MS"/>
-          <w:color w:val="auto"/>
-          <w:kern w:val="2"/>
-          <w:lang w:val="en-US" w:eastAsia="ko-KR" w:bidi="hi-IN"/>
-        </w:rPr>
-      </w:pPr>
-      <w:r>
-        <w:rPr>
-          <w:rFonts w:eastAsia="맑은 고딕" w:cs="Arial Unicode MS"/>
-          <w:color w:val="auto"/>
-          <w:kern w:val="2"/>
-          <w:lang w:val="en-US" w:eastAsia="ko-KR" w:bidi="hi-IN"/>
-        </w:rPr>
-      </w:r>
-    </w:p>
-    <w:p>
-      <w:pPr>
-        <w:pStyle w:val="Normal"/>
-        <w:bidi w:val="0"/>
-        <w:jc w:val="left"/>
-        <w:rPr>
-          <w:rFonts w:ascii="바탕" w:hAnsi="바탕" w:eastAsia="맑은 고딕" w:cs="Arial Unicode MS"/>
-          <w:color w:val="auto"/>
-          <w:kern w:val="2"/>
-          <w:lang w:val="en-US" w:eastAsia="ko-KR" w:bidi="hi-IN"/>
-        </w:rPr>
-      </w:pPr>
-      <w:r>
-        <w:rPr>
-          <w:rFonts w:eastAsia="맑은 고딕" w:cs="Arial Unicode MS"/>
-          <w:color w:val="auto"/>
-          <w:kern w:val="2"/>
-          <w:lang w:val="en-US" w:eastAsia="ko-KR" w:bidi="hi-IN"/>
-        </w:rPr>
-      </w:r>
-    </w:p>
-    <w:p>
-      <w:pPr>
-        <w:pStyle w:val="Normal"/>
-        <w:bidi w:val="0"/>
-        <w:jc w:val="left"/>
-        <w:rPr>
-          <w:rFonts w:ascii="바탕" w:hAnsi="바탕" w:eastAsia="맑은 고딕" w:cs="Arial Unicode MS"/>
-          <w:color w:val="auto"/>
-          <w:kern w:val="2"/>
-          <w:lang w:val="en-US" w:eastAsia="ko-KR" w:bidi="hi-IN"/>
-        </w:rPr>
-      </w:pPr>
-      <w:r>
-        <w:rPr>
-          <w:rFonts w:eastAsia="맑은 고딕" w:cs="Arial Unicode MS"/>
-          <w:color w:val="auto"/>
-          <w:kern w:val="2"/>
-          <w:lang w:val="en-US" w:eastAsia="ko-KR" w:bidi="hi-IN"/>
-        </w:rPr>
-      </w:r>
-    </w:p>
-    <w:p>
-      <w:pPr>
-        <w:pStyle w:val="Normal"/>
-        <w:bidi w:val="0"/>
-        <w:jc w:val="left"/>
-        <w:rPr>
-          <w:rFonts w:ascii="바탕" w:hAnsi="바탕" w:eastAsia="맑은 고딕" w:cs="Arial Unicode MS"/>
-          <w:color w:val="auto"/>
-          <w:kern w:val="2"/>
-          <w:lang w:val="en-US" w:eastAsia="ko-KR" w:bidi="hi-IN"/>
-        </w:rPr>
-      </w:pPr>
-      <w:r>
-        <w:rPr>
-          <w:rFonts w:eastAsia="맑은 고딕" w:cs="Arial Unicode MS"/>
-          <w:color w:val="auto"/>
-          <w:kern w:val="2"/>
-          <w:lang w:val="en-US" w:eastAsia="ko-KR" w:bidi="hi-IN"/>
-        </w:rPr>
-      </w:r>
-    </w:p>
-    <w:p>
-      <w:pPr>
-        <w:pStyle w:val="Normal"/>
-        <w:bidi w:val="0"/>
-        <w:jc w:val="left"/>
-        <w:rPr>
-          <w:rFonts w:ascii="바탕" w:hAnsi="바탕" w:eastAsia="맑은 고딕" w:cs="Arial Unicode MS"/>
-          <w:color w:val="auto"/>
-          <w:kern w:val="2"/>
-          <w:lang w:val="en-US" w:eastAsia="ko-KR" w:bidi="hi-IN"/>
-        </w:rPr>
-      </w:pPr>
-      <w:r>
-        <w:rPr>
-          <w:rFonts w:eastAsia="맑은 고딕" w:cs="Arial Unicode MS"/>
-          <w:color w:val="auto"/>
-          <w:kern w:val="2"/>
-          <w:lang w:val="en-US" w:eastAsia="ko-KR" w:bidi="hi-IN"/>
-        </w:rPr>
-      </w:r>
-    </w:p>
-    <w:p>
-      <w:pPr>
-        <w:pStyle w:val="Normal"/>
-        <w:bidi w:val="0"/>
-        <w:jc w:val="left"/>
-        <w:rPr>
           <w:sz w:val="30"/>
           <w:szCs w:val="30"/>
         </w:rPr>
@@ -38707,6 +38518,132 @@
         <w:bidi w:val="0"/>
         <w:jc w:val="left"/>
         <w:rPr>
+          <w:sz w:val="30"/>
+          <w:szCs w:val="30"/>
+        </w:rPr>
+      </w:pPr>
+      <w:r>
+        <w:rPr>
+          <w:rFonts w:eastAsia="맑은 고딕" w:cs="Arial Unicode MS"/>
+          <w:b/>
+          <w:bCs/>
+          <w:color w:val="auto"/>
+          <w:kern w:val="2"/>
+          <w:sz w:val="30"/>
+          <w:szCs w:val="30"/>
+          <w:lang w:val="en-US" w:eastAsia="ko-KR" w:bidi="hi-IN"/>
+        </w:rPr>
+        <w:t>2025</w:t>
+      </w:r>
+      <w:r>
+        <w:rPr>
+          <w:rFonts w:ascii="바탕" w:hAnsi="바탕" w:cs="Arial Unicode MS"/>
+          <w:b/>
+          <w:bCs/>
+          <w:color w:val="auto"/>
+          <w:kern w:val="2"/>
+          <w:sz w:val="30"/>
+          <w:szCs w:val="30"/>
+          <w:lang w:val="en-US" w:eastAsia="ko-KR" w:bidi="hi-IN"/>
+        </w:rPr>
+        <w:t xml:space="preserve">년 </w:t>
+      </w:r>
+      <w:r>
+        <w:rPr>
+          <w:rFonts w:eastAsia="맑은 고딕" w:cs="Arial Unicode MS"/>
+          <w:b/>
+          <w:bCs/>
+          <w:color w:val="auto"/>
+          <w:kern w:val="2"/>
+          <w:sz w:val="30"/>
+          <w:szCs w:val="30"/>
+          <w:lang w:val="en-US" w:eastAsia="ko-KR" w:bidi="hi-IN"/>
+        </w:rPr>
+        <w:t>5</w:t>
+      </w:r>
+      <w:r>
+        <w:rPr>
+          <w:rFonts w:ascii="바탕" w:hAnsi="바탕" w:cs="Arial Unicode MS"/>
+          <w:b/>
+          <w:bCs/>
+          <w:color w:val="auto"/>
+          <w:kern w:val="2"/>
+          <w:sz w:val="30"/>
+          <w:szCs w:val="30"/>
+          <w:lang w:val="en-US" w:eastAsia="ko-KR" w:bidi="hi-IN"/>
+        </w:rPr>
+        <w:t xml:space="preserve">월 </w:t>
+      </w:r>
+      <w:r>
+        <w:rPr>
+          <w:rFonts w:eastAsia="맑은 고딕" w:cs="Arial Unicode MS"/>
+          <w:b/>
+          <w:bCs/>
+          <w:color w:val="auto"/>
+          <w:kern w:val="2"/>
+          <w:sz w:val="30"/>
+          <w:szCs w:val="30"/>
+          <w:lang w:val="en-US" w:eastAsia="ko-KR" w:bidi="hi-IN"/>
+        </w:rPr>
+        <w:t>3</w:t>
+      </w:r>
+      <w:r>
+        <w:rPr>
+          <w:rFonts w:ascii="바탕" w:hAnsi="바탕" w:cs="Arial Unicode MS"/>
+          <w:b/>
+          <w:bCs/>
+          <w:color w:val="auto"/>
+          <w:kern w:val="2"/>
+          <w:sz w:val="30"/>
+          <w:szCs w:val="30"/>
+          <w:lang w:val="en-US" w:eastAsia="ko-KR" w:bidi="hi-IN"/>
+        </w:rPr>
+        <w:t>주차 계획</w:t>
+      </w:r>
+    </w:p>
+    <w:p>
+      <w:pPr>
+        <w:pStyle w:val="Normal"/>
+        <w:bidi w:val="0"/>
+        <w:jc w:val="left"/>
+        <w:rPr>
+          <w:sz w:val="30"/>
+          <w:szCs w:val="30"/>
+        </w:rPr>
+      </w:pPr>
+      <w:r>
+        <w:rPr>
+          <w:rFonts w:eastAsia="맑은 고딕" w:cs="Arial Unicode MS"/>
+          <w:b/>
+          <w:bCs/>
+          <w:color w:val="auto"/>
+          <w:kern w:val="2"/>
+          <w:sz w:val="30"/>
+          <w:szCs w:val="30"/>
+          <w:lang w:val="en-US" w:eastAsia="ko-KR" w:bidi="hi-IN"/>
+        </w:rPr>
+        <w:t>1.</w:t>
+      </w:r>
+      <w:r>
+        <w:rPr>
+          <w:rFonts w:ascii="바탕" w:hAnsi="바탕" w:cs="Arial Unicode MS"/>
+          <w:b/>
+          <w:bCs/>
+          <w:color w:val="auto"/>
+          <w:kern w:val="2"/>
+          <w:sz w:val="30"/>
+          <w:szCs w:val="30"/>
+          <w:lang w:val="en-US" w:eastAsia="ko-KR" w:bidi="hi-IN"/>
+        </w:rPr>
+        <w:t>전투 시스템 구상 우선</w:t>
+      </w:r>
+    </w:p>
+    <w:p>
+      <w:pPr>
+        <w:pStyle w:val="Normal"/>
+        <w:bidi w:val="0"/>
+        <w:jc w:val="left"/>
+        <w:rPr>
           <w:b w:val="false"/>
           <w:b w:val="false"/>
           <w:bCs w:val="false"/>
@@ -38715,7 +38652,30 @@
         </w:rPr>
       </w:pPr>
       <w:r>
-        <w:rPr/>
+        <w:rPr>
+          <w:rFonts w:eastAsia="맑은 고딕" w:cs="Arial Unicode MS"/>
+          <w:b w:val="false"/>
+          <w:bCs w:val="false"/>
+          <w:color w:val="auto"/>
+          <w:kern w:val="2"/>
+          <w:sz w:val="20"/>
+          <w:szCs w:val="20"/>
+          <w:lang w:val="en-US" w:eastAsia="ko-KR" w:bidi="hi-IN"/>
+        </w:rPr>
+        <w:t xml:space="preserve">- </w:t>
+      </w:r>
+      <w:r>
+        <w:rPr>
+          <w:rFonts w:ascii="바탕" w:hAnsi="바탕" w:cs="Arial Unicode MS"/>
+          <w:b w:val="false"/>
+          <w:bCs w:val="false"/>
+          <w:color w:val="auto"/>
+          <w:kern w:val="2"/>
+          <w:sz w:val="20"/>
+          <w:szCs w:val="20"/>
+          <w:lang w:val="en-US" w:eastAsia="ko-KR" w:bidi="hi-IN"/>
+        </w:rPr>
+        <w:t>피드백의 결과 전투시스템 구현을 먼저 만들어야 한다는 결론 도출</w:t>
       </w:r>
     </w:p>
     <w:p>
@@ -38732,7 +38692,30 @@
         </w:rPr>
       </w:pPr>
       <w:r>
-        <w:rPr/>
+        <w:rPr>
+          <w:rFonts w:eastAsia="맑은 고딕" w:cs="Arial Unicode MS"/>
+          <w:b w:val="false"/>
+          <w:bCs w:val="false"/>
+          <w:color w:val="auto"/>
+          <w:kern w:val="2"/>
+          <w:sz w:val="20"/>
+          <w:szCs w:val="20"/>
+          <w:lang w:val="en-US" w:eastAsia="ko-KR" w:bidi="hi-IN"/>
+        </w:rPr>
+        <w:t>- NPC AI</w:t>
+      </w:r>
+      <w:r>
+        <w:rPr>
+          <w:rFonts w:ascii="바탕" w:hAnsi="바탕" w:cs="Arial Unicode MS"/>
+          <w:b w:val="false"/>
+          <w:bCs w:val="false"/>
+          <w:color w:val="auto"/>
+          <w:kern w:val="2"/>
+          <w:sz w:val="20"/>
+          <w:szCs w:val="20"/>
+          <w:lang w:val="en-US" w:eastAsia="ko-KR" w:bidi="hi-IN"/>
+        </w:rPr>
+        <w:t>와 공격기능을 만들어 게임 사이클이 온전히 돌아가게끔 구상</w:t>
       </w:r>
     </w:p>
     <w:p>
@@ -38749,7 +38732,108 @@
         </w:rPr>
       </w:pPr>
       <w:r>
-        <w:rPr/>
+        <w:rPr>
+          <w:rFonts w:eastAsia="맑은 고딕" w:cs="Arial Unicode MS"/>
+          <w:b w:val="false"/>
+          <w:bCs w:val="false"/>
+          <w:color w:val="auto"/>
+          <w:kern w:val="2"/>
+          <w:sz w:val="20"/>
+          <w:szCs w:val="20"/>
+          <w:lang w:val="en-US" w:eastAsia="ko-KR" w:bidi="hi-IN"/>
+        </w:rPr>
+        <w:t xml:space="preserve">- </w:t>
+      </w:r>
+      <w:r>
+        <w:rPr>
+          <w:rFonts w:ascii="바탕" w:hAnsi="바탕" w:cs="Arial Unicode MS"/>
+          <w:b w:val="false"/>
+          <w:bCs w:val="false"/>
+          <w:color w:val="auto"/>
+          <w:kern w:val="2"/>
+          <w:sz w:val="20"/>
+          <w:szCs w:val="20"/>
+          <w:lang w:val="en-US" w:eastAsia="ko-KR" w:bidi="hi-IN"/>
+        </w:rPr>
+        <w:t>전투 시스템에서 패링</w:t>
+      </w:r>
+      <w:r>
+        <w:rPr>
+          <w:rFonts w:eastAsia="맑은 고딕" w:cs="Arial Unicode MS"/>
+          <w:b w:val="false"/>
+          <w:bCs w:val="false"/>
+          <w:color w:val="auto"/>
+          <w:kern w:val="2"/>
+          <w:sz w:val="20"/>
+          <w:szCs w:val="20"/>
+          <w:lang w:val="en-US" w:eastAsia="ko-KR" w:bidi="hi-IN"/>
+        </w:rPr>
+        <w:t xml:space="preserve">, </w:t>
+      </w:r>
+      <w:r>
+        <w:rPr>
+          <w:rFonts w:ascii="바탕" w:hAnsi="바탕" w:cs="Arial Unicode MS"/>
+          <w:b w:val="false"/>
+          <w:bCs w:val="false"/>
+          <w:color w:val="auto"/>
+          <w:kern w:val="2"/>
+          <w:sz w:val="20"/>
+          <w:szCs w:val="20"/>
+          <w:lang w:val="en-US" w:eastAsia="ko-KR" w:bidi="hi-IN"/>
+        </w:rPr>
+        <w:t>회피</w:t>
+      </w:r>
+      <w:r>
+        <w:rPr>
+          <w:rFonts w:eastAsia="맑은 고딕" w:cs="Arial Unicode MS"/>
+          <w:b w:val="false"/>
+          <w:bCs w:val="false"/>
+          <w:color w:val="auto"/>
+          <w:kern w:val="2"/>
+          <w:sz w:val="20"/>
+          <w:szCs w:val="20"/>
+          <w:lang w:val="en-US" w:eastAsia="ko-KR" w:bidi="hi-IN"/>
+        </w:rPr>
+        <w:t xml:space="preserve">, </w:t>
+      </w:r>
+      <w:r>
+        <w:rPr>
+          <w:rFonts w:ascii="바탕" w:hAnsi="바탕" w:cs="Arial Unicode MS"/>
+          <w:b w:val="false"/>
+          <w:bCs w:val="false"/>
+          <w:color w:val="auto"/>
+          <w:kern w:val="2"/>
+          <w:sz w:val="20"/>
+          <w:szCs w:val="20"/>
+          <w:lang w:val="en-US" w:eastAsia="ko-KR" w:bidi="hi-IN"/>
+        </w:rPr>
+        <w:t xml:space="preserve">가드 시스템을 획일화 하고 </w:t>
+      </w:r>
+      <w:r>
+        <w:rPr>
+          <w:rFonts w:eastAsia="맑은 고딕" w:cs="Arial Unicode MS"/>
+          <w:b w:val="false"/>
+          <w:bCs w:val="false"/>
+          <w:color w:val="auto"/>
+          <w:kern w:val="2"/>
+          <w:sz w:val="20"/>
+          <w:szCs w:val="20"/>
+          <w:lang w:val="en-US" w:eastAsia="ko-KR" w:bidi="hi-IN"/>
+        </w:rPr>
+        <w:t>NPC</w:t>
+      </w:r>
+      <w:r>
+        <w:rPr>
+          <w:rFonts w:ascii="바탕" w:hAnsi="바탕" w:cs="Arial Unicode MS"/>
+          <w:b w:val="false"/>
+          <w:bCs w:val="false"/>
+          <w:color w:val="auto"/>
+          <w:kern w:val="2"/>
+          <w:sz w:val="20"/>
+          <w:szCs w:val="20"/>
+          <w:lang w:val="en-US" w:eastAsia="ko-KR" w:bidi="hi-IN"/>
+        </w:rPr>
+        <w:t>의 공격에 맞게 반응하도록 설계하는 것이 주요 목표</w:t>
       </w:r>
     </w:p>
     <w:p>
@@ -38766,7 +38850,30 @@
         </w:rPr>
       </w:pPr>
       <w:r>
-        <w:rPr/>
+        <w:rPr>
+          <w:rFonts w:eastAsia="맑은 고딕" w:cs="Arial Unicode MS"/>
+          <w:b w:val="false"/>
+          <w:bCs w:val="false"/>
+          <w:color w:val="auto"/>
+          <w:kern w:val="2"/>
+          <w:sz w:val="20"/>
+          <w:szCs w:val="20"/>
+          <w:lang w:val="en-US" w:eastAsia="ko-KR" w:bidi="hi-IN"/>
+        </w:rPr>
+        <w:t xml:space="preserve">- </w:t>
+      </w:r>
+      <w:r>
+        <w:rPr>
+          <w:rFonts w:ascii="바탕" w:hAnsi="바탕" w:cs="Arial Unicode MS"/>
+          <w:b w:val="false"/>
+          <w:bCs w:val="false"/>
+          <w:color w:val="auto"/>
+          <w:kern w:val="2"/>
+          <w:sz w:val="20"/>
+          <w:szCs w:val="20"/>
+          <w:lang w:val="en-US" w:eastAsia="ko-KR" w:bidi="hi-IN"/>
+        </w:rPr>
+        <w:t>직업 분류하기</w:t>
       </w:r>
     </w:p>
     <w:p>
@@ -38783,7 +38890,96 @@
         </w:rPr>
       </w:pPr>
       <w:r>
-        <w:rPr/>
+        <w:rPr>
+          <w:b w:val="false"/>
+          <w:bCs w:val="false"/>
+          <w:sz w:val="20"/>
+          <w:szCs w:val="20"/>
+        </w:rPr>
+      </w:r>
+    </w:p>
+    <w:p>
+      <w:pPr>
+        <w:pStyle w:val="Normal"/>
+        <w:bidi w:val="0"/>
+        <w:jc w:val="left"/>
+        <w:rPr>
+          <w:rFonts w:ascii="바탕" w:hAnsi="바탕" w:eastAsia="맑은 고딕" w:cs="Arial Unicode MS"/>
+          <w:b/>
+          <w:b/>
+          <w:bCs/>
+          <w:color w:val="auto"/>
+          <w:kern w:val="2"/>
+          <w:sz w:val="30"/>
+          <w:szCs w:val="30"/>
+          <w:lang w:val="en-US" w:eastAsia="ko-KR" w:bidi="hi-IN"/>
+        </w:rPr>
+      </w:pPr>
+      <w:r>
+        <w:rPr>
+          <w:rFonts w:eastAsia="맑은 고딕" w:cs="Arial Unicode MS"/>
+          <w:b/>
+          <w:bCs/>
+          <w:color w:val="auto"/>
+          <w:kern w:val="2"/>
+          <w:sz w:val="30"/>
+          <w:szCs w:val="30"/>
+          <w:lang w:val="en-US" w:eastAsia="ko-KR" w:bidi="hi-IN"/>
+        </w:rPr>
+      </w:r>
+    </w:p>
+    <w:p>
+      <w:pPr>
+        <w:pStyle w:val="Normal"/>
+        <w:bidi w:val="0"/>
+        <w:jc w:val="left"/>
+        <w:rPr>
+          <w:sz w:val="30"/>
+          <w:szCs w:val="30"/>
+        </w:rPr>
+      </w:pPr>
+      <w:r>
+        <w:rPr>
+          <w:sz w:val="30"/>
+          <w:szCs w:val="30"/>
+        </w:rPr>
+      </w:r>
+    </w:p>
+    <w:p>
+      <w:pPr>
+        <w:pStyle w:val="Normal"/>
+        <w:bidi w:val="0"/>
+        <w:jc w:val="left"/>
+        <w:rPr>
+          <w:sz w:val="30"/>
+          <w:szCs w:val="30"/>
+        </w:rPr>
+      </w:pPr>
+      <w:r>
+        <w:rPr>
+          <w:rFonts w:eastAsia="맑은 고딕" w:cs="Arial Unicode MS"/>
+          <w:b/>
+          <w:bCs/>
+          <w:color w:val="auto"/>
+          <w:kern w:val="2"/>
+          <w:sz w:val="30"/>
+          <w:szCs w:val="30"/>
+          <w:lang w:val="en-US" w:eastAsia="ko-KR" w:bidi="hi-IN"/>
+        </w:rPr>
+        <w:t>2.</w:t>
+      </w:r>
+      <w:r>
+        <w:rPr>
+          <w:rFonts w:ascii="바탕" w:hAnsi="바탕" w:cs="Arial Unicode MS"/>
+          <w:b/>
+          <w:bCs/>
+          <w:color w:val="auto"/>
+          <w:kern w:val="2"/>
+          <w:sz w:val="30"/>
+          <w:szCs w:val="30"/>
+          <w:lang w:val="en-US" w:eastAsia="ko-KR" w:bidi="hi-IN"/>
+        </w:rPr>
+        <w:t>세부 내용 구상</w:t>
       </w:r>
     </w:p>
     <w:p>
@@ -38795,12 +38991,13 @@
           <w:b w:val="false"/>
           <w:b w:val="false"/>
           <w:bCs w:val="false"/>
-          <w:sz w:val="20"/>
-          <w:szCs w:val="20"/>
-        </w:rPr>
-      </w:pPr>
-      <w:r>
-        <w:rPr/>
+        </w:rPr>
+      </w:pPr>
+      <w:r>
+        <w:rPr>
+          <w:b w:val="false"/>
+          <w:bCs w:val="false"/>
+        </w:rPr>
       </w:r>
     </w:p>
     <w:p>
@@ -38817,7 +39014,288 @@
         </w:rPr>
       </w:pPr>
       <w:r>
-        <w:rPr/>
+        <w:rPr>
+          <w:rFonts w:ascii="바탕" w:hAnsi="바탕" w:cs="Arial Unicode MS"/>
+          <w:b w:val="false"/>
+          <w:bCs w:val="false"/>
+          <w:color w:val="auto"/>
+          <w:kern w:val="2"/>
+          <w:sz w:val="20"/>
+          <w:szCs w:val="20"/>
+          <w:lang w:val="en-US" w:eastAsia="ko-KR" w:bidi="hi-IN"/>
+        </w:rPr>
+        <w:t>전투 시스템 → 방향 공격</w:t>
+      </w:r>
+      <w:r>
+        <w:rPr>
+          <w:rFonts w:eastAsia="맑은 고딕" w:cs="Arial Unicode MS"/>
+          <w:b w:val="false"/>
+          <w:bCs w:val="false"/>
+          <w:color w:val="auto"/>
+          <w:kern w:val="2"/>
+          <w:sz w:val="20"/>
+          <w:szCs w:val="20"/>
+          <w:lang w:val="en-US" w:eastAsia="ko-KR" w:bidi="hi-IN"/>
+        </w:rPr>
+        <w:t xml:space="preserve">, </w:t>
+      </w:r>
+      <w:r>
+        <w:rPr>
+          <w:rFonts w:ascii="바탕" w:hAnsi="바탕" w:cs="Arial Unicode MS"/>
+          <w:b w:val="false"/>
+          <w:bCs w:val="false"/>
+          <w:color w:val="auto"/>
+          <w:kern w:val="2"/>
+          <w:sz w:val="20"/>
+          <w:szCs w:val="20"/>
+          <w:lang w:val="en-US" w:eastAsia="ko-KR" w:bidi="hi-IN"/>
+        </w:rPr>
+        <w:t>방어 시스템</w:t>
+      </w:r>
+      <w:r>
+        <w:rPr>
+          <w:rFonts w:eastAsia="맑은 고딕" w:cs="Arial Unicode MS"/>
+          <w:b w:val="false"/>
+          <w:bCs w:val="false"/>
+          <w:color w:val="auto"/>
+          <w:kern w:val="2"/>
+          <w:sz w:val="20"/>
+          <w:szCs w:val="20"/>
+          <w:lang w:val="en-US" w:eastAsia="ko-KR" w:bidi="hi-IN"/>
+        </w:rPr>
+        <w:t xml:space="preserve">, </w:t>
+      </w:r>
+      <w:r>
+        <w:rPr>
+          <w:rFonts w:ascii="바탕" w:hAnsi="바탕" w:cs="Arial Unicode MS"/>
+          <w:b w:val="false"/>
+          <w:bCs w:val="false"/>
+          <w:color w:val="auto"/>
+          <w:kern w:val="2"/>
+          <w:sz w:val="20"/>
+          <w:szCs w:val="20"/>
+          <w:lang w:val="en-US" w:eastAsia="ko-KR" w:bidi="hi-IN"/>
+        </w:rPr>
+        <w:t>무기에 따른 특성</w:t>
+      </w:r>
+      <w:r>
+        <w:rPr>
+          <w:rFonts w:cs="Arial Unicode MS"/>
+          <w:b w:val="false"/>
+          <w:bCs w:val="false"/>
+          <w:color w:val="auto"/>
+          <w:kern w:val="2"/>
+          <w:sz w:val="20"/>
+          <w:szCs w:val="20"/>
+          <w:lang w:val="en-US" w:eastAsia="ko-KR" w:bidi="hi-IN"/>
+        </w:rPr>
+        <w:t xml:space="preserve">, </w:t>
+      </w:r>
+      <w:r>
+        <w:rPr>
+          <w:rFonts w:ascii="바탕" w:hAnsi="바탕" w:cs="Arial Unicode MS"/>
+          <w:b w:val="false"/>
+          <w:bCs w:val="false"/>
+          <w:color w:val="auto"/>
+          <w:kern w:val="2"/>
+          <w:sz w:val="20"/>
+          <w:szCs w:val="20"/>
+          <w:lang w:val="en-US" w:eastAsia="ko-KR" w:bidi="hi-IN"/>
+        </w:rPr>
+        <w:t>직업별 특수 능력</w:t>
+      </w:r>
+      <w:r>
+        <w:rPr>
+          <w:rFonts w:eastAsia="맑은 고딕" w:cs="Arial Unicode MS"/>
+          <w:b w:val="false"/>
+          <w:bCs w:val="false"/>
+          <w:color w:val="auto"/>
+          <w:kern w:val="2"/>
+          <w:sz w:val="20"/>
+          <w:szCs w:val="20"/>
+          <w:lang w:val="en-US" w:eastAsia="ko-KR" w:bidi="hi-IN"/>
+        </w:rPr>
+        <w:t>(E</w:t>
+      </w:r>
+      <w:r>
+        <w:rPr>
+          <w:rFonts w:ascii="바탕" w:hAnsi="바탕" w:cs="Arial Unicode MS"/>
+          <w:b w:val="false"/>
+          <w:bCs w:val="false"/>
+          <w:color w:val="auto"/>
+          <w:kern w:val="2"/>
+          <w:sz w:val="20"/>
+          <w:szCs w:val="20"/>
+          <w:lang w:val="en-US" w:eastAsia="ko-KR" w:bidi="hi-IN"/>
+        </w:rPr>
+        <w:t>키</w:t>
+      </w:r>
+      <w:r>
+        <w:rPr>
+          <w:rFonts w:eastAsia="맑은 고딕" w:cs="Arial Unicode MS"/>
+          <w:b w:val="false"/>
+          <w:bCs w:val="false"/>
+          <w:color w:val="auto"/>
+          <w:kern w:val="2"/>
+          <w:sz w:val="20"/>
+          <w:szCs w:val="20"/>
+          <w:lang w:val="en-US" w:eastAsia="ko-KR" w:bidi="hi-IN"/>
+        </w:rPr>
+        <w:t>)</w:t>
+      </w:r>
+      <w:r>
+        <w:rPr>
+          <w:rFonts w:eastAsia="맑은 고딕" w:cs="Arial Unicode MS"/>
+          <w:b w:val="false"/>
+          <w:bCs w:val="false"/>
+          <w:color w:val="auto"/>
+          <w:kern w:val="2"/>
+          <w:sz w:val="20"/>
+          <w:szCs w:val="20"/>
+          <w:lang w:val="en-US" w:eastAsia="ko-KR" w:bidi="hi-IN"/>
+        </w:rPr>
+        <w:t xml:space="preserve"> </w:t>
+      </w:r>
+      <w:r>
+        <w:rPr>
+          <w:rFonts w:ascii="바탕" w:hAnsi="바탕" w:cs="Arial Unicode MS"/>
+          <w:b w:val="false"/>
+          <w:bCs w:val="false"/>
+          <w:color w:val="auto"/>
+          <w:kern w:val="2"/>
+          <w:sz w:val="20"/>
+          <w:szCs w:val="20"/>
+          <w:lang w:val="en-US" w:eastAsia="ko-KR" w:bidi="hi-IN"/>
+        </w:rPr>
+        <w:t>이용하며 특수능력은 직업 세분화의 기준</w:t>
+      </w:r>
+    </w:p>
+    <w:p>
+      <w:pPr>
+        <w:pStyle w:val="Normal"/>
+        <w:bidi w:val="0"/>
+        <w:jc w:val="left"/>
+        <w:rPr>
+          <w:b/>
+          <w:b/>
+          <w:bCs/>
+          <w:sz w:val="20"/>
+          <w:szCs w:val="20"/>
+        </w:rPr>
+      </w:pPr>
+      <w:r>
+        <w:rPr>
+          <w:b/>
+          <w:bCs/>
+          <w:sz w:val="20"/>
+          <w:szCs w:val="20"/>
+        </w:rPr>
+      </w:r>
+    </w:p>
+    <w:p>
+      <w:pPr>
+        <w:pStyle w:val="Normal"/>
+        <w:bidi w:val="0"/>
+        <w:jc w:val="left"/>
+        <w:rPr>
+          <w:b/>
+          <w:b/>
+          <w:bCs/>
+          <w:sz w:val="20"/>
+          <w:szCs w:val="20"/>
+        </w:rPr>
+      </w:pPr>
+      <w:r>
+        <w:rPr>
+          <w:rFonts w:ascii="바탕" w:hAnsi="바탕" w:cs="Arial Unicode MS"/>
+          <w:b/>
+          <w:bCs/>
+          <w:color w:val="auto"/>
+          <w:kern w:val="2"/>
+          <w:sz w:val="20"/>
+          <w:szCs w:val="20"/>
+          <w:lang w:val="en-US" w:eastAsia="ko-KR" w:bidi="hi-IN"/>
+        </w:rPr>
+        <w:t>방향공격</w:t>
+      </w:r>
+      <w:r>
+        <w:rPr>
+          <w:rFonts w:eastAsia="맑은 고딕" w:cs="Arial Unicode MS"/>
+          <w:b/>
+          <w:bCs/>
+          <w:color w:val="auto"/>
+          <w:kern w:val="2"/>
+          <w:sz w:val="20"/>
+          <w:szCs w:val="20"/>
+          <w:lang w:val="en-US" w:eastAsia="ko-KR" w:bidi="hi-IN"/>
+        </w:rPr>
+        <w:t>:</w:t>
+      </w:r>
+      <w:r>
+        <w:rPr>
+          <w:rFonts w:ascii="바탕" w:hAnsi="바탕" w:cs="Arial Unicode MS"/>
+          <w:b/>
+          <w:bCs/>
+          <w:color w:val="auto"/>
+          <w:kern w:val="2"/>
+          <w:sz w:val="20"/>
+          <w:szCs w:val="20"/>
+          <w:lang w:val="en-US" w:eastAsia="ko-KR" w:bidi="hi-IN"/>
+        </w:rPr>
+        <w:t>마운트앤 블레이드</w:t>
+      </w:r>
+      <w:r>
+        <w:rPr>
+          <w:rFonts w:eastAsia="맑은 고딕" w:cs="Arial Unicode MS"/>
+          <w:b/>
+          <w:bCs/>
+          <w:color w:val="auto"/>
+          <w:kern w:val="2"/>
+          <w:sz w:val="20"/>
+          <w:szCs w:val="20"/>
+          <w:lang w:val="en-US" w:eastAsia="ko-KR" w:bidi="hi-IN"/>
+        </w:rPr>
+        <w:t>/</w:t>
+      </w:r>
+      <w:r>
+        <w:rPr>
+          <w:rFonts w:ascii="바탕" w:hAnsi="바탕" w:cs="Arial Unicode MS"/>
+          <w:b/>
+          <w:bCs/>
+          <w:color w:val="auto"/>
+          <w:kern w:val="2"/>
+          <w:sz w:val="20"/>
+          <w:szCs w:val="20"/>
+          <w:lang w:val="en-US" w:eastAsia="ko-KR" w:bidi="hi-IN"/>
+        </w:rPr>
+        <w:t>킹덤컴 스타일의 십자 크로스헤어</w:t>
+      </w:r>
+    </w:p>
+    <w:p>
+      <w:pPr>
+        <w:pStyle w:val="Normal"/>
+        <w:bidi w:val="0"/>
+        <w:jc w:val="left"/>
+        <w:rPr>
+          <w:b/>
+          <w:b/>
+          <w:bCs/>
+          <w:sz w:val="20"/>
+          <w:szCs w:val="20"/>
+        </w:rPr>
+      </w:pPr>
+      <w:r>
+        <w:rPr>
+          <w:rFonts w:ascii="바탕" w:hAnsi="바탕" w:cs="Arial Unicode MS"/>
+          <w:b/>
+          <w:bCs/>
+          <w:color w:val="auto"/>
+          <w:kern w:val="2"/>
+          <w:sz w:val="20"/>
+          <w:szCs w:val="20"/>
+          <w:lang w:val="en-US" w:eastAsia="ko-KR" w:bidi="hi-IN"/>
+        </w:rPr>
+        <w:t>방향에 따른 공격 방식 변화</w:t>
       </w:r>
     </w:p>
     <w:p>
@@ -38834,7 +39312,12 @@
         </w:rPr>
       </w:pPr>
       <w:r>
-        <w:rPr/>
+        <w:rPr>
+          <w:b w:val="false"/>
+          <w:bCs w:val="false"/>
+          <w:sz w:val="20"/>
+          <w:szCs w:val="20"/>
+        </w:rPr>
       </w:r>
     </w:p>
     <w:p>
@@ -38851,7 +39334,95 @@
         </w:rPr>
       </w:pPr>
       <w:r>
-        <w:rPr/>
+        <w:rPr>
+          <w:rFonts w:ascii="바탕" w:hAnsi="바탕" w:cs="Arial Unicode MS"/>
+          <w:b w:val="false"/>
+          <w:bCs w:val="false"/>
+          <w:color w:val="auto"/>
+          <w:kern w:val="2"/>
+          <w:sz w:val="20"/>
+          <w:szCs w:val="20"/>
+          <w:lang w:val="en-US" w:eastAsia="ko-KR" w:bidi="hi-IN"/>
+        </w:rPr>
+        <w:t>상단</w:t>
+      </w:r>
+      <w:r>
+        <w:rPr>
+          <w:rFonts w:eastAsia="맑은 고딕" w:cs="Arial Unicode MS"/>
+          <w:b w:val="false"/>
+          <w:bCs w:val="false"/>
+          <w:color w:val="auto"/>
+          <w:kern w:val="2"/>
+          <w:sz w:val="20"/>
+          <w:szCs w:val="20"/>
+          <w:lang w:val="en-US" w:eastAsia="ko-KR" w:bidi="hi-IN"/>
+        </w:rPr>
+        <w:t>/</w:t>
+      </w:r>
+      <w:r>
+        <w:rPr>
+          <w:rFonts w:ascii="바탕" w:hAnsi="바탕" w:cs="Arial Unicode MS"/>
+          <w:b w:val="false"/>
+          <w:bCs w:val="false"/>
+          <w:color w:val="auto"/>
+          <w:kern w:val="2"/>
+          <w:sz w:val="20"/>
+          <w:szCs w:val="20"/>
+          <w:lang w:val="en-US" w:eastAsia="ko-KR" w:bidi="hi-IN"/>
+        </w:rPr>
+        <w:t>하단</w:t>
+      </w:r>
+      <w:r>
+        <w:rPr>
+          <w:rFonts w:eastAsia="맑은 고딕" w:cs="Arial Unicode MS"/>
+          <w:b w:val="false"/>
+          <w:bCs w:val="false"/>
+          <w:color w:val="auto"/>
+          <w:kern w:val="2"/>
+          <w:sz w:val="20"/>
+          <w:szCs w:val="20"/>
+          <w:lang w:val="en-US" w:eastAsia="ko-KR" w:bidi="hi-IN"/>
+        </w:rPr>
+        <w:t>/</w:t>
+      </w:r>
+      <w:r>
+        <w:rPr>
+          <w:rFonts w:ascii="바탕" w:hAnsi="바탕" w:cs="Arial Unicode MS"/>
+          <w:b w:val="false"/>
+          <w:bCs w:val="false"/>
+          <w:color w:val="auto"/>
+          <w:kern w:val="2"/>
+          <w:sz w:val="20"/>
+          <w:szCs w:val="20"/>
+          <w:lang w:val="en-US" w:eastAsia="ko-KR" w:bidi="hi-IN"/>
+        </w:rPr>
+        <w:t>측면</w:t>
+      </w:r>
+      <w:r>
+        <w:rPr>
+          <w:rFonts w:eastAsia="맑은 고딕" w:cs="Arial Unicode MS"/>
+          <w:b w:val="false"/>
+          <w:bCs w:val="false"/>
+          <w:color w:val="auto"/>
+          <w:kern w:val="2"/>
+          <w:sz w:val="20"/>
+          <w:szCs w:val="20"/>
+          <w:lang w:val="en-US" w:eastAsia="ko-KR" w:bidi="hi-IN"/>
+        </w:rPr>
+        <w:t>/</w:t>
+      </w:r>
+      <w:r>
+        <w:rPr>
+          <w:rFonts w:ascii="바탕" w:hAnsi="바탕" w:cs="Arial Unicode MS"/>
+          <w:b w:val="false"/>
+          <w:bCs w:val="false"/>
+          <w:color w:val="auto"/>
+          <w:kern w:val="2"/>
+          <w:sz w:val="20"/>
+          <w:szCs w:val="20"/>
+          <w:lang w:val="en-US" w:eastAsia="ko-KR" w:bidi="hi-IN"/>
+        </w:rPr>
+        <w:t>중앙 공격</w:t>
       </w:r>
     </w:p>
     <w:p>
@@ -38868,7 +39439,17 @@
         </w:rPr>
       </w:pPr>
       <w:r>
-        <w:rPr/>
+        <w:rPr>
+          <w:rFonts w:ascii="바탕" w:hAnsi="바탕" w:cs="Arial Unicode MS"/>
+          <w:b w:val="false"/>
+          <w:bCs w:val="false"/>
+          <w:color w:val="auto"/>
+          <w:kern w:val="2"/>
+          <w:sz w:val="20"/>
+          <w:szCs w:val="20"/>
+          <w:lang w:val="en-US" w:eastAsia="ko-KR" w:bidi="hi-IN"/>
+        </w:rPr>
+        <w:t>커서를 가두는 방식으로 구현하기</w:t>
       </w:r>
     </w:p>
     <w:p>
@@ -38885,7 +39466,17 @@
         </w:rPr>
       </w:pPr>
       <w:r>
-        <w:rPr/>
+        <w:rPr>
+          <w:rFonts w:ascii="바탕" w:hAnsi="바탕" w:cs="Arial Unicode MS"/>
+          <w:b w:val="false"/>
+          <w:bCs w:val="false"/>
+          <w:color w:val="auto"/>
+          <w:kern w:val="2"/>
+          <w:sz w:val="20"/>
+          <w:szCs w:val="20"/>
+          <w:lang w:val="en-US" w:eastAsia="ko-KR" w:bidi="hi-IN"/>
+        </w:rPr>
+        <w:t>무기별로 가하는 공격 스타일이 다름</w:t>
       </w:r>
     </w:p>
     <w:p>
@@ -38902,7 +39493,30 @@
         </w:rPr>
       </w:pPr>
       <w:r>
-        <w:rPr/>
+        <w:rPr>
+          <w:rFonts w:eastAsia="맑은 고딕" w:cs="Arial Unicode MS"/>
+          <w:b w:val="false"/>
+          <w:bCs w:val="false"/>
+          <w:color w:val="auto"/>
+          <w:kern w:val="2"/>
+          <w:sz w:val="20"/>
+          <w:szCs w:val="20"/>
+          <w:lang w:val="en-US" w:eastAsia="ko-KR" w:bidi="hi-IN"/>
+        </w:rPr>
+        <w:t>ex)</w:t>
+      </w:r>
+      <w:r>
+        <w:rPr>
+          <w:rFonts w:ascii="바탕" w:hAnsi="바탕" w:cs="Arial Unicode MS"/>
+          <w:b w:val="false"/>
+          <w:bCs w:val="false"/>
+          <w:color w:val="auto"/>
+          <w:kern w:val="2"/>
+          <w:sz w:val="20"/>
+          <w:szCs w:val="20"/>
+          <w:lang w:val="en-US" w:eastAsia="ko-KR" w:bidi="hi-IN"/>
+        </w:rPr>
+        <w:t xml:space="preserve">둔기류는 찌르기가 없으므로 중앙공격 데미지가 약함 </w:t>
       </w:r>
     </w:p>
     <w:p>
@@ -38919,7 +39533,127 @@
         </w:rPr>
       </w:pPr>
       <w:r>
-        <w:rPr/>
+        <w:rPr>
+          <w:b w:val="false"/>
+          <w:bCs w:val="false"/>
+          <w:sz w:val="20"/>
+          <w:szCs w:val="20"/>
+        </w:rPr>
+      </w:r>
+    </w:p>
+    <w:p>
+      <w:pPr>
+        <w:pStyle w:val="Normal"/>
+        <w:bidi w:val="0"/>
+        <w:jc w:val="left"/>
+        <w:rPr>
+          <w:b/>
+          <w:b/>
+          <w:bCs/>
+          <w:sz w:val="20"/>
+          <w:szCs w:val="20"/>
+        </w:rPr>
+      </w:pPr>
+      <w:r>
+        <w:rPr>
+          <w:b/>
+          <w:bCs/>
+          <w:sz w:val="20"/>
+          <w:szCs w:val="20"/>
+        </w:rPr>
+      </w:r>
+    </w:p>
+    <w:p>
+      <w:pPr>
+        <w:pStyle w:val="Normal"/>
+        <w:bidi w:val="0"/>
+        <w:jc w:val="left"/>
+        <w:rPr>
+          <w:b/>
+          <w:b/>
+          <w:bCs/>
+          <w:sz w:val="20"/>
+          <w:szCs w:val="20"/>
+        </w:rPr>
+      </w:pPr>
+      <w:r>
+        <w:rPr>
+          <w:rFonts w:ascii="바탕" w:hAnsi="바탕" w:cs="Arial Unicode MS"/>
+          <w:b/>
+          <w:bCs/>
+          <w:color w:val="auto"/>
+          <w:kern w:val="2"/>
+          <w:sz w:val="20"/>
+          <w:szCs w:val="20"/>
+          <w:lang w:val="en-US" w:eastAsia="ko-KR" w:bidi="hi-IN"/>
+        </w:rPr>
+        <w:t>방어시스템</w:t>
+      </w:r>
+      <w:r>
+        <w:rPr>
+          <w:rFonts w:eastAsia="맑은 고딕" w:cs="Arial Unicode MS"/>
+          <w:b/>
+          <w:bCs/>
+          <w:color w:val="auto"/>
+          <w:kern w:val="2"/>
+          <w:sz w:val="20"/>
+          <w:szCs w:val="20"/>
+          <w:lang w:val="en-US" w:eastAsia="ko-KR" w:bidi="hi-IN"/>
+        </w:rPr>
+        <w:t>:</w:t>
+      </w:r>
+      <w:r>
+        <w:rPr>
+          <w:rFonts w:ascii="바탕" w:hAnsi="바탕" w:cs="Arial Unicode MS"/>
+          <w:b/>
+          <w:bCs/>
+          <w:color w:val="auto"/>
+          <w:kern w:val="2"/>
+          <w:sz w:val="20"/>
+          <w:szCs w:val="20"/>
+          <w:lang w:val="en-US" w:eastAsia="ko-KR" w:bidi="hi-IN"/>
+        </w:rPr>
+        <w:t>기본 직업별로 분리되는 스타일</w:t>
+      </w:r>
+    </w:p>
+    <w:p>
+      <w:pPr>
+        <w:pStyle w:val="Normal"/>
+        <w:bidi w:val="0"/>
+        <w:jc w:val="left"/>
+        <w:rPr>
+          <w:b/>
+          <w:b/>
+          <w:bCs/>
+          <w:sz w:val="20"/>
+          <w:szCs w:val="20"/>
+        </w:rPr>
+      </w:pPr>
+      <w:r>
+        <w:rPr>
+          <w:rFonts w:eastAsia="맑은 고딕" w:cs="Arial Unicode MS"/>
+          <w:b/>
+          <w:bCs/>
+          <w:color w:val="auto"/>
+          <w:kern w:val="2"/>
+          <w:sz w:val="20"/>
+          <w:szCs w:val="20"/>
+          <w:lang w:val="en-US" w:eastAsia="ko-KR" w:bidi="hi-IN"/>
+        </w:rPr>
+        <w:t>ex)</w:t>
+      </w:r>
+      <w:r>
+        <w:rPr>
+          <w:rFonts w:ascii="바탕" w:hAnsi="바탕" w:cs="Arial Unicode MS"/>
+          <w:b/>
+          <w:bCs/>
+          <w:color w:val="auto"/>
+          <w:kern w:val="2"/>
+          <w:sz w:val="20"/>
+          <w:szCs w:val="20"/>
+          <w:lang w:val="en-US" w:eastAsia="ko-KR" w:bidi="hi-IN"/>
+        </w:rPr>
+        <w:t>전사는 방어나 패링만 된다던가 ← 실제 직업 분류는 복잡하게 해야함</w:t>
       </w:r>
     </w:p>
     <w:p>
@@ -38936,7 +39670,12 @@
         </w:rPr>
       </w:pPr>
       <w:r>
-        <w:rPr/>
+        <w:rPr>
+          <w:b w:val="false"/>
+          <w:bCs w:val="false"/>
+          <w:sz w:val="20"/>
+          <w:szCs w:val="20"/>
+        </w:rPr>
       </w:r>
     </w:p>
     <w:p>
@@ -38953,7 +39692,121 @@
         </w:rPr>
       </w:pPr>
       <w:r>
-        <w:rPr/>
+        <w:rPr>
+          <w:rFonts w:ascii="바탕" w:hAnsi="바탕" w:cs="Arial Unicode MS"/>
+          <w:b w:val="false"/>
+          <w:bCs w:val="false"/>
+          <w:color w:val="auto"/>
+          <w:kern w:val="2"/>
+          <w:sz w:val="20"/>
+          <w:szCs w:val="20"/>
+          <w:lang w:val="en-US" w:eastAsia="ko-KR" w:bidi="hi-IN"/>
+        </w:rPr>
+        <w:t xml:space="preserve"> </w:t>
+      </w:r>
+      <w:r>
+        <w:rPr>
+          <w:rFonts w:eastAsia="맑은 고딕" w:cs="Arial Unicode MS"/>
+          <w:b w:val="false"/>
+          <w:bCs w:val="false"/>
+          <w:color w:val="auto"/>
+          <w:kern w:val="2"/>
+          <w:sz w:val="20"/>
+          <w:szCs w:val="20"/>
+          <w:lang w:val="en-US" w:eastAsia="ko-KR" w:bidi="hi-IN"/>
+        </w:rPr>
+        <w:t xml:space="preserve">* </w:t>
+      </w:r>
+      <w:r>
+        <w:rPr>
+          <w:rFonts w:ascii="바탕" w:hAnsi="바탕" w:cs="Arial Unicode MS"/>
+          <w:b w:val="false"/>
+          <w:bCs w:val="false"/>
+          <w:color w:val="auto"/>
+          <w:kern w:val="2"/>
+          <w:sz w:val="20"/>
+          <w:szCs w:val="20"/>
+          <w:lang w:val="en-US" w:eastAsia="ko-KR" w:bidi="hi-IN"/>
+        </w:rPr>
+        <w:t>방어 시스템의 종류 – 막기</w:t>
+      </w:r>
+      <w:r>
+        <w:rPr>
+          <w:rFonts w:eastAsia="맑은 고딕" w:cs="Arial Unicode MS"/>
+          <w:b w:val="false"/>
+          <w:bCs w:val="false"/>
+          <w:color w:val="auto"/>
+          <w:kern w:val="2"/>
+          <w:sz w:val="20"/>
+          <w:szCs w:val="20"/>
+          <w:lang w:val="en-US" w:eastAsia="ko-KR" w:bidi="hi-IN"/>
+        </w:rPr>
+        <w:t xml:space="preserve">, </w:t>
+      </w:r>
+      <w:r>
+        <w:rPr>
+          <w:rFonts w:ascii="바탕" w:hAnsi="바탕" w:cs="Arial Unicode MS"/>
+          <w:b w:val="false"/>
+          <w:bCs w:val="false"/>
+          <w:color w:val="auto"/>
+          <w:kern w:val="2"/>
+          <w:sz w:val="20"/>
+          <w:szCs w:val="20"/>
+          <w:lang w:val="en-US" w:eastAsia="ko-KR" w:bidi="hi-IN"/>
+        </w:rPr>
+        <w:t>패링</w:t>
+      </w:r>
+      <w:r>
+        <w:rPr>
+          <w:rFonts w:eastAsia="맑은 고딕" w:cs="Arial Unicode MS"/>
+          <w:b w:val="false"/>
+          <w:bCs w:val="false"/>
+          <w:color w:val="auto"/>
+          <w:kern w:val="2"/>
+          <w:sz w:val="20"/>
+          <w:szCs w:val="20"/>
+          <w:lang w:val="en-US" w:eastAsia="ko-KR" w:bidi="hi-IN"/>
+        </w:rPr>
+        <w:t xml:space="preserve">, </w:t>
+      </w:r>
+      <w:r>
+        <w:rPr>
+          <w:rFonts w:ascii="바탕" w:hAnsi="바탕" w:cs="Arial Unicode MS"/>
+          <w:b w:val="false"/>
+          <w:bCs w:val="false"/>
+          <w:color w:val="auto"/>
+          <w:kern w:val="2"/>
+          <w:sz w:val="20"/>
+          <w:szCs w:val="20"/>
+          <w:lang w:val="en-US" w:eastAsia="ko-KR" w:bidi="hi-IN"/>
+        </w:rPr>
+        <w:t>회피</w:t>
+      </w:r>
+      <w:r>
+        <w:rPr>
+          <w:rFonts w:eastAsia="맑은 고딕" w:cs="Arial Unicode MS"/>
+          <w:b w:val="false"/>
+          <w:bCs w:val="false"/>
+          <w:color w:val="auto"/>
+          <w:kern w:val="2"/>
+          <w:sz w:val="20"/>
+          <w:szCs w:val="20"/>
+          <w:lang w:val="en-US" w:eastAsia="ko-KR" w:bidi="hi-IN"/>
+        </w:rPr>
+        <w:t xml:space="preserve">, </w:t>
+      </w:r>
+      <w:r>
+        <w:rPr>
+          <w:rFonts w:ascii="바탕" w:hAnsi="바탕" w:cs="Arial Unicode MS"/>
+          <w:b w:val="false"/>
+          <w:bCs w:val="false"/>
+          <w:color w:val="auto"/>
+          <w:kern w:val="2"/>
+          <w:sz w:val="20"/>
+          <w:szCs w:val="20"/>
+          <w:lang w:val="en-US" w:eastAsia="ko-KR" w:bidi="hi-IN"/>
+        </w:rPr>
+        <w:t>점멸</w:t>
       </w:r>
     </w:p>
     <w:p>
@@ -38970,7 +39823,43 @@
         </w:rPr>
       </w:pPr>
       <w:r>
-        <w:rPr/>
+        <w:rPr>
+          <w:rFonts w:ascii="바탕" w:hAnsi="바탕" w:cs="Arial Unicode MS"/>
+          <w:b w:val="false"/>
+          <w:bCs w:val="false"/>
+          <w:color w:val="auto"/>
+          <w:kern w:val="2"/>
+          <w:sz w:val="20"/>
+          <w:szCs w:val="20"/>
+          <w:lang w:val="en-US" w:eastAsia="ko-KR" w:bidi="hi-IN"/>
+        </w:rPr>
+        <w:t xml:space="preserve">막기 </w:t>
+      </w:r>
+      <w:r>
+        <w:rPr>
+          <w:rFonts w:eastAsia="맑은 고딕" w:cs="Arial Unicode MS"/>
+          <w:b w:val="false"/>
+          <w:bCs w:val="false"/>
+          <w:color w:val="auto"/>
+          <w:kern w:val="2"/>
+          <w:sz w:val="20"/>
+          <w:szCs w:val="20"/>
+          <w:lang w:val="en-US" w:eastAsia="ko-KR" w:bidi="hi-IN"/>
+        </w:rPr>
+        <w:t xml:space="preserve">- </w:t>
+      </w:r>
+      <w:r>
+        <w:rPr>
+          <w:rFonts w:ascii="바탕" w:hAnsi="바탕" w:cs="Arial Unicode MS"/>
+          <w:b w:val="false"/>
+          <w:bCs w:val="false"/>
+          <w:color w:val="auto"/>
+          <w:kern w:val="2"/>
+          <w:sz w:val="20"/>
+          <w:szCs w:val="20"/>
+          <w:lang w:val="en-US" w:eastAsia="ko-KR" w:bidi="hi-IN"/>
+        </w:rPr>
+        <w:t>다른 게임의 저스트 가드와 가드 유지의 혼합</w:t>
       </w:r>
     </w:p>
     <w:p>
@@ -38987,133 +39876,43 @@
         </w:rPr>
       </w:pPr>
       <w:r>
-        <w:rPr/>
-      </w:r>
-    </w:p>
-    <w:p>
-      <w:pPr>
-        <w:pStyle w:val="Normal"/>
-        <w:bidi w:val="0"/>
-        <w:jc w:val="left"/>
-        <w:rPr>
-          <w:sz w:val="30"/>
-          <w:szCs w:val="30"/>
-        </w:rPr>
-      </w:pPr>
+        <w:rPr>
+          <w:rFonts w:ascii="바탕" w:hAnsi="바탕" w:cs="Arial Unicode MS"/>
+          <w:b w:val="false"/>
+          <w:bCs w:val="false"/>
+          <w:color w:val="auto"/>
+          <w:kern w:val="2"/>
+          <w:sz w:val="20"/>
+          <w:szCs w:val="20"/>
+          <w:lang w:val="en-US" w:eastAsia="ko-KR" w:bidi="hi-IN"/>
+        </w:rPr>
+        <w:t>피해를 지구력으로 전환하지만 반격 불가</w:t>
+      </w:r>
       <w:r>
         <w:rPr>
           <w:rFonts w:eastAsia="맑은 고딕" w:cs="Arial Unicode MS"/>
-          <w:b/>
-          <w:bCs/>
-          <w:color w:val="auto"/>
-          <w:kern w:val="2"/>
-          <w:sz w:val="30"/>
-          <w:szCs w:val="30"/>
-          <w:lang w:val="en-US" w:eastAsia="ko-KR" w:bidi="hi-IN"/>
-        </w:rPr>
-        <w:t>2025</w:t>
+          <w:b w:val="false"/>
+          <w:bCs w:val="false"/>
+          <w:color w:val="auto"/>
+          <w:kern w:val="2"/>
+          <w:sz w:val="20"/>
+          <w:szCs w:val="20"/>
+          <w:lang w:val="en-US" w:eastAsia="ko-KR" w:bidi="hi-IN"/>
+        </w:rPr>
+        <w:t xml:space="preserve">, </w:t>
       </w:r>
       <w:r>
         <w:rPr>
           <w:rFonts w:ascii="바탕" w:hAnsi="바탕" w:cs="Arial Unicode MS"/>
-          <w:b/>
-          <w:bCs/>
-          <w:color w:val="auto"/>
-          <w:kern w:val="2"/>
-          <w:sz w:val="30"/>
-          <w:szCs w:val="30"/>
-          <w:lang w:val="en-US" w:eastAsia="ko-KR" w:bidi="hi-IN"/>
-        </w:rPr>
-        <w:t xml:space="preserve">년 </w:t>
-      </w:r>
-      <w:r>
-        <w:rPr>
-          <w:rFonts w:eastAsia="맑은 고딕" w:cs="Arial Unicode MS"/>
-          <w:b/>
-          <w:bCs/>
-          <w:color w:val="auto"/>
-          <w:kern w:val="2"/>
-          <w:sz w:val="30"/>
-          <w:szCs w:val="30"/>
-          <w:lang w:val="en-US" w:eastAsia="ko-KR" w:bidi="hi-IN"/>
-        </w:rPr>
-        <w:t>5</w:t>
-      </w:r>
-      <w:r>
-        <w:rPr>
-          <w:rFonts w:ascii="바탕" w:hAnsi="바탕" w:cs="Arial Unicode MS"/>
-          <w:b/>
-          <w:bCs/>
-          <w:color w:val="auto"/>
-          <w:kern w:val="2"/>
-          <w:sz w:val="30"/>
-          <w:szCs w:val="30"/>
-          <w:lang w:val="en-US" w:eastAsia="ko-KR" w:bidi="hi-IN"/>
-        </w:rPr>
-        <w:t xml:space="preserve">월 </w:t>
-      </w:r>
-      <w:r>
-        <w:rPr>
-          <w:rFonts w:eastAsia="맑은 고딕" w:cs="Arial Unicode MS"/>
-          <w:b/>
-          <w:bCs/>
-          <w:color w:val="auto"/>
-          <w:kern w:val="2"/>
-          <w:sz w:val="30"/>
-          <w:szCs w:val="30"/>
-          <w:lang w:val="en-US" w:eastAsia="ko-KR" w:bidi="hi-IN"/>
-        </w:rPr>
-        <w:t>3</w:t>
-      </w:r>
-      <w:r>
-        <w:rPr>
-          <w:rFonts w:ascii="바탕" w:hAnsi="바탕" w:cs="Arial Unicode MS"/>
-          <w:b/>
-          <w:bCs/>
-          <w:color w:val="auto"/>
-          <w:kern w:val="2"/>
-          <w:sz w:val="30"/>
-          <w:szCs w:val="30"/>
-          <w:lang w:val="en-US" w:eastAsia="ko-KR" w:bidi="hi-IN"/>
-        </w:rPr>
-        <w:t>주차 계획</w:t>
-      </w:r>
-    </w:p>
-    <w:p>
-      <w:pPr>
-        <w:pStyle w:val="Normal"/>
-        <w:bidi w:val="0"/>
-        <w:jc w:val="left"/>
-        <w:rPr>
-          <w:sz w:val="30"/>
-          <w:szCs w:val="30"/>
-        </w:rPr>
-      </w:pPr>
-      <w:r>
-        <w:rPr>
-          <w:rFonts w:eastAsia="맑은 고딕" w:cs="Arial Unicode MS"/>
-          <w:b/>
-          <w:bCs/>
-          <w:color w:val="auto"/>
-          <w:kern w:val="2"/>
-          <w:sz w:val="30"/>
-          <w:szCs w:val="30"/>
-          <w:lang w:val="en-US" w:eastAsia="ko-KR" w:bidi="hi-IN"/>
-        </w:rPr>
-        <w:t>1.</w:t>
-      </w:r>
-      <w:r>
-        <w:rPr>
-          <w:rFonts w:ascii="바탕" w:hAnsi="바탕" w:cs="Arial Unicode MS"/>
-          <w:b/>
-          <w:bCs/>
-          <w:color w:val="auto"/>
-          <w:kern w:val="2"/>
-          <w:sz w:val="30"/>
-          <w:szCs w:val="30"/>
-          <w:lang w:val="en-US" w:eastAsia="ko-KR" w:bidi="hi-IN"/>
-        </w:rPr>
-        <w:t>전투 시스템 구상 우선</w:t>
+          <w:b w:val="false"/>
+          <w:bCs w:val="false"/>
+          <w:color w:val="auto"/>
+          <w:kern w:val="2"/>
+          <w:sz w:val="20"/>
+          <w:szCs w:val="20"/>
+          <w:lang w:val="en-US" w:eastAsia="ko-KR" w:bidi="hi-IN"/>
+        </w:rPr>
+        <w:t>저스트 가드 형식으로 타이밍 맞게 사용시 반격 ← 방패 사용시 방향키에 따른 패널티 없음</w:t>
       </w:r>
     </w:p>
     <w:p>
@@ -39131,17 +39930,26 @@
       </w:pPr>
       <w:r>
         <w:rPr>
-          <w:rFonts w:eastAsia="맑은 고딕" w:cs="Arial Unicode MS"/>
           <w:b w:val="false"/>
           <w:bCs w:val="false"/>
-          <w:color w:val="auto"/>
-          <w:kern w:val="2"/>
-          <w:sz w:val="20"/>
-          <w:szCs w:val="20"/>
-          <w:lang w:val="en-US" w:eastAsia="ko-KR" w:bidi="hi-IN"/>
-        </w:rPr>
-        <w:t xml:space="preserve">- </w:t>
-      </w:r>
+          <w:sz w:val="20"/>
+          <w:szCs w:val="20"/>
+        </w:rPr>
+      </w:r>
+    </w:p>
+    <w:p>
+      <w:pPr>
+        <w:pStyle w:val="Normal"/>
+        <w:bidi w:val="0"/>
+        <w:jc w:val="left"/>
+        <w:rPr>
+          <w:b w:val="false"/>
+          <w:b w:val="false"/>
+          <w:bCs w:val="false"/>
+          <w:sz w:val="20"/>
+          <w:szCs w:val="20"/>
+        </w:rPr>
+      </w:pPr>
       <w:r>
         <w:rPr>
           <w:rFonts w:ascii="바탕" w:hAnsi="바탕" w:cs="Arial Unicode MS"/>
@@ -39153,7 +39961,7 @@
           <w:szCs w:val="20"/>
           <w:lang w:val="en-US" w:eastAsia="ko-KR" w:bidi="hi-IN"/>
         </w:rPr>
-        <w:t>피드백의 결과 전투시스템 구현을 먼저 만들어야 한다는 결론 도출</w:t>
+        <w:t>패링 – 상대의 무기를 처내며 즉각적으로 반격하는 방식 ← 방향키에 맞게 처내야 해서 난이도는 높지만 지구력 소모가 낮고 반격 데미지는 강하게</w:t>
       </w:r>
     </w:p>
     <w:p>
@@ -39171,17 +39979,26 @@
       </w:pPr>
       <w:r>
         <w:rPr>
-          <w:rFonts w:eastAsia="맑은 고딕" w:cs="Arial Unicode MS"/>
           <w:b w:val="false"/>
           <w:bCs w:val="false"/>
-          <w:color w:val="auto"/>
-          <w:kern w:val="2"/>
-          <w:sz w:val="20"/>
-          <w:szCs w:val="20"/>
-          <w:lang w:val="en-US" w:eastAsia="ko-KR" w:bidi="hi-IN"/>
-        </w:rPr>
-        <w:t>- NPC AI</w:t>
-      </w:r>
+          <w:sz w:val="20"/>
+          <w:szCs w:val="20"/>
+        </w:rPr>
+      </w:r>
+    </w:p>
+    <w:p>
+      <w:pPr>
+        <w:pStyle w:val="Normal"/>
+        <w:bidi w:val="0"/>
+        <w:jc w:val="left"/>
+        <w:rPr>
+          <w:b w:val="false"/>
+          <w:b w:val="false"/>
+          <w:bCs w:val="false"/>
+          <w:sz w:val="20"/>
+          <w:szCs w:val="20"/>
+        </w:rPr>
+      </w:pPr>
       <w:r>
         <w:rPr>
           <w:rFonts w:ascii="바탕" w:hAnsi="바탕" w:cs="Arial Unicode MS"/>
@@ -39193,7 +40010,7 @@
           <w:szCs w:val="20"/>
           <w:lang w:val="en-US" w:eastAsia="ko-KR" w:bidi="hi-IN"/>
         </w:rPr>
-        <w:t>와 공격기능을 만들어 게임 사이클이 온전히 돌아가게끔 구상</w:t>
+        <w:t>회피 – 구르거나 회피해서 피하는 방식 ← 안전하게 피할수 있지만 반격 데미지가 낮고 지구력 소모가 극심해서 연속으로 사용하기 어려움</w:t>
       </w:r>
     </w:p>
     <w:p>
@@ -39211,17 +40028,26 @@
       </w:pPr>
       <w:r>
         <w:rPr>
-          <w:rFonts w:eastAsia="맑은 고딕" w:cs="Arial Unicode MS"/>
           <w:b w:val="false"/>
           <w:bCs w:val="false"/>
-          <w:color w:val="auto"/>
-          <w:kern w:val="2"/>
-          <w:sz w:val="20"/>
-          <w:szCs w:val="20"/>
-          <w:lang w:val="en-US" w:eastAsia="ko-KR" w:bidi="hi-IN"/>
-        </w:rPr>
-        <w:t xml:space="preserve">- </w:t>
-      </w:r>
+          <w:sz w:val="20"/>
+          <w:szCs w:val="20"/>
+        </w:rPr>
+      </w:r>
+    </w:p>
+    <w:p>
+      <w:pPr>
+        <w:pStyle w:val="Normal"/>
+        <w:bidi w:val="0"/>
+        <w:jc w:val="left"/>
+        <w:rPr>
+          <w:b w:val="false"/>
+          <w:b w:val="false"/>
+          <w:bCs w:val="false"/>
+          <w:sz w:val="20"/>
+          <w:szCs w:val="20"/>
+        </w:rPr>
+      </w:pPr>
       <w:r>
         <w:rPr>
           <w:rFonts w:ascii="바탕" w:hAnsi="바탕" w:cs="Arial Unicode MS"/>
@@ -39233,85 +40059,7 @@
           <w:szCs w:val="20"/>
           <w:lang w:val="en-US" w:eastAsia="ko-KR" w:bidi="hi-IN"/>
         </w:rPr>
-        <w:t>전투 시스템에서 패링</w:t>
-      </w:r>
-      <w:r>
-        <w:rPr>
-          <w:rFonts w:eastAsia="맑은 고딕" w:cs="Arial Unicode MS"/>
-          <w:b w:val="false"/>
-          <w:bCs w:val="false"/>
-          <w:color w:val="auto"/>
-          <w:kern w:val="2"/>
-          <w:sz w:val="20"/>
-          <w:szCs w:val="20"/>
-          <w:lang w:val="en-US" w:eastAsia="ko-KR" w:bidi="hi-IN"/>
-        </w:rPr>
-        <w:t xml:space="preserve">, </w:t>
-      </w:r>
-      <w:r>
-        <w:rPr>
-          <w:rFonts w:ascii="바탕" w:hAnsi="바탕" w:cs="Arial Unicode MS"/>
-          <w:b w:val="false"/>
-          <w:bCs w:val="false"/>
-          <w:color w:val="auto"/>
-          <w:kern w:val="2"/>
-          <w:sz w:val="20"/>
-          <w:szCs w:val="20"/>
-          <w:lang w:val="en-US" w:eastAsia="ko-KR" w:bidi="hi-IN"/>
-        </w:rPr>
-        <w:t>회피</w:t>
-      </w:r>
-      <w:r>
-        <w:rPr>
-          <w:rFonts w:eastAsia="맑은 고딕" w:cs="Arial Unicode MS"/>
-          <w:b w:val="false"/>
-          <w:bCs w:val="false"/>
-          <w:color w:val="auto"/>
-          <w:kern w:val="2"/>
-          <w:sz w:val="20"/>
-          <w:szCs w:val="20"/>
-          <w:lang w:val="en-US" w:eastAsia="ko-KR" w:bidi="hi-IN"/>
-        </w:rPr>
-        <w:t xml:space="preserve">, </w:t>
-      </w:r>
-      <w:r>
-        <w:rPr>
-          <w:rFonts w:ascii="바탕" w:hAnsi="바탕" w:cs="Arial Unicode MS"/>
-          <w:b w:val="false"/>
-          <w:bCs w:val="false"/>
-          <w:color w:val="auto"/>
-          <w:kern w:val="2"/>
-          <w:sz w:val="20"/>
-          <w:szCs w:val="20"/>
-          <w:lang w:val="en-US" w:eastAsia="ko-KR" w:bidi="hi-IN"/>
-        </w:rPr>
-        <w:t xml:space="preserve">가드 시스템을 획일화 하고 </w:t>
-      </w:r>
-      <w:r>
-        <w:rPr>
-          <w:rFonts w:eastAsia="맑은 고딕" w:cs="Arial Unicode MS"/>
-          <w:b w:val="false"/>
-          <w:bCs w:val="false"/>
-          <w:color w:val="auto"/>
-          <w:kern w:val="2"/>
-          <w:sz w:val="20"/>
-          <w:szCs w:val="20"/>
-          <w:lang w:val="en-US" w:eastAsia="ko-KR" w:bidi="hi-IN"/>
-        </w:rPr>
-        <w:t>NPC</w:t>
-      </w:r>
-      <w:r>
-        <w:rPr>
-          <w:rFonts w:ascii="바탕" w:hAnsi="바탕" w:cs="Arial Unicode MS"/>
-          <w:b w:val="false"/>
-          <w:bCs w:val="false"/>
-          <w:color w:val="auto"/>
-          <w:kern w:val="2"/>
-          <w:sz w:val="20"/>
-          <w:szCs w:val="20"/>
-          <w:lang w:val="en-US" w:eastAsia="ko-KR" w:bidi="hi-IN"/>
-        </w:rPr>
-        <w:t>의 공격에 맞게 반응하도록 설계하는 것이 주요 목표</w:t>
+        <w:t>점멸 – 마법계열 직업들에게 들어가는 유사 회피 ← 지구력 대신 마나를 소모하지만 기본적으론 반격 기능 없음</w:t>
       </w:r>
     </w:p>
     <w:p>
@@ -39328,102 +40076,48 @@
         </w:rPr>
       </w:pPr>
       <w:r>
-        <w:rPr>
-          <w:rFonts w:eastAsia="맑은 고딕" w:cs="Arial Unicode MS"/>
-          <w:b w:val="false"/>
-          <w:bCs w:val="false"/>
-          <w:color w:val="auto"/>
-          <w:kern w:val="2"/>
-          <w:sz w:val="20"/>
-          <w:szCs w:val="20"/>
-          <w:lang w:val="en-US" w:eastAsia="ko-KR" w:bidi="hi-IN"/>
-        </w:rPr>
-        <w:t xml:space="preserve">- </w:t>
-      </w:r>
-      <w:r>
-        <w:rPr>
-          <w:rFonts w:ascii="바탕" w:hAnsi="바탕" w:cs="Arial Unicode MS"/>
-          <w:b w:val="false"/>
-          <w:bCs w:val="false"/>
-          <w:color w:val="auto"/>
-          <w:kern w:val="2"/>
-          <w:sz w:val="20"/>
-          <w:szCs w:val="20"/>
-          <w:lang w:val="en-US" w:eastAsia="ko-KR" w:bidi="hi-IN"/>
-        </w:rPr>
-        <w:t>직업 분류하기</w:t>
-      </w:r>
-    </w:p>
-    <w:p>
-      <w:pPr>
-        <w:pStyle w:val="Normal"/>
-        <w:bidi w:val="0"/>
-        <w:jc w:val="left"/>
-        <w:rPr>
-          <w:b w:val="false"/>
-          <w:b w:val="false"/>
-          <w:bCs w:val="false"/>
-          <w:sz w:val="20"/>
-          <w:szCs w:val="20"/>
-        </w:rPr>
-      </w:pPr>
-      <w:r>
-        <w:rPr>
-          <w:b w:val="false"/>
-          <w:bCs w:val="false"/>
-          <w:sz w:val="20"/>
-          <w:szCs w:val="20"/>
-        </w:rPr>
-      </w:r>
-    </w:p>
-    <w:p>
-      <w:pPr>
-        <w:pStyle w:val="Normal"/>
-        <w:bidi w:val="0"/>
-        <w:jc w:val="left"/>
-        <w:rPr>
-          <w:rFonts w:ascii="바탕" w:hAnsi="바탕" w:eastAsia="맑은 고딕" w:cs="Arial Unicode MS"/>
-          <w:b/>
-          <w:b/>
-          <w:bCs/>
-          <w:color w:val="auto"/>
-          <w:kern w:val="2"/>
+        <w:rPr/>
+      </w:r>
+    </w:p>
+    <w:p>
+      <w:pPr>
+        <w:pStyle w:val="Normal"/>
+        <w:bidi w:val="0"/>
+        <w:jc w:val="left"/>
+        <w:rPr>
           <w:sz w:val="30"/>
           <w:szCs w:val="30"/>
-          <w:lang w:val="en-US" w:eastAsia="ko-KR" w:bidi="hi-IN"/>
-        </w:rPr>
-      </w:pPr>
-      <w:r>
-        <w:rPr/>
-      </w:r>
-    </w:p>
-    <w:p>
-      <w:pPr>
-        <w:pStyle w:val="Normal"/>
-        <w:bidi w:val="0"/>
-        <w:jc w:val="left"/>
-        <w:rPr>
+        </w:rPr>
+      </w:pPr>
+      <w:r>
+        <w:rPr>
+          <w:rFonts w:eastAsia="맑은 고딕" w:cs="Arial Unicode MS"/>
+          <w:b/>
+          <w:bCs/>
+          <w:color w:val="auto"/>
+          <w:kern w:val="2"/>
           <w:sz w:val="30"/>
           <w:szCs w:val="30"/>
-        </w:rPr>
-      </w:pPr>
-      <w:r>
-        <w:rPr/>
-      </w:r>
-    </w:p>
-    <w:p>
-      <w:pPr>
-        <w:pStyle w:val="Normal"/>
-        <w:bidi w:val="0"/>
-        <w:jc w:val="left"/>
-        <w:rPr>
+          <w:lang w:val="en-US" w:eastAsia="ko-KR" w:bidi="hi-IN"/>
+        </w:rPr>
+        <w:t>3</w:t>
+      </w:r>
+      <w:r>
+        <w:rPr>
+          <w:rFonts w:eastAsia="맑은 고딕" w:cs="Arial Unicode MS"/>
+          <w:b/>
+          <w:bCs/>
+          <w:color w:val="auto"/>
+          <w:kern w:val="2"/>
           <w:sz w:val="30"/>
           <w:szCs w:val="30"/>
-        </w:rPr>
-      </w:pPr>
-      <w:r>
-        <w:rPr>
-          <w:rFonts w:eastAsia="맑은 고딕" w:cs="Arial Unicode MS"/>
+          <w:lang w:val="en-US" w:eastAsia="ko-KR" w:bidi="hi-IN"/>
+        </w:rPr>
+        <w:t>.</w:t>
+      </w:r>
+      <w:r>
+        <w:rPr>
+          <w:rFonts w:ascii="바탕" w:hAnsi="바탕" w:cs="Arial Unicode MS"/>
           <w:b/>
           <w:bCs/>
           <w:color w:val="auto"/>
@@ -39432,75 +40126,366 @@
           <w:szCs w:val="30"/>
           <w:lang w:val="en-US" w:eastAsia="ko-KR" w:bidi="hi-IN"/>
         </w:rPr>
-        <w:t>2.</w:t>
-      </w:r>
-      <w:r>
-        <w:rPr>
-          <w:rFonts w:ascii="바탕" w:hAnsi="바탕" w:cs="Arial Unicode MS"/>
-          <w:b/>
-          <w:bCs/>
-          <w:color w:val="auto"/>
-          <w:kern w:val="2"/>
+        <w:t>직업 분류</w:t>
+      </w:r>
+    </w:p>
+    <w:p>
+      <w:pPr>
+        <w:pStyle w:val="Normal"/>
+        <w:bidi w:val="0"/>
+        <w:jc w:val="left"/>
+        <w:rPr>
           <w:sz w:val="30"/>
           <w:szCs w:val="30"/>
-          <w:lang w:val="en-US" w:eastAsia="ko-KR" w:bidi="hi-IN"/>
-        </w:rPr>
-        <w:t>세부 내용 구상</w:t>
-      </w:r>
-    </w:p>
-    <w:p>
-      <w:pPr>
-        <w:pStyle w:val="Normal"/>
-        <w:bidi w:val="0"/>
-        <w:jc w:val="left"/>
-        <w:rPr>
-          <w:b w:val="false"/>
-          <w:b w:val="false"/>
-          <w:bCs w:val="false"/>
-        </w:rPr>
-      </w:pPr>
-      <w:r>
-        <w:rPr>
-          <w:b w:val="false"/>
-          <w:bCs w:val="false"/>
-        </w:rPr>
-      </w:r>
-    </w:p>
-    <w:p>
-      <w:pPr>
-        <w:pStyle w:val="Normal"/>
-        <w:bidi w:val="0"/>
-        <w:jc w:val="left"/>
-        <w:rPr>
-          <w:b w:val="false"/>
-          <w:b w:val="false"/>
-          <w:bCs w:val="false"/>
-          <w:sz w:val="20"/>
-          <w:szCs w:val="20"/>
+        </w:rPr>
+      </w:pPr>
+      <w:r>
+        <w:rPr/>
+      </w:r>
+    </w:p>
+    <w:p>
+      <w:pPr>
+        <w:pStyle w:val="Normal"/>
+        <w:bidi w:val="0"/>
+        <w:jc w:val="left"/>
+        <w:rPr>
+          <w:b/>
+          <w:b/>
+          <w:bCs/>
+          <w:i w:val="false"/>
+          <w:i w:val="false"/>
+          <w:iCs w:val="false"/>
+          <w:sz w:val="24"/>
+          <w:szCs w:val="24"/>
         </w:rPr>
       </w:pPr>
       <w:r>
         <w:rPr>
           <w:rFonts w:ascii="바탕" w:hAnsi="바탕" w:cs="Arial Unicode MS"/>
-          <w:b w:val="false"/>
-          <w:bCs w:val="false"/>
-          <w:color w:val="auto"/>
-          <w:kern w:val="2"/>
-          <w:sz w:val="20"/>
-          <w:szCs w:val="20"/>
-          <w:lang w:val="en-US" w:eastAsia="ko-KR" w:bidi="hi-IN"/>
-        </w:rPr>
-        <w:t>전투 시스템 → 방향 공격</w:t>
-      </w:r>
+          <w:b/>
+          <w:bCs/>
+          <w:i w:val="false"/>
+          <w:iCs w:val="false"/>
+          <w:color w:val="auto"/>
+          <w:kern w:val="2"/>
+          <w:sz w:val="24"/>
+          <w:szCs w:val="24"/>
+          <w:lang w:val="en-US" w:eastAsia="ko-KR" w:bidi="hi-IN"/>
+        </w:rPr>
+        <w:t>전사</w:t>
+      </w:r>
+    </w:p>
+    <w:p>
+      <w:pPr>
+        <w:pStyle w:val="Normal"/>
+        <w:bidi w:val="0"/>
+        <w:jc w:val="left"/>
+        <w:rPr>
+          <w:b/>
+          <w:b/>
+          <w:bCs/>
+          <w:i w:val="false"/>
+          <w:i w:val="false"/>
+          <w:iCs w:val="false"/>
+          <w:sz w:val="24"/>
+          <w:szCs w:val="24"/>
+        </w:rPr>
+      </w:pPr>
+      <w:r>
+        <w:rPr>
+          <w:rFonts w:ascii="바탕" w:hAnsi="바탕" w:cs="Arial Unicode MS"/>
+          <w:b/>
+          <w:bCs/>
+          <w:i w:val="false"/>
+          <w:iCs w:val="false"/>
+          <w:color w:val="auto"/>
+          <w:kern w:val="2"/>
+          <w:sz w:val="24"/>
+          <w:szCs w:val="24"/>
+          <w:lang w:val="en-US" w:eastAsia="ko-KR" w:bidi="hi-IN"/>
+        </w:rPr>
+        <w:t>기본 능력</w:t>
+      </w:r>
+    </w:p>
+    <w:p>
+      <w:pPr>
+        <w:pStyle w:val="Normal"/>
+        <w:bidi w:val="0"/>
+        <w:jc w:val="left"/>
+        <w:rPr>
+          <w:b/>
+          <w:b/>
+          <w:bCs/>
+          <w:i w:val="false"/>
+          <w:i w:val="false"/>
+          <w:iCs w:val="false"/>
+          <w:sz w:val="24"/>
+          <w:szCs w:val="24"/>
+        </w:rPr>
+      </w:pPr>
       <w:r>
         <w:rPr>
           <w:rFonts w:eastAsia="맑은 고딕" w:cs="Arial Unicode MS"/>
-          <w:b w:val="false"/>
-          <w:bCs w:val="false"/>
-          <w:color w:val="auto"/>
-          <w:kern w:val="2"/>
-          <w:sz w:val="20"/>
-          <w:szCs w:val="20"/>
+          <w:b/>
+          <w:bCs/>
+          <w:i w:val="false"/>
+          <w:iCs w:val="false"/>
+          <w:color w:val="auto"/>
+          <w:kern w:val="2"/>
+          <w:sz w:val="24"/>
+          <w:szCs w:val="24"/>
+          <w:lang w:val="en-US" w:eastAsia="ko-KR" w:bidi="hi-IN"/>
+        </w:rPr>
+        <w:t xml:space="preserve">- </w:t>
+      </w:r>
+      <w:r>
+        <w:rPr>
+          <w:rFonts w:ascii="바탕" w:hAnsi="바탕" w:cs="Arial Unicode MS"/>
+          <w:b/>
+          <w:bCs/>
+          <w:i w:val="false"/>
+          <w:iCs w:val="false"/>
+          <w:color w:val="auto"/>
+          <w:kern w:val="2"/>
+          <w:sz w:val="24"/>
+          <w:szCs w:val="24"/>
+          <w:lang w:val="en-US" w:eastAsia="ko-KR" w:bidi="hi-IN"/>
+        </w:rPr>
+        <w:t>방어 전문가</w:t>
+      </w:r>
+      <w:r>
+        <w:rPr>
+          <w:rFonts w:eastAsia="맑은 고딕" w:cs="Arial Unicode MS"/>
+          <w:b/>
+          <w:bCs/>
+          <w:i w:val="false"/>
+          <w:iCs w:val="false"/>
+          <w:color w:val="auto"/>
+          <w:kern w:val="2"/>
+          <w:sz w:val="24"/>
+          <w:szCs w:val="24"/>
+          <w:lang w:val="en-US" w:eastAsia="ko-KR" w:bidi="hi-IN"/>
+        </w:rPr>
+        <w:t>:</w:t>
+      </w:r>
+      <w:r>
+        <w:rPr>
+          <w:rFonts w:ascii="바탕" w:hAnsi="바탕" w:cs="Arial Unicode MS"/>
+          <w:b/>
+          <w:bCs/>
+          <w:i w:val="false"/>
+          <w:iCs w:val="false"/>
+          <w:color w:val="auto"/>
+          <w:kern w:val="2"/>
+          <w:sz w:val="24"/>
+          <w:szCs w:val="24"/>
+          <w:lang w:val="en-US" w:eastAsia="ko-KR" w:bidi="hi-IN"/>
+        </w:rPr>
+        <w:t>막기</w:t>
+      </w:r>
+      <w:r>
+        <w:rPr>
+          <w:rFonts w:eastAsia="맑은 고딕" w:cs="Arial Unicode MS"/>
+          <w:b/>
+          <w:bCs/>
+          <w:i w:val="false"/>
+          <w:iCs w:val="false"/>
+          <w:color w:val="auto"/>
+          <w:kern w:val="2"/>
+          <w:sz w:val="24"/>
+          <w:szCs w:val="24"/>
+          <w:lang w:val="en-US" w:eastAsia="ko-KR" w:bidi="hi-IN"/>
+        </w:rPr>
+        <w:t>/</w:t>
+      </w:r>
+      <w:r>
+        <w:rPr>
+          <w:rFonts w:ascii="바탕" w:hAnsi="바탕" w:cs="Arial Unicode MS"/>
+          <w:b/>
+          <w:bCs/>
+          <w:i w:val="false"/>
+          <w:iCs w:val="false"/>
+          <w:color w:val="auto"/>
+          <w:kern w:val="2"/>
+          <w:sz w:val="24"/>
+          <w:szCs w:val="24"/>
+          <w:lang w:val="en-US" w:eastAsia="ko-KR" w:bidi="hi-IN"/>
+        </w:rPr>
+        <w:t>패링시 소모 지구력 감소</w:t>
+      </w:r>
+    </w:p>
+    <w:p>
+      <w:pPr>
+        <w:pStyle w:val="Normal"/>
+        <w:bidi w:val="0"/>
+        <w:jc w:val="left"/>
+        <w:rPr>
+          <w:b/>
+          <w:b/>
+          <w:bCs/>
+          <w:i w:val="false"/>
+          <w:i w:val="false"/>
+          <w:iCs w:val="false"/>
+          <w:sz w:val="24"/>
+          <w:szCs w:val="24"/>
+        </w:rPr>
+      </w:pPr>
+      <w:r>
+        <w:rPr>
+          <w:rFonts w:eastAsia="맑은 고딕" w:cs="Arial Unicode MS"/>
+          <w:b/>
+          <w:bCs/>
+          <w:i w:val="false"/>
+          <w:iCs w:val="false"/>
+          <w:color w:val="auto"/>
+          <w:kern w:val="2"/>
+          <w:sz w:val="24"/>
+          <w:szCs w:val="24"/>
+          <w:lang w:val="en-US" w:eastAsia="ko-KR" w:bidi="hi-IN"/>
+        </w:rPr>
+        <w:t xml:space="preserve">- </w:t>
+      </w:r>
+      <w:r>
+        <w:rPr>
+          <w:rFonts w:ascii="바탕" w:hAnsi="바탕" w:cs="Arial Unicode MS"/>
+          <w:b/>
+          <w:bCs/>
+          <w:i w:val="false"/>
+          <w:iCs w:val="false"/>
+          <w:color w:val="auto"/>
+          <w:kern w:val="2"/>
+          <w:sz w:val="24"/>
+          <w:szCs w:val="24"/>
+          <w:lang w:val="en-US" w:eastAsia="ko-KR" w:bidi="hi-IN"/>
+        </w:rPr>
+        <w:t>강력한 한방</w:t>
+      </w:r>
+      <w:r>
+        <w:rPr>
+          <w:rFonts w:eastAsia="맑은 고딕" w:cs="Arial Unicode MS"/>
+          <w:b/>
+          <w:bCs/>
+          <w:i w:val="false"/>
+          <w:iCs w:val="false"/>
+          <w:color w:val="auto"/>
+          <w:kern w:val="2"/>
+          <w:sz w:val="24"/>
+          <w:szCs w:val="24"/>
+          <w:lang w:val="en-US" w:eastAsia="ko-KR" w:bidi="hi-IN"/>
+        </w:rPr>
+        <w:t>:</w:t>
+      </w:r>
+      <w:r>
+        <w:rPr>
+          <w:rFonts w:ascii="바탕" w:hAnsi="바탕" w:cs="Arial Unicode MS"/>
+          <w:b/>
+          <w:bCs/>
+          <w:i w:val="false"/>
+          <w:iCs w:val="false"/>
+          <w:color w:val="auto"/>
+          <w:kern w:val="2"/>
+          <w:sz w:val="24"/>
+          <w:szCs w:val="24"/>
+          <w:lang w:val="en-US" w:eastAsia="ko-KR" w:bidi="hi-IN"/>
+        </w:rPr>
+        <w:t>강한 공격 피해량 증가</w:t>
+      </w:r>
+    </w:p>
+    <w:p>
+      <w:pPr>
+        <w:pStyle w:val="Normal"/>
+        <w:bidi w:val="0"/>
+        <w:jc w:val="left"/>
+        <w:rPr>
+          <w:rFonts w:ascii="바탕" w:hAnsi="바탕" w:eastAsia="맑은 고딕" w:cs="Arial Unicode MS"/>
+          <w:color w:val="auto"/>
+          <w:kern w:val="2"/>
+          <w:lang w:val="en-US" w:eastAsia="ko-KR" w:bidi="hi-IN"/>
+        </w:rPr>
+      </w:pPr>
+      <w:r>
+        <w:rPr>
+          <w:b/>
+          <w:bCs/>
+          <w:i w:val="false"/>
+          <w:iCs w:val="false"/>
+          <w:sz w:val="24"/>
+          <w:szCs w:val="24"/>
+        </w:rPr>
+      </w:r>
+    </w:p>
+    <w:p>
+      <w:pPr>
+        <w:pStyle w:val="Normal"/>
+        <w:bidi w:val="0"/>
+        <w:jc w:val="left"/>
+        <w:rPr>
+          <w:b/>
+          <w:b/>
+          <w:bCs/>
+          <w:i w:val="false"/>
+          <w:i w:val="false"/>
+          <w:iCs w:val="false"/>
+          <w:sz w:val="24"/>
+          <w:szCs w:val="24"/>
+        </w:rPr>
+      </w:pPr>
+      <w:r>
+        <w:rPr>
+          <w:rFonts w:ascii="바탕" w:hAnsi="바탕" w:cs="Arial Unicode MS"/>
+          <w:b/>
+          <w:bCs/>
+          <w:i w:val="false"/>
+          <w:iCs w:val="false"/>
+          <w:color w:val="auto"/>
+          <w:kern w:val="2"/>
+          <w:sz w:val="24"/>
+          <w:szCs w:val="24"/>
+          <w:lang w:val="en-US" w:eastAsia="ko-KR" w:bidi="hi-IN"/>
+        </w:rPr>
+        <w:t>광전사</w:t>
+      </w:r>
+      <w:r>
+        <w:rPr>
+          <w:rFonts w:eastAsia="맑은 고딕" w:cs="Arial Unicode MS"/>
+          <w:b/>
+          <w:bCs/>
+          <w:i w:val="false"/>
+          <w:iCs w:val="false"/>
+          <w:color w:val="auto"/>
+          <w:kern w:val="2"/>
+          <w:sz w:val="24"/>
+          <w:szCs w:val="24"/>
+          <w:lang w:val="en-US" w:eastAsia="ko-KR" w:bidi="hi-IN"/>
+        </w:rPr>
+        <w:t>:</w:t>
+      </w:r>
+      <w:r>
+        <w:rPr>
+          <w:rFonts w:ascii="바탕" w:hAnsi="바탕" w:cs="Arial Unicode MS"/>
+          <w:b/>
+          <w:bCs/>
+          <w:i w:val="false"/>
+          <w:iCs w:val="false"/>
+          <w:color w:val="auto"/>
+          <w:kern w:val="2"/>
+          <w:sz w:val="24"/>
+          <w:szCs w:val="24"/>
+          <w:lang w:val="en-US" w:eastAsia="ko-KR" w:bidi="hi-IN"/>
+        </w:rPr>
+        <w:t>격노 – 잠깐동안 공격력 증가</w:t>
+      </w:r>
+      <w:r>
+        <w:rPr>
+          <w:rFonts w:eastAsia="맑은 고딕" w:cs="Arial Unicode MS"/>
+          <w:b/>
+          <w:bCs/>
+          <w:i w:val="false"/>
+          <w:iCs w:val="false"/>
+          <w:color w:val="auto"/>
+          <w:kern w:val="2"/>
+          <w:sz w:val="24"/>
+          <w:szCs w:val="24"/>
           <w:lang w:val="en-US" w:eastAsia="ko-KR" w:bidi="hi-IN"/>
         </w:rPr>
         <w:t xml:space="preserve">, </w:t>
@@ -39508,100 +40493,185 @@
       <w:r>
         <w:rPr>
           <w:rFonts w:ascii="바탕" w:hAnsi="바탕" w:cs="Arial Unicode MS"/>
-          <w:b w:val="false"/>
-          <w:bCs w:val="false"/>
-          <w:color w:val="auto"/>
-          <w:kern w:val="2"/>
-          <w:sz w:val="20"/>
-          <w:szCs w:val="20"/>
-          <w:lang w:val="en-US" w:eastAsia="ko-KR" w:bidi="hi-IN"/>
-        </w:rPr>
-        <w:t>방어 시스템</w:t>
+          <w:b/>
+          <w:bCs/>
+          <w:i w:val="false"/>
+          <w:iCs w:val="false"/>
+          <w:color w:val="auto"/>
+          <w:kern w:val="2"/>
+          <w:sz w:val="24"/>
+          <w:szCs w:val="24"/>
+          <w:lang w:val="en-US" w:eastAsia="ko-KR" w:bidi="hi-IN"/>
+        </w:rPr>
+        <w:t>공격이 적중 할수록 유지시간 길어짐</w:t>
+      </w:r>
+    </w:p>
+    <w:p>
+      <w:pPr>
+        <w:pStyle w:val="Normal"/>
+        <w:bidi w:val="0"/>
+        <w:jc w:val="left"/>
+        <w:rPr>
+          <w:b/>
+          <w:b/>
+          <w:bCs/>
+          <w:i w:val="false"/>
+          <w:i w:val="false"/>
+          <w:iCs w:val="false"/>
+          <w:sz w:val="24"/>
+          <w:szCs w:val="24"/>
+        </w:rPr>
+      </w:pPr>
+      <w:r>
+        <w:rPr>
+          <w:rFonts w:ascii="바탕" w:hAnsi="바탕" w:cs="Arial Unicode MS"/>
+          <w:b/>
+          <w:bCs/>
+          <w:i w:val="false"/>
+          <w:iCs w:val="false"/>
+          <w:color w:val="auto"/>
+          <w:kern w:val="2"/>
+          <w:sz w:val="24"/>
+          <w:szCs w:val="24"/>
+          <w:lang w:val="en-US" w:eastAsia="ko-KR" w:bidi="hi-IN"/>
+        </w:rPr>
+        <w:t>결투가</w:t>
       </w:r>
       <w:r>
         <w:rPr>
           <w:rFonts w:eastAsia="맑은 고딕" w:cs="Arial Unicode MS"/>
-          <w:b w:val="false"/>
-          <w:bCs w:val="false"/>
-          <w:color w:val="auto"/>
-          <w:kern w:val="2"/>
-          <w:sz w:val="20"/>
-          <w:szCs w:val="20"/>
-          <w:lang w:val="en-US" w:eastAsia="ko-KR" w:bidi="hi-IN"/>
-        </w:rPr>
-        <w:t xml:space="preserve">, </w:t>
+          <w:b/>
+          <w:bCs/>
+          <w:i w:val="false"/>
+          <w:iCs w:val="false"/>
+          <w:color w:val="auto"/>
+          <w:kern w:val="2"/>
+          <w:sz w:val="24"/>
+          <w:szCs w:val="24"/>
+          <w:lang w:val="en-US" w:eastAsia="ko-KR" w:bidi="hi-IN"/>
+        </w:rPr>
+        <w:t>:</w:t>
       </w:r>
       <w:r>
         <w:rPr>
           <w:rFonts w:ascii="바탕" w:hAnsi="바탕" w:cs="Arial Unicode MS"/>
-          <w:b w:val="false"/>
-          <w:bCs w:val="false"/>
-          <w:color w:val="auto"/>
-          <w:kern w:val="2"/>
-          <w:sz w:val="20"/>
-          <w:szCs w:val="20"/>
-          <w:lang w:val="en-US" w:eastAsia="ko-KR" w:bidi="hi-IN"/>
-        </w:rPr>
-        <w:t>무기에 따른 특성</w:t>
-      </w:r>
-    </w:p>
-    <w:p>
-      <w:pPr>
-        <w:pStyle w:val="Normal"/>
-        <w:bidi w:val="0"/>
-        <w:jc w:val="left"/>
-        <w:rPr>
-          <w:b/>
           <w:b/>
           <w:bCs/>
-          <w:sz w:val="20"/>
-          <w:szCs w:val="20"/>
-        </w:rPr>
-      </w:pPr>
-      <w:r>
-        <w:rPr>
+          <w:i w:val="false"/>
+          <w:iCs w:val="false"/>
+          <w:color w:val="auto"/>
+          <w:kern w:val="2"/>
+          <w:sz w:val="24"/>
+          <w:szCs w:val="24"/>
+          <w:lang w:val="en-US" w:eastAsia="ko-KR" w:bidi="hi-IN"/>
+        </w:rPr>
+        <w:t>대결 – 대상에게 주는 피해량이 증가</w:t>
+      </w:r>
+    </w:p>
+    <w:p>
+      <w:pPr>
+        <w:pStyle w:val="Normal"/>
+        <w:bidi w:val="0"/>
+        <w:jc w:val="left"/>
+        <w:rPr>
+          <w:b/>
           <w:b/>
           <w:bCs/>
-          <w:sz w:val="20"/>
-          <w:szCs w:val="20"/>
-        </w:rPr>
-      </w:r>
-    </w:p>
-    <w:p>
-      <w:pPr>
-        <w:pStyle w:val="Normal"/>
-        <w:bidi w:val="0"/>
-        <w:jc w:val="left"/>
-        <w:rPr>
-          <w:b/>
+          <w:i w:val="false"/>
+          <w:i w:val="false"/>
+          <w:iCs w:val="false"/>
+          <w:sz w:val="24"/>
+          <w:szCs w:val="24"/>
+        </w:rPr>
+      </w:pPr>
+      <w:r>
+        <w:rPr>
+          <w:rFonts w:ascii="바탕" w:hAnsi="바탕" w:cs="Arial Unicode MS"/>
           <w:b/>
           <w:bCs/>
-          <w:sz w:val="20"/>
-          <w:szCs w:val="20"/>
-        </w:rPr>
-      </w:pPr>
+          <w:i w:val="false"/>
+          <w:iCs w:val="false"/>
+          <w:color w:val="auto"/>
+          <w:kern w:val="2"/>
+          <w:sz w:val="24"/>
+          <w:szCs w:val="24"/>
+          <w:lang w:val="en-US" w:eastAsia="ko-KR" w:bidi="hi-IN"/>
+        </w:rPr>
+        <w:t>중보병</w:t>
+      </w:r>
+      <w:r>
+        <w:rPr>
+          <w:rFonts w:eastAsia="맑은 고딕" w:cs="Arial Unicode MS"/>
+          <w:b/>
+          <w:bCs/>
+          <w:i w:val="false"/>
+          <w:iCs w:val="false"/>
+          <w:color w:val="auto"/>
+          <w:kern w:val="2"/>
+          <w:sz w:val="24"/>
+          <w:szCs w:val="24"/>
+          <w:lang w:val="en-US" w:eastAsia="ko-KR" w:bidi="hi-IN"/>
+        </w:rPr>
+        <w:t>:</w:t>
+      </w:r>
       <w:r>
         <w:rPr>
           <w:rFonts w:ascii="바탕" w:hAnsi="바탕" w:cs="Arial Unicode MS"/>
           <w:b/>
           <w:bCs/>
-          <w:color w:val="auto"/>
-          <w:kern w:val="2"/>
-          <w:sz w:val="20"/>
-          <w:szCs w:val="20"/>
-          <w:lang w:val="en-US" w:eastAsia="ko-KR" w:bidi="hi-IN"/>
-        </w:rPr>
-        <w:t>방향공격</w:t>
+          <w:i w:val="false"/>
+          <w:iCs w:val="false"/>
+          <w:color w:val="auto"/>
+          <w:kern w:val="2"/>
+          <w:sz w:val="24"/>
+          <w:szCs w:val="24"/>
+          <w:lang w:val="en-US" w:eastAsia="ko-KR" w:bidi="hi-IN"/>
+        </w:rPr>
+        <w:t>의지 – 잠깐동안 방어력이 증가하고 즉시 지구력 회복</w:t>
+      </w:r>
+    </w:p>
+    <w:p>
+      <w:pPr>
+        <w:pStyle w:val="Normal"/>
+        <w:bidi w:val="0"/>
+        <w:jc w:val="left"/>
+        <w:rPr>
+          <w:b/>
+          <w:b/>
+          <w:bCs/>
+          <w:i w:val="false"/>
+          <w:i w:val="false"/>
+          <w:iCs w:val="false"/>
+          <w:sz w:val="24"/>
+          <w:szCs w:val="24"/>
+        </w:rPr>
+      </w:pPr>
+      <w:r>
+        <w:rPr>
+          <w:rFonts w:ascii="바탕" w:hAnsi="바탕" w:cs="Arial Unicode MS"/>
+          <w:b/>
+          <w:bCs/>
+          <w:i w:val="false"/>
+          <w:iCs w:val="false"/>
+          <w:color w:val="auto"/>
+          <w:kern w:val="2"/>
+          <w:sz w:val="24"/>
+          <w:szCs w:val="24"/>
+          <w:lang w:val="en-US" w:eastAsia="ko-KR" w:bidi="hi-IN"/>
+        </w:rPr>
+        <w:t>투사</w:t>
       </w:r>
       <w:r>
         <w:rPr>
           <w:rFonts w:eastAsia="맑은 고딕" w:cs="Arial Unicode MS"/>
           <w:b/>
           <w:bCs/>
-          <w:color w:val="auto"/>
-          <w:kern w:val="2"/>
-          <w:sz w:val="20"/>
-          <w:szCs w:val="20"/>
+          <w:i w:val="false"/>
+          <w:iCs w:val="false"/>
+          <w:color w:val="auto"/>
+          <w:kern w:val="2"/>
+          <w:sz w:val="24"/>
+          <w:szCs w:val="24"/>
           <w:lang w:val="en-US" w:eastAsia="ko-KR" w:bidi="hi-IN"/>
         </w:rPr>
         <w:t>:</w:t>
@@ -39611,23 +40681,318 @@
           <w:rFonts w:ascii="바탕" w:hAnsi="바탕" w:cs="Arial Unicode MS"/>
           <w:b/>
           <w:bCs/>
-          <w:color w:val="auto"/>
-          <w:kern w:val="2"/>
-          <w:sz w:val="20"/>
-          <w:szCs w:val="20"/>
-          <w:lang w:val="en-US" w:eastAsia="ko-KR" w:bidi="hi-IN"/>
-        </w:rPr>
-        <w:t>마운트앤 블레이드</w:t>
-      </w:r>
+          <w:i w:val="false"/>
+          <w:iCs w:val="false"/>
+          <w:color w:val="auto"/>
+          <w:kern w:val="2"/>
+          <w:sz w:val="24"/>
+          <w:szCs w:val="24"/>
+          <w:lang w:val="en-US" w:eastAsia="ko-KR" w:bidi="hi-IN"/>
+        </w:rPr>
+        <w:t>투지 – 대상에게 추가 피해를 주고 막을 수 없는 강한 공격을 가함</w:t>
+      </w:r>
+    </w:p>
+    <w:p>
+      <w:pPr>
+        <w:pStyle w:val="Normal"/>
+        <w:bidi w:val="0"/>
+        <w:jc w:val="left"/>
+        <w:rPr>
+          <w:rFonts w:ascii="바탕" w:hAnsi="바탕" w:eastAsia="맑은 고딕" w:cs="Arial Unicode MS"/>
+          <w:color w:val="auto"/>
+          <w:kern w:val="2"/>
+          <w:lang w:val="en-US" w:eastAsia="ko-KR" w:bidi="hi-IN"/>
+        </w:rPr>
+      </w:pPr>
+      <w:r>
+        <w:rPr>
+          <w:b/>
+          <w:bCs/>
+          <w:i w:val="false"/>
+          <w:iCs w:val="false"/>
+          <w:sz w:val="24"/>
+          <w:szCs w:val="24"/>
+        </w:rPr>
+      </w:r>
+    </w:p>
+    <w:p>
+      <w:pPr>
+        <w:pStyle w:val="Normal"/>
+        <w:bidi w:val="0"/>
+        <w:jc w:val="left"/>
+        <w:rPr>
+          <w:rFonts w:ascii="바탕" w:hAnsi="바탕" w:eastAsia="맑은 고딕" w:cs="Arial Unicode MS"/>
+          <w:color w:val="auto"/>
+          <w:kern w:val="2"/>
+          <w:lang w:val="en-US" w:eastAsia="ko-KR" w:bidi="hi-IN"/>
+        </w:rPr>
+      </w:pPr>
+      <w:r>
+        <w:rPr>
+          <w:b/>
+          <w:bCs/>
+          <w:i w:val="false"/>
+          <w:iCs w:val="false"/>
+          <w:sz w:val="24"/>
+          <w:szCs w:val="24"/>
+        </w:rPr>
+      </w:r>
+    </w:p>
+    <w:p>
+      <w:pPr>
+        <w:pStyle w:val="Normal"/>
+        <w:bidi w:val="0"/>
+        <w:jc w:val="left"/>
+        <w:rPr>
+          <w:b/>
+          <w:b/>
+          <w:bCs/>
+          <w:i w:val="false"/>
+          <w:i w:val="false"/>
+          <w:iCs w:val="false"/>
+          <w:sz w:val="24"/>
+          <w:szCs w:val="24"/>
+        </w:rPr>
+      </w:pPr>
+      <w:r>
+        <w:rPr>
+          <w:b/>
+          <w:bCs/>
+          <w:i w:val="false"/>
+          <w:iCs w:val="false"/>
+          <w:sz w:val="24"/>
+          <w:szCs w:val="24"/>
+        </w:rPr>
+      </w:r>
+    </w:p>
+    <w:p>
+      <w:pPr>
+        <w:pStyle w:val="Normal"/>
+        <w:bidi w:val="0"/>
+        <w:jc w:val="left"/>
+        <w:rPr>
+          <w:b/>
+          <w:b/>
+          <w:bCs/>
+          <w:i w:val="false"/>
+          <w:i w:val="false"/>
+          <w:iCs w:val="false"/>
+          <w:sz w:val="24"/>
+          <w:szCs w:val="24"/>
+        </w:rPr>
+      </w:pPr>
+      <w:r>
+        <w:rPr>
+          <w:rFonts w:ascii="바탕" w:hAnsi="바탕" w:cs="Arial Unicode MS"/>
+          <w:b/>
+          <w:bCs/>
+          <w:i w:val="false"/>
+          <w:iCs w:val="false"/>
+          <w:color w:val="auto"/>
+          <w:kern w:val="2"/>
+          <w:sz w:val="24"/>
+          <w:szCs w:val="24"/>
+          <w:lang w:val="en-US" w:eastAsia="ko-KR" w:bidi="hi-IN"/>
+        </w:rPr>
+        <w:t>기사</w:t>
+      </w:r>
+    </w:p>
+    <w:p>
+      <w:pPr>
+        <w:pStyle w:val="Normal"/>
+        <w:bidi w:val="0"/>
+        <w:jc w:val="left"/>
+        <w:rPr>
+          <w:b/>
+          <w:b/>
+          <w:bCs/>
+          <w:i w:val="false"/>
+          <w:i w:val="false"/>
+          <w:iCs w:val="false"/>
+          <w:sz w:val="24"/>
+          <w:szCs w:val="24"/>
+        </w:rPr>
+      </w:pPr>
+      <w:r>
+        <w:rPr>
+          <w:rFonts w:ascii="바탕" w:hAnsi="바탕" w:cs="Arial Unicode MS"/>
+          <w:b/>
+          <w:bCs/>
+          <w:i w:val="false"/>
+          <w:iCs w:val="false"/>
+          <w:color w:val="auto"/>
+          <w:kern w:val="2"/>
+          <w:sz w:val="24"/>
+          <w:szCs w:val="24"/>
+          <w:lang w:val="en-US" w:eastAsia="ko-KR" w:bidi="hi-IN"/>
+        </w:rPr>
+        <w:t>기본 능력</w:t>
+      </w:r>
+    </w:p>
+    <w:p>
+      <w:pPr>
+        <w:pStyle w:val="Normal"/>
+        <w:bidi w:val="0"/>
+        <w:jc w:val="left"/>
+        <w:rPr>
+          <w:b/>
+          <w:b/>
+          <w:bCs/>
+          <w:i w:val="false"/>
+          <w:i w:val="false"/>
+          <w:iCs w:val="false"/>
+          <w:sz w:val="24"/>
+          <w:szCs w:val="24"/>
+        </w:rPr>
+      </w:pPr>
       <w:r>
         <w:rPr>
           <w:rFonts w:eastAsia="맑은 고딕" w:cs="Arial Unicode MS"/>
           <w:b/>
           <w:bCs/>
-          <w:color w:val="auto"/>
-          <w:kern w:val="2"/>
-          <w:sz w:val="20"/>
-          <w:szCs w:val="20"/>
+          <w:i w:val="false"/>
+          <w:iCs w:val="false"/>
+          <w:color w:val="auto"/>
+          <w:kern w:val="2"/>
+          <w:sz w:val="24"/>
+          <w:szCs w:val="24"/>
+          <w:lang w:val="en-US" w:eastAsia="ko-KR" w:bidi="hi-IN"/>
+        </w:rPr>
+        <w:t xml:space="preserve">- </w:t>
+      </w:r>
+      <w:r>
+        <w:rPr>
+          <w:rFonts w:ascii="바탕" w:hAnsi="바탕" w:cs="Arial Unicode MS"/>
+          <w:b/>
+          <w:bCs/>
+          <w:i w:val="false"/>
+          <w:iCs w:val="false"/>
+          <w:color w:val="auto"/>
+          <w:kern w:val="2"/>
+          <w:sz w:val="24"/>
+          <w:szCs w:val="24"/>
+          <w:lang w:val="en-US" w:eastAsia="ko-KR" w:bidi="hi-IN"/>
+        </w:rPr>
+        <w:t>기사의 맹세</w:t>
+      </w:r>
+      <w:r>
+        <w:rPr>
+          <w:rFonts w:eastAsia="맑은 고딕" w:cs="Arial Unicode MS"/>
+          <w:b/>
+          <w:bCs/>
+          <w:i w:val="false"/>
+          <w:iCs w:val="false"/>
+          <w:color w:val="auto"/>
+          <w:kern w:val="2"/>
+          <w:sz w:val="24"/>
+          <w:szCs w:val="24"/>
+          <w:lang w:val="en-US" w:eastAsia="ko-KR" w:bidi="hi-IN"/>
+        </w:rPr>
+        <w:t>:</w:t>
+      </w:r>
+      <w:r>
+        <w:rPr>
+          <w:rFonts w:ascii="바탕" w:hAnsi="바탕" w:cs="Arial Unicode MS"/>
+          <w:b/>
+          <w:bCs/>
+          <w:i w:val="false"/>
+          <w:iCs w:val="false"/>
+          <w:color w:val="auto"/>
+          <w:kern w:val="2"/>
+          <w:sz w:val="24"/>
+          <w:szCs w:val="24"/>
+          <w:lang w:val="en-US" w:eastAsia="ko-KR" w:bidi="hi-IN"/>
+        </w:rPr>
+        <w:t>기본 방어력 증가</w:t>
+      </w:r>
+    </w:p>
+    <w:p>
+      <w:pPr>
+        <w:pStyle w:val="Normal"/>
+        <w:bidi w:val="0"/>
+        <w:jc w:val="left"/>
+        <w:rPr>
+          <w:b/>
+          <w:b/>
+          <w:bCs/>
+          <w:i w:val="false"/>
+          <w:i w:val="false"/>
+          <w:iCs w:val="false"/>
+          <w:sz w:val="24"/>
+          <w:szCs w:val="24"/>
+        </w:rPr>
+      </w:pPr>
+      <w:r>
+        <w:rPr>
+          <w:rFonts w:eastAsia="맑은 고딕" w:cs="Arial Unicode MS"/>
+          <w:b/>
+          <w:bCs/>
+          <w:i w:val="false"/>
+          <w:iCs w:val="false"/>
+          <w:color w:val="auto"/>
+          <w:kern w:val="2"/>
+          <w:sz w:val="24"/>
+          <w:szCs w:val="24"/>
+          <w:lang w:val="en-US" w:eastAsia="ko-KR" w:bidi="hi-IN"/>
+        </w:rPr>
+        <w:t xml:space="preserve">- </w:t>
+      </w:r>
+      <w:r>
+        <w:rPr>
+          <w:rFonts w:ascii="바탕" w:hAnsi="바탕" w:cs="Arial Unicode MS"/>
+          <w:b/>
+          <w:bCs/>
+          <w:i w:val="false"/>
+          <w:iCs w:val="false"/>
+          <w:color w:val="auto"/>
+          <w:kern w:val="2"/>
+          <w:sz w:val="24"/>
+          <w:szCs w:val="24"/>
+          <w:lang w:val="en-US" w:eastAsia="ko-KR" w:bidi="hi-IN"/>
+        </w:rPr>
+        <w:t>완벽한 순간</w:t>
+      </w:r>
+      <w:r>
+        <w:rPr>
+          <w:rFonts w:eastAsia="맑은 고딕" w:cs="Arial Unicode MS"/>
+          <w:b/>
+          <w:bCs/>
+          <w:i w:val="false"/>
+          <w:iCs w:val="false"/>
+          <w:color w:val="auto"/>
+          <w:kern w:val="2"/>
+          <w:sz w:val="24"/>
+          <w:szCs w:val="24"/>
+          <w:lang w:val="en-US" w:eastAsia="ko-KR" w:bidi="hi-IN"/>
+        </w:rPr>
+        <w:t>:</w:t>
+      </w:r>
+      <w:r>
+        <w:rPr>
+          <w:rFonts w:ascii="바탕" w:hAnsi="바탕" w:cs="Arial Unicode MS"/>
+          <w:b/>
+          <w:bCs/>
+          <w:i w:val="false"/>
+          <w:iCs w:val="false"/>
+          <w:color w:val="auto"/>
+          <w:kern w:val="2"/>
+          <w:sz w:val="24"/>
+          <w:szCs w:val="24"/>
+          <w:lang w:val="en-US" w:eastAsia="ko-KR" w:bidi="hi-IN"/>
+        </w:rPr>
+        <w:t>막기</w:t>
+      </w:r>
+      <w:r>
+        <w:rPr>
+          <w:rFonts w:eastAsia="맑은 고딕" w:cs="Arial Unicode MS"/>
+          <w:b/>
+          <w:bCs/>
+          <w:i w:val="false"/>
+          <w:iCs w:val="false"/>
+          <w:color w:val="auto"/>
+          <w:kern w:val="2"/>
+          <w:sz w:val="24"/>
+          <w:szCs w:val="24"/>
           <w:lang w:val="en-US" w:eastAsia="ko-KR" w:bidi="hi-IN"/>
         </w:rPr>
         <w:t>/</w:t>
@@ -39637,26 +41002,54 @@
           <w:rFonts w:ascii="바탕" w:hAnsi="바탕" w:cs="Arial Unicode MS"/>
           <w:b/>
           <w:bCs/>
-          <w:color w:val="auto"/>
-          <w:kern w:val="2"/>
-          <w:sz w:val="20"/>
-          <w:szCs w:val="20"/>
-          <w:lang w:val="en-US" w:eastAsia="ko-KR" w:bidi="hi-IN"/>
-        </w:rPr>
-        <w:t>킹덤컴 스타일의 십자 크로스헤어</w:t>
-      </w:r>
-    </w:p>
-    <w:p>
-      <w:pPr>
-        <w:pStyle w:val="Normal"/>
-        <w:bidi w:val="0"/>
-        <w:jc w:val="left"/>
-        <w:rPr>
-          <w:b/>
+          <w:i w:val="false"/>
+          <w:iCs w:val="false"/>
+          <w:color w:val="auto"/>
+          <w:kern w:val="2"/>
+          <w:sz w:val="24"/>
+          <w:szCs w:val="24"/>
+          <w:lang w:val="en-US" w:eastAsia="ko-KR" w:bidi="hi-IN"/>
+        </w:rPr>
+        <w:t>패링 반격 가능 시간 증가</w:t>
+      </w:r>
+    </w:p>
+    <w:p>
+      <w:pPr>
+        <w:pStyle w:val="Normal"/>
+        <w:bidi w:val="0"/>
+        <w:jc w:val="left"/>
+        <w:rPr>
+          <w:rFonts w:ascii="바탕" w:hAnsi="바탕" w:eastAsia="맑은 고딕" w:cs="Arial Unicode MS"/>
+          <w:color w:val="auto"/>
+          <w:kern w:val="2"/>
+          <w:lang w:val="en-US" w:eastAsia="ko-KR" w:bidi="hi-IN"/>
+        </w:rPr>
+      </w:pPr>
+      <w:r>
+        <w:rPr>
           <w:b/>
           <w:bCs/>
-          <w:sz w:val="20"/>
-          <w:szCs w:val="20"/>
+          <w:i w:val="false"/>
+          <w:iCs w:val="false"/>
+          <w:sz w:val="24"/>
+          <w:szCs w:val="24"/>
+        </w:rPr>
+      </w:r>
+    </w:p>
+    <w:p>
+      <w:pPr>
+        <w:pStyle w:val="Normal"/>
+        <w:bidi w:val="0"/>
+        <w:jc w:val="left"/>
+        <w:rPr>
+          <w:b/>
+          <w:b/>
+          <w:bCs/>
+          <w:i w:val="false"/>
+          <w:i w:val="false"/>
+          <w:iCs w:val="false"/>
+          <w:sz w:val="24"/>
+          <w:szCs w:val="24"/>
         </w:rPr>
       </w:pPr>
       <w:r>
@@ -39664,72 +41057,273 @@
           <w:rFonts w:ascii="바탕" w:hAnsi="바탕" w:cs="Arial Unicode MS"/>
           <w:b/>
           <w:bCs/>
-          <w:color w:val="auto"/>
-          <w:kern w:val="2"/>
-          <w:sz w:val="20"/>
-          <w:szCs w:val="20"/>
-          <w:lang w:val="en-US" w:eastAsia="ko-KR" w:bidi="hi-IN"/>
-        </w:rPr>
-        <w:t>방향에 따른 공격 방식 변화</w:t>
-      </w:r>
-    </w:p>
-    <w:p>
-      <w:pPr>
-        <w:pStyle w:val="Normal"/>
-        <w:bidi w:val="0"/>
-        <w:jc w:val="left"/>
-        <w:rPr>
-          <w:b w:val="false"/>
-          <w:b w:val="false"/>
-          <w:bCs w:val="false"/>
-          <w:sz w:val="20"/>
-          <w:szCs w:val="20"/>
-        </w:rPr>
-      </w:pPr>
-      <w:r>
-        <w:rPr>
-          <w:b w:val="false"/>
-          <w:bCs w:val="false"/>
-          <w:sz w:val="20"/>
-          <w:szCs w:val="20"/>
-        </w:rPr>
-      </w:r>
-    </w:p>
-    <w:p>
-      <w:pPr>
-        <w:pStyle w:val="Normal"/>
-        <w:bidi w:val="0"/>
-        <w:jc w:val="left"/>
-        <w:rPr>
-          <w:b w:val="false"/>
-          <w:b w:val="false"/>
-          <w:bCs w:val="false"/>
-          <w:sz w:val="20"/>
-          <w:szCs w:val="20"/>
-        </w:rPr>
-      </w:pPr>
+          <w:i w:val="false"/>
+          <w:iCs w:val="false"/>
+          <w:color w:val="auto"/>
+          <w:kern w:val="2"/>
+          <w:sz w:val="24"/>
+          <w:szCs w:val="24"/>
+          <w:lang w:val="en-US" w:eastAsia="ko-KR" w:bidi="hi-IN"/>
+        </w:rPr>
+        <w:t>성기사</w:t>
+      </w:r>
+      <w:r>
+        <w:rPr>
+          <w:rFonts w:eastAsia="맑은 고딕" w:cs="Arial Unicode MS"/>
+          <w:b/>
+          <w:bCs/>
+          <w:i w:val="false"/>
+          <w:iCs w:val="false"/>
+          <w:color w:val="auto"/>
+          <w:kern w:val="2"/>
+          <w:sz w:val="24"/>
+          <w:szCs w:val="24"/>
+          <w:lang w:val="en-US" w:eastAsia="ko-KR" w:bidi="hi-IN"/>
+        </w:rPr>
+        <w:t>:</w:t>
+      </w:r>
       <w:r>
         <w:rPr>
           <w:rFonts w:ascii="바탕" w:hAnsi="바탕" w:cs="Arial Unicode MS"/>
-          <w:b w:val="false"/>
-          <w:bCs w:val="false"/>
-          <w:color w:val="auto"/>
-          <w:kern w:val="2"/>
-          <w:sz w:val="20"/>
-          <w:szCs w:val="20"/>
-          <w:lang w:val="en-US" w:eastAsia="ko-KR" w:bidi="hi-IN"/>
-        </w:rPr>
-        <w:t>상단</w:t>
+          <w:b/>
+          <w:bCs/>
+          <w:i w:val="false"/>
+          <w:iCs w:val="false"/>
+          <w:color w:val="auto"/>
+          <w:kern w:val="2"/>
+          <w:sz w:val="24"/>
+          <w:szCs w:val="24"/>
+          <w:lang w:val="en-US" w:eastAsia="ko-KR" w:bidi="hi-IN"/>
+        </w:rPr>
+        <w:t>보호 – 잠깐동안 모든 받는 피해를 흡수</w:t>
+      </w:r>
+    </w:p>
+    <w:p>
+      <w:pPr>
+        <w:pStyle w:val="Normal"/>
+        <w:bidi w:val="0"/>
+        <w:jc w:val="left"/>
+        <w:rPr>
+          <w:b/>
+          <w:b/>
+          <w:bCs/>
+          <w:i w:val="false"/>
+          <w:i w:val="false"/>
+          <w:iCs w:val="false"/>
+          <w:sz w:val="24"/>
+          <w:szCs w:val="24"/>
+        </w:rPr>
+      </w:pPr>
+      <w:r>
+        <w:rPr>
+          <w:rFonts w:ascii="바탕" w:hAnsi="바탕" w:cs="Arial Unicode MS"/>
+          <w:b/>
+          <w:bCs/>
+          <w:i w:val="false"/>
+          <w:iCs w:val="false"/>
+          <w:color w:val="auto"/>
+          <w:kern w:val="2"/>
+          <w:sz w:val="24"/>
+          <w:szCs w:val="24"/>
+          <w:lang w:val="en-US" w:eastAsia="ko-KR" w:bidi="hi-IN"/>
+        </w:rPr>
+        <w:t>기사단</w:t>
       </w:r>
       <w:r>
         <w:rPr>
           <w:rFonts w:eastAsia="맑은 고딕" w:cs="Arial Unicode MS"/>
-          <w:b w:val="false"/>
-          <w:bCs w:val="false"/>
-          <w:color w:val="auto"/>
-          <w:kern w:val="2"/>
-          <w:sz w:val="20"/>
-          <w:szCs w:val="20"/>
+          <w:b/>
+          <w:bCs/>
+          <w:i w:val="false"/>
+          <w:iCs w:val="false"/>
+          <w:color w:val="auto"/>
+          <w:kern w:val="2"/>
+          <w:sz w:val="24"/>
+          <w:szCs w:val="24"/>
+          <w:lang w:val="en-US" w:eastAsia="ko-KR" w:bidi="hi-IN"/>
+        </w:rPr>
+        <w:t>:</w:t>
+      </w:r>
+      <w:r>
+        <w:rPr>
+          <w:rFonts w:ascii="바탕" w:hAnsi="바탕" w:cs="Arial Unicode MS"/>
+          <w:b/>
+          <w:bCs/>
+          <w:i w:val="false"/>
+          <w:iCs w:val="false"/>
+          <w:color w:val="auto"/>
+          <w:kern w:val="2"/>
+          <w:sz w:val="24"/>
+          <w:szCs w:val="24"/>
+          <w:lang w:val="en-US" w:eastAsia="ko-KR" w:bidi="hi-IN"/>
+        </w:rPr>
+        <w:t>무력 – 잠깐동안 강한 공격이 지구력을 소모하지 않음</w:t>
+      </w:r>
+    </w:p>
+    <w:p>
+      <w:pPr>
+        <w:pStyle w:val="Normal"/>
+        <w:bidi w:val="0"/>
+        <w:jc w:val="left"/>
+        <w:rPr>
+          <w:b/>
+          <w:b/>
+          <w:bCs/>
+          <w:i w:val="false"/>
+          <w:i w:val="false"/>
+          <w:iCs w:val="false"/>
+          <w:sz w:val="24"/>
+          <w:szCs w:val="24"/>
+        </w:rPr>
+      </w:pPr>
+      <w:r>
+        <w:rPr>
+          <w:rFonts w:ascii="바탕" w:hAnsi="바탕" w:cs="Arial Unicode MS"/>
+          <w:b/>
+          <w:bCs/>
+          <w:i w:val="false"/>
+          <w:iCs w:val="false"/>
+          <w:color w:val="auto"/>
+          <w:kern w:val="2"/>
+          <w:sz w:val="24"/>
+          <w:szCs w:val="24"/>
+          <w:lang w:val="en-US" w:eastAsia="ko-KR" w:bidi="hi-IN"/>
+        </w:rPr>
+        <w:t>성전사</w:t>
+      </w:r>
+      <w:r>
+        <w:rPr>
+          <w:rFonts w:eastAsia="맑은 고딕" w:cs="Arial Unicode MS"/>
+          <w:b/>
+          <w:bCs/>
+          <w:i w:val="false"/>
+          <w:iCs w:val="false"/>
+          <w:color w:val="auto"/>
+          <w:kern w:val="2"/>
+          <w:sz w:val="24"/>
+          <w:szCs w:val="24"/>
+          <w:lang w:val="en-US" w:eastAsia="ko-KR" w:bidi="hi-IN"/>
+        </w:rPr>
+        <w:t>:</w:t>
+      </w:r>
+      <w:r>
+        <w:rPr>
+          <w:rFonts w:ascii="바탕" w:hAnsi="바탕" w:cs="Arial Unicode MS"/>
+          <w:b/>
+          <w:bCs/>
+          <w:i w:val="false"/>
+          <w:iCs w:val="false"/>
+          <w:color w:val="auto"/>
+          <w:kern w:val="2"/>
+          <w:sz w:val="24"/>
+          <w:szCs w:val="24"/>
+          <w:lang w:val="en-US" w:eastAsia="ko-KR" w:bidi="hi-IN"/>
+        </w:rPr>
+        <w:t>응징 – 대상에게 주는 마법 피해가 증가하며 대상에게 공격 적중시 마나 회복</w:t>
+      </w:r>
+    </w:p>
+    <w:p>
+      <w:pPr>
+        <w:pStyle w:val="Normal"/>
+        <w:bidi w:val="0"/>
+        <w:jc w:val="left"/>
+        <w:rPr>
+          <w:b/>
+          <w:b/>
+          <w:bCs/>
+          <w:i w:val="false"/>
+          <w:i w:val="false"/>
+          <w:iCs w:val="false"/>
+          <w:sz w:val="24"/>
+          <w:szCs w:val="24"/>
+        </w:rPr>
+      </w:pPr>
+      <w:r>
+        <w:rPr>
+          <w:rFonts w:ascii="바탕" w:hAnsi="바탕" w:cs="Arial Unicode MS"/>
+          <w:b/>
+          <w:bCs/>
+          <w:i w:val="false"/>
+          <w:iCs w:val="false"/>
+          <w:color w:val="auto"/>
+          <w:kern w:val="2"/>
+          <w:sz w:val="24"/>
+          <w:szCs w:val="24"/>
+          <w:lang w:val="en-US" w:eastAsia="ko-KR" w:bidi="hi-IN"/>
+        </w:rPr>
+        <w:t>복수자</w:t>
+      </w:r>
+      <w:r>
+        <w:rPr>
+          <w:rFonts w:eastAsia="맑은 고딕" w:cs="Arial Unicode MS"/>
+          <w:b/>
+          <w:bCs/>
+          <w:i w:val="false"/>
+          <w:iCs w:val="false"/>
+          <w:color w:val="auto"/>
+          <w:kern w:val="2"/>
+          <w:sz w:val="24"/>
+          <w:szCs w:val="24"/>
+          <w:lang w:val="en-US" w:eastAsia="ko-KR" w:bidi="hi-IN"/>
+        </w:rPr>
+        <w:t>:</w:t>
+      </w:r>
+      <w:r>
+        <w:rPr>
+          <w:rFonts w:ascii="바탕" w:hAnsi="바탕" w:cs="Arial Unicode MS"/>
+          <w:b/>
+          <w:bCs/>
+          <w:i w:val="false"/>
+          <w:iCs w:val="false"/>
+          <w:color w:val="auto"/>
+          <w:kern w:val="2"/>
+          <w:sz w:val="24"/>
+          <w:szCs w:val="24"/>
+          <w:lang w:val="en-US" w:eastAsia="ko-KR" w:bidi="hi-IN"/>
+        </w:rPr>
+        <w:t xml:space="preserve">복수 </w:t>
+      </w:r>
+      <w:r>
+        <w:rPr>
+          <w:rFonts w:eastAsia="맑은 고딕" w:cs="Arial Unicode MS"/>
+          <w:b/>
+          <w:bCs/>
+          <w:i w:val="false"/>
+          <w:iCs w:val="false"/>
+          <w:color w:val="auto"/>
+          <w:kern w:val="2"/>
+          <w:sz w:val="24"/>
+          <w:szCs w:val="24"/>
+          <w:lang w:val="en-US" w:eastAsia="ko-KR" w:bidi="hi-IN"/>
+        </w:rPr>
+        <w:t xml:space="preserve">- </w:t>
+      </w:r>
+      <w:r>
+        <w:rPr>
+          <w:rFonts w:ascii="바탕" w:hAnsi="바탕" w:cs="Arial Unicode MS"/>
+          <w:b/>
+          <w:bCs/>
+          <w:i w:val="false"/>
+          <w:iCs w:val="false"/>
+          <w:color w:val="auto"/>
+          <w:kern w:val="2"/>
+          <w:sz w:val="24"/>
+          <w:szCs w:val="24"/>
+          <w:lang w:val="en-US" w:eastAsia="ko-KR" w:bidi="hi-IN"/>
+        </w:rPr>
+        <w:t>사용후 처음으로 받는 피해를 흡수하며 다음 공격</w:t>
+      </w:r>
+      <w:r>
+        <w:rPr>
+          <w:rFonts w:eastAsia="맑은 고딕" w:cs="Arial Unicode MS"/>
+          <w:b/>
+          <w:bCs/>
+          <w:i w:val="false"/>
+          <w:iCs w:val="false"/>
+          <w:color w:val="auto"/>
+          <w:kern w:val="2"/>
+          <w:sz w:val="24"/>
+          <w:szCs w:val="24"/>
           <w:lang w:val="en-US" w:eastAsia="ko-KR" w:bidi="hi-IN"/>
         </w:rPr>
         <w:t>/</w:t>
@@ -39737,231 +41331,501 @@
       <w:r>
         <w:rPr>
           <w:rFonts w:ascii="바탕" w:hAnsi="바탕" w:cs="Arial Unicode MS"/>
-          <w:b w:val="false"/>
-          <w:bCs w:val="false"/>
-          <w:color w:val="auto"/>
-          <w:kern w:val="2"/>
-          <w:sz w:val="20"/>
-          <w:szCs w:val="20"/>
-          <w:lang w:val="en-US" w:eastAsia="ko-KR" w:bidi="hi-IN"/>
-        </w:rPr>
-        <w:t>하단</w:t>
-      </w:r>
+          <w:b/>
+          <w:bCs/>
+          <w:i w:val="false"/>
+          <w:iCs w:val="false"/>
+          <w:color w:val="auto"/>
+          <w:kern w:val="2"/>
+          <w:sz w:val="24"/>
+          <w:szCs w:val="24"/>
+          <w:lang w:val="en-US" w:eastAsia="ko-KR" w:bidi="hi-IN"/>
+        </w:rPr>
+        <w:t>반격 피해량 증가</w:t>
+      </w:r>
+    </w:p>
+    <w:p>
+      <w:pPr>
+        <w:pStyle w:val="Normal"/>
+        <w:bidi w:val="0"/>
+        <w:jc w:val="left"/>
+        <w:rPr>
+          <w:rFonts w:ascii="바탕" w:hAnsi="바탕" w:eastAsia="맑은 고딕" w:cs="Arial Unicode MS"/>
+          <w:color w:val="auto"/>
+          <w:kern w:val="2"/>
+          <w:lang w:val="en-US" w:eastAsia="ko-KR" w:bidi="hi-IN"/>
+        </w:rPr>
+      </w:pPr>
+      <w:r>
+        <w:rPr>
+          <w:b/>
+          <w:bCs/>
+          <w:i w:val="false"/>
+          <w:iCs w:val="false"/>
+          <w:sz w:val="24"/>
+          <w:szCs w:val="24"/>
+        </w:rPr>
+      </w:r>
+    </w:p>
+    <w:p>
+      <w:pPr>
+        <w:pStyle w:val="Normal"/>
+        <w:bidi w:val="0"/>
+        <w:jc w:val="left"/>
+        <w:rPr>
+          <w:rFonts w:ascii="바탕" w:hAnsi="바탕" w:eastAsia="맑은 고딕" w:cs="Arial Unicode MS"/>
+          <w:color w:val="auto"/>
+          <w:kern w:val="2"/>
+          <w:lang w:val="en-US" w:eastAsia="ko-KR" w:bidi="hi-IN"/>
+        </w:rPr>
+      </w:pPr>
+      <w:r>
+        <w:rPr>
+          <w:b/>
+          <w:bCs/>
+          <w:i w:val="false"/>
+          <w:iCs w:val="false"/>
+          <w:sz w:val="24"/>
+          <w:szCs w:val="24"/>
+        </w:rPr>
+      </w:r>
+    </w:p>
+    <w:p>
+      <w:pPr>
+        <w:pStyle w:val="Normal"/>
+        <w:bidi w:val="0"/>
+        <w:jc w:val="left"/>
+        <w:rPr>
+          <w:b/>
+          <w:b/>
+          <w:bCs/>
+          <w:i w:val="false"/>
+          <w:i w:val="false"/>
+          <w:iCs w:val="false"/>
+          <w:sz w:val="24"/>
+          <w:szCs w:val="24"/>
+        </w:rPr>
+      </w:pPr>
+      <w:r>
+        <w:rPr>
+          <w:b/>
+          <w:bCs/>
+          <w:i w:val="false"/>
+          <w:iCs w:val="false"/>
+          <w:sz w:val="24"/>
+          <w:szCs w:val="24"/>
+        </w:rPr>
+      </w:r>
+    </w:p>
+    <w:p>
+      <w:pPr>
+        <w:pStyle w:val="Normal"/>
+        <w:bidi w:val="0"/>
+        <w:jc w:val="left"/>
+        <w:rPr>
+          <w:b/>
+          <w:b/>
+          <w:bCs/>
+          <w:i w:val="false"/>
+          <w:i w:val="false"/>
+          <w:iCs w:val="false"/>
+          <w:sz w:val="24"/>
+          <w:szCs w:val="24"/>
+        </w:rPr>
+      </w:pPr>
+      <w:r>
+        <w:rPr>
+          <w:rFonts w:ascii="바탕" w:hAnsi="바탕" w:cs="Arial Unicode MS"/>
+          <w:b/>
+          <w:bCs/>
+          <w:i w:val="false"/>
+          <w:iCs w:val="false"/>
+          <w:color w:val="auto"/>
+          <w:kern w:val="2"/>
+          <w:sz w:val="24"/>
+          <w:szCs w:val="24"/>
+          <w:lang w:val="en-US" w:eastAsia="ko-KR" w:bidi="hi-IN"/>
+        </w:rPr>
+        <w:t>경보병</w:t>
+      </w:r>
+    </w:p>
+    <w:p>
+      <w:pPr>
+        <w:pStyle w:val="Normal"/>
+        <w:bidi w:val="0"/>
+        <w:jc w:val="left"/>
+        <w:rPr>
+          <w:b/>
+          <w:b/>
+          <w:bCs/>
+          <w:i w:val="false"/>
+          <w:i w:val="false"/>
+          <w:iCs w:val="false"/>
+          <w:sz w:val="24"/>
+          <w:szCs w:val="24"/>
+        </w:rPr>
+      </w:pPr>
+      <w:r>
+        <w:rPr>
+          <w:rFonts w:ascii="바탕" w:hAnsi="바탕" w:cs="Arial Unicode MS"/>
+          <w:b/>
+          <w:bCs/>
+          <w:i w:val="false"/>
+          <w:iCs w:val="false"/>
+          <w:color w:val="auto"/>
+          <w:kern w:val="2"/>
+          <w:sz w:val="24"/>
+          <w:szCs w:val="24"/>
+          <w:lang w:val="en-US" w:eastAsia="ko-KR" w:bidi="hi-IN"/>
+        </w:rPr>
+        <w:t>기본 능력</w:t>
+      </w:r>
+    </w:p>
+    <w:p>
+      <w:pPr>
+        <w:pStyle w:val="Normal"/>
+        <w:bidi w:val="0"/>
+        <w:jc w:val="left"/>
+        <w:rPr>
+          <w:b/>
+          <w:b/>
+          <w:bCs/>
+          <w:i w:val="false"/>
+          <w:i w:val="false"/>
+          <w:iCs w:val="false"/>
+          <w:sz w:val="24"/>
+          <w:szCs w:val="24"/>
+        </w:rPr>
+      </w:pPr>
       <w:r>
         <w:rPr>
           <w:rFonts w:eastAsia="맑은 고딕" w:cs="Arial Unicode MS"/>
-          <w:b w:val="false"/>
-          <w:bCs w:val="false"/>
-          <w:color w:val="auto"/>
-          <w:kern w:val="2"/>
-          <w:sz w:val="20"/>
-          <w:szCs w:val="20"/>
-          <w:lang w:val="en-US" w:eastAsia="ko-KR" w:bidi="hi-IN"/>
-        </w:rPr>
-        <w:t>/</w:t>
+          <w:b/>
+          <w:bCs/>
+          <w:i w:val="false"/>
+          <w:iCs w:val="false"/>
+          <w:color w:val="auto"/>
+          <w:kern w:val="2"/>
+          <w:sz w:val="24"/>
+          <w:szCs w:val="24"/>
+          <w:lang w:val="en-US" w:eastAsia="ko-KR" w:bidi="hi-IN"/>
+        </w:rPr>
+        <w:t xml:space="preserve">- </w:t>
       </w:r>
       <w:r>
         <w:rPr>
           <w:rFonts w:ascii="바탕" w:hAnsi="바탕" w:cs="Arial Unicode MS"/>
-          <w:b w:val="false"/>
-          <w:bCs w:val="false"/>
-          <w:color w:val="auto"/>
-          <w:kern w:val="2"/>
-          <w:sz w:val="20"/>
-          <w:szCs w:val="20"/>
-          <w:lang w:val="en-US" w:eastAsia="ko-KR" w:bidi="hi-IN"/>
-        </w:rPr>
-        <w:t>측면</w:t>
+          <w:b/>
+          <w:bCs/>
+          <w:i w:val="false"/>
+          <w:iCs w:val="false"/>
+          <w:color w:val="auto"/>
+          <w:kern w:val="2"/>
+          <w:sz w:val="24"/>
+          <w:szCs w:val="24"/>
+          <w:lang w:val="en-US" w:eastAsia="ko-KR" w:bidi="hi-IN"/>
+        </w:rPr>
+        <w:t>날랜 발걸음</w:t>
       </w:r>
       <w:r>
         <w:rPr>
           <w:rFonts w:eastAsia="맑은 고딕" w:cs="Arial Unicode MS"/>
-          <w:b w:val="false"/>
-          <w:bCs w:val="false"/>
-          <w:color w:val="auto"/>
-          <w:kern w:val="2"/>
-          <w:sz w:val="20"/>
-          <w:szCs w:val="20"/>
-          <w:lang w:val="en-US" w:eastAsia="ko-KR" w:bidi="hi-IN"/>
-        </w:rPr>
-        <w:t>/</w:t>
+          <w:b/>
+          <w:bCs/>
+          <w:i w:val="false"/>
+          <w:iCs w:val="false"/>
+          <w:color w:val="auto"/>
+          <w:kern w:val="2"/>
+          <w:sz w:val="24"/>
+          <w:szCs w:val="24"/>
+          <w:lang w:val="en-US" w:eastAsia="ko-KR" w:bidi="hi-IN"/>
+        </w:rPr>
+        <w:t>:</w:t>
       </w:r>
       <w:r>
         <w:rPr>
           <w:rFonts w:ascii="바탕" w:hAnsi="바탕" w:cs="Arial Unicode MS"/>
-          <w:b w:val="false"/>
-          <w:bCs w:val="false"/>
-          <w:color w:val="auto"/>
-          <w:kern w:val="2"/>
-          <w:sz w:val="20"/>
-          <w:szCs w:val="20"/>
-          <w:lang w:val="en-US" w:eastAsia="ko-KR" w:bidi="hi-IN"/>
-        </w:rPr>
-        <w:t>중앙 공격</w:t>
-      </w:r>
-    </w:p>
-    <w:p>
-      <w:pPr>
-        <w:pStyle w:val="Normal"/>
-        <w:bidi w:val="0"/>
-        <w:jc w:val="left"/>
-        <w:rPr>
-          <w:b w:val="false"/>
-          <w:b w:val="false"/>
-          <w:bCs w:val="false"/>
-          <w:sz w:val="20"/>
-          <w:szCs w:val="20"/>
-        </w:rPr>
-      </w:pPr>
+          <w:b/>
+          <w:bCs/>
+          <w:i w:val="false"/>
+          <w:iCs w:val="false"/>
+          <w:color w:val="auto"/>
+          <w:kern w:val="2"/>
+          <w:sz w:val="24"/>
+          <w:szCs w:val="24"/>
+          <w:lang w:val="en-US" w:eastAsia="ko-KR" w:bidi="hi-IN"/>
+        </w:rPr>
+        <w:t>장착한 방어구 무게 감소</w:t>
+      </w:r>
+    </w:p>
+    <w:p>
+      <w:pPr>
+        <w:pStyle w:val="Normal"/>
+        <w:bidi w:val="0"/>
+        <w:jc w:val="left"/>
+        <w:rPr>
+          <w:b/>
+          <w:b/>
+          <w:bCs/>
+          <w:i w:val="false"/>
+          <w:i w:val="false"/>
+          <w:iCs w:val="false"/>
+          <w:sz w:val="24"/>
+          <w:szCs w:val="24"/>
+        </w:rPr>
+      </w:pPr>
+      <w:r>
+        <w:rPr>
+          <w:rFonts w:eastAsia="맑은 고딕" w:cs="Arial Unicode MS"/>
+          <w:b/>
+          <w:bCs/>
+          <w:i w:val="false"/>
+          <w:iCs w:val="false"/>
+          <w:color w:val="auto"/>
+          <w:kern w:val="2"/>
+          <w:sz w:val="24"/>
+          <w:szCs w:val="24"/>
+          <w:lang w:val="en-US" w:eastAsia="ko-KR" w:bidi="hi-IN"/>
+        </w:rPr>
+        <w:t xml:space="preserve">- </w:t>
+      </w:r>
       <w:r>
         <w:rPr>
           <w:rFonts w:ascii="바탕" w:hAnsi="바탕" w:cs="Arial Unicode MS"/>
-          <w:b w:val="false"/>
-          <w:bCs w:val="false"/>
-          <w:color w:val="auto"/>
-          <w:kern w:val="2"/>
-          <w:sz w:val="20"/>
-          <w:szCs w:val="20"/>
-          <w:lang w:val="en-US" w:eastAsia="ko-KR" w:bidi="hi-IN"/>
-        </w:rPr>
-        <w:t>커서를 가두는 방식으로 구현하기</w:t>
-      </w:r>
-    </w:p>
-    <w:p>
-      <w:pPr>
-        <w:pStyle w:val="Normal"/>
-        <w:bidi w:val="0"/>
-        <w:jc w:val="left"/>
-        <w:rPr>
-          <w:b w:val="false"/>
-          <w:b w:val="false"/>
-          <w:bCs w:val="false"/>
-          <w:sz w:val="20"/>
-          <w:szCs w:val="20"/>
-        </w:rPr>
-      </w:pPr>
+          <w:b/>
+          <w:bCs/>
+          <w:i w:val="false"/>
+          <w:iCs w:val="false"/>
+          <w:color w:val="auto"/>
+          <w:kern w:val="2"/>
+          <w:sz w:val="24"/>
+          <w:szCs w:val="24"/>
+          <w:lang w:val="en-US" w:eastAsia="ko-KR" w:bidi="hi-IN"/>
+        </w:rPr>
+        <w:t>회피 전문가</w:t>
+      </w:r>
+      <w:r>
+        <w:rPr>
+          <w:rFonts w:eastAsia="맑은 고딕" w:cs="Arial Unicode MS"/>
+          <w:b/>
+          <w:bCs/>
+          <w:i w:val="false"/>
+          <w:iCs w:val="false"/>
+          <w:color w:val="auto"/>
+          <w:kern w:val="2"/>
+          <w:sz w:val="24"/>
+          <w:szCs w:val="24"/>
+          <w:lang w:val="en-US" w:eastAsia="ko-KR" w:bidi="hi-IN"/>
+        </w:rPr>
+        <w:t>:</w:t>
+      </w:r>
       <w:r>
         <w:rPr>
           <w:rFonts w:ascii="바탕" w:hAnsi="바탕" w:cs="Arial Unicode MS"/>
-          <w:b w:val="false"/>
-          <w:bCs w:val="false"/>
-          <w:color w:val="auto"/>
-          <w:kern w:val="2"/>
-          <w:sz w:val="20"/>
-          <w:szCs w:val="20"/>
-          <w:lang w:val="en-US" w:eastAsia="ko-KR" w:bidi="hi-IN"/>
-        </w:rPr>
-        <w:t>무기별로 가하는 공격 스타일이 다름</w:t>
-      </w:r>
-    </w:p>
-    <w:p>
-      <w:pPr>
-        <w:pStyle w:val="Normal"/>
-        <w:bidi w:val="0"/>
-        <w:jc w:val="left"/>
-        <w:rPr>
-          <w:b w:val="false"/>
-          <w:b w:val="false"/>
-          <w:bCs w:val="false"/>
-          <w:sz w:val="20"/>
-          <w:szCs w:val="20"/>
-        </w:rPr>
-      </w:pPr>
+          <w:b/>
+          <w:bCs/>
+          <w:i w:val="false"/>
+          <w:iCs w:val="false"/>
+          <w:color w:val="auto"/>
+          <w:kern w:val="2"/>
+          <w:sz w:val="24"/>
+          <w:szCs w:val="24"/>
+          <w:lang w:val="en-US" w:eastAsia="ko-KR" w:bidi="hi-IN"/>
+        </w:rPr>
+        <w:t>회피의 지구력 소모 감소</w:t>
+      </w:r>
+    </w:p>
+    <w:p>
+      <w:pPr>
+        <w:pStyle w:val="Normal"/>
+        <w:bidi w:val="0"/>
+        <w:jc w:val="left"/>
+        <w:rPr>
+          <w:rFonts w:ascii="바탕" w:hAnsi="바탕" w:eastAsia="맑은 고딕" w:cs="Arial Unicode MS"/>
+          <w:color w:val="auto"/>
+          <w:kern w:val="2"/>
+          <w:lang w:val="en-US" w:eastAsia="ko-KR" w:bidi="hi-IN"/>
+        </w:rPr>
+      </w:pPr>
+      <w:r>
+        <w:rPr>
+          <w:b/>
+          <w:bCs/>
+          <w:i w:val="false"/>
+          <w:iCs w:val="false"/>
+          <w:sz w:val="24"/>
+          <w:szCs w:val="24"/>
+        </w:rPr>
+      </w:r>
+    </w:p>
+    <w:p>
+      <w:pPr>
+        <w:pStyle w:val="Normal"/>
+        <w:bidi w:val="0"/>
+        <w:jc w:val="left"/>
+        <w:rPr>
+          <w:b/>
+          <w:b/>
+          <w:bCs/>
+          <w:i w:val="false"/>
+          <w:i w:val="false"/>
+          <w:iCs w:val="false"/>
+          <w:sz w:val="24"/>
+          <w:szCs w:val="24"/>
+        </w:rPr>
+      </w:pPr>
+      <w:r>
+        <w:rPr>
+          <w:rFonts w:ascii="바탕" w:hAnsi="바탕" w:cs="Arial Unicode MS"/>
+          <w:b/>
+          <w:bCs/>
+          <w:i w:val="false"/>
+          <w:iCs w:val="false"/>
+          <w:color w:val="auto"/>
+          <w:kern w:val="2"/>
+          <w:sz w:val="24"/>
+          <w:szCs w:val="24"/>
+          <w:lang w:val="en-US" w:eastAsia="ko-KR" w:bidi="hi-IN"/>
+        </w:rPr>
+        <w:t>정찰병</w:t>
+      </w:r>
       <w:r>
         <w:rPr>
           <w:rFonts w:eastAsia="맑은 고딕" w:cs="Arial Unicode MS"/>
-          <w:b w:val="false"/>
-          <w:bCs w:val="false"/>
-          <w:color w:val="auto"/>
-          <w:kern w:val="2"/>
-          <w:sz w:val="20"/>
-          <w:szCs w:val="20"/>
-          <w:lang w:val="en-US" w:eastAsia="ko-KR" w:bidi="hi-IN"/>
-        </w:rPr>
-        <w:t>ex)</w:t>
+          <w:b/>
+          <w:bCs/>
+          <w:i w:val="false"/>
+          <w:iCs w:val="false"/>
+          <w:color w:val="auto"/>
+          <w:kern w:val="2"/>
+          <w:sz w:val="24"/>
+          <w:szCs w:val="24"/>
+          <w:lang w:val="en-US" w:eastAsia="ko-KR" w:bidi="hi-IN"/>
+        </w:rPr>
+        <w:t>:</w:t>
       </w:r>
       <w:r>
         <w:rPr>
           <w:rFonts w:ascii="바탕" w:hAnsi="바탕" w:cs="Arial Unicode MS"/>
-          <w:b w:val="false"/>
-          <w:bCs w:val="false"/>
-          <w:color w:val="auto"/>
-          <w:kern w:val="2"/>
-          <w:sz w:val="20"/>
-          <w:szCs w:val="20"/>
-          <w:lang w:val="en-US" w:eastAsia="ko-KR" w:bidi="hi-IN"/>
-        </w:rPr>
-        <w:t>둔기류는 찌르기가 없으므로 중앙공격 데미지가 약함</w:t>
-      </w:r>
+          <w:b/>
+          <w:bCs/>
+          <w:i w:val="false"/>
+          <w:iCs w:val="false"/>
+          <w:color w:val="auto"/>
+          <w:kern w:val="2"/>
+          <w:sz w:val="24"/>
+          <w:szCs w:val="24"/>
+          <w:lang w:val="en-US" w:eastAsia="ko-KR" w:bidi="hi-IN"/>
+        </w:rPr>
+        <w:t xml:space="preserve">신속 </w:t>
+      </w:r>
+      <w:r>
+        <w:rPr>
+          <w:rFonts w:eastAsia="맑은 고딕" w:cs="Arial Unicode MS"/>
+          <w:b/>
+          <w:bCs/>
+          <w:i w:val="false"/>
+          <w:iCs w:val="false"/>
+          <w:color w:val="auto"/>
+          <w:kern w:val="2"/>
+          <w:sz w:val="24"/>
+          <w:szCs w:val="24"/>
+          <w:lang w:val="en-US" w:eastAsia="ko-KR" w:bidi="hi-IN"/>
+        </w:rPr>
+        <w:t xml:space="preserve">- </w:t>
+      </w:r>
+    </w:p>
+    <w:p>
+      <w:pPr>
+        <w:pStyle w:val="Normal"/>
+        <w:bidi w:val="0"/>
+        <w:jc w:val="left"/>
+        <w:rPr>
+          <w:b/>
+          <w:b/>
+          <w:bCs/>
+          <w:i w:val="false"/>
+          <w:i w:val="false"/>
+          <w:iCs w:val="false"/>
+          <w:sz w:val="24"/>
+          <w:szCs w:val="24"/>
+        </w:rPr>
+      </w:pPr>
       <w:r>
         <w:rPr>
           <w:rFonts w:ascii="바탕" w:hAnsi="바탕" w:cs="Arial Unicode MS"/>
-          <w:b w:val="false"/>
-          <w:bCs w:val="false"/>
-          <w:color w:val="auto"/>
-          <w:kern w:val="2"/>
-          <w:sz w:val="20"/>
-          <w:szCs w:val="20"/>
-          <w:lang w:val="en-US" w:eastAsia="ko-KR" w:bidi="hi-IN"/>
-        </w:rPr>
-        <w:t xml:space="preserve"> </w:t>
-      </w:r>
-    </w:p>
-    <w:p>
-      <w:pPr>
-        <w:pStyle w:val="Normal"/>
-        <w:bidi w:val="0"/>
-        <w:jc w:val="left"/>
-        <w:rPr>
-          <w:b w:val="false"/>
-          <w:b w:val="false"/>
-          <w:bCs w:val="false"/>
-          <w:sz w:val="20"/>
-          <w:szCs w:val="20"/>
-        </w:rPr>
-      </w:pPr>
-      <w:r>
-        <w:rPr>
-          <w:b w:val="false"/>
-          <w:bCs w:val="false"/>
-          <w:sz w:val="20"/>
-          <w:szCs w:val="20"/>
-        </w:rPr>
-      </w:r>
-    </w:p>
-    <w:p>
-      <w:pPr>
-        <w:pStyle w:val="Normal"/>
-        <w:bidi w:val="0"/>
-        <w:jc w:val="left"/>
-        <w:rPr>
-          <w:b/>
           <w:b/>
           <w:bCs/>
-          <w:sz w:val="20"/>
-          <w:szCs w:val="20"/>
-        </w:rPr>
-      </w:pPr>
-      <w:r>
-        <w:rPr>
+          <w:i w:val="false"/>
+          <w:iCs w:val="false"/>
+          <w:color w:val="auto"/>
+          <w:kern w:val="2"/>
+          <w:sz w:val="24"/>
+          <w:szCs w:val="24"/>
+          <w:lang w:val="en-US" w:eastAsia="ko-KR" w:bidi="hi-IN"/>
+        </w:rPr>
+        <w:t>추적자</w:t>
+      </w:r>
+      <w:r>
+        <w:rPr>
+          <w:rFonts w:eastAsia="맑은 고딕" w:cs="Arial Unicode MS"/>
           <w:b/>
           <w:bCs/>
-          <w:sz w:val="20"/>
-          <w:szCs w:val="20"/>
-        </w:rPr>
-      </w:r>
-    </w:p>
-    <w:p>
-      <w:pPr>
-        <w:pStyle w:val="Normal"/>
-        <w:bidi w:val="0"/>
-        <w:jc w:val="left"/>
-        <w:rPr>
-          <w:b/>
+          <w:i w:val="false"/>
+          <w:iCs w:val="false"/>
+          <w:color w:val="auto"/>
+          <w:kern w:val="2"/>
+          <w:sz w:val="24"/>
+          <w:szCs w:val="24"/>
+          <w:lang w:val="en-US" w:eastAsia="ko-KR" w:bidi="hi-IN"/>
+        </w:rPr>
+        <w:t>:</w:t>
+      </w:r>
+      <w:r>
+        <w:rPr>
+          <w:rFonts w:ascii="바탕" w:hAnsi="바탕" w:cs="Arial Unicode MS"/>
           <w:b/>
           <w:bCs/>
-          <w:sz w:val="20"/>
-          <w:szCs w:val="20"/>
+          <w:i w:val="false"/>
+          <w:iCs w:val="false"/>
+          <w:color w:val="auto"/>
+          <w:kern w:val="2"/>
+          <w:sz w:val="24"/>
+          <w:szCs w:val="24"/>
+          <w:lang w:val="en-US" w:eastAsia="ko-KR" w:bidi="hi-IN"/>
+        </w:rPr>
+        <w:t xml:space="preserve">추격 </w:t>
+      </w:r>
+      <w:r>
+        <w:rPr>
+          <w:rFonts w:eastAsia="맑은 고딕" w:cs="Arial Unicode MS"/>
+          <w:b/>
+          <w:bCs/>
+          <w:i w:val="false"/>
+          <w:iCs w:val="false"/>
+          <w:color w:val="auto"/>
+          <w:kern w:val="2"/>
+          <w:sz w:val="24"/>
+          <w:szCs w:val="24"/>
+          <w:lang w:val="en-US" w:eastAsia="ko-KR" w:bidi="hi-IN"/>
+        </w:rPr>
+        <w:t xml:space="preserve">- </w:t>
+      </w:r>
+    </w:p>
+    <w:p>
+      <w:pPr>
+        <w:pStyle w:val="Normal"/>
+        <w:bidi w:val="0"/>
+        <w:jc w:val="left"/>
+        <w:rPr>
+          <w:b/>
+          <w:b/>
+          <w:bCs/>
+          <w:i w:val="false"/>
+          <w:i w:val="false"/>
+          <w:iCs w:val="false"/>
+          <w:sz w:val="24"/>
+          <w:szCs w:val="24"/>
         </w:rPr>
       </w:pPr>
       <w:r>
@@ -39969,485 +41833,489 @@
           <w:rFonts w:ascii="바탕" w:hAnsi="바탕" w:cs="Arial Unicode MS"/>
           <w:b/>
           <w:bCs/>
-          <w:color w:val="auto"/>
-          <w:kern w:val="2"/>
-          <w:sz w:val="20"/>
-          <w:szCs w:val="20"/>
-          <w:lang w:val="en-US" w:eastAsia="ko-KR" w:bidi="hi-IN"/>
-        </w:rPr>
-        <w:t>방어시스템</w:t>
+          <w:i w:val="false"/>
+          <w:iCs w:val="false"/>
+          <w:color w:val="auto"/>
+          <w:kern w:val="2"/>
+          <w:sz w:val="24"/>
+          <w:szCs w:val="24"/>
+          <w:lang w:val="en-US" w:eastAsia="ko-KR" w:bidi="hi-IN"/>
+        </w:rPr>
+        <w:t>순찰자</w:t>
       </w:r>
       <w:r>
         <w:rPr>
           <w:rFonts w:eastAsia="맑은 고딕" w:cs="Arial Unicode MS"/>
           <w:b/>
           <w:bCs/>
-          <w:color w:val="auto"/>
-          <w:kern w:val="2"/>
-          <w:sz w:val="20"/>
-          <w:szCs w:val="20"/>
+          <w:i w:val="false"/>
+          <w:iCs w:val="false"/>
+          <w:color w:val="auto"/>
+          <w:kern w:val="2"/>
+          <w:sz w:val="24"/>
+          <w:szCs w:val="24"/>
           <w:lang w:val="en-US" w:eastAsia="ko-KR" w:bidi="hi-IN"/>
         </w:rPr>
         <w:t>:</w:t>
       </w:r>
+    </w:p>
+    <w:p>
+      <w:pPr>
+        <w:pStyle w:val="Normal"/>
+        <w:bidi w:val="0"/>
+        <w:jc w:val="left"/>
+        <w:rPr>
+          <w:b/>
+          <w:b/>
+          <w:bCs/>
+          <w:i w:val="false"/>
+          <w:i w:val="false"/>
+          <w:iCs w:val="false"/>
+          <w:sz w:val="24"/>
+          <w:szCs w:val="24"/>
+        </w:rPr>
+      </w:pPr>
       <w:r>
         <w:rPr>
           <w:rFonts w:ascii="바탕" w:hAnsi="바탕" w:cs="Arial Unicode MS"/>
           <w:b/>
           <w:bCs/>
-          <w:color w:val="auto"/>
-          <w:kern w:val="2"/>
-          <w:sz w:val="20"/>
-          <w:szCs w:val="20"/>
-          <w:lang w:val="en-US" w:eastAsia="ko-KR" w:bidi="hi-IN"/>
-        </w:rPr>
-        <w:t>기본 직업별로 분리되는 스타일</w:t>
-      </w:r>
-    </w:p>
-    <w:p>
-      <w:pPr>
-        <w:pStyle w:val="Normal"/>
-        <w:bidi w:val="0"/>
-        <w:jc w:val="left"/>
-        <w:rPr>
-          <w:b/>
+          <w:i w:val="false"/>
+          <w:iCs w:val="false"/>
+          <w:color w:val="auto"/>
+          <w:kern w:val="2"/>
+          <w:sz w:val="24"/>
+          <w:szCs w:val="24"/>
+          <w:lang w:val="en-US" w:eastAsia="ko-KR" w:bidi="hi-IN"/>
+        </w:rPr>
+        <w:t>파수꾼</w:t>
+      </w:r>
+      <w:r>
+        <w:rPr>
+          <w:rFonts w:eastAsia="맑은 고딕" w:cs="Arial Unicode MS"/>
           <w:b/>
           <w:bCs/>
-          <w:sz w:val="20"/>
-          <w:szCs w:val="20"/>
-        </w:rPr>
-      </w:pPr>
-      <w:r>
-        <w:rPr>
-          <w:rFonts w:eastAsia="맑은 고딕" w:cs="Arial Unicode MS"/>
+          <w:i w:val="false"/>
+          <w:iCs w:val="false"/>
+          <w:color w:val="auto"/>
+          <w:kern w:val="2"/>
+          <w:sz w:val="24"/>
+          <w:szCs w:val="24"/>
+          <w:lang w:val="en-US" w:eastAsia="ko-KR" w:bidi="hi-IN"/>
+        </w:rPr>
+        <w:t>:</w:t>
+      </w:r>
+    </w:p>
+    <w:p>
+      <w:pPr>
+        <w:pStyle w:val="Normal"/>
+        <w:bidi w:val="0"/>
+        <w:jc w:val="left"/>
+        <w:rPr>
+          <w:rFonts w:ascii="바탕" w:hAnsi="바탕" w:eastAsia="맑은 고딕" w:cs="Arial Unicode MS"/>
+          <w:color w:val="auto"/>
+          <w:kern w:val="2"/>
+          <w:lang w:val="en-US" w:eastAsia="ko-KR" w:bidi="hi-IN"/>
+        </w:rPr>
+      </w:pPr>
+      <w:r>
+        <w:rPr>
           <w:b/>
           <w:bCs/>
-          <w:color w:val="auto"/>
-          <w:kern w:val="2"/>
-          <w:sz w:val="20"/>
-          <w:szCs w:val="20"/>
-          <w:lang w:val="en-US" w:eastAsia="ko-KR" w:bidi="hi-IN"/>
-        </w:rPr>
-        <w:t>ex)</w:t>
-      </w:r>
+          <w:i w:val="false"/>
+          <w:iCs w:val="false"/>
+          <w:sz w:val="24"/>
+          <w:szCs w:val="24"/>
+        </w:rPr>
+      </w:r>
+    </w:p>
+    <w:p>
+      <w:pPr>
+        <w:pStyle w:val="Normal"/>
+        <w:bidi w:val="0"/>
+        <w:jc w:val="left"/>
+        <w:rPr>
+          <w:rFonts w:ascii="바탕" w:hAnsi="바탕" w:eastAsia="맑은 고딕" w:cs="Arial Unicode MS"/>
+          <w:color w:val="auto"/>
+          <w:kern w:val="2"/>
+          <w:lang w:val="en-US" w:eastAsia="ko-KR" w:bidi="hi-IN"/>
+        </w:rPr>
+      </w:pPr>
+      <w:r>
+        <w:rPr>
+          <w:b/>
+          <w:bCs/>
+          <w:i w:val="false"/>
+          <w:iCs w:val="false"/>
+          <w:sz w:val="24"/>
+          <w:szCs w:val="24"/>
+        </w:rPr>
+      </w:r>
+    </w:p>
+    <w:p>
+      <w:pPr>
+        <w:pStyle w:val="Normal"/>
+        <w:bidi w:val="0"/>
+        <w:jc w:val="left"/>
+        <w:rPr>
+          <w:b/>
+          <w:b/>
+          <w:bCs/>
+          <w:i w:val="false"/>
+          <w:i w:val="false"/>
+          <w:iCs w:val="false"/>
+          <w:sz w:val="24"/>
+          <w:szCs w:val="24"/>
+        </w:rPr>
+      </w:pPr>
+      <w:r>
+        <w:rPr>
+          <w:b/>
+          <w:bCs/>
+          <w:i w:val="false"/>
+          <w:iCs w:val="false"/>
+          <w:sz w:val="24"/>
+          <w:szCs w:val="24"/>
+        </w:rPr>
+      </w:r>
+    </w:p>
+    <w:p>
+      <w:pPr>
+        <w:pStyle w:val="Normal"/>
+        <w:bidi w:val="0"/>
+        <w:jc w:val="left"/>
+        <w:rPr>
+          <w:b/>
+          <w:b/>
+          <w:bCs/>
+          <w:i w:val="false"/>
+          <w:i w:val="false"/>
+          <w:iCs w:val="false"/>
+          <w:sz w:val="24"/>
+          <w:szCs w:val="24"/>
+        </w:rPr>
+      </w:pPr>
       <w:r>
         <w:rPr>
           <w:rFonts w:ascii="바탕" w:hAnsi="바탕" w:cs="Arial Unicode MS"/>
           <w:b/>
           <w:bCs/>
-          <w:color w:val="auto"/>
-          <w:kern w:val="2"/>
-          <w:sz w:val="20"/>
-          <w:szCs w:val="20"/>
-          <w:lang w:val="en-US" w:eastAsia="ko-KR" w:bidi="hi-IN"/>
-        </w:rPr>
-        <w:t>전사는 방어나 패링만 된다던가 ← 실제 직업 분류는 복잡하게 해야함</w:t>
-      </w:r>
-    </w:p>
-    <w:p>
-      <w:pPr>
-        <w:pStyle w:val="Normal"/>
-        <w:bidi w:val="0"/>
-        <w:jc w:val="left"/>
-        <w:rPr>
-          <w:b w:val="false"/>
-          <w:b w:val="false"/>
-          <w:bCs w:val="false"/>
-          <w:sz w:val="20"/>
-          <w:szCs w:val="20"/>
-        </w:rPr>
-      </w:pPr>
-      <w:r>
-        <w:rPr>
-          <w:b w:val="false"/>
-          <w:bCs w:val="false"/>
-          <w:sz w:val="20"/>
-          <w:szCs w:val="20"/>
-        </w:rPr>
-      </w:r>
-    </w:p>
-    <w:p>
-      <w:pPr>
-        <w:pStyle w:val="Normal"/>
-        <w:bidi w:val="0"/>
-        <w:jc w:val="left"/>
-        <w:rPr>
-          <w:b w:val="false"/>
-          <w:b w:val="false"/>
-          <w:bCs w:val="false"/>
-          <w:sz w:val="20"/>
-          <w:szCs w:val="20"/>
+          <w:i w:val="false"/>
+          <w:iCs w:val="false"/>
+          <w:color w:val="auto"/>
+          <w:kern w:val="2"/>
+          <w:sz w:val="24"/>
+          <w:szCs w:val="24"/>
+          <w:lang w:val="en-US" w:eastAsia="ko-KR" w:bidi="hi-IN"/>
+        </w:rPr>
+        <w:t>도둑</w:t>
+      </w:r>
+    </w:p>
+    <w:p>
+      <w:pPr>
+        <w:pStyle w:val="Normal"/>
+        <w:bidi w:val="0"/>
+        <w:jc w:val="left"/>
+        <w:rPr>
+          <w:rFonts w:ascii="바탕" w:hAnsi="바탕" w:eastAsia="맑은 고딕" w:cs="Arial Unicode MS"/>
+          <w:color w:val="auto"/>
+          <w:kern w:val="2"/>
+          <w:lang w:val="en-US" w:eastAsia="ko-KR" w:bidi="hi-IN"/>
+        </w:rPr>
+      </w:pPr>
+      <w:r>
+        <w:rPr>
+          <w:b/>
+          <w:bCs/>
+          <w:i w:val="false"/>
+          <w:iCs w:val="false"/>
+          <w:sz w:val="24"/>
+          <w:szCs w:val="24"/>
+        </w:rPr>
+      </w:r>
+    </w:p>
+    <w:p>
+      <w:pPr>
+        <w:pStyle w:val="Normal"/>
+        <w:bidi w:val="0"/>
+        <w:jc w:val="left"/>
+        <w:rPr>
+          <w:rFonts w:ascii="바탕" w:hAnsi="바탕" w:eastAsia="맑은 고딕" w:cs="Arial Unicode MS"/>
+          <w:color w:val="auto"/>
+          <w:kern w:val="2"/>
+          <w:lang w:val="en-US" w:eastAsia="ko-KR" w:bidi="hi-IN"/>
+        </w:rPr>
+      </w:pPr>
+      <w:r>
+        <w:rPr>
+          <w:b/>
+          <w:bCs/>
+          <w:i w:val="false"/>
+          <w:iCs w:val="false"/>
+          <w:sz w:val="24"/>
+          <w:szCs w:val="24"/>
+        </w:rPr>
+      </w:r>
+    </w:p>
+    <w:p>
+      <w:pPr>
+        <w:pStyle w:val="Normal"/>
+        <w:bidi w:val="0"/>
+        <w:jc w:val="left"/>
+        <w:rPr>
+          <w:rFonts w:ascii="바탕" w:hAnsi="바탕" w:eastAsia="맑은 고딕" w:cs="Arial Unicode MS"/>
+          <w:color w:val="auto"/>
+          <w:kern w:val="2"/>
+          <w:lang w:val="en-US" w:eastAsia="ko-KR" w:bidi="hi-IN"/>
+        </w:rPr>
+      </w:pPr>
+      <w:r>
+        <w:rPr>
+          <w:b/>
+          <w:bCs/>
+          <w:i w:val="false"/>
+          <w:iCs w:val="false"/>
+          <w:sz w:val="24"/>
+          <w:szCs w:val="24"/>
+        </w:rPr>
+      </w:r>
+    </w:p>
+    <w:p>
+      <w:pPr>
+        <w:pStyle w:val="Normal"/>
+        <w:bidi w:val="0"/>
+        <w:jc w:val="left"/>
+        <w:rPr>
+          <w:b/>
+          <w:b/>
+          <w:bCs/>
+          <w:i w:val="false"/>
+          <w:i w:val="false"/>
+          <w:iCs w:val="false"/>
+          <w:sz w:val="24"/>
+          <w:szCs w:val="24"/>
+        </w:rPr>
+      </w:pPr>
+      <w:r>
+        <w:rPr>
+          <w:b/>
+          <w:bCs/>
+          <w:i w:val="false"/>
+          <w:iCs w:val="false"/>
+          <w:sz w:val="24"/>
+          <w:szCs w:val="24"/>
+        </w:rPr>
+      </w:r>
+    </w:p>
+    <w:p>
+      <w:pPr>
+        <w:pStyle w:val="Normal"/>
+        <w:bidi w:val="0"/>
+        <w:jc w:val="left"/>
+        <w:rPr>
+          <w:b/>
+          <w:b/>
+          <w:bCs/>
+          <w:i w:val="false"/>
+          <w:i w:val="false"/>
+          <w:iCs w:val="false"/>
+          <w:sz w:val="24"/>
+          <w:szCs w:val="24"/>
         </w:rPr>
       </w:pPr>
       <w:r>
         <w:rPr>
           <w:rFonts w:ascii="바탕" w:hAnsi="바탕" w:cs="Arial Unicode MS"/>
-          <w:b w:val="false"/>
-          <w:bCs w:val="false"/>
-          <w:color w:val="auto"/>
-          <w:kern w:val="2"/>
-          <w:sz w:val="20"/>
-          <w:szCs w:val="20"/>
-          <w:lang w:val="en-US" w:eastAsia="ko-KR" w:bidi="hi-IN"/>
-        </w:rPr>
-        <w:t xml:space="preserve"> </w:t>
-      </w:r>
-      <w:r>
-        <w:rPr>
-          <w:rFonts w:eastAsia="맑은 고딕" w:cs="Arial Unicode MS"/>
-          <w:b w:val="false"/>
-          <w:bCs w:val="false"/>
-          <w:color w:val="auto"/>
-          <w:kern w:val="2"/>
-          <w:sz w:val="20"/>
-          <w:szCs w:val="20"/>
-          <w:lang w:val="en-US" w:eastAsia="ko-KR" w:bidi="hi-IN"/>
-        </w:rPr>
-        <w:t xml:space="preserve">* </w:t>
-      </w:r>
+          <w:b/>
+          <w:bCs/>
+          <w:i w:val="false"/>
+          <w:iCs w:val="false"/>
+          <w:color w:val="auto"/>
+          <w:kern w:val="2"/>
+          <w:sz w:val="24"/>
+          <w:szCs w:val="24"/>
+          <w:lang w:val="en-US" w:eastAsia="ko-KR" w:bidi="hi-IN"/>
+        </w:rPr>
+        <w:t>사수</w:t>
+      </w:r>
+    </w:p>
+    <w:p>
+      <w:pPr>
+        <w:pStyle w:val="Normal"/>
+        <w:bidi w:val="0"/>
+        <w:jc w:val="left"/>
+        <w:rPr>
+          <w:rFonts w:ascii="바탕" w:hAnsi="바탕" w:eastAsia="맑은 고딕" w:cs="Arial Unicode MS"/>
+          <w:color w:val="auto"/>
+          <w:kern w:val="2"/>
+          <w:lang w:val="en-US" w:eastAsia="ko-KR" w:bidi="hi-IN"/>
+        </w:rPr>
+      </w:pPr>
+      <w:r>
+        <w:rPr>
+          <w:b/>
+          <w:bCs/>
+          <w:i w:val="false"/>
+          <w:iCs w:val="false"/>
+          <w:sz w:val="24"/>
+          <w:szCs w:val="24"/>
+        </w:rPr>
+      </w:r>
+    </w:p>
+    <w:p>
+      <w:pPr>
+        <w:pStyle w:val="Normal"/>
+        <w:bidi w:val="0"/>
+        <w:jc w:val="left"/>
+        <w:rPr>
+          <w:rFonts w:ascii="바탕" w:hAnsi="바탕" w:eastAsia="맑은 고딕" w:cs="Arial Unicode MS"/>
+          <w:color w:val="auto"/>
+          <w:kern w:val="2"/>
+          <w:lang w:val="en-US" w:eastAsia="ko-KR" w:bidi="hi-IN"/>
+        </w:rPr>
+      </w:pPr>
+      <w:r>
+        <w:rPr>
+          <w:b/>
+          <w:bCs/>
+          <w:i w:val="false"/>
+          <w:iCs w:val="false"/>
+          <w:sz w:val="24"/>
+          <w:szCs w:val="24"/>
+        </w:rPr>
+      </w:r>
+    </w:p>
+    <w:p>
+      <w:pPr>
+        <w:pStyle w:val="Normal"/>
+        <w:bidi w:val="0"/>
+        <w:jc w:val="left"/>
+        <w:rPr>
+          <w:b/>
+          <w:b/>
+          <w:bCs/>
+          <w:i w:val="false"/>
+          <w:i w:val="false"/>
+          <w:iCs w:val="false"/>
+          <w:sz w:val="24"/>
+          <w:szCs w:val="24"/>
+        </w:rPr>
+      </w:pPr>
+      <w:r>
+        <w:rPr>
+          <w:b/>
+          <w:bCs/>
+          <w:i w:val="false"/>
+          <w:iCs w:val="false"/>
+          <w:sz w:val="24"/>
+          <w:szCs w:val="24"/>
+        </w:rPr>
+      </w:r>
+    </w:p>
+    <w:p>
+      <w:pPr>
+        <w:pStyle w:val="Normal"/>
+        <w:bidi w:val="0"/>
+        <w:jc w:val="left"/>
+        <w:rPr>
+          <w:b/>
+          <w:b/>
+          <w:bCs/>
+          <w:i w:val="false"/>
+          <w:i w:val="false"/>
+          <w:iCs w:val="false"/>
+          <w:sz w:val="24"/>
+          <w:szCs w:val="24"/>
+        </w:rPr>
+      </w:pPr>
+      <w:r>
+        <w:rPr>
+          <w:b/>
+          <w:bCs/>
+          <w:i w:val="false"/>
+          <w:iCs w:val="false"/>
+          <w:sz w:val="24"/>
+          <w:szCs w:val="24"/>
+        </w:rPr>
+      </w:r>
+    </w:p>
+    <w:p>
+      <w:pPr>
+        <w:pStyle w:val="Normal"/>
+        <w:bidi w:val="0"/>
+        <w:jc w:val="left"/>
+        <w:rPr>
+          <w:b/>
+          <w:b/>
+          <w:bCs/>
+          <w:i w:val="false"/>
+          <w:i w:val="false"/>
+          <w:iCs w:val="false"/>
+          <w:sz w:val="24"/>
+          <w:szCs w:val="24"/>
+        </w:rPr>
+      </w:pPr>
       <w:r>
         <w:rPr>
           <w:rFonts w:ascii="바탕" w:hAnsi="바탕" w:cs="Arial Unicode MS"/>
-          <w:b w:val="false"/>
-          <w:bCs w:val="false"/>
-          <w:color w:val="auto"/>
-          <w:kern w:val="2"/>
-          <w:sz w:val="20"/>
-          <w:szCs w:val="20"/>
-          <w:lang w:val="en-US" w:eastAsia="ko-KR" w:bidi="hi-IN"/>
-        </w:rPr>
-        <w:t>방어 시스템의 종류 – 막기</w:t>
-      </w:r>
-      <w:r>
-        <w:rPr>
-          <w:rFonts w:eastAsia="맑은 고딕" w:cs="Arial Unicode MS"/>
-          <w:b w:val="false"/>
-          <w:bCs w:val="false"/>
-          <w:color w:val="auto"/>
-          <w:kern w:val="2"/>
-          <w:sz w:val="20"/>
-          <w:szCs w:val="20"/>
-          <w:lang w:val="en-US" w:eastAsia="ko-KR" w:bidi="hi-IN"/>
-        </w:rPr>
-        <w:t xml:space="preserve">, </w:t>
-      </w:r>
-      <w:r>
-        <w:rPr>
-          <w:rFonts w:ascii="바탕" w:hAnsi="바탕" w:cs="Arial Unicode MS"/>
-          <w:b w:val="false"/>
-          <w:bCs w:val="false"/>
-          <w:color w:val="auto"/>
-          <w:kern w:val="2"/>
-          <w:sz w:val="20"/>
-          <w:szCs w:val="20"/>
-          <w:lang w:val="en-US" w:eastAsia="ko-KR" w:bidi="hi-IN"/>
-        </w:rPr>
-        <w:t>패링</w:t>
-      </w:r>
-      <w:r>
-        <w:rPr>
-          <w:rFonts w:eastAsia="맑은 고딕" w:cs="Arial Unicode MS"/>
-          <w:b w:val="false"/>
-          <w:bCs w:val="false"/>
-          <w:color w:val="auto"/>
-          <w:kern w:val="2"/>
-          <w:sz w:val="20"/>
-          <w:szCs w:val="20"/>
-          <w:lang w:val="en-US" w:eastAsia="ko-KR" w:bidi="hi-IN"/>
-        </w:rPr>
-        <w:t xml:space="preserve">, </w:t>
-      </w:r>
-      <w:r>
-        <w:rPr>
-          <w:rFonts w:ascii="바탕" w:hAnsi="바탕" w:cs="Arial Unicode MS"/>
-          <w:b w:val="false"/>
-          <w:bCs w:val="false"/>
-          <w:color w:val="auto"/>
-          <w:kern w:val="2"/>
-          <w:sz w:val="20"/>
-          <w:szCs w:val="20"/>
-          <w:lang w:val="en-US" w:eastAsia="ko-KR" w:bidi="hi-IN"/>
-        </w:rPr>
-        <w:t>회피</w:t>
-      </w:r>
-      <w:r>
-        <w:rPr>
-          <w:rFonts w:eastAsia="맑은 고딕" w:cs="Arial Unicode MS"/>
-          <w:b w:val="false"/>
-          <w:bCs w:val="false"/>
-          <w:color w:val="auto"/>
-          <w:kern w:val="2"/>
-          <w:sz w:val="20"/>
-          <w:szCs w:val="20"/>
-          <w:lang w:val="en-US" w:eastAsia="ko-KR" w:bidi="hi-IN"/>
-        </w:rPr>
-        <w:t xml:space="preserve">, </w:t>
-      </w:r>
-      <w:r>
-        <w:rPr>
-          <w:rFonts w:ascii="바탕" w:hAnsi="바탕" w:cs="Arial Unicode MS"/>
-          <w:b w:val="false"/>
-          <w:bCs w:val="false"/>
-          <w:color w:val="auto"/>
-          <w:kern w:val="2"/>
-          <w:sz w:val="20"/>
-          <w:szCs w:val="20"/>
-          <w:lang w:val="en-US" w:eastAsia="ko-KR" w:bidi="hi-IN"/>
-        </w:rPr>
-        <w:t>점멸</w:t>
-      </w:r>
-    </w:p>
-    <w:p>
-      <w:pPr>
-        <w:pStyle w:val="Normal"/>
-        <w:bidi w:val="0"/>
-        <w:jc w:val="left"/>
-        <w:rPr>
-          <w:b w:val="false"/>
-          <w:b w:val="false"/>
-          <w:bCs w:val="false"/>
-          <w:sz w:val="20"/>
-          <w:szCs w:val="20"/>
-        </w:rPr>
-      </w:pPr>
-      <w:r>
-        <w:rPr>
-          <w:rFonts w:ascii="바탕" w:hAnsi="바탕" w:cs="Arial Unicode MS"/>
-          <w:b w:val="false"/>
-          <w:bCs w:val="false"/>
-          <w:color w:val="auto"/>
-          <w:kern w:val="2"/>
-          <w:sz w:val="20"/>
-          <w:szCs w:val="20"/>
-          <w:lang w:val="en-US" w:eastAsia="ko-KR" w:bidi="hi-IN"/>
-        </w:rPr>
-        <w:t xml:space="preserve">막기 </w:t>
-      </w:r>
-      <w:r>
-        <w:rPr>
-          <w:rFonts w:eastAsia="맑은 고딕" w:cs="Arial Unicode MS"/>
-          <w:b w:val="false"/>
-          <w:bCs w:val="false"/>
-          <w:color w:val="auto"/>
-          <w:kern w:val="2"/>
-          <w:sz w:val="20"/>
-          <w:szCs w:val="20"/>
-          <w:lang w:val="en-US" w:eastAsia="ko-KR" w:bidi="hi-IN"/>
-        </w:rPr>
-        <w:t xml:space="preserve">- </w:t>
-      </w:r>
-      <w:r>
-        <w:rPr>
-          <w:rFonts w:ascii="바탕" w:hAnsi="바탕" w:cs="Arial Unicode MS"/>
-          <w:b w:val="false"/>
-          <w:bCs w:val="false"/>
-          <w:color w:val="auto"/>
-          <w:kern w:val="2"/>
-          <w:sz w:val="20"/>
-          <w:szCs w:val="20"/>
-          <w:lang w:val="en-US" w:eastAsia="ko-KR" w:bidi="hi-IN"/>
-        </w:rPr>
-        <w:t>다른 게임의 저스트 가드와 가드 유지의 혼합</w:t>
-      </w:r>
-    </w:p>
-    <w:p>
-      <w:pPr>
-        <w:pStyle w:val="Normal"/>
-        <w:bidi w:val="0"/>
-        <w:jc w:val="left"/>
-        <w:rPr>
-          <w:b w:val="false"/>
-          <w:b w:val="false"/>
-          <w:bCs w:val="false"/>
-          <w:sz w:val="20"/>
-          <w:szCs w:val="20"/>
-        </w:rPr>
-      </w:pPr>
-      <w:r>
-        <w:rPr>
-          <w:rFonts w:ascii="바탕" w:hAnsi="바탕" w:cs="Arial Unicode MS"/>
-          <w:b w:val="false"/>
-          <w:bCs w:val="false"/>
-          <w:color w:val="auto"/>
-          <w:kern w:val="2"/>
-          <w:sz w:val="20"/>
-          <w:szCs w:val="20"/>
-          <w:lang w:val="en-US" w:eastAsia="ko-KR" w:bidi="hi-IN"/>
-        </w:rPr>
-        <w:t>피해를 지구력으로 전환하지만 반격 불가</w:t>
-      </w:r>
-      <w:r>
-        <w:rPr>
-          <w:rFonts w:eastAsia="맑은 고딕" w:cs="Arial Unicode MS"/>
-          <w:b w:val="false"/>
-          <w:bCs w:val="false"/>
-          <w:color w:val="auto"/>
-          <w:kern w:val="2"/>
-          <w:sz w:val="20"/>
-          <w:szCs w:val="20"/>
-          <w:lang w:val="en-US" w:eastAsia="ko-KR" w:bidi="hi-IN"/>
-        </w:rPr>
-        <w:t xml:space="preserve">, </w:t>
-      </w:r>
-      <w:r>
-        <w:rPr>
-          <w:rFonts w:ascii="바탕" w:hAnsi="바탕" w:cs="Arial Unicode MS"/>
-          <w:b w:val="false"/>
-          <w:bCs w:val="false"/>
-          <w:color w:val="auto"/>
-          <w:kern w:val="2"/>
-          <w:sz w:val="20"/>
-          <w:szCs w:val="20"/>
-          <w:lang w:val="en-US" w:eastAsia="ko-KR" w:bidi="hi-IN"/>
-        </w:rPr>
-        <w:t>저스트 가드 형식으로 타이밍 맞게 사용시 반격 ← 방패 사용시 방향키에 따른 패널티 없음</w:t>
-      </w:r>
-    </w:p>
-    <w:p>
-      <w:pPr>
-        <w:pStyle w:val="Normal"/>
-        <w:bidi w:val="0"/>
-        <w:jc w:val="left"/>
-        <w:rPr>
-          <w:b w:val="false"/>
-          <w:b w:val="false"/>
-          <w:bCs w:val="false"/>
-          <w:sz w:val="20"/>
-          <w:szCs w:val="20"/>
-        </w:rPr>
-      </w:pPr>
-      <w:r>
-        <w:rPr>
-          <w:b w:val="false"/>
-          <w:bCs w:val="false"/>
-          <w:sz w:val="20"/>
-          <w:szCs w:val="20"/>
-        </w:rPr>
-      </w:r>
-    </w:p>
-    <w:p>
-      <w:pPr>
-        <w:pStyle w:val="Normal"/>
-        <w:bidi w:val="0"/>
-        <w:jc w:val="left"/>
-        <w:rPr>
-          <w:b w:val="false"/>
-          <w:b w:val="false"/>
-          <w:bCs w:val="false"/>
-          <w:sz w:val="20"/>
-          <w:szCs w:val="20"/>
-        </w:rPr>
-      </w:pPr>
-      <w:r>
-        <w:rPr>
-          <w:rFonts w:ascii="바탕" w:hAnsi="바탕" w:cs="Arial Unicode MS"/>
-          <w:b w:val="false"/>
-          <w:bCs w:val="false"/>
-          <w:color w:val="auto"/>
-          <w:kern w:val="2"/>
-          <w:sz w:val="20"/>
-          <w:szCs w:val="20"/>
-          <w:lang w:val="en-US" w:eastAsia="ko-KR" w:bidi="hi-IN"/>
-        </w:rPr>
-        <w:t>패링 – 상대의 무기를 처내며 즉각적으로 반격하는 방식 ← 방향키에 맞게 처내야 해서 난이도는 높지만 지구력 소모가 낮고 반격 데미지는 강하게</w:t>
-      </w:r>
-    </w:p>
-    <w:p>
-      <w:pPr>
-        <w:pStyle w:val="Normal"/>
-        <w:bidi w:val="0"/>
-        <w:jc w:val="left"/>
-        <w:rPr>
-          <w:b w:val="false"/>
-          <w:b w:val="false"/>
-          <w:bCs w:val="false"/>
-          <w:sz w:val="20"/>
-          <w:szCs w:val="20"/>
-        </w:rPr>
-      </w:pPr>
-      <w:r>
-        <w:rPr>
-          <w:b w:val="false"/>
-          <w:bCs w:val="false"/>
-          <w:sz w:val="20"/>
-          <w:szCs w:val="20"/>
-        </w:rPr>
-      </w:r>
-    </w:p>
-    <w:p>
-      <w:pPr>
-        <w:pStyle w:val="Normal"/>
-        <w:bidi w:val="0"/>
-        <w:jc w:val="left"/>
-        <w:rPr>
-          <w:b w:val="false"/>
-          <w:b w:val="false"/>
-          <w:bCs w:val="false"/>
-          <w:sz w:val="20"/>
-          <w:szCs w:val="20"/>
-        </w:rPr>
-      </w:pPr>
-      <w:r>
-        <w:rPr>
-          <w:rFonts w:ascii="바탕" w:hAnsi="바탕" w:cs="Arial Unicode MS"/>
-          <w:b w:val="false"/>
-          <w:bCs w:val="false"/>
-          <w:color w:val="auto"/>
-          <w:kern w:val="2"/>
-          <w:sz w:val="20"/>
-          <w:szCs w:val="20"/>
-          <w:lang w:val="en-US" w:eastAsia="ko-KR" w:bidi="hi-IN"/>
-        </w:rPr>
-        <w:t>회피 – 구르거나 회피해서 피하는 방식 ← 안전하게 피할수 있지만 반격 데미지가 낮고 지구력 소모가 극심해서 연속으로 사용하기 어려움</w:t>
-      </w:r>
-    </w:p>
-    <w:p>
-      <w:pPr>
-        <w:pStyle w:val="Normal"/>
-        <w:bidi w:val="0"/>
-        <w:jc w:val="left"/>
-        <w:rPr>
-          <w:b w:val="false"/>
-          <w:b w:val="false"/>
-          <w:bCs w:val="false"/>
-          <w:sz w:val="20"/>
-          <w:szCs w:val="20"/>
-        </w:rPr>
-      </w:pPr>
-      <w:r>
-        <w:rPr>
-          <w:b w:val="false"/>
-          <w:bCs w:val="false"/>
-          <w:sz w:val="20"/>
-          <w:szCs w:val="20"/>
-        </w:rPr>
-      </w:r>
-    </w:p>
-    <w:p>
-      <w:pPr>
-        <w:pStyle w:val="Normal"/>
-        <w:bidi w:val="0"/>
-        <w:jc w:val="left"/>
-        <w:rPr>
-          <w:b w:val="false"/>
-          <w:b w:val="false"/>
-          <w:bCs w:val="false"/>
-          <w:sz w:val="20"/>
-          <w:szCs w:val="20"/>
-        </w:rPr>
-      </w:pPr>
-      <w:r>
-        <w:rPr>
-          <w:rFonts w:ascii="바탕" w:hAnsi="바탕" w:cs="Arial Unicode MS"/>
-          <w:b w:val="false"/>
-          <w:bCs w:val="false"/>
-          <w:color w:val="auto"/>
-          <w:kern w:val="2"/>
-          <w:sz w:val="20"/>
-          <w:szCs w:val="20"/>
-          <w:lang w:val="en-US" w:eastAsia="ko-KR" w:bidi="hi-IN"/>
-        </w:rPr>
-        <w:t>점멸 – 마법계열 직업들에게 들어가는 유사 회피 ← 지구력 대신 마나를 소모하지만 기본적으론 반격 기능 없음</w:t>
+          <w:b/>
+          <w:bCs/>
+          <w:i w:val="false"/>
+          <w:iCs w:val="false"/>
+          <w:color w:val="auto"/>
+          <w:kern w:val="2"/>
+          <w:sz w:val="24"/>
+          <w:szCs w:val="24"/>
+          <w:lang w:val="en-US" w:eastAsia="ko-KR" w:bidi="hi-IN"/>
+        </w:rPr>
+        <w:t>마법사</w:t>
+      </w:r>
+    </w:p>
+    <w:p>
+      <w:pPr>
+        <w:pStyle w:val="Normal"/>
+        <w:bidi w:val="0"/>
+        <w:jc w:val="left"/>
+        <w:rPr>
+          <w:rFonts w:ascii="바탕" w:hAnsi="바탕" w:eastAsia="맑은 고딕" w:cs="Arial Unicode MS"/>
+          <w:color w:val="auto"/>
+          <w:kern w:val="2"/>
+          <w:lang w:val="en-US" w:eastAsia="ko-KR" w:bidi="hi-IN"/>
+        </w:rPr>
+      </w:pPr>
+      <w:r>
+        <w:rPr>
+          <w:b/>
+          <w:bCs/>
+          <w:i w:val="false"/>
+          <w:iCs w:val="false"/>
+          <w:sz w:val="24"/>
+          <w:szCs w:val="24"/>
+        </w:rPr>
+      </w:r>
+    </w:p>
+    <w:p>
+      <w:pPr>
+        <w:pStyle w:val="Normal"/>
+        <w:bidi w:val="0"/>
+        <w:jc w:val="left"/>
+        <w:rPr>
+          <w:rFonts w:ascii="바탕" w:hAnsi="바탕" w:eastAsia="맑은 고딕" w:cs="Arial Unicode MS"/>
+          <w:i w:val="false"/>
+          <w:i w:val="false"/>
+          <w:iCs w:val="false"/>
+          <w:color w:val="auto"/>
+          <w:kern w:val="2"/>
+          <w:lang w:val="en-US" w:eastAsia="ko-KR" w:bidi="hi-IN"/>
+        </w:rPr>
+      </w:pPr>
+      <w:r>
+        <w:rPr>
+          <w:b/>
+          <w:bCs/>
+          <w:sz w:val="24"/>
+          <w:szCs w:val="24"/>
+        </w:rPr>
       </w:r>
     </w:p>
     <w:sectPr>
@@ -42154,7 +44022,7 @@
     <w:pPr>
       <w:widowControl/>
       <w:suppressAutoHyphens w:val="true"/>
-      <w:overflowPunct w:val="true"/>
+      <w:overflowPunct w:val="false"/>
       <w:bidi w:val="0"/>
       <w:spacing w:before="0" w:after="0"/>
       <w:jc w:val="left"/>

--- a/2025 게임 개발 계획서v0.1.docx
+++ b/2025 게임 개발 계획서v0.1.docx
@@ -5716,11 +5716,11 @@
         <w:gridCol w:w="621"/>
         <w:gridCol w:w="2721"/>
         <w:gridCol w:w="930"/>
-        <w:gridCol w:w="939"/>
+        <w:gridCol w:w="941"/>
         <w:gridCol w:w="930"/>
         <w:gridCol w:w="930"/>
         <w:gridCol w:w="929"/>
-        <w:gridCol w:w="2198"/>
+        <w:gridCol w:w="2196"/>
       </w:tblGrid>
       <w:tr>
         <w:trPr/>
@@ -5813,7 +5813,7 @@
         </w:tc>
         <w:tc>
           <w:tcPr>
-            <w:tcW w:w="939" w:type="dxa"/>
+            <w:tcW w:w="941" w:type="dxa"/>
             <w:tcBorders>
               <w:top w:val="single" w:sz="4" w:space="0" w:color="000000"/>
               <w:left w:val="single" w:sz="4" w:space="0" w:color="000000"/>
@@ -5929,7 +5929,7 @@
         </w:tc>
         <w:tc>
           <w:tcPr>
-            <w:tcW w:w="2198" w:type="dxa"/>
+            <w:tcW w:w="2196" w:type="dxa"/>
             <w:tcBorders>
               <w:top w:val="single" w:sz="4" w:space="0" w:color="000000"/>
               <w:left w:val="single" w:sz="4" w:space="0" w:color="000000"/>
@@ -6065,7 +6065,7 @@
         </w:tc>
         <w:tc>
           <w:tcPr>
-            <w:tcW w:w="939" w:type="dxa"/>
+            <w:tcW w:w="941" w:type="dxa"/>
             <w:tcBorders>
               <w:left w:val="single" w:sz="4" w:space="0" w:color="000000"/>
               <w:bottom w:val="single" w:sz="4" w:space="0" w:color="000000"/>
@@ -6366,7 +6366,7 @@
         </w:tc>
         <w:tc>
           <w:tcPr>
-            <w:tcW w:w="2198" w:type="dxa"/>
+            <w:tcW w:w="2196" w:type="dxa"/>
             <w:tcBorders>
               <w:left w:val="single" w:sz="4" w:space="0" w:color="000000"/>
               <w:bottom w:val="single" w:sz="4" w:space="0" w:color="000000"/>
@@ -8003,8 +8003,8 @@
         <w:gridCol w:w="934"/>
         <w:gridCol w:w="928"/>
         <w:gridCol w:w="927"/>
-        <w:gridCol w:w="939"/>
-        <w:gridCol w:w="2431"/>
+        <w:gridCol w:w="941"/>
+        <w:gridCol w:w="2429"/>
       </w:tblGrid>
       <w:tr>
         <w:trPr/>
@@ -8184,7 +8184,7 @@
         </w:tc>
         <w:tc>
           <w:tcPr>
-            <w:tcW w:w="939" w:type="dxa"/>
+            <w:tcW w:w="941" w:type="dxa"/>
             <w:tcBorders>
               <w:top w:val="single" w:sz="4" w:space="0" w:color="000000"/>
               <w:left w:val="single" w:sz="4" w:space="0" w:color="000000"/>
@@ -8213,7 +8213,7 @@
         </w:tc>
         <w:tc>
           <w:tcPr>
-            <w:tcW w:w="2431" w:type="dxa"/>
+            <w:tcW w:w="2429" w:type="dxa"/>
             <w:tcBorders>
               <w:top w:val="single" w:sz="4" w:space="0" w:color="000000"/>
               <w:left w:val="single" w:sz="4" w:space="0" w:color="000000"/>
@@ -8414,7 +8414,7 @@
         </w:tc>
         <w:tc>
           <w:tcPr>
-            <w:tcW w:w="939" w:type="dxa"/>
+            <w:tcW w:w="941" w:type="dxa"/>
             <w:tcBorders>
               <w:left w:val="single" w:sz="4" w:space="0" w:color="000000"/>
               <w:bottom w:val="single" w:sz="4" w:space="0" w:color="000000"/>
@@ -8442,7 +8442,7 @@
         </w:tc>
         <w:tc>
           <w:tcPr>
-            <w:tcW w:w="2431" w:type="dxa"/>
+            <w:tcW w:w="2429" w:type="dxa"/>
             <w:tcBorders>
               <w:left w:val="single" w:sz="4" w:space="0" w:color="000000"/>
               <w:bottom w:val="single" w:sz="4" w:space="0" w:color="000000"/>
@@ -8642,7 +8642,7 @@
         </w:tc>
         <w:tc>
           <w:tcPr>
-            <w:tcW w:w="939" w:type="dxa"/>
+            <w:tcW w:w="941" w:type="dxa"/>
             <w:tcBorders>
               <w:left w:val="single" w:sz="4" w:space="0" w:color="000000"/>
               <w:bottom w:val="single" w:sz="4" w:space="0" w:color="000000"/>
@@ -8670,7 +8670,7 @@
         </w:tc>
         <w:tc>
           <w:tcPr>
-            <w:tcW w:w="2431" w:type="dxa"/>
+            <w:tcW w:w="2429" w:type="dxa"/>
             <w:tcBorders>
               <w:left w:val="single" w:sz="4" w:space="0" w:color="000000"/>
               <w:bottom w:val="single" w:sz="4" w:space="0" w:color="000000"/>
@@ -8870,7 +8870,7 @@
         </w:tc>
         <w:tc>
           <w:tcPr>
-            <w:tcW w:w="939" w:type="dxa"/>
+            <w:tcW w:w="941" w:type="dxa"/>
             <w:tcBorders>
               <w:left w:val="single" w:sz="4" w:space="0" w:color="000000"/>
               <w:bottom w:val="single" w:sz="4" w:space="0" w:color="000000"/>
@@ -8898,7 +8898,7 @@
         </w:tc>
         <w:tc>
           <w:tcPr>
-            <w:tcW w:w="2431" w:type="dxa"/>
+            <w:tcW w:w="2429" w:type="dxa"/>
             <w:tcBorders>
               <w:left w:val="single" w:sz="4" w:space="0" w:color="000000"/>
               <w:bottom w:val="single" w:sz="4" w:space="0" w:color="000000"/>
@@ -9098,7 +9098,7 @@
         </w:tc>
         <w:tc>
           <w:tcPr>
-            <w:tcW w:w="939" w:type="dxa"/>
+            <w:tcW w:w="941" w:type="dxa"/>
             <w:tcBorders>
               <w:left w:val="single" w:sz="4" w:space="0" w:color="000000"/>
               <w:bottom w:val="single" w:sz="4" w:space="0" w:color="000000"/>
@@ -9126,7 +9126,7 @@
         </w:tc>
         <w:tc>
           <w:tcPr>
-            <w:tcW w:w="2431" w:type="dxa"/>
+            <w:tcW w:w="2429" w:type="dxa"/>
             <w:tcBorders>
               <w:left w:val="single" w:sz="4" w:space="0" w:color="000000"/>
               <w:bottom w:val="single" w:sz="4" w:space="0" w:color="000000"/>
@@ -9325,7 +9325,7 @@
         </w:tc>
         <w:tc>
           <w:tcPr>
-            <w:tcW w:w="939" w:type="dxa"/>
+            <w:tcW w:w="941" w:type="dxa"/>
             <w:tcBorders>
               <w:left w:val="single" w:sz="4" w:space="0" w:color="000000"/>
               <w:bottom w:val="single" w:sz="4" w:space="0" w:color="000000"/>
@@ -9353,7 +9353,7 @@
         </w:tc>
         <w:tc>
           <w:tcPr>
-            <w:tcW w:w="2431" w:type="dxa"/>
+            <w:tcW w:w="2429" w:type="dxa"/>
             <w:tcBorders>
               <w:left w:val="single" w:sz="4" w:space="0" w:color="000000"/>
               <w:bottom w:val="single" w:sz="4" w:space="0" w:color="000000"/>
@@ -9553,7 +9553,7 @@
         </w:tc>
         <w:tc>
           <w:tcPr>
-            <w:tcW w:w="939" w:type="dxa"/>
+            <w:tcW w:w="941" w:type="dxa"/>
             <w:tcBorders>
               <w:left w:val="single" w:sz="4" w:space="0" w:color="000000"/>
               <w:bottom w:val="single" w:sz="4" w:space="0" w:color="000000"/>
@@ -9581,7 +9581,7 @@
         </w:tc>
         <w:tc>
           <w:tcPr>
-            <w:tcW w:w="2431" w:type="dxa"/>
+            <w:tcW w:w="2429" w:type="dxa"/>
             <w:tcBorders>
               <w:left w:val="single" w:sz="4" w:space="0" w:color="000000"/>
               <w:bottom w:val="single" w:sz="4" w:space="0" w:color="000000"/>
@@ -9781,7 +9781,7 @@
         </w:tc>
         <w:tc>
           <w:tcPr>
-            <w:tcW w:w="939" w:type="dxa"/>
+            <w:tcW w:w="941" w:type="dxa"/>
             <w:tcBorders>
               <w:left w:val="single" w:sz="4" w:space="0" w:color="000000"/>
               <w:bottom w:val="single" w:sz="4" w:space="0" w:color="000000"/>
@@ -9809,7 +9809,7 @@
         </w:tc>
         <w:tc>
           <w:tcPr>
-            <w:tcW w:w="2431" w:type="dxa"/>
+            <w:tcW w:w="2429" w:type="dxa"/>
             <w:tcBorders>
               <w:left w:val="single" w:sz="4" w:space="0" w:color="000000"/>
               <w:bottom w:val="single" w:sz="4" w:space="0" w:color="000000"/>
@@ -10009,7 +10009,7 @@
         </w:tc>
         <w:tc>
           <w:tcPr>
-            <w:tcW w:w="939" w:type="dxa"/>
+            <w:tcW w:w="941" w:type="dxa"/>
             <w:tcBorders>
               <w:left w:val="single" w:sz="4" w:space="0" w:color="000000"/>
               <w:bottom w:val="single" w:sz="4" w:space="0" w:color="000000"/>
@@ -10037,7 +10037,7 @@
         </w:tc>
         <w:tc>
           <w:tcPr>
-            <w:tcW w:w="2431" w:type="dxa"/>
+            <w:tcW w:w="2429" w:type="dxa"/>
             <w:tcBorders>
               <w:left w:val="single" w:sz="4" w:space="0" w:color="000000"/>
               <w:bottom w:val="single" w:sz="4" w:space="0" w:color="000000"/>
@@ -10237,7 +10237,7 @@
         </w:tc>
         <w:tc>
           <w:tcPr>
-            <w:tcW w:w="939" w:type="dxa"/>
+            <w:tcW w:w="941" w:type="dxa"/>
             <w:tcBorders>
               <w:left w:val="single" w:sz="4" w:space="0" w:color="000000"/>
               <w:bottom w:val="single" w:sz="4" w:space="0" w:color="000000"/>
@@ -10265,7 +10265,7 @@
         </w:tc>
         <w:tc>
           <w:tcPr>
-            <w:tcW w:w="2431" w:type="dxa"/>
+            <w:tcW w:w="2429" w:type="dxa"/>
             <w:tcBorders>
               <w:left w:val="single" w:sz="4" w:space="0" w:color="000000"/>
               <w:bottom w:val="single" w:sz="4" w:space="0" w:color="000000"/>
@@ -10474,7 +10474,7 @@
         </w:tc>
         <w:tc>
           <w:tcPr>
-            <w:tcW w:w="939" w:type="dxa"/>
+            <w:tcW w:w="941" w:type="dxa"/>
             <w:tcBorders>
               <w:left w:val="single" w:sz="4" w:space="0" w:color="000000"/>
               <w:bottom w:val="single" w:sz="4" w:space="0" w:color="000000"/>
@@ -10502,7 +10502,7 @@
         </w:tc>
         <w:tc>
           <w:tcPr>
-            <w:tcW w:w="2431" w:type="dxa"/>
+            <w:tcW w:w="2429" w:type="dxa"/>
             <w:tcBorders>
               <w:left w:val="single" w:sz="4" w:space="0" w:color="000000"/>
               <w:bottom w:val="single" w:sz="4" w:space="0" w:color="000000"/>
@@ -10711,7 +10711,7 @@
         </w:tc>
         <w:tc>
           <w:tcPr>
-            <w:tcW w:w="939" w:type="dxa"/>
+            <w:tcW w:w="941" w:type="dxa"/>
             <w:tcBorders>
               <w:left w:val="single" w:sz="4" w:space="0" w:color="000000"/>
               <w:bottom w:val="single" w:sz="4" w:space="0" w:color="000000"/>
@@ -10739,7 +10739,7 @@
         </w:tc>
         <w:tc>
           <w:tcPr>
-            <w:tcW w:w="2431" w:type="dxa"/>
+            <w:tcW w:w="2429" w:type="dxa"/>
             <w:tcBorders>
               <w:left w:val="single" w:sz="4" w:space="0" w:color="000000"/>
               <w:bottom w:val="single" w:sz="4" w:space="0" w:color="000000"/>
@@ -10948,7 +10948,7 @@
         </w:tc>
         <w:tc>
           <w:tcPr>
-            <w:tcW w:w="939" w:type="dxa"/>
+            <w:tcW w:w="941" w:type="dxa"/>
             <w:tcBorders>
               <w:left w:val="single" w:sz="4" w:space="0" w:color="000000"/>
               <w:bottom w:val="single" w:sz="4" w:space="0" w:color="000000"/>
@@ -10976,7 +10976,7 @@
         </w:tc>
         <w:tc>
           <w:tcPr>
-            <w:tcW w:w="2431" w:type="dxa"/>
+            <w:tcW w:w="2429" w:type="dxa"/>
             <w:tcBorders>
               <w:left w:val="single" w:sz="4" w:space="0" w:color="000000"/>
               <w:bottom w:val="single" w:sz="4" w:space="0" w:color="000000"/>
@@ -11353,8 +11353,8 @@
         <w:gridCol w:w="934"/>
         <w:gridCol w:w="928"/>
         <w:gridCol w:w="927"/>
-        <w:gridCol w:w="939"/>
-        <w:gridCol w:w="2431"/>
+        <w:gridCol w:w="941"/>
+        <w:gridCol w:w="2429"/>
       </w:tblGrid>
       <w:tr>
         <w:trPr/>
@@ -11534,7 +11534,7 @@
         </w:tc>
         <w:tc>
           <w:tcPr>
-            <w:tcW w:w="939" w:type="dxa"/>
+            <w:tcW w:w="941" w:type="dxa"/>
             <w:tcBorders>
               <w:top w:val="single" w:sz="4" w:space="0" w:color="000000"/>
               <w:left w:val="single" w:sz="4" w:space="0" w:color="000000"/>
@@ -11563,7 +11563,7 @@
         </w:tc>
         <w:tc>
           <w:tcPr>
-            <w:tcW w:w="2431" w:type="dxa"/>
+            <w:tcW w:w="2429" w:type="dxa"/>
             <w:tcBorders>
               <w:top w:val="single" w:sz="4" w:space="0" w:color="000000"/>
               <w:left w:val="single" w:sz="4" w:space="0" w:color="000000"/>
@@ -11764,7 +11764,7 @@
         </w:tc>
         <w:tc>
           <w:tcPr>
-            <w:tcW w:w="939" w:type="dxa"/>
+            <w:tcW w:w="941" w:type="dxa"/>
             <w:tcBorders>
               <w:left w:val="single" w:sz="4" w:space="0" w:color="000000"/>
               <w:bottom w:val="single" w:sz="4" w:space="0" w:color="000000"/>
@@ -11792,7 +11792,7 @@
         </w:tc>
         <w:tc>
           <w:tcPr>
-            <w:tcW w:w="2431" w:type="dxa"/>
+            <w:tcW w:w="2429" w:type="dxa"/>
             <w:tcBorders>
               <w:left w:val="single" w:sz="4" w:space="0" w:color="000000"/>
               <w:bottom w:val="single" w:sz="4" w:space="0" w:color="000000"/>
@@ -11992,7 +11992,7 @@
         </w:tc>
         <w:tc>
           <w:tcPr>
-            <w:tcW w:w="939" w:type="dxa"/>
+            <w:tcW w:w="941" w:type="dxa"/>
             <w:tcBorders>
               <w:left w:val="single" w:sz="4" w:space="0" w:color="000000"/>
               <w:bottom w:val="single" w:sz="4" w:space="0" w:color="000000"/>
@@ -12024,7 +12024,7 @@
         </w:tc>
         <w:tc>
           <w:tcPr>
-            <w:tcW w:w="2431" w:type="dxa"/>
+            <w:tcW w:w="2429" w:type="dxa"/>
             <w:tcBorders>
               <w:left w:val="single" w:sz="4" w:space="0" w:color="000000"/>
               <w:bottom w:val="single" w:sz="4" w:space="0" w:color="000000"/>
@@ -12224,7 +12224,7 @@
         </w:tc>
         <w:tc>
           <w:tcPr>
-            <w:tcW w:w="939" w:type="dxa"/>
+            <w:tcW w:w="941" w:type="dxa"/>
             <w:tcBorders>
               <w:left w:val="single" w:sz="4" w:space="0" w:color="000000"/>
               <w:bottom w:val="single" w:sz="4" w:space="0" w:color="000000"/>
@@ -12252,7 +12252,7 @@
         </w:tc>
         <w:tc>
           <w:tcPr>
-            <w:tcW w:w="2431" w:type="dxa"/>
+            <w:tcW w:w="2429" w:type="dxa"/>
             <w:tcBorders>
               <w:left w:val="single" w:sz="4" w:space="0" w:color="000000"/>
               <w:bottom w:val="single" w:sz="4" w:space="0" w:color="000000"/>
@@ -12452,7 +12452,7 @@
         </w:tc>
         <w:tc>
           <w:tcPr>
-            <w:tcW w:w="939" w:type="dxa"/>
+            <w:tcW w:w="941" w:type="dxa"/>
             <w:tcBorders>
               <w:left w:val="single" w:sz="4" w:space="0" w:color="000000"/>
               <w:bottom w:val="single" w:sz="4" w:space="0" w:color="000000"/>
@@ -12480,7 +12480,7 @@
         </w:tc>
         <w:tc>
           <w:tcPr>
-            <w:tcW w:w="2431" w:type="dxa"/>
+            <w:tcW w:w="2429" w:type="dxa"/>
             <w:tcBorders>
               <w:left w:val="single" w:sz="4" w:space="0" w:color="000000"/>
               <w:bottom w:val="single" w:sz="4" w:space="0" w:color="000000"/>
@@ -12680,7 +12680,7 @@
         </w:tc>
         <w:tc>
           <w:tcPr>
-            <w:tcW w:w="939" w:type="dxa"/>
+            <w:tcW w:w="941" w:type="dxa"/>
             <w:tcBorders>
               <w:left w:val="single" w:sz="4" w:space="0" w:color="000000"/>
               <w:bottom w:val="single" w:sz="4" w:space="0" w:color="000000"/>
@@ -12708,7 +12708,7 @@
         </w:tc>
         <w:tc>
           <w:tcPr>
-            <w:tcW w:w="2431" w:type="dxa"/>
+            <w:tcW w:w="2429" w:type="dxa"/>
             <w:tcBorders>
               <w:left w:val="single" w:sz="4" w:space="0" w:color="000000"/>
               <w:bottom w:val="single" w:sz="4" w:space="0" w:color="000000"/>
@@ -12915,7 +12915,7 @@
         </w:tc>
         <w:tc>
           <w:tcPr>
-            <w:tcW w:w="939" w:type="dxa"/>
+            <w:tcW w:w="941" w:type="dxa"/>
             <w:tcBorders>
               <w:left w:val="single" w:sz="4" w:space="0" w:color="000000"/>
               <w:bottom w:val="single" w:sz="4" w:space="0" w:color="000000"/>
@@ -12943,7 +12943,7 @@
         </w:tc>
         <w:tc>
           <w:tcPr>
-            <w:tcW w:w="2431" w:type="dxa"/>
+            <w:tcW w:w="2429" w:type="dxa"/>
             <w:tcBorders>
               <w:left w:val="single" w:sz="4" w:space="0" w:color="000000"/>
               <w:bottom w:val="single" w:sz="4" w:space="0" w:color="000000"/>
@@ -13143,7 +13143,7 @@
         </w:tc>
         <w:tc>
           <w:tcPr>
-            <w:tcW w:w="939" w:type="dxa"/>
+            <w:tcW w:w="941" w:type="dxa"/>
             <w:tcBorders>
               <w:left w:val="single" w:sz="4" w:space="0" w:color="000000"/>
               <w:bottom w:val="single" w:sz="4" w:space="0" w:color="000000"/>
@@ -13171,7 +13171,7 @@
         </w:tc>
         <w:tc>
           <w:tcPr>
-            <w:tcW w:w="2431" w:type="dxa"/>
+            <w:tcW w:w="2429" w:type="dxa"/>
             <w:tcBorders>
               <w:left w:val="single" w:sz="4" w:space="0" w:color="000000"/>
               <w:bottom w:val="single" w:sz="4" w:space="0" w:color="000000"/>
@@ -13371,7 +13371,7 @@
         </w:tc>
         <w:tc>
           <w:tcPr>
-            <w:tcW w:w="939" w:type="dxa"/>
+            <w:tcW w:w="941" w:type="dxa"/>
             <w:tcBorders>
               <w:left w:val="single" w:sz="4" w:space="0" w:color="000000"/>
               <w:bottom w:val="single" w:sz="4" w:space="0" w:color="000000"/>
@@ -13399,7 +13399,7 @@
         </w:tc>
         <w:tc>
           <w:tcPr>
-            <w:tcW w:w="2431" w:type="dxa"/>
+            <w:tcW w:w="2429" w:type="dxa"/>
             <w:tcBorders>
               <w:left w:val="single" w:sz="4" w:space="0" w:color="000000"/>
               <w:bottom w:val="single" w:sz="4" w:space="0" w:color="000000"/>
@@ -13606,7 +13606,7 @@
         </w:tc>
         <w:tc>
           <w:tcPr>
-            <w:tcW w:w="939" w:type="dxa"/>
+            <w:tcW w:w="941" w:type="dxa"/>
             <w:tcBorders>
               <w:left w:val="single" w:sz="4" w:space="0" w:color="000000"/>
               <w:bottom w:val="single" w:sz="4" w:space="0" w:color="000000"/>
@@ -13634,7 +13634,7 @@
         </w:tc>
         <w:tc>
           <w:tcPr>
-            <w:tcW w:w="2431" w:type="dxa"/>
+            <w:tcW w:w="2429" w:type="dxa"/>
             <w:tcBorders>
               <w:left w:val="single" w:sz="4" w:space="0" w:color="000000"/>
               <w:bottom w:val="single" w:sz="4" w:space="0" w:color="000000"/>
@@ -13841,7 +13841,7 @@
         </w:tc>
         <w:tc>
           <w:tcPr>
-            <w:tcW w:w="939" w:type="dxa"/>
+            <w:tcW w:w="941" w:type="dxa"/>
             <w:tcBorders>
               <w:left w:val="single" w:sz="4" w:space="0" w:color="000000"/>
               <w:bottom w:val="single" w:sz="4" w:space="0" w:color="000000"/>
@@ -13869,7 +13869,7 @@
         </w:tc>
         <w:tc>
           <w:tcPr>
-            <w:tcW w:w="2431" w:type="dxa"/>
+            <w:tcW w:w="2429" w:type="dxa"/>
             <w:tcBorders>
               <w:left w:val="single" w:sz="4" w:space="0" w:color="000000"/>
               <w:bottom w:val="single" w:sz="4" w:space="0" w:color="000000"/>
@@ -14076,7 +14076,7 @@
         </w:tc>
         <w:tc>
           <w:tcPr>
-            <w:tcW w:w="939" w:type="dxa"/>
+            <w:tcW w:w="941" w:type="dxa"/>
             <w:tcBorders>
               <w:left w:val="single" w:sz="4" w:space="0" w:color="000000"/>
               <w:bottom w:val="single" w:sz="4" w:space="0" w:color="000000"/>
@@ -14104,7 +14104,7 @@
         </w:tc>
         <w:tc>
           <w:tcPr>
-            <w:tcW w:w="2431" w:type="dxa"/>
+            <w:tcW w:w="2429" w:type="dxa"/>
             <w:tcBorders>
               <w:left w:val="single" w:sz="4" w:space="0" w:color="000000"/>
               <w:bottom w:val="single" w:sz="4" w:space="0" w:color="000000"/>
@@ -14311,7 +14311,7 @@
         </w:tc>
         <w:tc>
           <w:tcPr>
-            <w:tcW w:w="939" w:type="dxa"/>
+            <w:tcW w:w="941" w:type="dxa"/>
             <w:tcBorders>
               <w:left w:val="single" w:sz="4" w:space="0" w:color="000000"/>
               <w:bottom w:val="single" w:sz="4" w:space="0" w:color="000000"/>
@@ -14339,7 +14339,7 @@
         </w:tc>
         <w:tc>
           <w:tcPr>
-            <w:tcW w:w="2431" w:type="dxa"/>
+            <w:tcW w:w="2429" w:type="dxa"/>
             <w:tcBorders>
               <w:left w:val="single" w:sz="4" w:space="0" w:color="000000"/>
               <w:bottom w:val="single" w:sz="4" w:space="0" w:color="000000"/>
@@ -15079,8 +15079,8 @@
         <w:gridCol w:w="934"/>
         <w:gridCol w:w="928"/>
         <w:gridCol w:w="927"/>
-        <w:gridCol w:w="939"/>
-        <w:gridCol w:w="2431"/>
+        <w:gridCol w:w="941"/>
+        <w:gridCol w:w="2429"/>
       </w:tblGrid>
       <w:tr>
         <w:trPr/>
@@ -15253,7 +15253,7 @@
         </w:tc>
         <w:tc>
           <w:tcPr>
-            <w:tcW w:w="939" w:type="dxa"/>
+            <w:tcW w:w="941" w:type="dxa"/>
             <w:tcBorders>
               <w:top w:val="single" w:sz="4" w:space="0" w:color="000000"/>
               <w:left w:val="single" w:sz="4" w:space="0" w:color="000000"/>
@@ -15281,7 +15281,7 @@
         </w:tc>
         <w:tc>
           <w:tcPr>
-            <w:tcW w:w="2431" w:type="dxa"/>
+            <w:tcW w:w="2429" w:type="dxa"/>
             <w:tcBorders>
               <w:top w:val="single" w:sz="4" w:space="0" w:color="000000"/>
               <w:left w:val="single" w:sz="4" w:space="0" w:color="000000"/>
@@ -15474,7 +15474,7 @@
         </w:tc>
         <w:tc>
           <w:tcPr>
-            <w:tcW w:w="939" w:type="dxa"/>
+            <w:tcW w:w="941" w:type="dxa"/>
             <w:tcBorders>
               <w:left w:val="single" w:sz="4" w:space="0" w:color="000000"/>
             </w:tcBorders>
@@ -15501,7 +15501,7 @@
         </w:tc>
         <w:tc>
           <w:tcPr>
-            <w:tcW w:w="2431" w:type="dxa"/>
+            <w:tcW w:w="2429" w:type="dxa"/>
             <w:tcBorders>
               <w:left w:val="single" w:sz="4" w:space="0" w:color="000000"/>
               <w:right w:val="single" w:sz="4" w:space="0" w:color="000000"/>
@@ -15692,7 +15692,7 @@
         </w:tc>
         <w:tc>
           <w:tcPr>
-            <w:tcW w:w="939" w:type="dxa"/>
+            <w:tcW w:w="941" w:type="dxa"/>
             <w:tcBorders>
               <w:left w:val="single" w:sz="4" w:space="0" w:color="000000"/>
             </w:tcBorders>
@@ -15719,7 +15719,7 @@
         </w:tc>
         <w:tc>
           <w:tcPr>
-            <w:tcW w:w="2431" w:type="dxa"/>
+            <w:tcW w:w="2429" w:type="dxa"/>
             <w:tcBorders>
               <w:left w:val="single" w:sz="4" w:space="0" w:color="000000"/>
               <w:right w:val="single" w:sz="4" w:space="0" w:color="000000"/>
@@ -15910,7 +15910,7 @@
         </w:tc>
         <w:tc>
           <w:tcPr>
-            <w:tcW w:w="939" w:type="dxa"/>
+            <w:tcW w:w="941" w:type="dxa"/>
             <w:tcBorders>
               <w:left w:val="single" w:sz="4" w:space="0" w:color="000000"/>
             </w:tcBorders>
@@ -15937,7 +15937,7 @@
         </w:tc>
         <w:tc>
           <w:tcPr>
-            <w:tcW w:w="2431" w:type="dxa"/>
+            <w:tcW w:w="2429" w:type="dxa"/>
             <w:tcBorders>
               <w:left w:val="single" w:sz="4" w:space="0" w:color="000000"/>
               <w:right w:val="single" w:sz="4" w:space="0" w:color="000000"/>
@@ -16128,7 +16128,7 @@
         </w:tc>
         <w:tc>
           <w:tcPr>
-            <w:tcW w:w="939" w:type="dxa"/>
+            <w:tcW w:w="941" w:type="dxa"/>
             <w:tcBorders>
               <w:left w:val="single" w:sz="4" w:space="0" w:color="000000"/>
             </w:tcBorders>
@@ -16155,7 +16155,7 @@
         </w:tc>
         <w:tc>
           <w:tcPr>
-            <w:tcW w:w="2431" w:type="dxa"/>
+            <w:tcW w:w="2429" w:type="dxa"/>
             <w:tcBorders>
               <w:left w:val="single" w:sz="4" w:space="0" w:color="000000"/>
               <w:right w:val="single" w:sz="4" w:space="0" w:color="000000"/>
@@ -16347,7 +16347,7 @@
         </w:tc>
         <w:tc>
           <w:tcPr>
-            <w:tcW w:w="939" w:type="dxa"/>
+            <w:tcW w:w="941" w:type="dxa"/>
             <w:tcBorders>
               <w:left w:val="single" w:sz="4" w:space="0" w:color="000000"/>
             </w:tcBorders>
@@ -16374,7 +16374,7 @@
         </w:tc>
         <w:tc>
           <w:tcPr>
-            <w:tcW w:w="2431" w:type="dxa"/>
+            <w:tcW w:w="2429" w:type="dxa"/>
             <w:tcBorders>
               <w:left w:val="single" w:sz="4" w:space="0" w:color="000000"/>
               <w:right w:val="single" w:sz="4" w:space="0" w:color="000000"/>
@@ -16566,7 +16566,7 @@
         </w:tc>
         <w:tc>
           <w:tcPr>
-            <w:tcW w:w="939" w:type="dxa"/>
+            <w:tcW w:w="941" w:type="dxa"/>
             <w:tcBorders>
               <w:left w:val="single" w:sz="4" w:space="0" w:color="000000"/>
             </w:tcBorders>
@@ -16593,7 +16593,7 @@
         </w:tc>
         <w:tc>
           <w:tcPr>
-            <w:tcW w:w="2431" w:type="dxa"/>
+            <w:tcW w:w="2429" w:type="dxa"/>
             <w:tcBorders>
               <w:left w:val="single" w:sz="4" w:space="0" w:color="000000"/>
               <w:right w:val="single" w:sz="4" w:space="0" w:color="000000"/>
@@ -16785,7 +16785,7 @@
         </w:tc>
         <w:tc>
           <w:tcPr>
-            <w:tcW w:w="939" w:type="dxa"/>
+            <w:tcW w:w="941" w:type="dxa"/>
             <w:tcBorders>
               <w:left w:val="single" w:sz="4" w:space="0" w:color="000000"/>
             </w:tcBorders>
@@ -16812,7 +16812,7 @@
         </w:tc>
         <w:tc>
           <w:tcPr>
-            <w:tcW w:w="2431" w:type="dxa"/>
+            <w:tcW w:w="2429" w:type="dxa"/>
             <w:tcBorders>
               <w:left w:val="single" w:sz="4" w:space="0" w:color="000000"/>
               <w:right w:val="single" w:sz="4" w:space="0" w:color="000000"/>
@@ -17003,7 +17003,7 @@
         </w:tc>
         <w:tc>
           <w:tcPr>
-            <w:tcW w:w="939" w:type="dxa"/>
+            <w:tcW w:w="941" w:type="dxa"/>
             <w:tcBorders>
               <w:left w:val="single" w:sz="4" w:space="0" w:color="000000"/>
             </w:tcBorders>
@@ -17030,7 +17030,7 @@
         </w:tc>
         <w:tc>
           <w:tcPr>
-            <w:tcW w:w="2431" w:type="dxa"/>
+            <w:tcW w:w="2429" w:type="dxa"/>
             <w:tcBorders>
               <w:left w:val="single" w:sz="4" w:space="0" w:color="000000"/>
               <w:right w:val="single" w:sz="4" w:space="0" w:color="000000"/>
@@ -17220,7 +17220,7 @@
         </w:tc>
         <w:tc>
           <w:tcPr>
-            <w:tcW w:w="939" w:type="dxa"/>
+            <w:tcW w:w="941" w:type="dxa"/>
             <w:tcBorders>
               <w:left w:val="single" w:sz="4" w:space="0" w:color="000000"/>
             </w:tcBorders>
@@ -17247,7 +17247,7 @@
         </w:tc>
         <w:tc>
           <w:tcPr>
-            <w:tcW w:w="2431" w:type="dxa"/>
+            <w:tcW w:w="2429" w:type="dxa"/>
             <w:tcBorders>
               <w:left w:val="single" w:sz="4" w:space="0" w:color="000000"/>
               <w:right w:val="single" w:sz="4" w:space="0" w:color="000000"/>
@@ -17437,7 +17437,7 @@
         </w:tc>
         <w:tc>
           <w:tcPr>
-            <w:tcW w:w="939" w:type="dxa"/>
+            <w:tcW w:w="941" w:type="dxa"/>
             <w:tcBorders>
               <w:left w:val="single" w:sz="4" w:space="0" w:color="000000"/>
             </w:tcBorders>
@@ -17464,7 +17464,7 @@
         </w:tc>
         <w:tc>
           <w:tcPr>
-            <w:tcW w:w="2431" w:type="dxa"/>
+            <w:tcW w:w="2429" w:type="dxa"/>
             <w:tcBorders>
               <w:left w:val="single" w:sz="4" w:space="0" w:color="000000"/>
               <w:right w:val="single" w:sz="4" w:space="0" w:color="000000"/>
@@ -17660,7 +17660,7 @@
         </w:tc>
         <w:tc>
           <w:tcPr>
-            <w:tcW w:w="939" w:type="dxa"/>
+            <w:tcW w:w="941" w:type="dxa"/>
             <w:tcBorders>
               <w:left w:val="single" w:sz="4" w:space="0" w:color="000000"/>
               <w:bottom w:val="single" w:sz="4" w:space="0" w:color="000000"/>
@@ -17688,7 +17688,7 @@
         </w:tc>
         <w:tc>
           <w:tcPr>
-            <w:tcW w:w="2431" w:type="dxa"/>
+            <w:tcW w:w="2429" w:type="dxa"/>
             <w:tcBorders>
               <w:left w:val="single" w:sz="4" w:space="0" w:color="000000"/>
               <w:bottom w:val="single" w:sz="4" w:space="0" w:color="000000"/>
@@ -18024,8 +18024,8 @@
         <w:gridCol w:w="934"/>
         <w:gridCol w:w="928"/>
         <w:gridCol w:w="927"/>
-        <w:gridCol w:w="939"/>
-        <w:gridCol w:w="2431"/>
+        <w:gridCol w:w="941"/>
+        <w:gridCol w:w="2429"/>
       </w:tblGrid>
       <w:tr>
         <w:trPr/>
@@ -18198,7 +18198,7 @@
         </w:tc>
         <w:tc>
           <w:tcPr>
-            <w:tcW w:w="939" w:type="dxa"/>
+            <w:tcW w:w="941" w:type="dxa"/>
             <w:tcBorders>
               <w:top w:val="single" w:sz="4" w:space="0" w:color="000000"/>
               <w:left w:val="single" w:sz="4" w:space="0" w:color="000000"/>
@@ -18225,7 +18225,7 @@
         </w:tc>
         <w:tc>
           <w:tcPr>
-            <w:tcW w:w="2431" w:type="dxa"/>
+            <w:tcW w:w="2429" w:type="dxa"/>
             <w:tcBorders>
               <w:top w:val="single" w:sz="4" w:space="0" w:color="000000"/>
               <w:left w:val="single" w:sz="4" w:space="0" w:color="000000"/>
@@ -18418,33 +18418,33 @@
         </w:tc>
         <w:tc>
           <w:tcPr>
-            <w:tcW w:w="939" w:type="dxa"/>
-            <w:tcBorders>
-              <w:left w:val="single" w:sz="4" w:space="0" w:color="000000"/>
-            </w:tcBorders>
-          </w:tcPr>
-          <w:p>
-            <w:pPr>
-              <w:pStyle w:val="Style19"/>
-              <w:widowControl w:val="false"/>
-              <w:bidi w:val="0"/>
-              <w:jc w:val="center"/>
-              <w:rPr>
-                <w:sz w:val="16"/>
-                <w:szCs w:val="16"/>
-              </w:rPr>
-            </w:pPr>
-            <w:r>
-              <w:rPr>
-                <w:sz w:val="16"/>
-                <w:szCs w:val="16"/>
-              </w:rPr>
-            </w:r>
-          </w:p>
-        </w:tc>
-        <w:tc>
-          <w:tcPr>
-            <w:tcW w:w="2431" w:type="dxa"/>
+            <w:tcW w:w="941" w:type="dxa"/>
+            <w:tcBorders>
+              <w:left w:val="single" w:sz="4" w:space="0" w:color="000000"/>
+            </w:tcBorders>
+          </w:tcPr>
+          <w:p>
+            <w:pPr>
+              <w:pStyle w:val="Style19"/>
+              <w:widowControl w:val="false"/>
+              <w:bidi w:val="0"/>
+              <w:jc w:val="center"/>
+              <w:rPr>
+                <w:sz w:val="16"/>
+                <w:szCs w:val="16"/>
+              </w:rPr>
+            </w:pPr>
+            <w:r>
+              <w:rPr>
+                <w:sz w:val="16"/>
+                <w:szCs w:val="16"/>
+              </w:rPr>
+            </w:r>
+          </w:p>
+        </w:tc>
+        <w:tc>
+          <w:tcPr>
+            <w:tcW w:w="2429" w:type="dxa"/>
             <w:tcBorders>
               <w:left w:val="single" w:sz="4" w:space="0" w:color="000000"/>
               <w:right w:val="single" w:sz="4" w:space="0" w:color="000000"/>
@@ -18635,33 +18635,33 @@
         </w:tc>
         <w:tc>
           <w:tcPr>
-            <w:tcW w:w="939" w:type="dxa"/>
-            <w:tcBorders>
-              <w:left w:val="single" w:sz="4" w:space="0" w:color="000000"/>
-            </w:tcBorders>
-          </w:tcPr>
-          <w:p>
-            <w:pPr>
-              <w:pStyle w:val="Style19"/>
-              <w:widowControl w:val="false"/>
-              <w:bidi w:val="0"/>
-              <w:jc w:val="center"/>
-              <w:rPr>
-                <w:sz w:val="16"/>
-                <w:szCs w:val="16"/>
-              </w:rPr>
-            </w:pPr>
-            <w:r>
-              <w:rPr>
-                <w:sz w:val="16"/>
-                <w:szCs w:val="16"/>
-              </w:rPr>
-            </w:r>
-          </w:p>
-        </w:tc>
-        <w:tc>
-          <w:tcPr>
-            <w:tcW w:w="2431" w:type="dxa"/>
+            <w:tcW w:w="941" w:type="dxa"/>
+            <w:tcBorders>
+              <w:left w:val="single" w:sz="4" w:space="0" w:color="000000"/>
+            </w:tcBorders>
+          </w:tcPr>
+          <w:p>
+            <w:pPr>
+              <w:pStyle w:val="Style19"/>
+              <w:widowControl w:val="false"/>
+              <w:bidi w:val="0"/>
+              <w:jc w:val="center"/>
+              <w:rPr>
+                <w:sz w:val="16"/>
+                <w:szCs w:val="16"/>
+              </w:rPr>
+            </w:pPr>
+            <w:r>
+              <w:rPr>
+                <w:sz w:val="16"/>
+                <w:szCs w:val="16"/>
+              </w:rPr>
+            </w:r>
+          </w:p>
+        </w:tc>
+        <w:tc>
+          <w:tcPr>
+            <w:tcW w:w="2429" w:type="dxa"/>
             <w:tcBorders>
               <w:left w:val="single" w:sz="4" w:space="0" w:color="000000"/>
               <w:right w:val="single" w:sz="4" w:space="0" w:color="000000"/>
@@ -18878,33 +18878,33 @@
         </w:tc>
         <w:tc>
           <w:tcPr>
-            <w:tcW w:w="939" w:type="dxa"/>
-            <w:tcBorders>
-              <w:left w:val="single" w:sz="4" w:space="0" w:color="000000"/>
-            </w:tcBorders>
-          </w:tcPr>
-          <w:p>
-            <w:pPr>
-              <w:pStyle w:val="Style19"/>
-              <w:widowControl w:val="false"/>
-              <w:bidi w:val="0"/>
-              <w:jc w:val="center"/>
-              <w:rPr>
-                <w:sz w:val="16"/>
-                <w:szCs w:val="16"/>
-              </w:rPr>
-            </w:pPr>
-            <w:r>
-              <w:rPr>
-                <w:sz w:val="16"/>
-                <w:szCs w:val="16"/>
-              </w:rPr>
-            </w:r>
-          </w:p>
-        </w:tc>
-        <w:tc>
-          <w:tcPr>
-            <w:tcW w:w="2431" w:type="dxa"/>
+            <w:tcW w:w="941" w:type="dxa"/>
+            <w:tcBorders>
+              <w:left w:val="single" w:sz="4" w:space="0" w:color="000000"/>
+            </w:tcBorders>
+          </w:tcPr>
+          <w:p>
+            <w:pPr>
+              <w:pStyle w:val="Style19"/>
+              <w:widowControl w:val="false"/>
+              <w:bidi w:val="0"/>
+              <w:jc w:val="center"/>
+              <w:rPr>
+                <w:sz w:val="16"/>
+                <w:szCs w:val="16"/>
+              </w:rPr>
+            </w:pPr>
+            <w:r>
+              <w:rPr>
+                <w:sz w:val="16"/>
+                <w:szCs w:val="16"/>
+              </w:rPr>
+            </w:r>
+          </w:p>
+        </w:tc>
+        <w:tc>
+          <w:tcPr>
+            <w:tcW w:w="2429" w:type="dxa"/>
             <w:tcBorders>
               <w:left w:val="single" w:sz="4" w:space="0" w:color="000000"/>
               <w:right w:val="single" w:sz="4" w:space="0" w:color="000000"/>
@@ -19095,33 +19095,33 @@
         </w:tc>
         <w:tc>
           <w:tcPr>
-            <w:tcW w:w="939" w:type="dxa"/>
-            <w:tcBorders>
-              <w:left w:val="single" w:sz="4" w:space="0" w:color="000000"/>
-            </w:tcBorders>
-          </w:tcPr>
-          <w:p>
-            <w:pPr>
-              <w:pStyle w:val="Style19"/>
-              <w:widowControl w:val="false"/>
-              <w:bidi w:val="0"/>
-              <w:jc w:val="center"/>
-              <w:rPr>
-                <w:sz w:val="16"/>
-                <w:szCs w:val="16"/>
-              </w:rPr>
-            </w:pPr>
-            <w:r>
-              <w:rPr>
-                <w:sz w:val="16"/>
-                <w:szCs w:val="16"/>
-              </w:rPr>
-            </w:r>
-          </w:p>
-        </w:tc>
-        <w:tc>
-          <w:tcPr>
-            <w:tcW w:w="2431" w:type="dxa"/>
+            <w:tcW w:w="941" w:type="dxa"/>
+            <w:tcBorders>
+              <w:left w:val="single" w:sz="4" w:space="0" w:color="000000"/>
+            </w:tcBorders>
+          </w:tcPr>
+          <w:p>
+            <w:pPr>
+              <w:pStyle w:val="Style19"/>
+              <w:widowControl w:val="false"/>
+              <w:bidi w:val="0"/>
+              <w:jc w:val="center"/>
+              <w:rPr>
+                <w:sz w:val="16"/>
+                <w:szCs w:val="16"/>
+              </w:rPr>
+            </w:pPr>
+            <w:r>
+              <w:rPr>
+                <w:sz w:val="16"/>
+                <w:szCs w:val="16"/>
+              </w:rPr>
+            </w:r>
+          </w:p>
+        </w:tc>
+        <w:tc>
+          <w:tcPr>
+            <w:tcW w:w="2429" w:type="dxa"/>
             <w:tcBorders>
               <w:left w:val="single" w:sz="4" w:space="0" w:color="000000"/>
               <w:right w:val="single" w:sz="4" w:space="0" w:color="000000"/>
@@ -19350,33 +19350,33 @@
         </w:tc>
         <w:tc>
           <w:tcPr>
-            <w:tcW w:w="939" w:type="dxa"/>
-            <w:tcBorders>
-              <w:left w:val="single" w:sz="4" w:space="0" w:color="000000"/>
-            </w:tcBorders>
-          </w:tcPr>
-          <w:p>
-            <w:pPr>
-              <w:pStyle w:val="Style19"/>
-              <w:widowControl w:val="false"/>
-              <w:bidi w:val="0"/>
-              <w:jc w:val="center"/>
-              <w:rPr>
-                <w:sz w:val="16"/>
-                <w:szCs w:val="16"/>
-              </w:rPr>
-            </w:pPr>
-            <w:r>
-              <w:rPr>
-                <w:sz w:val="16"/>
-                <w:szCs w:val="16"/>
-              </w:rPr>
-            </w:r>
-          </w:p>
-        </w:tc>
-        <w:tc>
-          <w:tcPr>
-            <w:tcW w:w="2431" w:type="dxa"/>
+            <w:tcW w:w="941" w:type="dxa"/>
+            <w:tcBorders>
+              <w:left w:val="single" w:sz="4" w:space="0" w:color="000000"/>
+            </w:tcBorders>
+          </w:tcPr>
+          <w:p>
+            <w:pPr>
+              <w:pStyle w:val="Style19"/>
+              <w:widowControl w:val="false"/>
+              <w:bidi w:val="0"/>
+              <w:jc w:val="center"/>
+              <w:rPr>
+                <w:sz w:val="16"/>
+                <w:szCs w:val="16"/>
+              </w:rPr>
+            </w:pPr>
+            <w:r>
+              <w:rPr>
+                <w:sz w:val="16"/>
+                <w:szCs w:val="16"/>
+              </w:rPr>
+            </w:r>
+          </w:p>
+        </w:tc>
+        <w:tc>
+          <w:tcPr>
+            <w:tcW w:w="2429" w:type="dxa"/>
             <w:tcBorders>
               <w:left w:val="single" w:sz="4" w:space="0" w:color="000000"/>
               <w:right w:val="single" w:sz="4" w:space="0" w:color="000000"/>
@@ -19573,7 +19573,7 @@
         </w:tc>
         <w:tc>
           <w:tcPr>
-            <w:tcW w:w="939" w:type="dxa"/>
+            <w:tcW w:w="941" w:type="dxa"/>
             <w:tcBorders>
               <w:left w:val="single" w:sz="4" w:space="0" w:color="000000"/>
               <w:bottom w:val="single" w:sz="4" w:space="0" w:color="000000"/>
@@ -19600,7 +19600,7 @@
         </w:tc>
         <w:tc>
           <w:tcPr>
-            <w:tcW w:w="2431" w:type="dxa"/>
+            <w:tcW w:w="2429" w:type="dxa"/>
             <w:tcBorders>
               <w:left w:val="single" w:sz="4" w:space="0" w:color="000000"/>
               <w:bottom w:val="single" w:sz="4" w:space="0" w:color="000000"/>
@@ -38518,132 +38518,6 @@
         <w:bidi w:val="0"/>
         <w:jc w:val="left"/>
         <w:rPr>
-          <w:sz w:val="30"/>
-          <w:szCs w:val="30"/>
-        </w:rPr>
-      </w:pPr>
-      <w:r>
-        <w:rPr>
-          <w:rFonts w:eastAsia="맑은 고딕" w:cs="Arial Unicode MS"/>
-          <w:b/>
-          <w:bCs/>
-          <w:color w:val="auto"/>
-          <w:kern w:val="2"/>
-          <w:sz w:val="30"/>
-          <w:szCs w:val="30"/>
-          <w:lang w:val="en-US" w:eastAsia="ko-KR" w:bidi="hi-IN"/>
-        </w:rPr>
-        <w:t>2025</w:t>
-      </w:r>
-      <w:r>
-        <w:rPr>
-          <w:rFonts w:ascii="바탕" w:hAnsi="바탕" w:cs="Arial Unicode MS"/>
-          <w:b/>
-          <w:bCs/>
-          <w:color w:val="auto"/>
-          <w:kern w:val="2"/>
-          <w:sz w:val="30"/>
-          <w:szCs w:val="30"/>
-          <w:lang w:val="en-US" w:eastAsia="ko-KR" w:bidi="hi-IN"/>
-        </w:rPr>
-        <w:t xml:space="preserve">년 </w:t>
-      </w:r>
-      <w:r>
-        <w:rPr>
-          <w:rFonts w:eastAsia="맑은 고딕" w:cs="Arial Unicode MS"/>
-          <w:b/>
-          <w:bCs/>
-          <w:color w:val="auto"/>
-          <w:kern w:val="2"/>
-          <w:sz w:val="30"/>
-          <w:szCs w:val="30"/>
-          <w:lang w:val="en-US" w:eastAsia="ko-KR" w:bidi="hi-IN"/>
-        </w:rPr>
-        <w:t>5</w:t>
-      </w:r>
-      <w:r>
-        <w:rPr>
-          <w:rFonts w:ascii="바탕" w:hAnsi="바탕" w:cs="Arial Unicode MS"/>
-          <w:b/>
-          <w:bCs/>
-          <w:color w:val="auto"/>
-          <w:kern w:val="2"/>
-          <w:sz w:val="30"/>
-          <w:szCs w:val="30"/>
-          <w:lang w:val="en-US" w:eastAsia="ko-KR" w:bidi="hi-IN"/>
-        </w:rPr>
-        <w:t xml:space="preserve">월 </w:t>
-      </w:r>
-      <w:r>
-        <w:rPr>
-          <w:rFonts w:eastAsia="맑은 고딕" w:cs="Arial Unicode MS"/>
-          <w:b/>
-          <w:bCs/>
-          <w:color w:val="auto"/>
-          <w:kern w:val="2"/>
-          <w:sz w:val="30"/>
-          <w:szCs w:val="30"/>
-          <w:lang w:val="en-US" w:eastAsia="ko-KR" w:bidi="hi-IN"/>
-        </w:rPr>
-        <w:t>3</w:t>
-      </w:r>
-      <w:r>
-        <w:rPr>
-          <w:rFonts w:ascii="바탕" w:hAnsi="바탕" w:cs="Arial Unicode MS"/>
-          <w:b/>
-          <w:bCs/>
-          <w:color w:val="auto"/>
-          <w:kern w:val="2"/>
-          <w:sz w:val="30"/>
-          <w:szCs w:val="30"/>
-          <w:lang w:val="en-US" w:eastAsia="ko-KR" w:bidi="hi-IN"/>
-        </w:rPr>
-        <w:t>주차 계획</w:t>
-      </w:r>
-    </w:p>
-    <w:p>
-      <w:pPr>
-        <w:pStyle w:val="Normal"/>
-        <w:bidi w:val="0"/>
-        <w:jc w:val="left"/>
-        <w:rPr>
-          <w:sz w:val="30"/>
-          <w:szCs w:val="30"/>
-        </w:rPr>
-      </w:pPr>
-      <w:r>
-        <w:rPr>
-          <w:rFonts w:eastAsia="맑은 고딕" w:cs="Arial Unicode MS"/>
-          <w:b/>
-          <w:bCs/>
-          <w:color w:val="auto"/>
-          <w:kern w:val="2"/>
-          <w:sz w:val="30"/>
-          <w:szCs w:val="30"/>
-          <w:lang w:val="en-US" w:eastAsia="ko-KR" w:bidi="hi-IN"/>
-        </w:rPr>
-        <w:t>1.</w:t>
-      </w:r>
-      <w:r>
-        <w:rPr>
-          <w:rFonts w:ascii="바탕" w:hAnsi="바탕" w:cs="Arial Unicode MS"/>
-          <w:b/>
-          <w:bCs/>
-          <w:color w:val="auto"/>
-          <w:kern w:val="2"/>
-          <w:sz w:val="30"/>
-          <w:szCs w:val="30"/>
-          <w:lang w:val="en-US" w:eastAsia="ko-KR" w:bidi="hi-IN"/>
-        </w:rPr>
-        <w:t>전투 시스템 구상 우선</w:t>
-      </w:r>
-    </w:p>
-    <w:p>
-      <w:pPr>
-        <w:pStyle w:val="Normal"/>
-        <w:bidi w:val="0"/>
-        <w:jc w:val="left"/>
-        <w:rPr>
           <w:b w:val="false"/>
           <w:b w:val="false"/>
           <w:bCs w:val="false"/>
@@ -38653,6 +38527,154 @@
       </w:pPr>
       <w:r>
         <w:rPr>
+          <w:b w:val="false"/>
+          <w:bCs w:val="false"/>
+          <w:sz w:val="20"/>
+          <w:szCs w:val="20"/>
+        </w:rPr>
+      </w:r>
+    </w:p>
+    <w:p>
+      <w:pPr>
+        <w:pStyle w:val="Normal"/>
+        <w:bidi w:val="0"/>
+        <w:jc w:val="left"/>
+        <w:rPr>
+          <w:sz w:val="30"/>
+          <w:szCs w:val="30"/>
+        </w:rPr>
+      </w:pPr>
+      <w:r>
+        <w:rPr>
+          <w:rFonts w:eastAsia="맑은 고딕" w:cs="Arial Unicode MS"/>
+          <w:b/>
+          <w:bCs/>
+          <w:color w:val="auto"/>
+          <w:kern w:val="2"/>
+          <w:sz w:val="30"/>
+          <w:szCs w:val="30"/>
+          <w:lang w:val="en-US" w:eastAsia="ko-KR" w:bidi="hi-IN"/>
+        </w:rPr>
+        <w:t>2025</w:t>
+      </w:r>
+      <w:r>
+        <w:rPr>
+          <w:rFonts w:ascii="바탕" w:hAnsi="바탕" w:cs="Arial Unicode MS"/>
+          <w:b/>
+          <w:bCs/>
+          <w:color w:val="auto"/>
+          <w:kern w:val="2"/>
+          <w:sz w:val="30"/>
+          <w:szCs w:val="30"/>
+          <w:lang w:val="en-US" w:eastAsia="ko-KR" w:bidi="hi-IN"/>
+        </w:rPr>
+        <w:t xml:space="preserve">년 </w:t>
+      </w:r>
+      <w:r>
+        <w:rPr>
+          <w:rFonts w:eastAsia="맑은 고딕" w:cs="Arial Unicode MS"/>
+          <w:b/>
+          <w:bCs/>
+          <w:color w:val="auto"/>
+          <w:kern w:val="2"/>
+          <w:sz w:val="30"/>
+          <w:szCs w:val="30"/>
+          <w:lang w:val="en-US" w:eastAsia="ko-KR" w:bidi="hi-IN"/>
+        </w:rPr>
+        <w:t>5</w:t>
+      </w:r>
+      <w:r>
+        <w:rPr>
+          <w:rFonts w:ascii="바탕" w:hAnsi="바탕" w:cs="Arial Unicode MS"/>
+          <w:b/>
+          <w:bCs/>
+          <w:color w:val="auto"/>
+          <w:kern w:val="2"/>
+          <w:sz w:val="30"/>
+          <w:szCs w:val="30"/>
+          <w:lang w:val="en-US" w:eastAsia="ko-KR" w:bidi="hi-IN"/>
+        </w:rPr>
+        <w:t xml:space="preserve">월 </w:t>
+      </w:r>
+      <w:r>
+        <w:rPr>
+          <w:rFonts w:eastAsia="맑은 고딕" w:cs="Arial Unicode MS"/>
+          <w:b/>
+          <w:bCs/>
+          <w:color w:val="auto"/>
+          <w:kern w:val="2"/>
+          <w:sz w:val="30"/>
+          <w:szCs w:val="30"/>
+          <w:lang w:val="en-US" w:eastAsia="ko-KR" w:bidi="hi-IN"/>
+        </w:rPr>
+        <w:t>3</w:t>
+      </w:r>
+      <w:r>
+        <w:rPr>
+          <w:rFonts w:ascii="바탕" w:hAnsi="바탕" w:cs="Arial Unicode MS"/>
+          <w:b/>
+          <w:bCs/>
+          <w:color w:val="auto"/>
+          <w:kern w:val="2"/>
+          <w:sz w:val="30"/>
+          <w:szCs w:val="30"/>
+          <w:lang w:val="en-US" w:eastAsia="ko-KR" w:bidi="hi-IN"/>
+        </w:rPr>
+        <w:t>주차 계획</w:t>
+      </w:r>
+    </w:p>
+    <w:p>
+      <w:pPr>
+        <w:pStyle w:val="Normal"/>
+        <w:bidi w:val="0"/>
+        <w:jc w:val="left"/>
+        <w:rPr>
+          <w:sz w:val="30"/>
+          <w:szCs w:val="30"/>
+        </w:rPr>
+      </w:pPr>
+      <w:r>
+        <w:rPr>
+          <w:rFonts w:eastAsia="맑은 고딕" w:cs="Arial Unicode MS"/>
+          <w:b/>
+          <w:bCs/>
+          <w:color w:val="auto"/>
+          <w:kern w:val="2"/>
+          <w:sz w:val="30"/>
+          <w:szCs w:val="30"/>
+          <w:lang w:val="en-US" w:eastAsia="ko-KR" w:bidi="hi-IN"/>
+        </w:rPr>
+        <w:t>1.</w:t>
+      </w:r>
+      <w:r>
+        <w:rPr>
+          <w:rFonts w:ascii="바탕" w:hAnsi="바탕" w:cs="Arial Unicode MS"/>
+          <w:b/>
+          <w:bCs/>
+          <w:color w:val="auto"/>
+          <w:kern w:val="2"/>
+          <w:sz w:val="30"/>
+          <w:szCs w:val="30"/>
+          <w:lang w:val="en-US" w:eastAsia="ko-KR" w:bidi="hi-IN"/>
+        </w:rPr>
+        <w:t>전투 시스템 구상 우선</w:t>
+      </w:r>
+    </w:p>
+    <w:p>
+      <w:pPr>
+        <w:pStyle w:val="Normal"/>
+        <w:bidi w:val="0"/>
+        <w:jc w:val="left"/>
+        <w:rPr>
+          <w:b w:val="false"/>
+          <w:b w:val="false"/>
+          <w:bCs w:val="false"/>
+          <w:sz w:val="20"/>
+          <w:szCs w:val="20"/>
+        </w:rPr>
+      </w:pPr>
+      <w:r>
+        <w:rPr>
           <w:rFonts w:eastAsia="맑은 고딕" w:cs="Arial Unicode MS"/>
           <w:b w:val="false"/>
           <w:bCs w:val="false"/>
@@ -39141,7 +39163,197 @@
           <w:szCs w:val="20"/>
           <w:lang w:val="en-US" w:eastAsia="ko-KR" w:bidi="hi-IN"/>
         </w:rPr>
-        <w:t>)</w:t>
+        <w:t xml:space="preserve">) </w:t>
+      </w:r>
+      <w:r>
+        <w:rPr>
+          <w:rFonts w:ascii="바탕" w:hAnsi="바탕" w:cs="Arial Unicode MS"/>
+          <w:b w:val="false"/>
+          <w:bCs w:val="false"/>
+          <w:color w:val="auto"/>
+          <w:kern w:val="2"/>
+          <w:sz w:val="20"/>
+          <w:szCs w:val="20"/>
+          <w:lang w:val="en-US" w:eastAsia="ko-KR" w:bidi="hi-IN"/>
+        </w:rPr>
+        <w:t>이용하며 특수능력은 직업 세분화의 기준</w:t>
+      </w:r>
+    </w:p>
+    <w:p>
+      <w:pPr>
+        <w:pStyle w:val="Normal"/>
+        <w:bidi w:val="0"/>
+        <w:jc w:val="left"/>
+        <w:rPr>
+          <w:b/>
+          <w:b/>
+          <w:bCs/>
+          <w:sz w:val="20"/>
+          <w:szCs w:val="20"/>
+        </w:rPr>
+      </w:pPr>
+      <w:r>
+        <w:rPr>
+          <w:b/>
+          <w:bCs/>
+          <w:sz w:val="20"/>
+          <w:szCs w:val="20"/>
+        </w:rPr>
+      </w:r>
+    </w:p>
+    <w:p>
+      <w:pPr>
+        <w:pStyle w:val="Normal"/>
+        <w:bidi w:val="0"/>
+        <w:jc w:val="left"/>
+        <w:rPr>
+          <w:b/>
+          <w:b/>
+          <w:bCs/>
+          <w:sz w:val="20"/>
+          <w:szCs w:val="20"/>
+        </w:rPr>
+      </w:pPr>
+      <w:r>
+        <w:rPr>
+          <w:rFonts w:ascii="바탕" w:hAnsi="바탕" w:cs="Arial Unicode MS"/>
+          <w:b/>
+          <w:bCs/>
+          <w:color w:val="auto"/>
+          <w:kern w:val="2"/>
+          <w:sz w:val="20"/>
+          <w:szCs w:val="20"/>
+          <w:lang w:val="en-US" w:eastAsia="ko-KR" w:bidi="hi-IN"/>
+        </w:rPr>
+        <w:t>방향공격</w:t>
+      </w:r>
+      <w:r>
+        <w:rPr>
+          <w:rFonts w:eastAsia="맑은 고딕" w:cs="Arial Unicode MS"/>
+          <w:b/>
+          <w:bCs/>
+          <w:color w:val="auto"/>
+          <w:kern w:val="2"/>
+          <w:sz w:val="20"/>
+          <w:szCs w:val="20"/>
+          <w:lang w:val="en-US" w:eastAsia="ko-KR" w:bidi="hi-IN"/>
+        </w:rPr>
+        <w:t>:</w:t>
+      </w:r>
+      <w:r>
+        <w:rPr>
+          <w:rFonts w:ascii="바탕" w:hAnsi="바탕" w:cs="Arial Unicode MS"/>
+          <w:b/>
+          <w:bCs/>
+          <w:color w:val="auto"/>
+          <w:kern w:val="2"/>
+          <w:sz w:val="20"/>
+          <w:szCs w:val="20"/>
+          <w:lang w:val="en-US" w:eastAsia="ko-KR" w:bidi="hi-IN"/>
+        </w:rPr>
+        <w:t>마운트앤 블레이드</w:t>
+      </w:r>
+      <w:r>
+        <w:rPr>
+          <w:rFonts w:eastAsia="맑은 고딕" w:cs="Arial Unicode MS"/>
+          <w:b/>
+          <w:bCs/>
+          <w:color w:val="auto"/>
+          <w:kern w:val="2"/>
+          <w:sz w:val="20"/>
+          <w:szCs w:val="20"/>
+          <w:lang w:val="en-US" w:eastAsia="ko-KR" w:bidi="hi-IN"/>
+        </w:rPr>
+        <w:t>/</w:t>
+      </w:r>
+      <w:r>
+        <w:rPr>
+          <w:rFonts w:ascii="바탕" w:hAnsi="바탕" w:cs="Arial Unicode MS"/>
+          <w:b/>
+          <w:bCs/>
+          <w:color w:val="auto"/>
+          <w:kern w:val="2"/>
+          <w:sz w:val="20"/>
+          <w:szCs w:val="20"/>
+          <w:lang w:val="en-US" w:eastAsia="ko-KR" w:bidi="hi-IN"/>
+        </w:rPr>
+        <w:t>킹덤컴 스타일의 방향 선택방식</w:t>
+      </w:r>
+    </w:p>
+    <w:p>
+      <w:pPr>
+        <w:pStyle w:val="Normal"/>
+        <w:bidi w:val="0"/>
+        <w:jc w:val="left"/>
+        <w:rPr>
+          <w:b/>
+          <w:b/>
+          <w:bCs/>
+          <w:sz w:val="20"/>
+          <w:szCs w:val="20"/>
+        </w:rPr>
+      </w:pPr>
+      <w:r>
+        <w:rPr>
+          <w:rFonts w:ascii="바탕" w:hAnsi="바탕" w:cs="Arial Unicode MS"/>
+          <w:b/>
+          <w:bCs/>
+          <w:color w:val="auto"/>
+          <w:kern w:val="2"/>
+          <w:sz w:val="20"/>
+          <w:szCs w:val="20"/>
+          <w:lang w:val="en-US" w:eastAsia="ko-KR" w:bidi="hi-IN"/>
+        </w:rPr>
+        <w:t>방향에 따른 공격 방식 변화</w:t>
+      </w:r>
+    </w:p>
+    <w:p>
+      <w:pPr>
+        <w:pStyle w:val="Normal"/>
+        <w:bidi w:val="0"/>
+        <w:jc w:val="left"/>
+        <w:rPr>
+          <w:b w:val="false"/>
+          <w:b w:val="false"/>
+          <w:bCs w:val="false"/>
+          <w:sz w:val="20"/>
+          <w:szCs w:val="20"/>
+        </w:rPr>
+      </w:pPr>
+      <w:r>
+        <w:rPr>
+          <w:b w:val="false"/>
+          <w:bCs w:val="false"/>
+          <w:sz w:val="20"/>
+          <w:szCs w:val="20"/>
+        </w:rPr>
+      </w:r>
+    </w:p>
+    <w:p>
+      <w:pPr>
+        <w:pStyle w:val="Normal"/>
+        <w:bidi w:val="0"/>
+        <w:jc w:val="left"/>
+        <w:rPr>
+          <w:b w:val="false"/>
+          <w:b w:val="false"/>
+          <w:bCs w:val="false"/>
+          <w:sz w:val="20"/>
+          <w:szCs w:val="20"/>
+        </w:rPr>
+      </w:pPr>
+      <w:r>
+        <w:rPr>
+          <w:rFonts w:ascii="바탕" w:hAnsi="바탕" w:cs="Arial Unicode MS"/>
+          <w:b w:val="false"/>
+          <w:bCs w:val="false"/>
+          <w:color w:val="auto"/>
+          <w:kern w:val="2"/>
+          <w:sz w:val="20"/>
+          <w:szCs w:val="20"/>
+          <w:lang w:val="en-US" w:eastAsia="ko-KR" w:bidi="hi-IN"/>
+        </w:rPr>
+        <w:t>상단</w:t>
       </w:r>
       <w:r>
         <w:rPr>
@@ -39154,7 +39366,7 @@
           <w:szCs w:val="20"/>
           <w:lang w:val="en-US" w:eastAsia="ko-KR" w:bidi="hi-IN"/>
         </w:rPr>
-        <w:t xml:space="preserve"> </w:t>
+        <w:t>/</w:t>
       </w:r>
       <w:r>
         <w:rPr>
@@ -39167,135 +39379,59 @@
           <w:szCs w:val="20"/>
           <w:lang w:val="en-US" w:eastAsia="ko-KR" w:bidi="hi-IN"/>
         </w:rPr>
-        <w:t>이용하며 특수능력은 직업 세분화의 기준</w:t>
-      </w:r>
-    </w:p>
-    <w:p>
-      <w:pPr>
-        <w:pStyle w:val="Normal"/>
-        <w:bidi w:val="0"/>
-        <w:jc w:val="left"/>
-        <w:rPr>
-          <w:b/>
-          <w:b/>
-          <w:bCs/>
-          <w:sz w:val="20"/>
-          <w:szCs w:val="20"/>
-        </w:rPr>
-      </w:pPr>
-      <w:r>
-        <w:rPr>
-          <w:b/>
-          <w:bCs/>
-          <w:sz w:val="20"/>
-          <w:szCs w:val="20"/>
-        </w:rPr>
-      </w:r>
-    </w:p>
-    <w:p>
-      <w:pPr>
-        <w:pStyle w:val="Normal"/>
-        <w:bidi w:val="0"/>
-        <w:jc w:val="left"/>
-        <w:rPr>
-          <w:b/>
-          <w:b/>
-          <w:bCs/>
-          <w:sz w:val="20"/>
-          <w:szCs w:val="20"/>
-        </w:rPr>
-      </w:pPr>
+        <w:t>하단</w:t>
+      </w:r>
+      <w:r>
+        <w:rPr>
+          <w:rFonts w:eastAsia="맑은 고딕" w:cs="Arial Unicode MS"/>
+          <w:b w:val="false"/>
+          <w:bCs w:val="false"/>
+          <w:color w:val="auto"/>
+          <w:kern w:val="2"/>
+          <w:sz w:val="20"/>
+          <w:szCs w:val="20"/>
+          <w:lang w:val="en-US" w:eastAsia="ko-KR" w:bidi="hi-IN"/>
+        </w:rPr>
+        <w:t>/</w:t>
+      </w:r>
       <w:r>
         <w:rPr>
           <w:rFonts w:ascii="바탕" w:hAnsi="바탕" w:cs="Arial Unicode MS"/>
-          <w:b/>
-          <w:bCs/>
-          <w:color w:val="auto"/>
-          <w:kern w:val="2"/>
-          <w:sz w:val="20"/>
-          <w:szCs w:val="20"/>
-          <w:lang w:val="en-US" w:eastAsia="ko-KR" w:bidi="hi-IN"/>
-        </w:rPr>
-        <w:t>방향공격</w:t>
+          <w:b w:val="false"/>
+          <w:bCs w:val="false"/>
+          <w:color w:val="auto"/>
+          <w:kern w:val="2"/>
+          <w:sz w:val="20"/>
+          <w:szCs w:val="20"/>
+          <w:lang w:val="en-US" w:eastAsia="ko-KR" w:bidi="hi-IN"/>
+        </w:rPr>
+        <w:t>측면</w:t>
       </w:r>
       <w:r>
         <w:rPr>
           <w:rFonts w:eastAsia="맑은 고딕" w:cs="Arial Unicode MS"/>
-          <w:b/>
-          <w:bCs/>
-          <w:color w:val="auto"/>
-          <w:kern w:val="2"/>
-          <w:sz w:val="20"/>
-          <w:szCs w:val="20"/>
-          <w:lang w:val="en-US" w:eastAsia="ko-KR" w:bidi="hi-IN"/>
-        </w:rPr>
-        <w:t>:</w:t>
+          <w:b w:val="false"/>
+          <w:bCs w:val="false"/>
+          <w:color w:val="auto"/>
+          <w:kern w:val="2"/>
+          <w:sz w:val="20"/>
+          <w:szCs w:val="20"/>
+          <w:lang w:val="en-US" w:eastAsia="ko-KR" w:bidi="hi-IN"/>
+        </w:rPr>
+        <w:t>/</w:t>
       </w:r>
       <w:r>
         <w:rPr>
           <w:rFonts w:ascii="바탕" w:hAnsi="바탕" w:cs="Arial Unicode MS"/>
-          <w:b/>
-          <w:bCs/>
-          <w:color w:val="auto"/>
-          <w:kern w:val="2"/>
-          <w:sz w:val="20"/>
-          <w:szCs w:val="20"/>
-          <w:lang w:val="en-US" w:eastAsia="ko-KR" w:bidi="hi-IN"/>
-        </w:rPr>
-        <w:t>마운트앤 블레이드</w:t>
-      </w:r>
-      <w:r>
-        <w:rPr>
-          <w:rFonts w:eastAsia="맑은 고딕" w:cs="Arial Unicode MS"/>
-          <w:b/>
-          <w:bCs/>
-          <w:color w:val="auto"/>
-          <w:kern w:val="2"/>
-          <w:sz w:val="20"/>
-          <w:szCs w:val="20"/>
-          <w:lang w:val="en-US" w:eastAsia="ko-KR" w:bidi="hi-IN"/>
-        </w:rPr>
-        <w:t>/</w:t>
-      </w:r>
-      <w:r>
-        <w:rPr>
-          <w:rFonts w:ascii="바탕" w:hAnsi="바탕" w:cs="Arial Unicode MS"/>
-          <w:b/>
-          <w:bCs/>
-          <w:color w:val="auto"/>
-          <w:kern w:val="2"/>
-          <w:sz w:val="20"/>
-          <w:szCs w:val="20"/>
-          <w:lang w:val="en-US" w:eastAsia="ko-KR" w:bidi="hi-IN"/>
-        </w:rPr>
-        <w:t>킹덤컴 스타일의 십자 크로스헤어</w:t>
-      </w:r>
-    </w:p>
-    <w:p>
-      <w:pPr>
-        <w:pStyle w:val="Normal"/>
-        <w:bidi w:val="0"/>
-        <w:jc w:val="left"/>
-        <w:rPr>
-          <w:b/>
-          <w:b/>
-          <w:bCs/>
-          <w:sz w:val="20"/>
-          <w:szCs w:val="20"/>
-        </w:rPr>
-      </w:pPr>
-      <w:r>
-        <w:rPr>
-          <w:rFonts w:ascii="바탕" w:hAnsi="바탕" w:cs="Arial Unicode MS"/>
-          <w:b/>
-          <w:bCs/>
-          <w:color w:val="auto"/>
-          <w:kern w:val="2"/>
-          <w:sz w:val="20"/>
-          <w:szCs w:val="20"/>
-          <w:lang w:val="en-US" w:eastAsia="ko-KR" w:bidi="hi-IN"/>
-        </w:rPr>
-        <w:t>방향에 따른 공격 방식 변화</w:t>
+          <w:b w:val="false"/>
+          <w:bCs w:val="false"/>
+          <w:color w:val="auto"/>
+          <w:kern w:val="2"/>
+          <w:sz w:val="20"/>
+          <w:szCs w:val="20"/>
+          <w:lang w:val="en-US" w:eastAsia="ko-KR" w:bidi="hi-IN"/>
+        </w:rPr>
+        <w:t>중앙 공격</w:t>
       </w:r>
     </w:p>
     <w:p>
@@ -39313,11 +39449,16 @@
       </w:pPr>
       <w:r>
         <w:rPr>
+          <w:rFonts w:ascii="바탕" w:hAnsi="바탕" w:cs="Arial Unicode MS"/>
           <w:b w:val="false"/>
           <w:bCs w:val="false"/>
-          <w:sz w:val="20"/>
-          <w:szCs w:val="20"/>
-        </w:rPr>
+          <w:color w:val="auto"/>
+          <w:kern w:val="2"/>
+          <w:sz w:val="20"/>
+          <w:szCs w:val="20"/>
+          <w:lang w:val="en-US" w:eastAsia="ko-KR" w:bidi="hi-IN"/>
+        </w:rPr>
+        <w:t>커서를 가두는 방식으로 구현하기</w:t>
       </w:r>
     </w:p>
     <w:p>
@@ -39344,8 +39485,22 @@
           <w:szCs w:val="20"/>
           <w:lang w:val="en-US" w:eastAsia="ko-KR" w:bidi="hi-IN"/>
         </w:rPr>
-        <w:t>상단</w:t>
-      </w:r>
+        <w:t>무기별로 가하는 공격 스타일이 다름</w:t>
+      </w:r>
+    </w:p>
+    <w:p>
+      <w:pPr>
+        <w:pStyle w:val="Normal"/>
+        <w:bidi w:val="0"/>
+        <w:jc w:val="left"/>
+        <w:rPr>
+          <w:b w:val="false"/>
+          <w:b w:val="false"/>
+          <w:bCs w:val="false"/>
+          <w:sz w:val="20"/>
+          <w:szCs w:val="20"/>
+        </w:rPr>
+      </w:pPr>
       <w:r>
         <w:rPr>
           <w:rFonts w:eastAsia="맑은 고딕" w:cs="Arial Unicode MS"/>
@@ -39357,7 +39512,7 @@
           <w:szCs w:val="20"/>
           <w:lang w:val="en-US" w:eastAsia="ko-KR" w:bidi="hi-IN"/>
         </w:rPr>
-        <w:t>/</w:t>
+        <w:t>ex)</w:t>
       </w:r>
       <w:r>
         <w:rPr>
@@ -39370,7 +39525,122 @@
           <w:szCs w:val="20"/>
           <w:lang w:val="en-US" w:eastAsia="ko-KR" w:bidi="hi-IN"/>
         </w:rPr>
-        <w:t>하단</w:t>
+        <w:t xml:space="preserve">둔기류는 찌르기가 없으므로 중앙공격 데미지가 약함 </w:t>
+      </w:r>
+    </w:p>
+    <w:p>
+      <w:pPr>
+        <w:pStyle w:val="Normal"/>
+        <w:bidi w:val="0"/>
+        <w:jc w:val="left"/>
+        <w:rPr>
+          <w:b w:val="false"/>
+          <w:b w:val="false"/>
+          <w:bCs w:val="false"/>
+          <w:sz w:val="20"/>
+          <w:szCs w:val="20"/>
+        </w:rPr>
+      </w:pPr>
+      <w:r>
+        <w:rPr>
+          <w:b w:val="false"/>
+          <w:bCs w:val="false"/>
+          <w:sz w:val="20"/>
+          <w:szCs w:val="20"/>
+        </w:rPr>
+      </w:r>
+    </w:p>
+    <w:p>
+      <w:pPr>
+        <w:pStyle w:val="Normal"/>
+        <w:bidi w:val="0"/>
+        <w:jc w:val="left"/>
+        <w:rPr>
+          <w:b w:val="false"/>
+          <w:b w:val="false"/>
+          <w:bCs w:val="false"/>
+          <w:sz w:val="20"/>
+          <w:szCs w:val="20"/>
+        </w:rPr>
+      </w:pPr>
+      <w:r>
+        <w:rPr>
+          <w:b w:val="false"/>
+          <w:bCs w:val="false"/>
+          <w:sz w:val="20"/>
+          <w:szCs w:val="20"/>
+        </w:rPr>
+      </w:r>
+    </w:p>
+    <w:p>
+      <w:pPr>
+        <w:pStyle w:val="Normal"/>
+        <w:bidi w:val="0"/>
+        <w:jc w:val="left"/>
+        <w:rPr>
+          <w:b w:val="false"/>
+          <w:b w:val="false"/>
+          <w:bCs w:val="false"/>
+          <w:sz w:val="20"/>
+          <w:szCs w:val="20"/>
+        </w:rPr>
+      </w:pPr>
+      <w:r>
+        <w:rPr>
+          <w:b w:val="false"/>
+          <w:bCs w:val="false"/>
+          <w:sz w:val="20"/>
+          <w:szCs w:val="20"/>
+        </w:rPr>
+      </w:r>
+    </w:p>
+    <w:p>
+      <w:pPr>
+        <w:pStyle w:val="Normal"/>
+        <w:bidi w:val="0"/>
+        <w:jc w:val="left"/>
+        <w:rPr>
+          <w:b w:val="false"/>
+          <w:b w:val="false"/>
+          <w:bCs w:val="false"/>
+          <w:sz w:val="20"/>
+          <w:szCs w:val="20"/>
+        </w:rPr>
+      </w:pPr>
+      <w:r>
+        <w:rPr>
+          <w:b w:val="false"/>
+          <w:bCs w:val="false"/>
+          <w:sz w:val="20"/>
+          <w:szCs w:val="20"/>
+        </w:rPr>
+      </w:r>
+    </w:p>
+    <w:p>
+      <w:pPr>
+        <w:pStyle w:val="Normal"/>
+        <w:bidi w:val="0"/>
+        <w:jc w:val="left"/>
+        <w:rPr>
+          <w:b w:val="false"/>
+          <w:b w:val="false"/>
+          <w:bCs w:val="false"/>
+          <w:sz w:val="20"/>
+          <w:szCs w:val="20"/>
+        </w:rPr>
+      </w:pPr>
+      <w:r>
+        <w:rPr>
+          <w:rFonts w:ascii="바탕" w:hAnsi="바탕" w:cs="Arial Unicode MS"/>
+          <w:b w:val="false"/>
+          <w:bCs w:val="false"/>
+          <w:color w:val="auto"/>
+          <w:kern w:val="2"/>
+          <w:sz w:val="20"/>
+          <w:szCs w:val="20"/>
+          <w:lang w:val="en-US" w:eastAsia="ko-KR" w:bidi="hi-IN"/>
+        </w:rPr>
+        <w:t>공격 방식 → 연타</w:t>
       </w:r>
       <w:r>
         <w:rPr>
@@ -39383,7 +39653,7 @@
           <w:szCs w:val="20"/>
           <w:lang w:val="en-US" w:eastAsia="ko-KR" w:bidi="hi-IN"/>
         </w:rPr>
-        <w:t>/</w:t>
+        <w:t xml:space="preserve">, </w:t>
       </w:r>
       <w:r>
         <w:rPr>
@@ -39396,7 +39666,7 @@
           <w:szCs w:val="20"/>
           <w:lang w:val="en-US" w:eastAsia="ko-KR" w:bidi="hi-IN"/>
         </w:rPr>
-        <w:t>측면</w:t>
+        <w:t xml:space="preserve">준비후 강공 </w:t>
       </w:r>
       <w:r>
         <w:rPr>
@@ -39409,7 +39679,7 @@
           <w:szCs w:val="20"/>
           <w:lang w:val="en-US" w:eastAsia="ko-KR" w:bidi="hi-IN"/>
         </w:rPr>
-        <w:t>/</w:t>
+        <w:t>2</w:t>
       </w:r>
       <w:r>
         <w:rPr>
@@ -39422,7 +39692,7 @@
           <w:szCs w:val="20"/>
           <w:lang w:val="en-US" w:eastAsia="ko-KR" w:bidi="hi-IN"/>
         </w:rPr>
-        <w:t>중앙 공격</w:t>
+        <w:t>가지로 분류</w:t>
       </w:r>
     </w:p>
     <w:p>
@@ -39449,7 +39719,7 @@
           <w:szCs w:val="20"/>
           <w:lang w:val="en-US" w:eastAsia="ko-KR" w:bidi="hi-IN"/>
         </w:rPr>
-        <w:t>커서를 가두는 방식으로 구현하기</w:t>
+        <w:t>연타시 무기의 최저로 보장된 데미지</w:t>
       </w:r>
     </w:p>
     <w:p>
@@ -39476,7 +39746,111 @@
           <w:szCs w:val="20"/>
           <w:lang w:val="en-US" w:eastAsia="ko-KR" w:bidi="hi-IN"/>
         </w:rPr>
-        <w:t>무기별로 가하는 공격 스타일이 다름</w:t>
+        <w:t>준비는 마우스를 홀드해 게이지를 모아</w:t>
+      </w:r>
+      <w:r>
+        <w:rPr>
+          <w:rFonts w:eastAsia="맑은 고딕" w:cs="Arial Unicode MS"/>
+          <w:b w:val="false"/>
+          <w:bCs w:val="false"/>
+          <w:color w:val="auto"/>
+          <w:kern w:val="2"/>
+          <w:sz w:val="20"/>
+          <w:szCs w:val="20"/>
+          <w:lang w:val="en-US" w:eastAsia="ko-KR" w:bidi="hi-IN"/>
+        </w:rPr>
+        <w:t>(</w:t>
+      </w:r>
+      <w:r>
+        <w:rPr>
+          <w:rFonts w:ascii="바탕" w:hAnsi="바탕" w:cs="Arial Unicode MS"/>
+          <w:b w:val="false"/>
+          <w:bCs w:val="false"/>
+          <w:color w:val="auto"/>
+          <w:kern w:val="2"/>
+          <w:sz w:val="20"/>
+          <w:szCs w:val="20"/>
+          <w:lang w:val="en-US" w:eastAsia="ko-KR" w:bidi="hi-IN"/>
+        </w:rPr>
+        <w:t xml:space="preserve">실제로 </w:t>
+      </w:r>
+      <w:r>
+        <w:rPr>
+          <w:rFonts w:eastAsia="맑은 고딕" w:cs="Arial Unicode MS"/>
+          <w:b w:val="false"/>
+          <w:bCs w:val="false"/>
+          <w:color w:val="auto"/>
+          <w:kern w:val="2"/>
+          <w:sz w:val="20"/>
+          <w:szCs w:val="20"/>
+          <w:lang w:val="en-US" w:eastAsia="ko-KR" w:bidi="hi-IN"/>
+        </w:rPr>
+        <w:t>UI</w:t>
+      </w:r>
+      <w:r>
+        <w:rPr>
+          <w:rFonts w:ascii="바탕" w:hAnsi="바탕" w:cs="Arial Unicode MS"/>
+          <w:b w:val="false"/>
+          <w:bCs w:val="false"/>
+          <w:color w:val="auto"/>
+          <w:kern w:val="2"/>
+          <w:sz w:val="20"/>
+          <w:szCs w:val="20"/>
+          <w:lang w:val="en-US" w:eastAsia="ko-KR" w:bidi="hi-IN"/>
+        </w:rPr>
+        <w:t xml:space="preserve">로 나오지는 않음 대신 최대 도달시 잠깐 </w:t>
+      </w:r>
+      <w:r>
+        <w:rPr>
+          <w:rFonts w:eastAsia="맑은 고딕" w:cs="Arial Unicode MS"/>
+          <w:b w:val="false"/>
+          <w:bCs w:val="false"/>
+          <w:color w:val="auto"/>
+          <w:kern w:val="2"/>
+          <w:sz w:val="20"/>
+          <w:szCs w:val="20"/>
+          <w:lang w:val="en-US" w:eastAsia="ko-KR" w:bidi="hi-IN"/>
+        </w:rPr>
+        <w:t>UI</w:t>
+      </w:r>
+      <w:r>
+        <w:rPr>
+          <w:rFonts w:ascii="바탕" w:hAnsi="바탕" w:cs="Arial Unicode MS"/>
+          <w:b w:val="false"/>
+          <w:bCs w:val="false"/>
+          <w:color w:val="auto"/>
+          <w:kern w:val="2"/>
+          <w:sz w:val="20"/>
+          <w:szCs w:val="20"/>
+          <w:lang w:val="en-US" w:eastAsia="ko-KR" w:bidi="hi-IN"/>
+        </w:rPr>
+        <w:t>로 표시</w:t>
+      </w:r>
+      <w:r>
+        <w:rPr>
+          <w:rFonts w:eastAsia="맑은 고딕" w:cs="Arial Unicode MS"/>
+          <w:b w:val="false"/>
+          <w:bCs w:val="false"/>
+          <w:color w:val="auto"/>
+          <w:kern w:val="2"/>
+          <w:sz w:val="20"/>
+          <w:szCs w:val="20"/>
+          <w:lang w:val="en-US" w:eastAsia="ko-KR" w:bidi="hi-IN"/>
+        </w:rPr>
+        <w:t xml:space="preserve">) </w:t>
+      </w:r>
+      <w:r>
+        <w:rPr>
+          <w:rFonts w:ascii="바탕" w:hAnsi="바탕" w:cs="Arial Unicode MS"/>
+          <w:b w:val="false"/>
+          <w:bCs w:val="false"/>
+          <w:color w:val="auto"/>
+          <w:kern w:val="2"/>
+          <w:sz w:val="20"/>
+          <w:szCs w:val="20"/>
+          <w:lang w:val="en-US" w:eastAsia="ko-KR" w:bidi="hi-IN"/>
+        </w:rPr>
+        <w:t xml:space="preserve">최대 데미지에 도달하여 강공 발동 </w:t>
       </w:r>
     </w:p>
     <w:p>
@@ -39494,6 +39868,205 @@
       </w:pPr>
       <w:r>
         <w:rPr>
+          <w:rFonts w:ascii="바탕" w:hAnsi="바탕" w:cs="Arial Unicode MS"/>
+          <w:b w:val="false"/>
+          <w:bCs w:val="false"/>
+          <w:color w:val="auto"/>
+          <w:kern w:val="2"/>
+          <w:sz w:val="20"/>
+          <w:szCs w:val="20"/>
+          <w:lang w:val="en-US" w:eastAsia="ko-KR" w:bidi="hi-IN"/>
+        </w:rPr>
+        <w:t>하지만 중간에 방향을 바꾸면 게이지를 일부 소모해 다시 채워야함</w:t>
+      </w:r>
+    </w:p>
+    <w:p>
+      <w:pPr>
+        <w:pStyle w:val="Normal"/>
+        <w:bidi w:val="0"/>
+        <w:jc w:val="left"/>
+        <w:rPr>
+          <w:b w:val="false"/>
+          <w:b w:val="false"/>
+          <w:bCs w:val="false"/>
+          <w:sz w:val="20"/>
+          <w:szCs w:val="20"/>
+        </w:rPr>
+      </w:pPr>
+      <w:r>
+        <w:rPr>
+          <w:b w:val="false"/>
+          <w:bCs w:val="false"/>
+          <w:sz w:val="20"/>
+          <w:szCs w:val="20"/>
+        </w:rPr>
+      </w:r>
+    </w:p>
+    <w:p>
+      <w:pPr>
+        <w:pStyle w:val="Normal"/>
+        <w:bidi w:val="0"/>
+        <w:jc w:val="left"/>
+        <w:rPr>
+          <w:b/>
+          <w:b/>
+          <w:bCs/>
+          <w:sz w:val="20"/>
+          <w:szCs w:val="20"/>
+        </w:rPr>
+      </w:pPr>
+      <w:r>
+        <w:rPr>
+          <w:b/>
+          <w:bCs/>
+          <w:sz w:val="20"/>
+          <w:szCs w:val="20"/>
+        </w:rPr>
+      </w:r>
+    </w:p>
+    <w:p>
+      <w:pPr>
+        <w:pStyle w:val="Normal"/>
+        <w:bidi w:val="0"/>
+        <w:jc w:val="left"/>
+        <w:rPr>
+          <w:b/>
+          <w:b/>
+          <w:bCs/>
+          <w:sz w:val="20"/>
+          <w:szCs w:val="20"/>
+        </w:rPr>
+      </w:pPr>
+      <w:r>
+        <w:rPr>
+          <w:rFonts w:ascii="바탕" w:hAnsi="바탕" w:cs="Arial Unicode MS"/>
+          <w:b/>
+          <w:bCs/>
+          <w:color w:val="auto"/>
+          <w:kern w:val="2"/>
+          <w:sz w:val="20"/>
+          <w:szCs w:val="20"/>
+          <w:lang w:val="en-US" w:eastAsia="ko-KR" w:bidi="hi-IN"/>
+        </w:rPr>
+        <w:t>방어시스템</w:t>
+      </w:r>
+      <w:r>
+        <w:rPr>
+          <w:rFonts w:eastAsia="맑은 고딕" w:cs="Arial Unicode MS"/>
+          <w:b/>
+          <w:bCs/>
+          <w:color w:val="auto"/>
+          <w:kern w:val="2"/>
+          <w:sz w:val="20"/>
+          <w:szCs w:val="20"/>
+          <w:lang w:val="en-US" w:eastAsia="ko-KR" w:bidi="hi-IN"/>
+        </w:rPr>
+        <w:t>:</w:t>
+      </w:r>
+      <w:r>
+        <w:rPr>
+          <w:rFonts w:ascii="바탕" w:hAnsi="바탕" w:cs="Arial Unicode MS"/>
+          <w:b/>
+          <w:bCs/>
+          <w:color w:val="auto"/>
+          <w:kern w:val="2"/>
+          <w:sz w:val="20"/>
+          <w:szCs w:val="20"/>
+          <w:lang w:val="en-US" w:eastAsia="ko-KR" w:bidi="hi-IN"/>
+        </w:rPr>
+        <w:t>기본 직업별로 분리되는 스타일</w:t>
+      </w:r>
+    </w:p>
+    <w:p>
+      <w:pPr>
+        <w:pStyle w:val="Normal"/>
+        <w:bidi w:val="0"/>
+        <w:jc w:val="left"/>
+        <w:rPr>
+          <w:b/>
+          <w:b/>
+          <w:bCs/>
+          <w:sz w:val="20"/>
+          <w:szCs w:val="20"/>
+        </w:rPr>
+      </w:pPr>
+      <w:r>
+        <w:rPr>
+          <w:rFonts w:eastAsia="맑은 고딕" w:cs="Arial Unicode MS"/>
+          <w:b/>
+          <w:bCs/>
+          <w:color w:val="auto"/>
+          <w:kern w:val="2"/>
+          <w:sz w:val="20"/>
+          <w:szCs w:val="20"/>
+          <w:lang w:val="en-US" w:eastAsia="ko-KR" w:bidi="hi-IN"/>
+        </w:rPr>
+        <w:t>ex)</w:t>
+      </w:r>
+      <w:r>
+        <w:rPr>
+          <w:rFonts w:ascii="바탕" w:hAnsi="바탕" w:cs="Arial Unicode MS"/>
+          <w:b/>
+          <w:bCs/>
+          <w:color w:val="auto"/>
+          <w:kern w:val="2"/>
+          <w:sz w:val="20"/>
+          <w:szCs w:val="20"/>
+          <w:lang w:val="en-US" w:eastAsia="ko-KR" w:bidi="hi-IN"/>
+        </w:rPr>
+        <w:t>전사는 방어나 패링만 된다던가 ← 실제 직업 분류는 복잡하게 해야함</w:t>
+      </w:r>
+    </w:p>
+    <w:p>
+      <w:pPr>
+        <w:pStyle w:val="Normal"/>
+        <w:bidi w:val="0"/>
+        <w:jc w:val="left"/>
+        <w:rPr>
+          <w:b w:val="false"/>
+          <w:b w:val="false"/>
+          <w:bCs w:val="false"/>
+          <w:sz w:val="20"/>
+          <w:szCs w:val="20"/>
+        </w:rPr>
+      </w:pPr>
+      <w:r>
+        <w:rPr>
+          <w:b w:val="false"/>
+          <w:bCs w:val="false"/>
+          <w:sz w:val="20"/>
+          <w:szCs w:val="20"/>
+        </w:rPr>
+      </w:r>
+    </w:p>
+    <w:p>
+      <w:pPr>
+        <w:pStyle w:val="Normal"/>
+        <w:bidi w:val="0"/>
+        <w:jc w:val="left"/>
+        <w:rPr>
+          <w:b w:val="false"/>
+          <w:b w:val="false"/>
+          <w:bCs w:val="false"/>
+          <w:sz w:val="20"/>
+          <w:szCs w:val="20"/>
+        </w:rPr>
+      </w:pPr>
+      <w:r>
+        <w:rPr>
+          <w:rFonts w:ascii="바탕" w:hAnsi="바탕" w:cs="Arial Unicode MS"/>
+          <w:b w:val="false"/>
+          <w:bCs w:val="false"/>
+          <w:color w:val="auto"/>
+          <w:kern w:val="2"/>
+          <w:sz w:val="20"/>
+          <w:szCs w:val="20"/>
+          <w:lang w:val="en-US" w:eastAsia="ko-KR" w:bidi="hi-IN"/>
+        </w:rPr>
+        <w:t xml:space="preserve"> </w:t>
+      </w:r>
+      <w:r>
+        <w:rPr>
           <w:rFonts w:eastAsia="맑은 고딕" w:cs="Arial Unicode MS"/>
           <w:b w:val="false"/>
           <w:bCs w:val="false"/>
@@ -39503,7 +40076,7 @@
           <w:szCs w:val="20"/>
           <w:lang w:val="en-US" w:eastAsia="ko-KR" w:bidi="hi-IN"/>
         </w:rPr>
-        <w:t>ex)</w:t>
+        <w:t xml:space="preserve">* </w:t>
       </w:r>
       <w:r>
         <w:rPr>
@@ -39516,7 +40089,85 @@
           <w:szCs w:val="20"/>
           <w:lang w:val="en-US" w:eastAsia="ko-KR" w:bidi="hi-IN"/>
         </w:rPr>
-        <w:t xml:space="preserve">둔기류는 찌르기가 없으므로 중앙공격 데미지가 약함 </w:t>
+        <w:t>방어 시스템의 종류 – 막기</w:t>
+      </w:r>
+      <w:r>
+        <w:rPr>
+          <w:rFonts w:eastAsia="맑은 고딕" w:cs="Arial Unicode MS"/>
+          <w:b w:val="false"/>
+          <w:bCs w:val="false"/>
+          <w:color w:val="auto"/>
+          <w:kern w:val="2"/>
+          <w:sz w:val="20"/>
+          <w:szCs w:val="20"/>
+          <w:lang w:val="en-US" w:eastAsia="ko-KR" w:bidi="hi-IN"/>
+        </w:rPr>
+        <w:t xml:space="preserve">, </w:t>
+      </w:r>
+      <w:r>
+        <w:rPr>
+          <w:rFonts w:ascii="바탕" w:hAnsi="바탕" w:cs="Arial Unicode MS"/>
+          <w:b w:val="false"/>
+          <w:bCs w:val="false"/>
+          <w:color w:val="auto"/>
+          <w:kern w:val="2"/>
+          <w:sz w:val="20"/>
+          <w:szCs w:val="20"/>
+          <w:lang w:val="en-US" w:eastAsia="ko-KR" w:bidi="hi-IN"/>
+        </w:rPr>
+        <w:t>패링</w:t>
+      </w:r>
+      <w:r>
+        <w:rPr>
+          <w:rFonts w:eastAsia="맑은 고딕" w:cs="Arial Unicode MS"/>
+          <w:b w:val="false"/>
+          <w:bCs w:val="false"/>
+          <w:color w:val="auto"/>
+          <w:kern w:val="2"/>
+          <w:sz w:val="20"/>
+          <w:szCs w:val="20"/>
+          <w:lang w:val="en-US" w:eastAsia="ko-KR" w:bidi="hi-IN"/>
+        </w:rPr>
+        <w:t xml:space="preserve">, </w:t>
+      </w:r>
+      <w:r>
+        <w:rPr>
+          <w:rFonts w:ascii="바탕" w:hAnsi="바탕" w:cs="Arial Unicode MS"/>
+          <w:b w:val="false"/>
+          <w:bCs w:val="false"/>
+          <w:color w:val="auto"/>
+          <w:kern w:val="2"/>
+          <w:sz w:val="20"/>
+          <w:szCs w:val="20"/>
+          <w:lang w:val="en-US" w:eastAsia="ko-KR" w:bidi="hi-IN"/>
+        </w:rPr>
+        <w:t>회피</w:t>
+      </w:r>
+      <w:r>
+        <w:rPr>
+          <w:rFonts w:eastAsia="맑은 고딕" w:cs="Arial Unicode MS"/>
+          <w:b w:val="false"/>
+          <w:bCs w:val="false"/>
+          <w:color w:val="auto"/>
+          <w:kern w:val="2"/>
+          <w:sz w:val="20"/>
+          <w:szCs w:val="20"/>
+          <w:lang w:val="en-US" w:eastAsia="ko-KR" w:bidi="hi-IN"/>
+        </w:rPr>
+        <w:t xml:space="preserve">, </w:t>
+      </w:r>
+      <w:r>
+        <w:rPr>
+          <w:rFonts w:ascii="바탕" w:hAnsi="바탕" w:cs="Arial Unicode MS"/>
+          <w:b w:val="false"/>
+          <w:bCs w:val="false"/>
+          <w:color w:val="auto"/>
+          <w:kern w:val="2"/>
+          <w:sz w:val="20"/>
+          <w:szCs w:val="20"/>
+          <w:lang w:val="en-US" w:eastAsia="ko-KR" w:bidi="hi-IN"/>
+        </w:rPr>
+        <w:t>점멸</w:t>
       </w:r>
     </w:p>
     <w:p>
@@ -39534,126 +40185,42 @@
       </w:pPr>
       <w:r>
         <w:rPr>
+          <w:rFonts w:ascii="바탕" w:hAnsi="바탕" w:cs="Arial Unicode MS"/>
           <w:b w:val="false"/>
           <w:bCs w:val="false"/>
-          <w:sz w:val="20"/>
-          <w:szCs w:val="20"/>
-        </w:rPr>
-      </w:r>
-    </w:p>
-    <w:p>
-      <w:pPr>
-        <w:pStyle w:val="Normal"/>
-        <w:bidi w:val="0"/>
-        <w:jc w:val="left"/>
-        <w:rPr>
-          <w:b/>
-          <w:b/>
-          <w:bCs/>
-          <w:sz w:val="20"/>
-          <w:szCs w:val="20"/>
-        </w:rPr>
-      </w:pPr>
-      <w:r>
-        <w:rPr>
-          <w:b/>
-          <w:bCs/>
-          <w:sz w:val="20"/>
-          <w:szCs w:val="20"/>
-        </w:rPr>
-      </w:r>
-    </w:p>
-    <w:p>
-      <w:pPr>
-        <w:pStyle w:val="Normal"/>
-        <w:bidi w:val="0"/>
-        <w:jc w:val="left"/>
-        <w:rPr>
-          <w:b/>
-          <w:b/>
-          <w:bCs/>
-          <w:sz w:val="20"/>
-          <w:szCs w:val="20"/>
-        </w:rPr>
-      </w:pPr>
+          <w:color w:val="auto"/>
+          <w:kern w:val="2"/>
+          <w:sz w:val="20"/>
+          <w:szCs w:val="20"/>
+          <w:lang w:val="en-US" w:eastAsia="ko-KR" w:bidi="hi-IN"/>
+        </w:rPr>
+        <w:t xml:space="preserve">막기 </w:t>
+      </w:r>
+      <w:r>
+        <w:rPr>
+          <w:rFonts w:eastAsia="맑은 고딕" w:cs="Arial Unicode MS"/>
+          <w:b w:val="false"/>
+          <w:bCs w:val="false"/>
+          <w:color w:val="auto"/>
+          <w:kern w:val="2"/>
+          <w:sz w:val="20"/>
+          <w:szCs w:val="20"/>
+          <w:lang w:val="en-US" w:eastAsia="ko-KR" w:bidi="hi-IN"/>
+        </w:rPr>
+        <w:t xml:space="preserve">- </w:t>
+      </w:r>
       <w:r>
         <w:rPr>
           <w:rFonts w:ascii="바탕" w:hAnsi="바탕" w:cs="Arial Unicode MS"/>
-          <w:b/>
-          <w:bCs/>
-          <w:color w:val="auto"/>
-          <w:kern w:val="2"/>
-          <w:sz w:val="20"/>
-          <w:szCs w:val="20"/>
-          <w:lang w:val="en-US" w:eastAsia="ko-KR" w:bidi="hi-IN"/>
-        </w:rPr>
-        <w:t>방어시스템</w:t>
-      </w:r>
-      <w:r>
-        <w:rPr>
-          <w:rFonts w:eastAsia="맑은 고딕" w:cs="Arial Unicode MS"/>
-          <w:b/>
-          <w:bCs/>
-          <w:color w:val="auto"/>
-          <w:kern w:val="2"/>
-          <w:sz w:val="20"/>
-          <w:szCs w:val="20"/>
-          <w:lang w:val="en-US" w:eastAsia="ko-KR" w:bidi="hi-IN"/>
-        </w:rPr>
-        <w:t>:</w:t>
-      </w:r>
-      <w:r>
-        <w:rPr>
-          <w:rFonts w:ascii="바탕" w:hAnsi="바탕" w:cs="Arial Unicode MS"/>
-          <w:b/>
-          <w:bCs/>
-          <w:color w:val="auto"/>
-          <w:kern w:val="2"/>
-          <w:sz w:val="20"/>
-          <w:szCs w:val="20"/>
-          <w:lang w:val="en-US" w:eastAsia="ko-KR" w:bidi="hi-IN"/>
-        </w:rPr>
-        <w:t>기본 직업별로 분리되는 스타일</w:t>
-      </w:r>
-    </w:p>
-    <w:p>
-      <w:pPr>
-        <w:pStyle w:val="Normal"/>
-        <w:bidi w:val="0"/>
-        <w:jc w:val="left"/>
-        <w:rPr>
-          <w:b/>
-          <w:b/>
-          <w:bCs/>
-          <w:sz w:val="20"/>
-          <w:szCs w:val="20"/>
-        </w:rPr>
-      </w:pPr>
-      <w:r>
-        <w:rPr>
-          <w:rFonts w:eastAsia="맑은 고딕" w:cs="Arial Unicode MS"/>
-          <w:b/>
-          <w:bCs/>
-          <w:color w:val="auto"/>
-          <w:kern w:val="2"/>
-          <w:sz w:val="20"/>
-          <w:szCs w:val="20"/>
-          <w:lang w:val="en-US" w:eastAsia="ko-KR" w:bidi="hi-IN"/>
-        </w:rPr>
-        <w:t>ex)</w:t>
-      </w:r>
-      <w:r>
-        <w:rPr>
-          <w:rFonts w:ascii="바탕" w:hAnsi="바탕" w:cs="Arial Unicode MS"/>
-          <w:b/>
-          <w:bCs/>
-          <w:color w:val="auto"/>
-          <w:kern w:val="2"/>
-          <w:sz w:val="20"/>
-          <w:szCs w:val="20"/>
-          <w:lang w:val="en-US" w:eastAsia="ko-KR" w:bidi="hi-IN"/>
-        </w:rPr>
-        <w:t>전사는 방어나 패링만 된다던가 ← 실제 직업 분류는 복잡하게 해야함</w:t>
+          <w:b w:val="false"/>
+          <w:bCs w:val="false"/>
+          <w:color w:val="auto"/>
+          <w:kern w:val="2"/>
+          <w:sz w:val="20"/>
+          <w:szCs w:val="20"/>
+          <w:lang w:val="en-US" w:eastAsia="ko-KR" w:bidi="hi-IN"/>
+        </w:rPr>
+        <w:t>다른 게임의 저스트 가드와 가드 유지의 혼합</w:t>
       </w:r>
     </w:p>
     <w:p>
@@ -39671,11 +40238,42 @@
       </w:pPr>
       <w:r>
         <w:rPr>
+          <w:rFonts w:ascii="바탕" w:hAnsi="바탕" w:cs="Arial Unicode MS"/>
           <w:b w:val="false"/>
           <w:bCs w:val="false"/>
-          <w:sz w:val="20"/>
-          <w:szCs w:val="20"/>
-        </w:rPr>
+          <w:color w:val="auto"/>
+          <w:kern w:val="2"/>
+          <w:sz w:val="20"/>
+          <w:szCs w:val="20"/>
+          <w:lang w:val="en-US" w:eastAsia="ko-KR" w:bidi="hi-IN"/>
+        </w:rPr>
+        <w:t>피해를 지구력으로 전환하지만 반격 불가</w:t>
+      </w:r>
+      <w:r>
+        <w:rPr>
+          <w:rFonts w:eastAsia="맑은 고딕" w:cs="Arial Unicode MS"/>
+          <w:b w:val="false"/>
+          <w:bCs w:val="false"/>
+          <w:color w:val="auto"/>
+          <w:kern w:val="2"/>
+          <w:sz w:val="20"/>
+          <w:szCs w:val="20"/>
+          <w:lang w:val="en-US" w:eastAsia="ko-KR" w:bidi="hi-IN"/>
+        </w:rPr>
+        <w:t xml:space="preserve">, </w:t>
+      </w:r>
+      <w:r>
+        <w:rPr>
+          <w:rFonts w:ascii="바탕" w:hAnsi="바탕" w:cs="Arial Unicode MS"/>
+          <w:b w:val="false"/>
+          <w:bCs w:val="false"/>
+          <w:color w:val="auto"/>
+          <w:kern w:val="2"/>
+          <w:sz w:val="20"/>
+          <w:szCs w:val="20"/>
+          <w:lang w:val="en-US" w:eastAsia="ko-KR" w:bidi="hi-IN"/>
+        </w:rPr>
+        <w:t>저스트 가드 형식으로 타이밍 맞게 사용시 반격 ← 방패 사용시 방향키에 따른 패널티 없음</w:t>
       </w:r>
     </w:p>
     <w:p>
@@ -39693,6 +40291,28 @@
       </w:pPr>
       <w:r>
         <w:rPr>
+          <w:b w:val="false"/>
+          <w:bCs w:val="false"/>
+          <w:sz w:val="20"/>
+          <w:szCs w:val="20"/>
+        </w:rPr>
+      </w:r>
+    </w:p>
+    <w:p>
+      <w:pPr>
+        <w:pStyle w:val="Normal"/>
+        <w:bidi w:val="0"/>
+        <w:jc w:val="left"/>
+        <w:rPr>
+          <w:b w:val="false"/>
+          <w:b w:val="false"/>
+          <w:bCs w:val="false"/>
+          <w:sz w:val="20"/>
+          <w:szCs w:val="20"/>
+        </w:rPr>
+      </w:pPr>
+      <w:r>
+        <w:rPr>
           <w:rFonts w:ascii="바탕" w:hAnsi="바탕" w:cs="Arial Unicode MS"/>
           <w:b w:val="false"/>
           <w:bCs w:val="false"/>
@@ -39702,21 +40322,44 @@
           <w:szCs w:val="20"/>
           <w:lang w:val="en-US" w:eastAsia="ko-KR" w:bidi="hi-IN"/>
         </w:rPr>
-        <w:t xml:space="preserve"> </w:t>
-      </w:r>
-      <w:r>
-        <w:rPr>
-          <w:rFonts w:eastAsia="맑은 고딕" w:cs="Arial Unicode MS"/>
+        <w:t>패링 – 상대의 무기를 처내며 즉각적으로 반격하는 방식 ← 방향키에 맞게 처내야 해서 난이도는 높지만 지구력 소모가 낮고 반격 데미지는 강하게</w:t>
+      </w:r>
+    </w:p>
+    <w:p>
+      <w:pPr>
+        <w:pStyle w:val="Normal"/>
+        <w:bidi w:val="0"/>
+        <w:jc w:val="left"/>
+        <w:rPr>
+          <w:b w:val="false"/>
           <w:b w:val="false"/>
           <w:bCs w:val="false"/>
-          <w:color w:val="auto"/>
-          <w:kern w:val="2"/>
-          <w:sz w:val="20"/>
-          <w:szCs w:val="20"/>
-          <w:lang w:val="en-US" w:eastAsia="ko-KR" w:bidi="hi-IN"/>
-        </w:rPr>
-        <w:t xml:space="preserve">* </w:t>
-      </w:r>
+          <w:sz w:val="20"/>
+          <w:szCs w:val="20"/>
+        </w:rPr>
+      </w:pPr>
+      <w:r>
+        <w:rPr>
+          <w:b w:val="false"/>
+          <w:bCs w:val="false"/>
+          <w:sz w:val="20"/>
+          <w:szCs w:val="20"/>
+        </w:rPr>
+      </w:r>
+    </w:p>
+    <w:p>
+      <w:pPr>
+        <w:pStyle w:val="Normal"/>
+        <w:bidi w:val="0"/>
+        <w:jc w:val="left"/>
+        <w:rPr>
+          <w:b w:val="false"/>
+          <w:b w:val="false"/>
+          <w:bCs w:val="false"/>
+          <w:sz w:val="20"/>
+          <w:szCs w:val="20"/>
+        </w:rPr>
+      </w:pPr>
       <w:r>
         <w:rPr>
           <w:rFonts w:ascii="바탕" w:hAnsi="바탕" w:cs="Arial Unicode MS"/>
@@ -39728,21 +40371,44 @@
           <w:szCs w:val="20"/>
           <w:lang w:val="en-US" w:eastAsia="ko-KR" w:bidi="hi-IN"/>
         </w:rPr>
-        <w:t>방어 시스템의 종류 – 막기</w:t>
-      </w:r>
-      <w:r>
-        <w:rPr>
-          <w:rFonts w:eastAsia="맑은 고딕" w:cs="Arial Unicode MS"/>
+        <w:t>회피 – 구르거나 회피해서 피하는 방식 ← 안전하게 피할수 있지만 반격 데미지가 낮고 지구력 소모가 극심해서 연속으로 사용하기 어려움</w:t>
+      </w:r>
+    </w:p>
+    <w:p>
+      <w:pPr>
+        <w:pStyle w:val="Normal"/>
+        <w:bidi w:val="0"/>
+        <w:jc w:val="left"/>
+        <w:rPr>
+          <w:b w:val="false"/>
           <w:b w:val="false"/>
           <w:bCs w:val="false"/>
-          <w:color w:val="auto"/>
-          <w:kern w:val="2"/>
-          <w:sz w:val="20"/>
-          <w:szCs w:val="20"/>
-          <w:lang w:val="en-US" w:eastAsia="ko-KR" w:bidi="hi-IN"/>
-        </w:rPr>
-        <w:t xml:space="preserve">, </w:t>
-      </w:r>
+          <w:sz w:val="20"/>
+          <w:szCs w:val="20"/>
+        </w:rPr>
+      </w:pPr>
+      <w:r>
+        <w:rPr>
+          <w:b w:val="false"/>
+          <w:bCs w:val="false"/>
+          <w:sz w:val="20"/>
+          <w:szCs w:val="20"/>
+        </w:rPr>
+      </w:r>
+    </w:p>
+    <w:p>
+      <w:pPr>
+        <w:pStyle w:val="Normal"/>
+        <w:bidi w:val="0"/>
+        <w:jc w:val="left"/>
+        <w:rPr>
+          <w:b w:val="false"/>
+          <w:b w:val="false"/>
+          <w:bCs w:val="false"/>
+          <w:sz w:val="20"/>
+          <w:szCs w:val="20"/>
+        </w:rPr>
+      </w:pPr>
       <w:r>
         <w:rPr>
           <w:rFonts w:ascii="바탕" w:hAnsi="바탕" w:cs="Arial Unicode MS"/>
@@ -39754,59 +40420,7 @@
           <w:szCs w:val="20"/>
           <w:lang w:val="en-US" w:eastAsia="ko-KR" w:bidi="hi-IN"/>
         </w:rPr>
-        <w:t>패링</w:t>
-      </w:r>
-      <w:r>
-        <w:rPr>
-          <w:rFonts w:eastAsia="맑은 고딕" w:cs="Arial Unicode MS"/>
-          <w:b w:val="false"/>
-          <w:bCs w:val="false"/>
-          <w:color w:val="auto"/>
-          <w:kern w:val="2"/>
-          <w:sz w:val="20"/>
-          <w:szCs w:val="20"/>
-          <w:lang w:val="en-US" w:eastAsia="ko-KR" w:bidi="hi-IN"/>
-        </w:rPr>
-        <w:t xml:space="preserve">, </w:t>
-      </w:r>
-      <w:r>
-        <w:rPr>
-          <w:rFonts w:ascii="바탕" w:hAnsi="바탕" w:cs="Arial Unicode MS"/>
-          <w:b w:val="false"/>
-          <w:bCs w:val="false"/>
-          <w:color w:val="auto"/>
-          <w:kern w:val="2"/>
-          <w:sz w:val="20"/>
-          <w:szCs w:val="20"/>
-          <w:lang w:val="en-US" w:eastAsia="ko-KR" w:bidi="hi-IN"/>
-        </w:rPr>
-        <w:t>회피</w:t>
-      </w:r>
-      <w:r>
-        <w:rPr>
-          <w:rFonts w:eastAsia="맑은 고딕" w:cs="Arial Unicode MS"/>
-          <w:b w:val="false"/>
-          <w:bCs w:val="false"/>
-          <w:color w:val="auto"/>
-          <w:kern w:val="2"/>
-          <w:sz w:val="20"/>
-          <w:szCs w:val="20"/>
-          <w:lang w:val="en-US" w:eastAsia="ko-KR" w:bidi="hi-IN"/>
-        </w:rPr>
-        <w:t xml:space="preserve">, </w:t>
-      </w:r>
-      <w:r>
-        <w:rPr>
-          <w:rFonts w:ascii="바탕" w:hAnsi="바탕" w:cs="Arial Unicode MS"/>
-          <w:b w:val="false"/>
-          <w:bCs w:val="false"/>
-          <w:color w:val="auto"/>
-          <w:kern w:val="2"/>
-          <w:sz w:val="20"/>
-          <w:szCs w:val="20"/>
-          <w:lang w:val="en-US" w:eastAsia="ko-KR" w:bidi="hi-IN"/>
-        </w:rPr>
-        <w:t>점멸</w:t>
+        <w:t>점멸 – 마법계열 직업들에게 들어가는 유사 회피 ← 지구력 대신 마나를 소모하지만 기본적으론 반격 기능 없음</w:t>
       </w:r>
     </w:p>
     <w:p>
@@ -39824,259 +40438,11 @@
       </w:pPr>
       <w:r>
         <w:rPr>
-          <w:rFonts w:ascii="바탕" w:hAnsi="바탕" w:cs="Arial Unicode MS"/>
           <w:b w:val="false"/>
           <w:bCs w:val="false"/>
-          <w:color w:val="auto"/>
-          <w:kern w:val="2"/>
-          <w:sz w:val="20"/>
-          <w:szCs w:val="20"/>
-          <w:lang w:val="en-US" w:eastAsia="ko-KR" w:bidi="hi-IN"/>
-        </w:rPr>
-        <w:t xml:space="preserve">막기 </w:t>
-      </w:r>
-      <w:r>
-        <w:rPr>
-          <w:rFonts w:eastAsia="맑은 고딕" w:cs="Arial Unicode MS"/>
-          <w:b w:val="false"/>
-          <w:bCs w:val="false"/>
-          <w:color w:val="auto"/>
-          <w:kern w:val="2"/>
-          <w:sz w:val="20"/>
-          <w:szCs w:val="20"/>
-          <w:lang w:val="en-US" w:eastAsia="ko-KR" w:bidi="hi-IN"/>
-        </w:rPr>
-        <w:t xml:space="preserve">- </w:t>
-      </w:r>
-      <w:r>
-        <w:rPr>
-          <w:rFonts w:ascii="바탕" w:hAnsi="바탕" w:cs="Arial Unicode MS"/>
-          <w:b w:val="false"/>
-          <w:bCs w:val="false"/>
-          <w:color w:val="auto"/>
-          <w:kern w:val="2"/>
-          <w:sz w:val="20"/>
-          <w:szCs w:val="20"/>
-          <w:lang w:val="en-US" w:eastAsia="ko-KR" w:bidi="hi-IN"/>
-        </w:rPr>
-        <w:t>다른 게임의 저스트 가드와 가드 유지의 혼합</w:t>
-      </w:r>
-    </w:p>
-    <w:p>
-      <w:pPr>
-        <w:pStyle w:val="Normal"/>
-        <w:bidi w:val="0"/>
-        <w:jc w:val="left"/>
-        <w:rPr>
-          <w:b w:val="false"/>
-          <w:b w:val="false"/>
-          <w:bCs w:val="false"/>
-          <w:sz w:val="20"/>
-          <w:szCs w:val="20"/>
-        </w:rPr>
-      </w:pPr>
-      <w:r>
-        <w:rPr>
-          <w:rFonts w:ascii="바탕" w:hAnsi="바탕" w:cs="Arial Unicode MS"/>
-          <w:b w:val="false"/>
-          <w:bCs w:val="false"/>
-          <w:color w:val="auto"/>
-          <w:kern w:val="2"/>
-          <w:sz w:val="20"/>
-          <w:szCs w:val="20"/>
-          <w:lang w:val="en-US" w:eastAsia="ko-KR" w:bidi="hi-IN"/>
-        </w:rPr>
-        <w:t>피해를 지구력으로 전환하지만 반격 불가</w:t>
-      </w:r>
-      <w:r>
-        <w:rPr>
-          <w:rFonts w:eastAsia="맑은 고딕" w:cs="Arial Unicode MS"/>
-          <w:b w:val="false"/>
-          <w:bCs w:val="false"/>
-          <w:color w:val="auto"/>
-          <w:kern w:val="2"/>
-          <w:sz w:val="20"/>
-          <w:szCs w:val="20"/>
-          <w:lang w:val="en-US" w:eastAsia="ko-KR" w:bidi="hi-IN"/>
-        </w:rPr>
-        <w:t xml:space="preserve">, </w:t>
-      </w:r>
-      <w:r>
-        <w:rPr>
-          <w:rFonts w:ascii="바탕" w:hAnsi="바탕" w:cs="Arial Unicode MS"/>
-          <w:b w:val="false"/>
-          <w:bCs w:val="false"/>
-          <w:color w:val="auto"/>
-          <w:kern w:val="2"/>
-          <w:sz w:val="20"/>
-          <w:szCs w:val="20"/>
-          <w:lang w:val="en-US" w:eastAsia="ko-KR" w:bidi="hi-IN"/>
-        </w:rPr>
-        <w:t>저스트 가드 형식으로 타이밍 맞게 사용시 반격 ← 방패 사용시 방향키에 따른 패널티 없음</w:t>
-      </w:r>
-    </w:p>
-    <w:p>
-      <w:pPr>
-        <w:pStyle w:val="Normal"/>
-        <w:bidi w:val="0"/>
-        <w:jc w:val="left"/>
-        <w:rPr>
-          <w:b w:val="false"/>
-          <w:b w:val="false"/>
-          <w:bCs w:val="false"/>
-          <w:sz w:val="20"/>
-          <w:szCs w:val="20"/>
-        </w:rPr>
-      </w:pPr>
-      <w:r>
-        <w:rPr>
-          <w:b w:val="false"/>
-          <w:bCs w:val="false"/>
-          <w:sz w:val="20"/>
-          <w:szCs w:val="20"/>
-        </w:rPr>
-      </w:r>
-    </w:p>
-    <w:p>
-      <w:pPr>
-        <w:pStyle w:val="Normal"/>
-        <w:bidi w:val="0"/>
-        <w:jc w:val="left"/>
-        <w:rPr>
-          <w:b w:val="false"/>
-          <w:b w:val="false"/>
-          <w:bCs w:val="false"/>
-          <w:sz w:val="20"/>
-          <w:szCs w:val="20"/>
-        </w:rPr>
-      </w:pPr>
-      <w:r>
-        <w:rPr>
-          <w:rFonts w:ascii="바탕" w:hAnsi="바탕" w:cs="Arial Unicode MS"/>
-          <w:b w:val="false"/>
-          <w:bCs w:val="false"/>
-          <w:color w:val="auto"/>
-          <w:kern w:val="2"/>
-          <w:sz w:val="20"/>
-          <w:szCs w:val="20"/>
-          <w:lang w:val="en-US" w:eastAsia="ko-KR" w:bidi="hi-IN"/>
-        </w:rPr>
-        <w:t>패링 – 상대의 무기를 처내며 즉각적으로 반격하는 방식 ← 방향키에 맞게 처내야 해서 난이도는 높지만 지구력 소모가 낮고 반격 데미지는 강하게</w:t>
-      </w:r>
-    </w:p>
-    <w:p>
-      <w:pPr>
-        <w:pStyle w:val="Normal"/>
-        <w:bidi w:val="0"/>
-        <w:jc w:val="left"/>
-        <w:rPr>
-          <w:b w:val="false"/>
-          <w:b w:val="false"/>
-          <w:bCs w:val="false"/>
-          <w:sz w:val="20"/>
-          <w:szCs w:val="20"/>
-        </w:rPr>
-      </w:pPr>
-      <w:r>
-        <w:rPr>
-          <w:b w:val="false"/>
-          <w:bCs w:val="false"/>
-          <w:sz w:val="20"/>
-          <w:szCs w:val="20"/>
-        </w:rPr>
-      </w:r>
-    </w:p>
-    <w:p>
-      <w:pPr>
-        <w:pStyle w:val="Normal"/>
-        <w:bidi w:val="0"/>
-        <w:jc w:val="left"/>
-        <w:rPr>
-          <w:b w:val="false"/>
-          <w:b w:val="false"/>
-          <w:bCs w:val="false"/>
-          <w:sz w:val="20"/>
-          <w:szCs w:val="20"/>
-        </w:rPr>
-      </w:pPr>
-      <w:r>
-        <w:rPr>
-          <w:rFonts w:ascii="바탕" w:hAnsi="바탕" w:cs="Arial Unicode MS"/>
-          <w:b w:val="false"/>
-          <w:bCs w:val="false"/>
-          <w:color w:val="auto"/>
-          <w:kern w:val="2"/>
-          <w:sz w:val="20"/>
-          <w:szCs w:val="20"/>
-          <w:lang w:val="en-US" w:eastAsia="ko-KR" w:bidi="hi-IN"/>
-        </w:rPr>
-        <w:t>회피 – 구르거나 회피해서 피하는 방식 ← 안전하게 피할수 있지만 반격 데미지가 낮고 지구력 소모가 극심해서 연속으로 사용하기 어려움</w:t>
-      </w:r>
-    </w:p>
-    <w:p>
-      <w:pPr>
-        <w:pStyle w:val="Normal"/>
-        <w:bidi w:val="0"/>
-        <w:jc w:val="left"/>
-        <w:rPr>
-          <w:b w:val="false"/>
-          <w:b w:val="false"/>
-          <w:bCs w:val="false"/>
-          <w:sz w:val="20"/>
-          <w:szCs w:val="20"/>
-        </w:rPr>
-      </w:pPr>
-      <w:r>
-        <w:rPr>
-          <w:b w:val="false"/>
-          <w:bCs w:val="false"/>
-          <w:sz w:val="20"/>
-          <w:szCs w:val="20"/>
-        </w:rPr>
-      </w:r>
-    </w:p>
-    <w:p>
-      <w:pPr>
-        <w:pStyle w:val="Normal"/>
-        <w:bidi w:val="0"/>
-        <w:jc w:val="left"/>
-        <w:rPr>
-          <w:b w:val="false"/>
-          <w:b w:val="false"/>
-          <w:bCs w:val="false"/>
-          <w:sz w:val="20"/>
-          <w:szCs w:val="20"/>
-        </w:rPr>
-      </w:pPr>
-      <w:r>
-        <w:rPr>
-          <w:rFonts w:ascii="바탕" w:hAnsi="바탕" w:cs="Arial Unicode MS"/>
-          <w:b w:val="false"/>
-          <w:bCs w:val="false"/>
-          <w:color w:val="auto"/>
-          <w:kern w:val="2"/>
-          <w:sz w:val="20"/>
-          <w:szCs w:val="20"/>
-          <w:lang w:val="en-US" w:eastAsia="ko-KR" w:bidi="hi-IN"/>
-        </w:rPr>
-        <w:t>점멸 – 마법계열 직업들에게 들어가는 유사 회피 ← 지구력 대신 마나를 소모하지만 기본적으론 반격 기능 없음</w:t>
-      </w:r>
-    </w:p>
-    <w:p>
-      <w:pPr>
-        <w:pStyle w:val="Normal"/>
-        <w:bidi w:val="0"/>
-        <w:jc w:val="left"/>
-        <w:rPr>
-          <w:b w:val="false"/>
-          <w:b w:val="false"/>
-          <w:bCs w:val="false"/>
-          <w:sz w:val="20"/>
-          <w:szCs w:val="20"/>
-        </w:rPr>
-      </w:pPr>
-      <w:r>
-        <w:rPr/>
+          <w:sz w:val="20"/>
+          <w:szCs w:val="20"/>
+        </w:rPr>
       </w:r>
     </w:p>
     <w:p>
@@ -40100,11 +40466,11 @@
           <w:szCs w:val="30"/>
           <w:lang w:val="en-US" w:eastAsia="ko-KR" w:bidi="hi-IN"/>
         </w:rPr>
-        <w:t>3</w:t>
-      </w:r>
-      <w:r>
-        <w:rPr>
-          <w:rFonts w:eastAsia="맑은 고딕" w:cs="Arial Unicode MS"/>
+        <w:t>3.</w:t>
+      </w:r>
+      <w:r>
+        <w:rPr>
+          <w:rFonts w:ascii="바탕" w:hAnsi="바탕" w:cs="Arial Unicode MS"/>
           <w:b/>
           <w:bCs/>
           <w:color w:val="auto"/>
@@ -40113,34 +40479,24 @@
           <w:szCs w:val="30"/>
           <w:lang w:val="en-US" w:eastAsia="ko-KR" w:bidi="hi-IN"/>
         </w:rPr>
-        <w:t>.</w:t>
-      </w:r>
-      <w:r>
-        <w:rPr>
-          <w:rFonts w:ascii="바탕" w:hAnsi="바탕" w:cs="Arial Unicode MS"/>
-          <w:b/>
-          <w:bCs/>
-          <w:color w:val="auto"/>
-          <w:kern w:val="2"/>
+        <w:t>직업 분류</w:t>
+      </w:r>
+    </w:p>
+    <w:p>
+      <w:pPr>
+        <w:pStyle w:val="Normal"/>
+        <w:bidi w:val="0"/>
+        <w:jc w:val="left"/>
+        <w:rPr>
           <w:sz w:val="30"/>
           <w:szCs w:val="30"/>
-          <w:lang w:val="en-US" w:eastAsia="ko-KR" w:bidi="hi-IN"/>
-        </w:rPr>
-        <w:t>직업 분류</w:t>
-      </w:r>
-    </w:p>
-    <w:p>
-      <w:pPr>
-        <w:pStyle w:val="Normal"/>
-        <w:bidi w:val="0"/>
-        <w:jc w:val="left"/>
+        </w:rPr>
+      </w:pPr>
+      <w:r>
         <w:rPr>
           <w:sz w:val="30"/>
           <w:szCs w:val="30"/>
         </w:rPr>
-      </w:pPr>
-      <w:r>
-        <w:rPr/>
       </w:r>
     </w:p>
     <w:p>
@@ -40405,12 +40761,10 @@
       </w:pPr>
       <w:r>
         <w:rPr>
-          <w:b/>
-          <w:bCs/>
-          <w:i w:val="false"/>
-          <w:iCs w:val="false"/>
-          <w:sz w:val="24"/>
-          <w:szCs w:val="24"/>
+          <w:rFonts w:eastAsia="맑은 고딕" w:cs="Arial Unicode MS"/>
+          <w:color w:val="auto"/>
+          <w:kern w:val="2"/>
+          <w:lang w:val="en-US" w:eastAsia="ko-KR" w:bidi="hi-IN"/>
         </w:rPr>
       </w:r>
     </w:p>
@@ -40706,12 +41060,10 @@
       </w:pPr>
       <w:r>
         <w:rPr>
-          <w:b/>
-          <w:bCs/>
-          <w:i w:val="false"/>
-          <w:iCs w:val="false"/>
-          <w:sz w:val="24"/>
-          <w:szCs w:val="24"/>
+          <w:rFonts w:eastAsia="맑은 고딕" w:cs="Arial Unicode MS"/>
+          <w:color w:val="auto"/>
+          <w:kern w:val="2"/>
+          <w:lang w:val="en-US" w:eastAsia="ko-KR" w:bidi="hi-IN"/>
         </w:rPr>
       </w:r>
     </w:p>
@@ -40729,12 +41081,10 @@
       </w:pPr>
       <w:r>
         <w:rPr>
-          <w:b/>
-          <w:bCs/>
-          <w:i w:val="false"/>
-          <w:iCs w:val="false"/>
-          <w:sz w:val="24"/>
-          <w:szCs w:val="24"/>
+          <w:rFonts w:eastAsia="맑은 고딕" w:cs="Arial Unicode MS"/>
+          <w:color w:val="auto"/>
+          <w:kern w:val="2"/>
+          <w:lang w:val="en-US" w:eastAsia="ko-KR" w:bidi="hi-IN"/>
         </w:rPr>
       </w:r>
     </w:p>
@@ -41027,12 +41377,10 @@
       </w:pPr>
       <w:r>
         <w:rPr>
-          <w:b/>
-          <w:bCs/>
-          <w:i w:val="false"/>
-          <w:iCs w:val="false"/>
-          <w:sz w:val="24"/>
-          <w:szCs w:val="24"/>
+          <w:rFonts w:eastAsia="맑은 고딕" w:cs="Arial Unicode MS"/>
+          <w:color w:val="auto"/>
+          <w:kern w:val="2"/>
+          <w:lang w:val="en-US" w:eastAsia="ko-KR" w:bidi="hi-IN"/>
         </w:rPr>
       </w:r>
     </w:p>
@@ -41157,7 +41505,7 @@
           <w:szCs w:val="24"/>
           <w:lang w:val="en-US" w:eastAsia="ko-KR" w:bidi="hi-IN"/>
         </w:rPr>
-        <w:t>무력 – 잠깐동안 강한 공격이 지구력을 소모하지 않음</w:t>
+        <w:t>무력 – 잠깐동안 강한 공격이 지구력을 소모하지 않고 더 빠르게 차징됨</w:t>
       </w:r>
     </w:p>
     <w:p>
@@ -41358,12 +41706,10 @@
       </w:pPr>
       <w:r>
         <w:rPr>
-          <w:b/>
-          <w:bCs/>
-          <w:i w:val="false"/>
-          <w:iCs w:val="false"/>
-          <w:sz w:val="24"/>
-          <w:szCs w:val="24"/>
+          <w:rFonts w:eastAsia="맑은 고딕" w:cs="Arial Unicode MS"/>
+          <w:color w:val="auto"/>
+          <w:kern w:val="2"/>
+          <w:lang w:val="en-US" w:eastAsia="ko-KR" w:bidi="hi-IN"/>
         </w:rPr>
       </w:r>
     </w:p>
@@ -41381,12 +41727,10 @@
       </w:pPr>
       <w:r>
         <w:rPr>
-          <w:b/>
-          <w:bCs/>
-          <w:i w:val="false"/>
-          <w:iCs w:val="false"/>
-          <w:sz w:val="24"/>
-          <w:szCs w:val="24"/>
+          <w:rFonts w:eastAsia="맑은 고딕" w:cs="Arial Unicode MS"/>
+          <w:color w:val="auto"/>
+          <w:kern w:val="2"/>
+          <w:lang w:val="en-US" w:eastAsia="ko-KR" w:bidi="hi-IN"/>
         </w:rPr>
       </w:r>
     </w:p>
@@ -41649,12 +41993,10 @@
       </w:pPr>
       <w:r>
         <w:rPr>
-          <w:b/>
-          <w:bCs/>
-          <w:i w:val="false"/>
-          <w:iCs w:val="false"/>
-          <w:sz w:val="24"/>
-          <w:szCs w:val="24"/>
+          <w:rFonts w:eastAsia="맑은 고딕" w:cs="Arial Unicode MS"/>
+          <w:color w:val="auto"/>
+          <w:kern w:val="2"/>
+          <w:lang w:val="en-US" w:eastAsia="ko-KR" w:bidi="hi-IN"/>
         </w:rPr>
       </w:r>
     </w:p>
@@ -41920,12 +42262,10 @@
       </w:pPr>
       <w:r>
         <w:rPr>
-          <w:b/>
-          <w:bCs/>
-          <w:i w:val="false"/>
-          <w:iCs w:val="false"/>
-          <w:sz w:val="24"/>
-          <w:szCs w:val="24"/>
+          <w:rFonts w:eastAsia="맑은 고딕" w:cs="Arial Unicode MS"/>
+          <w:color w:val="auto"/>
+          <w:kern w:val="2"/>
+          <w:lang w:val="en-US" w:eastAsia="ko-KR" w:bidi="hi-IN"/>
         </w:rPr>
       </w:r>
     </w:p>
@@ -41943,12 +42283,10 @@
       </w:pPr>
       <w:r>
         <w:rPr>
-          <w:b/>
-          <w:bCs/>
-          <w:i w:val="false"/>
-          <w:iCs w:val="false"/>
-          <w:sz w:val="24"/>
-          <w:szCs w:val="24"/>
+          <w:rFonts w:eastAsia="맑은 고딕" w:cs="Arial Unicode MS"/>
+          <w:color w:val="auto"/>
+          <w:kern w:val="2"/>
+          <w:lang w:val="en-US" w:eastAsia="ko-KR" w:bidi="hi-IN"/>
         </w:rPr>
       </w:r>
     </w:p>
@@ -42025,12 +42363,10 @@
       </w:pPr>
       <w:r>
         <w:rPr>
-          <w:b/>
-          <w:bCs/>
-          <w:i w:val="false"/>
-          <w:iCs w:val="false"/>
-          <w:sz w:val="24"/>
-          <w:szCs w:val="24"/>
+          <w:rFonts w:eastAsia="맑은 고딕" w:cs="Arial Unicode MS"/>
+          <w:color w:val="auto"/>
+          <w:kern w:val="2"/>
+          <w:lang w:val="en-US" w:eastAsia="ko-KR" w:bidi="hi-IN"/>
         </w:rPr>
       </w:r>
     </w:p>
@@ -42048,12 +42384,10 @@
       </w:pPr>
       <w:r>
         <w:rPr>
-          <w:b/>
-          <w:bCs/>
-          <w:i w:val="false"/>
-          <w:iCs w:val="false"/>
-          <w:sz w:val="24"/>
-          <w:szCs w:val="24"/>
+          <w:rFonts w:eastAsia="맑은 고딕" w:cs="Arial Unicode MS"/>
+          <w:color w:val="auto"/>
+          <w:kern w:val="2"/>
+          <w:lang w:val="en-US" w:eastAsia="ko-KR" w:bidi="hi-IN"/>
         </w:rPr>
       </w:r>
     </w:p>
@@ -42071,12 +42405,10 @@
       </w:pPr>
       <w:r>
         <w:rPr>
-          <w:b/>
-          <w:bCs/>
-          <w:i w:val="false"/>
-          <w:iCs w:val="false"/>
-          <w:sz w:val="24"/>
-          <w:szCs w:val="24"/>
+          <w:rFonts w:eastAsia="맑은 고딕" w:cs="Arial Unicode MS"/>
+          <w:color w:val="auto"/>
+          <w:kern w:val="2"/>
+          <w:lang w:val="en-US" w:eastAsia="ko-KR" w:bidi="hi-IN"/>
         </w:rPr>
       </w:r>
     </w:p>
@@ -42153,12 +42485,10 @@
       </w:pPr>
       <w:r>
         <w:rPr>
-          <w:b/>
-          <w:bCs/>
-          <w:i w:val="false"/>
-          <w:iCs w:val="false"/>
-          <w:sz w:val="24"/>
-          <w:szCs w:val="24"/>
+          <w:rFonts w:eastAsia="맑은 고딕" w:cs="Arial Unicode MS"/>
+          <w:color w:val="auto"/>
+          <w:kern w:val="2"/>
+          <w:lang w:val="en-US" w:eastAsia="ko-KR" w:bidi="hi-IN"/>
         </w:rPr>
       </w:r>
     </w:p>
@@ -42176,12 +42506,10 @@
       </w:pPr>
       <w:r>
         <w:rPr>
-          <w:b/>
-          <w:bCs/>
-          <w:i w:val="false"/>
-          <w:iCs w:val="false"/>
-          <w:sz w:val="24"/>
-          <w:szCs w:val="24"/>
+          <w:rFonts w:eastAsia="맑은 고딕" w:cs="Arial Unicode MS"/>
+          <w:color w:val="auto"/>
+          <w:kern w:val="2"/>
+          <w:lang w:val="en-US" w:eastAsia="ko-KR" w:bidi="hi-IN"/>
         </w:rPr>
       </w:r>
     </w:p>
@@ -42285,12 +42613,10 @@
       </w:pPr>
       <w:r>
         <w:rPr>
-          <w:b/>
-          <w:bCs/>
-          <w:i w:val="false"/>
-          <w:iCs w:val="false"/>
-          <w:sz w:val="24"/>
-          <w:szCs w:val="24"/>
+          <w:rFonts w:eastAsia="맑은 고딕" w:cs="Arial Unicode MS"/>
+          <w:color w:val="auto"/>
+          <w:kern w:val="2"/>
+          <w:lang w:val="en-US" w:eastAsia="ko-KR" w:bidi="hi-IN"/>
         </w:rPr>
       </w:r>
     </w:p>
@@ -42310,12 +42636,1567 @@
         </w:rPr>
       </w:pPr>
       <w:r>
-        <w:rPr>
-          <w:b/>
-          <w:bCs/>
-          <w:sz w:val="24"/>
-          <w:szCs w:val="24"/>
-        </w:rPr>
+        <w:rPr/>
+      </w:r>
+    </w:p>
+    <w:p>
+      <w:pPr>
+        <w:pStyle w:val="Normal"/>
+        <w:bidi w:val="0"/>
+        <w:jc w:val="left"/>
+        <w:rPr>
+          <w:rFonts w:ascii="바탕" w:hAnsi="바탕" w:eastAsia="맑은 고딕" w:cs="Arial Unicode MS"/>
+          <w:i w:val="false"/>
+          <w:i w:val="false"/>
+          <w:iCs w:val="false"/>
+          <w:color w:val="auto"/>
+          <w:kern w:val="2"/>
+          <w:lang w:val="en-US" w:eastAsia="ko-KR" w:bidi="hi-IN"/>
+        </w:rPr>
+      </w:pPr>
+      <w:r>
+        <w:rPr/>
+      </w:r>
+    </w:p>
+    <w:p>
+      <w:pPr>
+        <w:pStyle w:val="Normal"/>
+        <w:bidi w:val="0"/>
+        <w:jc w:val="left"/>
+        <w:rPr>
+          <w:rFonts w:ascii="바탕" w:hAnsi="바탕" w:eastAsia="맑은 고딕" w:cs="Arial Unicode MS"/>
+          <w:i w:val="false"/>
+          <w:i w:val="false"/>
+          <w:iCs w:val="false"/>
+          <w:color w:val="auto"/>
+          <w:kern w:val="2"/>
+          <w:lang w:val="en-US" w:eastAsia="ko-KR" w:bidi="hi-IN"/>
+        </w:rPr>
+      </w:pPr>
+      <w:r>
+        <w:rPr/>
+      </w:r>
+    </w:p>
+    <w:p>
+      <w:pPr>
+        <w:pStyle w:val="Normal"/>
+        <w:bidi w:val="0"/>
+        <w:jc w:val="left"/>
+        <w:rPr>
+          <w:rFonts w:ascii="바탕" w:hAnsi="바탕" w:eastAsia="맑은 고딕" w:cs="Arial Unicode MS"/>
+          <w:i w:val="false"/>
+          <w:i w:val="false"/>
+          <w:iCs w:val="false"/>
+          <w:color w:val="auto"/>
+          <w:kern w:val="2"/>
+          <w:lang w:val="en-US" w:eastAsia="ko-KR" w:bidi="hi-IN"/>
+        </w:rPr>
+      </w:pPr>
+      <w:r>
+        <w:rPr/>
+      </w:r>
+    </w:p>
+    <w:p>
+      <w:pPr>
+        <w:pStyle w:val="Normal"/>
+        <w:bidi w:val="0"/>
+        <w:jc w:val="left"/>
+        <w:rPr>
+          <w:rFonts w:ascii="바탕" w:hAnsi="바탕" w:eastAsia="맑은 고딕" w:cs="Arial Unicode MS"/>
+          <w:i w:val="false"/>
+          <w:i w:val="false"/>
+          <w:iCs w:val="false"/>
+          <w:color w:val="auto"/>
+          <w:kern w:val="2"/>
+          <w:lang w:val="en-US" w:eastAsia="ko-KR" w:bidi="hi-IN"/>
+        </w:rPr>
+      </w:pPr>
+      <w:r>
+        <w:rPr/>
+      </w:r>
+    </w:p>
+    <w:p>
+      <w:pPr>
+        <w:pStyle w:val="Normal"/>
+        <w:bidi w:val="0"/>
+        <w:jc w:val="left"/>
+        <w:rPr>
+          <w:rFonts w:ascii="바탕" w:hAnsi="바탕" w:eastAsia="맑은 고딕" w:cs="Arial Unicode MS"/>
+          <w:i w:val="false"/>
+          <w:i w:val="false"/>
+          <w:iCs w:val="false"/>
+          <w:color w:val="auto"/>
+          <w:kern w:val="2"/>
+          <w:lang w:val="en-US" w:eastAsia="ko-KR" w:bidi="hi-IN"/>
+        </w:rPr>
+      </w:pPr>
+      <w:r>
+        <w:rPr/>
+      </w:r>
+    </w:p>
+    <w:p>
+      <w:pPr>
+        <w:pStyle w:val="Normal"/>
+        <w:bidi w:val="0"/>
+        <w:jc w:val="left"/>
+        <w:rPr>
+          <w:rFonts w:ascii="바탕" w:hAnsi="바탕" w:eastAsia="맑은 고딕" w:cs="Arial Unicode MS"/>
+          <w:i w:val="false"/>
+          <w:i w:val="false"/>
+          <w:iCs w:val="false"/>
+          <w:color w:val="auto"/>
+          <w:kern w:val="2"/>
+          <w:lang w:val="en-US" w:eastAsia="ko-KR" w:bidi="hi-IN"/>
+        </w:rPr>
+      </w:pPr>
+      <w:r>
+        <w:rPr/>
+      </w:r>
+    </w:p>
+    <w:p>
+      <w:pPr>
+        <w:pStyle w:val="Normal"/>
+        <w:bidi w:val="0"/>
+        <w:jc w:val="left"/>
+        <w:rPr>
+          <w:rFonts w:ascii="바탕" w:hAnsi="바탕" w:eastAsia="맑은 고딕" w:cs="Arial Unicode MS"/>
+          <w:i w:val="false"/>
+          <w:i w:val="false"/>
+          <w:iCs w:val="false"/>
+          <w:color w:val="auto"/>
+          <w:kern w:val="2"/>
+          <w:lang w:val="en-US" w:eastAsia="ko-KR" w:bidi="hi-IN"/>
+        </w:rPr>
+      </w:pPr>
+      <w:r>
+        <w:rPr/>
+      </w:r>
+    </w:p>
+    <w:p>
+      <w:pPr>
+        <w:pStyle w:val="Normal"/>
+        <w:bidi w:val="0"/>
+        <w:jc w:val="left"/>
+        <w:rPr>
+          <w:rFonts w:ascii="바탕" w:hAnsi="바탕" w:eastAsia="맑은 고딕" w:cs="Arial Unicode MS"/>
+          <w:i w:val="false"/>
+          <w:i w:val="false"/>
+          <w:iCs w:val="false"/>
+          <w:color w:val="auto"/>
+          <w:kern w:val="2"/>
+          <w:lang w:val="en-US" w:eastAsia="ko-KR" w:bidi="hi-IN"/>
+        </w:rPr>
+      </w:pPr>
+      <w:r>
+        <w:rPr/>
+      </w:r>
+    </w:p>
+    <w:p>
+      <w:pPr>
+        <w:pStyle w:val="Normal"/>
+        <w:bidi w:val="0"/>
+        <w:jc w:val="left"/>
+        <w:rPr>
+          <w:rFonts w:ascii="바탕" w:hAnsi="바탕" w:eastAsia="맑은 고딕" w:cs="Arial Unicode MS"/>
+          <w:i w:val="false"/>
+          <w:i w:val="false"/>
+          <w:iCs w:val="false"/>
+          <w:color w:val="auto"/>
+          <w:kern w:val="2"/>
+          <w:lang w:val="en-US" w:eastAsia="ko-KR" w:bidi="hi-IN"/>
+        </w:rPr>
+      </w:pPr>
+      <w:r>
+        <w:rPr/>
+      </w:r>
+    </w:p>
+    <w:p>
+      <w:pPr>
+        <w:pStyle w:val="Normal"/>
+        <w:bidi w:val="0"/>
+        <w:jc w:val="left"/>
+        <w:rPr>
+          <w:rFonts w:ascii="바탕" w:hAnsi="바탕" w:eastAsia="맑은 고딕" w:cs="Arial Unicode MS"/>
+          <w:i w:val="false"/>
+          <w:i w:val="false"/>
+          <w:iCs w:val="false"/>
+          <w:color w:val="auto"/>
+          <w:kern w:val="2"/>
+          <w:lang w:val="en-US" w:eastAsia="ko-KR" w:bidi="hi-IN"/>
+        </w:rPr>
+      </w:pPr>
+      <w:r>
+        <w:rPr/>
+      </w:r>
+    </w:p>
+    <w:p>
+      <w:pPr>
+        <w:pStyle w:val="Normal"/>
+        <w:bidi w:val="0"/>
+        <w:jc w:val="left"/>
+        <w:rPr>
+          <w:rFonts w:ascii="바탕" w:hAnsi="바탕" w:eastAsia="맑은 고딕" w:cs="Arial Unicode MS"/>
+          <w:i w:val="false"/>
+          <w:i w:val="false"/>
+          <w:iCs w:val="false"/>
+          <w:color w:val="auto"/>
+          <w:kern w:val="2"/>
+          <w:lang w:val="en-US" w:eastAsia="ko-KR" w:bidi="hi-IN"/>
+        </w:rPr>
+      </w:pPr>
+      <w:r>
+        <w:rPr/>
+      </w:r>
+    </w:p>
+    <w:p>
+      <w:pPr>
+        <w:pStyle w:val="Normal"/>
+        <w:bidi w:val="0"/>
+        <w:jc w:val="left"/>
+        <w:rPr>
+          <w:rFonts w:ascii="바탕" w:hAnsi="바탕" w:eastAsia="맑은 고딕" w:cs="Arial Unicode MS"/>
+          <w:i w:val="false"/>
+          <w:i w:val="false"/>
+          <w:iCs w:val="false"/>
+          <w:color w:val="auto"/>
+          <w:kern w:val="2"/>
+          <w:lang w:val="en-US" w:eastAsia="ko-KR" w:bidi="hi-IN"/>
+        </w:rPr>
+      </w:pPr>
+      <w:r>
+        <w:rPr/>
+      </w:r>
+    </w:p>
+    <w:p>
+      <w:pPr>
+        <w:pStyle w:val="Normal"/>
+        <w:bidi w:val="0"/>
+        <w:jc w:val="left"/>
+        <w:rPr>
+          <w:rFonts w:ascii="바탕" w:hAnsi="바탕" w:eastAsia="맑은 고딕" w:cs="Arial Unicode MS"/>
+          <w:i w:val="false"/>
+          <w:i w:val="false"/>
+          <w:iCs w:val="false"/>
+          <w:color w:val="auto"/>
+          <w:kern w:val="2"/>
+          <w:lang w:val="en-US" w:eastAsia="ko-KR" w:bidi="hi-IN"/>
+        </w:rPr>
+      </w:pPr>
+      <w:r>
+        <w:rPr/>
+      </w:r>
+    </w:p>
+    <w:p>
+      <w:pPr>
+        <w:pStyle w:val="Normal"/>
+        <w:bidi w:val="0"/>
+        <w:jc w:val="left"/>
+        <w:rPr>
+          <w:rFonts w:ascii="바탕" w:hAnsi="바탕" w:eastAsia="맑은 고딕" w:cs="Arial Unicode MS"/>
+          <w:i w:val="false"/>
+          <w:i w:val="false"/>
+          <w:iCs w:val="false"/>
+          <w:color w:val="auto"/>
+          <w:kern w:val="2"/>
+          <w:lang w:val="en-US" w:eastAsia="ko-KR" w:bidi="hi-IN"/>
+        </w:rPr>
+      </w:pPr>
+      <w:r>
+        <w:rPr/>
+      </w:r>
+    </w:p>
+    <w:p>
+      <w:pPr>
+        <w:pStyle w:val="Normal"/>
+        <w:bidi w:val="0"/>
+        <w:jc w:val="left"/>
+        <w:rPr>
+          <w:rFonts w:ascii="바탕" w:hAnsi="바탕" w:eastAsia="맑은 고딕" w:cs="Arial Unicode MS"/>
+          <w:i w:val="false"/>
+          <w:i w:val="false"/>
+          <w:iCs w:val="false"/>
+          <w:color w:val="auto"/>
+          <w:kern w:val="2"/>
+          <w:lang w:val="en-US" w:eastAsia="ko-KR" w:bidi="hi-IN"/>
+        </w:rPr>
+      </w:pPr>
+      <w:r>
+        <w:rPr/>
+      </w:r>
+    </w:p>
+    <w:p>
+      <w:pPr>
+        <w:pStyle w:val="Normal"/>
+        <w:bidi w:val="0"/>
+        <w:jc w:val="left"/>
+        <w:rPr>
+          <w:rFonts w:ascii="바탕" w:hAnsi="바탕" w:eastAsia="맑은 고딕" w:cs="Arial Unicode MS"/>
+          <w:i w:val="false"/>
+          <w:i w:val="false"/>
+          <w:iCs w:val="false"/>
+          <w:color w:val="auto"/>
+          <w:kern w:val="2"/>
+          <w:lang w:val="en-US" w:eastAsia="ko-KR" w:bidi="hi-IN"/>
+        </w:rPr>
+      </w:pPr>
+      <w:r>
+        <w:rPr/>
+      </w:r>
+    </w:p>
+    <w:p>
+      <w:pPr>
+        <w:pStyle w:val="Normal"/>
+        <w:bidi w:val="0"/>
+        <w:jc w:val="left"/>
+        <w:rPr>
+          <w:rFonts w:ascii="바탕" w:hAnsi="바탕" w:eastAsia="맑은 고딕" w:cs="Arial Unicode MS"/>
+          <w:i w:val="false"/>
+          <w:i w:val="false"/>
+          <w:iCs w:val="false"/>
+          <w:color w:val="auto"/>
+          <w:kern w:val="2"/>
+          <w:lang w:val="en-US" w:eastAsia="ko-KR" w:bidi="hi-IN"/>
+        </w:rPr>
+      </w:pPr>
+      <w:r>
+        <w:rPr/>
+      </w:r>
+    </w:p>
+    <w:p>
+      <w:pPr>
+        <w:pStyle w:val="Normal"/>
+        <w:bidi w:val="0"/>
+        <w:jc w:val="left"/>
+        <w:rPr>
+          <w:rFonts w:ascii="바탕" w:hAnsi="바탕" w:eastAsia="맑은 고딕" w:cs="Arial Unicode MS"/>
+          <w:i w:val="false"/>
+          <w:i w:val="false"/>
+          <w:iCs w:val="false"/>
+          <w:color w:val="auto"/>
+          <w:kern w:val="2"/>
+          <w:lang w:val="en-US" w:eastAsia="ko-KR" w:bidi="hi-IN"/>
+        </w:rPr>
+      </w:pPr>
+      <w:r>
+        <w:rPr/>
+      </w:r>
+    </w:p>
+    <w:p>
+      <w:pPr>
+        <w:pStyle w:val="Normal"/>
+        <w:bidi w:val="0"/>
+        <w:jc w:val="left"/>
+        <w:rPr>
+          <w:rFonts w:ascii="바탕" w:hAnsi="바탕" w:eastAsia="맑은 고딕" w:cs="Arial Unicode MS"/>
+          <w:i w:val="false"/>
+          <w:i w:val="false"/>
+          <w:iCs w:val="false"/>
+          <w:color w:val="auto"/>
+          <w:kern w:val="2"/>
+          <w:lang w:val="en-US" w:eastAsia="ko-KR" w:bidi="hi-IN"/>
+        </w:rPr>
+      </w:pPr>
+      <w:r>
+        <w:rPr/>
+      </w:r>
+    </w:p>
+    <w:p>
+      <w:pPr>
+        <w:pStyle w:val="Normal"/>
+        <w:bidi w:val="0"/>
+        <w:jc w:val="left"/>
+        <w:rPr>
+          <w:rFonts w:ascii="바탕" w:hAnsi="바탕" w:eastAsia="맑은 고딕" w:cs="Arial Unicode MS"/>
+          <w:i w:val="false"/>
+          <w:i w:val="false"/>
+          <w:iCs w:val="false"/>
+          <w:color w:val="auto"/>
+          <w:kern w:val="2"/>
+          <w:lang w:val="en-US" w:eastAsia="ko-KR" w:bidi="hi-IN"/>
+        </w:rPr>
+      </w:pPr>
+      <w:r>
+        <w:rPr/>
+      </w:r>
+    </w:p>
+    <w:p>
+      <w:pPr>
+        <w:pStyle w:val="Normal"/>
+        <w:bidi w:val="0"/>
+        <w:jc w:val="left"/>
+        <w:rPr>
+          <w:rFonts w:ascii="바탕" w:hAnsi="바탕" w:eastAsia="맑은 고딕" w:cs="Arial Unicode MS"/>
+          <w:i w:val="false"/>
+          <w:i w:val="false"/>
+          <w:iCs w:val="false"/>
+          <w:color w:val="auto"/>
+          <w:kern w:val="2"/>
+          <w:lang w:val="en-US" w:eastAsia="ko-KR" w:bidi="hi-IN"/>
+        </w:rPr>
+      </w:pPr>
+      <w:r>
+        <w:rPr/>
+      </w:r>
+    </w:p>
+    <w:p>
+      <w:pPr>
+        <w:pStyle w:val="Normal"/>
+        <w:bidi w:val="0"/>
+        <w:jc w:val="left"/>
+        <w:rPr>
+          <w:rFonts w:ascii="바탕" w:hAnsi="바탕" w:eastAsia="맑은 고딕" w:cs="Arial Unicode MS"/>
+          <w:i w:val="false"/>
+          <w:i w:val="false"/>
+          <w:iCs w:val="false"/>
+          <w:color w:val="auto"/>
+          <w:kern w:val="2"/>
+          <w:lang w:val="en-US" w:eastAsia="ko-KR" w:bidi="hi-IN"/>
+        </w:rPr>
+      </w:pPr>
+      <w:r>
+        <w:rPr/>
+      </w:r>
+    </w:p>
+    <w:p>
+      <w:pPr>
+        <w:pStyle w:val="Normal"/>
+        <w:bidi w:val="0"/>
+        <w:jc w:val="left"/>
+        <w:rPr>
+          <w:rFonts w:ascii="바탕" w:hAnsi="바탕" w:eastAsia="맑은 고딕" w:cs="Arial Unicode MS"/>
+          <w:i w:val="false"/>
+          <w:i w:val="false"/>
+          <w:iCs w:val="false"/>
+          <w:color w:val="auto"/>
+          <w:kern w:val="2"/>
+          <w:lang w:val="en-US" w:eastAsia="ko-KR" w:bidi="hi-IN"/>
+        </w:rPr>
+      </w:pPr>
+      <w:r>
+        <w:rPr/>
+      </w:r>
+    </w:p>
+    <w:p>
+      <w:pPr>
+        <w:pStyle w:val="Normal"/>
+        <w:bidi w:val="0"/>
+        <w:jc w:val="left"/>
+        <w:rPr>
+          <w:rFonts w:ascii="바탕" w:hAnsi="바탕" w:eastAsia="맑은 고딕" w:cs="Arial Unicode MS"/>
+          <w:i w:val="false"/>
+          <w:i w:val="false"/>
+          <w:iCs w:val="false"/>
+          <w:color w:val="auto"/>
+          <w:kern w:val="2"/>
+          <w:lang w:val="en-US" w:eastAsia="ko-KR" w:bidi="hi-IN"/>
+        </w:rPr>
+      </w:pPr>
+      <w:r>
+        <w:rPr/>
+      </w:r>
+    </w:p>
+    <w:p>
+      <w:pPr>
+        <w:pStyle w:val="Normal"/>
+        <w:bidi w:val="0"/>
+        <w:jc w:val="left"/>
+        <w:rPr>
+          <w:rFonts w:ascii="바탕" w:hAnsi="바탕" w:eastAsia="맑은 고딕" w:cs="Arial Unicode MS"/>
+          <w:i w:val="false"/>
+          <w:i w:val="false"/>
+          <w:iCs w:val="false"/>
+          <w:color w:val="auto"/>
+          <w:kern w:val="2"/>
+          <w:lang w:val="en-US" w:eastAsia="ko-KR" w:bidi="hi-IN"/>
+        </w:rPr>
+      </w:pPr>
+      <w:r>
+        <w:rPr/>
+      </w:r>
+    </w:p>
+    <w:p>
+      <w:pPr>
+        <w:pStyle w:val="Normal"/>
+        <w:bidi w:val="0"/>
+        <w:jc w:val="left"/>
+        <w:rPr>
+          <w:rFonts w:ascii="바탕" w:hAnsi="바탕" w:eastAsia="맑은 고딕" w:cs="Arial Unicode MS"/>
+          <w:i w:val="false"/>
+          <w:i w:val="false"/>
+          <w:iCs w:val="false"/>
+          <w:color w:val="auto"/>
+          <w:kern w:val="2"/>
+          <w:lang w:val="en-US" w:eastAsia="ko-KR" w:bidi="hi-IN"/>
+        </w:rPr>
+      </w:pPr>
+      <w:r>
+        <w:rPr/>
+      </w:r>
+    </w:p>
+    <w:p>
+      <w:pPr>
+        <w:pStyle w:val="Normal"/>
+        <w:bidi w:val="0"/>
+        <w:jc w:val="left"/>
+        <w:rPr>
+          <w:rFonts w:ascii="바탕" w:hAnsi="바탕" w:eastAsia="맑은 고딕" w:cs="Arial Unicode MS"/>
+          <w:i w:val="false"/>
+          <w:i w:val="false"/>
+          <w:iCs w:val="false"/>
+          <w:color w:val="auto"/>
+          <w:kern w:val="2"/>
+          <w:lang w:val="en-US" w:eastAsia="ko-KR" w:bidi="hi-IN"/>
+        </w:rPr>
+      </w:pPr>
+      <w:r>
+        <w:rPr/>
+      </w:r>
+    </w:p>
+    <w:p>
+      <w:pPr>
+        <w:pStyle w:val="Normal"/>
+        <w:bidi w:val="0"/>
+        <w:jc w:val="left"/>
+        <w:rPr>
+          <w:rFonts w:ascii="바탕" w:hAnsi="바탕" w:eastAsia="맑은 고딕" w:cs="Arial Unicode MS"/>
+          <w:i w:val="false"/>
+          <w:i w:val="false"/>
+          <w:iCs w:val="false"/>
+          <w:color w:val="auto"/>
+          <w:kern w:val="2"/>
+          <w:lang w:val="en-US" w:eastAsia="ko-KR" w:bidi="hi-IN"/>
+        </w:rPr>
+      </w:pPr>
+      <w:r>
+        <w:rPr/>
+      </w:r>
+    </w:p>
+    <w:p>
+      <w:pPr>
+        <w:pStyle w:val="Normal"/>
+        <w:bidi w:val="0"/>
+        <w:jc w:val="left"/>
+        <w:rPr>
+          <w:rFonts w:ascii="바탕" w:hAnsi="바탕" w:eastAsia="맑은 고딕" w:cs="Arial Unicode MS"/>
+          <w:i w:val="false"/>
+          <w:i w:val="false"/>
+          <w:iCs w:val="false"/>
+          <w:color w:val="auto"/>
+          <w:kern w:val="2"/>
+          <w:lang w:val="en-US" w:eastAsia="ko-KR" w:bidi="hi-IN"/>
+        </w:rPr>
+      </w:pPr>
+      <w:r>
+        <w:rPr/>
+      </w:r>
+    </w:p>
+    <w:p>
+      <w:pPr>
+        <w:pStyle w:val="Normal"/>
+        <w:bidi w:val="0"/>
+        <w:jc w:val="left"/>
+        <w:rPr>
+          <w:rFonts w:ascii="바탕" w:hAnsi="바탕" w:eastAsia="맑은 고딕" w:cs="Arial Unicode MS"/>
+          <w:i w:val="false"/>
+          <w:i w:val="false"/>
+          <w:iCs w:val="false"/>
+          <w:color w:val="auto"/>
+          <w:kern w:val="2"/>
+          <w:lang w:val="en-US" w:eastAsia="ko-KR" w:bidi="hi-IN"/>
+        </w:rPr>
+      </w:pPr>
+      <w:r>
+        <w:rPr/>
+      </w:r>
+    </w:p>
+    <w:p>
+      <w:pPr>
+        <w:pStyle w:val="Normal"/>
+        <w:bidi w:val="0"/>
+        <w:jc w:val="left"/>
+        <w:rPr>
+          <w:rFonts w:ascii="바탕" w:hAnsi="바탕" w:eastAsia="맑은 고딕" w:cs="Arial Unicode MS"/>
+          <w:i w:val="false"/>
+          <w:i w:val="false"/>
+          <w:iCs w:val="false"/>
+          <w:color w:val="auto"/>
+          <w:kern w:val="2"/>
+          <w:lang w:val="en-US" w:eastAsia="ko-KR" w:bidi="hi-IN"/>
+        </w:rPr>
+      </w:pPr>
+      <w:r>
+        <w:rPr/>
+      </w:r>
+    </w:p>
+    <w:p>
+      <w:pPr>
+        <w:pStyle w:val="Normal"/>
+        <w:bidi w:val="0"/>
+        <w:jc w:val="left"/>
+        <w:rPr>
+          <w:rFonts w:ascii="바탕" w:hAnsi="바탕" w:eastAsia="맑은 고딕" w:cs="Arial Unicode MS"/>
+          <w:i w:val="false"/>
+          <w:i w:val="false"/>
+          <w:iCs w:val="false"/>
+          <w:color w:val="auto"/>
+          <w:kern w:val="2"/>
+          <w:lang w:val="en-US" w:eastAsia="ko-KR" w:bidi="hi-IN"/>
+        </w:rPr>
+      </w:pPr>
+      <w:r>
+        <w:rPr/>
+      </w:r>
+    </w:p>
+    <w:p>
+      <w:pPr>
+        <w:pStyle w:val="Normal"/>
+        <w:bidi w:val="0"/>
+        <w:jc w:val="left"/>
+        <w:rPr>
+          <w:rFonts w:ascii="바탕" w:hAnsi="바탕" w:eastAsia="맑은 고딕" w:cs="Arial Unicode MS"/>
+          <w:i w:val="false"/>
+          <w:i w:val="false"/>
+          <w:iCs w:val="false"/>
+          <w:color w:val="auto"/>
+          <w:kern w:val="2"/>
+          <w:lang w:val="en-US" w:eastAsia="ko-KR" w:bidi="hi-IN"/>
+        </w:rPr>
+      </w:pPr>
+      <w:r>
+        <w:rPr/>
+        <w:t>GPT</w:t>
+      </w:r>
+      <w:r>
+        <w:rPr>
+          <w:rFonts w:ascii="바탕" w:hAnsi="바탕" w:cs="Arial Unicode MS"/>
+          <w:color w:val="auto"/>
+          <w:kern w:val="2"/>
+          <w:sz w:val="24"/>
+          <w:szCs w:val="24"/>
+          <w:lang w:val="en-US" w:eastAsia="ko-KR" w:bidi="hi-IN"/>
+        </w:rPr>
+        <w:t>로 정리한 공격 방식 수정본</w:t>
+      </w:r>
+    </w:p>
+    <w:p>
+      <w:pPr>
+        <w:pStyle w:val="Normal"/>
+        <w:bidi w:val="0"/>
+        <w:jc w:val="left"/>
+        <w:rPr>
+          <w:rFonts w:ascii="바탕" w:hAnsi="바탕" w:eastAsia="맑은 고딕" w:cs="Arial Unicode MS"/>
+          <w:i w:val="false"/>
+          <w:i w:val="false"/>
+          <w:iCs w:val="false"/>
+          <w:color w:val="auto"/>
+          <w:kern w:val="2"/>
+          <w:lang w:val="en-US" w:eastAsia="ko-KR" w:bidi="hi-IN"/>
+        </w:rPr>
+      </w:pPr>
+      <w:r>
+        <w:rPr/>
+      </w:r>
+    </w:p>
+    <w:tbl>
+      <w:tblPr>
+        <w:tblW w:w="8942" w:type="dxa"/>
+        <w:jc w:val="left"/>
+        <w:tblInd w:w="0" w:type="dxa"/>
+        <w:tblLayout w:type="fixed"/>
+        <w:tblCellMar>
+          <w:top w:w="28" w:type="dxa"/>
+          <w:left w:w="28" w:type="dxa"/>
+          <w:bottom w:w="28" w:type="dxa"/>
+          <w:right w:w="28" w:type="dxa"/>
+        </w:tblCellMar>
+      </w:tblPr>
+      <w:tblGrid>
+        <w:gridCol w:w="1921"/>
+        <w:gridCol w:w="7021"/>
+      </w:tblGrid>
+      <w:tr>
+        <w:trPr>
+          <w:tblHeader w:val="true"/>
+        </w:trPr>
+        <w:tc>
+          <w:tcPr>
+            <w:tcW w:w="1921" w:type="dxa"/>
+            <w:tcBorders/>
+            <w:vAlign w:val="center"/>
+          </w:tcPr>
+          <w:p>
+            <w:pPr>
+              <w:pStyle w:val="Style20"/>
+              <w:rPr/>
+            </w:pPr>
+            <w:r>
+              <w:rPr/>
+              <w:t>요소</w:t>
+            </w:r>
+          </w:p>
+        </w:tc>
+        <w:tc>
+          <w:tcPr>
+            <w:tcW w:w="7021" w:type="dxa"/>
+            <w:tcBorders/>
+            <w:vAlign w:val="center"/>
+          </w:tcPr>
+          <w:p>
+            <w:pPr>
+              <w:pStyle w:val="Style20"/>
+              <w:rPr/>
+            </w:pPr>
+            <w:r>
+              <w:rPr/>
+              <w:t>결정 내용</w:t>
+            </w:r>
+          </w:p>
+        </w:tc>
+      </w:tr>
+      <w:tr>
+        <w:trPr/>
+        <w:tc>
+          <w:tcPr>
+            <w:tcW w:w="1921" w:type="dxa"/>
+            <w:tcBorders/>
+            <w:vAlign w:val="center"/>
+          </w:tcPr>
+          <w:p>
+            <w:pPr>
+              <w:pStyle w:val="Style20"/>
+              <w:jc w:val="left"/>
+              <w:rPr/>
+            </w:pPr>
+            <w:r>
+              <w:rPr>
+                <w:rFonts w:ascii="바탕" w:hAnsi="바탕" w:cs="Arial Unicode MS"/>
+                <w:b/>
+                <w:bCs/>
+                <w:color w:val="auto"/>
+                <w:kern w:val="2"/>
+                <w:sz w:val="24"/>
+                <w:szCs w:val="24"/>
+                <w:lang w:val="en-US" w:eastAsia="ko-KR" w:bidi="hi-IN"/>
+              </w:rPr>
+              <w:t>강공</w:t>
+            </w:r>
+            <w:r>
+              <w:rPr>
+                <w:rFonts w:eastAsia="맑은 고딕" w:cs="Arial Unicode MS"/>
+                <w:b/>
+                <w:bCs/>
+                <w:color w:val="auto"/>
+                <w:kern w:val="2"/>
+                <w:sz w:val="24"/>
+                <w:szCs w:val="24"/>
+                <w:lang w:val="en-US" w:eastAsia="ko-KR" w:bidi="hi-IN"/>
+              </w:rPr>
+              <w:t>/</w:t>
+            </w:r>
+            <w:r>
+              <w:rPr>
+                <w:rFonts w:ascii="바탕" w:hAnsi="바탕" w:cs="Arial Unicode MS"/>
+                <w:b/>
+                <w:bCs/>
+                <w:color w:val="auto"/>
+                <w:kern w:val="2"/>
+                <w:sz w:val="24"/>
+                <w:szCs w:val="24"/>
+                <w:lang w:val="en-US" w:eastAsia="ko-KR" w:bidi="hi-IN"/>
+              </w:rPr>
+              <w:t>일반 공격구분</w:t>
+            </w:r>
+          </w:p>
+        </w:tc>
+        <w:tc>
+          <w:tcPr>
+            <w:tcW w:w="7021" w:type="dxa"/>
+            <w:tcBorders/>
+            <w:vAlign w:val="center"/>
+          </w:tcPr>
+          <w:p>
+            <w:pPr>
+              <w:pStyle w:val="Style20"/>
+              <w:jc w:val="left"/>
+              <w:rPr>
+                <w:b w:val="false"/>
+                <w:b w:val="false"/>
+                <w:bCs w:val="false"/>
+              </w:rPr>
+            </w:pPr>
+            <w:r>
+              <w:rPr>
+                <w:rFonts w:ascii="바탕" w:hAnsi="바탕" w:cs="Arial Unicode MS"/>
+                <w:b w:val="false"/>
+                <w:bCs w:val="false"/>
+                <w:color w:val="auto"/>
+                <w:kern w:val="2"/>
+                <w:sz w:val="24"/>
+                <w:szCs w:val="24"/>
+                <w:lang w:val="en-US" w:eastAsia="ko-KR" w:bidi="hi-IN"/>
+              </w:rPr>
+              <w:t>공격키 홀드 후 최대 시간이 지나면 강공</w:t>
+            </w:r>
+            <w:r>
+              <w:rPr>
+                <w:rFonts w:eastAsia="맑은 고딕" w:cs="Arial Unicode MS"/>
+                <w:b w:val="false"/>
+                <w:bCs w:val="false"/>
+                <w:color w:val="auto"/>
+                <w:kern w:val="2"/>
+                <w:sz w:val="24"/>
+                <w:szCs w:val="24"/>
+                <w:lang w:val="en-US" w:eastAsia="ko-KR" w:bidi="hi-IN"/>
+              </w:rPr>
+              <w:t>(</w:t>
+            </w:r>
+            <w:r>
+              <w:rPr>
+                <w:rFonts w:ascii="바탕" w:hAnsi="바탕" w:cs="Arial Unicode MS"/>
+                <w:b w:val="false"/>
+                <w:bCs w:val="false"/>
+                <w:color w:val="auto"/>
+                <w:kern w:val="2"/>
+                <w:sz w:val="24"/>
+                <w:szCs w:val="24"/>
+                <w:lang w:val="en-US" w:eastAsia="ko-KR" w:bidi="hi-IN"/>
+              </w:rPr>
+              <w:t>그 전은 기본데미지만 주는 일반 공격</w:t>
+            </w:r>
+            <w:r>
+              <w:rPr>
+                <w:rFonts w:eastAsia="맑은 고딕" w:cs="Arial Unicode MS"/>
+                <w:b w:val="false"/>
+                <w:bCs w:val="false"/>
+                <w:color w:val="auto"/>
+                <w:kern w:val="2"/>
+                <w:sz w:val="24"/>
+                <w:szCs w:val="24"/>
+                <w:lang w:val="en-US" w:eastAsia="ko-KR" w:bidi="hi-IN"/>
+              </w:rPr>
+              <w:t>/</w:t>
+            </w:r>
+            <w:r>
+              <w:rPr>
+                <w:rFonts w:ascii="바탕" w:hAnsi="바탕" w:cs="Arial Unicode MS"/>
+                <w:b w:val="false"/>
+                <w:bCs w:val="false"/>
+                <w:color w:val="auto"/>
+                <w:kern w:val="2"/>
+                <w:sz w:val="24"/>
+                <w:szCs w:val="24"/>
+                <w:lang w:val="en-US" w:eastAsia="ko-KR" w:bidi="hi-IN"/>
+              </w:rPr>
+              <w:t>연타</w:t>
+            </w:r>
+            <w:r>
+              <w:rPr>
+                <w:rFonts w:eastAsia="맑은 고딕" w:cs="Arial Unicode MS"/>
+                <w:b w:val="false"/>
+                <w:bCs w:val="false"/>
+                <w:color w:val="auto"/>
+                <w:kern w:val="2"/>
+                <w:sz w:val="24"/>
+                <w:szCs w:val="24"/>
+                <w:lang w:val="en-US" w:eastAsia="ko-KR" w:bidi="hi-IN"/>
+              </w:rPr>
+              <w:t>)</w:t>
+            </w:r>
+            <w:r>
+              <w:rPr>
+                <w:rFonts w:eastAsia="맑은 고딕" w:cs="Arial Unicode MS"/>
+                <w:b w:val="false"/>
+                <w:bCs w:val="false"/>
+                <w:color w:val="auto"/>
+                <w:kern w:val="2"/>
+                <w:sz w:val="24"/>
+                <w:szCs w:val="24"/>
+                <w:lang w:val="en-US" w:eastAsia="ko-KR" w:bidi="hi-IN"/>
+              </w:rPr>
+              <w:t xml:space="preserve">→ </w:t>
+            </w:r>
+            <w:r>
+              <w:rPr>
+                <w:rFonts w:ascii="바탕" w:hAnsi="바탕" w:cs="Arial Unicode MS"/>
+                <w:b w:val="false"/>
+                <w:bCs w:val="false"/>
+                <w:color w:val="auto"/>
+                <w:kern w:val="2"/>
+                <w:sz w:val="24"/>
+                <w:szCs w:val="24"/>
+                <w:lang w:val="en-US" w:eastAsia="ko-KR" w:bidi="hi-IN"/>
+              </w:rPr>
+              <w:t>게이지가 따로 표시되지 않음</w:t>
+            </w:r>
+            <w:r>
+              <w:rPr>
+                <w:rFonts w:eastAsia="맑은 고딕" w:cs="Arial Unicode MS"/>
+                <w:b w:val="false"/>
+                <w:bCs w:val="false"/>
+                <w:color w:val="auto"/>
+                <w:kern w:val="2"/>
+                <w:sz w:val="24"/>
+                <w:szCs w:val="24"/>
+                <w:lang w:val="en-US" w:eastAsia="ko-KR" w:bidi="hi-IN"/>
+              </w:rPr>
+              <w:t xml:space="preserve">, </w:t>
+            </w:r>
+            <w:r>
+              <w:rPr>
+                <w:rFonts w:ascii="바탕" w:hAnsi="바탕" w:cs="Arial Unicode MS"/>
+                <w:b w:val="false"/>
+                <w:bCs w:val="false"/>
+                <w:color w:val="auto"/>
+                <w:kern w:val="2"/>
+                <w:sz w:val="24"/>
+                <w:szCs w:val="24"/>
+                <w:lang w:val="en-US" w:eastAsia="ko-KR" w:bidi="hi-IN"/>
+              </w:rPr>
+              <w:t>홀드중 방향 전환시 게이지 내려감 홀드시간은 기본적으로 길지 않지만</w:t>
+            </w:r>
+            <w:r>
+              <w:rPr>
+                <w:rFonts w:eastAsia="맑은 고딕" w:cs="Arial Unicode MS"/>
+                <w:b w:val="false"/>
+                <w:bCs w:val="false"/>
+                <w:color w:val="auto"/>
+                <w:kern w:val="2"/>
+                <w:sz w:val="24"/>
+                <w:szCs w:val="24"/>
+                <w:lang w:val="en-US" w:eastAsia="ko-KR" w:bidi="hi-IN"/>
+              </w:rPr>
+              <w:t>(1~2</w:t>
+            </w:r>
+            <w:r>
+              <w:rPr>
+                <w:rFonts w:ascii="바탕" w:hAnsi="바탕" w:cs="Arial Unicode MS"/>
+                <w:b w:val="false"/>
+                <w:bCs w:val="false"/>
+                <w:color w:val="auto"/>
+                <w:kern w:val="2"/>
+                <w:sz w:val="24"/>
+                <w:szCs w:val="24"/>
+                <w:lang w:val="en-US" w:eastAsia="ko-KR" w:bidi="hi-IN"/>
+              </w:rPr>
+              <w:t>초 사이</w:t>
+            </w:r>
+            <w:r>
+              <w:rPr>
+                <w:rFonts w:eastAsia="맑은 고딕" w:cs="Arial Unicode MS"/>
+                <w:b w:val="false"/>
+                <w:bCs w:val="false"/>
+                <w:color w:val="auto"/>
+                <w:kern w:val="2"/>
+                <w:sz w:val="24"/>
+                <w:szCs w:val="24"/>
+                <w:lang w:val="en-US" w:eastAsia="ko-KR" w:bidi="hi-IN"/>
+              </w:rPr>
+              <w:t xml:space="preserve">) </w:t>
+            </w:r>
+            <w:r>
+              <w:rPr>
+                <w:rFonts w:ascii="바탕" w:hAnsi="바탕" w:cs="Arial Unicode MS"/>
+                <w:b w:val="false"/>
+                <w:bCs w:val="false"/>
+                <w:color w:val="auto"/>
+                <w:kern w:val="2"/>
+                <w:sz w:val="24"/>
+                <w:szCs w:val="24"/>
+                <w:lang w:val="en-US" w:eastAsia="ko-KR" w:bidi="hi-IN"/>
+              </w:rPr>
+              <w:t>무기의 무게에 따라 변동 가능</w:t>
+            </w:r>
+          </w:p>
+        </w:tc>
+      </w:tr>
+      <w:tr>
+        <w:trPr/>
+        <w:tc>
+          <w:tcPr>
+            <w:tcW w:w="1921" w:type="dxa"/>
+            <w:tcBorders/>
+            <w:vAlign w:val="center"/>
+          </w:tcPr>
+          <w:p>
+            <w:pPr>
+              <w:pStyle w:val="Style19"/>
+              <w:rPr/>
+            </w:pPr>
+            <w:r>
+              <w:rPr>
+                <w:rStyle w:val="Style13"/>
+              </w:rPr>
+              <w:t>하단 공격</w:t>
+            </w:r>
+          </w:p>
+        </w:tc>
+        <w:tc>
+          <w:tcPr>
+            <w:tcW w:w="7021" w:type="dxa"/>
+            <w:tcBorders/>
+            <w:vAlign w:val="center"/>
+          </w:tcPr>
+          <w:p>
+            <w:pPr>
+              <w:pStyle w:val="Style19"/>
+              <w:rPr/>
+            </w:pPr>
+            <w:r>
+              <w:rPr/>
+              <w:t xml:space="preserve">기본 공격 시 → 찌르기로 해석 </w:t>
+            </w:r>
+            <w:r>
+              <w:rPr/>
+              <w:t>(</w:t>
+            </w:r>
+            <w:r>
+              <w:rPr>
+                <w:rStyle w:val="Style14"/>
+              </w:rPr>
+              <w:t xml:space="preserve">Mouse </w:t>
+            </w:r>
+            <w:r>
+              <w:rPr>
+                <w:rStyle w:val="Style14"/>
+              </w:rPr>
+              <w:t>방향 아래</w:t>
+            </w:r>
+            <w:r>
+              <w:rPr/>
+              <w:t>)</w:t>
+            </w:r>
+          </w:p>
+        </w:tc>
+      </w:tr>
+      <w:tr>
+        <w:trPr/>
+        <w:tc>
+          <w:tcPr>
+            <w:tcW w:w="1921" w:type="dxa"/>
+            <w:tcBorders/>
+            <w:vAlign w:val="center"/>
+          </w:tcPr>
+          <w:p>
+            <w:pPr>
+              <w:pStyle w:val="Style19"/>
+              <w:rPr/>
+            </w:pPr>
+            <w:r>
+              <w:rPr>
+                <w:rStyle w:val="Style13"/>
+              </w:rPr>
+              <w:t xml:space="preserve">특수 공격 키 </w:t>
+            </w:r>
+            <w:r>
+              <w:rPr>
+                <w:rStyle w:val="Style13"/>
+              </w:rPr>
+              <w:t>(</w:t>
+            </w:r>
+            <w:r>
+              <w:rPr>
+                <w:rStyle w:val="Style14"/>
+              </w:rPr>
+              <w:t>E</w:t>
+            </w:r>
+            <w:r>
+              <w:rPr>
+                <w:rStyle w:val="Style13"/>
+              </w:rPr>
+              <w:t>)</w:t>
+            </w:r>
+          </w:p>
+        </w:tc>
+        <w:tc>
+          <w:tcPr>
+            <w:tcW w:w="7021" w:type="dxa"/>
+            <w:tcBorders/>
+            <w:vAlign w:val="center"/>
+          </w:tcPr>
+          <w:p>
+            <w:pPr>
+              <w:pStyle w:val="Style19"/>
+              <w:rPr/>
+            </w:pPr>
+            <w:r>
+              <w:rPr>
+                <w:rFonts w:ascii="바탕" w:hAnsi="바탕" w:cs="Arial Unicode MS"/>
+                <w:color w:val="auto"/>
+                <w:kern w:val="2"/>
+                <w:sz w:val="24"/>
+                <w:szCs w:val="24"/>
+                <w:lang w:val="en-US" w:eastAsia="ko-KR" w:bidi="hi-IN"/>
+              </w:rPr>
+              <w:t>강공과는 별개</w:t>
+            </w:r>
+            <w:r>
+              <w:rPr>
+                <w:rFonts w:eastAsia="맑은 고딕" w:cs="Arial Unicode MS"/>
+                <w:color w:val="auto"/>
+                <w:kern w:val="2"/>
+                <w:sz w:val="24"/>
+                <w:szCs w:val="24"/>
+                <w:lang w:val="en-US" w:eastAsia="ko-KR" w:bidi="hi-IN"/>
+              </w:rPr>
+              <w:t xml:space="preserve">, </w:t>
+            </w:r>
+            <w:r>
+              <w:rPr>
+                <w:rFonts w:ascii="바탕" w:hAnsi="바탕" w:cs="Arial Unicode MS"/>
+                <w:color w:val="auto"/>
+                <w:kern w:val="2"/>
+                <w:sz w:val="24"/>
+                <w:szCs w:val="24"/>
+                <w:lang w:val="en-US" w:eastAsia="ko-KR" w:bidi="hi-IN"/>
+              </w:rPr>
+              <w:t>준비시간이 적고 빠른 공격이지만 지구력 소모를 크게하고 직업별로 차이가 많고 플레이어의 움직임 상황에 영향을 크게 받음</w:t>
+            </w:r>
+          </w:p>
+        </w:tc>
+      </w:tr>
+      <w:tr>
+        <w:trPr/>
+        <w:tc>
+          <w:tcPr>
+            <w:tcW w:w="1921" w:type="dxa"/>
+            <w:tcBorders/>
+            <w:vAlign w:val="center"/>
+          </w:tcPr>
+          <w:p>
+            <w:pPr>
+              <w:pStyle w:val="Style19"/>
+              <w:rPr/>
+            </w:pPr>
+            <w:r>
+              <w:rPr>
+                <w:rStyle w:val="Style13"/>
+              </w:rPr>
+              <w:t>전진</w:t>
+            </w:r>
+            <w:r>
+              <w:rPr>
+                <w:rStyle w:val="Style13"/>
+              </w:rPr>
+              <w:t>/</w:t>
+            </w:r>
+            <w:r>
+              <w:rPr>
+                <w:rStyle w:val="Style13"/>
+              </w:rPr>
+              <w:t>후진 공격</w:t>
+            </w:r>
+          </w:p>
+        </w:tc>
+        <w:tc>
+          <w:tcPr>
+            <w:tcW w:w="7021" w:type="dxa"/>
+            <w:tcBorders/>
+            <w:vAlign w:val="center"/>
+          </w:tcPr>
+          <w:p>
+            <w:pPr>
+              <w:pStyle w:val="Style19"/>
+              <w:rPr/>
+            </w:pPr>
+            <w:r>
+              <w:rPr>
+                <w:rStyle w:val="Style14"/>
+                <w:rFonts w:ascii="Liberation Mono" w:hAnsi="Liberation Mono" w:cs="Liberation Mono"/>
+                <w:color w:val="auto"/>
+                <w:kern w:val="2"/>
+                <w:sz w:val="24"/>
+                <w:szCs w:val="24"/>
+                <w:lang w:val="en-US" w:eastAsia="ko-KR" w:bidi="hi-IN"/>
+              </w:rPr>
+              <w:t>특수공격시에만</w:t>
+            </w:r>
+            <w:r>
+              <w:rPr/>
+              <w:t xml:space="preserve"> 감지되어 적용됨</w:t>
+            </w:r>
+          </w:p>
+        </w:tc>
+      </w:tr>
+      <w:tr>
+        <w:trPr/>
+        <w:tc>
+          <w:tcPr>
+            <w:tcW w:w="1921" w:type="dxa"/>
+            <w:tcBorders/>
+            <w:vAlign w:val="center"/>
+          </w:tcPr>
+          <w:p>
+            <w:pPr>
+              <w:pStyle w:val="Style19"/>
+              <w:rPr/>
+            </w:pPr>
+            <w:r>
+              <w:rPr>
+                <w:rStyle w:val="Style13"/>
+              </w:rPr>
+              <w:t>기본 공격 중</w:t>
+            </w:r>
+          </w:p>
+        </w:tc>
+        <w:tc>
+          <w:tcPr>
+            <w:tcW w:w="7021" w:type="dxa"/>
+            <w:tcBorders/>
+            <w:vAlign w:val="center"/>
+          </w:tcPr>
+          <w:p>
+            <w:pPr>
+              <w:pStyle w:val="Style19"/>
+              <w:rPr/>
+            </w:pPr>
+            <w:r>
+              <w:rPr/>
+              <w:t xml:space="preserve">이동 방향에 관계없이 </w:t>
+            </w:r>
+            <w:r>
+              <w:rPr>
+                <w:rStyle w:val="Style13"/>
+              </w:rPr>
+              <w:t>자유 무빙 유지</w:t>
+            </w:r>
+            <w:r>
+              <w:rPr/>
+              <w:t xml:space="preserve">. </w:t>
+            </w:r>
+            <w:r>
+              <w:rPr/>
+              <w:t xml:space="preserve">공격 스타일에 영향 없음 → </w:t>
+            </w:r>
+            <w:r>
+              <w:rPr>
+                <w:rFonts w:ascii="바탕" w:hAnsi="바탕" w:cs="Arial Unicode MS"/>
+                <w:color w:val="auto"/>
+                <w:kern w:val="2"/>
+                <w:sz w:val="24"/>
+                <w:szCs w:val="24"/>
+                <w:lang w:val="en-US" w:eastAsia="ko-KR" w:bidi="hi-IN"/>
+              </w:rPr>
+              <w:t>대신 좌우의 경우 동일한 방향 공격</w:t>
+            </w:r>
+            <w:r>
+              <w:rPr>
+                <w:rFonts w:eastAsia="맑은 고딕" w:cs="Arial Unicode MS"/>
+                <w:color w:val="auto"/>
+                <w:kern w:val="2"/>
+                <w:sz w:val="24"/>
+                <w:szCs w:val="24"/>
+                <w:lang w:val="en-US" w:eastAsia="ko-KR" w:bidi="hi-IN"/>
+              </w:rPr>
+              <w:t xml:space="preserve">(ex </w:t>
+            </w:r>
+            <w:r>
+              <w:rPr>
+                <w:rFonts w:ascii="바탕" w:hAnsi="바탕" w:cs="Arial Unicode MS"/>
+                <w:color w:val="auto"/>
+                <w:kern w:val="2"/>
+                <w:sz w:val="24"/>
+                <w:szCs w:val="24"/>
+                <w:lang w:val="en-US" w:eastAsia="ko-KR" w:bidi="hi-IN"/>
+              </w:rPr>
+              <w:t>우측으로 무빙하면서 왼쪽 공격시</w:t>
+            </w:r>
+            <w:r>
+              <w:rPr>
+                <w:rFonts w:eastAsia="맑은 고딕" w:cs="Arial Unicode MS"/>
+                <w:color w:val="auto"/>
+                <w:kern w:val="2"/>
+                <w:sz w:val="24"/>
+                <w:szCs w:val="24"/>
+                <w:lang w:val="en-US" w:eastAsia="ko-KR" w:bidi="hi-IN"/>
+              </w:rPr>
+              <w:t xml:space="preserve">) </w:t>
+            </w:r>
+            <w:r>
+              <w:rPr>
+                <w:rFonts w:ascii="바탕" w:hAnsi="바탕" w:cs="Arial Unicode MS"/>
+                <w:color w:val="auto"/>
+                <w:kern w:val="2"/>
+                <w:sz w:val="24"/>
+                <w:szCs w:val="24"/>
+                <w:lang w:val="en-US" w:eastAsia="ko-KR" w:bidi="hi-IN"/>
+              </w:rPr>
+              <w:t>추가 데미지</w:t>
+            </w:r>
+          </w:p>
+        </w:tc>
+      </w:tr>
+    </w:tbl>
+    <w:p>
+      <w:pPr>
+        <w:pStyle w:val="Style22"/>
+        <w:rPr>
+          <w:rFonts w:ascii="바탕" w:hAnsi="바탕" w:eastAsia="맑은 고딕" w:cs="Arial Unicode MS"/>
+          <w:i w:val="false"/>
+          <w:i w:val="false"/>
+          <w:iCs w:val="false"/>
+          <w:color w:val="auto"/>
+          <w:kern w:val="2"/>
+          <w:lang w:val="en-US" w:eastAsia="ko-KR" w:bidi="hi-IN"/>
+        </w:rPr>
+      </w:pPr>
+      <w:r>
+        <w:rPr/>
+      </w:r>
+    </w:p>
+    <w:p>
+      <w:pPr>
+        <w:pStyle w:val="2"/>
+        <w:rPr>
+          <w:rFonts w:ascii="바탕" w:hAnsi="바탕" w:eastAsia="맑은 고딕" w:cs="Arial Unicode MS"/>
+          <w:i w:val="false"/>
+          <w:i w:val="false"/>
+          <w:iCs w:val="false"/>
+          <w:color w:val="auto"/>
+          <w:kern w:val="2"/>
+          <w:lang w:val="en-US" w:eastAsia="ko-KR" w:bidi="hi-IN"/>
+        </w:rPr>
+      </w:pPr>
+      <w:r>
+        <w:rPr/>
+        <w:t xml:space="preserve">🧠 </w:t>
+      </w:r>
+      <w:r>
+        <w:rPr/>
+        <w:t xml:space="preserve">UX </w:t>
+      </w:r>
+      <w:r>
+        <w:rPr/>
+        <w:t>관점에서의 장점</w:t>
+      </w:r>
+    </w:p>
+    <w:tbl>
+      <w:tblPr>
+        <w:tblW w:w="9638" w:type="dxa"/>
+        <w:jc w:val="left"/>
+        <w:tblInd w:w="0" w:type="dxa"/>
+        <w:tblLayout w:type="fixed"/>
+        <w:tblCellMar>
+          <w:top w:w="28" w:type="dxa"/>
+          <w:left w:w="28" w:type="dxa"/>
+          <w:bottom w:w="28" w:type="dxa"/>
+          <w:right w:w="28" w:type="dxa"/>
+        </w:tblCellMar>
+      </w:tblPr>
+      <w:tblGrid>
+        <w:gridCol w:w="3566"/>
+        <w:gridCol w:w="6072"/>
+      </w:tblGrid>
+      <w:tr>
+        <w:trPr>
+          <w:tblHeader w:val="true"/>
+        </w:trPr>
+        <w:tc>
+          <w:tcPr>
+            <w:tcW w:w="3566" w:type="dxa"/>
+            <w:tcBorders/>
+            <w:vAlign w:val="center"/>
+          </w:tcPr>
+          <w:p>
+            <w:pPr>
+              <w:pStyle w:val="Style20"/>
+              <w:rPr/>
+            </w:pPr>
+            <w:r>
+              <w:rPr/>
+              <w:t>포인트</w:t>
+            </w:r>
+          </w:p>
+        </w:tc>
+        <w:tc>
+          <w:tcPr>
+            <w:tcW w:w="6072" w:type="dxa"/>
+            <w:tcBorders/>
+            <w:vAlign w:val="center"/>
+          </w:tcPr>
+          <w:p>
+            <w:pPr>
+              <w:pStyle w:val="Style20"/>
+              <w:rPr/>
+            </w:pPr>
+            <w:r>
+              <w:rPr/>
+              <w:t>효과</w:t>
+            </w:r>
+          </w:p>
+        </w:tc>
+      </w:tr>
+      <w:tr>
+        <w:trPr/>
+        <w:tc>
+          <w:tcPr>
+            <w:tcW w:w="3566" w:type="dxa"/>
+            <w:tcBorders/>
+            <w:vAlign w:val="center"/>
+          </w:tcPr>
+          <w:p>
+            <w:pPr>
+              <w:pStyle w:val="Style19"/>
+              <w:rPr/>
+            </w:pPr>
+            <w:r>
+              <w:rPr/>
+              <w:t xml:space="preserve">🎯 </w:t>
+            </w:r>
+            <w:r>
+              <w:rPr/>
+              <w:t>자유 무빙 유지</w:t>
+            </w:r>
+          </w:p>
+        </w:tc>
+        <w:tc>
+          <w:tcPr>
+            <w:tcW w:w="6072" w:type="dxa"/>
+            <w:tcBorders/>
+            <w:vAlign w:val="center"/>
+          </w:tcPr>
+          <w:p>
+            <w:pPr>
+              <w:pStyle w:val="Style19"/>
+              <w:rPr/>
+            </w:pPr>
+            <w:r>
+              <w:rPr/>
+              <w:t>조작 흐름이 끊기지 않음</w:t>
+            </w:r>
+            <w:r>
+              <w:rPr/>
+              <w:t xml:space="preserve">. </w:t>
+            </w:r>
+            <w:r>
+              <w:rPr/>
+              <w:t>플레이어가 “제어 받고 있다”는 느낌 최소화</w:t>
+            </w:r>
+          </w:p>
+        </w:tc>
+      </w:tr>
+      <w:tr>
+        <w:trPr/>
+        <w:tc>
+          <w:tcPr>
+            <w:tcW w:w="3566" w:type="dxa"/>
+            <w:tcBorders/>
+            <w:vAlign w:val="center"/>
+          </w:tcPr>
+          <w:p>
+            <w:pPr>
+              <w:pStyle w:val="Style19"/>
+              <w:rPr/>
+            </w:pPr>
+            <w:r>
+              <w:rPr/>
+              <w:t xml:space="preserve">🧠 </w:t>
+            </w:r>
+            <w:r>
+              <w:rPr/>
+              <w:t>특수 공격 모드 분리</w:t>
+            </w:r>
+          </w:p>
+        </w:tc>
+        <w:tc>
+          <w:tcPr>
+            <w:tcW w:w="6072" w:type="dxa"/>
+            <w:tcBorders/>
+            <w:vAlign w:val="center"/>
+          </w:tcPr>
+          <w:p>
+            <w:pPr>
+              <w:pStyle w:val="Style19"/>
+              <w:rPr/>
+            </w:pPr>
+            <w:r>
+              <w:rPr/>
+              <w:t xml:space="preserve">실수 방지 </w:t>
+            </w:r>
+            <w:r>
+              <w:rPr/>
+              <w:t xml:space="preserve">+ </w:t>
+            </w:r>
+            <w:r>
+              <w:rPr/>
+              <w:t>전략적으로만 사용하게 유도</w:t>
+            </w:r>
+          </w:p>
+        </w:tc>
+      </w:tr>
+      <w:tr>
+        <w:trPr/>
+        <w:tc>
+          <w:tcPr>
+            <w:tcW w:w="3566" w:type="dxa"/>
+            <w:tcBorders/>
+            <w:vAlign w:val="center"/>
+          </w:tcPr>
+          <w:p>
+            <w:pPr>
+              <w:pStyle w:val="Style19"/>
+              <w:rPr/>
+            </w:pPr>
+            <w:r>
+              <w:rPr/>
+              <w:t xml:space="preserve">✅ </w:t>
+            </w:r>
+            <w:r>
+              <w:rPr/>
+              <w:t xml:space="preserve">하단 </w:t>
+            </w:r>
+            <w:r>
+              <w:rPr/>
+              <w:t xml:space="preserve">= </w:t>
+            </w:r>
+            <w:r>
+              <w:rPr/>
+              <w:t>찌르기 고정</w:t>
+            </w:r>
+          </w:p>
+        </w:tc>
+        <w:tc>
+          <w:tcPr>
+            <w:tcW w:w="6072" w:type="dxa"/>
+            <w:tcBorders/>
+            <w:vAlign w:val="center"/>
+          </w:tcPr>
+          <w:p>
+            <w:pPr>
+              <w:pStyle w:val="Style19"/>
+              <w:rPr/>
+            </w:pPr>
+            <w:r>
+              <w:rPr/>
+              <w:t xml:space="preserve">방향 감지 로직 간소화 </w:t>
+            </w:r>
+            <w:r>
+              <w:rPr/>
+              <w:t xml:space="preserve">+ </w:t>
+            </w:r>
+            <w:r>
+              <w:rPr/>
+              <w:t>플레이어 기대치 일치</w:t>
+            </w:r>
+          </w:p>
+        </w:tc>
+      </w:tr>
+    </w:tbl>
+    <w:p>
+      <w:pPr>
+        <w:pStyle w:val="Style22"/>
+        <w:spacing w:before="0" w:after="283"/>
+        <w:rPr>
+          <w:rFonts w:ascii="바탕" w:hAnsi="바탕" w:eastAsia="맑은 고딕" w:cs="Arial Unicode MS"/>
+          <w:i w:val="false"/>
+          <w:i w:val="false"/>
+          <w:iCs w:val="false"/>
+          <w:color w:val="auto"/>
+          <w:kern w:val="2"/>
+          <w:lang w:val="en-US" w:eastAsia="ko-KR" w:bidi="hi-IN"/>
+        </w:rPr>
+      </w:pPr>
+      <w:r>
+        <w:rPr/>
       </w:r>
     </w:p>
     <w:sectPr>

--- a/2025 게임 개발 계획서v0.1.docx
+++ b/2025 게임 개발 계획서v0.1.docx
@@ -5716,11 +5716,11 @@
         <w:gridCol w:w="621"/>
         <w:gridCol w:w="2721"/>
         <w:gridCol w:w="930"/>
-        <w:gridCol w:w="941"/>
+        <w:gridCol w:w="942"/>
         <w:gridCol w:w="930"/>
         <w:gridCol w:w="930"/>
         <w:gridCol w:w="929"/>
-        <w:gridCol w:w="2196"/>
+        <w:gridCol w:w="2195"/>
       </w:tblGrid>
       <w:tr>
         <w:trPr/>
@@ -5813,7 +5813,7 @@
         </w:tc>
         <w:tc>
           <w:tcPr>
-            <w:tcW w:w="941" w:type="dxa"/>
+            <w:tcW w:w="942" w:type="dxa"/>
             <w:tcBorders>
               <w:top w:val="single" w:sz="4" w:space="0" w:color="000000"/>
               <w:left w:val="single" w:sz="4" w:space="0" w:color="000000"/>
@@ -5929,7 +5929,7 @@
         </w:tc>
         <w:tc>
           <w:tcPr>
-            <w:tcW w:w="2196" w:type="dxa"/>
+            <w:tcW w:w="2195" w:type="dxa"/>
             <w:tcBorders>
               <w:top w:val="single" w:sz="4" w:space="0" w:color="000000"/>
               <w:left w:val="single" w:sz="4" w:space="0" w:color="000000"/>
@@ -6065,7 +6065,7 @@
         </w:tc>
         <w:tc>
           <w:tcPr>
-            <w:tcW w:w="941" w:type="dxa"/>
+            <w:tcW w:w="942" w:type="dxa"/>
             <w:tcBorders>
               <w:left w:val="single" w:sz="4" w:space="0" w:color="000000"/>
               <w:bottom w:val="single" w:sz="4" w:space="0" w:color="000000"/>
@@ -6366,7 +6366,7 @@
         </w:tc>
         <w:tc>
           <w:tcPr>
-            <w:tcW w:w="2196" w:type="dxa"/>
+            <w:tcW w:w="2195" w:type="dxa"/>
             <w:tcBorders>
               <w:left w:val="single" w:sz="4" w:space="0" w:color="000000"/>
               <w:bottom w:val="single" w:sz="4" w:space="0" w:color="000000"/>
@@ -8003,8 +8003,8 @@
         <w:gridCol w:w="934"/>
         <w:gridCol w:w="928"/>
         <w:gridCol w:w="927"/>
-        <w:gridCol w:w="941"/>
-        <w:gridCol w:w="2429"/>
+        <w:gridCol w:w="942"/>
+        <w:gridCol w:w="2428"/>
       </w:tblGrid>
       <w:tr>
         <w:trPr/>
@@ -8184,7 +8184,7 @@
         </w:tc>
         <w:tc>
           <w:tcPr>
-            <w:tcW w:w="941" w:type="dxa"/>
+            <w:tcW w:w="942" w:type="dxa"/>
             <w:tcBorders>
               <w:top w:val="single" w:sz="4" w:space="0" w:color="000000"/>
               <w:left w:val="single" w:sz="4" w:space="0" w:color="000000"/>
@@ -8213,7 +8213,7 @@
         </w:tc>
         <w:tc>
           <w:tcPr>
-            <w:tcW w:w="2429" w:type="dxa"/>
+            <w:tcW w:w="2428" w:type="dxa"/>
             <w:tcBorders>
               <w:top w:val="single" w:sz="4" w:space="0" w:color="000000"/>
               <w:left w:val="single" w:sz="4" w:space="0" w:color="000000"/>
@@ -8414,7 +8414,7 @@
         </w:tc>
         <w:tc>
           <w:tcPr>
-            <w:tcW w:w="941" w:type="dxa"/>
+            <w:tcW w:w="942" w:type="dxa"/>
             <w:tcBorders>
               <w:left w:val="single" w:sz="4" w:space="0" w:color="000000"/>
               <w:bottom w:val="single" w:sz="4" w:space="0" w:color="000000"/>
@@ -8442,7 +8442,7 @@
         </w:tc>
         <w:tc>
           <w:tcPr>
-            <w:tcW w:w="2429" w:type="dxa"/>
+            <w:tcW w:w="2428" w:type="dxa"/>
             <w:tcBorders>
               <w:left w:val="single" w:sz="4" w:space="0" w:color="000000"/>
               <w:bottom w:val="single" w:sz="4" w:space="0" w:color="000000"/>
@@ -8642,7 +8642,7 @@
         </w:tc>
         <w:tc>
           <w:tcPr>
-            <w:tcW w:w="941" w:type="dxa"/>
+            <w:tcW w:w="942" w:type="dxa"/>
             <w:tcBorders>
               <w:left w:val="single" w:sz="4" w:space="0" w:color="000000"/>
               <w:bottom w:val="single" w:sz="4" w:space="0" w:color="000000"/>
@@ -8670,7 +8670,7 @@
         </w:tc>
         <w:tc>
           <w:tcPr>
-            <w:tcW w:w="2429" w:type="dxa"/>
+            <w:tcW w:w="2428" w:type="dxa"/>
             <w:tcBorders>
               <w:left w:val="single" w:sz="4" w:space="0" w:color="000000"/>
               <w:bottom w:val="single" w:sz="4" w:space="0" w:color="000000"/>
@@ -8870,7 +8870,7 @@
         </w:tc>
         <w:tc>
           <w:tcPr>
-            <w:tcW w:w="941" w:type="dxa"/>
+            <w:tcW w:w="942" w:type="dxa"/>
             <w:tcBorders>
               <w:left w:val="single" w:sz="4" w:space="0" w:color="000000"/>
               <w:bottom w:val="single" w:sz="4" w:space="0" w:color="000000"/>
@@ -8898,7 +8898,7 @@
         </w:tc>
         <w:tc>
           <w:tcPr>
-            <w:tcW w:w="2429" w:type="dxa"/>
+            <w:tcW w:w="2428" w:type="dxa"/>
             <w:tcBorders>
               <w:left w:val="single" w:sz="4" w:space="0" w:color="000000"/>
               <w:bottom w:val="single" w:sz="4" w:space="0" w:color="000000"/>
@@ -9098,7 +9098,7 @@
         </w:tc>
         <w:tc>
           <w:tcPr>
-            <w:tcW w:w="941" w:type="dxa"/>
+            <w:tcW w:w="942" w:type="dxa"/>
             <w:tcBorders>
               <w:left w:val="single" w:sz="4" w:space="0" w:color="000000"/>
               <w:bottom w:val="single" w:sz="4" w:space="0" w:color="000000"/>
@@ -9126,7 +9126,7 @@
         </w:tc>
         <w:tc>
           <w:tcPr>
-            <w:tcW w:w="2429" w:type="dxa"/>
+            <w:tcW w:w="2428" w:type="dxa"/>
             <w:tcBorders>
               <w:left w:val="single" w:sz="4" w:space="0" w:color="000000"/>
               <w:bottom w:val="single" w:sz="4" w:space="0" w:color="000000"/>
@@ -9325,7 +9325,7 @@
         </w:tc>
         <w:tc>
           <w:tcPr>
-            <w:tcW w:w="941" w:type="dxa"/>
+            <w:tcW w:w="942" w:type="dxa"/>
             <w:tcBorders>
               <w:left w:val="single" w:sz="4" w:space="0" w:color="000000"/>
               <w:bottom w:val="single" w:sz="4" w:space="0" w:color="000000"/>
@@ -9353,7 +9353,7 @@
         </w:tc>
         <w:tc>
           <w:tcPr>
-            <w:tcW w:w="2429" w:type="dxa"/>
+            <w:tcW w:w="2428" w:type="dxa"/>
             <w:tcBorders>
               <w:left w:val="single" w:sz="4" w:space="0" w:color="000000"/>
               <w:bottom w:val="single" w:sz="4" w:space="0" w:color="000000"/>
@@ -9553,7 +9553,7 @@
         </w:tc>
         <w:tc>
           <w:tcPr>
-            <w:tcW w:w="941" w:type="dxa"/>
+            <w:tcW w:w="942" w:type="dxa"/>
             <w:tcBorders>
               <w:left w:val="single" w:sz="4" w:space="0" w:color="000000"/>
               <w:bottom w:val="single" w:sz="4" w:space="0" w:color="000000"/>
@@ -9581,7 +9581,7 @@
         </w:tc>
         <w:tc>
           <w:tcPr>
-            <w:tcW w:w="2429" w:type="dxa"/>
+            <w:tcW w:w="2428" w:type="dxa"/>
             <w:tcBorders>
               <w:left w:val="single" w:sz="4" w:space="0" w:color="000000"/>
               <w:bottom w:val="single" w:sz="4" w:space="0" w:color="000000"/>
@@ -9781,7 +9781,7 @@
         </w:tc>
         <w:tc>
           <w:tcPr>
-            <w:tcW w:w="941" w:type="dxa"/>
+            <w:tcW w:w="942" w:type="dxa"/>
             <w:tcBorders>
               <w:left w:val="single" w:sz="4" w:space="0" w:color="000000"/>
               <w:bottom w:val="single" w:sz="4" w:space="0" w:color="000000"/>
@@ -9809,7 +9809,7 @@
         </w:tc>
         <w:tc>
           <w:tcPr>
-            <w:tcW w:w="2429" w:type="dxa"/>
+            <w:tcW w:w="2428" w:type="dxa"/>
             <w:tcBorders>
               <w:left w:val="single" w:sz="4" w:space="0" w:color="000000"/>
               <w:bottom w:val="single" w:sz="4" w:space="0" w:color="000000"/>
@@ -10009,7 +10009,7 @@
         </w:tc>
         <w:tc>
           <w:tcPr>
-            <w:tcW w:w="941" w:type="dxa"/>
+            <w:tcW w:w="942" w:type="dxa"/>
             <w:tcBorders>
               <w:left w:val="single" w:sz="4" w:space="0" w:color="000000"/>
               <w:bottom w:val="single" w:sz="4" w:space="0" w:color="000000"/>
@@ -10037,7 +10037,7 @@
         </w:tc>
         <w:tc>
           <w:tcPr>
-            <w:tcW w:w="2429" w:type="dxa"/>
+            <w:tcW w:w="2428" w:type="dxa"/>
             <w:tcBorders>
               <w:left w:val="single" w:sz="4" w:space="0" w:color="000000"/>
               <w:bottom w:val="single" w:sz="4" w:space="0" w:color="000000"/>
@@ -10237,7 +10237,7 @@
         </w:tc>
         <w:tc>
           <w:tcPr>
-            <w:tcW w:w="941" w:type="dxa"/>
+            <w:tcW w:w="942" w:type="dxa"/>
             <w:tcBorders>
               <w:left w:val="single" w:sz="4" w:space="0" w:color="000000"/>
               <w:bottom w:val="single" w:sz="4" w:space="0" w:color="000000"/>
@@ -10265,7 +10265,7 @@
         </w:tc>
         <w:tc>
           <w:tcPr>
-            <w:tcW w:w="2429" w:type="dxa"/>
+            <w:tcW w:w="2428" w:type="dxa"/>
             <w:tcBorders>
               <w:left w:val="single" w:sz="4" w:space="0" w:color="000000"/>
               <w:bottom w:val="single" w:sz="4" w:space="0" w:color="000000"/>
@@ -10474,7 +10474,7 @@
         </w:tc>
         <w:tc>
           <w:tcPr>
-            <w:tcW w:w="941" w:type="dxa"/>
+            <w:tcW w:w="942" w:type="dxa"/>
             <w:tcBorders>
               <w:left w:val="single" w:sz="4" w:space="0" w:color="000000"/>
               <w:bottom w:val="single" w:sz="4" w:space="0" w:color="000000"/>
@@ -10502,7 +10502,7 @@
         </w:tc>
         <w:tc>
           <w:tcPr>
-            <w:tcW w:w="2429" w:type="dxa"/>
+            <w:tcW w:w="2428" w:type="dxa"/>
             <w:tcBorders>
               <w:left w:val="single" w:sz="4" w:space="0" w:color="000000"/>
               <w:bottom w:val="single" w:sz="4" w:space="0" w:color="000000"/>
@@ -10711,7 +10711,7 @@
         </w:tc>
         <w:tc>
           <w:tcPr>
-            <w:tcW w:w="941" w:type="dxa"/>
+            <w:tcW w:w="942" w:type="dxa"/>
             <w:tcBorders>
               <w:left w:val="single" w:sz="4" w:space="0" w:color="000000"/>
               <w:bottom w:val="single" w:sz="4" w:space="0" w:color="000000"/>
@@ -10739,7 +10739,7 @@
         </w:tc>
         <w:tc>
           <w:tcPr>
-            <w:tcW w:w="2429" w:type="dxa"/>
+            <w:tcW w:w="2428" w:type="dxa"/>
             <w:tcBorders>
               <w:left w:val="single" w:sz="4" w:space="0" w:color="000000"/>
               <w:bottom w:val="single" w:sz="4" w:space="0" w:color="000000"/>
@@ -10948,7 +10948,7 @@
         </w:tc>
         <w:tc>
           <w:tcPr>
-            <w:tcW w:w="941" w:type="dxa"/>
+            <w:tcW w:w="942" w:type="dxa"/>
             <w:tcBorders>
               <w:left w:val="single" w:sz="4" w:space="0" w:color="000000"/>
               <w:bottom w:val="single" w:sz="4" w:space="0" w:color="000000"/>
@@ -10976,7 +10976,7 @@
         </w:tc>
         <w:tc>
           <w:tcPr>
-            <w:tcW w:w="2429" w:type="dxa"/>
+            <w:tcW w:w="2428" w:type="dxa"/>
             <w:tcBorders>
               <w:left w:val="single" w:sz="4" w:space="0" w:color="000000"/>
               <w:bottom w:val="single" w:sz="4" w:space="0" w:color="000000"/>
@@ -11353,8 +11353,8 @@
         <w:gridCol w:w="934"/>
         <w:gridCol w:w="928"/>
         <w:gridCol w:w="927"/>
-        <w:gridCol w:w="941"/>
-        <w:gridCol w:w="2429"/>
+        <w:gridCol w:w="942"/>
+        <w:gridCol w:w="2428"/>
       </w:tblGrid>
       <w:tr>
         <w:trPr/>
@@ -11534,7 +11534,7 @@
         </w:tc>
         <w:tc>
           <w:tcPr>
-            <w:tcW w:w="941" w:type="dxa"/>
+            <w:tcW w:w="942" w:type="dxa"/>
             <w:tcBorders>
               <w:top w:val="single" w:sz="4" w:space="0" w:color="000000"/>
               <w:left w:val="single" w:sz="4" w:space="0" w:color="000000"/>
@@ -11563,7 +11563,7 @@
         </w:tc>
         <w:tc>
           <w:tcPr>
-            <w:tcW w:w="2429" w:type="dxa"/>
+            <w:tcW w:w="2428" w:type="dxa"/>
             <w:tcBorders>
               <w:top w:val="single" w:sz="4" w:space="0" w:color="000000"/>
               <w:left w:val="single" w:sz="4" w:space="0" w:color="000000"/>
@@ -11764,7 +11764,7 @@
         </w:tc>
         <w:tc>
           <w:tcPr>
-            <w:tcW w:w="941" w:type="dxa"/>
+            <w:tcW w:w="942" w:type="dxa"/>
             <w:tcBorders>
               <w:left w:val="single" w:sz="4" w:space="0" w:color="000000"/>
               <w:bottom w:val="single" w:sz="4" w:space="0" w:color="000000"/>
@@ -11792,7 +11792,7 @@
         </w:tc>
         <w:tc>
           <w:tcPr>
-            <w:tcW w:w="2429" w:type="dxa"/>
+            <w:tcW w:w="2428" w:type="dxa"/>
             <w:tcBorders>
               <w:left w:val="single" w:sz="4" w:space="0" w:color="000000"/>
               <w:bottom w:val="single" w:sz="4" w:space="0" w:color="000000"/>
@@ -11992,7 +11992,7 @@
         </w:tc>
         <w:tc>
           <w:tcPr>
-            <w:tcW w:w="941" w:type="dxa"/>
+            <w:tcW w:w="942" w:type="dxa"/>
             <w:tcBorders>
               <w:left w:val="single" w:sz="4" w:space="0" w:color="000000"/>
               <w:bottom w:val="single" w:sz="4" w:space="0" w:color="000000"/>
@@ -12024,7 +12024,7 @@
         </w:tc>
         <w:tc>
           <w:tcPr>
-            <w:tcW w:w="2429" w:type="dxa"/>
+            <w:tcW w:w="2428" w:type="dxa"/>
             <w:tcBorders>
               <w:left w:val="single" w:sz="4" w:space="0" w:color="000000"/>
               <w:bottom w:val="single" w:sz="4" w:space="0" w:color="000000"/>
@@ -12224,7 +12224,7 @@
         </w:tc>
         <w:tc>
           <w:tcPr>
-            <w:tcW w:w="941" w:type="dxa"/>
+            <w:tcW w:w="942" w:type="dxa"/>
             <w:tcBorders>
               <w:left w:val="single" w:sz="4" w:space="0" w:color="000000"/>
               <w:bottom w:val="single" w:sz="4" w:space="0" w:color="000000"/>
@@ -12252,7 +12252,7 @@
         </w:tc>
         <w:tc>
           <w:tcPr>
-            <w:tcW w:w="2429" w:type="dxa"/>
+            <w:tcW w:w="2428" w:type="dxa"/>
             <w:tcBorders>
               <w:left w:val="single" w:sz="4" w:space="0" w:color="000000"/>
               <w:bottom w:val="single" w:sz="4" w:space="0" w:color="000000"/>
@@ -12452,7 +12452,7 @@
         </w:tc>
         <w:tc>
           <w:tcPr>
-            <w:tcW w:w="941" w:type="dxa"/>
+            <w:tcW w:w="942" w:type="dxa"/>
             <w:tcBorders>
               <w:left w:val="single" w:sz="4" w:space="0" w:color="000000"/>
               <w:bottom w:val="single" w:sz="4" w:space="0" w:color="000000"/>
@@ -12480,7 +12480,7 @@
         </w:tc>
         <w:tc>
           <w:tcPr>
-            <w:tcW w:w="2429" w:type="dxa"/>
+            <w:tcW w:w="2428" w:type="dxa"/>
             <w:tcBorders>
               <w:left w:val="single" w:sz="4" w:space="0" w:color="000000"/>
               <w:bottom w:val="single" w:sz="4" w:space="0" w:color="000000"/>
@@ -12680,7 +12680,7 @@
         </w:tc>
         <w:tc>
           <w:tcPr>
-            <w:tcW w:w="941" w:type="dxa"/>
+            <w:tcW w:w="942" w:type="dxa"/>
             <w:tcBorders>
               <w:left w:val="single" w:sz="4" w:space="0" w:color="000000"/>
               <w:bottom w:val="single" w:sz="4" w:space="0" w:color="000000"/>
@@ -12708,7 +12708,7 @@
         </w:tc>
         <w:tc>
           <w:tcPr>
-            <w:tcW w:w="2429" w:type="dxa"/>
+            <w:tcW w:w="2428" w:type="dxa"/>
             <w:tcBorders>
               <w:left w:val="single" w:sz="4" w:space="0" w:color="000000"/>
               <w:bottom w:val="single" w:sz="4" w:space="0" w:color="000000"/>
@@ -12915,7 +12915,7 @@
         </w:tc>
         <w:tc>
           <w:tcPr>
-            <w:tcW w:w="941" w:type="dxa"/>
+            <w:tcW w:w="942" w:type="dxa"/>
             <w:tcBorders>
               <w:left w:val="single" w:sz="4" w:space="0" w:color="000000"/>
               <w:bottom w:val="single" w:sz="4" w:space="0" w:color="000000"/>
@@ -12943,7 +12943,7 @@
         </w:tc>
         <w:tc>
           <w:tcPr>
-            <w:tcW w:w="2429" w:type="dxa"/>
+            <w:tcW w:w="2428" w:type="dxa"/>
             <w:tcBorders>
               <w:left w:val="single" w:sz="4" w:space="0" w:color="000000"/>
               <w:bottom w:val="single" w:sz="4" w:space="0" w:color="000000"/>
@@ -13143,7 +13143,7 @@
         </w:tc>
         <w:tc>
           <w:tcPr>
-            <w:tcW w:w="941" w:type="dxa"/>
+            <w:tcW w:w="942" w:type="dxa"/>
             <w:tcBorders>
               <w:left w:val="single" w:sz="4" w:space="0" w:color="000000"/>
               <w:bottom w:val="single" w:sz="4" w:space="0" w:color="000000"/>
@@ -13171,7 +13171,7 @@
         </w:tc>
         <w:tc>
           <w:tcPr>
-            <w:tcW w:w="2429" w:type="dxa"/>
+            <w:tcW w:w="2428" w:type="dxa"/>
             <w:tcBorders>
               <w:left w:val="single" w:sz="4" w:space="0" w:color="000000"/>
               <w:bottom w:val="single" w:sz="4" w:space="0" w:color="000000"/>
@@ -13371,7 +13371,7 @@
         </w:tc>
         <w:tc>
           <w:tcPr>
-            <w:tcW w:w="941" w:type="dxa"/>
+            <w:tcW w:w="942" w:type="dxa"/>
             <w:tcBorders>
               <w:left w:val="single" w:sz="4" w:space="0" w:color="000000"/>
               <w:bottom w:val="single" w:sz="4" w:space="0" w:color="000000"/>
@@ -13399,7 +13399,7 @@
         </w:tc>
         <w:tc>
           <w:tcPr>
-            <w:tcW w:w="2429" w:type="dxa"/>
+            <w:tcW w:w="2428" w:type="dxa"/>
             <w:tcBorders>
               <w:left w:val="single" w:sz="4" w:space="0" w:color="000000"/>
               <w:bottom w:val="single" w:sz="4" w:space="0" w:color="000000"/>
@@ -13606,7 +13606,7 @@
         </w:tc>
         <w:tc>
           <w:tcPr>
-            <w:tcW w:w="941" w:type="dxa"/>
+            <w:tcW w:w="942" w:type="dxa"/>
             <w:tcBorders>
               <w:left w:val="single" w:sz="4" w:space="0" w:color="000000"/>
               <w:bottom w:val="single" w:sz="4" w:space="0" w:color="000000"/>
@@ -13634,7 +13634,7 @@
         </w:tc>
         <w:tc>
           <w:tcPr>
-            <w:tcW w:w="2429" w:type="dxa"/>
+            <w:tcW w:w="2428" w:type="dxa"/>
             <w:tcBorders>
               <w:left w:val="single" w:sz="4" w:space="0" w:color="000000"/>
               <w:bottom w:val="single" w:sz="4" w:space="0" w:color="000000"/>
@@ -13841,7 +13841,7 @@
         </w:tc>
         <w:tc>
           <w:tcPr>
-            <w:tcW w:w="941" w:type="dxa"/>
+            <w:tcW w:w="942" w:type="dxa"/>
             <w:tcBorders>
               <w:left w:val="single" w:sz="4" w:space="0" w:color="000000"/>
               <w:bottom w:val="single" w:sz="4" w:space="0" w:color="000000"/>
@@ -13869,7 +13869,7 @@
         </w:tc>
         <w:tc>
           <w:tcPr>
-            <w:tcW w:w="2429" w:type="dxa"/>
+            <w:tcW w:w="2428" w:type="dxa"/>
             <w:tcBorders>
               <w:left w:val="single" w:sz="4" w:space="0" w:color="000000"/>
               <w:bottom w:val="single" w:sz="4" w:space="0" w:color="000000"/>
@@ -14076,7 +14076,7 @@
         </w:tc>
         <w:tc>
           <w:tcPr>
-            <w:tcW w:w="941" w:type="dxa"/>
+            <w:tcW w:w="942" w:type="dxa"/>
             <w:tcBorders>
               <w:left w:val="single" w:sz="4" w:space="0" w:color="000000"/>
               <w:bottom w:val="single" w:sz="4" w:space="0" w:color="000000"/>
@@ -14104,7 +14104,7 @@
         </w:tc>
         <w:tc>
           <w:tcPr>
-            <w:tcW w:w="2429" w:type="dxa"/>
+            <w:tcW w:w="2428" w:type="dxa"/>
             <w:tcBorders>
               <w:left w:val="single" w:sz="4" w:space="0" w:color="000000"/>
               <w:bottom w:val="single" w:sz="4" w:space="0" w:color="000000"/>
@@ -14311,7 +14311,7 @@
         </w:tc>
         <w:tc>
           <w:tcPr>
-            <w:tcW w:w="941" w:type="dxa"/>
+            <w:tcW w:w="942" w:type="dxa"/>
             <w:tcBorders>
               <w:left w:val="single" w:sz="4" w:space="0" w:color="000000"/>
               <w:bottom w:val="single" w:sz="4" w:space="0" w:color="000000"/>
@@ -14339,7 +14339,7 @@
         </w:tc>
         <w:tc>
           <w:tcPr>
-            <w:tcW w:w="2429" w:type="dxa"/>
+            <w:tcW w:w="2428" w:type="dxa"/>
             <w:tcBorders>
               <w:left w:val="single" w:sz="4" w:space="0" w:color="000000"/>
               <w:bottom w:val="single" w:sz="4" w:space="0" w:color="000000"/>
@@ -15079,8 +15079,8 @@
         <w:gridCol w:w="934"/>
         <w:gridCol w:w="928"/>
         <w:gridCol w:w="927"/>
-        <w:gridCol w:w="941"/>
-        <w:gridCol w:w="2429"/>
+        <w:gridCol w:w="942"/>
+        <w:gridCol w:w="2428"/>
       </w:tblGrid>
       <w:tr>
         <w:trPr/>
@@ -15253,7 +15253,7 @@
         </w:tc>
         <w:tc>
           <w:tcPr>
-            <w:tcW w:w="941" w:type="dxa"/>
+            <w:tcW w:w="942" w:type="dxa"/>
             <w:tcBorders>
               <w:top w:val="single" w:sz="4" w:space="0" w:color="000000"/>
               <w:left w:val="single" w:sz="4" w:space="0" w:color="000000"/>
@@ -15281,7 +15281,7 @@
         </w:tc>
         <w:tc>
           <w:tcPr>
-            <w:tcW w:w="2429" w:type="dxa"/>
+            <w:tcW w:w="2428" w:type="dxa"/>
             <w:tcBorders>
               <w:top w:val="single" w:sz="4" w:space="0" w:color="000000"/>
               <w:left w:val="single" w:sz="4" w:space="0" w:color="000000"/>
@@ -15474,7 +15474,7 @@
         </w:tc>
         <w:tc>
           <w:tcPr>
-            <w:tcW w:w="941" w:type="dxa"/>
+            <w:tcW w:w="942" w:type="dxa"/>
             <w:tcBorders>
               <w:left w:val="single" w:sz="4" w:space="0" w:color="000000"/>
             </w:tcBorders>
@@ -15501,7 +15501,7 @@
         </w:tc>
         <w:tc>
           <w:tcPr>
-            <w:tcW w:w="2429" w:type="dxa"/>
+            <w:tcW w:w="2428" w:type="dxa"/>
             <w:tcBorders>
               <w:left w:val="single" w:sz="4" w:space="0" w:color="000000"/>
               <w:right w:val="single" w:sz="4" w:space="0" w:color="000000"/>
@@ -15692,7 +15692,7 @@
         </w:tc>
         <w:tc>
           <w:tcPr>
-            <w:tcW w:w="941" w:type="dxa"/>
+            <w:tcW w:w="942" w:type="dxa"/>
             <w:tcBorders>
               <w:left w:val="single" w:sz="4" w:space="0" w:color="000000"/>
             </w:tcBorders>
@@ -15719,7 +15719,7 @@
         </w:tc>
         <w:tc>
           <w:tcPr>
-            <w:tcW w:w="2429" w:type="dxa"/>
+            <w:tcW w:w="2428" w:type="dxa"/>
             <w:tcBorders>
               <w:left w:val="single" w:sz="4" w:space="0" w:color="000000"/>
               <w:right w:val="single" w:sz="4" w:space="0" w:color="000000"/>
@@ -15910,7 +15910,7 @@
         </w:tc>
         <w:tc>
           <w:tcPr>
-            <w:tcW w:w="941" w:type="dxa"/>
+            <w:tcW w:w="942" w:type="dxa"/>
             <w:tcBorders>
               <w:left w:val="single" w:sz="4" w:space="0" w:color="000000"/>
             </w:tcBorders>
@@ -15937,7 +15937,7 @@
         </w:tc>
         <w:tc>
           <w:tcPr>
-            <w:tcW w:w="2429" w:type="dxa"/>
+            <w:tcW w:w="2428" w:type="dxa"/>
             <w:tcBorders>
               <w:left w:val="single" w:sz="4" w:space="0" w:color="000000"/>
               <w:right w:val="single" w:sz="4" w:space="0" w:color="000000"/>
@@ -16128,7 +16128,7 @@
         </w:tc>
         <w:tc>
           <w:tcPr>
-            <w:tcW w:w="941" w:type="dxa"/>
+            <w:tcW w:w="942" w:type="dxa"/>
             <w:tcBorders>
               <w:left w:val="single" w:sz="4" w:space="0" w:color="000000"/>
             </w:tcBorders>
@@ -16155,7 +16155,7 @@
         </w:tc>
         <w:tc>
           <w:tcPr>
-            <w:tcW w:w="2429" w:type="dxa"/>
+            <w:tcW w:w="2428" w:type="dxa"/>
             <w:tcBorders>
               <w:left w:val="single" w:sz="4" w:space="0" w:color="000000"/>
               <w:right w:val="single" w:sz="4" w:space="0" w:color="000000"/>
@@ -16347,7 +16347,7 @@
         </w:tc>
         <w:tc>
           <w:tcPr>
-            <w:tcW w:w="941" w:type="dxa"/>
+            <w:tcW w:w="942" w:type="dxa"/>
             <w:tcBorders>
               <w:left w:val="single" w:sz="4" w:space="0" w:color="000000"/>
             </w:tcBorders>
@@ -16374,7 +16374,7 @@
         </w:tc>
         <w:tc>
           <w:tcPr>
-            <w:tcW w:w="2429" w:type="dxa"/>
+            <w:tcW w:w="2428" w:type="dxa"/>
             <w:tcBorders>
               <w:left w:val="single" w:sz="4" w:space="0" w:color="000000"/>
               <w:right w:val="single" w:sz="4" w:space="0" w:color="000000"/>
@@ -16566,7 +16566,7 @@
         </w:tc>
         <w:tc>
           <w:tcPr>
-            <w:tcW w:w="941" w:type="dxa"/>
+            <w:tcW w:w="942" w:type="dxa"/>
             <w:tcBorders>
               <w:left w:val="single" w:sz="4" w:space="0" w:color="000000"/>
             </w:tcBorders>
@@ -16593,7 +16593,7 @@
         </w:tc>
         <w:tc>
           <w:tcPr>
-            <w:tcW w:w="2429" w:type="dxa"/>
+            <w:tcW w:w="2428" w:type="dxa"/>
             <w:tcBorders>
               <w:left w:val="single" w:sz="4" w:space="0" w:color="000000"/>
               <w:right w:val="single" w:sz="4" w:space="0" w:color="000000"/>
@@ -16785,7 +16785,7 @@
         </w:tc>
         <w:tc>
           <w:tcPr>
-            <w:tcW w:w="941" w:type="dxa"/>
+            <w:tcW w:w="942" w:type="dxa"/>
             <w:tcBorders>
               <w:left w:val="single" w:sz="4" w:space="0" w:color="000000"/>
             </w:tcBorders>
@@ -16812,7 +16812,7 @@
         </w:tc>
         <w:tc>
           <w:tcPr>
-            <w:tcW w:w="2429" w:type="dxa"/>
+            <w:tcW w:w="2428" w:type="dxa"/>
             <w:tcBorders>
               <w:left w:val="single" w:sz="4" w:space="0" w:color="000000"/>
               <w:right w:val="single" w:sz="4" w:space="0" w:color="000000"/>
@@ -17003,7 +17003,7 @@
         </w:tc>
         <w:tc>
           <w:tcPr>
-            <w:tcW w:w="941" w:type="dxa"/>
+            <w:tcW w:w="942" w:type="dxa"/>
             <w:tcBorders>
               <w:left w:val="single" w:sz="4" w:space="0" w:color="000000"/>
             </w:tcBorders>
@@ -17030,7 +17030,7 @@
         </w:tc>
         <w:tc>
           <w:tcPr>
-            <w:tcW w:w="2429" w:type="dxa"/>
+            <w:tcW w:w="2428" w:type="dxa"/>
             <w:tcBorders>
               <w:left w:val="single" w:sz="4" w:space="0" w:color="000000"/>
               <w:right w:val="single" w:sz="4" w:space="0" w:color="000000"/>
@@ -17220,7 +17220,7 @@
         </w:tc>
         <w:tc>
           <w:tcPr>
-            <w:tcW w:w="941" w:type="dxa"/>
+            <w:tcW w:w="942" w:type="dxa"/>
             <w:tcBorders>
               <w:left w:val="single" w:sz="4" w:space="0" w:color="000000"/>
             </w:tcBorders>
@@ -17247,7 +17247,7 @@
         </w:tc>
         <w:tc>
           <w:tcPr>
-            <w:tcW w:w="2429" w:type="dxa"/>
+            <w:tcW w:w="2428" w:type="dxa"/>
             <w:tcBorders>
               <w:left w:val="single" w:sz="4" w:space="0" w:color="000000"/>
               <w:right w:val="single" w:sz="4" w:space="0" w:color="000000"/>
@@ -17437,7 +17437,7 @@
         </w:tc>
         <w:tc>
           <w:tcPr>
-            <w:tcW w:w="941" w:type="dxa"/>
+            <w:tcW w:w="942" w:type="dxa"/>
             <w:tcBorders>
               <w:left w:val="single" w:sz="4" w:space="0" w:color="000000"/>
             </w:tcBorders>
@@ -17464,7 +17464,7 @@
         </w:tc>
         <w:tc>
           <w:tcPr>
-            <w:tcW w:w="2429" w:type="dxa"/>
+            <w:tcW w:w="2428" w:type="dxa"/>
             <w:tcBorders>
               <w:left w:val="single" w:sz="4" w:space="0" w:color="000000"/>
               <w:right w:val="single" w:sz="4" w:space="0" w:color="000000"/>
@@ -17660,7 +17660,7 @@
         </w:tc>
         <w:tc>
           <w:tcPr>
-            <w:tcW w:w="941" w:type="dxa"/>
+            <w:tcW w:w="942" w:type="dxa"/>
             <w:tcBorders>
               <w:left w:val="single" w:sz="4" w:space="0" w:color="000000"/>
               <w:bottom w:val="single" w:sz="4" w:space="0" w:color="000000"/>
@@ -17688,7 +17688,7 @@
         </w:tc>
         <w:tc>
           <w:tcPr>
-            <w:tcW w:w="2429" w:type="dxa"/>
+            <w:tcW w:w="2428" w:type="dxa"/>
             <w:tcBorders>
               <w:left w:val="single" w:sz="4" w:space="0" w:color="000000"/>
               <w:bottom w:val="single" w:sz="4" w:space="0" w:color="000000"/>
@@ -18024,8 +18024,8 @@
         <w:gridCol w:w="934"/>
         <w:gridCol w:w="928"/>
         <w:gridCol w:w="927"/>
-        <w:gridCol w:w="941"/>
-        <w:gridCol w:w="2429"/>
+        <w:gridCol w:w="942"/>
+        <w:gridCol w:w="2428"/>
       </w:tblGrid>
       <w:tr>
         <w:trPr/>
@@ -18198,7 +18198,7 @@
         </w:tc>
         <w:tc>
           <w:tcPr>
-            <w:tcW w:w="941" w:type="dxa"/>
+            <w:tcW w:w="942" w:type="dxa"/>
             <w:tcBorders>
               <w:top w:val="single" w:sz="4" w:space="0" w:color="000000"/>
               <w:left w:val="single" w:sz="4" w:space="0" w:color="000000"/>
@@ -18225,7 +18225,7 @@
         </w:tc>
         <w:tc>
           <w:tcPr>
-            <w:tcW w:w="2429" w:type="dxa"/>
+            <w:tcW w:w="2428" w:type="dxa"/>
             <w:tcBorders>
               <w:top w:val="single" w:sz="4" w:space="0" w:color="000000"/>
               <w:left w:val="single" w:sz="4" w:space="0" w:color="000000"/>
@@ -18418,33 +18418,33 @@
         </w:tc>
         <w:tc>
           <w:tcPr>
-            <w:tcW w:w="941" w:type="dxa"/>
-            <w:tcBorders>
-              <w:left w:val="single" w:sz="4" w:space="0" w:color="000000"/>
-            </w:tcBorders>
-          </w:tcPr>
-          <w:p>
-            <w:pPr>
-              <w:pStyle w:val="Style19"/>
-              <w:widowControl w:val="false"/>
-              <w:bidi w:val="0"/>
-              <w:jc w:val="center"/>
-              <w:rPr>
-                <w:sz w:val="16"/>
-                <w:szCs w:val="16"/>
-              </w:rPr>
-            </w:pPr>
-            <w:r>
-              <w:rPr>
-                <w:sz w:val="16"/>
-                <w:szCs w:val="16"/>
-              </w:rPr>
-            </w:r>
-          </w:p>
-        </w:tc>
-        <w:tc>
-          <w:tcPr>
-            <w:tcW w:w="2429" w:type="dxa"/>
+            <w:tcW w:w="942" w:type="dxa"/>
+            <w:tcBorders>
+              <w:left w:val="single" w:sz="4" w:space="0" w:color="000000"/>
+            </w:tcBorders>
+          </w:tcPr>
+          <w:p>
+            <w:pPr>
+              <w:pStyle w:val="Style19"/>
+              <w:widowControl w:val="false"/>
+              <w:bidi w:val="0"/>
+              <w:jc w:val="center"/>
+              <w:rPr>
+                <w:sz w:val="16"/>
+                <w:szCs w:val="16"/>
+              </w:rPr>
+            </w:pPr>
+            <w:r>
+              <w:rPr>
+                <w:sz w:val="16"/>
+                <w:szCs w:val="16"/>
+              </w:rPr>
+            </w:r>
+          </w:p>
+        </w:tc>
+        <w:tc>
+          <w:tcPr>
+            <w:tcW w:w="2428" w:type="dxa"/>
             <w:tcBorders>
               <w:left w:val="single" w:sz="4" w:space="0" w:color="000000"/>
               <w:right w:val="single" w:sz="4" w:space="0" w:color="000000"/>
@@ -18635,33 +18635,33 @@
         </w:tc>
         <w:tc>
           <w:tcPr>
-            <w:tcW w:w="941" w:type="dxa"/>
-            <w:tcBorders>
-              <w:left w:val="single" w:sz="4" w:space="0" w:color="000000"/>
-            </w:tcBorders>
-          </w:tcPr>
-          <w:p>
-            <w:pPr>
-              <w:pStyle w:val="Style19"/>
-              <w:widowControl w:val="false"/>
-              <w:bidi w:val="0"/>
-              <w:jc w:val="center"/>
-              <w:rPr>
-                <w:sz w:val="16"/>
-                <w:szCs w:val="16"/>
-              </w:rPr>
-            </w:pPr>
-            <w:r>
-              <w:rPr>
-                <w:sz w:val="16"/>
-                <w:szCs w:val="16"/>
-              </w:rPr>
-            </w:r>
-          </w:p>
-        </w:tc>
-        <w:tc>
-          <w:tcPr>
-            <w:tcW w:w="2429" w:type="dxa"/>
+            <w:tcW w:w="942" w:type="dxa"/>
+            <w:tcBorders>
+              <w:left w:val="single" w:sz="4" w:space="0" w:color="000000"/>
+            </w:tcBorders>
+          </w:tcPr>
+          <w:p>
+            <w:pPr>
+              <w:pStyle w:val="Style19"/>
+              <w:widowControl w:val="false"/>
+              <w:bidi w:val="0"/>
+              <w:jc w:val="center"/>
+              <w:rPr>
+                <w:sz w:val="16"/>
+                <w:szCs w:val="16"/>
+              </w:rPr>
+            </w:pPr>
+            <w:r>
+              <w:rPr>
+                <w:sz w:val="16"/>
+                <w:szCs w:val="16"/>
+              </w:rPr>
+            </w:r>
+          </w:p>
+        </w:tc>
+        <w:tc>
+          <w:tcPr>
+            <w:tcW w:w="2428" w:type="dxa"/>
             <w:tcBorders>
               <w:left w:val="single" w:sz="4" w:space="0" w:color="000000"/>
               <w:right w:val="single" w:sz="4" w:space="0" w:color="000000"/>
@@ -18878,33 +18878,33 @@
         </w:tc>
         <w:tc>
           <w:tcPr>
-            <w:tcW w:w="941" w:type="dxa"/>
-            <w:tcBorders>
-              <w:left w:val="single" w:sz="4" w:space="0" w:color="000000"/>
-            </w:tcBorders>
-          </w:tcPr>
-          <w:p>
-            <w:pPr>
-              <w:pStyle w:val="Style19"/>
-              <w:widowControl w:val="false"/>
-              <w:bidi w:val="0"/>
-              <w:jc w:val="center"/>
-              <w:rPr>
-                <w:sz w:val="16"/>
-                <w:szCs w:val="16"/>
-              </w:rPr>
-            </w:pPr>
-            <w:r>
-              <w:rPr>
-                <w:sz w:val="16"/>
-                <w:szCs w:val="16"/>
-              </w:rPr>
-            </w:r>
-          </w:p>
-        </w:tc>
-        <w:tc>
-          <w:tcPr>
-            <w:tcW w:w="2429" w:type="dxa"/>
+            <w:tcW w:w="942" w:type="dxa"/>
+            <w:tcBorders>
+              <w:left w:val="single" w:sz="4" w:space="0" w:color="000000"/>
+            </w:tcBorders>
+          </w:tcPr>
+          <w:p>
+            <w:pPr>
+              <w:pStyle w:val="Style19"/>
+              <w:widowControl w:val="false"/>
+              <w:bidi w:val="0"/>
+              <w:jc w:val="center"/>
+              <w:rPr>
+                <w:sz w:val="16"/>
+                <w:szCs w:val="16"/>
+              </w:rPr>
+            </w:pPr>
+            <w:r>
+              <w:rPr>
+                <w:sz w:val="16"/>
+                <w:szCs w:val="16"/>
+              </w:rPr>
+            </w:r>
+          </w:p>
+        </w:tc>
+        <w:tc>
+          <w:tcPr>
+            <w:tcW w:w="2428" w:type="dxa"/>
             <w:tcBorders>
               <w:left w:val="single" w:sz="4" w:space="0" w:color="000000"/>
               <w:right w:val="single" w:sz="4" w:space="0" w:color="000000"/>
@@ -19095,33 +19095,33 @@
         </w:tc>
         <w:tc>
           <w:tcPr>
-            <w:tcW w:w="941" w:type="dxa"/>
-            <w:tcBorders>
-              <w:left w:val="single" w:sz="4" w:space="0" w:color="000000"/>
-            </w:tcBorders>
-          </w:tcPr>
-          <w:p>
-            <w:pPr>
-              <w:pStyle w:val="Style19"/>
-              <w:widowControl w:val="false"/>
-              <w:bidi w:val="0"/>
-              <w:jc w:val="center"/>
-              <w:rPr>
-                <w:sz w:val="16"/>
-                <w:szCs w:val="16"/>
-              </w:rPr>
-            </w:pPr>
-            <w:r>
-              <w:rPr>
-                <w:sz w:val="16"/>
-                <w:szCs w:val="16"/>
-              </w:rPr>
-            </w:r>
-          </w:p>
-        </w:tc>
-        <w:tc>
-          <w:tcPr>
-            <w:tcW w:w="2429" w:type="dxa"/>
+            <w:tcW w:w="942" w:type="dxa"/>
+            <w:tcBorders>
+              <w:left w:val="single" w:sz="4" w:space="0" w:color="000000"/>
+            </w:tcBorders>
+          </w:tcPr>
+          <w:p>
+            <w:pPr>
+              <w:pStyle w:val="Style19"/>
+              <w:widowControl w:val="false"/>
+              <w:bidi w:val="0"/>
+              <w:jc w:val="center"/>
+              <w:rPr>
+                <w:sz w:val="16"/>
+                <w:szCs w:val="16"/>
+              </w:rPr>
+            </w:pPr>
+            <w:r>
+              <w:rPr>
+                <w:sz w:val="16"/>
+                <w:szCs w:val="16"/>
+              </w:rPr>
+            </w:r>
+          </w:p>
+        </w:tc>
+        <w:tc>
+          <w:tcPr>
+            <w:tcW w:w="2428" w:type="dxa"/>
             <w:tcBorders>
               <w:left w:val="single" w:sz="4" w:space="0" w:color="000000"/>
               <w:right w:val="single" w:sz="4" w:space="0" w:color="000000"/>
@@ -19350,33 +19350,33 @@
         </w:tc>
         <w:tc>
           <w:tcPr>
-            <w:tcW w:w="941" w:type="dxa"/>
-            <w:tcBorders>
-              <w:left w:val="single" w:sz="4" w:space="0" w:color="000000"/>
-            </w:tcBorders>
-          </w:tcPr>
-          <w:p>
-            <w:pPr>
-              <w:pStyle w:val="Style19"/>
-              <w:widowControl w:val="false"/>
-              <w:bidi w:val="0"/>
-              <w:jc w:val="center"/>
-              <w:rPr>
-                <w:sz w:val="16"/>
-                <w:szCs w:val="16"/>
-              </w:rPr>
-            </w:pPr>
-            <w:r>
-              <w:rPr>
-                <w:sz w:val="16"/>
-                <w:szCs w:val="16"/>
-              </w:rPr>
-            </w:r>
-          </w:p>
-        </w:tc>
-        <w:tc>
-          <w:tcPr>
-            <w:tcW w:w="2429" w:type="dxa"/>
+            <w:tcW w:w="942" w:type="dxa"/>
+            <w:tcBorders>
+              <w:left w:val="single" w:sz="4" w:space="0" w:color="000000"/>
+            </w:tcBorders>
+          </w:tcPr>
+          <w:p>
+            <w:pPr>
+              <w:pStyle w:val="Style19"/>
+              <w:widowControl w:val="false"/>
+              <w:bidi w:val="0"/>
+              <w:jc w:val="center"/>
+              <w:rPr>
+                <w:sz w:val="16"/>
+                <w:szCs w:val="16"/>
+              </w:rPr>
+            </w:pPr>
+            <w:r>
+              <w:rPr>
+                <w:sz w:val="16"/>
+                <w:szCs w:val="16"/>
+              </w:rPr>
+            </w:r>
+          </w:p>
+        </w:tc>
+        <w:tc>
+          <w:tcPr>
+            <w:tcW w:w="2428" w:type="dxa"/>
             <w:tcBorders>
               <w:left w:val="single" w:sz="4" w:space="0" w:color="000000"/>
               <w:right w:val="single" w:sz="4" w:space="0" w:color="000000"/>
@@ -19573,7 +19573,7 @@
         </w:tc>
         <w:tc>
           <w:tcPr>
-            <w:tcW w:w="941" w:type="dxa"/>
+            <w:tcW w:w="942" w:type="dxa"/>
             <w:tcBorders>
               <w:left w:val="single" w:sz="4" w:space="0" w:color="000000"/>
               <w:bottom w:val="single" w:sz="4" w:space="0" w:color="000000"/>
@@ -19600,7 +19600,7 @@
         </w:tc>
         <w:tc>
           <w:tcPr>
-            <w:tcW w:w="2429" w:type="dxa"/>
+            <w:tcW w:w="2428" w:type="dxa"/>
             <w:tcBorders>
               <w:left w:val="single" w:sz="4" w:space="0" w:color="000000"/>
               <w:bottom w:val="single" w:sz="4" w:space="0" w:color="000000"/>
@@ -40451,6 +40451,798 @@
         <w:bidi w:val="0"/>
         <w:jc w:val="left"/>
         <w:rPr>
+          <w:b w:val="false"/>
+          <w:b w:val="false"/>
+          <w:bCs w:val="false"/>
+          <w:sz w:val="20"/>
+          <w:szCs w:val="20"/>
+        </w:rPr>
+      </w:pPr>
+      <w:r>
+        <w:rPr>
+          <w:b w:val="false"/>
+          <w:bCs w:val="false"/>
+          <w:sz w:val="20"/>
+          <w:szCs w:val="20"/>
+        </w:rPr>
+      </w:r>
+    </w:p>
+    <w:p>
+      <w:pPr>
+        <w:pStyle w:val="Normal"/>
+        <w:bidi w:val="0"/>
+        <w:jc w:val="left"/>
+        <w:rPr>
+          <w:b w:val="false"/>
+          <w:b w:val="false"/>
+          <w:bCs w:val="false"/>
+          <w:sz w:val="20"/>
+          <w:szCs w:val="20"/>
+        </w:rPr>
+      </w:pPr>
+      <w:r>
+        <w:rPr>
+          <w:b w:val="false"/>
+          <w:bCs w:val="false"/>
+          <w:sz w:val="20"/>
+          <w:szCs w:val="20"/>
+        </w:rPr>
+      </w:r>
+    </w:p>
+    <w:p>
+      <w:pPr>
+        <w:pStyle w:val="Normal"/>
+        <w:bidi w:val="0"/>
+        <w:jc w:val="left"/>
+        <w:rPr>
+          <w:b w:val="false"/>
+          <w:b w:val="false"/>
+          <w:bCs w:val="false"/>
+          <w:sz w:val="20"/>
+          <w:szCs w:val="20"/>
+        </w:rPr>
+      </w:pPr>
+      <w:r>
+        <w:rPr>
+          <w:b w:val="false"/>
+          <w:bCs w:val="false"/>
+          <w:sz w:val="20"/>
+          <w:szCs w:val="20"/>
+        </w:rPr>
+      </w:r>
+    </w:p>
+    <w:p>
+      <w:pPr>
+        <w:pStyle w:val="Normal"/>
+        <w:bidi w:val="0"/>
+        <w:jc w:val="left"/>
+        <w:rPr>
+          <w:b w:val="false"/>
+          <w:b w:val="false"/>
+          <w:bCs w:val="false"/>
+          <w:sz w:val="20"/>
+          <w:szCs w:val="20"/>
+        </w:rPr>
+      </w:pPr>
+      <w:r>
+        <w:rPr>
+          <w:b w:val="false"/>
+          <w:bCs w:val="false"/>
+          <w:sz w:val="20"/>
+          <w:szCs w:val="20"/>
+        </w:rPr>
+      </w:r>
+    </w:p>
+    <w:p>
+      <w:pPr>
+        <w:pStyle w:val="Normal"/>
+        <w:bidi w:val="0"/>
+        <w:jc w:val="left"/>
+        <w:rPr>
+          <w:b w:val="false"/>
+          <w:b w:val="false"/>
+          <w:bCs w:val="false"/>
+          <w:sz w:val="20"/>
+          <w:szCs w:val="20"/>
+        </w:rPr>
+      </w:pPr>
+      <w:r>
+        <w:rPr>
+          <w:b w:val="false"/>
+          <w:bCs w:val="false"/>
+          <w:sz w:val="20"/>
+          <w:szCs w:val="20"/>
+        </w:rPr>
+      </w:r>
+    </w:p>
+    <w:p>
+      <w:pPr>
+        <w:pStyle w:val="Normal"/>
+        <w:bidi w:val="0"/>
+        <w:jc w:val="left"/>
+        <w:rPr>
+          <w:b w:val="false"/>
+          <w:b w:val="false"/>
+          <w:bCs w:val="false"/>
+          <w:sz w:val="20"/>
+          <w:szCs w:val="20"/>
+        </w:rPr>
+      </w:pPr>
+      <w:r>
+        <w:rPr>
+          <w:b w:val="false"/>
+          <w:bCs w:val="false"/>
+          <w:sz w:val="20"/>
+          <w:szCs w:val="20"/>
+        </w:rPr>
+      </w:r>
+    </w:p>
+    <w:p>
+      <w:pPr>
+        <w:pStyle w:val="Normal"/>
+        <w:bidi w:val="0"/>
+        <w:jc w:val="left"/>
+        <w:rPr>
+          <w:b w:val="false"/>
+          <w:b w:val="false"/>
+          <w:bCs w:val="false"/>
+          <w:sz w:val="20"/>
+          <w:szCs w:val="20"/>
+        </w:rPr>
+      </w:pPr>
+      <w:r>
+        <w:rPr>
+          <w:b w:val="false"/>
+          <w:bCs w:val="false"/>
+          <w:sz w:val="20"/>
+          <w:szCs w:val="20"/>
+        </w:rPr>
+      </w:r>
+    </w:p>
+    <w:p>
+      <w:pPr>
+        <w:pStyle w:val="Normal"/>
+        <w:bidi w:val="0"/>
+        <w:jc w:val="left"/>
+        <w:rPr>
+          <w:b w:val="false"/>
+          <w:b w:val="false"/>
+          <w:bCs w:val="false"/>
+          <w:sz w:val="20"/>
+          <w:szCs w:val="20"/>
+        </w:rPr>
+      </w:pPr>
+      <w:r>
+        <w:rPr>
+          <w:b w:val="false"/>
+          <w:bCs w:val="false"/>
+          <w:sz w:val="20"/>
+          <w:szCs w:val="20"/>
+        </w:rPr>
+      </w:r>
+    </w:p>
+    <w:p>
+      <w:pPr>
+        <w:pStyle w:val="Normal"/>
+        <w:bidi w:val="0"/>
+        <w:jc w:val="left"/>
+        <w:rPr>
+          <w:b w:val="false"/>
+          <w:b w:val="false"/>
+          <w:bCs w:val="false"/>
+          <w:sz w:val="20"/>
+          <w:szCs w:val="20"/>
+        </w:rPr>
+      </w:pPr>
+      <w:r>
+        <w:rPr>
+          <w:b w:val="false"/>
+          <w:bCs w:val="false"/>
+          <w:sz w:val="20"/>
+          <w:szCs w:val="20"/>
+        </w:rPr>
+      </w:r>
+    </w:p>
+    <w:p>
+      <w:pPr>
+        <w:pStyle w:val="Normal"/>
+        <w:bidi w:val="0"/>
+        <w:jc w:val="left"/>
+        <w:rPr>
+          <w:b w:val="false"/>
+          <w:b w:val="false"/>
+          <w:bCs w:val="false"/>
+          <w:sz w:val="20"/>
+          <w:szCs w:val="20"/>
+        </w:rPr>
+      </w:pPr>
+      <w:r>
+        <w:rPr>
+          <w:b w:val="false"/>
+          <w:bCs w:val="false"/>
+          <w:sz w:val="20"/>
+          <w:szCs w:val="20"/>
+        </w:rPr>
+      </w:r>
+    </w:p>
+    <w:p>
+      <w:pPr>
+        <w:pStyle w:val="Normal"/>
+        <w:bidi w:val="0"/>
+        <w:jc w:val="left"/>
+        <w:rPr>
+          <w:b w:val="false"/>
+          <w:b w:val="false"/>
+          <w:bCs w:val="false"/>
+          <w:sz w:val="20"/>
+          <w:szCs w:val="20"/>
+        </w:rPr>
+      </w:pPr>
+      <w:r>
+        <w:rPr>
+          <w:b w:val="false"/>
+          <w:bCs w:val="false"/>
+          <w:sz w:val="20"/>
+          <w:szCs w:val="20"/>
+        </w:rPr>
+      </w:r>
+    </w:p>
+    <w:p>
+      <w:pPr>
+        <w:pStyle w:val="Normal"/>
+        <w:bidi w:val="0"/>
+        <w:jc w:val="left"/>
+        <w:rPr>
+          <w:b w:val="false"/>
+          <w:b w:val="false"/>
+          <w:bCs w:val="false"/>
+          <w:sz w:val="20"/>
+          <w:szCs w:val="20"/>
+        </w:rPr>
+      </w:pPr>
+      <w:r>
+        <w:rPr>
+          <w:b w:val="false"/>
+          <w:bCs w:val="false"/>
+          <w:sz w:val="20"/>
+          <w:szCs w:val="20"/>
+        </w:rPr>
+      </w:r>
+    </w:p>
+    <w:p>
+      <w:pPr>
+        <w:pStyle w:val="Normal"/>
+        <w:bidi w:val="0"/>
+        <w:jc w:val="left"/>
+        <w:rPr>
+          <w:b w:val="false"/>
+          <w:b w:val="false"/>
+          <w:bCs w:val="false"/>
+          <w:sz w:val="20"/>
+          <w:szCs w:val="20"/>
+        </w:rPr>
+      </w:pPr>
+      <w:r>
+        <w:rPr>
+          <w:b w:val="false"/>
+          <w:bCs w:val="false"/>
+          <w:sz w:val="20"/>
+          <w:szCs w:val="20"/>
+        </w:rPr>
+      </w:r>
+    </w:p>
+    <w:p>
+      <w:pPr>
+        <w:pStyle w:val="Normal"/>
+        <w:bidi w:val="0"/>
+        <w:jc w:val="left"/>
+        <w:rPr>
+          <w:b w:val="false"/>
+          <w:b w:val="false"/>
+          <w:bCs w:val="false"/>
+          <w:sz w:val="20"/>
+          <w:szCs w:val="20"/>
+        </w:rPr>
+      </w:pPr>
+      <w:r>
+        <w:rPr>
+          <w:b w:val="false"/>
+          <w:bCs w:val="false"/>
+          <w:sz w:val="20"/>
+          <w:szCs w:val="20"/>
+        </w:rPr>
+      </w:r>
+    </w:p>
+    <w:p>
+      <w:pPr>
+        <w:pStyle w:val="Normal"/>
+        <w:bidi w:val="0"/>
+        <w:jc w:val="left"/>
+        <w:rPr>
+          <w:b w:val="false"/>
+          <w:b w:val="false"/>
+          <w:bCs w:val="false"/>
+          <w:sz w:val="20"/>
+          <w:szCs w:val="20"/>
+        </w:rPr>
+      </w:pPr>
+      <w:r>
+        <w:rPr>
+          <w:b w:val="false"/>
+          <w:bCs w:val="false"/>
+          <w:sz w:val="20"/>
+          <w:szCs w:val="20"/>
+        </w:rPr>
+      </w:r>
+    </w:p>
+    <w:p>
+      <w:pPr>
+        <w:pStyle w:val="Normal"/>
+        <w:bidi w:val="0"/>
+        <w:jc w:val="left"/>
+        <w:rPr>
+          <w:b w:val="false"/>
+          <w:b w:val="false"/>
+          <w:bCs w:val="false"/>
+          <w:sz w:val="20"/>
+          <w:szCs w:val="20"/>
+        </w:rPr>
+      </w:pPr>
+      <w:r>
+        <w:rPr>
+          <w:b w:val="false"/>
+          <w:bCs w:val="false"/>
+          <w:sz w:val="20"/>
+          <w:szCs w:val="20"/>
+        </w:rPr>
+      </w:r>
+    </w:p>
+    <w:p>
+      <w:pPr>
+        <w:pStyle w:val="Normal"/>
+        <w:bidi w:val="0"/>
+        <w:jc w:val="left"/>
+        <w:rPr>
+          <w:b w:val="false"/>
+          <w:b w:val="false"/>
+          <w:bCs w:val="false"/>
+          <w:sz w:val="20"/>
+          <w:szCs w:val="20"/>
+        </w:rPr>
+      </w:pPr>
+      <w:r>
+        <w:rPr>
+          <w:b w:val="false"/>
+          <w:bCs w:val="false"/>
+          <w:sz w:val="20"/>
+          <w:szCs w:val="20"/>
+        </w:rPr>
+      </w:r>
+    </w:p>
+    <w:p>
+      <w:pPr>
+        <w:pStyle w:val="Normal"/>
+        <w:bidi w:val="0"/>
+        <w:jc w:val="left"/>
+        <w:rPr>
+          <w:b w:val="false"/>
+          <w:b w:val="false"/>
+          <w:bCs w:val="false"/>
+          <w:sz w:val="20"/>
+          <w:szCs w:val="20"/>
+        </w:rPr>
+      </w:pPr>
+      <w:r>
+        <w:rPr>
+          <w:b w:val="false"/>
+          <w:bCs w:val="false"/>
+          <w:sz w:val="20"/>
+          <w:szCs w:val="20"/>
+        </w:rPr>
+      </w:r>
+    </w:p>
+    <w:p>
+      <w:pPr>
+        <w:pStyle w:val="Normal"/>
+        <w:bidi w:val="0"/>
+        <w:jc w:val="left"/>
+        <w:rPr>
+          <w:b w:val="false"/>
+          <w:b w:val="false"/>
+          <w:bCs w:val="false"/>
+          <w:sz w:val="20"/>
+          <w:szCs w:val="20"/>
+        </w:rPr>
+      </w:pPr>
+      <w:r>
+        <w:rPr>
+          <w:b w:val="false"/>
+          <w:bCs w:val="false"/>
+          <w:sz w:val="20"/>
+          <w:szCs w:val="20"/>
+        </w:rPr>
+      </w:r>
+    </w:p>
+    <w:p>
+      <w:pPr>
+        <w:pStyle w:val="Normal"/>
+        <w:bidi w:val="0"/>
+        <w:jc w:val="left"/>
+        <w:rPr>
+          <w:b w:val="false"/>
+          <w:b w:val="false"/>
+          <w:bCs w:val="false"/>
+          <w:sz w:val="20"/>
+          <w:szCs w:val="20"/>
+        </w:rPr>
+      </w:pPr>
+      <w:r>
+        <w:rPr>
+          <w:b w:val="false"/>
+          <w:bCs w:val="false"/>
+          <w:sz w:val="20"/>
+          <w:szCs w:val="20"/>
+        </w:rPr>
+      </w:r>
+    </w:p>
+    <w:p>
+      <w:pPr>
+        <w:pStyle w:val="Normal"/>
+        <w:bidi w:val="0"/>
+        <w:jc w:val="left"/>
+        <w:rPr>
+          <w:b w:val="false"/>
+          <w:b w:val="false"/>
+          <w:bCs w:val="false"/>
+          <w:sz w:val="20"/>
+          <w:szCs w:val="20"/>
+        </w:rPr>
+      </w:pPr>
+      <w:r>
+        <w:rPr>
+          <w:b w:val="false"/>
+          <w:bCs w:val="false"/>
+          <w:sz w:val="20"/>
+          <w:szCs w:val="20"/>
+        </w:rPr>
+      </w:r>
+    </w:p>
+    <w:p>
+      <w:pPr>
+        <w:pStyle w:val="Normal"/>
+        <w:bidi w:val="0"/>
+        <w:jc w:val="left"/>
+        <w:rPr>
+          <w:b w:val="false"/>
+          <w:b w:val="false"/>
+          <w:bCs w:val="false"/>
+          <w:sz w:val="20"/>
+          <w:szCs w:val="20"/>
+        </w:rPr>
+      </w:pPr>
+      <w:r>
+        <w:rPr>
+          <w:b w:val="false"/>
+          <w:bCs w:val="false"/>
+          <w:sz w:val="20"/>
+          <w:szCs w:val="20"/>
+        </w:rPr>
+      </w:r>
+    </w:p>
+    <w:p>
+      <w:pPr>
+        <w:pStyle w:val="Normal"/>
+        <w:bidi w:val="0"/>
+        <w:jc w:val="left"/>
+        <w:rPr>
+          <w:b w:val="false"/>
+          <w:b w:val="false"/>
+          <w:bCs w:val="false"/>
+          <w:sz w:val="20"/>
+          <w:szCs w:val="20"/>
+        </w:rPr>
+      </w:pPr>
+      <w:r>
+        <w:rPr>
+          <w:b w:val="false"/>
+          <w:bCs w:val="false"/>
+          <w:sz w:val="20"/>
+          <w:szCs w:val="20"/>
+        </w:rPr>
+      </w:r>
+    </w:p>
+    <w:p>
+      <w:pPr>
+        <w:pStyle w:val="Normal"/>
+        <w:bidi w:val="0"/>
+        <w:jc w:val="left"/>
+        <w:rPr>
+          <w:b w:val="false"/>
+          <w:b w:val="false"/>
+          <w:bCs w:val="false"/>
+          <w:sz w:val="20"/>
+          <w:szCs w:val="20"/>
+        </w:rPr>
+      </w:pPr>
+      <w:r>
+        <w:rPr>
+          <w:b w:val="false"/>
+          <w:bCs w:val="false"/>
+          <w:sz w:val="20"/>
+          <w:szCs w:val="20"/>
+        </w:rPr>
+      </w:r>
+    </w:p>
+    <w:p>
+      <w:pPr>
+        <w:pStyle w:val="Normal"/>
+        <w:bidi w:val="0"/>
+        <w:jc w:val="left"/>
+        <w:rPr>
+          <w:b w:val="false"/>
+          <w:b w:val="false"/>
+          <w:bCs w:val="false"/>
+          <w:sz w:val="20"/>
+          <w:szCs w:val="20"/>
+        </w:rPr>
+      </w:pPr>
+      <w:r>
+        <w:rPr>
+          <w:b w:val="false"/>
+          <w:bCs w:val="false"/>
+          <w:sz w:val="20"/>
+          <w:szCs w:val="20"/>
+        </w:rPr>
+      </w:r>
+    </w:p>
+    <w:p>
+      <w:pPr>
+        <w:pStyle w:val="Normal"/>
+        <w:bidi w:val="0"/>
+        <w:jc w:val="left"/>
+        <w:rPr>
+          <w:b w:val="false"/>
+          <w:b w:val="false"/>
+          <w:bCs w:val="false"/>
+          <w:sz w:val="20"/>
+          <w:szCs w:val="20"/>
+        </w:rPr>
+      </w:pPr>
+      <w:r>
+        <w:rPr>
+          <w:b w:val="false"/>
+          <w:bCs w:val="false"/>
+          <w:sz w:val="20"/>
+          <w:szCs w:val="20"/>
+        </w:rPr>
+      </w:r>
+    </w:p>
+    <w:p>
+      <w:pPr>
+        <w:pStyle w:val="Normal"/>
+        <w:bidi w:val="0"/>
+        <w:jc w:val="left"/>
+        <w:rPr>
+          <w:b w:val="false"/>
+          <w:b w:val="false"/>
+          <w:bCs w:val="false"/>
+          <w:sz w:val="20"/>
+          <w:szCs w:val="20"/>
+        </w:rPr>
+      </w:pPr>
+      <w:r>
+        <w:rPr>
+          <w:b w:val="false"/>
+          <w:bCs w:val="false"/>
+          <w:sz w:val="20"/>
+          <w:szCs w:val="20"/>
+        </w:rPr>
+      </w:r>
+    </w:p>
+    <w:p>
+      <w:pPr>
+        <w:pStyle w:val="Normal"/>
+        <w:bidi w:val="0"/>
+        <w:jc w:val="left"/>
+        <w:rPr>
+          <w:b w:val="false"/>
+          <w:b w:val="false"/>
+          <w:bCs w:val="false"/>
+          <w:sz w:val="20"/>
+          <w:szCs w:val="20"/>
+        </w:rPr>
+      </w:pPr>
+      <w:r>
+        <w:rPr>
+          <w:b w:val="false"/>
+          <w:bCs w:val="false"/>
+          <w:sz w:val="20"/>
+          <w:szCs w:val="20"/>
+        </w:rPr>
+      </w:r>
+    </w:p>
+    <w:p>
+      <w:pPr>
+        <w:pStyle w:val="Normal"/>
+        <w:bidi w:val="0"/>
+        <w:jc w:val="left"/>
+        <w:rPr>
+          <w:b w:val="false"/>
+          <w:b w:val="false"/>
+          <w:bCs w:val="false"/>
+          <w:sz w:val="20"/>
+          <w:szCs w:val="20"/>
+        </w:rPr>
+      </w:pPr>
+      <w:r>
+        <w:rPr>
+          <w:b w:val="false"/>
+          <w:bCs w:val="false"/>
+          <w:sz w:val="20"/>
+          <w:szCs w:val="20"/>
+        </w:rPr>
+      </w:r>
+    </w:p>
+    <w:p>
+      <w:pPr>
+        <w:pStyle w:val="Normal"/>
+        <w:bidi w:val="0"/>
+        <w:jc w:val="left"/>
+        <w:rPr>
+          <w:b w:val="false"/>
+          <w:b w:val="false"/>
+          <w:bCs w:val="false"/>
+          <w:sz w:val="20"/>
+          <w:szCs w:val="20"/>
+        </w:rPr>
+      </w:pPr>
+      <w:r>
+        <w:rPr>
+          <w:b w:val="false"/>
+          <w:bCs w:val="false"/>
+          <w:sz w:val="20"/>
+          <w:szCs w:val="20"/>
+        </w:rPr>
+      </w:r>
+    </w:p>
+    <w:p>
+      <w:pPr>
+        <w:pStyle w:val="Normal"/>
+        <w:bidi w:val="0"/>
+        <w:jc w:val="left"/>
+        <w:rPr>
+          <w:b w:val="false"/>
+          <w:b w:val="false"/>
+          <w:bCs w:val="false"/>
+          <w:sz w:val="20"/>
+          <w:szCs w:val="20"/>
+        </w:rPr>
+      </w:pPr>
+      <w:r>
+        <w:rPr>
+          <w:b w:val="false"/>
+          <w:bCs w:val="false"/>
+          <w:sz w:val="20"/>
+          <w:szCs w:val="20"/>
+        </w:rPr>
+      </w:r>
+    </w:p>
+    <w:p>
+      <w:pPr>
+        <w:pStyle w:val="Normal"/>
+        <w:bidi w:val="0"/>
+        <w:jc w:val="left"/>
+        <w:rPr>
+          <w:b w:val="false"/>
+          <w:b w:val="false"/>
+          <w:bCs w:val="false"/>
+          <w:sz w:val="20"/>
+          <w:szCs w:val="20"/>
+        </w:rPr>
+      </w:pPr>
+      <w:r>
+        <w:rPr>
+          <w:b w:val="false"/>
+          <w:bCs w:val="false"/>
+          <w:sz w:val="20"/>
+          <w:szCs w:val="20"/>
+        </w:rPr>
+      </w:r>
+    </w:p>
+    <w:p>
+      <w:pPr>
+        <w:pStyle w:val="Normal"/>
+        <w:bidi w:val="0"/>
+        <w:jc w:val="left"/>
+        <w:rPr>
+          <w:b w:val="false"/>
+          <w:b w:val="false"/>
+          <w:bCs w:val="false"/>
+          <w:sz w:val="20"/>
+          <w:szCs w:val="20"/>
+        </w:rPr>
+      </w:pPr>
+      <w:r>
+        <w:rPr>
+          <w:b w:val="false"/>
+          <w:bCs w:val="false"/>
+          <w:sz w:val="20"/>
+          <w:szCs w:val="20"/>
+        </w:rPr>
+      </w:r>
+    </w:p>
+    <w:p>
+      <w:pPr>
+        <w:pStyle w:val="Normal"/>
+        <w:bidi w:val="0"/>
+        <w:jc w:val="left"/>
+        <w:rPr>
+          <w:b w:val="false"/>
+          <w:b w:val="false"/>
+          <w:bCs w:val="false"/>
+          <w:sz w:val="20"/>
+          <w:szCs w:val="20"/>
+        </w:rPr>
+      </w:pPr>
+      <w:r>
+        <w:rPr>
+          <w:b w:val="false"/>
+          <w:bCs w:val="false"/>
+          <w:sz w:val="20"/>
+          <w:szCs w:val="20"/>
+        </w:rPr>
+      </w:r>
+    </w:p>
+    <w:p>
+      <w:pPr>
+        <w:pStyle w:val="Normal"/>
+        <w:bidi w:val="0"/>
+        <w:jc w:val="left"/>
+        <w:rPr>
+          <w:b w:val="false"/>
+          <w:b w:val="false"/>
+          <w:bCs w:val="false"/>
+          <w:sz w:val="20"/>
+          <w:szCs w:val="20"/>
+        </w:rPr>
+      </w:pPr>
+      <w:r>
+        <w:rPr>
+          <w:b w:val="false"/>
+          <w:bCs w:val="false"/>
+          <w:sz w:val="20"/>
+          <w:szCs w:val="20"/>
+        </w:rPr>
+      </w:r>
+    </w:p>
+    <w:p>
+      <w:pPr>
+        <w:pStyle w:val="Normal"/>
+        <w:bidi w:val="0"/>
+        <w:jc w:val="left"/>
+        <w:rPr>
+          <w:b w:val="false"/>
+          <w:b w:val="false"/>
+          <w:bCs w:val="false"/>
+          <w:sz w:val="20"/>
+          <w:szCs w:val="20"/>
+        </w:rPr>
+      </w:pPr>
+      <w:r>
+        <w:rPr>
+          <w:b w:val="false"/>
+          <w:bCs w:val="false"/>
+          <w:sz w:val="20"/>
+          <w:szCs w:val="20"/>
+        </w:rPr>
+      </w:r>
+    </w:p>
+    <w:p>
+      <w:pPr>
+        <w:pStyle w:val="Normal"/>
+        <w:bidi w:val="0"/>
+        <w:jc w:val="left"/>
+        <w:rPr>
           <w:sz w:val="30"/>
           <w:szCs w:val="30"/>
         </w:rPr>
@@ -40528,7 +41320,7 @@
           <w:szCs w:val="24"/>
           <w:lang w:val="en-US" w:eastAsia="ko-KR" w:bidi="hi-IN"/>
         </w:rPr>
-        <w:t>전사</w:t>
+        <w:t>전투 계열</w:t>
       </w:r>
     </w:p>
     <w:p>
@@ -40607,11 +41399,11 @@
           <w:szCs w:val="24"/>
           <w:lang w:val="en-US" w:eastAsia="ko-KR" w:bidi="hi-IN"/>
         </w:rPr>
-        <w:t>방어 전문가</w:t>
-      </w:r>
-      <w:r>
-        <w:rPr>
-          <w:rFonts w:eastAsia="맑은 고딕" w:cs="Arial Unicode MS"/>
+        <w:t>무기</w:t>
+      </w:r>
+      <w:r>
+        <w:rPr>
+          <w:rFonts w:ascii="바탕" w:hAnsi="바탕" w:cs="Arial Unicode MS"/>
           <w:b/>
           <w:bCs/>
           <w:i w:val="false"/>
@@ -40622,11 +41414,11 @@
           <w:szCs w:val="24"/>
           <w:lang w:val="en-US" w:eastAsia="ko-KR" w:bidi="hi-IN"/>
         </w:rPr>
-        <w:t>:</w:t>
-      </w:r>
-      <w:r>
-        <w:rPr>
-          <w:rFonts w:ascii="바탕" w:hAnsi="바탕" w:cs="Arial Unicode MS"/>
+        <w:t xml:space="preserve"> 전문가</w:t>
+      </w:r>
+      <w:r>
+        <w:rPr>
+          <w:rFonts w:eastAsia="맑은 고딕" w:cs="Arial Unicode MS"/>
           <w:b/>
           <w:bCs/>
           <w:i w:val="false"/>
@@ -40637,11 +41429,11 @@
           <w:szCs w:val="24"/>
           <w:lang w:val="en-US" w:eastAsia="ko-KR" w:bidi="hi-IN"/>
         </w:rPr>
-        <w:t>막기</w:t>
-      </w:r>
-      <w:r>
-        <w:rPr>
-          <w:rFonts w:eastAsia="맑은 고딕" w:cs="Arial Unicode MS"/>
+        <w:t>:</w:t>
+      </w:r>
+      <w:r>
+        <w:rPr>
+          <w:rFonts w:ascii="바탕" w:hAnsi="바탕" w:cs="Arial Unicode MS"/>
           <w:b/>
           <w:bCs/>
           <w:i w:val="false"/>
@@ -40652,22 +41444,7 @@
           <w:szCs w:val="24"/>
           <w:lang w:val="en-US" w:eastAsia="ko-KR" w:bidi="hi-IN"/>
         </w:rPr>
-        <w:t>/</w:t>
-      </w:r>
-      <w:r>
-        <w:rPr>
-          <w:rFonts w:ascii="바탕" w:hAnsi="바탕" w:cs="Arial Unicode MS"/>
-          <w:b/>
-          <w:bCs/>
-          <w:i w:val="false"/>
-          <w:iCs w:val="false"/>
-          <w:color w:val="auto"/>
-          <w:kern w:val="2"/>
-          <w:sz w:val="24"/>
-          <w:szCs w:val="24"/>
-          <w:lang w:val="en-US" w:eastAsia="ko-KR" w:bidi="hi-IN"/>
-        </w:rPr>
-        <w:t>패링시 소모 지구력 감소</w:t>
+        <w:t>모든 물리 무기의 공격및 방어 지구력 소모량 감소</w:t>
       </w:r>
     </w:p>
     <w:p>
@@ -40744,7 +41521,7 @@
           <w:szCs w:val="24"/>
           <w:lang w:val="en-US" w:eastAsia="ko-KR" w:bidi="hi-IN"/>
         </w:rPr>
-        <w:t>강한 공격 피해량 증가</w:t>
+        <w:t>강공 피해량 증가</w:t>
       </w:r>
     </w:p>
     <w:p>
@@ -40827,7 +41604,67 @@
           <w:szCs w:val="24"/>
           <w:lang w:val="en-US" w:eastAsia="ko-KR" w:bidi="hi-IN"/>
         </w:rPr>
-        <w:t>격노 – 잠깐동안 공격력 증가</w:t>
+        <w:t>격노 – 잠</w:t>
+      </w:r>
+      <w:r>
+        <w:rPr>
+          <w:rFonts w:ascii="바탕" w:hAnsi="바탕" w:cs="Arial Unicode MS"/>
+          <w:b/>
+          <w:bCs/>
+          <w:i w:val="false"/>
+          <w:iCs w:val="false"/>
+          <w:color w:val="auto"/>
+          <w:kern w:val="2"/>
+          <w:sz w:val="24"/>
+          <w:szCs w:val="24"/>
+          <w:lang w:val="en-US" w:eastAsia="ko-KR" w:bidi="hi-IN"/>
+        </w:rPr>
+        <w:t>시</w:t>
+      </w:r>
+      <w:r>
+        <w:rPr>
+          <w:rFonts w:ascii="바탕" w:hAnsi="바탕" w:cs="Arial Unicode MS"/>
+          <w:b/>
+          <w:bCs/>
+          <w:i w:val="false"/>
+          <w:iCs w:val="false"/>
+          <w:color w:val="auto"/>
+          <w:kern w:val="2"/>
+          <w:sz w:val="24"/>
+          <w:szCs w:val="24"/>
+          <w:lang w:val="en-US" w:eastAsia="ko-KR" w:bidi="hi-IN"/>
+        </w:rPr>
+        <w:t>동안 공격력</w:t>
+      </w:r>
+      <w:r>
+        <w:rPr>
+          <w:rFonts w:ascii="바탕" w:hAnsi="바탕" w:cs="Arial Unicode MS"/>
+          <w:b/>
+          <w:bCs/>
+          <w:i w:val="false"/>
+          <w:iCs w:val="false"/>
+          <w:color w:val="auto"/>
+          <w:kern w:val="2"/>
+          <w:sz w:val="24"/>
+          <w:szCs w:val="24"/>
+          <w:lang w:val="en-US" w:eastAsia="ko-KR" w:bidi="hi-IN"/>
+        </w:rPr>
+        <w:t>과 방어력</w:t>
+      </w:r>
+      <w:r>
+        <w:rPr>
+          <w:rFonts w:ascii="바탕" w:hAnsi="바탕" w:cs="Arial Unicode MS"/>
+          <w:b/>
+          <w:bCs/>
+          <w:i w:val="false"/>
+          <w:iCs w:val="false"/>
+          <w:color w:val="auto"/>
+          <w:kern w:val="2"/>
+          <w:sz w:val="24"/>
+          <w:szCs w:val="24"/>
+          <w:lang w:val="en-US" w:eastAsia="ko-KR" w:bidi="hi-IN"/>
+        </w:rPr>
+        <w:t xml:space="preserve"> 증가</w:t>
       </w:r>
       <w:r>
         <w:rPr>
@@ -40889,7 +41726,7 @@
           <w:szCs w:val="24"/>
           <w:lang w:val="en-US" w:eastAsia="ko-KR" w:bidi="hi-IN"/>
         </w:rPr>
-        <w:t>결투가</w:t>
+        <w:t>물리 지속 딜러</w:t>
       </w:r>
       <w:r>
         <w:rPr>
@@ -40904,7 +41741,7 @@
           <w:szCs w:val="24"/>
           <w:lang w:val="en-US" w:eastAsia="ko-KR" w:bidi="hi-IN"/>
         </w:rPr>
-        <w:t>:</w:t>
+        <w:t>/</w:t>
       </w:r>
       <w:r>
         <w:rPr>
@@ -40919,7 +41756,7 @@
           <w:szCs w:val="24"/>
           <w:lang w:val="en-US" w:eastAsia="ko-KR" w:bidi="hi-IN"/>
         </w:rPr>
-        <w:t>대결 – 대상에게 주는 피해량이 증가</w:t>
+        <w:t>지속 탱커</w:t>
       </w:r>
     </w:p>
     <w:p>
@@ -40939,49 +41776,7 @@
         </w:rPr>
       </w:pPr>
       <w:r>
-        <w:rPr>
-          <w:rFonts w:ascii="바탕" w:hAnsi="바탕" w:cs="Arial Unicode MS"/>
-          <w:b/>
-          <w:bCs/>
-          <w:i w:val="false"/>
-          <w:iCs w:val="false"/>
-          <w:color w:val="auto"/>
-          <w:kern w:val="2"/>
-          <w:sz w:val="24"/>
-          <w:szCs w:val="24"/>
-          <w:lang w:val="en-US" w:eastAsia="ko-KR" w:bidi="hi-IN"/>
-        </w:rPr>
-        <w:t>중보병</w:t>
-      </w:r>
-      <w:r>
-        <w:rPr>
-          <w:rFonts w:eastAsia="맑은 고딕" w:cs="Arial Unicode MS"/>
-          <w:b/>
-          <w:bCs/>
-          <w:i w:val="false"/>
-          <w:iCs w:val="false"/>
-          <w:color w:val="auto"/>
-          <w:kern w:val="2"/>
-          <w:sz w:val="24"/>
-          <w:szCs w:val="24"/>
-          <w:lang w:val="en-US" w:eastAsia="ko-KR" w:bidi="hi-IN"/>
-        </w:rPr>
-        <w:t>:</w:t>
-      </w:r>
-      <w:r>
-        <w:rPr>
-          <w:rFonts w:ascii="바탕" w:hAnsi="바탕" w:cs="Arial Unicode MS"/>
-          <w:b/>
-          <w:bCs/>
-          <w:i w:val="false"/>
-          <w:iCs w:val="false"/>
-          <w:color w:val="auto"/>
-          <w:kern w:val="2"/>
-          <w:sz w:val="24"/>
-          <w:szCs w:val="24"/>
-          <w:lang w:val="en-US" w:eastAsia="ko-KR" w:bidi="hi-IN"/>
-        </w:rPr>
-        <w:t>의지 – 잠깐동안 방어력이 증가하고 즉시 지구력 회복</w:t>
+        <w:rPr/>
       </w:r>
     </w:p>
     <w:p>
@@ -41013,7 +41808,7 @@
           <w:szCs w:val="24"/>
           <w:lang w:val="en-US" w:eastAsia="ko-KR" w:bidi="hi-IN"/>
         </w:rPr>
-        <w:t>투사</w:t>
+        <w:t>낭인</w:t>
       </w:r>
       <w:r>
         <w:rPr>
@@ -41032,7 +41827,7 @@
       </w:r>
       <w:r>
         <w:rPr>
-          <w:rFonts w:ascii="바탕" w:hAnsi="바탕" w:cs="Arial Unicode MS"/>
+          <w:rFonts w:cs="Arial Unicode MS"/>
           <w:b/>
           <w:bCs/>
           <w:i w:val="false"/>
@@ -41043,49 +41838,7 @@
           <w:szCs w:val="24"/>
           <w:lang w:val="en-US" w:eastAsia="ko-KR" w:bidi="hi-IN"/>
         </w:rPr>
-        <w:t>투지 – 대상에게 추가 피해를 주고 막을 수 없는 강한 공격을 가함</w:t>
-      </w:r>
-    </w:p>
-    <w:p>
-      <w:pPr>
-        <w:pStyle w:val="Normal"/>
-        <w:bidi w:val="0"/>
-        <w:jc w:val="left"/>
-        <w:rPr>
-          <w:rFonts w:ascii="바탕" w:hAnsi="바탕" w:eastAsia="맑은 고딕" w:cs="Arial Unicode MS"/>
-          <w:color w:val="auto"/>
-          <w:kern w:val="2"/>
-          <w:lang w:val="en-US" w:eastAsia="ko-KR" w:bidi="hi-IN"/>
-        </w:rPr>
-      </w:pPr>
-      <w:r>
-        <w:rPr>
-          <w:rFonts w:eastAsia="맑은 고딕" w:cs="Arial Unicode MS"/>
-          <w:color w:val="auto"/>
-          <w:kern w:val="2"/>
-          <w:lang w:val="en-US" w:eastAsia="ko-KR" w:bidi="hi-IN"/>
-        </w:rPr>
-      </w:r>
-    </w:p>
-    <w:p>
-      <w:pPr>
-        <w:pStyle w:val="Normal"/>
-        <w:bidi w:val="0"/>
-        <w:jc w:val="left"/>
-        <w:rPr>
-          <w:rFonts w:ascii="바탕" w:hAnsi="바탕" w:eastAsia="맑은 고딕" w:cs="Arial Unicode MS"/>
-          <w:color w:val="auto"/>
-          <w:kern w:val="2"/>
-          <w:lang w:val="en-US" w:eastAsia="ko-KR" w:bidi="hi-IN"/>
-        </w:rPr>
-      </w:pPr>
-      <w:r>
-        <w:rPr>
-          <w:rFonts w:eastAsia="맑은 고딕" w:cs="Arial Unicode MS"/>
-          <w:color w:val="auto"/>
-          <w:kern w:val="2"/>
-          <w:lang w:val="en-US" w:eastAsia="ko-KR" w:bidi="hi-IN"/>
-        </w:rPr>
+        <w:t xml:space="preserve"> – </w:t>
       </w:r>
     </w:p>
     <w:p>
@@ -41106,13 +41859,48 @@
       </w:pPr>
       <w:r>
         <w:rPr>
+          <w:rFonts w:ascii="바탕" w:hAnsi="바탕" w:cs="Arial Unicode MS"/>
           <w:b/>
           <w:bCs/>
           <w:i w:val="false"/>
           <w:iCs w:val="false"/>
-          <w:sz w:val="24"/>
-          <w:szCs w:val="24"/>
-        </w:rPr>
+          <w:color w:val="auto"/>
+          <w:kern w:val="2"/>
+          <w:sz w:val="24"/>
+          <w:szCs w:val="24"/>
+          <w:lang w:val="en-US" w:eastAsia="ko-KR" w:bidi="hi-IN"/>
+        </w:rPr>
+        <w:t>물리 누킹 딜러</w:t>
+      </w:r>
+      <w:r>
+        <w:rPr>
+          <w:rFonts w:eastAsia="맑은 고딕" w:cs="Arial Unicode MS"/>
+          <w:b/>
+          <w:bCs/>
+          <w:i w:val="false"/>
+          <w:iCs w:val="false"/>
+          <w:color w:val="auto"/>
+          <w:kern w:val="2"/>
+          <w:sz w:val="24"/>
+          <w:szCs w:val="24"/>
+          <w:lang w:val="en-US" w:eastAsia="ko-KR" w:bidi="hi-IN"/>
+        </w:rPr>
+        <w:t>/</w:t>
+      </w:r>
+      <w:r>
+        <w:rPr>
+          <w:rFonts w:ascii="바탕" w:hAnsi="바탕" w:cs="Arial Unicode MS"/>
+          <w:b/>
+          <w:bCs/>
+          <w:i w:val="false"/>
+          <w:iCs w:val="false"/>
+          <w:color w:val="auto"/>
+          <w:kern w:val="2"/>
+          <w:sz w:val="24"/>
+          <w:szCs w:val="24"/>
+          <w:lang w:val="en-US" w:eastAsia="ko-KR" w:bidi="hi-IN"/>
+        </w:rPr>
+        <w:t>타이밍 탱커</w:t>
       </w:r>
     </w:p>
     <w:p>
@@ -41132,19 +41920,7 @@
         </w:rPr>
       </w:pPr>
       <w:r>
-        <w:rPr>
-          <w:rFonts w:ascii="바탕" w:hAnsi="바탕" w:cs="Arial Unicode MS"/>
-          <w:b/>
-          <w:bCs/>
-          <w:i w:val="false"/>
-          <w:iCs w:val="false"/>
-          <w:color w:val="auto"/>
-          <w:kern w:val="2"/>
-          <w:sz w:val="24"/>
-          <w:szCs w:val="24"/>
-          <w:lang w:val="en-US" w:eastAsia="ko-KR" w:bidi="hi-IN"/>
-        </w:rPr>
-        <w:t>기사</w:t>
+        <w:rPr/>
       </w:r>
     </w:p>
     <w:p>
@@ -41176,7 +41952,52 @@
           <w:szCs w:val="24"/>
           <w:lang w:val="en-US" w:eastAsia="ko-KR" w:bidi="hi-IN"/>
         </w:rPr>
-        <w:t>기본 능력</w:t>
+        <w:t>중보병</w:t>
+      </w:r>
+      <w:r>
+        <w:rPr>
+          <w:rFonts w:eastAsia="맑은 고딕" w:cs="Arial Unicode MS"/>
+          <w:b/>
+          <w:bCs/>
+          <w:i w:val="false"/>
+          <w:iCs w:val="false"/>
+          <w:color w:val="auto"/>
+          <w:kern w:val="2"/>
+          <w:sz w:val="24"/>
+          <w:szCs w:val="24"/>
+          <w:lang w:val="en-US" w:eastAsia="ko-KR" w:bidi="hi-IN"/>
+        </w:rPr>
+        <w:t>:</w:t>
+      </w:r>
+      <w:r>
+        <w:rPr>
+          <w:rFonts w:ascii="바탕" w:hAnsi="바탕" w:cs="Arial Unicode MS"/>
+          <w:b/>
+          <w:bCs/>
+          <w:i w:val="false"/>
+          <w:iCs w:val="false"/>
+          <w:color w:val="auto"/>
+          <w:kern w:val="2"/>
+          <w:sz w:val="24"/>
+          <w:szCs w:val="24"/>
+          <w:lang w:val="en-US" w:eastAsia="ko-KR" w:bidi="hi-IN"/>
+        </w:rPr>
+        <w:t xml:space="preserve">의지 – </w:t>
+      </w:r>
+      <w:r>
+        <w:rPr>
+          <w:rFonts w:ascii="바탕" w:hAnsi="바탕" w:cs="Arial Unicode MS"/>
+          <w:b/>
+          <w:bCs/>
+          <w:i w:val="false"/>
+          <w:iCs w:val="false"/>
+          <w:color w:val="auto"/>
+          <w:kern w:val="2"/>
+          <w:sz w:val="24"/>
+          <w:szCs w:val="24"/>
+          <w:lang w:val="en-US" w:eastAsia="ko-KR" w:bidi="hi-IN"/>
+        </w:rPr>
+        <w:t>즉시 지구력을 회복하고 잠시동안 방어력이 증가</w:t>
       </w:r>
     </w:p>
     <w:p>
@@ -41197,7 +42018,7 @@
       </w:pPr>
       <w:r>
         <w:rPr>
-          <w:rFonts w:eastAsia="맑은 고딕" w:cs="Arial Unicode MS"/>
+          <w:rFonts w:ascii="바탕" w:hAnsi="바탕" w:cs="Arial Unicode MS"/>
           <w:b/>
           <w:bCs/>
           <w:i w:val="false"/>
@@ -41208,52 +42029,7 @@
           <w:szCs w:val="24"/>
           <w:lang w:val="en-US" w:eastAsia="ko-KR" w:bidi="hi-IN"/>
         </w:rPr>
-        <w:t xml:space="preserve">- </w:t>
-      </w:r>
-      <w:r>
-        <w:rPr>
-          <w:rFonts w:ascii="바탕" w:hAnsi="바탕" w:cs="Arial Unicode MS"/>
-          <w:b/>
-          <w:bCs/>
-          <w:i w:val="false"/>
-          <w:iCs w:val="false"/>
-          <w:color w:val="auto"/>
-          <w:kern w:val="2"/>
-          <w:sz w:val="24"/>
-          <w:szCs w:val="24"/>
-          <w:lang w:val="en-US" w:eastAsia="ko-KR" w:bidi="hi-IN"/>
-        </w:rPr>
-        <w:t>기사의 맹세</w:t>
-      </w:r>
-      <w:r>
-        <w:rPr>
-          <w:rFonts w:eastAsia="맑은 고딕" w:cs="Arial Unicode MS"/>
-          <w:b/>
-          <w:bCs/>
-          <w:i w:val="false"/>
-          <w:iCs w:val="false"/>
-          <w:color w:val="auto"/>
-          <w:kern w:val="2"/>
-          <w:sz w:val="24"/>
-          <w:szCs w:val="24"/>
-          <w:lang w:val="en-US" w:eastAsia="ko-KR" w:bidi="hi-IN"/>
-        </w:rPr>
-        <w:t>:</w:t>
-      </w:r>
-      <w:r>
-        <w:rPr>
-          <w:rFonts w:ascii="바탕" w:hAnsi="바탕" w:cs="Arial Unicode MS"/>
-          <w:b/>
-          <w:bCs/>
-          <w:i w:val="false"/>
-          <w:iCs w:val="false"/>
-          <w:color w:val="auto"/>
-          <w:kern w:val="2"/>
-          <w:sz w:val="24"/>
-          <w:szCs w:val="24"/>
-          <w:lang w:val="en-US" w:eastAsia="ko-KR" w:bidi="hi-IN"/>
-        </w:rPr>
-        <w:t>기본 방어력 증가</w:t>
+        <w:t>지속 탱커</w:t>
       </w:r>
     </w:p>
     <w:p>
@@ -41273,115 +42049,7 @@
         </w:rPr>
       </w:pPr>
       <w:r>
-        <w:rPr>
-          <w:rFonts w:eastAsia="맑은 고딕" w:cs="Arial Unicode MS"/>
-          <w:b/>
-          <w:bCs/>
-          <w:i w:val="false"/>
-          <w:iCs w:val="false"/>
-          <w:color w:val="auto"/>
-          <w:kern w:val="2"/>
-          <w:sz w:val="24"/>
-          <w:szCs w:val="24"/>
-          <w:lang w:val="en-US" w:eastAsia="ko-KR" w:bidi="hi-IN"/>
-        </w:rPr>
-        <w:t xml:space="preserve">- </w:t>
-      </w:r>
-      <w:r>
-        <w:rPr>
-          <w:rFonts w:ascii="바탕" w:hAnsi="바탕" w:cs="Arial Unicode MS"/>
-          <w:b/>
-          <w:bCs/>
-          <w:i w:val="false"/>
-          <w:iCs w:val="false"/>
-          <w:color w:val="auto"/>
-          <w:kern w:val="2"/>
-          <w:sz w:val="24"/>
-          <w:szCs w:val="24"/>
-          <w:lang w:val="en-US" w:eastAsia="ko-KR" w:bidi="hi-IN"/>
-        </w:rPr>
-        <w:t>완벽한 순간</w:t>
-      </w:r>
-      <w:r>
-        <w:rPr>
-          <w:rFonts w:eastAsia="맑은 고딕" w:cs="Arial Unicode MS"/>
-          <w:b/>
-          <w:bCs/>
-          <w:i w:val="false"/>
-          <w:iCs w:val="false"/>
-          <w:color w:val="auto"/>
-          <w:kern w:val="2"/>
-          <w:sz w:val="24"/>
-          <w:szCs w:val="24"/>
-          <w:lang w:val="en-US" w:eastAsia="ko-KR" w:bidi="hi-IN"/>
-        </w:rPr>
-        <w:t>:</w:t>
-      </w:r>
-      <w:r>
-        <w:rPr>
-          <w:rFonts w:ascii="바탕" w:hAnsi="바탕" w:cs="Arial Unicode MS"/>
-          <w:b/>
-          <w:bCs/>
-          <w:i w:val="false"/>
-          <w:iCs w:val="false"/>
-          <w:color w:val="auto"/>
-          <w:kern w:val="2"/>
-          <w:sz w:val="24"/>
-          <w:szCs w:val="24"/>
-          <w:lang w:val="en-US" w:eastAsia="ko-KR" w:bidi="hi-IN"/>
-        </w:rPr>
-        <w:t>막기</w:t>
-      </w:r>
-      <w:r>
-        <w:rPr>
-          <w:rFonts w:eastAsia="맑은 고딕" w:cs="Arial Unicode MS"/>
-          <w:b/>
-          <w:bCs/>
-          <w:i w:val="false"/>
-          <w:iCs w:val="false"/>
-          <w:color w:val="auto"/>
-          <w:kern w:val="2"/>
-          <w:sz w:val="24"/>
-          <w:szCs w:val="24"/>
-          <w:lang w:val="en-US" w:eastAsia="ko-KR" w:bidi="hi-IN"/>
-        </w:rPr>
-        <w:t>/</w:t>
-      </w:r>
-      <w:r>
-        <w:rPr>
-          <w:rFonts w:ascii="바탕" w:hAnsi="바탕" w:cs="Arial Unicode MS"/>
-          <w:b/>
-          <w:bCs/>
-          <w:i w:val="false"/>
-          <w:iCs w:val="false"/>
-          <w:color w:val="auto"/>
-          <w:kern w:val="2"/>
-          <w:sz w:val="24"/>
-          <w:szCs w:val="24"/>
-          <w:lang w:val="en-US" w:eastAsia="ko-KR" w:bidi="hi-IN"/>
-        </w:rPr>
-        <w:t>패링 반격 가능 시간 증가</w:t>
-      </w:r>
-    </w:p>
-    <w:p>
-      <w:pPr>
-        <w:pStyle w:val="Normal"/>
-        <w:bidi w:val="0"/>
-        <w:jc w:val="left"/>
-        <w:rPr>
-          <w:rFonts w:ascii="바탕" w:hAnsi="바탕" w:eastAsia="맑은 고딕" w:cs="Arial Unicode MS"/>
-          <w:color w:val="auto"/>
-          <w:kern w:val="2"/>
-          <w:lang w:val="en-US" w:eastAsia="ko-KR" w:bidi="hi-IN"/>
-        </w:rPr>
-      </w:pPr>
-      <w:r>
-        <w:rPr>
-          <w:rFonts w:eastAsia="맑은 고딕" w:cs="Arial Unicode MS"/>
-          <w:color w:val="auto"/>
-          <w:kern w:val="2"/>
-          <w:lang w:val="en-US" w:eastAsia="ko-KR" w:bidi="hi-IN"/>
-        </w:rPr>
+        <w:rPr/>
       </w:r>
     </w:p>
     <w:p>
@@ -41413,7 +42081,7 @@
           <w:szCs w:val="24"/>
           <w:lang w:val="en-US" w:eastAsia="ko-KR" w:bidi="hi-IN"/>
         </w:rPr>
-        <w:t>성기사</w:t>
+        <w:t>투사</w:t>
       </w:r>
       <w:r>
         <w:rPr>
@@ -41443,7 +42111,7 @@
           <w:szCs w:val="24"/>
           <w:lang w:val="en-US" w:eastAsia="ko-KR" w:bidi="hi-IN"/>
         </w:rPr>
-        <w:t>보호 – 잠깐동안 모든 받는 피해를 흡수</w:t>
+        <w:t>투지 – 대상에게 추가 피해를 주고 막을 수 없는 강공을 가함</w:t>
       </w:r>
     </w:p>
     <w:p>
@@ -41475,37 +42143,51 @@
           <w:szCs w:val="24"/>
           <w:lang w:val="en-US" w:eastAsia="ko-KR" w:bidi="hi-IN"/>
         </w:rPr>
-        <w:t>기사단</w:t>
-      </w:r>
+        <w:t>물리 누킹 딜러</w:t>
+      </w:r>
+    </w:p>
+    <w:p>
+      <w:pPr>
+        <w:pStyle w:val="Normal"/>
+        <w:bidi w:val="0"/>
+        <w:jc w:val="left"/>
+        <w:rPr>
+          <w:rFonts w:ascii="바탕" w:hAnsi="바탕" w:eastAsia="맑은 고딕" w:cs="Arial Unicode MS"/>
+          <w:color w:val="auto"/>
+          <w:kern w:val="2"/>
+          <w:lang w:val="en-US" w:eastAsia="ko-KR" w:bidi="hi-IN"/>
+        </w:rPr>
+      </w:pPr>
       <w:r>
         <w:rPr>
           <w:rFonts w:eastAsia="맑은 고딕" w:cs="Arial Unicode MS"/>
+          <w:color w:val="auto"/>
+          <w:kern w:val="2"/>
+          <w:lang w:val="en-US" w:eastAsia="ko-KR" w:bidi="hi-IN"/>
+        </w:rPr>
+      </w:r>
+    </w:p>
+    <w:p>
+      <w:pPr>
+        <w:pStyle w:val="Normal"/>
+        <w:bidi w:val="0"/>
+        <w:jc w:val="left"/>
+        <w:rPr>
+          <w:rFonts w:ascii="바탕" w:hAnsi="바탕" w:eastAsia="맑은 고딕" w:cs="Arial Unicode MS"/>
+          <w:color w:val="auto"/>
+          <w:kern w:val="2"/>
+          <w:lang w:val="en-US" w:eastAsia="ko-KR" w:bidi="hi-IN"/>
+        </w:rPr>
+      </w:pPr>
+      <w:r>
+        <w:rPr>
           <w:b/>
           <w:bCs/>
           <w:i w:val="false"/>
           <w:iCs w:val="false"/>
-          <w:color w:val="auto"/>
-          <w:kern w:val="2"/>
-          <w:sz w:val="24"/>
-          <w:szCs w:val="24"/>
-          <w:lang w:val="en-US" w:eastAsia="ko-KR" w:bidi="hi-IN"/>
-        </w:rPr>
-        <w:t>:</w:t>
-      </w:r>
-      <w:r>
-        <w:rPr>
-          <w:rFonts w:ascii="바탕" w:hAnsi="바탕" w:cs="Arial Unicode MS"/>
-          <w:b/>
-          <w:bCs/>
-          <w:i w:val="false"/>
-          <w:iCs w:val="false"/>
-          <w:color w:val="auto"/>
-          <w:kern w:val="2"/>
-          <w:sz w:val="24"/>
-          <w:szCs w:val="24"/>
-          <w:lang w:val="en-US" w:eastAsia="ko-KR" w:bidi="hi-IN"/>
-        </w:rPr>
-        <w:t>무력 – 잠깐동안 강한 공격이 지구력을 소모하지 않고 더 빠르게 차징됨</w:t>
+          <w:sz w:val="24"/>
+          <w:szCs w:val="24"/>
+        </w:rPr>
       </w:r>
     </w:p>
     <w:p>
@@ -41537,37 +42219,7 @@
           <w:szCs w:val="24"/>
           <w:lang w:val="en-US" w:eastAsia="ko-KR" w:bidi="hi-IN"/>
         </w:rPr>
-        <w:t>성전사</w:t>
-      </w:r>
-      <w:r>
-        <w:rPr>
-          <w:rFonts w:eastAsia="맑은 고딕" w:cs="Arial Unicode MS"/>
-          <w:b/>
-          <w:bCs/>
-          <w:i w:val="false"/>
-          <w:iCs w:val="false"/>
-          <w:color w:val="auto"/>
-          <w:kern w:val="2"/>
-          <w:sz w:val="24"/>
-          <w:szCs w:val="24"/>
-          <w:lang w:val="en-US" w:eastAsia="ko-KR" w:bidi="hi-IN"/>
-        </w:rPr>
-        <w:t>:</w:t>
-      </w:r>
-      <w:r>
-        <w:rPr>
-          <w:rFonts w:ascii="바탕" w:hAnsi="바탕" w:cs="Arial Unicode MS"/>
-          <w:b/>
-          <w:bCs/>
-          <w:i w:val="false"/>
-          <w:iCs w:val="false"/>
-          <w:color w:val="auto"/>
-          <w:kern w:val="2"/>
-          <w:sz w:val="24"/>
-          <w:szCs w:val="24"/>
-          <w:lang w:val="en-US" w:eastAsia="ko-KR" w:bidi="hi-IN"/>
-        </w:rPr>
-        <w:t>응징 – 대상에게 주는 마법 피해가 증가하며 대상에게 공격 적중시 마나 회복</w:t>
+        <w:t>무장 계열</w:t>
       </w:r>
     </w:p>
     <w:p>
@@ -41599,139 +42251,7 @@
           <w:szCs w:val="24"/>
           <w:lang w:val="en-US" w:eastAsia="ko-KR" w:bidi="hi-IN"/>
         </w:rPr>
-        <w:t>복수자</w:t>
-      </w:r>
-      <w:r>
-        <w:rPr>
-          <w:rFonts w:eastAsia="맑은 고딕" w:cs="Arial Unicode MS"/>
-          <w:b/>
-          <w:bCs/>
-          <w:i w:val="false"/>
-          <w:iCs w:val="false"/>
-          <w:color w:val="auto"/>
-          <w:kern w:val="2"/>
-          <w:sz w:val="24"/>
-          <w:szCs w:val="24"/>
-          <w:lang w:val="en-US" w:eastAsia="ko-KR" w:bidi="hi-IN"/>
-        </w:rPr>
-        <w:t>:</w:t>
-      </w:r>
-      <w:r>
-        <w:rPr>
-          <w:rFonts w:ascii="바탕" w:hAnsi="바탕" w:cs="Arial Unicode MS"/>
-          <w:b/>
-          <w:bCs/>
-          <w:i w:val="false"/>
-          <w:iCs w:val="false"/>
-          <w:color w:val="auto"/>
-          <w:kern w:val="2"/>
-          <w:sz w:val="24"/>
-          <w:szCs w:val="24"/>
-          <w:lang w:val="en-US" w:eastAsia="ko-KR" w:bidi="hi-IN"/>
-        </w:rPr>
-        <w:t xml:space="preserve">복수 </w:t>
-      </w:r>
-      <w:r>
-        <w:rPr>
-          <w:rFonts w:eastAsia="맑은 고딕" w:cs="Arial Unicode MS"/>
-          <w:b/>
-          <w:bCs/>
-          <w:i w:val="false"/>
-          <w:iCs w:val="false"/>
-          <w:color w:val="auto"/>
-          <w:kern w:val="2"/>
-          <w:sz w:val="24"/>
-          <w:szCs w:val="24"/>
-          <w:lang w:val="en-US" w:eastAsia="ko-KR" w:bidi="hi-IN"/>
-        </w:rPr>
-        <w:t xml:space="preserve">- </w:t>
-      </w:r>
-      <w:r>
-        <w:rPr>
-          <w:rFonts w:ascii="바탕" w:hAnsi="바탕" w:cs="Arial Unicode MS"/>
-          <w:b/>
-          <w:bCs/>
-          <w:i w:val="false"/>
-          <w:iCs w:val="false"/>
-          <w:color w:val="auto"/>
-          <w:kern w:val="2"/>
-          <w:sz w:val="24"/>
-          <w:szCs w:val="24"/>
-          <w:lang w:val="en-US" w:eastAsia="ko-KR" w:bidi="hi-IN"/>
-        </w:rPr>
-        <w:t>사용후 처음으로 받는 피해를 흡수하며 다음 공격</w:t>
-      </w:r>
-      <w:r>
-        <w:rPr>
-          <w:rFonts w:eastAsia="맑은 고딕" w:cs="Arial Unicode MS"/>
-          <w:b/>
-          <w:bCs/>
-          <w:i w:val="false"/>
-          <w:iCs w:val="false"/>
-          <w:color w:val="auto"/>
-          <w:kern w:val="2"/>
-          <w:sz w:val="24"/>
-          <w:szCs w:val="24"/>
-          <w:lang w:val="en-US" w:eastAsia="ko-KR" w:bidi="hi-IN"/>
-        </w:rPr>
-        <w:t>/</w:t>
-      </w:r>
-      <w:r>
-        <w:rPr>
-          <w:rFonts w:ascii="바탕" w:hAnsi="바탕" w:cs="Arial Unicode MS"/>
-          <w:b/>
-          <w:bCs/>
-          <w:i w:val="false"/>
-          <w:iCs w:val="false"/>
-          <w:color w:val="auto"/>
-          <w:kern w:val="2"/>
-          <w:sz w:val="24"/>
-          <w:szCs w:val="24"/>
-          <w:lang w:val="en-US" w:eastAsia="ko-KR" w:bidi="hi-IN"/>
-        </w:rPr>
-        <w:t>반격 피해량 증가</w:t>
-      </w:r>
-    </w:p>
-    <w:p>
-      <w:pPr>
-        <w:pStyle w:val="Normal"/>
-        <w:bidi w:val="0"/>
-        <w:jc w:val="left"/>
-        <w:rPr>
-          <w:rFonts w:ascii="바탕" w:hAnsi="바탕" w:eastAsia="맑은 고딕" w:cs="Arial Unicode MS"/>
-          <w:color w:val="auto"/>
-          <w:kern w:val="2"/>
-          <w:lang w:val="en-US" w:eastAsia="ko-KR" w:bidi="hi-IN"/>
-        </w:rPr>
-      </w:pPr>
-      <w:r>
-        <w:rPr>
-          <w:rFonts w:eastAsia="맑은 고딕" w:cs="Arial Unicode MS"/>
-          <w:color w:val="auto"/>
-          <w:kern w:val="2"/>
-          <w:lang w:val="en-US" w:eastAsia="ko-KR" w:bidi="hi-IN"/>
-        </w:rPr>
-      </w:r>
-    </w:p>
-    <w:p>
-      <w:pPr>
-        <w:pStyle w:val="Normal"/>
-        <w:bidi w:val="0"/>
-        <w:jc w:val="left"/>
-        <w:rPr>
-          <w:rFonts w:ascii="바탕" w:hAnsi="바탕" w:eastAsia="맑은 고딕" w:cs="Arial Unicode MS"/>
-          <w:color w:val="auto"/>
-          <w:kern w:val="2"/>
-          <w:lang w:val="en-US" w:eastAsia="ko-KR" w:bidi="hi-IN"/>
-        </w:rPr>
-      </w:pPr>
-      <w:r>
-        <w:rPr>
-          <w:rFonts w:eastAsia="맑은 고딕" w:cs="Arial Unicode MS"/>
-          <w:color w:val="auto"/>
-          <w:kern w:val="2"/>
-          <w:lang w:val="en-US" w:eastAsia="ko-KR" w:bidi="hi-IN"/>
-        </w:rPr>
+        <w:t>기본 능력</w:t>
       </w:r>
     </w:p>
     <w:p>
@@ -41752,13 +42272,63 @@
       </w:pPr>
       <w:r>
         <w:rPr>
+          <w:rFonts w:eastAsia="맑은 고딕" w:cs="Arial Unicode MS"/>
           <w:b/>
           <w:bCs/>
           <w:i w:val="false"/>
           <w:iCs w:val="false"/>
-          <w:sz w:val="24"/>
-          <w:szCs w:val="24"/>
-        </w:rPr>
+          <w:color w:val="auto"/>
+          <w:kern w:val="2"/>
+          <w:sz w:val="24"/>
+          <w:szCs w:val="24"/>
+          <w:lang w:val="en-US" w:eastAsia="ko-KR" w:bidi="hi-IN"/>
+        </w:rPr>
+        <w:t xml:space="preserve">- </w:t>
+      </w:r>
+      <w:r>
+        <w:rPr>
+          <w:rFonts w:ascii="바탕" w:hAnsi="바탕" w:cs="Arial Unicode MS"/>
+          <w:b/>
+          <w:bCs/>
+          <w:i w:val="false"/>
+          <w:iCs w:val="false"/>
+          <w:color w:val="auto"/>
+          <w:kern w:val="2"/>
+          <w:sz w:val="24"/>
+          <w:szCs w:val="24"/>
+          <w:lang w:val="en-US" w:eastAsia="ko-KR" w:bidi="hi-IN"/>
+        </w:rPr>
+        <w:t>기사의 맹세</w:t>
+      </w:r>
+      <w:r>
+        <w:rPr>
+          <w:rFonts w:eastAsia="맑은 고딕" w:cs="Arial Unicode MS"/>
+          <w:b/>
+          <w:bCs/>
+          <w:i w:val="false"/>
+          <w:iCs w:val="false"/>
+          <w:color w:val="auto"/>
+          <w:kern w:val="2"/>
+          <w:sz w:val="24"/>
+          <w:szCs w:val="24"/>
+          <w:lang w:val="en-US" w:eastAsia="ko-KR" w:bidi="hi-IN"/>
+        </w:rPr>
+        <w:t>:</w:t>
+      </w:r>
+      <w:r>
+        <w:rPr>
+          <w:rFonts w:ascii="바탕" w:hAnsi="바탕" w:cs="Arial Unicode MS"/>
+          <w:b/>
+          <w:bCs/>
+          <w:i w:val="false"/>
+          <w:iCs w:val="false"/>
+          <w:color w:val="auto"/>
+          <w:kern w:val="2"/>
+          <w:sz w:val="24"/>
+          <w:szCs w:val="24"/>
+          <w:lang w:val="en-US" w:eastAsia="ko-KR" w:bidi="hi-IN"/>
+        </w:rPr>
+        <w:t>기본 방어력 증가</w:t>
       </w:r>
     </w:p>
     <w:p>
@@ -41779,7 +42349,7 @@
       </w:pPr>
       <w:r>
         <w:rPr>
-          <w:rFonts w:ascii="바탕" w:hAnsi="바탕" w:cs="Arial Unicode MS"/>
+          <w:rFonts w:eastAsia="맑은 고딕" w:cs="Arial Unicode MS"/>
           <w:b/>
           <w:bCs/>
           <w:i w:val="false"/>
@@ -41790,7 +42360,103 @@
           <w:szCs w:val="24"/>
           <w:lang w:val="en-US" w:eastAsia="ko-KR" w:bidi="hi-IN"/>
         </w:rPr>
-        <w:t>경보병</w:t>
+        <w:t xml:space="preserve">- </w:t>
+      </w:r>
+      <w:r>
+        <w:rPr>
+          <w:rFonts w:ascii="바탕" w:hAnsi="바탕" w:cs="Arial Unicode MS"/>
+          <w:b/>
+          <w:bCs/>
+          <w:i w:val="false"/>
+          <w:iCs w:val="false"/>
+          <w:color w:val="auto"/>
+          <w:kern w:val="2"/>
+          <w:sz w:val="24"/>
+          <w:szCs w:val="24"/>
+          <w:lang w:val="en-US" w:eastAsia="ko-KR" w:bidi="hi-IN"/>
+        </w:rPr>
+        <w:t>완벽한 순간</w:t>
+      </w:r>
+      <w:r>
+        <w:rPr>
+          <w:rFonts w:eastAsia="맑은 고딕" w:cs="Arial Unicode MS"/>
+          <w:b/>
+          <w:bCs/>
+          <w:i w:val="false"/>
+          <w:iCs w:val="false"/>
+          <w:color w:val="auto"/>
+          <w:kern w:val="2"/>
+          <w:sz w:val="24"/>
+          <w:szCs w:val="24"/>
+          <w:lang w:val="en-US" w:eastAsia="ko-KR" w:bidi="hi-IN"/>
+        </w:rPr>
+        <w:t>:</w:t>
+      </w:r>
+      <w:r>
+        <w:rPr>
+          <w:rFonts w:ascii="바탕" w:hAnsi="바탕" w:cs="Arial Unicode MS"/>
+          <w:b/>
+          <w:bCs/>
+          <w:i w:val="false"/>
+          <w:iCs w:val="false"/>
+          <w:color w:val="auto"/>
+          <w:kern w:val="2"/>
+          <w:sz w:val="24"/>
+          <w:szCs w:val="24"/>
+          <w:lang w:val="en-US" w:eastAsia="ko-KR" w:bidi="hi-IN"/>
+        </w:rPr>
+        <w:t>막기</w:t>
+      </w:r>
+      <w:r>
+        <w:rPr>
+          <w:rFonts w:eastAsia="맑은 고딕" w:cs="Arial Unicode MS"/>
+          <w:b/>
+          <w:bCs/>
+          <w:i w:val="false"/>
+          <w:iCs w:val="false"/>
+          <w:color w:val="auto"/>
+          <w:kern w:val="2"/>
+          <w:sz w:val="24"/>
+          <w:szCs w:val="24"/>
+          <w:lang w:val="en-US" w:eastAsia="ko-KR" w:bidi="hi-IN"/>
+        </w:rPr>
+        <w:t>/</w:t>
+      </w:r>
+      <w:r>
+        <w:rPr>
+          <w:rFonts w:ascii="바탕" w:hAnsi="바탕" w:cs="Arial Unicode MS"/>
+          <w:b/>
+          <w:bCs/>
+          <w:i w:val="false"/>
+          <w:iCs w:val="false"/>
+          <w:color w:val="auto"/>
+          <w:kern w:val="2"/>
+          <w:sz w:val="24"/>
+          <w:szCs w:val="24"/>
+          <w:lang w:val="en-US" w:eastAsia="ko-KR" w:bidi="hi-IN"/>
+        </w:rPr>
+        <w:t>패링 반격 가능 시간 증가</w:t>
+      </w:r>
+    </w:p>
+    <w:p>
+      <w:pPr>
+        <w:pStyle w:val="Normal"/>
+        <w:bidi w:val="0"/>
+        <w:jc w:val="left"/>
+        <w:rPr>
+          <w:rFonts w:ascii="바탕" w:hAnsi="바탕" w:eastAsia="맑은 고딕" w:cs="Arial Unicode MS"/>
+          <w:color w:val="auto"/>
+          <w:kern w:val="2"/>
+          <w:lang w:val="en-US" w:eastAsia="ko-KR" w:bidi="hi-IN"/>
+        </w:rPr>
+      </w:pPr>
+      <w:r>
+        <w:rPr>
+          <w:rFonts w:eastAsia="맑은 고딕" w:cs="Arial Unicode MS"/>
+          <w:color w:val="auto"/>
+          <w:kern w:val="2"/>
+          <w:lang w:val="en-US" w:eastAsia="ko-KR" w:bidi="hi-IN"/>
+        </w:rPr>
       </w:r>
     </w:p>
     <w:p>
@@ -41822,7 +42488,67 @@
           <w:szCs w:val="24"/>
           <w:lang w:val="en-US" w:eastAsia="ko-KR" w:bidi="hi-IN"/>
         </w:rPr>
-        <w:t>기본 능력</w:t>
+        <w:t>성기사</w:t>
+      </w:r>
+      <w:r>
+        <w:rPr>
+          <w:rFonts w:eastAsia="맑은 고딕" w:cs="Arial Unicode MS"/>
+          <w:b/>
+          <w:bCs/>
+          <w:i w:val="false"/>
+          <w:iCs w:val="false"/>
+          <w:color w:val="auto"/>
+          <w:kern w:val="2"/>
+          <w:sz w:val="24"/>
+          <w:szCs w:val="24"/>
+          <w:lang w:val="en-US" w:eastAsia="ko-KR" w:bidi="hi-IN"/>
+        </w:rPr>
+        <w:t>:</w:t>
+      </w:r>
+      <w:r>
+        <w:rPr>
+          <w:rFonts w:ascii="바탕" w:hAnsi="바탕" w:cs="Arial Unicode MS"/>
+          <w:b/>
+          <w:bCs/>
+          <w:i w:val="false"/>
+          <w:iCs w:val="false"/>
+          <w:color w:val="auto"/>
+          <w:kern w:val="2"/>
+          <w:sz w:val="24"/>
+          <w:szCs w:val="24"/>
+          <w:lang w:val="en-US" w:eastAsia="ko-KR" w:bidi="hi-IN"/>
+        </w:rPr>
+        <w:t>보호 – 잠</w:t>
+      </w:r>
+      <w:r>
+        <w:rPr>
+          <w:rFonts w:ascii="바탕" w:hAnsi="바탕" w:cs="Arial Unicode MS"/>
+          <w:b/>
+          <w:bCs/>
+          <w:i w:val="false"/>
+          <w:iCs w:val="false"/>
+          <w:color w:val="auto"/>
+          <w:kern w:val="2"/>
+          <w:sz w:val="24"/>
+          <w:szCs w:val="24"/>
+          <w:lang w:val="en-US" w:eastAsia="ko-KR" w:bidi="hi-IN"/>
+        </w:rPr>
+        <w:t>시</w:t>
+      </w:r>
+      <w:r>
+        <w:rPr>
+          <w:rFonts w:ascii="바탕" w:hAnsi="바탕" w:cs="Arial Unicode MS"/>
+          <w:b/>
+          <w:bCs/>
+          <w:i w:val="false"/>
+          <w:iCs w:val="false"/>
+          <w:color w:val="auto"/>
+          <w:kern w:val="2"/>
+          <w:sz w:val="24"/>
+          <w:szCs w:val="24"/>
+          <w:lang w:val="en-US" w:eastAsia="ko-KR" w:bidi="hi-IN"/>
+        </w:rPr>
+        <w:t>동안 모든 받는 피해를 흡수</w:t>
       </w:r>
     </w:p>
     <w:p>
@@ -41843,7 +42569,7 @@
       </w:pPr>
       <w:r>
         <w:rPr>
-          <w:rFonts w:eastAsia="맑은 고딕" w:cs="Arial Unicode MS"/>
+          <w:rFonts w:ascii="바탕" w:hAnsi="바탕" w:cs="Arial Unicode MS"/>
           <w:b/>
           <w:bCs/>
           <w:i w:val="false"/>
@@ -41854,52 +42580,7 @@
           <w:szCs w:val="24"/>
           <w:lang w:val="en-US" w:eastAsia="ko-KR" w:bidi="hi-IN"/>
         </w:rPr>
-        <w:t xml:space="preserve">- </w:t>
-      </w:r>
-      <w:r>
-        <w:rPr>
-          <w:rFonts w:ascii="바탕" w:hAnsi="바탕" w:cs="Arial Unicode MS"/>
-          <w:b/>
-          <w:bCs/>
-          <w:i w:val="false"/>
-          <w:iCs w:val="false"/>
-          <w:color w:val="auto"/>
-          <w:kern w:val="2"/>
-          <w:sz w:val="24"/>
-          <w:szCs w:val="24"/>
-          <w:lang w:val="en-US" w:eastAsia="ko-KR" w:bidi="hi-IN"/>
-        </w:rPr>
-        <w:t>날랜 발걸음</w:t>
-      </w:r>
-      <w:r>
-        <w:rPr>
-          <w:rFonts w:eastAsia="맑은 고딕" w:cs="Arial Unicode MS"/>
-          <w:b/>
-          <w:bCs/>
-          <w:i w:val="false"/>
-          <w:iCs w:val="false"/>
-          <w:color w:val="auto"/>
-          <w:kern w:val="2"/>
-          <w:sz w:val="24"/>
-          <w:szCs w:val="24"/>
-          <w:lang w:val="en-US" w:eastAsia="ko-KR" w:bidi="hi-IN"/>
-        </w:rPr>
-        <w:t>:</w:t>
-      </w:r>
-      <w:r>
-        <w:rPr>
-          <w:rFonts w:ascii="바탕" w:hAnsi="바탕" w:cs="Arial Unicode MS"/>
-          <w:b/>
-          <w:bCs/>
-          <w:i w:val="false"/>
-          <w:iCs w:val="false"/>
-          <w:color w:val="auto"/>
-          <w:kern w:val="2"/>
-          <w:sz w:val="24"/>
-          <w:szCs w:val="24"/>
-          <w:lang w:val="en-US" w:eastAsia="ko-KR" w:bidi="hi-IN"/>
-        </w:rPr>
-        <w:t>장착한 방어구 무게 감소</w:t>
+        <w:t>지속 탱커</w:t>
       </w:r>
     </w:p>
     <w:p>
@@ -41919,85 +42600,7 @@
         </w:rPr>
       </w:pPr>
       <w:r>
-        <w:rPr>
-          <w:rFonts w:eastAsia="맑은 고딕" w:cs="Arial Unicode MS"/>
-          <w:b/>
-          <w:bCs/>
-          <w:i w:val="false"/>
-          <w:iCs w:val="false"/>
-          <w:color w:val="auto"/>
-          <w:kern w:val="2"/>
-          <w:sz w:val="24"/>
-          <w:szCs w:val="24"/>
-          <w:lang w:val="en-US" w:eastAsia="ko-KR" w:bidi="hi-IN"/>
-        </w:rPr>
-        <w:t xml:space="preserve">- </w:t>
-      </w:r>
-      <w:r>
-        <w:rPr>
-          <w:rFonts w:ascii="바탕" w:hAnsi="바탕" w:cs="Arial Unicode MS"/>
-          <w:b/>
-          <w:bCs/>
-          <w:i w:val="false"/>
-          <w:iCs w:val="false"/>
-          <w:color w:val="auto"/>
-          <w:kern w:val="2"/>
-          <w:sz w:val="24"/>
-          <w:szCs w:val="24"/>
-          <w:lang w:val="en-US" w:eastAsia="ko-KR" w:bidi="hi-IN"/>
-        </w:rPr>
-        <w:t>회피 전문가</w:t>
-      </w:r>
-      <w:r>
-        <w:rPr>
-          <w:rFonts w:eastAsia="맑은 고딕" w:cs="Arial Unicode MS"/>
-          <w:b/>
-          <w:bCs/>
-          <w:i w:val="false"/>
-          <w:iCs w:val="false"/>
-          <w:color w:val="auto"/>
-          <w:kern w:val="2"/>
-          <w:sz w:val="24"/>
-          <w:szCs w:val="24"/>
-          <w:lang w:val="en-US" w:eastAsia="ko-KR" w:bidi="hi-IN"/>
-        </w:rPr>
-        <w:t>:</w:t>
-      </w:r>
-      <w:r>
-        <w:rPr>
-          <w:rFonts w:ascii="바탕" w:hAnsi="바탕" w:cs="Arial Unicode MS"/>
-          <w:b/>
-          <w:bCs/>
-          <w:i w:val="false"/>
-          <w:iCs w:val="false"/>
-          <w:color w:val="auto"/>
-          <w:kern w:val="2"/>
-          <w:sz w:val="24"/>
-          <w:szCs w:val="24"/>
-          <w:lang w:val="en-US" w:eastAsia="ko-KR" w:bidi="hi-IN"/>
-        </w:rPr>
-        <w:t>회피의 지구력 소모 감소</w:t>
-      </w:r>
-    </w:p>
-    <w:p>
-      <w:pPr>
-        <w:pStyle w:val="Normal"/>
-        <w:bidi w:val="0"/>
-        <w:jc w:val="left"/>
-        <w:rPr>
-          <w:rFonts w:ascii="바탕" w:hAnsi="바탕" w:eastAsia="맑은 고딕" w:cs="Arial Unicode MS"/>
-          <w:color w:val="auto"/>
-          <w:kern w:val="2"/>
-          <w:lang w:val="en-US" w:eastAsia="ko-KR" w:bidi="hi-IN"/>
-        </w:rPr>
-      </w:pPr>
-      <w:r>
-        <w:rPr>
-          <w:rFonts w:eastAsia="맑은 고딕" w:cs="Arial Unicode MS"/>
-          <w:color w:val="auto"/>
-          <w:kern w:val="2"/>
-          <w:lang w:val="en-US" w:eastAsia="ko-KR" w:bidi="hi-IN"/>
-        </w:rPr>
+        <w:rPr/>
       </w:r>
     </w:p>
     <w:p>
@@ -42029,7 +42632,7 @@
           <w:szCs w:val="24"/>
           <w:lang w:val="en-US" w:eastAsia="ko-KR" w:bidi="hi-IN"/>
         </w:rPr>
-        <w:t>정찰병</w:t>
+        <w:t>기사</w:t>
       </w:r>
       <w:r>
         <w:rPr>
@@ -42059,11 +42662,11 @@
           <w:szCs w:val="24"/>
           <w:lang w:val="en-US" w:eastAsia="ko-KR" w:bidi="hi-IN"/>
         </w:rPr>
-        <w:t xml:space="preserve">신속 </w:t>
-      </w:r>
-      <w:r>
-        <w:rPr>
-          <w:rFonts w:eastAsia="맑은 고딕" w:cs="Arial Unicode MS"/>
+        <w:t>무력 – 잠</w:t>
+      </w:r>
+      <w:r>
+        <w:rPr>
+          <w:rFonts w:ascii="바탕" w:hAnsi="바탕" w:cs="Arial Unicode MS"/>
           <w:b/>
           <w:bCs/>
           <w:i w:val="false"/>
@@ -42074,7 +42677,37 @@
           <w:szCs w:val="24"/>
           <w:lang w:val="en-US" w:eastAsia="ko-KR" w:bidi="hi-IN"/>
         </w:rPr>
-        <w:t xml:space="preserve">- </w:t>
+        <w:t>시</w:t>
+      </w:r>
+      <w:r>
+        <w:rPr>
+          <w:rFonts w:ascii="바탕" w:hAnsi="바탕" w:cs="Arial Unicode MS"/>
+          <w:b/>
+          <w:bCs/>
+          <w:i w:val="false"/>
+          <w:iCs w:val="false"/>
+          <w:color w:val="auto"/>
+          <w:kern w:val="2"/>
+          <w:sz w:val="24"/>
+          <w:szCs w:val="24"/>
+          <w:lang w:val="en-US" w:eastAsia="ko-KR" w:bidi="hi-IN"/>
+        </w:rPr>
+        <w:t xml:space="preserve">동안 </w:t>
+      </w:r>
+      <w:r>
+        <w:rPr>
+          <w:rFonts w:ascii="바탕" w:hAnsi="바탕" w:cs="Arial Unicode MS"/>
+          <w:b/>
+          <w:bCs/>
+          <w:i w:val="false"/>
+          <w:iCs w:val="false"/>
+          <w:color w:val="auto"/>
+          <w:kern w:val="2"/>
+          <w:sz w:val="24"/>
+          <w:szCs w:val="24"/>
+          <w:lang w:val="en-US" w:eastAsia="ko-KR" w:bidi="hi-IN"/>
+        </w:rPr>
+        <w:t>모든 공격이 강공이 되고 지구력을 소모하지 않음</w:t>
       </w:r>
     </w:p>
     <w:p>
@@ -42106,52 +42739,7 @@
           <w:szCs w:val="24"/>
           <w:lang w:val="en-US" w:eastAsia="ko-KR" w:bidi="hi-IN"/>
         </w:rPr>
-        <w:t>추적자</w:t>
-      </w:r>
-      <w:r>
-        <w:rPr>
-          <w:rFonts w:eastAsia="맑은 고딕" w:cs="Arial Unicode MS"/>
-          <w:b/>
-          <w:bCs/>
-          <w:i w:val="false"/>
-          <w:iCs w:val="false"/>
-          <w:color w:val="auto"/>
-          <w:kern w:val="2"/>
-          <w:sz w:val="24"/>
-          <w:szCs w:val="24"/>
-          <w:lang w:val="en-US" w:eastAsia="ko-KR" w:bidi="hi-IN"/>
-        </w:rPr>
-        <w:t>:</w:t>
-      </w:r>
-      <w:r>
-        <w:rPr>
-          <w:rFonts w:ascii="바탕" w:hAnsi="바탕" w:cs="Arial Unicode MS"/>
-          <w:b/>
-          <w:bCs/>
-          <w:i w:val="false"/>
-          <w:iCs w:val="false"/>
-          <w:color w:val="auto"/>
-          <w:kern w:val="2"/>
-          <w:sz w:val="24"/>
-          <w:szCs w:val="24"/>
-          <w:lang w:val="en-US" w:eastAsia="ko-KR" w:bidi="hi-IN"/>
-        </w:rPr>
-        <w:t xml:space="preserve">추격 </w:t>
-      </w:r>
-      <w:r>
-        <w:rPr>
-          <w:rFonts w:eastAsia="맑은 고딕" w:cs="Arial Unicode MS"/>
-          <w:b/>
-          <w:bCs/>
-          <w:i w:val="false"/>
-          <w:iCs w:val="false"/>
-          <w:color w:val="auto"/>
-          <w:kern w:val="2"/>
-          <w:sz w:val="24"/>
-          <w:szCs w:val="24"/>
-          <w:lang w:val="en-US" w:eastAsia="ko-KR" w:bidi="hi-IN"/>
-        </w:rPr>
-        <w:t xml:space="preserve">- </w:t>
+        <w:t>물리 누킹 딜러</w:t>
       </w:r>
     </w:p>
     <w:p>
@@ -42171,34 +42759,7 @@
         </w:rPr>
       </w:pPr>
       <w:r>
-        <w:rPr>
-          <w:rFonts w:ascii="바탕" w:hAnsi="바탕" w:cs="Arial Unicode MS"/>
-          <w:b/>
-          <w:bCs/>
-          <w:i w:val="false"/>
-          <w:iCs w:val="false"/>
-          <w:color w:val="auto"/>
-          <w:kern w:val="2"/>
-          <w:sz w:val="24"/>
-          <w:szCs w:val="24"/>
-          <w:lang w:val="en-US" w:eastAsia="ko-KR" w:bidi="hi-IN"/>
-        </w:rPr>
-        <w:t>순찰자</w:t>
-      </w:r>
-      <w:r>
-        <w:rPr>
-          <w:rFonts w:eastAsia="맑은 고딕" w:cs="Arial Unicode MS"/>
-          <w:b/>
-          <w:bCs/>
-          <w:i w:val="false"/>
-          <w:iCs w:val="false"/>
-          <w:color w:val="auto"/>
-          <w:kern w:val="2"/>
-          <w:sz w:val="24"/>
-          <w:szCs w:val="24"/>
-          <w:lang w:val="en-US" w:eastAsia="ko-KR" w:bidi="hi-IN"/>
-        </w:rPr>
-        <w:t>:</w:t>
+        <w:rPr/>
       </w:r>
     </w:p>
     <w:p>
@@ -42230,7 +42791,7 @@
           <w:szCs w:val="24"/>
           <w:lang w:val="en-US" w:eastAsia="ko-KR" w:bidi="hi-IN"/>
         </w:rPr>
-        <w:t>파수꾼</w:t>
+        <w:t>기사단</w:t>
       </w:r>
       <w:r>
         <w:rPr>
@@ -42247,47 +42808,35 @@
         </w:rPr>
         <w:t>:</w:t>
       </w:r>
-    </w:p>
-    <w:p>
-      <w:pPr>
-        <w:pStyle w:val="Normal"/>
-        <w:bidi w:val="0"/>
-        <w:jc w:val="left"/>
-        <w:rPr>
-          <w:rFonts w:ascii="바탕" w:hAnsi="바탕" w:eastAsia="맑은 고딕" w:cs="Arial Unicode MS"/>
-          <w:color w:val="auto"/>
-          <w:kern w:val="2"/>
-          <w:lang w:val="en-US" w:eastAsia="ko-KR" w:bidi="hi-IN"/>
-        </w:rPr>
-      </w:pPr>
-      <w:r>
-        <w:rPr>
-          <w:rFonts w:eastAsia="맑은 고딕" w:cs="Arial Unicode MS"/>
-          <w:color w:val="auto"/>
-          <w:kern w:val="2"/>
-          <w:lang w:val="en-US" w:eastAsia="ko-KR" w:bidi="hi-IN"/>
-        </w:rPr>
-      </w:r>
-    </w:p>
-    <w:p>
-      <w:pPr>
-        <w:pStyle w:val="Normal"/>
-        <w:bidi w:val="0"/>
-        <w:jc w:val="left"/>
-        <w:rPr>
-          <w:rFonts w:ascii="바탕" w:hAnsi="바탕" w:eastAsia="맑은 고딕" w:cs="Arial Unicode MS"/>
-          <w:color w:val="auto"/>
-          <w:kern w:val="2"/>
-          <w:lang w:val="en-US" w:eastAsia="ko-KR" w:bidi="hi-IN"/>
-        </w:rPr>
-      </w:pPr>
-      <w:r>
-        <w:rPr>
-          <w:rFonts w:eastAsia="맑은 고딕" w:cs="Arial Unicode MS"/>
-          <w:color w:val="auto"/>
-          <w:kern w:val="2"/>
-          <w:lang w:val="en-US" w:eastAsia="ko-KR" w:bidi="hi-IN"/>
-        </w:rPr>
+      <w:r>
+        <w:rPr>
+          <w:rFonts w:ascii="바탕" w:hAnsi="바탕" w:cs="Arial Unicode MS"/>
+          <w:b/>
+          <w:bCs/>
+          <w:i w:val="false"/>
+          <w:iCs w:val="false"/>
+          <w:color w:val="auto"/>
+          <w:kern w:val="2"/>
+          <w:sz w:val="24"/>
+          <w:szCs w:val="24"/>
+          <w:lang w:val="en-US" w:eastAsia="ko-KR" w:bidi="hi-IN"/>
+        </w:rPr>
+        <w:t xml:space="preserve">응징 – 대상에게 </w:t>
+      </w:r>
+      <w:r>
+        <w:rPr>
+          <w:rFonts w:ascii="바탕" w:hAnsi="바탕" w:cs="Arial Unicode MS"/>
+          <w:b/>
+          <w:bCs/>
+          <w:i w:val="false"/>
+          <w:iCs w:val="false"/>
+          <w:color w:val="auto"/>
+          <w:kern w:val="2"/>
+          <w:sz w:val="24"/>
+          <w:szCs w:val="24"/>
+          <w:lang w:val="en-US" w:eastAsia="ko-KR" w:bidi="hi-IN"/>
+        </w:rPr>
+        <w:t>장착한 마법 공격을 마나 소모 없이 가하며 추가 피해를 줌</w:t>
       </w:r>
     </w:p>
     <w:p>
@@ -42308,13 +42857,48 @@
       </w:pPr>
       <w:r>
         <w:rPr>
+          <w:rFonts w:ascii="바탕" w:hAnsi="바탕" w:cs="Arial Unicode MS"/>
           <w:b/>
           <w:bCs/>
           <w:i w:val="false"/>
           <w:iCs w:val="false"/>
-          <w:sz w:val="24"/>
-          <w:szCs w:val="24"/>
-        </w:rPr>
+          <w:color w:val="auto"/>
+          <w:kern w:val="2"/>
+          <w:sz w:val="24"/>
+          <w:szCs w:val="24"/>
+          <w:lang w:val="en-US" w:eastAsia="ko-KR" w:bidi="hi-IN"/>
+        </w:rPr>
+        <w:t>마법</w:t>
+      </w:r>
+      <w:r>
+        <w:rPr>
+          <w:rFonts w:eastAsia="맑은 고딕" w:cs="Arial Unicode MS"/>
+          <w:b/>
+          <w:bCs/>
+          <w:i w:val="false"/>
+          <w:iCs w:val="false"/>
+          <w:color w:val="auto"/>
+          <w:kern w:val="2"/>
+          <w:sz w:val="24"/>
+          <w:szCs w:val="24"/>
+          <w:lang w:val="en-US" w:eastAsia="ko-KR" w:bidi="hi-IN"/>
+        </w:rPr>
+        <w:t>/</w:t>
+      </w:r>
+      <w:r>
+        <w:rPr>
+          <w:rFonts w:ascii="바탕" w:hAnsi="바탕" w:cs="Arial Unicode MS"/>
+          <w:b/>
+          <w:bCs/>
+          <w:i w:val="false"/>
+          <w:iCs w:val="false"/>
+          <w:color w:val="auto"/>
+          <w:kern w:val="2"/>
+          <w:sz w:val="24"/>
+          <w:szCs w:val="24"/>
+          <w:lang w:val="en-US" w:eastAsia="ko-KR" w:bidi="hi-IN"/>
+        </w:rPr>
+        <w:t>물리 지속 딜러</w:t>
       </w:r>
     </w:p>
     <w:p>
@@ -42334,12 +42918,1471 @@
         </w:rPr>
       </w:pPr>
       <w:r>
-        <w:rPr>
-          <w:rFonts w:ascii="바탕" w:hAnsi="바탕" w:cs="Arial Unicode MS"/>
-          <w:b/>
-          <w:bCs/>
+        <w:rPr/>
+      </w:r>
+    </w:p>
+    <w:p>
+      <w:pPr>
+        <w:pStyle w:val="Normal"/>
+        <w:bidi w:val="0"/>
+        <w:jc w:val="left"/>
+        <w:rPr>
+          <w:b/>
+          <w:b/>
+          <w:bCs/>
+          <w:i w:val="false"/>
           <w:i w:val="false"/>
           <w:iCs w:val="false"/>
+          <w:sz w:val="24"/>
+          <w:szCs w:val="24"/>
+        </w:rPr>
+      </w:pPr>
+      <w:r>
+        <w:rPr>
+          <w:rFonts w:ascii="바탕" w:hAnsi="바탕" w:cs="Arial Unicode MS"/>
+          <w:b/>
+          <w:bCs/>
+          <w:i w:val="false"/>
+          <w:iCs w:val="false"/>
+          <w:color w:val="auto"/>
+          <w:kern w:val="2"/>
+          <w:sz w:val="24"/>
+          <w:szCs w:val="24"/>
+          <w:lang w:val="en-US" w:eastAsia="ko-KR" w:bidi="hi-IN"/>
+        </w:rPr>
+        <w:t>성전사</w:t>
+      </w:r>
+      <w:r>
+        <w:rPr>
+          <w:rFonts w:eastAsia="맑은 고딕" w:cs="Arial Unicode MS"/>
+          <w:b/>
+          <w:bCs/>
+          <w:i w:val="false"/>
+          <w:iCs w:val="false"/>
+          <w:color w:val="auto"/>
+          <w:kern w:val="2"/>
+          <w:sz w:val="24"/>
+          <w:szCs w:val="24"/>
+          <w:lang w:val="en-US" w:eastAsia="ko-KR" w:bidi="hi-IN"/>
+        </w:rPr>
+        <w:t>:</w:t>
+      </w:r>
+      <w:r>
+        <w:rPr>
+          <w:rFonts w:ascii="바탕" w:hAnsi="바탕" w:cs="Arial Unicode MS"/>
+          <w:b/>
+          <w:bCs/>
+          <w:i w:val="false"/>
+          <w:iCs w:val="false"/>
+          <w:color w:val="auto"/>
+          <w:kern w:val="2"/>
+          <w:sz w:val="24"/>
+          <w:szCs w:val="24"/>
+          <w:lang w:val="en-US" w:eastAsia="ko-KR" w:bidi="hi-IN"/>
+        </w:rPr>
+        <w:t>복수 –</w:t>
+      </w:r>
+      <w:r>
+        <w:rPr>
+          <w:rFonts w:cs="Arial Unicode MS"/>
+          <w:b/>
+          <w:bCs/>
+          <w:i w:val="false"/>
+          <w:iCs w:val="false"/>
+          <w:color w:val="auto"/>
+          <w:kern w:val="2"/>
+          <w:sz w:val="24"/>
+          <w:szCs w:val="24"/>
+          <w:lang w:val="en-US" w:eastAsia="ko-KR" w:bidi="hi-IN"/>
+        </w:rPr>
+        <w:t xml:space="preserve"> </w:t>
+      </w:r>
+      <w:r>
+        <w:rPr>
+          <w:rFonts w:ascii="바탕" w:hAnsi="바탕" w:cs="Arial Unicode MS"/>
+          <w:b/>
+          <w:bCs/>
+          <w:i w:val="false"/>
+          <w:iCs w:val="false"/>
+          <w:color w:val="auto"/>
+          <w:kern w:val="2"/>
+          <w:sz w:val="24"/>
+          <w:szCs w:val="24"/>
+          <w:lang w:val="en-US" w:eastAsia="ko-KR" w:bidi="hi-IN"/>
+        </w:rPr>
+        <w:t>다음 받는 피해를 흡수해서 적에게 장착한 마법 공격을 가함</w:t>
+      </w:r>
+    </w:p>
+    <w:p>
+      <w:pPr>
+        <w:pStyle w:val="Normal"/>
+        <w:bidi w:val="0"/>
+        <w:jc w:val="left"/>
+        <w:rPr>
+          <w:b/>
+          <w:b/>
+          <w:bCs/>
+          <w:i w:val="false"/>
+          <w:i w:val="false"/>
+          <w:iCs w:val="false"/>
+          <w:sz w:val="24"/>
+          <w:szCs w:val="24"/>
+        </w:rPr>
+      </w:pPr>
+      <w:r>
+        <w:rPr>
+          <w:rFonts w:ascii="바탕" w:hAnsi="바탕" w:cs="Arial Unicode MS"/>
+          <w:b/>
+          <w:bCs/>
+          <w:i w:val="false"/>
+          <w:iCs w:val="false"/>
+          <w:color w:val="auto"/>
+          <w:kern w:val="2"/>
+          <w:sz w:val="24"/>
+          <w:szCs w:val="24"/>
+          <w:lang w:val="en-US" w:eastAsia="ko-KR" w:bidi="hi-IN"/>
+        </w:rPr>
+        <w:t>타이밍 탱커</w:t>
+      </w:r>
+    </w:p>
+    <w:p>
+      <w:pPr>
+        <w:pStyle w:val="Normal"/>
+        <w:bidi w:val="0"/>
+        <w:jc w:val="left"/>
+        <w:rPr>
+          <w:rFonts w:ascii="바탕" w:hAnsi="바탕" w:eastAsia="맑은 고딕" w:cs="Arial Unicode MS"/>
+          <w:color w:val="auto"/>
+          <w:kern w:val="2"/>
+          <w:lang w:val="en-US" w:eastAsia="ko-KR" w:bidi="hi-IN"/>
+        </w:rPr>
+      </w:pPr>
+      <w:r>
+        <w:rPr>
+          <w:rFonts w:eastAsia="맑은 고딕" w:cs="Arial Unicode MS"/>
+          <w:color w:val="auto"/>
+          <w:kern w:val="2"/>
+          <w:lang w:val="en-US" w:eastAsia="ko-KR" w:bidi="hi-IN"/>
+        </w:rPr>
+      </w:r>
+    </w:p>
+    <w:p>
+      <w:pPr>
+        <w:pStyle w:val="Normal"/>
+        <w:bidi w:val="0"/>
+        <w:jc w:val="left"/>
+        <w:rPr>
+          <w:rFonts w:ascii="바탕" w:hAnsi="바탕" w:eastAsia="맑은 고딕" w:cs="Arial Unicode MS"/>
+          <w:color w:val="auto"/>
+          <w:kern w:val="2"/>
+          <w:lang w:val="en-US" w:eastAsia="ko-KR" w:bidi="hi-IN"/>
+        </w:rPr>
+      </w:pPr>
+      <w:r>
+        <w:rPr>
+          <w:rFonts w:eastAsia="맑은 고딕" w:cs="Arial Unicode MS"/>
+          <w:color w:val="auto"/>
+          <w:kern w:val="2"/>
+          <w:lang w:val="en-US" w:eastAsia="ko-KR" w:bidi="hi-IN"/>
+        </w:rPr>
+      </w:r>
+    </w:p>
+    <w:p>
+      <w:pPr>
+        <w:pStyle w:val="Normal"/>
+        <w:bidi w:val="0"/>
+        <w:jc w:val="left"/>
+        <w:rPr>
+          <w:b/>
+          <w:b/>
+          <w:bCs/>
+          <w:i w:val="false"/>
+          <w:i w:val="false"/>
+          <w:iCs w:val="false"/>
+          <w:sz w:val="24"/>
+          <w:szCs w:val="24"/>
+        </w:rPr>
+      </w:pPr>
+      <w:r>
+        <w:rPr>
+          <w:b/>
+          <w:bCs/>
+          <w:i w:val="false"/>
+          <w:iCs w:val="false"/>
+          <w:sz w:val="24"/>
+          <w:szCs w:val="24"/>
+        </w:rPr>
+      </w:r>
+    </w:p>
+    <w:p>
+      <w:pPr>
+        <w:pStyle w:val="Normal"/>
+        <w:bidi w:val="0"/>
+        <w:jc w:val="left"/>
+        <w:rPr>
+          <w:b/>
+          <w:b/>
+          <w:bCs/>
+          <w:i w:val="false"/>
+          <w:i w:val="false"/>
+          <w:iCs w:val="false"/>
+          <w:sz w:val="24"/>
+          <w:szCs w:val="24"/>
+        </w:rPr>
+      </w:pPr>
+      <w:r>
+        <w:rPr>
+          <w:b/>
+          <w:bCs/>
+          <w:i w:val="false"/>
+          <w:iCs w:val="false"/>
+          <w:sz w:val="24"/>
+          <w:szCs w:val="24"/>
+        </w:rPr>
+      </w:r>
+    </w:p>
+    <w:p>
+      <w:pPr>
+        <w:pStyle w:val="Normal"/>
+        <w:bidi w:val="0"/>
+        <w:jc w:val="left"/>
+        <w:rPr>
+          <w:b/>
+          <w:b/>
+          <w:bCs/>
+          <w:i w:val="false"/>
+          <w:i w:val="false"/>
+          <w:iCs w:val="false"/>
+          <w:sz w:val="24"/>
+          <w:szCs w:val="24"/>
+        </w:rPr>
+      </w:pPr>
+      <w:r>
+        <w:rPr>
+          <w:b/>
+          <w:bCs/>
+          <w:i w:val="false"/>
+          <w:iCs w:val="false"/>
+          <w:sz w:val="24"/>
+          <w:szCs w:val="24"/>
+        </w:rPr>
+      </w:r>
+    </w:p>
+    <w:p>
+      <w:pPr>
+        <w:pStyle w:val="Normal"/>
+        <w:bidi w:val="0"/>
+        <w:jc w:val="left"/>
+        <w:rPr>
+          <w:b/>
+          <w:b/>
+          <w:bCs/>
+          <w:i w:val="false"/>
+          <w:i w:val="false"/>
+          <w:iCs w:val="false"/>
+          <w:sz w:val="24"/>
+          <w:szCs w:val="24"/>
+        </w:rPr>
+      </w:pPr>
+      <w:r>
+        <w:rPr>
+          <w:b/>
+          <w:bCs/>
+          <w:i w:val="false"/>
+          <w:iCs w:val="false"/>
+          <w:sz w:val="24"/>
+          <w:szCs w:val="24"/>
+        </w:rPr>
+      </w:r>
+    </w:p>
+    <w:p>
+      <w:pPr>
+        <w:pStyle w:val="Normal"/>
+        <w:bidi w:val="0"/>
+        <w:jc w:val="left"/>
+        <w:rPr>
+          <w:b/>
+          <w:b/>
+          <w:bCs/>
+          <w:i w:val="false"/>
+          <w:i w:val="false"/>
+          <w:iCs w:val="false"/>
+          <w:sz w:val="24"/>
+          <w:szCs w:val="24"/>
+        </w:rPr>
+      </w:pPr>
+      <w:r>
+        <w:rPr>
+          <w:b/>
+          <w:bCs/>
+          <w:i w:val="false"/>
+          <w:iCs w:val="false"/>
+          <w:sz w:val="24"/>
+          <w:szCs w:val="24"/>
+        </w:rPr>
+      </w:r>
+    </w:p>
+    <w:p>
+      <w:pPr>
+        <w:pStyle w:val="Normal"/>
+        <w:bidi w:val="0"/>
+        <w:jc w:val="left"/>
+        <w:rPr>
+          <w:b/>
+          <w:b/>
+          <w:bCs/>
+          <w:i w:val="false"/>
+          <w:i w:val="false"/>
+          <w:iCs w:val="false"/>
+          <w:sz w:val="24"/>
+          <w:szCs w:val="24"/>
+        </w:rPr>
+      </w:pPr>
+      <w:r>
+        <w:rPr>
+          <w:b/>
+          <w:bCs/>
+          <w:i w:val="false"/>
+          <w:iCs w:val="false"/>
+          <w:sz w:val="24"/>
+          <w:szCs w:val="24"/>
+        </w:rPr>
+      </w:r>
+    </w:p>
+    <w:p>
+      <w:pPr>
+        <w:pStyle w:val="Normal"/>
+        <w:bidi w:val="0"/>
+        <w:jc w:val="left"/>
+        <w:rPr>
+          <w:b/>
+          <w:b/>
+          <w:bCs/>
+          <w:i w:val="false"/>
+          <w:i w:val="false"/>
+          <w:iCs w:val="false"/>
+          <w:sz w:val="24"/>
+          <w:szCs w:val="24"/>
+        </w:rPr>
+      </w:pPr>
+      <w:r>
+        <w:rPr>
+          <w:b/>
+          <w:bCs/>
+          <w:i w:val="false"/>
+          <w:iCs w:val="false"/>
+          <w:sz w:val="24"/>
+          <w:szCs w:val="24"/>
+        </w:rPr>
+      </w:r>
+    </w:p>
+    <w:p>
+      <w:pPr>
+        <w:pStyle w:val="Normal"/>
+        <w:bidi w:val="0"/>
+        <w:jc w:val="left"/>
+        <w:rPr>
+          <w:b/>
+          <w:b/>
+          <w:bCs/>
+          <w:i w:val="false"/>
+          <w:i w:val="false"/>
+          <w:iCs w:val="false"/>
+          <w:sz w:val="24"/>
+          <w:szCs w:val="24"/>
+        </w:rPr>
+      </w:pPr>
+      <w:r>
+        <w:rPr>
+          <w:b/>
+          <w:bCs/>
+          <w:i w:val="false"/>
+          <w:iCs w:val="false"/>
+          <w:sz w:val="24"/>
+          <w:szCs w:val="24"/>
+        </w:rPr>
+      </w:r>
+    </w:p>
+    <w:p>
+      <w:pPr>
+        <w:pStyle w:val="Normal"/>
+        <w:bidi w:val="0"/>
+        <w:jc w:val="left"/>
+        <w:rPr>
+          <w:b/>
+          <w:b/>
+          <w:bCs/>
+          <w:i w:val="false"/>
+          <w:i w:val="false"/>
+          <w:iCs w:val="false"/>
+          <w:sz w:val="24"/>
+          <w:szCs w:val="24"/>
+        </w:rPr>
+      </w:pPr>
+      <w:r>
+        <w:rPr>
+          <w:b/>
+          <w:bCs/>
+          <w:i w:val="false"/>
+          <w:iCs w:val="false"/>
+          <w:sz w:val="24"/>
+          <w:szCs w:val="24"/>
+        </w:rPr>
+      </w:r>
+    </w:p>
+    <w:p>
+      <w:pPr>
+        <w:pStyle w:val="Normal"/>
+        <w:bidi w:val="0"/>
+        <w:jc w:val="left"/>
+        <w:rPr>
+          <w:b/>
+          <w:b/>
+          <w:bCs/>
+          <w:i w:val="false"/>
+          <w:i w:val="false"/>
+          <w:iCs w:val="false"/>
+          <w:sz w:val="24"/>
+          <w:szCs w:val="24"/>
+        </w:rPr>
+      </w:pPr>
+      <w:r>
+        <w:rPr>
+          <w:b/>
+          <w:bCs/>
+          <w:i w:val="false"/>
+          <w:iCs w:val="false"/>
+          <w:sz w:val="24"/>
+          <w:szCs w:val="24"/>
+        </w:rPr>
+      </w:r>
+    </w:p>
+    <w:p>
+      <w:pPr>
+        <w:pStyle w:val="Normal"/>
+        <w:bidi w:val="0"/>
+        <w:jc w:val="left"/>
+        <w:rPr>
+          <w:b/>
+          <w:b/>
+          <w:bCs/>
+          <w:i w:val="false"/>
+          <w:i w:val="false"/>
+          <w:iCs w:val="false"/>
+          <w:sz w:val="24"/>
+          <w:szCs w:val="24"/>
+        </w:rPr>
+      </w:pPr>
+      <w:r>
+        <w:rPr>
+          <w:rFonts w:ascii="바탕" w:hAnsi="바탕" w:cs="Arial Unicode MS"/>
+          <w:b/>
+          <w:bCs/>
+          <w:i w:val="false"/>
+          <w:iCs w:val="false"/>
+          <w:color w:val="auto"/>
+          <w:kern w:val="2"/>
+          <w:sz w:val="24"/>
+          <w:szCs w:val="24"/>
+          <w:lang w:val="en-US" w:eastAsia="ko-KR" w:bidi="hi-IN"/>
+        </w:rPr>
+        <w:t>급습 계열</w:t>
+      </w:r>
+    </w:p>
+    <w:p>
+      <w:pPr>
+        <w:pStyle w:val="Normal"/>
+        <w:bidi w:val="0"/>
+        <w:jc w:val="left"/>
+        <w:rPr>
+          <w:b/>
+          <w:b/>
+          <w:bCs/>
+          <w:i w:val="false"/>
+          <w:i w:val="false"/>
+          <w:iCs w:val="false"/>
+          <w:sz w:val="24"/>
+          <w:szCs w:val="24"/>
+        </w:rPr>
+      </w:pPr>
+      <w:r>
+        <w:rPr>
+          <w:rFonts w:ascii="바탕" w:hAnsi="바탕" w:cs="Arial Unicode MS"/>
+          <w:b/>
+          <w:bCs/>
+          <w:i w:val="false"/>
+          <w:iCs w:val="false"/>
+          <w:color w:val="auto"/>
+          <w:kern w:val="2"/>
+          <w:sz w:val="24"/>
+          <w:szCs w:val="24"/>
+          <w:lang w:val="en-US" w:eastAsia="ko-KR" w:bidi="hi-IN"/>
+        </w:rPr>
+        <w:t>기본 능력</w:t>
+      </w:r>
+    </w:p>
+    <w:p>
+      <w:pPr>
+        <w:pStyle w:val="Normal"/>
+        <w:bidi w:val="0"/>
+        <w:jc w:val="left"/>
+        <w:rPr>
+          <w:b/>
+          <w:b/>
+          <w:bCs/>
+          <w:i w:val="false"/>
+          <w:i w:val="false"/>
+          <w:iCs w:val="false"/>
+          <w:sz w:val="24"/>
+          <w:szCs w:val="24"/>
+        </w:rPr>
+      </w:pPr>
+      <w:r>
+        <w:rPr>
+          <w:rFonts w:eastAsia="맑은 고딕" w:cs="Arial Unicode MS"/>
+          <w:b/>
+          <w:bCs/>
+          <w:i w:val="false"/>
+          <w:iCs w:val="false"/>
+          <w:color w:val="auto"/>
+          <w:kern w:val="2"/>
+          <w:sz w:val="24"/>
+          <w:szCs w:val="24"/>
+          <w:lang w:val="en-US" w:eastAsia="ko-KR" w:bidi="hi-IN"/>
+        </w:rPr>
+        <w:t xml:space="preserve">- </w:t>
+      </w:r>
+      <w:r>
+        <w:rPr>
+          <w:rFonts w:ascii="바탕" w:hAnsi="바탕" w:cs="Arial Unicode MS"/>
+          <w:b/>
+          <w:bCs/>
+          <w:i w:val="false"/>
+          <w:iCs w:val="false"/>
+          <w:color w:val="auto"/>
+          <w:kern w:val="2"/>
+          <w:sz w:val="24"/>
+          <w:szCs w:val="24"/>
+          <w:lang w:val="en-US" w:eastAsia="ko-KR" w:bidi="hi-IN"/>
+        </w:rPr>
+        <w:t>기민한</w:t>
+      </w:r>
+      <w:r>
+        <w:rPr>
+          <w:rFonts w:ascii="바탕" w:hAnsi="바탕" w:cs="Arial Unicode MS"/>
+          <w:b/>
+          <w:bCs/>
+          <w:i w:val="false"/>
+          <w:iCs w:val="false"/>
+          <w:color w:val="auto"/>
+          <w:kern w:val="2"/>
+          <w:sz w:val="24"/>
+          <w:szCs w:val="24"/>
+          <w:lang w:val="en-US" w:eastAsia="ko-KR" w:bidi="hi-IN"/>
+        </w:rPr>
+        <w:t xml:space="preserve"> 발걸음</w:t>
+      </w:r>
+      <w:r>
+        <w:rPr>
+          <w:rFonts w:eastAsia="맑은 고딕" w:cs="Arial Unicode MS"/>
+          <w:b/>
+          <w:bCs/>
+          <w:i w:val="false"/>
+          <w:iCs w:val="false"/>
+          <w:color w:val="auto"/>
+          <w:kern w:val="2"/>
+          <w:sz w:val="24"/>
+          <w:szCs w:val="24"/>
+          <w:lang w:val="en-US" w:eastAsia="ko-KR" w:bidi="hi-IN"/>
+        </w:rPr>
+        <w:t>:</w:t>
+      </w:r>
+      <w:r>
+        <w:rPr>
+          <w:rFonts w:ascii="바탕" w:hAnsi="바탕" w:cs="Arial Unicode MS"/>
+          <w:b/>
+          <w:bCs/>
+          <w:i w:val="false"/>
+          <w:iCs w:val="false"/>
+          <w:color w:val="auto"/>
+          <w:kern w:val="2"/>
+          <w:sz w:val="24"/>
+          <w:szCs w:val="24"/>
+          <w:lang w:val="en-US" w:eastAsia="ko-KR" w:bidi="hi-IN"/>
+        </w:rPr>
+        <w:t>장착한 방어구 무게 감소</w:t>
+      </w:r>
+    </w:p>
+    <w:p>
+      <w:pPr>
+        <w:pStyle w:val="Normal"/>
+        <w:bidi w:val="0"/>
+        <w:jc w:val="left"/>
+        <w:rPr>
+          <w:b/>
+          <w:b/>
+          <w:bCs/>
+          <w:i w:val="false"/>
+          <w:i w:val="false"/>
+          <w:iCs w:val="false"/>
+          <w:sz w:val="24"/>
+          <w:szCs w:val="24"/>
+        </w:rPr>
+      </w:pPr>
+      <w:r>
+        <w:rPr>
+          <w:rFonts w:eastAsia="맑은 고딕" w:cs="Arial Unicode MS"/>
+          <w:b/>
+          <w:bCs/>
+          <w:i w:val="false"/>
+          <w:iCs w:val="false"/>
+          <w:color w:val="auto"/>
+          <w:kern w:val="2"/>
+          <w:sz w:val="24"/>
+          <w:szCs w:val="24"/>
+          <w:lang w:val="en-US" w:eastAsia="ko-KR" w:bidi="hi-IN"/>
+        </w:rPr>
+        <w:t xml:space="preserve">- </w:t>
+      </w:r>
+      <w:r>
+        <w:rPr>
+          <w:rFonts w:ascii="바탕" w:hAnsi="바탕" w:cs="Arial Unicode MS"/>
+          <w:b/>
+          <w:bCs/>
+          <w:i w:val="false"/>
+          <w:iCs w:val="false"/>
+          <w:color w:val="auto"/>
+          <w:kern w:val="2"/>
+          <w:sz w:val="24"/>
+          <w:szCs w:val="24"/>
+          <w:lang w:val="en-US" w:eastAsia="ko-KR" w:bidi="hi-IN"/>
+        </w:rPr>
+        <w:t>회피 전문가</w:t>
+      </w:r>
+      <w:r>
+        <w:rPr>
+          <w:rFonts w:eastAsia="맑은 고딕" w:cs="Arial Unicode MS"/>
+          <w:b/>
+          <w:bCs/>
+          <w:i w:val="false"/>
+          <w:iCs w:val="false"/>
+          <w:color w:val="auto"/>
+          <w:kern w:val="2"/>
+          <w:sz w:val="24"/>
+          <w:szCs w:val="24"/>
+          <w:lang w:val="en-US" w:eastAsia="ko-KR" w:bidi="hi-IN"/>
+        </w:rPr>
+        <w:t>:</w:t>
+      </w:r>
+      <w:r>
+        <w:rPr>
+          <w:rFonts w:ascii="바탕" w:hAnsi="바탕" w:cs="Arial Unicode MS"/>
+          <w:b/>
+          <w:bCs/>
+          <w:i w:val="false"/>
+          <w:iCs w:val="false"/>
+          <w:color w:val="auto"/>
+          <w:kern w:val="2"/>
+          <w:sz w:val="24"/>
+          <w:szCs w:val="24"/>
+          <w:lang w:val="en-US" w:eastAsia="ko-KR" w:bidi="hi-IN"/>
+        </w:rPr>
+        <w:t>회피</w:t>
+      </w:r>
+      <w:r>
+        <w:rPr>
+          <w:rFonts w:cs="Arial Unicode MS"/>
+          <w:b/>
+          <w:bCs/>
+          <w:i w:val="false"/>
+          <w:iCs w:val="false"/>
+          <w:color w:val="auto"/>
+          <w:kern w:val="2"/>
+          <w:sz w:val="24"/>
+          <w:szCs w:val="24"/>
+          <w:lang w:val="en-US" w:eastAsia="ko-KR" w:bidi="hi-IN"/>
+        </w:rPr>
+        <w:t>/</w:t>
+      </w:r>
+      <w:r>
+        <w:rPr>
+          <w:rFonts w:ascii="바탕" w:hAnsi="바탕" w:cs="Arial Unicode MS"/>
+          <w:b/>
+          <w:bCs/>
+          <w:i w:val="false"/>
+          <w:iCs w:val="false"/>
+          <w:color w:val="auto"/>
+          <w:kern w:val="2"/>
+          <w:sz w:val="24"/>
+          <w:szCs w:val="24"/>
+          <w:lang w:val="en-US" w:eastAsia="ko-KR" w:bidi="hi-IN"/>
+        </w:rPr>
+        <w:t>패링</w:t>
+      </w:r>
+      <w:r>
+        <w:rPr>
+          <w:rFonts w:ascii="바탕" w:hAnsi="바탕" w:cs="Arial Unicode MS"/>
+          <w:b/>
+          <w:bCs/>
+          <w:i w:val="false"/>
+          <w:iCs w:val="false"/>
+          <w:color w:val="auto"/>
+          <w:kern w:val="2"/>
+          <w:sz w:val="24"/>
+          <w:szCs w:val="24"/>
+          <w:lang w:val="en-US" w:eastAsia="ko-KR" w:bidi="hi-IN"/>
+        </w:rPr>
+        <w:t>의 지구력 소모 감소</w:t>
+      </w:r>
+    </w:p>
+    <w:p>
+      <w:pPr>
+        <w:pStyle w:val="Normal"/>
+        <w:bidi w:val="0"/>
+        <w:jc w:val="left"/>
+        <w:rPr>
+          <w:rFonts w:ascii="바탕" w:hAnsi="바탕" w:eastAsia="맑은 고딕" w:cs="Arial Unicode MS"/>
+          <w:color w:val="auto"/>
+          <w:kern w:val="2"/>
+          <w:lang w:val="en-US" w:eastAsia="ko-KR" w:bidi="hi-IN"/>
+        </w:rPr>
+      </w:pPr>
+      <w:r>
+        <w:rPr>
+          <w:rFonts w:eastAsia="맑은 고딕" w:cs="Arial Unicode MS"/>
+          <w:color w:val="auto"/>
+          <w:kern w:val="2"/>
+          <w:lang w:val="en-US" w:eastAsia="ko-KR" w:bidi="hi-IN"/>
+        </w:rPr>
+      </w:r>
+    </w:p>
+    <w:p>
+      <w:pPr>
+        <w:pStyle w:val="Normal"/>
+        <w:bidi w:val="0"/>
+        <w:jc w:val="left"/>
+        <w:rPr>
+          <w:b/>
+          <w:b/>
+          <w:bCs/>
+          <w:i w:val="false"/>
+          <w:i w:val="false"/>
+          <w:iCs w:val="false"/>
+          <w:sz w:val="24"/>
+          <w:szCs w:val="24"/>
+        </w:rPr>
+      </w:pPr>
+      <w:r>
+        <w:rPr>
+          <w:rFonts w:ascii="바탕" w:hAnsi="바탕" w:cs="Arial Unicode MS"/>
+          <w:b/>
+          <w:bCs/>
+          <w:i w:val="false"/>
+          <w:iCs w:val="false"/>
+          <w:color w:val="auto"/>
+          <w:kern w:val="2"/>
+          <w:sz w:val="24"/>
+          <w:szCs w:val="24"/>
+          <w:lang w:val="en-US" w:eastAsia="ko-KR" w:bidi="hi-IN"/>
+        </w:rPr>
+        <w:t>정찰병</w:t>
+      </w:r>
+      <w:r>
+        <w:rPr>
+          <w:rFonts w:eastAsia="맑은 고딕" w:cs="Arial Unicode MS"/>
+          <w:b/>
+          <w:bCs/>
+          <w:i w:val="false"/>
+          <w:iCs w:val="false"/>
+          <w:color w:val="auto"/>
+          <w:kern w:val="2"/>
+          <w:sz w:val="24"/>
+          <w:szCs w:val="24"/>
+          <w:lang w:val="en-US" w:eastAsia="ko-KR" w:bidi="hi-IN"/>
+        </w:rPr>
+        <w:t>:</w:t>
+      </w:r>
+      <w:r>
+        <w:rPr>
+          <w:rFonts w:ascii="바탕" w:hAnsi="바탕" w:cs="Arial Unicode MS"/>
+          <w:b/>
+          <w:bCs/>
+          <w:i w:val="false"/>
+          <w:iCs w:val="false"/>
+          <w:color w:val="auto"/>
+          <w:kern w:val="2"/>
+          <w:sz w:val="24"/>
+          <w:szCs w:val="24"/>
+          <w:lang w:val="en-US" w:eastAsia="ko-KR" w:bidi="hi-IN"/>
+        </w:rPr>
+        <w:t>신속 –</w:t>
+      </w:r>
+      <w:r>
+        <w:rPr>
+          <w:rFonts w:cs="Arial Unicode MS"/>
+          <w:b/>
+          <w:bCs/>
+          <w:i w:val="false"/>
+          <w:iCs w:val="false"/>
+          <w:color w:val="auto"/>
+          <w:kern w:val="2"/>
+          <w:sz w:val="24"/>
+          <w:szCs w:val="24"/>
+          <w:lang w:val="en-US" w:eastAsia="ko-KR" w:bidi="hi-IN"/>
+        </w:rPr>
+        <w:t xml:space="preserve"> </w:t>
+      </w:r>
+      <w:r>
+        <w:rPr>
+          <w:rFonts w:ascii="바탕" w:hAnsi="바탕" w:cs="Arial Unicode MS"/>
+          <w:b/>
+          <w:bCs/>
+          <w:i w:val="false"/>
+          <w:iCs w:val="false"/>
+          <w:color w:val="auto"/>
+          <w:kern w:val="2"/>
+          <w:sz w:val="24"/>
+          <w:szCs w:val="24"/>
+          <w:lang w:val="en-US" w:eastAsia="ko-KR" w:bidi="hi-IN"/>
+        </w:rPr>
+        <w:t>잠시동안 이동 속도 증가</w:t>
+      </w:r>
+    </w:p>
+    <w:p>
+      <w:pPr>
+        <w:pStyle w:val="Normal"/>
+        <w:bidi w:val="0"/>
+        <w:jc w:val="left"/>
+        <w:rPr>
+          <w:b/>
+          <w:b/>
+          <w:bCs/>
+          <w:i w:val="false"/>
+          <w:i w:val="false"/>
+          <w:iCs w:val="false"/>
+          <w:sz w:val="24"/>
+          <w:szCs w:val="24"/>
+        </w:rPr>
+      </w:pPr>
+      <w:r>
+        <w:rPr>
+          <w:rFonts w:ascii="바탕" w:hAnsi="바탕" w:cs="Arial Unicode MS"/>
+          <w:b/>
+          <w:bCs/>
+          <w:i w:val="false"/>
+          <w:iCs w:val="false"/>
+          <w:color w:val="auto"/>
+          <w:kern w:val="2"/>
+          <w:sz w:val="24"/>
+          <w:szCs w:val="24"/>
+          <w:lang w:val="en-US" w:eastAsia="ko-KR" w:bidi="hi-IN"/>
+        </w:rPr>
+        <w:t>물리 지속 딜러</w:t>
+      </w:r>
+    </w:p>
+    <w:p>
+      <w:pPr>
+        <w:pStyle w:val="Normal"/>
+        <w:bidi w:val="0"/>
+        <w:jc w:val="left"/>
+        <w:rPr>
+          <w:b/>
+          <w:b/>
+          <w:bCs/>
+          <w:i w:val="false"/>
+          <w:i w:val="false"/>
+          <w:iCs w:val="false"/>
+          <w:sz w:val="24"/>
+          <w:szCs w:val="24"/>
+        </w:rPr>
+      </w:pPr>
+      <w:r>
+        <w:rPr/>
+      </w:r>
+    </w:p>
+    <w:p>
+      <w:pPr>
+        <w:pStyle w:val="Normal"/>
+        <w:bidi w:val="0"/>
+        <w:jc w:val="left"/>
+        <w:rPr>
+          <w:b/>
+          <w:b/>
+          <w:bCs/>
+          <w:i w:val="false"/>
+          <w:i w:val="false"/>
+          <w:iCs w:val="false"/>
+          <w:sz w:val="24"/>
+          <w:szCs w:val="24"/>
+        </w:rPr>
+      </w:pPr>
+      <w:r>
+        <w:rPr>
+          <w:rFonts w:ascii="바탕" w:hAnsi="바탕" w:cs="Arial Unicode MS"/>
+          <w:b/>
+          <w:bCs/>
+          <w:i w:val="false"/>
+          <w:iCs w:val="false"/>
+          <w:color w:val="auto"/>
+          <w:kern w:val="2"/>
+          <w:sz w:val="24"/>
+          <w:szCs w:val="24"/>
+          <w:lang w:val="en-US" w:eastAsia="ko-KR" w:bidi="hi-IN"/>
+        </w:rPr>
+        <w:t>추적자</w:t>
+      </w:r>
+      <w:r>
+        <w:rPr>
+          <w:rFonts w:eastAsia="맑은 고딕" w:cs="Arial Unicode MS"/>
+          <w:b/>
+          <w:bCs/>
+          <w:i w:val="false"/>
+          <w:iCs w:val="false"/>
+          <w:color w:val="auto"/>
+          <w:kern w:val="2"/>
+          <w:sz w:val="24"/>
+          <w:szCs w:val="24"/>
+          <w:lang w:val="en-US" w:eastAsia="ko-KR" w:bidi="hi-IN"/>
+        </w:rPr>
+        <w:t>:</w:t>
+      </w:r>
+      <w:r>
+        <w:rPr>
+          <w:rFonts w:ascii="바탕" w:hAnsi="바탕" w:cs="Arial Unicode MS"/>
+          <w:b/>
+          <w:bCs/>
+          <w:i w:val="false"/>
+          <w:iCs w:val="false"/>
+          <w:color w:val="auto"/>
+          <w:kern w:val="2"/>
+          <w:sz w:val="24"/>
+          <w:szCs w:val="24"/>
+          <w:lang w:val="en-US" w:eastAsia="ko-KR" w:bidi="hi-IN"/>
+        </w:rPr>
+        <w:t>추격 –</w:t>
+      </w:r>
+      <w:r>
+        <w:rPr>
+          <w:rFonts w:cs="Arial Unicode MS"/>
+          <w:b/>
+          <w:bCs/>
+          <w:i w:val="false"/>
+          <w:iCs w:val="false"/>
+          <w:color w:val="auto"/>
+          <w:kern w:val="2"/>
+          <w:sz w:val="24"/>
+          <w:szCs w:val="24"/>
+          <w:lang w:val="en-US" w:eastAsia="ko-KR" w:bidi="hi-IN"/>
+        </w:rPr>
+        <w:t xml:space="preserve"> </w:t>
+      </w:r>
+      <w:r>
+        <w:rPr>
+          <w:rFonts w:ascii="바탕" w:hAnsi="바탕" w:cs="Arial Unicode MS"/>
+          <w:b/>
+          <w:bCs/>
+          <w:i w:val="false"/>
+          <w:iCs w:val="false"/>
+          <w:color w:val="auto"/>
+          <w:kern w:val="2"/>
+          <w:sz w:val="24"/>
+          <w:szCs w:val="24"/>
+          <w:lang w:val="en-US" w:eastAsia="ko-KR" w:bidi="hi-IN"/>
+        </w:rPr>
+        <w:t>대상에게 즉시 강공을 가하고 잠시동안 추가 피해를 줌</w:t>
+      </w:r>
+    </w:p>
+    <w:p>
+      <w:pPr>
+        <w:pStyle w:val="Normal"/>
+        <w:bidi w:val="0"/>
+        <w:jc w:val="left"/>
+        <w:rPr>
+          <w:b/>
+          <w:b/>
+          <w:bCs/>
+          <w:i w:val="false"/>
+          <w:i w:val="false"/>
+          <w:iCs w:val="false"/>
+          <w:sz w:val="24"/>
+          <w:szCs w:val="24"/>
+        </w:rPr>
+      </w:pPr>
+      <w:r>
+        <w:rPr>
+          <w:rFonts w:ascii="바탕" w:hAnsi="바탕" w:cs="Arial Unicode MS"/>
+          <w:b/>
+          <w:bCs/>
+          <w:i w:val="false"/>
+          <w:iCs w:val="false"/>
+          <w:color w:val="auto"/>
+          <w:kern w:val="2"/>
+          <w:sz w:val="24"/>
+          <w:szCs w:val="24"/>
+          <w:lang w:val="en-US" w:eastAsia="ko-KR" w:bidi="hi-IN"/>
+        </w:rPr>
+        <w:t>물리 지속 딜러</w:t>
+      </w:r>
+    </w:p>
+    <w:p>
+      <w:pPr>
+        <w:pStyle w:val="Normal"/>
+        <w:bidi w:val="0"/>
+        <w:jc w:val="left"/>
+        <w:rPr>
+          <w:b/>
+          <w:b/>
+          <w:bCs/>
+          <w:i w:val="false"/>
+          <w:i w:val="false"/>
+          <w:iCs w:val="false"/>
+          <w:sz w:val="24"/>
+          <w:szCs w:val="24"/>
+        </w:rPr>
+      </w:pPr>
+      <w:r>
+        <w:rPr/>
+      </w:r>
+    </w:p>
+    <w:p>
+      <w:pPr>
+        <w:pStyle w:val="Normal"/>
+        <w:bidi w:val="0"/>
+        <w:jc w:val="left"/>
+        <w:rPr>
+          <w:b/>
+          <w:b/>
+          <w:bCs/>
+          <w:i w:val="false"/>
+          <w:i w:val="false"/>
+          <w:iCs w:val="false"/>
+          <w:sz w:val="24"/>
+          <w:szCs w:val="24"/>
+        </w:rPr>
+      </w:pPr>
+      <w:r>
+        <w:rPr>
+          <w:rFonts w:ascii="바탕" w:hAnsi="바탕" w:cs="Arial Unicode MS"/>
+          <w:b/>
+          <w:bCs/>
+          <w:i w:val="false"/>
+          <w:iCs w:val="false"/>
+          <w:color w:val="auto"/>
+          <w:kern w:val="2"/>
+          <w:sz w:val="24"/>
+          <w:szCs w:val="24"/>
+          <w:lang w:val="en-US" w:eastAsia="ko-KR" w:bidi="hi-IN"/>
+        </w:rPr>
+        <w:t>순찰자</w:t>
+      </w:r>
+      <w:r>
+        <w:rPr>
+          <w:rFonts w:eastAsia="맑은 고딕" w:cs="Arial Unicode MS"/>
+          <w:b/>
+          <w:bCs/>
+          <w:i w:val="false"/>
+          <w:iCs w:val="false"/>
+          <w:color w:val="auto"/>
+          <w:kern w:val="2"/>
+          <w:sz w:val="24"/>
+          <w:szCs w:val="24"/>
+          <w:lang w:val="en-US" w:eastAsia="ko-KR" w:bidi="hi-IN"/>
+        </w:rPr>
+        <w:t>:</w:t>
+      </w:r>
+      <w:r>
+        <w:rPr>
+          <w:rFonts w:ascii="바탕" w:hAnsi="바탕" w:cs="Arial Unicode MS"/>
+          <w:b/>
+          <w:bCs/>
+          <w:i w:val="false"/>
+          <w:iCs w:val="false"/>
+          <w:color w:val="auto"/>
+          <w:kern w:val="2"/>
+          <w:sz w:val="24"/>
+          <w:szCs w:val="24"/>
+          <w:lang w:val="en-US" w:eastAsia="ko-KR" w:bidi="hi-IN"/>
+        </w:rPr>
+        <w:t>파악 – 대상에게 주는 피해가 증가하고 대상의 이동속도를 감소 시킴</w:t>
+      </w:r>
+    </w:p>
+    <w:p>
+      <w:pPr>
+        <w:pStyle w:val="Normal"/>
+        <w:bidi w:val="0"/>
+        <w:jc w:val="left"/>
+        <w:rPr>
+          <w:b/>
+          <w:b/>
+          <w:bCs/>
+          <w:i w:val="false"/>
+          <w:i w:val="false"/>
+          <w:iCs w:val="false"/>
+          <w:sz w:val="24"/>
+          <w:szCs w:val="24"/>
+        </w:rPr>
+      </w:pPr>
+      <w:r>
+        <w:rPr>
+          <w:rFonts w:ascii="바탕" w:hAnsi="바탕" w:cs="Arial Unicode MS"/>
+          <w:b/>
+          <w:bCs/>
+          <w:i w:val="false"/>
+          <w:iCs w:val="false"/>
+          <w:color w:val="auto"/>
+          <w:kern w:val="2"/>
+          <w:sz w:val="24"/>
+          <w:szCs w:val="24"/>
+          <w:lang w:val="en-US" w:eastAsia="ko-KR" w:bidi="hi-IN"/>
+        </w:rPr>
+        <w:t>물리 누킹 딜러</w:t>
+      </w:r>
+    </w:p>
+    <w:p>
+      <w:pPr>
+        <w:pStyle w:val="Normal"/>
+        <w:bidi w:val="0"/>
+        <w:jc w:val="left"/>
+        <w:rPr>
+          <w:b/>
+          <w:b/>
+          <w:bCs/>
+          <w:i w:val="false"/>
+          <w:i w:val="false"/>
+          <w:iCs w:val="false"/>
+          <w:sz w:val="24"/>
+          <w:szCs w:val="24"/>
+        </w:rPr>
+      </w:pPr>
+      <w:r>
+        <w:rPr/>
+      </w:r>
+    </w:p>
+    <w:p>
+      <w:pPr>
+        <w:pStyle w:val="Normal"/>
+        <w:bidi w:val="0"/>
+        <w:jc w:val="left"/>
+        <w:rPr>
+          <w:b/>
+          <w:b/>
+          <w:bCs/>
+          <w:i w:val="false"/>
+          <w:i w:val="false"/>
+          <w:iCs w:val="false"/>
+          <w:sz w:val="24"/>
+          <w:szCs w:val="24"/>
+        </w:rPr>
+      </w:pPr>
+      <w:r>
+        <w:rPr>
+          <w:rFonts w:ascii="바탕" w:hAnsi="바탕" w:cs="Arial Unicode MS"/>
+          <w:b/>
+          <w:bCs/>
+          <w:i w:val="false"/>
+          <w:iCs w:val="false"/>
+          <w:color w:val="auto"/>
+          <w:kern w:val="2"/>
+          <w:sz w:val="24"/>
+          <w:szCs w:val="24"/>
+          <w:lang w:val="en-US" w:eastAsia="ko-KR" w:bidi="hi-IN"/>
+        </w:rPr>
+        <w:t>파수꾼</w:t>
+      </w:r>
+      <w:r>
+        <w:rPr>
+          <w:rFonts w:eastAsia="맑은 고딕" w:cs="Arial Unicode MS"/>
+          <w:b/>
+          <w:bCs/>
+          <w:i w:val="false"/>
+          <w:iCs w:val="false"/>
+          <w:color w:val="auto"/>
+          <w:kern w:val="2"/>
+          <w:sz w:val="24"/>
+          <w:szCs w:val="24"/>
+          <w:lang w:val="en-US" w:eastAsia="ko-KR" w:bidi="hi-IN"/>
+        </w:rPr>
+        <w:t>:</w:t>
+      </w:r>
+      <w:r>
+        <w:rPr>
+          <w:rFonts w:ascii="바탕" w:hAnsi="바탕" w:cs="Arial Unicode MS"/>
+          <w:b/>
+          <w:bCs/>
+          <w:i w:val="false"/>
+          <w:iCs w:val="false"/>
+          <w:color w:val="auto"/>
+          <w:kern w:val="2"/>
+          <w:sz w:val="24"/>
+          <w:szCs w:val="24"/>
+          <w:lang w:val="en-US" w:eastAsia="ko-KR" w:bidi="hi-IN"/>
+        </w:rPr>
+        <w:t xml:space="preserve">점유 – </w:t>
+      </w:r>
+    </w:p>
+    <w:p>
+      <w:pPr>
+        <w:pStyle w:val="Normal"/>
+        <w:bidi w:val="0"/>
+        <w:jc w:val="left"/>
+        <w:rPr>
+          <w:b/>
+          <w:b/>
+          <w:bCs/>
+          <w:i w:val="false"/>
+          <w:i w:val="false"/>
+          <w:iCs w:val="false"/>
+          <w:sz w:val="24"/>
+          <w:szCs w:val="24"/>
+        </w:rPr>
+      </w:pPr>
+      <w:r>
+        <w:rPr>
+          <w:rFonts w:ascii="바탕" w:hAnsi="바탕" w:cs="Arial Unicode MS"/>
+          <w:b/>
+          <w:bCs/>
+          <w:i w:val="false"/>
+          <w:iCs w:val="false"/>
+          <w:color w:val="auto"/>
+          <w:kern w:val="2"/>
+          <w:sz w:val="24"/>
+          <w:szCs w:val="24"/>
+          <w:lang w:val="en-US" w:eastAsia="ko-KR" w:bidi="hi-IN"/>
+        </w:rPr>
+        <w:t>물리 지속 딜러</w:t>
+      </w:r>
+    </w:p>
+    <w:p>
+      <w:pPr>
+        <w:pStyle w:val="Normal"/>
+        <w:bidi w:val="0"/>
+        <w:jc w:val="left"/>
+        <w:rPr>
+          <w:rFonts w:ascii="바탕" w:hAnsi="바탕" w:eastAsia="맑은 고딕" w:cs="Arial Unicode MS"/>
+          <w:color w:val="auto"/>
+          <w:kern w:val="2"/>
+          <w:lang w:val="en-US" w:eastAsia="ko-KR" w:bidi="hi-IN"/>
+        </w:rPr>
+      </w:pPr>
+      <w:r>
+        <w:rPr>
+          <w:rFonts w:eastAsia="맑은 고딕" w:cs="Arial Unicode MS"/>
+          <w:color w:val="auto"/>
+          <w:kern w:val="2"/>
+          <w:lang w:val="en-US" w:eastAsia="ko-KR" w:bidi="hi-IN"/>
+        </w:rPr>
+      </w:r>
+    </w:p>
+    <w:p>
+      <w:pPr>
+        <w:pStyle w:val="Normal"/>
+        <w:bidi w:val="0"/>
+        <w:jc w:val="left"/>
+        <w:rPr>
+          <w:b/>
+          <w:b/>
+          <w:bCs/>
+          <w:i w:val="false"/>
+          <w:i w:val="false"/>
+          <w:iCs w:val="false"/>
+          <w:sz w:val="24"/>
+          <w:szCs w:val="24"/>
+        </w:rPr>
+      </w:pPr>
+      <w:r>
+        <w:rPr>
+          <w:b/>
+          <w:bCs/>
+          <w:i w:val="false"/>
+          <w:iCs w:val="false"/>
+          <w:sz w:val="24"/>
+          <w:szCs w:val="24"/>
+        </w:rPr>
+      </w:r>
+    </w:p>
+    <w:p>
+      <w:pPr>
+        <w:pStyle w:val="Normal"/>
+        <w:bidi w:val="0"/>
+        <w:jc w:val="left"/>
+        <w:rPr>
+          <w:b/>
+          <w:b/>
+          <w:bCs/>
+          <w:i w:val="false"/>
+          <w:i w:val="false"/>
+          <w:iCs w:val="false"/>
+          <w:sz w:val="24"/>
+          <w:szCs w:val="24"/>
+        </w:rPr>
+      </w:pPr>
+      <w:r>
+        <w:rPr>
+          <w:rFonts w:ascii="바탕" w:hAnsi="바탕" w:cs="Arial Unicode MS"/>
+          <w:b/>
+          <w:bCs/>
+          <w:i w:val="false"/>
+          <w:iCs w:val="false"/>
+          <w:color w:val="auto"/>
+          <w:kern w:val="2"/>
+          <w:sz w:val="24"/>
+          <w:szCs w:val="24"/>
+          <w:lang w:val="en-US" w:eastAsia="ko-KR" w:bidi="hi-IN"/>
+        </w:rPr>
+        <w:t>잠입 계열</w:t>
+      </w:r>
+    </w:p>
+    <w:p>
+      <w:pPr>
+        <w:pStyle w:val="Normal"/>
+        <w:bidi w:val="0"/>
+        <w:jc w:val="left"/>
+        <w:rPr>
+          <w:b/>
+          <w:b/>
+          <w:bCs/>
+          <w:i w:val="false"/>
+          <w:i w:val="false"/>
+          <w:iCs w:val="false"/>
+          <w:sz w:val="24"/>
+          <w:szCs w:val="24"/>
+        </w:rPr>
+      </w:pPr>
+      <w:r>
+        <w:rPr>
+          <w:rFonts w:ascii="바탕" w:hAnsi="바탕" w:cs="Arial Unicode MS"/>
+          <w:b/>
+          <w:bCs/>
+          <w:i w:val="false"/>
+          <w:iCs w:val="false"/>
+          <w:color w:val="auto"/>
+          <w:kern w:val="2"/>
+          <w:sz w:val="24"/>
+          <w:szCs w:val="24"/>
+          <w:lang w:val="en-US" w:eastAsia="ko-KR" w:bidi="hi-IN"/>
+        </w:rPr>
+        <w:t>기본 능력</w:t>
+      </w:r>
+    </w:p>
+    <w:p>
+      <w:pPr>
+        <w:pStyle w:val="Normal"/>
+        <w:bidi w:val="0"/>
+        <w:jc w:val="left"/>
+        <w:rPr>
+          <w:b/>
+          <w:b/>
+          <w:bCs/>
+          <w:i w:val="false"/>
+          <w:i w:val="false"/>
+          <w:iCs w:val="false"/>
+          <w:sz w:val="24"/>
+          <w:szCs w:val="24"/>
+        </w:rPr>
+      </w:pPr>
+      <w:r>
+        <w:rPr>
+          <w:rFonts w:eastAsia="맑은 고딕" w:cs="Arial Unicode MS"/>
+          <w:b/>
+          <w:bCs/>
+          <w:i w:val="false"/>
+          <w:iCs w:val="false"/>
+          <w:color w:val="auto"/>
+          <w:kern w:val="2"/>
+          <w:sz w:val="24"/>
+          <w:szCs w:val="24"/>
+          <w:lang w:val="en-US" w:eastAsia="ko-KR" w:bidi="hi-IN"/>
+        </w:rPr>
+        <w:t>-</w:t>
+      </w:r>
+    </w:p>
+    <w:p>
+      <w:pPr>
+        <w:pStyle w:val="Normal"/>
+        <w:bidi w:val="0"/>
+        <w:jc w:val="left"/>
+        <w:rPr>
+          <w:b/>
+          <w:b/>
+          <w:bCs/>
+          <w:i w:val="false"/>
+          <w:i w:val="false"/>
+          <w:iCs w:val="false"/>
+          <w:sz w:val="24"/>
+          <w:szCs w:val="24"/>
+        </w:rPr>
+      </w:pPr>
+      <w:r>
+        <w:rPr>
+          <w:rFonts w:eastAsia="맑은 고딕" w:cs="Arial Unicode MS"/>
+          <w:b/>
+          <w:bCs/>
+          <w:i w:val="false"/>
+          <w:iCs w:val="false"/>
+          <w:color w:val="auto"/>
+          <w:kern w:val="2"/>
+          <w:sz w:val="24"/>
+          <w:szCs w:val="24"/>
+          <w:lang w:val="en-US" w:eastAsia="ko-KR" w:bidi="hi-IN"/>
+        </w:rPr>
+        <w:t>-</w:t>
+      </w:r>
+    </w:p>
+    <w:p>
+      <w:pPr>
+        <w:pStyle w:val="Normal"/>
+        <w:bidi w:val="0"/>
+        <w:jc w:val="left"/>
+        <w:rPr>
+          <w:b/>
+          <w:b/>
+          <w:bCs/>
+          <w:i w:val="false"/>
+          <w:i w:val="false"/>
+          <w:iCs w:val="false"/>
+          <w:sz w:val="24"/>
+          <w:szCs w:val="24"/>
+        </w:rPr>
+      </w:pPr>
+      <w:r>
+        <w:rPr>
+          <w:rFonts w:ascii="바탕" w:hAnsi="바탕" w:cs="Arial Unicode MS"/>
+          <w:b/>
+          <w:bCs/>
+          <w:i w:val="false"/>
+          <w:iCs w:val="false"/>
+          <w:color w:val="auto"/>
+          <w:kern w:val="2"/>
+          <w:sz w:val="24"/>
+          <w:szCs w:val="24"/>
+          <w:lang w:val="en-US" w:eastAsia="ko-KR" w:bidi="hi-IN"/>
+        </w:rPr>
+        <w:t>암살자</w:t>
+      </w:r>
+    </w:p>
+    <w:p>
+      <w:pPr>
+        <w:pStyle w:val="Normal"/>
+        <w:bidi w:val="0"/>
+        <w:jc w:val="left"/>
+        <w:rPr>
+          <w:b/>
+          <w:b/>
+          <w:bCs/>
+          <w:i w:val="false"/>
+          <w:i w:val="false"/>
+          <w:iCs w:val="false"/>
+          <w:sz w:val="24"/>
+          <w:szCs w:val="24"/>
+        </w:rPr>
+      </w:pPr>
+      <w:r>
+        <w:rPr>
+          <w:rFonts w:ascii="바탕" w:hAnsi="바탕" w:cs="Arial Unicode MS"/>
+          <w:b/>
+          <w:bCs/>
+          <w:i w:val="false"/>
+          <w:iCs w:val="false"/>
           <w:color w:val="auto"/>
           <w:kern w:val="2"/>
           <w:sz w:val="24"/>
@@ -42355,10 +44398,46 @@
         <w:bidi w:val="0"/>
         <w:jc w:val="left"/>
         <w:rPr>
-          <w:rFonts w:ascii="바탕" w:hAnsi="바탕" w:eastAsia="맑은 고딕" w:cs="Arial Unicode MS"/>
-          <w:color w:val="auto"/>
-          <w:kern w:val="2"/>
-          <w:lang w:val="en-US" w:eastAsia="ko-KR" w:bidi="hi-IN"/>
+          <w:b/>
+          <w:b/>
+          <w:bCs/>
+          <w:i w:val="false"/>
+          <w:i w:val="false"/>
+          <w:iCs w:val="false"/>
+          <w:sz w:val="24"/>
+          <w:szCs w:val="24"/>
+        </w:rPr>
+      </w:pPr>
+      <w:r>
+        <w:rPr>
+          <w:rFonts w:ascii="바탕" w:hAnsi="바탕" w:cs="Arial Unicode MS"/>
+          <w:b/>
+          <w:bCs/>
+          <w:i w:val="false"/>
+          <w:iCs w:val="false"/>
+          <w:color w:val="auto"/>
+          <w:kern w:val="2"/>
+          <w:sz w:val="24"/>
+          <w:szCs w:val="24"/>
+          <w:lang w:val="en-US" w:eastAsia="ko-KR" w:bidi="hi-IN"/>
+        </w:rPr>
+        <w:t>결투가</w:t>
+      </w:r>
+    </w:p>
+    <w:p>
+      <w:pPr>
+        <w:pStyle w:val="Normal"/>
+        <w:bidi w:val="0"/>
+        <w:jc w:val="left"/>
+        <w:rPr>
+          <w:b/>
+          <w:b/>
+          <w:bCs/>
+          <w:i w:val="false"/>
+          <w:i w:val="false"/>
+          <w:iCs w:val="false"/>
+          <w:sz w:val="24"/>
+          <w:szCs w:val="24"/>
         </w:rPr>
       </w:pPr>
       <w:r>
@@ -42376,10 +44455,14 @@
         <w:bidi w:val="0"/>
         <w:jc w:val="left"/>
         <w:rPr>
-          <w:rFonts w:ascii="바탕" w:hAnsi="바탕" w:eastAsia="맑은 고딕" w:cs="Arial Unicode MS"/>
-          <w:color w:val="auto"/>
-          <w:kern w:val="2"/>
-          <w:lang w:val="en-US" w:eastAsia="ko-KR" w:bidi="hi-IN"/>
+          <w:b/>
+          <w:b/>
+          <w:bCs/>
+          <w:i w:val="false"/>
+          <w:i w:val="false"/>
+          <w:iCs w:val="false"/>
+          <w:sz w:val="24"/>
+          <w:szCs w:val="24"/>
         </w:rPr>
       </w:pPr>
       <w:r>
@@ -42397,10 +44480,14 @@
         <w:bidi w:val="0"/>
         <w:jc w:val="left"/>
         <w:rPr>
-          <w:rFonts w:ascii="바탕" w:hAnsi="바탕" w:eastAsia="맑은 고딕" w:cs="Arial Unicode MS"/>
-          <w:color w:val="auto"/>
-          <w:kern w:val="2"/>
-          <w:lang w:val="en-US" w:eastAsia="ko-KR" w:bidi="hi-IN"/>
+          <w:b/>
+          <w:b/>
+          <w:bCs/>
+          <w:i w:val="false"/>
+          <w:i w:val="false"/>
+          <w:iCs w:val="false"/>
+          <w:sz w:val="24"/>
+          <w:szCs w:val="24"/>
         </w:rPr>
       </w:pPr>
       <w:r>
@@ -42636,7 +44723,14 @@
         </w:rPr>
       </w:pPr>
       <w:r>
-        <w:rPr/>
+        <w:rPr>
+          <w:rFonts w:eastAsia="맑은 고딕" w:cs="Arial Unicode MS"/>
+          <w:i w:val="false"/>
+          <w:iCs w:val="false"/>
+          <w:color w:val="auto"/>
+          <w:kern w:val="2"/>
+          <w:lang w:val="en-US" w:eastAsia="ko-KR" w:bidi="hi-IN"/>
+        </w:rPr>
       </w:r>
     </w:p>
     <w:p>
@@ -42655,7 +44749,14 @@
         </w:rPr>
       </w:pPr>
       <w:r>
-        <w:rPr/>
+        <w:rPr>
+          <w:rFonts w:eastAsia="맑은 고딕" w:cs="Arial Unicode MS"/>
+          <w:i w:val="false"/>
+          <w:iCs w:val="false"/>
+          <w:color w:val="auto"/>
+          <w:kern w:val="2"/>
+          <w:lang w:val="en-US" w:eastAsia="ko-KR" w:bidi="hi-IN"/>
+        </w:rPr>
       </w:r>
     </w:p>
     <w:p>
@@ -42674,7 +44775,14 @@
         </w:rPr>
       </w:pPr>
       <w:r>
-        <w:rPr/>
+        <w:rPr>
+          <w:rFonts w:eastAsia="맑은 고딕" w:cs="Arial Unicode MS"/>
+          <w:i w:val="false"/>
+          <w:iCs w:val="false"/>
+          <w:color w:val="auto"/>
+          <w:kern w:val="2"/>
+          <w:lang w:val="en-US" w:eastAsia="ko-KR" w:bidi="hi-IN"/>
+        </w:rPr>
       </w:r>
     </w:p>
     <w:p>
@@ -42693,7 +44801,14 @@
         </w:rPr>
       </w:pPr>
       <w:r>
-        <w:rPr/>
+        <w:rPr>
+          <w:rFonts w:eastAsia="맑은 고딕" w:cs="Arial Unicode MS"/>
+          <w:i w:val="false"/>
+          <w:iCs w:val="false"/>
+          <w:color w:val="auto"/>
+          <w:kern w:val="2"/>
+          <w:lang w:val="en-US" w:eastAsia="ko-KR" w:bidi="hi-IN"/>
+        </w:rPr>
       </w:r>
     </w:p>
     <w:p>
@@ -42712,7 +44827,14 @@
         </w:rPr>
       </w:pPr>
       <w:r>
-        <w:rPr/>
+        <w:rPr>
+          <w:rFonts w:eastAsia="맑은 고딕" w:cs="Arial Unicode MS"/>
+          <w:i w:val="false"/>
+          <w:iCs w:val="false"/>
+          <w:color w:val="auto"/>
+          <w:kern w:val="2"/>
+          <w:lang w:val="en-US" w:eastAsia="ko-KR" w:bidi="hi-IN"/>
+        </w:rPr>
       </w:r>
     </w:p>
     <w:p>
@@ -42731,7 +44853,14 @@
         </w:rPr>
       </w:pPr>
       <w:r>
-        <w:rPr/>
+        <w:rPr>
+          <w:rFonts w:eastAsia="맑은 고딕" w:cs="Arial Unicode MS"/>
+          <w:i w:val="false"/>
+          <w:iCs w:val="false"/>
+          <w:color w:val="auto"/>
+          <w:kern w:val="2"/>
+          <w:lang w:val="en-US" w:eastAsia="ko-KR" w:bidi="hi-IN"/>
+        </w:rPr>
       </w:r>
     </w:p>
     <w:p>
@@ -42750,7 +44879,14 @@
         </w:rPr>
       </w:pPr>
       <w:r>
-        <w:rPr/>
+        <w:rPr>
+          <w:rFonts w:eastAsia="맑은 고딕" w:cs="Arial Unicode MS"/>
+          <w:i w:val="false"/>
+          <w:iCs w:val="false"/>
+          <w:color w:val="auto"/>
+          <w:kern w:val="2"/>
+          <w:lang w:val="en-US" w:eastAsia="ko-KR" w:bidi="hi-IN"/>
+        </w:rPr>
       </w:r>
     </w:p>
     <w:p>
@@ -42769,7 +44905,14 @@
         </w:rPr>
       </w:pPr>
       <w:r>
-        <w:rPr/>
+        <w:rPr>
+          <w:rFonts w:eastAsia="맑은 고딕" w:cs="Arial Unicode MS"/>
+          <w:i w:val="false"/>
+          <w:iCs w:val="false"/>
+          <w:color w:val="auto"/>
+          <w:kern w:val="2"/>
+          <w:lang w:val="en-US" w:eastAsia="ko-KR" w:bidi="hi-IN"/>
+        </w:rPr>
       </w:r>
     </w:p>
     <w:p>
@@ -42788,7 +44931,14 @@
         </w:rPr>
       </w:pPr>
       <w:r>
-        <w:rPr/>
+        <w:rPr>
+          <w:rFonts w:eastAsia="맑은 고딕" w:cs="Arial Unicode MS"/>
+          <w:i w:val="false"/>
+          <w:iCs w:val="false"/>
+          <w:color w:val="auto"/>
+          <w:kern w:val="2"/>
+          <w:lang w:val="en-US" w:eastAsia="ko-KR" w:bidi="hi-IN"/>
+        </w:rPr>
       </w:r>
     </w:p>
     <w:p>
@@ -42807,7 +44957,14 @@
         </w:rPr>
       </w:pPr>
       <w:r>
-        <w:rPr/>
+        <w:rPr>
+          <w:rFonts w:eastAsia="맑은 고딕" w:cs="Arial Unicode MS"/>
+          <w:i w:val="false"/>
+          <w:iCs w:val="false"/>
+          <w:color w:val="auto"/>
+          <w:kern w:val="2"/>
+          <w:lang w:val="en-US" w:eastAsia="ko-KR" w:bidi="hi-IN"/>
+        </w:rPr>
       </w:r>
     </w:p>
     <w:p>
@@ -42826,7 +44983,14 @@
         </w:rPr>
       </w:pPr>
       <w:r>
-        <w:rPr/>
+        <w:rPr>
+          <w:rFonts w:eastAsia="맑은 고딕" w:cs="Arial Unicode MS"/>
+          <w:i w:val="false"/>
+          <w:iCs w:val="false"/>
+          <w:color w:val="auto"/>
+          <w:kern w:val="2"/>
+          <w:lang w:val="en-US" w:eastAsia="ko-KR" w:bidi="hi-IN"/>
+        </w:rPr>
       </w:r>
     </w:p>
     <w:p>
@@ -42845,7 +45009,14 @@
         </w:rPr>
       </w:pPr>
       <w:r>
-        <w:rPr/>
+        <w:rPr>
+          <w:rFonts w:eastAsia="맑은 고딕" w:cs="Arial Unicode MS"/>
+          <w:i w:val="false"/>
+          <w:iCs w:val="false"/>
+          <w:color w:val="auto"/>
+          <w:kern w:val="2"/>
+          <w:lang w:val="en-US" w:eastAsia="ko-KR" w:bidi="hi-IN"/>
+        </w:rPr>
       </w:r>
     </w:p>
     <w:p>
@@ -42864,7 +45035,14 @@
         </w:rPr>
       </w:pPr>
       <w:r>
-        <w:rPr/>
+        <w:rPr>
+          <w:rFonts w:eastAsia="맑은 고딕" w:cs="Arial Unicode MS"/>
+          <w:i w:val="false"/>
+          <w:iCs w:val="false"/>
+          <w:color w:val="auto"/>
+          <w:kern w:val="2"/>
+          <w:lang w:val="en-US" w:eastAsia="ko-KR" w:bidi="hi-IN"/>
+        </w:rPr>
       </w:r>
     </w:p>
     <w:p>
@@ -42883,7 +45061,14 @@
         </w:rPr>
       </w:pPr>
       <w:r>
-        <w:rPr/>
+        <w:rPr>
+          <w:rFonts w:eastAsia="맑은 고딕" w:cs="Arial Unicode MS"/>
+          <w:i w:val="false"/>
+          <w:iCs w:val="false"/>
+          <w:color w:val="auto"/>
+          <w:kern w:val="2"/>
+          <w:lang w:val="en-US" w:eastAsia="ko-KR" w:bidi="hi-IN"/>
+        </w:rPr>
       </w:r>
     </w:p>
     <w:p>
@@ -42902,7 +45087,14 @@
         </w:rPr>
       </w:pPr>
       <w:r>
-        <w:rPr/>
+        <w:rPr>
+          <w:rFonts w:eastAsia="맑은 고딕" w:cs="Arial Unicode MS"/>
+          <w:i w:val="false"/>
+          <w:iCs w:val="false"/>
+          <w:color w:val="auto"/>
+          <w:kern w:val="2"/>
+          <w:lang w:val="en-US" w:eastAsia="ko-KR" w:bidi="hi-IN"/>
+        </w:rPr>
       </w:r>
     </w:p>
     <w:p>
@@ -42921,7 +45113,14 @@
         </w:rPr>
       </w:pPr>
       <w:r>
-        <w:rPr/>
+        <w:rPr>
+          <w:rFonts w:eastAsia="맑은 고딕" w:cs="Arial Unicode MS"/>
+          <w:i w:val="false"/>
+          <w:iCs w:val="false"/>
+          <w:color w:val="auto"/>
+          <w:kern w:val="2"/>
+          <w:lang w:val="en-US" w:eastAsia="ko-KR" w:bidi="hi-IN"/>
+        </w:rPr>
       </w:r>
     </w:p>
     <w:p>
@@ -42940,7 +45139,14 @@
         </w:rPr>
       </w:pPr>
       <w:r>
-        <w:rPr/>
+        <w:rPr>
+          <w:rFonts w:eastAsia="맑은 고딕" w:cs="Arial Unicode MS"/>
+          <w:i w:val="false"/>
+          <w:iCs w:val="false"/>
+          <w:color w:val="auto"/>
+          <w:kern w:val="2"/>
+          <w:lang w:val="en-US" w:eastAsia="ko-KR" w:bidi="hi-IN"/>
+        </w:rPr>
       </w:r>
     </w:p>
     <w:p>
@@ -42959,7 +45165,14 @@
         </w:rPr>
       </w:pPr>
       <w:r>
-        <w:rPr/>
+        <w:rPr>
+          <w:rFonts w:eastAsia="맑은 고딕" w:cs="Arial Unicode MS"/>
+          <w:i w:val="false"/>
+          <w:iCs w:val="false"/>
+          <w:color w:val="auto"/>
+          <w:kern w:val="2"/>
+          <w:lang w:val="en-US" w:eastAsia="ko-KR" w:bidi="hi-IN"/>
+        </w:rPr>
       </w:r>
     </w:p>
     <w:p>
@@ -42978,7 +45191,14 @@
         </w:rPr>
       </w:pPr>
       <w:r>
-        <w:rPr/>
+        <w:rPr>
+          <w:rFonts w:eastAsia="맑은 고딕" w:cs="Arial Unicode MS"/>
+          <w:i w:val="false"/>
+          <w:iCs w:val="false"/>
+          <w:color w:val="auto"/>
+          <w:kern w:val="2"/>
+          <w:lang w:val="en-US" w:eastAsia="ko-KR" w:bidi="hi-IN"/>
+        </w:rPr>
       </w:r>
     </w:p>
     <w:p>
@@ -42997,7 +45217,14 @@
         </w:rPr>
       </w:pPr>
       <w:r>
-        <w:rPr/>
+        <w:rPr>
+          <w:rFonts w:eastAsia="맑은 고딕" w:cs="Arial Unicode MS"/>
+          <w:i w:val="false"/>
+          <w:iCs w:val="false"/>
+          <w:color w:val="auto"/>
+          <w:kern w:val="2"/>
+          <w:lang w:val="en-US" w:eastAsia="ko-KR" w:bidi="hi-IN"/>
+        </w:rPr>
       </w:r>
     </w:p>
     <w:p>
@@ -43016,7 +45243,14 @@
         </w:rPr>
       </w:pPr>
       <w:r>
-        <w:rPr/>
+        <w:rPr>
+          <w:rFonts w:eastAsia="맑은 고딕" w:cs="Arial Unicode MS"/>
+          <w:i w:val="false"/>
+          <w:iCs w:val="false"/>
+          <w:color w:val="auto"/>
+          <w:kern w:val="2"/>
+          <w:lang w:val="en-US" w:eastAsia="ko-KR" w:bidi="hi-IN"/>
+        </w:rPr>
       </w:r>
     </w:p>
     <w:p>
@@ -43035,7 +45269,14 @@
         </w:rPr>
       </w:pPr>
       <w:r>
-        <w:rPr/>
+        <w:rPr>
+          <w:rFonts w:eastAsia="맑은 고딕" w:cs="Arial Unicode MS"/>
+          <w:i w:val="false"/>
+          <w:iCs w:val="false"/>
+          <w:color w:val="auto"/>
+          <w:kern w:val="2"/>
+          <w:lang w:val="en-US" w:eastAsia="ko-KR" w:bidi="hi-IN"/>
+        </w:rPr>
       </w:r>
     </w:p>
     <w:p>
@@ -43054,7 +45295,14 @@
         </w:rPr>
       </w:pPr>
       <w:r>
-        <w:rPr/>
+        <w:rPr>
+          <w:rFonts w:eastAsia="맑은 고딕" w:cs="Arial Unicode MS"/>
+          <w:i w:val="false"/>
+          <w:iCs w:val="false"/>
+          <w:color w:val="auto"/>
+          <w:kern w:val="2"/>
+          <w:lang w:val="en-US" w:eastAsia="ko-KR" w:bidi="hi-IN"/>
+        </w:rPr>
       </w:r>
     </w:p>
     <w:p>
@@ -43073,7 +45321,14 @@
         </w:rPr>
       </w:pPr>
       <w:r>
-        <w:rPr/>
+        <w:rPr>
+          <w:rFonts w:eastAsia="맑은 고딕" w:cs="Arial Unicode MS"/>
+          <w:i w:val="false"/>
+          <w:iCs w:val="false"/>
+          <w:color w:val="auto"/>
+          <w:kern w:val="2"/>
+          <w:lang w:val="en-US" w:eastAsia="ko-KR" w:bidi="hi-IN"/>
+        </w:rPr>
       </w:r>
     </w:p>
     <w:p>
@@ -43092,7 +45347,14 @@
         </w:rPr>
       </w:pPr>
       <w:r>
-        <w:rPr/>
+        <w:rPr>
+          <w:rFonts w:eastAsia="맑은 고딕" w:cs="Arial Unicode MS"/>
+          <w:i w:val="false"/>
+          <w:iCs w:val="false"/>
+          <w:color w:val="auto"/>
+          <w:kern w:val="2"/>
+          <w:lang w:val="en-US" w:eastAsia="ko-KR" w:bidi="hi-IN"/>
+        </w:rPr>
       </w:r>
     </w:p>
     <w:p>
@@ -43111,7 +45373,14 @@
         </w:rPr>
       </w:pPr>
       <w:r>
-        <w:rPr/>
+        <w:rPr>
+          <w:rFonts w:eastAsia="맑은 고딕" w:cs="Arial Unicode MS"/>
+          <w:i w:val="false"/>
+          <w:iCs w:val="false"/>
+          <w:color w:val="auto"/>
+          <w:kern w:val="2"/>
+          <w:lang w:val="en-US" w:eastAsia="ko-KR" w:bidi="hi-IN"/>
+        </w:rPr>
       </w:r>
     </w:p>
     <w:p>
@@ -43130,7 +45399,14 @@
         </w:rPr>
       </w:pPr>
       <w:r>
-        <w:rPr/>
+        <w:rPr>
+          <w:rFonts w:eastAsia="맑은 고딕" w:cs="Arial Unicode MS"/>
+          <w:i w:val="false"/>
+          <w:iCs w:val="false"/>
+          <w:color w:val="auto"/>
+          <w:kern w:val="2"/>
+          <w:lang w:val="en-US" w:eastAsia="ko-KR" w:bidi="hi-IN"/>
+        </w:rPr>
       </w:r>
     </w:p>
     <w:p>
@@ -43149,7 +45425,14 @@
         </w:rPr>
       </w:pPr>
       <w:r>
-        <w:rPr/>
+        <w:rPr>
+          <w:rFonts w:eastAsia="맑은 고딕" w:cs="Arial Unicode MS"/>
+          <w:i w:val="false"/>
+          <w:iCs w:val="false"/>
+          <w:color w:val="auto"/>
+          <w:kern w:val="2"/>
+          <w:lang w:val="en-US" w:eastAsia="ko-KR" w:bidi="hi-IN"/>
+        </w:rPr>
       </w:r>
     </w:p>
     <w:p>
@@ -43168,7 +45451,14 @@
         </w:rPr>
       </w:pPr>
       <w:r>
-        <w:rPr/>
+        <w:rPr>
+          <w:rFonts w:eastAsia="맑은 고딕" w:cs="Arial Unicode MS"/>
+          <w:i w:val="false"/>
+          <w:iCs w:val="false"/>
+          <w:color w:val="auto"/>
+          <w:kern w:val="2"/>
+          <w:lang w:val="en-US" w:eastAsia="ko-KR" w:bidi="hi-IN"/>
+        </w:rPr>
       </w:r>
     </w:p>
     <w:p>
@@ -43187,7 +45477,14 @@
         </w:rPr>
       </w:pPr>
       <w:r>
-        <w:rPr/>
+        <w:rPr>
+          <w:rFonts w:eastAsia="맑은 고딕" w:cs="Arial Unicode MS"/>
+          <w:i w:val="false"/>
+          <w:iCs w:val="false"/>
+          <w:color w:val="auto"/>
+          <w:kern w:val="2"/>
+          <w:lang w:val="en-US" w:eastAsia="ko-KR" w:bidi="hi-IN"/>
+        </w:rPr>
       </w:r>
     </w:p>
     <w:p>
@@ -43206,7 +45503,14 @@
         </w:rPr>
       </w:pPr>
       <w:r>
-        <w:rPr/>
+        <w:rPr>
+          <w:rFonts w:eastAsia="맑은 고딕" w:cs="Arial Unicode MS"/>
+          <w:i w:val="false"/>
+          <w:iCs w:val="false"/>
+          <w:color w:val="auto"/>
+          <w:kern w:val="2"/>
+          <w:lang w:val="en-US" w:eastAsia="ko-KR" w:bidi="hi-IN"/>
+        </w:rPr>
       </w:r>
     </w:p>
     <w:p>
@@ -43225,7 +45529,14 @@
         </w:rPr>
       </w:pPr>
       <w:r>
-        <w:rPr/>
+        <w:rPr>
+          <w:rFonts w:eastAsia="맑은 고딕" w:cs="Arial Unicode MS"/>
+          <w:i w:val="false"/>
+          <w:iCs w:val="false"/>
+          <w:color w:val="auto"/>
+          <w:kern w:val="2"/>
+          <w:lang w:val="en-US" w:eastAsia="ko-KR" w:bidi="hi-IN"/>
+        </w:rPr>
       </w:r>
     </w:p>
     <w:p>
@@ -43244,7 +45555,14 @@
         </w:rPr>
       </w:pPr>
       <w:r>
-        <w:rPr/>
+        <w:rPr>
+          <w:rFonts w:eastAsia="맑은 고딕" w:cs="Arial Unicode MS"/>
+          <w:i w:val="false"/>
+          <w:iCs w:val="false"/>
+          <w:color w:val="auto"/>
+          <w:kern w:val="2"/>
+          <w:lang w:val="en-US" w:eastAsia="ko-KR" w:bidi="hi-IN"/>
+        </w:rPr>
       </w:r>
     </w:p>
     <w:p>
@@ -43294,7 +45612,14 @@
         </w:rPr>
       </w:pPr>
       <w:r>
-        <w:rPr/>
+        <w:rPr>
+          <w:rFonts w:eastAsia="맑은 고딕" w:cs="Arial Unicode MS"/>
+          <w:i w:val="false"/>
+          <w:iCs w:val="false"/>
+          <w:color w:val="auto"/>
+          <w:kern w:val="2"/>
+          <w:lang w:val="en-US" w:eastAsia="ko-KR" w:bidi="hi-IN"/>
+        </w:rPr>
       </w:r>
     </w:p>
     <w:tbl>
@@ -43311,7 +45636,7 @@
         </w:tblCellMar>
       </w:tblPr>
       <w:tblGrid>
-        <w:gridCol w:w="1921"/>
+        <w:gridCol w:w="1920"/>
         <w:gridCol w:w="7021"/>
       </w:tblGrid>
       <w:tr>
@@ -43320,13 +45645,14 @@
         </w:trPr>
         <w:tc>
           <w:tcPr>
-            <w:tcW w:w="1921" w:type="dxa"/>
+            <w:tcW w:w="1920" w:type="dxa"/>
             <w:tcBorders/>
             <w:vAlign w:val="center"/>
           </w:tcPr>
           <w:p>
             <w:pPr>
               <w:pStyle w:val="Style20"/>
+              <w:widowControl w:val="false"/>
               <w:rPr/>
             </w:pPr>
             <w:r>
@@ -43344,6 +45670,7 @@
           <w:p>
             <w:pPr>
               <w:pStyle w:val="Style20"/>
+              <w:widowControl w:val="false"/>
               <w:rPr/>
             </w:pPr>
             <w:r>
@@ -43357,13 +45684,14 @@
         <w:trPr/>
         <w:tc>
           <w:tcPr>
-            <w:tcW w:w="1921" w:type="dxa"/>
+            <w:tcW w:w="1920" w:type="dxa"/>
             <w:tcBorders/>
             <w:vAlign w:val="center"/>
           </w:tcPr>
           <w:p>
             <w:pPr>
               <w:pStyle w:val="Style20"/>
+              <w:widowControl w:val="false"/>
               <w:jc w:val="left"/>
               <w:rPr/>
             </w:pPr>
@@ -43417,6 +45745,7 @@
           <w:p>
             <w:pPr>
               <w:pStyle w:val="Style20"/>
+              <w:widowControl w:val="false"/>
               <w:jc w:val="left"/>
               <w:rPr>
                 <w:b w:val="false"/>
@@ -43500,7 +45829,20 @@
                 <w:szCs w:val="24"/>
                 <w:lang w:val="en-US" w:eastAsia="ko-KR" w:bidi="hi-IN"/>
               </w:rPr>
-              <w:t>)</w:t>
+              <w:t xml:space="preserve">)→ </w:t>
+            </w:r>
+            <w:r>
+              <w:rPr>
+                <w:rFonts w:ascii="바탕" w:hAnsi="바탕" w:cs="Arial Unicode MS"/>
+                <w:b w:val="false"/>
+                <w:bCs w:val="false"/>
+                <w:color w:val="auto"/>
+                <w:kern w:val="2"/>
+                <w:sz w:val="24"/>
+                <w:szCs w:val="24"/>
+                <w:lang w:val="en-US" w:eastAsia="ko-KR" w:bidi="hi-IN"/>
+              </w:rPr>
+              <w:t>게이지가 따로 표시되지 않음</w:t>
             </w:r>
             <w:r>
               <w:rPr>
@@ -43513,7 +45855,7 @@
                 <w:szCs w:val="24"/>
                 <w:lang w:val="en-US" w:eastAsia="ko-KR" w:bidi="hi-IN"/>
               </w:rPr>
-              <w:t xml:space="preserve">→ </w:t>
+              <w:t xml:space="preserve">, </w:t>
             </w:r>
             <w:r>
               <w:rPr>
@@ -43526,7 +45868,7 @@
                 <w:szCs w:val="24"/>
                 <w:lang w:val="en-US" w:eastAsia="ko-KR" w:bidi="hi-IN"/>
               </w:rPr>
-              <w:t>게이지가 따로 표시되지 않음</w:t>
+              <w:t>홀드중 방향 전환시 게이지 내려감 홀드시간은 기본적으로 길지 않지만</w:t>
             </w:r>
             <w:r>
               <w:rPr>
@@ -43539,7 +45881,7 @@
                 <w:szCs w:val="24"/>
                 <w:lang w:val="en-US" w:eastAsia="ko-KR" w:bidi="hi-IN"/>
               </w:rPr>
-              <w:t xml:space="preserve">, </w:t>
+              <w:t>(1~2</w:t>
             </w:r>
             <w:r>
               <w:rPr>
@@ -43552,7 +45894,7 @@
                 <w:szCs w:val="24"/>
                 <w:lang w:val="en-US" w:eastAsia="ko-KR" w:bidi="hi-IN"/>
               </w:rPr>
-              <w:t>홀드중 방향 전환시 게이지 내려감 홀드시간은 기본적으로 길지 않지만</w:t>
+              <w:t>초 사이</w:t>
             </w:r>
             <w:r>
               <w:rPr>
@@ -43565,7 +45907,7 @@
                 <w:szCs w:val="24"/>
                 <w:lang w:val="en-US" w:eastAsia="ko-KR" w:bidi="hi-IN"/>
               </w:rPr>
-              <w:t>(1~2</w:t>
+              <w:t xml:space="preserve">) </w:t>
             </w:r>
             <w:r>
               <w:rPr>
@@ -43578,32 +45920,6 @@
                 <w:szCs w:val="24"/>
                 <w:lang w:val="en-US" w:eastAsia="ko-KR" w:bidi="hi-IN"/>
               </w:rPr>
-              <w:t>초 사이</w:t>
-            </w:r>
-            <w:r>
-              <w:rPr>
-                <w:rFonts w:eastAsia="맑은 고딕" w:cs="Arial Unicode MS"/>
-                <w:b w:val="false"/>
-                <w:bCs w:val="false"/>
-                <w:color w:val="auto"/>
-                <w:kern w:val="2"/>
-                <w:sz w:val="24"/>
-                <w:szCs w:val="24"/>
-                <w:lang w:val="en-US" w:eastAsia="ko-KR" w:bidi="hi-IN"/>
-              </w:rPr>
-              <w:t xml:space="preserve">) </w:t>
-            </w:r>
-            <w:r>
-              <w:rPr>
-                <w:rFonts w:ascii="바탕" w:hAnsi="바탕" w:cs="Arial Unicode MS"/>
-                <w:b w:val="false"/>
-                <w:bCs w:val="false"/>
-                <w:color w:val="auto"/>
-                <w:kern w:val="2"/>
-                <w:sz w:val="24"/>
-                <w:szCs w:val="24"/>
-                <w:lang w:val="en-US" w:eastAsia="ko-KR" w:bidi="hi-IN"/>
-              </w:rPr>
               <w:t>무기의 무게에 따라 변동 가능</w:t>
             </w:r>
           </w:p>
@@ -43613,13 +45929,14 @@
         <w:trPr/>
         <w:tc>
           <w:tcPr>
-            <w:tcW w:w="1921" w:type="dxa"/>
+            <w:tcW w:w="1920" w:type="dxa"/>
             <w:tcBorders/>
             <w:vAlign w:val="center"/>
           </w:tcPr>
           <w:p>
             <w:pPr>
               <w:pStyle w:val="Style19"/>
+              <w:widowControl w:val="false"/>
               <w:rPr/>
             </w:pPr>
             <w:r>
@@ -43639,6 +45956,7 @@
           <w:p>
             <w:pPr>
               <w:pStyle w:val="Style19"/>
+              <w:widowControl w:val="false"/>
               <w:rPr/>
             </w:pPr>
             <w:r>
@@ -43672,13 +45990,14 @@
         <w:trPr/>
         <w:tc>
           <w:tcPr>
-            <w:tcW w:w="1921" w:type="dxa"/>
+            <w:tcW w:w="1920" w:type="dxa"/>
             <w:tcBorders/>
             <w:vAlign w:val="center"/>
           </w:tcPr>
           <w:p>
             <w:pPr>
               <w:pStyle w:val="Style19"/>
+              <w:widowControl w:val="false"/>
               <w:rPr/>
             </w:pPr>
             <w:r>
@@ -43716,6 +46035,7 @@
           <w:p>
             <w:pPr>
               <w:pStyle w:val="Style19"/>
+              <w:widowControl w:val="false"/>
               <w:rPr/>
             </w:pPr>
             <w:r>
@@ -43758,13 +46078,14 @@
         <w:trPr/>
         <w:tc>
           <w:tcPr>
-            <w:tcW w:w="1921" w:type="dxa"/>
+            <w:tcW w:w="1920" w:type="dxa"/>
             <w:tcBorders/>
             <w:vAlign w:val="center"/>
           </w:tcPr>
           <w:p>
             <w:pPr>
               <w:pStyle w:val="Style19"/>
+              <w:widowControl w:val="false"/>
               <w:rPr/>
             </w:pPr>
             <w:r>
@@ -43796,6 +46117,7 @@
           <w:p>
             <w:pPr>
               <w:pStyle w:val="Style19"/>
+              <w:widowControl w:val="false"/>
               <w:rPr/>
             </w:pPr>
             <w:r>
@@ -43821,13 +46143,14 @@
         <w:trPr/>
         <w:tc>
           <w:tcPr>
-            <w:tcW w:w="1921" w:type="dxa"/>
+            <w:tcW w:w="1920" w:type="dxa"/>
             <w:tcBorders/>
             <w:vAlign w:val="center"/>
           </w:tcPr>
           <w:p>
             <w:pPr>
               <w:pStyle w:val="Style19"/>
+              <w:widowControl w:val="false"/>
               <w:rPr/>
             </w:pPr>
             <w:r>
@@ -43847,6 +46170,7 @@
           <w:p>
             <w:pPr>
               <w:pStyle w:val="Style19"/>
+              <w:widowControl w:val="false"/>
               <w:rPr/>
             </w:pPr>
             <w:r>
@@ -43940,7 +46264,14 @@
         </w:rPr>
       </w:pPr>
       <w:r>
-        <w:rPr/>
+        <w:rPr>
+          <w:rFonts w:eastAsia="맑은 고딕" w:cs="Arial Unicode MS"/>
+          <w:i w:val="false"/>
+          <w:iCs w:val="false"/>
+          <w:color w:val="auto"/>
+          <w:kern w:val="2"/>
+          <w:lang w:val="en-US" w:eastAsia="ko-KR" w:bidi="hi-IN"/>
+        </w:rPr>
       </w:r>
     </w:p>
     <w:p>
@@ -43984,7 +46315,7 @@
       </w:tblPr>
       <w:tblGrid>
         <w:gridCol w:w="3566"/>
-        <w:gridCol w:w="6072"/>
+        <w:gridCol w:w="6071"/>
       </w:tblGrid>
       <w:tr>
         <w:trPr>
@@ -43999,6 +46330,7 @@
           <w:p>
             <w:pPr>
               <w:pStyle w:val="Style20"/>
+              <w:widowControl w:val="false"/>
               <w:rPr/>
             </w:pPr>
             <w:r>
@@ -44009,13 +46341,14 @@
         </w:tc>
         <w:tc>
           <w:tcPr>
-            <w:tcW w:w="6072" w:type="dxa"/>
+            <w:tcW w:w="6071" w:type="dxa"/>
             <w:tcBorders/>
             <w:vAlign w:val="center"/>
           </w:tcPr>
           <w:p>
             <w:pPr>
               <w:pStyle w:val="Style20"/>
+              <w:widowControl w:val="false"/>
               <w:rPr/>
             </w:pPr>
             <w:r>
@@ -44036,6 +46369,7 @@
           <w:p>
             <w:pPr>
               <w:pStyle w:val="Style19"/>
+              <w:widowControl w:val="false"/>
               <w:rPr/>
             </w:pPr>
             <w:r>
@@ -44050,13 +46384,14 @@
         </w:tc>
         <w:tc>
           <w:tcPr>
-            <w:tcW w:w="6072" w:type="dxa"/>
+            <w:tcW w:w="6071" w:type="dxa"/>
             <w:tcBorders/>
             <w:vAlign w:val="center"/>
           </w:tcPr>
           <w:p>
             <w:pPr>
               <w:pStyle w:val="Style19"/>
+              <w:widowControl w:val="false"/>
               <w:rPr/>
             </w:pPr>
             <w:r>
@@ -44085,6 +46420,7 @@
           <w:p>
             <w:pPr>
               <w:pStyle w:val="Style19"/>
+              <w:widowControl w:val="false"/>
               <w:rPr/>
             </w:pPr>
             <w:r>
@@ -44099,13 +46435,14 @@
         </w:tc>
         <w:tc>
           <w:tcPr>
-            <w:tcW w:w="6072" w:type="dxa"/>
+            <w:tcW w:w="6071" w:type="dxa"/>
             <w:tcBorders/>
             <w:vAlign w:val="center"/>
           </w:tcPr>
           <w:p>
             <w:pPr>
               <w:pStyle w:val="Style19"/>
+              <w:widowControl w:val="false"/>
               <w:rPr/>
             </w:pPr>
             <w:r>
@@ -44134,6 +46471,7 @@
           <w:p>
             <w:pPr>
               <w:pStyle w:val="Style19"/>
+              <w:widowControl w:val="false"/>
               <w:rPr/>
             </w:pPr>
             <w:r>
@@ -44156,13 +46494,14 @@
         </w:tc>
         <w:tc>
           <w:tcPr>
-            <w:tcW w:w="6072" w:type="dxa"/>
+            <w:tcW w:w="6071" w:type="dxa"/>
             <w:tcBorders/>
             <w:vAlign w:val="center"/>
           </w:tcPr>
           <w:p>
             <w:pPr>
               <w:pStyle w:val="Style19"/>
+              <w:widowControl w:val="false"/>
               <w:rPr/>
             </w:pPr>
             <w:r>
@@ -45903,7 +48242,7 @@
     <w:pPr>
       <w:widowControl/>
       <w:suppressAutoHyphens w:val="true"/>
-      <w:overflowPunct w:val="false"/>
+      <w:overflowPunct w:val="true"/>
       <w:bidi w:val="0"/>
       <w:spacing w:before="0" w:after="0"/>
       <w:jc w:val="left"/>

--- a/2025 게임 개발 계획서v0.1.docx
+++ b/2025 게임 개발 계획서v0.1.docx
@@ -5716,11 +5716,11 @@
         <w:gridCol w:w="621"/>
         <w:gridCol w:w="2721"/>
         <w:gridCol w:w="930"/>
-        <w:gridCol w:w="942"/>
+        <w:gridCol w:w="943"/>
         <w:gridCol w:w="930"/>
         <w:gridCol w:w="930"/>
         <w:gridCol w:w="929"/>
-        <w:gridCol w:w="2195"/>
+        <w:gridCol w:w="2194"/>
       </w:tblGrid>
       <w:tr>
         <w:trPr/>
@@ -5813,7 +5813,7 @@
         </w:tc>
         <w:tc>
           <w:tcPr>
-            <w:tcW w:w="942" w:type="dxa"/>
+            <w:tcW w:w="943" w:type="dxa"/>
             <w:tcBorders>
               <w:top w:val="single" w:sz="4" w:space="0" w:color="000000"/>
               <w:left w:val="single" w:sz="4" w:space="0" w:color="000000"/>
@@ -5929,7 +5929,7 @@
         </w:tc>
         <w:tc>
           <w:tcPr>
-            <w:tcW w:w="2195" w:type="dxa"/>
+            <w:tcW w:w="2194" w:type="dxa"/>
             <w:tcBorders>
               <w:top w:val="single" w:sz="4" w:space="0" w:color="000000"/>
               <w:left w:val="single" w:sz="4" w:space="0" w:color="000000"/>
@@ -6065,7 +6065,7 @@
         </w:tc>
         <w:tc>
           <w:tcPr>
-            <w:tcW w:w="942" w:type="dxa"/>
+            <w:tcW w:w="943" w:type="dxa"/>
             <w:tcBorders>
               <w:left w:val="single" w:sz="4" w:space="0" w:color="000000"/>
               <w:bottom w:val="single" w:sz="4" w:space="0" w:color="000000"/>
@@ -6366,7 +6366,7 @@
         </w:tc>
         <w:tc>
           <w:tcPr>
-            <w:tcW w:w="2195" w:type="dxa"/>
+            <w:tcW w:w="2194" w:type="dxa"/>
             <w:tcBorders>
               <w:left w:val="single" w:sz="4" w:space="0" w:color="000000"/>
               <w:bottom w:val="single" w:sz="4" w:space="0" w:color="000000"/>
@@ -8003,8 +8003,8 @@
         <w:gridCol w:w="934"/>
         <w:gridCol w:w="928"/>
         <w:gridCol w:w="927"/>
-        <w:gridCol w:w="942"/>
-        <w:gridCol w:w="2428"/>
+        <w:gridCol w:w="943"/>
+        <w:gridCol w:w="2427"/>
       </w:tblGrid>
       <w:tr>
         <w:trPr/>
@@ -8184,7 +8184,7 @@
         </w:tc>
         <w:tc>
           <w:tcPr>
-            <w:tcW w:w="942" w:type="dxa"/>
+            <w:tcW w:w="943" w:type="dxa"/>
             <w:tcBorders>
               <w:top w:val="single" w:sz="4" w:space="0" w:color="000000"/>
               <w:left w:val="single" w:sz="4" w:space="0" w:color="000000"/>
@@ -8213,7 +8213,7 @@
         </w:tc>
         <w:tc>
           <w:tcPr>
-            <w:tcW w:w="2428" w:type="dxa"/>
+            <w:tcW w:w="2427" w:type="dxa"/>
             <w:tcBorders>
               <w:top w:val="single" w:sz="4" w:space="0" w:color="000000"/>
               <w:left w:val="single" w:sz="4" w:space="0" w:color="000000"/>
@@ -8414,7 +8414,7 @@
         </w:tc>
         <w:tc>
           <w:tcPr>
-            <w:tcW w:w="942" w:type="dxa"/>
+            <w:tcW w:w="943" w:type="dxa"/>
             <w:tcBorders>
               <w:left w:val="single" w:sz="4" w:space="0" w:color="000000"/>
               <w:bottom w:val="single" w:sz="4" w:space="0" w:color="000000"/>
@@ -8442,7 +8442,7 @@
         </w:tc>
         <w:tc>
           <w:tcPr>
-            <w:tcW w:w="2428" w:type="dxa"/>
+            <w:tcW w:w="2427" w:type="dxa"/>
             <w:tcBorders>
               <w:left w:val="single" w:sz="4" w:space="0" w:color="000000"/>
               <w:bottom w:val="single" w:sz="4" w:space="0" w:color="000000"/>
@@ -8642,7 +8642,7 @@
         </w:tc>
         <w:tc>
           <w:tcPr>
-            <w:tcW w:w="942" w:type="dxa"/>
+            <w:tcW w:w="943" w:type="dxa"/>
             <w:tcBorders>
               <w:left w:val="single" w:sz="4" w:space="0" w:color="000000"/>
               <w:bottom w:val="single" w:sz="4" w:space="0" w:color="000000"/>
@@ -8670,7 +8670,7 @@
         </w:tc>
         <w:tc>
           <w:tcPr>
-            <w:tcW w:w="2428" w:type="dxa"/>
+            <w:tcW w:w="2427" w:type="dxa"/>
             <w:tcBorders>
               <w:left w:val="single" w:sz="4" w:space="0" w:color="000000"/>
               <w:bottom w:val="single" w:sz="4" w:space="0" w:color="000000"/>
@@ -8870,7 +8870,7 @@
         </w:tc>
         <w:tc>
           <w:tcPr>
-            <w:tcW w:w="942" w:type="dxa"/>
+            <w:tcW w:w="943" w:type="dxa"/>
             <w:tcBorders>
               <w:left w:val="single" w:sz="4" w:space="0" w:color="000000"/>
               <w:bottom w:val="single" w:sz="4" w:space="0" w:color="000000"/>
@@ -8898,7 +8898,7 @@
         </w:tc>
         <w:tc>
           <w:tcPr>
-            <w:tcW w:w="2428" w:type="dxa"/>
+            <w:tcW w:w="2427" w:type="dxa"/>
             <w:tcBorders>
               <w:left w:val="single" w:sz="4" w:space="0" w:color="000000"/>
               <w:bottom w:val="single" w:sz="4" w:space="0" w:color="000000"/>
@@ -9098,7 +9098,7 @@
         </w:tc>
         <w:tc>
           <w:tcPr>
-            <w:tcW w:w="942" w:type="dxa"/>
+            <w:tcW w:w="943" w:type="dxa"/>
             <w:tcBorders>
               <w:left w:val="single" w:sz="4" w:space="0" w:color="000000"/>
               <w:bottom w:val="single" w:sz="4" w:space="0" w:color="000000"/>
@@ -9126,7 +9126,7 @@
         </w:tc>
         <w:tc>
           <w:tcPr>
-            <w:tcW w:w="2428" w:type="dxa"/>
+            <w:tcW w:w="2427" w:type="dxa"/>
             <w:tcBorders>
               <w:left w:val="single" w:sz="4" w:space="0" w:color="000000"/>
               <w:bottom w:val="single" w:sz="4" w:space="0" w:color="000000"/>
@@ -9325,7 +9325,7 @@
         </w:tc>
         <w:tc>
           <w:tcPr>
-            <w:tcW w:w="942" w:type="dxa"/>
+            <w:tcW w:w="943" w:type="dxa"/>
             <w:tcBorders>
               <w:left w:val="single" w:sz="4" w:space="0" w:color="000000"/>
               <w:bottom w:val="single" w:sz="4" w:space="0" w:color="000000"/>
@@ -9353,7 +9353,7 @@
         </w:tc>
         <w:tc>
           <w:tcPr>
-            <w:tcW w:w="2428" w:type="dxa"/>
+            <w:tcW w:w="2427" w:type="dxa"/>
             <w:tcBorders>
               <w:left w:val="single" w:sz="4" w:space="0" w:color="000000"/>
               <w:bottom w:val="single" w:sz="4" w:space="0" w:color="000000"/>
@@ -9553,7 +9553,7 @@
         </w:tc>
         <w:tc>
           <w:tcPr>
-            <w:tcW w:w="942" w:type="dxa"/>
+            <w:tcW w:w="943" w:type="dxa"/>
             <w:tcBorders>
               <w:left w:val="single" w:sz="4" w:space="0" w:color="000000"/>
               <w:bottom w:val="single" w:sz="4" w:space="0" w:color="000000"/>
@@ -9581,7 +9581,7 @@
         </w:tc>
         <w:tc>
           <w:tcPr>
-            <w:tcW w:w="2428" w:type="dxa"/>
+            <w:tcW w:w="2427" w:type="dxa"/>
             <w:tcBorders>
               <w:left w:val="single" w:sz="4" w:space="0" w:color="000000"/>
               <w:bottom w:val="single" w:sz="4" w:space="0" w:color="000000"/>
@@ -9781,7 +9781,7 @@
         </w:tc>
         <w:tc>
           <w:tcPr>
-            <w:tcW w:w="942" w:type="dxa"/>
+            <w:tcW w:w="943" w:type="dxa"/>
             <w:tcBorders>
               <w:left w:val="single" w:sz="4" w:space="0" w:color="000000"/>
               <w:bottom w:val="single" w:sz="4" w:space="0" w:color="000000"/>
@@ -9809,7 +9809,7 @@
         </w:tc>
         <w:tc>
           <w:tcPr>
-            <w:tcW w:w="2428" w:type="dxa"/>
+            <w:tcW w:w="2427" w:type="dxa"/>
             <w:tcBorders>
               <w:left w:val="single" w:sz="4" w:space="0" w:color="000000"/>
               <w:bottom w:val="single" w:sz="4" w:space="0" w:color="000000"/>
@@ -10009,7 +10009,7 @@
         </w:tc>
         <w:tc>
           <w:tcPr>
-            <w:tcW w:w="942" w:type="dxa"/>
+            <w:tcW w:w="943" w:type="dxa"/>
             <w:tcBorders>
               <w:left w:val="single" w:sz="4" w:space="0" w:color="000000"/>
               <w:bottom w:val="single" w:sz="4" w:space="0" w:color="000000"/>
@@ -10037,7 +10037,7 @@
         </w:tc>
         <w:tc>
           <w:tcPr>
-            <w:tcW w:w="2428" w:type="dxa"/>
+            <w:tcW w:w="2427" w:type="dxa"/>
             <w:tcBorders>
               <w:left w:val="single" w:sz="4" w:space="0" w:color="000000"/>
               <w:bottom w:val="single" w:sz="4" w:space="0" w:color="000000"/>
@@ -10237,7 +10237,7 @@
         </w:tc>
         <w:tc>
           <w:tcPr>
-            <w:tcW w:w="942" w:type="dxa"/>
+            <w:tcW w:w="943" w:type="dxa"/>
             <w:tcBorders>
               <w:left w:val="single" w:sz="4" w:space="0" w:color="000000"/>
               <w:bottom w:val="single" w:sz="4" w:space="0" w:color="000000"/>
@@ -10265,7 +10265,7 @@
         </w:tc>
         <w:tc>
           <w:tcPr>
-            <w:tcW w:w="2428" w:type="dxa"/>
+            <w:tcW w:w="2427" w:type="dxa"/>
             <w:tcBorders>
               <w:left w:val="single" w:sz="4" w:space="0" w:color="000000"/>
               <w:bottom w:val="single" w:sz="4" w:space="0" w:color="000000"/>
@@ -10474,7 +10474,7 @@
         </w:tc>
         <w:tc>
           <w:tcPr>
-            <w:tcW w:w="942" w:type="dxa"/>
+            <w:tcW w:w="943" w:type="dxa"/>
             <w:tcBorders>
               <w:left w:val="single" w:sz="4" w:space="0" w:color="000000"/>
               <w:bottom w:val="single" w:sz="4" w:space="0" w:color="000000"/>
@@ -10502,7 +10502,7 @@
         </w:tc>
         <w:tc>
           <w:tcPr>
-            <w:tcW w:w="2428" w:type="dxa"/>
+            <w:tcW w:w="2427" w:type="dxa"/>
             <w:tcBorders>
               <w:left w:val="single" w:sz="4" w:space="0" w:color="000000"/>
               <w:bottom w:val="single" w:sz="4" w:space="0" w:color="000000"/>
@@ -10711,7 +10711,7 @@
         </w:tc>
         <w:tc>
           <w:tcPr>
-            <w:tcW w:w="942" w:type="dxa"/>
+            <w:tcW w:w="943" w:type="dxa"/>
             <w:tcBorders>
               <w:left w:val="single" w:sz="4" w:space="0" w:color="000000"/>
               <w:bottom w:val="single" w:sz="4" w:space="0" w:color="000000"/>
@@ -10739,7 +10739,7 @@
         </w:tc>
         <w:tc>
           <w:tcPr>
-            <w:tcW w:w="2428" w:type="dxa"/>
+            <w:tcW w:w="2427" w:type="dxa"/>
             <w:tcBorders>
               <w:left w:val="single" w:sz="4" w:space="0" w:color="000000"/>
               <w:bottom w:val="single" w:sz="4" w:space="0" w:color="000000"/>
@@ -10948,7 +10948,7 @@
         </w:tc>
         <w:tc>
           <w:tcPr>
-            <w:tcW w:w="942" w:type="dxa"/>
+            <w:tcW w:w="943" w:type="dxa"/>
             <w:tcBorders>
               <w:left w:val="single" w:sz="4" w:space="0" w:color="000000"/>
               <w:bottom w:val="single" w:sz="4" w:space="0" w:color="000000"/>
@@ -10976,7 +10976,7 @@
         </w:tc>
         <w:tc>
           <w:tcPr>
-            <w:tcW w:w="2428" w:type="dxa"/>
+            <w:tcW w:w="2427" w:type="dxa"/>
             <w:tcBorders>
               <w:left w:val="single" w:sz="4" w:space="0" w:color="000000"/>
               <w:bottom w:val="single" w:sz="4" w:space="0" w:color="000000"/>
@@ -11353,8 +11353,8 @@
         <w:gridCol w:w="934"/>
         <w:gridCol w:w="928"/>
         <w:gridCol w:w="927"/>
-        <w:gridCol w:w="942"/>
-        <w:gridCol w:w="2428"/>
+        <w:gridCol w:w="943"/>
+        <w:gridCol w:w="2427"/>
       </w:tblGrid>
       <w:tr>
         <w:trPr/>
@@ -11534,7 +11534,7 @@
         </w:tc>
         <w:tc>
           <w:tcPr>
-            <w:tcW w:w="942" w:type="dxa"/>
+            <w:tcW w:w="943" w:type="dxa"/>
             <w:tcBorders>
               <w:top w:val="single" w:sz="4" w:space="0" w:color="000000"/>
               <w:left w:val="single" w:sz="4" w:space="0" w:color="000000"/>
@@ -11563,7 +11563,7 @@
         </w:tc>
         <w:tc>
           <w:tcPr>
-            <w:tcW w:w="2428" w:type="dxa"/>
+            <w:tcW w:w="2427" w:type="dxa"/>
             <w:tcBorders>
               <w:top w:val="single" w:sz="4" w:space="0" w:color="000000"/>
               <w:left w:val="single" w:sz="4" w:space="0" w:color="000000"/>
@@ -11764,7 +11764,7 @@
         </w:tc>
         <w:tc>
           <w:tcPr>
-            <w:tcW w:w="942" w:type="dxa"/>
+            <w:tcW w:w="943" w:type="dxa"/>
             <w:tcBorders>
               <w:left w:val="single" w:sz="4" w:space="0" w:color="000000"/>
               <w:bottom w:val="single" w:sz="4" w:space="0" w:color="000000"/>
@@ -11792,7 +11792,7 @@
         </w:tc>
         <w:tc>
           <w:tcPr>
-            <w:tcW w:w="2428" w:type="dxa"/>
+            <w:tcW w:w="2427" w:type="dxa"/>
             <w:tcBorders>
               <w:left w:val="single" w:sz="4" w:space="0" w:color="000000"/>
               <w:bottom w:val="single" w:sz="4" w:space="0" w:color="000000"/>
@@ -11992,7 +11992,7 @@
         </w:tc>
         <w:tc>
           <w:tcPr>
-            <w:tcW w:w="942" w:type="dxa"/>
+            <w:tcW w:w="943" w:type="dxa"/>
             <w:tcBorders>
               <w:left w:val="single" w:sz="4" w:space="0" w:color="000000"/>
               <w:bottom w:val="single" w:sz="4" w:space="0" w:color="000000"/>
@@ -12024,7 +12024,7 @@
         </w:tc>
         <w:tc>
           <w:tcPr>
-            <w:tcW w:w="2428" w:type="dxa"/>
+            <w:tcW w:w="2427" w:type="dxa"/>
             <w:tcBorders>
               <w:left w:val="single" w:sz="4" w:space="0" w:color="000000"/>
               <w:bottom w:val="single" w:sz="4" w:space="0" w:color="000000"/>
@@ -12224,7 +12224,7 @@
         </w:tc>
         <w:tc>
           <w:tcPr>
-            <w:tcW w:w="942" w:type="dxa"/>
+            <w:tcW w:w="943" w:type="dxa"/>
             <w:tcBorders>
               <w:left w:val="single" w:sz="4" w:space="0" w:color="000000"/>
               <w:bottom w:val="single" w:sz="4" w:space="0" w:color="000000"/>
@@ -12252,7 +12252,7 @@
         </w:tc>
         <w:tc>
           <w:tcPr>
-            <w:tcW w:w="2428" w:type="dxa"/>
+            <w:tcW w:w="2427" w:type="dxa"/>
             <w:tcBorders>
               <w:left w:val="single" w:sz="4" w:space="0" w:color="000000"/>
               <w:bottom w:val="single" w:sz="4" w:space="0" w:color="000000"/>
@@ -12452,7 +12452,7 @@
         </w:tc>
         <w:tc>
           <w:tcPr>
-            <w:tcW w:w="942" w:type="dxa"/>
+            <w:tcW w:w="943" w:type="dxa"/>
             <w:tcBorders>
               <w:left w:val="single" w:sz="4" w:space="0" w:color="000000"/>
               <w:bottom w:val="single" w:sz="4" w:space="0" w:color="000000"/>
@@ -12480,7 +12480,7 @@
         </w:tc>
         <w:tc>
           <w:tcPr>
-            <w:tcW w:w="2428" w:type="dxa"/>
+            <w:tcW w:w="2427" w:type="dxa"/>
             <w:tcBorders>
               <w:left w:val="single" w:sz="4" w:space="0" w:color="000000"/>
               <w:bottom w:val="single" w:sz="4" w:space="0" w:color="000000"/>
@@ -12680,7 +12680,7 @@
         </w:tc>
         <w:tc>
           <w:tcPr>
-            <w:tcW w:w="942" w:type="dxa"/>
+            <w:tcW w:w="943" w:type="dxa"/>
             <w:tcBorders>
               <w:left w:val="single" w:sz="4" w:space="0" w:color="000000"/>
               <w:bottom w:val="single" w:sz="4" w:space="0" w:color="000000"/>
@@ -12708,7 +12708,7 @@
         </w:tc>
         <w:tc>
           <w:tcPr>
-            <w:tcW w:w="2428" w:type="dxa"/>
+            <w:tcW w:w="2427" w:type="dxa"/>
             <w:tcBorders>
               <w:left w:val="single" w:sz="4" w:space="0" w:color="000000"/>
               <w:bottom w:val="single" w:sz="4" w:space="0" w:color="000000"/>
@@ -12915,7 +12915,7 @@
         </w:tc>
         <w:tc>
           <w:tcPr>
-            <w:tcW w:w="942" w:type="dxa"/>
+            <w:tcW w:w="943" w:type="dxa"/>
             <w:tcBorders>
               <w:left w:val="single" w:sz="4" w:space="0" w:color="000000"/>
               <w:bottom w:val="single" w:sz="4" w:space="0" w:color="000000"/>
@@ -12943,7 +12943,7 @@
         </w:tc>
         <w:tc>
           <w:tcPr>
-            <w:tcW w:w="2428" w:type="dxa"/>
+            <w:tcW w:w="2427" w:type="dxa"/>
             <w:tcBorders>
               <w:left w:val="single" w:sz="4" w:space="0" w:color="000000"/>
               <w:bottom w:val="single" w:sz="4" w:space="0" w:color="000000"/>
@@ -13143,7 +13143,7 @@
         </w:tc>
         <w:tc>
           <w:tcPr>
-            <w:tcW w:w="942" w:type="dxa"/>
+            <w:tcW w:w="943" w:type="dxa"/>
             <w:tcBorders>
               <w:left w:val="single" w:sz="4" w:space="0" w:color="000000"/>
               <w:bottom w:val="single" w:sz="4" w:space="0" w:color="000000"/>
@@ -13171,7 +13171,7 @@
         </w:tc>
         <w:tc>
           <w:tcPr>
-            <w:tcW w:w="2428" w:type="dxa"/>
+            <w:tcW w:w="2427" w:type="dxa"/>
             <w:tcBorders>
               <w:left w:val="single" w:sz="4" w:space="0" w:color="000000"/>
               <w:bottom w:val="single" w:sz="4" w:space="0" w:color="000000"/>
@@ -13371,7 +13371,7 @@
         </w:tc>
         <w:tc>
           <w:tcPr>
-            <w:tcW w:w="942" w:type="dxa"/>
+            <w:tcW w:w="943" w:type="dxa"/>
             <w:tcBorders>
               <w:left w:val="single" w:sz="4" w:space="0" w:color="000000"/>
               <w:bottom w:val="single" w:sz="4" w:space="0" w:color="000000"/>
@@ -13399,7 +13399,7 @@
         </w:tc>
         <w:tc>
           <w:tcPr>
-            <w:tcW w:w="2428" w:type="dxa"/>
+            <w:tcW w:w="2427" w:type="dxa"/>
             <w:tcBorders>
               <w:left w:val="single" w:sz="4" w:space="0" w:color="000000"/>
               <w:bottom w:val="single" w:sz="4" w:space="0" w:color="000000"/>
@@ -13606,7 +13606,7 @@
         </w:tc>
         <w:tc>
           <w:tcPr>
-            <w:tcW w:w="942" w:type="dxa"/>
+            <w:tcW w:w="943" w:type="dxa"/>
             <w:tcBorders>
               <w:left w:val="single" w:sz="4" w:space="0" w:color="000000"/>
               <w:bottom w:val="single" w:sz="4" w:space="0" w:color="000000"/>
@@ -13634,7 +13634,7 @@
         </w:tc>
         <w:tc>
           <w:tcPr>
-            <w:tcW w:w="2428" w:type="dxa"/>
+            <w:tcW w:w="2427" w:type="dxa"/>
             <w:tcBorders>
               <w:left w:val="single" w:sz="4" w:space="0" w:color="000000"/>
               <w:bottom w:val="single" w:sz="4" w:space="0" w:color="000000"/>
@@ -13841,7 +13841,7 @@
         </w:tc>
         <w:tc>
           <w:tcPr>
-            <w:tcW w:w="942" w:type="dxa"/>
+            <w:tcW w:w="943" w:type="dxa"/>
             <w:tcBorders>
               <w:left w:val="single" w:sz="4" w:space="0" w:color="000000"/>
               <w:bottom w:val="single" w:sz="4" w:space="0" w:color="000000"/>
@@ -13869,7 +13869,7 @@
         </w:tc>
         <w:tc>
           <w:tcPr>
-            <w:tcW w:w="2428" w:type="dxa"/>
+            <w:tcW w:w="2427" w:type="dxa"/>
             <w:tcBorders>
               <w:left w:val="single" w:sz="4" w:space="0" w:color="000000"/>
               <w:bottom w:val="single" w:sz="4" w:space="0" w:color="000000"/>
@@ -14076,7 +14076,7 @@
         </w:tc>
         <w:tc>
           <w:tcPr>
-            <w:tcW w:w="942" w:type="dxa"/>
+            <w:tcW w:w="943" w:type="dxa"/>
             <w:tcBorders>
               <w:left w:val="single" w:sz="4" w:space="0" w:color="000000"/>
               <w:bottom w:val="single" w:sz="4" w:space="0" w:color="000000"/>
@@ -14104,7 +14104,7 @@
         </w:tc>
         <w:tc>
           <w:tcPr>
-            <w:tcW w:w="2428" w:type="dxa"/>
+            <w:tcW w:w="2427" w:type="dxa"/>
             <w:tcBorders>
               <w:left w:val="single" w:sz="4" w:space="0" w:color="000000"/>
               <w:bottom w:val="single" w:sz="4" w:space="0" w:color="000000"/>
@@ -14311,7 +14311,7 @@
         </w:tc>
         <w:tc>
           <w:tcPr>
-            <w:tcW w:w="942" w:type="dxa"/>
+            <w:tcW w:w="943" w:type="dxa"/>
             <w:tcBorders>
               <w:left w:val="single" w:sz="4" w:space="0" w:color="000000"/>
               <w:bottom w:val="single" w:sz="4" w:space="0" w:color="000000"/>
@@ -14339,7 +14339,7 @@
         </w:tc>
         <w:tc>
           <w:tcPr>
-            <w:tcW w:w="2428" w:type="dxa"/>
+            <w:tcW w:w="2427" w:type="dxa"/>
             <w:tcBorders>
               <w:left w:val="single" w:sz="4" w:space="0" w:color="000000"/>
               <w:bottom w:val="single" w:sz="4" w:space="0" w:color="000000"/>
@@ -15079,8 +15079,8 @@
         <w:gridCol w:w="934"/>
         <w:gridCol w:w="928"/>
         <w:gridCol w:w="927"/>
-        <w:gridCol w:w="942"/>
-        <w:gridCol w:w="2428"/>
+        <w:gridCol w:w="943"/>
+        <w:gridCol w:w="2427"/>
       </w:tblGrid>
       <w:tr>
         <w:trPr/>
@@ -15253,7 +15253,7 @@
         </w:tc>
         <w:tc>
           <w:tcPr>
-            <w:tcW w:w="942" w:type="dxa"/>
+            <w:tcW w:w="943" w:type="dxa"/>
             <w:tcBorders>
               <w:top w:val="single" w:sz="4" w:space="0" w:color="000000"/>
               <w:left w:val="single" w:sz="4" w:space="0" w:color="000000"/>
@@ -15281,7 +15281,7 @@
         </w:tc>
         <w:tc>
           <w:tcPr>
-            <w:tcW w:w="2428" w:type="dxa"/>
+            <w:tcW w:w="2427" w:type="dxa"/>
             <w:tcBorders>
               <w:top w:val="single" w:sz="4" w:space="0" w:color="000000"/>
               <w:left w:val="single" w:sz="4" w:space="0" w:color="000000"/>
@@ -15474,7 +15474,7 @@
         </w:tc>
         <w:tc>
           <w:tcPr>
-            <w:tcW w:w="942" w:type="dxa"/>
+            <w:tcW w:w="943" w:type="dxa"/>
             <w:tcBorders>
               <w:left w:val="single" w:sz="4" w:space="0" w:color="000000"/>
             </w:tcBorders>
@@ -15501,7 +15501,7 @@
         </w:tc>
         <w:tc>
           <w:tcPr>
-            <w:tcW w:w="2428" w:type="dxa"/>
+            <w:tcW w:w="2427" w:type="dxa"/>
             <w:tcBorders>
               <w:left w:val="single" w:sz="4" w:space="0" w:color="000000"/>
               <w:right w:val="single" w:sz="4" w:space="0" w:color="000000"/>
@@ -15692,7 +15692,7 @@
         </w:tc>
         <w:tc>
           <w:tcPr>
-            <w:tcW w:w="942" w:type="dxa"/>
+            <w:tcW w:w="943" w:type="dxa"/>
             <w:tcBorders>
               <w:left w:val="single" w:sz="4" w:space="0" w:color="000000"/>
             </w:tcBorders>
@@ -15719,7 +15719,7 @@
         </w:tc>
         <w:tc>
           <w:tcPr>
-            <w:tcW w:w="2428" w:type="dxa"/>
+            <w:tcW w:w="2427" w:type="dxa"/>
             <w:tcBorders>
               <w:left w:val="single" w:sz="4" w:space="0" w:color="000000"/>
               <w:right w:val="single" w:sz="4" w:space="0" w:color="000000"/>
@@ -15910,7 +15910,7 @@
         </w:tc>
         <w:tc>
           <w:tcPr>
-            <w:tcW w:w="942" w:type="dxa"/>
+            <w:tcW w:w="943" w:type="dxa"/>
             <w:tcBorders>
               <w:left w:val="single" w:sz="4" w:space="0" w:color="000000"/>
             </w:tcBorders>
@@ -15937,7 +15937,7 @@
         </w:tc>
         <w:tc>
           <w:tcPr>
-            <w:tcW w:w="2428" w:type="dxa"/>
+            <w:tcW w:w="2427" w:type="dxa"/>
             <w:tcBorders>
               <w:left w:val="single" w:sz="4" w:space="0" w:color="000000"/>
               <w:right w:val="single" w:sz="4" w:space="0" w:color="000000"/>
@@ -16128,7 +16128,7 @@
         </w:tc>
         <w:tc>
           <w:tcPr>
-            <w:tcW w:w="942" w:type="dxa"/>
+            <w:tcW w:w="943" w:type="dxa"/>
             <w:tcBorders>
               <w:left w:val="single" w:sz="4" w:space="0" w:color="000000"/>
             </w:tcBorders>
@@ -16155,7 +16155,7 @@
         </w:tc>
         <w:tc>
           <w:tcPr>
-            <w:tcW w:w="2428" w:type="dxa"/>
+            <w:tcW w:w="2427" w:type="dxa"/>
             <w:tcBorders>
               <w:left w:val="single" w:sz="4" w:space="0" w:color="000000"/>
               <w:right w:val="single" w:sz="4" w:space="0" w:color="000000"/>
@@ -16347,7 +16347,7 @@
         </w:tc>
         <w:tc>
           <w:tcPr>
-            <w:tcW w:w="942" w:type="dxa"/>
+            <w:tcW w:w="943" w:type="dxa"/>
             <w:tcBorders>
               <w:left w:val="single" w:sz="4" w:space="0" w:color="000000"/>
             </w:tcBorders>
@@ -16374,7 +16374,7 @@
         </w:tc>
         <w:tc>
           <w:tcPr>
-            <w:tcW w:w="2428" w:type="dxa"/>
+            <w:tcW w:w="2427" w:type="dxa"/>
             <w:tcBorders>
               <w:left w:val="single" w:sz="4" w:space="0" w:color="000000"/>
               <w:right w:val="single" w:sz="4" w:space="0" w:color="000000"/>
@@ -16566,7 +16566,7 @@
         </w:tc>
         <w:tc>
           <w:tcPr>
-            <w:tcW w:w="942" w:type="dxa"/>
+            <w:tcW w:w="943" w:type="dxa"/>
             <w:tcBorders>
               <w:left w:val="single" w:sz="4" w:space="0" w:color="000000"/>
             </w:tcBorders>
@@ -16593,7 +16593,7 @@
         </w:tc>
         <w:tc>
           <w:tcPr>
-            <w:tcW w:w="2428" w:type="dxa"/>
+            <w:tcW w:w="2427" w:type="dxa"/>
             <w:tcBorders>
               <w:left w:val="single" w:sz="4" w:space="0" w:color="000000"/>
               <w:right w:val="single" w:sz="4" w:space="0" w:color="000000"/>
@@ -16785,7 +16785,7 @@
         </w:tc>
         <w:tc>
           <w:tcPr>
-            <w:tcW w:w="942" w:type="dxa"/>
+            <w:tcW w:w="943" w:type="dxa"/>
             <w:tcBorders>
               <w:left w:val="single" w:sz="4" w:space="0" w:color="000000"/>
             </w:tcBorders>
@@ -16812,7 +16812,7 @@
         </w:tc>
         <w:tc>
           <w:tcPr>
-            <w:tcW w:w="2428" w:type="dxa"/>
+            <w:tcW w:w="2427" w:type="dxa"/>
             <w:tcBorders>
               <w:left w:val="single" w:sz="4" w:space="0" w:color="000000"/>
               <w:right w:val="single" w:sz="4" w:space="0" w:color="000000"/>
@@ -17003,7 +17003,7 @@
         </w:tc>
         <w:tc>
           <w:tcPr>
-            <w:tcW w:w="942" w:type="dxa"/>
+            <w:tcW w:w="943" w:type="dxa"/>
             <w:tcBorders>
               <w:left w:val="single" w:sz="4" w:space="0" w:color="000000"/>
             </w:tcBorders>
@@ -17030,7 +17030,7 @@
         </w:tc>
         <w:tc>
           <w:tcPr>
-            <w:tcW w:w="2428" w:type="dxa"/>
+            <w:tcW w:w="2427" w:type="dxa"/>
             <w:tcBorders>
               <w:left w:val="single" w:sz="4" w:space="0" w:color="000000"/>
               <w:right w:val="single" w:sz="4" w:space="0" w:color="000000"/>
@@ -17220,7 +17220,7 @@
         </w:tc>
         <w:tc>
           <w:tcPr>
-            <w:tcW w:w="942" w:type="dxa"/>
+            <w:tcW w:w="943" w:type="dxa"/>
             <w:tcBorders>
               <w:left w:val="single" w:sz="4" w:space="0" w:color="000000"/>
             </w:tcBorders>
@@ -17247,7 +17247,7 @@
         </w:tc>
         <w:tc>
           <w:tcPr>
-            <w:tcW w:w="2428" w:type="dxa"/>
+            <w:tcW w:w="2427" w:type="dxa"/>
             <w:tcBorders>
               <w:left w:val="single" w:sz="4" w:space="0" w:color="000000"/>
               <w:right w:val="single" w:sz="4" w:space="0" w:color="000000"/>
@@ -17437,7 +17437,7 @@
         </w:tc>
         <w:tc>
           <w:tcPr>
-            <w:tcW w:w="942" w:type="dxa"/>
+            <w:tcW w:w="943" w:type="dxa"/>
             <w:tcBorders>
               <w:left w:val="single" w:sz="4" w:space="0" w:color="000000"/>
             </w:tcBorders>
@@ -17464,7 +17464,7 @@
         </w:tc>
         <w:tc>
           <w:tcPr>
-            <w:tcW w:w="2428" w:type="dxa"/>
+            <w:tcW w:w="2427" w:type="dxa"/>
             <w:tcBorders>
               <w:left w:val="single" w:sz="4" w:space="0" w:color="000000"/>
               <w:right w:val="single" w:sz="4" w:space="0" w:color="000000"/>
@@ -17660,7 +17660,7 @@
         </w:tc>
         <w:tc>
           <w:tcPr>
-            <w:tcW w:w="942" w:type="dxa"/>
+            <w:tcW w:w="943" w:type="dxa"/>
             <w:tcBorders>
               <w:left w:val="single" w:sz="4" w:space="0" w:color="000000"/>
               <w:bottom w:val="single" w:sz="4" w:space="0" w:color="000000"/>
@@ -17688,7 +17688,7 @@
         </w:tc>
         <w:tc>
           <w:tcPr>
-            <w:tcW w:w="2428" w:type="dxa"/>
+            <w:tcW w:w="2427" w:type="dxa"/>
             <w:tcBorders>
               <w:left w:val="single" w:sz="4" w:space="0" w:color="000000"/>
               <w:bottom w:val="single" w:sz="4" w:space="0" w:color="000000"/>
@@ -18024,8 +18024,8 @@
         <w:gridCol w:w="934"/>
         <w:gridCol w:w="928"/>
         <w:gridCol w:w="927"/>
-        <w:gridCol w:w="942"/>
-        <w:gridCol w:w="2428"/>
+        <w:gridCol w:w="943"/>
+        <w:gridCol w:w="2427"/>
       </w:tblGrid>
       <w:tr>
         <w:trPr/>
@@ -18198,7 +18198,7 @@
         </w:tc>
         <w:tc>
           <w:tcPr>
-            <w:tcW w:w="942" w:type="dxa"/>
+            <w:tcW w:w="943" w:type="dxa"/>
             <w:tcBorders>
               <w:top w:val="single" w:sz="4" w:space="0" w:color="000000"/>
               <w:left w:val="single" w:sz="4" w:space="0" w:color="000000"/>
@@ -18225,7 +18225,7 @@
         </w:tc>
         <w:tc>
           <w:tcPr>
-            <w:tcW w:w="2428" w:type="dxa"/>
+            <w:tcW w:w="2427" w:type="dxa"/>
             <w:tcBorders>
               <w:top w:val="single" w:sz="4" w:space="0" w:color="000000"/>
               <w:left w:val="single" w:sz="4" w:space="0" w:color="000000"/>
@@ -18418,33 +18418,33 @@
         </w:tc>
         <w:tc>
           <w:tcPr>
-            <w:tcW w:w="942" w:type="dxa"/>
-            <w:tcBorders>
-              <w:left w:val="single" w:sz="4" w:space="0" w:color="000000"/>
-            </w:tcBorders>
-          </w:tcPr>
-          <w:p>
-            <w:pPr>
-              <w:pStyle w:val="Style19"/>
-              <w:widowControl w:val="false"/>
-              <w:bidi w:val="0"/>
-              <w:jc w:val="center"/>
-              <w:rPr>
-                <w:sz w:val="16"/>
-                <w:szCs w:val="16"/>
-              </w:rPr>
-            </w:pPr>
-            <w:r>
-              <w:rPr>
-                <w:sz w:val="16"/>
-                <w:szCs w:val="16"/>
-              </w:rPr>
-            </w:r>
-          </w:p>
-        </w:tc>
-        <w:tc>
-          <w:tcPr>
-            <w:tcW w:w="2428" w:type="dxa"/>
+            <w:tcW w:w="943" w:type="dxa"/>
+            <w:tcBorders>
+              <w:left w:val="single" w:sz="4" w:space="0" w:color="000000"/>
+            </w:tcBorders>
+          </w:tcPr>
+          <w:p>
+            <w:pPr>
+              <w:pStyle w:val="Style19"/>
+              <w:widowControl w:val="false"/>
+              <w:bidi w:val="0"/>
+              <w:jc w:val="center"/>
+              <w:rPr>
+                <w:sz w:val="16"/>
+                <w:szCs w:val="16"/>
+              </w:rPr>
+            </w:pPr>
+            <w:r>
+              <w:rPr>
+                <w:sz w:val="16"/>
+                <w:szCs w:val="16"/>
+              </w:rPr>
+            </w:r>
+          </w:p>
+        </w:tc>
+        <w:tc>
+          <w:tcPr>
+            <w:tcW w:w="2427" w:type="dxa"/>
             <w:tcBorders>
               <w:left w:val="single" w:sz="4" w:space="0" w:color="000000"/>
               <w:right w:val="single" w:sz="4" w:space="0" w:color="000000"/>
@@ -18635,33 +18635,33 @@
         </w:tc>
         <w:tc>
           <w:tcPr>
-            <w:tcW w:w="942" w:type="dxa"/>
-            <w:tcBorders>
-              <w:left w:val="single" w:sz="4" w:space="0" w:color="000000"/>
-            </w:tcBorders>
-          </w:tcPr>
-          <w:p>
-            <w:pPr>
-              <w:pStyle w:val="Style19"/>
-              <w:widowControl w:val="false"/>
-              <w:bidi w:val="0"/>
-              <w:jc w:val="center"/>
-              <w:rPr>
-                <w:sz w:val="16"/>
-                <w:szCs w:val="16"/>
-              </w:rPr>
-            </w:pPr>
-            <w:r>
-              <w:rPr>
-                <w:sz w:val="16"/>
-                <w:szCs w:val="16"/>
-              </w:rPr>
-            </w:r>
-          </w:p>
-        </w:tc>
-        <w:tc>
-          <w:tcPr>
-            <w:tcW w:w="2428" w:type="dxa"/>
+            <w:tcW w:w="943" w:type="dxa"/>
+            <w:tcBorders>
+              <w:left w:val="single" w:sz="4" w:space="0" w:color="000000"/>
+            </w:tcBorders>
+          </w:tcPr>
+          <w:p>
+            <w:pPr>
+              <w:pStyle w:val="Style19"/>
+              <w:widowControl w:val="false"/>
+              <w:bidi w:val="0"/>
+              <w:jc w:val="center"/>
+              <w:rPr>
+                <w:sz w:val="16"/>
+                <w:szCs w:val="16"/>
+              </w:rPr>
+            </w:pPr>
+            <w:r>
+              <w:rPr>
+                <w:sz w:val="16"/>
+                <w:szCs w:val="16"/>
+              </w:rPr>
+            </w:r>
+          </w:p>
+        </w:tc>
+        <w:tc>
+          <w:tcPr>
+            <w:tcW w:w="2427" w:type="dxa"/>
             <w:tcBorders>
               <w:left w:val="single" w:sz="4" w:space="0" w:color="000000"/>
               <w:right w:val="single" w:sz="4" w:space="0" w:color="000000"/>
@@ -18878,33 +18878,33 @@
         </w:tc>
         <w:tc>
           <w:tcPr>
-            <w:tcW w:w="942" w:type="dxa"/>
-            <w:tcBorders>
-              <w:left w:val="single" w:sz="4" w:space="0" w:color="000000"/>
-            </w:tcBorders>
-          </w:tcPr>
-          <w:p>
-            <w:pPr>
-              <w:pStyle w:val="Style19"/>
-              <w:widowControl w:val="false"/>
-              <w:bidi w:val="0"/>
-              <w:jc w:val="center"/>
-              <w:rPr>
-                <w:sz w:val="16"/>
-                <w:szCs w:val="16"/>
-              </w:rPr>
-            </w:pPr>
-            <w:r>
-              <w:rPr>
-                <w:sz w:val="16"/>
-                <w:szCs w:val="16"/>
-              </w:rPr>
-            </w:r>
-          </w:p>
-        </w:tc>
-        <w:tc>
-          <w:tcPr>
-            <w:tcW w:w="2428" w:type="dxa"/>
+            <w:tcW w:w="943" w:type="dxa"/>
+            <w:tcBorders>
+              <w:left w:val="single" w:sz="4" w:space="0" w:color="000000"/>
+            </w:tcBorders>
+          </w:tcPr>
+          <w:p>
+            <w:pPr>
+              <w:pStyle w:val="Style19"/>
+              <w:widowControl w:val="false"/>
+              <w:bidi w:val="0"/>
+              <w:jc w:val="center"/>
+              <w:rPr>
+                <w:sz w:val="16"/>
+                <w:szCs w:val="16"/>
+              </w:rPr>
+            </w:pPr>
+            <w:r>
+              <w:rPr>
+                <w:sz w:val="16"/>
+                <w:szCs w:val="16"/>
+              </w:rPr>
+            </w:r>
+          </w:p>
+        </w:tc>
+        <w:tc>
+          <w:tcPr>
+            <w:tcW w:w="2427" w:type="dxa"/>
             <w:tcBorders>
               <w:left w:val="single" w:sz="4" w:space="0" w:color="000000"/>
               <w:right w:val="single" w:sz="4" w:space="0" w:color="000000"/>
@@ -19095,33 +19095,33 @@
         </w:tc>
         <w:tc>
           <w:tcPr>
-            <w:tcW w:w="942" w:type="dxa"/>
-            <w:tcBorders>
-              <w:left w:val="single" w:sz="4" w:space="0" w:color="000000"/>
-            </w:tcBorders>
-          </w:tcPr>
-          <w:p>
-            <w:pPr>
-              <w:pStyle w:val="Style19"/>
-              <w:widowControl w:val="false"/>
-              <w:bidi w:val="0"/>
-              <w:jc w:val="center"/>
-              <w:rPr>
-                <w:sz w:val="16"/>
-                <w:szCs w:val="16"/>
-              </w:rPr>
-            </w:pPr>
-            <w:r>
-              <w:rPr>
-                <w:sz w:val="16"/>
-                <w:szCs w:val="16"/>
-              </w:rPr>
-            </w:r>
-          </w:p>
-        </w:tc>
-        <w:tc>
-          <w:tcPr>
-            <w:tcW w:w="2428" w:type="dxa"/>
+            <w:tcW w:w="943" w:type="dxa"/>
+            <w:tcBorders>
+              <w:left w:val="single" w:sz="4" w:space="0" w:color="000000"/>
+            </w:tcBorders>
+          </w:tcPr>
+          <w:p>
+            <w:pPr>
+              <w:pStyle w:val="Style19"/>
+              <w:widowControl w:val="false"/>
+              <w:bidi w:val="0"/>
+              <w:jc w:val="center"/>
+              <w:rPr>
+                <w:sz w:val="16"/>
+                <w:szCs w:val="16"/>
+              </w:rPr>
+            </w:pPr>
+            <w:r>
+              <w:rPr>
+                <w:sz w:val="16"/>
+                <w:szCs w:val="16"/>
+              </w:rPr>
+            </w:r>
+          </w:p>
+        </w:tc>
+        <w:tc>
+          <w:tcPr>
+            <w:tcW w:w="2427" w:type="dxa"/>
             <w:tcBorders>
               <w:left w:val="single" w:sz="4" w:space="0" w:color="000000"/>
               <w:right w:val="single" w:sz="4" w:space="0" w:color="000000"/>
@@ -19350,33 +19350,33 @@
         </w:tc>
         <w:tc>
           <w:tcPr>
-            <w:tcW w:w="942" w:type="dxa"/>
-            <w:tcBorders>
-              <w:left w:val="single" w:sz="4" w:space="0" w:color="000000"/>
-            </w:tcBorders>
-          </w:tcPr>
-          <w:p>
-            <w:pPr>
-              <w:pStyle w:val="Style19"/>
-              <w:widowControl w:val="false"/>
-              <w:bidi w:val="0"/>
-              <w:jc w:val="center"/>
-              <w:rPr>
-                <w:sz w:val="16"/>
-                <w:szCs w:val="16"/>
-              </w:rPr>
-            </w:pPr>
-            <w:r>
-              <w:rPr>
-                <w:sz w:val="16"/>
-                <w:szCs w:val="16"/>
-              </w:rPr>
-            </w:r>
-          </w:p>
-        </w:tc>
-        <w:tc>
-          <w:tcPr>
-            <w:tcW w:w="2428" w:type="dxa"/>
+            <w:tcW w:w="943" w:type="dxa"/>
+            <w:tcBorders>
+              <w:left w:val="single" w:sz="4" w:space="0" w:color="000000"/>
+            </w:tcBorders>
+          </w:tcPr>
+          <w:p>
+            <w:pPr>
+              <w:pStyle w:val="Style19"/>
+              <w:widowControl w:val="false"/>
+              <w:bidi w:val="0"/>
+              <w:jc w:val="center"/>
+              <w:rPr>
+                <w:sz w:val="16"/>
+                <w:szCs w:val="16"/>
+              </w:rPr>
+            </w:pPr>
+            <w:r>
+              <w:rPr>
+                <w:sz w:val="16"/>
+                <w:szCs w:val="16"/>
+              </w:rPr>
+            </w:r>
+          </w:p>
+        </w:tc>
+        <w:tc>
+          <w:tcPr>
+            <w:tcW w:w="2427" w:type="dxa"/>
             <w:tcBorders>
               <w:left w:val="single" w:sz="4" w:space="0" w:color="000000"/>
               <w:right w:val="single" w:sz="4" w:space="0" w:color="000000"/>
@@ -19573,7 +19573,7 @@
         </w:tc>
         <w:tc>
           <w:tcPr>
-            <w:tcW w:w="942" w:type="dxa"/>
+            <w:tcW w:w="943" w:type="dxa"/>
             <w:tcBorders>
               <w:left w:val="single" w:sz="4" w:space="0" w:color="000000"/>
               <w:bottom w:val="single" w:sz="4" w:space="0" w:color="000000"/>
@@ -19600,7 +19600,7 @@
         </w:tc>
         <w:tc>
           <w:tcPr>
-            <w:tcW w:w="2428" w:type="dxa"/>
+            <w:tcW w:w="2427" w:type="dxa"/>
             <w:tcBorders>
               <w:left w:val="single" w:sz="4" w:space="0" w:color="000000"/>
               <w:bottom w:val="single" w:sz="4" w:space="0" w:color="000000"/>
@@ -41273,6 +41273,674 @@
         </w:rPr>
         <w:t>직업 분류</w:t>
       </w:r>
+      <w:r>
+        <w:rPr>
+          <w:rFonts w:cs="Arial Unicode MS"/>
+          <w:b/>
+          <w:bCs/>
+          <w:color w:val="auto"/>
+          <w:kern w:val="2"/>
+          <w:sz w:val="30"/>
+          <w:szCs w:val="30"/>
+          <w:lang w:val="en-US" w:eastAsia="ko-KR" w:bidi="hi-IN"/>
+        </w:rPr>
+        <w:t xml:space="preserve">/ </w:t>
+      </w:r>
+      <w:r>
+        <w:rPr>
+          <w:rFonts w:ascii="바탕" w:hAnsi="바탕" w:cs="Arial Unicode MS"/>
+          <w:b/>
+          <w:bCs/>
+          <w:color w:val="auto"/>
+          <w:kern w:val="2"/>
+          <w:sz w:val="30"/>
+          <w:szCs w:val="30"/>
+          <w:lang w:val="en-US" w:eastAsia="ko-KR" w:bidi="hi-IN"/>
+        </w:rPr>
+        <w:t>스탯 분류</w:t>
+      </w:r>
+    </w:p>
+    <w:p>
+      <w:pPr>
+        <w:pStyle w:val="Normal"/>
+        <w:bidi w:val="0"/>
+        <w:jc w:val="left"/>
+        <w:rPr>
+          <w:sz w:val="30"/>
+          <w:szCs w:val="30"/>
+        </w:rPr>
+      </w:pPr>
+      <w:r>
+        <w:rPr/>
+      </w:r>
+    </w:p>
+    <w:p>
+      <w:pPr>
+        <w:pStyle w:val="Normal"/>
+        <w:bidi w:val="0"/>
+        <w:jc w:val="left"/>
+        <w:rPr>
+          <w:sz w:val="30"/>
+          <w:szCs w:val="30"/>
+        </w:rPr>
+      </w:pPr>
+      <w:r>
+        <w:rPr>
+          <w:rFonts w:ascii="바탕" w:hAnsi="바탕" w:cs="Arial Unicode MS"/>
+          <w:b/>
+          <w:bCs/>
+          <w:color w:val="auto"/>
+          <w:kern w:val="2"/>
+          <w:sz w:val="30"/>
+          <w:szCs w:val="30"/>
+          <w:lang w:val="en-US" w:eastAsia="ko-KR" w:bidi="hi-IN"/>
+        </w:rPr>
+        <w:t>기초 스탯</w:t>
+      </w:r>
+    </w:p>
+    <w:p>
+      <w:pPr>
+        <w:pStyle w:val="Normal"/>
+        <w:bidi w:val="0"/>
+        <w:jc w:val="left"/>
+        <w:rPr>
+          <w:rFonts w:ascii="바탕" w:hAnsi="바탕" w:eastAsia="맑은 고딕" w:cs="Arial Unicode MS"/>
+          <w:color w:val="auto"/>
+          <w:kern w:val="2"/>
+          <w:lang w:val="en-US" w:eastAsia="ko-KR" w:bidi="hi-IN"/>
+        </w:rPr>
+      </w:pPr>
+      <w:r>
+        <w:rPr>
+          <w:b w:val="false"/>
+          <w:bCs w:val="false"/>
+          <w:sz w:val="24"/>
+          <w:szCs w:val="24"/>
+        </w:rPr>
+      </w:r>
+    </w:p>
+    <w:p>
+      <w:pPr>
+        <w:pStyle w:val="Normal"/>
+        <w:bidi w:val="0"/>
+        <w:jc w:val="left"/>
+        <w:rPr>
+          <w:b w:val="false"/>
+          <w:b w:val="false"/>
+          <w:bCs w:val="false"/>
+          <w:sz w:val="24"/>
+          <w:szCs w:val="24"/>
+        </w:rPr>
+      </w:pPr>
+      <w:r>
+        <w:rPr>
+          <w:rFonts w:ascii="바탕" w:hAnsi="바탕" w:cs="Arial Unicode MS"/>
+          <w:b w:val="false"/>
+          <w:bCs w:val="false"/>
+          <w:color w:val="auto"/>
+          <w:kern w:val="2"/>
+          <w:sz w:val="24"/>
+          <w:szCs w:val="24"/>
+          <w:lang w:val="en-US" w:eastAsia="ko-KR" w:bidi="hi-IN"/>
+        </w:rPr>
+        <w:t>힘 – 모든 물리 무기 피해량 기반</w:t>
+      </w:r>
+      <w:r>
+        <w:rPr>
+          <w:rFonts w:eastAsia="맑은 고딕" w:cs="Arial Unicode MS"/>
+          <w:b w:val="false"/>
+          <w:bCs w:val="false"/>
+          <w:color w:val="auto"/>
+          <w:kern w:val="2"/>
+          <w:sz w:val="24"/>
+          <w:szCs w:val="24"/>
+          <w:lang w:val="en-US" w:eastAsia="ko-KR" w:bidi="hi-IN"/>
+        </w:rPr>
+        <w:t>/</w:t>
+      </w:r>
+      <w:r>
+        <w:rPr>
+          <w:rFonts w:ascii="바탕" w:hAnsi="바탕" w:cs="Arial Unicode MS"/>
+          <w:b w:val="false"/>
+          <w:bCs w:val="false"/>
+          <w:color w:val="auto"/>
+          <w:kern w:val="2"/>
+          <w:sz w:val="24"/>
+          <w:szCs w:val="24"/>
+          <w:lang w:val="en-US" w:eastAsia="ko-KR" w:bidi="hi-IN"/>
+        </w:rPr>
+        <w:t>무게 페널티 감소</w:t>
+      </w:r>
+    </w:p>
+    <w:p>
+      <w:pPr>
+        <w:pStyle w:val="Normal"/>
+        <w:bidi w:val="0"/>
+        <w:jc w:val="left"/>
+        <w:rPr>
+          <w:b w:val="false"/>
+          <w:b w:val="false"/>
+          <w:bCs w:val="false"/>
+          <w:sz w:val="24"/>
+          <w:szCs w:val="24"/>
+        </w:rPr>
+      </w:pPr>
+      <w:r>
+        <w:rPr>
+          <w:rFonts w:ascii="바탕" w:hAnsi="바탕" w:cs="Arial Unicode MS"/>
+          <w:b w:val="false"/>
+          <w:bCs w:val="false"/>
+          <w:color w:val="auto"/>
+          <w:kern w:val="2"/>
+          <w:sz w:val="24"/>
+          <w:szCs w:val="24"/>
+          <w:lang w:val="en-US" w:eastAsia="ko-KR" w:bidi="hi-IN"/>
+        </w:rPr>
+        <w:t>민첩 – 공격</w:t>
+      </w:r>
+      <w:r>
+        <w:rPr>
+          <w:rFonts w:eastAsia="맑은 고딕" w:cs="Arial Unicode MS"/>
+          <w:b w:val="false"/>
+          <w:bCs w:val="false"/>
+          <w:color w:val="auto"/>
+          <w:kern w:val="2"/>
+          <w:sz w:val="24"/>
+          <w:szCs w:val="24"/>
+          <w:lang w:val="en-US" w:eastAsia="ko-KR" w:bidi="hi-IN"/>
+        </w:rPr>
+        <w:t>/</w:t>
+      </w:r>
+      <w:r>
+        <w:rPr>
+          <w:rFonts w:ascii="바탕" w:hAnsi="바탕" w:cs="Arial Unicode MS"/>
+          <w:b w:val="false"/>
+          <w:bCs w:val="false"/>
+          <w:color w:val="auto"/>
+          <w:kern w:val="2"/>
+          <w:sz w:val="24"/>
+          <w:szCs w:val="24"/>
+          <w:lang w:val="en-US" w:eastAsia="ko-KR" w:bidi="hi-IN"/>
+        </w:rPr>
+        <w:t>방어</w:t>
+      </w:r>
+      <w:r>
+        <w:rPr>
+          <w:rFonts w:eastAsia="맑은 고딕" w:cs="Arial Unicode MS"/>
+          <w:b w:val="false"/>
+          <w:bCs w:val="false"/>
+          <w:color w:val="auto"/>
+          <w:kern w:val="2"/>
+          <w:sz w:val="24"/>
+          <w:szCs w:val="24"/>
+          <w:lang w:val="en-US" w:eastAsia="ko-KR" w:bidi="hi-IN"/>
+        </w:rPr>
+        <w:t>/</w:t>
+      </w:r>
+      <w:r>
+        <w:rPr>
+          <w:rFonts w:ascii="바탕" w:hAnsi="바탕" w:cs="Arial Unicode MS"/>
+          <w:b w:val="false"/>
+          <w:bCs w:val="false"/>
+          <w:color w:val="auto"/>
+          <w:kern w:val="2"/>
+          <w:sz w:val="24"/>
+          <w:szCs w:val="24"/>
+          <w:lang w:val="en-US" w:eastAsia="ko-KR" w:bidi="hi-IN"/>
+        </w:rPr>
+        <w:t>시전의 속도 증가</w:t>
+      </w:r>
+    </w:p>
+    <w:p>
+      <w:pPr>
+        <w:pStyle w:val="Normal"/>
+        <w:bidi w:val="0"/>
+        <w:jc w:val="left"/>
+        <w:rPr>
+          <w:b w:val="false"/>
+          <w:b w:val="false"/>
+          <w:bCs w:val="false"/>
+          <w:sz w:val="24"/>
+          <w:szCs w:val="24"/>
+        </w:rPr>
+      </w:pPr>
+      <w:r>
+        <w:rPr>
+          <w:rFonts w:ascii="바탕" w:hAnsi="바탕" w:cs="Arial Unicode MS"/>
+          <w:b w:val="false"/>
+          <w:bCs w:val="false"/>
+          <w:color w:val="auto"/>
+          <w:kern w:val="2"/>
+          <w:sz w:val="24"/>
+          <w:szCs w:val="24"/>
+          <w:lang w:val="en-US" w:eastAsia="ko-KR" w:bidi="hi-IN"/>
+        </w:rPr>
+        <w:t>기교 – 원거리</w:t>
+      </w:r>
+      <w:r>
+        <w:rPr>
+          <w:rFonts w:eastAsia="맑은 고딕" w:cs="Arial Unicode MS"/>
+          <w:b w:val="false"/>
+          <w:bCs w:val="false"/>
+          <w:color w:val="auto"/>
+          <w:kern w:val="2"/>
+          <w:sz w:val="24"/>
+          <w:szCs w:val="24"/>
+          <w:lang w:val="en-US" w:eastAsia="ko-KR" w:bidi="hi-IN"/>
+        </w:rPr>
+        <w:t>/</w:t>
+      </w:r>
+      <w:r>
+        <w:rPr>
+          <w:rFonts w:ascii="바탕" w:hAnsi="바탕" w:cs="Arial Unicode MS"/>
+          <w:b w:val="false"/>
+          <w:bCs w:val="false"/>
+          <w:color w:val="auto"/>
+          <w:kern w:val="2"/>
+          <w:sz w:val="24"/>
+          <w:szCs w:val="24"/>
+          <w:lang w:val="en-US" w:eastAsia="ko-KR" w:bidi="hi-IN"/>
+        </w:rPr>
+        <w:t>마법 무기 정확도 기반</w:t>
+      </w:r>
+      <w:r>
+        <w:rPr>
+          <w:rFonts w:eastAsia="맑은 고딕" w:cs="Arial Unicode MS"/>
+          <w:b w:val="false"/>
+          <w:bCs w:val="false"/>
+          <w:color w:val="auto"/>
+          <w:kern w:val="2"/>
+          <w:sz w:val="24"/>
+          <w:szCs w:val="24"/>
+          <w:lang w:val="en-US" w:eastAsia="ko-KR" w:bidi="hi-IN"/>
+        </w:rPr>
+        <w:t xml:space="preserve">/ </w:t>
+      </w:r>
+      <w:r>
+        <w:rPr>
+          <w:rFonts w:ascii="바탕" w:hAnsi="바탕" w:cs="Arial Unicode MS"/>
+          <w:b w:val="false"/>
+          <w:bCs w:val="false"/>
+          <w:color w:val="auto"/>
+          <w:kern w:val="2"/>
+          <w:sz w:val="24"/>
+          <w:szCs w:val="24"/>
+          <w:lang w:val="en-US" w:eastAsia="ko-KR" w:bidi="hi-IN"/>
+        </w:rPr>
+        <w:t>근거리 무기 치명타율 기반</w:t>
+      </w:r>
+    </w:p>
+    <w:p>
+      <w:pPr>
+        <w:pStyle w:val="Normal"/>
+        <w:bidi w:val="0"/>
+        <w:jc w:val="left"/>
+        <w:rPr>
+          <w:b w:val="false"/>
+          <w:b w:val="false"/>
+          <w:bCs w:val="false"/>
+          <w:sz w:val="24"/>
+          <w:szCs w:val="24"/>
+        </w:rPr>
+      </w:pPr>
+      <w:r>
+        <w:rPr>
+          <w:rFonts w:ascii="바탕" w:hAnsi="바탕" w:cs="Arial Unicode MS"/>
+          <w:b w:val="false"/>
+          <w:bCs w:val="false"/>
+          <w:color w:val="auto"/>
+          <w:kern w:val="2"/>
+          <w:sz w:val="24"/>
+          <w:szCs w:val="24"/>
+          <w:lang w:val="en-US" w:eastAsia="ko-KR" w:bidi="hi-IN"/>
+        </w:rPr>
+        <w:t>마력 – 마법 데미지 및 마법 저항력 기반</w:t>
+      </w:r>
+    </w:p>
+    <w:p>
+      <w:pPr>
+        <w:pStyle w:val="Normal"/>
+        <w:bidi w:val="0"/>
+        <w:jc w:val="left"/>
+        <w:rPr>
+          <w:rFonts w:ascii="바탕" w:hAnsi="바탕" w:eastAsia="맑은 고딕" w:cs="Arial Unicode MS"/>
+          <w:color w:val="auto"/>
+          <w:kern w:val="2"/>
+          <w:lang w:val="en-US" w:eastAsia="ko-KR" w:bidi="hi-IN"/>
+        </w:rPr>
+      </w:pPr>
+      <w:r>
+        <w:rPr>
+          <w:b w:val="false"/>
+          <w:bCs w:val="false"/>
+          <w:sz w:val="24"/>
+          <w:szCs w:val="24"/>
+        </w:rPr>
+      </w:r>
+    </w:p>
+    <w:p>
+      <w:pPr>
+        <w:pStyle w:val="Normal"/>
+        <w:bidi w:val="0"/>
+        <w:jc w:val="left"/>
+        <w:rPr>
+          <w:b w:val="false"/>
+          <w:b w:val="false"/>
+          <w:bCs w:val="false"/>
+          <w:sz w:val="24"/>
+          <w:szCs w:val="24"/>
+        </w:rPr>
+      </w:pPr>
+      <w:r>
+        <w:rPr>
+          <w:rFonts w:ascii="바탕" w:hAnsi="바탕" w:cs="Arial Unicode MS"/>
+          <w:b w:val="false"/>
+          <w:bCs w:val="false"/>
+          <w:color w:val="auto"/>
+          <w:kern w:val="2"/>
+          <w:sz w:val="24"/>
+          <w:szCs w:val="24"/>
+          <w:lang w:val="en-US" w:eastAsia="ko-KR" w:bidi="hi-IN"/>
+        </w:rPr>
+        <w:t>기력 – 지구력 최대치 기반</w:t>
+      </w:r>
+    </w:p>
+    <w:p>
+      <w:pPr>
+        <w:pStyle w:val="Normal"/>
+        <w:bidi w:val="0"/>
+        <w:jc w:val="left"/>
+        <w:rPr>
+          <w:b w:val="false"/>
+          <w:b w:val="false"/>
+          <w:bCs w:val="false"/>
+          <w:sz w:val="24"/>
+          <w:szCs w:val="24"/>
+        </w:rPr>
+      </w:pPr>
+      <w:r>
+        <w:rPr>
+          <w:rFonts w:ascii="바탕" w:hAnsi="바탕" w:cs="Arial Unicode MS"/>
+          <w:b w:val="false"/>
+          <w:bCs w:val="false"/>
+          <w:color w:val="auto"/>
+          <w:kern w:val="2"/>
+          <w:sz w:val="24"/>
+          <w:szCs w:val="24"/>
+          <w:lang w:val="en-US" w:eastAsia="ko-KR" w:bidi="hi-IN"/>
+        </w:rPr>
+        <w:t>체력 – 최대 체력 기반</w:t>
+      </w:r>
+    </w:p>
+    <w:p>
+      <w:pPr>
+        <w:pStyle w:val="Normal"/>
+        <w:bidi w:val="0"/>
+        <w:jc w:val="left"/>
+        <w:rPr>
+          <w:b w:val="false"/>
+          <w:b w:val="false"/>
+          <w:bCs w:val="false"/>
+          <w:sz w:val="24"/>
+          <w:szCs w:val="24"/>
+        </w:rPr>
+      </w:pPr>
+      <w:r>
+        <w:rPr>
+          <w:rFonts w:ascii="바탕" w:hAnsi="바탕" w:cs="Arial Unicode MS"/>
+          <w:b w:val="false"/>
+          <w:bCs w:val="false"/>
+          <w:color w:val="auto"/>
+          <w:kern w:val="2"/>
+          <w:sz w:val="24"/>
+          <w:szCs w:val="24"/>
+          <w:lang w:val="en-US" w:eastAsia="ko-KR" w:bidi="hi-IN"/>
+        </w:rPr>
+        <w:t>정신력 – 마나 최대치 기반</w:t>
+      </w:r>
+    </w:p>
+    <w:p>
+      <w:pPr>
+        <w:pStyle w:val="Normal"/>
+        <w:bidi w:val="0"/>
+        <w:jc w:val="left"/>
+        <w:rPr>
+          <w:rFonts w:ascii="바탕" w:hAnsi="바탕" w:eastAsia="맑은 고딕" w:cs="Arial Unicode MS"/>
+          <w:color w:val="auto"/>
+          <w:kern w:val="2"/>
+          <w:lang w:val="en-US" w:eastAsia="ko-KR" w:bidi="hi-IN"/>
+        </w:rPr>
+      </w:pPr>
+      <w:r>
+        <w:rPr>
+          <w:b w:val="false"/>
+          <w:bCs w:val="false"/>
+          <w:sz w:val="24"/>
+          <w:szCs w:val="24"/>
+        </w:rPr>
+      </w:r>
+    </w:p>
+    <w:p>
+      <w:pPr>
+        <w:pStyle w:val="Normal"/>
+        <w:bidi w:val="0"/>
+        <w:jc w:val="left"/>
+        <w:rPr>
+          <w:rFonts w:ascii="바탕" w:hAnsi="바탕" w:eastAsia="맑은 고딕" w:cs="Arial Unicode MS"/>
+          <w:color w:val="auto"/>
+          <w:kern w:val="2"/>
+          <w:lang w:val="en-US" w:eastAsia="ko-KR" w:bidi="hi-IN"/>
+        </w:rPr>
+      </w:pPr>
+      <w:r>
+        <w:rPr>
+          <w:b w:val="false"/>
+          <w:bCs w:val="false"/>
+          <w:sz w:val="24"/>
+          <w:szCs w:val="24"/>
+        </w:rPr>
+      </w:r>
+    </w:p>
+    <w:p>
+      <w:pPr>
+        <w:pStyle w:val="Normal"/>
+        <w:bidi w:val="0"/>
+        <w:jc w:val="left"/>
+        <w:rPr>
+          <w:b w:val="false"/>
+          <w:b w:val="false"/>
+          <w:bCs w:val="false"/>
+          <w:sz w:val="24"/>
+          <w:szCs w:val="24"/>
+        </w:rPr>
+      </w:pPr>
+      <w:r>
+        <w:rPr>
+          <w:rFonts w:ascii="바탕" w:hAnsi="바탕" w:cs="Arial Unicode MS"/>
+          <w:b w:val="false"/>
+          <w:bCs w:val="false"/>
+          <w:color w:val="auto"/>
+          <w:kern w:val="2"/>
+          <w:sz w:val="24"/>
+          <w:szCs w:val="24"/>
+          <w:lang w:val="en-US" w:eastAsia="ko-KR" w:bidi="hi-IN"/>
+        </w:rPr>
+        <w:t>지능 – 배울수 있는 마법 숫자 증가</w:t>
+      </w:r>
+      <w:r>
+        <w:rPr>
+          <w:rFonts w:eastAsia="맑은 고딕" w:cs="Arial Unicode MS"/>
+          <w:b w:val="false"/>
+          <w:bCs w:val="false"/>
+          <w:color w:val="auto"/>
+          <w:kern w:val="2"/>
+          <w:sz w:val="24"/>
+          <w:szCs w:val="24"/>
+          <w:lang w:val="en-US" w:eastAsia="ko-KR" w:bidi="hi-IN"/>
+        </w:rPr>
+        <w:t xml:space="preserve">, </w:t>
+      </w:r>
+      <w:r>
+        <w:rPr>
+          <w:rFonts w:ascii="바탕" w:hAnsi="바탕" w:cs="Arial Unicode MS"/>
+          <w:b w:val="false"/>
+          <w:bCs w:val="false"/>
+          <w:color w:val="auto"/>
+          <w:kern w:val="2"/>
+          <w:sz w:val="24"/>
+          <w:szCs w:val="24"/>
+          <w:lang w:val="en-US" w:eastAsia="ko-KR" w:bidi="hi-IN"/>
+        </w:rPr>
+        <w:t>무기 숙련도 페널티 감소 및 최대 숙련도 증가</w:t>
+      </w:r>
+    </w:p>
+    <w:p>
+      <w:pPr>
+        <w:pStyle w:val="Normal"/>
+        <w:bidi w:val="0"/>
+        <w:jc w:val="left"/>
+        <w:rPr>
+          <w:b w:val="false"/>
+          <w:b w:val="false"/>
+          <w:bCs w:val="false"/>
+          <w:sz w:val="24"/>
+          <w:szCs w:val="24"/>
+        </w:rPr>
+      </w:pPr>
+      <w:r>
+        <w:rPr>
+          <w:rFonts w:ascii="바탕" w:hAnsi="바탕" w:cs="Arial Unicode MS"/>
+          <w:b w:val="false"/>
+          <w:bCs w:val="false"/>
+          <w:color w:val="auto"/>
+          <w:kern w:val="2"/>
+          <w:sz w:val="24"/>
+          <w:szCs w:val="24"/>
+          <w:lang w:val="en-US" w:eastAsia="ko-KR" w:bidi="hi-IN"/>
+        </w:rPr>
+        <w:t>친화력 – 팩션에따른 호감도 증가치 상승 하락치 감소 사고파는 아이템 가격 변동</w:t>
+      </w:r>
+    </w:p>
+    <w:p>
+      <w:pPr>
+        <w:pStyle w:val="Normal"/>
+        <w:bidi w:val="0"/>
+        <w:jc w:val="left"/>
+        <w:rPr>
+          <w:b w:val="false"/>
+          <w:b w:val="false"/>
+          <w:bCs w:val="false"/>
+          <w:sz w:val="24"/>
+          <w:szCs w:val="24"/>
+        </w:rPr>
+      </w:pPr>
+      <w:r>
+        <w:rPr>
+          <w:rFonts w:ascii="바탕" w:hAnsi="바탕" w:cs="Arial Unicode MS"/>
+          <w:b w:val="false"/>
+          <w:bCs w:val="false"/>
+          <w:color w:val="auto"/>
+          <w:kern w:val="2"/>
+          <w:sz w:val="24"/>
+          <w:szCs w:val="24"/>
+          <w:lang w:val="en-US" w:eastAsia="ko-KR" w:bidi="hi-IN"/>
+        </w:rPr>
+        <w:t>인내 – 체력</w:t>
+      </w:r>
+      <w:r>
+        <w:rPr>
+          <w:rFonts w:eastAsia="맑은 고딕" w:cs="Arial Unicode MS"/>
+          <w:b w:val="false"/>
+          <w:bCs w:val="false"/>
+          <w:color w:val="auto"/>
+          <w:kern w:val="2"/>
+          <w:sz w:val="24"/>
+          <w:szCs w:val="24"/>
+          <w:lang w:val="en-US" w:eastAsia="ko-KR" w:bidi="hi-IN"/>
+        </w:rPr>
+        <w:t>/</w:t>
+      </w:r>
+      <w:r>
+        <w:rPr>
+          <w:rFonts w:ascii="바탕" w:hAnsi="바탕" w:cs="Arial Unicode MS"/>
+          <w:b w:val="false"/>
+          <w:bCs w:val="false"/>
+          <w:color w:val="auto"/>
+          <w:kern w:val="2"/>
+          <w:sz w:val="24"/>
+          <w:szCs w:val="24"/>
+          <w:lang w:val="en-US" w:eastAsia="ko-KR" w:bidi="hi-IN"/>
+        </w:rPr>
+        <w:t>지구력</w:t>
+      </w:r>
+      <w:r>
+        <w:rPr>
+          <w:rFonts w:eastAsia="맑은 고딕" w:cs="Arial Unicode MS"/>
+          <w:b w:val="false"/>
+          <w:bCs w:val="false"/>
+          <w:color w:val="auto"/>
+          <w:kern w:val="2"/>
+          <w:sz w:val="24"/>
+          <w:szCs w:val="24"/>
+          <w:lang w:val="en-US" w:eastAsia="ko-KR" w:bidi="hi-IN"/>
+        </w:rPr>
+        <w:t>/</w:t>
+      </w:r>
+      <w:r>
+        <w:rPr>
+          <w:rFonts w:ascii="바탕" w:hAnsi="바탕" w:cs="Arial Unicode MS"/>
+          <w:b w:val="false"/>
+          <w:bCs w:val="false"/>
+          <w:color w:val="auto"/>
+          <w:kern w:val="2"/>
+          <w:sz w:val="24"/>
+          <w:szCs w:val="24"/>
+          <w:lang w:val="en-US" w:eastAsia="ko-KR" w:bidi="hi-IN"/>
+        </w:rPr>
+        <w:t>마나 회복속도 증가</w:t>
+      </w:r>
+    </w:p>
+    <w:p>
+      <w:pPr>
+        <w:pStyle w:val="Normal"/>
+        <w:bidi w:val="0"/>
+        <w:jc w:val="left"/>
+        <w:rPr>
+          <w:sz w:val="30"/>
+          <w:szCs w:val="30"/>
+        </w:rPr>
+      </w:pPr>
+      <w:r>
+        <w:rPr/>
+      </w:r>
+    </w:p>
+    <w:p>
+      <w:pPr>
+        <w:pStyle w:val="Normal"/>
+        <w:bidi w:val="0"/>
+        <w:jc w:val="left"/>
+        <w:rPr>
+          <w:sz w:val="30"/>
+          <w:szCs w:val="30"/>
+        </w:rPr>
+      </w:pPr>
+      <w:r>
+        <w:rPr/>
+      </w:r>
+    </w:p>
+    <w:p>
+      <w:pPr>
+        <w:pStyle w:val="Normal"/>
+        <w:bidi w:val="0"/>
+        <w:jc w:val="left"/>
+        <w:rPr>
+          <w:sz w:val="30"/>
+          <w:szCs w:val="30"/>
+        </w:rPr>
+      </w:pPr>
+      <w:r>
+        <w:rPr/>
+      </w:r>
     </w:p>
     <w:p>
       <w:pPr>
@@ -41399,22 +42067,7 @@
           <w:szCs w:val="24"/>
           <w:lang w:val="en-US" w:eastAsia="ko-KR" w:bidi="hi-IN"/>
         </w:rPr>
-        <w:t>무기</w:t>
-      </w:r>
-      <w:r>
-        <w:rPr>
-          <w:rFonts w:ascii="바탕" w:hAnsi="바탕" w:cs="Arial Unicode MS"/>
-          <w:b/>
-          <w:bCs/>
-          <w:i w:val="false"/>
-          <w:iCs w:val="false"/>
-          <w:color w:val="auto"/>
-          <w:kern w:val="2"/>
-          <w:sz w:val="24"/>
-          <w:szCs w:val="24"/>
-          <w:lang w:val="en-US" w:eastAsia="ko-KR" w:bidi="hi-IN"/>
-        </w:rPr>
-        <w:t xml:space="preserve"> 전문가</w:t>
+        <w:t>무기 전문가</w:t>
       </w:r>
       <w:r>
         <w:rPr>
@@ -41604,67 +42257,7 @@
           <w:szCs w:val="24"/>
           <w:lang w:val="en-US" w:eastAsia="ko-KR" w:bidi="hi-IN"/>
         </w:rPr>
-        <w:t>격노 – 잠</w:t>
-      </w:r>
-      <w:r>
-        <w:rPr>
-          <w:rFonts w:ascii="바탕" w:hAnsi="바탕" w:cs="Arial Unicode MS"/>
-          <w:b/>
-          <w:bCs/>
-          <w:i w:val="false"/>
-          <w:iCs w:val="false"/>
-          <w:color w:val="auto"/>
-          <w:kern w:val="2"/>
-          <w:sz w:val="24"/>
-          <w:szCs w:val="24"/>
-          <w:lang w:val="en-US" w:eastAsia="ko-KR" w:bidi="hi-IN"/>
-        </w:rPr>
-        <w:t>시</w:t>
-      </w:r>
-      <w:r>
-        <w:rPr>
-          <w:rFonts w:ascii="바탕" w:hAnsi="바탕" w:cs="Arial Unicode MS"/>
-          <w:b/>
-          <w:bCs/>
-          <w:i w:val="false"/>
-          <w:iCs w:val="false"/>
-          <w:color w:val="auto"/>
-          <w:kern w:val="2"/>
-          <w:sz w:val="24"/>
-          <w:szCs w:val="24"/>
-          <w:lang w:val="en-US" w:eastAsia="ko-KR" w:bidi="hi-IN"/>
-        </w:rPr>
-        <w:t>동안 공격력</w:t>
-      </w:r>
-      <w:r>
-        <w:rPr>
-          <w:rFonts w:ascii="바탕" w:hAnsi="바탕" w:cs="Arial Unicode MS"/>
-          <w:b/>
-          <w:bCs/>
-          <w:i w:val="false"/>
-          <w:iCs w:val="false"/>
-          <w:color w:val="auto"/>
-          <w:kern w:val="2"/>
-          <w:sz w:val="24"/>
-          <w:szCs w:val="24"/>
-          <w:lang w:val="en-US" w:eastAsia="ko-KR" w:bidi="hi-IN"/>
-        </w:rPr>
-        <w:t>과 방어력</w:t>
-      </w:r>
-      <w:r>
-        <w:rPr>
-          <w:rFonts w:ascii="바탕" w:hAnsi="바탕" w:cs="Arial Unicode MS"/>
-          <w:b/>
-          <w:bCs/>
-          <w:i w:val="false"/>
-          <w:iCs w:val="false"/>
-          <w:color w:val="auto"/>
-          <w:kern w:val="2"/>
-          <w:sz w:val="24"/>
-          <w:szCs w:val="24"/>
-          <w:lang w:val="en-US" w:eastAsia="ko-KR" w:bidi="hi-IN"/>
-        </w:rPr>
-        <w:t xml:space="preserve"> 증가</w:t>
+        <w:t>격노 – 잠시동안 공격력과 방어력 증가</w:t>
       </w:r>
       <w:r>
         <w:rPr>
@@ -41776,7 +42369,14 @@
         </w:rPr>
       </w:pPr>
       <w:r>
-        <w:rPr/>
+        <w:rPr>
+          <w:b/>
+          <w:bCs/>
+          <w:i w:val="false"/>
+          <w:iCs w:val="false"/>
+          <w:sz w:val="24"/>
+          <w:szCs w:val="24"/>
+        </w:rPr>
       </w:r>
     </w:p>
     <w:p>
@@ -41920,7 +42520,14 @@
         </w:rPr>
       </w:pPr>
       <w:r>
-        <w:rPr/>
+        <w:rPr>
+          <w:b/>
+          <w:bCs/>
+          <w:i w:val="false"/>
+          <w:iCs w:val="false"/>
+          <w:sz w:val="24"/>
+          <w:szCs w:val="24"/>
+        </w:rPr>
       </w:r>
     </w:p>
     <w:p>
@@ -41982,22 +42589,7 @@
           <w:szCs w:val="24"/>
           <w:lang w:val="en-US" w:eastAsia="ko-KR" w:bidi="hi-IN"/>
         </w:rPr>
-        <w:t xml:space="preserve">의지 – </w:t>
-      </w:r>
-      <w:r>
-        <w:rPr>
-          <w:rFonts w:ascii="바탕" w:hAnsi="바탕" w:cs="Arial Unicode MS"/>
-          <w:b/>
-          <w:bCs/>
-          <w:i w:val="false"/>
-          <w:iCs w:val="false"/>
-          <w:color w:val="auto"/>
-          <w:kern w:val="2"/>
-          <w:sz w:val="24"/>
-          <w:szCs w:val="24"/>
-          <w:lang w:val="en-US" w:eastAsia="ko-KR" w:bidi="hi-IN"/>
-        </w:rPr>
-        <w:t>즉시 지구력을 회복하고 잠시동안 방어력이 증가</w:t>
+        <w:t>의지 – 즉시 지구력을 회복하고 잠시동안 방어력이 증가</w:t>
       </w:r>
     </w:p>
     <w:p>
@@ -42049,7 +42641,14 @@
         </w:rPr>
       </w:pPr>
       <w:r>
-        <w:rPr/>
+        <w:rPr>
+          <w:b/>
+          <w:bCs/>
+          <w:i w:val="false"/>
+          <w:iCs w:val="false"/>
+          <w:sz w:val="24"/>
+          <w:szCs w:val="24"/>
+        </w:rPr>
       </w:r>
     </w:p>
     <w:p>
@@ -42181,12 +42780,10 @@
       </w:pPr>
       <w:r>
         <w:rPr>
-          <w:b/>
-          <w:bCs/>
-          <w:i w:val="false"/>
-          <w:iCs w:val="false"/>
-          <w:sz w:val="24"/>
-          <w:szCs w:val="24"/>
+          <w:rFonts w:eastAsia="맑은 고딕" w:cs="Arial Unicode MS"/>
+          <w:color w:val="auto"/>
+          <w:kern w:val="2"/>
+          <w:lang w:val="en-US" w:eastAsia="ko-KR" w:bidi="hi-IN"/>
         </w:rPr>
       </w:r>
     </w:p>
@@ -42518,37 +43115,7 @@
           <w:szCs w:val="24"/>
           <w:lang w:val="en-US" w:eastAsia="ko-KR" w:bidi="hi-IN"/>
         </w:rPr>
-        <w:t>보호 – 잠</w:t>
-      </w:r>
-      <w:r>
-        <w:rPr>
-          <w:rFonts w:ascii="바탕" w:hAnsi="바탕" w:cs="Arial Unicode MS"/>
-          <w:b/>
-          <w:bCs/>
-          <w:i w:val="false"/>
-          <w:iCs w:val="false"/>
-          <w:color w:val="auto"/>
-          <w:kern w:val="2"/>
-          <w:sz w:val="24"/>
-          <w:szCs w:val="24"/>
-          <w:lang w:val="en-US" w:eastAsia="ko-KR" w:bidi="hi-IN"/>
-        </w:rPr>
-        <w:t>시</w:t>
-      </w:r>
-      <w:r>
-        <w:rPr>
-          <w:rFonts w:ascii="바탕" w:hAnsi="바탕" w:cs="Arial Unicode MS"/>
-          <w:b/>
-          <w:bCs/>
-          <w:i w:val="false"/>
-          <w:iCs w:val="false"/>
-          <w:color w:val="auto"/>
-          <w:kern w:val="2"/>
-          <w:sz w:val="24"/>
-          <w:szCs w:val="24"/>
-          <w:lang w:val="en-US" w:eastAsia="ko-KR" w:bidi="hi-IN"/>
-        </w:rPr>
-        <w:t>동안 모든 받는 피해를 흡수</w:t>
+        <w:t>보호 – 잠시동안 모든 받는 피해를 흡수</w:t>
       </w:r>
     </w:p>
     <w:p>
@@ -42600,7 +43167,14 @@
         </w:rPr>
       </w:pPr>
       <w:r>
-        <w:rPr/>
+        <w:rPr>
+          <w:b/>
+          <w:bCs/>
+          <w:i w:val="false"/>
+          <w:iCs w:val="false"/>
+          <w:sz w:val="24"/>
+          <w:szCs w:val="24"/>
+        </w:rPr>
       </w:r>
     </w:p>
     <w:p>
@@ -42662,52 +43236,7 @@
           <w:szCs w:val="24"/>
           <w:lang w:val="en-US" w:eastAsia="ko-KR" w:bidi="hi-IN"/>
         </w:rPr>
-        <w:t>무력 – 잠</w:t>
-      </w:r>
-      <w:r>
-        <w:rPr>
-          <w:rFonts w:ascii="바탕" w:hAnsi="바탕" w:cs="Arial Unicode MS"/>
-          <w:b/>
-          <w:bCs/>
-          <w:i w:val="false"/>
-          <w:iCs w:val="false"/>
-          <w:color w:val="auto"/>
-          <w:kern w:val="2"/>
-          <w:sz w:val="24"/>
-          <w:szCs w:val="24"/>
-          <w:lang w:val="en-US" w:eastAsia="ko-KR" w:bidi="hi-IN"/>
-        </w:rPr>
-        <w:t>시</w:t>
-      </w:r>
-      <w:r>
-        <w:rPr>
-          <w:rFonts w:ascii="바탕" w:hAnsi="바탕" w:cs="Arial Unicode MS"/>
-          <w:b/>
-          <w:bCs/>
-          <w:i w:val="false"/>
-          <w:iCs w:val="false"/>
-          <w:color w:val="auto"/>
-          <w:kern w:val="2"/>
-          <w:sz w:val="24"/>
-          <w:szCs w:val="24"/>
-          <w:lang w:val="en-US" w:eastAsia="ko-KR" w:bidi="hi-IN"/>
-        </w:rPr>
-        <w:t xml:space="preserve">동안 </w:t>
-      </w:r>
-      <w:r>
-        <w:rPr>
-          <w:rFonts w:ascii="바탕" w:hAnsi="바탕" w:cs="Arial Unicode MS"/>
-          <w:b/>
-          <w:bCs/>
-          <w:i w:val="false"/>
-          <w:iCs w:val="false"/>
-          <w:color w:val="auto"/>
-          <w:kern w:val="2"/>
-          <w:sz w:val="24"/>
-          <w:szCs w:val="24"/>
-          <w:lang w:val="en-US" w:eastAsia="ko-KR" w:bidi="hi-IN"/>
-        </w:rPr>
-        <w:t>모든 공격이 강공이 되고 지구력을 소모하지 않음</w:t>
+        <w:t>무력 – 잠시동안 모든 공격이 강공이 되고 지구력을 소모하지 않음</w:t>
       </w:r>
     </w:p>
     <w:p>
@@ -42759,7 +43288,14 @@
         </w:rPr>
       </w:pPr>
       <w:r>
-        <w:rPr/>
+        <w:rPr>
+          <w:b/>
+          <w:bCs/>
+          <w:i w:val="false"/>
+          <w:iCs w:val="false"/>
+          <w:sz w:val="24"/>
+          <w:szCs w:val="24"/>
+        </w:rPr>
       </w:r>
     </w:p>
     <w:p>
@@ -42821,22 +43357,7 @@
           <w:szCs w:val="24"/>
           <w:lang w:val="en-US" w:eastAsia="ko-KR" w:bidi="hi-IN"/>
         </w:rPr>
-        <w:t xml:space="preserve">응징 – 대상에게 </w:t>
-      </w:r>
-      <w:r>
-        <w:rPr>
-          <w:rFonts w:ascii="바탕" w:hAnsi="바탕" w:cs="Arial Unicode MS"/>
-          <w:b/>
-          <w:bCs/>
-          <w:i w:val="false"/>
-          <w:iCs w:val="false"/>
-          <w:color w:val="auto"/>
-          <w:kern w:val="2"/>
-          <w:sz w:val="24"/>
-          <w:szCs w:val="24"/>
-          <w:lang w:val="en-US" w:eastAsia="ko-KR" w:bidi="hi-IN"/>
-        </w:rPr>
-        <w:t>장착한 마법 공격을 마나 소모 없이 가하며 추가 피해를 줌</w:t>
+        <w:t>응징 – 대상에게 장착한 마법 공격을 마나 소모 없이 가하며 추가 피해를 줌</w:t>
       </w:r>
     </w:p>
     <w:p>
@@ -42918,7 +43439,14 @@
         </w:rPr>
       </w:pPr>
       <w:r>
-        <w:rPr/>
+        <w:rPr>
+          <w:b/>
+          <w:bCs/>
+          <w:i w:val="false"/>
+          <w:iCs w:val="false"/>
+          <w:sz w:val="24"/>
+          <w:szCs w:val="24"/>
+        </w:rPr>
       </w:r>
     </w:p>
     <w:p>
@@ -43465,22 +43993,7 @@
           <w:szCs w:val="24"/>
           <w:lang w:val="en-US" w:eastAsia="ko-KR" w:bidi="hi-IN"/>
         </w:rPr>
-        <w:t>기민한</w:t>
-      </w:r>
-      <w:r>
-        <w:rPr>
-          <w:rFonts w:ascii="바탕" w:hAnsi="바탕" w:cs="Arial Unicode MS"/>
-          <w:b/>
-          <w:bCs/>
-          <w:i w:val="false"/>
-          <w:iCs w:val="false"/>
-          <w:color w:val="auto"/>
-          <w:kern w:val="2"/>
-          <w:sz w:val="24"/>
-          <w:szCs w:val="24"/>
-          <w:lang w:val="en-US" w:eastAsia="ko-KR" w:bidi="hi-IN"/>
-        </w:rPr>
-        <w:t xml:space="preserve"> 발걸음</w:t>
+        <w:t>기민한 발걸음</w:t>
       </w:r>
       <w:r>
         <w:rPr>
@@ -43617,22 +44130,7 @@
           <w:szCs w:val="24"/>
           <w:lang w:val="en-US" w:eastAsia="ko-KR" w:bidi="hi-IN"/>
         </w:rPr>
-        <w:t>패링</w:t>
-      </w:r>
-      <w:r>
-        <w:rPr>
-          <w:rFonts w:ascii="바탕" w:hAnsi="바탕" w:cs="Arial Unicode MS"/>
-          <w:b/>
-          <w:bCs/>
-          <w:i w:val="false"/>
-          <w:iCs w:val="false"/>
-          <w:color w:val="auto"/>
-          <w:kern w:val="2"/>
-          <w:sz w:val="24"/>
-          <w:szCs w:val="24"/>
-          <w:lang w:val="en-US" w:eastAsia="ko-KR" w:bidi="hi-IN"/>
-        </w:rPr>
-        <w:t>의 지구력 소모 감소</w:t>
+        <w:t>패링의 지구력 소모 감소</w:t>
       </w:r>
     </w:p>
     <w:p>
@@ -43797,7 +44295,14 @@
         </w:rPr>
       </w:pPr>
       <w:r>
-        <w:rPr/>
+        <w:rPr>
+          <w:b/>
+          <w:bCs/>
+          <w:i w:val="false"/>
+          <w:iCs w:val="false"/>
+          <w:sz w:val="24"/>
+          <w:szCs w:val="24"/>
+        </w:rPr>
       </w:r>
     </w:p>
     <w:p>
@@ -43941,7 +44446,14 @@
         </w:rPr>
       </w:pPr>
       <w:r>
-        <w:rPr/>
+        <w:rPr>
+          <w:b/>
+          <w:bCs/>
+          <w:i w:val="false"/>
+          <w:iCs w:val="false"/>
+          <w:sz w:val="24"/>
+          <w:szCs w:val="24"/>
+        </w:rPr>
       </w:r>
     </w:p>
     <w:p>
@@ -44055,7 +44567,14 @@
         </w:rPr>
       </w:pPr>
       <w:r>
-        <w:rPr/>
+        <w:rPr>
+          <w:b/>
+          <w:bCs/>
+          <w:i w:val="false"/>
+          <w:iCs w:val="false"/>
+          <w:sz w:val="24"/>
+          <w:szCs w:val="24"/>
+        </w:rPr>
       </w:r>
     </w:p>
     <w:p>
@@ -44442,10 +44961,12 @@
       </w:pPr>
       <w:r>
         <w:rPr>
-          <w:rFonts w:eastAsia="맑은 고딕" w:cs="Arial Unicode MS"/>
-          <w:color w:val="auto"/>
-          <w:kern w:val="2"/>
-          <w:lang w:val="en-US" w:eastAsia="ko-KR" w:bidi="hi-IN"/>
+          <w:b/>
+          <w:bCs/>
+          <w:i w:val="false"/>
+          <w:iCs w:val="false"/>
+          <w:sz w:val="24"/>
+          <w:szCs w:val="24"/>
         </w:rPr>
       </w:r>
     </w:p>
@@ -44467,10 +44988,12 @@
       </w:pPr>
       <w:r>
         <w:rPr>
-          <w:rFonts w:eastAsia="맑은 고딕" w:cs="Arial Unicode MS"/>
-          <w:color w:val="auto"/>
-          <w:kern w:val="2"/>
-          <w:lang w:val="en-US" w:eastAsia="ko-KR" w:bidi="hi-IN"/>
+          <w:b/>
+          <w:bCs/>
+          <w:i w:val="false"/>
+          <w:iCs w:val="false"/>
+          <w:sz w:val="24"/>
+          <w:szCs w:val="24"/>
         </w:rPr>
       </w:r>
     </w:p>
@@ -44492,10 +45015,12 @@
       </w:pPr>
       <w:r>
         <w:rPr>
-          <w:rFonts w:eastAsia="맑은 고딕" w:cs="Arial Unicode MS"/>
-          <w:color w:val="auto"/>
-          <w:kern w:val="2"/>
-          <w:lang w:val="en-US" w:eastAsia="ko-KR" w:bidi="hi-IN"/>
+          <w:b/>
+          <w:bCs/>
+          <w:i w:val="false"/>
+          <w:iCs w:val="false"/>
+          <w:sz w:val="24"/>
+          <w:szCs w:val="24"/>
         </w:rPr>
       </w:r>
     </w:p>
@@ -45636,8 +46161,8 @@
         </w:tblCellMar>
       </w:tblPr>
       <w:tblGrid>
-        <w:gridCol w:w="1920"/>
-        <w:gridCol w:w="7021"/>
+        <w:gridCol w:w="1919"/>
+        <w:gridCol w:w="7022"/>
       </w:tblGrid>
       <w:tr>
         <w:trPr>
@@ -45645,7 +46170,7 @@
         </w:trPr>
         <w:tc>
           <w:tcPr>
-            <w:tcW w:w="1920" w:type="dxa"/>
+            <w:tcW w:w="1919" w:type="dxa"/>
             <w:tcBorders/>
             <w:vAlign w:val="center"/>
           </w:tcPr>
@@ -45663,7 +46188,7 @@
         </w:tc>
         <w:tc>
           <w:tcPr>
-            <w:tcW w:w="7021" w:type="dxa"/>
+            <w:tcW w:w="7022" w:type="dxa"/>
             <w:tcBorders/>
             <w:vAlign w:val="center"/>
           </w:tcPr>
@@ -45684,7 +46209,7 @@
         <w:trPr/>
         <w:tc>
           <w:tcPr>
-            <w:tcW w:w="1920" w:type="dxa"/>
+            <w:tcW w:w="1919" w:type="dxa"/>
             <w:tcBorders/>
             <w:vAlign w:val="center"/>
           </w:tcPr>
@@ -45738,7 +46263,7 @@
         </w:tc>
         <w:tc>
           <w:tcPr>
-            <w:tcW w:w="7021" w:type="dxa"/>
+            <w:tcW w:w="7022" w:type="dxa"/>
             <w:tcBorders/>
             <w:vAlign w:val="center"/>
           </w:tcPr>
@@ -45929,7 +46454,7 @@
         <w:trPr/>
         <w:tc>
           <w:tcPr>
-            <w:tcW w:w="1920" w:type="dxa"/>
+            <w:tcW w:w="1919" w:type="dxa"/>
             <w:tcBorders/>
             <w:vAlign w:val="center"/>
           </w:tcPr>
@@ -45949,7 +46474,7 @@
         </w:tc>
         <w:tc>
           <w:tcPr>
-            <w:tcW w:w="7021" w:type="dxa"/>
+            <w:tcW w:w="7022" w:type="dxa"/>
             <w:tcBorders/>
             <w:vAlign w:val="center"/>
           </w:tcPr>
@@ -45990,7 +46515,7 @@
         <w:trPr/>
         <w:tc>
           <w:tcPr>
-            <w:tcW w:w="1920" w:type="dxa"/>
+            <w:tcW w:w="1919" w:type="dxa"/>
             <w:tcBorders/>
             <w:vAlign w:val="center"/>
           </w:tcPr>
@@ -46028,7 +46553,7 @@
         </w:tc>
         <w:tc>
           <w:tcPr>
-            <w:tcW w:w="7021" w:type="dxa"/>
+            <w:tcW w:w="7022" w:type="dxa"/>
             <w:tcBorders/>
             <w:vAlign w:val="center"/>
           </w:tcPr>
@@ -46078,7 +46603,7 @@
         <w:trPr/>
         <w:tc>
           <w:tcPr>
-            <w:tcW w:w="1920" w:type="dxa"/>
+            <w:tcW w:w="1919" w:type="dxa"/>
             <w:tcBorders/>
             <w:vAlign w:val="center"/>
           </w:tcPr>
@@ -46110,7 +46635,7 @@
         </w:tc>
         <w:tc>
           <w:tcPr>
-            <w:tcW w:w="7021" w:type="dxa"/>
+            <w:tcW w:w="7022" w:type="dxa"/>
             <w:tcBorders/>
             <w:vAlign w:val="center"/>
           </w:tcPr>
@@ -46143,7 +46668,7 @@
         <w:trPr/>
         <w:tc>
           <w:tcPr>
-            <w:tcW w:w="1920" w:type="dxa"/>
+            <w:tcW w:w="1919" w:type="dxa"/>
             <w:tcBorders/>
             <w:vAlign w:val="center"/>
           </w:tcPr>
@@ -46163,7 +46688,7 @@
         </w:tc>
         <w:tc>
           <w:tcPr>
-            <w:tcW w:w="7021" w:type="dxa"/>
+            <w:tcW w:w="7022" w:type="dxa"/>
             <w:tcBorders/>
             <w:vAlign w:val="center"/>
           </w:tcPr>
@@ -48242,7 +48767,7 @@
     <w:pPr>
       <w:widowControl/>
       <w:suppressAutoHyphens w:val="true"/>
-      <w:overflowPunct w:val="true"/>
+      <w:overflowPunct w:val="false"/>
       <w:bidi w:val="0"/>
       <w:spacing w:before="0" w:after="0"/>
       <w:jc w:val="left"/>

--- a/2025 게임 개발 계획서v0.1.docx
+++ b/2025 게임 개발 계획서v0.1.docx
@@ -967,7 +967,33 @@
       </w:pPr>
       <w:r>
         <w:rPr/>
-        <w:t xml:space="preserve">익스트랙션 슈터의 요소를 일부 차용한 로그라이트 </w:t>
+        <w:t>익스트랙션 슈터</w:t>
+      </w:r>
+      <w:r>
+        <w:rPr>
+          <w:rFonts w:ascii="바탕" w:hAnsi="바탕" w:cs="Arial Unicode MS"/>
+          <w:color w:val="auto"/>
+          <w:kern w:val="2"/>
+          <w:sz w:val="24"/>
+          <w:szCs w:val="24"/>
+          <w:lang w:val="en-US" w:eastAsia="ko-KR" w:bidi="hi-IN"/>
+        </w:rPr>
+        <w:t xml:space="preserve">와 </w:t>
+      </w:r>
+      <w:r>
+        <w:rPr>
+          <w:rFonts w:eastAsia="맑은 고딕" w:cs="Arial Unicode MS"/>
+          <w:color w:val="auto"/>
+          <w:kern w:val="2"/>
+          <w:sz w:val="24"/>
+          <w:szCs w:val="24"/>
+          <w:lang w:val="en-US" w:eastAsia="ko-KR" w:bidi="hi-IN"/>
+        </w:rPr>
+        <w:t>CRPG</w:t>
+      </w:r>
+      <w:r>
+        <w:rPr/>
+        <w:t xml:space="preserve">의 요소를 일부 차용한 로그라이트 </w:t>
       </w:r>
       <w:r>
         <w:rPr/>
@@ -975,7 +1001,22 @@
       </w:r>
       <w:r>
         <w:rPr/>
-        <w:t>하지만 두 장르의 요소를 완벽하게 포함하고 있지 않음</w:t>
+        <w:t xml:space="preserve">하지만 </w:t>
+      </w:r>
+      <w:r>
+        <w:rPr>
+          <w:rFonts w:ascii="바탕" w:hAnsi="바탕" w:cs="Arial Unicode MS"/>
+          <w:color w:val="auto"/>
+          <w:kern w:val="2"/>
+          <w:sz w:val="24"/>
+          <w:szCs w:val="24"/>
+          <w:lang w:val="en-US" w:eastAsia="ko-KR" w:bidi="hi-IN"/>
+        </w:rPr>
+        <w:t>각</w:t>
+      </w:r>
+      <w:r>
+        <w:rPr/>
+        <w:t xml:space="preserve"> 장르의 요소를 완벽하게 포함하고 있지 않음</w:t>
       </w:r>
     </w:p>
     <w:p>
@@ -5716,11 +5757,11 @@
         <w:gridCol w:w="621"/>
         <w:gridCol w:w="2721"/>
         <w:gridCol w:w="930"/>
-        <w:gridCol w:w="943"/>
+        <w:gridCol w:w="944"/>
         <w:gridCol w:w="930"/>
         <w:gridCol w:w="930"/>
         <w:gridCol w:w="929"/>
-        <w:gridCol w:w="2194"/>
+        <w:gridCol w:w="2193"/>
       </w:tblGrid>
       <w:tr>
         <w:trPr/>
@@ -5813,7 +5854,7 @@
         </w:tc>
         <w:tc>
           <w:tcPr>
-            <w:tcW w:w="943" w:type="dxa"/>
+            <w:tcW w:w="944" w:type="dxa"/>
             <w:tcBorders>
               <w:top w:val="single" w:sz="4" w:space="0" w:color="000000"/>
               <w:left w:val="single" w:sz="4" w:space="0" w:color="000000"/>
@@ -5929,7 +5970,7 @@
         </w:tc>
         <w:tc>
           <w:tcPr>
-            <w:tcW w:w="2194" w:type="dxa"/>
+            <w:tcW w:w="2193" w:type="dxa"/>
             <w:tcBorders>
               <w:top w:val="single" w:sz="4" w:space="0" w:color="000000"/>
               <w:left w:val="single" w:sz="4" w:space="0" w:color="000000"/>
@@ -6065,7 +6106,7 @@
         </w:tc>
         <w:tc>
           <w:tcPr>
-            <w:tcW w:w="943" w:type="dxa"/>
+            <w:tcW w:w="944" w:type="dxa"/>
             <w:tcBorders>
               <w:left w:val="single" w:sz="4" w:space="0" w:color="000000"/>
               <w:bottom w:val="single" w:sz="4" w:space="0" w:color="000000"/>
@@ -6366,7 +6407,7 @@
         </w:tc>
         <w:tc>
           <w:tcPr>
-            <w:tcW w:w="2194" w:type="dxa"/>
+            <w:tcW w:w="2193" w:type="dxa"/>
             <w:tcBorders>
               <w:left w:val="single" w:sz="4" w:space="0" w:color="000000"/>
               <w:bottom w:val="single" w:sz="4" w:space="0" w:color="000000"/>
@@ -8003,8 +8044,8 @@
         <w:gridCol w:w="934"/>
         <w:gridCol w:w="928"/>
         <w:gridCol w:w="927"/>
-        <w:gridCol w:w="943"/>
-        <w:gridCol w:w="2427"/>
+        <w:gridCol w:w="944"/>
+        <w:gridCol w:w="2426"/>
       </w:tblGrid>
       <w:tr>
         <w:trPr/>
@@ -8184,7 +8225,7 @@
         </w:tc>
         <w:tc>
           <w:tcPr>
-            <w:tcW w:w="943" w:type="dxa"/>
+            <w:tcW w:w="944" w:type="dxa"/>
             <w:tcBorders>
               <w:top w:val="single" w:sz="4" w:space="0" w:color="000000"/>
               <w:left w:val="single" w:sz="4" w:space="0" w:color="000000"/>
@@ -8213,7 +8254,7 @@
         </w:tc>
         <w:tc>
           <w:tcPr>
-            <w:tcW w:w="2427" w:type="dxa"/>
+            <w:tcW w:w="2426" w:type="dxa"/>
             <w:tcBorders>
               <w:top w:val="single" w:sz="4" w:space="0" w:color="000000"/>
               <w:left w:val="single" w:sz="4" w:space="0" w:color="000000"/>
@@ -8414,7 +8455,7 @@
         </w:tc>
         <w:tc>
           <w:tcPr>
-            <w:tcW w:w="943" w:type="dxa"/>
+            <w:tcW w:w="944" w:type="dxa"/>
             <w:tcBorders>
               <w:left w:val="single" w:sz="4" w:space="0" w:color="000000"/>
               <w:bottom w:val="single" w:sz="4" w:space="0" w:color="000000"/>
@@ -8442,7 +8483,7 @@
         </w:tc>
         <w:tc>
           <w:tcPr>
-            <w:tcW w:w="2427" w:type="dxa"/>
+            <w:tcW w:w="2426" w:type="dxa"/>
             <w:tcBorders>
               <w:left w:val="single" w:sz="4" w:space="0" w:color="000000"/>
               <w:bottom w:val="single" w:sz="4" w:space="0" w:color="000000"/>
@@ -8642,7 +8683,7 @@
         </w:tc>
         <w:tc>
           <w:tcPr>
-            <w:tcW w:w="943" w:type="dxa"/>
+            <w:tcW w:w="944" w:type="dxa"/>
             <w:tcBorders>
               <w:left w:val="single" w:sz="4" w:space="0" w:color="000000"/>
               <w:bottom w:val="single" w:sz="4" w:space="0" w:color="000000"/>
@@ -8670,7 +8711,7 @@
         </w:tc>
         <w:tc>
           <w:tcPr>
-            <w:tcW w:w="2427" w:type="dxa"/>
+            <w:tcW w:w="2426" w:type="dxa"/>
             <w:tcBorders>
               <w:left w:val="single" w:sz="4" w:space="0" w:color="000000"/>
               <w:bottom w:val="single" w:sz="4" w:space="0" w:color="000000"/>
@@ -8870,7 +8911,7 @@
         </w:tc>
         <w:tc>
           <w:tcPr>
-            <w:tcW w:w="943" w:type="dxa"/>
+            <w:tcW w:w="944" w:type="dxa"/>
             <w:tcBorders>
               <w:left w:val="single" w:sz="4" w:space="0" w:color="000000"/>
               <w:bottom w:val="single" w:sz="4" w:space="0" w:color="000000"/>
@@ -8898,7 +8939,7 @@
         </w:tc>
         <w:tc>
           <w:tcPr>
-            <w:tcW w:w="2427" w:type="dxa"/>
+            <w:tcW w:w="2426" w:type="dxa"/>
             <w:tcBorders>
               <w:left w:val="single" w:sz="4" w:space="0" w:color="000000"/>
               <w:bottom w:val="single" w:sz="4" w:space="0" w:color="000000"/>
@@ -9098,7 +9139,7 @@
         </w:tc>
         <w:tc>
           <w:tcPr>
-            <w:tcW w:w="943" w:type="dxa"/>
+            <w:tcW w:w="944" w:type="dxa"/>
             <w:tcBorders>
               <w:left w:val="single" w:sz="4" w:space="0" w:color="000000"/>
               <w:bottom w:val="single" w:sz="4" w:space="0" w:color="000000"/>
@@ -9126,7 +9167,7 @@
         </w:tc>
         <w:tc>
           <w:tcPr>
-            <w:tcW w:w="2427" w:type="dxa"/>
+            <w:tcW w:w="2426" w:type="dxa"/>
             <w:tcBorders>
               <w:left w:val="single" w:sz="4" w:space="0" w:color="000000"/>
               <w:bottom w:val="single" w:sz="4" w:space="0" w:color="000000"/>
@@ -9325,7 +9366,7 @@
         </w:tc>
         <w:tc>
           <w:tcPr>
-            <w:tcW w:w="943" w:type="dxa"/>
+            <w:tcW w:w="944" w:type="dxa"/>
             <w:tcBorders>
               <w:left w:val="single" w:sz="4" w:space="0" w:color="000000"/>
               <w:bottom w:val="single" w:sz="4" w:space="0" w:color="000000"/>
@@ -9353,7 +9394,7 @@
         </w:tc>
         <w:tc>
           <w:tcPr>
-            <w:tcW w:w="2427" w:type="dxa"/>
+            <w:tcW w:w="2426" w:type="dxa"/>
             <w:tcBorders>
               <w:left w:val="single" w:sz="4" w:space="0" w:color="000000"/>
               <w:bottom w:val="single" w:sz="4" w:space="0" w:color="000000"/>
@@ -9553,7 +9594,7 @@
         </w:tc>
         <w:tc>
           <w:tcPr>
-            <w:tcW w:w="943" w:type="dxa"/>
+            <w:tcW w:w="944" w:type="dxa"/>
             <w:tcBorders>
               <w:left w:val="single" w:sz="4" w:space="0" w:color="000000"/>
               <w:bottom w:val="single" w:sz="4" w:space="0" w:color="000000"/>
@@ -9581,7 +9622,7 @@
         </w:tc>
         <w:tc>
           <w:tcPr>
-            <w:tcW w:w="2427" w:type="dxa"/>
+            <w:tcW w:w="2426" w:type="dxa"/>
             <w:tcBorders>
               <w:left w:val="single" w:sz="4" w:space="0" w:color="000000"/>
               <w:bottom w:val="single" w:sz="4" w:space="0" w:color="000000"/>
@@ -9781,7 +9822,7 @@
         </w:tc>
         <w:tc>
           <w:tcPr>
-            <w:tcW w:w="943" w:type="dxa"/>
+            <w:tcW w:w="944" w:type="dxa"/>
             <w:tcBorders>
               <w:left w:val="single" w:sz="4" w:space="0" w:color="000000"/>
               <w:bottom w:val="single" w:sz="4" w:space="0" w:color="000000"/>
@@ -9809,7 +9850,7 @@
         </w:tc>
         <w:tc>
           <w:tcPr>
-            <w:tcW w:w="2427" w:type="dxa"/>
+            <w:tcW w:w="2426" w:type="dxa"/>
             <w:tcBorders>
               <w:left w:val="single" w:sz="4" w:space="0" w:color="000000"/>
               <w:bottom w:val="single" w:sz="4" w:space="0" w:color="000000"/>
@@ -10009,7 +10050,7 @@
         </w:tc>
         <w:tc>
           <w:tcPr>
-            <w:tcW w:w="943" w:type="dxa"/>
+            <w:tcW w:w="944" w:type="dxa"/>
             <w:tcBorders>
               <w:left w:val="single" w:sz="4" w:space="0" w:color="000000"/>
               <w:bottom w:val="single" w:sz="4" w:space="0" w:color="000000"/>
@@ -10037,7 +10078,7 @@
         </w:tc>
         <w:tc>
           <w:tcPr>
-            <w:tcW w:w="2427" w:type="dxa"/>
+            <w:tcW w:w="2426" w:type="dxa"/>
             <w:tcBorders>
               <w:left w:val="single" w:sz="4" w:space="0" w:color="000000"/>
               <w:bottom w:val="single" w:sz="4" w:space="0" w:color="000000"/>
@@ -10237,7 +10278,7 @@
         </w:tc>
         <w:tc>
           <w:tcPr>
-            <w:tcW w:w="943" w:type="dxa"/>
+            <w:tcW w:w="944" w:type="dxa"/>
             <w:tcBorders>
               <w:left w:val="single" w:sz="4" w:space="0" w:color="000000"/>
               <w:bottom w:val="single" w:sz="4" w:space="0" w:color="000000"/>
@@ -10265,7 +10306,7 @@
         </w:tc>
         <w:tc>
           <w:tcPr>
-            <w:tcW w:w="2427" w:type="dxa"/>
+            <w:tcW w:w="2426" w:type="dxa"/>
             <w:tcBorders>
               <w:left w:val="single" w:sz="4" w:space="0" w:color="000000"/>
               <w:bottom w:val="single" w:sz="4" w:space="0" w:color="000000"/>
@@ -10474,7 +10515,7 @@
         </w:tc>
         <w:tc>
           <w:tcPr>
-            <w:tcW w:w="943" w:type="dxa"/>
+            <w:tcW w:w="944" w:type="dxa"/>
             <w:tcBorders>
               <w:left w:val="single" w:sz="4" w:space="0" w:color="000000"/>
               <w:bottom w:val="single" w:sz="4" w:space="0" w:color="000000"/>
@@ -10502,7 +10543,7 @@
         </w:tc>
         <w:tc>
           <w:tcPr>
-            <w:tcW w:w="2427" w:type="dxa"/>
+            <w:tcW w:w="2426" w:type="dxa"/>
             <w:tcBorders>
               <w:left w:val="single" w:sz="4" w:space="0" w:color="000000"/>
               <w:bottom w:val="single" w:sz="4" w:space="0" w:color="000000"/>
@@ -10711,7 +10752,7 @@
         </w:tc>
         <w:tc>
           <w:tcPr>
-            <w:tcW w:w="943" w:type="dxa"/>
+            <w:tcW w:w="944" w:type="dxa"/>
             <w:tcBorders>
               <w:left w:val="single" w:sz="4" w:space="0" w:color="000000"/>
               <w:bottom w:val="single" w:sz="4" w:space="0" w:color="000000"/>
@@ -10739,7 +10780,7 @@
         </w:tc>
         <w:tc>
           <w:tcPr>
-            <w:tcW w:w="2427" w:type="dxa"/>
+            <w:tcW w:w="2426" w:type="dxa"/>
             <w:tcBorders>
               <w:left w:val="single" w:sz="4" w:space="0" w:color="000000"/>
               <w:bottom w:val="single" w:sz="4" w:space="0" w:color="000000"/>
@@ -10948,7 +10989,7 @@
         </w:tc>
         <w:tc>
           <w:tcPr>
-            <w:tcW w:w="943" w:type="dxa"/>
+            <w:tcW w:w="944" w:type="dxa"/>
             <w:tcBorders>
               <w:left w:val="single" w:sz="4" w:space="0" w:color="000000"/>
               <w:bottom w:val="single" w:sz="4" w:space="0" w:color="000000"/>
@@ -10976,7 +11017,7 @@
         </w:tc>
         <w:tc>
           <w:tcPr>
-            <w:tcW w:w="2427" w:type="dxa"/>
+            <w:tcW w:w="2426" w:type="dxa"/>
             <w:tcBorders>
               <w:left w:val="single" w:sz="4" w:space="0" w:color="000000"/>
               <w:bottom w:val="single" w:sz="4" w:space="0" w:color="000000"/>
@@ -11353,8 +11394,8 @@
         <w:gridCol w:w="934"/>
         <w:gridCol w:w="928"/>
         <w:gridCol w:w="927"/>
-        <w:gridCol w:w="943"/>
-        <w:gridCol w:w="2427"/>
+        <w:gridCol w:w="944"/>
+        <w:gridCol w:w="2426"/>
       </w:tblGrid>
       <w:tr>
         <w:trPr/>
@@ -11534,7 +11575,7 @@
         </w:tc>
         <w:tc>
           <w:tcPr>
-            <w:tcW w:w="943" w:type="dxa"/>
+            <w:tcW w:w="944" w:type="dxa"/>
             <w:tcBorders>
               <w:top w:val="single" w:sz="4" w:space="0" w:color="000000"/>
               <w:left w:val="single" w:sz="4" w:space="0" w:color="000000"/>
@@ -11563,7 +11604,7 @@
         </w:tc>
         <w:tc>
           <w:tcPr>
-            <w:tcW w:w="2427" w:type="dxa"/>
+            <w:tcW w:w="2426" w:type="dxa"/>
             <w:tcBorders>
               <w:top w:val="single" w:sz="4" w:space="0" w:color="000000"/>
               <w:left w:val="single" w:sz="4" w:space="0" w:color="000000"/>
@@ -11764,7 +11805,7 @@
         </w:tc>
         <w:tc>
           <w:tcPr>
-            <w:tcW w:w="943" w:type="dxa"/>
+            <w:tcW w:w="944" w:type="dxa"/>
             <w:tcBorders>
               <w:left w:val="single" w:sz="4" w:space="0" w:color="000000"/>
               <w:bottom w:val="single" w:sz="4" w:space="0" w:color="000000"/>
@@ -11792,7 +11833,7 @@
         </w:tc>
         <w:tc>
           <w:tcPr>
-            <w:tcW w:w="2427" w:type="dxa"/>
+            <w:tcW w:w="2426" w:type="dxa"/>
             <w:tcBorders>
               <w:left w:val="single" w:sz="4" w:space="0" w:color="000000"/>
               <w:bottom w:val="single" w:sz="4" w:space="0" w:color="000000"/>
@@ -11992,7 +12033,7 @@
         </w:tc>
         <w:tc>
           <w:tcPr>
-            <w:tcW w:w="943" w:type="dxa"/>
+            <w:tcW w:w="944" w:type="dxa"/>
             <w:tcBorders>
               <w:left w:val="single" w:sz="4" w:space="0" w:color="000000"/>
               <w:bottom w:val="single" w:sz="4" w:space="0" w:color="000000"/>
@@ -12024,7 +12065,7 @@
         </w:tc>
         <w:tc>
           <w:tcPr>
-            <w:tcW w:w="2427" w:type="dxa"/>
+            <w:tcW w:w="2426" w:type="dxa"/>
             <w:tcBorders>
               <w:left w:val="single" w:sz="4" w:space="0" w:color="000000"/>
               <w:bottom w:val="single" w:sz="4" w:space="0" w:color="000000"/>
@@ -12224,7 +12265,7 @@
         </w:tc>
         <w:tc>
           <w:tcPr>
-            <w:tcW w:w="943" w:type="dxa"/>
+            <w:tcW w:w="944" w:type="dxa"/>
             <w:tcBorders>
               <w:left w:val="single" w:sz="4" w:space="0" w:color="000000"/>
               <w:bottom w:val="single" w:sz="4" w:space="0" w:color="000000"/>
@@ -12252,7 +12293,7 @@
         </w:tc>
         <w:tc>
           <w:tcPr>
-            <w:tcW w:w="2427" w:type="dxa"/>
+            <w:tcW w:w="2426" w:type="dxa"/>
             <w:tcBorders>
               <w:left w:val="single" w:sz="4" w:space="0" w:color="000000"/>
               <w:bottom w:val="single" w:sz="4" w:space="0" w:color="000000"/>
@@ -12452,7 +12493,7 @@
         </w:tc>
         <w:tc>
           <w:tcPr>
-            <w:tcW w:w="943" w:type="dxa"/>
+            <w:tcW w:w="944" w:type="dxa"/>
             <w:tcBorders>
               <w:left w:val="single" w:sz="4" w:space="0" w:color="000000"/>
               <w:bottom w:val="single" w:sz="4" w:space="0" w:color="000000"/>
@@ -12480,7 +12521,7 @@
         </w:tc>
         <w:tc>
           <w:tcPr>
-            <w:tcW w:w="2427" w:type="dxa"/>
+            <w:tcW w:w="2426" w:type="dxa"/>
             <w:tcBorders>
               <w:left w:val="single" w:sz="4" w:space="0" w:color="000000"/>
               <w:bottom w:val="single" w:sz="4" w:space="0" w:color="000000"/>
@@ -12680,7 +12721,7 @@
         </w:tc>
         <w:tc>
           <w:tcPr>
-            <w:tcW w:w="943" w:type="dxa"/>
+            <w:tcW w:w="944" w:type="dxa"/>
             <w:tcBorders>
               <w:left w:val="single" w:sz="4" w:space="0" w:color="000000"/>
               <w:bottom w:val="single" w:sz="4" w:space="0" w:color="000000"/>
@@ -12708,7 +12749,7 @@
         </w:tc>
         <w:tc>
           <w:tcPr>
-            <w:tcW w:w="2427" w:type="dxa"/>
+            <w:tcW w:w="2426" w:type="dxa"/>
             <w:tcBorders>
               <w:left w:val="single" w:sz="4" w:space="0" w:color="000000"/>
               <w:bottom w:val="single" w:sz="4" w:space="0" w:color="000000"/>
@@ -12915,7 +12956,7 @@
         </w:tc>
         <w:tc>
           <w:tcPr>
-            <w:tcW w:w="943" w:type="dxa"/>
+            <w:tcW w:w="944" w:type="dxa"/>
             <w:tcBorders>
               <w:left w:val="single" w:sz="4" w:space="0" w:color="000000"/>
               <w:bottom w:val="single" w:sz="4" w:space="0" w:color="000000"/>
@@ -12943,7 +12984,7 @@
         </w:tc>
         <w:tc>
           <w:tcPr>
-            <w:tcW w:w="2427" w:type="dxa"/>
+            <w:tcW w:w="2426" w:type="dxa"/>
             <w:tcBorders>
               <w:left w:val="single" w:sz="4" w:space="0" w:color="000000"/>
               <w:bottom w:val="single" w:sz="4" w:space="0" w:color="000000"/>
@@ -13143,7 +13184,7 @@
         </w:tc>
         <w:tc>
           <w:tcPr>
-            <w:tcW w:w="943" w:type="dxa"/>
+            <w:tcW w:w="944" w:type="dxa"/>
             <w:tcBorders>
               <w:left w:val="single" w:sz="4" w:space="0" w:color="000000"/>
               <w:bottom w:val="single" w:sz="4" w:space="0" w:color="000000"/>
@@ -13171,7 +13212,7 @@
         </w:tc>
         <w:tc>
           <w:tcPr>
-            <w:tcW w:w="2427" w:type="dxa"/>
+            <w:tcW w:w="2426" w:type="dxa"/>
             <w:tcBorders>
               <w:left w:val="single" w:sz="4" w:space="0" w:color="000000"/>
               <w:bottom w:val="single" w:sz="4" w:space="0" w:color="000000"/>
@@ -13371,7 +13412,7 @@
         </w:tc>
         <w:tc>
           <w:tcPr>
-            <w:tcW w:w="943" w:type="dxa"/>
+            <w:tcW w:w="944" w:type="dxa"/>
             <w:tcBorders>
               <w:left w:val="single" w:sz="4" w:space="0" w:color="000000"/>
               <w:bottom w:val="single" w:sz="4" w:space="0" w:color="000000"/>
@@ -13399,7 +13440,7 @@
         </w:tc>
         <w:tc>
           <w:tcPr>
-            <w:tcW w:w="2427" w:type="dxa"/>
+            <w:tcW w:w="2426" w:type="dxa"/>
             <w:tcBorders>
               <w:left w:val="single" w:sz="4" w:space="0" w:color="000000"/>
               <w:bottom w:val="single" w:sz="4" w:space="0" w:color="000000"/>
@@ -13606,7 +13647,7 @@
         </w:tc>
         <w:tc>
           <w:tcPr>
-            <w:tcW w:w="943" w:type="dxa"/>
+            <w:tcW w:w="944" w:type="dxa"/>
             <w:tcBorders>
               <w:left w:val="single" w:sz="4" w:space="0" w:color="000000"/>
               <w:bottom w:val="single" w:sz="4" w:space="0" w:color="000000"/>
@@ -13634,7 +13675,7 @@
         </w:tc>
         <w:tc>
           <w:tcPr>
-            <w:tcW w:w="2427" w:type="dxa"/>
+            <w:tcW w:w="2426" w:type="dxa"/>
             <w:tcBorders>
               <w:left w:val="single" w:sz="4" w:space="0" w:color="000000"/>
               <w:bottom w:val="single" w:sz="4" w:space="0" w:color="000000"/>
@@ -13841,7 +13882,7 @@
         </w:tc>
         <w:tc>
           <w:tcPr>
-            <w:tcW w:w="943" w:type="dxa"/>
+            <w:tcW w:w="944" w:type="dxa"/>
             <w:tcBorders>
               <w:left w:val="single" w:sz="4" w:space="0" w:color="000000"/>
               <w:bottom w:val="single" w:sz="4" w:space="0" w:color="000000"/>
@@ -13869,7 +13910,7 @@
         </w:tc>
         <w:tc>
           <w:tcPr>
-            <w:tcW w:w="2427" w:type="dxa"/>
+            <w:tcW w:w="2426" w:type="dxa"/>
             <w:tcBorders>
               <w:left w:val="single" w:sz="4" w:space="0" w:color="000000"/>
               <w:bottom w:val="single" w:sz="4" w:space="0" w:color="000000"/>
@@ -14076,7 +14117,7 @@
         </w:tc>
         <w:tc>
           <w:tcPr>
-            <w:tcW w:w="943" w:type="dxa"/>
+            <w:tcW w:w="944" w:type="dxa"/>
             <w:tcBorders>
               <w:left w:val="single" w:sz="4" w:space="0" w:color="000000"/>
               <w:bottom w:val="single" w:sz="4" w:space="0" w:color="000000"/>
@@ -14104,7 +14145,7 @@
         </w:tc>
         <w:tc>
           <w:tcPr>
-            <w:tcW w:w="2427" w:type="dxa"/>
+            <w:tcW w:w="2426" w:type="dxa"/>
             <w:tcBorders>
               <w:left w:val="single" w:sz="4" w:space="0" w:color="000000"/>
               <w:bottom w:val="single" w:sz="4" w:space="0" w:color="000000"/>
@@ -14311,7 +14352,7 @@
         </w:tc>
         <w:tc>
           <w:tcPr>
-            <w:tcW w:w="943" w:type="dxa"/>
+            <w:tcW w:w="944" w:type="dxa"/>
             <w:tcBorders>
               <w:left w:val="single" w:sz="4" w:space="0" w:color="000000"/>
               <w:bottom w:val="single" w:sz="4" w:space="0" w:color="000000"/>
@@ -14339,7 +14380,7 @@
         </w:tc>
         <w:tc>
           <w:tcPr>
-            <w:tcW w:w="2427" w:type="dxa"/>
+            <w:tcW w:w="2426" w:type="dxa"/>
             <w:tcBorders>
               <w:left w:val="single" w:sz="4" w:space="0" w:color="000000"/>
               <w:bottom w:val="single" w:sz="4" w:space="0" w:color="000000"/>
@@ -15079,8 +15120,8 @@
         <w:gridCol w:w="934"/>
         <w:gridCol w:w="928"/>
         <w:gridCol w:w="927"/>
-        <w:gridCol w:w="943"/>
-        <w:gridCol w:w="2427"/>
+        <w:gridCol w:w="944"/>
+        <w:gridCol w:w="2426"/>
       </w:tblGrid>
       <w:tr>
         <w:trPr/>
@@ -15253,7 +15294,7 @@
         </w:tc>
         <w:tc>
           <w:tcPr>
-            <w:tcW w:w="943" w:type="dxa"/>
+            <w:tcW w:w="944" w:type="dxa"/>
             <w:tcBorders>
               <w:top w:val="single" w:sz="4" w:space="0" w:color="000000"/>
               <w:left w:val="single" w:sz="4" w:space="0" w:color="000000"/>
@@ -15281,7 +15322,7 @@
         </w:tc>
         <w:tc>
           <w:tcPr>
-            <w:tcW w:w="2427" w:type="dxa"/>
+            <w:tcW w:w="2426" w:type="dxa"/>
             <w:tcBorders>
               <w:top w:val="single" w:sz="4" w:space="0" w:color="000000"/>
               <w:left w:val="single" w:sz="4" w:space="0" w:color="000000"/>
@@ -15474,7 +15515,7 @@
         </w:tc>
         <w:tc>
           <w:tcPr>
-            <w:tcW w:w="943" w:type="dxa"/>
+            <w:tcW w:w="944" w:type="dxa"/>
             <w:tcBorders>
               <w:left w:val="single" w:sz="4" w:space="0" w:color="000000"/>
             </w:tcBorders>
@@ -15501,7 +15542,7 @@
         </w:tc>
         <w:tc>
           <w:tcPr>
-            <w:tcW w:w="2427" w:type="dxa"/>
+            <w:tcW w:w="2426" w:type="dxa"/>
             <w:tcBorders>
               <w:left w:val="single" w:sz="4" w:space="0" w:color="000000"/>
               <w:right w:val="single" w:sz="4" w:space="0" w:color="000000"/>
@@ -15692,7 +15733,7 @@
         </w:tc>
         <w:tc>
           <w:tcPr>
-            <w:tcW w:w="943" w:type="dxa"/>
+            <w:tcW w:w="944" w:type="dxa"/>
             <w:tcBorders>
               <w:left w:val="single" w:sz="4" w:space="0" w:color="000000"/>
             </w:tcBorders>
@@ -15719,7 +15760,7 @@
         </w:tc>
         <w:tc>
           <w:tcPr>
-            <w:tcW w:w="2427" w:type="dxa"/>
+            <w:tcW w:w="2426" w:type="dxa"/>
             <w:tcBorders>
               <w:left w:val="single" w:sz="4" w:space="0" w:color="000000"/>
               <w:right w:val="single" w:sz="4" w:space="0" w:color="000000"/>
@@ -15910,7 +15951,7 @@
         </w:tc>
         <w:tc>
           <w:tcPr>
-            <w:tcW w:w="943" w:type="dxa"/>
+            <w:tcW w:w="944" w:type="dxa"/>
             <w:tcBorders>
               <w:left w:val="single" w:sz="4" w:space="0" w:color="000000"/>
             </w:tcBorders>
@@ -15937,7 +15978,7 @@
         </w:tc>
         <w:tc>
           <w:tcPr>
-            <w:tcW w:w="2427" w:type="dxa"/>
+            <w:tcW w:w="2426" w:type="dxa"/>
             <w:tcBorders>
               <w:left w:val="single" w:sz="4" w:space="0" w:color="000000"/>
               <w:right w:val="single" w:sz="4" w:space="0" w:color="000000"/>
@@ -16128,7 +16169,7 @@
         </w:tc>
         <w:tc>
           <w:tcPr>
-            <w:tcW w:w="943" w:type="dxa"/>
+            <w:tcW w:w="944" w:type="dxa"/>
             <w:tcBorders>
               <w:left w:val="single" w:sz="4" w:space="0" w:color="000000"/>
             </w:tcBorders>
@@ -16155,7 +16196,7 @@
         </w:tc>
         <w:tc>
           <w:tcPr>
-            <w:tcW w:w="2427" w:type="dxa"/>
+            <w:tcW w:w="2426" w:type="dxa"/>
             <w:tcBorders>
               <w:left w:val="single" w:sz="4" w:space="0" w:color="000000"/>
               <w:right w:val="single" w:sz="4" w:space="0" w:color="000000"/>
@@ -16347,7 +16388,7 @@
         </w:tc>
         <w:tc>
           <w:tcPr>
-            <w:tcW w:w="943" w:type="dxa"/>
+            <w:tcW w:w="944" w:type="dxa"/>
             <w:tcBorders>
               <w:left w:val="single" w:sz="4" w:space="0" w:color="000000"/>
             </w:tcBorders>
@@ -16374,7 +16415,7 @@
         </w:tc>
         <w:tc>
           <w:tcPr>
-            <w:tcW w:w="2427" w:type="dxa"/>
+            <w:tcW w:w="2426" w:type="dxa"/>
             <w:tcBorders>
               <w:left w:val="single" w:sz="4" w:space="0" w:color="000000"/>
               <w:right w:val="single" w:sz="4" w:space="0" w:color="000000"/>
@@ -16566,7 +16607,7 @@
         </w:tc>
         <w:tc>
           <w:tcPr>
-            <w:tcW w:w="943" w:type="dxa"/>
+            <w:tcW w:w="944" w:type="dxa"/>
             <w:tcBorders>
               <w:left w:val="single" w:sz="4" w:space="0" w:color="000000"/>
             </w:tcBorders>
@@ -16593,7 +16634,7 @@
         </w:tc>
         <w:tc>
           <w:tcPr>
-            <w:tcW w:w="2427" w:type="dxa"/>
+            <w:tcW w:w="2426" w:type="dxa"/>
             <w:tcBorders>
               <w:left w:val="single" w:sz="4" w:space="0" w:color="000000"/>
               <w:right w:val="single" w:sz="4" w:space="0" w:color="000000"/>
@@ -16785,7 +16826,7 @@
         </w:tc>
         <w:tc>
           <w:tcPr>
-            <w:tcW w:w="943" w:type="dxa"/>
+            <w:tcW w:w="944" w:type="dxa"/>
             <w:tcBorders>
               <w:left w:val="single" w:sz="4" w:space="0" w:color="000000"/>
             </w:tcBorders>
@@ -16812,7 +16853,7 @@
         </w:tc>
         <w:tc>
           <w:tcPr>
-            <w:tcW w:w="2427" w:type="dxa"/>
+            <w:tcW w:w="2426" w:type="dxa"/>
             <w:tcBorders>
               <w:left w:val="single" w:sz="4" w:space="0" w:color="000000"/>
               <w:right w:val="single" w:sz="4" w:space="0" w:color="000000"/>
@@ -17003,7 +17044,7 @@
         </w:tc>
         <w:tc>
           <w:tcPr>
-            <w:tcW w:w="943" w:type="dxa"/>
+            <w:tcW w:w="944" w:type="dxa"/>
             <w:tcBorders>
               <w:left w:val="single" w:sz="4" w:space="0" w:color="000000"/>
             </w:tcBorders>
@@ -17030,7 +17071,7 @@
         </w:tc>
         <w:tc>
           <w:tcPr>
-            <w:tcW w:w="2427" w:type="dxa"/>
+            <w:tcW w:w="2426" w:type="dxa"/>
             <w:tcBorders>
               <w:left w:val="single" w:sz="4" w:space="0" w:color="000000"/>
               <w:right w:val="single" w:sz="4" w:space="0" w:color="000000"/>
@@ -17220,7 +17261,7 @@
         </w:tc>
         <w:tc>
           <w:tcPr>
-            <w:tcW w:w="943" w:type="dxa"/>
+            <w:tcW w:w="944" w:type="dxa"/>
             <w:tcBorders>
               <w:left w:val="single" w:sz="4" w:space="0" w:color="000000"/>
             </w:tcBorders>
@@ -17247,7 +17288,7 @@
         </w:tc>
         <w:tc>
           <w:tcPr>
-            <w:tcW w:w="2427" w:type="dxa"/>
+            <w:tcW w:w="2426" w:type="dxa"/>
             <w:tcBorders>
               <w:left w:val="single" w:sz="4" w:space="0" w:color="000000"/>
               <w:right w:val="single" w:sz="4" w:space="0" w:color="000000"/>
@@ -17437,7 +17478,7 @@
         </w:tc>
         <w:tc>
           <w:tcPr>
-            <w:tcW w:w="943" w:type="dxa"/>
+            <w:tcW w:w="944" w:type="dxa"/>
             <w:tcBorders>
               <w:left w:val="single" w:sz="4" w:space="0" w:color="000000"/>
             </w:tcBorders>
@@ -17464,7 +17505,7 @@
         </w:tc>
         <w:tc>
           <w:tcPr>
-            <w:tcW w:w="2427" w:type="dxa"/>
+            <w:tcW w:w="2426" w:type="dxa"/>
             <w:tcBorders>
               <w:left w:val="single" w:sz="4" w:space="0" w:color="000000"/>
               <w:right w:val="single" w:sz="4" w:space="0" w:color="000000"/>
@@ -17660,7 +17701,7 @@
         </w:tc>
         <w:tc>
           <w:tcPr>
-            <w:tcW w:w="943" w:type="dxa"/>
+            <w:tcW w:w="944" w:type="dxa"/>
             <w:tcBorders>
               <w:left w:val="single" w:sz="4" w:space="0" w:color="000000"/>
               <w:bottom w:val="single" w:sz="4" w:space="0" w:color="000000"/>
@@ -17688,7 +17729,7 @@
         </w:tc>
         <w:tc>
           <w:tcPr>
-            <w:tcW w:w="2427" w:type="dxa"/>
+            <w:tcW w:w="2426" w:type="dxa"/>
             <w:tcBorders>
               <w:left w:val="single" w:sz="4" w:space="0" w:color="000000"/>
               <w:bottom w:val="single" w:sz="4" w:space="0" w:color="000000"/>
@@ -18024,8 +18065,8 @@
         <w:gridCol w:w="934"/>
         <w:gridCol w:w="928"/>
         <w:gridCol w:w="927"/>
-        <w:gridCol w:w="943"/>
-        <w:gridCol w:w="2427"/>
+        <w:gridCol w:w="944"/>
+        <w:gridCol w:w="2426"/>
       </w:tblGrid>
       <w:tr>
         <w:trPr/>
@@ -18198,7 +18239,7 @@
         </w:tc>
         <w:tc>
           <w:tcPr>
-            <w:tcW w:w="943" w:type="dxa"/>
+            <w:tcW w:w="944" w:type="dxa"/>
             <w:tcBorders>
               <w:top w:val="single" w:sz="4" w:space="0" w:color="000000"/>
               <w:left w:val="single" w:sz="4" w:space="0" w:color="000000"/>
@@ -18225,7 +18266,7 @@
         </w:tc>
         <w:tc>
           <w:tcPr>
-            <w:tcW w:w="2427" w:type="dxa"/>
+            <w:tcW w:w="2426" w:type="dxa"/>
             <w:tcBorders>
               <w:top w:val="single" w:sz="4" w:space="0" w:color="000000"/>
               <w:left w:val="single" w:sz="4" w:space="0" w:color="000000"/>
@@ -18418,33 +18459,33 @@
         </w:tc>
         <w:tc>
           <w:tcPr>
-            <w:tcW w:w="943" w:type="dxa"/>
-            <w:tcBorders>
-              <w:left w:val="single" w:sz="4" w:space="0" w:color="000000"/>
-            </w:tcBorders>
-          </w:tcPr>
-          <w:p>
-            <w:pPr>
-              <w:pStyle w:val="Style19"/>
-              <w:widowControl w:val="false"/>
-              <w:bidi w:val="0"/>
-              <w:jc w:val="center"/>
-              <w:rPr>
-                <w:sz w:val="16"/>
-                <w:szCs w:val="16"/>
-              </w:rPr>
-            </w:pPr>
-            <w:r>
-              <w:rPr>
-                <w:sz w:val="16"/>
-                <w:szCs w:val="16"/>
-              </w:rPr>
-            </w:r>
-          </w:p>
-        </w:tc>
-        <w:tc>
-          <w:tcPr>
-            <w:tcW w:w="2427" w:type="dxa"/>
+            <w:tcW w:w="944" w:type="dxa"/>
+            <w:tcBorders>
+              <w:left w:val="single" w:sz="4" w:space="0" w:color="000000"/>
+            </w:tcBorders>
+          </w:tcPr>
+          <w:p>
+            <w:pPr>
+              <w:pStyle w:val="Style19"/>
+              <w:widowControl w:val="false"/>
+              <w:bidi w:val="0"/>
+              <w:jc w:val="center"/>
+              <w:rPr>
+                <w:sz w:val="16"/>
+                <w:szCs w:val="16"/>
+              </w:rPr>
+            </w:pPr>
+            <w:r>
+              <w:rPr>
+                <w:sz w:val="16"/>
+                <w:szCs w:val="16"/>
+              </w:rPr>
+            </w:r>
+          </w:p>
+        </w:tc>
+        <w:tc>
+          <w:tcPr>
+            <w:tcW w:w="2426" w:type="dxa"/>
             <w:tcBorders>
               <w:left w:val="single" w:sz="4" w:space="0" w:color="000000"/>
               <w:right w:val="single" w:sz="4" w:space="0" w:color="000000"/>
@@ -18635,33 +18676,33 @@
         </w:tc>
         <w:tc>
           <w:tcPr>
-            <w:tcW w:w="943" w:type="dxa"/>
-            <w:tcBorders>
-              <w:left w:val="single" w:sz="4" w:space="0" w:color="000000"/>
-            </w:tcBorders>
-          </w:tcPr>
-          <w:p>
-            <w:pPr>
-              <w:pStyle w:val="Style19"/>
-              <w:widowControl w:val="false"/>
-              <w:bidi w:val="0"/>
-              <w:jc w:val="center"/>
-              <w:rPr>
-                <w:sz w:val="16"/>
-                <w:szCs w:val="16"/>
-              </w:rPr>
-            </w:pPr>
-            <w:r>
-              <w:rPr>
-                <w:sz w:val="16"/>
-                <w:szCs w:val="16"/>
-              </w:rPr>
-            </w:r>
-          </w:p>
-        </w:tc>
-        <w:tc>
-          <w:tcPr>
-            <w:tcW w:w="2427" w:type="dxa"/>
+            <w:tcW w:w="944" w:type="dxa"/>
+            <w:tcBorders>
+              <w:left w:val="single" w:sz="4" w:space="0" w:color="000000"/>
+            </w:tcBorders>
+          </w:tcPr>
+          <w:p>
+            <w:pPr>
+              <w:pStyle w:val="Style19"/>
+              <w:widowControl w:val="false"/>
+              <w:bidi w:val="0"/>
+              <w:jc w:val="center"/>
+              <w:rPr>
+                <w:sz w:val="16"/>
+                <w:szCs w:val="16"/>
+              </w:rPr>
+            </w:pPr>
+            <w:r>
+              <w:rPr>
+                <w:sz w:val="16"/>
+                <w:szCs w:val="16"/>
+              </w:rPr>
+            </w:r>
+          </w:p>
+        </w:tc>
+        <w:tc>
+          <w:tcPr>
+            <w:tcW w:w="2426" w:type="dxa"/>
             <w:tcBorders>
               <w:left w:val="single" w:sz="4" w:space="0" w:color="000000"/>
               <w:right w:val="single" w:sz="4" w:space="0" w:color="000000"/>
@@ -18878,33 +18919,33 @@
         </w:tc>
         <w:tc>
           <w:tcPr>
-            <w:tcW w:w="943" w:type="dxa"/>
-            <w:tcBorders>
-              <w:left w:val="single" w:sz="4" w:space="0" w:color="000000"/>
-            </w:tcBorders>
-          </w:tcPr>
-          <w:p>
-            <w:pPr>
-              <w:pStyle w:val="Style19"/>
-              <w:widowControl w:val="false"/>
-              <w:bidi w:val="0"/>
-              <w:jc w:val="center"/>
-              <w:rPr>
-                <w:sz w:val="16"/>
-                <w:szCs w:val="16"/>
-              </w:rPr>
-            </w:pPr>
-            <w:r>
-              <w:rPr>
-                <w:sz w:val="16"/>
-                <w:szCs w:val="16"/>
-              </w:rPr>
-            </w:r>
-          </w:p>
-        </w:tc>
-        <w:tc>
-          <w:tcPr>
-            <w:tcW w:w="2427" w:type="dxa"/>
+            <w:tcW w:w="944" w:type="dxa"/>
+            <w:tcBorders>
+              <w:left w:val="single" w:sz="4" w:space="0" w:color="000000"/>
+            </w:tcBorders>
+          </w:tcPr>
+          <w:p>
+            <w:pPr>
+              <w:pStyle w:val="Style19"/>
+              <w:widowControl w:val="false"/>
+              <w:bidi w:val="0"/>
+              <w:jc w:val="center"/>
+              <w:rPr>
+                <w:sz w:val="16"/>
+                <w:szCs w:val="16"/>
+              </w:rPr>
+            </w:pPr>
+            <w:r>
+              <w:rPr>
+                <w:sz w:val="16"/>
+                <w:szCs w:val="16"/>
+              </w:rPr>
+            </w:r>
+          </w:p>
+        </w:tc>
+        <w:tc>
+          <w:tcPr>
+            <w:tcW w:w="2426" w:type="dxa"/>
             <w:tcBorders>
               <w:left w:val="single" w:sz="4" w:space="0" w:color="000000"/>
               <w:right w:val="single" w:sz="4" w:space="0" w:color="000000"/>
@@ -19095,33 +19136,33 @@
         </w:tc>
         <w:tc>
           <w:tcPr>
-            <w:tcW w:w="943" w:type="dxa"/>
-            <w:tcBorders>
-              <w:left w:val="single" w:sz="4" w:space="0" w:color="000000"/>
-            </w:tcBorders>
-          </w:tcPr>
-          <w:p>
-            <w:pPr>
-              <w:pStyle w:val="Style19"/>
-              <w:widowControl w:val="false"/>
-              <w:bidi w:val="0"/>
-              <w:jc w:val="center"/>
-              <w:rPr>
-                <w:sz w:val="16"/>
-                <w:szCs w:val="16"/>
-              </w:rPr>
-            </w:pPr>
-            <w:r>
-              <w:rPr>
-                <w:sz w:val="16"/>
-                <w:szCs w:val="16"/>
-              </w:rPr>
-            </w:r>
-          </w:p>
-        </w:tc>
-        <w:tc>
-          <w:tcPr>
-            <w:tcW w:w="2427" w:type="dxa"/>
+            <w:tcW w:w="944" w:type="dxa"/>
+            <w:tcBorders>
+              <w:left w:val="single" w:sz="4" w:space="0" w:color="000000"/>
+            </w:tcBorders>
+          </w:tcPr>
+          <w:p>
+            <w:pPr>
+              <w:pStyle w:val="Style19"/>
+              <w:widowControl w:val="false"/>
+              <w:bidi w:val="0"/>
+              <w:jc w:val="center"/>
+              <w:rPr>
+                <w:sz w:val="16"/>
+                <w:szCs w:val="16"/>
+              </w:rPr>
+            </w:pPr>
+            <w:r>
+              <w:rPr>
+                <w:sz w:val="16"/>
+                <w:szCs w:val="16"/>
+              </w:rPr>
+            </w:r>
+          </w:p>
+        </w:tc>
+        <w:tc>
+          <w:tcPr>
+            <w:tcW w:w="2426" w:type="dxa"/>
             <w:tcBorders>
               <w:left w:val="single" w:sz="4" w:space="0" w:color="000000"/>
               <w:right w:val="single" w:sz="4" w:space="0" w:color="000000"/>
@@ -19350,33 +19391,33 @@
         </w:tc>
         <w:tc>
           <w:tcPr>
-            <w:tcW w:w="943" w:type="dxa"/>
-            <w:tcBorders>
-              <w:left w:val="single" w:sz="4" w:space="0" w:color="000000"/>
-            </w:tcBorders>
-          </w:tcPr>
-          <w:p>
-            <w:pPr>
-              <w:pStyle w:val="Style19"/>
-              <w:widowControl w:val="false"/>
-              <w:bidi w:val="0"/>
-              <w:jc w:val="center"/>
-              <w:rPr>
-                <w:sz w:val="16"/>
-                <w:szCs w:val="16"/>
-              </w:rPr>
-            </w:pPr>
-            <w:r>
-              <w:rPr>
-                <w:sz w:val="16"/>
-                <w:szCs w:val="16"/>
-              </w:rPr>
-            </w:r>
-          </w:p>
-        </w:tc>
-        <w:tc>
-          <w:tcPr>
-            <w:tcW w:w="2427" w:type="dxa"/>
+            <w:tcW w:w="944" w:type="dxa"/>
+            <w:tcBorders>
+              <w:left w:val="single" w:sz="4" w:space="0" w:color="000000"/>
+            </w:tcBorders>
+          </w:tcPr>
+          <w:p>
+            <w:pPr>
+              <w:pStyle w:val="Style19"/>
+              <w:widowControl w:val="false"/>
+              <w:bidi w:val="0"/>
+              <w:jc w:val="center"/>
+              <w:rPr>
+                <w:sz w:val="16"/>
+                <w:szCs w:val="16"/>
+              </w:rPr>
+            </w:pPr>
+            <w:r>
+              <w:rPr>
+                <w:sz w:val="16"/>
+                <w:szCs w:val="16"/>
+              </w:rPr>
+            </w:r>
+          </w:p>
+        </w:tc>
+        <w:tc>
+          <w:tcPr>
+            <w:tcW w:w="2426" w:type="dxa"/>
             <w:tcBorders>
               <w:left w:val="single" w:sz="4" w:space="0" w:color="000000"/>
               <w:right w:val="single" w:sz="4" w:space="0" w:color="000000"/>
@@ -19573,7 +19614,7 @@
         </w:tc>
         <w:tc>
           <w:tcPr>
-            <w:tcW w:w="943" w:type="dxa"/>
+            <w:tcW w:w="944" w:type="dxa"/>
             <w:tcBorders>
               <w:left w:val="single" w:sz="4" w:space="0" w:color="000000"/>
               <w:bottom w:val="single" w:sz="4" w:space="0" w:color="000000"/>
@@ -19600,7 +19641,7 @@
         </w:tc>
         <w:tc>
           <w:tcPr>
-            <w:tcW w:w="2427" w:type="dxa"/>
+            <w:tcW w:w="2426" w:type="dxa"/>
             <w:tcBorders>
               <w:left w:val="single" w:sz="4" w:space="0" w:color="000000"/>
               <w:bottom w:val="single" w:sz="4" w:space="0" w:color="000000"/>
@@ -41311,607 +41352,596 @@
         </w:rPr>
       </w:pPr>
       <w:r>
-        <w:rPr/>
-      </w:r>
-    </w:p>
-    <w:p>
-      <w:pPr>
-        <w:pStyle w:val="Normal"/>
-        <w:bidi w:val="0"/>
-        <w:jc w:val="left"/>
         <w:rPr>
           <w:sz w:val="30"/>
           <w:szCs w:val="30"/>
         </w:rPr>
-      </w:pPr>
-      <w:r>
-        <w:rPr>
-          <w:rFonts w:ascii="바탕" w:hAnsi="바탕" w:cs="Arial Unicode MS"/>
-          <w:b/>
-          <w:bCs/>
-          <w:color w:val="auto"/>
-          <w:kern w:val="2"/>
+      </w:r>
+    </w:p>
+    <w:p>
+      <w:pPr>
+        <w:pStyle w:val="Normal"/>
+        <w:bidi w:val="0"/>
+        <w:jc w:val="left"/>
+        <w:rPr>
           <w:sz w:val="30"/>
           <w:szCs w:val="30"/>
-          <w:lang w:val="en-US" w:eastAsia="ko-KR" w:bidi="hi-IN"/>
-        </w:rPr>
-        <w:t>기초 스탯</w:t>
-      </w:r>
-    </w:p>
-    <w:p>
-      <w:pPr>
-        <w:pStyle w:val="Normal"/>
-        <w:bidi w:val="0"/>
-        <w:jc w:val="left"/>
-        <w:rPr>
-          <w:rFonts w:ascii="바탕" w:hAnsi="바탕" w:eastAsia="맑은 고딕" w:cs="Arial Unicode MS"/>
-          <w:color w:val="auto"/>
-          <w:kern w:val="2"/>
-          <w:lang w:val="en-US" w:eastAsia="ko-KR" w:bidi="hi-IN"/>
-        </w:rPr>
-      </w:pPr>
-      <w:r>
-        <w:rPr>
-          <w:b w:val="false"/>
-          <w:bCs w:val="false"/>
-          <w:sz w:val="24"/>
-          <w:szCs w:val="24"/>
-        </w:rPr>
-      </w:r>
-    </w:p>
-    <w:p>
-      <w:pPr>
-        <w:pStyle w:val="Normal"/>
-        <w:bidi w:val="0"/>
-        <w:jc w:val="left"/>
-        <w:rPr>
-          <w:b w:val="false"/>
-          <w:b w:val="false"/>
-          <w:bCs w:val="false"/>
-          <w:sz w:val="24"/>
-          <w:szCs w:val="24"/>
         </w:rPr>
       </w:pPr>
       <w:r>
         <w:rPr>
           <w:rFonts w:ascii="바탕" w:hAnsi="바탕" w:cs="Arial Unicode MS"/>
-          <w:b w:val="false"/>
-          <w:bCs w:val="false"/>
-          <w:color w:val="auto"/>
-          <w:kern w:val="2"/>
-          <w:sz w:val="24"/>
-          <w:szCs w:val="24"/>
-          <w:lang w:val="en-US" w:eastAsia="ko-KR" w:bidi="hi-IN"/>
-        </w:rPr>
-        <w:t>힘 – 모든 물리 무기 피해량 기반</w:t>
-      </w:r>
-      <w:r>
-        <w:rPr>
-          <w:rFonts w:eastAsia="맑은 고딕" w:cs="Arial Unicode MS"/>
-          <w:b w:val="false"/>
-          <w:bCs w:val="false"/>
-          <w:color w:val="auto"/>
-          <w:kern w:val="2"/>
-          <w:sz w:val="24"/>
-          <w:szCs w:val="24"/>
-          <w:lang w:val="en-US" w:eastAsia="ko-KR" w:bidi="hi-IN"/>
-        </w:rPr>
-        <w:t>/</w:t>
-      </w:r>
-      <w:r>
-        <w:rPr>
-          <w:rFonts w:ascii="바탕" w:hAnsi="바탕" w:cs="Arial Unicode MS"/>
-          <w:b w:val="false"/>
-          <w:bCs w:val="false"/>
-          <w:color w:val="auto"/>
-          <w:kern w:val="2"/>
-          <w:sz w:val="24"/>
-          <w:szCs w:val="24"/>
-          <w:lang w:val="en-US" w:eastAsia="ko-KR" w:bidi="hi-IN"/>
-        </w:rPr>
-        <w:t>무게 페널티 감소</w:t>
-      </w:r>
-    </w:p>
-    <w:p>
-      <w:pPr>
-        <w:pStyle w:val="Normal"/>
-        <w:bidi w:val="0"/>
-        <w:jc w:val="left"/>
-        <w:rPr>
-          <w:b w:val="false"/>
-          <w:b w:val="false"/>
-          <w:bCs w:val="false"/>
-          <w:sz w:val="24"/>
-          <w:szCs w:val="24"/>
-        </w:rPr>
-      </w:pPr>
-      <w:r>
-        <w:rPr>
-          <w:rFonts w:ascii="바탕" w:hAnsi="바탕" w:cs="Arial Unicode MS"/>
-          <w:b w:val="false"/>
-          <w:bCs w:val="false"/>
-          <w:color w:val="auto"/>
-          <w:kern w:val="2"/>
-          <w:sz w:val="24"/>
-          <w:szCs w:val="24"/>
-          <w:lang w:val="en-US" w:eastAsia="ko-KR" w:bidi="hi-IN"/>
-        </w:rPr>
-        <w:t>민첩 – 공격</w:t>
-      </w:r>
-      <w:r>
-        <w:rPr>
-          <w:rFonts w:eastAsia="맑은 고딕" w:cs="Arial Unicode MS"/>
-          <w:b w:val="false"/>
-          <w:bCs w:val="false"/>
-          <w:color w:val="auto"/>
-          <w:kern w:val="2"/>
-          <w:sz w:val="24"/>
-          <w:szCs w:val="24"/>
-          <w:lang w:val="en-US" w:eastAsia="ko-KR" w:bidi="hi-IN"/>
-        </w:rPr>
-        <w:t>/</w:t>
-      </w:r>
-      <w:r>
-        <w:rPr>
-          <w:rFonts w:ascii="바탕" w:hAnsi="바탕" w:cs="Arial Unicode MS"/>
-          <w:b w:val="false"/>
-          <w:bCs w:val="false"/>
-          <w:color w:val="auto"/>
-          <w:kern w:val="2"/>
-          <w:sz w:val="24"/>
-          <w:szCs w:val="24"/>
-          <w:lang w:val="en-US" w:eastAsia="ko-KR" w:bidi="hi-IN"/>
-        </w:rPr>
-        <w:t>방어</w:t>
-      </w:r>
-      <w:r>
-        <w:rPr>
-          <w:rFonts w:eastAsia="맑은 고딕" w:cs="Arial Unicode MS"/>
-          <w:b w:val="false"/>
-          <w:bCs w:val="false"/>
-          <w:color w:val="auto"/>
-          <w:kern w:val="2"/>
-          <w:sz w:val="24"/>
-          <w:szCs w:val="24"/>
-          <w:lang w:val="en-US" w:eastAsia="ko-KR" w:bidi="hi-IN"/>
-        </w:rPr>
-        <w:t>/</w:t>
-      </w:r>
-      <w:r>
-        <w:rPr>
-          <w:rFonts w:ascii="바탕" w:hAnsi="바탕" w:cs="Arial Unicode MS"/>
-          <w:b w:val="false"/>
-          <w:bCs w:val="false"/>
-          <w:color w:val="auto"/>
-          <w:kern w:val="2"/>
-          <w:sz w:val="24"/>
-          <w:szCs w:val="24"/>
-          <w:lang w:val="en-US" w:eastAsia="ko-KR" w:bidi="hi-IN"/>
-        </w:rPr>
-        <w:t>시전의 속도 증가</w:t>
-      </w:r>
-    </w:p>
-    <w:p>
-      <w:pPr>
-        <w:pStyle w:val="Normal"/>
-        <w:bidi w:val="0"/>
-        <w:jc w:val="left"/>
-        <w:rPr>
-          <w:b w:val="false"/>
-          <w:b w:val="false"/>
-          <w:bCs w:val="false"/>
-          <w:sz w:val="24"/>
-          <w:szCs w:val="24"/>
-        </w:rPr>
-      </w:pPr>
-      <w:r>
-        <w:rPr>
-          <w:rFonts w:ascii="바탕" w:hAnsi="바탕" w:cs="Arial Unicode MS"/>
-          <w:b w:val="false"/>
-          <w:bCs w:val="false"/>
-          <w:color w:val="auto"/>
-          <w:kern w:val="2"/>
-          <w:sz w:val="24"/>
-          <w:szCs w:val="24"/>
-          <w:lang w:val="en-US" w:eastAsia="ko-KR" w:bidi="hi-IN"/>
-        </w:rPr>
-        <w:t>기교 – 원거리</w:t>
-      </w:r>
-      <w:r>
-        <w:rPr>
-          <w:rFonts w:eastAsia="맑은 고딕" w:cs="Arial Unicode MS"/>
-          <w:b w:val="false"/>
-          <w:bCs w:val="false"/>
-          <w:color w:val="auto"/>
-          <w:kern w:val="2"/>
-          <w:sz w:val="24"/>
-          <w:szCs w:val="24"/>
-          <w:lang w:val="en-US" w:eastAsia="ko-KR" w:bidi="hi-IN"/>
-        </w:rPr>
-        <w:t>/</w:t>
-      </w:r>
-      <w:r>
-        <w:rPr>
-          <w:rFonts w:ascii="바탕" w:hAnsi="바탕" w:cs="Arial Unicode MS"/>
-          <w:b w:val="false"/>
-          <w:bCs w:val="false"/>
-          <w:color w:val="auto"/>
-          <w:kern w:val="2"/>
-          <w:sz w:val="24"/>
-          <w:szCs w:val="24"/>
-          <w:lang w:val="en-US" w:eastAsia="ko-KR" w:bidi="hi-IN"/>
-        </w:rPr>
-        <w:t>마법 무기 정확도 기반</w:t>
-      </w:r>
-      <w:r>
-        <w:rPr>
-          <w:rFonts w:eastAsia="맑은 고딕" w:cs="Arial Unicode MS"/>
-          <w:b w:val="false"/>
-          <w:bCs w:val="false"/>
-          <w:color w:val="auto"/>
-          <w:kern w:val="2"/>
-          <w:sz w:val="24"/>
-          <w:szCs w:val="24"/>
-          <w:lang w:val="en-US" w:eastAsia="ko-KR" w:bidi="hi-IN"/>
-        </w:rPr>
-        <w:t xml:space="preserve">/ </w:t>
-      </w:r>
-      <w:r>
-        <w:rPr>
-          <w:rFonts w:ascii="바탕" w:hAnsi="바탕" w:cs="Arial Unicode MS"/>
-          <w:b w:val="false"/>
-          <w:bCs w:val="false"/>
-          <w:color w:val="auto"/>
-          <w:kern w:val="2"/>
-          <w:sz w:val="24"/>
-          <w:szCs w:val="24"/>
-          <w:lang w:val="en-US" w:eastAsia="ko-KR" w:bidi="hi-IN"/>
-        </w:rPr>
-        <w:t>근거리 무기 치명타율 기반</w:t>
-      </w:r>
-    </w:p>
-    <w:p>
-      <w:pPr>
-        <w:pStyle w:val="Normal"/>
-        <w:bidi w:val="0"/>
-        <w:jc w:val="left"/>
-        <w:rPr>
-          <w:b w:val="false"/>
-          <w:b w:val="false"/>
-          <w:bCs w:val="false"/>
-          <w:sz w:val="24"/>
-          <w:szCs w:val="24"/>
-        </w:rPr>
-      </w:pPr>
-      <w:r>
-        <w:rPr>
-          <w:rFonts w:ascii="바탕" w:hAnsi="바탕" w:cs="Arial Unicode MS"/>
-          <w:b w:val="false"/>
-          <w:bCs w:val="false"/>
-          <w:color w:val="auto"/>
-          <w:kern w:val="2"/>
-          <w:sz w:val="24"/>
-          <w:szCs w:val="24"/>
-          <w:lang w:val="en-US" w:eastAsia="ko-KR" w:bidi="hi-IN"/>
-        </w:rPr>
-        <w:t>마력 – 마법 데미지 및 마법 저항력 기반</w:t>
-      </w:r>
-    </w:p>
-    <w:p>
-      <w:pPr>
-        <w:pStyle w:val="Normal"/>
-        <w:bidi w:val="0"/>
-        <w:jc w:val="left"/>
-        <w:rPr>
-          <w:rFonts w:ascii="바탕" w:hAnsi="바탕" w:eastAsia="맑은 고딕" w:cs="Arial Unicode MS"/>
-          <w:color w:val="auto"/>
-          <w:kern w:val="2"/>
-          <w:lang w:val="en-US" w:eastAsia="ko-KR" w:bidi="hi-IN"/>
-        </w:rPr>
-      </w:pPr>
-      <w:r>
-        <w:rPr>
-          <w:b w:val="false"/>
-          <w:bCs w:val="false"/>
-          <w:sz w:val="24"/>
-          <w:szCs w:val="24"/>
-        </w:rPr>
-      </w:r>
-    </w:p>
-    <w:p>
-      <w:pPr>
-        <w:pStyle w:val="Normal"/>
-        <w:bidi w:val="0"/>
-        <w:jc w:val="left"/>
-        <w:rPr>
-          <w:b w:val="false"/>
-          <w:b w:val="false"/>
-          <w:bCs w:val="false"/>
-          <w:sz w:val="24"/>
-          <w:szCs w:val="24"/>
-        </w:rPr>
-      </w:pPr>
-      <w:r>
-        <w:rPr>
-          <w:rFonts w:ascii="바탕" w:hAnsi="바탕" w:cs="Arial Unicode MS"/>
-          <w:b w:val="false"/>
-          <w:bCs w:val="false"/>
-          <w:color w:val="auto"/>
-          <w:kern w:val="2"/>
-          <w:sz w:val="24"/>
-          <w:szCs w:val="24"/>
-          <w:lang w:val="en-US" w:eastAsia="ko-KR" w:bidi="hi-IN"/>
-        </w:rPr>
-        <w:t>기력 – 지구력 최대치 기반</w:t>
-      </w:r>
-    </w:p>
-    <w:p>
-      <w:pPr>
-        <w:pStyle w:val="Normal"/>
-        <w:bidi w:val="0"/>
-        <w:jc w:val="left"/>
-        <w:rPr>
-          <w:b w:val="false"/>
-          <w:b w:val="false"/>
-          <w:bCs w:val="false"/>
-          <w:sz w:val="24"/>
-          <w:szCs w:val="24"/>
-        </w:rPr>
-      </w:pPr>
-      <w:r>
-        <w:rPr>
-          <w:rFonts w:ascii="바탕" w:hAnsi="바탕" w:cs="Arial Unicode MS"/>
-          <w:b w:val="false"/>
-          <w:bCs w:val="false"/>
-          <w:color w:val="auto"/>
-          <w:kern w:val="2"/>
-          <w:sz w:val="24"/>
-          <w:szCs w:val="24"/>
-          <w:lang w:val="en-US" w:eastAsia="ko-KR" w:bidi="hi-IN"/>
-        </w:rPr>
-        <w:t>체력 – 최대 체력 기반</w:t>
-      </w:r>
-    </w:p>
-    <w:p>
-      <w:pPr>
-        <w:pStyle w:val="Normal"/>
-        <w:bidi w:val="0"/>
-        <w:jc w:val="left"/>
-        <w:rPr>
-          <w:b w:val="false"/>
-          <w:b w:val="false"/>
-          <w:bCs w:val="false"/>
-          <w:sz w:val="24"/>
-          <w:szCs w:val="24"/>
-        </w:rPr>
-      </w:pPr>
-      <w:r>
-        <w:rPr>
-          <w:rFonts w:ascii="바탕" w:hAnsi="바탕" w:cs="Arial Unicode MS"/>
-          <w:b w:val="false"/>
-          <w:bCs w:val="false"/>
-          <w:color w:val="auto"/>
-          <w:kern w:val="2"/>
-          <w:sz w:val="24"/>
-          <w:szCs w:val="24"/>
-          <w:lang w:val="en-US" w:eastAsia="ko-KR" w:bidi="hi-IN"/>
-        </w:rPr>
-        <w:t>정신력 – 마나 최대치 기반</w:t>
-      </w:r>
-    </w:p>
-    <w:p>
-      <w:pPr>
-        <w:pStyle w:val="Normal"/>
-        <w:bidi w:val="0"/>
-        <w:jc w:val="left"/>
-        <w:rPr>
-          <w:rFonts w:ascii="바탕" w:hAnsi="바탕" w:eastAsia="맑은 고딕" w:cs="Arial Unicode MS"/>
-          <w:color w:val="auto"/>
-          <w:kern w:val="2"/>
-          <w:lang w:val="en-US" w:eastAsia="ko-KR" w:bidi="hi-IN"/>
-        </w:rPr>
-      </w:pPr>
-      <w:r>
-        <w:rPr>
-          <w:b w:val="false"/>
-          <w:bCs w:val="false"/>
-          <w:sz w:val="24"/>
-          <w:szCs w:val="24"/>
-        </w:rPr>
-      </w:r>
-    </w:p>
-    <w:p>
-      <w:pPr>
-        <w:pStyle w:val="Normal"/>
-        <w:bidi w:val="0"/>
-        <w:jc w:val="left"/>
-        <w:rPr>
-          <w:rFonts w:ascii="바탕" w:hAnsi="바탕" w:eastAsia="맑은 고딕" w:cs="Arial Unicode MS"/>
-          <w:color w:val="auto"/>
-          <w:kern w:val="2"/>
-          <w:lang w:val="en-US" w:eastAsia="ko-KR" w:bidi="hi-IN"/>
-        </w:rPr>
-      </w:pPr>
-      <w:r>
-        <w:rPr>
-          <w:b w:val="false"/>
-          <w:bCs w:val="false"/>
-          <w:sz w:val="24"/>
-          <w:szCs w:val="24"/>
-        </w:rPr>
-      </w:r>
-    </w:p>
-    <w:p>
-      <w:pPr>
-        <w:pStyle w:val="Normal"/>
-        <w:bidi w:val="0"/>
-        <w:jc w:val="left"/>
-        <w:rPr>
-          <w:b w:val="false"/>
-          <w:b w:val="false"/>
-          <w:bCs w:val="false"/>
-          <w:sz w:val="24"/>
-          <w:szCs w:val="24"/>
-        </w:rPr>
-      </w:pPr>
-      <w:r>
-        <w:rPr>
-          <w:rFonts w:ascii="바탕" w:hAnsi="바탕" w:cs="Arial Unicode MS"/>
-          <w:b w:val="false"/>
-          <w:bCs w:val="false"/>
-          <w:color w:val="auto"/>
-          <w:kern w:val="2"/>
-          <w:sz w:val="24"/>
-          <w:szCs w:val="24"/>
-          <w:lang w:val="en-US" w:eastAsia="ko-KR" w:bidi="hi-IN"/>
-        </w:rPr>
-        <w:t>지능 – 배울수 있는 마법 숫자 증가</w:t>
-      </w:r>
-      <w:r>
-        <w:rPr>
-          <w:rFonts w:eastAsia="맑은 고딕" w:cs="Arial Unicode MS"/>
-          <w:b w:val="false"/>
-          <w:bCs w:val="false"/>
-          <w:color w:val="auto"/>
-          <w:kern w:val="2"/>
-          <w:sz w:val="24"/>
-          <w:szCs w:val="24"/>
-          <w:lang w:val="en-US" w:eastAsia="ko-KR" w:bidi="hi-IN"/>
-        </w:rPr>
-        <w:t xml:space="preserve">, </w:t>
-      </w:r>
-      <w:r>
-        <w:rPr>
-          <w:rFonts w:ascii="바탕" w:hAnsi="바탕" w:cs="Arial Unicode MS"/>
-          <w:b w:val="false"/>
-          <w:bCs w:val="false"/>
-          <w:color w:val="auto"/>
-          <w:kern w:val="2"/>
-          <w:sz w:val="24"/>
-          <w:szCs w:val="24"/>
-          <w:lang w:val="en-US" w:eastAsia="ko-KR" w:bidi="hi-IN"/>
-        </w:rPr>
-        <w:t>무기 숙련도 페널티 감소 및 최대 숙련도 증가</w:t>
-      </w:r>
-    </w:p>
-    <w:p>
-      <w:pPr>
-        <w:pStyle w:val="Normal"/>
-        <w:bidi w:val="0"/>
-        <w:jc w:val="left"/>
-        <w:rPr>
-          <w:b w:val="false"/>
-          <w:b w:val="false"/>
-          <w:bCs w:val="false"/>
-          <w:sz w:val="24"/>
-          <w:szCs w:val="24"/>
-        </w:rPr>
-      </w:pPr>
-      <w:r>
-        <w:rPr>
-          <w:rFonts w:ascii="바탕" w:hAnsi="바탕" w:cs="Arial Unicode MS"/>
-          <w:b w:val="false"/>
-          <w:bCs w:val="false"/>
-          <w:color w:val="auto"/>
-          <w:kern w:val="2"/>
-          <w:sz w:val="24"/>
-          <w:szCs w:val="24"/>
-          <w:lang w:val="en-US" w:eastAsia="ko-KR" w:bidi="hi-IN"/>
-        </w:rPr>
-        <w:t>친화력 – 팩션에따른 호감도 증가치 상승 하락치 감소 사고파는 아이템 가격 변동</w:t>
-      </w:r>
-    </w:p>
-    <w:p>
-      <w:pPr>
-        <w:pStyle w:val="Normal"/>
-        <w:bidi w:val="0"/>
-        <w:jc w:val="left"/>
-        <w:rPr>
-          <w:b w:val="false"/>
-          <w:b w:val="false"/>
-          <w:bCs w:val="false"/>
-          <w:sz w:val="24"/>
-          <w:szCs w:val="24"/>
-        </w:rPr>
-      </w:pPr>
-      <w:r>
-        <w:rPr>
-          <w:rFonts w:ascii="바탕" w:hAnsi="바탕" w:cs="Arial Unicode MS"/>
-          <w:b w:val="false"/>
-          <w:bCs w:val="false"/>
-          <w:color w:val="auto"/>
-          <w:kern w:val="2"/>
-          <w:sz w:val="24"/>
-          <w:szCs w:val="24"/>
-          <w:lang w:val="en-US" w:eastAsia="ko-KR" w:bidi="hi-IN"/>
-        </w:rPr>
-        <w:t>인내 – 체력</w:t>
-      </w:r>
-      <w:r>
-        <w:rPr>
-          <w:rFonts w:eastAsia="맑은 고딕" w:cs="Arial Unicode MS"/>
-          <w:b w:val="false"/>
-          <w:bCs w:val="false"/>
-          <w:color w:val="auto"/>
-          <w:kern w:val="2"/>
-          <w:sz w:val="24"/>
-          <w:szCs w:val="24"/>
-          <w:lang w:val="en-US" w:eastAsia="ko-KR" w:bidi="hi-IN"/>
-        </w:rPr>
-        <w:t>/</w:t>
-      </w:r>
-      <w:r>
-        <w:rPr>
-          <w:rFonts w:ascii="바탕" w:hAnsi="바탕" w:cs="Arial Unicode MS"/>
-          <w:b w:val="false"/>
-          <w:bCs w:val="false"/>
-          <w:color w:val="auto"/>
-          <w:kern w:val="2"/>
-          <w:sz w:val="24"/>
-          <w:szCs w:val="24"/>
-          <w:lang w:val="en-US" w:eastAsia="ko-KR" w:bidi="hi-IN"/>
-        </w:rPr>
-        <w:t>지구력</w:t>
-      </w:r>
-      <w:r>
-        <w:rPr>
-          <w:rFonts w:eastAsia="맑은 고딕" w:cs="Arial Unicode MS"/>
-          <w:b w:val="false"/>
-          <w:bCs w:val="false"/>
-          <w:color w:val="auto"/>
-          <w:kern w:val="2"/>
-          <w:sz w:val="24"/>
-          <w:szCs w:val="24"/>
-          <w:lang w:val="en-US" w:eastAsia="ko-KR" w:bidi="hi-IN"/>
-        </w:rPr>
-        <w:t>/</w:t>
-      </w:r>
-      <w:r>
-        <w:rPr>
-          <w:rFonts w:ascii="바탕" w:hAnsi="바탕" w:cs="Arial Unicode MS"/>
-          <w:b w:val="false"/>
-          <w:bCs w:val="false"/>
-          <w:color w:val="auto"/>
-          <w:kern w:val="2"/>
-          <w:sz w:val="24"/>
-          <w:szCs w:val="24"/>
-          <w:lang w:val="en-US" w:eastAsia="ko-KR" w:bidi="hi-IN"/>
-        </w:rPr>
-        <w:t>마나 회복속도 증가</w:t>
-      </w:r>
-    </w:p>
-    <w:p>
-      <w:pPr>
-        <w:pStyle w:val="Normal"/>
-        <w:bidi w:val="0"/>
-        <w:jc w:val="left"/>
-        <w:rPr>
+          <w:b/>
+          <w:bCs/>
+          <w:color w:val="auto"/>
+          <w:kern w:val="2"/>
           <w:sz w:val="30"/>
           <w:szCs w:val="30"/>
-        </w:rPr>
-      </w:pPr>
-      <w:r>
-        <w:rPr/>
+          <w:lang w:val="en-US" w:eastAsia="ko-KR" w:bidi="hi-IN"/>
+        </w:rPr>
+        <w:t>기초 스탯</w:t>
+      </w:r>
+    </w:p>
+    <w:p>
+      <w:pPr>
+        <w:pStyle w:val="Normal"/>
+        <w:bidi w:val="0"/>
+        <w:jc w:val="left"/>
+        <w:rPr>
+          <w:rFonts w:ascii="바탕" w:hAnsi="바탕" w:eastAsia="맑은 고딕" w:cs="Arial Unicode MS"/>
+          <w:color w:val="auto"/>
+          <w:kern w:val="2"/>
+          <w:lang w:val="en-US" w:eastAsia="ko-KR" w:bidi="hi-IN"/>
+        </w:rPr>
+      </w:pPr>
+      <w:r>
+        <w:rPr>
+          <w:rFonts w:eastAsia="맑은 고딕" w:cs="Arial Unicode MS"/>
+          <w:color w:val="auto"/>
+          <w:kern w:val="2"/>
+          <w:lang w:val="en-US" w:eastAsia="ko-KR" w:bidi="hi-IN"/>
+        </w:rPr>
+      </w:r>
+    </w:p>
+    <w:p>
+      <w:pPr>
+        <w:pStyle w:val="Normal"/>
+        <w:bidi w:val="0"/>
+        <w:jc w:val="left"/>
+        <w:rPr>
+          <w:b w:val="false"/>
+          <w:b w:val="false"/>
+          <w:bCs w:val="false"/>
+          <w:sz w:val="24"/>
+          <w:szCs w:val="24"/>
+        </w:rPr>
+      </w:pPr>
+      <w:r>
+        <w:rPr>
+          <w:rFonts w:ascii="바탕" w:hAnsi="바탕" w:cs="Arial Unicode MS"/>
+          <w:b w:val="false"/>
+          <w:bCs w:val="false"/>
+          <w:color w:val="auto"/>
+          <w:kern w:val="2"/>
+          <w:sz w:val="24"/>
+          <w:szCs w:val="24"/>
+          <w:lang w:val="en-US" w:eastAsia="ko-KR" w:bidi="hi-IN"/>
+        </w:rPr>
+        <w:t>힘 – 모든 물리 무기 피해량 기반</w:t>
+      </w:r>
+      <w:r>
+        <w:rPr>
+          <w:rFonts w:eastAsia="맑은 고딕" w:cs="Arial Unicode MS"/>
+          <w:b w:val="false"/>
+          <w:bCs w:val="false"/>
+          <w:color w:val="auto"/>
+          <w:kern w:val="2"/>
+          <w:sz w:val="24"/>
+          <w:szCs w:val="24"/>
+          <w:lang w:val="en-US" w:eastAsia="ko-KR" w:bidi="hi-IN"/>
+        </w:rPr>
+        <w:t>/</w:t>
+      </w:r>
+      <w:r>
+        <w:rPr>
+          <w:rFonts w:ascii="바탕" w:hAnsi="바탕" w:cs="Arial Unicode MS"/>
+          <w:b w:val="false"/>
+          <w:bCs w:val="false"/>
+          <w:color w:val="auto"/>
+          <w:kern w:val="2"/>
+          <w:sz w:val="24"/>
+          <w:szCs w:val="24"/>
+          <w:lang w:val="en-US" w:eastAsia="ko-KR" w:bidi="hi-IN"/>
+        </w:rPr>
+        <w:t>무게 페널티 감소</w:t>
+      </w:r>
+    </w:p>
+    <w:p>
+      <w:pPr>
+        <w:pStyle w:val="Normal"/>
+        <w:bidi w:val="0"/>
+        <w:jc w:val="left"/>
+        <w:rPr>
+          <w:b w:val="false"/>
+          <w:b w:val="false"/>
+          <w:bCs w:val="false"/>
+          <w:sz w:val="24"/>
+          <w:szCs w:val="24"/>
+        </w:rPr>
+      </w:pPr>
+      <w:r>
+        <w:rPr>
+          <w:rFonts w:ascii="바탕" w:hAnsi="바탕" w:cs="Arial Unicode MS"/>
+          <w:b w:val="false"/>
+          <w:bCs w:val="false"/>
+          <w:color w:val="auto"/>
+          <w:kern w:val="2"/>
+          <w:sz w:val="24"/>
+          <w:szCs w:val="24"/>
+          <w:lang w:val="en-US" w:eastAsia="ko-KR" w:bidi="hi-IN"/>
+        </w:rPr>
+        <w:t>민첩 – 공격</w:t>
+      </w:r>
+      <w:r>
+        <w:rPr>
+          <w:rFonts w:eastAsia="맑은 고딕" w:cs="Arial Unicode MS"/>
+          <w:b w:val="false"/>
+          <w:bCs w:val="false"/>
+          <w:color w:val="auto"/>
+          <w:kern w:val="2"/>
+          <w:sz w:val="24"/>
+          <w:szCs w:val="24"/>
+          <w:lang w:val="en-US" w:eastAsia="ko-KR" w:bidi="hi-IN"/>
+        </w:rPr>
+        <w:t>/</w:t>
+      </w:r>
+      <w:r>
+        <w:rPr>
+          <w:rFonts w:ascii="바탕" w:hAnsi="바탕" w:cs="Arial Unicode MS"/>
+          <w:b w:val="false"/>
+          <w:bCs w:val="false"/>
+          <w:color w:val="auto"/>
+          <w:kern w:val="2"/>
+          <w:sz w:val="24"/>
+          <w:szCs w:val="24"/>
+          <w:lang w:val="en-US" w:eastAsia="ko-KR" w:bidi="hi-IN"/>
+        </w:rPr>
+        <w:t>방어</w:t>
+      </w:r>
+      <w:r>
+        <w:rPr>
+          <w:rFonts w:eastAsia="맑은 고딕" w:cs="Arial Unicode MS"/>
+          <w:b w:val="false"/>
+          <w:bCs w:val="false"/>
+          <w:color w:val="auto"/>
+          <w:kern w:val="2"/>
+          <w:sz w:val="24"/>
+          <w:szCs w:val="24"/>
+          <w:lang w:val="en-US" w:eastAsia="ko-KR" w:bidi="hi-IN"/>
+        </w:rPr>
+        <w:t>/</w:t>
+      </w:r>
+      <w:r>
+        <w:rPr>
+          <w:rFonts w:ascii="바탕" w:hAnsi="바탕" w:cs="Arial Unicode MS"/>
+          <w:b w:val="false"/>
+          <w:bCs w:val="false"/>
+          <w:color w:val="auto"/>
+          <w:kern w:val="2"/>
+          <w:sz w:val="24"/>
+          <w:szCs w:val="24"/>
+          <w:lang w:val="en-US" w:eastAsia="ko-KR" w:bidi="hi-IN"/>
+        </w:rPr>
+        <w:t>시전의 속도 증가</w:t>
+      </w:r>
+    </w:p>
+    <w:p>
+      <w:pPr>
+        <w:pStyle w:val="Normal"/>
+        <w:bidi w:val="0"/>
+        <w:jc w:val="left"/>
+        <w:rPr>
+          <w:b w:val="false"/>
+          <w:b w:val="false"/>
+          <w:bCs w:val="false"/>
+          <w:sz w:val="24"/>
+          <w:szCs w:val="24"/>
+        </w:rPr>
+      </w:pPr>
+      <w:r>
+        <w:rPr>
+          <w:rFonts w:ascii="바탕" w:hAnsi="바탕" w:cs="Arial Unicode MS"/>
+          <w:b w:val="false"/>
+          <w:bCs w:val="false"/>
+          <w:color w:val="auto"/>
+          <w:kern w:val="2"/>
+          <w:sz w:val="24"/>
+          <w:szCs w:val="24"/>
+          <w:lang w:val="en-US" w:eastAsia="ko-KR" w:bidi="hi-IN"/>
+        </w:rPr>
+        <w:t>기교 – 원거리</w:t>
+      </w:r>
+      <w:r>
+        <w:rPr>
+          <w:rFonts w:eastAsia="맑은 고딕" w:cs="Arial Unicode MS"/>
+          <w:b w:val="false"/>
+          <w:bCs w:val="false"/>
+          <w:color w:val="auto"/>
+          <w:kern w:val="2"/>
+          <w:sz w:val="24"/>
+          <w:szCs w:val="24"/>
+          <w:lang w:val="en-US" w:eastAsia="ko-KR" w:bidi="hi-IN"/>
+        </w:rPr>
+        <w:t>/</w:t>
+      </w:r>
+      <w:r>
+        <w:rPr>
+          <w:rFonts w:ascii="바탕" w:hAnsi="바탕" w:cs="Arial Unicode MS"/>
+          <w:b w:val="false"/>
+          <w:bCs w:val="false"/>
+          <w:color w:val="auto"/>
+          <w:kern w:val="2"/>
+          <w:sz w:val="24"/>
+          <w:szCs w:val="24"/>
+          <w:lang w:val="en-US" w:eastAsia="ko-KR" w:bidi="hi-IN"/>
+        </w:rPr>
+        <w:t>마법 무기 정확도 기반</w:t>
+      </w:r>
+      <w:r>
+        <w:rPr>
+          <w:rFonts w:eastAsia="맑은 고딕" w:cs="Arial Unicode MS"/>
+          <w:b w:val="false"/>
+          <w:bCs w:val="false"/>
+          <w:color w:val="auto"/>
+          <w:kern w:val="2"/>
+          <w:sz w:val="24"/>
+          <w:szCs w:val="24"/>
+          <w:lang w:val="en-US" w:eastAsia="ko-KR" w:bidi="hi-IN"/>
+        </w:rPr>
+        <w:t xml:space="preserve">/ </w:t>
+      </w:r>
+      <w:r>
+        <w:rPr>
+          <w:rFonts w:ascii="바탕" w:hAnsi="바탕" w:cs="Arial Unicode MS"/>
+          <w:b w:val="false"/>
+          <w:bCs w:val="false"/>
+          <w:color w:val="auto"/>
+          <w:kern w:val="2"/>
+          <w:sz w:val="24"/>
+          <w:szCs w:val="24"/>
+          <w:lang w:val="en-US" w:eastAsia="ko-KR" w:bidi="hi-IN"/>
+        </w:rPr>
+        <w:t>근거리 무기 치명타율 기반</w:t>
+      </w:r>
+    </w:p>
+    <w:p>
+      <w:pPr>
+        <w:pStyle w:val="Normal"/>
+        <w:bidi w:val="0"/>
+        <w:jc w:val="left"/>
+        <w:rPr>
+          <w:b w:val="false"/>
+          <w:b w:val="false"/>
+          <w:bCs w:val="false"/>
+          <w:sz w:val="24"/>
+          <w:szCs w:val="24"/>
+        </w:rPr>
+      </w:pPr>
+      <w:r>
+        <w:rPr>
+          <w:rFonts w:ascii="바탕" w:hAnsi="바탕" w:cs="Arial Unicode MS"/>
+          <w:b w:val="false"/>
+          <w:bCs w:val="false"/>
+          <w:color w:val="auto"/>
+          <w:kern w:val="2"/>
+          <w:sz w:val="24"/>
+          <w:szCs w:val="24"/>
+          <w:lang w:val="en-US" w:eastAsia="ko-KR" w:bidi="hi-IN"/>
+        </w:rPr>
+        <w:t>마력 – 마법 데미지 및 마법 저항력 기반</w:t>
+      </w:r>
+    </w:p>
+    <w:p>
+      <w:pPr>
+        <w:pStyle w:val="Normal"/>
+        <w:bidi w:val="0"/>
+        <w:jc w:val="left"/>
+        <w:rPr>
+          <w:rFonts w:ascii="바탕" w:hAnsi="바탕" w:eastAsia="맑은 고딕" w:cs="Arial Unicode MS"/>
+          <w:color w:val="auto"/>
+          <w:kern w:val="2"/>
+          <w:lang w:val="en-US" w:eastAsia="ko-KR" w:bidi="hi-IN"/>
+        </w:rPr>
+      </w:pPr>
+      <w:r>
+        <w:rPr>
+          <w:rFonts w:eastAsia="맑은 고딕" w:cs="Arial Unicode MS"/>
+          <w:color w:val="auto"/>
+          <w:kern w:val="2"/>
+          <w:lang w:val="en-US" w:eastAsia="ko-KR" w:bidi="hi-IN"/>
+        </w:rPr>
+      </w:r>
+    </w:p>
+    <w:p>
+      <w:pPr>
+        <w:pStyle w:val="Normal"/>
+        <w:bidi w:val="0"/>
+        <w:jc w:val="left"/>
+        <w:rPr>
+          <w:b w:val="false"/>
+          <w:b w:val="false"/>
+          <w:bCs w:val="false"/>
+          <w:sz w:val="24"/>
+          <w:szCs w:val="24"/>
+        </w:rPr>
+      </w:pPr>
+      <w:r>
+        <w:rPr>
+          <w:rFonts w:ascii="바탕" w:hAnsi="바탕" w:cs="Arial Unicode MS"/>
+          <w:b w:val="false"/>
+          <w:bCs w:val="false"/>
+          <w:color w:val="auto"/>
+          <w:kern w:val="2"/>
+          <w:sz w:val="24"/>
+          <w:szCs w:val="24"/>
+          <w:lang w:val="en-US" w:eastAsia="ko-KR" w:bidi="hi-IN"/>
+        </w:rPr>
+        <w:t>기력 – 지구력 최대치 기반</w:t>
+      </w:r>
+    </w:p>
+    <w:p>
+      <w:pPr>
+        <w:pStyle w:val="Normal"/>
+        <w:bidi w:val="0"/>
+        <w:jc w:val="left"/>
+        <w:rPr>
+          <w:b w:val="false"/>
+          <w:b w:val="false"/>
+          <w:bCs w:val="false"/>
+          <w:sz w:val="24"/>
+          <w:szCs w:val="24"/>
+        </w:rPr>
+      </w:pPr>
+      <w:r>
+        <w:rPr>
+          <w:rFonts w:ascii="바탕" w:hAnsi="바탕" w:cs="Arial Unicode MS"/>
+          <w:b w:val="false"/>
+          <w:bCs w:val="false"/>
+          <w:color w:val="auto"/>
+          <w:kern w:val="2"/>
+          <w:sz w:val="24"/>
+          <w:szCs w:val="24"/>
+          <w:lang w:val="en-US" w:eastAsia="ko-KR" w:bidi="hi-IN"/>
+        </w:rPr>
+        <w:t>체력 – 최대 체력 기반</w:t>
+      </w:r>
+    </w:p>
+    <w:p>
+      <w:pPr>
+        <w:pStyle w:val="Normal"/>
+        <w:bidi w:val="0"/>
+        <w:jc w:val="left"/>
+        <w:rPr>
+          <w:b w:val="false"/>
+          <w:b w:val="false"/>
+          <w:bCs w:val="false"/>
+          <w:sz w:val="24"/>
+          <w:szCs w:val="24"/>
+        </w:rPr>
+      </w:pPr>
+      <w:r>
+        <w:rPr>
+          <w:rFonts w:ascii="바탕" w:hAnsi="바탕" w:cs="Arial Unicode MS"/>
+          <w:b w:val="false"/>
+          <w:bCs w:val="false"/>
+          <w:color w:val="auto"/>
+          <w:kern w:val="2"/>
+          <w:sz w:val="24"/>
+          <w:szCs w:val="24"/>
+          <w:lang w:val="en-US" w:eastAsia="ko-KR" w:bidi="hi-IN"/>
+        </w:rPr>
+        <w:t>정신력 – 마나 최대치 기반</w:t>
+      </w:r>
+    </w:p>
+    <w:p>
+      <w:pPr>
+        <w:pStyle w:val="Normal"/>
+        <w:bidi w:val="0"/>
+        <w:jc w:val="left"/>
+        <w:rPr>
+          <w:rFonts w:ascii="바탕" w:hAnsi="바탕" w:eastAsia="맑은 고딕" w:cs="Arial Unicode MS"/>
+          <w:color w:val="auto"/>
+          <w:kern w:val="2"/>
+          <w:lang w:val="en-US" w:eastAsia="ko-KR" w:bidi="hi-IN"/>
+        </w:rPr>
+      </w:pPr>
+      <w:r>
+        <w:rPr>
+          <w:rFonts w:eastAsia="맑은 고딕" w:cs="Arial Unicode MS"/>
+          <w:color w:val="auto"/>
+          <w:kern w:val="2"/>
+          <w:lang w:val="en-US" w:eastAsia="ko-KR" w:bidi="hi-IN"/>
+        </w:rPr>
+      </w:r>
+    </w:p>
+    <w:p>
+      <w:pPr>
+        <w:pStyle w:val="Normal"/>
+        <w:bidi w:val="0"/>
+        <w:jc w:val="left"/>
+        <w:rPr>
+          <w:rFonts w:ascii="바탕" w:hAnsi="바탕" w:eastAsia="맑은 고딕" w:cs="Arial Unicode MS"/>
+          <w:color w:val="auto"/>
+          <w:kern w:val="2"/>
+          <w:lang w:val="en-US" w:eastAsia="ko-KR" w:bidi="hi-IN"/>
+        </w:rPr>
+      </w:pPr>
+      <w:r>
+        <w:rPr>
+          <w:rFonts w:eastAsia="맑은 고딕" w:cs="Arial Unicode MS"/>
+          <w:color w:val="auto"/>
+          <w:kern w:val="2"/>
+          <w:lang w:val="en-US" w:eastAsia="ko-KR" w:bidi="hi-IN"/>
+        </w:rPr>
+      </w:r>
+    </w:p>
+    <w:p>
+      <w:pPr>
+        <w:pStyle w:val="Normal"/>
+        <w:bidi w:val="0"/>
+        <w:jc w:val="left"/>
+        <w:rPr>
+          <w:b w:val="false"/>
+          <w:b w:val="false"/>
+          <w:bCs w:val="false"/>
+          <w:sz w:val="24"/>
+          <w:szCs w:val="24"/>
+        </w:rPr>
+      </w:pPr>
+      <w:r>
+        <w:rPr>
+          <w:rFonts w:ascii="바탕" w:hAnsi="바탕" w:cs="Arial Unicode MS"/>
+          <w:b w:val="false"/>
+          <w:bCs w:val="false"/>
+          <w:color w:val="auto"/>
+          <w:kern w:val="2"/>
+          <w:sz w:val="24"/>
+          <w:szCs w:val="24"/>
+          <w:lang w:val="en-US" w:eastAsia="ko-KR" w:bidi="hi-IN"/>
+        </w:rPr>
+        <w:t>지능 – 배울수 있는 마법 숫자 증가</w:t>
+      </w:r>
+      <w:r>
+        <w:rPr>
+          <w:rFonts w:eastAsia="맑은 고딕" w:cs="Arial Unicode MS"/>
+          <w:b w:val="false"/>
+          <w:bCs w:val="false"/>
+          <w:color w:val="auto"/>
+          <w:kern w:val="2"/>
+          <w:sz w:val="24"/>
+          <w:szCs w:val="24"/>
+          <w:lang w:val="en-US" w:eastAsia="ko-KR" w:bidi="hi-IN"/>
+        </w:rPr>
+        <w:t xml:space="preserve">, </w:t>
+      </w:r>
+      <w:r>
+        <w:rPr>
+          <w:rFonts w:ascii="바탕" w:hAnsi="바탕" w:cs="Arial Unicode MS"/>
+          <w:b w:val="false"/>
+          <w:bCs w:val="false"/>
+          <w:color w:val="auto"/>
+          <w:kern w:val="2"/>
+          <w:sz w:val="24"/>
+          <w:szCs w:val="24"/>
+          <w:lang w:val="en-US" w:eastAsia="ko-KR" w:bidi="hi-IN"/>
+        </w:rPr>
+        <w:t>무기 숙련도 페널티 감소 및 최대 숙련도 증가</w:t>
+      </w:r>
+    </w:p>
+    <w:p>
+      <w:pPr>
+        <w:pStyle w:val="Normal"/>
+        <w:bidi w:val="0"/>
+        <w:jc w:val="left"/>
+        <w:rPr>
+          <w:b w:val="false"/>
+          <w:b w:val="false"/>
+          <w:bCs w:val="false"/>
+          <w:sz w:val="24"/>
+          <w:szCs w:val="24"/>
+        </w:rPr>
+      </w:pPr>
+      <w:r>
+        <w:rPr>
+          <w:rFonts w:ascii="바탕" w:hAnsi="바탕" w:cs="Arial Unicode MS"/>
+          <w:b w:val="false"/>
+          <w:bCs w:val="false"/>
+          <w:color w:val="auto"/>
+          <w:kern w:val="2"/>
+          <w:sz w:val="24"/>
+          <w:szCs w:val="24"/>
+          <w:lang w:val="en-US" w:eastAsia="ko-KR" w:bidi="hi-IN"/>
+        </w:rPr>
+        <w:t>친화력 – 팩션에따른 호감도 증가치 상승 하락치 감소 사고파는 아이템 가격 변동</w:t>
+      </w:r>
+    </w:p>
+    <w:p>
+      <w:pPr>
+        <w:pStyle w:val="Normal"/>
+        <w:bidi w:val="0"/>
+        <w:jc w:val="left"/>
+        <w:rPr>
+          <w:b w:val="false"/>
+          <w:b w:val="false"/>
+          <w:bCs w:val="false"/>
+          <w:sz w:val="24"/>
+          <w:szCs w:val="24"/>
+        </w:rPr>
+      </w:pPr>
+      <w:r>
+        <w:rPr>
+          <w:rFonts w:ascii="바탕" w:hAnsi="바탕" w:cs="Arial Unicode MS"/>
+          <w:b w:val="false"/>
+          <w:bCs w:val="false"/>
+          <w:color w:val="auto"/>
+          <w:kern w:val="2"/>
+          <w:sz w:val="24"/>
+          <w:szCs w:val="24"/>
+          <w:lang w:val="en-US" w:eastAsia="ko-KR" w:bidi="hi-IN"/>
+        </w:rPr>
+        <w:t>인내 – 체력</w:t>
+      </w:r>
+      <w:r>
+        <w:rPr>
+          <w:rFonts w:eastAsia="맑은 고딕" w:cs="Arial Unicode MS"/>
+          <w:b w:val="false"/>
+          <w:bCs w:val="false"/>
+          <w:color w:val="auto"/>
+          <w:kern w:val="2"/>
+          <w:sz w:val="24"/>
+          <w:szCs w:val="24"/>
+          <w:lang w:val="en-US" w:eastAsia="ko-KR" w:bidi="hi-IN"/>
+        </w:rPr>
+        <w:t>/</w:t>
+      </w:r>
+      <w:r>
+        <w:rPr>
+          <w:rFonts w:ascii="바탕" w:hAnsi="바탕" w:cs="Arial Unicode MS"/>
+          <w:b w:val="false"/>
+          <w:bCs w:val="false"/>
+          <w:color w:val="auto"/>
+          <w:kern w:val="2"/>
+          <w:sz w:val="24"/>
+          <w:szCs w:val="24"/>
+          <w:lang w:val="en-US" w:eastAsia="ko-KR" w:bidi="hi-IN"/>
+        </w:rPr>
+        <w:t>지구력</w:t>
+      </w:r>
+      <w:r>
+        <w:rPr>
+          <w:rFonts w:eastAsia="맑은 고딕" w:cs="Arial Unicode MS"/>
+          <w:b w:val="false"/>
+          <w:bCs w:val="false"/>
+          <w:color w:val="auto"/>
+          <w:kern w:val="2"/>
+          <w:sz w:val="24"/>
+          <w:szCs w:val="24"/>
+          <w:lang w:val="en-US" w:eastAsia="ko-KR" w:bidi="hi-IN"/>
+        </w:rPr>
+        <w:t>/</w:t>
+      </w:r>
+      <w:r>
+        <w:rPr>
+          <w:rFonts w:ascii="바탕" w:hAnsi="바탕" w:cs="Arial Unicode MS"/>
+          <w:b w:val="false"/>
+          <w:bCs w:val="false"/>
+          <w:color w:val="auto"/>
+          <w:kern w:val="2"/>
+          <w:sz w:val="24"/>
+          <w:szCs w:val="24"/>
+          <w:lang w:val="en-US" w:eastAsia="ko-KR" w:bidi="hi-IN"/>
+        </w:rPr>
+        <w:t>마나 회복속도 증가</w:t>
       </w:r>
     </w:p>
     <w:p>
@@ -41925,21 +41955,44 @@
         </w:rPr>
       </w:pPr>
       <w:r>
-        <w:rPr/>
-      </w:r>
-    </w:p>
-    <w:p>
-      <w:pPr>
-        <w:pStyle w:val="Normal"/>
-        <w:bidi w:val="0"/>
-        <w:jc w:val="left"/>
         <w:rPr>
           <w:sz w:val="30"/>
           <w:szCs w:val="30"/>
         </w:rPr>
-      </w:pPr>
-      <w:r>
-        <w:rPr/>
+      </w:r>
+    </w:p>
+    <w:p>
+      <w:pPr>
+        <w:pStyle w:val="Normal"/>
+        <w:bidi w:val="0"/>
+        <w:jc w:val="left"/>
+        <w:rPr>
+          <w:sz w:val="30"/>
+          <w:szCs w:val="30"/>
+        </w:rPr>
+      </w:pPr>
+      <w:r>
+        <w:rPr>
+          <w:sz w:val="30"/>
+          <w:szCs w:val="30"/>
+        </w:rPr>
+      </w:r>
+    </w:p>
+    <w:p>
+      <w:pPr>
+        <w:pStyle w:val="Normal"/>
+        <w:bidi w:val="0"/>
+        <w:jc w:val="left"/>
+        <w:rPr>
+          <w:sz w:val="30"/>
+          <w:szCs w:val="30"/>
+        </w:rPr>
+      </w:pPr>
+      <w:r>
+        <w:rPr>
+          <w:sz w:val="30"/>
+          <w:szCs w:val="30"/>
+        </w:rPr>
       </w:r>
     </w:p>
     <w:p>
@@ -46161,8 +46214,8 @@
         </w:tblCellMar>
       </w:tblPr>
       <w:tblGrid>
-        <w:gridCol w:w="1919"/>
-        <w:gridCol w:w="7022"/>
+        <w:gridCol w:w="1918"/>
+        <w:gridCol w:w="7023"/>
       </w:tblGrid>
       <w:tr>
         <w:trPr>
@@ -46170,7 +46223,7 @@
         </w:trPr>
         <w:tc>
           <w:tcPr>
-            <w:tcW w:w="1919" w:type="dxa"/>
+            <w:tcW w:w="1918" w:type="dxa"/>
             <w:tcBorders/>
             <w:vAlign w:val="center"/>
           </w:tcPr>
@@ -46188,7 +46241,7 @@
         </w:tc>
         <w:tc>
           <w:tcPr>
-            <w:tcW w:w="7022" w:type="dxa"/>
+            <w:tcW w:w="7023" w:type="dxa"/>
             <w:tcBorders/>
             <w:vAlign w:val="center"/>
           </w:tcPr>
@@ -46209,7 +46262,7 @@
         <w:trPr/>
         <w:tc>
           <w:tcPr>
-            <w:tcW w:w="1919" w:type="dxa"/>
+            <w:tcW w:w="1918" w:type="dxa"/>
             <w:tcBorders/>
             <w:vAlign w:val="center"/>
           </w:tcPr>
@@ -46263,7 +46316,7 @@
         </w:tc>
         <w:tc>
           <w:tcPr>
-            <w:tcW w:w="7022" w:type="dxa"/>
+            <w:tcW w:w="7023" w:type="dxa"/>
             <w:tcBorders/>
             <w:vAlign w:val="center"/>
           </w:tcPr>
@@ -46454,7 +46507,7 @@
         <w:trPr/>
         <w:tc>
           <w:tcPr>
-            <w:tcW w:w="1919" w:type="dxa"/>
+            <w:tcW w:w="1918" w:type="dxa"/>
             <w:tcBorders/>
             <w:vAlign w:val="center"/>
           </w:tcPr>
@@ -46474,7 +46527,7 @@
         </w:tc>
         <w:tc>
           <w:tcPr>
-            <w:tcW w:w="7022" w:type="dxa"/>
+            <w:tcW w:w="7023" w:type="dxa"/>
             <w:tcBorders/>
             <w:vAlign w:val="center"/>
           </w:tcPr>
@@ -46515,7 +46568,7 @@
         <w:trPr/>
         <w:tc>
           <w:tcPr>
-            <w:tcW w:w="1919" w:type="dxa"/>
+            <w:tcW w:w="1918" w:type="dxa"/>
             <w:tcBorders/>
             <w:vAlign w:val="center"/>
           </w:tcPr>
@@ -46553,7 +46606,7 @@
         </w:tc>
         <w:tc>
           <w:tcPr>
-            <w:tcW w:w="7022" w:type="dxa"/>
+            <w:tcW w:w="7023" w:type="dxa"/>
             <w:tcBorders/>
             <w:vAlign w:val="center"/>
           </w:tcPr>
@@ -46603,7 +46656,7 @@
         <w:trPr/>
         <w:tc>
           <w:tcPr>
-            <w:tcW w:w="1919" w:type="dxa"/>
+            <w:tcW w:w="1918" w:type="dxa"/>
             <w:tcBorders/>
             <w:vAlign w:val="center"/>
           </w:tcPr>
@@ -46635,7 +46688,7 @@
         </w:tc>
         <w:tc>
           <w:tcPr>
-            <w:tcW w:w="7022" w:type="dxa"/>
+            <w:tcW w:w="7023" w:type="dxa"/>
             <w:tcBorders/>
             <w:vAlign w:val="center"/>
           </w:tcPr>
@@ -46668,7 +46721,7 @@
         <w:trPr/>
         <w:tc>
           <w:tcPr>
-            <w:tcW w:w="1919" w:type="dxa"/>
+            <w:tcW w:w="1918" w:type="dxa"/>
             <w:tcBorders/>
             <w:vAlign w:val="center"/>
           </w:tcPr>
@@ -46688,7 +46741,7 @@
         </w:tc>
         <w:tc>
           <w:tcPr>
-            <w:tcW w:w="7022" w:type="dxa"/>
+            <w:tcW w:w="7023" w:type="dxa"/>
             <w:tcBorders/>
             <w:vAlign w:val="center"/>
           </w:tcPr>
@@ -48767,7 +48820,7 @@
     <w:pPr>
       <w:widowControl/>
       <w:suppressAutoHyphens w:val="true"/>
-      <w:overflowPunct w:val="false"/>
+      <w:overflowPunct w:val="true"/>
       <w:bidi w:val="0"/>
       <w:spacing w:before="0" w:after="0"/>
       <w:jc w:val="left"/>

--- a/2025 게임 개발 계획서v0.1.docx
+++ b/2025 게임 개발 계획서v0.1.docx
@@ -5757,11 +5757,11 @@
         <w:gridCol w:w="621"/>
         <w:gridCol w:w="2721"/>
         <w:gridCol w:w="930"/>
-        <w:gridCol w:w="944"/>
+        <w:gridCol w:w="945"/>
         <w:gridCol w:w="930"/>
         <w:gridCol w:w="930"/>
-        <w:gridCol w:w="929"/>
-        <w:gridCol w:w="2193"/>
+        <w:gridCol w:w="930"/>
+        <w:gridCol w:w="2191"/>
       </w:tblGrid>
       <w:tr>
         <w:trPr/>
@@ -5854,7 +5854,7 @@
         </w:tc>
         <w:tc>
           <w:tcPr>
-            <w:tcW w:w="944" w:type="dxa"/>
+            <w:tcW w:w="945" w:type="dxa"/>
             <w:tcBorders>
               <w:top w:val="single" w:sz="4" w:space="0" w:color="000000"/>
               <w:left w:val="single" w:sz="4" w:space="0" w:color="000000"/>
@@ -5941,7 +5941,7 @@
         </w:tc>
         <w:tc>
           <w:tcPr>
-            <w:tcW w:w="929" w:type="dxa"/>
+            <w:tcW w:w="930" w:type="dxa"/>
             <w:tcBorders>
               <w:top w:val="single" w:sz="4" w:space="0" w:color="000000"/>
               <w:left w:val="single" w:sz="4" w:space="0" w:color="000000"/>
@@ -5970,7 +5970,7 @@
         </w:tc>
         <w:tc>
           <w:tcPr>
-            <w:tcW w:w="2193" w:type="dxa"/>
+            <w:tcW w:w="2191" w:type="dxa"/>
             <w:tcBorders>
               <w:top w:val="single" w:sz="4" w:space="0" w:color="000000"/>
               <w:left w:val="single" w:sz="4" w:space="0" w:color="000000"/>
@@ -6106,7 +6106,7 @@
         </w:tc>
         <w:tc>
           <w:tcPr>
-            <w:tcW w:w="944" w:type="dxa"/>
+            <w:tcW w:w="945" w:type="dxa"/>
             <w:tcBorders>
               <w:left w:val="single" w:sz="4" w:space="0" w:color="000000"/>
               <w:bottom w:val="single" w:sz="4" w:space="0" w:color="000000"/>
@@ -6304,7 +6304,7 @@
         </w:tc>
         <w:tc>
           <w:tcPr>
-            <w:tcW w:w="929" w:type="dxa"/>
+            <w:tcW w:w="930" w:type="dxa"/>
             <w:tcBorders>
               <w:left w:val="single" w:sz="4" w:space="0" w:color="000000"/>
               <w:bottom w:val="single" w:sz="4" w:space="0" w:color="000000"/>
@@ -6407,7 +6407,7 @@
         </w:tc>
         <w:tc>
           <w:tcPr>
-            <w:tcW w:w="2193" w:type="dxa"/>
+            <w:tcW w:w="2191" w:type="dxa"/>
             <w:tcBorders>
               <w:left w:val="single" w:sz="4" w:space="0" w:color="000000"/>
               <w:bottom w:val="single" w:sz="4" w:space="0" w:color="000000"/>
@@ -8044,8 +8044,8 @@
         <w:gridCol w:w="934"/>
         <w:gridCol w:w="928"/>
         <w:gridCol w:w="927"/>
-        <w:gridCol w:w="944"/>
-        <w:gridCol w:w="2426"/>
+        <w:gridCol w:w="945"/>
+        <w:gridCol w:w="2425"/>
       </w:tblGrid>
       <w:tr>
         <w:trPr/>
@@ -8225,7 +8225,7 @@
         </w:tc>
         <w:tc>
           <w:tcPr>
-            <w:tcW w:w="944" w:type="dxa"/>
+            <w:tcW w:w="945" w:type="dxa"/>
             <w:tcBorders>
               <w:top w:val="single" w:sz="4" w:space="0" w:color="000000"/>
               <w:left w:val="single" w:sz="4" w:space="0" w:color="000000"/>
@@ -8254,7 +8254,7 @@
         </w:tc>
         <w:tc>
           <w:tcPr>
-            <w:tcW w:w="2426" w:type="dxa"/>
+            <w:tcW w:w="2425" w:type="dxa"/>
             <w:tcBorders>
               <w:top w:val="single" w:sz="4" w:space="0" w:color="000000"/>
               <w:left w:val="single" w:sz="4" w:space="0" w:color="000000"/>
@@ -8455,7 +8455,7 @@
         </w:tc>
         <w:tc>
           <w:tcPr>
-            <w:tcW w:w="944" w:type="dxa"/>
+            <w:tcW w:w="945" w:type="dxa"/>
             <w:tcBorders>
               <w:left w:val="single" w:sz="4" w:space="0" w:color="000000"/>
               <w:bottom w:val="single" w:sz="4" w:space="0" w:color="000000"/>
@@ -8483,7 +8483,7 @@
         </w:tc>
         <w:tc>
           <w:tcPr>
-            <w:tcW w:w="2426" w:type="dxa"/>
+            <w:tcW w:w="2425" w:type="dxa"/>
             <w:tcBorders>
               <w:left w:val="single" w:sz="4" w:space="0" w:color="000000"/>
               <w:bottom w:val="single" w:sz="4" w:space="0" w:color="000000"/>
@@ -8683,7 +8683,7 @@
         </w:tc>
         <w:tc>
           <w:tcPr>
-            <w:tcW w:w="944" w:type="dxa"/>
+            <w:tcW w:w="945" w:type="dxa"/>
             <w:tcBorders>
               <w:left w:val="single" w:sz="4" w:space="0" w:color="000000"/>
               <w:bottom w:val="single" w:sz="4" w:space="0" w:color="000000"/>
@@ -8711,7 +8711,7 @@
         </w:tc>
         <w:tc>
           <w:tcPr>
-            <w:tcW w:w="2426" w:type="dxa"/>
+            <w:tcW w:w="2425" w:type="dxa"/>
             <w:tcBorders>
               <w:left w:val="single" w:sz="4" w:space="0" w:color="000000"/>
               <w:bottom w:val="single" w:sz="4" w:space="0" w:color="000000"/>
@@ -8911,7 +8911,7 @@
         </w:tc>
         <w:tc>
           <w:tcPr>
-            <w:tcW w:w="944" w:type="dxa"/>
+            <w:tcW w:w="945" w:type="dxa"/>
             <w:tcBorders>
               <w:left w:val="single" w:sz="4" w:space="0" w:color="000000"/>
               <w:bottom w:val="single" w:sz="4" w:space="0" w:color="000000"/>
@@ -8939,7 +8939,7 @@
         </w:tc>
         <w:tc>
           <w:tcPr>
-            <w:tcW w:w="2426" w:type="dxa"/>
+            <w:tcW w:w="2425" w:type="dxa"/>
             <w:tcBorders>
               <w:left w:val="single" w:sz="4" w:space="0" w:color="000000"/>
               <w:bottom w:val="single" w:sz="4" w:space="0" w:color="000000"/>
@@ -9139,7 +9139,7 @@
         </w:tc>
         <w:tc>
           <w:tcPr>
-            <w:tcW w:w="944" w:type="dxa"/>
+            <w:tcW w:w="945" w:type="dxa"/>
             <w:tcBorders>
               <w:left w:val="single" w:sz="4" w:space="0" w:color="000000"/>
               <w:bottom w:val="single" w:sz="4" w:space="0" w:color="000000"/>
@@ -9167,7 +9167,7 @@
         </w:tc>
         <w:tc>
           <w:tcPr>
-            <w:tcW w:w="2426" w:type="dxa"/>
+            <w:tcW w:w="2425" w:type="dxa"/>
             <w:tcBorders>
               <w:left w:val="single" w:sz="4" w:space="0" w:color="000000"/>
               <w:bottom w:val="single" w:sz="4" w:space="0" w:color="000000"/>
@@ -9366,7 +9366,7 @@
         </w:tc>
         <w:tc>
           <w:tcPr>
-            <w:tcW w:w="944" w:type="dxa"/>
+            <w:tcW w:w="945" w:type="dxa"/>
             <w:tcBorders>
               <w:left w:val="single" w:sz="4" w:space="0" w:color="000000"/>
               <w:bottom w:val="single" w:sz="4" w:space="0" w:color="000000"/>
@@ -9394,7 +9394,7 @@
         </w:tc>
         <w:tc>
           <w:tcPr>
-            <w:tcW w:w="2426" w:type="dxa"/>
+            <w:tcW w:w="2425" w:type="dxa"/>
             <w:tcBorders>
               <w:left w:val="single" w:sz="4" w:space="0" w:color="000000"/>
               <w:bottom w:val="single" w:sz="4" w:space="0" w:color="000000"/>
@@ -9594,7 +9594,7 @@
         </w:tc>
         <w:tc>
           <w:tcPr>
-            <w:tcW w:w="944" w:type="dxa"/>
+            <w:tcW w:w="945" w:type="dxa"/>
             <w:tcBorders>
               <w:left w:val="single" w:sz="4" w:space="0" w:color="000000"/>
               <w:bottom w:val="single" w:sz="4" w:space="0" w:color="000000"/>
@@ -9622,7 +9622,7 @@
         </w:tc>
         <w:tc>
           <w:tcPr>
-            <w:tcW w:w="2426" w:type="dxa"/>
+            <w:tcW w:w="2425" w:type="dxa"/>
             <w:tcBorders>
               <w:left w:val="single" w:sz="4" w:space="0" w:color="000000"/>
               <w:bottom w:val="single" w:sz="4" w:space="0" w:color="000000"/>
@@ -9822,7 +9822,7 @@
         </w:tc>
         <w:tc>
           <w:tcPr>
-            <w:tcW w:w="944" w:type="dxa"/>
+            <w:tcW w:w="945" w:type="dxa"/>
             <w:tcBorders>
               <w:left w:val="single" w:sz="4" w:space="0" w:color="000000"/>
               <w:bottom w:val="single" w:sz="4" w:space="0" w:color="000000"/>
@@ -9850,7 +9850,7 @@
         </w:tc>
         <w:tc>
           <w:tcPr>
-            <w:tcW w:w="2426" w:type="dxa"/>
+            <w:tcW w:w="2425" w:type="dxa"/>
             <w:tcBorders>
               <w:left w:val="single" w:sz="4" w:space="0" w:color="000000"/>
               <w:bottom w:val="single" w:sz="4" w:space="0" w:color="000000"/>
@@ -10050,7 +10050,7 @@
         </w:tc>
         <w:tc>
           <w:tcPr>
-            <w:tcW w:w="944" w:type="dxa"/>
+            <w:tcW w:w="945" w:type="dxa"/>
             <w:tcBorders>
               <w:left w:val="single" w:sz="4" w:space="0" w:color="000000"/>
               <w:bottom w:val="single" w:sz="4" w:space="0" w:color="000000"/>
@@ -10078,7 +10078,7 @@
         </w:tc>
         <w:tc>
           <w:tcPr>
-            <w:tcW w:w="2426" w:type="dxa"/>
+            <w:tcW w:w="2425" w:type="dxa"/>
             <w:tcBorders>
               <w:left w:val="single" w:sz="4" w:space="0" w:color="000000"/>
               <w:bottom w:val="single" w:sz="4" w:space="0" w:color="000000"/>
@@ -10278,7 +10278,7 @@
         </w:tc>
         <w:tc>
           <w:tcPr>
-            <w:tcW w:w="944" w:type="dxa"/>
+            <w:tcW w:w="945" w:type="dxa"/>
             <w:tcBorders>
               <w:left w:val="single" w:sz="4" w:space="0" w:color="000000"/>
               <w:bottom w:val="single" w:sz="4" w:space="0" w:color="000000"/>
@@ -10306,7 +10306,7 @@
         </w:tc>
         <w:tc>
           <w:tcPr>
-            <w:tcW w:w="2426" w:type="dxa"/>
+            <w:tcW w:w="2425" w:type="dxa"/>
             <w:tcBorders>
               <w:left w:val="single" w:sz="4" w:space="0" w:color="000000"/>
               <w:bottom w:val="single" w:sz="4" w:space="0" w:color="000000"/>
@@ -10515,7 +10515,7 @@
         </w:tc>
         <w:tc>
           <w:tcPr>
-            <w:tcW w:w="944" w:type="dxa"/>
+            <w:tcW w:w="945" w:type="dxa"/>
             <w:tcBorders>
               <w:left w:val="single" w:sz="4" w:space="0" w:color="000000"/>
               <w:bottom w:val="single" w:sz="4" w:space="0" w:color="000000"/>
@@ -10543,7 +10543,7 @@
         </w:tc>
         <w:tc>
           <w:tcPr>
-            <w:tcW w:w="2426" w:type="dxa"/>
+            <w:tcW w:w="2425" w:type="dxa"/>
             <w:tcBorders>
               <w:left w:val="single" w:sz="4" w:space="0" w:color="000000"/>
               <w:bottom w:val="single" w:sz="4" w:space="0" w:color="000000"/>
@@ -10752,7 +10752,7 @@
         </w:tc>
         <w:tc>
           <w:tcPr>
-            <w:tcW w:w="944" w:type="dxa"/>
+            <w:tcW w:w="945" w:type="dxa"/>
             <w:tcBorders>
               <w:left w:val="single" w:sz="4" w:space="0" w:color="000000"/>
               <w:bottom w:val="single" w:sz="4" w:space="0" w:color="000000"/>
@@ -10780,7 +10780,7 @@
         </w:tc>
         <w:tc>
           <w:tcPr>
-            <w:tcW w:w="2426" w:type="dxa"/>
+            <w:tcW w:w="2425" w:type="dxa"/>
             <w:tcBorders>
               <w:left w:val="single" w:sz="4" w:space="0" w:color="000000"/>
               <w:bottom w:val="single" w:sz="4" w:space="0" w:color="000000"/>
@@ -10989,7 +10989,7 @@
         </w:tc>
         <w:tc>
           <w:tcPr>
-            <w:tcW w:w="944" w:type="dxa"/>
+            <w:tcW w:w="945" w:type="dxa"/>
             <w:tcBorders>
               <w:left w:val="single" w:sz="4" w:space="0" w:color="000000"/>
               <w:bottom w:val="single" w:sz="4" w:space="0" w:color="000000"/>
@@ -11017,7 +11017,7 @@
         </w:tc>
         <w:tc>
           <w:tcPr>
-            <w:tcW w:w="2426" w:type="dxa"/>
+            <w:tcW w:w="2425" w:type="dxa"/>
             <w:tcBorders>
               <w:left w:val="single" w:sz="4" w:space="0" w:color="000000"/>
               <w:bottom w:val="single" w:sz="4" w:space="0" w:color="000000"/>
@@ -11394,8 +11394,8 @@
         <w:gridCol w:w="934"/>
         <w:gridCol w:w="928"/>
         <w:gridCol w:w="927"/>
-        <w:gridCol w:w="944"/>
-        <w:gridCol w:w="2426"/>
+        <w:gridCol w:w="945"/>
+        <w:gridCol w:w="2425"/>
       </w:tblGrid>
       <w:tr>
         <w:trPr/>
@@ -11575,7 +11575,7 @@
         </w:tc>
         <w:tc>
           <w:tcPr>
-            <w:tcW w:w="944" w:type="dxa"/>
+            <w:tcW w:w="945" w:type="dxa"/>
             <w:tcBorders>
               <w:top w:val="single" w:sz="4" w:space="0" w:color="000000"/>
               <w:left w:val="single" w:sz="4" w:space="0" w:color="000000"/>
@@ -11604,7 +11604,7 @@
         </w:tc>
         <w:tc>
           <w:tcPr>
-            <w:tcW w:w="2426" w:type="dxa"/>
+            <w:tcW w:w="2425" w:type="dxa"/>
             <w:tcBorders>
               <w:top w:val="single" w:sz="4" w:space="0" w:color="000000"/>
               <w:left w:val="single" w:sz="4" w:space="0" w:color="000000"/>
@@ -11805,7 +11805,7 @@
         </w:tc>
         <w:tc>
           <w:tcPr>
-            <w:tcW w:w="944" w:type="dxa"/>
+            <w:tcW w:w="945" w:type="dxa"/>
             <w:tcBorders>
               <w:left w:val="single" w:sz="4" w:space="0" w:color="000000"/>
               <w:bottom w:val="single" w:sz="4" w:space="0" w:color="000000"/>
@@ -11833,7 +11833,7 @@
         </w:tc>
         <w:tc>
           <w:tcPr>
-            <w:tcW w:w="2426" w:type="dxa"/>
+            <w:tcW w:w="2425" w:type="dxa"/>
             <w:tcBorders>
               <w:left w:val="single" w:sz="4" w:space="0" w:color="000000"/>
               <w:bottom w:val="single" w:sz="4" w:space="0" w:color="000000"/>
@@ -12033,7 +12033,7 @@
         </w:tc>
         <w:tc>
           <w:tcPr>
-            <w:tcW w:w="944" w:type="dxa"/>
+            <w:tcW w:w="945" w:type="dxa"/>
             <w:tcBorders>
               <w:left w:val="single" w:sz="4" w:space="0" w:color="000000"/>
               <w:bottom w:val="single" w:sz="4" w:space="0" w:color="000000"/>
@@ -12065,7 +12065,7 @@
         </w:tc>
         <w:tc>
           <w:tcPr>
-            <w:tcW w:w="2426" w:type="dxa"/>
+            <w:tcW w:w="2425" w:type="dxa"/>
             <w:tcBorders>
               <w:left w:val="single" w:sz="4" w:space="0" w:color="000000"/>
               <w:bottom w:val="single" w:sz="4" w:space="0" w:color="000000"/>
@@ -12265,7 +12265,7 @@
         </w:tc>
         <w:tc>
           <w:tcPr>
-            <w:tcW w:w="944" w:type="dxa"/>
+            <w:tcW w:w="945" w:type="dxa"/>
             <w:tcBorders>
               <w:left w:val="single" w:sz="4" w:space="0" w:color="000000"/>
               <w:bottom w:val="single" w:sz="4" w:space="0" w:color="000000"/>
@@ -12293,7 +12293,7 @@
         </w:tc>
         <w:tc>
           <w:tcPr>
-            <w:tcW w:w="2426" w:type="dxa"/>
+            <w:tcW w:w="2425" w:type="dxa"/>
             <w:tcBorders>
               <w:left w:val="single" w:sz="4" w:space="0" w:color="000000"/>
               <w:bottom w:val="single" w:sz="4" w:space="0" w:color="000000"/>
@@ -12493,7 +12493,7 @@
         </w:tc>
         <w:tc>
           <w:tcPr>
-            <w:tcW w:w="944" w:type="dxa"/>
+            <w:tcW w:w="945" w:type="dxa"/>
             <w:tcBorders>
               <w:left w:val="single" w:sz="4" w:space="0" w:color="000000"/>
               <w:bottom w:val="single" w:sz="4" w:space="0" w:color="000000"/>
@@ -12521,7 +12521,7 @@
         </w:tc>
         <w:tc>
           <w:tcPr>
-            <w:tcW w:w="2426" w:type="dxa"/>
+            <w:tcW w:w="2425" w:type="dxa"/>
             <w:tcBorders>
               <w:left w:val="single" w:sz="4" w:space="0" w:color="000000"/>
               <w:bottom w:val="single" w:sz="4" w:space="0" w:color="000000"/>
@@ -12721,7 +12721,7 @@
         </w:tc>
         <w:tc>
           <w:tcPr>
-            <w:tcW w:w="944" w:type="dxa"/>
+            <w:tcW w:w="945" w:type="dxa"/>
             <w:tcBorders>
               <w:left w:val="single" w:sz="4" w:space="0" w:color="000000"/>
               <w:bottom w:val="single" w:sz="4" w:space="0" w:color="000000"/>
@@ -12749,7 +12749,7 @@
         </w:tc>
         <w:tc>
           <w:tcPr>
-            <w:tcW w:w="2426" w:type="dxa"/>
+            <w:tcW w:w="2425" w:type="dxa"/>
             <w:tcBorders>
               <w:left w:val="single" w:sz="4" w:space="0" w:color="000000"/>
               <w:bottom w:val="single" w:sz="4" w:space="0" w:color="000000"/>
@@ -12956,7 +12956,7 @@
         </w:tc>
         <w:tc>
           <w:tcPr>
-            <w:tcW w:w="944" w:type="dxa"/>
+            <w:tcW w:w="945" w:type="dxa"/>
             <w:tcBorders>
               <w:left w:val="single" w:sz="4" w:space="0" w:color="000000"/>
               <w:bottom w:val="single" w:sz="4" w:space="0" w:color="000000"/>
@@ -12984,7 +12984,7 @@
         </w:tc>
         <w:tc>
           <w:tcPr>
-            <w:tcW w:w="2426" w:type="dxa"/>
+            <w:tcW w:w="2425" w:type="dxa"/>
             <w:tcBorders>
               <w:left w:val="single" w:sz="4" w:space="0" w:color="000000"/>
               <w:bottom w:val="single" w:sz="4" w:space="0" w:color="000000"/>
@@ -13184,7 +13184,7 @@
         </w:tc>
         <w:tc>
           <w:tcPr>
-            <w:tcW w:w="944" w:type="dxa"/>
+            <w:tcW w:w="945" w:type="dxa"/>
             <w:tcBorders>
               <w:left w:val="single" w:sz="4" w:space="0" w:color="000000"/>
               <w:bottom w:val="single" w:sz="4" w:space="0" w:color="000000"/>
@@ -13212,7 +13212,7 @@
         </w:tc>
         <w:tc>
           <w:tcPr>
-            <w:tcW w:w="2426" w:type="dxa"/>
+            <w:tcW w:w="2425" w:type="dxa"/>
             <w:tcBorders>
               <w:left w:val="single" w:sz="4" w:space="0" w:color="000000"/>
               <w:bottom w:val="single" w:sz="4" w:space="0" w:color="000000"/>
@@ -13412,7 +13412,7 @@
         </w:tc>
         <w:tc>
           <w:tcPr>
-            <w:tcW w:w="944" w:type="dxa"/>
+            <w:tcW w:w="945" w:type="dxa"/>
             <w:tcBorders>
               <w:left w:val="single" w:sz="4" w:space="0" w:color="000000"/>
               <w:bottom w:val="single" w:sz="4" w:space="0" w:color="000000"/>
@@ -13440,7 +13440,7 @@
         </w:tc>
         <w:tc>
           <w:tcPr>
-            <w:tcW w:w="2426" w:type="dxa"/>
+            <w:tcW w:w="2425" w:type="dxa"/>
             <w:tcBorders>
               <w:left w:val="single" w:sz="4" w:space="0" w:color="000000"/>
               <w:bottom w:val="single" w:sz="4" w:space="0" w:color="000000"/>
@@ -13647,7 +13647,7 @@
         </w:tc>
         <w:tc>
           <w:tcPr>
-            <w:tcW w:w="944" w:type="dxa"/>
+            <w:tcW w:w="945" w:type="dxa"/>
             <w:tcBorders>
               <w:left w:val="single" w:sz="4" w:space="0" w:color="000000"/>
               <w:bottom w:val="single" w:sz="4" w:space="0" w:color="000000"/>
@@ -13675,7 +13675,7 @@
         </w:tc>
         <w:tc>
           <w:tcPr>
-            <w:tcW w:w="2426" w:type="dxa"/>
+            <w:tcW w:w="2425" w:type="dxa"/>
             <w:tcBorders>
               <w:left w:val="single" w:sz="4" w:space="0" w:color="000000"/>
               <w:bottom w:val="single" w:sz="4" w:space="0" w:color="000000"/>
@@ -13882,7 +13882,7 @@
         </w:tc>
         <w:tc>
           <w:tcPr>
-            <w:tcW w:w="944" w:type="dxa"/>
+            <w:tcW w:w="945" w:type="dxa"/>
             <w:tcBorders>
               <w:left w:val="single" w:sz="4" w:space="0" w:color="000000"/>
               <w:bottom w:val="single" w:sz="4" w:space="0" w:color="000000"/>
@@ -13910,7 +13910,7 @@
         </w:tc>
         <w:tc>
           <w:tcPr>
-            <w:tcW w:w="2426" w:type="dxa"/>
+            <w:tcW w:w="2425" w:type="dxa"/>
             <w:tcBorders>
               <w:left w:val="single" w:sz="4" w:space="0" w:color="000000"/>
               <w:bottom w:val="single" w:sz="4" w:space="0" w:color="000000"/>
@@ -14117,7 +14117,7 @@
         </w:tc>
         <w:tc>
           <w:tcPr>
-            <w:tcW w:w="944" w:type="dxa"/>
+            <w:tcW w:w="945" w:type="dxa"/>
             <w:tcBorders>
               <w:left w:val="single" w:sz="4" w:space="0" w:color="000000"/>
               <w:bottom w:val="single" w:sz="4" w:space="0" w:color="000000"/>
@@ -14145,7 +14145,7 @@
         </w:tc>
         <w:tc>
           <w:tcPr>
-            <w:tcW w:w="2426" w:type="dxa"/>
+            <w:tcW w:w="2425" w:type="dxa"/>
             <w:tcBorders>
               <w:left w:val="single" w:sz="4" w:space="0" w:color="000000"/>
               <w:bottom w:val="single" w:sz="4" w:space="0" w:color="000000"/>
@@ -14352,7 +14352,7 @@
         </w:tc>
         <w:tc>
           <w:tcPr>
-            <w:tcW w:w="944" w:type="dxa"/>
+            <w:tcW w:w="945" w:type="dxa"/>
             <w:tcBorders>
               <w:left w:val="single" w:sz="4" w:space="0" w:color="000000"/>
               <w:bottom w:val="single" w:sz="4" w:space="0" w:color="000000"/>
@@ -14380,7 +14380,7 @@
         </w:tc>
         <w:tc>
           <w:tcPr>
-            <w:tcW w:w="2426" w:type="dxa"/>
+            <w:tcW w:w="2425" w:type="dxa"/>
             <w:tcBorders>
               <w:left w:val="single" w:sz="4" w:space="0" w:color="000000"/>
               <w:bottom w:val="single" w:sz="4" w:space="0" w:color="000000"/>
@@ -15120,8 +15120,8 @@
         <w:gridCol w:w="934"/>
         <w:gridCol w:w="928"/>
         <w:gridCol w:w="927"/>
-        <w:gridCol w:w="944"/>
-        <w:gridCol w:w="2426"/>
+        <w:gridCol w:w="945"/>
+        <w:gridCol w:w="2425"/>
       </w:tblGrid>
       <w:tr>
         <w:trPr/>
@@ -15294,7 +15294,7 @@
         </w:tc>
         <w:tc>
           <w:tcPr>
-            <w:tcW w:w="944" w:type="dxa"/>
+            <w:tcW w:w="945" w:type="dxa"/>
             <w:tcBorders>
               <w:top w:val="single" w:sz="4" w:space="0" w:color="000000"/>
               <w:left w:val="single" w:sz="4" w:space="0" w:color="000000"/>
@@ -15322,7 +15322,7 @@
         </w:tc>
         <w:tc>
           <w:tcPr>
-            <w:tcW w:w="2426" w:type="dxa"/>
+            <w:tcW w:w="2425" w:type="dxa"/>
             <w:tcBorders>
               <w:top w:val="single" w:sz="4" w:space="0" w:color="000000"/>
               <w:left w:val="single" w:sz="4" w:space="0" w:color="000000"/>
@@ -15515,7 +15515,7 @@
         </w:tc>
         <w:tc>
           <w:tcPr>
-            <w:tcW w:w="944" w:type="dxa"/>
+            <w:tcW w:w="945" w:type="dxa"/>
             <w:tcBorders>
               <w:left w:val="single" w:sz="4" w:space="0" w:color="000000"/>
             </w:tcBorders>
@@ -15542,7 +15542,7 @@
         </w:tc>
         <w:tc>
           <w:tcPr>
-            <w:tcW w:w="2426" w:type="dxa"/>
+            <w:tcW w:w="2425" w:type="dxa"/>
             <w:tcBorders>
               <w:left w:val="single" w:sz="4" w:space="0" w:color="000000"/>
               <w:right w:val="single" w:sz="4" w:space="0" w:color="000000"/>
@@ -15733,7 +15733,7 @@
         </w:tc>
         <w:tc>
           <w:tcPr>
-            <w:tcW w:w="944" w:type="dxa"/>
+            <w:tcW w:w="945" w:type="dxa"/>
             <w:tcBorders>
               <w:left w:val="single" w:sz="4" w:space="0" w:color="000000"/>
             </w:tcBorders>
@@ -15760,7 +15760,7 @@
         </w:tc>
         <w:tc>
           <w:tcPr>
-            <w:tcW w:w="2426" w:type="dxa"/>
+            <w:tcW w:w="2425" w:type="dxa"/>
             <w:tcBorders>
               <w:left w:val="single" w:sz="4" w:space="0" w:color="000000"/>
               <w:right w:val="single" w:sz="4" w:space="0" w:color="000000"/>
@@ -15951,7 +15951,7 @@
         </w:tc>
         <w:tc>
           <w:tcPr>
-            <w:tcW w:w="944" w:type="dxa"/>
+            <w:tcW w:w="945" w:type="dxa"/>
             <w:tcBorders>
               <w:left w:val="single" w:sz="4" w:space="0" w:color="000000"/>
             </w:tcBorders>
@@ -15978,7 +15978,7 @@
         </w:tc>
         <w:tc>
           <w:tcPr>
-            <w:tcW w:w="2426" w:type="dxa"/>
+            <w:tcW w:w="2425" w:type="dxa"/>
             <w:tcBorders>
               <w:left w:val="single" w:sz="4" w:space="0" w:color="000000"/>
               <w:right w:val="single" w:sz="4" w:space="0" w:color="000000"/>
@@ -16169,7 +16169,7 @@
         </w:tc>
         <w:tc>
           <w:tcPr>
-            <w:tcW w:w="944" w:type="dxa"/>
+            <w:tcW w:w="945" w:type="dxa"/>
             <w:tcBorders>
               <w:left w:val="single" w:sz="4" w:space="0" w:color="000000"/>
             </w:tcBorders>
@@ -16196,7 +16196,7 @@
         </w:tc>
         <w:tc>
           <w:tcPr>
-            <w:tcW w:w="2426" w:type="dxa"/>
+            <w:tcW w:w="2425" w:type="dxa"/>
             <w:tcBorders>
               <w:left w:val="single" w:sz="4" w:space="0" w:color="000000"/>
               <w:right w:val="single" w:sz="4" w:space="0" w:color="000000"/>
@@ -16388,7 +16388,7 @@
         </w:tc>
         <w:tc>
           <w:tcPr>
-            <w:tcW w:w="944" w:type="dxa"/>
+            <w:tcW w:w="945" w:type="dxa"/>
             <w:tcBorders>
               <w:left w:val="single" w:sz="4" w:space="0" w:color="000000"/>
             </w:tcBorders>
@@ -16415,7 +16415,7 @@
         </w:tc>
         <w:tc>
           <w:tcPr>
-            <w:tcW w:w="2426" w:type="dxa"/>
+            <w:tcW w:w="2425" w:type="dxa"/>
             <w:tcBorders>
               <w:left w:val="single" w:sz="4" w:space="0" w:color="000000"/>
               <w:right w:val="single" w:sz="4" w:space="0" w:color="000000"/>
@@ -16607,7 +16607,7 @@
         </w:tc>
         <w:tc>
           <w:tcPr>
-            <w:tcW w:w="944" w:type="dxa"/>
+            <w:tcW w:w="945" w:type="dxa"/>
             <w:tcBorders>
               <w:left w:val="single" w:sz="4" w:space="0" w:color="000000"/>
             </w:tcBorders>
@@ -16634,7 +16634,7 @@
         </w:tc>
         <w:tc>
           <w:tcPr>
-            <w:tcW w:w="2426" w:type="dxa"/>
+            <w:tcW w:w="2425" w:type="dxa"/>
             <w:tcBorders>
               <w:left w:val="single" w:sz="4" w:space="0" w:color="000000"/>
               <w:right w:val="single" w:sz="4" w:space="0" w:color="000000"/>
@@ -16826,7 +16826,7 @@
         </w:tc>
         <w:tc>
           <w:tcPr>
-            <w:tcW w:w="944" w:type="dxa"/>
+            <w:tcW w:w="945" w:type="dxa"/>
             <w:tcBorders>
               <w:left w:val="single" w:sz="4" w:space="0" w:color="000000"/>
             </w:tcBorders>
@@ -16853,7 +16853,7 @@
         </w:tc>
         <w:tc>
           <w:tcPr>
-            <w:tcW w:w="2426" w:type="dxa"/>
+            <w:tcW w:w="2425" w:type="dxa"/>
             <w:tcBorders>
               <w:left w:val="single" w:sz="4" w:space="0" w:color="000000"/>
               <w:right w:val="single" w:sz="4" w:space="0" w:color="000000"/>
@@ -17044,7 +17044,7 @@
         </w:tc>
         <w:tc>
           <w:tcPr>
-            <w:tcW w:w="944" w:type="dxa"/>
+            <w:tcW w:w="945" w:type="dxa"/>
             <w:tcBorders>
               <w:left w:val="single" w:sz="4" w:space="0" w:color="000000"/>
             </w:tcBorders>
@@ -17071,7 +17071,7 @@
         </w:tc>
         <w:tc>
           <w:tcPr>
-            <w:tcW w:w="2426" w:type="dxa"/>
+            <w:tcW w:w="2425" w:type="dxa"/>
             <w:tcBorders>
               <w:left w:val="single" w:sz="4" w:space="0" w:color="000000"/>
               <w:right w:val="single" w:sz="4" w:space="0" w:color="000000"/>
@@ -17261,7 +17261,7 @@
         </w:tc>
         <w:tc>
           <w:tcPr>
-            <w:tcW w:w="944" w:type="dxa"/>
+            <w:tcW w:w="945" w:type="dxa"/>
             <w:tcBorders>
               <w:left w:val="single" w:sz="4" w:space="0" w:color="000000"/>
             </w:tcBorders>
@@ -17288,7 +17288,7 @@
         </w:tc>
         <w:tc>
           <w:tcPr>
-            <w:tcW w:w="2426" w:type="dxa"/>
+            <w:tcW w:w="2425" w:type="dxa"/>
             <w:tcBorders>
               <w:left w:val="single" w:sz="4" w:space="0" w:color="000000"/>
               <w:right w:val="single" w:sz="4" w:space="0" w:color="000000"/>
@@ -17478,7 +17478,7 @@
         </w:tc>
         <w:tc>
           <w:tcPr>
-            <w:tcW w:w="944" w:type="dxa"/>
+            <w:tcW w:w="945" w:type="dxa"/>
             <w:tcBorders>
               <w:left w:val="single" w:sz="4" w:space="0" w:color="000000"/>
             </w:tcBorders>
@@ -17505,7 +17505,7 @@
         </w:tc>
         <w:tc>
           <w:tcPr>
-            <w:tcW w:w="2426" w:type="dxa"/>
+            <w:tcW w:w="2425" w:type="dxa"/>
             <w:tcBorders>
               <w:left w:val="single" w:sz="4" w:space="0" w:color="000000"/>
               <w:right w:val="single" w:sz="4" w:space="0" w:color="000000"/>
@@ -17701,7 +17701,7 @@
         </w:tc>
         <w:tc>
           <w:tcPr>
-            <w:tcW w:w="944" w:type="dxa"/>
+            <w:tcW w:w="945" w:type="dxa"/>
             <w:tcBorders>
               <w:left w:val="single" w:sz="4" w:space="0" w:color="000000"/>
               <w:bottom w:val="single" w:sz="4" w:space="0" w:color="000000"/>
@@ -17729,7 +17729,7 @@
         </w:tc>
         <w:tc>
           <w:tcPr>
-            <w:tcW w:w="2426" w:type="dxa"/>
+            <w:tcW w:w="2425" w:type="dxa"/>
             <w:tcBorders>
               <w:left w:val="single" w:sz="4" w:space="0" w:color="000000"/>
               <w:bottom w:val="single" w:sz="4" w:space="0" w:color="000000"/>
@@ -18065,8 +18065,8 @@
         <w:gridCol w:w="934"/>
         <w:gridCol w:w="928"/>
         <w:gridCol w:w="927"/>
-        <w:gridCol w:w="944"/>
-        <w:gridCol w:w="2426"/>
+        <w:gridCol w:w="945"/>
+        <w:gridCol w:w="2425"/>
       </w:tblGrid>
       <w:tr>
         <w:trPr/>
@@ -18239,7 +18239,7 @@
         </w:tc>
         <w:tc>
           <w:tcPr>
-            <w:tcW w:w="944" w:type="dxa"/>
+            <w:tcW w:w="945" w:type="dxa"/>
             <w:tcBorders>
               <w:top w:val="single" w:sz="4" w:space="0" w:color="000000"/>
               <w:left w:val="single" w:sz="4" w:space="0" w:color="000000"/>
@@ -18266,7 +18266,7 @@
         </w:tc>
         <w:tc>
           <w:tcPr>
-            <w:tcW w:w="2426" w:type="dxa"/>
+            <w:tcW w:w="2425" w:type="dxa"/>
             <w:tcBorders>
               <w:top w:val="single" w:sz="4" w:space="0" w:color="000000"/>
               <w:left w:val="single" w:sz="4" w:space="0" w:color="000000"/>
@@ -18459,33 +18459,33 @@
         </w:tc>
         <w:tc>
           <w:tcPr>
-            <w:tcW w:w="944" w:type="dxa"/>
-            <w:tcBorders>
-              <w:left w:val="single" w:sz="4" w:space="0" w:color="000000"/>
-            </w:tcBorders>
-          </w:tcPr>
-          <w:p>
-            <w:pPr>
-              <w:pStyle w:val="Style19"/>
-              <w:widowControl w:val="false"/>
-              <w:bidi w:val="0"/>
-              <w:jc w:val="center"/>
-              <w:rPr>
-                <w:sz w:val="16"/>
-                <w:szCs w:val="16"/>
-              </w:rPr>
-            </w:pPr>
-            <w:r>
-              <w:rPr>
-                <w:sz w:val="16"/>
-                <w:szCs w:val="16"/>
-              </w:rPr>
-            </w:r>
-          </w:p>
-        </w:tc>
-        <w:tc>
-          <w:tcPr>
-            <w:tcW w:w="2426" w:type="dxa"/>
+            <w:tcW w:w="945" w:type="dxa"/>
+            <w:tcBorders>
+              <w:left w:val="single" w:sz="4" w:space="0" w:color="000000"/>
+            </w:tcBorders>
+          </w:tcPr>
+          <w:p>
+            <w:pPr>
+              <w:pStyle w:val="Style19"/>
+              <w:widowControl w:val="false"/>
+              <w:bidi w:val="0"/>
+              <w:jc w:val="center"/>
+              <w:rPr>
+                <w:sz w:val="16"/>
+                <w:szCs w:val="16"/>
+              </w:rPr>
+            </w:pPr>
+            <w:r>
+              <w:rPr>
+                <w:sz w:val="16"/>
+                <w:szCs w:val="16"/>
+              </w:rPr>
+            </w:r>
+          </w:p>
+        </w:tc>
+        <w:tc>
+          <w:tcPr>
+            <w:tcW w:w="2425" w:type="dxa"/>
             <w:tcBorders>
               <w:left w:val="single" w:sz="4" w:space="0" w:color="000000"/>
               <w:right w:val="single" w:sz="4" w:space="0" w:color="000000"/>
@@ -18676,33 +18676,33 @@
         </w:tc>
         <w:tc>
           <w:tcPr>
-            <w:tcW w:w="944" w:type="dxa"/>
-            <w:tcBorders>
-              <w:left w:val="single" w:sz="4" w:space="0" w:color="000000"/>
-            </w:tcBorders>
-          </w:tcPr>
-          <w:p>
-            <w:pPr>
-              <w:pStyle w:val="Style19"/>
-              <w:widowControl w:val="false"/>
-              <w:bidi w:val="0"/>
-              <w:jc w:val="center"/>
-              <w:rPr>
-                <w:sz w:val="16"/>
-                <w:szCs w:val="16"/>
-              </w:rPr>
-            </w:pPr>
-            <w:r>
-              <w:rPr>
-                <w:sz w:val="16"/>
-                <w:szCs w:val="16"/>
-              </w:rPr>
-            </w:r>
-          </w:p>
-        </w:tc>
-        <w:tc>
-          <w:tcPr>
-            <w:tcW w:w="2426" w:type="dxa"/>
+            <w:tcW w:w="945" w:type="dxa"/>
+            <w:tcBorders>
+              <w:left w:val="single" w:sz="4" w:space="0" w:color="000000"/>
+            </w:tcBorders>
+          </w:tcPr>
+          <w:p>
+            <w:pPr>
+              <w:pStyle w:val="Style19"/>
+              <w:widowControl w:val="false"/>
+              <w:bidi w:val="0"/>
+              <w:jc w:val="center"/>
+              <w:rPr>
+                <w:sz w:val="16"/>
+                <w:szCs w:val="16"/>
+              </w:rPr>
+            </w:pPr>
+            <w:r>
+              <w:rPr>
+                <w:sz w:val="16"/>
+                <w:szCs w:val="16"/>
+              </w:rPr>
+            </w:r>
+          </w:p>
+        </w:tc>
+        <w:tc>
+          <w:tcPr>
+            <w:tcW w:w="2425" w:type="dxa"/>
             <w:tcBorders>
               <w:left w:val="single" w:sz="4" w:space="0" w:color="000000"/>
               <w:right w:val="single" w:sz="4" w:space="0" w:color="000000"/>
@@ -18919,33 +18919,33 @@
         </w:tc>
         <w:tc>
           <w:tcPr>
-            <w:tcW w:w="944" w:type="dxa"/>
-            <w:tcBorders>
-              <w:left w:val="single" w:sz="4" w:space="0" w:color="000000"/>
-            </w:tcBorders>
-          </w:tcPr>
-          <w:p>
-            <w:pPr>
-              <w:pStyle w:val="Style19"/>
-              <w:widowControl w:val="false"/>
-              <w:bidi w:val="0"/>
-              <w:jc w:val="center"/>
-              <w:rPr>
-                <w:sz w:val="16"/>
-                <w:szCs w:val="16"/>
-              </w:rPr>
-            </w:pPr>
-            <w:r>
-              <w:rPr>
-                <w:sz w:val="16"/>
-                <w:szCs w:val="16"/>
-              </w:rPr>
-            </w:r>
-          </w:p>
-        </w:tc>
-        <w:tc>
-          <w:tcPr>
-            <w:tcW w:w="2426" w:type="dxa"/>
+            <w:tcW w:w="945" w:type="dxa"/>
+            <w:tcBorders>
+              <w:left w:val="single" w:sz="4" w:space="0" w:color="000000"/>
+            </w:tcBorders>
+          </w:tcPr>
+          <w:p>
+            <w:pPr>
+              <w:pStyle w:val="Style19"/>
+              <w:widowControl w:val="false"/>
+              <w:bidi w:val="0"/>
+              <w:jc w:val="center"/>
+              <w:rPr>
+                <w:sz w:val="16"/>
+                <w:szCs w:val="16"/>
+              </w:rPr>
+            </w:pPr>
+            <w:r>
+              <w:rPr>
+                <w:sz w:val="16"/>
+                <w:szCs w:val="16"/>
+              </w:rPr>
+            </w:r>
+          </w:p>
+        </w:tc>
+        <w:tc>
+          <w:tcPr>
+            <w:tcW w:w="2425" w:type="dxa"/>
             <w:tcBorders>
               <w:left w:val="single" w:sz="4" w:space="0" w:color="000000"/>
               <w:right w:val="single" w:sz="4" w:space="0" w:color="000000"/>
@@ -19136,33 +19136,33 @@
         </w:tc>
         <w:tc>
           <w:tcPr>
-            <w:tcW w:w="944" w:type="dxa"/>
-            <w:tcBorders>
-              <w:left w:val="single" w:sz="4" w:space="0" w:color="000000"/>
-            </w:tcBorders>
-          </w:tcPr>
-          <w:p>
-            <w:pPr>
-              <w:pStyle w:val="Style19"/>
-              <w:widowControl w:val="false"/>
-              <w:bidi w:val="0"/>
-              <w:jc w:val="center"/>
-              <w:rPr>
-                <w:sz w:val="16"/>
-                <w:szCs w:val="16"/>
-              </w:rPr>
-            </w:pPr>
-            <w:r>
-              <w:rPr>
-                <w:sz w:val="16"/>
-                <w:szCs w:val="16"/>
-              </w:rPr>
-            </w:r>
-          </w:p>
-        </w:tc>
-        <w:tc>
-          <w:tcPr>
-            <w:tcW w:w="2426" w:type="dxa"/>
+            <w:tcW w:w="945" w:type="dxa"/>
+            <w:tcBorders>
+              <w:left w:val="single" w:sz="4" w:space="0" w:color="000000"/>
+            </w:tcBorders>
+          </w:tcPr>
+          <w:p>
+            <w:pPr>
+              <w:pStyle w:val="Style19"/>
+              <w:widowControl w:val="false"/>
+              <w:bidi w:val="0"/>
+              <w:jc w:val="center"/>
+              <w:rPr>
+                <w:sz w:val="16"/>
+                <w:szCs w:val="16"/>
+              </w:rPr>
+            </w:pPr>
+            <w:r>
+              <w:rPr>
+                <w:sz w:val="16"/>
+                <w:szCs w:val="16"/>
+              </w:rPr>
+            </w:r>
+          </w:p>
+        </w:tc>
+        <w:tc>
+          <w:tcPr>
+            <w:tcW w:w="2425" w:type="dxa"/>
             <w:tcBorders>
               <w:left w:val="single" w:sz="4" w:space="0" w:color="000000"/>
               <w:right w:val="single" w:sz="4" w:space="0" w:color="000000"/>
@@ -19391,33 +19391,33 @@
         </w:tc>
         <w:tc>
           <w:tcPr>
-            <w:tcW w:w="944" w:type="dxa"/>
-            <w:tcBorders>
-              <w:left w:val="single" w:sz="4" w:space="0" w:color="000000"/>
-            </w:tcBorders>
-          </w:tcPr>
-          <w:p>
-            <w:pPr>
-              <w:pStyle w:val="Style19"/>
-              <w:widowControl w:val="false"/>
-              <w:bidi w:val="0"/>
-              <w:jc w:val="center"/>
-              <w:rPr>
-                <w:sz w:val="16"/>
-                <w:szCs w:val="16"/>
-              </w:rPr>
-            </w:pPr>
-            <w:r>
-              <w:rPr>
-                <w:sz w:val="16"/>
-                <w:szCs w:val="16"/>
-              </w:rPr>
-            </w:r>
-          </w:p>
-        </w:tc>
-        <w:tc>
-          <w:tcPr>
-            <w:tcW w:w="2426" w:type="dxa"/>
+            <w:tcW w:w="945" w:type="dxa"/>
+            <w:tcBorders>
+              <w:left w:val="single" w:sz="4" w:space="0" w:color="000000"/>
+            </w:tcBorders>
+          </w:tcPr>
+          <w:p>
+            <w:pPr>
+              <w:pStyle w:val="Style19"/>
+              <w:widowControl w:val="false"/>
+              <w:bidi w:val="0"/>
+              <w:jc w:val="center"/>
+              <w:rPr>
+                <w:sz w:val="16"/>
+                <w:szCs w:val="16"/>
+              </w:rPr>
+            </w:pPr>
+            <w:r>
+              <w:rPr>
+                <w:sz w:val="16"/>
+                <w:szCs w:val="16"/>
+              </w:rPr>
+            </w:r>
+          </w:p>
+        </w:tc>
+        <w:tc>
+          <w:tcPr>
+            <w:tcW w:w="2425" w:type="dxa"/>
             <w:tcBorders>
               <w:left w:val="single" w:sz="4" w:space="0" w:color="000000"/>
               <w:right w:val="single" w:sz="4" w:space="0" w:color="000000"/>
@@ -19614,7 +19614,7 @@
         </w:tc>
         <w:tc>
           <w:tcPr>
-            <w:tcW w:w="944" w:type="dxa"/>
+            <w:tcW w:w="945" w:type="dxa"/>
             <w:tcBorders>
               <w:left w:val="single" w:sz="4" w:space="0" w:color="000000"/>
               <w:bottom w:val="single" w:sz="4" w:space="0" w:color="000000"/>
@@ -19641,7 +19641,7 @@
         </w:tc>
         <w:tc>
           <w:tcPr>
-            <w:tcW w:w="2426" w:type="dxa"/>
+            <w:tcW w:w="2425" w:type="dxa"/>
             <w:tcBorders>
               <w:left w:val="single" w:sz="4" w:space="0" w:color="000000"/>
               <w:bottom w:val="single" w:sz="4" w:space="0" w:color="000000"/>
@@ -41740,7 +41740,7 @@
           <w:szCs w:val="24"/>
           <w:lang w:val="en-US" w:eastAsia="ko-KR" w:bidi="hi-IN"/>
         </w:rPr>
-        <w:t>정신력 – 마나 최대치 기반</w:t>
+        <w:t>마나 – 최대 마나 기반</w:t>
       </w:r>
     </w:p>
     <w:p>
@@ -41770,34 +41770,39 @@
         <w:bidi w:val="0"/>
         <w:jc w:val="left"/>
         <w:rPr>
-          <w:rFonts w:ascii="바탕" w:hAnsi="바탕" w:eastAsia="맑은 고딕" w:cs="Arial Unicode MS"/>
-          <w:color w:val="auto"/>
-          <w:kern w:val="2"/>
-          <w:lang w:val="en-US" w:eastAsia="ko-KR" w:bidi="hi-IN"/>
-        </w:rPr>
-      </w:pPr>
+          <w:b w:val="false"/>
+          <w:b w:val="false"/>
+          <w:bCs w:val="false"/>
+          <w:sz w:val="24"/>
+          <w:szCs w:val="24"/>
+        </w:rPr>
+      </w:pPr>
+      <w:r>
+        <w:rPr>
+          <w:rFonts w:ascii="바탕" w:hAnsi="바탕" w:cs="Arial Unicode MS"/>
+          <w:b w:val="false"/>
+          <w:bCs w:val="false"/>
+          <w:color w:val="auto"/>
+          <w:kern w:val="2"/>
+          <w:sz w:val="24"/>
+          <w:szCs w:val="24"/>
+          <w:lang w:val="en-US" w:eastAsia="ko-KR" w:bidi="hi-IN"/>
+        </w:rPr>
+        <w:t>지능 – 배울수 있는 마법 숫자 증가</w:t>
+      </w:r>
       <w:r>
         <w:rPr>
           <w:rFonts w:eastAsia="맑은 고딕" w:cs="Arial Unicode MS"/>
-          <w:color w:val="auto"/>
-          <w:kern w:val="2"/>
-          <w:lang w:val="en-US" w:eastAsia="ko-KR" w:bidi="hi-IN"/>
-        </w:rPr>
-      </w:r>
-    </w:p>
-    <w:p>
-      <w:pPr>
-        <w:pStyle w:val="Normal"/>
-        <w:bidi w:val="0"/>
-        <w:jc w:val="left"/>
-        <w:rPr>
-          <w:b w:val="false"/>
           <w:b w:val="false"/>
           <w:bCs w:val="false"/>
-          <w:sz w:val="24"/>
-          <w:szCs w:val="24"/>
-        </w:rPr>
-      </w:pPr>
+          <w:color w:val="auto"/>
+          <w:kern w:val="2"/>
+          <w:sz w:val="24"/>
+          <w:szCs w:val="24"/>
+          <w:lang w:val="en-US" w:eastAsia="ko-KR" w:bidi="hi-IN"/>
+        </w:rPr>
+        <w:t xml:space="preserve">, </w:t>
+      </w:r>
       <w:r>
         <w:rPr>
           <w:rFonts w:ascii="바탕" w:hAnsi="바탕" w:cs="Arial Unicode MS"/>
@@ -41809,21 +41814,22 @@
           <w:szCs w:val="24"/>
           <w:lang w:val="en-US" w:eastAsia="ko-KR" w:bidi="hi-IN"/>
         </w:rPr>
-        <w:t>지능 – 배울수 있는 마법 숫자 증가</w:t>
-      </w:r>
-      <w:r>
-        <w:rPr>
-          <w:rFonts w:eastAsia="맑은 고딕" w:cs="Arial Unicode MS"/>
+        <w:t>무기 숙련도 페널티 감소 및 최대 숙련도 증가</w:t>
+      </w:r>
+    </w:p>
+    <w:p>
+      <w:pPr>
+        <w:pStyle w:val="Normal"/>
+        <w:bidi w:val="0"/>
+        <w:jc w:val="left"/>
+        <w:rPr>
+          <w:b w:val="false"/>
           <w:b w:val="false"/>
           <w:bCs w:val="false"/>
-          <w:color w:val="auto"/>
-          <w:kern w:val="2"/>
-          <w:sz w:val="24"/>
-          <w:szCs w:val="24"/>
-          <w:lang w:val="en-US" w:eastAsia="ko-KR" w:bidi="hi-IN"/>
-        </w:rPr>
-        <w:t xml:space="preserve">, </w:t>
-      </w:r>
+          <w:sz w:val="24"/>
+          <w:szCs w:val="24"/>
+        </w:rPr>
+      </w:pPr>
       <w:r>
         <w:rPr>
           <w:rFonts w:ascii="바탕" w:hAnsi="바탕" w:cs="Arial Unicode MS"/>
@@ -41835,7 +41841,7 @@
           <w:szCs w:val="24"/>
           <w:lang w:val="en-US" w:eastAsia="ko-KR" w:bidi="hi-IN"/>
         </w:rPr>
-        <w:t>무기 숙련도 페널티 감소 및 최대 숙련도 증가</w:t>
+        <w:t>친화력 – 팩션에따른 호감도 증가치 상승 하락치 감소 사고파는 아이템 가격 변동</w:t>
       </w:r>
     </w:p>
     <w:p>
@@ -41862,22 +41868,21 @@
           <w:szCs w:val="24"/>
           <w:lang w:val="en-US" w:eastAsia="ko-KR" w:bidi="hi-IN"/>
         </w:rPr>
-        <w:t>친화력 – 팩션에따른 호감도 증가치 상승 하락치 감소 사고파는 아이템 가격 변동</w:t>
-      </w:r>
-    </w:p>
-    <w:p>
-      <w:pPr>
-        <w:pStyle w:val="Normal"/>
-        <w:bidi w:val="0"/>
-        <w:jc w:val="left"/>
-        <w:rPr>
-          <w:b w:val="false"/>
+        <w:t xml:space="preserve">인내 – </w:t>
+      </w:r>
+      <w:r>
+        <w:rPr>
+          <w:rFonts w:ascii="바탕" w:hAnsi="바탕" w:cs="Arial Unicode MS"/>
           <w:b w:val="false"/>
           <w:bCs w:val="false"/>
-          <w:sz w:val="24"/>
-          <w:szCs w:val="24"/>
-        </w:rPr>
-      </w:pPr>
+          <w:color w:val="auto"/>
+          <w:kern w:val="2"/>
+          <w:sz w:val="24"/>
+          <w:szCs w:val="24"/>
+          <w:lang w:val="en-US" w:eastAsia="ko-KR" w:bidi="hi-IN"/>
+        </w:rPr>
+        <w:t>지구력</w:t>
+      </w:r>
       <w:r>
         <w:rPr>
           <w:rFonts w:ascii="바탕" w:hAnsi="바탕" w:cs="Arial Unicode MS"/>
@@ -41889,21 +41894,22 @@
           <w:szCs w:val="24"/>
           <w:lang w:val="en-US" w:eastAsia="ko-KR" w:bidi="hi-IN"/>
         </w:rPr>
-        <w:t>인내 – 체력</w:t>
-      </w:r>
-      <w:r>
-        <w:rPr>
-          <w:rFonts w:eastAsia="맑은 고딕" w:cs="Arial Unicode MS"/>
+        <w:t xml:space="preserve"> 회복속도 증가</w:t>
+      </w:r>
+    </w:p>
+    <w:p>
+      <w:pPr>
+        <w:pStyle w:val="Normal"/>
+        <w:bidi w:val="0"/>
+        <w:jc w:val="left"/>
+        <w:rPr>
+          <w:b w:val="false"/>
           <w:b w:val="false"/>
           <w:bCs w:val="false"/>
-          <w:color w:val="auto"/>
-          <w:kern w:val="2"/>
-          <w:sz w:val="24"/>
-          <w:szCs w:val="24"/>
-          <w:lang w:val="en-US" w:eastAsia="ko-KR" w:bidi="hi-IN"/>
-        </w:rPr>
-        <w:t>/</w:t>
-      </w:r>
+          <w:sz w:val="24"/>
+          <w:szCs w:val="24"/>
+        </w:rPr>
+      </w:pPr>
       <w:r>
         <w:rPr>
           <w:rFonts w:ascii="바탕" w:hAnsi="바탕" w:cs="Arial Unicode MS"/>
@@ -41915,11 +41921,11 @@
           <w:szCs w:val="24"/>
           <w:lang w:val="en-US" w:eastAsia="ko-KR" w:bidi="hi-IN"/>
         </w:rPr>
-        <w:t>지구력</w:t>
-      </w:r>
-      <w:r>
-        <w:rPr>
-          <w:rFonts w:eastAsia="맑은 고딕" w:cs="Arial Unicode MS"/>
+        <w:t xml:space="preserve">정신력 – 마나 </w:t>
+      </w:r>
+      <w:r>
+        <w:rPr>
+          <w:rFonts w:ascii="바탕" w:hAnsi="바탕" w:cs="Arial Unicode MS"/>
           <w:b w:val="false"/>
           <w:bCs w:val="false"/>
           <w:color w:val="auto"/>
@@ -41928,8 +41934,22 @@
           <w:szCs w:val="24"/>
           <w:lang w:val="en-US" w:eastAsia="ko-KR" w:bidi="hi-IN"/>
         </w:rPr>
-        <w:t>/</w:t>
-      </w:r>
+        <w:t>회복속도</w:t>
+      </w:r>
+    </w:p>
+    <w:p>
+      <w:pPr>
+        <w:pStyle w:val="Normal"/>
+        <w:bidi w:val="0"/>
+        <w:jc w:val="left"/>
+        <w:rPr>
+          <w:b w:val="false"/>
+          <w:b w:val="false"/>
+          <w:bCs w:val="false"/>
+          <w:sz w:val="24"/>
+          <w:szCs w:val="24"/>
+        </w:rPr>
+      </w:pPr>
       <w:r>
         <w:rPr>
           <w:rFonts w:ascii="바탕" w:hAnsi="바탕" w:cs="Arial Unicode MS"/>
@@ -41941,24 +41961,7 @@
           <w:szCs w:val="24"/>
           <w:lang w:val="en-US" w:eastAsia="ko-KR" w:bidi="hi-IN"/>
         </w:rPr>
-        <w:t>마나 회복속도 증가</w:t>
-      </w:r>
-    </w:p>
-    <w:p>
-      <w:pPr>
-        <w:pStyle w:val="Normal"/>
-        <w:bidi w:val="0"/>
-        <w:jc w:val="left"/>
-        <w:rPr>
-          <w:sz w:val="30"/>
-          <w:szCs w:val="30"/>
-        </w:rPr>
-      </w:pPr>
-      <w:r>
-        <w:rPr>
-          <w:sz w:val="30"/>
-          <w:szCs w:val="30"/>
-        </w:rPr>
+        <w:t>활력 – 체력회복 속도</w:t>
       </w:r>
     </w:p>
     <w:p>
@@ -48820,7 +48823,7 @@
     <w:pPr>
       <w:widowControl/>
       <w:suppressAutoHyphens w:val="true"/>
-      <w:overflowPunct w:val="true"/>
+      <w:overflowPunct w:val="false"/>
       <w:bidi w:val="0"/>
       <w:spacing w:before="0" w:after="0"/>
       <w:jc w:val="left"/>

--- a/2025 게임 개발 계획서v0.1.docx
+++ b/2025 게임 개발 계획서v0.1.docx
@@ -5757,11 +5757,11 @@
         <w:gridCol w:w="621"/>
         <w:gridCol w:w="2721"/>
         <w:gridCol w:w="930"/>
-        <w:gridCol w:w="945"/>
+        <w:gridCol w:w="944"/>
         <w:gridCol w:w="930"/>
         <w:gridCol w:w="930"/>
-        <w:gridCol w:w="930"/>
-        <w:gridCol w:w="2191"/>
+        <w:gridCol w:w="929"/>
+        <w:gridCol w:w="2193"/>
       </w:tblGrid>
       <w:tr>
         <w:trPr/>
@@ -5854,7 +5854,7 @@
         </w:tc>
         <w:tc>
           <w:tcPr>
-            <w:tcW w:w="945" w:type="dxa"/>
+            <w:tcW w:w="944" w:type="dxa"/>
             <w:tcBorders>
               <w:top w:val="single" w:sz="4" w:space="0" w:color="000000"/>
               <w:left w:val="single" w:sz="4" w:space="0" w:color="000000"/>
@@ -5941,7 +5941,7 @@
         </w:tc>
         <w:tc>
           <w:tcPr>
-            <w:tcW w:w="930" w:type="dxa"/>
+            <w:tcW w:w="929" w:type="dxa"/>
             <w:tcBorders>
               <w:top w:val="single" w:sz="4" w:space="0" w:color="000000"/>
               <w:left w:val="single" w:sz="4" w:space="0" w:color="000000"/>
@@ -5970,7 +5970,7 @@
         </w:tc>
         <w:tc>
           <w:tcPr>
-            <w:tcW w:w="2191" w:type="dxa"/>
+            <w:tcW w:w="2193" w:type="dxa"/>
             <w:tcBorders>
               <w:top w:val="single" w:sz="4" w:space="0" w:color="000000"/>
               <w:left w:val="single" w:sz="4" w:space="0" w:color="000000"/>
@@ -6106,7 +6106,7 @@
         </w:tc>
         <w:tc>
           <w:tcPr>
-            <w:tcW w:w="945" w:type="dxa"/>
+            <w:tcW w:w="944" w:type="dxa"/>
             <w:tcBorders>
               <w:left w:val="single" w:sz="4" w:space="0" w:color="000000"/>
               <w:bottom w:val="single" w:sz="4" w:space="0" w:color="000000"/>
@@ -6304,7 +6304,7 @@
         </w:tc>
         <w:tc>
           <w:tcPr>
-            <w:tcW w:w="930" w:type="dxa"/>
+            <w:tcW w:w="929" w:type="dxa"/>
             <w:tcBorders>
               <w:left w:val="single" w:sz="4" w:space="0" w:color="000000"/>
               <w:bottom w:val="single" w:sz="4" w:space="0" w:color="000000"/>
@@ -6407,7 +6407,7 @@
         </w:tc>
         <w:tc>
           <w:tcPr>
-            <w:tcW w:w="2191" w:type="dxa"/>
+            <w:tcW w:w="2193" w:type="dxa"/>
             <w:tcBorders>
               <w:left w:val="single" w:sz="4" w:space="0" w:color="000000"/>
               <w:bottom w:val="single" w:sz="4" w:space="0" w:color="000000"/>
@@ -8044,8 +8044,8 @@
         <w:gridCol w:w="934"/>
         <w:gridCol w:w="928"/>
         <w:gridCol w:w="927"/>
-        <w:gridCol w:w="945"/>
-        <w:gridCol w:w="2425"/>
+        <w:gridCol w:w="944"/>
+        <w:gridCol w:w="2426"/>
       </w:tblGrid>
       <w:tr>
         <w:trPr/>
@@ -8225,7 +8225,7 @@
         </w:tc>
         <w:tc>
           <w:tcPr>
-            <w:tcW w:w="945" w:type="dxa"/>
+            <w:tcW w:w="944" w:type="dxa"/>
             <w:tcBorders>
               <w:top w:val="single" w:sz="4" w:space="0" w:color="000000"/>
               <w:left w:val="single" w:sz="4" w:space="0" w:color="000000"/>
@@ -8254,7 +8254,7 @@
         </w:tc>
         <w:tc>
           <w:tcPr>
-            <w:tcW w:w="2425" w:type="dxa"/>
+            <w:tcW w:w="2426" w:type="dxa"/>
             <w:tcBorders>
               <w:top w:val="single" w:sz="4" w:space="0" w:color="000000"/>
               <w:left w:val="single" w:sz="4" w:space="0" w:color="000000"/>
@@ -8455,7 +8455,7 @@
         </w:tc>
         <w:tc>
           <w:tcPr>
-            <w:tcW w:w="945" w:type="dxa"/>
+            <w:tcW w:w="944" w:type="dxa"/>
             <w:tcBorders>
               <w:left w:val="single" w:sz="4" w:space="0" w:color="000000"/>
               <w:bottom w:val="single" w:sz="4" w:space="0" w:color="000000"/>
@@ -8483,7 +8483,7 @@
         </w:tc>
         <w:tc>
           <w:tcPr>
-            <w:tcW w:w="2425" w:type="dxa"/>
+            <w:tcW w:w="2426" w:type="dxa"/>
             <w:tcBorders>
               <w:left w:val="single" w:sz="4" w:space="0" w:color="000000"/>
               <w:bottom w:val="single" w:sz="4" w:space="0" w:color="000000"/>
@@ -8683,7 +8683,7 @@
         </w:tc>
         <w:tc>
           <w:tcPr>
-            <w:tcW w:w="945" w:type="dxa"/>
+            <w:tcW w:w="944" w:type="dxa"/>
             <w:tcBorders>
               <w:left w:val="single" w:sz="4" w:space="0" w:color="000000"/>
               <w:bottom w:val="single" w:sz="4" w:space="0" w:color="000000"/>
@@ -8711,7 +8711,7 @@
         </w:tc>
         <w:tc>
           <w:tcPr>
-            <w:tcW w:w="2425" w:type="dxa"/>
+            <w:tcW w:w="2426" w:type="dxa"/>
             <w:tcBorders>
               <w:left w:val="single" w:sz="4" w:space="0" w:color="000000"/>
               <w:bottom w:val="single" w:sz="4" w:space="0" w:color="000000"/>
@@ -8911,7 +8911,7 @@
         </w:tc>
         <w:tc>
           <w:tcPr>
-            <w:tcW w:w="945" w:type="dxa"/>
+            <w:tcW w:w="944" w:type="dxa"/>
             <w:tcBorders>
               <w:left w:val="single" w:sz="4" w:space="0" w:color="000000"/>
               <w:bottom w:val="single" w:sz="4" w:space="0" w:color="000000"/>
@@ -8939,7 +8939,7 @@
         </w:tc>
         <w:tc>
           <w:tcPr>
-            <w:tcW w:w="2425" w:type="dxa"/>
+            <w:tcW w:w="2426" w:type="dxa"/>
             <w:tcBorders>
               <w:left w:val="single" w:sz="4" w:space="0" w:color="000000"/>
               <w:bottom w:val="single" w:sz="4" w:space="0" w:color="000000"/>
@@ -9139,7 +9139,7 @@
         </w:tc>
         <w:tc>
           <w:tcPr>
-            <w:tcW w:w="945" w:type="dxa"/>
+            <w:tcW w:w="944" w:type="dxa"/>
             <w:tcBorders>
               <w:left w:val="single" w:sz="4" w:space="0" w:color="000000"/>
               <w:bottom w:val="single" w:sz="4" w:space="0" w:color="000000"/>
@@ -9167,7 +9167,7 @@
         </w:tc>
         <w:tc>
           <w:tcPr>
-            <w:tcW w:w="2425" w:type="dxa"/>
+            <w:tcW w:w="2426" w:type="dxa"/>
             <w:tcBorders>
               <w:left w:val="single" w:sz="4" w:space="0" w:color="000000"/>
               <w:bottom w:val="single" w:sz="4" w:space="0" w:color="000000"/>
@@ -9366,7 +9366,7 @@
         </w:tc>
         <w:tc>
           <w:tcPr>
-            <w:tcW w:w="945" w:type="dxa"/>
+            <w:tcW w:w="944" w:type="dxa"/>
             <w:tcBorders>
               <w:left w:val="single" w:sz="4" w:space="0" w:color="000000"/>
               <w:bottom w:val="single" w:sz="4" w:space="0" w:color="000000"/>
@@ -9394,7 +9394,7 @@
         </w:tc>
         <w:tc>
           <w:tcPr>
-            <w:tcW w:w="2425" w:type="dxa"/>
+            <w:tcW w:w="2426" w:type="dxa"/>
             <w:tcBorders>
               <w:left w:val="single" w:sz="4" w:space="0" w:color="000000"/>
               <w:bottom w:val="single" w:sz="4" w:space="0" w:color="000000"/>
@@ -9594,7 +9594,7 @@
         </w:tc>
         <w:tc>
           <w:tcPr>
-            <w:tcW w:w="945" w:type="dxa"/>
+            <w:tcW w:w="944" w:type="dxa"/>
             <w:tcBorders>
               <w:left w:val="single" w:sz="4" w:space="0" w:color="000000"/>
               <w:bottom w:val="single" w:sz="4" w:space="0" w:color="000000"/>
@@ -9622,7 +9622,7 @@
         </w:tc>
         <w:tc>
           <w:tcPr>
-            <w:tcW w:w="2425" w:type="dxa"/>
+            <w:tcW w:w="2426" w:type="dxa"/>
             <w:tcBorders>
               <w:left w:val="single" w:sz="4" w:space="0" w:color="000000"/>
               <w:bottom w:val="single" w:sz="4" w:space="0" w:color="000000"/>
@@ -9822,7 +9822,7 @@
         </w:tc>
         <w:tc>
           <w:tcPr>
-            <w:tcW w:w="945" w:type="dxa"/>
+            <w:tcW w:w="944" w:type="dxa"/>
             <w:tcBorders>
               <w:left w:val="single" w:sz="4" w:space="0" w:color="000000"/>
               <w:bottom w:val="single" w:sz="4" w:space="0" w:color="000000"/>
@@ -9850,7 +9850,7 @@
         </w:tc>
         <w:tc>
           <w:tcPr>
-            <w:tcW w:w="2425" w:type="dxa"/>
+            <w:tcW w:w="2426" w:type="dxa"/>
             <w:tcBorders>
               <w:left w:val="single" w:sz="4" w:space="0" w:color="000000"/>
               <w:bottom w:val="single" w:sz="4" w:space="0" w:color="000000"/>
@@ -10050,7 +10050,7 @@
         </w:tc>
         <w:tc>
           <w:tcPr>
-            <w:tcW w:w="945" w:type="dxa"/>
+            <w:tcW w:w="944" w:type="dxa"/>
             <w:tcBorders>
               <w:left w:val="single" w:sz="4" w:space="0" w:color="000000"/>
               <w:bottom w:val="single" w:sz="4" w:space="0" w:color="000000"/>
@@ -10078,7 +10078,7 @@
         </w:tc>
         <w:tc>
           <w:tcPr>
-            <w:tcW w:w="2425" w:type="dxa"/>
+            <w:tcW w:w="2426" w:type="dxa"/>
             <w:tcBorders>
               <w:left w:val="single" w:sz="4" w:space="0" w:color="000000"/>
               <w:bottom w:val="single" w:sz="4" w:space="0" w:color="000000"/>
@@ -10278,7 +10278,7 @@
         </w:tc>
         <w:tc>
           <w:tcPr>
-            <w:tcW w:w="945" w:type="dxa"/>
+            <w:tcW w:w="944" w:type="dxa"/>
             <w:tcBorders>
               <w:left w:val="single" w:sz="4" w:space="0" w:color="000000"/>
               <w:bottom w:val="single" w:sz="4" w:space="0" w:color="000000"/>
@@ -10306,7 +10306,7 @@
         </w:tc>
         <w:tc>
           <w:tcPr>
-            <w:tcW w:w="2425" w:type="dxa"/>
+            <w:tcW w:w="2426" w:type="dxa"/>
             <w:tcBorders>
               <w:left w:val="single" w:sz="4" w:space="0" w:color="000000"/>
               <w:bottom w:val="single" w:sz="4" w:space="0" w:color="000000"/>
@@ -10515,7 +10515,7 @@
         </w:tc>
         <w:tc>
           <w:tcPr>
-            <w:tcW w:w="945" w:type="dxa"/>
+            <w:tcW w:w="944" w:type="dxa"/>
             <w:tcBorders>
               <w:left w:val="single" w:sz="4" w:space="0" w:color="000000"/>
               <w:bottom w:val="single" w:sz="4" w:space="0" w:color="000000"/>
@@ -10543,7 +10543,7 @@
         </w:tc>
         <w:tc>
           <w:tcPr>
-            <w:tcW w:w="2425" w:type="dxa"/>
+            <w:tcW w:w="2426" w:type="dxa"/>
             <w:tcBorders>
               <w:left w:val="single" w:sz="4" w:space="0" w:color="000000"/>
               <w:bottom w:val="single" w:sz="4" w:space="0" w:color="000000"/>
@@ -10752,7 +10752,7 @@
         </w:tc>
         <w:tc>
           <w:tcPr>
-            <w:tcW w:w="945" w:type="dxa"/>
+            <w:tcW w:w="944" w:type="dxa"/>
             <w:tcBorders>
               <w:left w:val="single" w:sz="4" w:space="0" w:color="000000"/>
               <w:bottom w:val="single" w:sz="4" w:space="0" w:color="000000"/>
@@ -10780,7 +10780,7 @@
         </w:tc>
         <w:tc>
           <w:tcPr>
-            <w:tcW w:w="2425" w:type="dxa"/>
+            <w:tcW w:w="2426" w:type="dxa"/>
             <w:tcBorders>
               <w:left w:val="single" w:sz="4" w:space="0" w:color="000000"/>
               <w:bottom w:val="single" w:sz="4" w:space="0" w:color="000000"/>
@@ -10989,7 +10989,7 @@
         </w:tc>
         <w:tc>
           <w:tcPr>
-            <w:tcW w:w="945" w:type="dxa"/>
+            <w:tcW w:w="944" w:type="dxa"/>
             <w:tcBorders>
               <w:left w:val="single" w:sz="4" w:space="0" w:color="000000"/>
               <w:bottom w:val="single" w:sz="4" w:space="0" w:color="000000"/>
@@ -11017,7 +11017,7 @@
         </w:tc>
         <w:tc>
           <w:tcPr>
-            <w:tcW w:w="2425" w:type="dxa"/>
+            <w:tcW w:w="2426" w:type="dxa"/>
             <w:tcBorders>
               <w:left w:val="single" w:sz="4" w:space="0" w:color="000000"/>
               <w:bottom w:val="single" w:sz="4" w:space="0" w:color="000000"/>
@@ -11394,8 +11394,8 @@
         <w:gridCol w:w="934"/>
         <w:gridCol w:w="928"/>
         <w:gridCol w:w="927"/>
-        <w:gridCol w:w="945"/>
-        <w:gridCol w:w="2425"/>
+        <w:gridCol w:w="944"/>
+        <w:gridCol w:w="2426"/>
       </w:tblGrid>
       <w:tr>
         <w:trPr/>
@@ -11575,7 +11575,7 @@
         </w:tc>
         <w:tc>
           <w:tcPr>
-            <w:tcW w:w="945" w:type="dxa"/>
+            <w:tcW w:w="944" w:type="dxa"/>
             <w:tcBorders>
               <w:top w:val="single" w:sz="4" w:space="0" w:color="000000"/>
               <w:left w:val="single" w:sz="4" w:space="0" w:color="000000"/>
@@ -11604,7 +11604,7 @@
         </w:tc>
         <w:tc>
           <w:tcPr>
-            <w:tcW w:w="2425" w:type="dxa"/>
+            <w:tcW w:w="2426" w:type="dxa"/>
             <w:tcBorders>
               <w:top w:val="single" w:sz="4" w:space="0" w:color="000000"/>
               <w:left w:val="single" w:sz="4" w:space="0" w:color="000000"/>
@@ -11805,7 +11805,7 @@
         </w:tc>
         <w:tc>
           <w:tcPr>
-            <w:tcW w:w="945" w:type="dxa"/>
+            <w:tcW w:w="944" w:type="dxa"/>
             <w:tcBorders>
               <w:left w:val="single" w:sz="4" w:space="0" w:color="000000"/>
               <w:bottom w:val="single" w:sz="4" w:space="0" w:color="000000"/>
@@ -11833,7 +11833,7 @@
         </w:tc>
         <w:tc>
           <w:tcPr>
-            <w:tcW w:w="2425" w:type="dxa"/>
+            <w:tcW w:w="2426" w:type="dxa"/>
             <w:tcBorders>
               <w:left w:val="single" w:sz="4" w:space="0" w:color="000000"/>
               <w:bottom w:val="single" w:sz="4" w:space="0" w:color="000000"/>
@@ -12033,7 +12033,7 @@
         </w:tc>
         <w:tc>
           <w:tcPr>
-            <w:tcW w:w="945" w:type="dxa"/>
+            <w:tcW w:w="944" w:type="dxa"/>
             <w:tcBorders>
               <w:left w:val="single" w:sz="4" w:space="0" w:color="000000"/>
               <w:bottom w:val="single" w:sz="4" w:space="0" w:color="000000"/>
@@ -12065,7 +12065,7 @@
         </w:tc>
         <w:tc>
           <w:tcPr>
-            <w:tcW w:w="2425" w:type="dxa"/>
+            <w:tcW w:w="2426" w:type="dxa"/>
             <w:tcBorders>
               <w:left w:val="single" w:sz="4" w:space="0" w:color="000000"/>
               <w:bottom w:val="single" w:sz="4" w:space="0" w:color="000000"/>
@@ -12265,7 +12265,7 @@
         </w:tc>
         <w:tc>
           <w:tcPr>
-            <w:tcW w:w="945" w:type="dxa"/>
+            <w:tcW w:w="944" w:type="dxa"/>
             <w:tcBorders>
               <w:left w:val="single" w:sz="4" w:space="0" w:color="000000"/>
               <w:bottom w:val="single" w:sz="4" w:space="0" w:color="000000"/>
@@ -12293,7 +12293,7 @@
         </w:tc>
         <w:tc>
           <w:tcPr>
-            <w:tcW w:w="2425" w:type="dxa"/>
+            <w:tcW w:w="2426" w:type="dxa"/>
             <w:tcBorders>
               <w:left w:val="single" w:sz="4" w:space="0" w:color="000000"/>
               <w:bottom w:val="single" w:sz="4" w:space="0" w:color="000000"/>
@@ -12493,7 +12493,7 @@
         </w:tc>
         <w:tc>
           <w:tcPr>
-            <w:tcW w:w="945" w:type="dxa"/>
+            <w:tcW w:w="944" w:type="dxa"/>
             <w:tcBorders>
               <w:left w:val="single" w:sz="4" w:space="0" w:color="000000"/>
               <w:bottom w:val="single" w:sz="4" w:space="0" w:color="000000"/>
@@ -12521,7 +12521,7 @@
         </w:tc>
         <w:tc>
           <w:tcPr>
-            <w:tcW w:w="2425" w:type="dxa"/>
+            <w:tcW w:w="2426" w:type="dxa"/>
             <w:tcBorders>
               <w:left w:val="single" w:sz="4" w:space="0" w:color="000000"/>
               <w:bottom w:val="single" w:sz="4" w:space="0" w:color="000000"/>
@@ -12721,7 +12721,7 @@
         </w:tc>
         <w:tc>
           <w:tcPr>
-            <w:tcW w:w="945" w:type="dxa"/>
+            <w:tcW w:w="944" w:type="dxa"/>
             <w:tcBorders>
               <w:left w:val="single" w:sz="4" w:space="0" w:color="000000"/>
               <w:bottom w:val="single" w:sz="4" w:space="0" w:color="000000"/>
@@ -12749,7 +12749,7 @@
         </w:tc>
         <w:tc>
           <w:tcPr>
-            <w:tcW w:w="2425" w:type="dxa"/>
+            <w:tcW w:w="2426" w:type="dxa"/>
             <w:tcBorders>
               <w:left w:val="single" w:sz="4" w:space="0" w:color="000000"/>
               <w:bottom w:val="single" w:sz="4" w:space="0" w:color="000000"/>
@@ -12956,7 +12956,7 @@
         </w:tc>
         <w:tc>
           <w:tcPr>
-            <w:tcW w:w="945" w:type="dxa"/>
+            <w:tcW w:w="944" w:type="dxa"/>
             <w:tcBorders>
               <w:left w:val="single" w:sz="4" w:space="0" w:color="000000"/>
               <w:bottom w:val="single" w:sz="4" w:space="0" w:color="000000"/>
@@ -12984,7 +12984,7 @@
         </w:tc>
         <w:tc>
           <w:tcPr>
-            <w:tcW w:w="2425" w:type="dxa"/>
+            <w:tcW w:w="2426" w:type="dxa"/>
             <w:tcBorders>
               <w:left w:val="single" w:sz="4" w:space="0" w:color="000000"/>
               <w:bottom w:val="single" w:sz="4" w:space="0" w:color="000000"/>
@@ -13184,7 +13184,7 @@
         </w:tc>
         <w:tc>
           <w:tcPr>
-            <w:tcW w:w="945" w:type="dxa"/>
+            <w:tcW w:w="944" w:type="dxa"/>
             <w:tcBorders>
               <w:left w:val="single" w:sz="4" w:space="0" w:color="000000"/>
               <w:bottom w:val="single" w:sz="4" w:space="0" w:color="000000"/>
@@ -13212,7 +13212,7 @@
         </w:tc>
         <w:tc>
           <w:tcPr>
-            <w:tcW w:w="2425" w:type="dxa"/>
+            <w:tcW w:w="2426" w:type="dxa"/>
             <w:tcBorders>
               <w:left w:val="single" w:sz="4" w:space="0" w:color="000000"/>
               <w:bottom w:val="single" w:sz="4" w:space="0" w:color="000000"/>
@@ -13412,7 +13412,7 @@
         </w:tc>
         <w:tc>
           <w:tcPr>
-            <w:tcW w:w="945" w:type="dxa"/>
+            <w:tcW w:w="944" w:type="dxa"/>
             <w:tcBorders>
               <w:left w:val="single" w:sz="4" w:space="0" w:color="000000"/>
               <w:bottom w:val="single" w:sz="4" w:space="0" w:color="000000"/>
@@ -13440,7 +13440,7 @@
         </w:tc>
         <w:tc>
           <w:tcPr>
-            <w:tcW w:w="2425" w:type="dxa"/>
+            <w:tcW w:w="2426" w:type="dxa"/>
             <w:tcBorders>
               <w:left w:val="single" w:sz="4" w:space="0" w:color="000000"/>
               <w:bottom w:val="single" w:sz="4" w:space="0" w:color="000000"/>
@@ -13647,7 +13647,7 @@
         </w:tc>
         <w:tc>
           <w:tcPr>
-            <w:tcW w:w="945" w:type="dxa"/>
+            <w:tcW w:w="944" w:type="dxa"/>
             <w:tcBorders>
               <w:left w:val="single" w:sz="4" w:space="0" w:color="000000"/>
               <w:bottom w:val="single" w:sz="4" w:space="0" w:color="000000"/>
@@ -13675,7 +13675,7 @@
         </w:tc>
         <w:tc>
           <w:tcPr>
-            <w:tcW w:w="2425" w:type="dxa"/>
+            <w:tcW w:w="2426" w:type="dxa"/>
             <w:tcBorders>
               <w:left w:val="single" w:sz="4" w:space="0" w:color="000000"/>
               <w:bottom w:val="single" w:sz="4" w:space="0" w:color="000000"/>
@@ -13882,7 +13882,7 @@
         </w:tc>
         <w:tc>
           <w:tcPr>
-            <w:tcW w:w="945" w:type="dxa"/>
+            <w:tcW w:w="944" w:type="dxa"/>
             <w:tcBorders>
               <w:left w:val="single" w:sz="4" w:space="0" w:color="000000"/>
               <w:bottom w:val="single" w:sz="4" w:space="0" w:color="000000"/>
@@ -13910,7 +13910,7 @@
         </w:tc>
         <w:tc>
           <w:tcPr>
-            <w:tcW w:w="2425" w:type="dxa"/>
+            <w:tcW w:w="2426" w:type="dxa"/>
             <w:tcBorders>
               <w:left w:val="single" w:sz="4" w:space="0" w:color="000000"/>
               <w:bottom w:val="single" w:sz="4" w:space="0" w:color="000000"/>
@@ -14117,7 +14117,7 @@
         </w:tc>
         <w:tc>
           <w:tcPr>
-            <w:tcW w:w="945" w:type="dxa"/>
+            <w:tcW w:w="944" w:type="dxa"/>
             <w:tcBorders>
               <w:left w:val="single" w:sz="4" w:space="0" w:color="000000"/>
               <w:bottom w:val="single" w:sz="4" w:space="0" w:color="000000"/>
@@ -14145,7 +14145,7 @@
         </w:tc>
         <w:tc>
           <w:tcPr>
-            <w:tcW w:w="2425" w:type="dxa"/>
+            <w:tcW w:w="2426" w:type="dxa"/>
             <w:tcBorders>
               <w:left w:val="single" w:sz="4" w:space="0" w:color="000000"/>
               <w:bottom w:val="single" w:sz="4" w:space="0" w:color="000000"/>
@@ -14352,7 +14352,7 @@
         </w:tc>
         <w:tc>
           <w:tcPr>
-            <w:tcW w:w="945" w:type="dxa"/>
+            <w:tcW w:w="944" w:type="dxa"/>
             <w:tcBorders>
               <w:left w:val="single" w:sz="4" w:space="0" w:color="000000"/>
               <w:bottom w:val="single" w:sz="4" w:space="0" w:color="000000"/>
@@ -14380,7 +14380,7 @@
         </w:tc>
         <w:tc>
           <w:tcPr>
-            <w:tcW w:w="2425" w:type="dxa"/>
+            <w:tcW w:w="2426" w:type="dxa"/>
             <w:tcBorders>
               <w:left w:val="single" w:sz="4" w:space="0" w:color="000000"/>
               <w:bottom w:val="single" w:sz="4" w:space="0" w:color="000000"/>
@@ -15120,8 +15120,8 @@
         <w:gridCol w:w="934"/>
         <w:gridCol w:w="928"/>
         <w:gridCol w:w="927"/>
-        <w:gridCol w:w="945"/>
-        <w:gridCol w:w="2425"/>
+        <w:gridCol w:w="944"/>
+        <w:gridCol w:w="2426"/>
       </w:tblGrid>
       <w:tr>
         <w:trPr/>
@@ -15294,7 +15294,7 @@
         </w:tc>
         <w:tc>
           <w:tcPr>
-            <w:tcW w:w="945" w:type="dxa"/>
+            <w:tcW w:w="944" w:type="dxa"/>
             <w:tcBorders>
               <w:top w:val="single" w:sz="4" w:space="0" w:color="000000"/>
               <w:left w:val="single" w:sz="4" w:space="0" w:color="000000"/>
@@ -15322,7 +15322,7 @@
         </w:tc>
         <w:tc>
           <w:tcPr>
-            <w:tcW w:w="2425" w:type="dxa"/>
+            <w:tcW w:w="2426" w:type="dxa"/>
             <w:tcBorders>
               <w:top w:val="single" w:sz="4" w:space="0" w:color="000000"/>
               <w:left w:val="single" w:sz="4" w:space="0" w:color="000000"/>
@@ -15515,7 +15515,7 @@
         </w:tc>
         <w:tc>
           <w:tcPr>
-            <w:tcW w:w="945" w:type="dxa"/>
+            <w:tcW w:w="944" w:type="dxa"/>
             <w:tcBorders>
               <w:left w:val="single" w:sz="4" w:space="0" w:color="000000"/>
             </w:tcBorders>
@@ -15542,7 +15542,7 @@
         </w:tc>
         <w:tc>
           <w:tcPr>
-            <w:tcW w:w="2425" w:type="dxa"/>
+            <w:tcW w:w="2426" w:type="dxa"/>
             <w:tcBorders>
               <w:left w:val="single" w:sz="4" w:space="0" w:color="000000"/>
               <w:right w:val="single" w:sz="4" w:space="0" w:color="000000"/>
@@ -15733,7 +15733,7 @@
         </w:tc>
         <w:tc>
           <w:tcPr>
-            <w:tcW w:w="945" w:type="dxa"/>
+            <w:tcW w:w="944" w:type="dxa"/>
             <w:tcBorders>
               <w:left w:val="single" w:sz="4" w:space="0" w:color="000000"/>
             </w:tcBorders>
@@ -15760,7 +15760,7 @@
         </w:tc>
         <w:tc>
           <w:tcPr>
-            <w:tcW w:w="2425" w:type="dxa"/>
+            <w:tcW w:w="2426" w:type="dxa"/>
             <w:tcBorders>
               <w:left w:val="single" w:sz="4" w:space="0" w:color="000000"/>
               <w:right w:val="single" w:sz="4" w:space="0" w:color="000000"/>
@@ -15951,7 +15951,7 @@
         </w:tc>
         <w:tc>
           <w:tcPr>
-            <w:tcW w:w="945" w:type="dxa"/>
+            <w:tcW w:w="944" w:type="dxa"/>
             <w:tcBorders>
               <w:left w:val="single" w:sz="4" w:space="0" w:color="000000"/>
             </w:tcBorders>
@@ -15978,7 +15978,7 @@
         </w:tc>
         <w:tc>
           <w:tcPr>
-            <w:tcW w:w="2425" w:type="dxa"/>
+            <w:tcW w:w="2426" w:type="dxa"/>
             <w:tcBorders>
               <w:left w:val="single" w:sz="4" w:space="0" w:color="000000"/>
               <w:right w:val="single" w:sz="4" w:space="0" w:color="000000"/>
@@ -16169,7 +16169,7 @@
         </w:tc>
         <w:tc>
           <w:tcPr>
-            <w:tcW w:w="945" w:type="dxa"/>
+            <w:tcW w:w="944" w:type="dxa"/>
             <w:tcBorders>
               <w:left w:val="single" w:sz="4" w:space="0" w:color="000000"/>
             </w:tcBorders>
@@ -16196,7 +16196,7 @@
         </w:tc>
         <w:tc>
           <w:tcPr>
-            <w:tcW w:w="2425" w:type="dxa"/>
+            <w:tcW w:w="2426" w:type="dxa"/>
             <w:tcBorders>
               <w:left w:val="single" w:sz="4" w:space="0" w:color="000000"/>
               <w:right w:val="single" w:sz="4" w:space="0" w:color="000000"/>
@@ -16388,7 +16388,7 @@
         </w:tc>
         <w:tc>
           <w:tcPr>
-            <w:tcW w:w="945" w:type="dxa"/>
+            <w:tcW w:w="944" w:type="dxa"/>
             <w:tcBorders>
               <w:left w:val="single" w:sz="4" w:space="0" w:color="000000"/>
             </w:tcBorders>
@@ -16415,7 +16415,7 @@
         </w:tc>
         <w:tc>
           <w:tcPr>
-            <w:tcW w:w="2425" w:type="dxa"/>
+            <w:tcW w:w="2426" w:type="dxa"/>
             <w:tcBorders>
               <w:left w:val="single" w:sz="4" w:space="0" w:color="000000"/>
               <w:right w:val="single" w:sz="4" w:space="0" w:color="000000"/>
@@ -16607,7 +16607,7 @@
         </w:tc>
         <w:tc>
           <w:tcPr>
-            <w:tcW w:w="945" w:type="dxa"/>
+            <w:tcW w:w="944" w:type="dxa"/>
             <w:tcBorders>
               <w:left w:val="single" w:sz="4" w:space="0" w:color="000000"/>
             </w:tcBorders>
@@ -16634,7 +16634,7 @@
         </w:tc>
         <w:tc>
           <w:tcPr>
-            <w:tcW w:w="2425" w:type="dxa"/>
+            <w:tcW w:w="2426" w:type="dxa"/>
             <w:tcBorders>
               <w:left w:val="single" w:sz="4" w:space="0" w:color="000000"/>
               <w:right w:val="single" w:sz="4" w:space="0" w:color="000000"/>
@@ -16826,7 +16826,7 @@
         </w:tc>
         <w:tc>
           <w:tcPr>
-            <w:tcW w:w="945" w:type="dxa"/>
+            <w:tcW w:w="944" w:type="dxa"/>
             <w:tcBorders>
               <w:left w:val="single" w:sz="4" w:space="0" w:color="000000"/>
             </w:tcBorders>
@@ -16853,7 +16853,7 @@
         </w:tc>
         <w:tc>
           <w:tcPr>
-            <w:tcW w:w="2425" w:type="dxa"/>
+            <w:tcW w:w="2426" w:type="dxa"/>
             <w:tcBorders>
               <w:left w:val="single" w:sz="4" w:space="0" w:color="000000"/>
               <w:right w:val="single" w:sz="4" w:space="0" w:color="000000"/>
@@ -17044,7 +17044,7 @@
         </w:tc>
         <w:tc>
           <w:tcPr>
-            <w:tcW w:w="945" w:type="dxa"/>
+            <w:tcW w:w="944" w:type="dxa"/>
             <w:tcBorders>
               <w:left w:val="single" w:sz="4" w:space="0" w:color="000000"/>
             </w:tcBorders>
@@ -17071,7 +17071,7 @@
         </w:tc>
         <w:tc>
           <w:tcPr>
-            <w:tcW w:w="2425" w:type="dxa"/>
+            <w:tcW w:w="2426" w:type="dxa"/>
             <w:tcBorders>
               <w:left w:val="single" w:sz="4" w:space="0" w:color="000000"/>
               <w:right w:val="single" w:sz="4" w:space="0" w:color="000000"/>
@@ -17261,7 +17261,7 @@
         </w:tc>
         <w:tc>
           <w:tcPr>
-            <w:tcW w:w="945" w:type="dxa"/>
+            <w:tcW w:w="944" w:type="dxa"/>
             <w:tcBorders>
               <w:left w:val="single" w:sz="4" w:space="0" w:color="000000"/>
             </w:tcBorders>
@@ -17288,7 +17288,7 @@
         </w:tc>
         <w:tc>
           <w:tcPr>
-            <w:tcW w:w="2425" w:type="dxa"/>
+            <w:tcW w:w="2426" w:type="dxa"/>
             <w:tcBorders>
               <w:left w:val="single" w:sz="4" w:space="0" w:color="000000"/>
               <w:right w:val="single" w:sz="4" w:space="0" w:color="000000"/>
@@ -17478,7 +17478,7 @@
         </w:tc>
         <w:tc>
           <w:tcPr>
-            <w:tcW w:w="945" w:type="dxa"/>
+            <w:tcW w:w="944" w:type="dxa"/>
             <w:tcBorders>
               <w:left w:val="single" w:sz="4" w:space="0" w:color="000000"/>
             </w:tcBorders>
@@ -17505,7 +17505,7 @@
         </w:tc>
         <w:tc>
           <w:tcPr>
-            <w:tcW w:w="2425" w:type="dxa"/>
+            <w:tcW w:w="2426" w:type="dxa"/>
             <w:tcBorders>
               <w:left w:val="single" w:sz="4" w:space="0" w:color="000000"/>
               <w:right w:val="single" w:sz="4" w:space="0" w:color="000000"/>
@@ -17701,7 +17701,7 @@
         </w:tc>
         <w:tc>
           <w:tcPr>
-            <w:tcW w:w="945" w:type="dxa"/>
+            <w:tcW w:w="944" w:type="dxa"/>
             <w:tcBorders>
               <w:left w:val="single" w:sz="4" w:space="0" w:color="000000"/>
               <w:bottom w:val="single" w:sz="4" w:space="0" w:color="000000"/>
@@ -17729,7 +17729,7 @@
         </w:tc>
         <w:tc>
           <w:tcPr>
-            <w:tcW w:w="2425" w:type="dxa"/>
+            <w:tcW w:w="2426" w:type="dxa"/>
             <w:tcBorders>
               <w:left w:val="single" w:sz="4" w:space="0" w:color="000000"/>
               <w:bottom w:val="single" w:sz="4" w:space="0" w:color="000000"/>
@@ -18065,8 +18065,8 @@
         <w:gridCol w:w="934"/>
         <w:gridCol w:w="928"/>
         <w:gridCol w:w="927"/>
-        <w:gridCol w:w="945"/>
-        <w:gridCol w:w="2425"/>
+        <w:gridCol w:w="944"/>
+        <w:gridCol w:w="2426"/>
       </w:tblGrid>
       <w:tr>
         <w:trPr/>
@@ -18239,7 +18239,7 @@
         </w:tc>
         <w:tc>
           <w:tcPr>
-            <w:tcW w:w="945" w:type="dxa"/>
+            <w:tcW w:w="944" w:type="dxa"/>
             <w:tcBorders>
               <w:top w:val="single" w:sz="4" w:space="0" w:color="000000"/>
               <w:left w:val="single" w:sz="4" w:space="0" w:color="000000"/>
@@ -18266,7 +18266,7 @@
         </w:tc>
         <w:tc>
           <w:tcPr>
-            <w:tcW w:w="2425" w:type="dxa"/>
+            <w:tcW w:w="2426" w:type="dxa"/>
             <w:tcBorders>
               <w:top w:val="single" w:sz="4" w:space="0" w:color="000000"/>
               <w:left w:val="single" w:sz="4" w:space="0" w:color="000000"/>
@@ -18459,33 +18459,33 @@
         </w:tc>
         <w:tc>
           <w:tcPr>
-            <w:tcW w:w="945" w:type="dxa"/>
-            <w:tcBorders>
-              <w:left w:val="single" w:sz="4" w:space="0" w:color="000000"/>
-            </w:tcBorders>
-          </w:tcPr>
-          <w:p>
-            <w:pPr>
-              <w:pStyle w:val="Style19"/>
-              <w:widowControl w:val="false"/>
-              <w:bidi w:val="0"/>
-              <w:jc w:val="center"/>
-              <w:rPr>
-                <w:sz w:val="16"/>
-                <w:szCs w:val="16"/>
-              </w:rPr>
-            </w:pPr>
-            <w:r>
-              <w:rPr>
-                <w:sz w:val="16"/>
-                <w:szCs w:val="16"/>
-              </w:rPr>
-            </w:r>
-          </w:p>
-        </w:tc>
-        <w:tc>
-          <w:tcPr>
-            <w:tcW w:w="2425" w:type="dxa"/>
+            <w:tcW w:w="944" w:type="dxa"/>
+            <w:tcBorders>
+              <w:left w:val="single" w:sz="4" w:space="0" w:color="000000"/>
+            </w:tcBorders>
+          </w:tcPr>
+          <w:p>
+            <w:pPr>
+              <w:pStyle w:val="Style19"/>
+              <w:widowControl w:val="false"/>
+              <w:bidi w:val="0"/>
+              <w:jc w:val="center"/>
+              <w:rPr>
+                <w:sz w:val="16"/>
+                <w:szCs w:val="16"/>
+              </w:rPr>
+            </w:pPr>
+            <w:r>
+              <w:rPr>
+                <w:sz w:val="16"/>
+                <w:szCs w:val="16"/>
+              </w:rPr>
+            </w:r>
+          </w:p>
+        </w:tc>
+        <w:tc>
+          <w:tcPr>
+            <w:tcW w:w="2426" w:type="dxa"/>
             <w:tcBorders>
               <w:left w:val="single" w:sz="4" w:space="0" w:color="000000"/>
               <w:right w:val="single" w:sz="4" w:space="0" w:color="000000"/>
@@ -18676,33 +18676,33 @@
         </w:tc>
         <w:tc>
           <w:tcPr>
-            <w:tcW w:w="945" w:type="dxa"/>
-            <w:tcBorders>
-              <w:left w:val="single" w:sz="4" w:space="0" w:color="000000"/>
-            </w:tcBorders>
-          </w:tcPr>
-          <w:p>
-            <w:pPr>
-              <w:pStyle w:val="Style19"/>
-              <w:widowControl w:val="false"/>
-              <w:bidi w:val="0"/>
-              <w:jc w:val="center"/>
-              <w:rPr>
-                <w:sz w:val="16"/>
-                <w:szCs w:val="16"/>
-              </w:rPr>
-            </w:pPr>
-            <w:r>
-              <w:rPr>
-                <w:sz w:val="16"/>
-                <w:szCs w:val="16"/>
-              </w:rPr>
-            </w:r>
-          </w:p>
-        </w:tc>
-        <w:tc>
-          <w:tcPr>
-            <w:tcW w:w="2425" w:type="dxa"/>
+            <w:tcW w:w="944" w:type="dxa"/>
+            <w:tcBorders>
+              <w:left w:val="single" w:sz="4" w:space="0" w:color="000000"/>
+            </w:tcBorders>
+          </w:tcPr>
+          <w:p>
+            <w:pPr>
+              <w:pStyle w:val="Style19"/>
+              <w:widowControl w:val="false"/>
+              <w:bidi w:val="0"/>
+              <w:jc w:val="center"/>
+              <w:rPr>
+                <w:sz w:val="16"/>
+                <w:szCs w:val="16"/>
+              </w:rPr>
+            </w:pPr>
+            <w:r>
+              <w:rPr>
+                <w:sz w:val="16"/>
+                <w:szCs w:val="16"/>
+              </w:rPr>
+            </w:r>
+          </w:p>
+        </w:tc>
+        <w:tc>
+          <w:tcPr>
+            <w:tcW w:w="2426" w:type="dxa"/>
             <w:tcBorders>
               <w:left w:val="single" w:sz="4" w:space="0" w:color="000000"/>
               <w:right w:val="single" w:sz="4" w:space="0" w:color="000000"/>
@@ -18919,33 +18919,33 @@
         </w:tc>
         <w:tc>
           <w:tcPr>
-            <w:tcW w:w="945" w:type="dxa"/>
-            <w:tcBorders>
-              <w:left w:val="single" w:sz="4" w:space="0" w:color="000000"/>
-            </w:tcBorders>
-          </w:tcPr>
-          <w:p>
-            <w:pPr>
-              <w:pStyle w:val="Style19"/>
-              <w:widowControl w:val="false"/>
-              <w:bidi w:val="0"/>
-              <w:jc w:val="center"/>
-              <w:rPr>
-                <w:sz w:val="16"/>
-                <w:szCs w:val="16"/>
-              </w:rPr>
-            </w:pPr>
-            <w:r>
-              <w:rPr>
-                <w:sz w:val="16"/>
-                <w:szCs w:val="16"/>
-              </w:rPr>
-            </w:r>
-          </w:p>
-        </w:tc>
-        <w:tc>
-          <w:tcPr>
-            <w:tcW w:w="2425" w:type="dxa"/>
+            <w:tcW w:w="944" w:type="dxa"/>
+            <w:tcBorders>
+              <w:left w:val="single" w:sz="4" w:space="0" w:color="000000"/>
+            </w:tcBorders>
+          </w:tcPr>
+          <w:p>
+            <w:pPr>
+              <w:pStyle w:val="Style19"/>
+              <w:widowControl w:val="false"/>
+              <w:bidi w:val="0"/>
+              <w:jc w:val="center"/>
+              <w:rPr>
+                <w:sz w:val="16"/>
+                <w:szCs w:val="16"/>
+              </w:rPr>
+            </w:pPr>
+            <w:r>
+              <w:rPr>
+                <w:sz w:val="16"/>
+                <w:szCs w:val="16"/>
+              </w:rPr>
+            </w:r>
+          </w:p>
+        </w:tc>
+        <w:tc>
+          <w:tcPr>
+            <w:tcW w:w="2426" w:type="dxa"/>
             <w:tcBorders>
               <w:left w:val="single" w:sz="4" w:space="0" w:color="000000"/>
               <w:right w:val="single" w:sz="4" w:space="0" w:color="000000"/>
@@ -19136,33 +19136,33 @@
         </w:tc>
         <w:tc>
           <w:tcPr>
-            <w:tcW w:w="945" w:type="dxa"/>
-            <w:tcBorders>
-              <w:left w:val="single" w:sz="4" w:space="0" w:color="000000"/>
-            </w:tcBorders>
-          </w:tcPr>
-          <w:p>
-            <w:pPr>
-              <w:pStyle w:val="Style19"/>
-              <w:widowControl w:val="false"/>
-              <w:bidi w:val="0"/>
-              <w:jc w:val="center"/>
-              <w:rPr>
-                <w:sz w:val="16"/>
-                <w:szCs w:val="16"/>
-              </w:rPr>
-            </w:pPr>
-            <w:r>
-              <w:rPr>
-                <w:sz w:val="16"/>
-                <w:szCs w:val="16"/>
-              </w:rPr>
-            </w:r>
-          </w:p>
-        </w:tc>
-        <w:tc>
-          <w:tcPr>
-            <w:tcW w:w="2425" w:type="dxa"/>
+            <w:tcW w:w="944" w:type="dxa"/>
+            <w:tcBorders>
+              <w:left w:val="single" w:sz="4" w:space="0" w:color="000000"/>
+            </w:tcBorders>
+          </w:tcPr>
+          <w:p>
+            <w:pPr>
+              <w:pStyle w:val="Style19"/>
+              <w:widowControl w:val="false"/>
+              <w:bidi w:val="0"/>
+              <w:jc w:val="center"/>
+              <w:rPr>
+                <w:sz w:val="16"/>
+                <w:szCs w:val="16"/>
+              </w:rPr>
+            </w:pPr>
+            <w:r>
+              <w:rPr>
+                <w:sz w:val="16"/>
+                <w:szCs w:val="16"/>
+              </w:rPr>
+            </w:r>
+          </w:p>
+        </w:tc>
+        <w:tc>
+          <w:tcPr>
+            <w:tcW w:w="2426" w:type="dxa"/>
             <w:tcBorders>
               <w:left w:val="single" w:sz="4" w:space="0" w:color="000000"/>
               <w:right w:val="single" w:sz="4" w:space="0" w:color="000000"/>
@@ -19391,33 +19391,33 @@
         </w:tc>
         <w:tc>
           <w:tcPr>
-            <w:tcW w:w="945" w:type="dxa"/>
-            <w:tcBorders>
-              <w:left w:val="single" w:sz="4" w:space="0" w:color="000000"/>
-            </w:tcBorders>
-          </w:tcPr>
-          <w:p>
-            <w:pPr>
-              <w:pStyle w:val="Style19"/>
-              <w:widowControl w:val="false"/>
-              <w:bidi w:val="0"/>
-              <w:jc w:val="center"/>
-              <w:rPr>
-                <w:sz w:val="16"/>
-                <w:szCs w:val="16"/>
-              </w:rPr>
-            </w:pPr>
-            <w:r>
-              <w:rPr>
-                <w:sz w:val="16"/>
-                <w:szCs w:val="16"/>
-              </w:rPr>
-            </w:r>
-          </w:p>
-        </w:tc>
-        <w:tc>
-          <w:tcPr>
-            <w:tcW w:w="2425" w:type="dxa"/>
+            <w:tcW w:w="944" w:type="dxa"/>
+            <w:tcBorders>
+              <w:left w:val="single" w:sz="4" w:space="0" w:color="000000"/>
+            </w:tcBorders>
+          </w:tcPr>
+          <w:p>
+            <w:pPr>
+              <w:pStyle w:val="Style19"/>
+              <w:widowControl w:val="false"/>
+              <w:bidi w:val="0"/>
+              <w:jc w:val="center"/>
+              <w:rPr>
+                <w:sz w:val="16"/>
+                <w:szCs w:val="16"/>
+              </w:rPr>
+            </w:pPr>
+            <w:r>
+              <w:rPr>
+                <w:sz w:val="16"/>
+                <w:szCs w:val="16"/>
+              </w:rPr>
+            </w:r>
+          </w:p>
+        </w:tc>
+        <w:tc>
+          <w:tcPr>
+            <w:tcW w:w="2426" w:type="dxa"/>
             <w:tcBorders>
               <w:left w:val="single" w:sz="4" w:space="0" w:color="000000"/>
               <w:right w:val="single" w:sz="4" w:space="0" w:color="000000"/>
@@ -19614,7 +19614,7 @@
         </w:tc>
         <w:tc>
           <w:tcPr>
-            <w:tcW w:w="945" w:type="dxa"/>
+            <w:tcW w:w="944" w:type="dxa"/>
             <w:tcBorders>
               <w:left w:val="single" w:sz="4" w:space="0" w:color="000000"/>
               <w:bottom w:val="single" w:sz="4" w:space="0" w:color="000000"/>
@@ -19641,7 +19641,7 @@
         </w:tc>
         <w:tc>
           <w:tcPr>
-            <w:tcW w:w="2425" w:type="dxa"/>
+            <w:tcW w:w="2426" w:type="dxa"/>
             <w:tcBorders>
               <w:left w:val="single" w:sz="4" w:space="0" w:color="000000"/>
               <w:bottom w:val="single" w:sz="4" w:space="0" w:color="000000"/>
@@ -41740,7 +41740,7 @@
           <w:szCs w:val="24"/>
           <w:lang w:val="en-US" w:eastAsia="ko-KR" w:bidi="hi-IN"/>
         </w:rPr>
-        <w:t>마나 – 최대 마나 기반</w:t>
+        <w:t>정신력 – 마나 최대치 기반</w:t>
       </w:r>
     </w:p>
     <w:p>
@@ -41770,6 +41770,27 @@
         <w:bidi w:val="0"/>
         <w:jc w:val="left"/>
         <w:rPr>
+          <w:rFonts w:ascii="바탕" w:hAnsi="바탕" w:eastAsia="맑은 고딕" w:cs="Arial Unicode MS"/>
+          <w:color w:val="auto"/>
+          <w:kern w:val="2"/>
+          <w:lang w:val="en-US" w:eastAsia="ko-KR" w:bidi="hi-IN"/>
+        </w:rPr>
+      </w:pPr>
+      <w:r>
+        <w:rPr>
+          <w:rFonts w:eastAsia="맑은 고딕" w:cs="Arial Unicode MS"/>
+          <w:color w:val="auto"/>
+          <w:kern w:val="2"/>
+          <w:lang w:val="en-US" w:eastAsia="ko-KR" w:bidi="hi-IN"/>
+        </w:rPr>
+      </w:r>
+    </w:p>
+    <w:p>
+      <w:pPr>
+        <w:pStyle w:val="Normal"/>
+        <w:bidi w:val="0"/>
+        <w:jc w:val="left"/>
+        <w:rPr>
           <w:b w:val="false"/>
           <w:b w:val="false"/>
           <w:bCs w:val="false"/>
@@ -41868,7 +41889,20 @@
           <w:szCs w:val="24"/>
           <w:lang w:val="en-US" w:eastAsia="ko-KR" w:bidi="hi-IN"/>
         </w:rPr>
-        <w:t xml:space="preserve">인내 – </w:t>
+        <w:t>인내 – 체력</w:t>
+      </w:r>
+      <w:r>
+        <w:rPr>
+          <w:rFonts w:eastAsia="맑은 고딕" w:cs="Arial Unicode MS"/>
+          <w:b w:val="false"/>
+          <w:bCs w:val="false"/>
+          <w:color w:val="auto"/>
+          <w:kern w:val="2"/>
+          <w:sz w:val="24"/>
+          <w:szCs w:val="24"/>
+          <w:lang w:val="en-US" w:eastAsia="ko-KR" w:bidi="hi-IN"/>
+        </w:rPr>
+        <w:t>/</w:t>
       </w:r>
       <w:r>
         <w:rPr>
@@ -41885,6 +41919,19 @@
       </w:r>
       <w:r>
         <w:rPr>
+          <w:rFonts w:eastAsia="맑은 고딕" w:cs="Arial Unicode MS"/>
+          <w:b w:val="false"/>
+          <w:bCs w:val="false"/>
+          <w:color w:val="auto"/>
+          <w:kern w:val="2"/>
+          <w:sz w:val="24"/>
+          <w:szCs w:val="24"/>
+          <w:lang w:val="en-US" w:eastAsia="ko-KR" w:bidi="hi-IN"/>
+        </w:rPr>
+        <w:t>/</w:t>
+      </w:r>
+      <w:r>
+        <w:rPr>
           <w:rFonts w:ascii="바탕" w:hAnsi="바탕" w:cs="Arial Unicode MS"/>
           <w:b w:val="false"/>
           <w:bCs w:val="false"/>
@@ -41894,74 +41941,24 @@
           <w:szCs w:val="24"/>
           <w:lang w:val="en-US" w:eastAsia="ko-KR" w:bidi="hi-IN"/>
         </w:rPr>
-        <w:t xml:space="preserve"> 회복속도 증가</w:t>
-      </w:r>
-    </w:p>
-    <w:p>
-      <w:pPr>
-        <w:pStyle w:val="Normal"/>
-        <w:bidi w:val="0"/>
-        <w:jc w:val="left"/>
-        <w:rPr>
-          <w:b w:val="false"/>
-          <w:b w:val="false"/>
-          <w:bCs w:val="false"/>
-          <w:sz w:val="24"/>
-          <w:szCs w:val="24"/>
-        </w:rPr>
-      </w:pPr>
-      <w:r>
-        <w:rPr>
-          <w:rFonts w:ascii="바탕" w:hAnsi="바탕" w:cs="Arial Unicode MS"/>
-          <w:b w:val="false"/>
-          <w:bCs w:val="false"/>
-          <w:color w:val="auto"/>
-          <w:kern w:val="2"/>
-          <w:sz w:val="24"/>
-          <w:szCs w:val="24"/>
-          <w:lang w:val="en-US" w:eastAsia="ko-KR" w:bidi="hi-IN"/>
-        </w:rPr>
-        <w:t xml:space="preserve">정신력 – 마나 </w:t>
-      </w:r>
-      <w:r>
-        <w:rPr>
-          <w:rFonts w:ascii="바탕" w:hAnsi="바탕" w:cs="Arial Unicode MS"/>
-          <w:b w:val="false"/>
-          <w:bCs w:val="false"/>
-          <w:color w:val="auto"/>
-          <w:kern w:val="2"/>
-          <w:sz w:val="24"/>
-          <w:szCs w:val="24"/>
-          <w:lang w:val="en-US" w:eastAsia="ko-KR" w:bidi="hi-IN"/>
-        </w:rPr>
-        <w:t>회복속도</w:t>
-      </w:r>
-    </w:p>
-    <w:p>
-      <w:pPr>
-        <w:pStyle w:val="Normal"/>
-        <w:bidi w:val="0"/>
-        <w:jc w:val="left"/>
-        <w:rPr>
-          <w:b w:val="false"/>
-          <w:b w:val="false"/>
-          <w:bCs w:val="false"/>
-          <w:sz w:val="24"/>
-          <w:szCs w:val="24"/>
-        </w:rPr>
-      </w:pPr>
-      <w:r>
-        <w:rPr>
-          <w:rFonts w:ascii="바탕" w:hAnsi="바탕" w:cs="Arial Unicode MS"/>
-          <w:b w:val="false"/>
-          <w:bCs w:val="false"/>
-          <w:color w:val="auto"/>
-          <w:kern w:val="2"/>
-          <w:sz w:val="24"/>
-          <w:szCs w:val="24"/>
-          <w:lang w:val="en-US" w:eastAsia="ko-KR" w:bidi="hi-IN"/>
-        </w:rPr>
-        <w:t>활력 – 체력회복 속도</w:t>
+        <w:t>마나 회복속도 증가</w:t>
+      </w:r>
+    </w:p>
+    <w:p>
+      <w:pPr>
+        <w:pStyle w:val="Normal"/>
+        <w:bidi w:val="0"/>
+        <w:jc w:val="left"/>
+        <w:rPr>
+          <w:sz w:val="30"/>
+          <w:szCs w:val="30"/>
+        </w:rPr>
+      </w:pPr>
+      <w:r>
+        <w:rPr>
+          <w:sz w:val="30"/>
+          <w:szCs w:val="30"/>
+        </w:rPr>
       </w:r>
     </w:p>
     <w:p>
@@ -48823,7 +48820,7 @@
     <w:pPr>
       <w:widowControl/>
       <w:suppressAutoHyphens w:val="true"/>
-      <w:overflowPunct w:val="false"/>
+      <w:overflowPunct w:val="true"/>
       <w:bidi w:val="0"/>
       <w:spacing w:before="0" w:after="0"/>
       <w:jc w:val="left"/>
